--- a/BingeSpice v1.0/Test-Cases-v1.0.docx
+++ b/BingeSpice v1.0/Test-Cases-v1.0.docx
@@ -4,6 +4,12 @@
   <w:body>
     <w:sdt>
       <w:sdtPr>
+        <w:rPr>
+          <w:rFonts w:asciiTheme="majorHAnsi" w:eastAsiaTheme="majorEastAsia" w:hAnsiTheme="majorHAnsi" w:cstheme="majorBidi"/>
+          <w:color w:val="0F4761" w:themeColor="accent1" w:themeShade="BF"/>
+          <w:sz w:val="40"/>
+          <w:szCs w:val="40"/>
+        </w:rPr>
         <w:id w:val="1292550803"/>
         <w:docPartObj>
           <w:docPartGallery w:val="Cover Pages"/>
@@ -12,8 +18,6 @@
       </w:sdtPr>
       <w:sdtEndPr>
         <w:rPr>
-          <w:rFonts w:asciiTheme="majorHAnsi" w:eastAsiaTheme="majorEastAsia" w:hAnsiTheme="majorHAnsi" w:cstheme="majorBidi"/>
-          <w:color w:val="0F4761" w:themeColor="accent1" w:themeShade="BF"/>
           <w:sz w:val="52"/>
           <w:szCs w:val="52"/>
           <w:lang w:val="el-GR"/>
@@ -487,19 +491,11 @@
                   <w:rStyle w:val="TitleChar"/>
                 </w:rPr>
               </w:pPr>
-              <w:proofErr w:type="spellStart"/>
               <w:r>
                 <w:rPr>
                   <w:rStyle w:val="TitleChar"/>
                 </w:rPr>
-                <w:t>Περιεχόμεν</w:t>
-              </w:r>
-              <w:proofErr w:type="spellEnd"/>
-              <w:r>
-                <w:rPr>
-                  <w:rStyle w:val="TitleChar"/>
-                </w:rPr>
-                <w:t>α</w:t>
+                <w:t>Περιεχόμενα</w:t>
               </w:r>
             </w:p>
             <w:p>
@@ -534,7 +530,7 @@
                 </w:rPr>
                 <w:fldChar w:fldCharType="separate"/>
               </w:r>
-              <w:hyperlink w:anchor="_Toc199418211" w:history="1">
+              <w:hyperlink w:anchor="_Toc199424918" w:history="1">
                 <w:r>
                   <w:rPr>
                     <w:rStyle w:val="Hyperlink"/>
@@ -562,7 +558,7 @@
                     <w:noProof/>
                     <w:webHidden/>
                   </w:rPr>
-                  <w:instrText xml:space="preserve"> PAGEREF _Toc199418211 \h </w:instrText>
+                  <w:instrText xml:space="preserve"> PAGEREF _Toc199424918 \h </w:instrText>
                 </w:r>
                 <w:r>
                   <w:rPr>
@@ -604,13 +600,14 @@
                   <w:noProof/>
                 </w:rPr>
               </w:pPr>
-              <w:hyperlink w:anchor="_Toc199418212" w:history="1">
+              <w:hyperlink w:anchor="_Toc199424919" w:history="1">
                 <w:r>
                   <w:rPr>
                     <w:rStyle w:val="Hyperlink"/>
                     <w:noProof/>
+                    <w:lang w:val="el-GR"/>
                   </w:rPr>
-                  <w:t>Test-Cases</w:t>
+                  <w:t>Εισαγωγή</w:t>
                 </w:r>
                 <w:r>
                   <w:rPr>
@@ -631,7 +628,7 @@
                     <w:noProof/>
                     <w:webHidden/>
                   </w:rPr>
-                  <w:instrText xml:space="preserve"> PAGEREF _Toc199418212 \h </w:instrText>
+                  <w:instrText xml:space="preserve"> PAGEREF _Toc199424919 \h </w:instrText>
                 </w:r>
                 <w:r>
                   <w:rPr>
@@ -652,6 +649,168 @@
                     <w:webHidden/>
                   </w:rPr>
                   <w:t>3</w:t>
+                </w:r>
+                <w:r>
+                  <w:rPr>
+                    <w:noProof/>
+                    <w:webHidden/>
+                  </w:rPr>
+                  <w:fldChar w:fldCharType="end"/>
+                </w:r>
+              </w:hyperlink>
+            </w:p>
+            <w:p>
+              <w:pPr>
+                <w:pStyle w:val="TOC2"/>
+                <w:tabs>
+                  <w:tab w:val="right" w:leader="dot" w:pos="9350"/>
+                </w:tabs>
+                <w:rPr>
+                  <w:rFonts w:eastAsiaTheme="minorEastAsia"/>
+                  <w:noProof/>
+                </w:rPr>
+              </w:pPr>
+              <w:hyperlink w:anchor="_Toc199424920" w:history="1">
+                <w:r>
+                  <w:rPr>
+                    <w:rStyle w:val="Hyperlink"/>
+                    <w:noProof/>
+                    <w:lang w:val="el-GR"/>
+                  </w:rPr>
+                  <w:t xml:space="preserve">Μορφή Παρουσίασης </w:t>
+                </w:r>
+                <w:r>
+                  <w:rPr>
+                    <w:rStyle w:val="Hyperlink"/>
+                    <w:noProof/>
+                  </w:rPr>
+                  <w:t>Test</w:t>
+                </w:r>
+                <w:r>
+                  <w:rPr>
+                    <w:rStyle w:val="Hyperlink"/>
+                    <w:noProof/>
+                    <w:lang w:val="el-GR"/>
+                  </w:rPr>
+                  <w:t xml:space="preserve"> </w:t>
+                </w:r>
+                <w:r>
+                  <w:rPr>
+                    <w:rStyle w:val="Hyperlink"/>
+                    <w:noProof/>
+                  </w:rPr>
+                  <w:t>Cases</w:t>
+                </w:r>
+                <w:r>
+                  <w:rPr>
+                    <w:noProof/>
+                    <w:webHidden/>
+                  </w:rPr>
+                  <w:tab/>
+                </w:r>
+                <w:r>
+                  <w:rPr>
+                    <w:noProof/>
+                    <w:webHidden/>
+                  </w:rPr>
+                  <w:fldChar w:fldCharType="begin"/>
+                </w:r>
+                <w:r>
+                  <w:rPr>
+                    <w:noProof/>
+                    <w:webHidden/>
+                  </w:rPr>
+                  <w:instrText xml:space="preserve"> PAGEREF _Toc199424920 \h </w:instrText>
+                </w:r>
+                <w:r>
+                  <w:rPr>
+                    <w:noProof/>
+                    <w:webHidden/>
+                  </w:rPr>
+                </w:r>
+                <w:r>
+                  <w:rPr>
+                    <w:noProof/>
+                    <w:webHidden/>
+                  </w:rPr>
+                  <w:fldChar w:fldCharType="separate"/>
+                </w:r>
+                <w:r>
+                  <w:rPr>
+                    <w:noProof/>
+                    <w:webHidden/>
+                  </w:rPr>
+                  <w:t>4</w:t>
+                </w:r>
+                <w:r>
+                  <w:rPr>
+                    <w:noProof/>
+                    <w:webHidden/>
+                  </w:rPr>
+                  <w:fldChar w:fldCharType="end"/>
+                </w:r>
+              </w:hyperlink>
+            </w:p>
+            <w:p>
+              <w:pPr>
+                <w:pStyle w:val="TOC1"/>
+                <w:tabs>
+                  <w:tab w:val="right" w:leader="dot" w:pos="9350"/>
+                </w:tabs>
+                <w:rPr>
+                  <w:rFonts w:eastAsiaTheme="minorEastAsia"/>
+                  <w:noProof/>
+                </w:rPr>
+              </w:pPr>
+              <w:hyperlink w:anchor="_Toc199424921" w:history="1">
+                <w:r>
+                  <w:rPr>
+                    <w:rStyle w:val="Hyperlink"/>
+                    <w:noProof/>
+                    <w:lang w:val="el-GR"/>
+                  </w:rPr>
+                  <w:t>Αναζήτηση και Επιλογή Ταινίας/Σειράς</w:t>
+                </w:r>
+                <w:r>
+                  <w:rPr>
+                    <w:noProof/>
+                    <w:webHidden/>
+                  </w:rPr>
+                  <w:tab/>
+                </w:r>
+                <w:r>
+                  <w:rPr>
+                    <w:noProof/>
+                    <w:webHidden/>
+                  </w:rPr>
+                  <w:fldChar w:fldCharType="begin"/>
+                </w:r>
+                <w:r>
+                  <w:rPr>
+                    <w:noProof/>
+                    <w:webHidden/>
+                  </w:rPr>
+                  <w:instrText xml:space="preserve"> PAGEREF _Toc199424921 \h </w:instrText>
+                </w:r>
+                <w:r>
+                  <w:rPr>
+                    <w:noProof/>
+                    <w:webHidden/>
+                  </w:rPr>
+                </w:r>
+                <w:r>
+                  <w:rPr>
+                    <w:noProof/>
+                    <w:webHidden/>
+                  </w:rPr>
+                  <w:fldChar w:fldCharType="separate"/>
+                </w:r>
+                <w:r>
+                  <w:rPr>
+                    <w:noProof/>
+                    <w:webHidden/>
+                  </w:rPr>
+                  <w:t>5</w:t>
                 </w:r>
                 <w:r>
                   <w:rPr>
@@ -716,7 +875,7 @@
             </w:rPr>
           </w:pPr>
           <w:bookmarkStart w:id="0" w:name="_Toc196483866"/>
-          <w:bookmarkStart w:id="1" w:name="_Toc199418211"/>
+          <w:bookmarkStart w:id="1" w:name="_Toc199424918"/>
           <w:r>
             <w:rPr>
               <w:sz w:val="48"/>
@@ -1092,7 +1251,6 @@
                                     </w:rPr>
                                     <w:t>.</w:t>
                                   </w:r>
-                                  <w:proofErr w:type="spellStart"/>
                                   <w:r>
                                     <w:rPr>
                                       <w:rStyle w:val="Hyperlink"/>
@@ -1100,7 +1258,6 @@
                                     </w:rPr>
                                     <w:t>upatras</w:t>
                                   </w:r>
-                                  <w:proofErr w:type="spellEnd"/>
                                   <w:r>
                                     <w:rPr>
                                       <w:rStyle w:val="Hyperlink"/>
@@ -1169,16 +1326,7 @@
                                     <w:sz w:val="28"/>
                                     <w:szCs w:val="28"/>
                                   </w:rPr>
-                                  <w:t>Editor/</w:t>
-                                </w:r>
-                                <w:r>
-                                  <w:rPr>
-                                    <w:rFonts w:cs="Times New Roman"/>
-                                    <w:color w:val="153D63" w:themeColor="text2" w:themeTint="E6"/>
-                                    <w:sz w:val="28"/>
-                                    <w:szCs w:val="28"/>
-                                  </w:rPr>
-                                  <w:t>Tester</w:t>
+                                  <w:t>Editor/Tester</w:t>
                                 </w:r>
                               </w:p>
                             </w:txbxContent>
@@ -1262,7 +1410,6 @@
                               </w:rPr>
                               <w:t>.</w:t>
                             </w:r>
-                            <w:proofErr w:type="spellStart"/>
                             <w:r>
                               <w:rPr>
                                 <w:rStyle w:val="Hyperlink"/>
@@ -1270,7 +1417,6 @@
                               </w:rPr>
                               <w:t>upatras</w:t>
                             </w:r>
-                            <w:proofErr w:type="spellEnd"/>
                             <w:r>
                               <w:rPr>
                                 <w:rStyle w:val="Hyperlink"/>
@@ -1339,16 +1485,7 @@
                               <w:sz w:val="28"/>
                               <w:szCs w:val="28"/>
                             </w:rPr>
-                            <w:t>Editor/</w:t>
-                          </w:r>
-                          <w:r>
-                            <w:rPr>
-                              <w:rFonts w:cs="Times New Roman"/>
-                              <w:color w:val="153D63" w:themeColor="text2" w:themeTint="E6"/>
-                              <w:sz w:val="28"/>
-                              <w:szCs w:val="28"/>
-                            </w:rPr>
-                            <w:t>Tester</w:t>
+                            <w:t>Editor/Tester</w:t>
                           </w:r>
                         </w:p>
                       </w:txbxContent>
@@ -2635,6 +2772,7 @@
               <w:lang w:val="el-GR"/>
             </w:rPr>
           </w:pPr>
+          <w:bookmarkStart w:id="5" w:name="_Toc199424919"/>
           <w:r>
             <w:rPr>
               <w:sz w:val="52"/>
@@ -2647,6 +2785,7 @@
         </w:p>
       </w:sdtContent>
     </w:sdt>
+    <w:bookmarkEnd w:id="5" w:displacedByCustomXml="prev"/>
     <w:p>
       <w:pPr>
         <w:rPr>
@@ -3002,6 +3141,7 @@
           <w:lang w:val="el-GR"/>
         </w:rPr>
       </w:pPr>
+      <w:bookmarkStart w:id="6" w:name="_Toc199424920"/>
       <w:r>
         <w:rPr>
           <w:sz w:val="40"/>
@@ -3033,6 +3173,7 @@
         </w:rPr>
         <w:t>Cases</w:t>
       </w:r>
+      <w:bookmarkEnd w:id="6"/>
     </w:p>
     <w:p>
       <w:pPr>
@@ -3286,69 +3427,12 @@
         </w:rPr>
         <w:t xml:space="preserve"> Μια σύντομη φράση που περιγράφει τον σκοπό της δοκιμής. </w:t>
       </w:r>
-      <w:proofErr w:type="spellStart"/>
-      <w:r>
-        <w:rPr>
-          <w:sz w:val="32"/>
-          <w:szCs w:val="32"/>
-        </w:rPr>
-        <w:t>Π.χ</w:t>
-      </w:r>
-      <w:proofErr w:type="spellEnd"/>
-      <w:r>
-        <w:rPr>
-          <w:sz w:val="32"/>
-          <w:szCs w:val="32"/>
-        </w:rPr>
-        <w:t>. «Επ</w:t>
-      </w:r>
-      <w:proofErr w:type="spellStart"/>
-      <w:r>
-        <w:rPr>
-          <w:sz w:val="32"/>
-          <w:szCs w:val="32"/>
-        </w:rPr>
-        <w:t>ιτυχής</w:t>
-      </w:r>
-      <w:proofErr w:type="spellEnd"/>
-      <w:r>
-        <w:rPr>
-          <w:sz w:val="32"/>
-          <w:szCs w:val="32"/>
-        </w:rPr>
-        <w:t xml:space="preserve"> </w:t>
-      </w:r>
-      <w:proofErr w:type="spellStart"/>
-      <w:r>
-        <w:rPr>
-          <w:sz w:val="32"/>
-          <w:szCs w:val="32"/>
-        </w:rPr>
-        <w:t>σύνδεση</w:t>
-      </w:r>
-      <w:proofErr w:type="spellEnd"/>
-      <w:r>
-        <w:rPr>
-          <w:sz w:val="32"/>
-          <w:szCs w:val="32"/>
-        </w:rPr>
-        <w:t xml:space="preserve"> </w:t>
-      </w:r>
-      <w:proofErr w:type="spellStart"/>
-      <w:r>
-        <w:rPr>
-          <w:sz w:val="32"/>
-          <w:szCs w:val="32"/>
-        </w:rPr>
-        <w:t>χρήστη</w:t>
-      </w:r>
-      <w:proofErr w:type="spellEnd"/>
-      <w:r>
-        <w:rPr>
-          <w:sz w:val="32"/>
-          <w:szCs w:val="32"/>
-        </w:rPr>
-        <w:t>».</w:t>
+      <w:r>
+        <w:rPr>
+          <w:sz w:val="32"/>
+          <w:szCs w:val="32"/>
+        </w:rPr>
+        <w:t>Π.χ. «Επιτυχής σύνδεση χρήστη».</w:t>
       </w:r>
     </w:p>
     <w:p>
@@ -3379,117 +3463,12 @@
         </w:rPr>
         <w:t xml:space="preserve">Η απαραίτητη κατάσταση του συστήματος για την εκτέλεση της δοκιμής. </w:t>
       </w:r>
-      <w:proofErr w:type="spellStart"/>
-      <w:r>
-        <w:rPr>
-          <w:sz w:val="32"/>
-          <w:szCs w:val="32"/>
-        </w:rPr>
-        <w:t>Π.χ</w:t>
-      </w:r>
-      <w:proofErr w:type="spellEnd"/>
-      <w:r>
-        <w:rPr>
-          <w:sz w:val="32"/>
-          <w:szCs w:val="32"/>
-        </w:rPr>
-        <w:t xml:space="preserve">. «Ο </w:t>
-      </w:r>
-      <w:proofErr w:type="spellStart"/>
-      <w:r>
-        <w:rPr>
-          <w:sz w:val="32"/>
-          <w:szCs w:val="32"/>
-        </w:rPr>
-        <w:t>χρήστης</w:t>
-      </w:r>
-      <w:proofErr w:type="spellEnd"/>
-      <w:r>
-        <w:rPr>
-          <w:sz w:val="32"/>
-          <w:szCs w:val="32"/>
-        </w:rPr>
-        <w:t xml:space="preserve"> </w:t>
-      </w:r>
-      <w:proofErr w:type="spellStart"/>
-      <w:r>
-        <w:rPr>
-          <w:sz w:val="32"/>
-          <w:szCs w:val="32"/>
-        </w:rPr>
-        <w:t>είν</w:t>
-      </w:r>
-      <w:proofErr w:type="spellEnd"/>
-      <w:r>
-        <w:rPr>
-          <w:sz w:val="32"/>
-          <w:szCs w:val="32"/>
-        </w:rPr>
-        <w:t xml:space="preserve">αι </w:t>
-      </w:r>
-      <w:proofErr w:type="spellStart"/>
-      <w:r>
-        <w:rPr>
-          <w:sz w:val="32"/>
-          <w:szCs w:val="32"/>
-        </w:rPr>
-        <w:t>ήδη</w:t>
-      </w:r>
-      <w:proofErr w:type="spellEnd"/>
-      <w:r>
-        <w:rPr>
-          <w:sz w:val="32"/>
-          <w:szCs w:val="32"/>
-        </w:rPr>
-        <w:t xml:space="preserve"> </w:t>
-      </w:r>
-      <w:proofErr w:type="spellStart"/>
-      <w:r>
-        <w:rPr>
-          <w:sz w:val="32"/>
-          <w:szCs w:val="32"/>
-        </w:rPr>
-        <w:t>εγγεγρ</w:t>
-      </w:r>
-      <w:proofErr w:type="spellEnd"/>
-      <w:r>
-        <w:rPr>
-          <w:sz w:val="32"/>
-          <w:szCs w:val="32"/>
-        </w:rPr>
-        <w:t xml:space="preserve">αμμένος </w:t>
-      </w:r>
-      <w:proofErr w:type="spellStart"/>
-      <w:r>
-        <w:rPr>
-          <w:sz w:val="32"/>
-          <w:szCs w:val="32"/>
-        </w:rPr>
-        <w:t>στο</w:t>
-      </w:r>
-      <w:proofErr w:type="spellEnd"/>
-      <w:r>
-        <w:rPr>
-          <w:sz w:val="32"/>
-          <w:szCs w:val="32"/>
-        </w:rPr>
-        <w:t xml:space="preserve"> </w:t>
-      </w:r>
-      <w:proofErr w:type="spellStart"/>
-      <w:r>
-        <w:rPr>
-          <w:sz w:val="32"/>
-          <w:szCs w:val="32"/>
-        </w:rPr>
-        <w:t>σύστημ</w:t>
-      </w:r>
-      <w:proofErr w:type="spellEnd"/>
-      <w:r>
-        <w:rPr>
-          <w:sz w:val="32"/>
-          <w:szCs w:val="32"/>
-        </w:rPr>
-        <w:t>α».</w:t>
+      <w:r>
+        <w:rPr>
+          <w:sz w:val="32"/>
+          <w:szCs w:val="32"/>
+        </w:rPr>
+        <w:t>Π.χ. «Ο χρήστης είναι ήδη εγγεγραμμένος στο σύστημα».</w:t>
       </w:r>
     </w:p>
     <w:p>
@@ -3685,6 +3664,7 @@
           <w:lang w:val="el-GR"/>
         </w:rPr>
       </w:pPr>
+      <w:bookmarkStart w:id="7" w:name="_Toc199424921"/>
       <w:r>
         <w:rPr>
           <w:sz w:val="52"/>
@@ -3694,33 +3674,40 @@
         <w:lastRenderedPageBreak/>
         <w:t>Αναζήτηση και Επιλογή Ταινίας/Σειράς</w:t>
       </w:r>
+      <w:bookmarkEnd w:id="7"/>
     </w:p>
     <w:tbl>
       <w:tblPr>
         <w:tblStyle w:val="GridTable4-Accent1"/>
-        <w:tblW w:w="11870" w:type="dxa"/>
+        <w:tblW w:w="11881" w:type="dxa"/>
         <w:jc w:val="center"/>
+        <w:tblLayout w:type="fixed"/>
         <w:tblLook w:val="04A0" w:firstRow="1" w:lastRow="0" w:firstColumn="1" w:lastColumn="0" w:noHBand="0" w:noVBand="1"/>
       </w:tblPr>
       <w:tblGrid>
-        <w:gridCol w:w="2242"/>
-        <w:gridCol w:w="1445"/>
-        <w:gridCol w:w="1636"/>
-        <w:gridCol w:w="1650"/>
-        <w:gridCol w:w="1686"/>
-        <w:gridCol w:w="1788"/>
-        <w:gridCol w:w="1423"/>
+        <w:gridCol w:w="2155"/>
+        <w:gridCol w:w="388"/>
+        <w:gridCol w:w="1142"/>
+        <w:gridCol w:w="506"/>
+        <w:gridCol w:w="1114"/>
+        <w:gridCol w:w="548"/>
+        <w:gridCol w:w="1095"/>
+        <w:gridCol w:w="599"/>
+        <w:gridCol w:w="1099"/>
+        <w:gridCol w:w="697"/>
+        <w:gridCol w:w="1104"/>
+        <w:gridCol w:w="1434"/>
       </w:tblGrid>
       <w:tr>
         <w:trPr>
           <w:cnfStyle w:val="100000000000" w:firstRow="1" w:lastRow="0" w:firstColumn="0" w:lastColumn="0" w:oddVBand="0" w:evenVBand="0" w:oddHBand="0" w:evenHBand="0" w:firstRowFirstColumn="0" w:firstRowLastColumn="0" w:lastRowFirstColumn="0" w:lastRowLastColumn="0"/>
-          <w:trHeight w:val="437"/>
+          <w:trHeight w:val="219"/>
           <w:jc w:val="center"/>
         </w:trPr>
         <w:tc>
           <w:tcPr>
             <w:cnfStyle w:val="001000000000" w:firstRow="0" w:lastRow="0" w:firstColumn="1" w:lastColumn="0" w:oddVBand="0" w:evenVBand="0" w:oddHBand="0" w:evenHBand="0" w:firstRowFirstColumn="0" w:firstRowLastColumn="0" w:lastRowFirstColumn="0" w:lastRowLastColumn="0"/>
-            <w:tcW w:w="2418" w:type="dxa"/>
+            <w:tcW w:w="2155" w:type="dxa"/>
           </w:tcPr>
           <w:p>
             <w:pPr>
@@ -3755,7 +3742,8 @@
         </w:tc>
         <w:tc>
           <w:tcPr>
-            <w:tcW w:w="1383" w:type="dxa"/>
+            <w:tcW w:w="1530" w:type="dxa"/>
+            <w:gridSpan w:val="2"/>
           </w:tcPr>
           <w:p>
             <w:pPr>
@@ -3774,7 +3762,8 @@
         </w:tc>
         <w:tc>
           <w:tcPr>
-            <w:tcW w:w="1572" w:type="dxa"/>
+            <w:tcW w:w="1620" w:type="dxa"/>
+            <w:gridSpan w:val="2"/>
           </w:tcPr>
           <w:p>
             <w:pPr>
@@ -3793,7 +3782,8 @@
         </w:tc>
         <w:tc>
           <w:tcPr>
-            <w:tcW w:w="1707" w:type="dxa"/>
+            <w:tcW w:w="1643" w:type="dxa"/>
+            <w:gridSpan w:val="2"/>
           </w:tcPr>
           <w:p>
             <w:pPr>
@@ -3812,7 +3802,8 @@
         </w:tc>
         <w:tc>
           <w:tcPr>
-            <w:tcW w:w="1716" w:type="dxa"/>
+            <w:tcW w:w="1698" w:type="dxa"/>
+            <w:gridSpan w:val="2"/>
           </w:tcPr>
           <w:p>
             <w:pPr>
@@ -3831,7 +3822,8 @@
         </w:tc>
         <w:tc>
           <w:tcPr>
-            <w:tcW w:w="1712" w:type="dxa"/>
+            <w:tcW w:w="1801" w:type="dxa"/>
+            <w:gridSpan w:val="2"/>
           </w:tcPr>
           <w:p>
             <w:pPr>
@@ -3850,7 +3842,7 @@
         </w:tc>
         <w:tc>
           <w:tcPr>
-            <w:tcW w:w="1362" w:type="dxa"/>
+            <w:tcW w:w="1434" w:type="dxa"/>
           </w:tcPr>
           <w:p>
             <w:pPr>
@@ -3871,13 +3863,16 @@
       <w:tr>
         <w:trPr>
           <w:cnfStyle w:val="000000100000" w:firstRow="0" w:lastRow="0" w:firstColumn="0" w:lastColumn="0" w:oddVBand="0" w:evenVBand="0" w:oddHBand="1" w:evenHBand="0" w:firstRowFirstColumn="0" w:firstRowLastColumn="0" w:lastRowFirstColumn="0" w:lastRowLastColumn="0"/>
-          <w:trHeight w:val="5389"/>
+          <w:trHeight w:val="5417"/>
           <w:jc w:val="center"/>
         </w:trPr>
         <w:tc>
           <w:tcPr>
             <w:cnfStyle w:val="001000000000" w:firstRow="0" w:lastRow="0" w:firstColumn="1" w:lastColumn="0" w:oddVBand="0" w:evenVBand="0" w:oddHBand="0" w:evenHBand="0" w:firstRowFirstColumn="0" w:firstRowLastColumn="0" w:lastRowFirstColumn="0" w:lastRowLastColumn="0"/>
-            <w:tcW w:w="2418" w:type="dxa"/>
+            <w:tcW w:w="2155" w:type="dxa"/>
+            <w:tcBorders>
+              <w:bottom w:val="nil"/>
+            </w:tcBorders>
           </w:tcPr>
           <w:p>
             <w:pPr>
@@ -3899,7 +3894,11 @@
         </w:tc>
         <w:tc>
           <w:tcPr>
-            <w:tcW w:w="1383" w:type="dxa"/>
+            <w:tcW w:w="1530" w:type="dxa"/>
+            <w:gridSpan w:val="2"/>
+            <w:tcBorders>
+              <w:bottom w:val="nil"/>
+            </w:tcBorders>
           </w:tcPr>
           <w:p>
             <w:pPr>
@@ -3922,7 +3921,11 @@
         </w:tc>
         <w:tc>
           <w:tcPr>
-            <w:tcW w:w="1572" w:type="dxa"/>
+            <w:tcW w:w="1620" w:type="dxa"/>
+            <w:gridSpan w:val="2"/>
+            <w:tcBorders>
+              <w:bottom w:val="nil"/>
+            </w:tcBorders>
           </w:tcPr>
           <w:p>
             <w:pPr>
@@ -3940,84 +3943,6 @@
                 <w:lang w:val="el-GR"/>
               </w:rPr>
               <w:t>1. Ο χρήστης είναι ήδη συνδεδεμένος στο σύστημα</w:t>
-            </w:r>
-          </w:p>
-          <w:p>
-            <w:pPr>
-              <w:cnfStyle w:val="000000100000" w:firstRow="0" w:lastRow="0" w:firstColumn="0" w:lastColumn="0" w:oddVBand="0" w:evenVBand="0" w:oddHBand="1" w:evenHBand="0" w:firstRowFirstColumn="0" w:firstRowLastColumn="0" w:lastRowFirstColumn="0" w:lastRowLastColumn="0"/>
-              <w:rPr>
-                <w:sz w:val="20"/>
-                <w:szCs w:val="20"/>
-                <w:lang w:val="el-GR"/>
-              </w:rPr>
-            </w:pPr>
-            <w:r>
-              <w:rPr>
-                <w:sz w:val="20"/>
-                <w:szCs w:val="20"/>
-                <w:lang w:val="el-GR"/>
-              </w:rPr>
-              <w:t xml:space="preserve">2. Η αναζήτηση του υπαρχει στην βάση δεδομένων </w:t>
-            </w:r>
-            <w:r>
-              <w:rPr>
-                <w:sz w:val="20"/>
-                <w:szCs w:val="20"/>
-              </w:rPr>
-              <w:t>TMDB</w:t>
-            </w:r>
-            <w:r>
-              <w:rPr>
-                <w:sz w:val="20"/>
-                <w:szCs w:val="20"/>
-                <w:lang w:val="el-GR"/>
-              </w:rPr>
-              <w:t xml:space="preserve"> </w:t>
-            </w:r>
-          </w:p>
-        </w:tc>
-        <w:tc>
-          <w:tcPr>
-            <w:tcW w:w="1707" w:type="dxa"/>
-          </w:tcPr>
-          <w:p>
-            <w:pPr>
-              <w:cnfStyle w:val="000000100000" w:firstRow="0" w:lastRow="0" w:firstColumn="0" w:lastColumn="0" w:oddVBand="0" w:evenVBand="0" w:oddHBand="1" w:evenHBand="0" w:firstRowFirstColumn="0" w:firstRowLastColumn="0" w:lastRowFirstColumn="0" w:lastRowLastColumn="0"/>
-              <w:rPr>
-                <w:sz w:val="20"/>
-                <w:szCs w:val="20"/>
-                <w:lang w:val="el-GR"/>
-              </w:rPr>
-            </w:pPr>
-            <w:r>
-              <w:rPr>
-                <w:sz w:val="20"/>
-                <w:szCs w:val="20"/>
-                <w:lang w:val="el-GR"/>
-              </w:rPr>
-              <w:t xml:space="preserve">1. Ο χρήστης πηγαίνει στο </w:t>
-            </w:r>
-            <w:r>
-              <w:rPr>
-                <w:sz w:val="20"/>
-                <w:szCs w:val="20"/>
-              </w:rPr>
-              <w:t>search</w:t>
-            </w:r>
-            <w:r>
-              <w:rPr>
-                <w:sz w:val="20"/>
-                <w:szCs w:val="20"/>
-                <w:lang w:val="el-GR"/>
-              </w:rPr>
-              <w:t xml:space="preserve"> </w:t>
-            </w:r>
-            <w:r>
-              <w:rPr>
-                <w:sz w:val="20"/>
-                <w:szCs w:val="20"/>
-              </w:rPr>
-              <w:t>bar</w:t>
             </w:r>
           </w:p>
           <w:p>
@@ -4045,7 +3970,23 @@
                 <w:szCs w:val="20"/>
                 <w:lang w:val="el-GR"/>
               </w:rPr>
-              <w:t>2.Πληκτρολογεί μια έγκυρη ονομασία ταινίας/σειράς</w:t>
+              <w:t xml:space="preserve">2. </w:t>
+            </w:r>
+            <w:r>
+              <w:rPr>
+                <w:sz w:val="20"/>
+                <w:szCs w:val="20"/>
+                <w:lang w:val="el-GR"/>
+              </w:rPr>
+              <w:t xml:space="preserve">Η αναζήτηση του </w:t>
+            </w:r>
+            <w:r>
+              <w:rPr>
+                <w:sz w:val="20"/>
+                <w:szCs w:val="20"/>
+                <w:lang w:val="el-GR"/>
+              </w:rPr>
+              <w:t>αποτελείται από δύο ή περισσότερους χαρακτήρες</w:t>
             </w:r>
           </w:p>
           <w:p>
@@ -4073,14 +4014,79 @@
                 <w:szCs w:val="20"/>
                 <w:lang w:val="el-GR"/>
               </w:rPr>
-              <w:t>3. Πατά E</w:t>
-            </w:r>
-            <w:r>
-              <w:rPr>
-                <w:sz w:val="20"/>
-                <w:szCs w:val="20"/>
-              </w:rPr>
-              <w:t>nter</w:t>
+              <w:t>3</w:t>
+            </w:r>
+            <w:r>
+              <w:rPr>
+                <w:sz w:val="20"/>
+                <w:szCs w:val="20"/>
+                <w:lang w:val="el-GR"/>
+              </w:rPr>
+              <w:t xml:space="preserve">. Η αναζήτηση του υπαρχει στην βάση δεδομένων </w:t>
+            </w:r>
+            <w:r>
+              <w:rPr>
+                <w:sz w:val="20"/>
+                <w:szCs w:val="20"/>
+              </w:rPr>
+              <w:t>TMDB</w:t>
+            </w:r>
+            <w:r>
+              <w:rPr>
+                <w:sz w:val="20"/>
+                <w:szCs w:val="20"/>
+                <w:lang w:val="el-GR"/>
+              </w:rPr>
+              <w:t xml:space="preserve"> </w:t>
+            </w:r>
+          </w:p>
+        </w:tc>
+        <w:tc>
+          <w:tcPr>
+            <w:tcW w:w="1643" w:type="dxa"/>
+            <w:gridSpan w:val="2"/>
+            <w:tcBorders>
+              <w:bottom w:val="nil"/>
+            </w:tcBorders>
+          </w:tcPr>
+          <w:p>
+            <w:pPr>
+              <w:cnfStyle w:val="000000100000" w:firstRow="0" w:lastRow="0" w:firstColumn="0" w:lastColumn="0" w:oddVBand="0" w:evenVBand="0" w:oddHBand="1" w:evenHBand="0" w:firstRowFirstColumn="0" w:firstRowLastColumn="0" w:lastRowFirstColumn="0" w:lastRowLastColumn="0"/>
+              <w:rPr>
+                <w:sz w:val="20"/>
+                <w:szCs w:val="20"/>
+                <w:lang w:val="el-GR"/>
+              </w:rPr>
+            </w:pPr>
+            <w:r>
+              <w:rPr>
+                <w:sz w:val="20"/>
+                <w:szCs w:val="20"/>
+                <w:lang w:val="el-GR"/>
+              </w:rPr>
+              <w:t xml:space="preserve">1. Ο χρήστης πηγαίνει στο </w:t>
+            </w:r>
+            <w:r>
+              <w:rPr>
+                <w:sz w:val="20"/>
+                <w:szCs w:val="20"/>
+              </w:rPr>
+              <w:t>search</w:t>
+            </w:r>
+            <w:r>
+              <w:rPr>
+                <w:sz w:val="20"/>
+                <w:szCs w:val="20"/>
+                <w:lang w:val="el-GR"/>
+              </w:rPr>
+              <w:t xml:space="preserve"> </w:t>
+            </w:r>
+            <w:r>
+              <w:rPr>
+                <w:sz w:val="20"/>
+                <w:szCs w:val="20"/>
+              </w:rPr>
+              <w:t>bar</w:t>
             </w:r>
           </w:p>
           <w:p>
@@ -4108,7 +4114,39 @@
                 <w:szCs w:val="20"/>
                 <w:lang w:val="el-GR"/>
               </w:rPr>
-              <w:t>4. Από την οθόνη αποτελεσμάτων κανει κλικ πανω στην αφίσα της ταινίας/σειράς</w:t>
+              <w:t xml:space="preserve">2.Πληκτρολογεί </w:t>
+            </w:r>
+            <w:r>
+              <w:rPr>
+                <w:sz w:val="20"/>
+                <w:szCs w:val="20"/>
+                <w:lang w:val="el-GR"/>
+              </w:rPr>
+              <w:t>έναν</w:t>
+            </w:r>
+            <w:r>
+              <w:rPr>
+                <w:sz w:val="20"/>
+                <w:szCs w:val="20"/>
+                <w:lang w:val="el-GR"/>
+              </w:rPr>
+              <w:t xml:space="preserve"> έγκυρ</w:t>
+            </w:r>
+            <w:r>
+              <w:rPr>
+                <w:sz w:val="20"/>
+                <w:szCs w:val="20"/>
+                <w:lang w:val="el-GR"/>
+              </w:rPr>
+              <w:t xml:space="preserve">ο τίτλο </w:t>
+            </w:r>
+            <w:r>
+              <w:rPr>
+                <w:sz w:val="20"/>
+                <w:szCs w:val="20"/>
+                <w:lang w:val="el-GR"/>
+              </w:rPr>
+              <w:t>ταινίας/σειράς</w:t>
             </w:r>
           </w:p>
           <w:p>
@@ -4136,30 +4174,14 @@
                 <w:szCs w:val="20"/>
                 <w:lang w:val="el-GR"/>
               </w:rPr>
-              <w:t>5. Επιβεβαιώνει ότι η οθόνη λεπτομερείων φορτώνει.</w:t>
-            </w:r>
-          </w:p>
-        </w:tc>
-        <w:tc>
-          <w:tcPr>
-            <w:tcW w:w="1716" w:type="dxa"/>
-          </w:tcPr>
-          <w:p>
-            <w:pPr>
-              <w:cnfStyle w:val="000000100000" w:firstRow="0" w:lastRow="0" w:firstColumn="0" w:lastColumn="0" w:oddVBand="0" w:evenVBand="0" w:oddHBand="1" w:evenHBand="0" w:firstRowFirstColumn="0" w:firstRowLastColumn="0" w:lastRowFirstColumn="0" w:lastRowLastColumn="0"/>
-              <w:rPr>
-                <w:sz w:val="20"/>
-                <w:szCs w:val="20"/>
-                <w:lang w:val="el-GR"/>
-              </w:rPr>
-            </w:pPr>
-            <w:r>
-              <w:rPr>
-                <w:sz w:val="20"/>
-                <w:szCs w:val="20"/>
-                <w:lang w:val="el-GR"/>
-              </w:rPr>
-              <w:t>1. Η οθόνη αποτελεσμάτων προβάλει σχετικά αποτελέσματα</w:t>
+              <w:t>3. Πατά E</w:t>
+            </w:r>
+            <w:r>
+              <w:rPr>
+                <w:sz w:val="20"/>
+                <w:szCs w:val="20"/>
+              </w:rPr>
+              <w:t>nter</w:t>
             </w:r>
           </w:p>
           <w:p>
@@ -4187,7 +4209,7 @@
                 <w:szCs w:val="20"/>
                 <w:lang w:val="el-GR"/>
               </w:rPr>
-              <w:t>2. Η επιλεγμένη αφίσα μεταφέρει τον χρήστη στην οθόνη λεπτομερειών</w:t>
+              <w:t>4. Από την οθόνη αποτελεσμάτων κανει κλικ πανω στην αφίσα της ταινίας/σειράς</w:t>
             </w:r>
           </w:p>
           <w:p>
@@ -4215,155 +4237,17 @@
                 <w:szCs w:val="20"/>
                 <w:lang w:val="el-GR"/>
               </w:rPr>
-              <w:t>3. Η</w:t>
-            </w:r>
-            <w:r>
-              <w:rPr>
-                <w:sz w:val="20"/>
-                <w:szCs w:val="20"/>
-              </w:rPr>
-              <w:t xml:space="preserve"> </w:t>
-            </w:r>
-            <w:r>
-              <w:rPr>
-                <w:sz w:val="20"/>
-                <w:szCs w:val="20"/>
-                <w:lang w:val="el-GR"/>
-              </w:rPr>
-              <w:t>οθόνη</w:t>
-            </w:r>
-            <w:r>
-              <w:rPr>
-                <w:sz w:val="20"/>
-                <w:szCs w:val="20"/>
-              </w:rPr>
-              <w:t xml:space="preserve"> </w:t>
-            </w:r>
-            <w:r>
-              <w:rPr>
-                <w:sz w:val="20"/>
-                <w:szCs w:val="20"/>
-                <w:lang w:val="el-GR"/>
-              </w:rPr>
-              <w:t>λεπτομερειών</w:t>
-            </w:r>
-            <w:r>
-              <w:rPr>
-                <w:sz w:val="20"/>
-                <w:szCs w:val="20"/>
-              </w:rPr>
-              <w:t xml:space="preserve"> </w:t>
-            </w:r>
-            <w:r>
-              <w:rPr>
-                <w:sz w:val="20"/>
-                <w:szCs w:val="20"/>
-                <w:lang w:val="el-GR"/>
-              </w:rPr>
-              <w:t>προβάλει</w:t>
-            </w:r>
-            <w:r>
-              <w:rPr>
-                <w:sz w:val="20"/>
-                <w:szCs w:val="20"/>
-              </w:rPr>
-              <w:t>:</w:t>
-            </w:r>
-          </w:p>
-          <w:p>
-            <w:pPr>
-              <w:cnfStyle w:val="000000100000" w:firstRow="0" w:lastRow="0" w:firstColumn="0" w:lastColumn="0" w:oddVBand="0" w:evenVBand="0" w:oddHBand="1" w:evenHBand="0" w:firstRowFirstColumn="0" w:firstRowLastColumn="0" w:lastRowFirstColumn="0" w:lastRowLastColumn="0"/>
-              <w:rPr>
-                <w:sz w:val="20"/>
-                <w:szCs w:val="20"/>
-                <w:lang w:val="el-GR"/>
-              </w:rPr>
-            </w:pPr>
-            <w:r>
-              <w:rPr>
-                <w:sz w:val="20"/>
-                <w:szCs w:val="20"/>
-                <w:lang w:val="el-GR"/>
-              </w:rPr>
-              <w:t>Τον σωστό τιτλο</w:t>
-            </w:r>
-          </w:p>
-          <w:p>
-            <w:pPr>
-              <w:cnfStyle w:val="000000100000" w:firstRow="0" w:lastRow="0" w:firstColumn="0" w:lastColumn="0" w:oddVBand="0" w:evenVBand="0" w:oddHBand="1" w:evenHBand="0" w:firstRowFirstColumn="0" w:firstRowLastColumn="0" w:lastRowFirstColumn="0" w:lastRowLastColumn="0"/>
-              <w:rPr>
-                <w:sz w:val="20"/>
-                <w:szCs w:val="20"/>
-                <w:lang w:val="el-GR"/>
-              </w:rPr>
-            </w:pPr>
-            <w:r>
-              <w:rPr>
-                <w:sz w:val="20"/>
-                <w:szCs w:val="20"/>
-                <w:lang w:val="el-GR"/>
-              </w:rPr>
-              <w:t>Την αφίσα</w:t>
-            </w:r>
-          </w:p>
-          <w:p>
-            <w:pPr>
-              <w:cnfStyle w:val="000000100000" w:firstRow="0" w:lastRow="0" w:firstColumn="0" w:lastColumn="0" w:oddVBand="0" w:evenVBand="0" w:oddHBand="1" w:evenHBand="0" w:firstRowFirstColumn="0" w:firstRowLastColumn="0" w:lastRowFirstColumn="0" w:lastRowLastColumn="0"/>
-              <w:rPr>
-                <w:sz w:val="20"/>
-                <w:szCs w:val="20"/>
-                <w:lang w:val="el-GR"/>
-              </w:rPr>
-            </w:pPr>
-            <w:r>
-              <w:rPr>
-                <w:sz w:val="20"/>
-                <w:szCs w:val="20"/>
-                <w:lang w:val="el-GR"/>
-              </w:rPr>
-              <w:t>Την βαθμολογία</w:t>
-            </w:r>
-          </w:p>
-          <w:p>
-            <w:pPr>
-              <w:cnfStyle w:val="000000100000" w:firstRow="0" w:lastRow="0" w:firstColumn="0" w:lastColumn="0" w:oddVBand="0" w:evenVBand="0" w:oddHBand="1" w:evenHBand="0" w:firstRowFirstColumn="0" w:firstRowLastColumn="0" w:lastRowFirstColumn="0" w:lastRowLastColumn="0"/>
-              <w:rPr>
-                <w:sz w:val="20"/>
-                <w:szCs w:val="20"/>
-                <w:lang w:val="el-GR"/>
-              </w:rPr>
-            </w:pPr>
-            <w:r>
-              <w:rPr>
-                <w:sz w:val="20"/>
-                <w:szCs w:val="20"/>
-                <w:lang w:val="el-GR"/>
-              </w:rPr>
-              <w:t>Την περιγραφή</w:t>
-            </w:r>
-          </w:p>
-          <w:p>
-            <w:pPr>
-              <w:cnfStyle w:val="000000100000" w:firstRow="0" w:lastRow="0" w:firstColumn="0" w:lastColumn="0" w:oddVBand="0" w:evenVBand="0" w:oddHBand="1" w:evenHBand="0" w:firstRowFirstColumn="0" w:firstRowLastColumn="0" w:lastRowFirstColumn="0" w:lastRowLastColumn="0"/>
-              <w:rPr>
-                <w:sz w:val="20"/>
-                <w:szCs w:val="20"/>
-                <w:lang w:val="el-GR"/>
-              </w:rPr>
-            </w:pPr>
-            <w:r>
-              <w:rPr>
-                <w:sz w:val="20"/>
-                <w:szCs w:val="20"/>
-                <w:lang w:val="el-GR"/>
-              </w:rPr>
-              <w:t>Τους ηθοπιούς και το ειδος της ταινίας/σειράς.</w:t>
+              <w:t>5. Επιβεβαιώνει ότι η οθόνη λεπτομερείων φορτώνει.</w:t>
             </w:r>
           </w:p>
         </w:tc>
         <w:tc>
           <w:tcPr>
-            <w:tcW w:w="1712" w:type="dxa"/>
+            <w:tcW w:w="1698" w:type="dxa"/>
+            <w:gridSpan w:val="2"/>
+            <w:tcBorders>
+              <w:bottom w:val="nil"/>
+            </w:tcBorders>
           </w:tcPr>
           <w:p>
             <w:pPr>
@@ -4427,6 +4311,7 @@
               <w:rPr>
                 <w:sz w:val="20"/>
                 <w:szCs w:val="20"/>
+                <w:lang w:val="el-GR"/>
               </w:rPr>
             </w:pPr>
             <w:r>
@@ -4435,7 +4320,55 @@
                 <w:szCs w:val="20"/>
                 <w:lang w:val="el-GR"/>
               </w:rPr>
-              <w:t>3. Η οθόνη λεπτομερειών προβάλει</w:t>
+              <w:t>3. Η</w:t>
+            </w:r>
+            <w:r>
+              <w:rPr>
+                <w:sz w:val="20"/>
+                <w:szCs w:val="20"/>
+                <w:lang w:val="el-GR"/>
+              </w:rPr>
+              <w:t xml:space="preserve"> </w:t>
+            </w:r>
+            <w:r>
+              <w:rPr>
+                <w:sz w:val="20"/>
+                <w:szCs w:val="20"/>
+                <w:lang w:val="el-GR"/>
+              </w:rPr>
+              <w:t>οθόνη</w:t>
+            </w:r>
+            <w:r>
+              <w:rPr>
+                <w:sz w:val="20"/>
+                <w:szCs w:val="20"/>
+                <w:lang w:val="el-GR"/>
+              </w:rPr>
+              <w:t xml:space="preserve"> </w:t>
+            </w:r>
+            <w:r>
+              <w:rPr>
+                <w:sz w:val="20"/>
+                <w:szCs w:val="20"/>
+                <w:lang w:val="el-GR"/>
+              </w:rPr>
+              <w:t>λεπτομερειών</w:t>
+            </w:r>
+            <w:r>
+              <w:rPr>
+                <w:sz w:val="20"/>
+                <w:szCs w:val="20"/>
+                <w:lang w:val="el-GR"/>
+              </w:rPr>
+              <w:t xml:space="preserve"> </w:t>
+            </w:r>
+            <w:r>
+              <w:rPr>
+                <w:sz w:val="20"/>
+                <w:szCs w:val="20"/>
+                <w:lang w:val="el-GR"/>
+              </w:rPr>
+              <w:t>προβάλει</w:t>
             </w:r>
             <w:r>
               <w:rPr>
@@ -4452,6 +4385,7 @@
               <w:rPr>
                 <w:sz w:val="20"/>
                 <w:szCs w:val="20"/>
+                <w:lang w:val="el-GR"/>
               </w:rPr>
             </w:pPr>
             <w:r>
@@ -4469,6 +4403,7 @@
               <w:rPr>
                 <w:sz w:val="20"/>
                 <w:szCs w:val="20"/>
+                <w:lang w:val="el-GR"/>
               </w:rPr>
             </w:pPr>
             <w:r>
@@ -4486,6 +4421,7 @@
               <w:rPr>
                 <w:sz w:val="20"/>
                 <w:szCs w:val="20"/>
+                <w:lang w:val="el-GR"/>
               </w:rPr>
             </w:pPr>
             <w:r>
@@ -4503,6 +4439,7 @@
               <w:rPr>
                 <w:sz w:val="20"/>
                 <w:szCs w:val="20"/>
+                <w:lang w:val="el-GR"/>
               </w:rPr>
             </w:pPr>
             <w:r>
@@ -4535,7 +4472,11 @@
         </w:tc>
         <w:tc>
           <w:tcPr>
-            <w:tcW w:w="1362" w:type="dxa"/>
+            <w:tcW w:w="1801" w:type="dxa"/>
+            <w:gridSpan w:val="2"/>
+            <w:tcBorders>
+              <w:bottom w:val="nil"/>
+            </w:tcBorders>
           </w:tcPr>
           <w:p>
             <w:pPr>
@@ -4543,26 +4484,968 @@
               <w:rPr>
                 <w:sz w:val="20"/>
                 <w:szCs w:val="20"/>
+                <w:lang w:val="el-GR"/>
               </w:rPr>
             </w:pPr>
             <w:r>
               <w:rPr>
                 <w:sz w:val="20"/>
                 <w:szCs w:val="20"/>
+                <w:lang w:val="el-GR"/>
+              </w:rPr>
+              <w:t>1. Η οθόνη αποτελεσμάτων προβάλει σχετικά αποτελέσματα</w:t>
+            </w:r>
+          </w:p>
+          <w:p>
+            <w:pPr>
+              <w:cnfStyle w:val="000000100000" w:firstRow="0" w:lastRow="0" w:firstColumn="0" w:lastColumn="0" w:oddVBand="0" w:evenVBand="0" w:oddHBand="1" w:evenHBand="0" w:firstRowFirstColumn="0" w:firstRowLastColumn="0" w:lastRowFirstColumn="0" w:lastRowLastColumn="0"/>
+              <w:rPr>
+                <w:sz w:val="20"/>
+                <w:szCs w:val="20"/>
+                <w:lang w:val="el-GR"/>
+              </w:rPr>
+            </w:pPr>
+          </w:p>
+          <w:p>
+            <w:pPr>
+              <w:cnfStyle w:val="000000100000" w:firstRow="0" w:lastRow="0" w:firstColumn="0" w:lastColumn="0" w:oddVBand="0" w:evenVBand="0" w:oddHBand="1" w:evenHBand="0" w:firstRowFirstColumn="0" w:firstRowLastColumn="0" w:lastRowFirstColumn="0" w:lastRowLastColumn="0"/>
+              <w:rPr>
+                <w:sz w:val="20"/>
+                <w:szCs w:val="20"/>
+                <w:lang w:val="el-GR"/>
+              </w:rPr>
+            </w:pPr>
+            <w:r>
+              <w:rPr>
+                <w:sz w:val="20"/>
+                <w:szCs w:val="20"/>
+                <w:lang w:val="el-GR"/>
+              </w:rPr>
+              <w:t>2. Η επιλεγμένη αφίσα μεταφέρει τον χρήστη στην οθόνη λεπτομερειών</w:t>
+            </w:r>
+          </w:p>
+          <w:p>
+            <w:pPr>
+              <w:cnfStyle w:val="000000100000" w:firstRow="0" w:lastRow="0" w:firstColumn="0" w:lastColumn="0" w:oddVBand="0" w:evenVBand="0" w:oddHBand="1" w:evenHBand="0" w:firstRowFirstColumn="0" w:firstRowLastColumn="0" w:lastRowFirstColumn="0" w:lastRowLastColumn="0"/>
+              <w:rPr>
+                <w:sz w:val="20"/>
+                <w:szCs w:val="20"/>
+                <w:lang w:val="el-GR"/>
+              </w:rPr>
+            </w:pPr>
+          </w:p>
+          <w:p>
+            <w:pPr>
+              <w:cnfStyle w:val="000000100000" w:firstRow="0" w:lastRow="0" w:firstColumn="0" w:lastColumn="0" w:oddVBand="0" w:evenVBand="0" w:oddHBand="1" w:evenHBand="0" w:firstRowFirstColumn="0" w:firstRowLastColumn="0" w:lastRowFirstColumn="0" w:lastRowLastColumn="0"/>
+              <w:rPr>
+                <w:sz w:val="20"/>
+                <w:szCs w:val="20"/>
+                <w:lang w:val="el-GR"/>
+              </w:rPr>
+            </w:pPr>
+            <w:r>
+              <w:rPr>
+                <w:sz w:val="20"/>
+                <w:szCs w:val="20"/>
+                <w:lang w:val="el-GR"/>
+              </w:rPr>
+              <w:t>3. Η οθόνη λεπτομερειών προβάλει</w:t>
+            </w:r>
+            <w:r>
+              <w:rPr>
+                <w:sz w:val="20"/>
+                <w:szCs w:val="20"/>
+                <w:lang w:val="el-GR"/>
+              </w:rPr>
+              <w:t>:</w:t>
+            </w:r>
+          </w:p>
+          <w:p>
+            <w:pPr>
+              <w:cnfStyle w:val="000000100000" w:firstRow="0" w:lastRow="0" w:firstColumn="0" w:lastColumn="0" w:oddVBand="0" w:evenVBand="0" w:oddHBand="1" w:evenHBand="0" w:firstRowFirstColumn="0" w:firstRowLastColumn="0" w:lastRowFirstColumn="0" w:lastRowLastColumn="0"/>
+              <w:rPr>
+                <w:sz w:val="20"/>
+                <w:szCs w:val="20"/>
+                <w:lang w:val="el-GR"/>
+              </w:rPr>
+            </w:pPr>
+            <w:r>
+              <w:rPr>
+                <w:sz w:val="20"/>
+                <w:szCs w:val="20"/>
+                <w:lang w:val="el-GR"/>
+              </w:rPr>
+              <w:t>Τον σωστό τιτλο</w:t>
+            </w:r>
+          </w:p>
+          <w:p>
+            <w:pPr>
+              <w:cnfStyle w:val="000000100000" w:firstRow="0" w:lastRow="0" w:firstColumn="0" w:lastColumn="0" w:oddVBand="0" w:evenVBand="0" w:oddHBand="1" w:evenHBand="0" w:firstRowFirstColumn="0" w:firstRowLastColumn="0" w:lastRowFirstColumn="0" w:lastRowLastColumn="0"/>
+              <w:rPr>
+                <w:sz w:val="20"/>
+                <w:szCs w:val="20"/>
+                <w:lang w:val="el-GR"/>
+              </w:rPr>
+            </w:pPr>
+            <w:r>
+              <w:rPr>
+                <w:sz w:val="20"/>
+                <w:szCs w:val="20"/>
+                <w:lang w:val="el-GR"/>
+              </w:rPr>
+              <w:t>Την αφίσα</w:t>
+            </w:r>
+          </w:p>
+          <w:p>
+            <w:pPr>
+              <w:cnfStyle w:val="000000100000" w:firstRow="0" w:lastRow="0" w:firstColumn="0" w:lastColumn="0" w:oddVBand="0" w:evenVBand="0" w:oddHBand="1" w:evenHBand="0" w:firstRowFirstColumn="0" w:firstRowLastColumn="0" w:lastRowFirstColumn="0" w:lastRowLastColumn="0"/>
+              <w:rPr>
+                <w:sz w:val="20"/>
+                <w:szCs w:val="20"/>
+                <w:lang w:val="el-GR"/>
+              </w:rPr>
+            </w:pPr>
+            <w:r>
+              <w:rPr>
+                <w:sz w:val="20"/>
+                <w:szCs w:val="20"/>
+                <w:lang w:val="el-GR"/>
+              </w:rPr>
+              <w:t>Την βαθμολογία</w:t>
+            </w:r>
+          </w:p>
+          <w:p>
+            <w:pPr>
+              <w:cnfStyle w:val="000000100000" w:firstRow="0" w:lastRow="0" w:firstColumn="0" w:lastColumn="0" w:oddVBand="0" w:evenVBand="0" w:oddHBand="1" w:evenHBand="0" w:firstRowFirstColumn="0" w:firstRowLastColumn="0" w:lastRowFirstColumn="0" w:lastRowLastColumn="0"/>
+              <w:rPr>
+                <w:sz w:val="20"/>
+                <w:szCs w:val="20"/>
+                <w:lang w:val="el-GR"/>
+              </w:rPr>
+            </w:pPr>
+            <w:r>
+              <w:rPr>
+                <w:sz w:val="20"/>
+                <w:szCs w:val="20"/>
+                <w:lang w:val="el-GR"/>
+              </w:rPr>
+              <w:t>Την περιγραφή</w:t>
+            </w:r>
+          </w:p>
+          <w:p>
+            <w:pPr>
+              <w:cnfStyle w:val="000000100000" w:firstRow="0" w:lastRow="0" w:firstColumn="0" w:lastColumn="0" w:oddVBand="0" w:evenVBand="0" w:oddHBand="1" w:evenHBand="0" w:firstRowFirstColumn="0" w:firstRowLastColumn="0" w:lastRowFirstColumn="0" w:lastRowLastColumn="0"/>
+              <w:rPr>
+                <w:sz w:val="20"/>
+                <w:szCs w:val="20"/>
+                <w:lang w:val="el-GR"/>
+              </w:rPr>
+            </w:pPr>
+            <w:r>
+              <w:rPr>
+                <w:sz w:val="20"/>
+                <w:szCs w:val="20"/>
+                <w:lang w:val="el-GR"/>
+              </w:rPr>
+              <w:t>Τους ηθοπιούς και το ειδος της ταινίας/σειράς.</w:t>
+            </w:r>
+          </w:p>
+        </w:tc>
+        <w:tc>
+          <w:tcPr>
+            <w:tcW w:w="1434" w:type="dxa"/>
+            <w:tcBorders>
+              <w:bottom w:val="nil"/>
+            </w:tcBorders>
+          </w:tcPr>
+          <w:p>
+            <w:pPr>
+              <w:cnfStyle w:val="000000100000" w:firstRow="0" w:lastRow="0" w:firstColumn="0" w:lastColumn="0" w:oddVBand="0" w:evenVBand="0" w:oddHBand="1" w:evenHBand="0" w:firstRowFirstColumn="0" w:firstRowLastColumn="0" w:lastRowFirstColumn="0" w:lastRowLastColumn="0"/>
+              <w:rPr>
+                <w:sz w:val="20"/>
+                <w:szCs w:val="20"/>
+              </w:rPr>
+            </w:pPr>
+            <w:r>
+              <w:rPr>
+                <w:sz w:val="20"/>
+                <w:szCs w:val="20"/>
               </w:rPr>
               <w:t>Pass</w:t>
+            </w:r>
+            <w:r>
+              <w:rPr>
+                <w:rFonts w:ascii="Segoe UI Emoji" w:hAnsi="Segoe UI Emoji" w:cs="Segoe UI Emoji"/>
+                <w:sz w:val="20"/>
+                <w:szCs w:val="20"/>
+              </w:rPr>
+              <w:t>✔️</w:t>
+            </w:r>
+          </w:p>
+        </w:tc>
+      </w:tr>
+      <w:tr>
+        <w:trPr>
+          <w:trHeight w:val="70"/>
+          <w:jc w:val="center"/>
+        </w:trPr>
+        <w:tc>
+          <w:tcPr>
+            <w:cnfStyle w:val="001000000000" w:firstRow="0" w:lastRow="0" w:firstColumn="1" w:lastColumn="0" w:oddVBand="0" w:evenVBand="0" w:oddHBand="0" w:evenHBand="0" w:firstRowFirstColumn="0" w:firstRowLastColumn="0" w:lastRowFirstColumn="0" w:lastRowLastColumn="0"/>
+            <w:tcW w:w="2155" w:type="dxa"/>
+            <w:tcBorders>
+              <w:top w:val="nil"/>
+              <w:left w:val="nil"/>
+              <w:bottom w:val="nil"/>
+              <w:right w:val="nil"/>
+            </w:tcBorders>
+            <w:shd w:val="clear" w:color="auto" w:fill="156082" w:themeFill="accent1"/>
+          </w:tcPr>
+          <w:p>
+            <w:pPr>
+              <w:ind w:left="720" w:hanging="720"/>
+              <w:jc w:val="center"/>
+              <w:rPr>
+                <w:sz w:val="20"/>
+                <w:szCs w:val="20"/>
+              </w:rPr>
+            </w:pPr>
+          </w:p>
+        </w:tc>
+        <w:tc>
+          <w:tcPr>
+            <w:tcW w:w="388" w:type="dxa"/>
+            <w:tcBorders>
+              <w:top w:val="nil"/>
+              <w:left w:val="nil"/>
+              <w:bottom w:val="nil"/>
+              <w:right w:val="nil"/>
+            </w:tcBorders>
+            <w:shd w:val="clear" w:color="auto" w:fill="156082" w:themeFill="accent1"/>
+          </w:tcPr>
+          <w:p>
+            <w:pPr>
+              <w:cnfStyle w:val="000000000000" w:firstRow="0" w:lastRow="0" w:firstColumn="0" w:lastColumn="0" w:oddVBand="0" w:evenVBand="0" w:oddHBand="0" w:evenHBand="0" w:firstRowFirstColumn="0" w:firstRowLastColumn="0" w:lastRowFirstColumn="0" w:lastRowLastColumn="0"/>
+              <w:rPr>
+                <w:sz w:val="20"/>
+                <w:szCs w:val="20"/>
+                <w:lang w:val="el-GR"/>
+              </w:rPr>
+            </w:pPr>
+          </w:p>
+        </w:tc>
+        <w:tc>
+          <w:tcPr>
+            <w:tcW w:w="1648" w:type="dxa"/>
+            <w:gridSpan w:val="2"/>
+            <w:tcBorders>
+              <w:top w:val="nil"/>
+              <w:left w:val="nil"/>
+              <w:bottom w:val="nil"/>
+              <w:right w:val="nil"/>
+            </w:tcBorders>
+            <w:shd w:val="clear" w:color="auto" w:fill="156082" w:themeFill="accent1"/>
+          </w:tcPr>
+          <w:p>
+            <w:pPr>
+              <w:cnfStyle w:val="000000000000" w:firstRow="0" w:lastRow="0" w:firstColumn="0" w:lastColumn="0" w:oddVBand="0" w:evenVBand="0" w:oddHBand="0" w:evenHBand="0" w:firstRowFirstColumn="0" w:firstRowLastColumn="0" w:lastRowFirstColumn="0" w:lastRowLastColumn="0"/>
+              <w:rPr>
+                <w:sz w:val="20"/>
+                <w:szCs w:val="20"/>
+                <w:lang w:val="el-GR"/>
+              </w:rPr>
+            </w:pPr>
+          </w:p>
+        </w:tc>
+        <w:tc>
+          <w:tcPr>
+            <w:tcW w:w="1662" w:type="dxa"/>
+            <w:gridSpan w:val="2"/>
+            <w:tcBorders>
+              <w:top w:val="nil"/>
+              <w:left w:val="nil"/>
+              <w:bottom w:val="nil"/>
+              <w:right w:val="nil"/>
+            </w:tcBorders>
+            <w:shd w:val="clear" w:color="auto" w:fill="156082" w:themeFill="accent1"/>
+          </w:tcPr>
+          <w:p>
+            <w:pPr>
+              <w:cnfStyle w:val="000000000000" w:firstRow="0" w:lastRow="0" w:firstColumn="0" w:lastColumn="0" w:oddVBand="0" w:evenVBand="0" w:oddHBand="0" w:evenHBand="0" w:firstRowFirstColumn="0" w:firstRowLastColumn="0" w:lastRowFirstColumn="0" w:lastRowLastColumn="0"/>
+              <w:rPr>
+                <w:sz w:val="20"/>
+                <w:szCs w:val="20"/>
+                <w:lang w:val="el-GR"/>
+              </w:rPr>
+            </w:pPr>
+          </w:p>
+        </w:tc>
+        <w:tc>
+          <w:tcPr>
+            <w:tcW w:w="1694" w:type="dxa"/>
+            <w:gridSpan w:val="2"/>
+            <w:tcBorders>
+              <w:top w:val="nil"/>
+              <w:left w:val="nil"/>
+              <w:bottom w:val="nil"/>
+              <w:right w:val="nil"/>
+            </w:tcBorders>
+            <w:shd w:val="clear" w:color="auto" w:fill="156082" w:themeFill="accent1"/>
+          </w:tcPr>
+          <w:p>
+            <w:pPr>
+              <w:cnfStyle w:val="000000000000" w:firstRow="0" w:lastRow="0" w:firstColumn="0" w:lastColumn="0" w:oddVBand="0" w:evenVBand="0" w:oddHBand="0" w:evenHBand="0" w:firstRowFirstColumn="0" w:firstRowLastColumn="0" w:lastRowFirstColumn="0" w:lastRowLastColumn="0"/>
+              <w:rPr>
+                <w:sz w:val="20"/>
+                <w:szCs w:val="20"/>
+                <w:lang w:val="el-GR"/>
+              </w:rPr>
+            </w:pPr>
+          </w:p>
+        </w:tc>
+        <w:tc>
+          <w:tcPr>
+            <w:tcW w:w="1796" w:type="dxa"/>
+            <w:gridSpan w:val="2"/>
+            <w:tcBorders>
+              <w:top w:val="nil"/>
+              <w:left w:val="nil"/>
+              <w:bottom w:val="nil"/>
+              <w:right w:val="nil"/>
+            </w:tcBorders>
+            <w:shd w:val="clear" w:color="auto" w:fill="156082" w:themeFill="accent1"/>
+          </w:tcPr>
+          <w:p>
+            <w:pPr>
+              <w:cnfStyle w:val="000000000000" w:firstRow="0" w:lastRow="0" w:firstColumn="0" w:lastColumn="0" w:oddVBand="0" w:evenVBand="0" w:oddHBand="0" w:evenHBand="0" w:firstRowFirstColumn="0" w:firstRowLastColumn="0" w:lastRowFirstColumn="0" w:lastRowLastColumn="0"/>
+              <w:rPr>
+                <w:sz w:val="20"/>
+                <w:szCs w:val="20"/>
+                <w:lang w:val="el-GR"/>
+              </w:rPr>
+            </w:pPr>
+          </w:p>
+        </w:tc>
+        <w:tc>
+          <w:tcPr>
+            <w:tcW w:w="2538" w:type="dxa"/>
+            <w:gridSpan w:val="2"/>
+            <w:tcBorders>
+              <w:top w:val="nil"/>
+              <w:left w:val="nil"/>
+              <w:bottom w:val="nil"/>
+              <w:right w:val="nil"/>
+            </w:tcBorders>
+            <w:shd w:val="clear" w:color="auto" w:fill="156082" w:themeFill="accent1"/>
+          </w:tcPr>
+          <w:p>
+            <w:pPr>
+              <w:cnfStyle w:val="000000000000" w:firstRow="0" w:lastRow="0" w:firstColumn="0" w:lastColumn="0" w:oddVBand="0" w:evenVBand="0" w:oddHBand="0" w:evenHBand="0" w:firstRowFirstColumn="0" w:firstRowLastColumn="0" w:lastRowFirstColumn="0" w:lastRowLastColumn="0"/>
+              <w:rPr>
+                <w:sz w:val="20"/>
+                <w:szCs w:val="20"/>
+              </w:rPr>
+            </w:pPr>
+          </w:p>
+        </w:tc>
+      </w:tr>
+      <w:tr>
+        <w:trPr>
+          <w:cnfStyle w:val="000000100000" w:firstRow="0" w:lastRow="0" w:firstColumn="0" w:lastColumn="0" w:oddVBand="0" w:evenVBand="0" w:oddHBand="1" w:evenHBand="0" w:firstRowFirstColumn="0" w:firstRowLastColumn="0" w:lastRowFirstColumn="0" w:lastRowLastColumn="0"/>
+          <w:trHeight w:val="5417"/>
+          <w:jc w:val="center"/>
+        </w:trPr>
+        <w:tc>
+          <w:tcPr>
+            <w:cnfStyle w:val="001000000000" w:firstRow="0" w:lastRow="0" w:firstColumn="1" w:lastColumn="0" w:oddVBand="0" w:evenVBand="0" w:oddHBand="0" w:evenHBand="0" w:firstRowFirstColumn="0" w:firstRowLastColumn="0" w:lastRowFirstColumn="0" w:lastRowLastColumn="0"/>
+            <w:tcW w:w="2155" w:type="dxa"/>
+            <w:tcBorders>
+              <w:top w:val="nil"/>
+            </w:tcBorders>
+          </w:tcPr>
+          <w:p>
+            <w:pPr>
+              <w:ind w:left="720" w:hanging="720"/>
+              <w:jc w:val="center"/>
+              <w:rPr>
+                <w:sz w:val="20"/>
+                <w:szCs w:val="20"/>
+              </w:rPr>
+            </w:pPr>
+            <w:r>
+              <w:rPr>
+                <w:sz w:val="20"/>
+                <w:szCs w:val="20"/>
+              </w:rPr>
+              <w:t>TC_SearchSelect_0</w:t>
+            </w:r>
+            <w:r>
+              <w:rPr>
+                <w:sz w:val="20"/>
+                <w:szCs w:val="20"/>
+              </w:rPr>
+              <w:t>2</w:t>
+            </w:r>
+          </w:p>
+        </w:tc>
+        <w:tc>
+          <w:tcPr>
+            <w:tcW w:w="1530" w:type="dxa"/>
+            <w:gridSpan w:val="2"/>
+            <w:tcBorders>
+              <w:top w:val="nil"/>
+            </w:tcBorders>
+          </w:tcPr>
+          <w:p>
+            <w:pPr>
+              <w:cnfStyle w:val="000000100000" w:firstRow="0" w:lastRow="0" w:firstColumn="0" w:lastColumn="0" w:oddVBand="0" w:evenVBand="0" w:oddHBand="1" w:evenHBand="0" w:firstRowFirstColumn="0" w:firstRowLastColumn="0" w:lastRowFirstColumn="0" w:lastRowLastColumn="0"/>
+              <w:rPr>
+                <w:sz w:val="20"/>
+                <w:szCs w:val="20"/>
+                <w:lang w:val="el-GR"/>
+              </w:rPr>
+            </w:pPr>
+            <w:r>
+              <w:rPr>
+                <w:sz w:val="20"/>
+                <w:szCs w:val="20"/>
+                <w:lang w:val="el-GR"/>
+              </w:rPr>
+              <w:t>Αναζήτηση ταινίας/σειράς</w:t>
+            </w:r>
+            <w:r>
+              <w:rPr>
+                <w:sz w:val="20"/>
+                <w:szCs w:val="20"/>
+                <w:lang w:val="el-GR"/>
+              </w:rPr>
+              <w:t xml:space="preserve"> που δεν υπάρχει</w:t>
+            </w:r>
+          </w:p>
+        </w:tc>
+        <w:tc>
+          <w:tcPr>
+            <w:tcW w:w="1620" w:type="dxa"/>
+            <w:gridSpan w:val="2"/>
+            <w:tcBorders>
+              <w:top w:val="nil"/>
+            </w:tcBorders>
+          </w:tcPr>
+          <w:p>
+            <w:pPr>
+              <w:cnfStyle w:val="000000100000" w:firstRow="0" w:lastRow="0" w:firstColumn="0" w:lastColumn="0" w:oddVBand="0" w:evenVBand="0" w:oddHBand="1" w:evenHBand="0" w:firstRowFirstColumn="0" w:firstRowLastColumn="0" w:lastRowFirstColumn="0" w:lastRowLastColumn="0"/>
+              <w:rPr>
+                <w:sz w:val="20"/>
+                <w:szCs w:val="20"/>
+                <w:lang w:val="el-GR"/>
+              </w:rPr>
+            </w:pPr>
+            <w:r>
+              <w:rPr>
+                <w:sz w:val="20"/>
+                <w:szCs w:val="20"/>
+                <w:lang w:val="el-GR"/>
+              </w:rPr>
+              <w:t>1. Ο χρήστης είναι ήδη συνδεδεμένος στο σύστημα</w:t>
+            </w:r>
+          </w:p>
+          <w:p>
+            <w:pPr>
+              <w:cnfStyle w:val="000000100000" w:firstRow="0" w:lastRow="0" w:firstColumn="0" w:lastColumn="0" w:oddVBand="0" w:evenVBand="0" w:oddHBand="1" w:evenHBand="0" w:firstRowFirstColumn="0" w:firstRowLastColumn="0" w:lastRowFirstColumn="0" w:lastRowLastColumn="0"/>
+              <w:rPr>
+                <w:sz w:val="20"/>
+                <w:szCs w:val="20"/>
+                <w:lang w:val="el-GR"/>
+              </w:rPr>
+            </w:pPr>
+          </w:p>
+          <w:p>
+            <w:pPr>
+              <w:cnfStyle w:val="000000100000" w:firstRow="0" w:lastRow="0" w:firstColumn="0" w:lastColumn="0" w:oddVBand="0" w:evenVBand="0" w:oddHBand="1" w:evenHBand="0" w:firstRowFirstColumn="0" w:firstRowLastColumn="0" w:lastRowFirstColumn="0" w:lastRowLastColumn="0"/>
+              <w:rPr>
+                <w:sz w:val="20"/>
+                <w:szCs w:val="20"/>
+                <w:lang w:val="el-GR"/>
+              </w:rPr>
+            </w:pPr>
+            <w:r>
+              <w:rPr>
+                <w:sz w:val="20"/>
+                <w:szCs w:val="20"/>
+                <w:lang w:val="el-GR"/>
+              </w:rPr>
+              <w:t xml:space="preserve">2. Η αναζήτηση του </w:t>
+            </w:r>
+            <w:r>
+              <w:rPr>
+                <w:sz w:val="20"/>
+                <w:szCs w:val="20"/>
+                <w:lang w:val="el-GR"/>
+              </w:rPr>
+              <w:t>αποτελείται από δύο ή περισσότερους χαρακτήρες</w:t>
+            </w:r>
+          </w:p>
+          <w:p>
+            <w:pPr>
+              <w:cnfStyle w:val="000000100000" w:firstRow="0" w:lastRow="0" w:firstColumn="0" w:lastColumn="0" w:oddVBand="0" w:evenVBand="0" w:oddHBand="1" w:evenHBand="0" w:firstRowFirstColumn="0" w:firstRowLastColumn="0" w:lastRowFirstColumn="0" w:lastRowLastColumn="0"/>
+              <w:rPr>
+                <w:sz w:val="20"/>
+                <w:szCs w:val="20"/>
+                <w:lang w:val="el-GR"/>
+              </w:rPr>
+            </w:pPr>
+          </w:p>
+          <w:p>
+            <w:pPr>
+              <w:cnfStyle w:val="000000100000" w:firstRow="0" w:lastRow="0" w:firstColumn="0" w:lastColumn="0" w:oddVBand="0" w:evenVBand="0" w:oddHBand="1" w:evenHBand="0" w:firstRowFirstColumn="0" w:firstRowLastColumn="0" w:lastRowFirstColumn="0" w:lastRowLastColumn="0"/>
+              <w:rPr>
+                <w:sz w:val="20"/>
+                <w:szCs w:val="20"/>
+                <w:lang w:val="el-GR"/>
+              </w:rPr>
+            </w:pPr>
+            <w:r>
+              <w:rPr>
+                <w:sz w:val="20"/>
+                <w:szCs w:val="20"/>
+                <w:lang w:val="el-GR"/>
+              </w:rPr>
+              <w:t xml:space="preserve">3. </w:t>
+            </w:r>
+            <w:r>
+              <w:rPr>
+                <w:sz w:val="20"/>
+                <w:szCs w:val="20"/>
+                <w:lang w:val="el-GR"/>
+              </w:rPr>
+              <w:t xml:space="preserve">Η αναζήτηση του </w:t>
+            </w:r>
+            <w:r>
+              <w:rPr>
+                <w:sz w:val="20"/>
+                <w:szCs w:val="20"/>
+                <w:lang w:val="el-GR"/>
+              </w:rPr>
+              <w:t xml:space="preserve">δεν είναι </w:t>
+            </w:r>
+            <w:r>
+              <w:rPr>
+                <w:sz w:val="20"/>
+                <w:szCs w:val="20"/>
+                <w:lang w:val="el-GR"/>
+              </w:rPr>
+              <w:t>έγκυρ</w:t>
+            </w:r>
+            <w:r>
+              <w:rPr>
+                <w:sz w:val="20"/>
+                <w:szCs w:val="20"/>
+                <w:lang w:val="el-GR"/>
+              </w:rPr>
+              <w:t>ος</w:t>
+            </w:r>
+            <w:r>
+              <w:rPr>
+                <w:sz w:val="20"/>
+                <w:szCs w:val="20"/>
+                <w:lang w:val="el-GR"/>
+              </w:rPr>
+              <w:t xml:space="preserve"> </w:t>
+            </w:r>
+            <w:r>
+              <w:rPr>
+                <w:sz w:val="20"/>
+                <w:szCs w:val="20"/>
+                <w:lang w:val="el-GR"/>
+              </w:rPr>
+              <w:t xml:space="preserve">τίτλος </w:t>
+            </w:r>
+            <w:r>
+              <w:rPr>
+                <w:sz w:val="20"/>
+                <w:szCs w:val="20"/>
+                <w:lang w:val="el-GR"/>
+              </w:rPr>
+              <w:t>ταινίας/σειράς</w:t>
+            </w:r>
+          </w:p>
+        </w:tc>
+        <w:tc>
+          <w:tcPr>
+            <w:tcW w:w="1643" w:type="dxa"/>
+            <w:gridSpan w:val="2"/>
+            <w:tcBorders>
+              <w:top w:val="nil"/>
+            </w:tcBorders>
+          </w:tcPr>
+          <w:p>
+            <w:pPr>
+              <w:cnfStyle w:val="000000100000" w:firstRow="0" w:lastRow="0" w:firstColumn="0" w:lastColumn="0" w:oddVBand="0" w:evenVBand="0" w:oddHBand="1" w:evenHBand="0" w:firstRowFirstColumn="0" w:firstRowLastColumn="0" w:lastRowFirstColumn="0" w:lastRowLastColumn="0"/>
+              <w:rPr>
+                <w:sz w:val="20"/>
+                <w:szCs w:val="20"/>
+                <w:lang w:val="el-GR"/>
+              </w:rPr>
+            </w:pPr>
+            <w:r>
+              <w:rPr>
+                <w:sz w:val="20"/>
+                <w:szCs w:val="20"/>
+                <w:lang w:val="el-GR"/>
+              </w:rPr>
+              <w:t xml:space="preserve">1. Ο χρήστης πηγαίνει στο </w:t>
+            </w:r>
+            <w:r>
+              <w:rPr>
+                <w:sz w:val="20"/>
+                <w:szCs w:val="20"/>
+              </w:rPr>
+              <w:t>search</w:t>
+            </w:r>
+            <w:r>
+              <w:rPr>
+                <w:sz w:val="20"/>
+                <w:szCs w:val="20"/>
+                <w:lang w:val="el-GR"/>
+              </w:rPr>
+              <w:t xml:space="preserve"> </w:t>
+            </w:r>
+            <w:r>
+              <w:rPr>
+                <w:sz w:val="20"/>
+                <w:szCs w:val="20"/>
+              </w:rPr>
+              <w:t>bar</w:t>
+            </w:r>
+          </w:p>
+          <w:p>
+            <w:pPr>
+              <w:cnfStyle w:val="000000100000" w:firstRow="0" w:lastRow="0" w:firstColumn="0" w:lastColumn="0" w:oddVBand="0" w:evenVBand="0" w:oddHBand="1" w:evenHBand="0" w:firstRowFirstColumn="0" w:firstRowLastColumn="0" w:lastRowFirstColumn="0" w:lastRowLastColumn="0"/>
+              <w:rPr>
+                <w:sz w:val="20"/>
+                <w:szCs w:val="20"/>
+                <w:lang w:val="el-GR"/>
+              </w:rPr>
+            </w:pPr>
+          </w:p>
+          <w:p>
+            <w:pPr>
+              <w:cnfStyle w:val="000000100000" w:firstRow="0" w:lastRow="0" w:firstColumn="0" w:lastColumn="0" w:oddVBand="0" w:evenVBand="0" w:oddHBand="1" w:evenHBand="0" w:firstRowFirstColumn="0" w:firstRowLastColumn="0" w:lastRowFirstColumn="0" w:lastRowLastColumn="0"/>
+              <w:rPr>
+                <w:sz w:val="20"/>
+                <w:szCs w:val="20"/>
+                <w:lang w:val="el-GR"/>
+              </w:rPr>
+            </w:pPr>
+            <w:r>
+              <w:rPr>
+                <w:sz w:val="20"/>
+                <w:szCs w:val="20"/>
+                <w:lang w:val="el-GR"/>
+              </w:rPr>
+              <w:t xml:space="preserve">2.Πληκτρολογεί </w:t>
+            </w:r>
+            <w:r>
+              <w:rPr>
+                <w:sz w:val="20"/>
+                <w:szCs w:val="20"/>
+                <w:lang w:val="el-GR"/>
+              </w:rPr>
+              <w:t>έναν</w:t>
+            </w:r>
+            <w:r>
+              <w:rPr>
+                <w:sz w:val="20"/>
+                <w:szCs w:val="20"/>
+                <w:lang w:val="el-GR"/>
+              </w:rPr>
+              <w:t xml:space="preserve"> </w:t>
+            </w:r>
+            <w:r>
+              <w:rPr>
+                <w:sz w:val="20"/>
+                <w:szCs w:val="20"/>
+                <w:lang w:val="el-GR"/>
+              </w:rPr>
+              <w:t xml:space="preserve">μη </w:t>
+            </w:r>
+            <w:r>
+              <w:rPr>
+                <w:sz w:val="20"/>
+                <w:szCs w:val="20"/>
+                <w:lang w:val="el-GR"/>
+              </w:rPr>
+              <w:t>έγκυρ</w:t>
+            </w:r>
+            <w:r>
+              <w:rPr>
+                <w:sz w:val="20"/>
+                <w:szCs w:val="20"/>
+                <w:lang w:val="el-GR"/>
+              </w:rPr>
+              <w:t xml:space="preserve">ο τίτλο </w:t>
+            </w:r>
+            <w:r>
+              <w:rPr>
+                <w:sz w:val="20"/>
+                <w:szCs w:val="20"/>
+                <w:lang w:val="el-GR"/>
+              </w:rPr>
+              <w:t>ταινίας/σειράς</w:t>
+            </w:r>
+          </w:p>
+          <w:p>
+            <w:pPr>
+              <w:cnfStyle w:val="000000100000" w:firstRow="0" w:lastRow="0" w:firstColumn="0" w:lastColumn="0" w:oddVBand="0" w:evenVBand="0" w:oddHBand="1" w:evenHBand="0" w:firstRowFirstColumn="0" w:firstRowLastColumn="0" w:lastRowFirstColumn="0" w:lastRowLastColumn="0"/>
+              <w:rPr>
+                <w:sz w:val="20"/>
+                <w:szCs w:val="20"/>
+                <w:lang w:val="el-GR"/>
+              </w:rPr>
+            </w:pPr>
+          </w:p>
+          <w:p>
+            <w:pPr>
+              <w:cnfStyle w:val="000000100000" w:firstRow="0" w:lastRow="0" w:firstColumn="0" w:lastColumn="0" w:oddVBand="0" w:evenVBand="0" w:oddHBand="1" w:evenHBand="0" w:firstRowFirstColumn="0" w:firstRowLastColumn="0" w:lastRowFirstColumn="0" w:lastRowLastColumn="0"/>
+              <w:rPr>
+                <w:sz w:val="20"/>
+                <w:szCs w:val="20"/>
+                <w:lang w:val="el-GR"/>
+              </w:rPr>
+            </w:pPr>
+            <w:r>
+              <w:rPr>
+                <w:sz w:val="20"/>
+                <w:szCs w:val="20"/>
+                <w:lang w:val="el-GR"/>
+              </w:rPr>
+              <w:t>3. Πατά E</w:t>
+            </w:r>
+            <w:r>
+              <w:rPr>
+                <w:sz w:val="20"/>
+                <w:szCs w:val="20"/>
+              </w:rPr>
+              <w:t>nter</w:t>
+            </w:r>
+          </w:p>
+          <w:p>
+            <w:pPr>
+              <w:cnfStyle w:val="000000100000" w:firstRow="0" w:lastRow="0" w:firstColumn="0" w:lastColumn="0" w:oddVBand="0" w:evenVBand="0" w:oddHBand="1" w:evenHBand="0" w:firstRowFirstColumn="0" w:firstRowLastColumn="0" w:lastRowFirstColumn="0" w:lastRowLastColumn="0"/>
+              <w:rPr>
+                <w:sz w:val="20"/>
+                <w:szCs w:val="20"/>
+                <w:lang w:val="el-GR"/>
+              </w:rPr>
+            </w:pPr>
+          </w:p>
+          <w:p>
+            <w:pPr>
+              <w:cnfStyle w:val="000000100000" w:firstRow="0" w:lastRow="0" w:firstColumn="0" w:lastColumn="0" w:oddVBand="0" w:evenVBand="0" w:oddHBand="1" w:evenHBand="0" w:firstRowFirstColumn="0" w:firstRowLastColumn="0" w:lastRowFirstColumn="0" w:lastRowLastColumn="0"/>
+              <w:rPr>
+                <w:sz w:val="20"/>
+                <w:szCs w:val="20"/>
+                <w:lang w:val="el-GR"/>
+              </w:rPr>
+            </w:pPr>
+            <w:r>
+              <w:rPr>
+                <w:sz w:val="20"/>
+                <w:szCs w:val="20"/>
+                <w:lang w:val="el-GR"/>
+              </w:rPr>
+              <w:t xml:space="preserve">5. Επιβεβαιώνει ότι η οθόνη </w:t>
+            </w:r>
+            <w:r>
+              <w:rPr>
+                <w:sz w:val="20"/>
+                <w:szCs w:val="20"/>
+                <w:lang w:val="el-GR"/>
+              </w:rPr>
+              <w:t>αποτελεσμάτων</w:t>
+            </w:r>
+            <w:r>
+              <w:rPr>
+                <w:sz w:val="20"/>
+                <w:szCs w:val="20"/>
+                <w:lang w:val="el-GR"/>
+              </w:rPr>
+              <w:t xml:space="preserve"> </w:t>
+            </w:r>
+            <w:r>
+              <w:rPr>
+                <w:sz w:val="20"/>
+                <w:szCs w:val="20"/>
+                <w:lang w:val="el-GR"/>
+              </w:rPr>
+              <w:t xml:space="preserve">δεν </w:t>
+            </w:r>
+            <w:r>
+              <w:rPr>
+                <w:sz w:val="20"/>
+                <w:szCs w:val="20"/>
+                <w:lang w:val="el-GR"/>
+              </w:rPr>
+              <w:t>φορτώνει</w:t>
+            </w:r>
+            <w:r>
+              <w:rPr>
+                <w:sz w:val="20"/>
+                <w:szCs w:val="20"/>
+                <w:lang w:val="el-GR"/>
+              </w:rPr>
+              <w:t xml:space="preserve"> κανένα</w:t>
+            </w:r>
+            <w:r>
+              <w:rPr>
+                <w:sz w:val="20"/>
+                <w:szCs w:val="20"/>
+                <w:lang w:val="el-GR"/>
+              </w:rPr>
+              <w:t xml:space="preserve"> </w:t>
+            </w:r>
+            <w:r>
+              <w:rPr>
+                <w:sz w:val="20"/>
+                <w:szCs w:val="20"/>
+                <w:lang w:val="el-GR"/>
+              </w:rPr>
+              <w:t>αρχείο</w:t>
+            </w:r>
+            <w:r>
+              <w:rPr>
+                <w:sz w:val="20"/>
+                <w:szCs w:val="20"/>
+                <w:lang w:val="el-GR"/>
+              </w:rPr>
+              <w:t>.</w:t>
+            </w:r>
+          </w:p>
+        </w:tc>
+        <w:tc>
+          <w:tcPr>
+            <w:tcW w:w="1698" w:type="dxa"/>
+            <w:gridSpan w:val="2"/>
+            <w:tcBorders>
+              <w:top w:val="nil"/>
+            </w:tcBorders>
+          </w:tcPr>
+          <w:p>
+            <w:pPr>
+              <w:cnfStyle w:val="000000100000" w:firstRow="0" w:lastRow="0" w:firstColumn="0" w:lastColumn="0" w:oddVBand="0" w:evenVBand="0" w:oddHBand="1" w:evenHBand="0" w:firstRowFirstColumn="0" w:firstRowLastColumn="0" w:lastRowFirstColumn="0" w:lastRowLastColumn="0"/>
+              <w:rPr>
+                <w:sz w:val="20"/>
+                <w:szCs w:val="20"/>
+                <w:lang w:val="el-GR"/>
+              </w:rPr>
+            </w:pPr>
+            <w:r>
+              <w:rPr>
+                <w:sz w:val="20"/>
+                <w:szCs w:val="20"/>
+                <w:lang w:val="el-GR"/>
+              </w:rPr>
+              <w:t xml:space="preserve">1. Η οθόνη αποτελεσμάτων </w:t>
+            </w:r>
+            <w:r>
+              <w:rPr>
+                <w:sz w:val="20"/>
+                <w:szCs w:val="20"/>
+                <w:lang w:val="el-GR"/>
+              </w:rPr>
+              <w:t>είναι κενή.</w:t>
+            </w:r>
+          </w:p>
+          <w:p>
+            <w:pPr>
+              <w:cnfStyle w:val="000000100000" w:firstRow="0" w:lastRow="0" w:firstColumn="0" w:lastColumn="0" w:oddVBand="0" w:evenVBand="0" w:oddHBand="1" w:evenHBand="0" w:firstRowFirstColumn="0" w:firstRowLastColumn="0" w:lastRowFirstColumn="0" w:lastRowLastColumn="0"/>
+              <w:rPr>
+                <w:sz w:val="20"/>
+                <w:szCs w:val="20"/>
+                <w:lang w:val="el-GR"/>
+              </w:rPr>
+            </w:pPr>
+          </w:p>
+        </w:tc>
+        <w:tc>
+          <w:tcPr>
+            <w:tcW w:w="1801" w:type="dxa"/>
+            <w:gridSpan w:val="2"/>
+            <w:tcBorders>
+              <w:top w:val="nil"/>
+            </w:tcBorders>
+          </w:tcPr>
+          <w:p>
+            <w:pPr>
+              <w:cnfStyle w:val="000000100000" w:firstRow="0" w:lastRow="0" w:firstColumn="0" w:lastColumn="0" w:oddVBand="0" w:evenVBand="0" w:oddHBand="1" w:evenHBand="0" w:firstRowFirstColumn="0" w:firstRowLastColumn="0" w:lastRowFirstColumn="0" w:lastRowLastColumn="0"/>
+              <w:rPr>
+                <w:sz w:val="20"/>
+                <w:szCs w:val="20"/>
+                <w:lang w:val="el-GR"/>
+              </w:rPr>
+            </w:pPr>
+            <w:r>
+              <w:rPr>
+                <w:sz w:val="20"/>
+                <w:szCs w:val="20"/>
+                <w:lang w:val="el-GR"/>
+              </w:rPr>
+              <w:t xml:space="preserve">1. Η οθόνη αποτελεσμάτων </w:t>
+            </w:r>
+            <w:r>
+              <w:rPr>
+                <w:sz w:val="20"/>
+                <w:szCs w:val="20"/>
+                <w:lang w:val="el-GR"/>
+              </w:rPr>
+              <w:t>είναι κενή.</w:t>
+            </w:r>
+          </w:p>
+          <w:p>
+            <w:pPr>
+              <w:cnfStyle w:val="000000100000" w:firstRow="0" w:lastRow="0" w:firstColumn="0" w:lastColumn="0" w:oddVBand="0" w:evenVBand="0" w:oddHBand="1" w:evenHBand="0" w:firstRowFirstColumn="0" w:firstRowLastColumn="0" w:lastRowFirstColumn="0" w:lastRowLastColumn="0"/>
+              <w:rPr>
+                <w:sz w:val="20"/>
+                <w:szCs w:val="20"/>
+                <w:lang w:val="el-GR"/>
+              </w:rPr>
+            </w:pPr>
+          </w:p>
+        </w:tc>
+        <w:tc>
+          <w:tcPr>
+            <w:tcW w:w="1434" w:type="dxa"/>
+            <w:tcBorders>
+              <w:top w:val="nil"/>
+            </w:tcBorders>
+          </w:tcPr>
+          <w:p>
+            <w:pPr>
+              <w:cnfStyle w:val="000000100000" w:firstRow="0" w:lastRow="0" w:firstColumn="0" w:lastColumn="0" w:oddVBand="0" w:evenVBand="0" w:oddHBand="1" w:evenHBand="0" w:firstRowFirstColumn="0" w:firstRowLastColumn="0" w:lastRowFirstColumn="0" w:lastRowLastColumn="0"/>
+              <w:rPr>
+                <w:sz w:val="20"/>
+                <w:szCs w:val="20"/>
+              </w:rPr>
+            </w:pPr>
+            <w:r>
+              <w:rPr>
+                <w:sz w:val="20"/>
+                <w:szCs w:val="20"/>
+              </w:rPr>
+              <w:t>Pass</w:t>
+            </w:r>
+            <w:r>
+              <w:rPr>
+                <w:rFonts w:ascii="Segoe UI Emoji" w:hAnsi="Segoe UI Emoji" w:cs="Segoe UI Emoji"/>
+                <w:sz w:val="20"/>
+                <w:szCs w:val="20"/>
+              </w:rPr>
+              <w:t>✔️</w:t>
             </w:r>
           </w:p>
         </w:tc>
       </w:tr>
     </w:tbl>
-    <w:p>
-      <w:pPr>
-        <w:rPr>
-          <w:lang w:val="el-GR"/>
-        </w:rPr>
-      </w:pPr>
-    </w:p>
     <w:p>
       <w:pPr>
         <w:rPr>
@@ -5995,6 +6878,7 @@
   <w:style w:type="character" w:default="1" w:styleId="DefaultParagraphFont">
     <w:name w:val="Default Paragraph Font"/>
     <w:uiPriority w:val="1"/>
+    <w:semiHidden/>
     <w:unhideWhenUsed/>
   </w:style>
   <w:style w:type="table" w:default="1" w:styleId="TableNormal">
@@ -6531,6 +7415,16 @@
       </w:tcPr>
     </w:tblStylePr>
   </w:style>
+  <w:style w:type="character" w:styleId="PlaceholderText">
+    <w:name w:val="Placeholder Text"/>
+    <w:basedOn w:val="DefaultParagraphFont"/>
+    <w:uiPriority w:val="99"/>
+    <w:semiHidden/>
+    <w:rsid w:val="00245E3F"/>
+    <w:rPr>
+      <w:color w:val="666666"/>
+    </w:rPr>
+  </w:style>
 </w:styles>
 </file>
 

--- a/BingeSpice v1.0/Test-Cases-v1.0.docx
+++ b/BingeSpice v1.0/Test-Cases-v1.0.docx
@@ -491,11 +491,19 @@
                   <w:rStyle w:val="TitleChar"/>
                 </w:rPr>
               </w:pPr>
+              <w:proofErr w:type="spellStart"/>
               <w:r>
                 <w:rPr>
                   <w:rStyle w:val="TitleChar"/>
                 </w:rPr>
-                <w:t>Περιεχόμενα</w:t>
+                <w:t>Περιεχόμεν</w:t>
+              </w:r>
+              <w:proofErr w:type="spellEnd"/>
+              <w:r>
+                <w:rPr>
+                  <w:rStyle w:val="TitleChar"/>
+                </w:rPr>
+                <w:t>α</w:t>
               </w:r>
             </w:p>
             <w:p>
@@ -1220,60 +1228,123 @@
                                     <w:lang w:val="el-GR"/>
                                   </w:rPr>
                                 </w:pPr>
-                                <w:hyperlink r:id="rId9" w:history="1">
-                                  <w:r>
-                                    <w:rPr>
-                                      <w:rStyle w:val="Hyperlink"/>
-                                      <w:rFonts w:cs="Times New Roman"/>
-                                    </w:rPr>
-                                    <w:t>up</w:t>
-                                  </w:r>
-                                  <w:r>
-                                    <w:rPr>
-                                      <w:rStyle w:val="Hyperlink"/>
-                                      <w:rFonts w:cs="Times New Roman"/>
-                                      <w:lang w:val="el-GR"/>
-                                    </w:rPr>
-                                    <w:t>1100554@</w:t>
-                                  </w:r>
-                                  <w:r>
-                                    <w:rPr>
-                                      <w:rStyle w:val="Hyperlink"/>
-                                      <w:rFonts w:cs="Times New Roman"/>
-                                    </w:rPr>
-                                    <w:t>ac</w:t>
-                                  </w:r>
-                                  <w:r>
-                                    <w:rPr>
-                                      <w:rStyle w:val="Hyperlink"/>
-                                      <w:rFonts w:cs="Times New Roman"/>
-                                      <w:lang w:val="el-GR"/>
-                                    </w:rPr>
-                                    <w:t>.</w:t>
-                                  </w:r>
-                                  <w:r>
-                                    <w:rPr>
-                                      <w:rStyle w:val="Hyperlink"/>
-                                      <w:rFonts w:cs="Times New Roman"/>
-                                    </w:rPr>
-                                    <w:t>upatras</w:t>
-                                  </w:r>
-                                  <w:r>
-                                    <w:rPr>
-                                      <w:rStyle w:val="Hyperlink"/>
-                                      <w:rFonts w:cs="Times New Roman"/>
-                                      <w:lang w:val="el-GR"/>
-                                    </w:rPr>
-                                    <w:t>.</w:t>
-                                  </w:r>
-                                  <w:r>
-                                    <w:rPr>
-                                      <w:rStyle w:val="Hyperlink"/>
-                                      <w:rFonts w:cs="Times New Roman"/>
-                                    </w:rPr>
-                                    <w:t>gr</w:t>
-                                  </w:r>
-                                </w:hyperlink>
+                                <w:r>
+                                  <w:fldChar w:fldCharType="begin"/>
+                                </w:r>
+                                <w:r>
+                                  <w:instrText>HYPERLINK</w:instrText>
+                                </w:r>
+                                <w:r>
+                                  <w:rPr>
+                                    <w:lang w:val="el-GR"/>
+                                  </w:rPr>
+                                  <w:instrText xml:space="preserve"> "</w:instrText>
+                                </w:r>
+                                <w:r>
+                                  <w:instrText>mailto</w:instrText>
+                                </w:r>
+                                <w:r>
+                                  <w:rPr>
+                                    <w:lang w:val="el-GR"/>
+                                  </w:rPr>
+                                  <w:instrText>:</w:instrText>
+                                </w:r>
+                                <w:r>
+                                  <w:instrText>up</w:instrText>
+                                </w:r>
+                                <w:r>
+                                  <w:rPr>
+                                    <w:lang w:val="el-GR"/>
+                                  </w:rPr>
+                                  <w:instrText>1100554@</w:instrText>
+                                </w:r>
+                                <w:r>
+                                  <w:instrText>ac</w:instrText>
+                                </w:r>
+                                <w:r>
+                                  <w:rPr>
+                                    <w:lang w:val="el-GR"/>
+                                  </w:rPr>
+                                  <w:instrText>.</w:instrText>
+                                </w:r>
+                                <w:r>
+                                  <w:instrText>upatras</w:instrText>
+                                </w:r>
+                                <w:r>
+                                  <w:rPr>
+                                    <w:lang w:val="el-GR"/>
+                                  </w:rPr>
+                                  <w:instrText>.</w:instrText>
+                                </w:r>
+                                <w:r>
+                                  <w:instrText>gr</w:instrText>
+                                </w:r>
+                                <w:r>
+                                  <w:rPr>
+                                    <w:lang w:val="el-GR"/>
+                                  </w:rPr>
+                                  <w:instrText>"</w:instrText>
+                                </w:r>
+                                <w:r>
+                                  <w:fldChar w:fldCharType="separate"/>
+                                </w:r>
+                                <w:r>
+                                  <w:rPr>
+                                    <w:rStyle w:val="Hyperlink"/>
+                                    <w:rFonts w:cs="Times New Roman"/>
+                                  </w:rPr>
+                                  <w:t>up</w:t>
+                                </w:r>
+                                <w:r>
+                                  <w:rPr>
+                                    <w:rStyle w:val="Hyperlink"/>
+                                    <w:rFonts w:cs="Times New Roman"/>
+                                    <w:lang w:val="el-GR"/>
+                                  </w:rPr>
+                                  <w:t>1100554@</w:t>
+                                </w:r>
+                                <w:r>
+                                  <w:rPr>
+                                    <w:rStyle w:val="Hyperlink"/>
+                                    <w:rFonts w:cs="Times New Roman"/>
+                                  </w:rPr>
+                                  <w:t>ac</w:t>
+                                </w:r>
+                                <w:r>
+                                  <w:rPr>
+                                    <w:rStyle w:val="Hyperlink"/>
+                                    <w:rFonts w:cs="Times New Roman"/>
+                                    <w:lang w:val="el-GR"/>
+                                  </w:rPr>
+                                  <w:t>.</w:t>
+                                </w:r>
+                                <w:proofErr w:type="spellStart"/>
+                                <w:r>
+                                  <w:rPr>
+                                    <w:rStyle w:val="Hyperlink"/>
+                                    <w:rFonts w:cs="Times New Roman"/>
+                                  </w:rPr>
+                                  <w:t>upatras</w:t>
+                                </w:r>
+                                <w:proofErr w:type="spellEnd"/>
+                                <w:r>
+                                  <w:rPr>
+                                    <w:rStyle w:val="Hyperlink"/>
+                                    <w:rFonts w:cs="Times New Roman"/>
+                                    <w:lang w:val="el-GR"/>
+                                  </w:rPr>
+                                  <w:t>.</w:t>
+                                </w:r>
+                                <w:r>
+                                  <w:rPr>
+                                    <w:rStyle w:val="Hyperlink"/>
+                                    <w:rFonts w:cs="Times New Roman"/>
+                                  </w:rPr>
+                                  <w:t>gr</w:t>
+                                </w:r>
+                                <w:r>
+                                  <w:fldChar w:fldCharType="end"/>
+                                </w:r>
                               </w:p>
                               <w:p>
                                 <w:pPr>
@@ -1379,60 +1450,123 @@
                               <w:lang w:val="el-GR"/>
                             </w:rPr>
                           </w:pPr>
-                          <w:hyperlink r:id="rId10" w:history="1">
-                            <w:r>
-                              <w:rPr>
-                                <w:rStyle w:val="Hyperlink"/>
-                                <w:rFonts w:cs="Times New Roman"/>
-                              </w:rPr>
-                              <w:t>up</w:t>
-                            </w:r>
-                            <w:r>
-                              <w:rPr>
-                                <w:rStyle w:val="Hyperlink"/>
-                                <w:rFonts w:cs="Times New Roman"/>
-                                <w:lang w:val="el-GR"/>
-                              </w:rPr>
-                              <w:t>1100554@</w:t>
-                            </w:r>
-                            <w:r>
-                              <w:rPr>
-                                <w:rStyle w:val="Hyperlink"/>
-                                <w:rFonts w:cs="Times New Roman"/>
-                              </w:rPr>
-                              <w:t>ac</w:t>
-                            </w:r>
-                            <w:r>
-                              <w:rPr>
-                                <w:rStyle w:val="Hyperlink"/>
-                                <w:rFonts w:cs="Times New Roman"/>
-                                <w:lang w:val="el-GR"/>
-                              </w:rPr>
-                              <w:t>.</w:t>
-                            </w:r>
-                            <w:r>
-                              <w:rPr>
-                                <w:rStyle w:val="Hyperlink"/>
-                                <w:rFonts w:cs="Times New Roman"/>
-                              </w:rPr>
-                              <w:t>upatras</w:t>
-                            </w:r>
-                            <w:r>
-                              <w:rPr>
-                                <w:rStyle w:val="Hyperlink"/>
-                                <w:rFonts w:cs="Times New Roman"/>
-                                <w:lang w:val="el-GR"/>
-                              </w:rPr>
-                              <w:t>.</w:t>
-                            </w:r>
-                            <w:r>
-                              <w:rPr>
-                                <w:rStyle w:val="Hyperlink"/>
-                                <w:rFonts w:cs="Times New Roman"/>
-                              </w:rPr>
-                              <w:t>gr</w:t>
-                            </w:r>
-                          </w:hyperlink>
+                          <w:r>
+                            <w:fldChar w:fldCharType="begin"/>
+                          </w:r>
+                          <w:r>
+                            <w:instrText>HYPERLINK</w:instrText>
+                          </w:r>
+                          <w:r>
+                            <w:rPr>
+                              <w:lang w:val="el-GR"/>
+                            </w:rPr>
+                            <w:instrText xml:space="preserve"> "</w:instrText>
+                          </w:r>
+                          <w:r>
+                            <w:instrText>mailto</w:instrText>
+                          </w:r>
+                          <w:r>
+                            <w:rPr>
+                              <w:lang w:val="el-GR"/>
+                            </w:rPr>
+                            <w:instrText>:</w:instrText>
+                          </w:r>
+                          <w:r>
+                            <w:instrText>up</w:instrText>
+                          </w:r>
+                          <w:r>
+                            <w:rPr>
+                              <w:lang w:val="el-GR"/>
+                            </w:rPr>
+                            <w:instrText>1100554@</w:instrText>
+                          </w:r>
+                          <w:r>
+                            <w:instrText>ac</w:instrText>
+                          </w:r>
+                          <w:r>
+                            <w:rPr>
+                              <w:lang w:val="el-GR"/>
+                            </w:rPr>
+                            <w:instrText>.</w:instrText>
+                          </w:r>
+                          <w:r>
+                            <w:instrText>upatras</w:instrText>
+                          </w:r>
+                          <w:r>
+                            <w:rPr>
+                              <w:lang w:val="el-GR"/>
+                            </w:rPr>
+                            <w:instrText>.</w:instrText>
+                          </w:r>
+                          <w:r>
+                            <w:instrText>gr</w:instrText>
+                          </w:r>
+                          <w:r>
+                            <w:rPr>
+                              <w:lang w:val="el-GR"/>
+                            </w:rPr>
+                            <w:instrText>"</w:instrText>
+                          </w:r>
+                          <w:r>
+                            <w:fldChar w:fldCharType="separate"/>
+                          </w:r>
+                          <w:r>
+                            <w:rPr>
+                              <w:rStyle w:val="Hyperlink"/>
+                              <w:rFonts w:cs="Times New Roman"/>
+                            </w:rPr>
+                            <w:t>up</w:t>
+                          </w:r>
+                          <w:r>
+                            <w:rPr>
+                              <w:rStyle w:val="Hyperlink"/>
+                              <w:rFonts w:cs="Times New Roman"/>
+                              <w:lang w:val="el-GR"/>
+                            </w:rPr>
+                            <w:t>1100554@</w:t>
+                          </w:r>
+                          <w:r>
+                            <w:rPr>
+                              <w:rStyle w:val="Hyperlink"/>
+                              <w:rFonts w:cs="Times New Roman"/>
+                            </w:rPr>
+                            <w:t>ac</w:t>
+                          </w:r>
+                          <w:r>
+                            <w:rPr>
+                              <w:rStyle w:val="Hyperlink"/>
+                              <w:rFonts w:cs="Times New Roman"/>
+                              <w:lang w:val="el-GR"/>
+                            </w:rPr>
+                            <w:t>.</w:t>
+                          </w:r>
+                          <w:proofErr w:type="spellStart"/>
+                          <w:r>
+                            <w:rPr>
+                              <w:rStyle w:val="Hyperlink"/>
+                              <w:rFonts w:cs="Times New Roman"/>
+                            </w:rPr>
+                            <w:t>upatras</w:t>
+                          </w:r>
+                          <w:proofErr w:type="spellEnd"/>
+                          <w:r>
+                            <w:rPr>
+                              <w:rStyle w:val="Hyperlink"/>
+                              <w:rFonts w:cs="Times New Roman"/>
+                              <w:lang w:val="el-GR"/>
+                            </w:rPr>
+                            <w:t>.</w:t>
+                          </w:r>
+                          <w:r>
+                            <w:rPr>
+                              <w:rStyle w:val="Hyperlink"/>
+                              <w:rFonts w:cs="Times New Roman"/>
+                            </w:rPr>
+                            <w:t>gr</w:t>
+                          </w:r>
+                          <w:r>
+                            <w:fldChar w:fldCharType="end"/>
+                          </w:r>
                         </w:p>
                         <w:p>
                           <w:pPr>
@@ -1590,7 +1724,7 @@
                                     <w:lang w:val="el-GR"/>
                                   </w:rPr>
                                 </w:pPr>
-                                <w:hyperlink r:id="rId11" w:history="1">
+                                <w:hyperlink r:id="rId9" w:history="1">
                                   <w:r>
                                     <w:rPr>
                                       <w:rStyle w:val="Hyperlink"/>
@@ -1708,7 +1842,7 @@
                               <w:lang w:val="el-GR"/>
                             </w:rPr>
                           </w:pPr>
-                          <w:hyperlink r:id="rId12" w:history="1">
+                          <w:hyperlink r:id="rId10" w:history="1">
                             <w:r>
                               <w:rPr>
                                 <w:rStyle w:val="Hyperlink"/>
@@ -1874,7 +2008,7 @@
                                     <w:lang w:val="el-GR"/>
                                   </w:rPr>
                                 </w:pPr>
-                                <w:hyperlink r:id="rId13" w:history="1">
+                                <w:hyperlink r:id="rId11" w:history="1">
                                   <w:r>
                                     <w:rPr>
                                       <w:rStyle w:val="Hyperlink"/>
@@ -1991,7 +2125,7 @@
                               <w:lang w:val="el-GR"/>
                             </w:rPr>
                           </w:pPr>
-                          <w:hyperlink r:id="rId14" w:history="1">
+                          <w:hyperlink r:id="rId12" w:history="1">
                             <w:r>
                               <w:rPr>
                                 <w:rStyle w:val="Hyperlink"/>
@@ -2213,7 +2347,7 @@
                                     <w:lang w:val="el-GR"/>
                                   </w:rPr>
                                 </w:pPr>
-                                <w:hyperlink r:id="rId15" w:history="1">
+                                <w:hyperlink r:id="rId13" w:history="1">
                                   <w:r>
                                     <w:rPr>
                                       <w:rStyle w:val="Hyperlink"/>
@@ -2319,7 +2453,7 @@
                               <w:lang w:val="el-GR"/>
                             </w:rPr>
                           </w:pPr>
-                          <w:hyperlink r:id="rId16" w:history="1">
+                          <w:hyperlink r:id="rId14" w:history="1">
                             <w:r>
                               <w:rPr>
                                 <w:rStyle w:val="Hyperlink"/>
@@ -2476,7 +2610,7 @@
                                     <w:lang w:val="el-GR"/>
                                   </w:rPr>
                                 </w:pPr>
-                                <w:hyperlink r:id="rId17" w:history="1">
+                                <w:hyperlink r:id="rId15" w:history="1">
                                   <w:r>
                                     <w:rPr>
                                       <w:rStyle w:val="Hyperlink"/>
@@ -2610,7 +2744,7 @@
                               <w:lang w:val="el-GR"/>
                             </w:rPr>
                           </w:pPr>
-                          <w:hyperlink r:id="rId18" w:history="1">
+                          <w:hyperlink r:id="rId16" w:history="1">
                             <w:r>
                               <w:rPr>
                                 <w:rStyle w:val="Hyperlink"/>
@@ -3370,6 +3504,8 @@
       </w:r>
       <w:r>
         <w:rPr>
+          <w:b/>
+          <w:bCs/>
           <w:sz w:val="32"/>
           <w:szCs w:val="32"/>
         </w:rPr>
@@ -3377,6 +3513,8 @@
       </w:r>
       <w:r>
         <w:rPr>
+          <w:b/>
+          <w:bCs/>
           <w:sz w:val="32"/>
           <w:szCs w:val="32"/>
           <w:lang w:val="el-GR"/>
@@ -3385,6 +3523,8 @@
       </w:r>
       <w:r>
         <w:rPr>
+          <w:b/>
+          <w:bCs/>
           <w:sz w:val="32"/>
           <w:szCs w:val="32"/>
         </w:rPr>
@@ -3392,11 +3532,21 @@
       </w:r>
       <w:r>
         <w:rPr>
+          <w:b/>
+          <w:bCs/>
           <w:sz w:val="32"/>
           <w:szCs w:val="32"/>
           <w:lang w:val="el-GR"/>
         </w:rPr>
-        <w:t>_01.</w:t>
+        <w:t>_01</w:t>
+      </w:r>
+      <w:r>
+        <w:rPr>
+          <w:sz w:val="32"/>
+          <w:szCs w:val="32"/>
+          <w:lang w:val="el-GR"/>
+        </w:rPr>
+        <w:t>.</w:t>
       </w:r>
     </w:p>
     <w:p>
@@ -3427,12 +3577,69 @@
         </w:rPr>
         <w:t xml:space="preserve"> Μια σύντομη φράση που περιγράφει τον σκοπό της δοκιμής. </w:t>
       </w:r>
-      <w:r>
-        <w:rPr>
-          <w:sz w:val="32"/>
-          <w:szCs w:val="32"/>
-        </w:rPr>
-        <w:t>Π.χ. «Επιτυχής σύνδεση χρήστη».</w:t>
+      <w:proofErr w:type="spellStart"/>
+      <w:r>
+        <w:rPr>
+          <w:sz w:val="32"/>
+          <w:szCs w:val="32"/>
+        </w:rPr>
+        <w:t>Π.χ</w:t>
+      </w:r>
+      <w:proofErr w:type="spellEnd"/>
+      <w:r>
+        <w:rPr>
+          <w:sz w:val="32"/>
+          <w:szCs w:val="32"/>
+        </w:rPr>
+        <w:t>. «Επ</w:t>
+      </w:r>
+      <w:proofErr w:type="spellStart"/>
+      <w:r>
+        <w:rPr>
+          <w:sz w:val="32"/>
+          <w:szCs w:val="32"/>
+        </w:rPr>
+        <w:t>ιτυχής</w:t>
+      </w:r>
+      <w:proofErr w:type="spellEnd"/>
+      <w:r>
+        <w:rPr>
+          <w:sz w:val="32"/>
+          <w:szCs w:val="32"/>
+        </w:rPr>
+        <w:t xml:space="preserve"> </w:t>
+      </w:r>
+      <w:proofErr w:type="spellStart"/>
+      <w:r>
+        <w:rPr>
+          <w:sz w:val="32"/>
+          <w:szCs w:val="32"/>
+        </w:rPr>
+        <w:t>σύνδεση</w:t>
+      </w:r>
+      <w:proofErr w:type="spellEnd"/>
+      <w:r>
+        <w:rPr>
+          <w:sz w:val="32"/>
+          <w:szCs w:val="32"/>
+        </w:rPr>
+        <w:t xml:space="preserve"> </w:t>
+      </w:r>
+      <w:proofErr w:type="spellStart"/>
+      <w:r>
+        <w:rPr>
+          <w:sz w:val="32"/>
+          <w:szCs w:val="32"/>
+        </w:rPr>
+        <w:t>χρήστη</w:t>
+      </w:r>
+      <w:proofErr w:type="spellEnd"/>
+      <w:r>
+        <w:rPr>
+          <w:sz w:val="32"/>
+          <w:szCs w:val="32"/>
+        </w:rPr>
+        <w:t>».</w:t>
       </w:r>
     </w:p>
     <w:p>
@@ -3463,12 +3670,117 @@
         </w:rPr>
         <w:t xml:space="preserve">Η απαραίτητη κατάσταση του συστήματος για την εκτέλεση της δοκιμής. </w:t>
       </w:r>
-      <w:r>
-        <w:rPr>
-          <w:sz w:val="32"/>
-          <w:szCs w:val="32"/>
-        </w:rPr>
-        <w:t>Π.χ. «Ο χρήστης είναι ήδη εγγεγραμμένος στο σύστημα».</w:t>
+      <w:proofErr w:type="spellStart"/>
+      <w:r>
+        <w:rPr>
+          <w:sz w:val="32"/>
+          <w:szCs w:val="32"/>
+        </w:rPr>
+        <w:t>Π.χ</w:t>
+      </w:r>
+      <w:proofErr w:type="spellEnd"/>
+      <w:r>
+        <w:rPr>
+          <w:sz w:val="32"/>
+          <w:szCs w:val="32"/>
+        </w:rPr>
+        <w:t xml:space="preserve">. «Ο </w:t>
+      </w:r>
+      <w:proofErr w:type="spellStart"/>
+      <w:r>
+        <w:rPr>
+          <w:sz w:val="32"/>
+          <w:szCs w:val="32"/>
+        </w:rPr>
+        <w:t>χρήστης</w:t>
+      </w:r>
+      <w:proofErr w:type="spellEnd"/>
+      <w:r>
+        <w:rPr>
+          <w:sz w:val="32"/>
+          <w:szCs w:val="32"/>
+        </w:rPr>
+        <w:t xml:space="preserve"> </w:t>
+      </w:r>
+      <w:proofErr w:type="spellStart"/>
+      <w:r>
+        <w:rPr>
+          <w:sz w:val="32"/>
+          <w:szCs w:val="32"/>
+        </w:rPr>
+        <w:t>είν</w:t>
+      </w:r>
+      <w:proofErr w:type="spellEnd"/>
+      <w:r>
+        <w:rPr>
+          <w:sz w:val="32"/>
+          <w:szCs w:val="32"/>
+        </w:rPr>
+        <w:t xml:space="preserve">αι </w:t>
+      </w:r>
+      <w:proofErr w:type="spellStart"/>
+      <w:r>
+        <w:rPr>
+          <w:sz w:val="32"/>
+          <w:szCs w:val="32"/>
+        </w:rPr>
+        <w:t>ήδη</w:t>
+      </w:r>
+      <w:proofErr w:type="spellEnd"/>
+      <w:r>
+        <w:rPr>
+          <w:sz w:val="32"/>
+          <w:szCs w:val="32"/>
+        </w:rPr>
+        <w:t xml:space="preserve"> </w:t>
+      </w:r>
+      <w:proofErr w:type="spellStart"/>
+      <w:r>
+        <w:rPr>
+          <w:sz w:val="32"/>
+          <w:szCs w:val="32"/>
+        </w:rPr>
+        <w:t>εγγεγρ</w:t>
+      </w:r>
+      <w:proofErr w:type="spellEnd"/>
+      <w:r>
+        <w:rPr>
+          <w:sz w:val="32"/>
+          <w:szCs w:val="32"/>
+        </w:rPr>
+        <w:t xml:space="preserve">αμμένος </w:t>
+      </w:r>
+      <w:proofErr w:type="spellStart"/>
+      <w:r>
+        <w:rPr>
+          <w:sz w:val="32"/>
+          <w:szCs w:val="32"/>
+        </w:rPr>
+        <w:t>στο</w:t>
+      </w:r>
+      <w:proofErr w:type="spellEnd"/>
+      <w:r>
+        <w:rPr>
+          <w:sz w:val="32"/>
+          <w:szCs w:val="32"/>
+        </w:rPr>
+        <w:t xml:space="preserve"> </w:t>
+      </w:r>
+      <w:proofErr w:type="spellStart"/>
+      <w:r>
+        <w:rPr>
+          <w:sz w:val="32"/>
+          <w:szCs w:val="32"/>
+        </w:rPr>
+        <w:t>σύστημ</w:t>
+      </w:r>
+      <w:proofErr w:type="spellEnd"/>
+      <w:r>
+        <w:rPr>
+          <w:sz w:val="32"/>
+          <w:szCs w:val="32"/>
+        </w:rPr>
+        <w:t>α».</w:t>
       </w:r>
     </w:p>
     <w:p>
@@ -3679,16 +3991,16 @@
     <w:tbl>
       <w:tblPr>
         <w:tblStyle w:val="GridTable4-Accent1"/>
-        <w:tblW w:w="11881" w:type="dxa"/>
+        <w:tblW w:w="11976" w:type="dxa"/>
         <w:jc w:val="center"/>
         <w:tblLayout w:type="fixed"/>
         <w:tblLook w:val="04A0" w:firstRow="1" w:lastRow="0" w:firstColumn="1" w:lastColumn="0" w:noHBand="0" w:noVBand="1"/>
       </w:tblPr>
       <w:tblGrid>
         <w:gridCol w:w="2155"/>
-        <w:gridCol w:w="388"/>
-        <w:gridCol w:w="1142"/>
-        <w:gridCol w:w="506"/>
+        <w:gridCol w:w="483"/>
+        <w:gridCol w:w="1047"/>
+        <w:gridCol w:w="601"/>
         <w:gridCol w:w="1114"/>
         <w:gridCol w:w="548"/>
         <w:gridCol w:w="1095"/>
@@ -3762,7 +4074,7 @@
         </w:tc>
         <w:tc>
           <w:tcPr>
-            <w:tcW w:w="1620" w:type="dxa"/>
+            <w:tcW w:w="1715" w:type="dxa"/>
             <w:gridSpan w:val="2"/>
           </w:tcPr>
           <w:p>
@@ -3921,7 +4233,7 @@
         </w:tc>
         <w:tc>
           <w:tcPr>
-            <w:tcW w:w="1620" w:type="dxa"/>
+            <w:tcW w:w="1715" w:type="dxa"/>
             <w:gridSpan w:val="2"/>
             <w:tcBorders>
               <w:bottom w:val="nil"/>
@@ -4095,9 +4407,79 @@
               <w:rPr>
                 <w:sz w:val="20"/>
                 <w:szCs w:val="20"/>
-                <w:lang w:val="el-GR"/>
-              </w:rPr>
-            </w:pPr>
+              </w:rPr>
+            </w:pPr>
+            <w:r>
+              <w:rPr>
+                <w:sz w:val="20"/>
+                <w:szCs w:val="20"/>
+                <w:lang w:val="el-GR"/>
+              </w:rPr>
+              <w:t xml:space="preserve">2.Πληκτρολογεί </w:t>
+            </w:r>
+            <w:r>
+              <w:rPr>
+                <w:sz w:val="20"/>
+                <w:szCs w:val="20"/>
+                <w:lang w:val="el-GR"/>
+              </w:rPr>
+              <w:t>έναν</w:t>
+            </w:r>
+            <w:r>
+              <w:rPr>
+                <w:sz w:val="20"/>
+                <w:szCs w:val="20"/>
+                <w:lang w:val="el-GR"/>
+              </w:rPr>
+              <w:t xml:space="preserve"> έγκυρ</w:t>
+            </w:r>
+            <w:r>
+              <w:rPr>
+                <w:sz w:val="20"/>
+                <w:szCs w:val="20"/>
+                <w:lang w:val="el-GR"/>
+              </w:rPr>
+              <w:t xml:space="preserve">ο τίτλο </w:t>
+            </w:r>
+            <w:r>
+              <w:rPr>
+                <w:sz w:val="20"/>
+                <w:szCs w:val="20"/>
+                <w:lang w:val="el-GR"/>
+              </w:rPr>
+              <w:t>ταινίας/σειράς</w:t>
+            </w:r>
+            <w:r>
+              <w:rPr>
+                <w:sz w:val="20"/>
+                <w:szCs w:val="20"/>
+                <w:lang w:val="el-GR"/>
+              </w:rPr>
+              <w:t xml:space="preserve"> (</w:t>
+            </w:r>
+            <w:r>
+              <w:rPr>
+                <w:sz w:val="20"/>
+                <w:szCs w:val="20"/>
+                <w:lang w:val="el-GR"/>
+              </w:rPr>
+              <w:t>π.χ.</w:t>
+            </w:r>
+            <w:r>
+              <w:rPr>
+                <w:sz w:val="20"/>
+                <w:szCs w:val="20"/>
+              </w:rPr>
+              <w:t>Dune</w:t>
+            </w:r>
+            <w:r>
+              <w:rPr>
+                <w:sz w:val="20"/>
+                <w:szCs w:val="20"/>
+                <w:lang w:val="el-GR"/>
+              </w:rPr>
+              <w:t>)</w:t>
+            </w:r>
           </w:p>
           <w:p>
             <w:pPr>
@@ -4114,40 +4496,17 @@
                 <w:szCs w:val="20"/>
                 <w:lang w:val="el-GR"/>
               </w:rPr>
-              <w:t xml:space="preserve">2.Πληκτρολογεί </w:t>
-            </w:r>
-            <w:r>
-              <w:rPr>
-                <w:sz w:val="20"/>
-                <w:szCs w:val="20"/>
-                <w:lang w:val="el-GR"/>
-              </w:rPr>
-              <w:t>έναν</w:t>
-            </w:r>
-            <w:r>
-              <w:rPr>
-                <w:sz w:val="20"/>
-                <w:szCs w:val="20"/>
-                <w:lang w:val="el-GR"/>
-              </w:rPr>
-              <w:t xml:space="preserve"> έγκυρ</w:t>
-            </w:r>
-            <w:r>
-              <w:rPr>
-                <w:sz w:val="20"/>
-                <w:szCs w:val="20"/>
-                <w:lang w:val="el-GR"/>
-              </w:rPr>
-              <w:t xml:space="preserve">ο τίτλο </w:t>
-            </w:r>
-            <w:r>
-              <w:rPr>
-                <w:sz w:val="20"/>
-                <w:szCs w:val="20"/>
-                <w:lang w:val="el-GR"/>
-              </w:rPr>
-              <w:t>ταινίας/σειράς</w:t>
-            </w:r>
+              <w:t>3. Πατά E</w:t>
+            </w:r>
+            <w:proofErr w:type="spellStart"/>
+            <w:r>
+              <w:rPr>
+                <w:sz w:val="20"/>
+                <w:szCs w:val="20"/>
+              </w:rPr>
+              <w:t>nter</w:t>
+            </w:r>
+            <w:proofErr w:type="spellEnd"/>
           </w:p>
           <w:p>
             <w:pPr>
@@ -4158,6 +4517,30 @@
                 <w:lang w:val="el-GR"/>
               </w:rPr>
             </w:pPr>
+            <w:r>
+              <w:rPr>
+                <w:sz w:val="20"/>
+                <w:szCs w:val="20"/>
+                <w:lang w:val="el-GR"/>
+              </w:rPr>
+              <w:t>4. Από την οθόνη αποτελεσμάτων κ</w:t>
+            </w:r>
+            <w:r>
+              <w:rPr>
+                <w:sz w:val="20"/>
+                <w:szCs w:val="20"/>
+                <w:lang w:val="el-GR"/>
+              </w:rPr>
+              <w:t>ά</w:t>
+            </w:r>
+            <w:r>
+              <w:rPr>
+                <w:sz w:val="20"/>
+                <w:szCs w:val="20"/>
+                <w:lang w:val="el-GR"/>
+              </w:rPr>
+              <w:t>νει κλικ πανω στην αφίσα της ταινίας/σειράς</w:t>
+            </w:r>
           </w:p>
           <w:p>
             <w:pPr>
@@ -4174,70 +4557,23 @@
                 <w:szCs w:val="20"/>
                 <w:lang w:val="el-GR"/>
               </w:rPr>
-              <w:t>3. Πατά E</w:t>
-            </w:r>
-            <w:r>
-              <w:rPr>
-                <w:sz w:val="20"/>
-                <w:szCs w:val="20"/>
-              </w:rPr>
-              <w:t>nter</w:t>
-            </w:r>
-          </w:p>
-          <w:p>
-            <w:pPr>
-              <w:cnfStyle w:val="000000100000" w:firstRow="0" w:lastRow="0" w:firstColumn="0" w:lastColumn="0" w:oddVBand="0" w:evenVBand="0" w:oddHBand="1" w:evenHBand="0" w:firstRowFirstColumn="0" w:firstRowLastColumn="0" w:lastRowFirstColumn="0" w:lastRowLastColumn="0"/>
-              <w:rPr>
-                <w:sz w:val="20"/>
-                <w:szCs w:val="20"/>
-                <w:lang w:val="el-GR"/>
-              </w:rPr>
-            </w:pPr>
-          </w:p>
-          <w:p>
-            <w:pPr>
-              <w:cnfStyle w:val="000000100000" w:firstRow="0" w:lastRow="0" w:firstColumn="0" w:lastColumn="0" w:oddVBand="0" w:evenVBand="0" w:oddHBand="1" w:evenHBand="0" w:firstRowFirstColumn="0" w:firstRowLastColumn="0" w:lastRowFirstColumn="0" w:lastRowLastColumn="0"/>
-              <w:rPr>
-                <w:sz w:val="20"/>
-                <w:szCs w:val="20"/>
-                <w:lang w:val="el-GR"/>
-              </w:rPr>
-            </w:pPr>
-            <w:r>
-              <w:rPr>
-                <w:sz w:val="20"/>
-                <w:szCs w:val="20"/>
-                <w:lang w:val="el-GR"/>
-              </w:rPr>
-              <w:t>4. Από την οθόνη αποτελεσμάτων κανει κλικ πανω στην αφίσα της ταινίας/σειράς</w:t>
-            </w:r>
-          </w:p>
-          <w:p>
-            <w:pPr>
-              <w:cnfStyle w:val="000000100000" w:firstRow="0" w:lastRow="0" w:firstColumn="0" w:lastColumn="0" w:oddVBand="0" w:evenVBand="0" w:oddHBand="1" w:evenHBand="0" w:firstRowFirstColumn="0" w:firstRowLastColumn="0" w:lastRowFirstColumn="0" w:lastRowLastColumn="0"/>
-              <w:rPr>
-                <w:sz w:val="20"/>
-                <w:szCs w:val="20"/>
-                <w:lang w:val="el-GR"/>
-              </w:rPr>
-            </w:pPr>
-          </w:p>
-          <w:p>
-            <w:pPr>
-              <w:cnfStyle w:val="000000100000" w:firstRow="0" w:lastRow="0" w:firstColumn="0" w:lastColumn="0" w:oddVBand="0" w:evenVBand="0" w:oddHBand="1" w:evenHBand="0" w:firstRowFirstColumn="0" w:firstRowLastColumn="0" w:lastRowFirstColumn="0" w:lastRowLastColumn="0"/>
-              <w:rPr>
-                <w:sz w:val="20"/>
-                <w:szCs w:val="20"/>
-                <w:lang w:val="el-GR"/>
-              </w:rPr>
-            </w:pPr>
-            <w:r>
-              <w:rPr>
-                <w:sz w:val="20"/>
-                <w:szCs w:val="20"/>
-                <w:lang w:val="el-GR"/>
-              </w:rPr>
-              <w:t>5. Επιβεβαιώνει ότι η οθόνη λεπτομερείων φορτώνει.</w:t>
+              <w:t>5. Επιβεβαιώνει ότι η οθόνη λεπτομερείων φορτώνει</w:t>
+            </w:r>
+            <w:r>
+              <w:rPr>
+                <w:sz w:val="20"/>
+                <w:szCs w:val="20"/>
+                <w:lang w:val="el-GR"/>
+              </w:rPr>
+              <w:t xml:space="preserve"> την ταινία/σειρά</w:t>
+            </w:r>
+            <w:r>
+              <w:rPr>
+                <w:sz w:val="20"/>
+                <w:szCs w:val="20"/>
+                <w:lang w:val="el-GR"/>
+              </w:rPr>
+              <w:t>.</w:t>
             </w:r>
           </w:p>
         </w:tc>
@@ -4714,7 +5050,7 @@
         </w:tc>
         <w:tc>
           <w:tcPr>
-            <w:tcW w:w="388" w:type="dxa"/>
+            <w:tcW w:w="483" w:type="dxa"/>
             <w:tcBorders>
               <w:top w:val="nil"/>
               <w:left w:val="nil"/>
@@ -4861,6 +5197,7 @@
             <w:tcW w:w="2155" w:type="dxa"/>
             <w:tcBorders>
               <w:top w:val="nil"/>
+              <w:bottom w:val="nil"/>
             </w:tcBorders>
           </w:tcPr>
           <w:p>
@@ -4885,6 +5222,2390 @@
                 <w:szCs w:val="20"/>
               </w:rPr>
               <w:t>2</w:t>
+            </w:r>
+          </w:p>
+        </w:tc>
+        <w:tc>
+          <w:tcPr>
+            <w:tcW w:w="1530" w:type="dxa"/>
+            <w:gridSpan w:val="2"/>
+            <w:tcBorders>
+              <w:top w:val="nil"/>
+              <w:bottom w:val="nil"/>
+            </w:tcBorders>
+          </w:tcPr>
+          <w:p>
+            <w:pPr>
+              <w:cnfStyle w:val="000000100000" w:firstRow="0" w:lastRow="0" w:firstColumn="0" w:lastColumn="0" w:oddVBand="0" w:evenVBand="0" w:oddHBand="1" w:evenHBand="0" w:firstRowFirstColumn="0" w:firstRowLastColumn="0" w:lastRowFirstColumn="0" w:lastRowLastColumn="0"/>
+              <w:rPr>
+                <w:sz w:val="20"/>
+                <w:szCs w:val="20"/>
+                <w:lang w:val="el-GR"/>
+              </w:rPr>
+            </w:pPr>
+            <w:r>
+              <w:rPr>
+                <w:sz w:val="20"/>
+                <w:szCs w:val="20"/>
+                <w:lang w:val="el-GR"/>
+              </w:rPr>
+              <w:t>Αναζήτηση ταινίας/σειράς</w:t>
+            </w:r>
+            <w:r>
+              <w:rPr>
+                <w:sz w:val="20"/>
+                <w:szCs w:val="20"/>
+                <w:lang w:val="el-GR"/>
+              </w:rPr>
+              <w:t xml:space="preserve"> γράφοντας μερικώς τον τίτλο</w:t>
+            </w:r>
+          </w:p>
+        </w:tc>
+        <w:tc>
+          <w:tcPr>
+            <w:tcW w:w="1715" w:type="dxa"/>
+            <w:gridSpan w:val="2"/>
+            <w:tcBorders>
+              <w:top w:val="nil"/>
+              <w:bottom w:val="nil"/>
+            </w:tcBorders>
+          </w:tcPr>
+          <w:p>
+            <w:pPr>
+              <w:cnfStyle w:val="000000100000" w:firstRow="0" w:lastRow="0" w:firstColumn="0" w:lastColumn="0" w:oddVBand="0" w:evenVBand="0" w:oddHBand="1" w:evenHBand="0" w:firstRowFirstColumn="0" w:firstRowLastColumn="0" w:lastRowFirstColumn="0" w:lastRowLastColumn="0"/>
+              <w:rPr>
+                <w:sz w:val="20"/>
+                <w:szCs w:val="20"/>
+                <w:lang w:val="el-GR"/>
+              </w:rPr>
+            </w:pPr>
+            <w:r>
+              <w:rPr>
+                <w:sz w:val="20"/>
+                <w:szCs w:val="20"/>
+                <w:lang w:val="el-GR"/>
+              </w:rPr>
+              <w:t>1. Ο χρήστης είναι ήδη συνδεδεμένος στο σύστημα</w:t>
+            </w:r>
+          </w:p>
+          <w:p>
+            <w:pPr>
+              <w:cnfStyle w:val="000000100000" w:firstRow="0" w:lastRow="0" w:firstColumn="0" w:lastColumn="0" w:oddVBand="0" w:evenVBand="0" w:oddHBand="1" w:evenHBand="0" w:firstRowFirstColumn="0" w:firstRowLastColumn="0" w:lastRowFirstColumn="0" w:lastRowLastColumn="0"/>
+              <w:rPr>
+                <w:sz w:val="20"/>
+                <w:szCs w:val="20"/>
+                <w:lang w:val="el-GR"/>
+              </w:rPr>
+            </w:pPr>
+          </w:p>
+          <w:p>
+            <w:pPr>
+              <w:cnfStyle w:val="000000100000" w:firstRow="0" w:lastRow="0" w:firstColumn="0" w:lastColumn="0" w:oddVBand="0" w:evenVBand="0" w:oddHBand="1" w:evenHBand="0" w:firstRowFirstColumn="0" w:firstRowLastColumn="0" w:lastRowFirstColumn="0" w:lastRowLastColumn="0"/>
+              <w:rPr>
+                <w:sz w:val="20"/>
+                <w:szCs w:val="20"/>
+                <w:lang w:val="el-GR"/>
+              </w:rPr>
+            </w:pPr>
+            <w:r>
+              <w:rPr>
+                <w:sz w:val="20"/>
+                <w:szCs w:val="20"/>
+                <w:lang w:val="el-GR"/>
+              </w:rPr>
+              <w:t xml:space="preserve">2. Η αναζήτηση του </w:t>
+            </w:r>
+            <w:r>
+              <w:rPr>
+                <w:sz w:val="20"/>
+                <w:szCs w:val="20"/>
+                <w:lang w:val="el-GR"/>
+              </w:rPr>
+              <w:t>αποτελείται από δύο ή περισσότερους χαρακτήρες</w:t>
+            </w:r>
+          </w:p>
+          <w:p>
+            <w:pPr>
+              <w:cnfStyle w:val="000000100000" w:firstRow="0" w:lastRow="0" w:firstColumn="0" w:lastColumn="0" w:oddVBand="0" w:evenVBand="0" w:oddHBand="1" w:evenHBand="0" w:firstRowFirstColumn="0" w:firstRowLastColumn="0" w:lastRowFirstColumn="0" w:lastRowLastColumn="0"/>
+              <w:rPr>
+                <w:sz w:val="20"/>
+                <w:szCs w:val="20"/>
+                <w:lang w:val="el-GR"/>
+              </w:rPr>
+            </w:pPr>
+          </w:p>
+          <w:p>
+            <w:pPr>
+              <w:cnfStyle w:val="000000100000" w:firstRow="0" w:lastRow="0" w:firstColumn="0" w:lastColumn="0" w:oddVBand="0" w:evenVBand="0" w:oddHBand="1" w:evenHBand="0" w:firstRowFirstColumn="0" w:firstRowLastColumn="0" w:lastRowFirstColumn="0" w:lastRowLastColumn="0"/>
+              <w:rPr>
+                <w:sz w:val="20"/>
+                <w:szCs w:val="20"/>
+                <w:lang w:val="el-GR"/>
+              </w:rPr>
+            </w:pPr>
+            <w:r>
+              <w:rPr>
+                <w:sz w:val="20"/>
+                <w:szCs w:val="20"/>
+                <w:lang w:val="el-GR"/>
+              </w:rPr>
+              <w:t xml:space="preserve">3. </w:t>
+            </w:r>
+            <w:r>
+              <w:rPr>
+                <w:sz w:val="20"/>
+                <w:szCs w:val="20"/>
+                <w:lang w:val="el-GR"/>
+              </w:rPr>
+              <w:t xml:space="preserve">Η αναζήτηση του </w:t>
+            </w:r>
+            <w:r>
+              <w:rPr>
+                <w:sz w:val="20"/>
+                <w:szCs w:val="20"/>
+                <w:lang w:val="el-GR"/>
+              </w:rPr>
+              <w:t>δεν είναι ολόκληρος ο</w:t>
+            </w:r>
+            <w:r>
+              <w:rPr>
+                <w:sz w:val="20"/>
+                <w:szCs w:val="20"/>
+                <w:lang w:val="el-GR"/>
+              </w:rPr>
+              <w:t xml:space="preserve"> </w:t>
+            </w:r>
+            <w:r>
+              <w:rPr>
+                <w:sz w:val="20"/>
+                <w:szCs w:val="20"/>
+                <w:lang w:val="el-GR"/>
+              </w:rPr>
+              <w:t xml:space="preserve">τίτλος της </w:t>
+            </w:r>
+            <w:r>
+              <w:rPr>
+                <w:sz w:val="20"/>
+                <w:szCs w:val="20"/>
+                <w:lang w:val="el-GR"/>
+              </w:rPr>
+              <w:t>ταινίας/σειράς</w:t>
+            </w:r>
+          </w:p>
+        </w:tc>
+        <w:tc>
+          <w:tcPr>
+            <w:tcW w:w="1643" w:type="dxa"/>
+            <w:gridSpan w:val="2"/>
+            <w:tcBorders>
+              <w:top w:val="nil"/>
+              <w:bottom w:val="nil"/>
+            </w:tcBorders>
+          </w:tcPr>
+          <w:p>
+            <w:pPr>
+              <w:cnfStyle w:val="000000100000" w:firstRow="0" w:lastRow="0" w:firstColumn="0" w:lastColumn="0" w:oddVBand="0" w:evenVBand="0" w:oddHBand="1" w:evenHBand="0" w:firstRowFirstColumn="0" w:firstRowLastColumn="0" w:lastRowFirstColumn="0" w:lastRowLastColumn="0"/>
+              <w:rPr>
+                <w:sz w:val="20"/>
+                <w:szCs w:val="20"/>
+                <w:lang w:val="el-GR"/>
+              </w:rPr>
+            </w:pPr>
+            <w:r>
+              <w:rPr>
+                <w:sz w:val="20"/>
+                <w:szCs w:val="20"/>
+                <w:lang w:val="el-GR"/>
+              </w:rPr>
+              <w:t xml:space="preserve">1. Ο χρήστης πηγαίνει στο </w:t>
+            </w:r>
+            <w:r>
+              <w:rPr>
+                <w:sz w:val="20"/>
+                <w:szCs w:val="20"/>
+              </w:rPr>
+              <w:t>search</w:t>
+            </w:r>
+            <w:r>
+              <w:rPr>
+                <w:sz w:val="20"/>
+                <w:szCs w:val="20"/>
+                <w:lang w:val="el-GR"/>
+              </w:rPr>
+              <w:t xml:space="preserve"> </w:t>
+            </w:r>
+            <w:r>
+              <w:rPr>
+                <w:sz w:val="20"/>
+                <w:szCs w:val="20"/>
+              </w:rPr>
+              <w:t>bar</w:t>
+            </w:r>
+          </w:p>
+          <w:p>
+            <w:pPr>
+              <w:cnfStyle w:val="000000100000" w:firstRow="0" w:lastRow="0" w:firstColumn="0" w:lastColumn="0" w:oddVBand="0" w:evenVBand="0" w:oddHBand="1" w:evenHBand="0" w:firstRowFirstColumn="0" w:firstRowLastColumn="0" w:lastRowFirstColumn="0" w:lastRowLastColumn="0"/>
+              <w:rPr>
+                <w:sz w:val="20"/>
+                <w:szCs w:val="20"/>
+                <w:lang w:val="el-GR"/>
+              </w:rPr>
+            </w:pPr>
+          </w:p>
+          <w:p>
+            <w:pPr>
+              <w:cnfStyle w:val="000000100000" w:firstRow="0" w:lastRow="0" w:firstColumn="0" w:lastColumn="0" w:oddVBand="0" w:evenVBand="0" w:oddHBand="1" w:evenHBand="0" w:firstRowFirstColumn="0" w:firstRowLastColumn="0" w:lastRowFirstColumn="0" w:lastRowLastColumn="0"/>
+              <w:rPr>
+                <w:sz w:val="20"/>
+                <w:szCs w:val="20"/>
+                <w:lang w:val="el-GR"/>
+              </w:rPr>
+            </w:pPr>
+            <w:r>
+              <w:rPr>
+                <w:sz w:val="20"/>
+                <w:szCs w:val="20"/>
+                <w:lang w:val="el-GR"/>
+              </w:rPr>
+              <w:t xml:space="preserve">2.Πληκτρολογεί </w:t>
+            </w:r>
+            <w:r>
+              <w:rPr>
+                <w:sz w:val="20"/>
+                <w:szCs w:val="20"/>
+                <w:lang w:val="el-GR"/>
+              </w:rPr>
+              <w:t xml:space="preserve">τα πρώτα γράμματα του τίτλου της </w:t>
+            </w:r>
+            <w:r>
+              <w:rPr>
+                <w:sz w:val="20"/>
+                <w:szCs w:val="20"/>
+                <w:lang w:val="el-GR"/>
+              </w:rPr>
+              <w:t>ταινίας/σειράς</w:t>
+            </w:r>
+          </w:p>
+          <w:p>
+            <w:pPr>
+              <w:cnfStyle w:val="000000100000" w:firstRow="0" w:lastRow="0" w:firstColumn="0" w:lastColumn="0" w:oddVBand="0" w:evenVBand="0" w:oddHBand="1" w:evenHBand="0" w:firstRowFirstColumn="0" w:firstRowLastColumn="0" w:lastRowFirstColumn="0" w:lastRowLastColumn="0"/>
+              <w:rPr>
+                <w:sz w:val="20"/>
+                <w:szCs w:val="20"/>
+              </w:rPr>
+            </w:pPr>
+            <w:r>
+              <w:rPr>
+                <w:sz w:val="20"/>
+                <w:szCs w:val="20"/>
+                <w:lang w:val="el-GR"/>
+              </w:rPr>
+              <w:t xml:space="preserve">(π.χ. </w:t>
+            </w:r>
+            <w:r>
+              <w:rPr>
+                <w:sz w:val="20"/>
+                <w:szCs w:val="20"/>
+              </w:rPr>
+              <w:t xml:space="preserve">Du </w:t>
+            </w:r>
+            <w:r>
+              <w:rPr>
+                <w:sz w:val="20"/>
+                <w:szCs w:val="20"/>
+                <w:lang w:val="el-GR"/>
+              </w:rPr>
+              <w:t xml:space="preserve">ή </w:t>
+            </w:r>
+            <w:r>
+              <w:rPr>
+                <w:sz w:val="20"/>
+                <w:szCs w:val="20"/>
+              </w:rPr>
+              <w:t>Dun)</w:t>
+            </w:r>
+          </w:p>
+          <w:p>
+            <w:pPr>
+              <w:cnfStyle w:val="000000100000" w:firstRow="0" w:lastRow="0" w:firstColumn="0" w:lastColumn="0" w:oddVBand="0" w:evenVBand="0" w:oddHBand="1" w:evenHBand="0" w:firstRowFirstColumn="0" w:firstRowLastColumn="0" w:lastRowFirstColumn="0" w:lastRowLastColumn="0"/>
+              <w:rPr>
+                <w:sz w:val="20"/>
+                <w:szCs w:val="20"/>
+                <w:lang w:val="el-GR"/>
+              </w:rPr>
+            </w:pPr>
+          </w:p>
+          <w:p>
+            <w:pPr>
+              <w:cnfStyle w:val="000000100000" w:firstRow="0" w:lastRow="0" w:firstColumn="0" w:lastColumn="0" w:oddVBand="0" w:evenVBand="0" w:oddHBand="1" w:evenHBand="0" w:firstRowFirstColumn="0" w:firstRowLastColumn="0" w:lastRowFirstColumn="0" w:lastRowLastColumn="0"/>
+              <w:rPr>
+                <w:sz w:val="20"/>
+                <w:szCs w:val="20"/>
+              </w:rPr>
+            </w:pPr>
+            <w:r>
+              <w:rPr>
+                <w:sz w:val="20"/>
+                <w:szCs w:val="20"/>
+                <w:lang w:val="el-GR"/>
+              </w:rPr>
+              <w:t>3. Πατά E</w:t>
+            </w:r>
+            <w:proofErr w:type="spellStart"/>
+            <w:r>
+              <w:rPr>
+                <w:sz w:val="20"/>
+                <w:szCs w:val="20"/>
+              </w:rPr>
+              <w:t>nter</w:t>
+            </w:r>
+            <w:proofErr w:type="spellEnd"/>
+          </w:p>
+          <w:p>
+            <w:pPr>
+              <w:cnfStyle w:val="000000100000" w:firstRow="0" w:lastRow="0" w:firstColumn="0" w:lastColumn="0" w:oddVBand="0" w:evenVBand="0" w:oddHBand="1" w:evenHBand="0" w:firstRowFirstColumn="0" w:firstRowLastColumn="0" w:lastRowFirstColumn="0" w:lastRowLastColumn="0"/>
+              <w:rPr>
+                <w:sz w:val="20"/>
+                <w:szCs w:val="20"/>
+              </w:rPr>
+            </w:pPr>
+          </w:p>
+          <w:p>
+            <w:pPr>
+              <w:cnfStyle w:val="000000100000" w:firstRow="0" w:lastRow="0" w:firstColumn="0" w:lastColumn="0" w:oddVBand="0" w:evenVBand="0" w:oddHBand="1" w:evenHBand="0" w:firstRowFirstColumn="0" w:firstRowLastColumn="0" w:lastRowFirstColumn="0" w:lastRowLastColumn="0"/>
+              <w:rPr>
+                <w:sz w:val="20"/>
+                <w:szCs w:val="20"/>
+                <w:lang w:val="el-GR"/>
+              </w:rPr>
+            </w:pPr>
+            <w:r>
+              <w:rPr>
+                <w:sz w:val="20"/>
+                <w:szCs w:val="20"/>
+                <w:lang w:val="el-GR"/>
+              </w:rPr>
+              <w:t xml:space="preserve">5. Επιβεβαιώνει ότι η οθόνη </w:t>
+            </w:r>
+            <w:r>
+              <w:rPr>
+                <w:sz w:val="20"/>
+                <w:szCs w:val="20"/>
+                <w:lang w:val="el-GR"/>
+              </w:rPr>
+              <w:t>αποτελεσμάτων</w:t>
+            </w:r>
+            <w:r>
+              <w:rPr>
+                <w:sz w:val="20"/>
+                <w:szCs w:val="20"/>
+                <w:lang w:val="el-GR"/>
+              </w:rPr>
+              <w:t xml:space="preserve"> φορτώνει</w:t>
+            </w:r>
+            <w:r>
+              <w:rPr>
+                <w:sz w:val="20"/>
+                <w:szCs w:val="20"/>
+                <w:lang w:val="el-GR"/>
+              </w:rPr>
+              <w:t xml:space="preserve"> όσες ταινίες/σείρες έχουν τίτλο που αποτελείται από αυτά τα γράμματα</w:t>
+            </w:r>
+            <w:r>
+              <w:rPr>
+                <w:sz w:val="20"/>
+                <w:szCs w:val="20"/>
+                <w:lang w:val="el-GR"/>
+              </w:rPr>
+              <w:t>.</w:t>
+            </w:r>
+          </w:p>
+        </w:tc>
+        <w:tc>
+          <w:tcPr>
+            <w:tcW w:w="1698" w:type="dxa"/>
+            <w:gridSpan w:val="2"/>
+            <w:tcBorders>
+              <w:top w:val="nil"/>
+              <w:bottom w:val="nil"/>
+            </w:tcBorders>
+          </w:tcPr>
+          <w:p>
+            <w:pPr>
+              <w:cnfStyle w:val="000000100000" w:firstRow="0" w:lastRow="0" w:firstColumn="0" w:lastColumn="0" w:oddVBand="0" w:evenVBand="0" w:oddHBand="1" w:evenHBand="0" w:firstRowFirstColumn="0" w:firstRowLastColumn="0" w:lastRowFirstColumn="0" w:lastRowLastColumn="0"/>
+              <w:rPr>
+                <w:sz w:val="20"/>
+                <w:szCs w:val="20"/>
+                <w:lang w:val="el-GR"/>
+              </w:rPr>
+            </w:pPr>
+            <w:r>
+              <w:rPr>
+                <w:sz w:val="20"/>
+                <w:szCs w:val="20"/>
+                <w:lang w:val="el-GR"/>
+              </w:rPr>
+              <w:t xml:space="preserve">Η οθόνη αποτελεσμάτων </w:t>
+            </w:r>
+            <w:r>
+              <w:rPr>
+                <w:sz w:val="20"/>
+                <w:szCs w:val="20"/>
+                <w:lang w:val="el-GR"/>
+              </w:rPr>
+              <w:t>προβάλει ταινίες/σειρές των οποίων οι τίτλοι ταιριάζουν με το τι έγραψε ο χρήστης.</w:t>
+            </w:r>
+          </w:p>
+          <w:p>
+            <w:pPr>
+              <w:cnfStyle w:val="000000100000" w:firstRow="0" w:lastRow="0" w:firstColumn="0" w:lastColumn="0" w:oddVBand="0" w:evenVBand="0" w:oddHBand="1" w:evenHBand="0" w:firstRowFirstColumn="0" w:firstRowLastColumn="0" w:lastRowFirstColumn="0" w:lastRowLastColumn="0"/>
+              <w:rPr>
+                <w:sz w:val="20"/>
+                <w:szCs w:val="20"/>
+                <w:lang w:val="el-GR"/>
+              </w:rPr>
+            </w:pPr>
+          </w:p>
+        </w:tc>
+        <w:tc>
+          <w:tcPr>
+            <w:tcW w:w="1801" w:type="dxa"/>
+            <w:gridSpan w:val="2"/>
+            <w:tcBorders>
+              <w:top w:val="nil"/>
+              <w:bottom w:val="nil"/>
+            </w:tcBorders>
+          </w:tcPr>
+          <w:p>
+            <w:pPr>
+              <w:cnfStyle w:val="000000100000" w:firstRow="0" w:lastRow="0" w:firstColumn="0" w:lastColumn="0" w:oddVBand="0" w:evenVBand="0" w:oddHBand="1" w:evenHBand="0" w:firstRowFirstColumn="0" w:firstRowLastColumn="0" w:lastRowFirstColumn="0" w:lastRowLastColumn="0"/>
+              <w:rPr>
+                <w:sz w:val="20"/>
+                <w:szCs w:val="20"/>
+                <w:lang w:val="el-GR"/>
+              </w:rPr>
+            </w:pPr>
+            <w:r>
+              <w:rPr>
+                <w:sz w:val="20"/>
+                <w:szCs w:val="20"/>
+                <w:lang w:val="el-GR"/>
+              </w:rPr>
+              <w:t xml:space="preserve">Η οθόνη αποτελεσμάτων </w:t>
+            </w:r>
+            <w:r>
+              <w:rPr>
+                <w:sz w:val="20"/>
+                <w:szCs w:val="20"/>
+                <w:lang w:val="el-GR"/>
+              </w:rPr>
+              <w:t>προβάλει ταινίες/σειρές των οποίων οι τίτλοι ταιριάζουν με το τι έγραψε ο χρήστης.</w:t>
+            </w:r>
+          </w:p>
+          <w:p>
+            <w:pPr>
+              <w:cnfStyle w:val="000000100000" w:firstRow="0" w:lastRow="0" w:firstColumn="0" w:lastColumn="0" w:oddVBand="0" w:evenVBand="0" w:oddHBand="1" w:evenHBand="0" w:firstRowFirstColumn="0" w:firstRowLastColumn="0" w:lastRowFirstColumn="0" w:lastRowLastColumn="0"/>
+              <w:rPr>
+                <w:sz w:val="20"/>
+                <w:szCs w:val="20"/>
+                <w:lang w:val="el-GR"/>
+              </w:rPr>
+            </w:pPr>
+          </w:p>
+        </w:tc>
+        <w:tc>
+          <w:tcPr>
+            <w:tcW w:w="1434" w:type="dxa"/>
+            <w:tcBorders>
+              <w:top w:val="nil"/>
+              <w:bottom w:val="nil"/>
+            </w:tcBorders>
+          </w:tcPr>
+          <w:p>
+            <w:pPr>
+              <w:cnfStyle w:val="000000100000" w:firstRow="0" w:lastRow="0" w:firstColumn="0" w:lastColumn="0" w:oddVBand="0" w:evenVBand="0" w:oddHBand="1" w:evenHBand="0" w:firstRowFirstColumn="0" w:firstRowLastColumn="0" w:lastRowFirstColumn="0" w:lastRowLastColumn="0"/>
+              <w:rPr>
+                <w:sz w:val="20"/>
+                <w:szCs w:val="20"/>
+              </w:rPr>
+            </w:pPr>
+            <w:r>
+              <w:rPr>
+                <w:sz w:val="20"/>
+                <w:szCs w:val="20"/>
+              </w:rPr>
+              <w:t>Pass</w:t>
+            </w:r>
+            <w:r>
+              <w:rPr>
+                <w:rFonts w:ascii="Segoe UI Emoji" w:hAnsi="Segoe UI Emoji" w:cs="Segoe UI Emoji"/>
+                <w:sz w:val="20"/>
+                <w:szCs w:val="20"/>
+              </w:rPr>
+              <w:t>✔️</w:t>
+            </w:r>
+          </w:p>
+        </w:tc>
+      </w:tr>
+      <w:tr>
+        <w:tblPrEx>
+          <w:jc w:val="left"/>
+        </w:tblPrEx>
+        <w:trPr>
+          <w:trHeight w:val="219"/>
+        </w:trPr>
+        <w:tc>
+          <w:tcPr>
+            <w:cnfStyle w:val="001000000000" w:firstRow="0" w:lastRow="0" w:firstColumn="1" w:lastColumn="0" w:oddVBand="0" w:evenVBand="0" w:oddHBand="0" w:evenHBand="0" w:firstRowFirstColumn="0" w:firstRowLastColumn="0" w:lastRowFirstColumn="0" w:lastRowLastColumn="0"/>
+            <w:tcW w:w="2155" w:type="dxa"/>
+            <w:tcBorders>
+              <w:top w:val="nil"/>
+              <w:left w:val="nil"/>
+              <w:bottom w:val="nil"/>
+              <w:right w:val="nil"/>
+            </w:tcBorders>
+            <w:shd w:val="clear" w:color="auto" w:fill="156082" w:themeFill="accent1"/>
+          </w:tcPr>
+          <w:p>
+            <w:pPr>
+              <w:jc w:val="center"/>
+              <w:rPr>
+                <w:color w:val="FFFFFF" w:themeColor="background1"/>
+                <w:lang w:val="el-GR"/>
+              </w:rPr>
+            </w:pPr>
+            <w:r>
+              <w:rPr>
+                <w:color w:val="FFFFFF" w:themeColor="background1"/>
+              </w:rPr>
+              <w:lastRenderedPageBreak/>
+              <w:t>Test</w:t>
+            </w:r>
+            <w:r>
+              <w:rPr>
+                <w:color w:val="FFFFFF" w:themeColor="background1"/>
+                <w:lang w:val="el-GR"/>
+              </w:rPr>
+              <w:t xml:space="preserve"> </w:t>
+            </w:r>
+            <w:r>
+              <w:rPr>
+                <w:color w:val="FFFFFF" w:themeColor="background1"/>
+              </w:rPr>
+              <w:t>Case</w:t>
+            </w:r>
+            <w:r>
+              <w:rPr>
+                <w:color w:val="FFFFFF" w:themeColor="background1"/>
+                <w:lang w:val="el-GR"/>
+              </w:rPr>
+              <w:t xml:space="preserve"> </w:t>
+            </w:r>
+            <w:r>
+              <w:rPr>
+                <w:color w:val="FFFFFF" w:themeColor="background1"/>
+              </w:rPr>
+              <w:t>ID</w:t>
+            </w:r>
+          </w:p>
+        </w:tc>
+        <w:tc>
+          <w:tcPr>
+            <w:tcW w:w="1530" w:type="dxa"/>
+            <w:gridSpan w:val="2"/>
+            <w:tcBorders>
+              <w:top w:val="nil"/>
+              <w:left w:val="nil"/>
+              <w:bottom w:val="nil"/>
+              <w:right w:val="nil"/>
+            </w:tcBorders>
+            <w:shd w:val="clear" w:color="auto" w:fill="156082" w:themeFill="accent1"/>
+          </w:tcPr>
+          <w:p>
+            <w:pPr>
+              <w:cnfStyle w:val="000000000000" w:firstRow="0" w:lastRow="0" w:firstColumn="0" w:lastColumn="0" w:oddVBand="0" w:evenVBand="0" w:oddHBand="0" w:evenHBand="0" w:firstRowFirstColumn="0" w:firstRowLastColumn="0" w:lastRowFirstColumn="0" w:lastRowLastColumn="0"/>
+              <w:rPr>
+                <w:b/>
+                <w:bCs/>
+                <w:color w:val="FFFFFF" w:themeColor="background1"/>
+                <w:lang w:val="el-GR"/>
+              </w:rPr>
+            </w:pPr>
+            <w:r>
+              <w:rPr>
+                <w:b/>
+                <w:bCs/>
+                <w:color w:val="FFFFFF" w:themeColor="background1"/>
+                <w:lang w:val="el-GR"/>
+              </w:rPr>
+              <w:t>Περιγραφή</w:t>
+            </w:r>
+          </w:p>
+        </w:tc>
+        <w:tc>
+          <w:tcPr>
+            <w:tcW w:w="1715" w:type="dxa"/>
+            <w:gridSpan w:val="2"/>
+            <w:tcBorders>
+              <w:top w:val="nil"/>
+              <w:left w:val="nil"/>
+              <w:bottom w:val="nil"/>
+              <w:right w:val="nil"/>
+            </w:tcBorders>
+            <w:shd w:val="clear" w:color="auto" w:fill="156082" w:themeFill="accent1"/>
+          </w:tcPr>
+          <w:p>
+            <w:pPr>
+              <w:cnfStyle w:val="000000000000" w:firstRow="0" w:lastRow="0" w:firstColumn="0" w:lastColumn="0" w:oddVBand="0" w:evenVBand="0" w:oddHBand="0" w:evenHBand="0" w:firstRowFirstColumn="0" w:firstRowLastColumn="0" w:lastRowFirstColumn="0" w:lastRowLastColumn="0"/>
+              <w:rPr>
+                <w:b/>
+                <w:bCs/>
+                <w:color w:val="FFFFFF" w:themeColor="background1"/>
+                <w:lang w:val="el-GR"/>
+              </w:rPr>
+            </w:pPr>
+            <w:r>
+              <w:rPr>
+                <w:b/>
+                <w:bCs/>
+                <w:color w:val="FFFFFF" w:themeColor="background1"/>
+                <w:lang w:val="el-GR"/>
+              </w:rPr>
+              <w:t>Προϋπόθεση</w:t>
+            </w:r>
+          </w:p>
+        </w:tc>
+        <w:tc>
+          <w:tcPr>
+            <w:tcW w:w="1643" w:type="dxa"/>
+            <w:gridSpan w:val="2"/>
+            <w:tcBorders>
+              <w:top w:val="nil"/>
+              <w:left w:val="nil"/>
+              <w:bottom w:val="nil"/>
+              <w:right w:val="nil"/>
+            </w:tcBorders>
+            <w:shd w:val="clear" w:color="auto" w:fill="156082" w:themeFill="accent1"/>
+          </w:tcPr>
+          <w:p>
+            <w:pPr>
+              <w:cnfStyle w:val="000000000000" w:firstRow="0" w:lastRow="0" w:firstColumn="0" w:lastColumn="0" w:oddVBand="0" w:evenVBand="0" w:oddHBand="0" w:evenHBand="0" w:firstRowFirstColumn="0" w:firstRowLastColumn="0" w:lastRowFirstColumn="0" w:lastRowLastColumn="0"/>
+              <w:rPr>
+                <w:b/>
+                <w:bCs/>
+                <w:color w:val="FFFFFF" w:themeColor="background1"/>
+                <w:lang w:val="el-GR"/>
+              </w:rPr>
+            </w:pPr>
+            <w:r>
+              <w:rPr>
+                <w:b/>
+                <w:bCs/>
+                <w:color w:val="FFFFFF" w:themeColor="background1"/>
+                <w:lang w:val="el-GR"/>
+              </w:rPr>
+              <w:t>Βήματα Testing</w:t>
+            </w:r>
+          </w:p>
+        </w:tc>
+        <w:tc>
+          <w:tcPr>
+            <w:tcW w:w="1698" w:type="dxa"/>
+            <w:gridSpan w:val="2"/>
+            <w:tcBorders>
+              <w:top w:val="nil"/>
+              <w:left w:val="nil"/>
+              <w:bottom w:val="nil"/>
+              <w:right w:val="nil"/>
+            </w:tcBorders>
+            <w:shd w:val="clear" w:color="auto" w:fill="156082" w:themeFill="accent1"/>
+          </w:tcPr>
+          <w:p>
+            <w:pPr>
+              <w:cnfStyle w:val="000000000000" w:firstRow="0" w:lastRow="0" w:firstColumn="0" w:lastColumn="0" w:oddVBand="0" w:evenVBand="0" w:oddHBand="0" w:evenHBand="0" w:firstRowFirstColumn="0" w:firstRowLastColumn="0" w:lastRowFirstColumn="0" w:lastRowLastColumn="0"/>
+              <w:rPr>
+                <w:b/>
+                <w:bCs/>
+                <w:color w:val="FFFFFF" w:themeColor="background1"/>
+                <w:lang w:val="el-GR"/>
+              </w:rPr>
+            </w:pPr>
+            <w:r>
+              <w:rPr>
+                <w:b/>
+                <w:bCs/>
+                <w:color w:val="FFFFFF" w:themeColor="background1"/>
+                <w:lang w:val="el-GR"/>
+              </w:rPr>
+              <w:t>Αναμενόμενο Αποτέλεσμα</w:t>
+            </w:r>
+          </w:p>
+        </w:tc>
+        <w:tc>
+          <w:tcPr>
+            <w:tcW w:w="1801" w:type="dxa"/>
+            <w:gridSpan w:val="2"/>
+            <w:tcBorders>
+              <w:top w:val="nil"/>
+              <w:left w:val="nil"/>
+              <w:bottom w:val="nil"/>
+              <w:right w:val="nil"/>
+            </w:tcBorders>
+            <w:shd w:val="clear" w:color="auto" w:fill="156082" w:themeFill="accent1"/>
+          </w:tcPr>
+          <w:p>
+            <w:pPr>
+              <w:cnfStyle w:val="000000000000" w:firstRow="0" w:lastRow="0" w:firstColumn="0" w:lastColumn="0" w:oddVBand="0" w:evenVBand="0" w:oddHBand="0" w:evenHBand="0" w:firstRowFirstColumn="0" w:firstRowLastColumn="0" w:lastRowFirstColumn="0" w:lastRowLastColumn="0"/>
+              <w:rPr>
+                <w:b/>
+                <w:bCs/>
+                <w:color w:val="FFFFFF" w:themeColor="background1"/>
+                <w:lang w:val="el-GR"/>
+              </w:rPr>
+            </w:pPr>
+            <w:r>
+              <w:rPr>
+                <w:b/>
+                <w:bCs/>
+                <w:color w:val="FFFFFF" w:themeColor="background1"/>
+                <w:lang w:val="el-GR"/>
+              </w:rPr>
+              <w:t>Πραγματικά Αποτελέσματα</w:t>
+            </w:r>
+          </w:p>
+        </w:tc>
+        <w:tc>
+          <w:tcPr>
+            <w:tcW w:w="1434" w:type="dxa"/>
+            <w:tcBorders>
+              <w:top w:val="nil"/>
+              <w:left w:val="nil"/>
+              <w:bottom w:val="nil"/>
+              <w:right w:val="nil"/>
+            </w:tcBorders>
+            <w:shd w:val="clear" w:color="auto" w:fill="156082" w:themeFill="accent1"/>
+          </w:tcPr>
+          <w:p>
+            <w:pPr>
+              <w:cnfStyle w:val="000000000000" w:firstRow="0" w:lastRow="0" w:firstColumn="0" w:lastColumn="0" w:oddVBand="0" w:evenVBand="0" w:oddHBand="0" w:evenHBand="0" w:firstRowFirstColumn="0" w:firstRowLastColumn="0" w:lastRowFirstColumn="0" w:lastRowLastColumn="0"/>
+              <w:rPr>
+                <w:b/>
+                <w:bCs/>
+                <w:color w:val="FFFFFF" w:themeColor="background1"/>
+                <w:lang w:val="el-GR"/>
+              </w:rPr>
+            </w:pPr>
+            <w:r>
+              <w:rPr>
+                <w:b/>
+                <w:bCs/>
+                <w:color w:val="FFFFFF" w:themeColor="background1"/>
+                <w:lang w:val="el-GR"/>
+              </w:rPr>
+              <w:t>Κατάσταση</w:t>
+            </w:r>
+          </w:p>
+        </w:tc>
+      </w:tr>
+      <w:tr>
+        <w:tblPrEx>
+          <w:jc w:val="left"/>
+        </w:tblPrEx>
+        <w:trPr>
+          <w:cnfStyle w:val="000000100000" w:firstRow="0" w:lastRow="0" w:firstColumn="0" w:lastColumn="0" w:oddVBand="0" w:evenVBand="0" w:oddHBand="1" w:evenHBand="0" w:firstRowFirstColumn="0" w:firstRowLastColumn="0" w:lastRowFirstColumn="0" w:lastRowLastColumn="0"/>
+          <w:trHeight w:val="4455"/>
+        </w:trPr>
+        <w:tc>
+          <w:tcPr>
+            <w:cnfStyle w:val="001000000000" w:firstRow="0" w:lastRow="0" w:firstColumn="1" w:lastColumn="0" w:oddVBand="0" w:evenVBand="0" w:oddHBand="0" w:evenHBand="0" w:firstRowFirstColumn="0" w:firstRowLastColumn="0" w:lastRowFirstColumn="0" w:lastRowLastColumn="0"/>
+            <w:tcW w:w="2155" w:type="dxa"/>
+            <w:tcBorders>
+              <w:top w:val="nil"/>
+              <w:bottom w:val="nil"/>
+            </w:tcBorders>
+          </w:tcPr>
+          <w:p>
+            <w:pPr>
+              <w:ind w:left="720" w:hanging="720"/>
+              <w:jc w:val="center"/>
+              <w:rPr>
+                <w:sz w:val="20"/>
+                <w:szCs w:val="20"/>
+              </w:rPr>
+            </w:pPr>
+            <w:r>
+              <w:rPr>
+                <w:sz w:val="20"/>
+                <w:szCs w:val="20"/>
+              </w:rPr>
+              <w:t>TC_SearchSelect_0</w:t>
+            </w:r>
+            <w:r>
+              <w:rPr>
+                <w:sz w:val="20"/>
+                <w:szCs w:val="20"/>
+              </w:rPr>
+              <w:t>3</w:t>
+            </w:r>
+          </w:p>
+        </w:tc>
+        <w:tc>
+          <w:tcPr>
+            <w:tcW w:w="1530" w:type="dxa"/>
+            <w:gridSpan w:val="2"/>
+            <w:tcBorders>
+              <w:top w:val="nil"/>
+              <w:bottom w:val="nil"/>
+            </w:tcBorders>
+          </w:tcPr>
+          <w:p>
+            <w:pPr>
+              <w:cnfStyle w:val="000000100000" w:firstRow="0" w:lastRow="0" w:firstColumn="0" w:lastColumn="0" w:oddVBand="0" w:evenVBand="0" w:oddHBand="1" w:evenHBand="0" w:firstRowFirstColumn="0" w:firstRowLastColumn="0" w:lastRowFirstColumn="0" w:lastRowLastColumn="0"/>
+              <w:rPr>
+                <w:sz w:val="20"/>
+                <w:szCs w:val="20"/>
+                <w:lang w:val="el-GR"/>
+              </w:rPr>
+            </w:pPr>
+            <w:r>
+              <w:rPr>
+                <w:sz w:val="20"/>
+                <w:szCs w:val="20"/>
+                <w:lang w:val="el-GR"/>
+              </w:rPr>
+              <w:t>Αναζήτηση ταινίας/σειράς με ειδίκους χαρακτήρες</w:t>
+            </w:r>
+          </w:p>
+          <w:p>
+            <w:pPr>
+              <w:cnfStyle w:val="000000100000" w:firstRow="0" w:lastRow="0" w:firstColumn="0" w:lastColumn="0" w:oddVBand="0" w:evenVBand="0" w:oddHBand="1" w:evenHBand="0" w:firstRowFirstColumn="0" w:firstRowLastColumn="0" w:lastRowFirstColumn="0" w:lastRowLastColumn="0"/>
+              <w:rPr>
+                <w:sz w:val="20"/>
+                <w:szCs w:val="20"/>
+                <w:lang w:val="el-GR"/>
+              </w:rPr>
+            </w:pPr>
+            <w:r>
+              <w:rPr>
+                <w:sz w:val="20"/>
+                <w:szCs w:val="20"/>
+                <w:lang w:val="el-GR"/>
+              </w:rPr>
+              <w:t>(π.χ. !,: )</w:t>
+            </w:r>
+          </w:p>
+        </w:tc>
+        <w:tc>
+          <w:tcPr>
+            <w:tcW w:w="1715" w:type="dxa"/>
+            <w:gridSpan w:val="2"/>
+            <w:tcBorders>
+              <w:top w:val="nil"/>
+              <w:bottom w:val="nil"/>
+            </w:tcBorders>
+          </w:tcPr>
+          <w:p>
+            <w:pPr>
+              <w:cnfStyle w:val="000000100000" w:firstRow="0" w:lastRow="0" w:firstColumn="0" w:lastColumn="0" w:oddVBand="0" w:evenVBand="0" w:oddHBand="1" w:evenHBand="0" w:firstRowFirstColumn="0" w:firstRowLastColumn="0" w:lastRowFirstColumn="0" w:lastRowLastColumn="0"/>
+              <w:rPr>
+                <w:sz w:val="20"/>
+                <w:szCs w:val="20"/>
+                <w:lang w:val="el-GR"/>
+              </w:rPr>
+            </w:pPr>
+            <w:r>
+              <w:rPr>
+                <w:sz w:val="20"/>
+                <w:szCs w:val="20"/>
+                <w:lang w:val="el-GR"/>
+              </w:rPr>
+              <w:t xml:space="preserve"> 1. Ο χρήστης είναι ήδη συνδεδεμένος στο σύστημα</w:t>
+            </w:r>
+          </w:p>
+          <w:p>
+            <w:pPr>
+              <w:cnfStyle w:val="000000100000" w:firstRow="0" w:lastRow="0" w:firstColumn="0" w:lastColumn="0" w:oddVBand="0" w:evenVBand="0" w:oddHBand="1" w:evenHBand="0" w:firstRowFirstColumn="0" w:firstRowLastColumn="0" w:lastRowFirstColumn="0" w:lastRowLastColumn="0"/>
+              <w:rPr>
+                <w:sz w:val="20"/>
+                <w:szCs w:val="20"/>
+                <w:lang w:val="el-GR"/>
+              </w:rPr>
+            </w:pPr>
+          </w:p>
+          <w:p>
+            <w:pPr>
+              <w:cnfStyle w:val="000000100000" w:firstRow="0" w:lastRow="0" w:firstColumn="0" w:lastColumn="0" w:oddVBand="0" w:evenVBand="0" w:oddHBand="1" w:evenHBand="0" w:firstRowFirstColumn="0" w:firstRowLastColumn="0" w:lastRowFirstColumn="0" w:lastRowLastColumn="0"/>
+              <w:rPr>
+                <w:sz w:val="20"/>
+                <w:szCs w:val="20"/>
+                <w:lang w:val="el-GR"/>
+              </w:rPr>
+            </w:pPr>
+            <w:r>
+              <w:rPr>
+                <w:sz w:val="20"/>
+                <w:szCs w:val="20"/>
+                <w:lang w:val="el-GR"/>
+              </w:rPr>
+              <w:t xml:space="preserve">2. Η αναζήτηση του </w:t>
+            </w:r>
+            <w:r>
+              <w:rPr>
+                <w:sz w:val="20"/>
+                <w:szCs w:val="20"/>
+                <w:lang w:val="el-GR"/>
+              </w:rPr>
+              <w:t>αποτελείται από δύο ή περισσότερους χαρακτήρες</w:t>
+            </w:r>
+          </w:p>
+          <w:p>
+            <w:pPr>
+              <w:cnfStyle w:val="000000100000" w:firstRow="0" w:lastRow="0" w:firstColumn="0" w:lastColumn="0" w:oddVBand="0" w:evenVBand="0" w:oddHBand="1" w:evenHBand="0" w:firstRowFirstColumn="0" w:firstRowLastColumn="0" w:lastRowFirstColumn="0" w:lastRowLastColumn="0"/>
+              <w:rPr>
+                <w:sz w:val="20"/>
+                <w:szCs w:val="20"/>
+                <w:lang w:val="el-GR"/>
+              </w:rPr>
+            </w:pPr>
+          </w:p>
+          <w:p>
+            <w:pPr>
+              <w:cnfStyle w:val="000000100000" w:firstRow="0" w:lastRow="0" w:firstColumn="0" w:lastColumn="0" w:oddVBand="0" w:evenVBand="0" w:oddHBand="1" w:evenHBand="0" w:firstRowFirstColumn="0" w:firstRowLastColumn="0" w:lastRowFirstColumn="0" w:lastRowLastColumn="0"/>
+              <w:rPr>
+                <w:sz w:val="20"/>
+                <w:szCs w:val="20"/>
+                <w:lang w:val="el-GR"/>
+              </w:rPr>
+            </w:pPr>
+            <w:r>
+              <w:rPr>
+                <w:sz w:val="20"/>
+                <w:szCs w:val="20"/>
+                <w:lang w:val="el-GR"/>
+              </w:rPr>
+              <w:t xml:space="preserve">3. </w:t>
+            </w:r>
+            <w:r>
+              <w:rPr>
+                <w:sz w:val="20"/>
+                <w:szCs w:val="20"/>
+                <w:lang w:val="el-GR"/>
+              </w:rPr>
+              <w:t xml:space="preserve">Η αναζήτηση του </w:t>
+            </w:r>
+            <w:r>
+              <w:rPr>
+                <w:sz w:val="20"/>
+                <w:szCs w:val="20"/>
+                <w:lang w:val="el-GR"/>
+              </w:rPr>
+              <w:t>τίτλο</w:t>
+            </w:r>
+            <w:r>
+              <w:rPr>
+                <w:sz w:val="20"/>
+                <w:szCs w:val="20"/>
+                <w:lang w:val="el-GR"/>
+              </w:rPr>
+              <w:t>υ</w:t>
+            </w:r>
+            <w:r>
+              <w:rPr>
+                <w:sz w:val="20"/>
+                <w:szCs w:val="20"/>
+                <w:lang w:val="el-GR"/>
+              </w:rPr>
+              <w:t xml:space="preserve"> της </w:t>
+            </w:r>
+            <w:r>
+              <w:rPr>
+                <w:sz w:val="20"/>
+                <w:szCs w:val="20"/>
+                <w:lang w:val="el-GR"/>
+              </w:rPr>
+              <w:t>ταινίας/σειράς</w:t>
+            </w:r>
+            <w:r>
+              <w:rPr>
+                <w:sz w:val="20"/>
+                <w:szCs w:val="20"/>
+                <w:lang w:val="el-GR"/>
+              </w:rPr>
+              <w:t xml:space="preserve"> περιέχει έναν ειδικό χαρακτήρα</w:t>
+            </w:r>
+          </w:p>
+        </w:tc>
+        <w:tc>
+          <w:tcPr>
+            <w:tcW w:w="1643" w:type="dxa"/>
+            <w:gridSpan w:val="2"/>
+            <w:tcBorders>
+              <w:top w:val="nil"/>
+              <w:bottom w:val="nil"/>
+            </w:tcBorders>
+          </w:tcPr>
+          <w:p>
+            <w:pPr>
+              <w:cnfStyle w:val="000000100000" w:firstRow="0" w:lastRow="0" w:firstColumn="0" w:lastColumn="0" w:oddVBand="0" w:evenVBand="0" w:oddHBand="1" w:evenHBand="0" w:firstRowFirstColumn="0" w:firstRowLastColumn="0" w:lastRowFirstColumn="0" w:lastRowLastColumn="0"/>
+              <w:rPr>
+                <w:sz w:val="20"/>
+                <w:szCs w:val="20"/>
+                <w:lang w:val="el-GR"/>
+              </w:rPr>
+            </w:pPr>
+            <w:r>
+              <w:rPr>
+                <w:sz w:val="20"/>
+                <w:szCs w:val="20"/>
+                <w:lang w:val="el-GR"/>
+              </w:rPr>
+              <w:t xml:space="preserve">1. Ο χρήστης πηγαίνει στο </w:t>
+            </w:r>
+            <w:r>
+              <w:rPr>
+                <w:sz w:val="20"/>
+                <w:szCs w:val="20"/>
+              </w:rPr>
+              <w:t>search</w:t>
+            </w:r>
+            <w:r>
+              <w:rPr>
+                <w:sz w:val="20"/>
+                <w:szCs w:val="20"/>
+                <w:lang w:val="el-GR"/>
+              </w:rPr>
+              <w:t xml:space="preserve"> </w:t>
+            </w:r>
+            <w:r>
+              <w:rPr>
+                <w:sz w:val="20"/>
+                <w:szCs w:val="20"/>
+              </w:rPr>
+              <w:t>bar</w:t>
+            </w:r>
+          </w:p>
+          <w:p>
+            <w:pPr>
+              <w:cnfStyle w:val="000000100000" w:firstRow="0" w:lastRow="0" w:firstColumn="0" w:lastColumn="0" w:oddVBand="0" w:evenVBand="0" w:oddHBand="1" w:evenHBand="0" w:firstRowFirstColumn="0" w:firstRowLastColumn="0" w:lastRowFirstColumn="0" w:lastRowLastColumn="0"/>
+              <w:rPr>
+                <w:sz w:val="20"/>
+                <w:szCs w:val="20"/>
+                <w:lang w:val="el-GR"/>
+              </w:rPr>
+            </w:pPr>
+          </w:p>
+          <w:p>
+            <w:pPr>
+              <w:cnfStyle w:val="000000100000" w:firstRow="0" w:lastRow="0" w:firstColumn="0" w:lastColumn="0" w:oddVBand="0" w:evenVBand="0" w:oddHBand="1" w:evenHBand="0" w:firstRowFirstColumn="0" w:firstRowLastColumn="0" w:lastRowFirstColumn="0" w:lastRowLastColumn="0"/>
+              <w:rPr>
+                <w:sz w:val="20"/>
+                <w:szCs w:val="20"/>
+                <w:lang w:val="el-GR"/>
+              </w:rPr>
+            </w:pPr>
+            <w:r>
+              <w:rPr>
+                <w:sz w:val="20"/>
+                <w:szCs w:val="20"/>
+                <w:lang w:val="el-GR"/>
+              </w:rPr>
+              <w:t xml:space="preserve">2.Πληκτρολογεί </w:t>
+            </w:r>
+            <w:r>
+              <w:rPr>
+                <w:sz w:val="20"/>
+                <w:szCs w:val="20"/>
+                <w:lang w:val="el-GR"/>
+              </w:rPr>
+              <w:t>τον</w:t>
+            </w:r>
+            <w:r>
+              <w:rPr>
+                <w:sz w:val="20"/>
+                <w:szCs w:val="20"/>
+                <w:lang w:val="el-GR"/>
+              </w:rPr>
+              <w:t xml:space="preserve"> τίτλο της </w:t>
+            </w:r>
+            <w:r>
+              <w:rPr>
+                <w:sz w:val="20"/>
+                <w:szCs w:val="20"/>
+                <w:lang w:val="el-GR"/>
+              </w:rPr>
+              <w:t>ταινίας/σειράς</w:t>
+            </w:r>
+          </w:p>
+          <w:p>
+            <w:pPr>
+              <w:cnfStyle w:val="000000100000" w:firstRow="0" w:lastRow="0" w:firstColumn="0" w:lastColumn="0" w:oddVBand="0" w:evenVBand="0" w:oddHBand="1" w:evenHBand="0" w:firstRowFirstColumn="0" w:firstRowLastColumn="0" w:lastRowFirstColumn="0" w:lastRowLastColumn="0"/>
+              <w:rPr>
+                <w:sz w:val="20"/>
+                <w:szCs w:val="20"/>
+              </w:rPr>
+            </w:pPr>
+            <w:r>
+              <w:rPr>
+                <w:sz w:val="20"/>
+                <w:szCs w:val="20"/>
+              </w:rPr>
+              <w:t>(</w:t>
+            </w:r>
+            <w:r>
+              <w:rPr>
+                <w:sz w:val="20"/>
+                <w:szCs w:val="20"/>
+                <w:lang w:val="el-GR"/>
+              </w:rPr>
+              <w:t>π</w:t>
+            </w:r>
+            <w:r>
+              <w:rPr>
+                <w:sz w:val="20"/>
+                <w:szCs w:val="20"/>
+              </w:rPr>
+              <w:t>.</w:t>
+            </w:r>
+            <w:r>
+              <w:rPr>
+                <w:sz w:val="20"/>
+                <w:szCs w:val="20"/>
+                <w:lang w:val="el-GR"/>
+              </w:rPr>
+              <w:t>χ</w:t>
+            </w:r>
+            <w:r>
+              <w:rPr>
+                <w:sz w:val="20"/>
+                <w:szCs w:val="20"/>
+              </w:rPr>
+              <w:t xml:space="preserve">. </w:t>
+            </w:r>
+            <w:r>
+              <w:rPr>
+                <w:sz w:val="20"/>
+                <w:szCs w:val="20"/>
+              </w:rPr>
+              <w:t>Du</w:t>
+            </w:r>
+            <w:r>
+              <w:rPr>
+                <w:sz w:val="20"/>
+                <w:szCs w:val="20"/>
+              </w:rPr>
+              <w:t>ne: Part Two</w:t>
+            </w:r>
+            <w:r>
+              <w:rPr>
+                <w:sz w:val="20"/>
+                <w:szCs w:val="20"/>
+              </w:rPr>
+              <w:t>)</w:t>
+            </w:r>
+          </w:p>
+          <w:p>
+            <w:pPr>
+              <w:cnfStyle w:val="000000100000" w:firstRow="0" w:lastRow="0" w:firstColumn="0" w:lastColumn="0" w:oddVBand="0" w:evenVBand="0" w:oddHBand="1" w:evenHBand="0" w:firstRowFirstColumn="0" w:firstRowLastColumn="0" w:lastRowFirstColumn="0" w:lastRowLastColumn="0"/>
+              <w:rPr>
+                <w:sz w:val="20"/>
+                <w:szCs w:val="20"/>
+              </w:rPr>
+            </w:pPr>
+          </w:p>
+          <w:p>
+            <w:pPr>
+              <w:cnfStyle w:val="000000100000" w:firstRow="0" w:lastRow="0" w:firstColumn="0" w:lastColumn="0" w:oddVBand="0" w:evenVBand="0" w:oddHBand="1" w:evenHBand="0" w:firstRowFirstColumn="0" w:firstRowLastColumn="0" w:lastRowFirstColumn="0" w:lastRowLastColumn="0"/>
+              <w:rPr>
+                <w:sz w:val="20"/>
+                <w:szCs w:val="20"/>
+                <w:lang w:val="el-GR"/>
+              </w:rPr>
+            </w:pPr>
+            <w:r>
+              <w:rPr>
+                <w:sz w:val="20"/>
+                <w:szCs w:val="20"/>
+                <w:lang w:val="el-GR"/>
+              </w:rPr>
+              <w:t>3. Πατά E</w:t>
+            </w:r>
+            <w:proofErr w:type="spellStart"/>
+            <w:r>
+              <w:rPr>
+                <w:sz w:val="20"/>
+                <w:szCs w:val="20"/>
+              </w:rPr>
+              <w:t>nter</w:t>
+            </w:r>
+            <w:proofErr w:type="spellEnd"/>
+          </w:p>
+          <w:p>
+            <w:pPr>
+              <w:cnfStyle w:val="000000100000" w:firstRow="0" w:lastRow="0" w:firstColumn="0" w:lastColumn="0" w:oddVBand="0" w:evenVBand="0" w:oddHBand="1" w:evenHBand="0" w:firstRowFirstColumn="0" w:firstRowLastColumn="0" w:lastRowFirstColumn="0" w:lastRowLastColumn="0"/>
+              <w:rPr>
+                <w:sz w:val="20"/>
+                <w:szCs w:val="20"/>
+                <w:lang w:val="el-GR"/>
+              </w:rPr>
+            </w:pPr>
+          </w:p>
+          <w:p>
+            <w:pPr>
+              <w:cnfStyle w:val="000000100000" w:firstRow="0" w:lastRow="0" w:firstColumn="0" w:lastColumn="0" w:oddVBand="0" w:evenVBand="0" w:oddHBand="1" w:evenHBand="0" w:firstRowFirstColumn="0" w:firstRowLastColumn="0" w:lastRowFirstColumn="0" w:lastRowLastColumn="0"/>
+              <w:rPr>
+                <w:sz w:val="20"/>
+                <w:szCs w:val="20"/>
+                <w:lang w:val="el-GR"/>
+              </w:rPr>
+            </w:pPr>
+            <w:r>
+              <w:rPr>
+                <w:sz w:val="20"/>
+                <w:szCs w:val="20"/>
+                <w:lang w:val="el-GR"/>
+              </w:rPr>
+              <w:t xml:space="preserve">5. Επιβεβαιώνει ότι η οθόνη </w:t>
+            </w:r>
+            <w:r>
+              <w:rPr>
+                <w:sz w:val="20"/>
+                <w:szCs w:val="20"/>
+                <w:lang w:val="el-GR"/>
+              </w:rPr>
+              <w:t>αποτελεσμάτων</w:t>
+            </w:r>
+            <w:r>
+              <w:rPr>
+                <w:sz w:val="20"/>
+                <w:szCs w:val="20"/>
+                <w:lang w:val="el-GR"/>
+              </w:rPr>
+              <w:t xml:space="preserve"> φορτώνει</w:t>
+            </w:r>
+            <w:r>
+              <w:rPr>
+                <w:sz w:val="20"/>
+                <w:szCs w:val="20"/>
+                <w:lang w:val="el-GR"/>
+              </w:rPr>
+              <w:t xml:space="preserve"> </w:t>
+            </w:r>
+            <w:r>
+              <w:rPr>
+                <w:sz w:val="20"/>
+                <w:szCs w:val="20"/>
+                <w:lang w:val="el-GR"/>
+              </w:rPr>
+              <w:t>την σωστή ταινία/σειρά</w:t>
+            </w:r>
+          </w:p>
+        </w:tc>
+        <w:tc>
+          <w:tcPr>
+            <w:tcW w:w="1698" w:type="dxa"/>
+            <w:gridSpan w:val="2"/>
+            <w:tcBorders>
+              <w:top w:val="nil"/>
+              <w:bottom w:val="nil"/>
+            </w:tcBorders>
+          </w:tcPr>
+          <w:p>
+            <w:pPr>
+              <w:cnfStyle w:val="000000100000" w:firstRow="0" w:lastRow="0" w:firstColumn="0" w:lastColumn="0" w:oddVBand="0" w:evenVBand="0" w:oddHBand="1" w:evenHBand="0" w:firstRowFirstColumn="0" w:firstRowLastColumn="0" w:lastRowFirstColumn="0" w:lastRowLastColumn="0"/>
+              <w:rPr>
+                <w:sz w:val="20"/>
+                <w:szCs w:val="20"/>
+                <w:lang w:val="el-GR"/>
+              </w:rPr>
+            </w:pPr>
+            <w:r>
+              <w:rPr>
+                <w:sz w:val="20"/>
+                <w:szCs w:val="20"/>
+                <w:lang w:val="el-GR"/>
+              </w:rPr>
+              <w:t xml:space="preserve">Η οθόνη αποτελεσμάτων </w:t>
+            </w:r>
+            <w:r>
+              <w:rPr>
+                <w:sz w:val="20"/>
+                <w:szCs w:val="20"/>
+                <w:lang w:val="el-GR"/>
+              </w:rPr>
+              <w:t>προβάλει ταινίες/σειρές των οποίων οι τίτλοι ταιριάζουν με το τι έγραψε ο χρήστης.</w:t>
+            </w:r>
+          </w:p>
+          <w:p>
+            <w:pPr>
+              <w:cnfStyle w:val="000000100000" w:firstRow="0" w:lastRow="0" w:firstColumn="0" w:lastColumn="0" w:oddVBand="0" w:evenVBand="0" w:oddHBand="1" w:evenHBand="0" w:firstRowFirstColumn="0" w:firstRowLastColumn="0" w:lastRowFirstColumn="0" w:lastRowLastColumn="0"/>
+              <w:rPr>
+                <w:sz w:val="20"/>
+                <w:szCs w:val="20"/>
+                <w:lang w:val="el-GR"/>
+              </w:rPr>
+            </w:pPr>
+          </w:p>
+        </w:tc>
+        <w:tc>
+          <w:tcPr>
+            <w:tcW w:w="1801" w:type="dxa"/>
+            <w:gridSpan w:val="2"/>
+            <w:tcBorders>
+              <w:top w:val="nil"/>
+              <w:bottom w:val="nil"/>
+            </w:tcBorders>
+          </w:tcPr>
+          <w:p>
+            <w:pPr>
+              <w:cnfStyle w:val="000000100000" w:firstRow="0" w:lastRow="0" w:firstColumn="0" w:lastColumn="0" w:oddVBand="0" w:evenVBand="0" w:oddHBand="1" w:evenHBand="0" w:firstRowFirstColumn="0" w:firstRowLastColumn="0" w:lastRowFirstColumn="0" w:lastRowLastColumn="0"/>
+              <w:rPr>
+                <w:sz w:val="20"/>
+                <w:szCs w:val="20"/>
+                <w:lang w:val="el-GR"/>
+              </w:rPr>
+            </w:pPr>
+            <w:r>
+              <w:rPr>
+                <w:sz w:val="20"/>
+                <w:szCs w:val="20"/>
+                <w:lang w:val="el-GR"/>
+              </w:rPr>
+              <w:t xml:space="preserve">Η οθόνη αποτελεσμάτων </w:t>
+            </w:r>
+            <w:r>
+              <w:rPr>
+                <w:sz w:val="20"/>
+                <w:szCs w:val="20"/>
+                <w:lang w:val="el-GR"/>
+              </w:rPr>
+              <w:t>προβάλει ταινίες/σειρές των οποίων οι τίτλοι ταιριάζουν με το τι έγραψε ο χρήστης.</w:t>
+            </w:r>
+          </w:p>
+          <w:p>
+            <w:pPr>
+              <w:cnfStyle w:val="000000100000" w:firstRow="0" w:lastRow="0" w:firstColumn="0" w:lastColumn="0" w:oddVBand="0" w:evenVBand="0" w:oddHBand="1" w:evenHBand="0" w:firstRowFirstColumn="0" w:firstRowLastColumn="0" w:lastRowFirstColumn="0" w:lastRowLastColumn="0"/>
+              <w:rPr>
+                <w:sz w:val="20"/>
+                <w:szCs w:val="20"/>
+                <w:lang w:val="el-GR"/>
+              </w:rPr>
+            </w:pPr>
+          </w:p>
+        </w:tc>
+        <w:tc>
+          <w:tcPr>
+            <w:tcW w:w="1434" w:type="dxa"/>
+            <w:tcBorders>
+              <w:top w:val="nil"/>
+              <w:bottom w:val="nil"/>
+            </w:tcBorders>
+          </w:tcPr>
+          <w:p>
+            <w:pPr>
+              <w:cnfStyle w:val="000000100000" w:firstRow="0" w:lastRow="0" w:firstColumn="0" w:lastColumn="0" w:oddVBand="0" w:evenVBand="0" w:oddHBand="1" w:evenHBand="0" w:firstRowFirstColumn="0" w:firstRowLastColumn="0" w:lastRowFirstColumn="0" w:lastRowLastColumn="0"/>
+              <w:rPr>
+                <w:sz w:val="20"/>
+                <w:szCs w:val="20"/>
+              </w:rPr>
+            </w:pPr>
+            <w:r>
+              <w:rPr>
+                <w:sz w:val="20"/>
+                <w:szCs w:val="20"/>
+              </w:rPr>
+              <w:t>Pass</w:t>
+            </w:r>
+            <w:r>
+              <w:rPr>
+                <w:rFonts w:ascii="Segoe UI Emoji" w:hAnsi="Segoe UI Emoji" w:cs="Segoe UI Emoji"/>
+                <w:sz w:val="20"/>
+                <w:szCs w:val="20"/>
+              </w:rPr>
+              <w:t>✔️</w:t>
+            </w:r>
+          </w:p>
+        </w:tc>
+      </w:tr>
+      <w:tr>
+        <w:tblPrEx>
+          <w:jc w:val="left"/>
+        </w:tblPrEx>
+        <w:trPr>
+          <w:trHeight w:val="70"/>
+        </w:trPr>
+        <w:tc>
+          <w:tcPr>
+            <w:cnfStyle w:val="001000000000" w:firstRow="0" w:lastRow="0" w:firstColumn="1" w:lastColumn="0" w:oddVBand="0" w:evenVBand="0" w:oddHBand="0" w:evenHBand="0" w:firstRowFirstColumn="0" w:firstRowLastColumn="0" w:lastRowFirstColumn="0" w:lastRowLastColumn="0"/>
+            <w:tcW w:w="2155" w:type="dxa"/>
+            <w:tcBorders>
+              <w:top w:val="nil"/>
+              <w:left w:val="nil"/>
+              <w:bottom w:val="nil"/>
+              <w:right w:val="nil"/>
+            </w:tcBorders>
+            <w:shd w:val="clear" w:color="auto" w:fill="156082" w:themeFill="accent1"/>
+          </w:tcPr>
+          <w:p>
+            <w:pPr>
+              <w:ind w:left="720" w:hanging="720"/>
+              <w:jc w:val="center"/>
+              <w:rPr>
+                <w:sz w:val="20"/>
+                <w:szCs w:val="20"/>
+              </w:rPr>
+            </w:pPr>
+          </w:p>
+        </w:tc>
+        <w:tc>
+          <w:tcPr>
+            <w:tcW w:w="483" w:type="dxa"/>
+            <w:tcBorders>
+              <w:top w:val="nil"/>
+              <w:left w:val="nil"/>
+              <w:bottom w:val="nil"/>
+              <w:right w:val="nil"/>
+            </w:tcBorders>
+            <w:shd w:val="clear" w:color="auto" w:fill="156082" w:themeFill="accent1"/>
+          </w:tcPr>
+          <w:p>
+            <w:pPr>
+              <w:cnfStyle w:val="000000000000" w:firstRow="0" w:lastRow="0" w:firstColumn="0" w:lastColumn="0" w:oddVBand="0" w:evenVBand="0" w:oddHBand="0" w:evenHBand="0" w:firstRowFirstColumn="0" w:firstRowLastColumn="0" w:lastRowFirstColumn="0" w:lastRowLastColumn="0"/>
+              <w:rPr>
+                <w:sz w:val="20"/>
+                <w:szCs w:val="20"/>
+                <w:lang w:val="el-GR"/>
+              </w:rPr>
+            </w:pPr>
+          </w:p>
+        </w:tc>
+        <w:tc>
+          <w:tcPr>
+            <w:tcW w:w="1648" w:type="dxa"/>
+            <w:gridSpan w:val="2"/>
+            <w:tcBorders>
+              <w:top w:val="nil"/>
+              <w:left w:val="nil"/>
+              <w:bottom w:val="nil"/>
+              <w:right w:val="nil"/>
+            </w:tcBorders>
+            <w:shd w:val="clear" w:color="auto" w:fill="156082" w:themeFill="accent1"/>
+          </w:tcPr>
+          <w:p>
+            <w:pPr>
+              <w:cnfStyle w:val="000000000000" w:firstRow="0" w:lastRow="0" w:firstColumn="0" w:lastColumn="0" w:oddVBand="0" w:evenVBand="0" w:oddHBand="0" w:evenHBand="0" w:firstRowFirstColumn="0" w:firstRowLastColumn="0" w:lastRowFirstColumn="0" w:lastRowLastColumn="0"/>
+              <w:rPr>
+                <w:sz w:val="20"/>
+                <w:szCs w:val="20"/>
+                <w:lang w:val="el-GR"/>
+              </w:rPr>
+            </w:pPr>
+          </w:p>
+        </w:tc>
+        <w:tc>
+          <w:tcPr>
+            <w:tcW w:w="1662" w:type="dxa"/>
+            <w:gridSpan w:val="2"/>
+            <w:tcBorders>
+              <w:top w:val="nil"/>
+              <w:left w:val="nil"/>
+              <w:bottom w:val="nil"/>
+              <w:right w:val="nil"/>
+            </w:tcBorders>
+            <w:shd w:val="clear" w:color="auto" w:fill="156082" w:themeFill="accent1"/>
+          </w:tcPr>
+          <w:p>
+            <w:pPr>
+              <w:cnfStyle w:val="000000000000" w:firstRow="0" w:lastRow="0" w:firstColumn="0" w:lastColumn="0" w:oddVBand="0" w:evenVBand="0" w:oddHBand="0" w:evenHBand="0" w:firstRowFirstColumn="0" w:firstRowLastColumn="0" w:lastRowFirstColumn="0" w:lastRowLastColumn="0"/>
+              <w:rPr>
+                <w:sz w:val="20"/>
+                <w:szCs w:val="20"/>
+                <w:lang w:val="el-GR"/>
+              </w:rPr>
+            </w:pPr>
+          </w:p>
+        </w:tc>
+        <w:tc>
+          <w:tcPr>
+            <w:tcW w:w="1694" w:type="dxa"/>
+            <w:gridSpan w:val="2"/>
+            <w:tcBorders>
+              <w:top w:val="nil"/>
+              <w:left w:val="nil"/>
+              <w:bottom w:val="nil"/>
+              <w:right w:val="nil"/>
+            </w:tcBorders>
+            <w:shd w:val="clear" w:color="auto" w:fill="156082" w:themeFill="accent1"/>
+          </w:tcPr>
+          <w:p>
+            <w:pPr>
+              <w:cnfStyle w:val="000000000000" w:firstRow="0" w:lastRow="0" w:firstColumn="0" w:lastColumn="0" w:oddVBand="0" w:evenVBand="0" w:oddHBand="0" w:evenHBand="0" w:firstRowFirstColumn="0" w:firstRowLastColumn="0" w:lastRowFirstColumn="0" w:lastRowLastColumn="0"/>
+              <w:rPr>
+                <w:sz w:val="20"/>
+                <w:szCs w:val="20"/>
+                <w:lang w:val="el-GR"/>
+              </w:rPr>
+            </w:pPr>
+          </w:p>
+        </w:tc>
+        <w:tc>
+          <w:tcPr>
+            <w:tcW w:w="1796" w:type="dxa"/>
+            <w:gridSpan w:val="2"/>
+            <w:tcBorders>
+              <w:top w:val="nil"/>
+              <w:left w:val="nil"/>
+              <w:bottom w:val="nil"/>
+              <w:right w:val="nil"/>
+            </w:tcBorders>
+            <w:shd w:val="clear" w:color="auto" w:fill="156082" w:themeFill="accent1"/>
+          </w:tcPr>
+          <w:p>
+            <w:pPr>
+              <w:cnfStyle w:val="000000000000" w:firstRow="0" w:lastRow="0" w:firstColumn="0" w:lastColumn="0" w:oddVBand="0" w:evenVBand="0" w:oddHBand="0" w:evenHBand="0" w:firstRowFirstColumn="0" w:firstRowLastColumn="0" w:lastRowFirstColumn="0" w:lastRowLastColumn="0"/>
+              <w:rPr>
+                <w:sz w:val="20"/>
+                <w:szCs w:val="20"/>
+                <w:lang w:val="el-GR"/>
+              </w:rPr>
+            </w:pPr>
+          </w:p>
+        </w:tc>
+        <w:tc>
+          <w:tcPr>
+            <w:tcW w:w="2538" w:type="dxa"/>
+            <w:gridSpan w:val="2"/>
+            <w:tcBorders>
+              <w:top w:val="nil"/>
+              <w:left w:val="nil"/>
+              <w:bottom w:val="nil"/>
+              <w:right w:val="nil"/>
+            </w:tcBorders>
+            <w:shd w:val="clear" w:color="auto" w:fill="156082" w:themeFill="accent1"/>
+          </w:tcPr>
+          <w:p>
+            <w:pPr>
+              <w:cnfStyle w:val="000000000000" w:firstRow="0" w:lastRow="0" w:firstColumn="0" w:lastColumn="0" w:oddVBand="0" w:evenVBand="0" w:oddHBand="0" w:evenHBand="0" w:firstRowFirstColumn="0" w:firstRowLastColumn="0" w:lastRowFirstColumn="0" w:lastRowLastColumn="0"/>
+              <w:rPr>
+                <w:sz w:val="20"/>
+                <w:szCs w:val="20"/>
+              </w:rPr>
+            </w:pPr>
+          </w:p>
+        </w:tc>
+      </w:tr>
+      <w:tr>
+        <w:tblPrEx>
+          <w:jc w:val="left"/>
+        </w:tblPrEx>
+        <w:trPr>
+          <w:cnfStyle w:val="000000100000" w:firstRow="0" w:lastRow="0" w:firstColumn="0" w:lastColumn="0" w:oddVBand="0" w:evenVBand="0" w:oddHBand="1" w:evenHBand="0" w:firstRowFirstColumn="0" w:firstRowLastColumn="0" w:lastRowFirstColumn="0" w:lastRowLastColumn="0"/>
+          <w:trHeight w:val="4077"/>
+        </w:trPr>
+        <w:tc>
+          <w:tcPr>
+            <w:cnfStyle w:val="001000000000" w:firstRow="0" w:lastRow="0" w:firstColumn="1" w:lastColumn="0" w:oddVBand="0" w:evenVBand="0" w:oddHBand="0" w:evenHBand="0" w:firstRowFirstColumn="0" w:firstRowLastColumn="0" w:lastRowFirstColumn="0" w:lastRowLastColumn="0"/>
+            <w:tcW w:w="2155" w:type="dxa"/>
+            <w:tcBorders>
+              <w:top w:val="nil"/>
+              <w:bottom w:val="nil"/>
+            </w:tcBorders>
+          </w:tcPr>
+          <w:p>
+            <w:pPr>
+              <w:ind w:left="720" w:hanging="720"/>
+              <w:jc w:val="center"/>
+              <w:rPr>
+                <w:sz w:val="20"/>
+                <w:szCs w:val="20"/>
+              </w:rPr>
+            </w:pPr>
+            <w:r>
+              <w:rPr>
+                <w:sz w:val="20"/>
+                <w:szCs w:val="20"/>
+              </w:rPr>
+              <w:t>TC_SearchSelect_0</w:t>
+            </w:r>
+            <w:r>
+              <w:rPr>
+                <w:sz w:val="20"/>
+                <w:szCs w:val="20"/>
+              </w:rPr>
+              <w:t>4</w:t>
+            </w:r>
+          </w:p>
+        </w:tc>
+        <w:tc>
+          <w:tcPr>
+            <w:tcW w:w="1530" w:type="dxa"/>
+            <w:gridSpan w:val="2"/>
+            <w:tcBorders>
+              <w:top w:val="nil"/>
+              <w:bottom w:val="nil"/>
+            </w:tcBorders>
+          </w:tcPr>
+          <w:p>
+            <w:pPr>
+              <w:cnfStyle w:val="000000100000" w:firstRow="0" w:lastRow="0" w:firstColumn="0" w:lastColumn="0" w:oddVBand="0" w:evenVBand="0" w:oddHBand="1" w:evenHBand="0" w:firstRowFirstColumn="0" w:firstRowLastColumn="0" w:lastRowFirstColumn="0" w:lastRowLastColumn="0"/>
+              <w:rPr>
+                <w:sz w:val="20"/>
+                <w:szCs w:val="20"/>
+                <w:lang w:val="el-GR"/>
+              </w:rPr>
+            </w:pPr>
+            <w:r>
+              <w:rPr>
+                <w:sz w:val="20"/>
+                <w:szCs w:val="20"/>
+                <w:lang w:val="el-GR"/>
+              </w:rPr>
+              <w:t>Αναζήτηση ταινίας/σειράς</w:t>
+            </w:r>
+            <w:r>
+              <w:rPr>
+                <w:sz w:val="20"/>
+                <w:szCs w:val="20"/>
+                <w:lang w:val="el-GR"/>
+              </w:rPr>
+              <w:t xml:space="preserve"> που δεν υπάρχει</w:t>
+            </w:r>
+          </w:p>
+        </w:tc>
+        <w:tc>
+          <w:tcPr>
+            <w:tcW w:w="1715" w:type="dxa"/>
+            <w:gridSpan w:val="2"/>
+            <w:tcBorders>
+              <w:top w:val="nil"/>
+              <w:bottom w:val="nil"/>
+            </w:tcBorders>
+          </w:tcPr>
+          <w:p>
+            <w:pPr>
+              <w:cnfStyle w:val="000000100000" w:firstRow="0" w:lastRow="0" w:firstColumn="0" w:lastColumn="0" w:oddVBand="0" w:evenVBand="0" w:oddHBand="1" w:evenHBand="0" w:firstRowFirstColumn="0" w:firstRowLastColumn="0" w:lastRowFirstColumn="0" w:lastRowLastColumn="0"/>
+              <w:rPr>
+                <w:sz w:val="20"/>
+                <w:szCs w:val="20"/>
+                <w:lang w:val="el-GR"/>
+              </w:rPr>
+            </w:pPr>
+            <w:r>
+              <w:rPr>
+                <w:sz w:val="20"/>
+                <w:szCs w:val="20"/>
+                <w:lang w:val="el-GR"/>
+              </w:rPr>
+              <w:t>1. Ο χρήστης είναι ήδη συνδεδεμένος στο σύστημα</w:t>
+            </w:r>
+          </w:p>
+          <w:p>
+            <w:pPr>
+              <w:cnfStyle w:val="000000100000" w:firstRow="0" w:lastRow="0" w:firstColumn="0" w:lastColumn="0" w:oddVBand="0" w:evenVBand="0" w:oddHBand="1" w:evenHBand="0" w:firstRowFirstColumn="0" w:firstRowLastColumn="0" w:lastRowFirstColumn="0" w:lastRowLastColumn="0"/>
+              <w:rPr>
+                <w:sz w:val="20"/>
+                <w:szCs w:val="20"/>
+                <w:lang w:val="el-GR"/>
+              </w:rPr>
+            </w:pPr>
+          </w:p>
+          <w:p>
+            <w:pPr>
+              <w:cnfStyle w:val="000000100000" w:firstRow="0" w:lastRow="0" w:firstColumn="0" w:lastColumn="0" w:oddVBand="0" w:evenVBand="0" w:oddHBand="1" w:evenHBand="0" w:firstRowFirstColumn="0" w:firstRowLastColumn="0" w:lastRowFirstColumn="0" w:lastRowLastColumn="0"/>
+              <w:rPr>
+                <w:sz w:val="20"/>
+                <w:szCs w:val="20"/>
+                <w:lang w:val="el-GR"/>
+              </w:rPr>
+            </w:pPr>
+            <w:r>
+              <w:rPr>
+                <w:sz w:val="20"/>
+                <w:szCs w:val="20"/>
+                <w:lang w:val="el-GR"/>
+              </w:rPr>
+              <w:t xml:space="preserve">2. Η αναζήτηση του </w:t>
+            </w:r>
+            <w:r>
+              <w:rPr>
+                <w:sz w:val="20"/>
+                <w:szCs w:val="20"/>
+                <w:lang w:val="el-GR"/>
+              </w:rPr>
+              <w:t>αποτελείται από δύο ή περισσότερους χαρακτήρες</w:t>
+            </w:r>
+          </w:p>
+          <w:p>
+            <w:pPr>
+              <w:cnfStyle w:val="000000100000" w:firstRow="0" w:lastRow="0" w:firstColumn="0" w:lastColumn="0" w:oddVBand="0" w:evenVBand="0" w:oddHBand="1" w:evenHBand="0" w:firstRowFirstColumn="0" w:firstRowLastColumn="0" w:lastRowFirstColumn="0" w:lastRowLastColumn="0"/>
+              <w:rPr>
+                <w:sz w:val="20"/>
+                <w:szCs w:val="20"/>
+                <w:lang w:val="el-GR"/>
+              </w:rPr>
+            </w:pPr>
+          </w:p>
+          <w:p>
+            <w:pPr>
+              <w:cnfStyle w:val="000000100000" w:firstRow="0" w:lastRow="0" w:firstColumn="0" w:lastColumn="0" w:oddVBand="0" w:evenVBand="0" w:oddHBand="1" w:evenHBand="0" w:firstRowFirstColumn="0" w:firstRowLastColumn="0" w:lastRowFirstColumn="0" w:lastRowLastColumn="0"/>
+              <w:rPr>
+                <w:sz w:val="20"/>
+                <w:szCs w:val="20"/>
+                <w:lang w:val="el-GR"/>
+              </w:rPr>
+            </w:pPr>
+            <w:r>
+              <w:rPr>
+                <w:sz w:val="20"/>
+                <w:szCs w:val="20"/>
+                <w:lang w:val="el-GR"/>
+              </w:rPr>
+              <w:t xml:space="preserve">3. </w:t>
+            </w:r>
+            <w:r>
+              <w:rPr>
+                <w:sz w:val="20"/>
+                <w:szCs w:val="20"/>
+                <w:lang w:val="el-GR"/>
+              </w:rPr>
+              <w:t xml:space="preserve">Η αναζήτηση του </w:t>
+            </w:r>
+            <w:r>
+              <w:rPr>
+                <w:sz w:val="20"/>
+                <w:szCs w:val="20"/>
+                <w:lang w:val="el-GR"/>
+              </w:rPr>
+              <w:t xml:space="preserve">δεν είναι </w:t>
+            </w:r>
+            <w:r>
+              <w:rPr>
+                <w:sz w:val="20"/>
+                <w:szCs w:val="20"/>
+                <w:lang w:val="el-GR"/>
+              </w:rPr>
+              <w:t>έγκυρ</w:t>
+            </w:r>
+            <w:r>
+              <w:rPr>
+                <w:sz w:val="20"/>
+                <w:szCs w:val="20"/>
+                <w:lang w:val="el-GR"/>
+              </w:rPr>
+              <w:t>ος</w:t>
+            </w:r>
+            <w:r>
+              <w:rPr>
+                <w:sz w:val="20"/>
+                <w:szCs w:val="20"/>
+                <w:lang w:val="el-GR"/>
+              </w:rPr>
+              <w:t xml:space="preserve"> </w:t>
+            </w:r>
+            <w:r>
+              <w:rPr>
+                <w:sz w:val="20"/>
+                <w:szCs w:val="20"/>
+                <w:lang w:val="el-GR"/>
+              </w:rPr>
+              <w:t xml:space="preserve">τίτλος </w:t>
+            </w:r>
+            <w:r>
+              <w:rPr>
+                <w:sz w:val="20"/>
+                <w:szCs w:val="20"/>
+                <w:lang w:val="el-GR"/>
+              </w:rPr>
+              <w:t>ταινίας/σειράς</w:t>
+            </w:r>
+          </w:p>
+        </w:tc>
+        <w:tc>
+          <w:tcPr>
+            <w:tcW w:w="1643" w:type="dxa"/>
+            <w:gridSpan w:val="2"/>
+            <w:tcBorders>
+              <w:top w:val="nil"/>
+              <w:bottom w:val="nil"/>
+            </w:tcBorders>
+          </w:tcPr>
+          <w:p>
+            <w:pPr>
+              <w:cnfStyle w:val="000000100000" w:firstRow="0" w:lastRow="0" w:firstColumn="0" w:lastColumn="0" w:oddVBand="0" w:evenVBand="0" w:oddHBand="1" w:evenHBand="0" w:firstRowFirstColumn="0" w:firstRowLastColumn="0" w:lastRowFirstColumn="0" w:lastRowLastColumn="0"/>
+              <w:rPr>
+                <w:sz w:val="20"/>
+                <w:szCs w:val="20"/>
+                <w:lang w:val="el-GR"/>
+              </w:rPr>
+            </w:pPr>
+            <w:r>
+              <w:rPr>
+                <w:sz w:val="20"/>
+                <w:szCs w:val="20"/>
+                <w:lang w:val="el-GR"/>
+              </w:rPr>
+              <w:t xml:space="preserve">1. Ο χρήστης πηγαίνει στο </w:t>
+            </w:r>
+            <w:r>
+              <w:rPr>
+                <w:sz w:val="20"/>
+                <w:szCs w:val="20"/>
+              </w:rPr>
+              <w:t>search</w:t>
+            </w:r>
+            <w:r>
+              <w:rPr>
+                <w:sz w:val="20"/>
+                <w:szCs w:val="20"/>
+                <w:lang w:val="el-GR"/>
+              </w:rPr>
+              <w:t xml:space="preserve"> </w:t>
+            </w:r>
+            <w:r>
+              <w:rPr>
+                <w:sz w:val="20"/>
+                <w:szCs w:val="20"/>
+              </w:rPr>
+              <w:t>bar</w:t>
+            </w:r>
+          </w:p>
+          <w:p>
+            <w:pPr>
+              <w:cnfStyle w:val="000000100000" w:firstRow="0" w:lastRow="0" w:firstColumn="0" w:lastColumn="0" w:oddVBand="0" w:evenVBand="0" w:oddHBand="1" w:evenHBand="0" w:firstRowFirstColumn="0" w:firstRowLastColumn="0" w:lastRowFirstColumn="0" w:lastRowLastColumn="0"/>
+              <w:rPr>
+                <w:sz w:val="20"/>
+                <w:szCs w:val="20"/>
+                <w:lang w:val="el-GR"/>
+              </w:rPr>
+            </w:pPr>
+          </w:p>
+          <w:p>
+            <w:pPr>
+              <w:cnfStyle w:val="000000100000" w:firstRow="0" w:lastRow="0" w:firstColumn="0" w:lastColumn="0" w:oddVBand="0" w:evenVBand="0" w:oddHBand="1" w:evenHBand="0" w:firstRowFirstColumn="0" w:firstRowLastColumn="0" w:lastRowFirstColumn="0" w:lastRowLastColumn="0"/>
+              <w:rPr>
+                <w:sz w:val="20"/>
+                <w:szCs w:val="20"/>
+                <w:lang w:val="el-GR"/>
+              </w:rPr>
+            </w:pPr>
+            <w:r>
+              <w:rPr>
+                <w:sz w:val="20"/>
+                <w:szCs w:val="20"/>
+                <w:lang w:val="el-GR"/>
+              </w:rPr>
+              <w:t xml:space="preserve">2.Πληκτρολογεί </w:t>
+            </w:r>
+            <w:r>
+              <w:rPr>
+                <w:sz w:val="20"/>
+                <w:szCs w:val="20"/>
+                <w:lang w:val="el-GR"/>
+              </w:rPr>
+              <w:t>έναν</w:t>
+            </w:r>
+            <w:r>
+              <w:rPr>
+                <w:sz w:val="20"/>
+                <w:szCs w:val="20"/>
+                <w:lang w:val="el-GR"/>
+              </w:rPr>
+              <w:t xml:space="preserve"> </w:t>
+            </w:r>
+            <w:r>
+              <w:rPr>
+                <w:sz w:val="20"/>
+                <w:szCs w:val="20"/>
+                <w:lang w:val="el-GR"/>
+              </w:rPr>
+              <w:t xml:space="preserve">μη </w:t>
+            </w:r>
+            <w:r>
+              <w:rPr>
+                <w:sz w:val="20"/>
+                <w:szCs w:val="20"/>
+                <w:lang w:val="el-GR"/>
+              </w:rPr>
+              <w:t>έγκυρ</w:t>
+            </w:r>
+            <w:r>
+              <w:rPr>
+                <w:sz w:val="20"/>
+                <w:szCs w:val="20"/>
+                <w:lang w:val="el-GR"/>
+              </w:rPr>
+              <w:t xml:space="preserve">ο τίτλο </w:t>
+            </w:r>
+            <w:r>
+              <w:rPr>
+                <w:sz w:val="20"/>
+                <w:szCs w:val="20"/>
+                <w:lang w:val="el-GR"/>
+              </w:rPr>
+              <w:t>ταινίας/σειράς</w:t>
+            </w:r>
+          </w:p>
+          <w:p>
+            <w:pPr>
+              <w:cnfStyle w:val="000000100000" w:firstRow="0" w:lastRow="0" w:firstColumn="0" w:lastColumn="0" w:oddVBand="0" w:evenVBand="0" w:oddHBand="1" w:evenHBand="0" w:firstRowFirstColumn="0" w:firstRowLastColumn="0" w:lastRowFirstColumn="0" w:lastRowLastColumn="0"/>
+              <w:rPr>
+                <w:sz w:val="20"/>
+                <w:szCs w:val="20"/>
+                <w:lang w:val="el-GR"/>
+              </w:rPr>
+            </w:pPr>
+          </w:p>
+          <w:p>
+            <w:pPr>
+              <w:cnfStyle w:val="000000100000" w:firstRow="0" w:lastRow="0" w:firstColumn="0" w:lastColumn="0" w:oddVBand="0" w:evenVBand="0" w:oddHBand="1" w:evenHBand="0" w:firstRowFirstColumn="0" w:firstRowLastColumn="0" w:lastRowFirstColumn="0" w:lastRowLastColumn="0"/>
+              <w:rPr>
+                <w:sz w:val="20"/>
+                <w:szCs w:val="20"/>
+                <w:lang w:val="el-GR"/>
+              </w:rPr>
+            </w:pPr>
+            <w:r>
+              <w:rPr>
+                <w:sz w:val="20"/>
+                <w:szCs w:val="20"/>
+                <w:lang w:val="el-GR"/>
+              </w:rPr>
+              <w:t>3. Πατά E</w:t>
+            </w:r>
+            <w:proofErr w:type="spellStart"/>
+            <w:r>
+              <w:rPr>
+                <w:sz w:val="20"/>
+                <w:szCs w:val="20"/>
+              </w:rPr>
+              <w:t>nter</w:t>
+            </w:r>
+            <w:proofErr w:type="spellEnd"/>
+          </w:p>
+          <w:p>
+            <w:pPr>
+              <w:cnfStyle w:val="000000100000" w:firstRow="0" w:lastRow="0" w:firstColumn="0" w:lastColumn="0" w:oddVBand="0" w:evenVBand="0" w:oddHBand="1" w:evenHBand="0" w:firstRowFirstColumn="0" w:firstRowLastColumn="0" w:lastRowFirstColumn="0" w:lastRowLastColumn="0"/>
+              <w:rPr>
+                <w:sz w:val="20"/>
+                <w:szCs w:val="20"/>
+                <w:lang w:val="el-GR"/>
+              </w:rPr>
+            </w:pPr>
+          </w:p>
+          <w:p>
+            <w:pPr>
+              <w:cnfStyle w:val="000000100000" w:firstRow="0" w:lastRow="0" w:firstColumn="0" w:lastColumn="0" w:oddVBand="0" w:evenVBand="0" w:oddHBand="1" w:evenHBand="0" w:firstRowFirstColumn="0" w:firstRowLastColumn="0" w:lastRowFirstColumn="0" w:lastRowLastColumn="0"/>
+              <w:rPr>
+                <w:sz w:val="20"/>
+                <w:szCs w:val="20"/>
+                <w:lang w:val="el-GR"/>
+              </w:rPr>
+            </w:pPr>
+            <w:r>
+              <w:rPr>
+                <w:sz w:val="20"/>
+                <w:szCs w:val="20"/>
+                <w:lang w:val="el-GR"/>
+              </w:rPr>
+              <w:t xml:space="preserve">5. Επιβεβαιώνει ότι η οθόνη </w:t>
+            </w:r>
+            <w:r>
+              <w:rPr>
+                <w:sz w:val="20"/>
+                <w:szCs w:val="20"/>
+                <w:lang w:val="el-GR"/>
+              </w:rPr>
+              <w:t>αποτελεσμάτων</w:t>
+            </w:r>
+            <w:r>
+              <w:rPr>
+                <w:sz w:val="20"/>
+                <w:szCs w:val="20"/>
+                <w:lang w:val="el-GR"/>
+              </w:rPr>
+              <w:t xml:space="preserve"> </w:t>
+            </w:r>
+            <w:r>
+              <w:rPr>
+                <w:sz w:val="20"/>
+                <w:szCs w:val="20"/>
+                <w:lang w:val="el-GR"/>
+              </w:rPr>
+              <w:t xml:space="preserve">δεν </w:t>
+            </w:r>
+            <w:r>
+              <w:rPr>
+                <w:sz w:val="20"/>
+                <w:szCs w:val="20"/>
+                <w:lang w:val="el-GR"/>
+              </w:rPr>
+              <w:t>φορτώνει</w:t>
+            </w:r>
+            <w:r>
+              <w:rPr>
+                <w:sz w:val="20"/>
+                <w:szCs w:val="20"/>
+                <w:lang w:val="el-GR"/>
+              </w:rPr>
+              <w:t xml:space="preserve"> κανένα</w:t>
+            </w:r>
+            <w:r>
+              <w:rPr>
+                <w:sz w:val="20"/>
+                <w:szCs w:val="20"/>
+                <w:lang w:val="el-GR"/>
+              </w:rPr>
+              <w:t xml:space="preserve"> </w:t>
+            </w:r>
+            <w:r>
+              <w:rPr>
+                <w:sz w:val="20"/>
+                <w:szCs w:val="20"/>
+                <w:lang w:val="el-GR"/>
+              </w:rPr>
+              <w:t>αρχείο</w:t>
+            </w:r>
+            <w:r>
+              <w:rPr>
+                <w:sz w:val="20"/>
+                <w:szCs w:val="20"/>
+                <w:lang w:val="el-GR"/>
+              </w:rPr>
+              <w:t>.</w:t>
+            </w:r>
+          </w:p>
+        </w:tc>
+        <w:tc>
+          <w:tcPr>
+            <w:tcW w:w="1698" w:type="dxa"/>
+            <w:gridSpan w:val="2"/>
+            <w:tcBorders>
+              <w:top w:val="nil"/>
+              <w:bottom w:val="nil"/>
+            </w:tcBorders>
+          </w:tcPr>
+          <w:p>
+            <w:pPr>
+              <w:cnfStyle w:val="000000100000" w:firstRow="0" w:lastRow="0" w:firstColumn="0" w:lastColumn="0" w:oddVBand="0" w:evenVBand="0" w:oddHBand="1" w:evenHBand="0" w:firstRowFirstColumn="0" w:firstRowLastColumn="0" w:lastRowFirstColumn="0" w:lastRowLastColumn="0"/>
+              <w:rPr>
+                <w:sz w:val="20"/>
+                <w:szCs w:val="20"/>
+                <w:lang w:val="el-GR"/>
+              </w:rPr>
+            </w:pPr>
+            <w:r>
+              <w:rPr>
+                <w:sz w:val="20"/>
+                <w:szCs w:val="20"/>
+                <w:lang w:val="el-GR"/>
+              </w:rPr>
+              <w:t xml:space="preserve"> Η οθόνη αποτελεσμάτων </w:t>
+            </w:r>
+            <w:r>
+              <w:rPr>
+                <w:sz w:val="20"/>
+                <w:szCs w:val="20"/>
+                <w:lang w:val="el-GR"/>
+              </w:rPr>
+              <w:t>είναι κενή.</w:t>
+            </w:r>
+          </w:p>
+          <w:p>
+            <w:pPr>
+              <w:cnfStyle w:val="000000100000" w:firstRow="0" w:lastRow="0" w:firstColumn="0" w:lastColumn="0" w:oddVBand="0" w:evenVBand="0" w:oddHBand="1" w:evenHBand="0" w:firstRowFirstColumn="0" w:firstRowLastColumn="0" w:lastRowFirstColumn="0" w:lastRowLastColumn="0"/>
+              <w:rPr>
+                <w:sz w:val="20"/>
+                <w:szCs w:val="20"/>
+                <w:lang w:val="el-GR"/>
+              </w:rPr>
+            </w:pPr>
+          </w:p>
+        </w:tc>
+        <w:tc>
+          <w:tcPr>
+            <w:tcW w:w="1801" w:type="dxa"/>
+            <w:gridSpan w:val="2"/>
+            <w:tcBorders>
+              <w:top w:val="nil"/>
+              <w:bottom w:val="nil"/>
+            </w:tcBorders>
+          </w:tcPr>
+          <w:p>
+            <w:pPr>
+              <w:cnfStyle w:val="000000100000" w:firstRow="0" w:lastRow="0" w:firstColumn="0" w:lastColumn="0" w:oddVBand="0" w:evenVBand="0" w:oddHBand="1" w:evenHBand="0" w:firstRowFirstColumn="0" w:firstRowLastColumn="0" w:lastRowFirstColumn="0" w:lastRowLastColumn="0"/>
+              <w:rPr>
+                <w:sz w:val="20"/>
+                <w:szCs w:val="20"/>
+                <w:lang w:val="el-GR"/>
+              </w:rPr>
+            </w:pPr>
+            <w:r>
+              <w:rPr>
+                <w:sz w:val="20"/>
+                <w:szCs w:val="20"/>
+                <w:lang w:val="el-GR"/>
+              </w:rPr>
+              <w:t xml:space="preserve">1. Η οθόνη αποτελεσμάτων </w:t>
+            </w:r>
+            <w:r>
+              <w:rPr>
+                <w:sz w:val="20"/>
+                <w:szCs w:val="20"/>
+                <w:lang w:val="el-GR"/>
+              </w:rPr>
+              <w:t>είναι κενή.</w:t>
+            </w:r>
+          </w:p>
+          <w:p>
+            <w:pPr>
+              <w:cnfStyle w:val="000000100000" w:firstRow="0" w:lastRow="0" w:firstColumn="0" w:lastColumn="0" w:oddVBand="0" w:evenVBand="0" w:oddHBand="1" w:evenHBand="0" w:firstRowFirstColumn="0" w:firstRowLastColumn="0" w:lastRowFirstColumn="0" w:lastRowLastColumn="0"/>
+              <w:rPr>
+                <w:sz w:val="20"/>
+                <w:szCs w:val="20"/>
+                <w:lang w:val="el-GR"/>
+              </w:rPr>
+            </w:pPr>
+          </w:p>
+        </w:tc>
+        <w:tc>
+          <w:tcPr>
+            <w:tcW w:w="1434" w:type="dxa"/>
+            <w:tcBorders>
+              <w:top w:val="nil"/>
+              <w:bottom w:val="nil"/>
+            </w:tcBorders>
+          </w:tcPr>
+          <w:p>
+            <w:pPr>
+              <w:cnfStyle w:val="000000100000" w:firstRow="0" w:lastRow="0" w:firstColumn="0" w:lastColumn="0" w:oddVBand="0" w:evenVBand="0" w:oddHBand="1" w:evenHBand="0" w:firstRowFirstColumn="0" w:firstRowLastColumn="0" w:lastRowFirstColumn="0" w:lastRowLastColumn="0"/>
+              <w:rPr>
+                <w:sz w:val="20"/>
+                <w:szCs w:val="20"/>
+              </w:rPr>
+            </w:pPr>
+            <w:r>
+              <w:rPr>
+                <w:sz w:val="20"/>
+                <w:szCs w:val="20"/>
+              </w:rPr>
+              <w:t>Pass</w:t>
+            </w:r>
+            <w:r>
+              <w:rPr>
+                <w:rFonts w:ascii="Segoe UI Emoji" w:hAnsi="Segoe UI Emoji" w:cs="Segoe UI Emoji"/>
+                <w:sz w:val="20"/>
+                <w:szCs w:val="20"/>
+              </w:rPr>
+              <w:t>✔️</w:t>
+            </w:r>
+          </w:p>
+        </w:tc>
+      </w:tr>
+      <w:tr>
+        <w:tblPrEx>
+          <w:jc w:val="left"/>
+        </w:tblPrEx>
+        <w:trPr>
+          <w:trHeight w:val="80"/>
+        </w:trPr>
+        <w:tc>
+          <w:tcPr>
+            <w:cnfStyle w:val="001000000000" w:firstRow="0" w:lastRow="0" w:firstColumn="1" w:lastColumn="0" w:oddVBand="0" w:evenVBand="0" w:oddHBand="0" w:evenHBand="0" w:firstRowFirstColumn="0" w:firstRowLastColumn="0" w:lastRowFirstColumn="0" w:lastRowLastColumn="0"/>
+            <w:tcW w:w="2155" w:type="dxa"/>
+            <w:tcBorders>
+              <w:top w:val="nil"/>
+              <w:left w:val="nil"/>
+              <w:bottom w:val="nil"/>
+              <w:right w:val="nil"/>
+            </w:tcBorders>
+            <w:shd w:val="clear" w:color="auto" w:fill="156082" w:themeFill="accent1"/>
+          </w:tcPr>
+          <w:p>
+            <w:pPr>
+              <w:ind w:left="720" w:hanging="720"/>
+              <w:jc w:val="center"/>
+              <w:rPr>
+                <w:sz w:val="20"/>
+                <w:szCs w:val="20"/>
+              </w:rPr>
+            </w:pPr>
+          </w:p>
+        </w:tc>
+        <w:tc>
+          <w:tcPr>
+            <w:tcW w:w="1530" w:type="dxa"/>
+            <w:gridSpan w:val="2"/>
+            <w:tcBorders>
+              <w:top w:val="nil"/>
+              <w:left w:val="nil"/>
+              <w:bottom w:val="nil"/>
+              <w:right w:val="nil"/>
+            </w:tcBorders>
+            <w:shd w:val="clear" w:color="auto" w:fill="156082" w:themeFill="accent1"/>
+          </w:tcPr>
+          <w:p>
+            <w:pPr>
+              <w:cnfStyle w:val="000000000000" w:firstRow="0" w:lastRow="0" w:firstColumn="0" w:lastColumn="0" w:oddVBand="0" w:evenVBand="0" w:oddHBand="0" w:evenHBand="0" w:firstRowFirstColumn="0" w:firstRowLastColumn="0" w:lastRowFirstColumn="0" w:lastRowLastColumn="0"/>
+              <w:rPr>
+                <w:sz w:val="20"/>
+                <w:szCs w:val="20"/>
+                <w:lang w:val="el-GR"/>
+              </w:rPr>
+            </w:pPr>
+          </w:p>
+        </w:tc>
+        <w:tc>
+          <w:tcPr>
+            <w:tcW w:w="1715" w:type="dxa"/>
+            <w:gridSpan w:val="2"/>
+            <w:tcBorders>
+              <w:top w:val="nil"/>
+              <w:left w:val="nil"/>
+              <w:bottom w:val="nil"/>
+              <w:right w:val="nil"/>
+            </w:tcBorders>
+            <w:shd w:val="clear" w:color="auto" w:fill="156082" w:themeFill="accent1"/>
+          </w:tcPr>
+          <w:p>
+            <w:pPr>
+              <w:cnfStyle w:val="000000000000" w:firstRow="0" w:lastRow="0" w:firstColumn="0" w:lastColumn="0" w:oddVBand="0" w:evenVBand="0" w:oddHBand="0" w:evenHBand="0" w:firstRowFirstColumn="0" w:firstRowLastColumn="0" w:lastRowFirstColumn="0" w:lastRowLastColumn="0"/>
+              <w:rPr>
+                <w:sz w:val="20"/>
+                <w:szCs w:val="20"/>
+                <w:lang w:val="el-GR"/>
+              </w:rPr>
+            </w:pPr>
+          </w:p>
+        </w:tc>
+        <w:tc>
+          <w:tcPr>
+            <w:tcW w:w="1643" w:type="dxa"/>
+            <w:gridSpan w:val="2"/>
+            <w:tcBorders>
+              <w:top w:val="nil"/>
+              <w:left w:val="nil"/>
+              <w:bottom w:val="nil"/>
+              <w:right w:val="nil"/>
+            </w:tcBorders>
+            <w:shd w:val="clear" w:color="auto" w:fill="156082" w:themeFill="accent1"/>
+          </w:tcPr>
+          <w:p>
+            <w:pPr>
+              <w:cnfStyle w:val="000000000000" w:firstRow="0" w:lastRow="0" w:firstColumn="0" w:lastColumn="0" w:oddVBand="0" w:evenVBand="0" w:oddHBand="0" w:evenHBand="0" w:firstRowFirstColumn="0" w:firstRowLastColumn="0" w:lastRowFirstColumn="0" w:lastRowLastColumn="0"/>
+              <w:rPr>
+                <w:sz w:val="20"/>
+                <w:szCs w:val="20"/>
+                <w:lang w:val="el-GR"/>
+              </w:rPr>
+            </w:pPr>
+          </w:p>
+        </w:tc>
+        <w:tc>
+          <w:tcPr>
+            <w:tcW w:w="1698" w:type="dxa"/>
+            <w:gridSpan w:val="2"/>
+            <w:tcBorders>
+              <w:top w:val="nil"/>
+              <w:left w:val="nil"/>
+              <w:bottom w:val="nil"/>
+              <w:right w:val="nil"/>
+            </w:tcBorders>
+            <w:shd w:val="clear" w:color="auto" w:fill="156082" w:themeFill="accent1"/>
+          </w:tcPr>
+          <w:p>
+            <w:pPr>
+              <w:cnfStyle w:val="000000000000" w:firstRow="0" w:lastRow="0" w:firstColumn="0" w:lastColumn="0" w:oddVBand="0" w:evenVBand="0" w:oddHBand="0" w:evenHBand="0" w:firstRowFirstColumn="0" w:firstRowLastColumn="0" w:lastRowFirstColumn="0" w:lastRowLastColumn="0"/>
+              <w:rPr>
+                <w:sz w:val="20"/>
+                <w:szCs w:val="20"/>
+                <w:lang w:val="el-GR"/>
+              </w:rPr>
+            </w:pPr>
+          </w:p>
+        </w:tc>
+        <w:tc>
+          <w:tcPr>
+            <w:tcW w:w="1801" w:type="dxa"/>
+            <w:gridSpan w:val="2"/>
+            <w:tcBorders>
+              <w:top w:val="nil"/>
+              <w:left w:val="nil"/>
+              <w:bottom w:val="nil"/>
+              <w:right w:val="nil"/>
+            </w:tcBorders>
+            <w:shd w:val="clear" w:color="auto" w:fill="156082" w:themeFill="accent1"/>
+          </w:tcPr>
+          <w:p>
+            <w:pPr>
+              <w:cnfStyle w:val="000000000000" w:firstRow="0" w:lastRow="0" w:firstColumn="0" w:lastColumn="0" w:oddVBand="0" w:evenVBand="0" w:oddHBand="0" w:evenHBand="0" w:firstRowFirstColumn="0" w:firstRowLastColumn="0" w:lastRowFirstColumn="0" w:lastRowLastColumn="0"/>
+              <w:rPr>
+                <w:sz w:val="20"/>
+                <w:szCs w:val="20"/>
+                <w:lang w:val="el-GR"/>
+              </w:rPr>
+            </w:pPr>
+          </w:p>
+        </w:tc>
+        <w:tc>
+          <w:tcPr>
+            <w:tcW w:w="1434" w:type="dxa"/>
+            <w:tcBorders>
+              <w:top w:val="nil"/>
+              <w:left w:val="nil"/>
+              <w:bottom w:val="nil"/>
+              <w:right w:val="nil"/>
+            </w:tcBorders>
+            <w:shd w:val="clear" w:color="auto" w:fill="156082" w:themeFill="accent1"/>
+          </w:tcPr>
+          <w:p>
+            <w:pPr>
+              <w:cnfStyle w:val="000000000000" w:firstRow="0" w:lastRow="0" w:firstColumn="0" w:lastColumn="0" w:oddVBand="0" w:evenVBand="0" w:oddHBand="0" w:evenHBand="0" w:firstRowFirstColumn="0" w:firstRowLastColumn="0" w:lastRowFirstColumn="0" w:lastRowLastColumn="0"/>
+              <w:rPr>
+                <w:sz w:val="20"/>
+                <w:szCs w:val="20"/>
+              </w:rPr>
+            </w:pPr>
+          </w:p>
+        </w:tc>
+      </w:tr>
+      <w:tr>
+        <w:tblPrEx>
+          <w:jc w:val="left"/>
+        </w:tblPrEx>
+        <w:trPr>
+          <w:cnfStyle w:val="000000100000" w:firstRow="0" w:lastRow="0" w:firstColumn="0" w:lastColumn="0" w:oddVBand="0" w:evenVBand="0" w:oddHBand="1" w:evenHBand="0" w:firstRowFirstColumn="0" w:firstRowLastColumn="0" w:lastRowFirstColumn="0" w:lastRowLastColumn="0"/>
+          <w:trHeight w:val="1053"/>
+        </w:trPr>
+        <w:tc>
+          <w:tcPr>
+            <w:cnfStyle w:val="001000000000" w:firstRow="0" w:lastRow="0" w:firstColumn="1" w:lastColumn="0" w:oddVBand="0" w:evenVBand="0" w:oddHBand="0" w:evenHBand="0" w:firstRowFirstColumn="0" w:firstRowLastColumn="0" w:lastRowFirstColumn="0" w:lastRowLastColumn="0"/>
+            <w:tcW w:w="2155" w:type="dxa"/>
+            <w:tcBorders>
+              <w:top w:val="nil"/>
+            </w:tcBorders>
+          </w:tcPr>
+          <w:p>
+            <w:pPr>
+              <w:ind w:left="720" w:hanging="720"/>
+              <w:jc w:val="center"/>
+              <w:rPr>
+                <w:sz w:val="20"/>
+                <w:szCs w:val="20"/>
+              </w:rPr>
+            </w:pPr>
+            <w:r>
+              <w:rPr>
+                <w:sz w:val="20"/>
+                <w:szCs w:val="20"/>
+              </w:rPr>
+              <w:t>TC_SearchSelect_0</w:t>
+            </w:r>
+            <w:r>
+              <w:rPr>
+                <w:sz w:val="20"/>
+                <w:szCs w:val="20"/>
+                <w:lang w:val="el-GR"/>
+              </w:rPr>
+              <w:t>5</w:t>
             </w:r>
           </w:p>
         </w:tc>
@@ -4911,21 +7632,13 @@
                 <w:szCs w:val="20"/>
                 <w:lang w:val="el-GR"/>
               </w:rPr>
-              <w:t>Αναζήτηση ταινίας/σειράς</w:t>
-            </w:r>
-            <w:r>
-              <w:rPr>
-                <w:sz w:val="20"/>
-                <w:szCs w:val="20"/>
-                <w:lang w:val="el-GR"/>
-              </w:rPr>
-              <w:t xml:space="preserve"> που δεν υπάρχει</w:t>
+              <w:t>Κενή γραμμή αναζήτησης</w:t>
             </w:r>
           </w:p>
         </w:tc>
         <w:tc>
           <w:tcPr>
-            <w:tcW w:w="1620" w:type="dxa"/>
+            <w:tcW w:w="1715" w:type="dxa"/>
             <w:gridSpan w:val="2"/>
             <w:tcBorders>
               <w:top w:val="nil"/>
@@ -4974,99 +7687,15 @@
                 <w:szCs w:val="20"/>
                 <w:lang w:val="el-GR"/>
               </w:rPr>
-              <w:t xml:space="preserve">2. Η αναζήτηση του </w:t>
-            </w:r>
-            <w:r>
-              <w:rPr>
-                <w:sz w:val="20"/>
-                <w:szCs w:val="20"/>
-                <w:lang w:val="el-GR"/>
-              </w:rPr>
-              <w:t>αποτελείται από δύο ή περισσότερους χαρακτήρες</w:t>
-            </w:r>
-          </w:p>
-          <w:p>
-            <w:pPr>
-              <w:cnfStyle w:val="000000100000" w:firstRow="0" w:lastRow="0" w:firstColumn="0" w:lastColumn="0" w:oddVBand="0" w:evenVBand="0" w:oddHBand="1" w:evenHBand="0" w:firstRowFirstColumn="0" w:firstRowLastColumn="0" w:lastRowFirstColumn="0" w:lastRowLastColumn="0"/>
-              <w:rPr>
-                <w:sz w:val="20"/>
-                <w:szCs w:val="20"/>
-                <w:lang w:val="el-GR"/>
-              </w:rPr>
-            </w:pPr>
-          </w:p>
-          <w:p>
-            <w:pPr>
-              <w:cnfStyle w:val="000000100000" w:firstRow="0" w:lastRow="0" w:firstColumn="0" w:lastColumn="0" w:oddVBand="0" w:evenVBand="0" w:oddHBand="1" w:evenHBand="0" w:firstRowFirstColumn="0" w:firstRowLastColumn="0" w:lastRowFirstColumn="0" w:lastRowLastColumn="0"/>
-              <w:rPr>
-                <w:sz w:val="20"/>
-                <w:szCs w:val="20"/>
-                <w:lang w:val="el-GR"/>
-              </w:rPr>
-            </w:pPr>
-            <w:r>
-              <w:rPr>
-                <w:sz w:val="20"/>
-                <w:szCs w:val="20"/>
-                <w:lang w:val="el-GR"/>
-              </w:rPr>
-              <w:t xml:space="preserve">3. </w:t>
-            </w:r>
-            <w:r>
-              <w:rPr>
-                <w:sz w:val="20"/>
-                <w:szCs w:val="20"/>
-                <w:lang w:val="el-GR"/>
-              </w:rPr>
-              <w:t xml:space="preserve">Η αναζήτηση του </w:t>
-            </w:r>
-            <w:r>
-              <w:rPr>
-                <w:sz w:val="20"/>
-                <w:szCs w:val="20"/>
-                <w:lang w:val="el-GR"/>
-              </w:rPr>
-              <w:t xml:space="preserve">δεν είναι </w:t>
-            </w:r>
-            <w:r>
-              <w:rPr>
-                <w:sz w:val="20"/>
-                <w:szCs w:val="20"/>
-                <w:lang w:val="el-GR"/>
-              </w:rPr>
-              <w:t>έγκυρ</w:t>
-            </w:r>
-            <w:r>
-              <w:rPr>
-                <w:sz w:val="20"/>
-                <w:szCs w:val="20"/>
-                <w:lang w:val="el-GR"/>
-              </w:rPr>
-              <w:t>ος</w:t>
-            </w:r>
-            <w:r>
-              <w:rPr>
-                <w:sz w:val="20"/>
-                <w:szCs w:val="20"/>
-                <w:lang w:val="el-GR"/>
-              </w:rPr>
-              <w:t xml:space="preserve"> </w:t>
-            </w:r>
-            <w:r>
-              <w:rPr>
-                <w:sz w:val="20"/>
-                <w:szCs w:val="20"/>
-                <w:lang w:val="el-GR"/>
-              </w:rPr>
-              <w:t xml:space="preserve">τίτλος </w:t>
-            </w:r>
-            <w:r>
-              <w:rPr>
-                <w:sz w:val="20"/>
-                <w:szCs w:val="20"/>
-                <w:lang w:val="el-GR"/>
-              </w:rPr>
-              <w:t>ταινίας/σειράς</w:t>
+              <w:t>2. Η αναζήτηση του</w:t>
+            </w:r>
+            <w:r>
+              <w:rPr>
+                <w:sz w:val="20"/>
+                <w:szCs w:val="20"/>
+                <w:lang w:val="el-GR"/>
+              </w:rPr>
+              <w:t xml:space="preserve"> είναι κενή</w:t>
             </w:r>
           </w:p>
         </w:tc>
@@ -5143,55 +7772,23 @@
                 <w:szCs w:val="20"/>
                 <w:lang w:val="el-GR"/>
               </w:rPr>
-              <w:t xml:space="preserve">2.Πληκτρολογεί </w:t>
-            </w:r>
-            <w:r>
-              <w:rPr>
-                <w:sz w:val="20"/>
-                <w:szCs w:val="20"/>
-                <w:lang w:val="el-GR"/>
-              </w:rPr>
-              <w:t>έναν</w:t>
-            </w:r>
-            <w:r>
-              <w:rPr>
-                <w:sz w:val="20"/>
-                <w:szCs w:val="20"/>
-                <w:lang w:val="el-GR"/>
-              </w:rPr>
-              <w:t xml:space="preserve"> </w:t>
-            </w:r>
-            <w:r>
-              <w:rPr>
-                <w:sz w:val="20"/>
-                <w:szCs w:val="20"/>
-                <w:lang w:val="el-GR"/>
-              </w:rPr>
-              <w:t xml:space="preserve">μη </w:t>
-            </w:r>
-            <w:r>
-              <w:rPr>
-                <w:sz w:val="20"/>
-                <w:szCs w:val="20"/>
-                <w:lang w:val="el-GR"/>
-              </w:rPr>
-              <w:t>έγκυρ</w:t>
-            </w:r>
-            <w:r>
-              <w:rPr>
-                <w:sz w:val="20"/>
-                <w:szCs w:val="20"/>
-                <w:lang w:val="el-GR"/>
-              </w:rPr>
-              <w:t xml:space="preserve">ο τίτλο </w:t>
-            </w:r>
-            <w:r>
-              <w:rPr>
-                <w:sz w:val="20"/>
-                <w:szCs w:val="20"/>
-                <w:lang w:val="el-GR"/>
-              </w:rPr>
-              <w:t>ταινίας/σειράς</w:t>
+              <w:t>2.</w:t>
+            </w:r>
+            <w:r>
+              <w:rPr>
+                <w:sz w:val="20"/>
+                <w:szCs w:val="20"/>
+                <w:lang w:val="el-GR"/>
+              </w:rPr>
+              <w:t>Δεν π</w:t>
+            </w:r>
+            <w:r>
+              <w:rPr>
+                <w:sz w:val="20"/>
+                <w:szCs w:val="20"/>
+                <w:lang w:val="el-GR"/>
+              </w:rPr>
+              <w:t>ληκτρολογεί</w:t>
             </w:r>
           </w:p>
           <w:p>
@@ -5221,6 +7818,7 @@
               </w:rPr>
               <w:t>3. Πατά E</w:t>
             </w:r>
+            <w:proofErr w:type="spellStart"/>
             <w:r>
               <w:rPr>
                 <w:sz w:val="20"/>
@@ -5228,6 +7826,7 @@
               </w:rPr>
               <w:t>nter</w:t>
             </w:r>
+            <w:proofErr w:type="spellEnd"/>
           </w:p>
           <w:p>
             <w:pPr>
@@ -5238,88 +7837,6 @@
                 <w:lang w:val="el-GR"/>
               </w:rPr>
             </w:pPr>
-          </w:p>
-          <w:p>
-            <w:pPr>
-              <w:cnfStyle w:val="000000100000" w:firstRow="0" w:lastRow="0" w:firstColumn="0" w:lastColumn="0" w:oddVBand="0" w:evenVBand="0" w:oddHBand="1" w:evenHBand="0" w:firstRowFirstColumn="0" w:firstRowLastColumn="0" w:lastRowFirstColumn="0" w:lastRowLastColumn="0"/>
-              <w:rPr>
-                <w:sz w:val="20"/>
-                <w:szCs w:val="20"/>
-                <w:lang w:val="el-GR"/>
-              </w:rPr>
-            </w:pPr>
-            <w:r>
-              <w:rPr>
-                <w:sz w:val="20"/>
-                <w:szCs w:val="20"/>
-                <w:lang w:val="el-GR"/>
-              </w:rPr>
-              <w:t xml:space="preserve">5. Επιβεβαιώνει ότι η οθόνη </w:t>
-            </w:r>
-            <w:r>
-              <w:rPr>
-                <w:sz w:val="20"/>
-                <w:szCs w:val="20"/>
-                <w:lang w:val="el-GR"/>
-              </w:rPr>
-              <w:t>αποτελεσμάτων</w:t>
-            </w:r>
-            <w:r>
-              <w:rPr>
-                <w:sz w:val="20"/>
-                <w:szCs w:val="20"/>
-                <w:lang w:val="el-GR"/>
-              </w:rPr>
-              <w:t xml:space="preserve"> </w:t>
-            </w:r>
-            <w:r>
-              <w:rPr>
-                <w:sz w:val="20"/>
-                <w:szCs w:val="20"/>
-                <w:lang w:val="el-GR"/>
-              </w:rPr>
-              <w:t xml:space="preserve">δεν </w:t>
-            </w:r>
-            <w:r>
-              <w:rPr>
-                <w:sz w:val="20"/>
-                <w:szCs w:val="20"/>
-                <w:lang w:val="el-GR"/>
-              </w:rPr>
-              <w:t>φορτώνει</w:t>
-            </w:r>
-            <w:r>
-              <w:rPr>
-                <w:sz w:val="20"/>
-                <w:szCs w:val="20"/>
-                <w:lang w:val="el-GR"/>
-              </w:rPr>
-              <w:t xml:space="preserve"> κανένα</w:t>
-            </w:r>
-            <w:r>
-              <w:rPr>
-                <w:sz w:val="20"/>
-                <w:szCs w:val="20"/>
-                <w:lang w:val="el-GR"/>
-              </w:rPr>
-              <w:t xml:space="preserve"> </w:t>
-            </w:r>
-            <w:r>
-              <w:rPr>
-                <w:sz w:val="20"/>
-                <w:szCs w:val="20"/>
-                <w:lang w:val="el-GR"/>
-              </w:rPr>
-              <w:t>αρχείο</w:t>
-            </w:r>
-            <w:r>
-              <w:rPr>
-                <w:sz w:val="20"/>
-                <w:szCs w:val="20"/>
-                <w:lang w:val="el-GR"/>
-              </w:rPr>
-              <w:t>.</w:t>
-            </w:r>
           </w:p>
         </w:tc>
         <w:tc>
@@ -5345,26 +7862,8 @@
                 <w:szCs w:val="20"/>
                 <w:lang w:val="el-GR"/>
               </w:rPr>
-              <w:t xml:space="preserve">1. Η οθόνη αποτελεσμάτων </w:t>
-            </w:r>
-            <w:r>
-              <w:rPr>
-                <w:sz w:val="20"/>
-                <w:szCs w:val="20"/>
-                <w:lang w:val="el-GR"/>
-              </w:rPr>
-              <w:t>είναι κενή.</w:t>
-            </w:r>
-          </w:p>
-          <w:p>
-            <w:pPr>
-              <w:cnfStyle w:val="000000100000" w:firstRow="0" w:lastRow="0" w:firstColumn="0" w:lastColumn="0" w:oddVBand="0" w:evenVBand="0" w:oddHBand="1" w:evenHBand="0" w:firstRowFirstColumn="0" w:firstRowLastColumn="0" w:lastRowFirstColumn="0" w:lastRowLastColumn="0"/>
-              <w:rPr>
-                <w:sz w:val="20"/>
-                <w:szCs w:val="20"/>
-                <w:lang w:val="el-GR"/>
-              </w:rPr>
-            </w:pPr>
+              <w:t>Δεν θα γίνει αναζήτηση και θα παραμείνει στην ίδια οθόνη</w:t>
+            </w:r>
           </w:p>
         </w:tc>
         <w:tc>
@@ -5390,26 +7889,8 @@
                 <w:szCs w:val="20"/>
                 <w:lang w:val="el-GR"/>
               </w:rPr>
-              <w:t xml:space="preserve">1. Η οθόνη αποτελεσμάτων </w:t>
-            </w:r>
-            <w:r>
-              <w:rPr>
-                <w:sz w:val="20"/>
-                <w:szCs w:val="20"/>
-                <w:lang w:val="el-GR"/>
-              </w:rPr>
-              <w:t>είναι κενή.</w:t>
-            </w:r>
-          </w:p>
-          <w:p>
-            <w:pPr>
-              <w:cnfStyle w:val="000000100000" w:firstRow="0" w:lastRow="0" w:firstColumn="0" w:lastColumn="0" w:oddVBand="0" w:evenVBand="0" w:oddHBand="1" w:evenHBand="0" w:firstRowFirstColumn="0" w:firstRowLastColumn="0" w:lastRowFirstColumn="0" w:lastRowLastColumn="0"/>
-              <w:rPr>
-                <w:sz w:val="20"/>
-                <w:szCs w:val="20"/>
-                <w:lang w:val="el-GR"/>
-              </w:rPr>
-            </w:pPr>
+              <w:t>Δεν έγινε αναζήτηση και παρέμεινε στην ίδια οθόνη</w:t>
+            </w:r>
           </w:p>
         </w:tc>
         <w:tc>
@@ -5456,7 +7937,7 @@
       </w:pPr>
     </w:p>
     <w:sectPr>
-      <w:footerReference w:type="default" r:id="rId19"/>
+      <w:footerReference w:type="default" r:id="rId17"/>
       <w:pgSz w:w="12240" w:h="15840"/>
       <w:pgMar w:top="1440" w:right="1440" w:bottom="1440" w:left="1440" w:header="720" w:footer="720" w:gutter="0"/>
       <w:pgNumType w:start="0"/>

--- a/BingeSpice v1.0/Test-Cases-v1.0.docx
+++ b/BingeSpice v1.0/Test-Cases-v1.0.docx
@@ -1228,123 +1228,62 @@
                                     <w:lang w:val="el-GR"/>
                                   </w:rPr>
                                 </w:pPr>
-                                <w:r>
-                                  <w:fldChar w:fldCharType="begin"/>
-                                </w:r>
-                                <w:r>
-                                  <w:instrText>HYPERLINK</w:instrText>
-                                </w:r>
-                                <w:r>
-                                  <w:rPr>
-                                    <w:lang w:val="el-GR"/>
-                                  </w:rPr>
-                                  <w:instrText xml:space="preserve"> "</w:instrText>
-                                </w:r>
-                                <w:r>
-                                  <w:instrText>mailto</w:instrText>
-                                </w:r>
-                                <w:r>
-                                  <w:rPr>
-                                    <w:lang w:val="el-GR"/>
-                                  </w:rPr>
-                                  <w:instrText>:</w:instrText>
-                                </w:r>
-                                <w:r>
-                                  <w:instrText>up</w:instrText>
-                                </w:r>
-                                <w:r>
-                                  <w:rPr>
-                                    <w:lang w:val="el-GR"/>
-                                  </w:rPr>
-                                  <w:instrText>1100554@</w:instrText>
-                                </w:r>
-                                <w:r>
-                                  <w:instrText>ac</w:instrText>
-                                </w:r>
-                                <w:r>
-                                  <w:rPr>
-                                    <w:lang w:val="el-GR"/>
-                                  </w:rPr>
-                                  <w:instrText>.</w:instrText>
-                                </w:r>
-                                <w:r>
-                                  <w:instrText>upatras</w:instrText>
-                                </w:r>
-                                <w:r>
-                                  <w:rPr>
-                                    <w:lang w:val="el-GR"/>
-                                  </w:rPr>
-                                  <w:instrText>.</w:instrText>
-                                </w:r>
-                                <w:r>
-                                  <w:instrText>gr</w:instrText>
-                                </w:r>
-                                <w:r>
-                                  <w:rPr>
-                                    <w:lang w:val="el-GR"/>
-                                  </w:rPr>
-                                  <w:instrText>"</w:instrText>
-                                </w:r>
-                                <w:r>
-                                  <w:fldChar w:fldCharType="separate"/>
-                                </w:r>
-                                <w:r>
-                                  <w:rPr>
-                                    <w:rStyle w:val="Hyperlink"/>
-                                    <w:rFonts w:cs="Times New Roman"/>
-                                  </w:rPr>
-                                  <w:t>up</w:t>
-                                </w:r>
-                                <w:r>
-                                  <w:rPr>
-                                    <w:rStyle w:val="Hyperlink"/>
-                                    <w:rFonts w:cs="Times New Roman"/>
-                                    <w:lang w:val="el-GR"/>
-                                  </w:rPr>
-                                  <w:t>1100554@</w:t>
-                                </w:r>
-                                <w:r>
-                                  <w:rPr>
-                                    <w:rStyle w:val="Hyperlink"/>
-                                    <w:rFonts w:cs="Times New Roman"/>
-                                  </w:rPr>
-                                  <w:t>ac</w:t>
-                                </w:r>
-                                <w:r>
-                                  <w:rPr>
-                                    <w:rStyle w:val="Hyperlink"/>
-                                    <w:rFonts w:cs="Times New Roman"/>
-                                    <w:lang w:val="el-GR"/>
-                                  </w:rPr>
-                                  <w:t>.</w:t>
-                                </w:r>
-                                <w:proofErr w:type="spellStart"/>
-                                <w:r>
-                                  <w:rPr>
-                                    <w:rStyle w:val="Hyperlink"/>
-                                    <w:rFonts w:cs="Times New Roman"/>
-                                  </w:rPr>
-                                  <w:t>upatras</w:t>
-                                </w:r>
-                                <w:proofErr w:type="spellEnd"/>
-                                <w:r>
-                                  <w:rPr>
-                                    <w:rStyle w:val="Hyperlink"/>
-                                    <w:rFonts w:cs="Times New Roman"/>
-                                    <w:lang w:val="el-GR"/>
-                                  </w:rPr>
-                                  <w:t>.</w:t>
-                                </w:r>
-                                <w:r>
-                                  <w:rPr>
-                                    <w:rStyle w:val="Hyperlink"/>
-                                    <w:rFonts w:cs="Times New Roman"/>
-                                  </w:rPr>
-                                  <w:t>gr</w:t>
-                                </w:r>
-                                <w:r>
-                                  <w:fldChar w:fldCharType="end"/>
-                                </w:r>
+                                <w:hyperlink r:id="rId9" w:history="1">
+                                  <w:r>
+                                    <w:rPr>
+                                      <w:rStyle w:val="Hyperlink"/>
+                                      <w:rFonts w:cs="Times New Roman"/>
+                                    </w:rPr>
+                                    <w:t>up</w:t>
+                                  </w:r>
+                                  <w:r>
+                                    <w:rPr>
+                                      <w:rStyle w:val="Hyperlink"/>
+                                      <w:rFonts w:cs="Times New Roman"/>
+                                      <w:lang w:val="el-GR"/>
+                                    </w:rPr>
+                                    <w:t>1100554@</w:t>
+                                  </w:r>
+                                  <w:r>
+                                    <w:rPr>
+                                      <w:rStyle w:val="Hyperlink"/>
+                                      <w:rFonts w:cs="Times New Roman"/>
+                                    </w:rPr>
+                                    <w:t>ac</w:t>
+                                  </w:r>
+                                  <w:r>
+                                    <w:rPr>
+                                      <w:rStyle w:val="Hyperlink"/>
+                                      <w:rFonts w:cs="Times New Roman"/>
+                                      <w:lang w:val="el-GR"/>
+                                    </w:rPr>
+                                    <w:t>.</w:t>
+                                  </w:r>
+                                  <w:proofErr w:type="spellStart"/>
+                                  <w:r>
+                                    <w:rPr>
+                                      <w:rStyle w:val="Hyperlink"/>
+                                      <w:rFonts w:cs="Times New Roman"/>
+                                    </w:rPr>
+                                    <w:t>upatras</w:t>
+                                  </w:r>
+                                  <w:proofErr w:type="spellEnd"/>
+                                  <w:r>
+                                    <w:rPr>
+                                      <w:rStyle w:val="Hyperlink"/>
+                                      <w:rFonts w:cs="Times New Roman"/>
+                                      <w:lang w:val="el-GR"/>
+                                    </w:rPr>
+                                    <w:t>.</w:t>
+                                  </w:r>
+                                  <w:r>
+                                    <w:rPr>
+                                      <w:rStyle w:val="Hyperlink"/>
+                                      <w:rFonts w:cs="Times New Roman"/>
+                                    </w:rPr>
+                                    <w:t>gr</w:t>
+                                  </w:r>
+                                </w:hyperlink>
                               </w:p>
                               <w:p>
                                 <w:pPr>
@@ -1724,16 +1663,77 @@
                                     <w:lang w:val="el-GR"/>
                                   </w:rPr>
                                 </w:pPr>
-                                <w:hyperlink r:id="rId9" w:history="1">
-                                  <w:r>
-                                    <w:rPr>
-                                      <w:rStyle w:val="Hyperlink"/>
-                                      <w:rFonts w:cs="Times New Roman"/>
-                                      <w:lang w:val="el-GR"/>
-                                    </w:rPr>
-                                    <w:t>up1104804@ac.upatras.gr</w:t>
-                                  </w:r>
-                                </w:hyperlink>
+                                <w:r>
+                                  <w:fldChar w:fldCharType="begin"/>
+                                </w:r>
+                                <w:r>
+                                  <w:instrText>HYPERLINK</w:instrText>
+                                </w:r>
+                                <w:r>
+                                  <w:rPr>
+                                    <w:lang w:val="el-GR"/>
+                                  </w:rPr>
+                                  <w:instrText xml:space="preserve"> "</w:instrText>
+                                </w:r>
+                                <w:r>
+                                  <w:instrText>mailto</w:instrText>
+                                </w:r>
+                                <w:r>
+                                  <w:rPr>
+                                    <w:lang w:val="el-GR"/>
+                                  </w:rPr>
+                                  <w:instrText>:</w:instrText>
+                                </w:r>
+                                <w:r>
+                                  <w:instrText>up</w:instrText>
+                                </w:r>
+                                <w:r>
+                                  <w:rPr>
+                                    <w:lang w:val="el-GR"/>
+                                  </w:rPr>
+                                  <w:instrText>1104804@</w:instrText>
+                                </w:r>
+                                <w:r>
+                                  <w:instrText>ac</w:instrText>
+                                </w:r>
+                                <w:r>
+                                  <w:rPr>
+                                    <w:lang w:val="el-GR"/>
+                                  </w:rPr>
+                                  <w:instrText>.</w:instrText>
+                                </w:r>
+                                <w:r>
+                                  <w:instrText>upatras</w:instrText>
+                                </w:r>
+                                <w:r>
+                                  <w:rPr>
+                                    <w:lang w:val="el-GR"/>
+                                  </w:rPr>
+                                  <w:instrText>.</w:instrText>
+                                </w:r>
+                                <w:r>
+                                  <w:instrText>gr</w:instrText>
+                                </w:r>
+                                <w:r>
+                                  <w:rPr>
+                                    <w:lang w:val="el-GR"/>
+                                  </w:rPr>
+                                  <w:instrText>"</w:instrText>
+                                </w:r>
+                                <w:r>
+                                  <w:fldChar w:fldCharType="separate"/>
+                                </w:r>
+                                <w:r>
+                                  <w:rPr>
+                                    <w:rStyle w:val="Hyperlink"/>
+                                    <w:rFonts w:cs="Times New Roman"/>
+                                    <w:lang w:val="el-GR"/>
+                                  </w:rPr>
+                                  <w:t>up1104804@ac.upatras.gr</w:t>
+                                </w:r>
+                                <w:r>
+                                  <w:fldChar w:fldCharType="end"/>
+                                </w:r>
                               </w:p>
                               <w:p>
                                 <w:pPr>
@@ -1807,7 +1807,11 @@
               </mc:Choice>
               <mc:Fallback>
                 <w:pict>
-                  <v:shape w14:anchorId="5418DE7E" id="Text Box 5" o:spid="_x0000_s1028" type="#_x0000_t202" style="position:absolute;left:0;text-align:left;margin-left:57.25pt;margin-top:7.85pt;width:108.45pt;height:177.75pt;z-index:251669504;visibility:visible;mso-wrap-style:square;mso-width-percent:0;mso-height-percent:0;mso-wrap-distance-left:9pt;mso-wrap-distance-top:0;mso-wrap-distance-right:9pt;mso-wrap-distance-bottom:0;mso-position-horizontal:right;mso-position-horizontal-relative:margin;mso-position-vertical:absolute;mso-position-vertical-relative:text;mso-width-percent:0;mso-height-percent:0;mso-width-relative:page;mso-height-relative:page;v-text-anchor:top" o:gfxdata="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">
+                  <v:shapetype w14:anchorId="5418DE7E" id="_x0000_t202" coordsize="21600,21600" o:spt="202" path="m,l,21600r21600,l21600,xe">
+                    <v:stroke joinstyle="miter"/>
+                    <v:path gradientshapeok="t" o:connecttype="rect"/>
+                  </v:shapetype>
+                  <v:shape id="Text Box 5" o:spid="_x0000_s1028" type="#_x0000_t202" style="position:absolute;left:0;text-align:left;margin-left:57.25pt;margin-top:7.85pt;width:108.45pt;height:177.75pt;z-index:251669504;visibility:visible;mso-wrap-style:square;mso-width-percent:0;mso-height-percent:0;mso-wrap-distance-left:9pt;mso-wrap-distance-top:0;mso-wrap-distance-right:9pt;mso-wrap-distance-bottom:0;mso-position-horizontal:right;mso-position-horizontal-relative:margin;mso-position-vertical:absolute;mso-position-vertical-relative:text;mso-width-percent:0;mso-height-percent:0;mso-width-relative:page;mso-height-relative:page;v-text-anchor:top" o:gfxdata="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">
                     <v:shadow on="t" opacity=".5" offset="6pt,-6pt"/>
                     <v:textbox>
                       <w:txbxContent>
@@ -1842,16 +1846,77 @@
                               <w:lang w:val="el-GR"/>
                             </w:rPr>
                           </w:pPr>
-                          <w:hyperlink r:id="rId10" w:history="1">
-                            <w:r>
-                              <w:rPr>
-                                <w:rStyle w:val="Hyperlink"/>
-                                <w:rFonts w:cs="Times New Roman"/>
-                                <w:lang w:val="el-GR"/>
-                              </w:rPr>
-                              <w:t>up1104804@ac.upatras.gr</w:t>
-                            </w:r>
-                          </w:hyperlink>
+                          <w:r>
+                            <w:fldChar w:fldCharType="begin"/>
+                          </w:r>
+                          <w:r>
+                            <w:instrText>HYPERLINK</w:instrText>
+                          </w:r>
+                          <w:r>
+                            <w:rPr>
+                              <w:lang w:val="el-GR"/>
+                            </w:rPr>
+                            <w:instrText xml:space="preserve"> "</w:instrText>
+                          </w:r>
+                          <w:r>
+                            <w:instrText>mailto</w:instrText>
+                          </w:r>
+                          <w:r>
+                            <w:rPr>
+                              <w:lang w:val="el-GR"/>
+                            </w:rPr>
+                            <w:instrText>:</w:instrText>
+                          </w:r>
+                          <w:r>
+                            <w:instrText>up</w:instrText>
+                          </w:r>
+                          <w:r>
+                            <w:rPr>
+                              <w:lang w:val="el-GR"/>
+                            </w:rPr>
+                            <w:instrText>1104804@</w:instrText>
+                          </w:r>
+                          <w:r>
+                            <w:instrText>ac</w:instrText>
+                          </w:r>
+                          <w:r>
+                            <w:rPr>
+                              <w:lang w:val="el-GR"/>
+                            </w:rPr>
+                            <w:instrText>.</w:instrText>
+                          </w:r>
+                          <w:r>
+                            <w:instrText>upatras</w:instrText>
+                          </w:r>
+                          <w:r>
+                            <w:rPr>
+                              <w:lang w:val="el-GR"/>
+                            </w:rPr>
+                            <w:instrText>.</w:instrText>
+                          </w:r>
+                          <w:r>
+                            <w:instrText>gr</w:instrText>
+                          </w:r>
+                          <w:r>
+                            <w:rPr>
+                              <w:lang w:val="el-GR"/>
+                            </w:rPr>
+                            <w:instrText>"</w:instrText>
+                          </w:r>
+                          <w:r>
+                            <w:fldChar w:fldCharType="separate"/>
+                          </w:r>
+                          <w:r>
+                            <w:rPr>
+                              <w:rStyle w:val="Hyperlink"/>
+                              <w:rFonts w:cs="Times New Roman"/>
+                              <w:lang w:val="el-GR"/>
+                            </w:rPr>
+                            <w:t>up1104804@ac.upatras.gr</w:t>
+                          </w:r>
+                          <w:r>
+                            <w:fldChar w:fldCharType="end"/>
+                          </w:r>
                         </w:p>
                         <w:p>
                           <w:pPr>
@@ -2008,16 +2073,77 @@
                                     <w:lang w:val="el-GR"/>
                                   </w:rPr>
                                 </w:pPr>
-                                <w:hyperlink r:id="rId11" w:history="1">
-                                  <w:r>
-                                    <w:rPr>
-                                      <w:rStyle w:val="Hyperlink"/>
-                                      <w:rFonts w:cs="Times New Roman"/>
-                                      <w:lang w:val="el-GR"/>
-                                    </w:rPr>
-                                    <w:t>up1100613@ac.upatras.gr</w:t>
-                                  </w:r>
-                                </w:hyperlink>
+                                <w:r>
+                                  <w:fldChar w:fldCharType="begin"/>
+                                </w:r>
+                                <w:r>
+                                  <w:instrText>HYPERLINK</w:instrText>
+                                </w:r>
+                                <w:r>
+                                  <w:rPr>
+                                    <w:lang w:val="el-GR"/>
+                                  </w:rPr>
+                                  <w:instrText xml:space="preserve"> "</w:instrText>
+                                </w:r>
+                                <w:r>
+                                  <w:instrText>mailto</w:instrText>
+                                </w:r>
+                                <w:r>
+                                  <w:rPr>
+                                    <w:lang w:val="el-GR"/>
+                                  </w:rPr>
+                                  <w:instrText>:</w:instrText>
+                                </w:r>
+                                <w:r>
+                                  <w:instrText>up</w:instrText>
+                                </w:r>
+                                <w:r>
+                                  <w:rPr>
+                                    <w:lang w:val="el-GR"/>
+                                  </w:rPr>
+                                  <w:instrText>1100613@</w:instrText>
+                                </w:r>
+                                <w:r>
+                                  <w:instrText>ac</w:instrText>
+                                </w:r>
+                                <w:r>
+                                  <w:rPr>
+                                    <w:lang w:val="el-GR"/>
+                                  </w:rPr>
+                                  <w:instrText>.</w:instrText>
+                                </w:r>
+                                <w:r>
+                                  <w:instrText>upatras</w:instrText>
+                                </w:r>
+                                <w:r>
+                                  <w:rPr>
+                                    <w:lang w:val="el-GR"/>
+                                  </w:rPr>
+                                  <w:instrText>.</w:instrText>
+                                </w:r>
+                                <w:r>
+                                  <w:instrText>gr</w:instrText>
+                                </w:r>
+                                <w:r>
+                                  <w:rPr>
+                                    <w:lang w:val="el-GR"/>
+                                  </w:rPr>
+                                  <w:instrText>"</w:instrText>
+                                </w:r>
+                                <w:r>
+                                  <w:fldChar w:fldCharType="separate"/>
+                                </w:r>
+                                <w:r>
+                                  <w:rPr>
+                                    <w:rStyle w:val="Hyperlink"/>
+                                    <w:rFonts w:cs="Times New Roman"/>
+                                    <w:lang w:val="el-GR"/>
+                                  </w:rPr>
+                                  <w:t>up1100613@ac.upatras.gr</w:t>
+                                </w:r>
+                                <w:r>
+                                  <w:fldChar w:fldCharType="end"/>
+                                </w:r>
                               </w:p>
                               <w:p>
                                 <w:pPr>
@@ -2090,7 +2216,7 @@
               </mc:Choice>
               <mc:Fallback>
                 <w:pict>
-                  <v:shape w14:anchorId="3063BB03" id="Text Box 4" o:spid="_x0000_s1029" type="#_x0000_t202" style="position:absolute;left:0;text-align:left;margin-left:0;margin-top:6.9pt;width:108.45pt;height:174.35pt;z-index:251668480;visibility:visible;mso-wrap-style:square;mso-width-percent:0;mso-height-percent:0;mso-wrap-distance-left:9pt;mso-wrap-distance-top:0;mso-wrap-distance-right:9pt;mso-wrap-distance-bottom:0;mso-position-horizontal:center;mso-position-horizontal-relative:margin;mso-position-vertical:absolute;mso-position-vertical-relative:text;mso-width-percent:0;mso-height-percent:0;mso-width-relative:page;mso-height-relative:page;v-text-anchor:top" o:gfxdata="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">
+                  <v:shape w14:anchorId="3063BB03" id="Text Box 4" o:spid="_x0000_s1029" type="#_x0000_t202" style="position:absolute;left:0;text-align:left;margin-left:0;margin-top:6.9pt;width:108.45pt;height:174.35pt;z-index:251668480;visibility:visible;mso-wrap-style:square;mso-width-percent:0;mso-height-percent:0;mso-wrap-distance-left:9pt;mso-wrap-distance-top:0;mso-wrap-distance-right:9pt;mso-wrap-distance-bottom:0;mso-position-horizontal:center;mso-position-horizontal-relative:margin;mso-position-vertical:absolute;mso-position-vertical-relative:text;mso-width-percent:0;mso-height-percent:0;mso-width-relative:page;mso-height-relative:page;v-text-anchor:top" o:gfxdata="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">
                     <v:shadow on="t" opacity=".5" offset="6pt,-6pt"/>
                     <v:textbox>
                       <w:txbxContent>
@@ -2125,16 +2251,77 @@
                               <w:lang w:val="el-GR"/>
                             </w:rPr>
                           </w:pPr>
-                          <w:hyperlink r:id="rId12" w:history="1">
-                            <w:r>
-                              <w:rPr>
-                                <w:rStyle w:val="Hyperlink"/>
-                                <w:rFonts w:cs="Times New Roman"/>
-                                <w:lang w:val="el-GR"/>
-                              </w:rPr>
-                              <w:t>up1100613@ac.upatras.gr</w:t>
-                            </w:r>
-                          </w:hyperlink>
+                          <w:r>
+                            <w:fldChar w:fldCharType="begin"/>
+                          </w:r>
+                          <w:r>
+                            <w:instrText>HYPERLINK</w:instrText>
+                          </w:r>
+                          <w:r>
+                            <w:rPr>
+                              <w:lang w:val="el-GR"/>
+                            </w:rPr>
+                            <w:instrText xml:space="preserve"> "</w:instrText>
+                          </w:r>
+                          <w:r>
+                            <w:instrText>mailto</w:instrText>
+                          </w:r>
+                          <w:r>
+                            <w:rPr>
+                              <w:lang w:val="el-GR"/>
+                            </w:rPr>
+                            <w:instrText>:</w:instrText>
+                          </w:r>
+                          <w:r>
+                            <w:instrText>up</w:instrText>
+                          </w:r>
+                          <w:r>
+                            <w:rPr>
+                              <w:lang w:val="el-GR"/>
+                            </w:rPr>
+                            <w:instrText>1100613@</w:instrText>
+                          </w:r>
+                          <w:r>
+                            <w:instrText>ac</w:instrText>
+                          </w:r>
+                          <w:r>
+                            <w:rPr>
+                              <w:lang w:val="el-GR"/>
+                            </w:rPr>
+                            <w:instrText>.</w:instrText>
+                          </w:r>
+                          <w:r>
+                            <w:instrText>upatras</w:instrText>
+                          </w:r>
+                          <w:r>
+                            <w:rPr>
+                              <w:lang w:val="el-GR"/>
+                            </w:rPr>
+                            <w:instrText>.</w:instrText>
+                          </w:r>
+                          <w:r>
+                            <w:instrText>gr</w:instrText>
+                          </w:r>
+                          <w:r>
+                            <w:rPr>
+                              <w:lang w:val="el-GR"/>
+                            </w:rPr>
+                            <w:instrText>"</w:instrText>
+                          </w:r>
+                          <w:r>
+                            <w:fldChar w:fldCharType="separate"/>
+                          </w:r>
+                          <w:r>
+                            <w:rPr>
+                              <w:rStyle w:val="Hyperlink"/>
+                              <w:rFonts w:cs="Times New Roman"/>
+                              <w:lang w:val="el-GR"/>
+                            </w:rPr>
+                            <w:t>up1100613@ac.upatras.gr</w:t>
+                          </w:r>
+                          <w:r>
+                            <w:fldChar w:fldCharType="end"/>
+                          </w:r>
                         </w:p>
                         <w:p>
                           <w:pPr>
@@ -2347,15 +2534,76 @@
                                     <w:lang w:val="el-GR"/>
                                   </w:rPr>
                                 </w:pPr>
-                                <w:hyperlink r:id="rId13" w:history="1">
-                                  <w:r>
-                                    <w:rPr>
-                                      <w:rStyle w:val="Hyperlink"/>
-                                      <w:lang w:val="el-GR"/>
-                                    </w:rPr>
-                                    <w:t>up1100562@ac.upatras.gr</w:t>
-                                  </w:r>
-                                </w:hyperlink>
+                                <w:r>
+                                  <w:fldChar w:fldCharType="begin"/>
+                                </w:r>
+                                <w:r>
+                                  <w:instrText>HYPERLINK</w:instrText>
+                                </w:r>
+                                <w:r>
+                                  <w:rPr>
+                                    <w:lang w:val="el-GR"/>
+                                  </w:rPr>
+                                  <w:instrText xml:space="preserve"> "</w:instrText>
+                                </w:r>
+                                <w:r>
+                                  <w:instrText>mailto</w:instrText>
+                                </w:r>
+                                <w:r>
+                                  <w:rPr>
+                                    <w:lang w:val="el-GR"/>
+                                  </w:rPr>
+                                  <w:instrText>:</w:instrText>
+                                </w:r>
+                                <w:r>
+                                  <w:instrText>up</w:instrText>
+                                </w:r>
+                                <w:r>
+                                  <w:rPr>
+                                    <w:lang w:val="el-GR"/>
+                                  </w:rPr>
+                                  <w:instrText>1100613@</w:instrText>
+                                </w:r>
+                                <w:r>
+                                  <w:instrText>ac</w:instrText>
+                                </w:r>
+                                <w:r>
+                                  <w:rPr>
+                                    <w:lang w:val="el-GR"/>
+                                  </w:rPr>
+                                  <w:instrText>.</w:instrText>
+                                </w:r>
+                                <w:r>
+                                  <w:instrText>upatras</w:instrText>
+                                </w:r>
+                                <w:r>
+                                  <w:rPr>
+                                    <w:lang w:val="el-GR"/>
+                                  </w:rPr>
+                                  <w:instrText>.</w:instrText>
+                                </w:r>
+                                <w:r>
+                                  <w:instrText>gr</w:instrText>
+                                </w:r>
+                                <w:r>
+                                  <w:rPr>
+                                    <w:lang w:val="el-GR"/>
+                                  </w:rPr>
+                                  <w:instrText>"</w:instrText>
+                                </w:r>
+                                <w:r>
+                                  <w:fldChar w:fldCharType="separate"/>
+                                </w:r>
+                                <w:r>
+                                  <w:rPr>
+                                    <w:rStyle w:val="Hyperlink"/>
+                                    <w:lang w:val="el-GR"/>
+                                  </w:rPr>
+                                  <w:t>up1100562@ac.upatras.gr</w:t>
+                                </w:r>
+                                <w:r>
+                                  <w:fldChar w:fldCharType="end"/>
+                                </w:r>
                               </w:p>
                               <w:p>
                                 <w:pPr>
@@ -2421,7 +2669,7 @@
               </mc:Choice>
               <mc:Fallback>
                 <w:pict>
-                  <v:shape w14:anchorId="092BF35B" id="Text Box 55" o:spid="_x0000_s1030" type="#_x0000_t202" style="position:absolute;margin-left:359.4pt;margin-top:9.95pt;width:119.4pt;height:186.35pt;z-index:251671552;visibility:visible;mso-wrap-style:square;mso-width-percent:0;mso-height-percent:0;mso-wrap-distance-left:9pt;mso-wrap-distance-top:0;mso-wrap-distance-right:9pt;mso-wrap-distance-bottom:0;mso-position-horizontal:absolute;mso-position-horizontal-relative:page;mso-position-vertical:absolute;mso-position-vertical-relative:text;mso-width-percent:0;mso-height-percent:0;mso-width-relative:page;mso-height-relative:page;v-text-anchor:top" o:gfxdata="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" strokecolor="black [3213]">
+                  <v:shape w14:anchorId="092BF35B" id="Text Box 55" o:spid="_x0000_s1030" type="#_x0000_t202" style="position:absolute;margin-left:359.4pt;margin-top:9.95pt;width:119.4pt;height:186.35pt;z-index:251671552;visibility:visible;mso-wrap-style:square;mso-width-percent:0;mso-height-percent:0;mso-wrap-distance-left:9pt;mso-wrap-distance-top:0;mso-wrap-distance-right:9pt;mso-wrap-distance-bottom:0;mso-position-horizontal:absolute;mso-position-horizontal-relative:page;mso-position-vertical:absolute;mso-position-vertical-relative:text;mso-width-percent:0;mso-height-percent:0;mso-width-relative:page;mso-height-relative:page;v-text-anchor:top" o:gfxdata="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" strokecolor="black [3213]">
                     <v:shadow on="t" opacity=".5" offset="6pt,-6pt"/>
                     <v:textbox>
                       <w:txbxContent>
@@ -2453,15 +2701,76 @@
                               <w:lang w:val="el-GR"/>
                             </w:rPr>
                           </w:pPr>
-                          <w:hyperlink r:id="rId14" w:history="1">
-                            <w:r>
-                              <w:rPr>
-                                <w:rStyle w:val="Hyperlink"/>
-                                <w:lang w:val="el-GR"/>
-                              </w:rPr>
-                              <w:t>up1100562@ac.upatras.gr</w:t>
-                            </w:r>
-                          </w:hyperlink>
+                          <w:r>
+                            <w:fldChar w:fldCharType="begin"/>
+                          </w:r>
+                          <w:r>
+                            <w:instrText>HYPERLINK</w:instrText>
+                          </w:r>
+                          <w:r>
+                            <w:rPr>
+                              <w:lang w:val="el-GR"/>
+                            </w:rPr>
+                            <w:instrText xml:space="preserve"> "</w:instrText>
+                          </w:r>
+                          <w:r>
+                            <w:instrText>mailto</w:instrText>
+                          </w:r>
+                          <w:r>
+                            <w:rPr>
+                              <w:lang w:val="el-GR"/>
+                            </w:rPr>
+                            <w:instrText>:</w:instrText>
+                          </w:r>
+                          <w:r>
+                            <w:instrText>up</w:instrText>
+                          </w:r>
+                          <w:r>
+                            <w:rPr>
+                              <w:lang w:val="el-GR"/>
+                            </w:rPr>
+                            <w:instrText>1100613@</w:instrText>
+                          </w:r>
+                          <w:r>
+                            <w:instrText>ac</w:instrText>
+                          </w:r>
+                          <w:r>
+                            <w:rPr>
+                              <w:lang w:val="el-GR"/>
+                            </w:rPr>
+                            <w:instrText>.</w:instrText>
+                          </w:r>
+                          <w:r>
+                            <w:instrText>upatras</w:instrText>
+                          </w:r>
+                          <w:r>
+                            <w:rPr>
+                              <w:lang w:val="el-GR"/>
+                            </w:rPr>
+                            <w:instrText>.</w:instrText>
+                          </w:r>
+                          <w:r>
+                            <w:instrText>gr</w:instrText>
+                          </w:r>
+                          <w:r>
+                            <w:rPr>
+                              <w:lang w:val="el-GR"/>
+                            </w:rPr>
+                            <w:instrText>"</w:instrText>
+                          </w:r>
+                          <w:r>
+                            <w:fldChar w:fldCharType="separate"/>
+                          </w:r>
+                          <w:r>
+                            <w:rPr>
+                              <w:rStyle w:val="Hyperlink"/>
+                              <w:lang w:val="el-GR"/>
+                            </w:rPr>
+                            <w:t>up1100562@ac.upatras.gr</w:t>
+                          </w:r>
+                          <w:r>
+                            <w:fldChar w:fldCharType="end"/>
+                          </w:r>
                         </w:p>
                         <w:p>
                           <w:pPr>
@@ -2610,16 +2919,77 @@
                                     <w:lang w:val="el-GR"/>
                                   </w:rPr>
                                 </w:pPr>
-                                <w:hyperlink r:id="rId15" w:history="1">
-                                  <w:r>
-                                    <w:rPr>
-                                      <w:rStyle w:val="Hyperlink"/>
-                                      <w:rFonts w:cs="Times New Roman"/>
-                                      <w:lang w:val="el-GR"/>
-                                    </w:rPr>
-                                    <w:t>up1100754@ac.upatras.gr</w:t>
-                                  </w:r>
-                                </w:hyperlink>
+                                <w:r>
+                                  <w:fldChar w:fldCharType="begin"/>
+                                </w:r>
+                                <w:r>
+                                  <w:instrText>HYPERLINK</w:instrText>
+                                </w:r>
+                                <w:r>
+                                  <w:rPr>
+                                    <w:lang w:val="el-GR"/>
+                                  </w:rPr>
+                                  <w:instrText xml:space="preserve"> "</w:instrText>
+                                </w:r>
+                                <w:r>
+                                  <w:instrText>mailto</w:instrText>
+                                </w:r>
+                                <w:r>
+                                  <w:rPr>
+                                    <w:lang w:val="el-GR"/>
+                                  </w:rPr>
+                                  <w:instrText>:</w:instrText>
+                                </w:r>
+                                <w:r>
+                                  <w:instrText>up</w:instrText>
+                                </w:r>
+                                <w:r>
+                                  <w:rPr>
+                                    <w:lang w:val="el-GR"/>
+                                  </w:rPr>
+                                  <w:instrText>1100754@</w:instrText>
+                                </w:r>
+                                <w:r>
+                                  <w:instrText>ac</w:instrText>
+                                </w:r>
+                                <w:r>
+                                  <w:rPr>
+                                    <w:lang w:val="el-GR"/>
+                                  </w:rPr>
+                                  <w:instrText>.</w:instrText>
+                                </w:r>
+                                <w:r>
+                                  <w:instrText>upatras</w:instrText>
+                                </w:r>
+                                <w:r>
+                                  <w:rPr>
+                                    <w:lang w:val="el-GR"/>
+                                  </w:rPr>
+                                  <w:instrText>.</w:instrText>
+                                </w:r>
+                                <w:r>
+                                  <w:instrText>gr</w:instrText>
+                                </w:r>
+                                <w:r>
+                                  <w:rPr>
+                                    <w:lang w:val="el-GR"/>
+                                  </w:rPr>
+                                  <w:instrText>"</w:instrText>
+                                </w:r>
+                                <w:r>
+                                  <w:fldChar w:fldCharType="separate"/>
+                                </w:r>
+                                <w:r>
+                                  <w:rPr>
+                                    <w:rStyle w:val="Hyperlink"/>
+                                    <w:rFonts w:cs="Times New Roman"/>
+                                    <w:lang w:val="el-GR"/>
+                                  </w:rPr>
+                                  <w:t>up1100754@ac.upatras.gr</w:t>
+                                </w:r>
+                                <w:r>
+                                  <w:fldChar w:fldCharType="end"/>
+                                </w:r>
                               </w:p>
                               <w:p>
                                 <w:pPr>
@@ -2709,7 +3079,7 @@
               </mc:Choice>
               <mc:Fallback>
                 <w:pict>
-                  <v:shape w14:anchorId="51A9C80F" id="Text Box 6" o:spid="_x0000_s1031" type="#_x0000_t202" style="position:absolute;margin-left:60.75pt;margin-top:10.1pt;width:108.45pt;height:189pt;z-index:251670528;visibility:visible;mso-wrap-style:square;mso-width-percent:0;mso-height-percent:0;mso-wrap-distance-left:9pt;mso-wrap-distance-top:0;mso-wrap-distance-right:9pt;mso-wrap-distance-bottom:0;mso-position-horizontal:absolute;mso-position-horizontal-relative:text;mso-position-vertical:absolute;mso-position-vertical-relative:text;mso-width-percent:0;mso-height-percent:0;mso-width-relative:page;mso-height-relative:page;v-text-anchor:top" o:gfxdata="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">
+                  <v:shape w14:anchorId="51A9C80F" id="Text Box 6" o:spid="_x0000_s1031" type="#_x0000_t202" style="position:absolute;margin-left:60.75pt;margin-top:10.1pt;width:108.45pt;height:189pt;z-index:251670528;visibility:visible;mso-wrap-style:square;mso-width-percent:0;mso-height-percent:0;mso-wrap-distance-left:9pt;mso-wrap-distance-top:0;mso-wrap-distance-right:9pt;mso-wrap-distance-bottom:0;mso-position-horizontal:absolute;mso-position-horizontal-relative:text;mso-position-vertical:absolute;mso-position-vertical-relative:text;mso-width-percent:0;mso-height-percent:0;mso-width-relative:page;mso-height-relative:page;v-text-anchor:top" o:gfxdata="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">
                     <v:shadow on="t" opacity=".5" offset="6pt,-6pt"/>
                     <v:textbox>
                       <w:txbxContent>
@@ -2744,16 +3114,77 @@
                               <w:lang w:val="el-GR"/>
                             </w:rPr>
                           </w:pPr>
-                          <w:hyperlink r:id="rId16" w:history="1">
-                            <w:r>
-                              <w:rPr>
-                                <w:rStyle w:val="Hyperlink"/>
-                                <w:rFonts w:cs="Times New Roman"/>
-                                <w:lang w:val="el-GR"/>
-                              </w:rPr>
-                              <w:t>up1100754@ac.upatras.gr</w:t>
-                            </w:r>
-                          </w:hyperlink>
+                          <w:r>
+                            <w:fldChar w:fldCharType="begin"/>
+                          </w:r>
+                          <w:r>
+                            <w:instrText>HYPERLINK</w:instrText>
+                          </w:r>
+                          <w:r>
+                            <w:rPr>
+                              <w:lang w:val="el-GR"/>
+                            </w:rPr>
+                            <w:instrText xml:space="preserve"> "</w:instrText>
+                          </w:r>
+                          <w:r>
+                            <w:instrText>mailto</w:instrText>
+                          </w:r>
+                          <w:r>
+                            <w:rPr>
+                              <w:lang w:val="el-GR"/>
+                            </w:rPr>
+                            <w:instrText>:</w:instrText>
+                          </w:r>
+                          <w:r>
+                            <w:instrText>up</w:instrText>
+                          </w:r>
+                          <w:r>
+                            <w:rPr>
+                              <w:lang w:val="el-GR"/>
+                            </w:rPr>
+                            <w:instrText>1100754@</w:instrText>
+                          </w:r>
+                          <w:r>
+                            <w:instrText>ac</w:instrText>
+                          </w:r>
+                          <w:r>
+                            <w:rPr>
+                              <w:lang w:val="el-GR"/>
+                            </w:rPr>
+                            <w:instrText>.</w:instrText>
+                          </w:r>
+                          <w:r>
+                            <w:instrText>upatras</w:instrText>
+                          </w:r>
+                          <w:r>
+                            <w:rPr>
+                              <w:lang w:val="el-GR"/>
+                            </w:rPr>
+                            <w:instrText>.</w:instrText>
+                          </w:r>
+                          <w:r>
+                            <w:instrText>gr</w:instrText>
+                          </w:r>
+                          <w:r>
+                            <w:rPr>
+                              <w:lang w:val="el-GR"/>
+                            </w:rPr>
+                            <w:instrText>"</w:instrText>
+                          </w:r>
+                          <w:r>
+                            <w:fldChar w:fldCharType="separate"/>
+                          </w:r>
+                          <w:r>
+                            <w:rPr>
+                              <w:rStyle w:val="Hyperlink"/>
+                              <w:rFonts w:cs="Times New Roman"/>
+                              <w:lang w:val="el-GR"/>
+                            </w:rPr>
+                            <w:t>up1100754@ac.upatras.gr</w:t>
+                          </w:r>
+                          <w:r>
+                            <w:fldChar w:fldCharType="end"/>
+                          </w:r>
                         </w:p>
                         <w:p>
                           <w:pPr>
@@ -3748,7 +4179,23 @@
           <w:sz w:val="32"/>
           <w:szCs w:val="32"/>
         </w:rPr>
-        <w:t xml:space="preserve">αμμένος </w:t>
+        <w:t>α</w:t>
+      </w:r>
+      <w:proofErr w:type="spellStart"/>
+      <w:r>
+        <w:rPr>
+          <w:sz w:val="32"/>
+          <w:szCs w:val="32"/>
+        </w:rPr>
+        <w:t>μμένος</w:t>
+      </w:r>
+      <w:proofErr w:type="spellEnd"/>
+      <w:r>
+        <w:rPr>
+          <w:sz w:val="32"/>
+          <w:szCs w:val="32"/>
+        </w:rPr>
+        <w:t xml:space="preserve"> </w:t>
       </w:r>
       <w:proofErr w:type="spellStart"/>
       <w:r>
@@ -4407,6 +4854,7 @@
               <w:rPr>
                 <w:sz w:val="20"/>
                 <w:szCs w:val="20"/>
+                <w:lang w:val="el-GR"/>
               </w:rPr>
             </w:pPr>
             <w:r>
@@ -5492,6 +5940,7 @@
               <w:rPr>
                 <w:sz w:val="20"/>
                 <w:szCs w:val="20"/>
+                <w:lang w:val="el-GR"/>
               </w:rPr>
             </w:pPr>
             <w:r>
@@ -5507,7 +5956,15 @@
                 <w:sz w:val="20"/>
                 <w:szCs w:val="20"/>
               </w:rPr>
-              <w:t xml:space="preserve">Du </w:t>
+              <w:t>Du</w:t>
+            </w:r>
+            <w:r>
+              <w:rPr>
+                <w:sz w:val="20"/>
+                <w:szCs w:val="20"/>
+                <w:lang w:val="el-GR"/>
+              </w:rPr>
+              <w:t xml:space="preserve"> </w:t>
             </w:r>
             <w:r>
               <w:rPr>
@@ -5522,25 +5979,34 @@
                 <w:sz w:val="20"/>
                 <w:szCs w:val="20"/>
               </w:rPr>
-              <w:t>Dun)</w:t>
-            </w:r>
-          </w:p>
-          <w:p>
-            <w:pPr>
-              <w:cnfStyle w:val="000000100000" w:firstRow="0" w:lastRow="0" w:firstColumn="0" w:lastColumn="0" w:oddVBand="0" w:evenVBand="0" w:oddHBand="1" w:evenHBand="0" w:firstRowFirstColumn="0" w:firstRowLastColumn="0" w:lastRowFirstColumn="0" w:lastRowLastColumn="0"/>
-              <w:rPr>
-                <w:sz w:val="20"/>
-                <w:szCs w:val="20"/>
-                <w:lang w:val="el-GR"/>
-              </w:rPr>
-            </w:pPr>
-          </w:p>
-          <w:p>
-            <w:pPr>
-              <w:cnfStyle w:val="000000100000" w:firstRow="0" w:lastRow="0" w:firstColumn="0" w:lastColumn="0" w:oddVBand="0" w:evenVBand="0" w:oddHBand="1" w:evenHBand="0" w:firstRowFirstColumn="0" w:firstRowLastColumn="0" w:lastRowFirstColumn="0" w:lastRowLastColumn="0"/>
-              <w:rPr>
-                <w:sz w:val="20"/>
-                <w:szCs w:val="20"/>
+              <w:t>Dun</w:t>
+            </w:r>
+            <w:r>
+              <w:rPr>
+                <w:sz w:val="20"/>
+                <w:szCs w:val="20"/>
+                <w:lang w:val="el-GR"/>
+              </w:rPr>
+              <w:t>)</w:t>
+            </w:r>
+          </w:p>
+          <w:p>
+            <w:pPr>
+              <w:cnfStyle w:val="000000100000" w:firstRow="0" w:lastRow="0" w:firstColumn="0" w:lastColumn="0" w:oddVBand="0" w:evenVBand="0" w:oddHBand="1" w:evenHBand="0" w:firstRowFirstColumn="0" w:firstRowLastColumn="0" w:lastRowFirstColumn="0" w:lastRowLastColumn="0"/>
+              <w:rPr>
+                <w:sz w:val="20"/>
+                <w:szCs w:val="20"/>
+                <w:lang w:val="el-GR"/>
+              </w:rPr>
+            </w:pPr>
+          </w:p>
+          <w:p>
+            <w:pPr>
+              <w:cnfStyle w:val="000000100000" w:firstRow="0" w:lastRow="0" w:firstColumn="0" w:lastColumn="0" w:oddVBand="0" w:evenVBand="0" w:oddHBand="1" w:evenHBand="0" w:firstRowFirstColumn="0" w:firstRowLastColumn="0" w:lastRowFirstColumn="0" w:lastRowLastColumn="0"/>
+              <w:rPr>
+                <w:sz w:val="20"/>
+                <w:szCs w:val="20"/>
+                <w:lang w:val="el-GR"/>
               </w:rPr>
             </w:pPr>
             <w:r>
@@ -5567,6 +6033,7 @@
               <w:rPr>
                 <w:sz w:val="20"/>
                 <w:szCs w:val="20"/>
+                <w:lang w:val="el-GR"/>
               </w:rPr>
             </w:pPr>
           </w:p>
@@ -6199,23 +6666,7 @@
                 <w:szCs w:val="20"/>
                 <w:lang w:val="el-GR"/>
               </w:rPr>
-              <w:t>τίτλο</w:t>
-            </w:r>
-            <w:r>
-              <w:rPr>
-                <w:sz w:val="20"/>
-                <w:szCs w:val="20"/>
-                <w:lang w:val="el-GR"/>
-              </w:rPr>
-              <w:t>υ</w:t>
-            </w:r>
-            <w:r>
-              <w:rPr>
-                <w:sz w:val="20"/>
-                <w:szCs w:val="20"/>
-                <w:lang w:val="el-GR"/>
-              </w:rPr>
-              <w:t xml:space="preserve"> της </w:t>
+              <w:t xml:space="preserve">τίτλου της </w:t>
             </w:r>
             <w:r>
               <w:rPr>
@@ -6317,15 +6768,7 @@
                 <w:szCs w:val="20"/>
                 <w:lang w:val="el-GR"/>
               </w:rPr>
-              <w:t>τον</w:t>
-            </w:r>
-            <w:r>
-              <w:rPr>
-                <w:sz w:val="20"/>
-                <w:szCs w:val="20"/>
-                <w:lang w:val="el-GR"/>
-              </w:rPr>
-              <w:t xml:space="preserve"> τίτλο της </w:t>
+              <w:t xml:space="preserve">τον τίτλο της </w:t>
             </w:r>
             <w:r>
               <w:rPr>
@@ -6386,14 +6829,7 @@
                 <w:sz w:val="20"/>
                 <w:szCs w:val="20"/>
               </w:rPr>
-              <w:t>Du</w:t>
-            </w:r>
-            <w:r>
-              <w:rPr>
-                <w:sz w:val="20"/>
-                <w:szCs w:val="20"/>
-              </w:rPr>
-              <w:t>ne: Part Two</w:t>
+              <w:t>Dune: Part Two</w:t>
             </w:r>
             <w:r>
               <w:rPr>
@@ -6488,15 +6924,7 @@
                 <w:szCs w:val="20"/>
                 <w:lang w:val="el-GR"/>
               </w:rPr>
-              <w:t xml:space="preserve"> </w:t>
-            </w:r>
-            <w:r>
-              <w:rPr>
-                <w:sz w:val="20"/>
-                <w:szCs w:val="20"/>
-                <w:lang w:val="el-GR"/>
-              </w:rPr>
-              <w:t>την σωστή ταινία/σειρά</w:t>
+              <w:t xml:space="preserve"> την σωστή ταινία/σειρά</w:t>
             </w:r>
           </w:p>
         </w:tc>
@@ -7206,7 +7634,15 @@
                 <w:szCs w:val="20"/>
                 <w:lang w:val="el-GR"/>
               </w:rPr>
-              <w:t xml:space="preserve">5. Επιβεβαιώνει ότι η οθόνη </w:t>
+              <w:t xml:space="preserve">5. </w:t>
+            </w:r>
+            <w:r>
+              <w:rPr>
+                <w:sz w:val="20"/>
+                <w:szCs w:val="20"/>
+                <w:lang w:val="el-GR"/>
+              </w:rPr>
+              <w:t xml:space="preserve">Επιβεβαιώνει ότι η οθόνη </w:t>
             </w:r>
             <w:r>
               <w:rPr>
@@ -7230,23 +7666,22 @@
                 <w:szCs w:val="20"/>
                 <w:lang w:val="el-GR"/>
               </w:rPr>
-              <w:t xml:space="preserve">δεν </w:t>
-            </w:r>
-            <w:r>
-              <w:rPr>
-                <w:sz w:val="20"/>
-                <w:szCs w:val="20"/>
-                <w:lang w:val="el-GR"/>
-              </w:rPr>
-              <w:t>φορτώνει</w:t>
-            </w:r>
-            <w:r>
-              <w:rPr>
-                <w:sz w:val="20"/>
-                <w:szCs w:val="20"/>
-                <w:lang w:val="el-GR"/>
-              </w:rPr>
-              <w:t xml:space="preserve"> κανένα</w:t>
+              <w:t xml:space="preserve">εμφανίζει μήνυμα </w:t>
+            </w:r>
+            <w:r>
+              <w:rPr>
+                <w:sz w:val="20"/>
+                <w:szCs w:val="20"/>
+                <w:lang w:val="el-GR"/>
+              </w:rPr>
+              <w:t>“</w:t>
+            </w:r>
+            <w:r>
+              <w:rPr>
+                <w:sz w:val="20"/>
+                <w:szCs w:val="20"/>
+              </w:rPr>
+              <w:t>No</w:t>
             </w:r>
             <w:r>
               <w:rPr>
@@ -7260,17 +7695,31 @@
               <w:rPr>
                 <w:sz w:val="20"/>
                 <w:szCs w:val="20"/>
-                <w:lang w:val="el-GR"/>
-              </w:rPr>
-              <w:t>αρχείο</w:t>
-            </w:r>
-            <w:r>
-              <w:rPr>
-                <w:sz w:val="20"/>
-                <w:szCs w:val="20"/>
-                <w:lang w:val="el-GR"/>
-              </w:rPr>
-              <w:t>.</w:t>
+              </w:rPr>
+              <w:t>Results</w:t>
+            </w:r>
+            <w:r>
+              <w:rPr>
+                <w:sz w:val="20"/>
+                <w:szCs w:val="20"/>
+                <w:lang w:val="el-GR"/>
+              </w:rPr>
+              <w:t xml:space="preserve"> </w:t>
+            </w:r>
+            <w:r>
+              <w:rPr>
+                <w:sz w:val="20"/>
+                <w:szCs w:val="20"/>
+              </w:rPr>
+              <w:t>found</w:t>
+            </w:r>
+            <w:r>
+              <w:rPr>
+                <w:sz w:val="20"/>
+                <w:szCs w:val="20"/>
+                <w:lang w:val="el-GR"/>
+              </w:rPr>
+              <w:t>”</w:t>
             </w:r>
           </w:p>
         </w:tc>
@@ -7634,6 +8083,22 @@
               </w:rPr>
               <w:t>Κενή γραμμή αναζήτησης</w:t>
             </w:r>
+            <w:r>
+              <w:rPr>
+                <w:sz w:val="20"/>
+                <w:szCs w:val="20"/>
+                <w:lang w:val="el-GR"/>
+              </w:rPr>
+              <w:t xml:space="preserve"> </w:t>
+            </w:r>
+            <w:r>
+              <w:rPr>
+                <w:sz w:val="20"/>
+                <w:szCs w:val="20"/>
+                <w:lang w:val="el-GR"/>
+              </w:rPr>
+              <w:t>ή με μόνο 1 χαρακτήρα</w:t>
+            </w:r>
           </w:p>
         </w:tc>
         <w:tc>
@@ -7697,6 +8162,14 @@
               </w:rPr>
               <w:t xml:space="preserve"> είναι κενή</w:t>
             </w:r>
+            <w:r>
+              <w:rPr>
+                <w:sz w:val="20"/>
+                <w:szCs w:val="20"/>
+                <w:lang w:val="el-GR"/>
+              </w:rPr>
+              <w:t xml:space="preserve"> ή έχει 1 χαρακτήρα</w:t>
+            </w:r>
           </w:p>
         </w:tc>
         <w:tc>
@@ -7763,7 +8236,6 @@
               <w:rPr>
                 <w:sz w:val="20"/>
                 <w:szCs w:val="20"/>
-                <w:lang w:val="el-GR"/>
               </w:rPr>
             </w:pPr>
             <w:r>
@@ -7780,15 +8252,7 @@
                 <w:szCs w:val="20"/>
                 <w:lang w:val="el-GR"/>
               </w:rPr>
-              <w:t>Δεν π</w:t>
-            </w:r>
-            <w:r>
-              <w:rPr>
-                <w:sz w:val="20"/>
-                <w:szCs w:val="20"/>
-                <w:lang w:val="el-GR"/>
-              </w:rPr>
-              <w:t>ληκτρολογεί</w:t>
+              <w:t>Πληκτρολογεί 1 ή κανέναν χαρακτήρα</w:t>
             </w:r>
           </w:p>
           <w:p>
@@ -7932,12 +8396,4332 @@
         <w:rPr>
           <w:sz w:val="32"/>
           <w:szCs w:val="32"/>
+        </w:rPr>
+      </w:pPr>
+    </w:p>
+    <w:tbl>
+      <w:tblPr>
+        <w:tblStyle w:val="GridTable4-Accent1"/>
+        <w:tblpPr w:leftFromText="180" w:rightFromText="180" w:vertAnchor="page" w:horzAnchor="margin" w:tblpXSpec="center" w:tblpY="163"/>
+        <w:tblW w:w="11976" w:type="dxa"/>
+        <w:tblLayout w:type="fixed"/>
+        <w:tblLook w:val="04A0" w:firstRow="1" w:lastRow="0" w:firstColumn="1" w:lastColumn="0" w:noHBand="0" w:noVBand="1"/>
+      </w:tblPr>
+      <w:tblGrid>
+        <w:gridCol w:w="2158"/>
+        <w:gridCol w:w="482"/>
+        <w:gridCol w:w="1046"/>
+        <w:gridCol w:w="601"/>
+        <w:gridCol w:w="1113"/>
+        <w:gridCol w:w="549"/>
+        <w:gridCol w:w="1095"/>
+        <w:gridCol w:w="599"/>
+        <w:gridCol w:w="1099"/>
+        <w:gridCol w:w="697"/>
+        <w:gridCol w:w="1104"/>
+        <w:gridCol w:w="1433"/>
+      </w:tblGrid>
+      <w:tr>
+        <w:trPr>
+          <w:cnfStyle w:val="100000000000" w:firstRow="1" w:lastRow="0" w:firstColumn="0" w:lastColumn="0" w:oddVBand="0" w:evenVBand="0" w:oddHBand="0" w:evenHBand="0" w:firstRowFirstColumn="0" w:firstRowLastColumn="0" w:lastRowFirstColumn="0" w:lastRowLastColumn="0"/>
+          <w:trHeight w:val="219"/>
+        </w:trPr>
+        <w:tc>
+          <w:tcPr>
+            <w:cnfStyle w:val="001000000000" w:firstRow="0" w:lastRow="0" w:firstColumn="1" w:lastColumn="0" w:oddVBand="0" w:evenVBand="0" w:oddHBand="0" w:evenHBand="0" w:firstRowFirstColumn="0" w:firstRowLastColumn="0" w:lastRowFirstColumn="0" w:lastRowLastColumn="0"/>
+            <w:tcW w:w="2158" w:type="dxa"/>
+            <w:tcBorders>
+              <w:top w:val="nil"/>
+              <w:left w:val="nil"/>
+              <w:bottom w:val="nil"/>
+            </w:tcBorders>
+          </w:tcPr>
+          <w:p>
+            <w:pPr>
+              <w:jc w:val="center"/>
+              <w:rPr>
+                <w:lang w:val="el-GR"/>
+              </w:rPr>
+            </w:pPr>
+            <w:r>
+              <w:lastRenderedPageBreak/>
+              <w:t>Test</w:t>
+            </w:r>
+            <w:r>
+              <w:rPr>
+                <w:lang w:val="el-GR"/>
+              </w:rPr>
+              <w:t xml:space="preserve"> </w:t>
+            </w:r>
+            <w:r>
+              <w:t>Case</w:t>
+            </w:r>
+            <w:r>
+              <w:rPr>
+                <w:lang w:val="el-GR"/>
+              </w:rPr>
+              <w:t xml:space="preserve"> </w:t>
+            </w:r>
+            <w:r>
+              <w:t>ID</w:t>
+            </w:r>
+          </w:p>
+        </w:tc>
+        <w:tc>
+          <w:tcPr>
+            <w:tcW w:w="1528" w:type="dxa"/>
+            <w:gridSpan w:val="2"/>
+            <w:tcBorders>
+              <w:top w:val="nil"/>
+              <w:bottom w:val="nil"/>
+            </w:tcBorders>
+          </w:tcPr>
+          <w:p>
+            <w:pPr>
+              <w:cnfStyle w:val="100000000000" w:firstRow="1" w:lastRow="0" w:firstColumn="0" w:lastColumn="0" w:oddVBand="0" w:evenVBand="0" w:oddHBand="0" w:evenHBand="0" w:firstRowFirstColumn="0" w:firstRowLastColumn="0" w:lastRowFirstColumn="0" w:lastRowLastColumn="0"/>
+              <w:rPr>
+                <w:b w:val="0"/>
+                <w:bCs w:val="0"/>
+                <w:lang w:val="el-GR"/>
+              </w:rPr>
+            </w:pPr>
+            <w:r>
+              <w:rPr>
+                <w:lang w:val="el-GR"/>
+              </w:rPr>
+              <w:t>Περιγραφή</w:t>
+            </w:r>
+          </w:p>
+        </w:tc>
+        <w:tc>
+          <w:tcPr>
+            <w:tcW w:w="1714" w:type="dxa"/>
+            <w:gridSpan w:val="2"/>
+            <w:tcBorders>
+              <w:top w:val="nil"/>
+              <w:bottom w:val="nil"/>
+            </w:tcBorders>
+          </w:tcPr>
+          <w:p>
+            <w:pPr>
+              <w:cnfStyle w:val="100000000000" w:firstRow="1" w:lastRow="0" w:firstColumn="0" w:lastColumn="0" w:oddVBand="0" w:evenVBand="0" w:oddHBand="0" w:evenHBand="0" w:firstRowFirstColumn="0" w:firstRowLastColumn="0" w:lastRowFirstColumn="0" w:lastRowLastColumn="0"/>
+              <w:rPr>
+                <w:b w:val="0"/>
+                <w:bCs w:val="0"/>
+                <w:lang w:val="el-GR"/>
+              </w:rPr>
+            </w:pPr>
+            <w:r>
+              <w:rPr>
+                <w:lang w:val="el-GR"/>
+              </w:rPr>
+              <w:t>Προϋπόθεση</w:t>
+            </w:r>
+          </w:p>
+        </w:tc>
+        <w:tc>
+          <w:tcPr>
+            <w:tcW w:w="1644" w:type="dxa"/>
+            <w:gridSpan w:val="2"/>
+            <w:tcBorders>
+              <w:top w:val="nil"/>
+              <w:bottom w:val="nil"/>
+            </w:tcBorders>
+          </w:tcPr>
+          <w:p>
+            <w:pPr>
+              <w:cnfStyle w:val="100000000000" w:firstRow="1" w:lastRow="0" w:firstColumn="0" w:lastColumn="0" w:oddVBand="0" w:evenVBand="0" w:oddHBand="0" w:evenHBand="0" w:firstRowFirstColumn="0" w:firstRowLastColumn="0" w:lastRowFirstColumn="0" w:lastRowLastColumn="0"/>
+              <w:rPr>
+                <w:b w:val="0"/>
+                <w:bCs w:val="0"/>
+                <w:lang w:val="el-GR"/>
+              </w:rPr>
+            </w:pPr>
+            <w:r>
+              <w:rPr>
+                <w:lang w:val="el-GR"/>
+              </w:rPr>
+              <w:t xml:space="preserve">Βήματα </w:t>
+            </w:r>
+            <w:proofErr w:type="spellStart"/>
+            <w:r>
+              <w:rPr>
+                <w:lang w:val="el-GR"/>
+              </w:rPr>
+              <w:t>Testing</w:t>
+            </w:r>
+            <w:proofErr w:type="spellEnd"/>
+          </w:p>
+        </w:tc>
+        <w:tc>
+          <w:tcPr>
+            <w:tcW w:w="1698" w:type="dxa"/>
+            <w:gridSpan w:val="2"/>
+            <w:tcBorders>
+              <w:top w:val="nil"/>
+              <w:bottom w:val="nil"/>
+            </w:tcBorders>
+          </w:tcPr>
+          <w:p>
+            <w:pPr>
+              <w:cnfStyle w:val="100000000000" w:firstRow="1" w:lastRow="0" w:firstColumn="0" w:lastColumn="0" w:oddVBand="0" w:evenVBand="0" w:oddHBand="0" w:evenHBand="0" w:firstRowFirstColumn="0" w:firstRowLastColumn="0" w:lastRowFirstColumn="0" w:lastRowLastColumn="0"/>
+              <w:rPr>
+                <w:b w:val="0"/>
+                <w:bCs w:val="0"/>
+                <w:lang w:val="el-GR"/>
+              </w:rPr>
+            </w:pPr>
+            <w:r>
+              <w:rPr>
+                <w:lang w:val="el-GR"/>
+              </w:rPr>
+              <w:t>Αναμενόμενο Αποτέλεσμα</w:t>
+            </w:r>
+          </w:p>
+        </w:tc>
+        <w:tc>
+          <w:tcPr>
+            <w:tcW w:w="1801" w:type="dxa"/>
+            <w:gridSpan w:val="2"/>
+            <w:tcBorders>
+              <w:top w:val="nil"/>
+              <w:bottom w:val="nil"/>
+            </w:tcBorders>
+          </w:tcPr>
+          <w:p>
+            <w:pPr>
+              <w:cnfStyle w:val="100000000000" w:firstRow="1" w:lastRow="0" w:firstColumn="0" w:lastColumn="0" w:oddVBand="0" w:evenVBand="0" w:oddHBand="0" w:evenHBand="0" w:firstRowFirstColumn="0" w:firstRowLastColumn="0" w:lastRowFirstColumn="0" w:lastRowLastColumn="0"/>
+              <w:rPr>
+                <w:b w:val="0"/>
+                <w:bCs w:val="0"/>
+                <w:lang w:val="el-GR"/>
+              </w:rPr>
+            </w:pPr>
+            <w:r>
+              <w:rPr>
+                <w:lang w:val="el-GR"/>
+              </w:rPr>
+              <w:t>Πραγματικά Αποτελέσματα</w:t>
+            </w:r>
+          </w:p>
+        </w:tc>
+        <w:tc>
+          <w:tcPr>
+            <w:tcW w:w="1433" w:type="dxa"/>
+            <w:tcBorders>
+              <w:top w:val="nil"/>
+              <w:bottom w:val="nil"/>
+              <w:right w:val="nil"/>
+            </w:tcBorders>
+          </w:tcPr>
+          <w:p>
+            <w:pPr>
+              <w:cnfStyle w:val="100000000000" w:firstRow="1" w:lastRow="0" w:firstColumn="0" w:lastColumn="0" w:oddVBand="0" w:evenVBand="0" w:oddHBand="0" w:evenHBand="0" w:firstRowFirstColumn="0" w:firstRowLastColumn="0" w:lastRowFirstColumn="0" w:lastRowLastColumn="0"/>
+              <w:rPr>
+                <w:b w:val="0"/>
+                <w:bCs w:val="0"/>
+                <w:lang w:val="el-GR"/>
+              </w:rPr>
+            </w:pPr>
+            <w:r>
+              <w:rPr>
+                <w:lang w:val="el-GR"/>
+              </w:rPr>
+              <w:t>Κατάσταση</w:t>
+            </w:r>
+          </w:p>
+        </w:tc>
+      </w:tr>
+      <w:tr>
+        <w:trPr>
+          <w:cnfStyle w:val="000000100000" w:firstRow="0" w:lastRow="0" w:firstColumn="0" w:lastColumn="0" w:oddVBand="0" w:evenVBand="0" w:oddHBand="1" w:evenHBand="0" w:firstRowFirstColumn="0" w:firstRowLastColumn="0" w:lastRowFirstColumn="0" w:lastRowLastColumn="0"/>
+          <w:trHeight w:val="4455"/>
+        </w:trPr>
+        <w:tc>
+          <w:tcPr>
+            <w:cnfStyle w:val="001000000000" w:firstRow="0" w:lastRow="0" w:firstColumn="1" w:lastColumn="0" w:oddVBand="0" w:evenVBand="0" w:oddHBand="0" w:evenHBand="0" w:firstRowFirstColumn="0" w:firstRowLastColumn="0" w:lastRowFirstColumn="0" w:lastRowLastColumn="0"/>
+            <w:tcW w:w="2158" w:type="dxa"/>
+            <w:tcBorders>
+              <w:top w:val="nil"/>
+              <w:bottom w:val="nil"/>
+            </w:tcBorders>
+          </w:tcPr>
+          <w:p>
+            <w:pPr>
+              <w:ind w:left="720" w:hanging="720"/>
+              <w:jc w:val="center"/>
+              <w:rPr>
+                <w:sz w:val="20"/>
+                <w:szCs w:val="20"/>
+                <w:lang w:val="el-GR"/>
+              </w:rPr>
+            </w:pPr>
+            <w:r>
+              <w:rPr>
+                <w:sz w:val="20"/>
+                <w:szCs w:val="20"/>
+              </w:rPr>
+              <w:t>TC_SearchSelect_0</w:t>
+            </w:r>
+            <w:r>
+              <w:rPr>
+                <w:sz w:val="20"/>
+                <w:szCs w:val="20"/>
+                <w:lang w:val="el-GR"/>
+              </w:rPr>
+              <w:t>6</w:t>
+            </w:r>
+          </w:p>
+        </w:tc>
+        <w:tc>
+          <w:tcPr>
+            <w:tcW w:w="1528" w:type="dxa"/>
+            <w:gridSpan w:val="2"/>
+            <w:tcBorders>
+              <w:top w:val="nil"/>
+              <w:bottom w:val="nil"/>
+            </w:tcBorders>
+          </w:tcPr>
+          <w:p>
+            <w:pPr>
+              <w:cnfStyle w:val="000000100000" w:firstRow="0" w:lastRow="0" w:firstColumn="0" w:lastColumn="0" w:oddVBand="0" w:evenVBand="0" w:oddHBand="1" w:evenHBand="0" w:firstRowFirstColumn="0" w:firstRowLastColumn="0" w:lastRowFirstColumn="0" w:lastRowLastColumn="0"/>
+              <w:rPr>
+                <w:sz w:val="20"/>
+                <w:szCs w:val="20"/>
+                <w:lang w:val="el-GR"/>
+              </w:rPr>
+            </w:pPr>
+            <w:r>
+              <w:rPr>
+                <w:sz w:val="20"/>
+                <w:szCs w:val="20"/>
+                <w:lang w:val="el-GR"/>
+              </w:rPr>
+              <w:t xml:space="preserve">Αναζήτηση ταινίας/σειράς </w:t>
+            </w:r>
+            <w:r>
+              <w:rPr>
+                <w:sz w:val="20"/>
+                <w:szCs w:val="20"/>
+                <w:lang w:val="el-GR"/>
+              </w:rPr>
+              <w:t xml:space="preserve">με χρήση κριτηρίου </w:t>
+            </w:r>
+            <w:r>
+              <w:rPr>
+                <w:sz w:val="20"/>
+                <w:szCs w:val="20"/>
+                <w:lang w:val="el-GR"/>
+              </w:rPr>
+              <w:t>“</w:t>
+            </w:r>
+            <w:r>
+              <w:rPr>
+                <w:sz w:val="20"/>
+                <w:szCs w:val="20"/>
+              </w:rPr>
+              <w:t>genre</w:t>
+            </w:r>
+            <w:r>
+              <w:rPr>
+                <w:sz w:val="20"/>
+                <w:szCs w:val="20"/>
+                <w:lang w:val="el-GR"/>
+              </w:rPr>
+              <w:t>”</w:t>
+            </w:r>
+          </w:p>
+        </w:tc>
+        <w:tc>
+          <w:tcPr>
+            <w:tcW w:w="1714" w:type="dxa"/>
+            <w:gridSpan w:val="2"/>
+            <w:tcBorders>
+              <w:top w:val="nil"/>
+              <w:bottom w:val="nil"/>
+            </w:tcBorders>
+          </w:tcPr>
+          <w:p>
+            <w:pPr>
+              <w:cnfStyle w:val="000000100000" w:firstRow="0" w:lastRow="0" w:firstColumn="0" w:lastColumn="0" w:oddVBand="0" w:evenVBand="0" w:oddHBand="1" w:evenHBand="0" w:firstRowFirstColumn="0" w:firstRowLastColumn="0" w:lastRowFirstColumn="0" w:lastRowLastColumn="0"/>
+              <w:rPr>
+                <w:sz w:val="20"/>
+                <w:szCs w:val="20"/>
+                <w:lang w:val="el-GR"/>
+              </w:rPr>
+            </w:pPr>
+            <w:r>
+              <w:rPr>
+                <w:sz w:val="20"/>
+                <w:szCs w:val="20"/>
+                <w:lang w:val="el-GR"/>
+              </w:rPr>
+              <w:t xml:space="preserve"> 1. Ο χρήστης είναι ήδη συνδεδεμένος στο σύστημα</w:t>
+            </w:r>
+          </w:p>
+          <w:p>
+            <w:pPr>
+              <w:cnfStyle w:val="000000100000" w:firstRow="0" w:lastRow="0" w:firstColumn="0" w:lastColumn="0" w:oddVBand="0" w:evenVBand="0" w:oddHBand="1" w:evenHBand="0" w:firstRowFirstColumn="0" w:firstRowLastColumn="0" w:lastRowFirstColumn="0" w:lastRowLastColumn="0"/>
+              <w:rPr>
+                <w:sz w:val="20"/>
+                <w:szCs w:val="20"/>
+                <w:lang w:val="el-GR"/>
+              </w:rPr>
+            </w:pPr>
+          </w:p>
+          <w:p>
+            <w:pPr>
+              <w:cnfStyle w:val="000000100000" w:firstRow="0" w:lastRow="0" w:firstColumn="0" w:lastColumn="0" w:oddVBand="0" w:evenVBand="0" w:oddHBand="1" w:evenHBand="0" w:firstRowFirstColumn="0" w:firstRowLastColumn="0" w:lastRowFirstColumn="0" w:lastRowLastColumn="0"/>
+              <w:rPr>
+                <w:sz w:val="20"/>
+                <w:szCs w:val="20"/>
+                <w:lang w:val="el-GR"/>
+              </w:rPr>
+            </w:pPr>
+            <w:r>
+              <w:rPr>
+                <w:sz w:val="20"/>
+                <w:szCs w:val="20"/>
+                <w:lang w:val="el-GR"/>
+              </w:rPr>
+              <w:t xml:space="preserve">2. Η αναζήτηση του </w:t>
+            </w:r>
+            <w:r>
+              <w:rPr>
+                <w:sz w:val="20"/>
+                <w:szCs w:val="20"/>
+                <w:lang w:val="el-GR"/>
+              </w:rPr>
+              <w:t>αποτελείται από δύο ή περισσότερους χαρακτήρες</w:t>
+            </w:r>
+          </w:p>
+          <w:p>
+            <w:pPr>
+              <w:cnfStyle w:val="000000100000" w:firstRow="0" w:lastRow="0" w:firstColumn="0" w:lastColumn="0" w:oddVBand="0" w:evenVBand="0" w:oddHBand="1" w:evenHBand="0" w:firstRowFirstColumn="0" w:firstRowLastColumn="0" w:lastRowFirstColumn="0" w:lastRowLastColumn="0"/>
+              <w:rPr>
+                <w:sz w:val="20"/>
+                <w:szCs w:val="20"/>
+                <w:lang w:val="el-GR"/>
+              </w:rPr>
+            </w:pPr>
+          </w:p>
+          <w:p>
+            <w:pPr>
+              <w:cnfStyle w:val="000000100000" w:firstRow="0" w:lastRow="0" w:firstColumn="0" w:lastColumn="0" w:oddVBand="0" w:evenVBand="0" w:oddHBand="1" w:evenHBand="0" w:firstRowFirstColumn="0" w:firstRowLastColumn="0" w:lastRowFirstColumn="0" w:lastRowLastColumn="0"/>
+              <w:rPr>
+                <w:sz w:val="20"/>
+                <w:szCs w:val="20"/>
+              </w:rPr>
+            </w:pPr>
+            <w:r>
+              <w:rPr>
+                <w:sz w:val="20"/>
+                <w:szCs w:val="20"/>
+                <w:lang w:val="el-GR"/>
+              </w:rPr>
+              <w:t xml:space="preserve">3. </w:t>
+            </w:r>
+            <w:r>
+              <w:rPr>
+                <w:sz w:val="20"/>
+                <w:szCs w:val="20"/>
+                <w:lang w:val="el-GR"/>
+              </w:rPr>
+              <w:t xml:space="preserve">Το κριτήριο που χρησιμοποιήθηκε ήταν το </w:t>
+            </w:r>
+            <w:r>
+              <w:rPr>
+                <w:sz w:val="20"/>
+                <w:szCs w:val="20"/>
+                <w:lang w:val="el-GR"/>
+              </w:rPr>
+              <w:t>“</w:t>
+            </w:r>
+            <w:r>
+              <w:rPr>
+                <w:sz w:val="20"/>
+                <w:szCs w:val="20"/>
+              </w:rPr>
+              <w:t>genre</w:t>
+            </w:r>
+            <w:r>
+              <w:rPr>
+                <w:sz w:val="20"/>
+                <w:szCs w:val="20"/>
+                <w:lang w:val="el-GR"/>
+              </w:rPr>
+              <w:t>”</w:t>
+            </w:r>
+          </w:p>
+        </w:tc>
+        <w:tc>
+          <w:tcPr>
+            <w:tcW w:w="1644" w:type="dxa"/>
+            <w:gridSpan w:val="2"/>
+            <w:tcBorders>
+              <w:top w:val="nil"/>
+              <w:bottom w:val="nil"/>
+            </w:tcBorders>
+          </w:tcPr>
+          <w:p>
+            <w:pPr>
+              <w:cnfStyle w:val="000000100000" w:firstRow="0" w:lastRow="0" w:firstColumn="0" w:lastColumn="0" w:oddVBand="0" w:evenVBand="0" w:oddHBand="1" w:evenHBand="0" w:firstRowFirstColumn="0" w:firstRowLastColumn="0" w:lastRowFirstColumn="0" w:lastRowLastColumn="0"/>
+              <w:rPr>
+                <w:sz w:val="20"/>
+                <w:szCs w:val="20"/>
+                <w:lang w:val="el-GR"/>
+              </w:rPr>
+            </w:pPr>
+            <w:r>
+              <w:rPr>
+                <w:sz w:val="20"/>
+                <w:szCs w:val="20"/>
+                <w:lang w:val="el-GR"/>
+              </w:rPr>
+              <w:t xml:space="preserve">1. Ο χρήστης πηγαίνει στο </w:t>
+            </w:r>
+            <w:r>
+              <w:rPr>
+                <w:sz w:val="20"/>
+                <w:szCs w:val="20"/>
+              </w:rPr>
+              <w:t>search</w:t>
+            </w:r>
+            <w:r>
+              <w:rPr>
+                <w:sz w:val="20"/>
+                <w:szCs w:val="20"/>
+                <w:lang w:val="el-GR"/>
+              </w:rPr>
+              <w:t xml:space="preserve"> </w:t>
+            </w:r>
+            <w:r>
+              <w:rPr>
+                <w:sz w:val="20"/>
+                <w:szCs w:val="20"/>
+              </w:rPr>
+              <w:t>bar</w:t>
+            </w:r>
+          </w:p>
+          <w:p>
+            <w:pPr>
+              <w:cnfStyle w:val="000000100000" w:firstRow="0" w:lastRow="0" w:firstColumn="0" w:lastColumn="0" w:oddVBand="0" w:evenVBand="0" w:oddHBand="1" w:evenHBand="0" w:firstRowFirstColumn="0" w:firstRowLastColumn="0" w:lastRowFirstColumn="0" w:lastRowLastColumn="0"/>
+              <w:rPr>
+                <w:sz w:val="20"/>
+                <w:szCs w:val="20"/>
+                <w:lang w:val="el-GR"/>
+              </w:rPr>
+            </w:pPr>
+          </w:p>
+          <w:p>
+            <w:pPr>
+              <w:cnfStyle w:val="000000100000" w:firstRow="0" w:lastRow="0" w:firstColumn="0" w:lastColumn="0" w:oddVBand="0" w:evenVBand="0" w:oddHBand="1" w:evenHBand="0" w:firstRowFirstColumn="0" w:firstRowLastColumn="0" w:lastRowFirstColumn="0" w:lastRowLastColumn="0"/>
+              <w:rPr>
+                <w:sz w:val="20"/>
+                <w:szCs w:val="20"/>
+                <w:lang w:val="el-GR"/>
+              </w:rPr>
+            </w:pPr>
+            <w:r>
+              <w:rPr>
+                <w:sz w:val="20"/>
+                <w:szCs w:val="20"/>
+                <w:lang w:val="el-GR"/>
+              </w:rPr>
+              <w:t xml:space="preserve">2.Πληκτρολογεί </w:t>
+            </w:r>
+            <w:r>
+              <w:rPr>
+                <w:sz w:val="20"/>
+                <w:szCs w:val="20"/>
+                <w:lang w:val="el-GR"/>
+              </w:rPr>
+              <w:t>το</w:t>
+            </w:r>
+            <w:r>
+              <w:rPr>
+                <w:sz w:val="20"/>
+                <w:szCs w:val="20"/>
+                <w:lang w:val="el-GR"/>
+              </w:rPr>
+              <w:t xml:space="preserve"> </w:t>
+            </w:r>
+            <w:r>
+              <w:rPr>
+                <w:sz w:val="20"/>
+                <w:szCs w:val="20"/>
+              </w:rPr>
+              <w:t>genre</w:t>
+            </w:r>
+            <w:r>
+              <w:rPr>
+                <w:sz w:val="20"/>
+                <w:szCs w:val="20"/>
+                <w:lang w:val="el-GR"/>
+              </w:rPr>
+              <w:t xml:space="preserve"> που επιθυμεί (πχ </w:t>
+            </w:r>
+            <w:r>
+              <w:rPr>
+                <w:sz w:val="20"/>
+                <w:szCs w:val="20"/>
+              </w:rPr>
+              <w:t>comedy</w:t>
+            </w:r>
+            <w:r>
+              <w:rPr>
+                <w:sz w:val="20"/>
+                <w:szCs w:val="20"/>
+                <w:lang w:val="el-GR"/>
+              </w:rPr>
+              <w:t>)</w:t>
+            </w:r>
+          </w:p>
+          <w:p>
+            <w:pPr>
+              <w:cnfStyle w:val="000000100000" w:firstRow="0" w:lastRow="0" w:firstColumn="0" w:lastColumn="0" w:oddVBand="0" w:evenVBand="0" w:oddHBand="1" w:evenHBand="0" w:firstRowFirstColumn="0" w:firstRowLastColumn="0" w:lastRowFirstColumn="0" w:lastRowLastColumn="0"/>
+              <w:rPr>
+                <w:sz w:val="20"/>
+                <w:szCs w:val="20"/>
+                <w:lang w:val="el-GR"/>
+              </w:rPr>
+            </w:pPr>
+          </w:p>
+          <w:p>
+            <w:pPr>
+              <w:cnfStyle w:val="000000100000" w:firstRow="0" w:lastRow="0" w:firstColumn="0" w:lastColumn="0" w:oddVBand="0" w:evenVBand="0" w:oddHBand="1" w:evenHBand="0" w:firstRowFirstColumn="0" w:firstRowLastColumn="0" w:lastRowFirstColumn="0" w:lastRowLastColumn="0"/>
+              <w:rPr>
+                <w:sz w:val="20"/>
+                <w:szCs w:val="20"/>
+                <w:lang w:val="el-GR"/>
+              </w:rPr>
+            </w:pPr>
+            <w:r>
+              <w:rPr>
+                <w:sz w:val="20"/>
+                <w:szCs w:val="20"/>
+                <w:lang w:val="el-GR"/>
+              </w:rPr>
+              <w:t>3. Πατά E</w:t>
+            </w:r>
+            <w:proofErr w:type="spellStart"/>
+            <w:r>
+              <w:rPr>
+                <w:sz w:val="20"/>
+                <w:szCs w:val="20"/>
+              </w:rPr>
+              <w:t>nter</w:t>
+            </w:r>
+            <w:proofErr w:type="spellEnd"/>
+          </w:p>
+          <w:p>
+            <w:pPr>
+              <w:cnfStyle w:val="000000100000" w:firstRow="0" w:lastRow="0" w:firstColumn="0" w:lastColumn="0" w:oddVBand="0" w:evenVBand="0" w:oddHBand="1" w:evenHBand="0" w:firstRowFirstColumn="0" w:firstRowLastColumn="0" w:lastRowFirstColumn="0" w:lastRowLastColumn="0"/>
+              <w:rPr>
+                <w:sz w:val="20"/>
+                <w:szCs w:val="20"/>
+                <w:lang w:val="el-GR"/>
+              </w:rPr>
+            </w:pPr>
+          </w:p>
+          <w:p>
+            <w:pPr>
+              <w:cnfStyle w:val="000000100000" w:firstRow="0" w:lastRow="0" w:firstColumn="0" w:lastColumn="0" w:oddVBand="0" w:evenVBand="0" w:oddHBand="1" w:evenHBand="0" w:firstRowFirstColumn="0" w:firstRowLastColumn="0" w:lastRowFirstColumn="0" w:lastRowLastColumn="0"/>
+              <w:rPr>
+                <w:sz w:val="20"/>
+                <w:szCs w:val="20"/>
+                <w:lang w:val="el-GR"/>
+              </w:rPr>
+            </w:pPr>
+            <w:r>
+              <w:rPr>
+                <w:sz w:val="20"/>
+                <w:szCs w:val="20"/>
+                <w:lang w:val="el-GR"/>
+              </w:rPr>
+              <w:t xml:space="preserve">5. Επιβεβαιώνει ότι η οθόνη </w:t>
+            </w:r>
+            <w:r>
+              <w:rPr>
+                <w:sz w:val="20"/>
+                <w:szCs w:val="20"/>
+                <w:lang w:val="el-GR"/>
+              </w:rPr>
+              <w:t>αποτελεσμάτων</w:t>
+            </w:r>
+            <w:r>
+              <w:rPr>
+                <w:sz w:val="20"/>
+                <w:szCs w:val="20"/>
+                <w:lang w:val="el-GR"/>
+              </w:rPr>
+              <w:t xml:space="preserve"> φορτώνει</w:t>
+            </w:r>
+            <w:r>
+              <w:rPr>
+                <w:sz w:val="20"/>
+                <w:szCs w:val="20"/>
+                <w:lang w:val="el-GR"/>
+              </w:rPr>
+              <w:t xml:space="preserve"> </w:t>
+            </w:r>
+            <w:r>
+              <w:rPr>
+                <w:sz w:val="20"/>
+                <w:szCs w:val="20"/>
+                <w:lang w:val="el-GR"/>
+              </w:rPr>
+              <w:t>το σωστό</w:t>
+            </w:r>
+            <w:r>
+              <w:rPr>
+                <w:sz w:val="20"/>
+                <w:szCs w:val="20"/>
+                <w:lang w:val="el-GR"/>
+              </w:rPr>
+              <w:t xml:space="preserve"> </w:t>
+            </w:r>
+            <w:r>
+              <w:rPr>
+                <w:sz w:val="20"/>
+                <w:szCs w:val="20"/>
+              </w:rPr>
+              <w:t>genre</w:t>
+            </w:r>
+            <w:r>
+              <w:rPr>
+                <w:sz w:val="20"/>
+                <w:szCs w:val="20"/>
+                <w:lang w:val="el-GR"/>
+              </w:rPr>
+              <w:t xml:space="preserve"> ταινιών/σειρών</w:t>
+            </w:r>
+          </w:p>
+        </w:tc>
+        <w:tc>
+          <w:tcPr>
+            <w:tcW w:w="1698" w:type="dxa"/>
+            <w:gridSpan w:val="2"/>
+            <w:tcBorders>
+              <w:top w:val="nil"/>
+              <w:bottom w:val="nil"/>
+            </w:tcBorders>
+          </w:tcPr>
+          <w:p>
+            <w:pPr>
+              <w:cnfStyle w:val="000000100000" w:firstRow="0" w:lastRow="0" w:firstColumn="0" w:lastColumn="0" w:oddVBand="0" w:evenVBand="0" w:oddHBand="1" w:evenHBand="0" w:firstRowFirstColumn="0" w:firstRowLastColumn="0" w:lastRowFirstColumn="0" w:lastRowLastColumn="0"/>
+              <w:rPr>
+                <w:sz w:val="20"/>
+                <w:szCs w:val="20"/>
+                <w:lang w:val="el-GR"/>
+              </w:rPr>
+            </w:pPr>
+            <w:r>
+              <w:rPr>
+                <w:sz w:val="20"/>
+                <w:szCs w:val="20"/>
+                <w:lang w:val="el-GR"/>
+              </w:rPr>
+              <w:t xml:space="preserve">Η οθόνη αποτελεσμάτων </w:t>
+            </w:r>
+            <w:r>
+              <w:rPr>
+                <w:sz w:val="20"/>
+                <w:szCs w:val="20"/>
+                <w:lang w:val="el-GR"/>
+              </w:rPr>
+              <w:t xml:space="preserve">προβάλει ταινίες/σειρές των οποίων </w:t>
+            </w:r>
+            <w:r>
+              <w:rPr>
+                <w:sz w:val="20"/>
+                <w:szCs w:val="20"/>
+                <w:lang w:val="el-GR"/>
+              </w:rPr>
+              <w:t xml:space="preserve">το </w:t>
+            </w:r>
+            <w:r>
+              <w:rPr>
+                <w:sz w:val="20"/>
+                <w:szCs w:val="20"/>
+              </w:rPr>
+              <w:t>genre</w:t>
+            </w:r>
+            <w:r>
+              <w:rPr>
+                <w:sz w:val="20"/>
+                <w:szCs w:val="20"/>
+                <w:lang w:val="el-GR"/>
+              </w:rPr>
+              <w:t xml:space="preserve"> </w:t>
+            </w:r>
+            <w:r>
+              <w:rPr>
+                <w:sz w:val="20"/>
+                <w:szCs w:val="20"/>
+                <w:lang w:val="el-GR"/>
+              </w:rPr>
+              <w:t>ταιριάζ</w:t>
+            </w:r>
+            <w:r>
+              <w:rPr>
+                <w:sz w:val="20"/>
+                <w:szCs w:val="20"/>
+                <w:lang w:val="el-GR"/>
+              </w:rPr>
+              <w:t>ει</w:t>
+            </w:r>
+            <w:r>
+              <w:rPr>
+                <w:sz w:val="20"/>
+                <w:szCs w:val="20"/>
+                <w:lang w:val="el-GR"/>
+              </w:rPr>
+              <w:t xml:space="preserve"> με το τι έγραψε ο χρήστης.</w:t>
+            </w:r>
+          </w:p>
+          <w:p>
+            <w:pPr>
+              <w:cnfStyle w:val="000000100000" w:firstRow="0" w:lastRow="0" w:firstColumn="0" w:lastColumn="0" w:oddVBand="0" w:evenVBand="0" w:oddHBand="1" w:evenHBand="0" w:firstRowFirstColumn="0" w:firstRowLastColumn="0" w:lastRowFirstColumn="0" w:lastRowLastColumn="0"/>
+              <w:rPr>
+                <w:sz w:val="20"/>
+                <w:szCs w:val="20"/>
+                <w:lang w:val="el-GR"/>
+              </w:rPr>
+            </w:pPr>
+          </w:p>
+        </w:tc>
+        <w:tc>
+          <w:tcPr>
+            <w:tcW w:w="1801" w:type="dxa"/>
+            <w:gridSpan w:val="2"/>
+            <w:tcBorders>
+              <w:top w:val="nil"/>
+              <w:bottom w:val="nil"/>
+            </w:tcBorders>
+          </w:tcPr>
+          <w:p>
+            <w:pPr>
+              <w:cnfStyle w:val="000000100000" w:firstRow="0" w:lastRow="0" w:firstColumn="0" w:lastColumn="0" w:oddVBand="0" w:evenVBand="0" w:oddHBand="1" w:evenHBand="0" w:firstRowFirstColumn="0" w:firstRowLastColumn="0" w:lastRowFirstColumn="0" w:lastRowLastColumn="0"/>
+              <w:rPr>
+                <w:sz w:val="20"/>
+                <w:szCs w:val="20"/>
+                <w:lang w:val="el-GR"/>
+              </w:rPr>
+            </w:pPr>
+            <w:r>
+              <w:rPr>
+                <w:sz w:val="20"/>
+                <w:szCs w:val="20"/>
+                <w:lang w:val="el-GR"/>
+              </w:rPr>
+              <w:t xml:space="preserve">Η οθόνη αποτελεσμάτων </w:t>
+            </w:r>
+            <w:r>
+              <w:rPr>
+                <w:sz w:val="20"/>
+                <w:szCs w:val="20"/>
+                <w:lang w:val="el-GR"/>
+              </w:rPr>
+              <w:t xml:space="preserve">προβάλει </w:t>
+            </w:r>
+            <w:r>
+              <w:rPr>
+                <w:sz w:val="20"/>
+                <w:szCs w:val="20"/>
+                <w:lang w:val="el-GR"/>
+              </w:rPr>
+              <w:t xml:space="preserve">μόνο </w:t>
+            </w:r>
+            <w:r>
+              <w:rPr>
+                <w:sz w:val="20"/>
+                <w:szCs w:val="20"/>
+                <w:lang w:val="el-GR"/>
+              </w:rPr>
+              <w:t xml:space="preserve">ταινίες των οποίων </w:t>
+            </w:r>
+            <w:r>
+              <w:rPr>
+                <w:sz w:val="20"/>
+                <w:szCs w:val="20"/>
+                <w:lang w:val="el-GR"/>
+              </w:rPr>
+              <w:t>το</w:t>
+            </w:r>
+            <w:r>
+              <w:rPr>
+                <w:sz w:val="20"/>
+                <w:szCs w:val="20"/>
+                <w:lang w:val="el-GR"/>
+              </w:rPr>
+              <w:t xml:space="preserve"> </w:t>
+            </w:r>
+            <w:r>
+              <w:rPr>
+                <w:sz w:val="20"/>
+                <w:szCs w:val="20"/>
+              </w:rPr>
+              <w:t>genre</w:t>
+            </w:r>
+            <w:r>
+              <w:rPr>
+                <w:sz w:val="20"/>
+                <w:szCs w:val="20"/>
+                <w:lang w:val="el-GR"/>
+              </w:rPr>
+              <w:t xml:space="preserve"> ταιριάζουν με το τι έγραψε ο χρήστης.</w:t>
+            </w:r>
+          </w:p>
+          <w:p>
+            <w:pPr>
+              <w:cnfStyle w:val="000000100000" w:firstRow="0" w:lastRow="0" w:firstColumn="0" w:lastColumn="0" w:oddVBand="0" w:evenVBand="0" w:oddHBand="1" w:evenHBand="0" w:firstRowFirstColumn="0" w:firstRowLastColumn="0" w:lastRowFirstColumn="0" w:lastRowLastColumn="0"/>
+              <w:rPr>
+                <w:sz w:val="20"/>
+                <w:szCs w:val="20"/>
+                <w:lang w:val="el-GR"/>
+              </w:rPr>
+            </w:pPr>
+          </w:p>
+        </w:tc>
+        <w:tc>
+          <w:tcPr>
+            <w:tcW w:w="1433" w:type="dxa"/>
+            <w:tcBorders>
+              <w:top w:val="nil"/>
+              <w:bottom w:val="nil"/>
+            </w:tcBorders>
+          </w:tcPr>
+          <w:p>
+            <w:pPr>
+              <w:cnfStyle w:val="000000100000" w:firstRow="0" w:lastRow="0" w:firstColumn="0" w:lastColumn="0" w:oddVBand="0" w:evenVBand="0" w:oddHBand="1" w:evenHBand="0" w:firstRowFirstColumn="0" w:firstRowLastColumn="0" w:lastRowFirstColumn="0" w:lastRowLastColumn="0"/>
+              <w:rPr>
+                <w:rFonts w:ascii="Apple Color Emoji" w:hAnsi="Apple Color Emoji"/>
+                <w:sz w:val="20"/>
+                <w:szCs w:val="20"/>
+              </w:rPr>
+            </w:pPr>
+            <w:r>
+              <w:rPr>
+                <w:sz w:val="20"/>
+                <w:szCs w:val="20"/>
+              </w:rPr>
+              <w:t>Fail</w:t>
+            </w:r>
+            <w:r>
+              <w:rPr>
+                <w:rFonts w:ascii="Apple Color Emoji" w:hAnsi="Apple Color Emoji"/>
+                <w:sz w:val="20"/>
+                <w:szCs w:val="20"/>
+              </w:rPr>
+              <w:t>❌</w:t>
+            </w:r>
+          </w:p>
+        </w:tc>
+      </w:tr>
+      <w:tr>
+        <w:trPr>
+          <w:trHeight w:val="70"/>
+        </w:trPr>
+        <w:tc>
+          <w:tcPr>
+            <w:cnfStyle w:val="001000000000" w:firstRow="0" w:lastRow="0" w:firstColumn="1" w:lastColumn="0" w:oddVBand="0" w:evenVBand="0" w:oddHBand="0" w:evenHBand="0" w:firstRowFirstColumn="0" w:firstRowLastColumn="0" w:lastRowFirstColumn="0" w:lastRowLastColumn="0"/>
+            <w:tcW w:w="2158" w:type="dxa"/>
+            <w:tcBorders>
+              <w:top w:val="nil"/>
+              <w:left w:val="nil"/>
+              <w:bottom w:val="nil"/>
+              <w:right w:val="nil"/>
+            </w:tcBorders>
+            <w:shd w:val="clear" w:color="auto" w:fill="156082" w:themeFill="accent1"/>
+          </w:tcPr>
+          <w:p>
+            <w:pPr>
+              <w:ind w:left="720" w:hanging="720"/>
+              <w:jc w:val="center"/>
+              <w:rPr>
+                <w:sz w:val="20"/>
+                <w:szCs w:val="20"/>
+              </w:rPr>
+            </w:pPr>
+          </w:p>
+        </w:tc>
+        <w:tc>
+          <w:tcPr>
+            <w:tcW w:w="482" w:type="dxa"/>
+            <w:tcBorders>
+              <w:top w:val="nil"/>
+              <w:left w:val="nil"/>
+              <w:bottom w:val="nil"/>
+              <w:right w:val="nil"/>
+            </w:tcBorders>
+            <w:shd w:val="clear" w:color="auto" w:fill="156082" w:themeFill="accent1"/>
+          </w:tcPr>
+          <w:p>
+            <w:pPr>
+              <w:cnfStyle w:val="000000000000" w:firstRow="0" w:lastRow="0" w:firstColumn="0" w:lastColumn="0" w:oddVBand="0" w:evenVBand="0" w:oddHBand="0" w:evenHBand="0" w:firstRowFirstColumn="0" w:firstRowLastColumn="0" w:lastRowFirstColumn="0" w:lastRowLastColumn="0"/>
+              <w:rPr>
+                <w:sz w:val="20"/>
+                <w:szCs w:val="20"/>
+                <w:lang w:val="el-GR"/>
+              </w:rPr>
+            </w:pPr>
+          </w:p>
+        </w:tc>
+        <w:tc>
+          <w:tcPr>
+            <w:tcW w:w="1647" w:type="dxa"/>
+            <w:gridSpan w:val="2"/>
+            <w:tcBorders>
+              <w:top w:val="nil"/>
+              <w:left w:val="nil"/>
+              <w:bottom w:val="nil"/>
+              <w:right w:val="nil"/>
+            </w:tcBorders>
+            <w:shd w:val="clear" w:color="auto" w:fill="156082" w:themeFill="accent1"/>
+          </w:tcPr>
+          <w:p>
+            <w:pPr>
+              <w:cnfStyle w:val="000000000000" w:firstRow="0" w:lastRow="0" w:firstColumn="0" w:lastColumn="0" w:oddVBand="0" w:evenVBand="0" w:oddHBand="0" w:evenHBand="0" w:firstRowFirstColumn="0" w:firstRowLastColumn="0" w:lastRowFirstColumn="0" w:lastRowLastColumn="0"/>
+              <w:rPr>
+                <w:sz w:val="20"/>
+                <w:szCs w:val="20"/>
+                <w:lang w:val="el-GR"/>
+              </w:rPr>
+            </w:pPr>
+          </w:p>
+        </w:tc>
+        <w:tc>
+          <w:tcPr>
+            <w:tcW w:w="1662" w:type="dxa"/>
+            <w:gridSpan w:val="2"/>
+            <w:tcBorders>
+              <w:top w:val="nil"/>
+              <w:left w:val="nil"/>
+              <w:bottom w:val="nil"/>
+              <w:right w:val="nil"/>
+            </w:tcBorders>
+            <w:shd w:val="clear" w:color="auto" w:fill="156082" w:themeFill="accent1"/>
+          </w:tcPr>
+          <w:p>
+            <w:pPr>
+              <w:cnfStyle w:val="000000000000" w:firstRow="0" w:lastRow="0" w:firstColumn="0" w:lastColumn="0" w:oddVBand="0" w:evenVBand="0" w:oddHBand="0" w:evenHBand="0" w:firstRowFirstColumn="0" w:firstRowLastColumn="0" w:lastRowFirstColumn="0" w:lastRowLastColumn="0"/>
+              <w:rPr>
+                <w:sz w:val="20"/>
+                <w:szCs w:val="20"/>
+                <w:lang w:val="el-GR"/>
+              </w:rPr>
+            </w:pPr>
+          </w:p>
+        </w:tc>
+        <w:tc>
+          <w:tcPr>
+            <w:tcW w:w="1694" w:type="dxa"/>
+            <w:gridSpan w:val="2"/>
+            <w:tcBorders>
+              <w:top w:val="nil"/>
+              <w:left w:val="nil"/>
+              <w:bottom w:val="nil"/>
+              <w:right w:val="nil"/>
+            </w:tcBorders>
+            <w:shd w:val="clear" w:color="auto" w:fill="156082" w:themeFill="accent1"/>
+          </w:tcPr>
+          <w:p>
+            <w:pPr>
+              <w:cnfStyle w:val="000000000000" w:firstRow="0" w:lastRow="0" w:firstColumn="0" w:lastColumn="0" w:oddVBand="0" w:evenVBand="0" w:oddHBand="0" w:evenHBand="0" w:firstRowFirstColumn="0" w:firstRowLastColumn="0" w:lastRowFirstColumn="0" w:lastRowLastColumn="0"/>
+              <w:rPr>
+                <w:sz w:val="20"/>
+                <w:szCs w:val="20"/>
+                <w:lang w:val="el-GR"/>
+              </w:rPr>
+            </w:pPr>
+          </w:p>
+        </w:tc>
+        <w:tc>
+          <w:tcPr>
+            <w:tcW w:w="1796" w:type="dxa"/>
+            <w:gridSpan w:val="2"/>
+            <w:tcBorders>
+              <w:top w:val="nil"/>
+              <w:left w:val="nil"/>
+              <w:bottom w:val="nil"/>
+              <w:right w:val="nil"/>
+            </w:tcBorders>
+            <w:shd w:val="clear" w:color="auto" w:fill="156082" w:themeFill="accent1"/>
+          </w:tcPr>
+          <w:p>
+            <w:pPr>
+              <w:cnfStyle w:val="000000000000" w:firstRow="0" w:lastRow="0" w:firstColumn="0" w:lastColumn="0" w:oddVBand="0" w:evenVBand="0" w:oddHBand="0" w:evenHBand="0" w:firstRowFirstColumn="0" w:firstRowLastColumn="0" w:lastRowFirstColumn="0" w:lastRowLastColumn="0"/>
+              <w:rPr>
+                <w:sz w:val="20"/>
+                <w:szCs w:val="20"/>
+                <w:lang w:val="el-GR"/>
+              </w:rPr>
+            </w:pPr>
+          </w:p>
+        </w:tc>
+        <w:tc>
+          <w:tcPr>
+            <w:tcW w:w="2537" w:type="dxa"/>
+            <w:gridSpan w:val="2"/>
+            <w:tcBorders>
+              <w:top w:val="nil"/>
+              <w:left w:val="nil"/>
+              <w:bottom w:val="nil"/>
+              <w:right w:val="nil"/>
+            </w:tcBorders>
+            <w:shd w:val="clear" w:color="auto" w:fill="156082" w:themeFill="accent1"/>
+          </w:tcPr>
+          <w:p>
+            <w:pPr>
+              <w:cnfStyle w:val="000000000000" w:firstRow="0" w:lastRow="0" w:firstColumn="0" w:lastColumn="0" w:oddVBand="0" w:evenVBand="0" w:oddHBand="0" w:evenHBand="0" w:firstRowFirstColumn="0" w:firstRowLastColumn="0" w:lastRowFirstColumn="0" w:lastRowLastColumn="0"/>
+              <w:rPr>
+                <w:sz w:val="20"/>
+                <w:szCs w:val="20"/>
+              </w:rPr>
+            </w:pPr>
+          </w:p>
+        </w:tc>
+      </w:tr>
+      <w:tr>
+        <w:trPr>
+          <w:cnfStyle w:val="000000100000" w:firstRow="0" w:lastRow="0" w:firstColumn="0" w:lastColumn="0" w:oddVBand="0" w:evenVBand="0" w:oddHBand="1" w:evenHBand="0" w:firstRowFirstColumn="0" w:firstRowLastColumn="0" w:lastRowFirstColumn="0" w:lastRowLastColumn="0"/>
+          <w:trHeight w:val="4455"/>
+        </w:trPr>
+        <w:tc>
+          <w:tcPr>
+            <w:cnfStyle w:val="001000000000" w:firstRow="0" w:lastRow="0" w:firstColumn="1" w:lastColumn="0" w:oddVBand="0" w:evenVBand="0" w:oddHBand="0" w:evenHBand="0" w:firstRowFirstColumn="0" w:firstRowLastColumn="0" w:lastRowFirstColumn="0" w:lastRowLastColumn="0"/>
+            <w:tcW w:w="2158" w:type="dxa"/>
+            <w:tcBorders>
+              <w:top w:val="nil"/>
+              <w:bottom w:val="nil"/>
+            </w:tcBorders>
+          </w:tcPr>
+          <w:p>
+            <w:pPr>
+              <w:ind w:left="720" w:hanging="720"/>
+              <w:jc w:val="center"/>
+              <w:rPr>
+                <w:sz w:val="20"/>
+                <w:szCs w:val="20"/>
+              </w:rPr>
+            </w:pPr>
+            <w:r>
+              <w:rPr>
+                <w:sz w:val="20"/>
+                <w:szCs w:val="20"/>
+              </w:rPr>
+              <w:t>TC_SearchSelect_0</w:t>
+            </w:r>
+            <w:r>
+              <w:rPr>
+                <w:sz w:val="20"/>
+                <w:szCs w:val="20"/>
+              </w:rPr>
+              <w:t>7</w:t>
+            </w:r>
+          </w:p>
+        </w:tc>
+        <w:tc>
+          <w:tcPr>
+            <w:tcW w:w="1528" w:type="dxa"/>
+            <w:gridSpan w:val="2"/>
+            <w:tcBorders>
+              <w:top w:val="nil"/>
+              <w:bottom w:val="nil"/>
+            </w:tcBorders>
+          </w:tcPr>
+          <w:p>
+            <w:pPr>
+              <w:cnfStyle w:val="000000100000" w:firstRow="0" w:lastRow="0" w:firstColumn="0" w:lastColumn="0" w:oddVBand="0" w:evenVBand="0" w:oddHBand="1" w:evenHBand="0" w:firstRowFirstColumn="0" w:firstRowLastColumn="0" w:lastRowFirstColumn="0" w:lastRowLastColumn="0"/>
+              <w:rPr>
+                <w:sz w:val="20"/>
+                <w:szCs w:val="20"/>
+                <w:lang w:val="el-GR"/>
+              </w:rPr>
+            </w:pPr>
+            <w:r>
+              <w:rPr>
+                <w:sz w:val="20"/>
+                <w:szCs w:val="20"/>
+                <w:lang w:val="el-GR"/>
+              </w:rPr>
+              <w:t xml:space="preserve">Αναζήτηση ταινίας/σειράς με χρήση κριτηρίου </w:t>
+            </w:r>
+            <w:r>
+              <w:rPr>
+                <w:sz w:val="20"/>
+                <w:szCs w:val="20"/>
+              </w:rPr>
+              <w:t>actor</w:t>
+            </w:r>
+            <w:r>
+              <w:rPr>
+                <w:sz w:val="20"/>
+                <w:szCs w:val="20"/>
+                <w:lang w:val="el-GR"/>
+              </w:rPr>
+              <w:t>/</w:t>
+            </w:r>
+            <w:r>
+              <w:rPr>
+                <w:sz w:val="20"/>
+                <w:szCs w:val="20"/>
+              </w:rPr>
+              <w:t>director</w:t>
+            </w:r>
+          </w:p>
+        </w:tc>
+        <w:tc>
+          <w:tcPr>
+            <w:tcW w:w="1714" w:type="dxa"/>
+            <w:gridSpan w:val="2"/>
+            <w:tcBorders>
+              <w:top w:val="nil"/>
+              <w:bottom w:val="nil"/>
+            </w:tcBorders>
+          </w:tcPr>
+          <w:p>
+            <w:pPr>
+              <w:cnfStyle w:val="000000100000" w:firstRow="0" w:lastRow="0" w:firstColumn="0" w:lastColumn="0" w:oddVBand="0" w:evenVBand="0" w:oddHBand="1" w:evenHBand="0" w:firstRowFirstColumn="0" w:firstRowLastColumn="0" w:lastRowFirstColumn="0" w:lastRowLastColumn="0"/>
+              <w:rPr>
+                <w:sz w:val="20"/>
+                <w:szCs w:val="20"/>
+                <w:lang w:val="el-GR"/>
+              </w:rPr>
+            </w:pPr>
+            <w:r>
+              <w:rPr>
+                <w:sz w:val="20"/>
+                <w:szCs w:val="20"/>
+                <w:lang w:val="el-GR"/>
+              </w:rPr>
+              <w:t xml:space="preserve"> 1. Ο χρήστης είναι ήδη συνδεδεμένος στο σύστημα</w:t>
+            </w:r>
+          </w:p>
+          <w:p>
+            <w:pPr>
+              <w:cnfStyle w:val="000000100000" w:firstRow="0" w:lastRow="0" w:firstColumn="0" w:lastColumn="0" w:oddVBand="0" w:evenVBand="0" w:oddHBand="1" w:evenHBand="0" w:firstRowFirstColumn="0" w:firstRowLastColumn="0" w:lastRowFirstColumn="0" w:lastRowLastColumn="0"/>
+              <w:rPr>
+                <w:sz w:val="20"/>
+                <w:szCs w:val="20"/>
+                <w:lang w:val="el-GR"/>
+              </w:rPr>
+            </w:pPr>
+          </w:p>
+          <w:p>
+            <w:pPr>
+              <w:cnfStyle w:val="000000100000" w:firstRow="0" w:lastRow="0" w:firstColumn="0" w:lastColumn="0" w:oddVBand="0" w:evenVBand="0" w:oddHBand="1" w:evenHBand="0" w:firstRowFirstColumn="0" w:firstRowLastColumn="0" w:lastRowFirstColumn="0" w:lastRowLastColumn="0"/>
+              <w:rPr>
+                <w:sz w:val="20"/>
+                <w:szCs w:val="20"/>
+                <w:lang w:val="el-GR"/>
+              </w:rPr>
+            </w:pPr>
+            <w:r>
+              <w:rPr>
+                <w:sz w:val="20"/>
+                <w:szCs w:val="20"/>
+                <w:lang w:val="el-GR"/>
+              </w:rPr>
+              <w:t xml:space="preserve">2. Η αναζήτηση του </w:t>
+            </w:r>
+            <w:r>
+              <w:rPr>
+                <w:sz w:val="20"/>
+                <w:szCs w:val="20"/>
+                <w:lang w:val="el-GR"/>
+              </w:rPr>
+              <w:t>αποτελείται από δύο ή περισσότερους χαρακτήρες</w:t>
+            </w:r>
+          </w:p>
+          <w:p>
+            <w:pPr>
+              <w:cnfStyle w:val="000000100000" w:firstRow="0" w:lastRow="0" w:firstColumn="0" w:lastColumn="0" w:oddVBand="0" w:evenVBand="0" w:oddHBand="1" w:evenHBand="0" w:firstRowFirstColumn="0" w:firstRowLastColumn="0" w:lastRowFirstColumn="0" w:lastRowLastColumn="0"/>
+              <w:rPr>
+                <w:sz w:val="20"/>
+                <w:szCs w:val="20"/>
+                <w:lang w:val="el-GR"/>
+              </w:rPr>
+            </w:pPr>
+          </w:p>
+          <w:p>
+            <w:pPr>
+              <w:cnfStyle w:val="000000100000" w:firstRow="0" w:lastRow="0" w:firstColumn="0" w:lastColumn="0" w:oddVBand="0" w:evenVBand="0" w:oddHBand="1" w:evenHBand="0" w:firstRowFirstColumn="0" w:firstRowLastColumn="0" w:lastRowFirstColumn="0" w:lastRowLastColumn="0"/>
+              <w:rPr>
+                <w:sz w:val="20"/>
+                <w:szCs w:val="20"/>
+                <w:lang w:val="el-GR"/>
+              </w:rPr>
+            </w:pPr>
+            <w:r>
+              <w:rPr>
+                <w:sz w:val="20"/>
+                <w:szCs w:val="20"/>
+                <w:lang w:val="el-GR"/>
+              </w:rPr>
+              <w:t xml:space="preserve">3. Το κριτήριο που χρησιμοποιήθηκε ήταν το </w:t>
+            </w:r>
+            <w:r>
+              <w:rPr>
+                <w:sz w:val="20"/>
+                <w:szCs w:val="20"/>
+                <w:lang w:val="el-GR"/>
+              </w:rPr>
+              <w:t xml:space="preserve"> </w:t>
+            </w:r>
+            <w:r>
+              <w:rPr>
+                <w:sz w:val="20"/>
+                <w:szCs w:val="20"/>
+              </w:rPr>
+              <w:t>actor</w:t>
+            </w:r>
+            <w:r>
+              <w:rPr>
+                <w:sz w:val="20"/>
+                <w:szCs w:val="20"/>
+                <w:lang w:val="el-GR"/>
+              </w:rPr>
+              <w:t>/</w:t>
+            </w:r>
+            <w:r>
+              <w:rPr>
+                <w:sz w:val="20"/>
+                <w:szCs w:val="20"/>
+              </w:rPr>
+              <w:t>director</w:t>
+            </w:r>
+          </w:p>
+        </w:tc>
+        <w:tc>
+          <w:tcPr>
+            <w:tcW w:w="1644" w:type="dxa"/>
+            <w:gridSpan w:val="2"/>
+            <w:tcBorders>
+              <w:top w:val="nil"/>
+              <w:bottom w:val="nil"/>
+            </w:tcBorders>
+          </w:tcPr>
+          <w:p>
+            <w:pPr>
+              <w:cnfStyle w:val="000000100000" w:firstRow="0" w:lastRow="0" w:firstColumn="0" w:lastColumn="0" w:oddVBand="0" w:evenVBand="0" w:oddHBand="1" w:evenHBand="0" w:firstRowFirstColumn="0" w:firstRowLastColumn="0" w:lastRowFirstColumn="0" w:lastRowLastColumn="0"/>
+              <w:rPr>
+                <w:sz w:val="20"/>
+                <w:szCs w:val="20"/>
+                <w:lang w:val="el-GR"/>
+              </w:rPr>
+            </w:pPr>
+            <w:r>
+              <w:rPr>
+                <w:sz w:val="20"/>
+                <w:szCs w:val="20"/>
+                <w:lang w:val="el-GR"/>
+              </w:rPr>
+              <w:t xml:space="preserve">1. Ο χρήστης πηγαίνει στο </w:t>
+            </w:r>
+            <w:r>
+              <w:rPr>
+                <w:sz w:val="20"/>
+                <w:szCs w:val="20"/>
+              </w:rPr>
+              <w:t>search</w:t>
+            </w:r>
+            <w:r>
+              <w:rPr>
+                <w:sz w:val="20"/>
+                <w:szCs w:val="20"/>
+                <w:lang w:val="el-GR"/>
+              </w:rPr>
+              <w:t xml:space="preserve"> </w:t>
+            </w:r>
+            <w:r>
+              <w:rPr>
+                <w:sz w:val="20"/>
+                <w:szCs w:val="20"/>
+              </w:rPr>
+              <w:t>bar</w:t>
+            </w:r>
+          </w:p>
+          <w:p>
+            <w:pPr>
+              <w:cnfStyle w:val="000000100000" w:firstRow="0" w:lastRow="0" w:firstColumn="0" w:lastColumn="0" w:oddVBand="0" w:evenVBand="0" w:oddHBand="1" w:evenHBand="0" w:firstRowFirstColumn="0" w:firstRowLastColumn="0" w:lastRowFirstColumn="0" w:lastRowLastColumn="0"/>
+              <w:rPr>
+                <w:sz w:val="20"/>
+                <w:szCs w:val="20"/>
+                <w:lang w:val="el-GR"/>
+              </w:rPr>
+            </w:pPr>
+          </w:p>
+          <w:p>
+            <w:pPr>
+              <w:cnfStyle w:val="000000100000" w:firstRow="0" w:lastRow="0" w:firstColumn="0" w:lastColumn="0" w:oddVBand="0" w:evenVBand="0" w:oddHBand="1" w:evenHBand="0" w:firstRowFirstColumn="0" w:firstRowLastColumn="0" w:lastRowFirstColumn="0" w:lastRowLastColumn="0"/>
+              <w:rPr>
+                <w:sz w:val="20"/>
+                <w:szCs w:val="20"/>
+                <w:lang w:val="el-GR"/>
+              </w:rPr>
+            </w:pPr>
+            <w:r>
+              <w:rPr>
+                <w:sz w:val="20"/>
+                <w:szCs w:val="20"/>
+                <w:lang w:val="el-GR"/>
+              </w:rPr>
+              <w:t xml:space="preserve">2.Πληκτρολογεί </w:t>
+            </w:r>
+            <w:r>
+              <w:rPr>
+                <w:sz w:val="20"/>
+                <w:szCs w:val="20"/>
+                <w:lang w:val="el-GR"/>
+              </w:rPr>
+              <w:t>το</w:t>
+            </w:r>
+            <w:r>
+              <w:rPr>
+                <w:sz w:val="20"/>
+                <w:szCs w:val="20"/>
+                <w:lang w:val="el-GR"/>
+              </w:rPr>
+              <w:t>ν</w:t>
+            </w:r>
+            <w:r>
+              <w:rPr>
+                <w:sz w:val="20"/>
+                <w:szCs w:val="20"/>
+                <w:lang w:val="el-GR"/>
+              </w:rPr>
+              <w:t xml:space="preserve"> </w:t>
+            </w:r>
+            <w:r>
+              <w:rPr>
+                <w:sz w:val="20"/>
+                <w:szCs w:val="20"/>
+              </w:rPr>
+              <w:t>actor</w:t>
+            </w:r>
+            <w:r>
+              <w:rPr>
+                <w:sz w:val="20"/>
+                <w:szCs w:val="20"/>
+                <w:lang w:val="el-GR"/>
+              </w:rPr>
+              <w:t>/</w:t>
+            </w:r>
+            <w:r>
+              <w:rPr>
+                <w:sz w:val="20"/>
+                <w:szCs w:val="20"/>
+              </w:rPr>
+              <w:t>director</w:t>
+            </w:r>
+            <w:r>
+              <w:rPr>
+                <w:sz w:val="20"/>
+                <w:szCs w:val="20"/>
+                <w:lang w:val="el-GR"/>
+              </w:rPr>
+              <w:t xml:space="preserve"> που επιθυμεί (πχ. </w:t>
+            </w:r>
+            <w:r>
+              <w:rPr>
+                <w:sz w:val="20"/>
+                <w:szCs w:val="20"/>
+              </w:rPr>
+              <w:t>Donald Trump</w:t>
+            </w:r>
+            <w:r>
+              <w:rPr>
+                <w:sz w:val="20"/>
+                <w:szCs w:val="20"/>
+                <w:lang w:val="el-GR"/>
+              </w:rPr>
+              <w:t>)</w:t>
+            </w:r>
+          </w:p>
+          <w:p>
+            <w:pPr>
+              <w:cnfStyle w:val="000000100000" w:firstRow="0" w:lastRow="0" w:firstColumn="0" w:lastColumn="0" w:oddVBand="0" w:evenVBand="0" w:oddHBand="1" w:evenHBand="0" w:firstRowFirstColumn="0" w:firstRowLastColumn="0" w:lastRowFirstColumn="0" w:lastRowLastColumn="0"/>
+              <w:rPr>
+                <w:sz w:val="20"/>
+                <w:szCs w:val="20"/>
+                <w:lang w:val="el-GR"/>
+              </w:rPr>
+            </w:pPr>
+          </w:p>
+          <w:p>
+            <w:pPr>
+              <w:cnfStyle w:val="000000100000" w:firstRow="0" w:lastRow="0" w:firstColumn="0" w:lastColumn="0" w:oddVBand="0" w:evenVBand="0" w:oddHBand="1" w:evenHBand="0" w:firstRowFirstColumn="0" w:firstRowLastColumn="0" w:lastRowFirstColumn="0" w:lastRowLastColumn="0"/>
+              <w:rPr>
+                <w:sz w:val="20"/>
+                <w:szCs w:val="20"/>
+                <w:lang w:val="el-GR"/>
+              </w:rPr>
+            </w:pPr>
+            <w:r>
+              <w:rPr>
+                <w:sz w:val="20"/>
+                <w:szCs w:val="20"/>
+                <w:lang w:val="el-GR"/>
+              </w:rPr>
+              <w:t>3. Πατά E</w:t>
+            </w:r>
+            <w:proofErr w:type="spellStart"/>
+            <w:r>
+              <w:rPr>
+                <w:sz w:val="20"/>
+                <w:szCs w:val="20"/>
+              </w:rPr>
+              <w:t>nter</w:t>
+            </w:r>
+            <w:proofErr w:type="spellEnd"/>
+          </w:p>
+          <w:p>
+            <w:pPr>
+              <w:cnfStyle w:val="000000100000" w:firstRow="0" w:lastRow="0" w:firstColumn="0" w:lastColumn="0" w:oddVBand="0" w:evenVBand="0" w:oddHBand="1" w:evenHBand="0" w:firstRowFirstColumn="0" w:firstRowLastColumn="0" w:lastRowFirstColumn="0" w:lastRowLastColumn="0"/>
+              <w:rPr>
+                <w:sz w:val="20"/>
+                <w:szCs w:val="20"/>
+                <w:lang w:val="el-GR"/>
+              </w:rPr>
+            </w:pPr>
+          </w:p>
+          <w:p>
+            <w:pPr>
+              <w:cnfStyle w:val="000000100000" w:firstRow="0" w:lastRow="0" w:firstColumn="0" w:lastColumn="0" w:oddVBand="0" w:evenVBand="0" w:oddHBand="1" w:evenHBand="0" w:firstRowFirstColumn="0" w:firstRowLastColumn="0" w:lastRowFirstColumn="0" w:lastRowLastColumn="0"/>
+              <w:rPr>
+                <w:sz w:val="20"/>
+                <w:szCs w:val="20"/>
+                <w:lang w:val="el-GR"/>
+              </w:rPr>
+            </w:pPr>
+            <w:r>
+              <w:rPr>
+                <w:sz w:val="20"/>
+                <w:szCs w:val="20"/>
+                <w:lang w:val="el-GR"/>
+              </w:rPr>
+              <w:t xml:space="preserve">5. Επιβεβαιώνει ότι η οθόνη </w:t>
+            </w:r>
+            <w:r>
+              <w:rPr>
+                <w:sz w:val="20"/>
+                <w:szCs w:val="20"/>
+                <w:lang w:val="el-GR"/>
+              </w:rPr>
+              <w:t>αποτελεσμάτων</w:t>
+            </w:r>
+            <w:r>
+              <w:rPr>
+                <w:sz w:val="20"/>
+                <w:szCs w:val="20"/>
+                <w:lang w:val="el-GR"/>
+              </w:rPr>
+              <w:t xml:space="preserve"> φορτώνει</w:t>
+            </w:r>
+            <w:r>
+              <w:rPr>
+                <w:sz w:val="20"/>
+                <w:szCs w:val="20"/>
+                <w:lang w:val="el-GR"/>
+              </w:rPr>
+              <w:t xml:space="preserve"> τ</w:t>
+            </w:r>
+            <w:r>
+              <w:rPr>
+                <w:sz w:val="20"/>
+                <w:szCs w:val="20"/>
+                <w:lang w:val="el-GR"/>
+              </w:rPr>
+              <w:t xml:space="preserve">α σωστά αποτελέσματα </w:t>
+            </w:r>
+            <w:r>
+              <w:rPr>
+                <w:sz w:val="20"/>
+                <w:szCs w:val="20"/>
+                <w:lang w:val="el-GR"/>
+              </w:rPr>
+              <w:t>ταινιών/σειρών</w:t>
+            </w:r>
+          </w:p>
+        </w:tc>
+        <w:tc>
+          <w:tcPr>
+            <w:tcW w:w="1698" w:type="dxa"/>
+            <w:gridSpan w:val="2"/>
+            <w:tcBorders>
+              <w:top w:val="nil"/>
+              <w:bottom w:val="nil"/>
+            </w:tcBorders>
+          </w:tcPr>
+          <w:p>
+            <w:pPr>
+              <w:cnfStyle w:val="000000100000" w:firstRow="0" w:lastRow="0" w:firstColumn="0" w:lastColumn="0" w:oddVBand="0" w:evenVBand="0" w:oddHBand="1" w:evenHBand="0" w:firstRowFirstColumn="0" w:firstRowLastColumn="0" w:lastRowFirstColumn="0" w:lastRowLastColumn="0"/>
+              <w:rPr>
+                <w:sz w:val="20"/>
+                <w:szCs w:val="20"/>
+                <w:lang w:val="el-GR"/>
+              </w:rPr>
+            </w:pPr>
+            <w:r>
+              <w:rPr>
+                <w:sz w:val="20"/>
+                <w:szCs w:val="20"/>
+                <w:lang w:val="el-GR"/>
+              </w:rPr>
+              <w:t xml:space="preserve">Η οθόνη αποτελεσμάτων </w:t>
+            </w:r>
+            <w:r>
+              <w:rPr>
+                <w:sz w:val="20"/>
+                <w:szCs w:val="20"/>
+                <w:lang w:val="el-GR"/>
+              </w:rPr>
+              <w:t xml:space="preserve">προβάλει ταινίες/σειρές των οποίων </w:t>
+            </w:r>
+            <w:r>
+              <w:rPr>
+                <w:sz w:val="20"/>
+                <w:szCs w:val="20"/>
+                <w:lang w:val="el-GR"/>
+              </w:rPr>
+              <w:t>οι</w:t>
+            </w:r>
+            <w:r>
+              <w:rPr>
+                <w:sz w:val="20"/>
+                <w:szCs w:val="20"/>
+                <w:lang w:val="el-GR"/>
+              </w:rPr>
+              <w:t xml:space="preserve"> </w:t>
+            </w:r>
+            <w:r>
+              <w:rPr>
+                <w:sz w:val="20"/>
+                <w:szCs w:val="20"/>
+              </w:rPr>
+              <w:t>actors</w:t>
+            </w:r>
+            <w:r>
+              <w:rPr>
+                <w:sz w:val="20"/>
+                <w:szCs w:val="20"/>
+                <w:lang w:val="el-GR"/>
+              </w:rPr>
+              <w:t xml:space="preserve"> ή</w:t>
+            </w:r>
+            <w:r>
+              <w:rPr>
+                <w:sz w:val="20"/>
+                <w:szCs w:val="20"/>
+                <w:lang w:val="el-GR"/>
+              </w:rPr>
+              <w:t xml:space="preserve"> </w:t>
+            </w:r>
+            <w:r>
+              <w:rPr>
+                <w:sz w:val="20"/>
+                <w:szCs w:val="20"/>
+              </w:rPr>
+              <w:t>directors</w:t>
+            </w:r>
+            <w:r>
+              <w:rPr>
+                <w:sz w:val="20"/>
+                <w:szCs w:val="20"/>
+                <w:lang w:val="el-GR"/>
+              </w:rPr>
+              <w:t xml:space="preserve"> ταιριάζουν με αυτό που αναζήτησε ο χρήστης</w:t>
+            </w:r>
+            <w:r>
+              <w:rPr>
+                <w:sz w:val="20"/>
+                <w:szCs w:val="20"/>
+                <w:lang w:val="el-GR"/>
+              </w:rPr>
+              <w:t>.</w:t>
+            </w:r>
+          </w:p>
+          <w:p>
+            <w:pPr>
+              <w:cnfStyle w:val="000000100000" w:firstRow="0" w:lastRow="0" w:firstColumn="0" w:lastColumn="0" w:oddVBand="0" w:evenVBand="0" w:oddHBand="1" w:evenHBand="0" w:firstRowFirstColumn="0" w:firstRowLastColumn="0" w:lastRowFirstColumn="0" w:lastRowLastColumn="0"/>
+              <w:rPr>
+                <w:sz w:val="20"/>
+                <w:szCs w:val="20"/>
+                <w:lang w:val="el-GR"/>
+              </w:rPr>
+            </w:pPr>
+          </w:p>
+        </w:tc>
+        <w:tc>
+          <w:tcPr>
+            <w:tcW w:w="1801" w:type="dxa"/>
+            <w:gridSpan w:val="2"/>
+            <w:tcBorders>
+              <w:top w:val="nil"/>
+              <w:bottom w:val="nil"/>
+            </w:tcBorders>
+          </w:tcPr>
+          <w:p>
+            <w:pPr>
+              <w:cnfStyle w:val="000000100000" w:firstRow="0" w:lastRow="0" w:firstColumn="0" w:lastColumn="0" w:oddVBand="0" w:evenVBand="0" w:oddHBand="1" w:evenHBand="0" w:firstRowFirstColumn="0" w:firstRowLastColumn="0" w:lastRowFirstColumn="0" w:lastRowLastColumn="0"/>
+              <w:rPr>
+                <w:sz w:val="20"/>
+                <w:szCs w:val="20"/>
+                <w:lang w:val="el-GR"/>
+              </w:rPr>
+            </w:pPr>
+            <w:r>
+              <w:rPr>
+                <w:sz w:val="20"/>
+                <w:szCs w:val="20"/>
+                <w:lang w:val="el-GR"/>
+              </w:rPr>
+              <w:t xml:space="preserve">Η οθόνη αποτελεσμάτων </w:t>
+            </w:r>
+            <w:r>
+              <w:rPr>
+                <w:sz w:val="20"/>
+                <w:szCs w:val="20"/>
+                <w:lang w:val="el-GR"/>
+              </w:rPr>
+              <w:t>προβάλει ταινίες/σειρές των οποίων οι</w:t>
+            </w:r>
+            <w:r>
+              <w:rPr>
+                <w:sz w:val="20"/>
+                <w:szCs w:val="20"/>
+                <w:lang w:val="el-GR"/>
+              </w:rPr>
+              <w:t xml:space="preserve"> </w:t>
+            </w:r>
+            <w:r>
+              <w:rPr>
+                <w:sz w:val="20"/>
+                <w:szCs w:val="20"/>
+              </w:rPr>
+              <w:t>actors</w:t>
+            </w:r>
+            <w:r>
+              <w:rPr>
+                <w:sz w:val="20"/>
+                <w:szCs w:val="20"/>
+                <w:lang w:val="el-GR"/>
+              </w:rPr>
+              <w:t xml:space="preserve"> ή</w:t>
+            </w:r>
+            <w:r>
+              <w:rPr>
+                <w:sz w:val="20"/>
+                <w:szCs w:val="20"/>
+                <w:lang w:val="el-GR"/>
+              </w:rPr>
+              <w:t xml:space="preserve"> </w:t>
+            </w:r>
+            <w:r>
+              <w:rPr>
+                <w:sz w:val="20"/>
+                <w:szCs w:val="20"/>
+              </w:rPr>
+              <w:t>directors</w:t>
+            </w:r>
+            <w:r>
+              <w:rPr>
+                <w:sz w:val="20"/>
+                <w:szCs w:val="20"/>
+                <w:lang w:val="el-GR"/>
+              </w:rPr>
+              <w:t xml:space="preserve"> ταιριάζουν με αυτό που αναζήτησε ο χρήστης.</w:t>
+            </w:r>
+          </w:p>
+          <w:p>
+            <w:pPr>
+              <w:cnfStyle w:val="000000100000" w:firstRow="0" w:lastRow="0" w:firstColumn="0" w:lastColumn="0" w:oddVBand="0" w:evenVBand="0" w:oddHBand="1" w:evenHBand="0" w:firstRowFirstColumn="0" w:firstRowLastColumn="0" w:lastRowFirstColumn="0" w:lastRowLastColumn="0"/>
+              <w:rPr>
+                <w:sz w:val="20"/>
+                <w:szCs w:val="20"/>
+                <w:lang w:val="el-GR"/>
+              </w:rPr>
+            </w:pPr>
+          </w:p>
+        </w:tc>
+        <w:tc>
+          <w:tcPr>
+            <w:tcW w:w="1433" w:type="dxa"/>
+            <w:tcBorders>
+              <w:top w:val="nil"/>
+              <w:bottom w:val="nil"/>
+            </w:tcBorders>
+          </w:tcPr>
+          <w:p>
+            <w:pPr>
+              <w:cnfStyle w:val="000000100000" w:firstRow="0" w:lastRow="0" w:firstColumn="0" w:lastColumn="0" w:oddVBand="0" w:evenVBand="0" w:oddHBand="1" w:evenHBand="0" w:firstRowFirstColumn="0" w:firstRowLastColumn="0" w:lastRowFirstColumn="0" w:lastRowLastColumn="0"/>
+              <w:rPr>
+                <w:rFonts w:ascii="Apple Color Emoji" w:hAnsi="Apple Color Emoji"/>
+                <w:sz w:val="20"/>
+                <w:szCs w:val="20"/>
+              </w:rPr>
+            </w:pPr>
+            <w:r>
+              <w:rPr>
+                <w:sz w:val="20"/>
+                <w:szCs w:val="20"/>
+              </w:rPr>
+              <w:t>Pass</w:t>
+            </w:r>
+            <w:r>
+              <w:rPr>
+                <w:rFonts w:ascii="Segoe UI Emoji" w:hAnsi="Segoe UI Emoji" w:cs="Segoe UI Emoji"/>
+                <w:sz w:val="20"/>
+                <w:szCs w:val="20"/>
+              </w:rPr>
+              <w:t>✔️</w:t>
+            </w:r>
+          </w:p>
+        </w:tc>
+      </w:tr>
+      <w:tr>
+        <w:trPr>
+          <w:trHeight w:val="70"/>
+        </w:trPr>
+        <w:tc>
+          <w:tcPr>
+            <w:cnfStyle w:val="001000000000" w:firstRow="0" w:lastRow="0" w:firstColumn="1" w:lastColumn="0" w:oddVBand="0" w:evenVBand="0" w:oddHBand="0" w:evenHBand="0" w:firstRowFirstColumn="0" w:firstRowLastColumn="0" w:lastRowFirstColumn="0" w:lastRowLastColumn="0"/>
+            <w:tcW w:w="2158" w:type="dxa"/>
+            <w:tcBorders>
+              <w:top w:val="nil"/>
+              <w:left w:val="nil"/>
+              <w:bottom w:val="nil"/>
+              <w:right w:val="nil"/>
+            </w:tcBorders>
+            <w:shd w:val="clear" w:color="auto" w:fill="156082" w:themeFill="accent1"/>
+          </w:tcPr>
+          <w:p>
+            <w:pPr>
+              <w:ind w:left="720" w:hanging="720"/>
+              <w:jc w:val="center"/>
+              <w:rPr>
+                <w:sz w:val="20"/>
+                <w:szCs w:val="20"/>
+              </w:rPr>
+            </w:pPr>
+          </w:p>
+        </w:tc>
+        <w:tc>
+          <w:tcPr>
+            <w:tcW w:w="482" w:type="dxa"/>
+            <w:tcBorders>
+              <w:top w:val="nil"/>
+              <w:left w:val="nil"/>
+              <w:bottom w:val="nil"/>
+              <w:right w:val="nil"/>
+            </w:tcBorders>
+            <w:shd w:val="clear" w:color="auto" w:fill="156082" w:themeFill="accent1"/>
+          </w:tcPr>
+          <w:p>
+            <w:pPr>
+              <w:cnfStyle w:val="000000000000" w:firstRow="0" w:lastRow="0" w:firstColumn="0" w:lastColumn="0" w:oddVBand="0" w:evenVBand="0" w:oddHBand="0" w:evenHBand="0" w:firstRowFirstColumn="0" w:firstRowLastColumn="0" w:lastRowFirstColumn="0" w:lastRowLastColumn="0"/>
+              <w:rPr>
+                <w:sz w:val="20"/>
+                <w:szCs w:val="20"/>
+                <w:lang w:val="el-GR"/>
+              </w:rPr>
+            </w:pPr>
+          </w:p>
+        </w:tc>
+        <w:tc>
+          <w:tcPr>
+            <w:tcW w:w="1647" w:type="dxa"/>
+            <w:gridSpan w:val="2"/>
+            <w:tcBorders>
+              <w:top w:val="nil"/>
+              <w:left w:val="nil"/>
+              <w:bottom w:val="nil"/>
+              <w:right w:val="nil"/>
+            </w:tcBorders>
+            <w:shd w:val="clear" w:color="auto" w:fill="156082" w:themeFill="accent1"/>
+          </w:tcPr>
+          <w:p>
+            <w:pPr>
+              <w:cnfStyle w:val="000000000000" w:firstRow="0" w:lastRow="0" w:firstColumn="0" w:lastColumn="0" w:oddVBand="0" w:evenVBand="0" w:oddHBand="0" w:evenHBand="0" w:firstRowFirstColumn="0" w:firstRowLastColumn="0" w:lastRowFirstColumn="0" w:lastRowLastColumn="0"/>
+              <w:rPr>
+                <w:sz w:val="20"/>
+                <w:szCs w:val="20"/>
+                <w:lang w:val="el-GR"/>
+              </w:rPr>
+            </w:pPr>
+          </w:p>
+        </w:tc>
+        <w:tc>
+          <w:tcPr>
+            <w:tcW w:w="1662" w:type="dxa"/>
+            <w:gridSpan w:val="2"/>
+            <w:tcBorders>
+              <w:top w:val="nil"/>
+              <w:left w:val="nil"/>
+              <w:bottom w:val="nil"/>
+              <w:right w:val="nil"/>
+            </w:tcBorders>
+            <w:shd w:val="clear" w:color="auto" w:fill="156082" w:themeFill="accent1"/>
+          </w:tcPr>
+          <w:p>
+            <w:pPr>
+              <w:cnfStyle w:val="000000000000" w:firstRow="0" w:lastRow="0" w:firstColumn="0" w:lastColumn="0" w:oddVBand="0" w:evenVBand="0" w:oddHBand="0" w:evenHBand="0" w:firstRowFirstColumn="0" w:firstRowLastColumn="0" w:lastRowFirstColumn="0" w:lastRowLastColumn="0"/>
+              <w:rPr>
+                <w:sz w:val="20"/>
+                <w:szCs w:val="20"/>
+                <w:lang w:val="el-GR"/>
+              </w:rPr>
+            </w:pPr>
+          </w:p>
+        </w:tc>
+        <w:tc>
+          <w:tcPr>
+            <w:tcW w:w="1694" w:type="dxa"/>
+            <w:gridSpan w:val="2"/>
+            <w:tcBorders>
+              <w:top w:val="nil"/>
+              <w:left w:val="nil"/>
+              <w:bottom w:val="nil"/>
+              <w:right w:val="nil"/>
+            </w:tcBorders>
+            <w:shd w:val="clear" w:color="auto" w:fill="156082" w:themeFill="accent1"/>
+          </w:tcPr>
+          <w:p>
+            <w:pPr>
+              <w:cnfStyle w:val="000000000000" w:firstRow="0" w:lastRow="0" w:firstColumn="0" w:lastColumn="0" w:oddVBand="0" w:evenVBand="0" w:oddHBand="0" w:evenHBand="0" w:firstRowFirstColumn="0" w:firstRowLastColumn="0" w:lastRowFirstColumn="0" w:lastRowLastColumn="0"/>
+              <w:rPr>
+                <w:sz w:val="20"/>
+                <w:szCs w:val="20"/>
+                <w:lang w:val="el-GR"/>
+              </w:rPr>
+            </w:pPr>
+          </w:p>
+        </w:tc>
+        <w:tc>
+          <w:tcPr>
+            <w:tcW w:w="1796" w:type="dxa"/>
+            <w:gridSpan w:val="2"/>
+            <w:tcBorders>
+              <w:top w:val="nil"/>
+              <w:left w:val="nil"/>
+              <w:bottom w:val="nil"/>
+              <w:right w:val="nil"/>
+            </w:tcBorders>
+            <w:shd w:val="clear" w:color="auto" w:fill="156082" w:themeFill="accent1"/>
+          </w:tcPr>
+          <w:p>
+            <w:pPr>
+              <w:cnfStyle w:val="000000000000" w:firstRow="0" w:lastRow="0" w:firstColumn="0" w:lastColumn="0" w:oddVBand="0" w:evenVBand="0" w:oddHBand="0" w:evenHBand="0" w:firstRowFirstColumn="0" w:firstRowLastColumn="0" w:lastRowFirstColumn="0" w:lastRowLastColumn="0"/>
+              <w:rPr>
+                <w:sz w:val="20"/>
+                <w:szCs w:val="20"/>
+                <w:lang w:val="el-GR"/>
+              </w:rPr>
+            </w:pPr>
+          </w:p>
+        </w:tc>
+        <w:tc>
+          <w:tcPr>
+            <w:tcW w:w="2537" w:type="dxa"/>
+            <w:gridSpan w:val="2"/>
+            <w:tcBorders>
+              <w:top w:val="nil"/>
+              <w:left w:val="nil"/>
+              <w:bottom w:val="nil"/>
+              <w:right w:val="nil"/>
+            </w:tcBorders>
+            <w:shd w:val="clear" w:color="auto" w:fill="156082" w:themeFill="accent1"/>
+          </w:tcPr>
+          <w:p>
+            <w:pPr>
+              <w:cnfStyle w:val="000000000000" w:firstRow="0" w:lastRow="0" w:firstColumn="0" w:lastColumn="0" w:oddVBand="0" w:evenVBand="0" w:oddHBand="0" w:evenHBand="0" w:firstRowFirstColumn="0" w:firstRowLastColumn="0" w:lastRowFirstColumn="0" w:lastRowLastColumn="0"/>
+              <w:rPr>
+                <w:sz w:val="20"/>
+                <w:szCs w:val="20"/>
+              </w:rPr>
+            </w:pPr>
+          </w:p>
+        </w:tc>
+      </w:tr>
+    </w:tbl>
+    <w:p>
+      <w:pPr>
+        <w:rPr>
           <w:lang w:val="el-GR"/>
         </w:rPr>
       </w:pPr>
     </w:p>
+    <w:tbl>
+      <w:tblPr>
+        <w:tblStyle w:val="GridTable4-Accent1"/>
+        <w:tblpPr w:leftFromText="180" w:rightFromText="180" w:vertAnchor="page" w:horzAnchor="margin" w:tblpXSpec="center" w:tblpY="163"/>
+        <w:tblW w:w="11976" w:type="dxa"/>
+        <w:tblLayout w:type="fixed"/>
+        <w:tblLook w:val="04A0" w:firstRow="1" w:lastRow="0" w:firstColumn="1" w:lastColumn="0" w:noHBand="0" w:noVBand="1"/>
+      </w:tblPr>
+      <w:tblGrid>
+        <w:gridCol w:w="2158"/>
+        <w:gridCol w:w="482"/>
+        <w:gridCol w:w="1046"/>
+        <w:gridCol w:w="601"/>
+        <w:gridCol w:w="1113"/>
+        <w:gridCol w:w="549"/>
+        <w:gridCol w:w="1095"/>
+        <w:gridCol w:w="599"/>
+        <w:gridCol w:w="1099"/>
+        <w:gridCol w:w="697"/>
+        <w:gridCol w:w="1104"/>
+        <w:gridCol w:w="1433"/>
+      </w:tblGrid>
+      <w:tr>
+        <w:trPr>
+          <w:cnfStyle w:val="100000000000" w:firstRow="1" w:lastRow="0" w:firstColumn="0" w:lastColumn="0" w:oddVBand="0" w:evenVBand="0" w:oddHBand="0" w:evenHBand="0" w:firstRowFirstColumn="0" w:firstRowLastColumn="0" w:lastRowFirstColumn="0" w:lastRowLastColumn="0"/>
+          <w:trHeight w:val="219"/>
+        </w:trPr>
+        <w:tc>
+          <w:tcPr>
+            <w:cnfStyle w:val="001000000000" w:firstRow="0" w:lastRow="0" w:firstColumn="1" w:lastColumn="0" w:oddVBand="0" w:evenVBand="0" w:oddHBand="0" w:evenHBand="0" w:firstRowFirstColumn="0" w:firstRowLastColumn="0" w:lastRowFirstColumn="0" w:lastRowLastColumn="0"/>
+            <w:tcW w:w="2158" w:type="dxa"/>
+            <w:tcBorders>
+              <w:top w:val="nil"/>
+              <w:left w:val="nil"/>
+              <w:bottom w:val="nil"/>
+            </w:tcBorders>
+          </w:tcPr>
+          <w:p>
+            <w:pPr>
+              <w:jc w:val="center"/>
+              <w:rPr>
+                <w:lang w:val="el-GR"/>
+              </w:rPr>
+            </w:pPr>
+            <w:r>
+              <w:lastRenderedPageBreak/>
+              <w:t>Test</w:t>
+            </w:r>
+            <w:r>
+              <w:rPr>
+                <w:lang w:val="el-GR"/>
+              </w:rPr>
+              <w:t xml:space="preserve"> </w:t>
+            </w:r>
+            <w:r>
+              <w:t>Case</w:t>
+            </w:r>
+            <w:r>
+              <w:rPr>
+                <w:lang w:val="el-GR"/>
+              </w:rPr>
+              <w:t xml:space="preserve"> </w:t>
+            </w:r>
+            <w:r>
+              <w:t>ID</w:t>
+            </w:r>
+          </w:p>
+        </w:tc>
+        <w:tc>
+          <w:tcPr>
+            <w:tcW w:w="1528" w:type="dxa"/>
+            <w:gridSpan w:val="2"/>
+            <w:tcBorders>
+              <w:top w:val="nil"/>
+              <w:bottom w:val="nil"/>
+            </w:tcBorders>
+          </w:tcPr>
+          <w:p>
+            <w:pPr>
+              <w:cnfStyle w:val="100000000000" w:firstRow="1" w:lastRow="0" w:firstColumn="0" w:lastColumn="0" w:oddVBand="0" w:evenVBand="0" w:oddHBand="0" w:evenHBand="0" w:firstRowFirstColumn="0" w:firstRowLastColumn="0" w:lastRowFirstColumn="0" w:lastRowLastColumn="0"/>
+              <w:rPr>
+                <w:b w:val="0"/>
+                <w:bCs w:val="0"/>
+                <w:lang w:val="el-GR"/>
+              </w:rPr>
+            </w:pPr>
+            <w:r>
+              <w:rPr>
+                <w:lang w:val="el-GR"/>
+              </w:rPr>
+              <w:t>Περιγραφή</w:t>
+            </w:r>
+          </w:p>
+        </w:tc>
+        <w:tc>
+          <w:tcPr>
+            <w:tcW w:w="1714" w:type="dxa"/>
+            <w:gridSpan w:val="2"/>
+            <w:tcBorders>
+              <w:top w:val="nil"/>
+              <w:bottom w:val="nil"/>
+            </w:tcBorders>
+          </w:tcPr>
+          <w:p>
+            <w:pPr>
+              <w:cnfStyle w:val="100000000000" w:firstRow="1" w:lastRow="0" w:firstColumn="0" w:lastColumn="0" w:oddVBand="0" w:evenVBand="0" w:oddHBand="0" w:evenHBand="0" w:firstRowFirstColumn="0" w:firstRowLastColumn="0" w:lastRowFirstColumn="0" w:lastRowLastColumn="0"/>
+              <w:rPr>
+                <w:b w:val="0"/>
+                <w:bCs w:val="0"/>
+                <w:lang w:val="el-GR"/>
+              </w:rPr>
+            </w:pPr>
+            <w:r>
+              <w:rPr>
+                <w:lang w:val="el-GR"/>
+              </w:rPr>
+              <w:t>Προϋπόθεση</w:t>
+            </w:r>
+          </w:p>
+        </w:tc>
+        <w:tc>
+          <w:tcPr>
+            <w:tcW w:w="1644" w:type="dxa"/>
+            <w:gridSpan w:val="2"/>
+            <w:tcBorders>
+              <w:top w:val="nil"/>
+              <w:bottom w:val="nil"/>
+            </w:tcBorders>
+          </w:tcPr>
+          <w:p>
+            <w:pPr>
+              <w:cnfStyle w:val="100000000000" w:firstRow="1" w:lastRow="0" w:firstColumn="0" w:lastColumn="0" w:oddVBand="0" w:evenVBand="0" w:oddHBand="0" w:evenHBand="0" w:firstRowFirstColumn="0" w:firstRowLastColumn="0" w:lastRowFirstColumn="0" w:lastRowLastColumn="0"/>
+              <w:rPr>
+                <w:b w:val="0"/>
+                <w:bCs w:val="0"/>
+                <w:lang w:val="el-GR"/>
+              </w:rPr>
+            </w:pPr>
+            <w:r>
+              <w:rPr>
+                <w:lang w:val="el-GR"/>
+              </w:rPr>
+              <w:t xml:space="preserve">Βήματα </w:t>
+            </w:r>
+            <w:proofErr w:type="spellStart"/>
+            <w:r>
+              <w:rPr>
+                <w:lang w:val="el-GR"/>
+              </w:rPr>
+              <w:t>Testing</w:t>
+            </w:r>
+            <w:proofErr w:type="spellEnd"/>
+          </w:p>
+        </w:tc>
+        <w:tc>
+          <w:tcPr>
+            <w:tcW w:w="1698" w:type="dxa"/>
+            <w:gridSpan w:val="2"/>
+            <w:tcBorders>
+              <w:top w:val="nil"/>
+              <w:bottom w:val="nil"/>
+            </w:tcBorders>
+          </w:tcPr>
+          <w:p>
+            <w:pPr>
+              <w:cnfStyle w:val="100000000000" w:firstRow="1" w:lastRow="0" w:firstColumn="0" w:lastColumn="0" w:oddVBand="0" w:evenVBand="0" w:oddHBand="0" w:evenHBand="0" w:firstRowFirstColumn="0" w:firstRowLastColumn="0" w:lastRowFirstColumn="0" w:lastRowLastColumn="0"/>
+              <w:rPr>
+                <w:b w:val="0"/>
+                <w:bCs w:val="0"/>
+                <w:lang w:val="el-GR"/>
+              </w:rPr>
+            </w:pPr>
+            <w:r>
+              <w:rPr>
+                <w:lang w:val="el-GR"/>
+              </w:rPr>
+              <w:t>Αναμενόμενο Αποτέλεσμα</w:t>
+            </w:r>
+          </w:p>
+        </w:tc>
+        <w:tc>
+          <w:tcPr>
+            <w:tcW w:w="1801" w:type="dxa"/>
+            <w:gridSpan w:val="2"/>
+            <w:tcBorders>
+              <w:top w:val="nil"/>
+              <w:bottom w:val="nil"/>
+            </w:tcBorders>
+          </w:tcPr>
+          <w:p>
+            <w:pPr>
+              <w:cnfStyle w:val="100000000000" w:firstRow="1" w:lastRow="0" w:firstColumn="0" w:lastColumn="0" w:oddVBand="0" w:evenVBand="0" w:oddHBand="0" w:evenHBand="0" w:firstRowFirstColumn="0" w:firstRowLastColumn="0" w:lastRowFirstColumn="0" w:lastRowLastColumn="0"/>
+              <w:rPr>
+                <w:b w:val="0"/>
+                <w:bCs w:val="0"/>
+                <w:lang w:val="el-GR"/>
+              </w:rPr>
+            </w:pPr>
+            <w:r>
+              <w:rPr>
+                <w:lang w:val="el-GR"/>
+              </w:rPr>
+              <w:t>Πραγματικά Αποτελέσματα</w:t>
+            </w:r>
+          </w:p>
+        </w:tc>
+        <w:tc>
+          <w:tcPr>
+            <w:tcW w:w="1433" w:type="dxa"/>
+            <w:tcBorders>
+              <w:top w:val="nil"/>
+              <w:bottom w:val="nil"/>
+              <w:right w:val="nil"/>
+            </w:tcBorders>
+          </w:tcPr>
+          <w:p>
+            <w:pPr>
+              <w:cnfStyle w:val="100000000000" w:firstRow="1" w:lastRow="0" w:firstColumn="0" w:lastColumn="0" w:oddVBand="0" w:evenVBand="0" w:oddHBand="0" w:evenHBand="0" w:firstRowFirstColumn="0" w:firstRowLastColumn="0" w:lastRowFirstColumn="0" w:lastRowLastColumn="0"/>
+              <w:rPr>
+                <w:b w:val="0"/>
+                <w:bCs w:val="0"/>
+                <w:lang w:val="el-GR"/>
+              </w:rPr>
+            </w:pPr>
+            <w:r>
+              <w:rPr>
+                <w:lang w:val="el-GR"/>
+              </w:rPr>
+              <w:t>Κατάσταση</w:t>
+            </w:r>
+          </w:p>
+        </w:tc>
+      </w:tr>
+      <w:tr>
+        <w:trPr>
+          <w:cnfStyle w:val="000000100000" w:firstRow="0" w:lastRow="0" w:firstColumn="0" w:lastColumn="0" w:oddVBand="0" w:evenVBand="0" w:oddHBand="1" w:evenHBand="0" w:firstRowFirstColumn="0" w:firstRowLastColumn="0" w:lastRowFirstColumn="0" w:lastRowLastColumn="0"/>
+          <w:trHeight w:val="4455"/>
+        </w:trPr>
+        <w:tc>
+          <w:tcPr>
+            <w:cnfStyle w:val="001000000000" w:firstRow="0" w:lastRow="0" w:firstColumn="1" w:lastColumn="0" w:oddVBand="0" w:evenVBand="0" w:oddHBand="0" w:evenHBand="0" w:firstRowFirstColumn="0" w:firstRowLastColumn="0" w:lastRowFirstColumn="0" w:lastRowLastColumn="0"/>
+            <w:tcW w:w="2158" w:type="dxa"/>
+            <w:tcBorders>
+              <w:top w:val="nil"/>
+              <w:bottom w:val="nil"/>
+            </w:tcBorders>
+          </w:tcPr>
+          <w:p>
+            <w:pPr>
+              <w:ind w:left="720" w:hanging="720"/>
+              <w:jc w:val="center"/>
+              <w:rPr>
+                <w:sz w:val="20"/>
+                <w:szCs w:val="20"/>
+                <w:lang w:val="el-GR"/>
+              </w:rPr>
+            </w:pPr>
+            <w:r>
+              <w:rPr>
+                <w:sz w:val="20"/>
+                <w:szCs w:val="20"/>
+              </w:rPr>
+              <w:t>TC_SearchSelect_0</w:t>
+            </w:r>
+            <w:r>
+              <w:rPr>
+                <w:sz w:val="20"/>
+                <w:szCs w:val="20"/>
+                <w:lang w:val="el-GR"/>
+              </w:rPr>
+              <w:t>8</w:t>
+            </w:r>
+          </w:p>
+        </w:tc>
+        <w:tc>
+          <w:tcPr>
+            <w:tcW w:w="1528" w:type="dxa"/>
+            <w:gridSpan w:val="2"/>
+            <w:tcBorders>
+              <w:top w:val="nil"/>
+              <w:bottom w:val="nil"/>
+            </w:tcBorders>
+          </w:tcPr>
+          <w:p>
+            <w:pPr>
+              <w:cnfStyle w:val="000000100000" w:firstRow="0" w:lastRow="0" w:firstColumn="0" w:lastColumn="0" w:oddVBand="0" w:evenVBand="0" w:oddHBand="1" w:evenHBand="0" w:firstRowFirstColumn="0" w:firstRowLastColumn="0" w:lastRowFirstColumn="0" w:lastRowLastColumn="0"/>
+              <w:rPr>
+                <w:sz w:val="20"/>
+                <w:szCs w:val="20"/>
+                <w:lang w:val="el-GR"/>
+              </w:rPr>
+            </w:pPr>
+            <w:r>
+              <w:rPr>
+                <w:sz w:val="20"/>
+                <w:szCs w:val="20"/>
+                <w:lang w:val="el-GR"/>
+              </w:rPr>
+              <w:t xml:space="preserve">Αναζήτηση ταινίας/σειράς με χρήση κριτηρίου </w:t>
+            </w:r>
+            <w:r>
+              <w:rPr>
+                <w:sz w:val="20"/>
+                <w:szCs w:val="20"/>
+              </w:rPr>
+              <w:t>actor</w:t>
+            </w:r>
+            <w:r>
+              <w:rPr>
+                <w:sz w:val="20"/>
+                <w:szCs w:val="20"/>
+                <w:lang w:val="el-GR"/>
+              </w:rPr>
+              <w:t>/</w:t>
+            </w:r>
+            <w:r>
+              <w:rPr>
+                <w:sz w:val="20"/>
+                <w:szCs w:val="20"/>
+              </w:rPr>
+              <w:t>director</w:t>
+            </w:r>
+            <w:r>
+              <w:rPr>
+                <w:sz w:val="20"/>
+                <w:szCs w:val="20"/>
+                <w:lang w:val="el-GR"/>
+              </w:rPr>
+              <w:t xml:space="preserve"> και λέξη αναζήτησης που δεν οδηγεί σε αποτελέσματα</w:t>
+            </w:r>
+          </w:p>
+        </w:tc>
+        <w:tc>
+          <w:tcPr>
+            <w:tcW w:w="1714" w:type="dxa"/>
+            <w:gridSpan w:val="2"/>
+            <w:tcBorders>
+              <w:top w:val="nil"/>
+              <w:bottom w:val="nil"/>
+            </w:tcBorders>
+          </w:tcPr>
+          <w:p>
+            <w:pPr>
+              <w:cnfStyle w:val="000000100000" w:firstRow="0" w:lastRow="0" w:firstColumn="0" w:lastColumn="0" w:oddVBand="0" w:evenVBand="0" w:oddHBand="1" w:evenHBand="0" w:firstRowFirstColumn="0" w:firstRowLastColumn="0" w:lastRowFirstColumn="0" w:lastRowLastColumn="0"/>
+              <w:rPr>
+                <w:sz w:val="20"/>
+                <w:szCs w:val="20"/>
+                <w:lang w:val="el-GR"/>
+              </w:rPr>
+            </w:pPr>
+            <w:r>
+              <w:rPr>
+                <w:sz w:val="20"/>
+                <w:szCs w:val="20"/>
+                <w:lang w:val="el-GR"/>
+              </w:rPr>
+              <w:t xml:space="preserve"> 1. Ο χρήστης είναι ήδη συνδεδεμένος στο σύστημα</w:t>
+            </w:r>
+          </w:p>
+          <w:p>
+            <w:pPr>
+              <w:cnfStyle w:val="000000100000" w:firstRow="0" w:lastRow="0" w:firstColumn="0" w:lastColumn="0" w:oddVBand="0" w:evenVBand="0" w:oddHBand="1" w:evenHBand="0" w:firstRowFirstColumn="0" w:firstRowLastColumn="0" w:lastRowFirstColumn="0" w:lastRowLastColumn="0"/>
+              <w:rPr>
+                <w:sz w:val="20"/>
+                <w:szCs w:val="20"/>
+                <w:lang w:val="el-GR"/>
+              </w:rPr>
+            </w:pPr>
+          </w:p>
+          <w:p>
+            <w:pPr>
+              <w:cnfStyle w:val="000000100000" w:firstRow="0" w:lastRow="0" w:firstColumn="0" w:lastColumn="0" w:oddVBand="0" w:evenVBand="0" w:oddHBand="1" w:evenHBand="0" w:firstRowFirstColumn="0" w:firstRowLastColumn="0" w:lastRowFirstColumn="0" w:lastRowLastColumn="0"/>
+              <w:rPr>
+                <w:sz w:val="20"/>
+                <w:szCs w:val="20"/>
+                <w:lang w:val="el-GR"/>
+              </w:rPr>
+            </w:pPr>
+            <w:r>
+              <w:rPr>
+                <w:sz w:val="20"/>
+                <w:szCs w:val="20"/>
+                <w:lang w:val="el-GR"/>
+              </w:rPr>
+              <w:t xml:space="preserve">2. Η αναζήτηση του </w:t>
+            </w:r>
+            <w:r>
+              <w:rPr>
+                <w:sz w:val="20"/>
+                <w:szCs w:val="20"/>
+                <w:lang w:val="el-GR"/>
+              </w:rPr>
+              <w:t>αποτελείται από δύο ή περισσότερους χαρακτήρες</w:t>
+            </w:r>
+          </w:p>
+          <w:p>
+            <w:pPr>
+              <w:cnfStyle w:val="000000100000" w:firstRow="0" w:lastRow="0" w:firstColumn="0" w:lastColumn="0" w:oddVBand="0" w:evenVBand="0" w:oddHBand="1" w:evenHBand="0" w:firstRowFirstColumn="0" w:firstRowLastColumn="0" w:lastRowFirstColumn="0" w:lastRowLastColumn="0"/>
+              <w:rPr>
+                <w:sz w:val="20"/>
+                <w:szCs w:val="20"/>
+                <w:lang w:val="el-GR"/>
+              </w:rPr>
+            </w:pPr>
+          </w:p>
+          <w:p>
+            <w:pPr>
+              <w:cnfStyle w:val="000000100000" w:firstRow="0" w:lastRow="0" w:firstColumn="0" w:lastColumn="0" w:oddVBand="0" w:evenVBand="0" w:oddHBand="1" w:evenHBand="0" w:firstRowFirstColumn="0" w:firstRowLastColumn="0" w:lastRowFirstColumn="0" w:lastRowLastColumn="0"/>
+              <w:rPr>
+                <w:sz w:val="20"/>
+                <w:szCs w:val="20"/>
+                <w:lang w:val="el-GR"/>
+              </w:rPr>
+            </w:pPr>
+            <w:r>
+              <w:rPr>
+                <w:sz w:val="20"/>
+                <w:szCs w:val="20"/>
+                <w:lang w:val="el-GR"/>
+              </w:rPr>
+              <w:t xml:space="preserve">3. </w:t>
+            </w:r>
+            <w:r>
+              <w:rPr>
+                <w:sz w:val="20"/>
+                <w:szCs w:val="20"/>
+                <w:lang w:val="el-GR"/>
+              </w:rPr>
+              <w:t xml:space="preserve"> </w:t>
+            </w:r>
+            <w:r>
+              <w:rPr>
+                <w:sz w:val="20"/>
+                <w:szCs w:val="20"/>
+                <w:lang w:val="el-GR"/>
+              </w:rPr>
+              <w:t xml:space="preserve">Το κριτήριο που χρησιμοποιήθηκε ήταν το </w:t>
+            </w:r>
+            <w:r>
+              <w:rPr>
+                <w:sz w:val="20"/>
+                <w:szCs w:val="20"/>
+                <w:lang w:val="el-GR"/>
+              </w:rPr>
+              <w:t xml:space="preserve"> </w:t>
+            </w:r>
+            <w:r>
+              <w:rPr>
+                <w:sz w:val="20"/>
+                <w:szCs w:val="20"/>
+              </w:rPr>
+              <w:t>actor</w:t>
+            </w:r>
+            <w:r>
+              <w:rPr>
+                <w:sz w:val="20"/>
+                <w:szCs w:val="20"/>
+                <w:lang w:val="el-GR"/>
+              </w:rPr>
+              <w:t>/</w:t>
+            </w:r>
+            <w:r>
+              <w:rPr>
+                <w:sz w:val="20"/>
+                <w:szCs w:val="20"/>
+              </w:rPr>
+              <w:t>director</w:t>
+            </w:r>
+          </w:p>
+          <w:p>
+            <w:pPr>
+              <w:cnfStyle w:val="000000100000" w:firstRow="0" w:lastRow="0" w:firstColumn="0" w:lastColumn="0" w:oddVBand="0" w:evenVBand="0" w:oddHBand="1" w:evenHBand="0" w:firstRowFirstColumn="0" w:firstRowLastColumn="0" w:lastRowFirstColumn="0" w:lastRowLastColumn="0"/>
+              <w:rPr>
+                <w:sz w:val="20"/>
+                <w:szCs w:val="20"/>
+                <w:lang w:val="el-GR"/>
+              </w:rPr>
+            </w:pPr>
+          </w:p>
+          <w:p>
+            <w:pPr>
+              <w:cnfStyle w:val="000000100000" w:firstRow="0" w:lastRow="0" w:firstColumn="0" w:lastColumn="0" w:oddVBand="0" w:evenVBand="0" w:oddHBand="1" w:evenHBand="0" w:firstRowFirstColumn="0" w:firstRowLastColumn="0" w:lastRowFirstColumn="0" w:lastRowLastColumn="0"/>
+              <w:rPr>
+                <w:sz w:val="20"/>
+                <w:szCs w:val="20"/>
+                <w:lang w:val="el-GR"/>
+              </w:rPr>
+            </w:pPr>
+            <w:r>
+              <w:rPr>
+                <w:sz w:val="20"/>
+                <w:szCs w:val="20"/>
+                <w:lang w:val="el-GR"/>
+              </w:rPr>
+              <w:t>4. Η λέξη αναζήτησης που χρησιμοποιήθηκε δεν οδηγεί σε αποτελέσματα</w:t>
+            </w:r>
+          </w:p>
+        </w:tc>
+        <w:tc>
+          <w:tcPr>
+            <w:tcW w:w="1644" w:type="dxa"/>
+            <w:gridSpan w:val="2"/>
+            <w:tcBorders>
+              <w:top w:val="nil"/>
+              <w:bottom w:val="nil"/>
+            </w:tcBorders>
+          </w:tcPr>
+          <w:p>
+            <w:pPr>
+              <w:cnfStyle w:val="000000100000" w:firstRow="0" w:lastRow="0" w:firstColumn="0" w:lastColumn="0" w:oddVBand="0" w:evenVBand="0" w:oddHBand="1" w:evenHBand="0" w:firstRowFirstColumn="0" w:firstRowLastColumn="0" w:lastRowFirstColumn="0" w:lastRowLastColumn="0"/>
+              <w:rPr>
+                <w:sz w:val="20"/>
+                <w:szCs w:val="20"/>
+                <w:lang w:val="el-GR"/>
+              </w:rPr>
+            </w:pPr>
+            <w:r>
+              <w:rPr>
+                <w:sz w:val="20"/>
+                <w:szCs w:val="20"/>
+                <w:lang w:val="el-GR"/>
+              </w:rPr>
+              <w:t xml:space="preserve">1. Ο χρήστης πηγαίνει στο </w:t>
+            </w:r>
+            <w:r>
+              <w:rPr>
+                <w:sz w:val="20"/>
+                <w:szCs w:val="20"/>
+              </w:rPr>
+              <w:t>search</w:t>
+            </w:r>
+            <w:r>
+              <w:rPr>
+                <w:sz w:val="20"/>
+                <w:szCs w:val="20"/>
+                <w:lang w:val="el-GR"/>
+              </w:rPr>
+              <w:t xml:space="preserve"> </w:t>
+            </w:r>
+            <w:r>
+              <w:rPr>
+                <w:sz w:val="20"/>
+                <w:szCs w:val="20"/>
+              </w:rPr>
+              <w:t>bar</w:t>
+            </w:r>
+          </w:p>
+          <w:p>
+            <w:pPr>
+              <w:cnfStyle w:val="000000100000" w:firstRow="0" w:lastRow="0" w:firstColumn="0" w:lastColumn="0" w:oddVBand="0" w:evenVBand="0" w:oddHBand="1" w:evenHBand="0" w:firstRowFirstColumn="0" w:firstRowLastColumn="0" w:lastRowFirstColumn="0" w:lastRowLastColumn="0"/>
+              <w:rPr>
+                <w:sz w:val="20"/>
+                <w:szCs w:val="20"/>
+                <w:lang w:val="el-GR"/>
+              </w:rPr>
+            </w:pPr>
+          </w:p>
+          <w:p>
+            <w:pPr>
+              <w:cnfStyle w:val="000000100000" w:firstRow="0" w:lastRow="0" w:firstColumn="0" w:lastColumn="0" w:oddVBand="0" w:evenVBand="0" w:oddHBand="1" w:evenHBand="0" w:firstRowFirstColumn="0" w:firstRowLastColumn="0" w:lastRowFirstColumn="0" w:lastRowLastColumn="0"/>
+              <w:rPr>
+                <w:sz w:val="20"/>
+                <w:szCs w:val="20"/>
+                <w:lang w:val="el-GR"/>
+              </w:rPr>
+            </w:pPr>
+            <w:r>
+              <w:rPr>
+                <w:sz w:val="20"/>
+                <w:szCs w:val="20"/>
+                <w:lang w:val="el-GR"/>
+              </w:rPr>
+              <w:t xml:space="preserve">2.Πληκτρολογεί </w:t>
+            </w:r>
+            <w:r>
+              <w:rPr>
+                <w:sz w:val="20"/>
+                <w:szCs w:val="20"/>
+                <w:lang w:val="el-GR"/>
+              </w:rPr>
+              <w:t>τον</w:t>
+            </w:r>
+            <w:r>
+              <w:rPr>
+                <w:sz w:val="20"/>
+                <w:szCs w:val="20"/>
+                <w:lang w:val="el-GR"/>
+              </w:rPr>
+              <w:t xml:space="preserve"> </w:t>
+            </w:r>
+            <w:r>
+              <w:rPr>
+                <w:sz w:val="20"/>
+                <w:szCs w:val="20"/>
+              </w:rPr>
+              <w:t>actor</w:t>
+            </w:r>
+            <w:r>
+              <w:rPr>
+                <w:sz w:val="20"/>
+                <w:szCs w:val="20"/>
+                <w:lang w:val="el-GR"/>
+              </w:rPr>
+              <w:t>/</w:t>
+            </w:r>
+            <w:r>
+              <w:rPr>
+                <w:sz w:val="20"/>
+                <w:szCs w:val="20"/>
+              </w:rPr>
+              <w:t>director</w:t>
+            </w:r>
+            <w:r>
+              <w:rPr>
+                <w:sz w:val="20"/>
+                <w:szCs w:val="20"/>
+                <w:lang w:val="el-GR"/>
+              </w:rPr>
+              <w:t xml:space="preserve"> που επιθυμεί (πχ. </w:t>
+            </w:r>
+            <w:r>
+              <w:rPr>
+                <w:sz w:val="20"/>
+                <w:szCs w:val="20"/>
+              </w:rPr>
+              <w:t>Donald</w:t>
+            </w:r>
+            <w:r>
+              <w:rPr>
+                <w:sz w:val="20"/>
+                <w:szCs w:val="20"/>
+                <w:lang w:val="el-GR"/>
+              </w:rPr>
+              <w:t xml:space="preserve"> </w:t>
+            </w:r>
+            <w:r>
+              <w:rPr>
+                <w:sz w:val="20"/>
+                <w:szCs w:val="20"/>
+              </w:rPr>
+              <w:t>Trump</w:t>
+            </w:r>
+            <w:r>
+              <w:rPr>
+                <w:sz w:val="20"/>
+                <w:szCs w:val="20"/>
+                <w:lang w:val="el-GR"/>
+              </w:rPr>
+              <w:t>)</w:t>
+            </w:r>
+          </w:p>
+          <w:p>
+            <w:pPr>
+              <w:cnfStyle w:val="000000100000" w:firstRow="0" w:lastRow="0" w:firstColumn="0" w:lastColumn="0" w:oddVBand="0" w:evenVBand="0" w:oddHBand="1" w:evenHBand="0" w:firstRowFirstColumn="0" w:firstRowLastColumn="0" w:lastRowFirstColumn="0" w:lastRowLastColumn="0"/>
+              <w:rPr>
+                <w:sz w:val="20"/>
+                <w:szCs w:val="20"/>
+                <w:lang w:val="el-GR"/>
+              </w:rPr>
+            </w:pPr>
+          </w:p>
+          <w:p>
+            <w:pPr>
+              <w:cnfStyle w:val="000000100000" w:firstRow="0" w:lastRow="0" w:firstColumn="0" w:lastColumn="0" w:oddVBand="0" w:evenVBand="0" w:oddHBand="1" w:evenHBand="0" w:firstRowFirstColumn="0" w:firstRowLastColumn="0" w:lastRowFirstColumn="0" w:lastRowLastColumn="0"/>
+              <w:rPr>
+                <w:sz w:val="20"/>
+                <w:szCs w:val="20"/>
+                <w:lang w:val="el-GR"/>
+              </w:rPr>
+            </w:pPr>
+            <w:r>
+              <w:rPr>
+                <w:sz w:val="20"/>
+                <w:szCs w:val="20"/>
+                <w:lang w:val="el-GR"/>
+              </w:rPr>
+              <w:t>3. Πατά E</w:t>
+            </w:r>
+            <w:proofErr w:type="spellStart"/>
+            <w:r>
+              <w:rPr>
+                <w:sz w:val="20"/>
+                <w:szCs w:val="20"/>
+              </w:rPr>
+              <w:t>nter</w:t>
+            </w:r>
+            <w:proofErr w:type="spellEnd"/>
+          </w:p>
+          <w:p>
+            <w:pPr>
+              <w:cnfStyle w:val="000000100000" w:firstRow="0" w:lastRow="0" w:firstColumn="0" w:lastColumn="0" w:oddVBand="0" w:evenVBand="0" w:oddHBand="1" w:evenHBand="0" w:firstRowFirstColumn="0" w:firstRowLastColumn="0" w:lastRowFirstColumn="0" w:lastRowLastColumn="0"/>
+              <w:rPr>
+                <w:sz w:val="20"/>
+                <w:szCs w:val="20"/>
+                <w:lang w:val="el-GR"/>
+              </w:rPr>
+            </w:pPr>
+          </w:p>
+          <w:p>
+            <w:pPr>
+              <w:cnfStyle w:val="000000100000" w:firstRow="0" w:lastRow="0" w:firstColumn="0" w:lastColumn="0" w:oddVBand="0" w:evenVBand="0" w:oddHBand="1" w:evenHBand="0" w:firstRowFirstColumn="0" w:firstRowLastColumn="0" w:lastRowFirstColumn="0" w:lastRowLastColumn="0"/>
+              <w:rPr>
+                <w:sz w:val="20"/>
+                <w:szCs w:val="20"/>
+                <w:lang w:val="el-GR"/>
+              </w:rPr>
+            </w:pPr>
+            <w:r>
+              <w:rPr>
+                <w:sz w:val="20"/>
+                <w:szCs w:val="20"/>
+                <w:lang w:val="el-GR"/>
+              </w:rPr>
+              <w:t xml:space="preserve">5. Επιβεβαιώνει ότι η οθόνη </w:t>
+            </w:r>
+            <w:r>
+              <w:rPr>
+                <w:sz w:val="20"/>
+                <w:szCs w:val="20"/>
+                <w:lang w:val="el-GR"/>
+              </w:rPr>
+              <w:t>αποτελεσμάτων</w:t>
+            </w:r>
+            <w:r>
+              <w:rPr>
+                <w:sz w:val="20"/>
+                <w:szCs w:val="20"/>
+                <w:lang w:val="el-GR"/>
+              </w:rPr>
+              <w:t xml:space="preserve"> </w:t>
+            </w:r>
+            <w:r>
+              <w:rPr>
+                <w:sz w:val="20"/>
+                <w:szCs w:val="20"/>
+                <w:lang w:val="el-GR"/>
+              </w:rPr>
+              <w:t xml:space="preserve">εμφανίζει μήνυμα </w:t>
+            </w:r>
+            <w:r>
+              <w:rPr>
+                <w:sz w:val="20"/>
+                <w:szCs w:val="20"/>
+                <w:lang w:val="el-GR"/>
+              </w:rPr>
+              <w:t>“</w:t>
+            </w:r>
+            <w:r>
+              <w:rPr>
+                <w:sz w:val="20"/>
+                <w:szCs w:val="20"/>
+              </w:rPr>
+              <w:t>No</w:t>
+            </w:r>
+            <w:r>
+              <w:rPr>
+                <w:sz w:val="20"/>
+                <w:szCs w:val="20"/>
+                <w:lang w:val="el-GR"/>
+              </w:rPr>
+              <w:t xml:space="preserve"> </w:t>
+            </w:r>
+            <w:r>
+              <w:rPr>
+                <w:sz w:val="20"/>
+                <w:szCs w:val="20"/>
+              </w:rPr>
+              <w:t>Results</w:t>
+            </w:r>
+            <w:r>
+              <w:rPr>
+                <w:sz w:val="20"/>
+                <w:szCs w:val="20"/>
+                <w:lang w:val="el-GR"/>
+              </w:rPr>
+              <w:t xml:space="preserve"> </w:t>
+            </w:r>
+            <w:r>
+              <w:rPr>
+                <w:sz w:val="20"/>
+                <w:szCs w:val="20"/>
+              </w:rPr>
+              <w:t>found</w:t>
+            </w:r>
+            <w:r>
+              <w:rPr>
+                <w:sz w:val="20"/>
+                <w:szCs w:val="20"/>
+                <w:lang w:val="el-GR"/>
+              </w:rPr>
+              <w:t>”</w:t>
+            </w:r>
+          </w:p>
+        </w:tc>
+        <w:tc>
+          <w:tcPr>
+            <w:tcW w:w="1698" w:type="dxa"/>
+            <w:gridSpan w:val="2"/>
+            <w:tcBorders>
+              <w:top w:val="nil"/>
+              <w:bottom w:val="nil"/>
+            </w:tcBorders>
+          </w:tcPr>
+          <w:p>
+            <w:pPr>
+              <w:cnfStyle w:val="000000100000" w:firstRow="0" w:lastRow="0" w:firstColumn="0" w:lastColumn="0" w:oddVBand="0" w:evenVBand="0" w:oddHBand="1" w:evenHBand="0" w:firstRowFirstColumn="0" w:firstRowLastColumn="0" w:lastRowFirstColumn="0" w:lastRowLastColumn="0"/>
+              <w:rPr>
+                <w:sz w:val="20"/>
+                <w:szCs w:val="20"/>
+                <w:lang w:val="el-GR"/>
+              </w:rPr>
+            </w:pPr>
+            <w:r>
+              <w:rPr>
+                <w:sz w:val="20"/>
+                <w:szCs w:val="20"/>
+                <w:lang w:val="el-GR"/>
+              </w:rPr>
+              <w:t xml:space="preserve">Η </w:t>
+            </w:r>
+            <w:r>
+              <w:rPr>
+                <w:sz w:val="20"/>
+                <w:szCs w:val="20"/>
+                <w:lang w:val="el-GR"/>
+              </w:rPr>
+              <w:t xml:space="preserve"> </w:t>
+            </w:r>
+            <w:r>
+              <w:rPr>
+                <w:sz w:val="20"/>
+                <w:szCs w:val="20"/>
+                <w:lang w:val="el-GR"/>
+              </w:rPr>
+              <w:t xml:space="preserve">οθόνη </w:t>
+            </w:r>
+            <w:r>
+              <w:rPr>
+                <w:sz w:val="20"/>
+                <w:szCs w:val="20"/>
+                <w:lang w:val="el-GR"/>
+              </w:rPr>
+              <w:t>αποτελεσμάτων</w:t>
+            </w:r>
+            <w:r>
+              <w:rPr>
+                <w:sz w:val="20"/>
+                <w:szCs w:val="20"/>
+                <w:lang w:val="el-GR"/>
+              </w:rPr>
+              <w:t xml:space="preserve"> </w:t>
+            </w:r>
+            <w:r>
+              <w:rPr>
+                <w:sz w:val="20"/>
+                <w:szCs w:val="20"/>
+                <w:lang w:val="el-GR"/>
+              </w:rPr>
+              <w:t xml:space="preserve">εμφανίζει μήνυμα </w:t>
+            </w:r>
+            <w:r>
+              <w:rPr>
+                <w:sz w:val="20"/>
+                <w:szCs w:val="20"/>
+                <w:lang w:val="el-GR"/>
+              </w:rPr>
+              <w:t>“</w:t>
+            </w:r>
+            <w:r>
+              <w:rPr>
+                <w:sz w:val="20"/>
+                <w:szCs w:val="20"/>
+              </w:rPr>
+              <w:t>No</w:t>
+            </w:r>
+            <w:r>
+              <w:rPr>
+                <w:sz w:val="20"/>
+                <w:szCs w:val="20"/>
+                <w:lang w:val="el-GR"/>
+              </w:rPr>
+              <w:t xml:space="preserve"> </w:t>
+            </w:r>
+            <w:r>
+              <w:rPr>
+                <w:sz w:val="20"/>
+                <w:szCs w:val="20"/>
+              </w:rPr>
+              <w:t>Results</w:t>
+            </w:r>
+            <w:r>
+              <w:rPr>
+                <w:sz w:val="20"/>
+                <w:szCs w:val="20"/>
+                <w:lang w:val="el-GR"/>
+              </w:rPr>
+              <w:t xml:space="preserve"> </w:t>
+            </w:r>
+            <w:r>
+              <w:rPr>
+                <w:sz w:val="20"/>
+                <w:szCs w:val="20"/>
+              </w:rPr>
+              <w:t>found</w:t>
+            </w:r>
+            <w:r>
+              <w:rPr>
+                <w:sz w:val="20"/>
+                <w:szCs w:val="20"/>
+                <w:lang w:val="el-GR"/>
+              </w:rPr>
+              <w:t>”</w:t>
+            </w:r>
+          </w:p>
+          <w:p>
+            <w:pPr>
+              <w:cnfStyle w:val="000000100000" w:firstRow="0" w:lastRow="0" w:firstColumn="0" w:lastColumn="0" w:oddVBand="0" w:evenVBand="0" w:oddHBand="1" w:evenHBand="0" w:firstRowFirstColumn="0" w:firstRowLastColumn="0" w:lastRowFirstColumn="0" w:lastRowLastColumn="0"/>
+              <w:rPr>
+                <w:sz w:val="20"/>
+                <w:szCs w:val="20"/>
+                <w:lang w:val="el-GR"/>
+              </w:rPr>
+            </w:pPr>
+          </w:p>
+        </w:tc>
+        <w:tc>
+          <w:tcPr>
+            <w:tcW w:w="1801" w:type="dxa"/>
+            <w:gridSpan w:val="2"/>
+            <w:tcBorders>
+              <w:top w:val="nil"/>
+              <w:bottom w:val="nil"/>
+            </w:tcBorders>
+          </w:tcPr>
+          <w:p>
+            <w:pPr>
+              <w:cnfStyle w:val="000000100000" w:firstRow="0" w:lastRow="0" w:firstColumn="0" w:lastColumn="0" w:oddVBand="0" w:evenVBand="0" w:oddHBand="1" w:evenHBand="0" w:firstRowFirstColumn="0" w:firstRowLastColumn="0" w:lastRowFirstColumn="0" w:lastRowLastColumn="0"/>
+              <w:rPr>
+                <w:sz w:val="20"/>
+                <w:szCs w:val="20"/>
+                <w:lang w:val="el-GR"/>
+              </w:rPr>
+            </w:pPr>
+            <w:r>
+              <w:rPr>
+                <w:sz w:val="20"/>
+                <w:szCs w:val="20"/>
+                <w:lang w:val="el-GR"/>
+              </w:rPr>
+              <w:t>Δεν πραγματοποιείται αναζήτηση</w:t>
+            </w:r>
+          </w:p>
+          <w:p>
+            <w:pPr>
+              <w:cnfStyle w:val="000000100000" w:firstRow="0" w:lastRow="0" w:firstColumn="0" w:lastColumn="0" w:oddVBand="0" w:evenVBand="0" w:oddHBand="1" w:evenHBand="0" w:firstRowFirstColumn="0" w:firstRowLastColumn="0" w:lastRowFirstColumn="0" w:lastRowLastColumn="0"/>
+              <w:rPr>
+                <w:sz w:val="20"/>
+                <w:szCs w:val="20"/>
+                <w:lang w:val="el-GR"/>
+              </w:rPr>
+            </w:pPr>
+          </w:p>
+        </w:tc>
+        <w:tc>
+          <w:tcPr>
+            <w:tcW w:w="1433" w:type="dxa"/>
+            <w:tcBorders>
+              <w:top w:val="nil"/>
+              <w:bottom w:val="nil"/>
+            </w:tcBorders>
+          </w:tcPr>
+          <w:p>
+            <w:pPr>
+              <w:cnfStyle w:val="000000100000" w:firstRow="0" w:lastRow="0" w:firstColumn="0" w:lastColumn="0" w:oddVBand="0" w:evenVBand="0" w:oddHBand="1" w:evenHBand="0" w:firstRowFirstColumn="0" w:firstRowLastColumn="0" w:lastRowFirstColumn="0" w:lastRowLastColumn="0"/>
+              <w:rPr>
+                <w:rFonts w:ascii="Apple Color Emoji" w:hAnsi="Apple Color Emoji"/>
+                <w:sz w:val="20"/>
+                <w:szCs w:val="20"/>
+              </w:rPr>
+            </w:pPr>
+            <w:r>
+              <w:rPr>
+                <w:sz w:val="20"/>
+                <w:szCs w:val="20"/>
+              </w:rPr>
+              <w:t>Fail</w:t>
+            </w:r>
+            <w:r>
+              <w:rPr>
+                <w:rFonts w:ascii="Apple Color Emoji" w:hAnsi="Apple Color Emoji"/>
+                <w:sz w:val="20"/>
+                <w:szCs w:val="20"/>
+              </w:rPr>
+              <w:t>❌</w:t>
+            </w:r>
+          </w:p>
+        </w:tc>
+      </w:tr>
+      <w:tr>
+        <w:trPr>
+          <w:trHeight w:val="70"/>
+        </w:trPr>
+        <w:tc>
+          <w:tcPr>
+            <w:cnfStyle w:val="001000000000" w:firstRow="0" w:lastRow="0" w:firstColumn="1" w:lastColumn="0" w:oddVBand="0" w:evenVBand="0" w:oddHBand="0" w:evenHBand="0" w:firstRowFirstColumn="0" w:firstRowLastColumn="0" w:lastRowFirstColumn="0" w:lastRowLastColumn="0"/>
+            <w:tcW w:w="2158" w:type="dxa"/>
+            <w:tcBorders>
+              <w:top w:val="nil"/>
+              <w:left w:val="nil"/>
+              <w:bottom w:val="nil"/>
+              <w:right w:val="nil"/>
+            </w:tcBorders>
+            <w:shd w:val="clear" w:color="auto" w:fill="156082" w:themeFill="accent1"/>
+          </w:tcPr>
+          <w:p>
+            <w:pPr>
+              <w:ind w:left="720" w:hanging="720"/>
+              <w:jc w:val="center"/>
+              <w:rPr>
+                <w:sz w:val="20"/>
+                <w:szCs w:val="20"/>
+              </w:rPr>
+            </w:pPr>
+          </w:p>
+        </w:tc>
+        <w:tc>
+          <w:tcPr>
+            <w:tcW w:w="482" w:type="dxa"/>
+            <w:tcBorders>
+              <w:top w:val="nil"/>
+              <w:left w:val="nil"/>
+              <w:bottom w:val="nil"/>
+              <w:right w:val="nil"/>
+            </w:tcBorders>
+            <w:shd w:val="clear" w:color="auto" w:fill="156082" w:themeFill="accent1"/>
+          </w:tcPr>
+          <w:p>
+            <w:pPr>
+              <w:cnfStyle w:val="000000000000" w:firstRow="0" w:lastRow="0" w:firstColumn="0" w:lastColumn="0" w:oddVBand="0" w:evenVBand="0" w:oddHBand="0" w:evenHBand="0" w:firstRowFirstColumn="0" w:firstRowLastColumn="0" w:lastRowFirstColumn="0" w:lastRowLastColumn="0"/>
+              <w:rPr>
+                <w:sz w:val="20"/>
+                <w:szCs w:val="20"/>
+                <w:lang w:val="el-GR"/>
+              </w:rPr>
+            </w:pPr>
+          </w:p>
+        </w:tc>
+        <w:tc>
+          <w:tcPr>
+            <w:tcW w:w="1647" w:type="dxa"/>
+            <w:gridSpan w:val="2"/>
+            <w:tcBorders>
+              <w:top w:val="nil"/>
+              <w:left w:val="nil"/>
+              <w:bottom w:val="nil"/>
+              <w:right w:val="nil"/>
+            </w:tcBorders>
+            <w:shd w:val="clear" w:color="auto" w:fill="156082" w:themeFill="accent1"/>
+          </w:tcPr>
+          <w:p>
+            <w:pPr>
+              <w:cnfStyle w:val="000000000000" w:firstRow="0" w:lastRow="0" w:firstColumn="0" w:lastColumn="0" w:oddVBand="0" w:evenVBand="0" w:oddHBand="0" w:evenHBand="0" w:firstRowFirstColumn="0" w:firstRowLastColumn="0" w:lastRowFirstColumn="0" w:lastRowLastColumn="0"/>
+              <w:rPr>
+                <w:sz w:val="20"/>
+                <w:szCs w:val="20"/>
+                <w:lang w:val="el-GR"/>
+              </w:rPr>
+            </w:pPr>
+          </w:p>
+        </w:tc>
+        <w:tc>
+          <w:tcPr>
+            <w:tcW w:w="1662" w:type="dxa"/>
+            <w:gridSpan w:val="2"/>
+            <w:tcBorders>
+              <w:top w:val="nil"/>
+              <w:left w:val="nil"/>
+              <w:bottom w:val="nil"/>
+              <w:right w:val="nil"/>
+            </w:tcBorders>
+            <w:shd w:val="clear" w:color="auto" w:fill="156082" w:themeFill="accent1"/>
+          </w:tcPr>
+          <w:p>
+            <w:pPr>
+              <w:cnfStyle w:val="000000000000" w:firstRow="0" w:lastRow="0" w:firstColumn="0" w:lastColumn="0" w:oddVBand="0" w:evenVBand="0" w:oddHBand="0" w:evenHBand="0" w:firstRowFirstColumn="0" w:firstRowLastColumn="0" w:lastRowFirstColumn="0" w:lastRowLastColumn="0"/>
+              <w:rPr>
+                <w:sz w:val="20"/>
+                <w:szCs w:val="20"/>
+                <w:lang w:val="el-GR"/>
+              </w:rPr>
+            </w:pPr>
+          </w:p>
+        </w:tc>
+        <w:tc>
+          <w:tcPr>
+            <w:tcW w:w="1694" w:type="dxa"/>
+            <w:gridSpan w:val="2"/>
+            <w:tcBorders>
+              <w:top w:val="nil"/>
+              <w:left w:val="nil"/>
+              <w:bottom w:val="nil"/>
+              <w:right w:val="nil"/>
+            </w:tcBorders>
+            <w:shd w:val="clear" w:color="auto" w:fill="156082" w:themeFill="accent1"/>
+          </w:tcPr>
+          <w:p>
+            <w:pPr>
+              <w:cnfStyle w:val="000000000000" w:firstRow="0" w:lastRow="0" w:firstColumn="0" w:lastColumn="0" w:oddVBand="0" w:evenVBand="0" w:oddHBand="0" w:evenHBand="0" w:firstRowFirstColumn="0" w:firstRowLastColumn="0" w:lastRowFirstColumn="0" w:lastRowLastColumn="0"/>
+              <w:rPr>
+                <w:sz w:val="20"/>
+                <w:szCs w:val="20"/>
+                <w:lang w:val="el-GR"/>
+              </w:rPr>
+            </w:pPr>
+          </w:p>
+        </w:tc>
+        <w:tc>
+          <w:tcPr>
+            <w:tcW w:w="1796" w:type="dxa"/>
+            <w:gridSpan w:val="2"/>
+            <w:tcBorders>
+              <w:top w:val="nil"/>
+              <w:left w:val="nil"/>
+              <w:bottom w:val="nil"/>
+              <w:right w:val="nil"/>
+            </w:tcBorders>
+            <w:shd w:val="clear" w:color="auto" w:fill="156082" w:themeFill="accent1"/>
+          </w:tcPr>
+          <w:p>
+            <w:pPr>
+              <w:cnfStyle w:val="000000000000" w:firstRow="0" w:lastRow="0" w:firstColumn="0" w:lastColumn="0" w:oddVBand="0" w:evenVBand="0" w:oddHBand="0" w:evenHBand="0" w:firstRowFirstColumn="0" w:firstRowLastColumn="0" w:lastRowFirstColumn="0" w:lastRowLastColumn="0"/>
+              <w:rPr>
+                <w:sz w:val="20"/>
+                <w:szCs w:val="20"/>
+                <w:lang w:val="el-GR"/>
+              </w:rPr>
+            </w:pPr>
+          </w:p>
+        </w:tc>
+        <w:tc>
+          <w:tcPr>
+            <w:tcW w:w="2537" w:type="dxa"/>
+            <w:gridSpan w:val="2"/>
+            <w:tcBorders>
+              <w:top w:val="nil"/>
+              <w:left w:val="nil"/>
+              <w:bottom w:val="nil"/>
+              <w:right w:val="nil"/>
+            </w:tcBorders>
+            <w:shd w:val="clear" w:color="auto" w:fill="156082" w:themeFill="accent1"/>
+          </w:tcPr>
+          <w:p>
+            <w:pPr>
+              <w:cnfStyle w:val="000000000000" w:firstRow="0" w:lastRow="0" w:firstColumn="0" w:lastColumn="0" w:oddVBand="0" w:evenVBand="0" w:oddHBand="0" w:evenHBand="0" w:firstRowFirstColumn="0" w:firstRowLastColumn="0" w:lastRowFirstColumn="0" w:lastRowLastColumn="0"/>
+              <w:rPr>
+                <w:sz w:val="20"/>
+                <w:szCs w:val="20"/>
+              </w:rPr>
+            </w:pPr>
+          </w:p>
+        </w:tc>
+      </w:tr>
+    </w:tbl>
+    <w:p>
+      <w:pPr>
+        <w:rPr>
+          <w:lang w:val="el-GR"/>
+        </w:rPr>
+      </w:pPr>
+    </w:p>
+    <w:p>
+      <w:pPr>
+        <w:rPr>
+          <w:rFonts w:asciiTheme="majorHAnsi" w:eastAsiaTheme="majorEastAsia" w:hAnsiTheme="majorHAnsi" w:cstheme="majorBidi"/>
+          <w:color w:val="0F4761" w:themeColor="accent1" w:themeShade="BF"/>
+          <w:sz w:val="52"/>
+          <w:szCs w:val="52"/>
+        </w:rPr>
+      </w:pPr>
+      <w:r>
+        <w:rPr>
+          <w:sz w:val="52"/>
+          <w:szCs w:val="52"/>
+        </w:rPr>
+        <w:br w:type="page"/>
+      </w:r>
+    </w:p>
+    <w:tbl>
+      <w:tblPr>
+        <w:tblStyle w:val="GridTable4-Accent1"/>
+        <w:tblpPr w:leftFromText="180" w:rightFromText="180" w:vertAnchor="page" w:horzAnchor="margin" w:tblpXSpec="center" w:tblpY="2201"/>
+        <w:tblW w:w="11976" w:type="dxa"/>
+        <w:tblLayout w:type="fixed"/>
+        <w:tblLook w:val="04A0" w:firstRow="1" w:lastRow="0" w:firstColumn="1" w:lastColumn="0" w:noHBand="0" w:noVBand="1"/>
+      </w:tblPr>
+      <w:tblGrid>
+        <w:gridCol w:w="2158"/>
+        <w:gridCol w:w="482"/>
+        <w:gridCol w:w="1046"/>
+        <w:gridCol w:w="601"/>
+        <w:gridCol w:w="1113"/>
+        <w:gridCol w:w="549"/>
+        <w:gridCol w:w="1095"/>
+        <w:gridCol w:w="599"/>
+        <w:gridCol w:w="1099"/>
+        <w:gridCol w:w="697"/>
+        <w:gridCol w:w="1104"/>
+        <w:gridCol w:w="1433"/>
+      </w:tblGrid>
+      <w:tr>
+        <w:trPr>
+          <w:cnfStyle w:val="100000000000" w:firstRow="1" w:lastRow="0" w:firstColumn="0" w:lastColumn="0" w:oddVBand="0" w:evenVBand="0" w:oddHBand="0" w:evenHBand="0" w:firstRowFirstColumn="0" w:firstRowLastColumn="0" w:lastRowFirstColumn="0" w:lastRowLastColumn="0"/>
+          <w:trHeight w:val="219"/>
+        </w:trPr>
+        <w:tc>
+          <w:tcPr>
+            <w:cnfStyle w:val="001000000000" w:firstRow="0" w:lastRow="0" w:firstColumn="1" w:lastColumn="0" w:oddVBand="0" w:evenVBand="0" w:oddHBand="0" w:evenHBand="0" w:firstRowFirstColumn="0" w:firstRowLastColumn="0" w:lastRowFirstColumn="0" w:lastRowLastColumn="0"/>
+            <w:tcW w:w="2158" w:type="dxa"/>
+            <w:tcBorders>
+              <w:top w:val="nil"/>
+              <w:left w:val="nil"/>
+              <w:bottom w:val="nil"/>
+            </w:tcBorders>
+          </w:tcPr>
+          <w:p>
+            <w:pPr>
+              <w:jc w:val="center"/>
+              <w:rPr>
+                <w:lang w:val="el-GR"/>
+              </w:rPr>
+            </w:pPr>
+            <w:r>
+              <w:lastRenderedPageBreak/>
+              <w:t>Test</w:t>
+            </w:r>
+            <w:r>
+              <w:rPr>
+                <w:lang w:val="el-GR"/>
+              </w:rPr>
+              <w:t xml:space="preserve"> </w:t>
+            </w:r>
+            <w:r>
+              <w:t>Case</w:t>
+            </w:r>
+            <w:r>
+              <w:rPr>
+                <w:lang w:val="el-GR"/>
+              </w:rPr>
+              <w:t xml:space="preserve"> </w:t>
+            </w:r>
+            <w:r>
+              <w:t>ID</w:t>
+            </w:r>
+          </w:p>
+        </w:tc>
+        <w:tc>
+          <w:tcPr>
+            <w:tcW w:w="1528" w:type="dxa"/>
+            <w:gridSpan w:val="2"/>
+            <w:tcBorders>
+              <w:top w:val="nil"/>
+              <w:bottom w:val="nil"/>
+            </w:tcBorders>
+          </w:tcPr>
+          <w:p>
+            <w:pPr>
+              <w:cnfStyle w:val="100000000000" w:firstRow="1" w:lastRow="0" w:firstColumn="0" w:lastColumn="0" w:oddVBand="0" w:evenVBand="0" w:oddHBand="0" w:evenHBand="0" w:firstRowFirstColumn="0" w:firstRowLastColumn="0" w:lastRowFirstColumn="0" w:lastRowLastColumn="0"/>
+              <w:rPr>
+                <w:b w:val="0"/>
+                <w:bCs w:val="0"/>
+                <w:lang w:val="el-GR"/>
+              </w:rPr>
+            </w:pPr>
+            <w:r>
+              <w:rPr>
+                <w:lang w:val="el-GR"/>
+              </w:rPr>
+              <w:t>Περιγραφή</w:t>
+            </w:r>
+          </w:p>
+        </w:tc>
+        <w:tc>
+          <w:tcPr>
+            <w:tcW w:w="1714" w:type="dxa"/>
+            <w:gridSpan w:val="2"/>
+            <w:tcBorders>
+              <w:top w:val="nil"/>
+              <w:bottom w:val="nil"/>
+            </w:tcBorders>
+          </w:tcPr>
+          <w:p>
+            <w:pPr>
+              <w:cnfStyle w:val="100000000000" w:firstRow="1" w:lastRow="0" w:firstColumn="0" w:lastColumn="0" w:oddVBand="0" w:evenVBand="0" w:oddHBand="0" w:evenHBand="0" w:firstRowFirstColumn="0" w:firstRowLastColumn="0" w:lastRowFirstColumn="0" w:lastRowLastColumn="0"/>
+              <w:rPr>
+                <w:b w:val="0"/>
+                <w:bCs w:val="0"/>
+                <w:lang w:val="el-GR"/>
+              </w:rPr>
+            </w:pPr>
+            <w:r>
+              <w:rPr>
+                <w:lang w:val="el-GR"/>
+              </w:rPr>
+              <w:t>Προϋπόθεση</w:t>
+            </w:r>
+          </w:p>
+        </w:tc>
+        <w:tc>
+          <w:tcPr>
+            <w:tcW w:w="1644" w:type="dxa"/>
+            <w:gridSpan w:val="2"/>
+            <w:tcBorders>
+              <w:top w:val="nil"/>
+              <w:bottom w:val="nil"/>
+            </w:tcBorders>
+          </w:tcPr>
+          <w:p>
+            <w:pPr>
+              <w:cnfStyle w:val="100000000000" w:firstRow="1" w:lastRow="0" w:firstColumn="0" w:lastColumn="0" w:oddVBand="0" w:evenVBand="0" w:oddHBand="0" w:evenHBand="0" w:firstRowFirstColumn="0" w:firstRowLastColumn="0" w:lastRowFirstColumn="0" w:lastRowLastColumn="0"/>
+              <w:rPr>
+                <w:b w:val="0"/>
+                <w:bCs w:val="0"/>
+                <w:lang w:val="el-GR"/>
+              </w:rPr>
+            </w:pPr>
+            <w:r>
+              <w:rPr>
+                <w:lang w:val="el-GR"/>
+              </w:rPr>
+              <w:t xml:space="preserve">Βήματα </w:t>
+            </w:r>
+            <w:proofErr w:type="spellStart"/>
+            <w:r>
+              <w:rPr>
+                <w:lang w:val="el-GR"/>
+              </w:rPr>
+              <w:t>Testing</w:t>
+            </w:r>
+            <w:proofErr w:type="spellEnd"/>
+          </w:p>
+        </w:tc>
+        <w:tc>
+          <w:tcPr>
+            <w:tcW w:w="1698" w:type="dxa"/>
+            <w:gridSpan w:val="2"/>
+            <w:tcBorders>
+              <w:top w:val="nil"/>
+              <w:bottom w:val="nil"/>
+            </w:tcBorders>
+          </w:tcPr>
+          <w:p>
+            <w:pPr>
+              <w:cnfStyle w:val="100000000000" w:firstRow="1" w:lastRow="0" w:firstColumn="0" w:lastColumn="0" w:oddVBand="0" w:evenVBand="0" w:oddHBand="0" w:evenHBand="0" w:firstRowFirstColumn="0" w:firstRowLastColumn="0" w:lastRowFirstColumn="0" w:lastRowLastColumn="0"/>
+              <w:rPr>
+                <w:b w:val="0"/>
+                <w:bCs w:val="0"/>
+                <w:lang w:val="el-GR"/>
+              </w:rPr>
+            </w:pPr>
+            <w:r>
+              <w:rPr>
+                <w:lang w:val="el-GR"/>
+              </w:rPr>
+              <w:t>Αναμενόμενο Αποτέλεσμα</w:t>
+            </w:r>
+          </w:p>
+        </w:tc>
+        <w:tc>
+          <w:tcPr>
+            <w:tcW w:w="1801" w:type="dxa"/>
+            <w:gridSpan w:val="2"/>
+            <w:tcBorders>
+              <w:top w:val="nil"/>
+              <w:bottom w:val="nil"/>
+            </w:tcBorders>
+          </w:tcPr>
+          <w:p>
+            <w:pPr>
+              <w:cnfStyle w:val="100000000000" w:firstRow="1" w:lastRow="0" w:firstColumn="0" w:lastColumn="0" w:oddVBand="0" w:evenVBand="0" w:oddHBand="0" w:evenHBand="0" w:firstRowFirstColumn="0" w:firstRowLastColumn="0" w:lastRowFirstColumn="0" w:lastRowLastColumn="0"/>
+              <w:rPr>
+                <w:b w:val="0"/>
+                <w:bCs w:val="0"/>
+                <w:lang w:val="el-GR"/>
+              </w:rPr>
+            </w:pPr>
+            <w:r>
+              <w:rPr>
+                <w:lang w:val="el-GR"/>
+              </w:rPr>
+              <w:t>Πραγματικά Αποτελέσματα</w:t>
+            </w:r>
+          </w:p>
+        </w:tc>
+        <w:tc>
+          <w:tcPr>
+            <w:tcW w:w="1433" w:type="dxa"/>
+            <w:tcBorders>
+              <w:top w:val="nil"/>
+              <w:bottom w:val="nil"/>
+              <w:right w:val="nil"/>
+            </w:tcBorders>
+          </w:tcPr>
+          <w:p>
+            <w:pPr>
+              <w:cnfStyle w:val="100000000000" w:firstRow="1" w:lastRow="0" w:firstColumn="0" w:lastColumn="0" w:oddVBand="0" w:evenVBand="0" w:oddHBand="0" w:evenHBand="0" w:firstRowFirstColumn="0" w:firstRowLastColumn="0" w:lastRowFirstColumn="0" w:lastRowLastColumn="0"/>
+              <w:rPr>
+                <w:b w:val="0"/>
+                <w:bCs w:val="0"/>
+                <w:lang w:val="el-GR"/>
+              </w:rPr>
+            </w:pPr>
+            <w:r>
+              <w:rPr>
+                <w:lang w:val="el-GR"/>
+              </w:rPr>
+              <w:t>Κατάσταση</w:t>
+            </w:r>
+          </w:p>
+        </w:tc>
+      </w:tr>
+      <w:tr>
+        <w:trPr>
+          <w:cnfStyle w:val="000000100000" w:firstRow="0" w:lastRow="0" w:firstColumn="0" w:lastColumn="0" w:oddVBand="0" w:evenVBand="0" w:oddHBand="1" w:evenHBand="0" w:firstRowFirstColumn="0" w:firstRowLastColumn="0" w:lastRowFirstColumn="0" w:lastRowLastColumn="0"/>
+          <w:trHeight w:val="4455"/>
+        </w:trPr>
+        <w:tc>
+          <w:tcPr>
+            <w:cnfStyle w:val="001000000000" w:firstRow="0" w:lastRow="0" w:firstColumn="1" w:lastColumn="0" w:oddVBand="0" w:evenVBand="0" w:oddHBand="0" w:evenHBand="0" w:firstRowFirstColumn="0" w:firstRowLastColumn="0" w:lastRowFirstColumn="0" w:lastRowLastColumn="0"/>
+            <w:tcW w:w="2158" w:type="dxa"/>
+            <w:tcBorders>
+              <w:top w:val="nil"/>
+              <w:bottom w:val="nil"/>
+            </w:tcBorders>
+          </w:tcPr>
+          <w:p>
+            <w:pPr>
+              <w:ind w:left="720" w:hanging="720"/>
+              <w:jc w:val="center"/>
+              <w:rPr>
+                <w:sz w:val="18"/>
+                <w:szCs w:val="18"/>
+              </w:rPr>
+            </w:pPr>
+            <w:r>
+              <w:rPr>
+                <w:sz w:val="18"/>
+                <w:szCs w:val="18"/>
+              </w:rPr>
+              <w:t>TC_</w:t>
+            </w:r>
+            <w:r>
+              <w:rPr>
+                <w:sz w:val="18"/>
+                <w:szCs w:val="18"/>
+              </w:rPr>
+              <w:t>AddToWatchlist</w:t>
+            </w:r>
+            <w:r>
+              <w:rPr>
+                <w:sz w:val="18"/>
+                <w:szCs w:val="18"/>
+              </w:rPr>
+              <w:t>_0</w:t>
+            </w:r>
+            <w:r>
+              <w:rPr>
+                <w:sz w:val="18"/>
+                <w:szCs w:val="18"/>
+              </w:rPr>
+              <w:t>1</w:t>
+            </w:r>
+          </w:p>
+        </w:tc>
+        <w:tc>
+          <w:tcPr>
+            <w:tcW w:w="1528" w:type="dxa"/>
+            <w:gridSpan w:val="2"/>
+            <w:tcBorders>
+              <w:top w:val="nil"/>
+              <w:bottom w:val="nil"/>
+            </w:tcBorders>
+          </w:tcPr>
+          <w:p>
+            <w:pPr>
+              <w:cnfStyle w:val="000000100000" w:firstRow="0" w:lastRow="0" w:firstColumn="0" w:lastColumn="0" w:oddVBand="0" w:evenVBand="0" w:oddHBand="1" w:evenHBand="0" w:firstRowFirstColumn="0" w:firstRowLastColumn="0" w:lastRowFirstColumn="0" w:lastRowLastColumn="0"/>
+              <w:rPr>
+                <w:sz w:val="20"/>
+                <w:szCs w:val="20"/>
+                <w:lang w:val="el-GR"/>
+              </w:rPr>
+            </w:pPr>
+            <w:r>
+              <w:rPr>
+                <w:sz w:val="20"/>
+                <w:szCs w:val="20"/>
+                <w:lang w:val="el-GR"/>
+              </w:rPr>
+              <w:t>Επιλογή</w:t>
+            </w:r>
+            <w:r>
+              <w:rPr>
+                <w:sz w:val="20"/>
+                <w:szCs w:val="20"/>
+                <w:lang w:val="el-GR"/>
+              </w:rPr>
+              <w:t xml:space="preserve"> “</w:t>
+            </w:r>
+            <w:r>
+              <w:rPr>
+                <w:sz w:val="20"/>
+                <w:szCs w:val="20"/>
+              </w:rPr>
+              <w:t>add</w:t>
+            </w:r>
+            <w:r>
+              <w:rPr>
+                <w:sz w:val="20"/>
+                <w:szCs w:val="20"/>
+                <w:lang w:val="el-GR"/>
+              </w:rPr>
+              <w:t xml:space="preserve"> </w:t>
+            </w:r>
+            <w:r>
+              <w:rPr>
+                <w:sz w:val="20"/>
+                <w:szCs w:val="20"/>
+              </w:rPr>
+              <w:t>to</w:t>
+            </w:r>
+            <w:r>
+              <w:rPr>
+                <w:sz w:val="20"/>
+                <w:szCs w:val="20"/>
+                <w:lang w:val="el-GR"/>
+              </w:rPr>
+              <w:t xml:space="preserve"> </w:t>
+            </w:r>
+            <w:r>
+              <w:rPr>
+                <w:sz w:val="20"/>
+                <w:szCs w:val="20"/>
+              </w:rPr>
+              <w:t>watchlist</w:t>
+            </w:r>
+            <w:r>
+              <w:rPr>
+                <w:sz w:val="20"/>
+                <w:szCs w:val="20"/>
+                <w:lang w:val="el-GR"/>
+              </w:rPr>
+              <w:t xml:space="preserve">” </w:t>
+            </w:r>
+            <w:r>
+              <w:rPr>
+                <w:sz w:val="20"/>
+                <w:szCs w:val="20"/>
+                <w:lang w:val="el-GR"/>
+              </w:rPr>
+              <w:t>για</w:t>
+            </w:r>
+            <w:r>
+              <w:rPr>
+                <w:sz w:val="20"/>
+                <w:szCs w:val="20"/>
+                <w:lang w:val="el-GR"/>
+              </w:rPr>
+              <w:t xml:space="preserve"> </w:t>
+            </w:r>
+            <w:r>
+              <w:rPr>
+                <w:sz w:val="20"/>
+                <w:szCs w:val="20"/>
+                <w:lang w:val="el-GR"/>
+              </w:rPr>
+              <w:t>ταινία/σειρά</w:t>
+            </w:r>
+          </w:p>
+        </w:tc>
+        <w:tc>
+          <w:tcPr>
+            <w:tcW w:w="1714" w:type="dxa"/>
+            <w:gridSpan w:val="2"/>
+            <w:tcBorders>
+              <w:top w:val="nil"/>
+              <w:bottom w:val="nil"/>
+            </w:tcBorders>
+          </w:tcPr>
+          <w:p>
+            <w:pPr>
+              <w:cnfStyle w:val="000000100000" w:firstRow="0" w:lastRow="0" w:firstColumn="0" w:lastColumn="0" w:oddVBand="0" w:evenVBand="0" w:oddHBand="1" w:evenHBand="0" w:firstRowFirstColumn="0" w:firstRowLastColumn="0" w:lastRowFirstColumn="0" w:lastRowLastColumn="0"/>
+              <w:rPr>
+                <w:sz w:val="20"/>
+                <w:szCs w:val="20"/>
+                <w:lang w:val="el-GR"/>
+              </w:rPr>
+            </w:pPr>
+            <w:r>
+              <w:rPr>
+                <w:sz w:val="20"/>
+                <w:szCs w:val="20"/>
+                <w:lang w:val="el-GR"/>
+              </w:rPr>
+              <w:t xml:space="preserve"> </w:t>
+            </w:r>
+            <w:r>
+              <w:rPr>
+                <w:sz w:val="20"/>
+                <w:szCs w:val="20"/>
+                <w:lang w:val="el-GR"/>
+              </w:rPr>
+              <w:t>1. Ο χρήστης είναι ήδη συνδεδεμένος στο σύστημα</w:t>
+            </w:r>
+          </w:p>
+          <w:p>
+            <w:pPr>
+              <w:cnfStyle w:val="000000100000" w:firstRow="0" w:lastRow="0" w:firstColumn="0" w:lastColumn="0" w:oddVBand="0" w:evenVBand="0" w:oddHBand="1" w:evenHBand="0" w:firstRowFirstColumn="0" w:firstRowLastColumn="0" w:lastRowFirstColumn="0" w:lastRowLastColumn="0"/>
+              <w:rPr>
+                <w:sz w:val="20"/>
+                <w:szCs w:val="20"/>
+                <w:lang w:val="el-GR"/>
+              </w:rPr>
+            </w:pPr>
+          </w:p>
+          <w:p>
+            <w:pPr>
+              <w:cnfStyle w:val="000000100000" w:firstRow="0" w:lastRow="0" w:firstColumn="0" w:lastColumn="0" w:oddVBand="0" w:evenVBand="0" w:oddHBand="1" w:evenHBand="0" w:firstRowFirstColumn="0" w:firstRowLastColumn="0" w:lastRowFirstColumn="0" w:lastRowLastColumn="0"/>
+              <w:rPr>
+                <w:sz w:val="20"/>
+                <w:szCs w:val="20"/>
+                <w:lang w:val="el-GR"/>
+              </w:rPr>
+            </w:pPr>
+            <w:r>
+              <w:rPr>
+                <w:sz w:val="20"/>
+                <w:szCs w:val="20"/>
+                <w:lang w:val="el-GR"/>
+              </w:rPr>
+              <w:t xml:space="preserve">2. </w:t>
+            </w:r>
+            <w:r>
+              <w:rPr>
+                <w:sz w:val="20"/>
+                <w:szCs w:val="20"/>
+                <w:lang w:val="el-GR"/>
+              </w:rPr>
+              <w:t>Ο χρήστης βρίσκεται στην οθόνη λεπτομερειών μίας ταινίας/σειράς</w:t>
+            </w:r>
+          </w:p>
+          <w:p>
+            <w:pPr>
+              <w:cnfStyle w:val="000000100000" w:firstRow="0" w:lastRow="0" w:firstColumn="0" w:lastColumn="0" w:oddVBand="0" w:evenVBand="0" w:oddHBand="1" w:evenHBand="0" w:firstRowFirstColumn="0" w:firstRowLastColumn="0" w:lastRowFirstColumn="0" w:lastRowLastColumn="0"/>
+              <w:rPr>
+                <w:sz w:val="20"/>
+                <w:szCs w:val="20"/>
+                <w:lang w:val="el-GR"/>
+              </w:rPr>
+            </w:pPr>
+          </w:p>
+          <w:p>
+            <w:pPr>
+              <w:cnfStyle w:val="000000100000" w:firstRow="0" w:lastRow="0" w:firstColumn="0" w:lastColumn="0" w:oddVBand="0" w:evenVBand="0" w:oddHBand="1" w:evenHBand="0" w:firstRowFirstColumn="0" w:firstRowLastColumn="0" w:lastRowFirstColumn="0" w:lastRowLastColumn="0"/>
+              <w:rPr>
+                <w:sz w:val="20"/>
+                <w:szCs w:val="20"/>
+                <w:lang w:val="el-GR"/>
+              </w:rPr>
+            </w:pPr>
+            <w:r>
+              <w:rPr>
+                <w:sz w:val="20"/>
+                <w:szCs w:val="20"/>
+                <w:lang w:val="el-GR"/>
+              </w:rPr>
+              <w:t xml:space="preserve">3.  </w:t>
+            </w:r>
+            <w:r>
+              <w:rPr>
+                <w:sz w:val="20"/>
+                <w:szCs w:val="20"/>
+                <w:lang w:val="el-GR"/>
+              </w:rPr>
+              <w:t xml:space="preserve">Έχει δημιουργηθεί ήδη τουλάχιστον ένα </w:t>
+            </w:r>
+            <w:r>
+              <w:rPr>
+                <w:sz w:val="20"/>
+                <w:szCs w:val="20"/>
+              </w:rPr>
+              <w:t>watchlist</w:t>
+            </w:r>
+          </w:p>
+        </w:tc>
+        <w:tc>
+          <w:tcPr>
+            <w:tcW w:w="1644" w:type="dxa"/>
+            <w:gridSpan w:val="2"/>
+            <w:tcBorders>
+              <w:top w:val="nil"/>
+              <w:bottom w:val="nil"/>
+            </w:tcBorders>
+          </w:tcPr>
+          <w:p>
+            <w:pPr>
+              <w:cnfStyle w:val="000000100000" w:firstRow="0" w:lastRow="0" w:firstColumn="0" w:lastColumn="0" w:oddVBand="0" w:evenVBand="0" w:oddHBand="1" w:evenHBand="0" w:firstRowFirstColumn="0" w:firstRowLastColumn="0" w:lastRowFirstColumn="0" w:lastRowLastColumn="0"/>
+              <w:rPr>
+                <w:sz w:val="20"/>
+                <w:szCs w:val="20"/>
+                <w:lang w:val="el-GR"/>
+              </w:rPr>
+            </w:pPr>
+            <w:r>
+              <w:rPr>
+                <w:sz w:val="20"/>
+                <w:szCs w:val="20"/>
+                <w:lang w:val="el-GR"/>
+              </w:rPr>
+              <w:t xml:space="preserve">1. Ο χρήστης πηγαίνει στο </w:t>
+            </w:r>
+            <w:r>
+              <w:rPr>
+                <w:sz w:val="20"/>
+                <w:szCs w:val="20"/>
+              </w:rPr>
+              <w:t>search</w:t>
+            </w:r>
+            <w:r>
+              <w:rPr>
+                <w:sz w:val="20"/>
+                <w:szCs w:val="20"/>
+                <w:lang w:val="el-GR"/>
+              </w:rPr>
+              <w:t xml:space="preserve"> </w:t>
+            </w:r>
+            <w:r>
+              <w:rPr>
+                <w:sz w:val="20"/>
+                <w:szCs w:val="20"/>
+              </w:rPr>
+              <w:t>bar</w:t>
+            </w:r>
+          </w:p>
+          <w:p>
+            <w:pPr>
+              <w:cnfStyle w:val="000000100000" w:firstRow="0" w:lastRow="0" w:firstColumn="0" w:lastColumn="0" w:oddVBand="0" w:evenVBand="0" w:oddHBand="1" w:evenHBand="0" w:firstRowFirstColumn="0" w:firstRowLastColumn="0" w:lastRowFirstColumn="0" w:lastRowLastColumn="0"/>
+              <w:rPr>
+                <w:sz w:val="20"/>
+                <w:szCs w:val="20"/>
+                <w:lang w:val="el-GR"/>
+              </w:rPr>
+            </w:pPr>
+          </w:p>
+          <w:p>
+            <w:pPr>
+              <w:cnfStyle w:val="000000100000" w:firstRow="0" w:lastRow="0" w:firstColumn="0" w:lastColumn="0" w:oddVBand="0" w:evenVBand="0" w:oddHBand="1" w:evenHBand="0" w:firstRowFirstColumn="0" w:firstRowLastColumn="0" w:lastRowFirstColumn="0" w:lastRowLastColumn="0"/>
+              <w:rPr>
+                <w:sz w:val="20"/>
+                <w:szCs w:val="20"/>
+                <w:lang w:val="el-GR"/>
+              </w:rPr>
+            </w:pPr>
+            <w:r>
+              <w:rPr>
+                <w:sz w:val="20"/>
+                <w:szCs w:val="20"/>
+                <w:lang w:val="el-GR"/>
+              </w:rPr>
+              <w:t xml:space="preserve">2.Πληκτρολογεί </w:t>
+            </w:r>
+            <w:r>
+              <w:rPr>
+                <w:sz w:val="20"/>
+                <w:szCs w:val="20"/>
+                <w:lang w:val="el-GR"/>
+              </w:rPr>
+              <w:t>τον</w:t>
+            </w:r>
+            <w:r>
+              <w:rPr>
+                <w:sz w:val="20"/>
+                <w:szCs w:val="20"/>
+                <w:lang w:val="el-GR"/>
+              </w:rPr>
+              <w:t xml:space="preserve"> </w:t>
+            </w:r>
+            <w:r>
+              <w:rPr>
+                <w:sz w:val="20"/>
+                <w:szCs w:val="20"/>
+              </w:rPr>
+              <w:t>actor</w:t>
+            </w:r>
+            <w:r>
+              <w:rPr>
+                <w:sz w:val="20"/>
+                <w:szCs w:val="20"/>
+                <w:lang w:val="el-GR"/>
+              </w:rPr>
+              <w:t>/</w:t>
+            </w:r>
+            <w:r>
+              <w:rPr>
+                <w:sz w:val="20"/>
+                <w:szCs w:val="20"/>
+              </w:rPr>
+              <w:t>director</w:t>
+            </w:r>
+            <w:r>
+              <w:rPr>
+                <w:sz w:val="20"/>
+                <w:szCs w:val="20"/>
+                <w:lang w:val="el-GR"/>
+              </w:rPr>
+              <w:t xml:space="preserve"> που επιθυμεί (πχ. </w:t>
+            </w:r>
+            <w:r>
+              <w:rPr>
+                <w:sz w:val="20"/>
+                <w:szCs w:val="20"/>
+              </w:rPr>
+              <w:t>Donald</w:t>
+            </w:r>
+            <w:r>
+              <w:rPr>
+                <w:sz w:val="20"/>
+                <w:szCs w:val="20"/>
+                <w:lang w:val="el-GR"/>
+              </w:rPr>
+              <w:t xml:space="preserve"> </w:t>
+            </w:r>
+            <w:r>
+              <w:rPr>
+                <w:sz w:val="20"/>
+                <w:szCs w:val="20"/>
+              </w:rPr>
+              <w:t>Trump</w:t>
+            </w:r>
+            <w:r>
+              <w:rPr>
+                <w:sz w:val="20"/>
+                <w:szCs w:val="20"/>
+                <w:lang w:val="el-GR"/>
+              </w:rPr>
+              <w:t>)</w:t>
+            </w:r>
+          </w:p>
+          <w:p>
+            <w:pPr>
+              <w:cnfStyle w:val="000000100000" w:firstRow="0" w:lastRow="0" w:firstColumn="0" w:lastColumn="0" w:oddVBand="0" w:evenVBand="0" w:oddHBand="1" w:evenHBand="0" w:firstRowFirstColumn="0" w:firstRowLastColumn="0" w:lastRowFirstColumn="0" w:lastRowLastColumn="0"/>
+              <w:rPr>
+                <w:sz w:val="20"/>
+                <w:szCs w:val="20"/>
+                <w:lang w:val="el-GR"/>
+              </w:rPr>
+            </w:pPr>
+          </w:p>
+          <w:p>
+            <w:pPr>
+              <w:cnfStyle w:val="000000100000" w:firstRow="0" w:lastRow="0" w:firstColumn="0" w:lastColumn="0" w:oddVBand="0" w:evenVBand="0" w:oddHBand="1" w:evenHBand="0" w:firstRowFirstColumn="0" w:firstRowLastColumn="0" w:lastRowFirstColumn="0" w:lastRowLastColumn="0"/>
+              <w:rPr>
+                <w:sz w:val="20"/>
+                <w:szCs w:val="20"/>
+                <w:lang w:val="el-GR"/>
+              </w:rPr>
+            </w:pPr>
+            <w:r>
+              <w:rPr>
+                <w:sz w:val="20"/>
+                <w:szCs w:val="20"/>
+                <w:lang w:val="el-GR"/>
+              </w:rPr>
+              <w:t>3. Πατά E</w:t>
+            </w:r>
+            <w:proofErr w:type="spellStart"/>
+            <w:r>
+              <w:rPr>
+                <w:sz w:val="20"/>
+                <w:szCs w:val="20"/>
+              </w:rPr>
+              <w:t>nter</w:t>
+            </w:r>
+            <w:proofErr w:type="spellEnd"/>
+          </w:p>
+          <w:p>
+            <w:pPr>
+              <w:cnfStyle w:val="000000100000" w:firstRow="0" w:lastRow="0" w:firstColumn="0" w:lastColumn="0" w:oddVBand="0" w:evenVBand="0" w:oddHBand="1" w:evenHBand="0" w:firstRowFirstColumn="0" w:firstRowLastColumn="0" w:lastRowFirstColumn="0" w:lastRowLastColumn="0"/>
+              <w:rPr>
+                <w:sz w:val="20"/>
+                <w:szCs w:val="20"/>
+                <w:lang w:val="el-GR"/>
+              </w:rPr>
+            </w:pPr>
+          </w:p>
+          <w:p>
+            <w:pPr>
+              <w:cnfStyle w:val="000000100000" w:firstRow="0" w:lastRow="0" w:firstColumn="0" w:lastColumn="0" w:oddVBand="0" w:evenVBand="0" w:oddHBand="1" w:evenHBand="0" w:firstRowFirstColumn="0" w:firstRowLastColumn="0" w:lastRowFirstColumn="0" w:lastRowLastColumn="0"/>
+              <w:rPr>
+                <w:sz w:val="20"/>
+                <w:szCs w:val="20"/>
+                <w:lang w:val="el-GR"/>
+              </w:rPr>
+            </w:pPr>
+            <w:r>
+              <w:rPr>
+                <w:sz w:val="20"/>
+                <w:szCs w:val="20"/>
+                <w:lang w:val="el-GR"/>
+              </w:rPr>
+              <w:t xml:space="preserve">5. Επιβεβαιώνει ότι η οθόνη </w:t>
+            </w:r>
+            <w:r>
+              <w:rPr>
+                <w:sz w:val="20"/>
+                <w:szCs w:val="20"/>
+                <w:lang w:val="el-GR"/>
+              </w:rPr>
+              <w:t>αποτελεσμάτων</w:t>
+            </w:r>
+            <w:r>
+              <w:rPr>
+                <w:sz w:val="20"/>
+                <w:szCs w:val="20"/>
+                <w:lang w:val="el-GR"/>
+              </w:rPr>
+              <w:t xml:space="preserve"> </w:t>
+            </w:r>
+            <w:r>
+              <w:rPr>
+                <w:sz w:val="20"/>
+                <w:szCs w:val="20"/>
+                <w:lang w:val="el-GR"/>
+              </w:rPr>
+              <w:t xml:space="preserve">εμφανίζει μήνυμα </w:t>
+            </w:r>
+            <w:r>
+              <w:rPr>
+                <w:sz w:val="20"/>
+                <w:szCs w:val="20"/>
+                <w:lang w:val="el-GR"/>
+              </w:rPr>
+              <w:t>“</w:t>
+            </w:r>
+            <w:r>
+              <w:rPr>
+                <w:sz w:val="20"/>
+                <w:szCs w:val="20"/>
+              </w:rPr>
+              <w:t>No</w:t>
+            </w:r>
+            <w:r>
+              <w:rPr>
+                <w:sz w:val="20"/>
+                <w:szCs w:val="20"/>
+                <w:lang w:val="el-GR"/>
+              </w:rPr>
+              <w:t xml:space="preserve"> </w:t>
+            </w:r>
+            <w:r>
+              <w:rPr>
+                <w:sz w:val="20"/>
+                <w:szCs w:val="20"/>
+              </w:rPr>
+              <w:t>Results</w:t>
+            </w:r>
+            <w:r>
+              <w:rPr>
+                <w:sz w:val="20"/>
+                <w:szCs w:val="20"/>
+                <w:lang w:val="el-GR"/>
+              </w:rPr>
+              <w:t xml:space="preserve"> </w:t>
+            </w:r>
+            <w:r>
+              <w:rPr>
+                <w:sz w:val="20"/>
+                <w:szCs w:val="20"/>
+              </w:rPr>
+              <w:t>found</w:t>
+            </w:r>
+            <w:r>
+              <w:rPr>
+                <w:sz w:val="20"/>
+                <w:szCs w:val="20"/>
+                <w:lang w:val="el-GR"/>
+              </w:rPr>
+              <w:t>”</w:t>
+            </w:r>
+          </w:p>
+        </w:tc>
+        <w:tc>
+          <w:tcPr>
+            <w:tcW w:w="1698" w:type="dxa"/>
+            <w:gridSpan w:val="2"/>
+            <w:tcBorders>
+              <w:top w:val="nil"/>
+              <w:bottom w:val="nil"/>
+            </w:tcBorders>
+          </w:tcPr>
+          <w:p>
+            <w:pPr>
+              <w:cnfStyle w:val="000000100000" w:firstRow="0" w:lastRow="0" w:firstColumn="0" w:lastColumn="0" w:oddVBand="0" w:evenVBand="0" w:oddHBand="1" w:evenHBand="0" w:firstRowFirstColumn="0" w:firstRowLastColumn="0" w:lastRowFirstColumn="0" w:lastRowLastColumn="0"/>
+              <w:rPr>
+                <w:sz w:val="20"/>
+                <w:szCs w:val="20"/>
+                <w:lang w:val="el-GR"/>
+              </w:rPr>
+            </w:pPr>
+            <w:r>
+              <w:rPr>
+                <w:sz w:val="20"/>
+                <w:szCs w:val="20"/>
+                <w:lang w:val="el-GR"/>
+              </w:rPr>
+              <w:t xml:space="preserve">Η  οθόνη </w:t>
+            </w:r>
+            <w:r>
+              <w:rPr>
+                <w:sz w:val="20"/>
+                <w:szCs w:val="20"/>
+                <w:lang w:val="el-GR"/>
+              </w:rPr>
+              <w:t>αποτελεσμάτων</w:t>
+            </w:r>
+            <w:r>
+              <w:rPr>
+                <w:sz w:val="20"/>
+                <w:szCs w:val="20"/>
+                <w:lang w:val="el-GR"/>
+              </w:rPr>
+              <w:t xml:space="preserve"> </w:t>
+            </w:r>
+            <w:r>
+              <w:rPr>
+                <w:sz w:val="20"/>
+                <w:szCs w:val="20"/>
+                <w:lang w:val="el-GR"/>
+              </w:rPr>
+              <w:t xml:space="preserve">εμφανίζει μήνυμα </w:t>
+            </w:r>
+            <w:r>
+              <w:rPr>
+                <w:sz w:val="20"/>
+                <w:szCs w:val="20"/>
+                <w:lang w:val="el-GR"/>
+              </w:rPr>
+              <w:t>“</w:t>
+            </w:r>
+            <w:r>
+              <w:rPr>
+                <w:sz w:val="20"/>
+                <w:szCs w:val="20"/>
+              </w:rPr>
+              <w:t>No</w:t>
+            </w:r>
+            <w:r>
+              <w:rPr>
+                <w:sz w:val="20"/>
+                <w:szCs w:val="20"/>
+                <w:lang w:val="el-GR"/>
+              </w:rPr>
+              <w:t xml:space="preserve"> </w:t>
+            </w:r>
+            <w:r>
+              <w:rPr>
+                <w:sz w:val="20"/>
+                <w:szCs w:val="20"/>
+              </w:rPr>
+              <w:t>Results</w:t>
+            </w:r>
+            <w:r>
+              <w:rPr>
+                <w:sz w:val="20"/>
+                <w:szCs w:val="20"/>
+                <w:lang w:val="el-GR"/>
+              </w:rPr>
+              <w:t xml:space="preserve"> </w:t>
+            </w:r>
+            <w:r>
+              <w:rPr>
+                <w:sz w:val="20"/>
+                <w:szCs w:val="20"/>
+              </w:rPr>
+              <w:t>found</w:t>
+            </w:r>
+            <w:r>
+              <w:rPr>
+                <w:sz w:val="20"/>
+                <w:szCs w:val="20"/>
+                <w:lang w:val="el-GR"/>
+              </w:rPr>
+              <w:t>”</w:t>
+            </w:r>
+          </w:p>
+          <w:p>
+            <w:pPr>
+              <w:cnfStyle w:val="000000100000" w:firstRow="0" w:lastRow="0" w:firstColumn="0" w:lastColumn="0" w:oddVBand="0" w:evenVBand="0" w:oddHBand="1" w:evenHBand="0" w:firstRowFirstColumn="0" w:firstRowLastColumn="0" w:lastRowFirstColumn="0" w:lastRowLastColumn="0"/>
+              <w:rPr>
+                <w:sz w:val="20"/>
+                <w:szCs w:val="20"/>
+                <w:lang w:val="el-GR"/>
+              </w:rPr>
+            </w:pPr>
+          </w:p>
+        </w:tc>
+        <w:tc>
+          <w:tcPr>
+            <w:tcW w:w="1801" w:type="dxa"/>
+            <w:gridSpan w:val="2"/>
+            <w:tcBorders>
+              <w:top w:val="nil"/>
+              <w:bottom w:val="nil"/>
+            </w:tcBorders>
+          </w:tcPr>
+          <w:p>
+            <w:pPr>
+              <w:cnfStyle w:val="000000100000" w:firstRow="0" w:lastRow="0" w:firstColumn="0" w:lastColumn="0" w:oddVBand="0" w:evenVBand="0" w:oddHBand="1" w:evenHBand="0" w:firstRowFirstColumn="0" w:firstRowLastColumn="0" w:lastRowFirstColumn="0" w:lastRowLastColumn="0"/>
+              <w:rPr>
+                <w:sz w:val="20"/>
+                <w:szCs w:val="20"/>
+                <w:lang w:val="el-GR"/>
+              </w:rPr>
+            </w:pPr>
+            <w:r>
+              <w:rPr>
+                <w:sz w:val="20"/>
+                <w:szCs w:val="20"/>
+                <w:lang w:val="el-GR"/>
+              </w:rPr>
+              <w:t>Δεν πραγματοποιείται αναζήτηση</w:t>
+            </w:r>
+          </w:p>
+          <w:p>
+            <w:pPr>
+              <w:cnfStyle w:val="000000100000" w:firstRow="0" w:lastRow="0" w:firstColumn="0" w:lastColumn="0" w:oddVBand="0" w:evenVBand="0" w:oddHBand="1" w:evenHBand="0" w:firstRowFirstColumn="0" w:firstRowLastColumn="0" w:lastRowFirstColumn="0" w:lastRowLastColumn="0"/>
+              <w:rPr>
+                <w:sz w:val="20"/>
+                <w:szCs w:val="20"/>
+                <w:lang w:val="el-GR"/>
+              </w:rPr>
+            </w:pPr>
+          </w:p>
+        </w:tc>
+        <w:tc>
+          <w:tcPr>
+            <w:tcW w:w="1433" w:type="dxa"/>
+            <w:tcBorders>
+              <w:top w:val="nil"/>
+              <w:bottom w:val="nil"/>
+            </w:tcBorders>
+          </w:tcPr>
+          <w:p>
+            <w:pPr>
+              <w:cnfStyle w:val="000000100000" w:firstRow="0" w:lastRow="0" w:firstColumn="0" w:lastColumn="0" w:oddVBand="0" w:evenVBand="0" w:oddHBand="1" w:evenHBand="0" w:firstRowFirstColumn="0" w:firstRowLastColumn="0" w:lastRowFirstColumn="0" w:lastRowLastColumn="0"/>
+              <w:rPr>
+                <w:rFonts w:ascii="Apple Color Emoji" w:hAnsi="Apple Color Emoji"/>
+                <w:sz w:val="20"/>
+                <w:szCs w:val="20"/>
+              </w:rPr>
+            </w:pPr>
+            <w:r>
+              <w:rPr>
+                <w:sz w:val="20"/>
+                <w:szCs w:val="20"/>
+              </w:rPr>
+              <w:t>Fail</w:t>
+            </w:r>
+            <w:r>
+              <w:rPr>
+                <w:rFonts w:ascii="Apple Color Emoji" w:hAnsi="Apple Color Emoji"/>
+                <w:sz w:val="20"/>
+                <w:szCs w:val="20"/>
+              </w:rPr>
+              <w:t>❌</w:t>
+            </w:r>
+          </w:p>
+        </w:tc>
+      </w:tr>
+      <w:tr>
+        <w:trPr>
+          <w:trHeight w:val="70"/>
+        </w:trPr>
+        <w:tc>
+          <w:tcPr>
+            <w:cnfStyle w:val="001000000000" w:firstRow="0" w:lastRow="0" w:firstColumn="1" w:lastColumn="0" w:oddVBand="0" w:evenVBand="0" w:oddHBand="0" w:evenHBand="0" w:firstRowFirstColumn="0" w:firstRowLastColumn="0" w:lastRowFirstColumn="0" w:lastRowLastColumn="0"/>
+            <w:tcW w:w="2158" w:type="dxa"/>
+            <w:tcBorders>
+              <w:top w:val="nil"/>
+              <w:left w:val="nil"/>
+              <w:bottom w:val="nil"/>
+              <w:right w:val="nil"/>
+            </w:tcBorders>
+            <w:shd w:val="clear" w:color="auto" w:fill="156082" w:themeFill="accent1"/>
+          </w:tcPr>
+          <w:p>
+            <w:pPr>
+              <w:ind w:left="720" w:hanging="720"/>
+              <w:jc w:val="center"/>
+              <w:rPr>
+                <w:sz w:val="20"/>
+                <w:szCs w:val="20"/>
+              </w:rPr>
+            </w:pPr>
+          </w:p>
+        </w:tc>
+        <w:tc>
+          <w:tcPr>
+            <w:tcW w:w="482" w:type="dxa"/>
+            <w:tcBorders>
+              <w:top w:val="nil"/>
+              <w:left w:val="nil"/>
+              <w:bottom w:val="nil"/>
+              <w:right w:val="nil"/>
+            </w:tcBorders>
+            <w:shd w:val="clear" w:color="auto" w:fill="156082" w:themeFill="accent1"/>
+          </w:tcPr>
+          <w:p>
+            <w:pPr>
+              <w:cnfStyle w:val="000000000000" w:firstRow="0" w:lastRow="0" w:firstColumn="0" w:lastColumn="0" w:oddVBand="0" w:evenVBand="0" w:oddHBand="0" w:evenHBand="0" w:firstRowFirstColumn="0" w:firstRowLastColumn="0" w:lastRowFirstColumn="0" w:lastRowLastColumn="0"/>
+              <w:rPr>
+                <w:sz w:val="20"/>
+                <w:szCs w:val="20"/>
+                <w:lang w:val="el-GR"/>
+              </w:rPr>
+            </w:pPr>
+          </w:p>
+        </w:tc>
+        <w:tc>
+          <w:tcPr>
+            <w:tcW w:w="1647" w:type="dxa"/>
+            <w:gridSpan w:val="2"/>
+            <w:tcBorders>
+              <w:top w:val="nil"/>
+              <w:left w:val="nil"/>
+              <w:bottom w:val="nil"/>
+              <w:right w:val="nil"/>
+            </w:tcBorders>
+            <w:shd w:val="clear" w:color="auto" w:fill="156082" w:themeFill="accent1"/>
+          </w:tcPr>
+          <w:p>
+            <w:pPr>
+              <w:cnfStyle w:val="000000000000" w:firstRow="0" w:lastRow="0" w:firstColumn="0" w:lastColumn="0" w:oddVBand="0" w:evenVBand="0" w:oddHBand="0" w:evenHBand="0" w:firstRowFirstColumn="0" w:firstRowLastColumn="0" w:lastRowFirstColumn="0" w:lastRowLastColumn="0"/>
+              <w:rPr>
+                <w:sz w:val="20"/>
+                <w:szCs w:val="20"/>
+                <w:lang w:val="el-GR"/>
+              </w:rPr>
+            </w:pPr>
+          </w:p>
+        </w:tc>
+        <w:tc>
+          <w:tcPr>
+            <w:tcW w:w="1662" w:type="dxa"/>
+            <w:gridSpan w:val="2"/>
+            <w:tcBorders>
+              <w:top w:val="nil"/>
+              <w:left w:val="nil"/>
+              <w:bottom w:val="nil"/>
+              <w:right w:val="nil"/>
+            </w:tcBorders>
+            <w:shd w:val="clear" w:color="auto" w:fill="156082" w:themeFill="accent1"/>
+          </w:tcPr>
+          <w:p>
+            <w:pPr>
+              <w:cnfStyle w:val="000000000000" w:firstRow="0" w:lastRow="0" w:firstColumn="0" w:lastColumn="0" w:oddVBand="0" w:evenVBand="0" w:oddHBand="0" w:evenHBand="0" w:firstRowFirstColumn="0" w:firstRowLastColumn="0" w:lastRowFirstColumn="0" w:lastRowLastColumn="0"/>
+              <w:rPr>
+                <w:sz w:val="20"/>
+                <w:szCs w:val="20"/>
+                <w:lang w:val="el-GR"/>
+              </w:rPr>
+            </w:pPr>
+          </w:p>
+        </w:tc>
+        <w:tc>
+          <w:tcPr>
+            <w:tcW w:w="1694" w:type="dxa"/>
+            <w:gridSpan w:val="2"/>
+            <w:tcBorders>
+              <w:top w:val="nil"/>
+              <w:left w:val="nil"/>
+              <w:bottom w:val="nil"/>
+              <w:right w:val="nil"/>
+            </w:tcBorders>
+            <w:shd w:val="clear" w:color="auto" w:fill="156082" w:themeFill="accent1"/>
+          </w:tcPr>
+          <w:p>
+            <w:pPr>
+              <w:cnfStyle w:val="000000000000" w:firstRow="0" w:lastRow="0" w:firstColumn="0" w:lastColumn="0" w:oddVBand="0" w:evenVBand="0" w:oddHBand="0" w:evenHBand="0" w:firstRowFirstColumn="0" w:firstRowLastColumn="0" w:lastRowFirstColumn="0" w:lastRowLastColumn="0"/>
+              <w:rPr>
+                <w:sz w:val="20"/>
+                <w:szCs w:val="20"/>
+                <w:lang w:val="el-GR"/>
+              </w:rPr>
+            </w:pPr>
+          </w:p>
+        </w:tc>
+        <w:tc>
+          <w:tcPr>
+            <w:tcW w:w="1796" w:type="dxa"/>
+            <w:gridSpan w:val="2"/>
+            <w:tcBorders>
+              <w:top w:val="nil"/>
+              <w:left w:val="nil"/>
+              <w:bottom w:val="nil"/>
+              <w:right w:val="nil"/>
+            </w:tcBorders>
+            <w:shd w:val="clear" w:color="auto" w:fill="156082" w:themeFill="accent1"/>
+          </w:tcPr>
+          <w:p>
+            <w:pPr>
+              <w:cnfStyle w:val="000000000000" w:firstRow="0" w:lastRow="0" w:firstColumn="0" w:lastColumn="0" w:oddVBand="0" w:evenVBand="0" w:oddHBand="0" w:evenHBand="0" w:firstRowFirstColumn="0" w:firstRowLastColumn="0" w:lastRowFirstColumn="0" w:lastRowLastColumn="0"/>
+              <w:rPr>
+                <w:sz w:val="20"/>
+                <w:szCs w:val="20"/>
+                <w:lang w:val="el-GR"/>
+              </w:rPr>
+            </w:pPr>
+          </w:p>
+        </w:tc>
+        <w:tc>
+          <w:tcPr>
+            <w:tcW w:w="2537" w:type="dxa"/>
+            <w:gridSpan w:val="2"/>
+            <w:tcBorders>
+              <w:top w:val="nil"/>
+              <w:left w:val="nil"/>
+              <w:bottom w:val="nil"/>
+              <w:right w:val="nil"/>
+            </w:tcBorders>
+            <w:shd w:val="clear" w:color="auto" w:fill="156082" w:themeFill="accent1"/>
+          </w:tcPr>
+          <w:p>
+            <w:pPr>
+              <w:cnfStyle w:val="000000000000" w:firstRow="0" w:lastRow="0" w:firstColumn="0" w:lastColumn="0" w:oddVBand="0" w:evenVBand="0" w:oddHBand="0" w:evenHBand="0" w:firstRowFirstColumn="0" w:firstRowLastColumn="0" w:lastRowFirstColumn="0" w:lastRowLastColumn="0"/>
+              <w:rPr>
+                <w:sz w:val="20"/>
+                <w:szCs w:val="20"/>
+              </w:rPr>
+            </w:pPr>
+          </w:p>
+        </w:tc>
+      </w:tr>
+    </w:tbl>
+    <w:p>
+      <w:pPr>
+        <w:pStyle w:val="Heading1"/>
+        <w:rPr>
+          <w:sz w:val="52"/>
+          <w:szCs w:val="52"/>
+        </w:rPr>
+      </w:pPr>
+      <w:r>
+        <w:rPr>
+          <w:sz w:val="52"/>
+          <w:szCs w:val="52"/>
+        </w:rPr>
+        <w:t>Add to Watchlist</w:t>
+      </w:r>
+    </w:p>
+    <w:p>
+      <w:pPr>
+        <w:pStyle w:val="Heading1"/>
+        <w:rPr>
+          <w:sz w:val="52"/>
+          <w:szCs w:val="52"/>
+        </w:rPr>
+      </w:pPr>
+    </w:p>
     <w:sectPr>
-      <w:footerReference w:type="default" r:id="rId17"/>
+      <w:footerReference w:type="default" r:id="rId10"/>
       <w:pgSz w:w="12240" w:h="15840"/>
       <w:pgMar w:top="1440" w:right="1440" w:bottom="1440" w:left="1440" w:header="720" w:footer="720" w:gutter="0"/>
       <w:pgNumType w:start="0"/>

--- a/BingeSpice v1.0/Test-Cases-v1.0.docx
+++ b/BingeSpice v1.0/Test-Cases-v1.0.docx
@@ -1228,62 +1228,121 @@
                                     <w:lang w:val="el-GR"/>
                                   </w:rPr>
                                 </w:pPr>
-                                <w:hyperlink r:id="rId9" w:history="1">
-                                  <w:r>
-                                    <w:rPr>
-                                      <w:rStyle w:val="Hyperlink"/>
-                                      <w:rFonts w:cs="Times New Roman"/>
-                                    </w:rPr>
-                                    <w:t>up</w:t>
-                                  </w:r>
-                                  <w:r>
-                                    <w:rPr>
-                                      <w:rStyle w:val="Hyperlink"/>
-                                      <w:rFonts w:cs="Times New Roman"/>
-                                      <w:lang w:val="el-GR"/>
-                                    </w:rPr>
-                                    <w:t>1100554@</w:t>
-                                  </w:r>
-                                  <w:r>
-                                    <w:rPr>
-                                      <w:rStyle w:val="Hyperlink"/>
-                                      <w:rFonts w:cs="Times New Roman"/>
-                                    </w:rPr>
-                                    <w:t>ac</w:t>
-                                  </w:r>
-                                  <w:r>
-                                    <w:rPr>
-                                      <w:rStyle w:val="Hyperlink"/>
-                                      <w:rFonts w:cs="Times New Roman"/>
-                                      <w:lang w:val="el-GR"/>
-                                    </w:rPr>
-                                    <w:t>.</w:t>
-                                  </w:r>
-                                  <w:proofErr w:type="spellStart"/>
-                                  <w:r>
-                                    <w:rPr>
-                                      <w:rStyle w:val="Hyperlink"/>
-                                      <w:rFonts w:cs="Times New Roman"/>
-                                    </w:rPr>
-                                    <w:t>upatras</w:t>
-                                  </w:r>
-                                  <w:proofErr w:type="spellEnd"/>
-                                  <w:r>
-                                    <w:rPr>
-                                      <w:rStyle w:val="Hyperlink"/>
-                                      <w:rFonts w:cs="Times New Roman"/>
-                                      <w:lang w:val="el-GR"/>
-                                    </w:rPr>
-                                    <w:t>.</w:t>
-                                  </w:r>
-                                  <w:r>
-                                    <w:rPr>
-                                      <w:rStyle w:val="Hyperlink"/>
-                                      <w:rFonts w:cs="Times New Roman"/>
-                                    </w:rPr>
-                                    <w:t>gr</w:t>
-                                  </w:r>
-                                </w:hyperlink>
+                                <w:r>
+                                  <w:fldChar w:fldCharType="begin"/>
+                                </w:r>
+                                <w:r>
+                                  <w:instrText>HYPERLINK</w:instrText>
+                                </w:r>
+                                <w:r>
+                                  <w:rPr>
+                                    <w:lang w:val="el-GR"/>
+                                  </w:rPr>
+                                  <w:instrText xml:space="preserve"> "</w:instrText>
+                                </w:r>
+                                <w:r>
+                                  <w:instrText>mailto</w:instrText>
+                                </w:r>
+                                <w:r>
+                                  <w:rPr>
+                                    <w:lang w:val="el-GR"/>
+                                  </w:rPr>
+                                  <w:instrText>:</w:instrText>
+                                </w:r>
+                                <w:r>
+                                  <w:instrText>up</w:instrText>
+                                </w:r>
+                                <w:r>
+                                  <w:rPr>
+                                    <w:lang w:val="el-GR"/>
+                                  </w:rPr>
+                                  <w:instrText>1100554@</w:instrText>
+                                </w:r>
+                                <w:r>
+                                  <w:instrText>ac</w:instrText>
+                                </w:r>
+                                <w:r>
+                                  <w:rPr>
+                                    <w:lang w:val="el-GR"/>
+                                  </w:rPr>
+                                  <w:instrText>.</w:instrText>
+                                </w:r>
+                                <w:r>
+                                  <w:instrText>upatras</w:instrText>
+                                </w:r>
+                                <w:r>
+                                  <w:rPr>
+                                    <w:lang w:val="el-GR"/>
+                                  </w:rPr>
+                                  <w:instrText>.</w:instrText>
+                                </w:r>
+                                <w:r>
+                                  <w:instrText>gr</w:instrText>
+                                </w:r>
+                                <w:r>
+                                  <w:rPr>
+                                    <w:lang w:val="el-GR"/>
+                                  </w:rPr>
+                                  <w:instrText>"</w:instrText>
+                                </w:r>
+                                <w:r>
+                                  <w:fldChar w:fldCharType="separate"/>
+                                </w:r>
+                                <w:r>
+                                  <w:rPr>
+                                    <w:rStyle w:val="Hyperlink"/>
+                                    <w:rFonts w:cs="Times New Roman"/>
+                                  </w:rPr>
+                                  <w:t>up</w:t>
+                                </w:r>
+                                <w:r>
+                                  <w:rPr>
+                                    <w:rStyle w:val="Hyperlink"/>
+                                    <w:rFonts w:cs="Times New Roman"/>
+                                    <w:lang w:val="el-GR"/>
+                                  </w:rPr>
+                                  <w:t>1100554@</w:t>
+                                </w:r>
+                                <w:r>
+                                  <w:rPr>
+                                    <w:rStyle w:val="Hyperlink"/>
+                                    <w:rFonts w:cs="Times New Roman"/>
+                                  </w:rPr>
+                                  <w:t>ac</w:t>
+                                </w:r>
+                                <w:r>
+                                  <w:rPr>
+                                    <w:rStyle w:val="Hyperlink"/>
+                                    <w:rFonts w:cs="Times New Roman"/>
+                                    <w:lang w:val="el-GR"/>
+                                  </w:rPr>
+                                  <w:t>.</w:t>
+                                </w:r>
+                                <w:r>
+                                  <w:rPr>
+                                    <w:rStyle w:val="Hyperlink"/>
+                                    <w:rFonts w:cs="Times New Roman"/>
+                                  </w:rPr>
+                                  <w:t>upatras</w:t>
+                                </w:r>
+                                <w:r>
+                                  <w:rPr>
+                                    <w:rStyle w:val="Hyperlink"/>
+                                    <w:rFonts w:cs="Times New Roman"/>
+                                    <w:lang w:val="el-GR"/>
+                                  </w:rPr>
+                                  <w:t>.</w:t>
+                                </w:r>
+                                <w:r>
+                                  <w:rPr>
+                                    <w:rStyle w:val="Hyperlink"/>
+                                    <w:rFonts w:cs="Times New Roman"/>
+                                  </w:rPr>
+                                  <w:t>gr</w:t>
+                                </w:r>
+                                <w:r>
+                                  <w:fldChar w:fldCharType="end"/>
+                                </w:r>
                               </w:p>
                               <w:p>
                                 <w:pPr>
@@ -1358,7 +1417,11 @@
               </mc:Choice>
               <mc:Fallback>
                 <w:pict>
-                  <v:shape w14:anchorId="7EBF4965" id="Text Box 3" o:spid="_x0000_s1027" type="#_x0000_t202" style="position:absolute;left:0;text-align:left;margin-left:0;margin-top:6pt;width:118.2pt;height:174.35pt;z-index:251667456;visibility:visible;mso-wrap-style:square;mso-width-percent:0;mso-height-percent:0;mso-wrap-distance-left:9pt;mso-wrap-distance-top:0;mso-wrap-distance-right:9pt;mso-wrap-distance-bottom:0;mso-position-horizontal:left;mso-position-horizontal-relative:margin;mso-position-vertical:absolute;mso-position-vertical-relative:text;mso-width-percent:0;mso-height-percent:0;mso-width-relative:page;mso-height-relative:page;v-text-anchor:top" o:gfxdata="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">
+                  <v:shapetype w14:anchorId="7EBF4965" id="_x0000_t202" coordsize="21600,21600" o:spt="202" path="m,l,21600r21600,l21600,xe">
+                    <v:stroke joinstyle="miter"/>
+                    <v:path gradientshapeok="t" o:connecttype="rect"/>
+                  </v:shapetype>
+                  <v:shape id="Text Box 3" o:spid="_x0000_s1027" type="#_x0000_t202" style="position:absolute;left:0;text-align:left;margin-left:0;margin-top:6pt;width:118.2pt;height:174.35pt;z-index:251667456;visibility:visible;mso-wrap-style:square;mso-width-percent:0;mso-height-percent:0;mso-wrap-distance-left:9pt;mso-wrap-distance-top:0;mso-wrap-distance-right:9pt;mso-wrap-distance-bottom:0;mso-position-horizontal:left;mso-position-horizontal-relative:margin;mso-position-vertical:absolute;mso-position-vertical-relative:text;mso-width-percent:0;mso-height-percent:0;mso-width-relative:page;mso-height-relative:page;v-text-anchor:top" o:gfxdata="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">
                     <v:shadow on="t" opacity=".5" offset="6pt,-6pt"/>
                     <v:textbox>
                       <w:txbxContent>
@@ -1479,7 +1542,6 @@
                             </w:rPr>
                             <w:t>.</w:t>
                           </w:r>
-                          <w:proofErr w:type="spellStart"/>
                           <w:r>
                             <w:rPr>
                               <w:rStyle w:val="Hyperlink"/>
@@ -1487,7 +1549,6 @@
                             </w:rPr>
                             <w:t>upatras</w:t>
                           </w:r>
-                          <w:proofErr w:type="spellEnd"/>
                           <w:r>
                             <w:rPr>
                               <w:rStyle w:val="Hyperlink"/>
@@ -1663,77 +1724,16 @@
                                     <w:lang w:val="el-GR"/>
                                   </w:rPr>
                                 </w:pPr>
-                                <w:r>
-                                  <w:fldChar w:fldCharType="begin"/>
-                                </w:r>
-                                <w:r>
-                                  <w:instrText>HYPERLINK</w:instrText>
-                                </w:r>
-                                <w:r>
-                                  <w:rPr>
-                                    <w:lang w:val="el-GR"/>
-                                  </w:rPr>
-                                  <w:instrText xml:space="preserve"> "</w:instrText>
-                                </w:r>
-                                <w:r>
-                                  <w:instrText>mailto</w:instrText>
-                                </w:r>
-                                <w:r>
-                                  <w:rPr>
-                                    <w:lang w:val="el-GR"/>
-                                  </w:rPr>
-                                  <w:instrText>:</w:instrText>
-                                </w:r>
-                                <w:r>
-                                  <w:instrText>up</w:instrText>
-                                </w:r>
-                                <w:r>
-                                  <w:rPr>
-                                    <w:lang w:val="el-GR"/>
-                                  </w:rPr>
-                                  <w:instrText>1104804@</w:instrText>
-                                </w:r>
-                                <w:r>
-                                  <w:instrText>ac</w:instrText>
-                                </w:r>
-                                <w:r>
-                                  <w:rPr>
-                                    <w:lang w:val="el-GR"/>
-                                  </w:rPr>
-                                  <w:instrText>.</w:instrText>
-                                </w:r>
-                                <w:r>
-                                  <w:instrText>upatras</w:instrText>
-                                </w:r>
-                                <w:r>
-                                  <w:rPr>
-                                    <w:lang w:val="el-GR"/>
-                                  </w:rPr>
-                                  <w:instrText>.</w:instrText>
-                                </w:r>
-                                <w:r>
-                                  <w:instrText>gr</w:instrText>
-                                </w:r>
-                                <w:r>
-                                  <w:rPr>
-                                    <w:lang w:val="el-GR"/>
-                                  </w:rPr>
-                                  <w:instrText>"</w:instrText>
-                                </w:r>
-                                <w:r>
-                                  <w:fldChar w:fldCharType="separate"/>
-                                </w:r>
-                                <w:r>
-                                  <w:rPr>
-                                    <w:rStyle w:val="Hyperlink"/>
-                                    <w:rFonts w:cs="Times New Roman"/>
-                                    <w:lang w:val="el-GR"/>
-                                  </w:rPr>
-                                  <w:t>up1104804@ac.upatras.gr</w:t>
-                                </w:r>
-                                <w:r>
-                                  <w:fldChar w:fldCharType="end"/>
-                                </w:r>
+                                <w:hyperlink r:id="rId9" w:history="1">
+                                  <w:r>
+                                    <w:rPr>
+                                      <w:rStyle w:val="Hyperlink"/>
+                                      <w:rFonts w:cs="Times New Roman"/>
+                                      <w:lang w:val="el-GR"/>
+                                    </w:rPr>
+                                    <w:t>up1104804@ac.upatras.gr</w:t>
+                                  </w:r>
+                                </w:hyperlink>
                               </w:p>
                               <w:p>
                                 <w:pPr>
@@ -2073,77 +2073,16 @@
                                     <w:lang w:val="el-GR"/>
                                   </w:rPr>
                                 </w:pPr>
-                                <w:r>
-                                  <w:fldChar w:fldCharType="begin"/>
-                                </w:r>
-                                <w:r>
-                                  <w:instrText>HYPERLINK</w:instrText>
-                                </w:r>
-                                <w:r>
-                                  <w:rPr>
-                                    <w:lang w:val="el-GR"/>
-                                  </w:rPr>
-                                  <w:instrText xml:space="preserve"> "</w:instrText>
-                                </w:r>
-                                <w:r>
-                                  <w:instrText>mailto</w:instrText>
-                                </w:r>
-                                <w:r>
-                                  <w:rPr>
-                                    <w:lang w:val="el-GR"/>
-                                  </w:rPr>
-                                  <w:instrText>:</w:instrText>
-                                </w:r>
-                                <w:r>
-                                  <w:instrText>up</w:instrText>
-                                </w:r>
-                                <w:r>
-                                  <w:rPr>
-                                    <w:lang w:val="el-GR"/>
-                                  </w:rPr>
-                                  <w:instrText>1100613@</w:instrText>
-                                </w:r>
-                                <w:r>
-                                  <w:instrText>ac</w:instrText>
-                                </w:r>
-                                <w:r>
-                                  <w:rPr>
-                                    <w:lang w:val="el-GR"/>
-                                  </w:rPr>
-                                  <w:instrText>.</w:instrText>
-                                </w:r>
-                                <w:r>
-                                  <w:instrText>upatras</w:instrText>
-                                </w:r>
-                                <w:r>
-                                  <w:rPr>
-                                    <w:lang w:val="el-GR"/>
-                                  </w:rPr>
-                                  <w:instrText>.</w:instrText>
-                                </w:r>
-                                <w:r>
-                                  <w:instrText>gr</w:instrText>
-                                </w:r>
-                                <w:r>
-                                  <w:rPr>
-                                    <w:lang w:val="el-GR"/>
-                                  </w:rPr>
-                                  <w:instrText>"</w:instrText>
-                                </w:r>
-                                <w:r>
-                                  <w:fldChar w:fldCharType="separate"/>
-                                </w:r>
-                                <w:r>
-                                  <w:rPr>
-                                    <w:rStyle w:val="Hyperlink"/>
-                                    <w:rFonts w:cs="Times New Roman"/>
-                                    <w:lang w:val="el-GR"/>
-                                  </w:rPr>
-                                  <w:t>up1100613@ac.upatras.gr</w:t>
-                                </w:r>
-                                <w:r>
-                                  <w:fldChar w:fldCharType="end"/>
-                                </w:r>
+                                <w:hyperlink r:id="rId10" w:history="1">
+                                  <w:r>
+                                    <w:rPr>
+                                      <w:rStyle w:val="Hyperlink"/>
+                                      <w:rFonts w:cs="Times New Roman"/>
+                                      <w:lang w:val="el-GR"/>
+                                    </w:rPr>
+                                    <w:t>up1100613@ac.upatras.gr</w:t>
+                                  </w:r>
+                                </w:hyperlink>
                               </w:p>
                               <w:p>
                                 <w:pPr>
@@ -2534,76 +2473,15 @@
                                     <w:lang w:val="el-GR"/>
                                   </w:rPr>
                                 </w:pPr>
-                                <w:r>
-                                  <w:fldChar w:fldCharType="begin"/>
-                                </w:r>
-                                <w:r>
-                                  <w:instrText>HYPERLINK</w:instrText>
-                                </w:r>
-                                <w:r>
-                                  <w:rPr>
-                                    <w:lang w:val="el-GR"/>
-                                  </w:rPr>
-                                  <w:instrText xml:space="preserve"> "</w:instrText>
-                                </w:r>
-                                <w:r>
-                                  <w:instrText>mailto</w:instrText>
-                                </w:r>
-                                <w:r>
-                                  <w:rPr>
-                                    <w:lang w:val="el-GR"/>
-                                  </w:rPr>
-                                  <w:instrText>:</w:instrText>
-                                </w:r>
-                                <w:r>
-                                  <w:instrText>up</w:instrText>
-                                </w:r>
-                                <w:r>
-                                  <w:rPr>
-                                    <w:lang w:val="el-GR"/>
-                                  </w:rPr>
-                                  <w:instrText>1100613@</w:instrText>
-                                </w:r>
-                                <w:r>
-                                  <w:instrText>ac</w:instrText>
-                                </w:r>
-                                <w:r>
-                                  <w:rPr>
-                                    <w:lang w:val="el-GR"/>
-                                  </w:rPr>
-                                  <w:instrText>.</w:instrText>
-                                </w:r>
-                                <w:r>
-                                  <w:instrText>upatras</w:instrText>
-                                </w:r>
-                                <w:r>
-                                  <w:rPr>
-                                    <w:lang w:val="el-GR"/>
-                                  </w:rPr>
-                                  <w:instrText>.</w:instrText>
-                                </w:r>
-                                <w:r>
-                                  <w:instrText>gr</w:instrText>
-                                </w:r>
-                                <w:r>
-                                  <w:rPr>
-                                    <w:lang w:val="el-GR"/>
-                                  </w:rPr>
-                                  <w:instrText>"</w:instrText>
-                                </w:r>
-                                <w:r>
-                                  <w:fldChar w:fldCharType="separate"/>
-                                </w:r>
-                                <w:r>
-                                  <w:rPr>
-                                    <w:rStyle w:val="Hyperlink"/>
-                                    <w:lang w:val="el-GR"/>
-                                  </w:rPr>
-                                  <w:t>up1100562@ac.upatras.gr</w:t>
-                                </w:r>
-                                <w:r>
-                                  <w:fldChar w:fldCharType="end"/>
-                                </w:r>
+                                <w:hyperlink r:id="rId11" w:history="1">
+                                  <w:r>
+                                    <w:rPr>
+                                      <w:rStyle w:val="Hyperlink"/>
+                                      <w:lang w:val="el-GR"/>
+                                    </w:rPr>
+                                    <w:t>up1100562@ac.upatras.gr</w:t>
+                                  </w:r>
+                                </w:hyperlink>
                               </w:p>
                               <w:p>
                                 <w:pPr>
@@ -2919,77 +2797,16 @@
                                     <w:lang w:val="el-GR"/>
                                   </w:rPr>
                                 </w:pPr>
-                                <w:r>
-                                  <w:fldChar w:fldCharType="begin"/>
-                                </w:r>
-                                <w:r>
-                                  <w:instrText>HYPERLINK</w:instrText>
-                                </w:r>
-                                <w:r>
-                                  <w:rPr>
-                                    <w:lang w:val="el-GR"/>
-                                  </w:rPr>
-                                  <w:instrText xml:space="preserve"> "</w:instrText>
-                                </w:r>
-                                <w:r>
-                                  <w:instrText>mailto</w:instrText>
-                                </w:r>
-                                <w:r>
-                                  <w:rPr>
-                                    <w:lang w:val="el-GR"/>
-                                  </w:rPr>
-                                  <w:instrText>:</w:instrText>
-                                </w:r>
-                                <w:r>
-                                  <w:instrText>up</w:instrText>
-                                </w:r>
-                                <w:r>
-                                  <w:rPr>
-                                    <w:lang w:val="el-GR"/>
-                                  </w:rPr>
-                                  <w:instrText>1100754@</w:instrText>
-                                </w:r>
-                                <w:r>
-                                  <w:instrText>ac</w:instrText>
-                                </w:r>
-                                <w:r>
-                                  <w:rPr>
-                                    <w:lang w:val="el-GR"/>
-                                  </w:rPr>
-                                  <w:instrText>.</w:instrText>
-                                </w:r>
-                                <w:r>
-                                  <w:instrText>upatras</w:instrText>
-                                </w:r>
-                                <w:r>
-                                  <w:rPr>
-                                    <w:lang w:val="el-GR"/>
-                                  </w:rPr>
-                                  <w:instrText>.</w:instrText>
-                                </w:r>
-                                <w:r>
-                                  <w:instrText>gr</w:instrText>
-                                </w:r>
-                                <w:r>
-                                  <w:rPr>
-                                    <w:lang w:val="el-GR"/>
-                                  </w:rPr>
-                                  <w:instrText>"</w:instrText>
-                                </w:r>
-                                <w:r>
-                                  <w:fldChar w:fldCharType="separate"/>
-                                </w:r>
-                                <w:r>
-                                  <w:rPr>
-                                    <w:rStyle w:val="Hyperlink"/>
-                                    <w:rFonts w:cs="Times New Roman"/>
-                                    <w:lang w:val="el-GR"/>
-                                  </w:rPr>
-                                  <w:t>up1100754@ac.upatras.gr</w:t>
-                                </w:r>
-                                <w:r>
-                                  <w:fldChar w:fldCharType="end"/>
-                                </w:r>
+                                <w:hyperlink r:id="rId12" w:history="1">
+                                  <w:r>
+                                    <w:rPr>
+                                      <w:rStyle w:val="Hyperlink"/>
+                                      <w:rFonts w:cs="Times New Roman"/>
+                                      <w:lang w:val="el-GR"/>
+                                    </w:rPr>
+                                    <w:t>up1100754@ac.upatras.gr</w:t>
+                                  </w:r>
+                                </w:hyperlink>
                               </w:p>
                               <w:p>
                                 <w:pPr>
@@ -8236,6 +8053,7 @@
               <w:rPr>
                 <w:sz w:val="20"/>
                 <w:szCs w:val="20"/>
+                <w:lang w:val="el-GR"/>
               </w:rPr>
             </w:pPr>
             <w:r>
@@ -8697,15 +8515,7 @@
                 <w:szCs w:val="20"/>
                 <w:lang w:val="el-GR"/>
               </w:rPr>
-              <w:t xml:space="preserve">Αναζήτηση ταινίας/σειράς </w:t>
-            </w:r>
-            <w:r>
-              <w:rPr>
-                <w:sz w:val="20"/>
-                <w:szCs w:val="20"/>
-                <w:lang w:val="el-GR"/>
-              </w:rPr>
-              <w:t xml:space="preserve">με χρήση κριτηρίου </w:t>
+              <w:t xml:space="preserve">Αναζήτηση ταινίας/σειράς με χρήση κριτηρίου </w:t>
             </w:r>
             <w:r>
               <w:rPr>
@@ -8811,23 +8621,16 @@
               <w:rPr>
                 <w:sz w:val="20"/>
                 <w:szCs w:val="20"/>
-              </w:rPr>
-            </w:pPr>
-            <w:r>
-              <w:rPr>
-                <w:sz w:val="20"/>
-                <w:szCs w:val="20"/>
-                <w:lang w:val="el-GR"/>
-              </w:rPr>
-              <w:t xml:space="preserve">3. </w:t>
-            </w:r>
-            <w:r>
-              <w:rPr>
-                <w:sz w:val="20"/>
-                <w:szCs w:val="20"/>
-                <w:lang w:val="el-GR"/>
-              </w:rPr>
-              <w:t xml:space="preserve">Το κριτήριο που χρησιμοποιήθηκε ήταν το </w:t>
+                <w:lang w:val="el-GR"/>
+              </w:rPr>
+            </w:pPr>
+            <w:r>
+              <w:rPr>
+                <w:sz w:val="20"/>
+                <w:szCs w:val="20"/>
+                <w:lang w:val="el-GR"/>
+              </w:rPr>
+              <w:t xml:space="preserve">3. Το κριτήριο που χρησιμοποιήθηκε ήταν το </w:t>
             </w:r>
             <w:r>
               <w:rPr>
@@ -9063,15 +8866,7 @@
                 <w:szCs w:val="20"/>
                 <w:lang w:val="el-GR"/>
               </w:rPr>
-              <w:t xml:space="preserve"> </w:t>
-            </w:r>
-            <w:r>
-              <w:rPr>
-                <w:sz w:val="20"/>
-                <w:szCs w:val="20"/>
-                <w:lang w:val="el-GR"/>
-              </w:rPr>
-              <w:t>το σωστό</w:t>
+              <w:t xml:space="preserve"> το σωστό</w:t>
             </w:r>
             <w:r>
               <w:rPr>
@@ -9130,15 +8925,7 @@
                 <w:szCs w:val="20"/>
                 <w:lang w:val="el-GR"/>
               </w:rPr>
-              <w:t xml:space="preserve">προβάλει ταινίες/σειρές των οποίων </w:t>
-            </w:r>
-            <w:r>
-              <w:rPr>
-                <w:sz w:val="20"/>
-                <w:szCs w:val="20"/>
-                <w:lang w:val="el-GR"/>
-              </w:rPr>
-              <w:t xml:space="preserve">το </w:t>
+              <w:t xml:space="preserve">προβάλει ταινίες/σειρές των οποίων το </w:t>
             </w:r>
             <w:r>
               <w:rPr>
@@ -9161,23 +8948,7 @@
                 <w:szCs w:val="20"/>
                 <w:lang w:val="el-GR"/>
               </w:rPr>
-              <w:t>ταιριάζ</w:t>
-            </w:r>
-            <w:r>
-              <w:rPr>
-                <w:sz w:val="20"/>
-                <w:szCs w:val="20"/>
-                <w:lang w:val="el-GR"/>
-              </w:rPr>
-              <w:t>ει</w:t>
-            </w:r>
-            <w:r>
-              <w:rPr>
-                <w:sz w:val="20"/>
-                <w:szCs w:val="20"/>
-                <w:lang w:val="el-GR"/>
-              </w:rPr>
-              <w:t xml:space="preserve"> με το τι έγραψε ο χρήστης.</w:t>
+              <w:t>ταιριάζει με το τι έγραψε ο χρήστης.</w:t>
             </w:r>
           </w:p>
           <w:p>
@@ -9223,31 +8994,7 @@
                 <w:szCs w:val="20"/>
                 <w:lang w:val="el-GR"/>
               </w:rPr>
-              <w:t xml:space="preserve">προβάλει </w:t>
-            </w:r>
-            <w:r>
-              <w:rPr>
-                <w:sz w:val="20"/>
-                <w:szCs w:val="20"/>
-                <w:lang w:val="el-GR"/>
-              </w:rPr>
-              <w:t xml:space="preserve">μόνο </w:t>
-            </w:r>
-            <w:r>
-              <w:rPr>
-                <w:sz w:val="20"/>
-                <w:szCs w:val="20"/>
-                <w:lang w:val="el-GR"/>
-              </w:rPr>
-              <w:t xml:space="preserve">ταινίες των οποίων </w:t>
-            </w:r>
-            <w:r>
-              <w:rPr>
-                <w:sz w:val="20"/>
-                <w:szCs w:val="20"/>
-                <w:lang w:val="el-GR"/>
-              </w:rPr>
-              <w:t>το</w:t>
+              <w:t>προβάλει μόνο ταινίες των οποίων το</w:t>
             </w:r>
             <w:r>
               <w:rPr>
@@ -9776,15 +9523,7 @@
                 <w:szCs w:val="20"/>
                 <w:lang w:val="el-GR"/>
               </w:rPr>
-              <w:t>το</w:t>
-            </w:r>
-            <w:r>
-              <w:rPr>
-                <w:sz w:val="20"/>
-                <w:szCs w:val="20"/>
-                <w:lang w:val="el-GR"/>
-              </w:rPr>
-              <w:t>ν</w:t>
+              <w:t>τον</w:t>
             </w:r>
             <w:r>
               <w:rPr>
@@ -9829,7 +9568,22 @@
                 <w:sz w:val="20"/>
                 <w:szCs w:val="20"/>
               </w:rPr>
-              <w:t>Donald Trump</w:t>
+              <w:t>Donald</w:t>
+            </w:r>
+            <w:r>
+              <w:rPr>
+                <w:sz w:val="20"/>
+                <w:szCs w:val="20"/>
+                <w:lang w:val="el-GR"/>
+              </w:rPr>
+              <w:t xml:space="preserve"> </w:t>
+            </w:r>
+            <w:r>
+              <w:rPr>
+                <w:sz w:val="20"/>
+                <w:szCs w:val="20"/>
+              </w:rPr>
+              <w:t>Trump</w:t>
             </w:r>
             <w:r>
               <w:rPr>
@@ -9926,23 +9680,7 @@
                 <w:szCs w:val="20"/>
                 <w:lang w:val="el-GR"/>
               </w:rPr>
-              <w:t xml:space="preserve"> τ</w:t>
-            </w:r>
-            <w:r>
-              <w:rPr>
-                <w:sz w:val="20"/>
-                <w:szCs w:val="20"/>
-                <w:lang w:val="el-GR"/>
-              </w:rPr>
-              <w:t xml:space="preserve">α σωστά αποτελέσματα </w:t>
-            </w:r>
-            <w:r>
-              <w:rPr>
-                <w:sz w:val="20"/>
-                <w:szCs w:val="20"/>
-                <w:lang w:val="el-GR"/>
-              </w:rPr>
-              <w:t>ταινιών/σειρών</w:t>
+              <w:t xml:space="preserve"> τα σωστά αποτελέσματα ταινιών/σειρών</w:t>
             </w:r>
           </w:p>
         </w:tc>
@@ -9978,15 +9716,7 @@
                 <w:szCs w:val="20"/>
                 <w:lang w:val="el-GR"/>
               </w:rPr>
-              <w:t xml:space="preserve">προβάλει ταινίες/σειρές των οποίων </w:t>
-            </w:r>
-            <w:r>
-              <w:rPr>
-                <w:sz w:val="20"/>
-                <w:szCs w:val="20"/>
-                <w:lang w:val="el-GR"/>
-              </w:rPr>
-              <w:t>οι</w:t>
+              <w:t>προβάλει ταινίες/σειρές των οποίων οι</w:t>
             </w:r>
             <w:r>
               <w:rPr>
@@ -10032,15 +9762,7 @@
                 <w:szCs w:val="20"/>
                 <w:lang w:val="el-GR"/>
               </w:rPr>
-              <w:t xml:space="preserve"> ταιριάζουν με αυτό που αναζήτησε ο χρήστης</w:t>
-            </w:r>
-            <w:r>
-              <w:rPr>
-                <w:sz w:val="20"/>
-                <w:szCs w:val="20"/>
-                <w:lang w:val="el-GR"/>
-              </w:rPr>
-              <w:t>.</w:t>
+              <w:t xml:space="preserve"> ταιριάζουν με αυτό που αναζήτησε ο χρήστης.</w:t>
             </w:r>
           </w:p>
           <w:p>
@@ -10773,23 +10495,7 @@
                 <w:szCs w:val="20"/>
                 <w:lang w:val="el-GR"/>
               </w:rPr>
-              <w:t xml:space="preserve">3. </w:t>
-            </w:r>
-            <w:r>
-              <w:rPr>
-                <w:sz w:val="20"/>
-                <w:szCs w:val="20"/>
-                <w:lang w:val="el-GR"/>
-              </w:rPr>
-              <w:t xml:space="preserve"> </w:t>
-            </w:r>
-            <w:r>
-              <w:rPr>
-                <w:sz w:val="20"/>
-                <w:szCs w:val="20"/>
-                <w:lang w:val="el-GR"/>
-              </w:rPr>
-              <w:t xml:space="preserve">Το κριτήριο που χρησιμοποιήθηκε ήταν το </w:t>
+              <w:t xml:space="preserve">3.  Το κριτήριο που χρησιμοποιήθηκε ήταν το </w:t>
             </w:r>
             <w:r>
               <w:rPr>
@@ -11171,23 +10877,7 @@
                 <w:szCs w:val="20"/>
                 <w:lang w:val="el-GR"/>
               </w:rPr>
-              <w:t xml:space="preserve">Η </w:t>
-            </w:r>
-            <w:r>
-              <w:rPr>
-                <w:sz w:val="20"/>
-                <w:szCs w:val="20"/>
-                <w:lang w:val="el-GR"/>
-              </w:rPr>
-              <w:t xml:space="preserve"> </w:t>
-            </w:r>
-            <w:r>
-              <w:rPr>
-                <w:sz w:val="20"/>
-                <w:szCs w:val="20"/>
-                <w:lang w:val="el-GR"/>
-              </w:rPr>
-              <w:t xml:space="preserve">οθόνη </w:t>
+              <w:t xml:space="preserve">Η  οθόνη </w:t>
             </w:r>
             <w:r>
               <w:rPr>
@@ -11540,10 +11230,27 @@
         <w:br w:type="page"/>
       </w:r>
     </w:p>
+    <w:p>
+      <w:pPr>
+        <w:pStyle w:val="Heading1"/>
+        <w:rPr>
+          <w:sz w:val="52"/>
+          <w:szCs w:val="52"/>
+        </w:rPr>
+      </w:pPr>
+      <w:r>
+        <w:rPr>
+          <w:sz w:val="52"/>
+          <w:szCs w:val="52"/>
+        </w:rPr>
+        <w:lastRenderedPageBreak/>
+        <w:t>Add to Watchlist</w:t>
+      </w:r>
+    </w:p>
     <w:tbl>
       <w:tblPr>
         <w:tblStyle w:val="GridTable4-Accent1"/>
-        <w:tblpPr w:leftFromText="180" w:rightFromText="180" w:vertAnchor="page" w:horzAnchor="margin" w:tblpXSpec="center" w:tblpY="2201"/>
+        <w:tblpPr w:leftFromText="180" w:rightFromText="180" w:vertAnchor="page" w:horzAnchor="margin" w:tblpXSpec="center" w:tblpY="2161"/>
         <w:tblW w:w="11976" w:type="dxa"/>
         <w:tblLayout w:type="fixed"/>
         <w:tblLook w:val="04A0" w:firstRow="1" w:lastRow="0" w:firstColumn="1" w:lastColumn="0" w:noHBand="0" w:noVBand="1"/>
@@ -11585,7 +11292,6 @@
               </w:rPr>
             </w:pPr>
             <w:r>
-              <w:lastRenderedPageBreak/>
               <w:t>Test</w:t>
             </w:r>
             <w:r>
@@ -11801,21 +11507,7 @@
                 <w:sz w:val="18"/>
                 <w:szCs w:val="18"/>
               </w:rPr>
-              <w:t>TC_</w:t>
-            </w:r>
-            <w:r>
-              <w:rPr>
-                <w:sz w:val="18"/>
-                <w:szCs w:val="18"/>
-              </w:rPr>
-              <w:t>AddToWatchlist</w:t>
-            </w:r>
-            <w:r>
-              <w:rPr>
-                <w:sz w:val="18"/>
-                <w:szCs w:val="18"/>
-              </w:rPr>
-              <w:t>_0</w:t>
+              <w:t>TC_AddToWatchlist_0</w:t>
             </w:r>
             <w:r>
               <w:rPr>
@@ -12027,15 +11719,7 @@
                 <w:szCs w:val="20"/>
                 <w:lang w:val="el-GR"/>
               </w:rPr>
-              <w:t xml:space="preserve">3.  </w:t>
-            </w:r>
-            <w:r>
-              <w:rPr>
-                <w:sz w:val="20"/>
-                <w:szCs w:val="20"/>
-                <w:lang w:val="el-GR"/>
-              </w:rPr>
-              <w:t xml:space="preserve">Έχει δημιουργηθεί ήδη τουλάχιστον ένα </w:t>
+              <w:t xml:space="preserve">3.  Έχει δημιουργηθεί ήδη τουλάχιστον ένα </w:t>
             </w:r>
             <w:r>
               <w:rPr>
@@ -12070,14 +11754,30 @@
                 <w:szCs w:val="20"/>
                 <w:lang w:val="el-GR"/>
               </w:rPr>
-              <w:t xml:space="preserve">1. Ο χρήστης πηγαίνει στο </w:t>
-            </w:r>
-            <w:r>
-              <w:rPr>
-                <w:sz w:val="20"/>
-                <w:szCs w:val="20"/>
-              </w:rPr>
-              <w:t>search</w:t>
+              <w:t xml:space="preserve">1. Ο χρήστης </w:t>
+            </w:r>
+            <w:r>
+              <w:rPr>
+                <w:sz w:val="20"/>
+                <w:szCs w:val="20"/>
+                <w:lang w:val="el-GR"/>
+              </w:rPr>
+              <w:t xml:space="preserve">επιλέγει </w:t>
+            </w:r>
+            <w:r>
+              <w:rPr>
+                <w:sz w:val="20"/>
+                <w:szCs w:val="20"/>
+                <w:lang w:val="el-GR"/>
+              </w:rPr>
+              <w:t>“</w:t>
+            </w:r>
+            <w:r>
+              <w:rPr>
+                <w:sz w:val="20"/>
+                <w:szCs w:val="20"/>
+              </w:rPr>
+              <w:t>Add</w:t>
             </w:r>
             <w:r>
               <w:rPr>
@@ -12092,43 +11792,7 @@
                 <w:sz w:val="20"/>
                 <w:szCs w:val="20"/>
               </w:rPr>
-              <w:t>bar</w:t>
-            </w:r>
-          </w:p>
-          <w:p>
-            <w:pPr>
-              <w:cnfStyle w:val="000000100000" w:firstRow="0" w:lastRow="0" w:firstColumn="0" w:lastColumn="0" w:oddVBand="0" w:evenVBand="0" w:oddHBand="1" w:evenHBand="0" w:firstRowFirstColumn="0" w:firstRowLastColumn="0" w:lastRowFirstColumn="0" w:lastRowLastColumn="0"/>
-              <w:rPr>
-                <w:sz w:val="20"/>
-                <w:szCs w:val="20"/>
-                <w:lang w:val="el-GR"/>
-              </w:rPr>
-            </w:pPr>
-          </w:p>
-          <w:p>
-            <w:pPr>
-              <w:cnfStyle w:val="000000100000" w:firstRow="0" w:lastRow="0" w:firstColumn="0" w:lastColumn="0" w:oddVBand="0" w:evenVBand="0" w:oddHBand="1" w:evenHBand="0" w:firstRowFirstColumn="0" w:firstRowLastColumn="0" w:lastRowFirstColumn="0" w:lastRowLastColumn="0"/>
-              <w:rPr>
-                <w:sz w:val="20"/>
-                <w:szCs w:val="20"/>
-                <w:lang w:val="el-GR"/>
-              </w:rPr>
-            </w:pPr>
-            <w:r>
-              <w:rPr>
-                <w:sz w:val="20"/>
-                <w:szCs w:val="20"/>
-                <w:lang w:val="el-GR"/>
-              </w:rPr>
-              <w:t xml:space="preserve">2.Πληκτρολογεί </w:t>
-            </w:r>
-            <w:r>
-              <w:rPr>
-                <w:sz w:val="20"/>
-                <w:szCs w:val="20"/>
-                <w:lang w:val="el-GR"/>
-              </w:rPr>
-              <w:t>τον</w:t>
+              <w:t>to</w:t>
             </w:r>
             <w:r>
               <w:rPr>
@@ -12143,37 +11807,51 @@
                 <w:sz w:val="20"/>
                 <w:szCs w:val="20"/>
               </w:rPr>
-              <w:t>actor</w:t>
-            </w:r>
-            <w:r>
-              <w:rPr>
-                <w:sz w:val="20"/>
-                <w:szCs w:val="20"/>
-                <w:lang w:val="el-GR"/>
-              </w:rPr>
-              <w:t>/</w:t>
-            </w:r>
-            <w:r>
-              <w:rPr>
-                <w:sz w:val="20"/>
-                <w:szCs w:val="20"/>
-              </w:rPr>
-              <w:t>director</w:t>
-            </w:r>
-            <w:r>
-              <w:rPr>
-                <w:sz w:val="20"/>
-                <w:szCs w:val="20"/>
-                <w:lang w:val="el-GR"/>
-              </w:rPr>
-              <w:t xml:space="preserve"> που επιθυμεί (πχ. </w:t>
-            </w:r>
-            <w:r>
-              <w:rPr>
-                <w:sz w:val="20"/>
-                <w:szCs w:val="20"/>
-              </w:rPr>
-              <w:t>Donald</w:t>
+              <w:t>watchlist</w:t>
+            </w:r>
+            <w:r>
+              <w:rPr>
+                <w:sz w:val="20"/>
+                <w:szCs w:val="20"/>
+                <w:lang w:val="el-GR"/>
+              </w:rPr>
+              <w:t>”</w:t>
+            </w:r>
+          </w:p>
+          <w:p>
+            <w:pPr>
+              <w:cnfStyle w:val="000000100000" w:firstRow="0" w:lastRow="0" w:firstColumn="0" w:lastColumn="0" w:oddVBand="0" w:evenVBand="0" w:oddHBand="1" w:evenHBand="0" w:firstRowFirstColumn="0" w:firstRowLastColumn="0" w:lastRowFirstColumn="0" w:lastRowLastColumn="0"/>
+              <w:rPr>
+                <w:sz w:val="20"/>
+                <w:szCs w:val="20"/>
+                <w:lang w:val="el-GR"/>
+              </w:rPr>
+            </w:pPr>
+          </w:p>
+          <w:p>
+            <w:pPr>
+              <w:cnfStyle w:val="000000100000" w:firstRow="0" w:lastRow="0" w:firstColumn="0" w:lastColumn="0" w:oddVBand="0" w:evenVBand="0" w:oddHBand="1" w:evenHBand="0" w:firstRowFirstColumn="0" w:firstRowLastColumn="0" w:lastRowFirstColumn="0" w:lastRowLastColumn="0"/>
+              <w:rPr>
+                <w:sz w:val="20"/>
+                <w:szCs w:val="20"/>
+                <w:lang w:val="el-GR"/>
+              </w:rPr>
+            </w:pPr>
+            <w:r>
+              <w:rPr>
+                <w:sz w:val="20"/>
+                <w:szCs w:val="20"/>
+                <w:lang w:val="el-GR"/>
+              </w:rPr>
+              <w:t>2.</w:t>
+            </w:r>
+            <w:r>
+              <w:rPr>
+                <w:sz w:val="20"/>
+                <w:szCs w:val="20"/>
+                <w:lang w:val="el-GR"/>
+              </w:rPr>
+              <w:t>Επιλέγει το</w:t>
             </w:r>
             <w:r>
               <w:rPr>
@@ -12188,157 +11866,15 @@
                 <w:sz w:val="20"/>
                 <w:szCs w:val="20"/>
               </w:rPr>
-              <w:t>Trump</w:t>
-            </w:r>
-            <w:r>
-              <w:rPr>
-                <w:sz w:val="20"/>
-                <w:szCs w:val="20"/>
-                <w:lang w:val="el-GR"/>
-              </w:rPr>
-              <w:t>)</w:t>
-            </w:r>
-          </w:p>
-          <w:p>
-            <w:pPr>
-              <w:cnfStyle w:val="000000100000" w:firstRow="0" w:lastRow="0" w:firstColumn="0" w:lastColumn="0" w:oddVBand="0" w:evenVBand="0" w:oddHBand="1" w:evenHBand="0" w:firstRowFirstColumn="0" w:firstRowLastColumn="0" w:lastRowFirstColumn="0" w:lastRowLastColumn="0"/>
-              <w:rPr>
-                <w:sz w:val="20"/>
-                <w:szCs w:val="20"/>
-                <w:lang w:val="el-GR"/>
-              </w:rPr>
-            </w:pPr>
-          </w:p>
-          <w:p>
-            <w:pPr>
-              <w:cnfStyle w:val="000000100000" w:firstRow="0" w:lastRow="0" w:firstColumn="0" w:lastColumn="0" w:oddVBand="0" w:evenVBand="0" w:oddHBand="1" w:evenHBand="0" w:firstRowFirstColumn="0" w:firstRowLastColumn="0" w:lastRowFirstColumn="0" w:lastRowLastColumn="0"/>
-              <w:rPr>
-                <w:sz w:val="20"/>
-                <w:szCs w:val="20"/>
-                <w:lang w:val="el-GR"/>
-              </w:rPr>
-            </w:pPr>
-            <w:r>
-              <w:rPr>
-                <w:sz w:val="20"/>
-                <w:szCs w:val="20"/>
-                <w:lang w:val="el-GR"/>
-              </w:rPr>
-              <w:t>3. Πατά E</w:t>
-            </w:r>
-            <w:proofErr w:type="spellStart"/>
-            <w:r>
-              <w:rPr>
-                <w:sz w:val="20"/>
-                <w:szCs w:val="20"/>
-              </w:rPr>
-              <w:t>nter</w:t>
-            </w:r>
-            <w:proofErr w:type="spellEnd"/>
-          </w:p>
-          <w:p>
-            <w:pPr>
-              <w:cnfStyle w:val="000000100000" w:firstRow="0" w:lastRow="0" w:firstColumn="0" w:lastColumn="0" w:oddVBand="0" w:evenVBand="0" w:oddHBand="1" w:evenHBand="0" w:firstRowFirstColumn="0" w:firstRowLastColumn="0" w:lastRowFirstColumn="0" w:lastRowLastColumn="0"/>
-              <w:rPr>
-                <w:sz w:val="20"/>
-                <w:szCs w:val="20"/>
-                <w:lang w:val="el-GR"/>
-              </w:rPr>
-            </w:pPr>
-          </w:p>
-          <w:p>
-            <w:pPr>
-              <w:cnfStyle w:val="000000100000" w:firstRow="0" w:lastRow="0" w:firstColumn="0" w:lastColumn="0" w:oddVBand="0" w:evenVBand="0" w:oddHBand="1" w:evenHBand="0" w:firstRowFirstColumn="0" w:firstRowLastColumn="0" w:lastRowFirstColumn="0" w:lastRowLastColumn="0"/>
-              <w:rPr>
-                <w:sz w:val="20"/>
-                <w:szCs w:val="20"/>
-                <w:lang w:val="el-GR"/>
-              </w:rPr>
-            </w:pPr>
-            <w:r>
-              <w:rPr>
-                <w:sz w:val="20"/>
-                <w:szCs w:val="20"/>
-                <w:lang w:val="el-GR"/>
-              </w:rPr>
-              <w:t xml:space="preserve">5. Επιβεβαιώνει ότι η οθόνη </w:t>
-            </w:r>
-            <w:r>
-              <w:rPr>
-                <w:sz w:val="20"/>
-                <w:szCs w:val="20"/>
-                <w:lang w:val="el-GR"/>
-              </w:rPr>
-              <w:t>αποτελεσμάτων</w:t>
-            </w:r>
-            <w:r>
-              <w:rPr>
-                <w:sz w:val="20"/>
-                <w:szCs w:val="20"/>
-                <w:lang w:val="el-GR"/>
-              </w:rPr>
-              <w:t xml:space="preserve"> </w:t>
-            </w:r>
-            <w:r>
-              <w:rPr>
-                <w:sz w:val="20"/>
-                <w:szCs w:val="20"/>
-                <w:lang w:val="el-GR"/>
-              </w:rPr>
-              <w:t xml:space="preserve">εμφανίζει μήνυμα </w:t>
-            </w:r>
-            <w:r>
-              <w:rPr>
-                <w:sz w:val="20"/>
-                <w:szCs w:val="20"/>
-                <w:lang w:val="el-GR"/>
-              </w:rPr>
-              <w:t>“</w:t>
-            </w:r>
-            <w:r>
-              <w:rPr>
-                <w:sz w:val="20"/>
-                <w:szCs w:val="20"/>
-              </w:rPr>
-              <w:t>No</w:t>
-            </w:r>
-            <w:r>
-              <w:rPr>
-                <w:sz w:val="20"/>
-                <w:szCs w:val="20"/>
-                <w:lang w:val="el-GR"/>
-              </w:rPr>
-              <w:t xml:space="preserve"> </w:t>
-            </w:r>
-            <w:r>
-              <w:rPr>
-                <w:sz w:val="20"/>
-                <w:szCs w:val="20"/>
-              </w:rPr>
-              <w:t>Results</w:t>
-            </w:r>
-            <w:r>
-              <w:rPr>
-                <w:sz w:val="20"/>
-                <w:szCs w:val="20"/>
-                <w:lang w:val="el-GR"/>
-              </w:rPr>
-              <w:t xml:space="preserve"> </w:t>
-            </w:r>
-            <w:r>
-              <w:rPr>
-                <w:sz w:val="20"/>
-                <w:szCs w:val="20"/>
-              </w:rPr>
-              <w:t>found</w:t>
-            </w:r>
-            <w:r>
-              <w:rPr>
-                <w:sz w:val="20"/>
-                <w:szCs w:val="20"/>
-                <w:lang w:val="el-GR"/>
-              </w:rPr>
-              <w:t>”</w:t>
+              <w:t>watchlist</w:t>
+            </w:r>
+            <w:r>
+              <w:rPr>
+                <w:sz w:val="20"/>
+                <w:szCs w:val="20"/>
+                <w:lang w:val="el-GR"/>
+              </w:rPr>
+              <w:t xml:space="preserve"> που επιθυμεί</w:t>
             </w:r>
           </w:p>
         </w:tc>
@@ -12357,30 +11893,20 @@
               <w:rPr>
                 <w:sz w:val="20"/>
                 <w:szCs w:val="20"/>
-                <w:lang w:val="el-GR"/>
-              </w:rPr>
-            </w:pPr>
-            <w:r>
-              <w:rPr>
-                <w:sz w:val="20"/>
-                <w:szCs w:val="20"/>
-                <w:lang w:val="el-GR"/>
-              </w:rPr>
-              <w:t xml:space="preserve">Η  οθόνη </w:t>
-            </w:r>
-            <w:r>
-              <w:rPr>
-                <w:sz w:val="20"/>
-                <w:szCs w:val="20"/>
-                <w:lang w:val="el-GR"/>
-              </w:rPr>
-              <w:t>αποτελεσμάτων</w:t>
-            </w:r>
-            <w:r>
-              <w:rPr>
-                <w:sz w:val="20"/>
-                <w:szCs w:val="20"/>
-                <w:lang w:val="el-GR"/>
+              </w:rPr>
+            </w:pPr>
+            <w:r>
+              <w:rPr>
+                <w:sz w:val="20"/>
+                <w:szCs w:val="20"/>
+                <w:lang w:val="el-GR"/>
+              </w:rPr>
+              <w:t>Εμφανίζεται</w:t>
+            </w:r>
+            <w:r>
+              <w:rPr>
+                <w:sz w:val="20"/>
+                <w:szCs w:val="20"/>
               </w:rPr>
               <w:t xml:space="preserve"> </w:t>
             </w:r>
@@ -12390,28 +11916,12 @@
                 <w:szCs w:val="20"/>
                 <w:lang w:val="el-GR"/>
               </w:rPr>
-              <w:t xml:space="preserve">εμφανίζει μήνυμα </w:t>
-            </w:r>
-            <w:r>
-              <w:rPr>
-                <w:sz w:val="20"/>
-                <w:szCs w:val="20"/>
-                <w:lang w:val="el-GR"/>
-              </w:rPr>
-              <w:t>“</w:t>
-            </w:r>
-            <w:r>
-              <w:rPr>
-                <w:sz w:val="20"/>
-                <w:szCs w:val="20"/>
-              </w:rPr>
-              <w:t>No</w:t>
-            </w:r>
-            <w:r>
-              <w:rPr>
-                <w:sz w:val="20"/>
-                <w:szCs w:val="20"/>
-                <w:lang w:val="el-GR"/>
+              <w:t>μήνυμα</w:t>
+            </w:r>
+            <w:r>
+              <w:rPr>
+                <w:sz w:val="20"/>
+                <w:szCs w:val="20"/>
               </w:rPr>
               <w:t xml:space="preserve"> </w:t>
             </w:r>
@@ -12420,39 +11930,22 @@
                 <w:sz w:val="20"/>
                 <w:szCs w:val="20"/>
               </w:rPr>
-              <w:t>Results</w:t>
-            </w:r>
-            <w:r>
-              <w:rPr>
-                <w:sz w:val="20"/>
-                <w:szCs w:val="20"/>
-                <w:lang w:val="el-GR"/>
+              <w:t>“Content added to watchlist successfully”</w:t>
+            </w:r>
+            <w:r>
+              <w:rPr>
+                <w:sz w:val="20"/>
+                <w:szCs w:val="20"/>
               </w:rPr>
               <w:t xml:space="preserve"> </w:t>
             </w:r>
-            <w:r>
-              <w:rPr>
-                <w:sz w:val="20"/>
-                <w:szCs w:val="20"/>
-              </w:rPr>
-              <w:t>found</w:t>
-            </w:r>
-            <w:r>
-              <w:rPr>
-                <w:sz w:val="20"/>
-                <w:szCs w:val="20"/>
-                <w:lang w:val="el-GR"/>
-              </w:rPr>
-              <w:t>”</w:t>
-            </w:r>
-          </w:p>
-          <w:p>
-            <w:pPr>
-              <w:cnfStyle w:val="000000100000" w:firstRow="0" w:lastRow="0" w:firstColumn="0" w:lastColumn="0" w:oddVBand="0" w:evenVBand="0" w:oddHBand="1" w:evenHBand="0" w:firstRowFirstColumn="0" w:firstRowLastColumn="0" w:lastRowFirstColumn="0" w:lastRowLastColumn="0"/>
-              <w:rPr>
-                <w:sz w:val="20"/>
-                <w:szCs w:val="20"/>
-                <w:lang w:val="el-GR"/>
+          </w:p>
+          <w:p>
+            <w:pPr>
+              <w:cnfStyle w:val="000000100000" w:firstRow="0" w:lastRow="0" w:firstColumn="0" w:lastColumn="0" w:oddVBand="0" w:evenVBand="0" w:oddHBand="1" w:evenHBand="0" w:firstRowFirstColumn="0" w:firstRowLastColumn="0" w:lastRowFirstColumn="0" w:lastRowLastColumn="0"/>
+              <w:rPr>
+                <w:sz w:val="20"/>
+                <w:szCs w:val="20"/>
               </w:rPr>
             </w:pPr>
           </w:p>
@@ -12472,25 +11965,59 @@
               <w:rPr>
                 <w:sz w:val="20"/>
                 <w:szCs w:val="20"/>
-                <w:lang w:val="el-GR"/>
-              </w:rPr>
-            </w:pPr>
-            <w:r>
-              <w:rPr>
-                <w:sz w:val="20"/>
-                <w:szCs w:val="20"/>
-                <w:lang w:val="el-GR"/>
-              </w:rPr>
-              <w:t>Δεν πραγματοποιείται αναζήτηση</w:t>
-            </w:r>
-          </w:p>
-          <w:p>
-            <w:pPr>
-              <w:cnfStyle w:val="000000100000" w:firstRow="0" w:lastRow="0" w:firstColumn="0" w:lastColumn="0" w:oddVBand="0" w:evenVBand="0" w:oddHBand="1" w:evenHBand="0" w:firstRowFirstColumn="0" w:firstRowLastColumn="0" w:lastRowFirstColumn="0" w:lastRowLastColumn="0"/>
-              <w:rPr>
-                <w:sz w:val="20"/>
-                <w:szCs w:val="20"/>
-                <w:lang w:val="el-GR"/>
+              </w:rPr>
+            </w:pPr>
+            <w:r>
+              <w:rPr>
+                <w:sz w:val="20"/>
+                <w:szCs w:val="20"/>
+                <w:lang w:val="el-GR"/>
+              </w:rPr>
+              <w:t>Εμφανίζεται</w:t>
+            </w:r>
+            <w:r>
+              <w:rPr>
+                <w:sz w:val="20"/>
+                <w:szCs w:val="20"/>
+              </w:rPr>
+              <w:t xml:space="preserve"> </w:t>
+            </w:r>
+            <w:r>
+              <w:rPr>
+                <w:sz w:val="20"/>
+                <w:szCs w:val="20"/>
+                <w:lang w:val="el-GR"/>
+              </w:rPr>
+              <w:t>μήνυμα</w:t>
+            </w:r>
+            <w:r>
+              <w:rPr>
+                <w:sz w:val="20"/>
+                <w:szCs w:val="20"/>
+              </w:rPr>
+              <w:t xml:space="preserve"> </w:t>
+            </w:r>
+            <w:r>
+              <w:rPr>
+                <w:sz w:val="20"/>
+                <w:szCs w:val="20"/>
+              </w:rPr>
+              <w:t>“Content added to watchlist successfully”</w:t>
+            </w:r>
+            <w:r>
+              <w:rPr>
+                <w:sz w:val="20"/>
+                <w:szCs w:val="20"/>
+              </w:rPr>
+              <w:t xml:space="preserve"> </w:t>
+            </w:r>
+          </w:p>
+          <w:p>
+            <w:pPr>
+              <w:cnfStyle w:val="000000100000" w:firstRow="0" w:lastRow="0" w:firstColumn="0" w:lastColumn="0" w:oddVBand="0" w:evenVBand="0" w:oddHBand="1" w:evenHBand="0" w:firstRowFirstColumn="0" w:firstRowLastColumn="0" w:lastRowFirstColumn="0" w:lastRowLastColumn="0"/>
+              <w:rPr>
+                <w:sz w:val="20"/>
+                <w:szCs w:val="20"/>
               </w:rPr>
             </w:pPr>
           </w:p>
@@ -12517,15 +12044,15 @@
                 <w:sz w:val="20"/>
                 <w:szCs w:val="20"/>
               </w:rPr>
-              <w:t>Fail</w:t>
-            </w:r>
-            <w:r>
-              <w:rPr>
-                <w:rFonts w:ascii="Apple Color Emoji" w:hAnsi="Apple Color Emoji"/>
-                <w:sz w:val="20"/>
-                <w:szCs w:val="20"/>
-              </w:rPr>
-              <w:t>❌</w:t>
+              <w:t>Pass</w:t>
+            </w:r>
+            <w:r>
+              <w:rPr>
+                <w:rFonts w:ascii="Segoe UI Emoji" w:hAnsi="Segoe UI Emoji" w:cs="Segoe UI Emoji"/>
+                <w:sz w:val="20"/>
+                <w:szCs w:val="20"/>
+              </w:rPr>
+              <w:t>✔️</w:t>
             </w:r>
           </w:p>
         </w:tc>
@@ -12695,33 +12222,16 @@
         </w:tc>
       </w:tr>
     </w:tbl>
+    <w:p/>
+    <w:p/>
     <w:p>
-      <w:pPr>
-        <w:pStyle w:val="Heading1"/>
-        <w:rPr>
-          <w:sz w:val="52"/>
-          <w:szCs w:val="52"/>
-        </w:rPr>
-      </w:pPr>
       <w:r>
-        <w:rPr>
-          <w:sz w:val="52"/>
-          <w:szCs w:val="52"/>
-        </w:rPr>
-        <w:t>Add to Watchlist</w:t>
+        <w:br w:type="page"/>
       </w:r>
     </w:p>
-    <w:p>
-      <w:pPr>
-        <w:pStyle w:val="Heading1"/>
-        <w:rPr>
-          <w:sz w:val="52"/>
-          <w:szCs w:val="52"/>
-        </w:rPr>
-      </w:pPr>
-    </w:p>
+    <w:p/>
     <w:sectPr>
-      <w:footerReference w:type="default" r:id="rId10"/>
+      <w:footerReference w:type="default" r:id="rId13"/>
       <w:pgSz w:w="12240" w:h="15840"/>
       <w:pgMar w:top="1440" w:right="1440" w:bottom="1440" w:left="1440" w:header="720" w:footer="720" w:gutter="0"/>
       <w:pgNumType w:start="0"/>
@@ -14143,7 +13653,6 @@
   <w:style w:type="character" w:default="1" w:styleId="DefaultParagraphFont">
     <w:name w:val="Default Paragraph Font"/>
     <w:uiPriority w:val="1"/>
-    <w:semiHidden/>
     <w:unhideWhenUsed/>
   </w:style>
   <w:style w:type="table" w:default="1" w:styleId="TableNormal">

--- a/BingeSpice v1.0/Test-Cases-v1.0.docx
+++ b/BingeSpice v1.0/Test-Cases-v1.0.docx
@@ -1228,121 +1228,60 @@
                                     <w:lang w:val="el-GR"/>
                                   </w:rPr>
                                 </w:pPr>
-                                <w:r>
-                                  <w:fldChar w:fldCharType="begin"/>
-                                </w:r>
-                                <w:r>
-                                  <w:instrText>HYPERLINK</w:instrText>
-                                </w:r>
-                                <w:r>
-                                  <w:rPr>
-                                    <w:lang w:val="el-GR"/>
-                                  </w:rPr>
-                                  <w:instrText xml:space="preserve"> "</w:instrText>
-                                </w:r>
-                                <w:r>
-                                  <w:instrText>mailto</w:instrText>
-                                </w:r>
-                                <w:r>
-                                  <w:rPr>
-                                    <w:lang w:val="el-GR"/>
-                                  </w:rPr>
-                                  <w:instrText>:</w:instrText>
-                                </w:r>
-                                <w:r>
-                                  <w:instrText>up</w:instrText>
-                                </w:r>
-                                <w:r>
-                                  <w:rPr>
-                                    <w:lang w:val="el-GR"/>
-                                  </w:rPr>
-                                  <w:instrText>1100554@</w:instrText>
-                                </w:r>
-                                <w:r>
-                                  <w:instrText>ac</w:instrText>
-                                </w:r>
-                                <w:r>
-                                  <w:rPr>
-                                    <w:lang w:val="el-GR"/>
-                                  </w:rPr>
-                                  <w:instrText>.</w:instrText>
-                                </w:r>
-                                <w:r>
-                                  <w:instrText>upatras</w:instrText>
-                                </w:r>
-                                <w:r>
-                                  <w:rPr>
-                                    <w:lang w:val="el-GR"/>
-                                  </w:rPr>
-                                  <w:instrText>.</w:instrText>
-                                </w:r>
-                                <w:r>
-                                  <w:instrText>gr</w:instrText>
-                                </w:r>
-                                <w:r>
-                                  <w:rPr>
-                                    <w:lang w:val="el-GR"/>
-                                  </w:rPr>
-                                  <w:instrText>"</w:instrText>
-                                </w:r>
-                                <w:r>
-                                  <w:fldChar w:fldCharType="separate"/>
-                                </w:r>
-                                <w:r>
-                                  <w:rPr>
-                                    <w:rStyle w:val="Hyperlink"/>
-                                    <w:rFonts w:cs="Times New Roman"/>
-                                  </w:rPr>
-                                  <w:t>up</w:t>
-                                </w:r>
-                                <w:r>
-                                  <w:rPr>
-                                    <w:rStyle w:val="Hyperlink"/>
-                                    <w:rFonts w:cs="Times New Roman"/>
-                                    <w:lang w:val="el-GR"/>
-                                  </w:rPr>
-                                  <w:t>1100554@</w:t>
-                                </w:r>
-                                <w:r>
-                                  <w:rPr>
-                                    <w:rStyle w:val="Hyperlink"/>
-                                    <w:rFonts w:cs="Times New Roman"/>
-                                  </w:rPr>
-                                  <w:t>ac</w:t>
-                                </w:r>
-                                <w:r>
-                                  <w:rPr>
-                                    <w:rStyle w:val="Hyperlink"/>
-                                    <w:rFonts w:cs="Times New Roman"/>
-                                    <w:lang w:val="el-GR"/>
-                                  </w:rPr>
-                                  <w:t>.</w:t>
-                                </w:r>
-                                <w:r>
-                                  <w:rPr>
-                                    <w:rStyle w:val="Hyperlink"/>
-                                    <w:rFonts w:cs="Times New Roman"/>
-                                  </w:rPr>
-                                  <w:t>upatras</w:t>
-                                </w:r>
-                                <w:r>
-                                  <w:rPr>
-                                    <w:rStyle w:val="Hyperlink"/>
-                                    <w:rFonts w:cs="Times New Roman"/>
-                                    <w:lang w:val="el-GR"/>
-                                  </w:rPr>
-                                  <w:t>.</w:t>
-                                </w:r>
-                                <w:r>
-                                  <w:rPr>
-                                    <w:rStyle w:val="Hyperlink"/>
-                                    <w:rFonts w:cs="Times New Roman"/>
-                                  </w:rPr>
-                                  <w:t>gr</w:t>
-                                </w:r>
-                                <w:r>
-                                  <w:fldChar w:fldCharType="end"/>
-                                </w:r>
+                                <w:hyperlink r:id="rId9" w:history="1">
+                                  <w:r>
+                                    <w:rPr>
+                                      <w:rStyle w:val="Hyperlink"/>
+                                      <w:rFonts w:cs="Times New Roman"/>
+                                    </w:rPr>
+                                    <w:t>up</w:t>
+                                  </w:r>
+                                  <w:r>
+                                    <w:rPr>
+                                      <w:rStyle w:val="Hyperlink"/>
+                                      <w:rFonts w:cs="Times New Roman"/>
+                                      <w:lang w:val="el-GR"/>
+                                    </w:rPr>
+                                    <w:t>1100554@</w:t>
+                                  </w:r>
+                                  <w:r>
+                                    <w:rPr>
+                                      <w:rStyle w:val="Hyperlink"/>
+                                      <w:rFonts w:cs="Times New Roman"/>
+                                    </w:rPr>
+                                    <w:t>ac</w:t>
+                                  </w:r>
+                                  <w:r>
+                                    <w:rPr>
+                                      <w:rStyle w:val="Hyperlink"/>
+                                      <w:rFonts w:cs="Times New Roman"/>
+                                      <w:lang w:val="el-GR"/>
+                                    </w:rPr>
+                                    <w:t>.</w:t>
+                                  </w:r>
+                                  <w:r>
+                                    <w:rPr>
+                                      <w:rStyle w:val="Hyperlink"/>
+                                      <w:rFonts w:cs="Times New Roman"/>
+                                    </w:rPr>
+                                    <w:t>upatras</w:t>
+                                  </w:r>
+                                  <w:r>
+                                    <w:rPr>
+                                      <w:rStyle w:val="Hyperlink"/>
+                                      <w:rFonts w:cs="Times New Roman"/>
+                                      <w:lang w:val="el-GR"/>
+                                    </w:rPr>
+                                    <w:t>.</w:t>
+                                  </w:r>
+                                  <w:r>
+                                    <w:rPr>
+                                      <w:rStyle w:val="Hyperlink"/>
+                                      <w:rFonts w:cs="Times New Roman"/>
+                                    </w:rPr>
+                                    <w:t>gr</w:t>
+                                  </w:r>
+                                </w:hyperlink>
                               </w:p>
                               <w:p>
                                 <w:pPr>
@@ -1417,11 +1356,7 @@
               </mc:Choice>
               <mc:Fallback>
                 <w:pict>
-                  <v:shapetype w14:anchorId="7EBF4965" id="_x0000_t202" coordsize="21600,21600" o:spt="202" path="m,l,21600r21600,l21600,xe">
-                    <v:stroke joinstyle="miter"/>
-                    <v:path gradientshapeok="t" o:connecttype="rect"/>
-                  </v:shapetype>
-                  <v:shape id="Text Box 3" o:spid="_x0000_s1027" type="#_x0000_t202" style="position:absolute;left:0;text-align:left;margin-left:0;margin-top:6pt;width:118.2pt;height:174.35pt;z-index:251667456;visibility:visible;mso-wrap-style:square;mso-width-percent:0;mso-height-percent:0;mso-wrap-distance-left:9pt;mso-wrap-distance-top:0;mso-wrap-distance-right:9pt;mso-wrap-distance-bottom:0;mso-position-horizontal:left;mso-position-horizontal-relative:margin;mso-position-vertical:absolute;mso-position-vertical-relative:text;mso-width-percent:0;mso-height-percent:0;mso-width-relative:page;mso-height-relative:page;v-text-anchor:top" o:gfxdata="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">
+                  <v:shape w14:anchorId="7EBF4965" id="Text Box 3" o:spid="_x0000_s1027" type="#_x0000_t202" style="position:absolute;left:0;text-align:left;margin-left:0;margin-top:6pt;width:118.2pt;height:174.35pt;z-index:251667456;visibility:visible;mso-wrap-style:square;mso-width-percent:0;mso-height-percent:0;mso-wrap-distance-left:9pt;mso-wrap-distance-top:0;mso-wrap-distance-right:9pt;mso-wrap-distance-bottom:0;mso-position-horizontal:left;mso-position-horizontal-relative:margin;mso-position-vertical:absolute;mso-position-vertical-relative:text;mso-width-percent:0;mso-height-percent:0;mso-width-relative:page;mso-height-relative:page;v-text-anchor:top" o:gfxdata="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">
                     <v:shadow on="t" opacity=".5" offset="6pt,-6pt"/>
                     <v:textbox>
                       <w:txbxContent>
@@ -1452,121 +1387,60 @@
                               <w:lang w:val="el-GR"/>
                             </w:rPr>
                           </w:pPr>
-                          <w:r>
-                            <w:fldChar w:fldCharType="begin"/>
-                          </w:r>
-                          <w:r>
-                            <w:instrText>HYPERLINK</w:instrText>
-                          </w:r>
-                          <w:r>
-                            <w:rPr>
-                              <w:lang w:val="el-GR"/>
-                            </w:rPr>
-                            <w:instrText xml:space="preserve"> "</w:instrText>
-                          </w:r>
-                          <w:r>
-                            <w:instrText>mailto</w:instrText>
-                          </w:r>
-                          <w:r>
-                            <w:rPr>
-                              <w:lang w:val="el-GR"/>
-                            </w:rPr>
-                            <w:instrText>:</w:instrText>
-                          </w:r>
-                          <w:r>
-                            <w:instrText>up</w:instrText>
-                          </w:r>
-                          <w:r>
-                            <w:rPr>
-                              <w:lang w:val="el-GR"/>
-                            </w:rPr>
-                            <w:instrText>1100554@</w:instrText>
-                          </w:r>
-                          <w:r>
-                            <w:instrText>ac</w:instrText>
-                          </w:r>
-                          <w:r>
-                            <w:rPr>
-                              <w:lang w:val="el-GR"/>
-                            </w:rPr>
-                            <w:instrText>.</w:instrText>
-                          </w:r>
-                          <w:r>
-                            <w:instrText>upatras</w:instrText>
-                          </w:r>
-                          <w:r>
-                            <w:rPr>
-                              <w:lang w:val="el-GR"/>
-                            </w:rPr>
-                            <w:instrText>.</w:instrText>
-                          </w:r>
-                          <w:r>
-                            <w:instrText>gr</w:instrText>
-                          </w:r>
-                          <w:r>
-                            <w:rPr>
-                              <w:lang w:val="el-GR"/>
-                            </w:rPr>
-                            <w:instrText>"</w:instrText>
-                          </w:r>
-                          <w:r>
-                            <w:fldChar w:fldCharType="separate"/>
-                          </w:r>
-                          <w:r>
-                            <w:rPr>
-                              <w:rStyle w:val="Hyperlink"/>
-                              <w:rFonts w:cs="Times New Roman"/>
-                            </w:rPr>
-                            <w:t>up</w:t>
-                          </w:r>
-                          <w:r>
-                            <w:rPr>
-                              <w:rStyle w:val="Hyperlink"/>
-                              <w:rFonts w:cs="Times New Roman"/>
-                              <w:lang w:val="el-GR"/>
-                            </w:rPr>
-                            <w:t>1100554@</w:t>
-                          </w:r>
-                          <w:r>
-                            <w:rPr>
-                              <w:rStyle w:val="Hyperlink"/>
-                              <w:rFonts w:cs="Times New Roman"/>
-                            </w:rPr>
-                            <w:t>ac</w:t>
-                          </w:r>
-                          <w:r>
-                            <w:rPr>
-                              <w:rStyle w:val="Hyperlink"/>
-                              <w:rFonts w:cs="Times New Roman"/>
-                              <w:lang w:val="el-GR"/>
-                            </w:rPr>
-                            <w:t>.</w:t>
-                          </w:r>
-                          <w:r>
-                            <w:rPr>
-                              <w:rStyle w:val="Hyperlink"/>
-                              <w:rFonts w:cs="Times New Roman"/>
-                            </w:rPr>
-                            <w:t>upatras</w:t>
-                          </w:r>
-                          <w:r>
-                            <w:rPr>
-                              <w:rStyle w:val="Hyperlink"/>
-                              <w:rFonts w:cs="Times New Roman"/>
-                              <w:lang w:val="el-GR"/>
-                            </w:rPr>
-                            <w:t>.</w:t>
-                          </w:r>
-                          <w:r>
-                            <w:rPr>
-                              <w:rStyle w:val="Hyperlink"/>
-                              <w:rFonts w:cs="Times New Roman"/>
-                            </w:rPr>
-                            <w:t>gr</w:t>
-                          </w:r>
-                          <w:r>
-                            <w:fldChar w:fldCharType="end"/>
-                          </w:r>
+                          <w:hyperlink r:id="rId10" w:history="1">
+                            <w:r>
+                              <w:rPr>
+                                <w:rStyle w:val="Hyperlink"/>
+                                <w:rFonts w:cs="Times New Roman"/>
+                              </w:rPr>
+                              <w:t>up</w:t>
+                            </w:r>
+                            <w:r>
+                              <w:rPr>
+                                <w:rStyle w:val="Hyperlink"/>
+                                <w:rFonts w:cs="Times New Roman"/>
+                                <w:lang w:val="el-GR"/>
+                              </w:rPr>
+                              <w:t>1100554@</w:t>
+                            </w:r>
+                            <w:r>
+                              <w:rPr>
+                                <w:rStyle w:val="Hyperlink"/>
+                                <w:rFonts w:cs="Times New Roman"/>
+                              </w:rPr>
+                              <w:t>ac</w:t>
+                            </w:r>
+                            <w:r>
+                              <w:rPr>
+                                <w:rStyle w:val="Hyperlink"/>
+                                <w:rFonts w:cs="Times New Roman"/>
+                                <w:lang w:val="el-GR"/>
+                              </w:rPr>
+                              <w:t>.</w:t>
+                            </w:r>
+                            <w:r>
+                              <w:rPr>
+                                <w:rStyle w:val="Hyperlink"/>
+                                <w:rFonts w:cs="Times New Roman"/>
+                              </w:rPr>
+                              <w:t>upatras</w:t>
+                            </w:r>
+                            <w:r>
+                              <w:rPr>
+                                <w:rStyle w:val="Hyperlink"/>
+                                <w:rFonts w:cs="Times New Roman"/>
+                                <w:lang w:val="el-GR"/>
+                              </w:rPr>
+                              <w:t>.</w:t>
+                            </w:r>
+                            <w:r>
+                              <w:rPr>
+                                <w:rStyle w:val="Hyperlink"/>
+                                <w:rFonts w:cs="Times New Roman"/>
+                              </w:rPr>
+                              <w:t>gr</w:t>
+                            </w:r>
+                          </w:hyperlink>
                         </w:p>
                         <w:p>
                           <w:pPr>
@@ -1724,16 +1598,77 @@
                                     <w:lang w:val="el-GR"/>
                                   </w:rPr>
                                 </w:pPr>
-                                <w:hyperlink r:id="rId9" w:history="1">
-                                  <w:r>
-                                    <w:rPr>
-                                      <w:rStyle w:val="Hyperlink"/>
-                                      <w:rFonts w:cs="Times New Roman"/>
-                                      <w:lang w:val="el-GR"/>
-                                    </w:rPr>
-                                    <w:t>up1104804@ac.upatras.gr</w:t>
-                                  </w:r>
-                                </w:hyperlink>
+                                <w:r>
+                                  <w:fldChar w:fldCharType="begin"/>
+                                </w:r>
+                                <w:r>
+                                  <w:instrText>HYPERLINK</w:instrText>
+                                </w:r>
+                                <w:r>
+                                  <w:rPr>
+                                    <w:lang w:val="el-GR"/>
+                                  </w:rPr>
+                                  <w:instrText xml:space="preserve"> "</w:instrText>
+                                </w:r>
+                                <w:r>
+                                  <w:instrText>mailto</w:instrText>
+                                </w:r>
+                                <w:r>
+                                  <w:rPr>
+                                    <w:lang w:val="el-GR"/>
+                                  </w:rPr>
+                                  <w:instrText>:</w:instrText>
+                                </w:r>
+                                <w:r>
+                                  <w:instrText>up</w:instrText>
+                                </w:r>
+                                <w:r>
+                                  <w:rPr>
+                                    <w:lang w:val="el-GR"/>
+                                  </w:rPr>
+                                  <w:instrText>1104804@</w:instrText>
+                                </w:r>
+                                <w:r>
+                                  <w:instrText>ac</w:instrText>
+                                </w:r>
+                                <w:r>
+                                  <w:rPr>
+                                    <w:lang w:val="el-GR"/>
+                                  </w:rPr>
+                                  <w:instrText>.</w:instrText>
+                                </w:r>
+                                <w:r>
+                                  <w:instrText>upatras</w:instrText>
+                                </w:r>
+                                <w:r>
+                                  <w:rPr>
+                                    <w:lang w:val="el-GR"/>
+                                  </w:rPr>
+                                  <w:instrText>.</w:instrText>
+                                </w:r>
+                                <w:r>
+                                  <w:instrText>gr</w:instrText>
+                                </w:r>
+                                <w:r>
+                                  <w:rPr>
+                                    <w:lang w:val="el-GR"/>
+                                  </w:rPr>
+                                  <w:instrText>"</w:instrText>
+                                </w:r>
+                                <w:r>
+                                  <w:fldChar w:fldCharType="separate"/>
+                                </w:r>
+                                <w:r>
+                                  <w:rPr>
+                                    <w:rStyle w:val="Hyperlink"/>
+                                    <w:rFonts w:cs="Times New Roman"/>
+                                    <w:lang w:val="el-GR"/>
+                                  </w:rPr>
+                                  <w:t>up1104804@ac.upatras.gr</w:t>
+                                </w:r>
+                                <w:r>
+                                  <w:fldChar w:fldCharType="end"/>
+                                </w:r>
                               </w:p>
                               <w:p>
                                 <w:pPr>
@@ -1807,11 +1742,7 @@
               </mc:Choice>
               <mc:Fallback>
                 <w:pict>
-                  <v:shapetype w14:anchorId="5418DE7E" id="_x0000_t202" coordsize="21600,21600" o:spt="202" path="m,l,21600r21600,l21600,xe">
-                    <v:stroke joinstyle="miter"/>
-                    <v:path gradientshapeok="t" o:connecttype="rect"/>
-                  </v:shapetype>
-                  <v:shape id="Text Box 5" o:spid="_x0000_s1028" type="#_x0000_t202" style="position:absolute;left:0;text-align:left;margin-left:57.25pt;margin-top:7.85pt;width:108.45pt;height:177.75pt;z-index:251669504;visibility:visible;mso-wrap-style:square;mso-width-percent:0;mso-height-percent:0;mso-wrap-distance-left:9pt;mso-wrap-distance-top:0;mso-wrap-distance-right:9pt;mso-wrap-distance-bottom:0;mso-position-horizontal:right;mso-position-horizontal-relative:margin;mso-position-vertical:absolute;mso-position-vertical-relative:text;mso-width-percent:0;mso-height-percent:0;mso-width-relative:page;mso-height-relative:page;v-text-anchor:top" o:gfxdata="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">
+                  <v:shape w14:anchorId="5418DE7E" id="Text Box 5" o:spid="_x0000_s1028" type="#_x0000_t202" style="position:absolute;left:0;text-align:left;margin-left:57.25pt;margin-top:7.85pt;width:108.45pt;height:177.75pt;z-index:251669504;visibility:visible;mso-wrap-style:square;mso-width-percent:0;mso-height-percent:0;mso-wrap-distance-left:9pt;mso-wrap-distance-top:0;mso-wrap-distance-right:9pt;mso-wrap-distance-bottom:0;mso-position-horizontal:right;mso-position-horizontal-relative:margin;mso-position-vertical:absolute;mso-position-vertical-relative:text;mso-width-percent:0;mso-height-percent:0;mso-width-relative:page;mso-height-relative:page;v-text-anchor:top" o:gfxdata="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">
                     <v:shadow on="t" opacity=".5" offset="6pt,-6pt"/>
                     <v:textbox>
                       <w:txbxContent>
@@ -2073,16 +2004,77 @@
                                     <w:lang w:val="el-GR"/>
                                   </w:rPr>
                                 </w:pPr>
-                                <w:hyperlink r:id="rId10" w:history="1">
-                                  <w:r>
-                                    <w:rPr>
-                                      <w:rStyle w:val="Hyperlink"/>
-                                      <w:rFonts w:cs="Times New Roman"/>
-                                      <w:lang w:val="el-GR"/>
-                                    </w:rPr>
-                                    <w:t>up1100613@ac.upatras.gr</w:t>
-                                  </w:r>
-                                </w:hyperlink>
+                                <w:r>
+                                  <w:fldChar w:fldCharType="begin"/>
+                                </w:r>
+                                <w:r>
+                                  <w:instrText>HYPERLINK</w:instrText>
+                                </w:r>
+                                <w:r>
+                                  <w:rPr>
+                                    <w:lang w:val="el-GR"/>
+                                  </w:rPr>
+                                  <w:instrText xml:space="preserve"> "</w:instrText>
+                                </w:r>
+                                <w:r>
+                                  <w:instrText>mailto</w:instrText>
+                                </w:r>
+                                <w:r>
+                                  <w:rPr>
+                                    <w:lang w:val="el-GR"/>
+                                  </w:rPr>
+                                  <w:instrText>:</w:instrText>
+                                </w:r>
+                                <w:r>
+                                  <w:instrText>up</w:instrText>
+                                </w:r>
+                                <w:r>
+                                  <w:rPr>
+                                    <w:lang w:val="el-GR"/>
+                                  </w:rPr>
+                                  <w:instrText>1100613@</w:instrText>
+                                </w:r>
+                                <w:r>
+                                  <w:instrText>ac</w:instrText>
+                                </w:r>
+                                <w:r>
+                                  <w:rPr>
+                                    <w:lang w:val="el-GR"/>
+                                  </w:rPr>
+                                  <w:instrText>.</w:instrText>
+                                </w:r>
+                                <w:r>
+                                  <w:instrText>upatras</w:instrText>
+                                </w:r>
+                                <w:r>
+                                  <w:rPr>
+                                    <w:lang w:val="el-GR"/>
+                                  </w:rPr>
+                                  <w:instrText>.</w:instrText>
+                                </w:r>
+                                <w:r>
+                                  <w:instrText>gr</w:instrText>
+                                </w:r>
+                                <w:r>
+                                  <w:rPr>
+                                    <w:lang w:val="el-GR"/>
+                                  </w:rPr>
+                                  <w:instrText>"</w:instrText>
+                                </w:r>
+                                <w:r>
+                                  <w:fldChar w:fldCharType="separate"/>
+                                </w:r>
+                                <w:r>
+                                  <w:rPr>
+                                    <w:rStyle w:val="Hyperlink"/>
+                                    <w:rFonts w:cs="Times New Roman"/>
+                                    <w:lang w:val="el-GR"/>
+                                  </w:rPr>
+                                  <w:t>up1100613@ac.upatras.gr</w:t>
+                                </w:r>
+                                <w:r>
+                                  <w:fldChar w:fldCharType="end"/>
+                                </w:r>
                               </w:p>
                               <w:p>
                                 <w:pPr>
@@ -2155,7 +2147,7 @@
               </mc:Choice>
               <mc:Fallback>
                 <w:pict>
-                  <v:shape w14:anchorId="3063BB03" id="Text Box 4" o:spid="_x0000_s1029" type="#_x0000_t202" style="position:absolute;left:0;text-align:left;margin-left:0;margin-top:6.9pt;width:108.45pt;height:174.35pt;z-index:251668480;visibility:visible;mso-wrap-style:square;mso-width-percent:0;mso-height-percent:0;mso-wrap-distance-left:9pt;mso-wrap-distance-top:0;mso-wrap-distance-right:9pt;mso-wrap-distance-bottom:0;mso-position-horizontal:center;mso-position-horizontal-relative:margin;mso-position-vertical:absolute;mso-position-vertical-relative:text;mso-width-percent:0;mso-height-percent:0;mso-width-relative:page;mso-height-relative:page;v-text-anchor:top" o:gfxdata="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">
+                  <v:shape w14:anchorId="3063BB03" id="Text Box 4" o:spid="_x0000_s1029" type="#_x0000_t202" style="position:absolute;left:0;text-align:left;margin-left:0;margin-top:6.9pt;width:108.45pt;height:174.35pt;z-index:251668480;visibility:visible;mso-wrap-style:square;mso-width-percent:0;mso-height-percent:0;mso-wrap-distance-left:9pt;mso-wrap-distance-top:0;mso-wrap-distance-right:9pt;mso-wrap-distance-bottom:0;mso-position-horizontal:center;mso-position-horizontal-relative:margin;mso-position-vertical:absolute;mso-position-vertical-relative:text;mso-width-percent:0;mso-height-percent:0;mso-width-relative:page;mso-height-relative:page;v-text-anchor:top" o:gfxdata="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">
                     <v:shadow on="t" opacity=".5" offset="6pt,-6pt"/>
                     <v:textbox>
                       <w:txbxContent>
@@ -2473,15 +2465,76 @@
                                     <w:lang w:val="el-GR"/>
                                   </w:rPr>
                                 </w:pPr>
-                                <w:hyperlink r:id="rId11" w:history="1">
-                                  <w:r>
-                                    <w:rPr>
-                                      <w:rStyle w:val="Hyperlink"/>
-                                      <w:lang w:val="el-GR"/>
-                                    </w:rPr>
-                                    <w:t>up1100562@ac.upatras.gr</w:t>
-                                  </w:r>
-                                </w:hyperlink>
+                                <w:r>
+                                  <w:fldChar w:fldCharType="begin"/>
+                                </w:r>
+                                <w:r>
+                                  <w:instrText>HYPERLINK</w:instrText>
+                                </w:r>
+                                <w:r>
+                                  <w:rPr>
+                                    <w:lang w:val="el-GR"/>
+                                  </w:rPr>
+                                  <w:instrText xml:space="preserve"> "</w:instrText>
+                                </w:r>
+                                <w:r>
+                                  <w:instrText>mailto</w:instrText>
+                                </w:r>
+                                <w:r>
+                                  <w:rPr>
+                                    <w:lang w:val="el-GR"/>
+                                  </w:rPr>
+                                  <w:instrText>:</w:instrText>
+                                </w:r>
+                                <w:r>
+                                  <w:instrText>up</w:instrText>
+                                </w:r>
+                                <w:r>
+                                  <w:rPr>
+                                    <w:lang w:val="el-GR"/>
+                                  </w:rPr>
+                                  <w:instrText>1100613@</w:instrText>
+                                </w:r>
+                                <w:r>
+                                  <w:instrText>ac</w:instrText>
+                                </w:r>
+                                <w:r>
+                                  <w:rPr>
+                                    <w:lang w:val="el-GR"/>
+                                  </w:rPr>
+                                  <w:instrText>.</w:instrText>
+                                </w:r>
+                                <w:r>
+                                  <w:instrText>upatras</w:instrText>
+                                </w:r>
+                                <w:r>
+                                  <w:rPr>
+                                    <w:lang w:val="el-GR"/>
+                                  </w:rPr>
+                                  <w:instrText>.</w:instrText>
+                                </w:r>
+                                <w:r>
+                                  <w:instrText>gr</w:instrText>
+                                </w:r>
+                                <w:r>
+                                  <w:rPr>
+                                    <w:lang w:val="el-GR"/>
+                                  </w:rPr>
+                                  <w:instrText>"</w:instrText>
+                                </w:r>
+                                <w:r>
+                                  <w:fldChar w:fldCharType="separate"/>
+                                </w:r>
+                                <w:r>
+                                  <w:rPr>
+                                    <w:rStyle w:val="Hyperlink"/>
+                                    <w:lang w:val="el-GR"/>
+                                  </w:rPr>
+                                  <w:t>up1100562@ac.upatras.gr</w:t>
+                                </w:r>
+                                <w:r>
+                                  <w:fldChar w:fldCharType="end"/>
+                                </w:r>
                               </w:p>
                               <w:p>
                                 <w:pPr>
@@ -2547,7 +2600,7 @@
               </mc:Choice>
               <mc:Fallback>
                 <w:pict>
-                  <v:shape w14:anchorId="092BF35B" id="Text Box 55" o:spid="_x0000_s1030" type="#_x0000_t202" style="position:absolute;margin-left:359.4pt;margin-top:9.95pt;width:119.4pt;height:186.35pt;z-index:251671552;visibility:visible;mso-wrap-style:square;mso-width-percent:0;mso-height-percent:0;mso-wrap-distance-left:9pt;mso-wrap-distance-top:0;mso-wrap-distance-right:9pt;mso-wrap-distance-bottom:0;mso-position-horizontal:absolute;mso-position-horizontal-relative:page;mso-position-vertical:absolute;mso-position-vertical-relative:text;mso-width-percent:0;mso-height-percent:0;mso-width-relative:page;mso-height-relative:page;v-text-anchor:top" o:gfxdata="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" strokecolor="black [3213]">
+                  <v:shape w14:anchorId="092BF35B" id="Text Box 55" o:spid="_x0000_s1030" type="#_x0000_t202" style="position:absolute;margin-left:359.4pt;margin-top:9.95pt;width:119.4pt;height:186.35pt;z-index:251671552;visibility:visible;mso-wrap-style:square;mso-width-percent:0;mso-height-percent:0;mso-wrap-distance-left:9pt;mso-wrap-distance-top:0;mso-wrap-distance-right:9pt;mso-wrap-distance-bottom:0;mso-position-horizontal:absolute;mso-position-horizontal-relative:page;mso-position-vertical:absolute;mso-position-vertical-relative:text;mso-width-percent:0;mso-height-percent:0;mso-width-relative:page;mso-height-relative:page;v-text-anchor:top" o:gfxdata="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" strokecolor="black [3213]">
                     <v:shadow on="t" opacity=".5" offset="6pt,-6pt"/>
                     <v:textbox>
                       <w:txbxContent>
@@ -2797,16 +2850,77 @@
                                     <w:lang w:val="el-GR"/>
                                   </w:rPr>
                                 </w:pPr>
-                                <w:hyperlink r:id="rId12" w:history="1">
-                                  <w:r>
-                                    <w:rPr>
-                                      <w:rStyle w:val="Hyperlink"/>
-                                      <w:rFonts w:cs="Times New Roman"/>
-                                      <w:lang w:val="el-GR"/>
-                                    </w:rPr>
-                                    <w:t>up1100754@ac.upatras.gr</w:t>
-                                  </w:r>
-                                </w:hyperlink>
+                                <w:r>
+                                  <w:fldChar w:fldCharType="begin"/>
+                                </w:r>
+                                <w:r>
+                                  <w:instrText>HYPERLINK</w:instrText>
+                                </w:r>
+                                <w:r>
+                                  <w:rPr>
+                                    <w:lang w:val="el-GR"/>
+                                  </w:rPr>
+                                  <w:instrText xml:space="preserve"> "</w:instrText>
+                                </w:r>
+                                <w:r>
+                                  <w:instrText>mailto</w:instrText>
+                                </w:r>
+                                <w:r>
+                                  <w:rPr>
+                                    <w:lang w:val="el-GR"/>
+                                  </w:rPr>
+                                  <w:instrText>:</w:instrText>
+                                </w:r>
+                                <w:r>
+                                  <w:instrText>up</w:instrText>
+                                </w:r>
+                                <w:r>
+                                  <w:rPr>
+                                    <w:lang w:val="el-GR"/>
+                                  </w:rPr>
+                                  <w:instrText>1100754@</w:instrText>
+                                </w:r>
+                                <w:r>
+                                  <w:instrText>ac</w:instrText>
+                                </w:r>
+                                <w:r>
+                                  <w:rPr>
+                                    <w:lang w:val="el-GR"/>
+                                  </w:rPr>
+                                  <w:instrText>.</w:instrText>
+                                </w:r>
+                                <w:r>
+                                  <w:instrText>upatras</w:instrText>
+                                </w:r>
+                                <w:r>
+                                  <w:rPr>
+                                    <w:lang w:val="el-GR"/>
+                                  </w:rPr>
+                                  <w:instrText>.</w:instrText>
+                                </w:r>
+                                <w:r>
+                                  <w:instrText>gr</w:instrText>
+                                </w:r>
+                                <w:r>
+                                  <w:rPr>
+                                    <w:lang w:val="el-GR"/>
+                                  </w:rPr>
+                                  <w:instrText>"</w:instrText>
+                                </w:r>
+                                <w:r>
+                                  <w:fldChar w:fldCharType="separate"/>
+                                </w:r>
+                                <w:r>
+                                  <w:rPr>
+                                    <w:rStyle w:val="Hyperlink"/>
+                                    <w:rFonts w:cs="Times New Roman"/>
+                                    <w:lang w:val="el-GR"/>
+                                  </w:rPr>
+                                  <w:t>up1100754@ac.upatras.gr</w:t>
+                                </w:r>
+                                <w:r>
+                                  <w:fldChar w:fldCharType="end"/>
+                                </w:r>
                               </w:p>
                               <w:p>
                                 <w:pPr>
@@ -2896,7 +3010,7 @@
               </mc:Choice>
               <mc:Fallback>
                 <w:pict>
-                  <v:shape w14:anchorId="51A9C80F" id="Text Box 6" o:spid="_x0000_s1031" type="#_x0000_t202" style="position:absolute;margin-left:60.75pt;margin-top:10.1pt;width:108.45pt;height:189pt;z-index:251670528;visibility:visible;mso-wrap-style:square;mso-width-percent:0;mso-height-percent:0;mso-wrap-distance-left:9pt;mso-wrap-distance-top:0;mso-wrap-distance-right:9pt;mso-wrap-distance-bottom:0;mso-position-horizontal:absolute;mso-position-horizontal-relative:text;mso-position-vertical:absolute;mso-position-vertical-relative:text;mso-width-percent:0;mso-height-percent:0;mso-width-relative:page;mso-height-relative:page;v-text-anchor:top" o:gfxdata="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">
+                  <v:shape w14:anchorId="51A9C80F" id="Text Box 6" o:spid="_x0000_s1031" type="#_x0000_t202" style="position:absolute;margin-left:60.75pt;margin-top:10.1pt;width:108.45pt;height:189pt;z-index:251670528;visibility:visible;mso-wrap-style:square;mso-width-percent:0;mso-height-percent:0;mso-wrap-distance-left:9pt;mso-wrap-distance-top:0;mso-wrap-distance-right:9pt;mso-wrap-distance-bottom:0;mso-position-horizontal:absolute;mso-position-horizontal-relative:text;mso-position-vertical:absolute;mso-position-vertical-relative:text;mso-width-percent:0;mso-height-percent:0;mso-width-relative:page;mso-height-relative:page;v-text-anchor:top" o:gfxdata="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">
                     <v:shadow on="t" opacity=".5" offset="6pt,-6pt"/>
                     <v:textbox>
                       <w:txbxContent>
@@ -3996,23 +4110,7 @@
           <w:sz w:val="32"/>
           <w:szCs w:val="32"/>
         </w:rPr>
-        <w:t>α</w:t>
-      </w:r>
-      <w:proofErr w:type="spellStart"/>
-      <w:r>
-        <w:rPr>
-          <w:sz w:val="32"/>
-          <w:szCs w:val="32"/>
-        </w:rPr>
-        <w:t>μμένος</w:t>
-      </w:r>
-      <w:proofErr w:type="spellEnd"/>
-      <w:r>
-        <w:rPr>
-          <w:sz w:val="32"/>
-          <w:szCs w:val="32"/>
-        </w:rPr>
-        <w:t xml:space="preserve"> </w:t>
+        <w:t xml:space="preserve">αμμένος </w:t>
       </w:r>
       <w:proofErr w:type="spellStart"/>
       <w:r>
@@ -8359,16 +8457,8 @@
               <w:rPr>
                 <w:lang w:val="el-GR"/>
               </w:rPr>
-              <w:t xml:space="preserve">Βήματα </w:t>
-            </w:r>
-            <w:proofErr w:type="spellStart"/>
-            <w:r>
-              <w:rPr>
-                <w:lang w:val="el-GR"/>
-              </w:rPr>
-              <w:t>Testing</w:t>
-            </w:r>
-            <w:proofErr w:type="spellEnd"/>
+              <w:t>Βήματα Testing</w:t>
+            </w:r>
           </w:p>
         </w:tc>
         <w:tc>
@@ -10217,16 +10307,8 @@
               <w:rPr>
                 <w:lang w:val="el-GR"/>
               </w:rPr>
-              <w:t xml:space="preserve">Βήματα </w:t>
-            </w:r>
-            <w:proofErr w:type="spellStart"/>
-            <w:r>
-              <w:rPr>
-                <w:lang w:val="el-GR"/>
-              </w:rPr>
-              <w:t>Testing</w:t>
-            </w:r>
-            <w:proofErr w:type="spellEnd"/>
+              <w:t>Βήματα Testing</w:t>
+            </w:r>
           </w:p>
         </w:tc>
         <w:tc>
@@ -11251,12 +11333,12 @@
       <w:tblPr>
         <w:tblStyle w:val="GridTable4-Accent1"/>
         <w:tblpPr w:leftFromText="180" w:rightFromText="180" w:vertAnchor="page" w:horzAnchor="margin" w:tblpXSpec="center" w:tblpY="2161"/>
-        <w:tblW w:w="11976" w:type="dxa"/>
+        <w:tblW w:w="11904" w:type="dxa"/>
         <w:tblLayout w:type="fixed"/>
         <w:tblLook w:val="04A0" w:firstRow="1" w:lastRow="0" w:firstColumn="1" w:lastColumn="0" w:noHBand="0" w:noVBand="1"/>
       </w:tblPr>
       <w:tblGrid>
-        <w:gridCol w:w="2158"/>
+        <w:gridCol w:w="2086"/>
         <w:gridCol w:w="482"/>
         <w:gridCol w:w="1046"/>
         <w:gridCol w:w="601"/>
@@ -11277,7 +11359,7 @@
         <w:tc>
           <w:tcPr>
             <w:cnfStyle w:val="001000000000" w:firstRow="0" w:lastRow="0" w:firstColumn="1" w:lastColumn="0" w:oddVBand="0" w:evenVBand="0" w:oddHBand="0" w:evenHBand="0" w:firstRowFirstColumn="0" w:firstRowLastColumn="0" w:lastRowFirstColumn="0" w:lastRowLastColumn="0"/>
-            <w:tcW w:w="2158" w:type="dxa"/>
+            <w:tcW w:w="2086" w:type="dxa"/>
             <w:tcBorders>
               <w:top w:val="nil"/>
               <w:left w:val="nil"/>
@@ -11388,16 +11470,8 @@
               <w:rPr>
                 <w:lang w:val="el-GR"/>
               </w:rPr>
-              <w:t xml:space="preserve">Βήματα </w:t>
-            </w:r>
-            <w:proofErr w:type="spellStart"/>
-            <w:r>
-              <w:rPr>
-                <w:lang w:val="el-GR"/>
-              </w:rPr>
-              <w:t>Testing</w:t>
-            </w:r>
-            <w:proofErr w:type="spellEnd"/>
+              <w:t>Βήματα Testing</w:t>
+            </w:r>
           </w:p>
         </w:tc>
         <w:tc>
@@ -11487,7 +11561,7 @@
         <w:tc>
           <w:tcPr>
             <w:cnfStyle w:val="001000000000" w:firstRow="0" w:lastRow="0" w:firstColumn="1" w:lastColumn="0" w:oddVBand="0" w:evenVBand="0" w:oddHBand="0" w:evenHBand="0" w:firstRowFirstColumn="0" w:firstRowLastColumn="0" w:lastRowFirstColumn="0" w:lastRowLastColumn="0"/>
-            <w:tcW w:w="2158" w:type="dxa"/>
+            <w:tcW w:w="2086" w:type="dxa"/>
             <w:tcBorders>
               <w:top w:val="nil"/>
               <w:bottom w:val="nil"/>
@@ -12064,7 +12138,829 @@
         <w:tc>
           <w:tcPr>
             <w:cnfStyle w:val="001000000000" w:firstRow="0" w:lastRow="0" w:firstColumn="1" w:lastColumn="0" w:oddVBand="0" w:evenVBand="0" w:oddHBand="0" w:evenHBand="0" w:firstRowFirstColumn="0" w:firstRowLastColumn="0" w:lastRowFirstColumn="0" w:lastRowLastColumn="0"/>
-            <w:tcW w:w="2158" w:type="dxa"/>
+            <w:tcW w:w="2086" w:type="dxa"/>
+            <w:tcBorders>
+              <w:top w:val="nil"/>
+              <w:left w:val="nil"/>
+              <w:bottom w:val="nil"/>
+              <w:right w:val="nil"/>
+            </w:tcBorders>
+            <w:shd w:val="clear" w:color="auto" w:fill="156082" w:themeFill="accent1"/>
+          </w:tcPr>
+          <w:p>
+            <w:pPr>
+              <w:ind w:left="720" w:hanging="720"/>
+              <w:jc w:val="center"/>
+              <w:rPr>
+                <w:sz w:val="20"/>
+                <w:szCs w:val="20"/>
+              </w:rPr>
+            </w:pPr>
+          </w:p>
+        </w:tc>
+        <w:tc>
+          <w:tcPr>
+            <w:tcW w:w="482" w:type="dxa"/>
+            <w:tcBorders>
+              <w:top w:val="nil"/>
+              <w:left w:val="nil"/>
+              <w:bottom w:val="nil"/>
+              <w:right w:val="nil"/>
+            </w:tcBorders>
+            <w:shd w:val="clear" w:color="auto" w:fill="156082" w:themeFill="accent1"/>
+          </w:tcPr>
+          <w:p>
+            <w:pPr>
+              <w:cnfStyle w:val="000000000000" w:firstRow="0" w:lastRow="0" w:firstColumn="0" w:lastColumn="0" w:oddVBand="0" w:evenVBand="0" w:oddHBand="0" w:evenHBand="0" w:firstRowFirstColumn="0" w:firstRowLastColumn="0" w:lastRowFirstColumn="0" w:lastRowLastColumn="0"/>
+              <w:rPr>
+                <w:sz w:val="20"/>
+                <w:szCs w:val="20"/>
+                <w:lang w:val="el-GR"/>
+              </w:rPr>
+            </w:pPr>
+          </w:p>
+        </w:tc>
+        <w:tc>
+          <w:tcPr>
+            <w:tcW w:w="1647" w:type="dxa"/>
+            <w:gridSpan w:val="2"/>
+            <w:tcBorders>
+              <w:top w:val="nil"/>
+              <w:left w:val="nil"/>
+              <w:bottom w:val="nil"/>
+              <w:right w:val="nil"/>
+            </w:tcBorders>
+            <w:shd w:val="clear" w:color="auto" w:fill="156082" w:themeFill="accent1"/>
+          </w:tcPr>
+          <w:p>
+            <w:pPr>
+              <w:cnfStyle w:val="000000000000" w:firstRow="0" w:lastRow="0" w:firstColumn="0" w:lastColumn="0" w:oddVBand="0" w:evenVBand="0" w:oddHBand="0" w:evenHBand="0" w:firstRowFirstColumn="0" w:firstRowLastColumn="0" w:lastRowFirstColumn="0" w:lastRowLastColumn="0"/>
+              <w:rPr>
+                <w:sz w:val="20"/>
+                <w:szCs w:val="20"/>
+                <w:lang w:val="el-GR"/>
+              </w:rPr>
+            </w:pPr>
+          </w:p>
+        </w:tc>
+        <w:tc>
+          <w:tcPr>
+            <w:tcW w:w="1662" w:type="dxa"/>
+            <w:gridSpan w:val="2"/>
+            <w:tcBorders>
+              <w:top w:val="nil"/>
+              <w:left w:val="nil"/>
+              <w:bottom w:val="nil"/>
+              <w:right w:val="nil"/>
+            </w:tcBorders>
+            <w:shd w:val="clear" w:color="auto" w:fill="156082" w:themeFill="accent1"/>
+          </w:tcPr>
+          <w:p>
+            <w:pPr>
+              <w:cnfStyle w:val="000000000000" w:firstRow="0" w:lastRow="0" w:firstColumn="0" w:lastColumn="0" w:oddVBand="0" w:evenVBand="0" w:oddHBand="0" w:evenHBand="0" w:firstRowFirstColumn="0" w:firstRowLastColumn="0" w:lastRowFirstColumn="0" w:lastRowLastColumn="0"/>
+              <w:rPr>
+                <w:sz w:val="20"/>
+                <w:szCs w:val="20"/>
+                <w:lang w:val="el-GR"/>
+              </w:rPr>
+            </w:pPr>
+          </w:p>
+        </w:tc>
+        <w:tc>
+          <w:tcPr>
+            <w:tcW w:w="1694" w:type="dxa"/>
+            <w:gridSpan w:val="2"/>
+            <w:tcBorders>
+              <w:top w:val="nil"/>
+              <w:left w:val="nil"/>
+              <w:bottom w:val="nil"/>
+              <w:right w:val="nil"/>
+            </w:tcBorders>
+            <w:shd w:val="clear" w:color="auto" w:fill="156082" w:themeFill="accent1"/>
+          </w:tcPr>
+          <w:p>
+            <w:pPr>
+              <w:cnfStyle w:val="000000000000" w:firstRow="0" w:lastRow="0" w:firstColumn="0" w:lastColumn="0" w:oddVBand="0" w:evenVBand="0" w:oddHBand="0" w:evenHBand="0" w:firstRowFirstColumn="0" w:firstRowLastColumn="0" w:lastRowFirstColumn="0" w:lastRowLastColumn="0"/>
+              <w:rPr>
+                <w:sz w:val="20"/>
+                <w:szCs w:val="20"/>
+                <w:lang w:val="el-GR"/>
+              </w:rPr>
+            </w:pPr>
+          </w:p>
+        </w:tc>
+        <w:tc>
+          <w:tcPr>
+            <w:tcW w:w="1796" w:type="dxa"/>
+            <w:gridSpan w:val="2"/>
+            <w:tcBorders>
+              <w:top w:val="nil"/>
+              <w:left w:val="nil"/>
+              <w:bottom w:val="nil"/>
+              <w:right w:val="nil"/>
+            </w:tcBorders>
+            <w:shd w:val="clear" w:color="auto" w:fill="156082" w:themeFill="accent1"/>
+          </w:tcPr>
+          <w:p>
+            <w:pPr>
+              <w:cnfStyle w:val="000000000000" w:firstRow="0" w:lastRow="0" w:firstColumn="0" w:lastColumn="0" w:oddVBand="0" w:evenVBand="0" w:oddHBand="0" w:evenHBand="0" w:firstRowFirstColumn="0" w:firstRowLastColumn="0" w:lastRowFirstColumn="0" w:lastRowLastColumn="0"/>
+              <w:rPr>
+                <w:sz w:val="20"/>
+                <w:szCs w:val="20"/>
+                <w:lang w:val="el-GR"/>
+              </w:rPr>
+            </w:pPr>
+          </w:p>
+        </w:tc>
+        <w:tc>
+          <w:tcPr>
+            <w:tcW w:w="2537" w:type="dxa"/>
+            <w:gridSpan w:val="2"/>
+            <w:tcBorders>
+              <w:top w:val="nil"/>
+              <w:left w:val="nil"/>
+              <w:bottom w:val="nil"/>
+              <w:right w:val="nil"/>
+            </w:tcBorders>
+            <w:shd w:val="clear" w:color="auto" w:fill="156082" w:themeFill="accent1"/>
+          </w:tcPr>
+          <w:p>
+            <w:pPr>
+              <w:cnfStyle w:val="000000000000" w:firstRow="0" w:lastRow="0" w:firstColumn="0" w:lastColumn="0" w:oddVBand="0" w:evenVBand="0" w:oddHBand="0" w:evenHBand="0" w:firstRowFirstColumn="0" w:firstRowLastColumn="0" w:lastRowFirstColumn="0" w:lastRowLastColumn="0"/>
+              <w:rPr>
+                <w:sz w:val="20"/>
+                <w:szCs w:val="20"/>
+              </w:rPr>
+            </w:pPr>
+          </w:p>
+        </w:tc>
+      </w:tr>
+      <w:tr>
+        <w:trPr>
+          <w:cnfStyle w:val="000000100000" w:firstRow="0" w:lastRow="0" w:firstColumn="0" w:lastColumn="0" w:oddVBand="0" w:evenVBand="0" w:oddHBand="1" w:evenHBand="0" w:firstRowFirstColumn="0" w:firstRowLastColumn="0" w:lastRowFirstColumn="0" w:lastRowLastColumn="0"/>
+          <w:trHeight w:val="4455"/>
+        </w:trPr>
+        <w:tc>
+          <w:tcPr>
+            <w:cnfStyle w:val="001000000000" w:firstRow="0" w:lastRow="0" w:firstColumn="1" w:lastColumn="0" w:oddVBand="0" w:evenVBand="0" w:oddHBand="0" w:evenHBand="0" w:firstRowFirstColumn="0" w:firstRowLastColumn="0" w:lastRowFirstColumn="0" w:lastRowLastColumn="0"/>
+            <w:tcW w:w="2086" w:type="dxa"/>
+            <w:tcBorders>
+              <w:top w:val="nil"/>
+              <w:bottom w:val="nil"/>
+            </w:tcBorders>
+          </w:tcPr>
+          <w:p>
+            <w:pPr>
+              <w:ind w:left="720" w:hanging="720"/>
+              <w:jc w:val="center"/>
+              <w:rPr>
+                <w:sz w:val="18"/>
+                <w:szCs w:val="18"/>
+              </w:rPr>
+            </w:pPr>
+            <w:r>
+              <w:rPr>
+                <w:sz w:val="18"/>
+                <w:szCs w:val="18"/>
+              </w:rPr>
+              <w:t>TC_AddToWatchlist_0</w:t>
+            </w:r>
+            <w:r>
+              <w:rPr>
+                <w:sz w:val="18"/>
+                <w:szCs w:val="18"/>
+              </w:rPr>
+              <w:t>2</w:t>
+            </w:r>
+          </w:p>
+        </w:tc>
+        <w:tc>
+          <w:tcPr>
+            <w:tcW w:w="1528" w:type="dxa"/>
+            <w:gridSpan w:val="2"/>
+            <w:tcBorders>
+              <w:top w:val="nil"/>
+              <w:bottom w:val="nil"/>
+            </w:tcBorders>
+          </w:tcPr>
+          <w:p>
+            <w:pPr>
+              <w:cnfStyle w:val="000000100000" w:firstRow="0" w:lastRow="0" w:firstColumn="0" w:lastColumn="0" w:oddVBand="0" w:evenVBand="0" w:oddHBand="1" w:evenHBand="0" w:firstRowFirstColumn="0" w:firstRowLastColumn="0" w:lastRowFirstColumn="0" w:lastRowLastColumn="0"/>
+              <w:rPr>
+                <w:sz w:val="20"/>
+                <w:szCs w:val="20"/>
+                <w:lang w:val="el-GR"/>
+              </w:rPr>
+            </w:pPr>
+            <w:r>
+              <w:rPr>
+                <w:sz w:val="20"/>
+                <w:szCs w:val="20"/>
+                <w:lang w:val="el-GR"/>
+              </w:rPr>
+              <w:t>Επιλογή</w:t>
+            </w:r>
+            <w:r>
+              <w:rPr>
+                <w:sz w:val="20"/>
+                <w:szCs w:val="20"/>
+                <w:lang w:val="el-GR"/>
+              </w:rPr>
+              <w:t xml:space="preserve"> “</w:t>
+            </w:r>
+            <w:r>
+              <w:rPr>
+                <w:sz w:val="20"/>
+                <w:szCs w:val="20"/>
+              </w:rPr>
+              <w:t>add</w:t>
+            </w:r>
+            <w:r>
+              <w:rPr>
+                <w:sz w:val="20"/>
+                <w:szCs w:val="20"/>
+                <w:lang w:val="el-GR"/>
+              </w:rPr>
+              <w:t xml:space="preserve"> </w:t>
+            </w:r>
+            <w:r>
+              <w:rPr>
+                <w:sz w:val="20"/>
+                <w:szCs w:val="20"/>
+              </w:rPr>
+              <w:t>to</w:t>
+            </w:r>
+            <w:r>
+              <w:rPr>
+                <w:sz w:val="20"/>
+                <w:szCs w:val="20"/>
+                <w:lang w:val="el-GR"/>
+              </w:rPr>
+              <w:t xml:space="preserve"> </w:t>
+            </w:r>
+            <w:r>
+              <w:rPr>
+                <w:sz w:val="20"/>
+                <w:szCs w:val="20"/>
+              </w:rPr>
+              <w:t>watchlist</w:t>
+            </w:r>
+            <w:r>
+              <w:rPr>
+                <w:sz w:val="20"/>
+                <w:szCs w:val="20"/>
+                <w:lang w:val="el-GR"/>
+              </w:rPr>
+              <w:t xml:space="preserve">” </w:t>
+            </w:r>
+            <w:r>
+              <w:rPr>
+                <w:sz w:val="20"/>
+                <w:szCs w:val="20"/>
+                <w:lang w:val="el-GR"/>
+              </w:rPr>
+              <w:t>για</w:t>
+            </w:r>
+            <w:r>
+              <w:rPr>
+                <w:sz w:val="20"/>
+                <w:szCs w:val="20"/>
+                <w:lang w:val="el-GR"/>
+              </w:rPr>
+              <w:t xml:space="preserve"> </w:t>
+            </w:r>
+            <w:r>
+              <w:rPr>
+                <w:sz w:val="20"/>
+                <w:szCs w:val="20"/>
+                <w:lang w:val="el-GR"/>
+              </w:rPr>
+              <w:t>ταινία/σειρά</w:t>
+            </w:r>
+            <w:r>
+              <w:rPr>
+                <w:sz w:val="20"/>
+                <w:szCs w:val="20"/>
+                <w:lang w:val="el-GR"/>
+              </w:rPr>
+              <w:t xml:space="preserve"> η οποία υπάρχει ήδη στο </w:t>
+            </w:r>
+            <w:r>
+              <w:rPr>
+                <w:sz w:val="20"/>
+                <w:szCs w:val="20"/>
+              </w:rPr>
+              <w:t>watchlist</w:t>
+            </w:r>
+          </w:p>
+        </w:tc>
+        <w:tc>
+          <w:tcPr>
+            <w:tcW w:w="1714" w:type="dxa"/>
+            <w:gridSpan w:val="2"/>
+            <w:tcBorders>
+              <w:top w:val="nil"/>
+              <w:bottom w:val="nil"/>
+            </w:tcBorders>
+          </w:tcPr>
+          <w:p>
+            <w:pPr>
+              <w:cnfStyle w:val="000000100000" w:firstRow="0" w:lastRow="0" w:firstColumn="0" w:lastColumn="0" w:oddVBand="0" w:evenVBand="0" w:oddHBand="1" w:evenHBand="0" w:firstRowFirstColumn="0" w:firstRowLastColumn="0" w:lastRowFirstColumn="0" w:lastRowLastColumn="0"/>
+              <w:rPr>
+                <w:sz w:val="20"/>
+                <w:szCs w:val="20"/>
+                <w:lang w:val="el-GR"/>
+              </w:rPr>
+            </w:pPr>
+            <w:r>
+              <w:rPr>
+                <w:sz w:val="20"/>
+                <w:szCs w:val="20"/>
+                <w:lang w:val="el-GR"/>
+              </w:rPr>
+              <w:t xml:space="preserve"> </w:t>
+            </w:r>
+            <w:r>
+              <w:rPr>
+                <w:sz w:val="20"/>
+                <w:szCs w:val="20"/>
+                <w:lang w:val="el-GR"/>
+              </w:rPr>
+              <w:t>1. Ο χρήστης είναι ήδη συνδεδεμένος στο σύστημα</w:t>
+            </w:r>
+          </w:p>
+          <w:p>
+            <w:pPr>
+              <w:cnfStyle w:val="000000100000" w:firstRow="0" w:lastRow="0" w:firstColumn="0" w:lastColumn="0" w:oddVBand="0" w:evenVBand="0" w:oddHBand="1" w:evenHBand="0" w:firstRowFirstColumn="0" w:firstRowLastColumn="0" w:lastRowFirstColumn="0" w:lastRowLastColumn="0"/>
+              <w:rPr>
+                <w:sz w:val="20"/>
+                <w:szCs w:val="20"/>
+                <w:lang w:val="el-GR"/>
+              </w:rPr>
+            </w:pPr>
+          </w:p>
+          <w:p>
+            <w:pPr>
+              <w:cnfStyle w:val="000000100000" w:firstRow="0" w:lastRow="0" w:firstColumn="0" w:lastColumn="0" w:oddVBand="0" w:evenVBand="0" w:oddHBand="1" w:evenHBand="0" w:firstRowFirstColumn="0" w:firstRowLastColumn="0" w:lastRowFirstColumn="0" w:lastRowLastColumn="0"/>
+              <w:rPr>
+                <w:sz w:val="20"/>
+                <w:szCs w:val="20"/>
+              </w:rPr>
+            </w:pPr>
+            <w:r>
+              <w:rPr>
+                <w:sz w:val="20"/>
+                <w:szCs w:val="20"/>
+                <w:lang w:val="el-GR"/>
+              </w:rPr>
+              <w:t xml:space="preserve">2. </w:t>
+            </w:r>
+            <w:r>
+              <w:rPr>
+                <w:sz w:val="20"/>
+                <w:szCs w:val="20"/>
+                <w:lang w:val="el-GR"/>
+              </w:rPr>
+              <w:t>Ο χρήστης βρίσκεται στην οθόνη λεπτομερειών μίας ταινίας/σειράς</w:t>
+            </w:r>
+          </w:p>
+          <w:p>
+            <w:pPr>
+              <w:cnfStyle w:val="000000100000" w:firstRow="0" w:lastRow="0" w:firstColumn="0" w:lastColumn="0" w:oddVBand="0" w:evenVBand="0" w:oddHBand="1" w:evenHBand="0" w:firstRowFirstColumn="0" w:firstRowLastColumn="0" w:lastRowFirstColumn="0" w:lastRowLastColumn="0"/>
+              <w:rPr>
+                <w:sz w:val="20"/>
+                <w:szCs w:val="20"/>
+                <w:lang w:val="el-GR"/>
+              </w:rPr>
+            </w:pPr>
+          </w:p>
+          <w:p>
+            <w:pPr>
+              <w:cnfStyle w:val="000000100000" w:firstRow="0" w:lastRow="0" w:firstColumn="0" w:lastColumn="0" w:oddVBand="0" w:evenVBand="0" w:oddHBand="1" w:evenHBand="0" w:firstRowFirstColumn="0" w:firstRowLastColumn="0" w:lastRowFirstColumn="0" w:lastRowLastColumn="0"/>
+              <w:rPr>
+                <w:sz w:val="20"/>
+                <w:szCs w:val="20"/>
+                <w:lang w:val="el-GR"/>
+              </w:rPr>
+            </w:pPr>
+          </w:p>
+          <w:p>
+            <w:pPr>
+              <w:cnfStyle w:val="000000100000" w:firstRow="0" w:lastRow="0" w:firstColumn="0" w:lastColumn="0" w:oddVBand="0" w:evenVBand="0" w:oddHBand="1" w:evenHBand="0" w:firstRowFirstColumn="0" w:firstRowLastColumn="0" w:lastRowFirstColumn="0" w:lastRowLastColumn="0"/>
+              <w:rPr>
+                <w:sz w:val="20"/>
+                <w:szCs w:val="20"/>
+                <w:lang w:val="el-GR"/>
+              </w:rPr>
+            </w:pPr>
+            <w:r>
+              <w:rPr>
+                <w:sz w:val="20"/>
+                <w:szCs w:val="20"/>
+                <w:lang w:val="el-GR"/>
+              </w:rPr>
+              <w:t xml:space="preserve">3.  Έχει δημιουργηθεί ήδη τουλάχιστον ένα </w:t>
+            </w:r>
+            <w:r>
+              <w:rPr>
+                <w:sz w:val="20"/>
+                <w:szCs w:val="20"/>
+              </w:rPr>
+              <w:t>watchlist</w:t>
+            </w:r>
+          </w:p>
+          <w:p>
+            <w:pPr>
+              <w:cnfStyle w:val="000000100000" w:firstRow="0" w:lastRow="0" w:firstColumn="0" w:lastColumn="0" w:oddVBand="0" w:evenVBand="0" w:oddHBand="1" w:evenHBand="0" w:firstRowFirstColumn="0" w:firstRowLastColumn="0" w:lastRowFirstColumn="0" w:lastRowLastColumn="0"/>
+              <w:rPr>
+                <w:sz w:val="20"/>
+                <w:szCs w:val="20"/>
+                <w:lang w:val="el-GR"/>
+              </w:rPr>
+            </w:pPr>
+          </w:p>
+          <w:p>
+            <w:pPr>
+              <w:cnfStyle w:val="000000100000" w:firstRow="0" w:lastRow="0" w:firstColumn="0" w:lastColumn="0" w:oddVBand="0" w:evenVBand="0" w:oddHBand="1" w:evenHBand="0" w:firstRowFirstColumn="0" w:firstRowLastColumn="0" w:lastRowFirstColumn="0" w:lastRowLastColumn="0"/>
+              <w:rPr>
+                <w:sz w:val="20"/>
+                <w:szCs w:val="20"/>
+                <w:lang w:val="el-GR"/>
+              </w:rPr>
+            </w:pPr>
+            <w:r>
+              <w:rPr>
+                <w:sz w:val="20"/>
+                <w:szCs w:val="20"/>
+                <w:lang w:val="el-GR"/>
+              </w:rPr>
+              <w:t xml:space="preserve">4. Η ταινία/σειρά υπάρχει ηδη στο </w:t>
+            </w:r>
+            <w:r>
+              <w:rPr>
+                <w:sz w:val="20"/>
+                <w:szCs w:val="20"/>
+              </w:rPr>
+              <w:t>watchlist</w:t>
+            </w:r>
+          </w:p>
+        </w:tc>
+        <w:tc>
+          <w:tcPr>
+            <w:tcW w:w="1644" w:type="dxa"/>
+            <w:gridSpan w:val="2"/>
+            <w:tcBorders>
+              <w:top w:val="nil"/>
+              <w:bottom w:val="nil"/>
+            </w:tcBorders>
+          </w:tcPr>
+          <w:p>
+            <w:pPr>
+              <w:cnfStyle w:val="000000100000" w:firstRow="0" w:lastRow="0" w:firstColumn="0" w:lastColumn="0" w:oddVBand="0" w:evenVBand="0" w:oddHBand="1" w:evenHBand="0" w:firstRowFirstColumn="0" w:firstRowLastColumn="0" w:lastRowFirstColumn="0" w:lastRowLastColumn="0"/>
+              <w:rPr>
+                <w:sz w:val="20"/>
+                <w:szCs w:val="20"/>
+                <w:lang w:val="el-GR"/>
+              </w:rPr>
+            </w:pPr>
+            <w:r>
+              <w:rPr>
+                <w:sz w:val="20"/>
+                <w:szCs w:val="20"/>
+                <w:lang w:val="el-GR"/>
+              </w:rPr>
+              <w:t xml:space="preserve">1. Ο χρήστης </w:t>
+            </w:r>
+            <w:r>
+              <w:rPr>
+                <w:sz w:val="20"/>
+                <w:szCs w:val="20"/>
+                <w:lang w:val="el-GR"/>
+              </w:rPr>
+              <w:t xml:space="preserve">επιλέγει </w:t>
+            </w:r>
+            <w:r>
+              <w:rPr>
+                <w:sz w:val="20"/>
+                <w:szCs w:val="20"/>
+                <w:lang w:val="el-GR"/>
+              </w:rPr>
+              <w:t>“</w:t>
+            </w:r>
+            <w:r>
+              <w:rPr>
+                <w:sz w:val="20"/>
+                <w:szCs w:val="20"/>
+              </w:rPr>
+              <w:t>Add</w:t>
+            </w:r>
+            <w:r>
+              <w:rPr>
+                <w:sz w:val="20"/>
+                <w:szCs w:val="20"/>
+                <w:lang w:val="el-GR"/>
+              </w:rPr>
+              <w:t xml:space="preserve"> </w:t>
+            </w:r>
+            <w:r>
+              <w:rPr>
+                <w:sz w:val="20"/>
+                <w:szCs w:val="20"/>
+              </w:rPr>
+              <w:t>to</w:t>
+            </w:r>
+            <w:r>
+              <w:rPr>
+                <w:sz w:val="20"/>
+                <w:szCs w:val="20"/>
+                <w:lang w:val="el-GR"/>
+              </w:rPr>
+              <w:t xml:space="preserve"> </w:t>
+            </w:r>
+            <w:r>
+              <w:rPr>
+                <w:sz w:val="20"/>
+                <w:szCs w:val="20"/>
+              </w:rPr>
+              <w:t>watchlist</w:t>
+            </w:r>
+            <w:r>
+              <w:rPr>
+                <w:sz w:val="20"/>
+                <w:szCs w:val="20"/>
+                <w:lang w:val="el-GR"/>
+              </w:rPr>
+              <w:t>”</w:t>
+            </w:r>
+          </w:p>
+          <w:p>
+            <w:pPr>
+              <w:cnfStyle w:val="000000100000" w:firstRow="0" w:lastRow="0" w:firstColumn="0" w:lastColumn="0" w:oddVBand="0" w:evenVBand="0" w:oddHBand="1" w:evenHBand="0" w:firstRowFirstColumn="0" w:firstRowLastColumn="0" w:lastRowFirstColumn="0" w:lastRowLastColumn="0"/>
+              <w:rPr>
+                <w:sz w:val="20"/>
+                <w:szCs w:val="20"/>
+                <w:lang w:val="el-GR"/>
+              </w:rPr>
+            </w:pPr>
+          </w:p>
+          <w:p>
+            <w:pPr>
+              <w:cnfStyle w:val="000000100000" w:firstRow="0" w:lastRow="0" w:firstColumn="0" w:lastColumn="0" w:oddVBand="0" w:evenVBand="0" w:oddHBand="1" w:evenHBand="0" w:firstRowFirstColumn="0" w:firstRowLastColumn="0" w:lastRowFirstColumn="0" w:lastRowLastColumn="0"/>
+              <w:rPr>
+                <w:sz w:val="20"/>
+                <w:szCs w:val="20"/>
+                <w:lang w:val="el-GR"/>
+              </w:rPr>
+            </w:pPr>
+            <w:r>
+              <w:rPr>
+                <w:sz w:val="20"/>
+                <w:szCs w:val="20"/>
+                <w:lang w:val="el-GR"/>
+              </w:rPr>
+              <w:t>2.</w:t>
+            </w:r>
+            <w:r>
+              <w:rPr>
+                <w:sz w:val="20"/>
+                <w:szCs w:val="20"/>
+                <w:lang w:val="el-GR"/>
+              </w:rPr>
+              <w:t>Επιλέγει το</w:t>
+            </w:r>
+            <w:r>
+              <w:rPr>
+                <w:sz w:val="20"/>
+                <w:szCs w:val="20"/>
+                <w:lang w:val="el-GR"/>
+              </w:rPr>
+              <w:t xml:space="preserve"> </w:t>
+            </w:r>
+            <w:r>
+              <w:rPr>
+                <w:sz w:val="20"/>
+                <w:szCs w:val="20"/>
+              </w:rPr>
+              <w:t>watchlist</w:t>
+            </w:r>
+            <w:r>
+              <w:rPr>
+                <w:sz w:val="20"/>
+                <w:szCs w:val="20"/>
+                <w:lang w:val="el-GR"/>
+              </w:rPr>
+              <w:t xml:space="preserve"> </w:t>
+            </w:r>
+            <w:r>
+              <w:rPr>
+                <w:sz w:val="20"/>
+                <w:szCs w:val="20"/>
+                <w:lang w:val="el-GR"/>
+              </w:rPr>
+              <w:t>στο οποίο βρίσκεται ήδη η ταινία/σειρά</w:t>
+            </w:r>
+          </w:p>
+        </w:tc>
+        <w:tc>
+          <w:tcPr>
+            <w:tcW w:w="1698" w:type="dxa"/>
+            <w:gridSpan w:val="2"/>
+            <w:tcBorders>
+              <w:top w:val="nil"/>
+              <w:bottom w:val="nil"/>
+            </w:tcBorders>
+          </w:tcPr>
+          <w:p>
+            <w:pPr>
+              <w:cnfStyle w:val="000000100000" w:firstRow="0" w:lastRow="0" w:firstColumn="0" w:lastColumn="0" w:oddVBand="0" w:evenVBand="0" w:oddHBand="1" w:evenHBand="0" w:firstRowFirstColumn="0" w:firstRowLastColumn="0" w:lastRowFirstColumn="0" w:lastRowLastColumn="0"/>
+              <w:rPr>
+                <w:sz w:val="20"/>
+                <w:szCs w:val="20"/>
+              </w:rPr>
+            </w:pPr>
+            <w:r>
+              <w:rPr>
+                <w:sz w:val="20"/>
+                <w:szCs w:val="20"/>
+                <w:lang w:val="el-GR"/>
+              </w:rPr>
+              <w:t>Εμφανίζεται</w:t>
+            </w:r>
+            <w:r>
+              <w:rPr>
+                <w:sz w:val="20"/>
+                <w:szCs w:val="20"/>
+              </w:rPr>
+              <w:t xml:space="preserve"> </w:t>
+            </w:r>
+            <w:r>
+              <w:rPr>
+                <w:sz w:val="20"/>
+                <w:szCs w:val="20"/>
+                <w:lang w:val="el-GR"/>
+              </w:rPr>
+              <w:t>μήνυμα</w:t>
+            </w:r>
+            <w:r>
+              <w:rPr>
+                <w:sz w:val="20"/>
+                <w:szCs w:val="20"/>
+              </w:rPr>
+              <w:t xml:space="preserve"> </w:t>
+            </w:r>
+            <w:r>
+              <w:rPr>
+                <w:sz w:val="20"/>
+                <w:szCs w:val="20"/>
+              </w:rPr>
+              <w:t>“Content a</w:t>
+            </w:r>
+            <w:r>
+              <w:rPr>
+                <w:sz w:val="20"/>
+                <w:szCs w:val="20"/>
+              </w:rPr>
+              <w:t>lready in</w:t>
+            </w:r>
+            <w:r>
+              <w:rPr>
+                <w:sz w:val="20"/>
+                <w:szCs w:val="20"/>
+              </w:rPr>
+              <w:t xml:space="preserve"> watchlist”</w:t>
+            </w:r>
+            <w:r>
+              <w:rPr>
+                <w:sz w:val="20"/>
+                <w:szCs w:val="20"/>
+              </w:rPr>
+              <w:t xml:space="preserve"> </w:t>
+            </w:r>
+          </w:p>
+          <w:p>
+            <w:pPr>
+              <w:cnfStyle w:val="000000100000" w:firstRow="0" w:lastRow="0" w:firstColumn="0" w:lastColumn="0" w:oddVBand="0" w:evenVBand="0" w:oddHBand="1" w:evenHBand="0" w:firstRowFirstColumn="0" w:firstRowLastColumn="0" w:lastRowFirstColumn="0" w:lastRowLastColumn="0"/>
+              <w:rPr>
+                <w:sz w:val="20"/>
+                <w:szCs w:val="20"/>
+              </w:rPr>
+            </w:pPr>
+          </w:p>
+        </w:tc>
+        <w:tc>
+          <w:tcPr>
+            <w:tcW w:w="1801" w:type="dxa"/>
+            <w:gridSpan w:val="2"/>
+            <w:tcBorders>
+              <w:top w:val="nil"/>
+              <w:bottom w:val="nil"/>
+            </w:tcBorders>
+          </w:tcPr>
+          <w:p>
+            <w:pPr>
+              <w:cnfStyle w:val="000000100000" w:firstRow="0" w:lastRow="0" w:firstColumn="0" w:lastColumn="0" w:oddVBand="0" w:evenVBand="0" w:oddHBand="1" w:evenHBand="0" w:firstRowFirstColumn="0" w:firstRowLastColumn="0" w:lastRowFirstColumn="0" w:lastRowLastColumn="0"/>
+              <w:rPr>
+                <w:sz w:val="20"/>
+                <w:szCs w:val="20"/>
+              </w:rPr>
+            </w:pPr>
+            <w:r>
+              <w:rPr>
+                <w:sz w:val="20"/>
+                <w:szCs w:val="20"/>
+                <w:lang w:val="el-GR"/>
+              </w:rPr>
+              <w:t>Εμφανίζεται</w:t>
+            </w:r>
+            <w:r>
+              <w:rPr>
+                <w:sz w:val="20"/>
+                <w:szCs w:val="20"/>
+              </w:rPr>
+              <w:t xml:space="preserve"> </w:t>
+            </w:r>
+            <w:r>
+              <w:rPr>
+                <w:sz w:val="20"/>
+                <w:szCs w:val="20"/>
+                <w:lang w:val="el-GR"/>
+              </w:rPr>
+              <w:t>μήνυμα</w:t>
+            </w:r>
+            <w:r>
+              <w:rPr>
+                <w:sz w:val="20"/>
+                <w:szCs w:val="20"/>
+              </w:rPr>
+              <w:t xml:space="preserve"> </w:t>
+            </w:r>
+            <w:r>
+              <w:rPr>
+                <w:sz w:val="20"/>
+                <w:szCs w:val="20"/>
+              </w:rPr>
+              <w:t>“Content already in watchlist”</w:t>
+            </w:r>
+            <w:r>
+              <w:rPr>
+                <w:sz w:val="20"/>
+                <w:szCs w:val="20"/>
+              </w:rPr>
+              <w:t xml:space="preserve"> </w:t>
+            </w:r>
+          </w:p>
+          <w:p>
+            <w:pPr>
+              <w:cnfStyle w:val="000000100000" w:firstRow="0" w:lastRow="0" w:firstColumn="0" w:lastColumn="0" w:oddVBand="0" w:evenVBand="0" w:oddHBand="1" w:evenHBand="0" w:firstRowFirstColumn="0" w:firstRowLastColumn="0" w:lastRowFirstColumn="0" w:lastRowLastColumn="0"/>
+              <w:rPr>
+                <w:sz w:val="20"/>
+                <w:szCs w:val="20"/>
+              </w:rPr>
+            </w:pPr>
+          </w:p>
+        </w:tc>
+        <w:tc>
+          <w:tcPr>
+            <w:tcW w:w="1433" w:type="dxa"/>
+            <w:tcBorders>
+              <w:top w:val="nil"/>
+              <w:bottom w:val="nil"/>
+            </w:tcBorders>
+          </w:tcPr>
+          <w:p>
+            <w:pPr>
+              <w:cnfStyle w:val="000000100000" w:firstRow="0" w:lastRow="0" w:firstColumn="0" w:lastColumn="0" w:oddVBand="0" w:evenVBand="0" w:oddHBand="1" w:evenHBand="0" w:firstRowFirstColumn="0" w:firstRowLastColumn="0" w:lastRowFirstColumn="0" w:lastRowLastColumn="0"/>
+              <w:rPr>
+                <w:sz w:val="20"/>
+                <w:szCs w:val="20"/>
+              </w:rPr>
+            </w:pPr>
+            <w:r>
+              <w:rPr>
+                <w:sz w:val="20"/>
+                <w:szCs w:val="20"/>
+              </w:rPr>
+              <w:t>Pass</w:t>
+            </w:r>
+            <w:r>
+              <w:rPr>
+                <w:rFonts w:ascii="Segoe UI Emoji" w:hAnsi="Segoe UI Emoji" w:cs="Segoe UI Emoji"/>
+                <w:sz w:val="20"/>
+                <w:szCs w:val="20"/>
+              </w:rPr>
+              <w:t>✔️</w:t>
+            </w:r>
+          </w:p>
+        </w:tc>
+      </w:tr>
+      <w:tr>
+        <w:trPr>
+          <w:trHeight w:val="70"/>
+        </w:trPr>
+        <w:tc>
+          <w:tcPr>
+            <w:cnfStyle w:val="001000000000" w:firstRow="0" w:lastRow="0" w:firstColumn="1" w:lastColumn="0" w:oddVBand="0" w:evenVBand="0" w:oddHBand="0" w:evenHBand="0" w:firstRowFirstColumn="0" w:firstRowLastColumn="0" w:lastRowFirstColumn="0" w:lastRowLastColumn="0"/>
+            <w:tcW w:w="2086" w:type="dxa"/>
             <w:tcBorders>
               <w:top w:val="nil"/>
               <w:left w:val="nil"/>
@@ -12229,9 +13125,2912 @@
         <w:br w:type="page"/>
       </w:r>
     </w:p>
-    <w:p/>
+    <w:tbl>
+      <w:tblPr>
+        <w:tblStyle w:val="GridTable4-Accent1"/>
+        <w:tblpPr w:leftFromText="180" w:rightFromText="180" w:vertAnchor="page" w:horzAnchor="margin" w:tblpXSpec="center" w:tblpY="2269"/>
+        <w:tblW w:w="11904" w:type="dxa"/>
+        <w:tblLayout w:type="fixed"/>
+        <w:tblLook w:val="04A0" w:firstRow="1" w:lastRow="0" w:firstColumn="1" w:lastColumn="0" w:noHBand="0" w:noVBand="1"/>
+      </w:tblPr>
+      <w:tblGrid>
+        <w:gridCol w:w="2086"/>
+        <w:gridCol w:w="1528"/>
+        <w:gridCol w:w="1714"/>
+        <w:gridCol w:w="1644"/>
+        <w:gridCol w:w="1698"/>
+        <w:gridCol w:w="1801"/>
+        <w:gridCol w:w="1433"/>
+      </w:tblGrid>
+      <w:tr>
+        <w:trPr>
+          <w:cnfStyle w:val="100000000000" w:firstRow="1" w:lastRow="0" w:firstColumn="0" w:lastColumn="0" w:oddVBand="0" w:evenVBand="0" w:oddHBand="0" w:evenHBand="0" w:firstRowFirstColumn="0" w:firstRowLastColumn="0" w:lastRowFirstColumn="0" w:lastRowLastColumn="0"/>
+          <w:trHeight w:val="191"/>
+        </w:trPr>
+        <w:tc>
+          <w:tcPr>
+            <w:cnfStyle w:val="001000000000" w:firstRow="0" w:lastRow="0" w:firstColumn="1" w:lastColumn="0" w:oddVBand="0" w:evenVBand="0" w:oddHBand="0" w:evenHBand="0" w:firstRowFirstColumn="0" w:firstRowLastColumn="0" w:lastRowFirstColumn="0" w:lastRowLastColumn="0"/>
+            <w:tcW w:w="2086" w:type="dxa"/>
+            <w:tcBorders>
+              <w:top w:val="nil"/>
+              <w:left w:val="nil"/>
+              <w:bottom w:val="nil"/>
+            </w:tcBorders>
+          </w:tcPr>
+          <w:p>
+            <w:pPr>
+              <w:jc w:val="center"/>
+              <w:rPr>
+                <w:lang w:val="el-GR"/>
+              </w:rPr>
+            </w:pPr>
+            <w:r>
+              <w:lastRenderedPageBreak/>
+              <w:t>Test</w:t>
+            </w:r>
+            <w:r>
+              <w:rPr>
+                <w:lang w:val="el-GR"/>
+              </w:rPr>
+              <w:t xml:space="preserve"> </w:t>
+            </w:r>
+            <w:r>
+              <w:t>Case</w:t>
+            </w:r>
+            <w:r>
+              <w:rPr>
+                <w:lang w:val="el-GR"/>
+              </w:rPr>
+              <w:t xml:space="preserve"> </w:t>
+            </w:r>
+            <w:r>
+              <w:t>ID</w:t>
+            </w:r>
+          </w:p>
+        </w:tc>
+        <w:tc>
+          <w:tcPr>
+            <w:tcW w:w="1528" w:type="dxa"/>
+            <w:tcBorders>
+              <w:top w:val="nil"/>
+              <w:bottom w:val="nil"/>
+            </w:tcBorders>
+          </w:tcPr>
+          <w:p>
+            <w:pPr>
+              <w:cnfStyle w:val="100000000000" w:firstRow="1" w:lastRow="0" w:firstColumn="0" w:lastColumn="0" w:oddVBand="0" w:evenVBand="0" w:oddHBand="0" w:evenHBand="0" w:firstRowFirstColumn="0" w:firstRowLastColumn="0" w:lastRowFirstColumn="0" w:lastRowLastColumn="0"/>
+              <w:rPr>
+                <w:b w:val="0"/>
+                <w:bCs w:val="0"/>
+                <w:lang w:val="el-GR"/>
+              </w:rPr>
+            </w:pPr>
+            <w:r>
+              <w:rPr>
+                <w:lang w:val="el-GR"/>
+              </w:rPr>
+              <w:t>Περιγραφή</w:t>
+            </w:r>
+          </w:p>
+        </w:tc>
+        <w:tc>
+          <w:tcPr>
+            <w:tcW w:w="1714" w:type="dxa"/>
+            <w:tcBorders>
+              <w:top w:val="nil"/>
+              <w:bottom w:val="nil"/>
+            </w:tcBorders>
+          </w:tcPr>
+          <w:p>
+            <w:pPr>
+              <w:cnfStyle w:val="100000000000" w:firstRow="1" w:lastRow="0" w:firstColumn="0" w:lastColumn="0" w:oddVBand="0" w:evenVBand="0" w:oddHBand="0" w:evenHBand="0" w:firstRowFirstColumn="0" w:firstRowLastColumn="0" w:lastRowFirstColumn="0" w:lastRowLastColumn="0"/>
+              <w:rPr>
+                <w:b w:val="0"/>
+                <w:bCs w:val="0"/>
+                <w:lang w:val="el-GR"/>
+              </w:rPr>
+            </w:pPr>
+            <w:r>
+              <w:rPr>
+                <w:lang w:val="el-GR"/>
+              </w:rPr>
+              <w:t>Προϋπόθεση</w:t>
+            </w:r>
+          </w:p>
+        </w:tc>
+        <w:tc>
+          <w:tcPr>
+            <w:tcW w:w="1644" w:type="dxa"/>
+            <w:tcBorders>
+              <w:top w:val="nil"/>
+              <w:bottom w:val="nil"/>
+            </w:tcBorders>
+          </w:tcPr>
+          <w:p>
+            <w:pPr>
+              <w:cnfStyle w:val="100000000000" w:firstRow="1" w:lastRow="0" w:firstColumn="0" w:lastColumn="0" w:oddVBand="0" w:evenVBand="0" w:oddHBand="0" w:evenHBand="0" w:firstRowFirstColumn="0" w:firstRowLastColumn="0" w:lastRowFirstColumn="0" w:lastRowLastColumn="0"/>
+              <w:rPr>
+                <w:b w:val="0"/>
+                <w:bCs w:val="0"/>
+                <w:lang w:val="el-GR"/>
+              </w:rPr>
+            </w:pPr>
+            <w:r>
+              <w:rPr>
+                <w:lang w:val="el-GR"/>
+              </w:rPr>
+              <w:t>Βήματα Testing</w:t>
+            </w:r>
+          </w:p>
+        </w:tc>
+        <w:tc>
+          <w:tcPr>
+            <w:tcW w:w="1698" w:type="dxa"/>
+            <w:tcBorders>
+              <w:top w:val="nil"/>
+              <w:bottom w:val="nil"/>
+            </w:tcBorders>
+          </w:tcPr>
+          <w:p>
+            <w:pPr>
+              <w:cnfStyle w:val="100000000000" w:firstRow="1" w:lastRow="0" w:firstColumn="0" w:lastColumn="0" w:oddVBand="0" w:evenVBand="0" w:oddHBand="0" w:evenHBand="0" w:firstRowFirstColumn="0" w:firstRowLastColumn="0" w:lastRowFirstColumn="0" w:lastRowLastColumn="0"/>
+              <w:rPr>
+                <w:b w:val="0"/>
+                <w:bCs w:val="0"/>
+                <w:lang w:val="el-GR"/>
+              </w:rPr>
+            </w:pPr>
+            <w:r>
+              <w:rPr>
+                <w:lang w:val="el-GR"/>
+              </w:rPr>
+              <w:t>Αναμενόμενο Αποτέλεσμα</w:t>
+            </w:r>
+          </w:p>
+        </w:tc>
+        <w:tc>
+          <w:tcPr>
+            <w:tcW w:w="1801" w:type="dxa"/>
+            <w:tcBorders>
+              <w:top w:val="nil"/>
+              <w:bottom w:val="nil"/>
+            </w:tcBorders>
+          </w:tcPr>
+          <w:p>
+            <w:pPr>
+              <w:cnfStyle w:val="100000000000" w:firstRow="1" w:lastRow="0" w:firstColumn="0" w:lastColumn="0" w:oddVBand="0" w:evenVBand="0" w:oddHBand="0" w:evenHBand="0" w:firstRowFirstColumn="0" w:firstRowLastColumn="0" w:lastRowFirstColumn="0" w:lastRowLastColumn="0"/>
+              <w:rPr>
+                <w:b w:val="0"/>
+                <w:bCs w:val="0"/>
+                <w:lang w:val="el-GR"/>
+              </w:rPr>
+            </w:pPr>
+            <w:r>
+              <w:rPr>
+                <w:lang w:val="el-GR"/>
+              </w:rPr>
+              <w:t>Πραγματικά Αποτελέσματα</w:t>
+            </w:r>
+          </w:p>
+        </w:tc>
+        <w:tc>
+          <w:tcPr>
+            <w:tcW w:w="1433" w:type="dxa"/>
+            <w:tcBorders>
+              <w:top w:val="nil"/>
+              <w:bottom w:val="nil"/>
+              <w:right w:val="nil"/>
+            </w:tcBorders>
+          </w:tcPr>
+          <w:p>
+            <w:pPr>
+              <w:cnfStyle w:val="100000000000" w:firstRow="1" w:lastRow="0" w:firstColumn="0" w:lastColumn="0" w:oddVBand="0" w:evenVBand="0" w:oddHBand="0" w:evenHBand="0" w:firstRowFirstColumn="0" w:firstRowLastColumn="0" w:lastRowFirstColumn="0" w:lastRowLastColumn="0"/>
+              <w:rPr>
+                <w:b w:val="0"/>
+                <w:bCs w:val="0"/>
+                <w:lang w:val="el-GR"/>
+              </w:rPr>
+            </w:pPr>
+            <w:r>
+              <w:rPr>
+                <w:lang w:val="el-GR"/>
+              </w:rPr>
+              <w:t>Κατάσταση</w:t>
+            </w:r>
+          </w:p>
+        </w:tc>
+      </w:tr>
+      <w:tr>
+        <w:trPr>
+          <w:cnfStyle w:val="000000100000" w:firstRow="0" w:lastRow="0" w:firstColumn="0" w:lastColumn="0" w:oddVBand="0" w:evenVBand="0" w:oddHBand="1" w:evenHBand="0" w:firstRowFirstColumn="0" w:firstRowLastColumn="0" w:lastRowFirstColumn="0" w:lastRowLastColumn="0"/>
+          <w:trHeight w:val="3891"/>
+        </w:trPr>
+        <w:tc>
+          <w:tcPr>
+            <w:cnfStyle w:val="001000000000" w:firstRow="0" w:lastRow="0" w:firstColumn="1" w:lastColumn="0" w:oddVBand="0" w:evenVBand="0" w:oddHBand="0" w:evenHBand="0" w:firstRowFirstColumn="0" w:firstRowLastColumn="0" w:lastRowFirstColumn="0" w:lastRowLastColumn="0"/>
+            <w:tcW w:w="2086" w:type="dxa"/>
+            <w:tcBorders>
+              <w:top w:val="nil"/>
+              <w:bottom w:val="nil"/>
+            </w:tcBorders>
+          </w:tcPr>
+          <w:p>
+            <w:pPr>
+              <w:ind w:left="720" w:hanging="720"/>
+              <w:jc w:val="center"/>
+              <w:rPr>
+                <w:sz w:val="18"/>
+                <w:szCs w:val="18"/>
+              </w:rPr>
+            </w:pPr>
+            <w:r>
+              <w:rPr>
+                <w:sz w:val="18"/>
+                <w:szCs w:val="18"/>
+              </w:rPr>
+              <w:t>TC_AddToWatchlist_0</w:t>
+            </w:r>
+            <w:r>
+              <w:rPr>
+                <w:sz w:val="18"/>
+                <w:szCs w:val="18"/>
+              </w:rPr>
+              <w:t>3</w:t>
+            </w:r>
+          </w:p>
+        </w:tc>
+        <w:tc>
+          <w:tcPr>
+            <w:tcW w:w="1528" w:type="dxa"/>
+            <w:tcBorders>
+              <w:top w:val="nil"/>
+              <w:bottom w:val="nil"/>
+            </w:tcBorders>
+          </w:tcPr>
+          <w:p>
+            <w:pPr>
+              <w:cnfStyle w:val="000000100000" w:firstRow="0" w:lastRow="0" w:firstColumn="0" w:lastColumn="0" w:oddVBand="0" w:evenVBand="0" w:oddHBand="1" w:evenHBand="0" w:firstRowFirstColumn="0" w:firstRowLastColumn="0" w:lastRowFirstColumn="0" w:lastRowLastColumn="0"/>
+              <w:rPr>
+                <w:sz w:val="20"/>
+                <w:szCs w:val="20"/>
+                <w:lang w:val="el-GR"/>
+              </w:rPr>
+            </w:pPr>
+            <w:r>
+              <w:rPr>
+                <w:sz w:val="20"/>
+                <w:szCs w:val="20"/>
+                <w:lang w:val="el-GR"/>
+              </w:rPr>
+              <w:t>Επιλογή</w:t>
+            </w:r>
+            <w:r>
+              <w:rPr>
+                <w:sz w:val="20"/>
+                <w:szCs w:val="20"/>
+                <w:lang w:val="el-GR"/>
+              </w:rPr>
+              <w:t xml:space="preserve"> “</w:t>
+            </w:r>
+            <w:r>
+              <w:rPr>
+                <w:sz w:val="20"/>
+                <w:szCs w:val="20"/>
+              </w:rPr>
+              <w:t>add</w:t>
+            </w:r>
+            <w:r>
+              <w:rPr>
+                <w:sz w:val="20"/>
+                <w:szCs w:val="20"/>
+                <w:lang w:val="el-GR"/>
+              </w:rPr>
+              <w:t xml:space="preserve"> </w:t>
+            </w:r>
+            <w:r>
+              <w:rPr>
+                <w:sz w:val="20"/>
+                <w:szCs w:val="20"/>
+              </w:rPr>
+              <w:t>to</w:t>
+            </w:r>
+            <w:r>
+              <w:rPr>
+                <w:sz w:val="20"/>
+                <w:szCs w:val="20"/>
+                <w:lang w:val="el-GR"/>
+              </w:rPr>
+              <w:t xml:space="preserve"> </w:t>
+            </w:r>
+            <w:r>
+              <w:rPr>
+                <w:sz w:val="20"/>
+                <w:szCs w:val="20"/>
+              </w:rPr>
+              <w:t>watchlist</w:t>
+            </w:r>
+            <w:r>
+              <w:rPr>
+                <w:sz w:val="20"/>
+                <w:szCs w:val="20"/>
+                <w:lang w:val="el-GR"/>
+              </w:rPr>
+              <w:t xml:space="preserve">” </w:t>
+            </w:r>
+            <w:r>
+              <w:rPr>
+                <w:sz w:val="20"/>
+                <w:szCs w:val="20"/>
+                <w:lang w:val="el-GR"/>
+              </w:rPr>
+              <w:t>για</w:t>
+            </w:r>
+            <w:r>
+              <w:rPr>
+                <w:sz w:val="20"/>
+                <w:szCs w:val="20"/>
+                <w:lang w:val="el-GR"/>
+              </w:rPr>
+              <w:t xml:space="preserve"> </w:t>
+            </w:r>
+            <w:r>
+              <w:rPr>
+                <w:sz w:val="20"/>
+                <w:szCs w:val="20"/>
+                <w:lang w:val="el-GR"/>
+              </w:rPr>
+              <w:t>ταινία/σειρά</w:t>
+            </w:r>
+            <w:r>
+              <w:rPr>
+                <w:sz w:val="20"/>
+                <w:szCs w:val="20"/>
+                <w:lang w:val="el-GR"/>
+              </w:rPr>
+              <w:t xml:space="preserve"> </w:t>
+            </w:r>
+            <w:r>
+              <w:rPr>
+                <w:sz w:val="20"/>
+                <w:szCs w:val="20"/>
+                <w:lang w:val="el-GR"/>
+              </w:rPr>
+              <w:t xml:space="preserve">χωρίς να έχει δημιουργηθεί κάποιο </w:t>
+            </w:r>
+            <w:r>
+              <w:rPr>
+                <w:sz w:val="20"/>
+                <w:szCs w:val="20"/>
+              </w:rPr>
+              <w:t>watchlist</w:t>
+            </w:r>
+          </w:p>
+        </w:tc>
+        <w:tc>
+          <w:tcPr>
+            <w:tcW w:w="1714" w:type="dxa"/>
+            <w:tcBorders>
+              <w:top w:val="nil"/>
+              <w:bottom w:val="nil"/>
+            </w:tcBorders>
+          </w:tcPr>
+          <w:p>
+            <w:pPr>
+              <w:cnfStyle w:val="000000100000" w:firstRow="0" w:lastRow="0" w:firstColumn="0" w:lastColumn="0" w:oddVBand="0" w:evenVBand="0" w:oddHBand="1" w:evenHBand="0" w:firstRowFirstColumn="0" w:firstRowLastColumn="0" w:lastRowFirstColumn="0" w:lastRowLastColumn="0"/>
+              <w:rPr>
+                <w:sz w:val="20"/>
+                <w:szCs w:val="20"/>
+                <w:lang w:val="el-GR"/>
+              </w:rPr>
+            </w:pPr>
+            <w:r>
+              <w:rPr>
+                <w:sz w:val="20"/>
+                <w:szCs w:val="20"/>
+                <w:lang w:val="el-GR"/>
+              </w:rPr>
+              <w:t xml:space="preserve"> </w:t>
+            </w:r>
+            <w:r>
+              <w:rPr>
+                <w:sz w:val="20"/>
+                <w:szCs w:val="20"/>
+                <w:lang w:val="el-GR"/>
+              </w:rPr>
+              <w:t>1. Ο χρήστης είναι ήδη συνδεδεμένος στο σύστημα</w:t>
+            </w:r>
+          </w:p>
+          <w:p>
+            <w:pPr>
+              <w:cnfStyle w:val="000000100000" w:firstRow="0" w:lastRow="0" w:firstColumn="0" w:lastColumn="0" w:oddVBand="0" w:evenVBand="0" w:oddHBand="1" w:evenHBand="0" w:firstRowFirstColumn="0" w:firstRowLastColumn="0" w:lastRowFirstColumn="0" w:lastRowLastColumn="0"/>
+              <w:rPr>
+                <w:sz w:val="20"/>
+                <w:szCs w:val="20"/>
+                <w:lang w:val="el-GR"/>
+              </w:rPr>
+            </w:pPr>
+          </w:p>
+          <w:p>
+            <w:pPr>
+              <w:cnfStyle w:val="000000100000" w:firstRow="0" w:lastRow="0" w:firstColumn="0" w:lastColumn="0" w:oddVBand="0" w:evenVBand="0" w:oddHBand="1" w:evenHBand="0" w:firstRowFirstColumn="0" w:firstRowLastColumn="0" w:lastRowFirstColumn="0" w:lastRowLastColumn="0"/>
+              <w:rPr>
+                <w:sz w:val="20"/>
+                <w:szCs w:val="20"/>
+                <w:lang w:val="el-GR"/>
+              </w:rPr>
+            </w:pPr>
+            <w:r>
+              <w:rPr>
+                <w:sz w:val="20"/>
+                <w:szCs w:val="20"/>
+                <w:lang w:val="el-GR"/>
+              </w:rPr>
+              <w:t xml:space="preserve">2. </w:t>
+            </w:r>
+            <w:r>
+              <w:rPr>
+                <w:sz w:val="20"/>
+                <w:szCs w:val="20"/>
+                <w:lang w:val="el-GR"/>
+              </w:rPr>
+              <w:t>Ο χρήστης βρίσκεται στην οθόνη λεπτομερειών μίας ταινίας/σειράς</w:t>
+            </w:r>
+          </w:p>
+          <w:p>
+            <w:pPr>
+              <w:cnfStyle w:val="000000100000" w:firstRow="0" w:lastRow="0" w:firstColumn="0" w:lastColumn="0" w:oddVBand="0" w:evenVBand="0" w:oddHBand="1" w:evenHBand="0" w:firstRowFirstColumn="0" w:firstRowLastColumn="0" w:lastRowFirstColumn="0" w:lastRowLastColumn="0"/>
+              <w:rPr>
+                <w:sz w:val="20"/>
+                <w:szCs w:val="20"/>
+                <w:lang w:val="el-GR"/>
+              </w:rPr>
+            </w:pPr>
+          </w:p>
+          <w:p>
+            <w:pPr>
+              <w:cnfStyle w:val="000000100000" w:firstRow="0" w:lastRow="0" w:firstColumn="0" w:lastColumn="0" w:oddVBand="0" w:evenVBand="0" w:oddHBand="1" w:evenHBand="0" w:firstRowFirstColumn="0" w:firstRowLastColumn="0" w:lastRowFirstColumn="0" w:lastRowLastColumn="0"/>
+              <w:rPr>
+                <w:sz w:val="20"/>
+                <w:szCs w:val="20"/>
+                <w:lang w:val="el-GR"/>
+              </w:rPr>
+            </w:pPr>
+            <w:r>
+              <w:rPr>
+                <w:sz w:val="20"/>
+                <w:szCs w:val="20"/>
+                <w:lang w:val="el-GR"/>
+              </w:rPr>
+              <w:t xml:space="preserve">3.  </w:t>
+            </w:r>
+            <w:r>
+              <w:rPr>
+                <w:sz w:val="20"/>
+                <w:szCs w:val="20"/>
+                <w:lang w:val="el-GR"/>
+              </w:rPr>
+              <w:t>Δεν έ</w:t>
+            </w:r>
+            <w:r>
+              <w:rPr>
+                <w:sz w:val="20"/>
+                <w:szCs w:val="20"/>
+                <w:lang w:val="el-GR"/>
+              </w:rPr>
+              <w:t xml:space="preserve">χει δημιουργηθεί </w:t>
+            </w:r>
+            <w:r>
+              <w:rPr>
+                <w:sz w:val="20"/>
+                <w:szCs w:val="20"/>
+                <w:lang w:val="el-GR"/>
+              </w:rPr>
+              <w:t xml:space="preserve">κανένα </w:t>
+            </w:r>
+            <w:r>
+              <w:rPr>
+                <w:sz w:val="20"/>
+                <w:szCs w:val="20"/>
+              </w:rPr>
+              <w:t>watchlist</w:t>
+            </w:r>
+          </w:p>
+        </w:tc>
+        <w:tc>
+          <w:tcPr>
+            <w:tcW w:w="1644" w:type="dxa"/>
+            <w:tcBorders>
+              <w:top w:val="nil"/>
+              <w:bottom w:val="nil"/>
+            </w:tcBorders>
+          </w:tcPr>
+          <w:p>
+            <w:pPr>
+              <w:cnfStyle w:val="000000100000" w:firstRow="0" w:lastRow="0" w:firstColumn="0" w:lastColumn="0" w:oddVBand="0" w:evenVBand="0" w:oddHBand="1" w:evenHBand="0" w:firstRowFirstColumn="0" w:firstRowLastColumn="0" w:lastRowFirstColumn="0" w:lastRowLastColumn="0"/>
+              <w:rPr>
+                <w:sz w:val="20"/>
+                <w:szCs w:val="20"/>
+                <w:lang w:val="el-GR"/>
+              </w:rPr>
+            </w:pPr>
+            <w:r>
+              <w:rPr>
+                <w:sz w:val="20"/>
+                <w:szCs w:val="20"/>
+                <w:lang w:val="el-GR"/>
+              </w:rPr>
+              <w:t xml:space="preserve">1. Ο χρήστης </w:t>
+            </w:r>
+            <w:r>
+              <w:rPr>
+                <w:sz w:val="20"/>
+                <w:szCs w:val="20"/>
+                <w:lang w:val="el-GR"/>
+              </w:rPr>
+              <w:t xml:space="preserve">επιλέγει </w:t>
+            </w:r>
+            <w:r>
+              <w:rPr>
+                <w:sz w:val="20"/>
+                <w:szCs w:val="20"/>
+                <w:lang w:val="el-GR"/>
+              </w:rPr>
+              <w:t>“</w:t>
+            </w:r>
+            <w:r>
+              <w:rPr>
+                <w:sz w:val="20"/>
+                <w:szCs w:val="20"/>
+              </w:rPr>
+              <w:t>Add</w:t>
+            </w:r>
+            <w:r>
+              <w:rPr>
+                <w:sz w:val="20"/>
+                <w:szCs w:val="20"/>
+                <w:lang w:val="el-GR"/>
+              </w:rPr>
+              <w:t xml:space="preserve"> </w:t>
+            </w:r>
+            <w:r>
+              <w:rPr>
+                <w:sz w:val="20"/>
+                <w:szCs w:val="20"/>
+              </w:rPr>
+              <w:t>to</w:t>
+            </w:r>
+            <w:r>
+              <w:rPr>
+                <w:sz w:val="20"/>
+                <w:szCs w:val="20"/>
+                <w:lang w:val="el-GR"/>
+              </w:rPr>
+              <w:t xml:space="preserve"> </w:t>
+            </w:r>
+            <w:r>
+              <w:rPr>
+                <w:sz w:val="20"/>
+                <w:szCs w:val="20"/>
+              </w:rPr>
+              <w:t>watchlist</w:t>
+            </w:r>
+            <w:r>
+              <w:rPr>
+                <w:sz w:val="20"/>
+                <w:szCs w:val="20"/>
+                <w:lang w:val="el-GR"/>
+              </w:rPr>
+              <w:t>”</w:t>
+            </w:r>
+          </w:p>
+          <w:p>
+            <w:pPr>
+              <w:cnfStyle w:val="000000100000" w:firstRow="0" w:lastRow="0" w:firstColumn="0" w:lastColumn="0" w:oddVBand="0" w:evenVBand="0" w:oddHBand="1" w:evenHBand="0" w:firstRowFirstColumn="0" w:firstRowLastColumn="0" w:lastRowFirstColumn="0" w:lastRowLastColumn="0"/>
+              <w:rPr>
+                <w:sz w:val="20"/>
+                <w:szCs w:val="20"/>
+                <w:lang w:val="el-GR"/>
+              </w:rPr>
+            </w:pPr>
+          </w:p>
+        </w:tc>
+        <w:tc>
+          <w:tcPr>
+            <w:tcW w:w="1698" w:type="dxa"/>
+            <w:tcBorders>
+              <w:top w:val="nil"/>
+              <w:bottom w:val="nil"/>
+            </w:tcBorders>
+          </w:tcPr>
+          <w:p>
+            <w:pPr>
+              <w:cnfStyle w:val="000000100000" w:firstRow="0" w:lastRow="0" w:firstColumn="0" w:lastColumn="0" w:oddVBand="0" w:evenVBand="0" w:oddHBand="1" w:evenHBand="0" w:firstRowFirstColumn="0" w:firstRowLastColumn="0" w:lastRowFirstColumn="0" w:lastRowLastColumn="0"/>
+              <w:rPr>
+                <w:sz w:val="20"/>
+                <w:szCs w:val="20"/>
+                <w:lang w:val="el-GR"/>
+              </w:rPr>
+            </w:pPr>
+            <w:r>
+              <w:rPr>
+                <w:sz w:val="20"/>
+                <w:szCs w:val="20"/>
+                <w:lang w:val="el-GR"/>
+              </w:rPr>
+              <w:t>Εμφανίζεται</w:t>
+            </w:r>
+            <w:r>
+              <w:rPr>
+                <w:sz w:val="20"/>
+                <w:szCs w:val="20"/>
+                <w:lang w:val="el-GR"/>
+              </w:rPr>
+              <w:t xml:space="preserve"> </w:t>
+            </w:r>
+            <w:r>
+              <w:rPr>
+                <w:sz w:val="20"/>
+                <w:szCs w:val="20"/>
+                <w:lang w:val="el-GR"/>
+              </w:rPr>
+              <w:t>στην</w:t>
+            </w:r>
+            <w:r>
+              <w:rPr>
+                <w:sz w:val="20"/>
+                <w:szCs w:val="20"/>
+                <w:lang w:val="el-GR"/>
+              </w:rPr>
+              <w:t xml:space="preserve"> </w:t>
+            </w:r>
+            <w:r>
+              <w:rPr>
+                <w:sz w:val="20"/>
+                <w:szCs w:val="20"/>
+                <w:lang w:val="el-GR"/>
+              </w:rPr>
+              <w:t>λίστα</w:t>
+            </w:r>
+            <w:r>
+              <w:rPr>
+                <w:sz w:val="20"/>
+                <w:szCs w:val="20"/>
+                <w:lang w:val="el-GR"/>
+              </w:rPr>
+              <w:t xml:space="preserve"> </w:t>
+            </w:r>
+            <w:r>
+              <w:rPr>
+                <w:sz w:val="20"/>
+                <w:szCs w:val="20"/>
+                <w:lang w:val="el-GR"/>
+              </w:rPr>
+              <w:t>επιλογής</w:t>
+            </w:r>
+            <w:r>
+              <w:rPr>
+                <w:sz w:val="20"/>
+                <w:szCs w:val="20"/>
+                <w:lang w:val="el-GR"/>
+              </w:rPr>
+              <w:t xml:space="preserve"> “</w:t>
+            </w:r>
+            <w:r>
+              <w:rPr>
+                <w:sz w:val="20"/>
+                <w:szCs w:val="20"/>
+              </w:rPr>
+              <w:t>No</w:t>
+            </w:r>
+            <w:r>
+              <w:rPr>
+                <w:sz w:val="20"/>
+                <w:szCs w:val="20"/>
+                <w:lang w:val="el-GR"/>
+              </w:rPr>
+              <w:t xml:space="preserve"> </w:t>
+            </w:r>
+            <w:r>
+              <w:rPr>
+                <w:sz w:val="20"/>
+                <w:szCs w:val="20"/>
+              </w:rPr>
+              <w:t>watchlist</w:t>
+            </w:r>
+            <w:r>
+              <w:rPr>
+                <w:sz w:val="20"/>
+                <w:szCs w:val="20"/>
+                <w:lang w:val="el-GR"/>
+              </w:rPr>
+              <w:t xml:space="preserve"> </w:t>
+            </w:r>
+            <w:r>
+              <w:rPr>
+                <w:sz w:val="20"/>
+                <w:szCs w:val="20"/>
+              </w:rPr>
+              <w:t>available</w:t>
+            </w:r>
+            <w:r>
+              <w:rPr>
+                <w:sz w:val="20"/>
+                <w:szCs w:val="20"/>
+                <w:lang w:val="el-GR"/>
+              </w:rPr>
+              <w:t xml:space="preserve">” </w:t>
+            </w:r>
+          </w:p>
+          <w:p>
+            <w:pPr>
+              <w:cnfStyle w:val="000000100000" w:firstRow="0" w:lastRow="0" w:firstColumn="0" w:lastColumn="0" w:oddVBand="0" w:evenVBand="0" w:oddHBand="1" w:evenHBand="0" w:firstRowFirstColumn="0" w:firstRowLastColumn="0" w:lastRowFirstColumn="0" w:lastRowLastColumn="0"/>
+              <w:rPr>
+                <w:sz w:val="20"/>
+                <w:szCs w:val="20"/>
+                <w:lang w:val="el-GR"/>
+              </w:rPr>
+            </w:pPr>
+          </w:p>
+        </w:tc>
+        <w:tc>
+          <w:tcPr>
+            <w:tcW w:w="1801" w:type="dxa"/>
+            <w:tcBorders>
+              <w:top w:val="nil"/>
+              <w:bottom w:val="nil"/>
+            </w:tcBorders>
+          </w:tcPr>
+          <w:p>
+            <w:pPr>
+              <w:cnfStyle w:val="000000100000" w:firstRow="0" w:lastRow="0" w:firstColumn="0" w:lastColumn="0" w:oddVBand="0" w:evenVBand="0" w:oddHBand="1" w:evenHBand="0" w:firstRowFirstColumn="0" w:firstRowLastColumn="0" w:lastRowFirstColumn="0" w:lastRowLastColumn="0"/>
+              <w:rPr>
+                <w:sz w:val="20"/>
+                <w:szCs w:val="20"/>
+                <w:lang w:val="el-GR"/>
+              </w:rPr>
+            </w:pPr>
+            <w:r>
+              <w:rPr>
+                <w:sz w:val="20"/>
+                <w:szCs w:val="20"/>
+                <w:lang w:val="el-GR"/>
+              </w:rPr>
+              <w:t>Εμφανίζεται</w:t>
+            </w:r>
+            <w:r>
+              <w:rPr>
+                <w:sz w:val="20"/>
+                <w:szCs w:val="20"/>
+                <w:lang w:val="el-GR"/>
+              </w:rPr>
+              <w:t xml:space="preserve"> </w:t>
+            </w:r>
+            <w:r>
+              <w:rPr>
+                <w:sz w:val="20"/>
+                <w:szCs w:val="20"/>
+                <w:lang w:val="el-GR"/>
+              </w:rPr>
+              <w:t>στην</w:t>
+            </w:r>
+            <w:r>
+              <w:rPr>
+                <w:sz w:val="20"/>
+                <w:szCs w:val="20"/>
+                <w:lang w:val="el-GR"/>
+              </w:rPr>
+              <w:t xml:space="preserve"> </w:t>
+            </w:r>
+            <w:r>
+              <w:rPr>
+                <w:sz w:val="20"/>
+                <w:szCs w:val="20"/>
+                <w:lang w:val="el-GR"/>
+              </w:rPr>
+              <w:t>λίστα</w:t>
+            </w:r>
+            <w:r>
+              <w:rPr>
+                <w:sz w:val="20"/>
+                <w:szCs w:val="20"/>
+                <w:lang w:val="el-GR"/>
+              </w:rPr>
+              <w:t xml:space="preserve"> </w:t>
+            </w:r>
+            <w:r>
+              <w:rPr>
+                <w:sz w:val="20"/>
+                <w:szCs w:val="20"/>
+                <w:lang w:val="el-GR"/>
+              </w:rPr>
+              <w:t>επιλογής</w:t>
+            </w:r>
+            <w:r>
+              <w:rPr>
+                <w:sz w:val="20"/>
+                <w:szCs w:val="20"/>
+                <w:lang w:val="el-GR"/>
+              </w:rPr>
+              <w:t xml:space="preserve"> “</w:t>
+            </w:r>
+            <w:r>
+              <w:rPr>
+                <w:sz w:val="20"/>
+                <w:szCs w:val="20"/>
+              </w:rPr>
+              <w:t>No</w:t>
+            </w:r>
+            <w:r>
+              <w:rPr>
+                <w:sz w:val="20"/>
+                <w:szCs w:val="20"/>
+                <w:lang w:val="el-GR"/>
+              </w:rPr>
+              <w:t xml:space="preserve"> </w:t>
+            </w:r>
+            <w:r>
+              <w:rPr>
+                <w:sz w:val="20"/>
+                <w:szCs w:val="20"/>
+              </w:rPr>
+              <w:t>watchlist</w:t>
+            </w:r>
+            <w:r>
+              <w:rPr>
+                <w:sz w:val="20"/>
+                <w:szCs w:val="20"/>
+                <w:lang w:val="el-GR"/>
+              </w:rPr>
+              <w:t xml:space="preserve"> </w:t>
+            </w:r>
+            <w:r>
+              <w:rPr>
+                <w:sz w:val="20"/>
+                <w:szCs w:val="20"/>
+              </w:rPr>
+              <w:t>available</w:t>
+            </w:r>
+            <w:r>
+              <w:rPr>
+                <w:sz w:val="20"/>
+                <w:szCs w:val="20"/>
+                <w:lang w:val="el-GR"/>
+              </w:rPr>
+              <w:t xml:space="preserve">” </w:t>
+            </w:r>
+          </w:p>
+          <w:p>
+            <w:pPr>
+              <w:cnfStyle w:val="000000100000" w:firstRow="0" w:lastRow="0" w:firstColumn="0" w:lastColumn="0" w:oddVBand="0" w:evenVBand="0" w:oddHBand="1" w:evenHBand="0" w:firstRowFirstColumn="0" w:firstRowLastColumn="0" w:lastRowFirstColumn="0" w:lastRowLastColumn="0"/>
+              <w:rPr>
+                <w:sz w:val="20"/>
+                <w:szCs w:val="20"/>
+                <w:lang w:val="el-GR"/>
+              </w:rPr>
+            </w:pPr>
+          </w:p>
+        </w:tc>
+        <w:tc>
+          <w:tcPr>
+            <w:tcW w:w="1433" w:type="dxa"/>
+            <w:tcBorders>
+              <w:top w:val="nil"/>
+              <w:bottom w:val="nil"/>
+            </w:tcBorders>
+          </w:tcPr>
+          <w:p>
+            <w:pPr>
+              <w:cnfStyle w:val="000000100000" w:firstRow="0" w:lastRow="0" w:firstColumn="0" w:lastColumn="0" w:oddVBand="0" w:evenVBand="0" w:oddHBand="1" w:evenHBand="0" w:firstRowFirstColumn="0" w:firstRowLastColumn="0" w:lastRowFirstColumn="0" w:lastRowLastColumn="0"/>
+              <w:rPr>
+                <w:rFonts w:ascii="Apple Color Emoji" w:hAnsi="Apple Color Emoji"/>
+                <w:sz w:val="20"/>
+                <w:szCs w:val="20"/>
+              </w:rPr>
+            </w:pPr>
+            <w:r>
+              <w:rPr>
+                <w:sz w:val="20"/>
+                <w:szCs w:val="20"/>
+              </w:rPr>
+              <w:t>Pass</w:t>
+            </w:r>
+            <w:r>
+              <w:rPr>
+                <w:rFonts w:ascii="Segoe UI Emoji" w:hAnsi="Segoe UI Emoji" w:cs="Segoe UI Emoji"/>
+                <w:sz w:val="20"/>
+                <w:szCs w:val="20"/>
+              </w:rPr>
+              <w:t>✔️</w:t>
+            </w:r>
+          </w:p>
+        </w:tc>
+      </w:tr>
+    </w:tbl>
+    <w:tbl>
+      <w:tblPr>
+        <w:tblStyle w:val="GridTable4-Accent1"/>
+        <w:tblpPr w:leftFromText="180" w:rightFromText="180" w:vertAnchor="page" w:horzAnchor="margin" w:tblpXSpec="center" w:tblpY="6685"/>
+        <w:tblW w:w="11904" w:type="dxa"/>
+        <w:tblLayout w:type="fixed"/>
+        <w:tblLook w:val="04A0" w:firstRow="1" w:lastRow="0" w:firstColumn="1" w:lastColumn="0" w:noHBand="0" w:noVBand="1"/>
+      </w:tblPr>
+      <w:tblGrid>
+        <w:gridCol w:w="2086"/>
+        <w:gridCol w:w="482"/>
+        <w:gridCol w:w="1647"/>
+        <w:gridCol w:w="1662"/>
+        <w:gridCol w:w="1694"/>
+        <w:gridCol w:w="1796"/>
+        <w:gridCol w:w="2537"/>
+      </w:tblGrid>
+      <w:tr>
+        <w:trPr>
+          <w:cnfStyle w:val="100000000000" w:firstRow="1" w:lastRow="0" w:firstColumn="0" w:lastColumn="0" w:oddVBand="0" w:evenVBand="0" w:oddHBand="0" w:evenHBand="0" w:firstRowFirstColumn="0" w:firstRowLastColumn="0" w:lastRowFirstColumn="0" w:lastRowLastColumn="0"/>
+          <w:trHeight w:val="70"/>
+        </w:trPr>
+        <w:tc>
+          <w:tcPr>
+            <w:cnfStyle w:val="001000000000" w:firstRow="0" w:lastRow="0" w:firstColumn="1" w:lastColumn="0" w:oddVBand="0" w:evenVBand="0" w:oddHBand="0" w:evenHBand="0" w:firstRowFirstColumn="0" w:firstRowLastColumn="0" w:lastRowFirstColumn="0" w:lastRowLastColumn="0"/>
+            <w:tcW w:w="2086" w:type="dxa"/>
+            <w:tcBorders>
+              <w:top w:val="nil"/>
+              <w:left w:val="nil"/>
+              <w:bottom w:val="nil"/>
+            </w:tcBorders>
+          </w:tcPr>
+          <w:p>
+            <w:pPr>
+              <w:ind w:left="720" w:hanging="720"/>
+              <w:jc w:val="center"/>
+              <w:rPr>
+                <w:sz w:val="20"/>
+                <w:szCs w:val="20"/>
+              </w:rPr>
+            </w:pPr>
+          </w:p>
+        </w:tc>
+        <w:tc>
+          <w:tcPr>
+            <w:tcW w:w="482" w:type="dxa"/>
+            <w:tcBorders>
+              <w:top w:val="nil"/>
+              <w:bottom w:val="nil"/>
+            </w:tcBorders>
+          </w:tcPr>
+          <w:p>
+            <w:pPr>
+              <w:cnfStyle w:val="100000000000" w:firstRow="1" w:lastRow="0" w:firstColumn="0" w:lastColumn="0" w:oddVBand="0" w:evenVBand="0" w:oddHBand="0" w:evenHBand="0" w:firstRowFirstColumn="0" w:firstRowLastColumn="0" w:lastRowFirstColumn="0" w:lastRowLastColumn="0"/>
+              <w:rPr>
+                <w:sz w:val="20"/>
+                <w:szCs w:val="20"/>
+                <w:lang w:val="el-GR"/>
+              </w:rPr>
+            </w:pPr>
+          </w:p>
+        </w:tc>
+        <w:tc>
+          <w:tcPr>
+            <w:tcW w:w="1647" w:type="dxa"/>
+            <w:tcBorders>
+              <w:top w:val="nil"/>
+              <w:bottom w:val="nil"/>
+            </w:tcBorders>
+          </w:tcPr>
+          <w:p>
+            <w:pPr>
+              <w:cnfStyle w:val="100000000000" w:firstRow="1" w:lastRow="0" w:firstColumn="0" w:lastColumn="0" w:oddVBand="0" w:evenVBand="0" w:oddHBand="0" w:evenHBand="0" w:firstRowFirstColumn="0" w:firstRowLastColumn="0" w:lastRowFirstColumn="0" w:lastRowLastColumn="0"/>
+              <w:rPr>
+                <w:sz w:val="20"/>
+                <w:szCs w:val="20"/>
+                <w:lang w:val="el-GR"/>
+              </w:rPr>
+            </w:pPr>
+          </w:p>
+        </w:tc>
+        <w:tc>
+          <w:tcPr>
+            <w:tcW w:w="1662" w:type="dxa"/>
+            <w:tcBorders>
+              <w:top w:val="nil"/>
+              <w:bottom w:val="nil"/>
+            </w:tcBorders>
+          </w:tcPr>
+          <w:p>
+            <w:pPr>
+              <w:cnfStyle w:val="100000000000" w:firstRow="1" w:lastRow="0" w:firstColumn="0" w:lastColumn="0" w:oddVBand="0" w:evenVBand="0" w:oddHBand="0" w:evenHBand="0" w:firstRowFirstColumn="0" w:firstRowLastColumn="0" w:lastRowFirstColumn="0" w:lastRowLastColumn="0"/>
+              <w:rPr>
+                <w:sz w:val="20"/>
+                <w:szCs w:val="20"/>
+                <w:lang w:val="el-GR"/>
+              </w:rPr>
+            </w:pPr>
+          </w:p>
+        </w:tc>
+        <w:tc>
+          <w:tcPr>
+            <w:tcW w:w="1694" w:type="dxa"/>
+            <w:tcBorders>
+              <w:top w:val="nil"/>
+              <w:bottom w:val="nil"/>
+            </w:tcBorders>
+          </w:tcPr>
+          <w:p>
+            <w:pPr>
+              <w:cnfStyle w:val="100000000000" w:firstRow="1" w:lastRow="0" w:firstColumn="0" w:lastColumn="0" w:oddVBand="0" w:evenVBand="0" w:oddHBand="0" w:evenHBand="0" w:firstRowFirstColumn="0" w:firstRowLastColumn="0" w:lastRowFirstColumn="0" w:lastRowLastColumn="0"/>
+              <w:rPr>
+                <w:sz w:val="20"/>
+                <w:szCs w:val="20"/>
+                <w:lang w:val="el-GR"/>
+              </w:rPr>
+            </w:pPr>
+          </w:p>
+        </w:tc>
+        <w:tc>
+          <w:tcPr>
+            <w:tcW w:w="1796" w:type="dxa"/>
+            <w:tcBorders>
+              <w:top w:val="nil"/>
+              <w:bottom w:val="nil"/>
+            </w:tcBorders>
+          </w:tcPr>
+          <w:p>
+            <w:pPr>
+              <w:cnfStyle w:val="100000000000" w:firstRow="1" w:lastRow="0" w:firstColumn="0" w:lastColumn="0" w:oddVBand="0" w:evenVBand="0" w:oddHBand="0" w:evenHBand="0" w:firstRowFirstColumn="0" w:firstRowLastColumn="0" w:lastRowFirstColumn="0" w:lastRowLastColumn="0"/>
+              <w:rPr>
+                <w:sz w:val="20"/>
+                <w:szCs w:val="20"/>
+                <w:lang w:val="el-GR"/>
+              </w:rPr>
+            </w:pPr>
+          </w:p>
+        </w:tc>
+        <w:tc>
+          <w:tcPr>
+            <w:tcW w:w="2537" w:type="dxa"/>
+            <w:tcBorders>
+              <w:top w:val="nil"/>
+              <w:bottom w:val="nil"/>
+              <w:right w:val="nil"/>
+            </w:tcBorders>
+          </w:tcPr>
+          <w:p>
+            <w:pPr>
+              <w:cnfStyle w:val="100000000000" w:firstRow="1" w:lastRow="0" w:firstColumn="0" w:lastColumn="0" w:oddVBand="0" w:evenVBand="0" w:oddHBand="0" w:evenHBand="0" w:firstRowFirstColumn="0" w:firstRowLastColumn="0" w:lastRowFirstColumn="0" w:lastRowLastColumn="0"/>
+              <w:rPr>
+                <w:sz w:val="20"/>
+                <w:szCs w:val="20"/>
+              </w:rPr>
+            </w:pPr>
+          </w:p>
+        </w:tc>
+      </w:tr>
+    </w:tbl>
+    <w:p>
+      <w:pPr>
+        <w:rPr>
+          <w:rFonts w:asciiTheme="majorHAnsi" w:eastAsiaTheme="majorEastAsia" w:hAnsiTheme="majorHAnsi" w:cstheme="majorBidi"/>
+          <w:color w:val="0F4761" w:themeColor="accent1" w:themeShade="BF"/>
+          <w:sz w:val="52"/>
+          <w:szCs w:val="52"/>
+        </w:rPr>
+      </w:pPr>
+      <w:r>
+        <w:rPr>
+          <w:sz w:val="52"/>
+          <w:szCs w:val="52"/>
+        </w:rPr>
+        <w:br w:type="page"/>
+      </w:r>
+    </w:p>
+    <w:p>
+      <w:pPr>
+        <w:pStyle w:val="Heading1"/>
+        <w:rPr>
+          <w:sz w:val="52"/>
+          <w:szCs w:val="52"/>
+        </w:rPr>
+      </w:pPr>
+      <w:r>
+        <w:rPr>
+          <w:sz w:val="52"/>
+          <w:szCs w:val="52"/>
+        </w:rPr>
+        <w:lastRenderedPageBreak/>
+        <w:t>Mark as Watched</w:t>
+      </w:r>
+    </w:p>
+    <w:tbl>
+      <w:tblPr>
+        <w:tblStyle w:val="GridTable4-Accent1"/>
+        <w:tblpPr w:leftFromText="180" w:rightFromText="180" w:vertAnchor="page" w:horzAnchor="margin" w:tblpXSpec="center" w:tblpY="2269"/>
+        <w:tblW w:w="11904" w:type="dxa"/>
+        <w:tblLayout w:type="fixed"/>
+        <w:tblLook w:val="04A0" w:firstRow="1" w:lastRow="0" w:firstColumn="1" w:lastColumn="0" w:noHBand="0" w:noVBand="1"/>
+      </w:tblPr>
+      <w:tblGrid>
+        <w:gridCol w:w="2160"/>
+        <w:gridCol w:w="1454"/>
+        <w:gridCol w:w="1714"/>
+        <w:gridCol w:w="1644"/>
+        <w:gridCol w:w="1698"/>
+        <w:gridCol w:w="1801"/>
+        <w:gridCol w:w="1433"/>
+      </w:tblGrid>
+      <w:tr>
+        <w:trPr>
+          <w:cnfStyle w:val="100000000000" w:firstRow="1" w:lastRow="0" w:firstColumn="0" w:lastColumn="0" w:oddVBand="0" w:evenVBand="0" w:oddHBand="0" w:evenHBand="0" w:firstRowFirstColumn="0" w:firstRowLastColumn="0" w:lastRowFirstColumn="0" w:lastRowLastColumn="0"/>
+          <w:trHeight w:val="191"/>
+        </w:trPr>
+        <w:tc>
+          <w:tcPr>
+            <w:cnfStyle w:val="001000000000" w:firstRow="0" w:lastRow="0" w:firstColumn="1" w:lastColumn="0" w:oddVBand="0" w:evenVBand="0" w:oddHBand="0" w:evenHBand="0" w:firstRowFirstColumn="0" w:firstRowLastColumn="0" w:lastRowFirstColumn="0" w:lastRowLastColumn="0"/>
+            <w:tcW w:w="2160" w:type="dxa"/>
+            <w:tcBorders>
+              <w:top w:val="nil"/>
+              <w:left w:val="nil"/>
+              <w:bottom w:val="nil"/>
+            </w:tcBorders>
+          </w:tcPr>
+          <w:p>
+            <w:pPr>
+              <w:jc w:val="center"/>
+              <w:rPr>
+                <w:lang w:val="el-GR"/>
+              </w:rPr>
+            </w:pPr>
+            <w:r>
+              <w:t>Test</w:t>
+            </w:r>
+            <w:r>
+              <w:rPr>
+                <w:lang w:val="el-GR"/>
+              </w:rPr>
+              <w:t xml:space="preserve"> </w:t>
+            </w:r>
+            <w:r>
+              <w:t>Case</w:t>
+            </w:r>
+            <w:r>
+              <w:rPr>
+                <w:lang w:val="el-GR"/>
+              </w:rPr>
+              <w:t xml:space="preserve"> </w:t>
+            </w:r>
+            <w:r>
+              <w:t>ID</w:t>
+            </w:r>
+          </w:p>
+        </w:tc>
+        <w:tc>
+          <w:tcPr>
+            <w:tcW w:w="1454" w:type="dxa"/>
+            <w:tcBorders>
+              <w:top w:val="nil"/>
+              <w:bottom w:val="nil"/>
+            </w:tcBorders>
+          </w:tcPr>
+          <w:p>
+            <w:pPr>
+              <w:cnfStyle w:val="100000000000" w:firstRow="1" w:lastRow="0" w:firstColumn="0" w:lastColumn="0" w:oddVBand="0" w:evenVBand="0" w:oddHBand="0" w:evenHBand="0" w:firstRowFirstColumn="0" w:firstRowLastColumn="0" w:lastRowFirstColumn="0" w:lastRowLastColumn="0"/>
+              <w:rPr>
+                <w:b w:val="0"/>
+                <w:bCs w:val="0"/>
+                <w:lang w:val="el-GR"/>
+              </w:rPr>
+            </w:pPr>
+            <w:r>
+              <w:rPr>
+                <w:lang w:val="el-GR"/>
+              </w:rPr>
+              <w:t>Περιγραφή</w:t>
+            </w:r>
+          </w:p>
+        </w:tc>
+        <w:tc>
+          <w:tcPr>
+            <w:tcW w:w="1714" w:type="dxa"/>
+            <w:tcBorders>
+              <w:top w:val="nil"/>
+              <w:bottom w:val="nil"/>
+            </w:tcBorders>
+          </w:tcPr>
+          <w:p>
+            <w:pPr>
+              <w:cnfStyle w:val="100000000000" w:firstRow="1" w:lastRow="0" w:firstColumn="0" w:lastColumn="0" w:oddVBand="0" w:evenVBand="0" w:oddHBand="0" w:evenHBand="0" w:firstRowFirstColumn="0" w:firstRowLastColumn="0" w:lastRowFirstColumn="0" w:lastRowLastColumn="0"/>
+              <w:rPr>
+                <w:b w:val="0"/>
+                <w:bCs w:val="0"/>
+                <w:lang w:val="el-GR"/>
+              </w:rPr>
+            </w:pPr>
+            <w:r>
+              <w:rPr>
+                <w:lang w:val="el-GR"/>
+              </w:rPr>
+              <w:t>Προϋπόθεση</w:t>
+            </w:r>
+          </w:p>
+        </w:tc>
+        <w:tc>
+          <w:tcPr>
+            <w:tcW w:w="1644" w:type="dxa"/>
+            <w:tcBorders>
+              <w:top w:val="nil"/>
+              <w:bottom w:val="nil"/>
+            </w:tcBorders>
+          </w:tcPr>
+          <w:p>
+            <w:pPr>
+              <w:cnfStyle w:val="100000000000" w:firstRow="1" w:lastRow="0" w:firstColumn="0" w:lastColumn="0" w:oddVBand="0" w:evenVBand="0" w:oddHBand="0" w:evenHBand="0" w:firstRowFirstColumn="0" w:firstRowLastColumn="0" w:lastRowFirstColumn="0" w:lastRowLastColumn="0"/>
+              <w:rPr>
+                <w:b w:val="0"/>
+                <w:bCs w:val="0"/>
+                <w:lang w:val="el-GR"/>
+              </w:rPr>
+            </w:pPr>
+            <w:r>
+              <w:rPr>
+                <w:lang w:val="el-GR"/>
+              </w:rPr>
+              <w:t>Βήματα Testing</w:t>
+            </w:r>
+          </w:p>
+        </w:tc>
+        <w:tc>
+          <w:tcPr>
+            <w:tcW w:w="1698" w:type="dxa"/>
+            <w:tcBorders>
+              <w:top w:val="nil"/>
+              <w:bottom w:val="nil"/>
+            </w:tcBorders>
+          </w:tcPr>
+          <w:p>
+            <w:pPr>
+              <w:cnfStyle w:val="100000000000" w:firstRow="1" w:lastRow="0" w:firstColumn="0" w:lastColumn="0" w:oddVBand="0" w:evenVBand="0" w:oddHBand="0" w:evenHBand="0" w:firstRowFirstColumn="0" w:firstRowLastColumn="0" w:lastRowFirstColumn="0" w:lastRowLastColumn="0"/>
+              <w:rPr>
+                <w:b w:val="0"/>
+                <w:bCs w:val="0"/>
+                <w:lang w:val="el-GR"/>
+              </w:rPr>
+            </w:pPr>
+            <w:r>
+              <w:rPr>
+                <w:lang w:val="el-GR"/>
+              </w:rPr>
+              <w:t>Αναμενόμενο Αποτέλεσμα</w:t>
+            </w:r>
+          </w:p>
+        </w:tc>
+        <w:tc>
+          <w:tcPr>
+            <w:tcW w:w="1801" w:type="dxa"/>
+            <w:tcBorders>
+              <w:top w:val="nil"/>
+              <w:bottom w:val="nil"/>
+            </w:tcBorders>
+          </w:tcPr>
+          <w:p>
+            <w:pPr>
+              <w:cnfStyle w:val="100000000000" w:firstRow="1" w:lastRow="0" w:firstColumn="0" w:lastColumn="0" w:oddVBand="0" w:evenVBand="0" w:oddHBand="0" w:evenHBand="0" w:firstRowFirstColumn="0" w:firstRowLastColumn="0" w:lastRowFirstColumn="0" w:lastRowLastColumn="0"/>
+              <w:rPr>
+                <w:b w:val="0"/>
+                <w:bCs w:val="0"/>
+                <w:lang w:val="el-GR"/>
+              </w:rPr>
+            </w:pPr>
+            <w:r>
+              <w:rPr>
+                <w:lang w:val="el-GR"/>
+              </w:rPr>
+              <w:t>Πραγματικά Αποτελέσματα</w:t>
+            </w:r>
+          </w:p>
+        </w:tc>
+        <w:tc>
+          <w:tcPr>
+            <w:tcW w:w="1433" w:type="dxa"/>
+            <w:tcBorders>
+              <w:top w:val="nil"/>
+              <w:bottom w:val="nil"/>
+              <w:right w:val="nil"/>
+            </w:tcBorders>
+          </w:tcPr>
+          <w:p>
+            <w:pPr>
+              <w:cnfStyle w:val="100000000000" w:firstRow="1" w:lastRow="0" w:firstColumn="0" w:lastColumn="0" w:oddVBand="0" w:evenVBand="0" w:oddHBand="0" w:evenHBand="0" w:firstRowFirstColumn="0" w:firstRowLastColumn="0" w:lastRowFirstColumn="0" w:lastRowLastColumn="0"/>
+              <w:rPr>
+                <w:b w:val="0"/>
+                <w:bCs w:val="0"/>
+                <w:lang w:val="el-GR"/>
+              </w:rPr>
+            </w:pPr>
+            <w:r>
+              <w:rPr>
+                <w:lang w:val="el-GR"/>
+              </w:rPr>
+              <w:t>Κατάσταση</w:t>
+            </w:r>
+          </w:p>
+        </w:tc>
+      </w:tr>
+      <w:tr>
+        <w:trPr>
+          <w:cnfStyle w:val="000000100000" w:firstRow="0" w:lastRow="0" w:firstColumn="0" w:lastColumn="0" w:oddVBand="0" w:evenVBand="0" w:oddHBand="1" w:evenHBand="0" w:firstRowFirstColumn="0" w:firstRowLastColumn="0" w:lastRowFirstColumn="0" w:lastRowLastColumn="0"/>
+          <w:trHeight w:val="3891"/>
+        </w:trPr>
+        <w:tc>
+          <w:tcPr>
+            <w:cnfStyle w:val="001000000000" w:firstRow="0" w:lastRow="0" w:firstColumn="1" w:lastColumn="0" w:oddVBand="0" w:evenVBand="0" w:oddHBand="0" w:evenHBand="0" w:firstRowFirstColumn="0" w:firstRowLastColumn="0" w:lastRowFirstColumn="0" w:lastRowLastColumn="0"/>
+            <w:tcW w:w="2160" w:type="dxa"/>
+            <w:tcBorders>
+              <w:top w:val="nil"/>
+              <w:bottom w:val="nil"/>
+            </w:tcBorders>
+          </w:tcPr>
+          <w:p>
+            <w:pPr>
+              <w:ind w:left="720" w:hanging="720"/>
+              <w:jc w:val="center"/>
+              <w:rPr>
+                <w:sz w:val="18"/>
+                <w:szCs w:val="18"/>
+              </w:rPr>
+            </w:pPr>
+            <w:r>
+              <w:rPr>
+                <w:sz w:val="18"/>
+                <w:szCs w:val="18"/>
+              </w:rPr>
+              <w:t>TC_</w:t>
+            </w:r>
+            <w:r>
+              <w:rPr>
+                <w:sz w:val="18"/>
+                <w:szCs w:val="18"/>
+              </w:rPr>
+              <w:t>MarkAsWatched</w:t>
+            </w:r>
+            <w:r>
+              <w:rPr>
+                <w:sz w:val="18"/>
+                <w:szCs w:val="18"/>
+              </w:rPr>
+              <w:t>_0</w:t>
+            </w:r>
+            <w:r>
+              <w:rPr>
+                <w:sz w:val="18"/>
+                <w:szCs w:val="18"/>
+              </w:rPr>
+              <w:t>1</w:t>
+            </w:r>
+          </w:p>
+        </w:tc>
+        <w:tc>
+          <w:tcPr>
+            <w:tcW w:w="1454" w:type="dxa"/>
+            <w:tcBorders>
+              <w:top w:val="nil"/>
+              <w:bottom w:val="nil"/>
+            </w:tcBorders>
+          </w:tcPr>
+          <w:p>
+            <w:pPr>
+              <w:cnfStyle w:val="000000100000" w:firstRow="0" w:lastRow="0" w:firstColumn="0" w:lastColumn="0" w:oddVBand="0" w:evenVBand="0" w:oddHBand="1" w:evenHBand="0" w:firstRowFirstColumn="0" w:firstRowLastColumn="0" w:lastRowFirstColumn="0" w:lastRowLastColumn="0"/>
+              <w:rPr>
+                <w:sz w:val="20"/>
+                <w:szCs w:val="20"/>
+              </w:rPr>
+            </w:pPr>
+            <w:r>
+              <w:rPr>
+                <w:sz w:val="20"/>
+                <w:szCs w:val="20"/>
+                <w:lang w:val="el-GR"/>
+              </w:rPr>
+              <w:t>Επιλογή</w:t>
+            </w:r>
+            <w:r>
+              <w:rPr>
+                <w:sz w:val="20"/>
+                <w:szCs w:val="20"/>
+                <w:lang w:val="el-GR"/>
+              </w:rPr>
+              <w:t xml:space="preserve"> “</w:t>
+            </w:r>
+            <w:r>
+              <w:rPr>
+                <w:sz w:val="20"/>
+                <w:szCs w:val="20"/>
+              </w:rPr>
+              <w:t>Mark</w:t>
+            </w:r>
+            <w:r>
+              <w:rPr>
+                <w:sz w:val="20"/>
+                <w:szCs w:val="20"/>
+                <w:lang w:val="el-GR"/>
+              </w:rPr>
+              <w:t xml:space="preserve"> </w:t>
+            </w:r>
+            <w:r>
+              <w:rPr>
+                <w:sz w:val="20"/>
+                <w:szCs w:val="20"/>
+              </w:rPr>
+              <w:t>as</w:t>
+            </w:r>
+            <w:r>
+              <w:rPr>
+                <w:sz w:val="20"/>
+                <w:szCs w:val="20"/>
+                <w:lang w:val="el-GR"/>
+              </w:rPr>
+              <w:t xml:space="preserve"> </w:t>
+            </w:r>
+            <w:r>
+              <w:rPr>
+                <w:sz w:val="20"/>
+                <w:szCs w:val="20"/>
+              </w:rPr>
+              <w:t>Watched</w:t>
+            </w:r>
+            <w:r>
+              <w:rPr>
+                <w:sz w:val="20"/>
+                <w:szCs w:val="20"/>
+                <w:lang w:val="el-GR"/>
+              </w:rPr>
+              <w:t xml:space="preserve">” </w:t>
+            </w:r>
+            <w:r>
+              <w:rPr>
+                <w:sz w:val="20"/>
+                <w:szCs w:val="20"/>
+                <w:lang w:val="el-GR"/>
+              </w:rPr>
+              <w:t>για</w:t>
+            </w:r>
+            <w:r>
+              <w:rPr>
+                <w:sz w:val="20"/>
+                <w:szCs w:val="20"/>
+                <w:lang w:val="el-GR"/>
+              </w:rPr>
+              <w:t xml:space="preserve"> </w:t>
+            </w:r>
+            <w:r>
+              <w:rPr>
+                <w:sz w:val="20"/>
+                <w:szCs w:val="20"/>
+                <w:lang w:val="el-GR"/>
+              </w:rPr>
+              <w:t>ταινία/σειρά</w:t>
+            </w:r>
+          </w:p>
+        </w:tc>
+        <w:tc>
+          <w:tcPr>
+            <w:tcW w:w="1714" w:type="dxa"/>
+            <w:tcBorders>
+              <w:top w:val="nil"/>
+              <w:bottom w:val="nil"/>
+            </w:tcBorders>
+          </w:tcPr>
+          <w:p>
+            <w:pPr>
+              <w:cnfStyle w:val="000000100000" w:firstRow="0" w:lastRow="0" w:firstColumn="0" w:lastColumn="0" w:oddVBand="0" w:evenVBand="0" w:oddHBand="1" w:evenHBand="0" w:firstRowFirstColumn="0" w:firstRowLastColumn="0" w:lastRowFirstColumn="0" w:lastRowLastColumn="0"/>
+              <w:rPr>
+                <w:sz w:val="20"/>
+                <w:szCs w:val="20"/>
+                <w:lang w:val="el-GR"/>
+              </w:rPr>
+            </w:pPr>
+            <w:r>
+              <w:rPr>
+                <w:sz w:val="20"/>
+                <w:szCs w:val="20"/>
+                <w:lang w:val="el-GR"/>
+              </w:rPr>
+              <w:t xml:space="preserve"> </w:t>
+            </w:r>
+            <w:r>
+              <w:rPr>
+                <w:sz w:val="20"/>
+                <w:szCs w:val="20"/>
+                <w:lang w:val="el-GR"/>
+              </w:rPr>
+              <w:t>1. Ο χρήστης είναι ήδη συνδεδεμένος στο σύστημα</w:t>
+            </w:r>
+          </w:p>
+          <w:p>
+            <w:pPr>
+              <w:cnfStyle w:val="000000100000" w:firstRow="0" w:lastRow="0" w:firstColumn="0" w:lastColumn="0" w:oddVBand="0" w:evenVBand="0" w:oddHBand="1" w:evenHBand="0" w:firstRowFirstColumn="0" w:firstRowLastColumn="0" w:lastRowFirstColumn="0" w:lastRowLastColumn="0"/>
+              <w:rPr>
+                <w:sz w:val="20"/>
+                <w:szCs w:val="20"/>
+                <w:lang w:val="el-GR"/>
+              </w:rPr>
+            </w:pPr>
+          </w:p>
+          <w:p>
+            <w:pPr>
+              <w:cnfStyle w:val="000000100000" w:firstRow="0" w:lastRow="0" w:firstColumn="0" w:lastColumn="0" w:oddVBand="0" w:evenVBand="0" w:oddHBand="1" w:evenHBand="0" w:firstRowFirstColumn="0" w:firstRowLastColumn="0" w:lastRowFirstColumn="0" w:lastRowLastColumn="0"/>
+              <w:rPr>
+                <w:sz w:val="20"/>
+                <w:szCs w:val="20"/>
+              </w:rPr>
+            </w:pPr>
+            <w:r>
+              <w:rPr>
+                <w:sz w:val="20"/>
+                <w:szCs w:val="20"/>
+                <w:lang w:val="el-GR"/>
+              </w:rPr>
+              <w:t xml:space="preserve">2. </w:t>
+            </w:r>
+            <w:r>
+              <w:rPr>
+                <w:sz w:val="20"/>
+                <w:szCs w:val="20"/>
+                <w:lang w:val="el-GR"/>
+              </w:rPr>
+              <w:t>Ο χρήστης βρίσκεται στην οθόνη λεπτομερειών μίας ταινίας/σειράς</w:t>
+            </w:r>
+          </w:p>
+          <w:p>
+            <w:pPr>
+              <w:cnfStyle w:val="000000100000" w:firstRow="0" w:lastRow="0" w:firstColumn="0" w:lastColumn="0" w:oddVBand="0" w:evenVBand="0" w:oddHBand="1" w:evenHBand="0" w:firstRowFirstColumn="0" w:firstRowLastColumn="0" w:lastRowFirstColumn="0" w:lastRowLastColumn="0"/>
+              <w:rPr>
+                <w:sz w:val="20"/>
+                <w:szCs w:val="20"/>
+              </w:rPr>
+            </w:pPr>
+          </w:p>
+          <w:p>
+            <w:pPr>
+              <w:cnfStyle w:val="000000100000" w:firstRow="0" w:lastRow="0" w:firstColumn="0" w:lastColumn="0" w:oddVBand="0" w:evenVBand="0" w:oddHBand="1" w:evenHBand="0" w:firstRowFirstColumn="0" w:firstRowLastColumn="0" w:lastRowFirstColumn="0" w:lastRowLastColumn="0"/>
+              <w:rPr>
+                <w:sz w:val="20"/>
+                <w:szCs w:val="20"/>
+                <w:lang w:val="el-GR"/>
+              </w:rPr>
+            </w:pPr>
+            <w:r>
+              <w:rPr>
+                <w:sz w:val="20"/>
+                <w:szCs w:val="20"/>
+                <w:lang w:val="el-GR"/>
+              </w:rPr>
+              <w:t xml:space="preserve">3. </w:t>
+            </w:r>
+            <w:r>
+              <w:rPr>
+                <w:sz w:val="20"/>
+                <w:szCs w:val="20"/>
+                <w:lang w:val="el-GR"/>
+              </w:rPr>
+              <w:t xml:space="preserve">Η ταινία/σειρά να μην είναι ήδη </w:t>
+            </w:r>
+            <w:r>
+              <w:rPr>
+                <w:sz w:val="20"/>
+                <w:szCs w:val="20"/>
+              </w:rPr>
+              <w:t>marked</w:t>
+            </w:r>
+            <w:r>
+              <w:rPr>
+                <w:sz w:val="20"/>
+                <w:szCs w:val="20"/>
+                <w:lang w:val="el-GR"/>
+              </w:rPr>
+              <w:t xml:space="preserve"> </w:t>
+            </w:r>
+            <w:r>
+              <w:rPr>
+                <w:sz w:val="20"/>
+                <w:szCs w:val="20"/>
+              </w:rPr>
+              <w:t>as</w:t>
+            </w:r>
+            <w:r>
+              <w:rPr>
+                <w:sz w:val="20"/>
+                <w:szCs w:val="20"/>
+                <w:lang w:val="el-GR"/>
+              </w:rPr>
+              <w:t xml:space="preserve"> </w:t>
+            </w:r>
+            <w:r>
+              <w:rPr>
+                <w:sz w:val="20"/>
+                <w:szCs w:val="20"/>
+              </w:rPr>
+              <w:t>watched</w:t>
+            </w:r>
+          </w:p>
+          <w:p>
+            <w:pPr>
+              <w:jc w:val="center"/>
+              <w:cnfStyle w:val="000000100000" w:firstRow="0" w:lastRow="0" w:firstColumn="0" w:lastColumn="0" w:oddVBand="0" w:evenVBand="0" w:oddHBand="1" w:evenHBand="0" w:firstRowFirstColumn="0" w:firstRowLastColumn="0" w:lastRowFirstColumn="0" w:lastRowLastColumn="0"/>
+              <w:rPr>
+                <w:sz w:val="20"/>
+                <w:szCs w:val="20"/>
+                <w:lang w:val="el-GR"/>
+              </w:rPr>
+            </w:pPr>
+          </w:p>
+        </w:tc>
+        <w:tc>
+          <w:tcPr>
+            <w:tcW w:w="1644" w:type="dxa"/>
+            <w:tcBorders>
+              <w:top w:val="nil"/>
+              <w:bottom w:val="nil"/>
+            </w:tcBorders>
+          </w:tcPr>
+          <w:p>
+            <w:pPr>
+              <w:cnfStyle w:val="000000100000" w:firstRow="0" w:lastRow="0" w:firstColumn="0" w:lastColumn="0" w:oddVBand="0" w:evenVBand="0" w:oddHBand="1" w:evenHBand="0" w:firstRowFirstColumn="0" w:firstRowLastColumn="0" w:lastRowFirstColumn="0" w:lastRowLastColumn="0"/>
+              <w:rPr>
+                <w:sz w:val="20"/>
+                <w:szCs w:val="20"/>
+                <w:lang w:val="el-GR"/>
+              </w:rPr>
+            </w:pPr>
+            <w:r>
+              <w:rPr>
+                <w:sz w:val="20"/>
+                <w:szCs w:val="20"/>
+                <w:lang w:val="el-GR"/>
+              </w:rPr>
+              <w:t xml:space="preserve">1. Ο χρήστης </w:t>
+            </w:r>
+            <w:r>
+              <w:rPr>
+                <w:sz w:val="20"/>
+                <w:szCs w:val="20"/>
+                <w:lang w:val="el-GR"/>
+              </w:rPr>
+              <w:t xml:space="preserve">επιλέγει </w:t>
+            </w:r>
+            <w:r>
+              <w:rPr>
+                <w:sz w:val="20"/>
+                <w:szCs w:val="20"/>
+                <w:lang w:val="el-GR"/>
+              </w:rPr>
+              <w:t>“</w:t>
+            </w:r>
+            <w:r>
+              <w:rPr>
+                <w:sz w:val="20"/>
+                <w:szCs w:val="20"/>
+              </w:rPr>
+              <w:t>Mark as Watched</w:t>
+            </w:r>
+            <w:r>
+              <w:rPr>
+                <w:sz w:val="20"/>
+                <w:szCs w:val="20"/>
+                <w:lang w:val="el-GR"/>
+              </w:rPr>
+              <w:t xml:space="preserve"> </w:t>
+            </w:r>
+            <w:r>
+              <w:rPr>
+                <w:sz w:val="20"/>
+                <w:szCs w:val="20"/>
+                <w:lang w:val="el-GR"/>
+              </w:rPr>
+              <w:t>”</w:t>
+            </w:r>
+          </w:p>
+          <w:p>
+            <w:pPr>
+              <w:cnfStyle w:val="000000100000" w:firstRow="0" w:lastRow="0" w:firstColumn="0" w:lastColumn="0" w:oddVBand="0" w:evenVBand="0" w:oddHBand="1" w:evenHBand="0" w:firstRowFirstColumn="0" w:firstRowLastColumn="0" w:lastRowFirstColumn="0" w:lastRowLastColumn="0"/>
+              <w:rPr>
+                <w:sz w:val="20"/>
+                <w:szCs w:val="20"/>
+                <w:lang w:val="el-GR"/>
+              </w:rPr>
+            </w:pPr>
+          </w:p>
+        </w:tc>
+        <w:tc>
+          <w:tcPr>
+            <w:tcW w:w="1698" w:type="dxa"/>
+            <w:tcBorders>
+              <w:top w:val="nil"/>
+              <w:bottom w:val="nil"/>
+            </w:tcBorders>
+          </w:tcPr>
+          <w:p>
+            <w:pPr>
+              <w:cnfStyle w:val="000000100000" w:firstRow="0" w:lastRow="0" w:firstColumn="0" w:lastColumn="0" w:oddVBand="0" w:evenVBand="0" w:oddHBand="1" w:evenHBand="0" w:firstRowFirstColumn="0" w:firstRowLastColumn="0" w:lastRowFirstColumn="0" w:lastRowLastColumn="0"/>
+              <w:rPr>
+                <w:sz w:val="20"/>
+                <w:szCs w:val="20"/>
+                <w:lang w:val="el-GR"/>
+              </w:rPr>
+            </w:pPr>
+            <w:r>
+              <w:rPr>
+                <w:sz w:val="20"/>
+                <w:szCs w:val="20"/>
+                <w:lang w:val="el-GR"/>
+              </w:rPr>
+              <w:t xml:space="preserve">Το κουμπί αλλάζει σε </w:t>
+            </w:r>
+            <w:r>
+              <w:rPr>
+                <w:sz w:val="20"/>
+                <w:szCs w:val="20"/>
+                <w:lang w:val="el-GR"/>
+              </w:rPr>
+              <w:t xml:space="preserve"> </w:t>
+            </w:r>
+            <w:r>
+              <w:rPr>
+                <w:sz w:val="20"/>
+                <w:szCs w:val="20"/>
+                <w:lang w:val="el-GR"/>
+              </w:rPr>
+              <w:t>“</w:t>
+            </w:r>
+            <w:r>
+              <w:rPr>
+                <w:sz w:val="20"/>
+                <w:szCs w:val="20"/>
+              </w:rPr>
+              <w:t>Remove</w:t>
+            </w:r>
+            <w:r>
+              <w:rPr>
+                <w:sz w:val="20"/>
+                <w:szCs w:val="20"/>
+                <w:lang w:val="el-GR"/>
+              </w:rPr>
+              <w:t xml:space="preserve"> </w:t>
+            </w:r>
+            <w:r>
+              <w:rPr>
+                <w:sz w:val="20"/>
+                <w:szCs w:val="20"/>
+              </w:rPr>
+              <w:t>from</w:t>
+            </w:r>
+            <w:r>
+              <w:rPr>
+                <w:sz w:val="20"/>
+                <w:szCs w:val="20"/>
+                <w:lang w:val="el-GR"/>
+              </w:rPr>
+              <w:t xml:space="preserve"> </w:t>
+            </w:r>
+            <w:r>
+              <w:rPr>
+                <w:sz w:val="20"/>
+                <w:szCs w:val="20"/>
+              </w:rPr>
+              <w:t>watched</w:t>
+            </w:r>
+            <w:r>
+              <w:rPr>
+                <w:sz w:val="20"/>
+                <w:szCs w:val="20"/>
+                <w:lang w:val="el-GR"/>
+              </w:rPr>
+              <w:t xml:space="preserve">” </w:t>
+            </w:r>
+          </w:p>
+          <w:p>
+            <w:pPr>
+              <w:cnfStyle w:val="000000100000" w:firstRow="0" w:lastRow="0" w:firstColumn="0" w:lastColumn="0" w:oddVBand="0" w:evenVBand="0" w:oddHBand="1" w:evenHBand="0" w:firstRowFirstColumn="0" w:firstRowLastColumn="0" w:lastRowFirstColumn="0" w:lastRowLastColumn="0"/>
+              <w:rPr>
+                <w:sz w:val="20"/>
+                <w:szCs w:val="20"/>
+                <w:lang w:val="el-GR"/>
+              </w:rPr>
+            </w:pPr>
+          </w:p>
+        </w:tc>
+        <w:tc>
+          <w:tcPr>
+            <w:tcW w:w="1801" w:type="dxa"/>
+            <w:tcBorders>
+              <w:top w:val="nil"/>
+              <w:bottom w:val="nil"/>
+            </w:tcBorders>
+          </w:tcPr>
+          <w:p>
+            <w:pPr>
+              <w:cnfStyle w:val="000000100000" w:firstRow="0" w:lastRow="0" w:firstColumn="0" w:lastColumn="0" w:oddVBand="0" w:evenVBand="0" w:oddHBand="1" w:evenHBand="0" w:firstRowFirstColumn="0" w:firstRowLastColumn="0" w:lastRowFirstColumn="0" w:lastRowLastColumn="0"/>
+              <w:rPr>
+                <w:sz w:val="20"/>
+                <w:szCs w:val="20"/>
+                <w:lang w:val="el-GR"/>
+              </w:rPr>
+            </w:pPr>
+            <w:r>
+              <w:rPr>
+                <w:sz w:val="20"/>
+                <w:szCs w:val="20"/>
+                <w:lang w:val="el-GR"/>
+              </w:rPr>
+              <w:t xml:space="preserve">Το κουμπί αλλάζει σε </w:t>
+            </w:r>
+            <w:r>
+              <w:rPr>
+                <w:sz w:val="20"/>
+                <w:szCs w:val="20"/>
+                <w:lang w:val="el-GR"/>
+              </w:rPr>
+              <w:t xml:space="preserve"> </w:t>
+            </w:r>
+            <w:r>
+              <w:rPr>
+                <w:sz w:val="20"/>
+                <w:szCs w:val="20"/>
+                <w:lang w:val="el-GR"/>
+              </w:rPr>
+              <w:t>“</w:t>
+            </w:r>
+            <w:r>
+              <w:rPr>
+                <w:sz w:val="20"/>
+                <w:szCs w:val="20"/>
+              </w:rPr>
+              <w:t>Remove</w:t>
+            </w:r>
+            <w:r>
+              <w:rPr>
+                <w:sz w:val="20"/>
+                <w:szCs w:val="20"/>
+                <w:lang w:val="el-GR"/>
+              </w:rPr>
+              <w:t xml:space="preserve"> </w:t>
+            </w:r>
+            <w:r>
+              <w:rPr>
+                <w:sz w:val="20"/>
+                <w:szCs w:val="20"/>
+              </w:rPr>
+              <w:t>from</w:t>
+            </w:r>
+            <w:r>
+              <w:rPr>
+                <w:sz w:val="20"/>
+                <w:szCs w:val="20"/>
+                <w:lang w:val="el-GR"/>
+              </w:rPr>
+              <w:t xml:space="preserve"> </w:t>
+            </w:r>
+            <w:r>
+              <w:rPr>
+                <w:sz w:val="20"/>
+                <w:szCs w:val="20"/>
+              </w:rPr>
+              <w:t>watched</w:t>
+            </w:r>
+            <w:r>
+              <w:rPr>
+                <w:sz w:val="20"/>
+                <w:szCs w:val="20"/>
+                <w:lang w:val="el-GR"/>
+              </w:rPr>
+              <w:t xml:space="preserve">” </w:t>
+            </w:r>
+          </w:p>
+          <w:p>
+            <w:pPr>
+              <w:cnfStyle w:val="000000100000" w:firstRow="0" w:lastRow="0" w:firstColumn="0" w:lastColumn="0" w:oddVBand="0" w:evenVBand="0" w:oddHBand="1" w:evenHBand="0" w:firstRowFirstColumn="0" w:firstRowLastColumn="0" w:lastRowFirstColumn="0" w:lastRowLastColumn="0"/>
+              <w:rPr>
+                <w:sz w:val="20"/>
+                <w:szCs w:val="20"/>
+                <w:lang w:val="el-GR"/>
+              </w:rPr>
+            </w:pPr>
+          </w:p>
+        </w:tc>
+        <w:tc>
+          <w:tcPr>
+            <w:tcW w:w="1433" w:type="dxa"/>
+            <w:tcBorders>
+              <w:top w:val="nil"/>
+              <w:bottom w:val="nil"/>
+            </w:tcBorders>
+          </w:tcPr>
+          <w:p>
+            <w:pPr>
+              <w:cnfStyle w:val="000000100000" w:firstRow="0" w:lastRow="0" w:firstColumn="0" w:lastColumn="0" w:oddVBand="0" w:evenVBand="0" w:oddHBand="1" w:evenHBand="0" w:firstRowFirstColumn="0" w:firstRowLastColumn="0" w:lastRowFirstColumn="0" w:lastRowLastColumn="0"/>
+              <w:rPr>
+                <w:rFonts w:ascii="Apple Color Emoji" w:hAnsi="Apple Color Emoji"/>
+                <w:sz w:val="20"/>
+                <w:szCs w:val="20"/>
+              </w:rPr>
+            </w:pPr>
+            <w:r>
+              <w:rPr>
+                <w:sz w:val="20"/>
+                <w:szCs w:val="20"/>
+              </w:rPr>
+              <w:t>Pass</w:t>
+            </w:r>
+            <w:r>
+              <w:rPr>
+                <w:rFonts w:ascii="Segoe UI Emoji" w:hAnsi="Segoe UI Emoji" w:cs="Segoe UI Emoji"/>
+                <w:sz w:val="20"/>
+                <w:szCs w:val="20"/>
+              </w:rPr>
+              <w:t>✔️</w:t>
+            </w:r>
+          </w:p>
+        </w:tc>
+      </w:tr>
+      <w:tr>
+        <w:trPr>
+          <w:trHeight w:val="68"/>
+        </w:trPr>
+        <w:tc>
+          <w:tcPr>
+            <w:cnfStyle w:val="001000000000" w:firstRow="0" w:lastRow="0" w:firstColumn="1" w:lastColumn="0" w:oddVBand="0" w:evenVBand="0" w:oddHBand="0" w:evenHBand="0" w:firstRowFirstColumn="0" w:firstRowLastColumn="0" w:lastRowFirstColumn="0" w:lastRowLastColumn="0"/>
+            <w:tcW w:w="2160" w:type="dxa"/>
+            <w:tcBorders>
+              <w:top w:val="nil"/>
+              <w:left w:val="nil"/>
+              <w:bottom w:val="nil"/>
+              <w:right w:val="nil"/>
+            </w:tcBorders>
+            <w:shd w:val="clear" w:color="auto" w:fill="156082" w:themeFill="accent1"/>
+          </w:tcPr>
+          <w:p>
+            <w:pPr>
+              <w:ind w:left="720" w:hanging="720"/>
+              <w:jc w:val="center"/>
+              <w:rPr>
+                <w:sz w:val="18"/>
+                <w:szCs w:val="18"/>
+              </w:rPr>
+            </w:pPr>
+          </w:p>
+        </w:tc>
+        <w:tc>
+          <w:tcPr>
+            <w:tcW w:w="1454" w:type="dxa"/>
+            <w:tcBorders>
+              <w:top w:val="nil"/>
+              <w:left w:val="nil"/>
+              <w:bottom w:val="nil"/>
+              <w:right w:val="nil"/>
+            </w:tcBorders>
+            <w:shd w:val="clear" w:color="auto" w:fill="156082" w:themeFill="accent1"/>
+          </w:tcPr>
+          <w:p>
+            <w:pPr>
+              <w:cnfStyle w:val="000000000000" w:firstRow="0" w:lastRow="0" w:firstColumn="0" w:lastColumn="0" w:oddVBand="0" w:evenVBand="0" w:oddHBand="0" w:evenHBand="0" w:firstRowFirstColumn="0" w:firstRowLastColumn="0" w:lastRowFirstColumn="0" w:lastRowLastColumn="0"/>
+              <w:rPr>
+                <w:sz w:val="20"/>
+                <w:szCs w:val="20"/>
+                <w:lang w:val="el-GR"/>
+              </w:rPr>
+            </w:pPr>
+          </w:p>
+        </w:tc>
+        <w:tc>
+          <w:tcPr>
+            <w:tcW w:w="1714" w:type="dxa"/>
+            <w:tcBorders>
+              <w:top w:val="nil"/>
+              <w:left w:val="nil"/>
+              <w:bottom w:val="nil"/>
+              <w:right w:val="nil"/>
+            </w:tcBorders>
+            <w:shd w:val="clear" w:color="auto" w:fill="156082" w:themeFill="accent1"/>
+          </w:tcPr>
+          <w:p>
+            <w:pPr>
+              <w:cnfStyle w:val="000000000000" w:firstRow="0" w:lastRow="0" w:firstColumn="0" w:lastColumn="0" w:oddVBand="0" w:evenVBand="0" w:oddHBand="0" w:evenHBand="0" w:firstRowFirstColumn="0" w:firstRowLastColumn="0" w:lastRowFirstColumn="0" w:lastRowLastColumn="0"/>
+              <w:rPr>
+                <w:sz w:val="20"/>
+                <w:szCs w:val="20"/>
+                <w:lang w:val="el-GR"/>
+              </w:rPr>
+            </w:pPr>
+          </w:p>
+        </w:tc>
+        <w:tc>
+          <w:tcPr>
+            <w:tcW w:w="1644" w:type="dxa"/>
+            <w:tcBorders>
+              <w:top w:val="nil"/>
+              <w:left w:val="nil"/>
+              <w:bottom w:val="nil"/>
+              <w:right w:val="nil"/>
+            </w:tcBorders>
+            <w:shd w:val="clear" w:color="auto" w:fill="156082" w:themeFill="accent1"/>
+          </w:tcPr>
+          <w:p>
+            <w:pPr>
+              <w:cnfStyle w:val="000000000000" w:firstRow="0" w:lastRow="0" w:firstColumn="0" w:lastColumn="0" w:oddVBand="0" w:evenVBand="0" w:oddHBand="0" w:evenHBand="0" w:firstRowFirstColumn="0" w:firstRowLastColumn="0" w:lastRowFirstColumn="0" w:lastRowLastColumn="0"/>
+              <w:rPr>
+                <w:sz w:val="20"/>
+                <w:szCs w:val="20"/>
+                <w:lang w:val="el-GR"/>
+              </w:rPr>
+            </w:pPr>
+          </w:p>
+        </w:tc>
+        <w:tc>
+          <w:tcPr>
+            <w:tcW w:w="1698" w:type="dxa"/>
+            <w:tcBorders>
+              <w:top w:val="nil"/>
+              <w:left w:val="nil"/>
+              <w:bottom w:val="nil"/>
+              <w:right w:val="nil"/>
+            </w:tcBorders>
+            <w:shd w:val="clear" w:color="auto" w:fill="156082" w:themeFill="accent1"/>
+          </w:tcPr>
+          <w:p>
+            <w:pPr>
+              <w:cnfStyle w:val="000000000000" w:firstRow="0" w:lastRow="0" w:firstColumn="0" w:lastColumn="0" w:oddVBand="0" w:evenVBand="0" w:oddHBand="0" w:evenHBand="0" w:firstRowFirstColumn="0" w:firstRowLastColumn="0" w:lastRowFirstColumn="0" w:lastRowLastColumn="0"/>
+              <w:rPr>
+                <w:sz w:val="20"/>
+                <w:szCs w:val="20"/>
+                <w:lang w:val="el-GR"/>
+              </w:rPr>
+            </w:pPr>
+          </w:p>
+        </w:tc>
+        <w:tc>
+          <w:tcPr>
+            <w:tcW w:w="1801" w:type="dxa"/>
+            <w:tcBorders>
+              <w:top w:val="nil"/>
+              <w:left w:val="nil"/>
+              <w:bottom w:val="nil"/>
+              <w:right w:val="nil"/>
+            </w:tcBorders>
+            <w:shd w:val="clear" w:color="auto" w:fill="156082" w:themeFill="accent1"/>
+          </w:tcPr>
+          <w:p>
+            <w:pPr>
+              <w:cnfStyle w:val="000000000000" w:firstRow="0" w:lastRow="0" w:firstColumn="0" w:lastColumn="0" w:oddVBand="0" w:evenVBand="0" w:oddHBand="0" w:evenHBand="0" w:firstRowFirstColumn="0" w:firstRowLastColumn="0" w:lastRowFirstColumn="0" w:lastRowLastColumn="0"/>
+              <w:rPr>
+                <w:sz w:val="20"/>
+                <w:szCs w:val="20"/>
+                <w:lang w:val="el-GR"/>
+              </w:rPr>
+            </w:pPr>
+          </w:p>
+        </w:tc>
+        <w:tc>
+          <w:tcPr>
+            <w:tcW w:w="1433" w:type="dxa"/>
+            <w:tcBorders>
+              <w:top w:val="nil"/>
+              <w:left w:val="nil"/>
+              <w:bottom w:val="nil"/>
+              <w:right w:val="nil"/>
+            </w:tcBorders>
+            <w:shd w:val="clear" w:color="auto" w:fill="156082" w:themeFill="accent1"/>
+          </w:tcPr>
+          <w:p>
+            <w:pPr>
+              <w:cnfStyle w:val="000000000000" w:firstRow="0" w:lastRow="0" w:firstColumn="0" w:lastColumn="0" w:oddVBand="0" w:evenVBand="0" w:oddHBand="0" w:evenHBand="0" w:firstRowFirstColumn="0" w:firstRowLastColumn="0" w:lastRowFirstColumn="0" w:lastRowLastColumn="0"/>
+              <w:rPr>
+                <w:sz w:val="20"/>
+                <w:szCs w:val="20"/>
+              </w:rPr>
+            </w:pPr>
+          </w:p>
+        </w:tc>
+      </w:tr>
+      <w:tr>
+        <w:trPr>
+          <w:cnfStyle w:val="000000100000" w:firstRow="0" w:lastRow="0" w:firstColumn="0" w:lastColumn="0" w:oddVBand="0" w:evenVBand="0" w:oddHBand="1" w:evenHBand="0" w:firstRowFirstColumn="0" w:firstRowLastColumn="0" w:lastRowFirstColumn="0" w:lastRowLastColumn="0"/>
+          <w:trHeight w:val="3891"/>
+        </w:trPr>
+        <w:tc>
+          <w:tcPr>
+            <w:cnfStyle w:val="001000000000" w:firstRow="0" w:lastRow="0" w:firstColumn="1" w:lastColumn="0" w:oddVBand="0" w:evenVBand="0" w:oddHBand="0" w:evenHBand="0" w:firstRowFirstColumn="0" w:firstRowLastColumn="0" w:lastRowFirstColumn="0" w:lastRowLastColumn="0"/>
+            <w:tcW w:w="2160" w:type="dxa"/>
+            <w:tcBorders>
+              <w:top w:val="nil"/>
+              <w:bottom w:val="nil"/>
+            </w:tcBorders>
+          </w:tcPr>
+          <w:p>
+            <w:pPr>
+              <w:ind w:left="720" w:hanging="720"/>
+              <w:jc w:val="center"/>
+              <w:rPr>
+                <w:sz w:val="18"/>
+                <w:szCs w:val="18"/>
+              </w:rPr>
+            </w:pPr>
+            <w:r>
+              <w:rPr>
+                <w:sz w:val="18"/>
+                <w:szCs w:val="18"/>
+              </w:rPr>
+              <w:t>TC_</w:t>
+            </w:r>
+            <w:r>
+              <w:rPr>
+                <w:sz w:val="18"/>
+                <w:szCs w:val="18"/>
+              </w:rPr>
+              <w:t>MarkAsWatched</w:t>
+            </w:r>
+            <w:r>
+              <w:rPr>
+                <w:sz w:val="18"/>
+                <w:szCs w:val="18"/>
+              </w:rPr>
+              <w:t>_0</w:t>
+            </w:r>
+            <w:r>
+              <w:rPr>
+                <w:sz w:val="18"/>
+                <w:szCs w:val="18"/>
+              </w:rPr>
+              <w:t>2</w:t>
+            </w:r>
+          </w:p>
+        </w:tc>
+        <w:tc>
+          <w:tcPr>
+            <w:tcW w:w="1454" w:type="dxa"/>
+            <w:tcBorders>
+              <w:top w:val="nil"/>
+              <w:bottom w:val="nil"/>
+            </w:tcBorders>
+          </w:tcPr>
+          <w:p>
+            <w:pPr>
+              <w:cnfStyle w:val="000000100000" w:firstRow="0" w:lastRow="0" w:firstColumn="0" w:lastColumn="0" w:oddVBand="0" w:evenVBand="0" w:oddHBand="1" w:evenHBand="0" w:firstRowFirstColumn="0" w:firstRowLastColumn="0" w:lastRowFirstColumn="0" w:lastRowLastColumn="0"/>
+              <w:rPr>
+                <w:sz w:val="20"/>
+                <w:szCs w:val="20"/>
+                <w:lang w:val="el-GR"/>
+              </w:rPr>
+            </w:pPr>
+            <w:r>
+              <w:rPr>
+                <w:sz w:val="20"/>
+                <w:szCs w:val="20"/>
+                <w:lang w:val="el-GR"/>
+              </w:rPr>
+              <w:t>Επιλογή</w:t>
+            </w:r>
+            <w:r>
+              <w:rPr>
+                <w:sz w:val="20"/>
+                <w:szCs w:val="20"/>
+                <w:lang w:val="el-GR"/>
+              </w:rPr>
+              <w:t xml:space="preserve"> “</w:t>
+            </w:r>
+            <w:r>
+              <w:rPr>
+                <w:sz w:val="20"/>
+                <w:szCs w:val="20"/>
+              </w:rPr>
+              <w:t>Mark</w:t>
+            </w:r>
+            <w:r>
+              <w:rPr>
+                <w:sz w:val="20"/>
+                <w:szCs w:val="20"/>
+                <w:lang w:val="el-GR"/>
+              </w:rPr>
+              <w:t xml:space="preserve"> </w:t>
+            </w:r>
+            <w:r>
+              <w:rPr>
+                <w:sz w:val="20"/>
+                <w:szCs w:val="20"/>
+              </w:rPr>
+              <w:t>as</w:t>
+            </w:r>
+            <w:r>
+              <w:rPr>
+                <w:sz w:val="20"/>
+                <w:szCs w:val="20"/>
+                <w:lang w:val="el-GR"/>
+              </w:rPr>
+              <w:t xml:space="preserve"> </w:t>
+            </w:r>
+            <w:r>
+              <w:rPr>
+                <w:sz w:val="20"/>
+                <w:szCs w:val="20"/>
+              </w:rPr>
+              <w:t>Watched</w:t>
+            </w:r>
+            <w:r>
+              <w:rPr>
+                <w:sz w:val="20"/>
+                <w:szCs w:val="20"/>
+                <w:lang w:val="el-GR"/>
+              </w:rPr>
+              <w:t xml:space="preserve">” </w:t>
+            </w:r>
+            <w:r>
+              <w:rPr>
+                <w:sz w:val="20"/>
+                <w:szCs w:val="20"/>
+                <w:lang w:val="el-GR"/>
+              </w:rPr>
+              <w:t>για</w:t>
+            </w:r>
+            <w:r>
+              <w:rPr>
+                <w:sz w:val="20"/>
+                <w:szCs w:val="20"/>
+                <w:lang w:val="el-GR"/>
+              </w:rPr>
+              <w:t xml:space="preserve"> </w:t>
+            </w:r>
+            <w:r>
+              <w:rPr>
+                <w:sz w:val="20"/>
+                <w:szCs w:val="20"/>
+                <w:lang w:val="el-GR"/>
+              </w:rPr>
+              <w:t>ταινία/σειρά</w:t>
+            </w:r>
+            <w:r>
+              <w:rPr>
+                <w:sz w:val="20"/>
+                <w:szCs w:val="20"/>
+                <w:lang w:val="el-GR"/>
+              </w:rPr>
+              <w:t xml:space="preserve"> που υπάρχει ήδη στο </w:t>
+            </w:r>
+            <w:r>
+              <w:rPr>
+                <w:sz w:val="20"/>
+                <w:szCs w:val="20"/>
+              </w:rPr>
+              <w:t>watched</w:t>
+            </w:r>
+          </w:p>
+        </w:tc>
+        <w:tc>
+          <w:tcPr>
+            <w:tcW w:w="1714" w:type="dxa"/>
+            <w:tcBorders>
+              <w:top w:val="nil"/>
+              <w:bottom w:val="nil"/>
+            </w:tcBorders>
+          </w:tcPr>
+          <w:p>
+            <w:pPr>
+              <w:cnfStyle w:val="000000100000" w:firstRow="0" w:lastRow="0" w:firstColumn="0" w:lastColumn="0" w:oddVBand="0" w:evenVBand="0" w:oddHBand="1" w:evenHBand="0" w:firstRowFirstColumn="0" w:firstRowLastColumn="0" w:lastRowFirstColumn="0" w:lastRowLastColumn="0"/>
+              <w:rPr>
+                <w:sz w:val="20"/>
+                <w:szCs w:val="20"/>
+                <w:lang w:val="el-GR"/>
+              </w:rPr>
+            </w:pPr>
+            <w:r>
+              <w:rPr>
+                <w:sz w:val="20"/>
+                <w:szCs w:val="20"/>
+                <w:lang w:val="el-GR"/>
+              </w:rPr>
+              <w:t xml:space="preserve"> </w:t>
+            </w:r>
+            <w:r>
+              <w:rPr>
+                <w:sz w:val="20"/>
+                <w:szCs w:val="20"/>
+                <w:lang w:val="el-GR"/>
+              </w:rPr>
+              <w:t>1. Ο χρήστης είναι ήδη συνδεδεμένος στο σύστημα</w:t>
+            </w:r>
+          </w:p>
+          <w:p>
+            <w:pPr>
+              <w:cnfStyle w:val="000000100000" w:firstRow="0" w:lastRow="0" w:firstColumn="0" w:lastColumn="0" w:oddVBand="0" w:evenVBand="0" w:oddHBand="1" w:evenHBand="0" w:firstRowFirstColumn="0" w:firstRowLastColumn="0" w:lastRowFirstColumn="0" w:lastRowLastColumn="0"/>
+              <w:rPr>
+                <w:sz w:val="20"/>
+                <w:szCs w:val="20"/>
+                <w:lang w:val="el-GR"/>
+              </w:rPr>
+            </w:pPr>
+          </w:p>
+          <w:p>
+            <w:pPr>
+              <w:cnfStyle w:val="000000100000" w:firstRow="0" w:lastRow="0" w:firstColumn="0" w:lastColumn="0" w:oddVBand="0" w:evenVBand="0" w:oddHBand="1" w:evenHBand="0" w:firstRowFirstColumn="0" w:firstRowLastColumn="0" w:lastRowFirstColumn="0" w:lastRowLastColumn="0"/>
+              <w:rPr>
+                <w:sz w:val="20"/>
+                <w:szCs w:val="20"/>
+                <w:lang w:val="el-GR"/>
+              </w:rPr>
+            </w:pPr>
+            <w:r>
+              <w:rPr>
+                <w:sz w:val="20"/>
+                <w:szCs w:val="20"/>
+                <w:lang w:val="el-GR"/>
+              </w:rPr>
+              <w:t xml:space="preserve">2. </w:t>
+            </w:r>
+            <w:r>
+              <w:rPr>
+                <w:sz w:val="20"/>
+                <w:szCs w:val="20"/>
+                <w:lang w:val="el-GR"/>
+              </w:rPr>
+              <w:t>Ο χρήστης βρίσκεται στην οθόνη λεπτομερειών μίας ταινίας/σειράς</w:t>
+            </w:r>
+          </w:p>
+          <w:p>
+            <w:pPr>
+              <w:cnfStyle w:val="000000100000" w:firstRow="0" w:lastRow="0" w:firstColumn="0" w:lastColumn="0" w:oddVBand="0" w:evenVBand="0" w:oddHBand="1" w:evenHBand="0" w:firstRowFirstColumn="0" w:firstRowLastColumn="0" w:lastRowFirstColumn="0" w:lastRowLastColumn="0"/>
+              <w:rPr>
+                <w:sz w:val="20"/>
+                <w:szCs w:val="20"/>
+                <w:lang w:val="el-GR"/>
+              </w:rPr>
+            </w:pPr>
+          </w:p>
+          <w:p>
+            <w:pPr>
+              <w:cnfStyle w:val="000000100000" w:firstRow="0" w:lastRow="0" w:firstColumn="0" w:lastColumn="0" w:oddVBand="0" w:evenVBand="0" w:oddHBand="1" w:evenHBand="0" w:firstRowFirstColumn="0" w:firstRowLastColumn="0" w:lastRowFirstColumn="0" w:lastRowLastColumn="0"/>
+              <w:rPr>
+                <w:sz w:val="20"/>
+                <w:szCs w:val="20"/>
+                <w:lang w:val="el-GR"/>
+              </w:rPr>
+            </w:pPr>
+            <w:r>
+              <w:rPr>
+                <w:sz w:val="20"/>
+                <w:szCs w:val="20"/>
+                <w:lang w:val="el-GR"/>
+              </w:rPr>
+              <w:t xml:space="preserve">3. </w:t>
+            </w:r>
+            <w:r>
+              <w:rPr>
+                <w:sz w:val="20"/>
+                <w:szCs w:val="20"/>
+                <w:lang w:val="el-GR"/>
+              </w:rPr>
+              <w:t xml:space="preserve">Η ταινία/σειρά να είναι ήδη </w:t>
+            </w:r>
+            <w:r>
+              <w:rPr>
+                <w:sz w:val="20"/>
+                <w:szCs w:val="20"/>
+              </w:rPr>
+              <w:t>marked</w:t>
+            </w:r>
+            <w:r>
+              <w:rPr>
+                <w:sz w:val="20"/>
+                <w:szCs w:val="20"/>
+                <w:lang w:val="el-GR"/>
+              </w:rPr>
+              <w:t xml:space="preserve"> </w:t>
+            </w:r>
+            <w:r>
+              <w:rPr>
+                <w:sz w:val="20"/>
+                <w:szCs w:val="20"/>
+              </w:rPr>
+              <w:t>as</w:t>
+            </w:r>
+            <w:r>
+              <w:rPr>
+                <w:sz w:val="20"/>
+                <w:szCs w:val="20"/>
+                <w:lang w:val="el-GR"/>
+              </w:rPr>
+              <w:t xml:space="preserve"> </w:t>
+            </w:r>
+            <w:r>
+              <w:rPr>
+                <w:sz w:val="20"/>
+                <w:szCs w:val="20"/>
+              </w:rPr>
+              <w:t>watched</w:t>
+            </w:r>
+          </w:p>
+          <w:p>
+            <w:pPr>
+              <w:cnfStyle w:val="000000100000" w:firstRow="0" w:lastRow="0" w:firstColumn="0" w:lastColumn="0" w:oddVBand="0" w:evenVBand="0" w:oddHBand="1" w:evenHBand="0" w:firstRowFirstColumn="0" w:firstRowLastColumn="0" w:lastRowFirstColumn="0" w:lastRowLastColumn="0"/>
+              <w:rPr>
+                <w:sz w:val="20"/>
+                <w:szCs w:val="20"/>
+                <w:lang w:val="el-GR"/>
+              </w:rPr>
+            </w:pPr>
+          </w:p>
+        </w:tc>
+        <w:tc>
+          <w:tcPr>
+            <w:tcW w:w="1644" w:type="dxa"/>
+            <w:tcBorders>
+              <w:top w:val="nil"/>
+              <w:bottom w:val="nil"/>
+            </w:tcBorders>
+          </w:tcPr>
+          <w:p>
+            <w:pPr>
+              <w:cnfStyle w:val="000000100000" w:firstRow="0" w:lastRow="0" w:firstColumn="0" w:lastColumn="0" w:oddVBand="0" w:evenVBand="0" w:oddHBand="1" w:evenHBand="0" w:firstRowFirstColumn="0" w:firstRowLastColumn="0" w:lastRowFirstColumn="0" w:lastRowLastColumn="0"/>
+              <w:rPr>
+                <w:sz w:val="20"/>
+                <w:szCs w:val="20"/>
+              </w:rPr>
+            </w:pPr>
+            <w:r>
+              <w:rPr>
+                <w:sz w:val="20"/>
+                <w:szCs w:val="20"/>
+              </w:rPr>
+              <w:t xml:space="preserve">1. </w:t>
+            </w:r>
+            <w:r>
+              <w:rPr>
+                <w:sz w:val="20"/>
+                <w:szCs w:val="20"/>
+                <w:lang w:val="el-GR"/>
+              </w:rPr>
+              <w:t>Ο</w:t>
+            </w:r>
+            <w:r>
+              <w:rPr>
+                <w:sz w:val="20"/>
+                <w:szCs w:val="20"/>
+              </w:rPr>
+              <w:t xml:space="preserve"> </w:t>
+            </w:r>
+            <w:r>
+              <w:rPr>
+                <w:sz w:val="20"/>
+                <w:szCs w:val="20"/>
+                <w:lang w:val="el-GR"/>
+              </w:rPr>
+              <w:t>χρήστης</w:t>
+            </w:r>
+            <w:r>
+              <w:rPr>
+                <w:sz w:val="20"/>
+                <w:szCs w:val="20"/>
+              </w:rPr>
+              <w:t xml:space="preserve"> </w:t>
+            </w:r>
+            <w:r>
+              <w:rPr>
+                <w:sz w:val="20"/>
+                <w:szCs w:val="20"/>
+                <w:lang w:val="el-GR"/>
+              </w:rPr>
+              <w:t>επιλέγει</w:t>
+            </w:r>
+            <w:r>
+              <w:rPr>
+                <w:sz w:val="20"/>
+                <w:szCs w:val="20"/>
+              </w:rPr>
+              <w:t xml:space="preserve"> “</w:t>
+            </w:r>
+            <w:r>
+              <w:rPr>
+                <w:sz w:val="20"/>
+                <w:szCs w:val="20"/>
+              </w:rPr>
+              <w:t>Remove from Watched</w:t>
+            </w:r>
+            <w:r>
+              <w:rPr>
+                <w:sz w:val="20"/>
+                <w:szCs w:val="20"/>
+              </w:rPr>
+              <w:t xml:space="preserve"> ”</w:t>
+            </w:r>
+          </w:p>
+          <w:p>
+            <w:pPr>
+              <w:cnfStyle w:val="000000100000" w:firstRow="0" w:lastRow="0" w:firstColumn="0" w:lastColumn="0" w:oddVBand="0" w:evenVBand="0" w:oddHBand="1" w:evenHBand="0" w:firstRowFirstColumn="0" w:firstRowLastColumn="0" w:lastRowFirstColumn="0" w:lastRowLastColumn="0"/>
+              <w:rPr>
+                <w:sz w:val="20"/>
+                <w:szCs w:val="20"/>
+              </w:rPr>
+            </w:pPr>
+          </w:p>
+        </w:tc>
+        <w:tc>
+          <w:tcPr>
+            <w:tcW w:w="1698" w:type="dxa"/>
+            <w:tcBorders>
+              <w:top w:val="nil"/>
+              <w:bottom w:val="nil"/>
+            </w:tcBorders>
+          </w:tcPr>
+          <w:p>
+            <w:pPr>
+              <w:cnfStyle w:val="000000100000" w:firstRow="0" w:lastRow="0" w:firstColumn="0" w:lastColumn="0" w:oddVBand="0" w:evenVBand="0" w:oddHBand="1" w:evenHBand="0" w:firstRowFirstColumn="0" w:firstRowLastColumn="0" w:lastRowFirstColumn="0" w:lastRowLastColumn="0"/>
+              <w:rPr>
+                <w:sz w:val="20"/>
+                <w:szCs w:val="20"/>
+                <w:lang w:val="el-GR"/>
+              </w:rPr>
+            </w:pPr>
+            <w:r>
+              <w:rPr>
+                <w:sz w:val="20"/>
+                <w:szCs w:val="20"/>
+                <w:lang w:val="el-GR"/>
+              </w:rPr>
+              <w:t xml:space="preserve">Το κουμπί αλλάζει σε </w:t>
+            </w:r>
+            <w:r>
+              <w:rPr>
+                <w:sz w:val="20"/>
+                <w:szCs w:val="20"/>
+                <w:lang w:val="el-GR"/>
+              </w:rPr>
+              <w:t xml:space="preserve"> “</w:t>
+            </w:r>
+            <w:r>
+              <w:rPr>
+                <w:sz w:val="20"/>
+                <w:szCs w:val="20"/>
+              </w:rPr>
+              <w:t>Mark</w:t>
+            </w:r>
+            <w:r>
+              <w:rPr>
+                <w:sz w:val="20"/>
+                <w:szCs w:val="20"/>
+                <w:lang w:val="el-GR"/>
+              </w:rPr>
+              <w:t xml:space="preserve"> </w:t>
+            </w:r>
+            <w:r>
+              <w:rPr>
+                <w:sz w:val="20"/>
+                <w:szCs w:val="20"/>
+              </w:rPr>
+              <w:t>as</w:t>
+            </w:r>
+            <w:r>
+              <w:rPr>
+                <w:sz w:val="20"/>
+                <w:szCs w:val="20"/>
+                <w:lang w:val="el-GR"/>
+              </w:rPr>
+              <w:t xml:space="preserve"> </w:t>
+            </w:r>
+            <w:r>
+              <w:rPr>
+                <w:sz w:val="20"/>
+                <w:szCs w:val="20"/>
+              </w:rPr>
+              <w:t>Watched</w:t>
+            </w:r>
+            <w:r>
+              <w:rPr>
+                <w:sz w:val="20"/>
+                <w:szCs w:val="20"/>
+                <w:lang w:val="el-GR"/>
+              </w:rPr>
+              <w:t xml:space="preserve">” </w:t>
+            </w:r>
+          </w:p>
+          <w:p>
+            <w:pPr>
+              <w:cnfStyle w:val="000000100000" w:firstRow="0" w:lastRow="0" w:firstColumn="0" w:lastColumn="0" w:oddVBand="0" w:evenVBand="0" w:oddHBand="1" w:evenHBand="0" w:firstRowFirstColumn="0" w:firstRowLastColumn="0" w:lastRowFirstColumn="0" w:lastRowLastColumn="0"/>
+              <w:rPr>
+                <w:sz w:val="20"/>
+                <w:szCs w:val="20"/>
+                <w:lang w:val="el-GR"/>
+              </w:rPr>
+            </w:pPr>
+          </w:p>
+        </w:tc>
+        <w:tc>
+          <w:tcPr>
+            <w:tcW w:w="1801" w:type="dxa"/>
+            <w:tcBorders>
+              <w:top w:val="nil"/>
+              <w:bottom w:val="nil"/>
+            </w:tcBorders>
+          </w:tcPr>
+          <w:p>
+            <w:pPr>
+              <w:cnfStyle w:val="000000100000" w:firstRow="0" w:lastRow="0" w:firstColumn="0" w:lastColumn="0" w:oddVBand="0" w:evenVBand="0" w:oddHBand="1" w:evenHBand="0" w:firstRowFirstColumn="0" w:firstRowLastColumn="0" w:lastRowFirstColumn="0" w:lastRowLastColumn="0"/>
+              <w:rPr>
+                <w:sz w:val="20"/>
+                <w:szCs w:val="20"/>
+                <w:lang w:val="el-GR"/>
+              </w:rPr>
+            </w:pPr>
+            <w:r>
+              <w:rPr>
+                <w:sz w:val="20"/>
+                <w:szCs w:val="20"/>
+                <w:lang w:val="el-GR"/>
+              </w:rPr>
+              <w:t xml:space="preserve">Το κουμπί αλλάζει σε </w:t>
+            </w:r>
+            <w:r>
+              <w:rPr>
+                <w:sz w:val="20"/>
+                <w:szCs w:val="20"/>
+                <w:lang w:val="el-GR"/>
+              </w:rPr>
+              <w:t xml:space="preserve"> “</w:t>
+            </w:r>
+            <w:r>
+              <w:rPr>
+                <w:sz w:val="20"/>
+                <w:szCs w:val="20"/>
+              </w:rPr>
+              <w:t>Mark</w:t>
+            </w:r>
+            <w:r>
+              <w:rPr>
+                <w:sz w:val="20"/>
+                <w:szCs w:val="20"/>
+                <w:lang w:val="el-GR"/>
+              </w:rPr>
+              <w:t xml:space="preserve"> </w:t>
+            </w:r>
+            <w:r>
+              <w:rPr>
+                <w:sz w:val="20"/>
+                <w:szCs w:val="20"/>
+              </w:rPr>
+              <w:t>as</w:t>
+            </w:r>
+            <w:r>
+              <w:rPr>
+                <w:sz w:val="20"/>
+                <w:szCs w:val="20"/>
+                <w:lang w:val="el-GR"/>
+              </w:rPr>
+              <w:t xml:space="preserve"> </w:t>
+            </w:r>
+            <w:r>
+              <w:rPr>
+                <w:sz w:val="20"/>
+                <w:szCs w:val="20"/>
+              </w:rPr>
+              <w:t>Watched</w:t>
+            </w:r>
+            <w:r>
+              <w:rPr>
+                <w:sz w:val="20"/>
+                <w:szCs w:val="20"/>
+                <w:lang w:val="el-GR"/>
+              </w:rPr>
+              <w:t xml:space="preserve">” </w:t>
+            </w:r>
+          </w:p>
+          <w:p>
+            <w:pPr>
+              <w:cnfStyle w:val="000000100000" w:firstRow="0" w:lastRow="0" w:firstColumn="0" w:lastColumn="0" w:oddVBand="0" w:evenVBand="0" w:oddHBand="1" w:evenHBand="0" w:firstRowFirstColumn="0" w:firstRowLastColumn="0" w:lastRowFirstColumn="0" w:lastRowLastColumn="0"/>
+              <w:rPr>
+                <w:sz w:val="20"/>
+                <w:szCs w:val="20"/>
+                <w:lang w:val="el-GR"/>
+              </w:rPr>
+            </w:pPr>
+          </w:p>
+        </w:tc>
+        <w:tc>
+          <w:tcPr>
+            <w:tcW w:w="1433" w:type="dxa"/>
+            <w:tcBorders>
+              <w:top w:val="nil"/>
+              <w:bottom w:val="nil"/>
+            </w:tcBorders>
+          </w:tcPr>
+          <w:p>
+            <w:pPr>
+              <w:cnfStyle w:val="000000100000" w:firstRow="0" w:lastRow="0" w:firstColumn="0" w:lastColumn="0" w:oddVBand="0" w:evenVBand="0" w:oddHBand="1" w:evenHBand="0" w:firstRowFirstColumn="0" w:firstRowLastColumn="0" w:lastRowFirstColumn="0" w:lastRowLastColumn="0"/>
+              <w:rPr>
+                <w:rFonts w:ascii="Apple Color Emoji" w:hAnsi="Apple Color Emoji"/>
+                <w:sz w:val="20"/>
+                <w:szCs w:val="20"/>
+              </w:rPr>
+            </w:pPr>
+            <w:r>
+              <w:rPr>
+                <w:sz w:val="20"/>
+                <w:szCs w:val="20"/>
+              </w:rPr>
+              <w:t>Pass</w:t>
+            </w:r>
+            <w:r>
+              <w:rPr>
+                <w:rFonts w:ascii="Segoe UI Emoji" w:hAnsi="Segoe UI Emoji" w:cs="Segoe UI Emoji"/>
+                <w:sz w:val="20"/>
+                <w:szCs w:val="20"/>
+              </w:rPr>
+              <w:t>✔️</w:t>
+            </w:r>
+          </w:p>
+        </w:tc>
+      </w:tr>
+      <w:tr>
+        <w:trPr>
+          <w:trHeight w:val="68"/>
+        </w:trPr>
+        <w:tc>
+          <w:tcPr>
+            <w:cnfStyle w:val="001000000000" w:firstRow="0" w:lastRow="0" w:firstColumn="1" w:lastColumn="0" w:oddVBand="0" w:evenVBand="0" w:oddHBand="0" w:evenHBand="0" w:firstRowFirstColumn="0" w:firstRowLastColumn="0" w:lastRowFirstColumn="0" w:lastRowLastColumn="0"/>
+            <w:tcW w:w="2160" w:type="dxa"/>
+            <w:tcBorders>
+              <w:top w:val="nil"/>
+              <w:left w:val="nil"/>
+              <w:bottom w:val="nil"/>
+              <w:right w:val="nil"/>
+            </w:tcBorders>
+            <w:shd w:val="clear" w:color="auto" w:fill="156082" w:themeFill="accent1"/>
+          </w:tcPr>
+          <w:p>
+            <w:pPr>
+              <w:ind w:left="720" w:hanging="720"/>
+              <w:jc w:val="center"/>
+              <w:rPr>
+                <w:sz w:val="18"/>
+                <w:szCs w:val="18"/>
+              </w:rPr>
+            </w:pPr>
+          </w:p>
+        </w:tc>
+        <w:tc>
+          <w:tcPr>
+            <w:tcW w:w="1454" w:type="dxa"/>
+            <w:tcBorders>
+              <w:top w:val="nil"/>
+              <w:left w:val="nil"/>
+              <w:bottom w:val="nil"/>
+              <w:right w:val="nil"/>
+            </w:tcBorders>
+            <w:shd w:val="clear" w:color="auto" w:fill="156082" w:themeFill="accent1"/>
+          </w:tcPr>
+          <w:p>
+            <w:pPr>
+              <w:cnfStyle w:val="000000000000" w:firstRow="0" w:lastRow="0" w:firstColumn="0" w:lastColumn="0" w:oddVBand="0" w:evenVBand="0" w:oddHBand="0" w:evenHBand="0" w:firstRowFirstColumn="0" w:firstRowLastColumn="0" w:lastRowFirstColumn="0" w:lastRowLastColumn="0"/>
+              <w:rPr>
+                <w:sz w:val="20"/>
+                <w:szCs w:val="20"/>
+                <w:lang w:val="el-GR"/>
+              </w:rPr>
+            </w:pPr>
+          </w:p>
+        </w:tc>
+        <w:tc>
+          <w:tcPr>
+            <w:tcW w:w="1714" w:type="dxa"/>
+            <w:tcBorders>
+              <w:top w:val="nil"/>
+              <w:left w:val="nil"/>
+              <w:bottom w:val="nil"/>
+              <w:right w:val="nil"/>
+            </w:tcBorders>
+            <w:shd w:val="clear" w:color="auto" w:fill="156082" w:themeFill="accent1"/>
+          </w:tcPr>
+          <w:p>
+            <w:pPr>
+              <w:cnfStyle w:val="000000000000" w:firstRow="0" w:lastRow="0" w:firstColumn="0" w:lastColumn="0" w:oddVBand="0" w:evenVBand="0" w:oddHBand="0" w:evenHBand="0" w:firstRowFirstColumn="0" w:firstRowLastColumn="0" w:lastRowFirstColumn="0" w:lastRowLastColumn="0"/>
+              <w:rPr>
+                <w:sz w:val="20"/>
+                <w:szCs w:val="20"/>
+                <w:lang w:val="el-GR"/>
+              </w:rPr>
+            </w:pPr>
+          </w:p>
+        </w:tc>
+        <w:tc>
+          <w:tcPr>
+            <w:tcW w:w="1644" w:type="dxa"/>
+            <w:tcBorders>
+              <w:top w:val="nil"/>
+              <w:left w:val="nil"/>
+              <w:bottom w:val="nil"/>
+              <w:right w:val="nil"/>
+            </w:tcBorders>
+            <w:shd w:val="clear" w:color="auto" w:fill="156082" w:themeFill="accent1"/>
+          </w:tcPr>
+          <w:p>
+            <w:pPr>
+              <w:cnfStyle w:val="000000000000" w:firstRow="0" w:lastRow="0" w:firstColumn="0" w:lastColumn="0" w:oddVBand="0" w:evenVBand="0" w:oddHBand="0" w:evenHBand="0" w:firstRowFirstColumn="0" w:firstRowLastColumn="0" w:lastRowFirstColumn="0" w:lastRowLastColumn="0"/>
+              <w:rPr>
+                <w:sz w:val="20"/>
+                <w:szCs w:val="20"/>
+                <w:lang w:val="el-GR"/>
+              </w:rPr>
+            </w:pPr>
+          </w:p>
+        </w:tc>
+        <w:tc>
+          <w:tcPr>
+            <w:tcW w:w="1698" w:type="dxa"/>
+            <w:tcBorders>
+              <w:top w:val="nil"/>
+              <w:left w:val="nil"/>
+              <w:bottom w:val="nil"/>
+              <w:right w:val="nil"/>
+            </w:tcBorders>
+            <w:shd w:val="clear" w:color="auto" w:fill="156082" w:themeFill="accent1"/>
+          </w:tcPr>
+          <w:p>
+            <w:pPr>
+              <w:cnfStyle w:val="000000000000" w:firstRow="0" w:lastRow="0" w:firstColumn="0" w:lastColumn="0" w:oddVBand="0" w:evenVBand="0" w:oddHBand="0" w:evenHBand="0" w:firstRowFirstColumn="0" w:firstRowLastColumn="0" w:lastRowFirstColumn="0" w:lastRowLastColumn="0"/>
+              <w:rPr>
+                <w:sz w:val="20"/>
+                <w:szCs w:val="20"/>
+                <w:lang w:val="el-GR"/>
+              </w:rPr>
+            </w:pPr>
+          </w:p>
+        </w:tc>
+        <w:tc>
+          <w:tcPr>
+            <w:tcW w:w="1801" w:type="dxa"/>
+            <w:tcBorders>
+              <w:top w:val="nil"/>
+              <w:left w:val="nil"/>
+              <w:bottom w:val="nil"/>
+              <w:right w:val="nil"/>
+            </w:tcBorders>
+            <w:shd w:val="clear" w:color="auto" w:fill="156082" w:themeFill="accent1"/>
+          </w:tcPr>
+          <w:p>
+            <w:pPr>
+              <w:cnfStyle w:val="000000000000" w:firstRow="0" w:lastRow="0" w:firstColumn="0" w:lastColumn="0" w:oddVBand="0" w:evenVBand="0" w:oddHBand="0" w:evenHBand="0" w:firstRowFirstColumn="0" w:firstRowLastColumn="0" w:lastRowFirstColumn="0" w:lastRowLastColumn="0"/>
+              <w:rPr>
+                <w:sz w:val="20"/>
+                <w:szCs w:val="20"/>
+                <w:lang w:val="el-GR"/>
+              </w:rPr>
+            </w:pPr>
+          </w:p>
+        </w:tc>
+        <w:tc>
+          <w:tcPr>
+            <w:tcW w:w="1433" w:type="dxa"/>
+            <w:tcBorders>
+              <w:top w:val="nil"/>
+              <w:left w:val="nil"/>
+              <w:bottom w:val="nil"/>
+              <w:right w:val="nil"/>
+            </w:tcBorders>
+            <w:shd w:val="clear" w:color="auto" w:fill="156082" w:themeFill="accent1"/>
+          </w:tcPr>
+          <w:p>
+            <w:pPr>
+              <w:cnfStyle w:val="000000000000" w:firstRow="0" w:lastRow="0" w:firstColumn="0" w:lastColumn="0" w:oddVBand="0" w:evenVBand="0" w:oddHBand="0" w:evenHBand="0" w:firstRowFirstColumn="0" w:firstRowLastColumn="0" w:lastRowFirstColumn="0" w:lastRowLastColumn="0"/>
+              <w:rPr>
+                <w:sz w:val="20"/>
+                <w:szCs w:val="20"/>
+              </w:rPr>
+            </w:pPr>
+          </w:p>
+        </w:tc>
+      </w:tr>
+    </w:tbl>
+    <w:p>
+      <w:pPr>
+        <w:rPr>
+          <w:lang w:val="el-GR"/>
+        </w:rPr>
+      </w:pPr>
+    </w:p>
     <w:sectPr>
-      <w:footerReference w:type="default" r:id="rId13"/>
+      <w:footerReference w:type="default" r:id="rId11"/>
       <w:pgSz w:w="12240" w:h="15840"/>
       <w:pgMar w:top="1440" w:right="1440" w:bottom="1440" w:left="1440" w:header="720" w:footer="720" w:gutter="0"/>
       <w:pgNumType w:start="0"/>
@@ -13653,6 +17452,7 @@
   <w:style w:type="character" w:default="1" w:styleId="DefaultParagraphFont">
     <w:name w:val="Default Paragraph Font"/>
     <w:uiPriority w:val="1"/>
+    <w:semiHidden/>
     <w:unhideWhenUsed/>
   </w:style>
   <w:style w:type="table" w:default="1" w:styleId="TableNormal">

--- a/BingeSpice v1.0/Test-Cases-v1.0.docx
+++ b/BingeSpice v1.0/Test-Cases-v1.0.docx
@@ -1228,60 +1228,121 @@
                                     <w:lang w:val="el-GR"/>
                                   </w:rPr>
                                 </w:pPr>
-                                <w:hyperlink r:id="rId9" w:history="1">
-                                  <w:r>
-                                    <w:rPr>
-                                      <w:rStyle w:val="Hyperlink"/>
-                                      <w:rFonts w:cs="Times New Roman"/>
-                                    </w:rPr>
-                                    <w:t>up</w:t>
-                                  </w:r>
-                                  <w:r>
-                                    <w:rPr>
-                                      <w:rStyle w:val="Hyperlink"/>
-                                      <w:rFonts w:cs="Times New Roman"/>
-                                      <w:lang w:val="el-GR"/>
-                                    </w:rPr>
-                                    <w:t>1100554@</w:t>
-                                  </w:r>
-                                  <w:r>
-                                    <w:rPr>
-                                      <w:rStyle w:val="Hyperlink"/>
-                                      <w:rFonts w:cs="Times New Roman"/>
-                                    </w:rPr>
-                                    <w:t>ac</w:t>
-                                  </w:r>
-                                  <w:r>
-                                    <w:rPr>
-                                      <w:rStyle w:val="Hyperlink"/>
-                                      <w:rFonts w:cs="Times New Roman"/>
-                                      <w:lang w:val="el-GR"/>
-                                    </w:rPr>
-                                    <w:t>.</w:t>
-                                  </w:r>
-                                  <w:r>
-                                    <w:rPr>
-                                      <w:rStyle w:val="Hyperlink"/>
-                                      <w:rFonts w:cs="Times New Roman"/>
-                                    </w:rPr>
-                                    <w:t>upatras</w:t>
-                                  </w:r>
-                                  <w:r>
-                                    <w:rPr>
-                                      <w:rStyle w:val="Hyperlink"/>
-                                      <w:rFonts w:cs="Times New Roman"/>
-                                      <w:lang w:val="el-GR"/>
-                                    </w:rPr>
-                                    <w:t>.</w:t>
-                                  </w:r>
-                                  <w:r>
-                                    <w:rPr>
-                                      <w:rStyle w:val="Hyperlink"/>
-                                      <w:rFonts w:cs="Times New Roman"/>
-                                    </w:rPr>
-                                    <w:t>gr</w:t>
-                                  </w:r>
-                                </w:hyperlink>
+                                <w:r>
+                                  <w:fldChar w:fldCharType="begin"/>
+                                </w:r>
+                                <w:r>
+                                  <w:instrText>HYPERLINK</w:instrText>
+                                </w:r>
+                                <w:r>
+                                  <w:rPr>
+                                    <w:lang w:val="el-GR"/>
+                                  </w:rPr>
+                                  <w:instrText xml:space="preserve"> "</w:instrText>
+                                </w:r>
+                                <w:r>
+                                  <w:instrText>mailto</w:instrText>
+                                </w:r>
+                                <w:r>
+                                  <w:rPr>
+                                    <w:lang w:val="el-GR"/>
+                                  </w:rPr>
+                                  <w:instrText>:</w:instrText>
+                                </w:r>
+                                <w:r>
+                                  <w:instrText>up</w:instrText>
+                                </w:r>
+                                <w:r>
+                                  <w:rPr>
+                                    <w:lang w:val="el-GR"/>
+                                  </w:rPr>
+                                  <w:instrText>1100554@</w:instrText>
+                                </w:r>
+                                <w:r>
+                                  <w:instrText>ac</w:instrText>
+                                </w:r>
+                                <w:r>
+                                  <w:rPr>
+                                    <w:lang w:val="el-GR"/>
+                                  </w:rPr>
+                                  <w:instrText>.</w:instrText>
+                                </w:r>
+                                <w:r>
+                                  <w:instrText>upatras</w:instrText>
+                                </w:r>
+                                <w:r>
+                                  <w:rPr>
+                                    <w:lang w:val="el-GR"/>
+                                  </w:rPr>
+                                  <w:instrText>.</w:instrText>
+                                </w:r>
+                                <w:r>
+                                  <w:instrText>gr</w:instrText>
+                                </w:r>
+                                <w:r>
+                                  <w:rPr>
+                                    <w:lang w:val="el-GR"/>
+                                  </w:rPr>
+                                  <w:instrText>"</w:instrText>
+                                </w:r>
+                                <w:r>
+                                  <w:fldChar w:fldCharType="separate"/>
+                                </w:r>
+                                <w:r>
+                                  <w:rPr>
+                                    <w:rStyle w:val="Hyperlink"/>
+                                    <w:rFonts w:cs="Times New Roman"/>
+                                  </w:rPr>
+                                  <w:t>up</w:t>
+                                </w:r>
+                                <w:r>
+                                  <w:rPr>
+                                    <w:rStyle w:val="Hyperlink"/>
+                                    <w:rFonts w:cs="Times New Roman"/>
+                                    <w:lang w:val="el-GR"/>
+                                  </w:rPr>
+                                  <w:t>1100554@</w:t>
+                                </w:r>
+                                <w:r>
+                                  <w:rPr>
+                                    <w:rStyle w:val="Hyperlink"/>
+                                    <w:rFonts w:cs="Times New Roman"/>
+                                  </w:rPr>
+                                  <w:t>ac</w:t>
+                                </w:r>
+                                <w:r>
+                                  <w:rPr>
+                                    <w:rStyle w:val="Hyperlink"/>
+                                    <w:rFonts w:cs="Times New Roman"/>
+                                    <w:lang w:val="el-GR"/>
+                                  </w:rPr>
+                                  <w:t>.</w:t>
+                                </w:r>
+                                <w:r>
+                                  <w:rPr>
+                                    <w:rStyle w:val="Hyperlink"/>
+                                    <w:rFonts w:cs="Times New Roman"/>
+                                  </w:rPr>
+                                  <w:t>upatras</w:t>
+                                </w:r>
+                                <w:r>
+                                  <w:rPr>
+                                    <w:rStyle w:val="Hyperlink"/>
+                                    <w:rFonts w:cs="Times New Roman"/>
+                                    <w:lang w:val="el-GR"/>
+                                  </w:rPr>
+                                  <w:t>.</w:t>
+                                </w:r>
+                                <w:r>
+                                  <w:rPr>
+                                    <w:rStyle w:val="Hyperlink"/>
+                                    <w:rFonts w:cs="Times New Roman"/>
+                                  </w:rPr>
+                                  <w:t>gr</w:t>
+                                </w:r>
+                                <w:r>
+                                  <w:fldChar w:fldCharType="end"/>
+                                </w:r>
                               </w:p>
                               <w:p>
                                 <w:pPr>
@@ -1356,7 +1417,11 @@
               </mc:Choice>
               <mc:Fallback>
                 <w:pict>
-                  <v:shape w14:anchorId="7EBF4965" id="Text Box 3" o:spid="_x0000_s1027" type="#_x0000_t202" style="position:absolute;left:0;text-align:left;margin-left:0;margin-top:6pt;width:118.2pt;height:174.35pt;z-index:251667456;visibility:visible;mso-wrap-style:square;mso-width-percent:0;mso-height-percent:0;mso-wrap-distance-left:9pt;mso-wrap-distance-top:0;mso-wrap-distance-right:9pt;mso-wrap-distance-bottom:0;mso-position-horizontal:left;mso-position-horizontal-relative:margin;mso-position-vertical:absolute;mso-position-vertical-relative:text;mso-width-percent:0;mso-height-percent:0;mso-width-relative:page;mso-height-relative:page;v-text-anchor:top" o:gfxdata="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">
+                  <v:shapetype w14:anchorId="7EBF4965" id="_x0000_t202" coordsize="21600,21600" o:spt="202" path="m,l,21600r21600,l21600,xe">
+                    <v:stroke joinstyle="miter"/>
+                    <v:path gradientshapeok="t" o:connecttype="rect"/>
+                  </v:shapetype>
+                  <v:shape id="Text Box 3" o:spid="_x0000_s1027" type="#_x0000_t202" style="position:absolute;left:0;text-align:left;margin-left:0;margin-top:6pt;width:118.2pt;height:174.35pt;z-index:251667456;visibility:visible;mso-wrap-style:square;mso-width-percent:0;mso-height-percent:0;mso-wrap-distance-left:9pt;mso-wrap-distance-top:0;mso-wrap-distance-right:9pt;mso-wrap-distance-bottom:0;mso-position-horizontal:left;mso-position-horizontal-relative:margin;mso-position-vertical:absolute;mso-position-vertical-relative:text;mso-width-percent:0;mso-height-percent:0;mso-width-relative:page;mso-height-relative:page;v-text-anchor:top" o:gfxdata="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">
                     <v:shadow on="t" opacity=".5" offset="6pt,-6pt"/>
                     <v:textbox>
                       <w:txbxContent>
@@ -1387,60 +1452,121 @@
                               <w:lang w:val="el-GR"/>
                             </w:rPr>
                           </w:pPr>
-                          <w:hyperlink r:id="rId10" w:history="1">
-                            <w:r>
-                              <w:rPr>
-                                <w:rStyle w:val="Hyperlink"/>
-                                <w:rFonts w:cs="Times New Roman"/>
-                              </w:rPr>
-                              <w:t>up</w:t>
-                            </w:r>
-                            <w:r>
-                              <w:rPr>
-                                <w:rStyle w:val="Hyperlink"/>
-                                <w:rFonts w:cs="Times New Roman"/>
-                                <w:lang w:val="el-GR"/>
-                              </w:rPr>
-                              <w:t>1100554@</w:t>
-                            </w:r>
-                            <w:r>
-                              <w:rPr>
-                                <w:rStyle w:val="Hyperlink"/>
-                                <w:rFonts w:cs="Times New Roman"/>
-                              </w:rPr>
-                              <w:t>ac</w:t>
-                            </w:r>
-                            <w:r>
-                              <w:rPr>
-                                <w:rStyle w:val="Hyperlink"/>
-                                <w:rFonts w:cs="Times New Roman"/>
-                                <w:lang w:val="el-GR"/>
-                              </w:rPr>
-                              <w:t>.</w:t>
-                            </w:r>
-                            <w:r>
-                              <w:rPr>
-                                <w:rStyle w:val="Hyperlink"/>
-                                <w:rFonts w:cs="Times New Roman"/>
-                              </w:rPr>
-                              <w:t>upatras</w:t>
-                            </w:r>
-                            <w:r>
-                              <w:rPr>
-                                <w:rStyle w:val="Hyperlink"/>
-                                <w:rFonts w:cs="Times New Roman"/>
-                                <w:lang w:val="el-GR"/>
-                              </w:rPr>
-                              <w:t>.</w:t>
-                            </w:r>
-                            <w:r>
-                              <w:rPr>
-                                <w:rStyle w:val="Hyperlink"/>
-                                <w:rFonts w:cs="Times New Roman"/>
-                              </w:rPr>
-                              <w:t>gr</w:t>
-                            </w:r>
-                          </w:hyperlink>
+                          <w:r>
+                            <w:fldChar w:fldCharType="begin"/>
+                          </w:r>
+                          <w:r>
+                            <w:instrText>HYPERLINK</w:instrText>
+                          </w:r>
+                          <w:r>
+                            <w:rPr>
+                              <w:lang w:val="el-GR"/>
+                            </w:rPr>
+                            <w:instrText xml:space="preserve"> "</w:instrText>
+                          </w:r>
+                          <w:r>
+                            <w:instrText>mailto</w:instrText>
+                          </w:r>
+                          <w:r>
+                            <w:rPr>
+                              <w:lang w:val="el-GR"/>
+                            </w:rPr>
+                            <w:instrText>:</w:instrText>
+                          </w:r>
+                          <w:r>
+                            <w:instrText>up</w:instrText>
+                          </w:r>
+                          <w:r>
+                            <w:rPr>
+                              <w:lang w:val="el-GR"/>
+                            </w:rPr>
+                            <w:instrText>1100554@</w:instrText>
+                          </w:r>
+                          <w:r>
+                            <w:instrText>ac</w:instrText>
+                          </w:r>
+                          <w:r>
+                            <w:rPr>
+                              <w:lang w:val="el-GR"/>
+                            </w:rPr>
+                            <w:instrText>.</w:instrText>
+                          </w:r>
+                          <w:r>
+                            <w:instrText>upatras</w:instrText>
+                          </w:r>
+                          <w:r>
+                            <w:rPr>
+                              <w:lang w:val="el-GR"/>
+                            </w:rPr>
+                            <w:instrText>.</w:instrText>
+                          </w:r>
+                          <w:r>
+                            <w:instrText>gr</w:instrText>
+                          </w:r>
+                          <w:r>
+                            <w:rPr>
+                              <w:lang w:val="el-GR"/>
+                            </w:rPr>
+                            <w:instrText>"</w:instrText>
+                          </w:r>
+                          <w:r>
+                            <w:fldChar w:fldCharType="separate"/>
+                          </w:r>
+                          <w:r>
+                            <w:rPr>
+                              <w:rStyle w:val="Hyperlink"/>
+                              <w:rFonts w:cs="Times New Roman"/>
+                            </w:rPr>
+                            <w:t>up</w:t>
+                          </w:r>
+                          <w:r>
+                            <w:rPr>
+                              <w:rStyle w:val="Hyperlink"/>
+                              <w:rFonts w:cs="Times New Roman"/>
+                              <w:lang w:val="el-GR"/>
+                            </w:rPr>
+                            <w:t>1100554@</w:t>
+                          </w:r>
+                          <w:r>
+                            <w:rPr>
+                              <w:rStyle w:val="Hyperlink"/>
+                              <w:rFonts w:cs="Times New Roman"/>
+                            </w:rPr>
+                            <w:t>ac</w:t>
+                          </w:r>
+                          <w:r>
+                            <w:rPr>
+                              <w:rStyle w:val="Hyperlink"/>
+                              <w:rFonts w:cs="Times New Roman"/>
+                              <w:lang w:val="el-GR"/>
+                            </w:rPr>
+                            <w:t>.</w:t>
+                          </w:r>
+                          <w:r>
+                            <w:rPr>
+                              <w:rStyle w:val="Hyperlink"/>
+                              <w:rFonts w:cs="Times New Roman"/>
+                            </w:rPr>
+                            <w:t>upatras</w:t>
+                          </w:r>
+                          <w:r>
+                            <w:rPr>
+                              <w:rStyle w:val="Hyperlink"/>
+                              <w:rFonts w:cs="Times New Roman"/>
+                              <w:lang w:val="el-GR"/>
+                            </w:rPr>
+                            <w:t>.</w:t>
+                          </w:r>
+                          <w:r>
+                            <w:rPr>
+                              <w:rStyle w:val="Hyperlink"/>
+                              <w:rFonts w:cs="Times New Roman"/>
+                            </w:rPr>
+                            <w:t>gr</w:t>
+                          </w:r>
+                          <w:r>
+                            <w:fldChar w:fldCharType="end"/>
+                          </w:r>
                         </w:p>
                         <w:p>
                           <w:pPr>
@@ -1598,77 +1724,16 @@
                                     <w:lang w:val="el-GR"/>
                                   </w:rPr>
                                 </w:pPr>
-                                <w:r>
-                                  <w:fldChar w:fldCharType="begin"/>
-                                </w:r>
-                                <w:r>
-                                  <w:instrText>HYPERLINK</w:instrText>
-                                </w:r>
-                                <w:r>
-                                  <w:rPr>
-                                    <w:lang w:val="el-GR"/>
-                                  </w:rPr>
-                                  <w:instrText xml:space="preserve"> "</w:instrText>
-                                </w:r>
-                                <w:r>
-                                  <w:instrText>mailto</w:instrText>
-                                </w:r>
-                                <w:r>
-                                  <w:rPr>
-                                    <w:lang w:val="el-GR"/>
-                                  </w:rPr>
-                                  <w:instrText>:</w:instrText>
-                                </w:r>
-                                <w:r>
-                                  <w:instrText>up</w:instrText>
-                                </w:r>
-                                <w:r>
-                                  <w:rPr>
-                                    <w:lang w:val="el-GR"/>
-                                  </w:rPr>
-                                  <w:instrText>1104804@</w:instrText>
-                                </w:r>
-                                <w:r>
-                                  <w:instrText>ac</w:instrText>
-                                </w:r>
-                                <w:r>
-                                  <w:rPr>
-                                    <w:lang w:val="el-GR"/>
-                                  </w:rPr>
-                                  <w:instrText>.</w:instrText>
-                                </w:r>
-                                <w:r>
-                                  <w:instrText>upatras</w:instrText>
-                                </w:r>
-                                <w:r>
-                                  <w:rPr>
-                                    <w:lang w:val="el-GR"/>
-                                  </w:rPr>
-                                  <w:instrText>.</w:instrText>
-                                </w:r>
-                                <w:r>
-                                  <w:instrText>gr</w:instrText>
-                                </w:r>
-                                <w:r>
-                                  <w:rPr>
-                                    <w:lang w:val="el-GR"/>
-                                  </w:rPr>
-                                  <w:instrText>"</w:instrText>
-                                </w:r>
-                                <w:r>
-                                  <w:fldChar w:fldCharType="separate"/>
-                                </w:r>
-                                <w:r>
-                                  <w:rPr>
-                                    <w:rStyle w:val="Hyperlink"/>
-                                    <w:rFonts w:cs="Times New Roman"/>
-                                    <w:lang w:val="el-GR"/>
-                                  </w:rPr>
-                                  <w:t>up1104804@ac.upatras.gr</w:t>
-                                </w:r>
-                                <w:r>
-                                  <w:fldChar w:fldCharType="end"/>
-                                </w:r>
+                                <w:hyperlink r:id="rId9" w:history="1">
+                                  <w:r>
+                                    <w:rPr>
+                                      <w:rStyle w:val="Hyperlink"/>
+                                      <w:rFonts w:cs="Times New Roman"/>
+                                      <w:lang w:val="el-GR"/>
+                                    </w:rPr>
+                                    <w:t>up1104804@ac.upatras.gr</w:t>
+                                  </w:r>
+                                </w:hyperlink>
                               </w:p>
                               <w:p>
                                 <w:pPr>
@@ -2004,77 +2069,16 @@
                                     <w:lang w:val="el-GR"/>
                                   </w:rPr>
                                 </w:pPr>
-                                <w:r>
-                                  <w:fldChar w:fldCharType="begin"/>
-                                </w:r>
-                                <w:r>
-                                  <w:instrText>HYPERLINK</w:instrText>
-                                </w:r>
-                                <w:r>
-                                  <w:rPr>
-                                    <w:lang w:val="el-GR"/>
-                                  </w:rPr>
-                                  <w:instrText xml:space="preserve"> "</w:instrText>
-                                </w:r>
-                                <w:r>
-                                  <w:instrText>mailto</w:instrText>
-                                </w:r>
-                                <w:r>
-                                  <w:rPr>
-                                    <w:lang w:val="el-GR"/>
-                                  </w:rPr>
-                                  <w:instrText>:</w:instrText>
-                                </w:r>
-                                <w:r>
-                                  <w:instrText>up</w:instrText>
-                                </w:r>
-                                <w:r>
-                                  <w:rPr>
-                                    <w:lang w:val="el-GR"/>
-                                  </w:rPr>
-                                  <w:instrText>1100613@</w:instrText>
-                                </w:r>
-                                <w:r>
-                                  <w:instrText>ac</w:instrText>
-                                </w:r>
-                                <w:r>
-                                  <w:rPr>
-                                    <w:lang w:val="el-GR"/>
-                                  </w:rPr>
-                                  <w:instrText>.</w:instrText>
-                                </w:r>
-                                <w:r>
-                                  <w:instrText>upatras</w:instrText>
-                                </w:r>
-                                <w:r>
-                                  <w:rPr>
-                                    <w:lang w:val="el-GR"/>
-                                  </w:rPr>
-                                  <w:instrText>.</w:instrText>
-                                </w:r>
-                                <w:r>
-                                  <w:instrText>gr</w:instrText>
-                                </w:r>
-                                <w:r>
-                                  <w:rPr>
-                                    <w:lang w:val="el-GR"/>
-                                  </w:rPr>
-                                  <w:instrText>"</w:instrText>
-                                </w:r>
-                                <w:r>
-                                  <w:fldChar w:fldCharType="separate"/>
-                                </w:r>
-                                <w:r>
-                                  <w:rPr>
-                                    <w:rStyle w:val="Hyperlink"/>
-                                    <w:rFonts w:cs="Times New Roman"/>
-                                    <w:lang w:val="el-GR"/>
-                                  </w:rPr>
-                                  <w:t>up1100613@ac.upatras.gr</w:t>
-                                </w:r>
-                                <w:r>
-                                  <w:fldChar w:fldCharType="end"/>
-                                </w:r>
+                                <w:hyperlink r:id="rId10" w:history="1">
+                                  <w:r>
+                                    <w:rPr>
+                                      <w:rStyle w:val="Hyperlink"/>
+                                      <w:rFonts w:cs="Times New Roman"/>
+                                      <w:lang w:val="el-GR"/>
+                                    </w:rPr>
+                                    <w:t>up1100613@ac.upatras.gr</w:t>
+                                  </w:r>
+                                </w:hyperlink>
                               </w:p>
                               <w:p>
                                 <w:pPr>
@@ -2465,76 +2469,15 @@
                                     <w:lang w:val="el-GR"/>
                                   </w:rPr>
                                 </w:pPr>
-                                <w:r>
-                                  <w:fldChar w:fldCharType="begin"/>
-                                </w:r>
-                                <w:r>
-                                  <w:instrText>HYPERLINK</w:instrText>
-                                </w:r>
-                                <w:r>
-                                  <w:rPr>
-                                    <w:lang w:val="el-GR"/>
-                                  </w:rPr>
-                                  <w:instrText xml:space="preserve"> "</w:instrText>
-                                </w:r>
-                                <w:r>
-                                  <w:instrText>mailto</w:instrText>
-                                </w:r>
-                                <w:r>
-                                  <w:rPr>
-                                    <w:lang w:val="el-GR"/>
-                                  </w:rPr>
-                                  <w:instrText>:</w:instrText>
-                                </w:r>
-                                <w:r>
-                                  <w:instrText>up</w:instrText>
-                                </w:r>
-                                <w:r>
-                                  <w:rPr>
-                                    <w:lang w:val="el-GR"/>
-                                  </w:rPr>
-                                  <w:instrText>1100613@</w:instrText>
-                                </w:r>
-                                <w:r>
-                                  <w:instrText>ac</w:instrText>
-                                </w:r>
-                                <w:r>
-                                  <w:rPr>
-                                    <w:lang w:val="el-GR"/>
-                                  </w:rPr>
-                                  <w:instrText>.</w:instrText>
-                                </w:r>
-                                <w:r>
-                                  <w:instrText>upatras</w:instrText>
-                                </w:r>
-                                <w:r>
-                                  <w:rPr>
-                                    <w:lang w:val="el-GR"/>
-                                  </w:rPr>
-                                  <w:instrText>.</w:instrText>
-                                </w:r>
-                                <w:r>
-                                  <w:instrText>gr</w:instrText>
-                                </w:r>
-                                <w:r>
-                                  <w:rPr>
-                                    <w:lang w:val="el-GR"/>
-                                  </w:rPr>
-                                  <w:instrText>"</w:instrText>
-                                </w:r>
-                                <w:r>
-                                  <w:fldChar w:fldCharType="separate"/>
-                                </w:r>
-                                <w:r>
-                                  <w:rPr>
-                                    <w:rStyle w:val="Hyperlink"/>
-                                    <w:lang w:val="el-GR"/>
-                                  </w:rPr>
-                                  <w:t>up1100562@ac.upatras.gr</w:t>
-                                </w:r>
-                                <w:r>
-                                  <w:fldChar w:fldCharType="end"/>
-                                </w:r>
+                                <w:hyperlink r:id="rId11" w:history="1">
+                                  <w:r>
+                                    <w:rPr>
+                                      <w:rStyle w:val="Hyperlink"/>
+                                      <w:lang w:val="el-GR"/>
+                                    </w:rPr>
+                                    <w:t>up1100562@ac.upatras.gr</w:t>
+                                  </w:r>
+                                </w:hyperlink>
                               </w:p>
                               <w:p>
                                 <w:pPr>
@@ -2850,77 +2793,16 @@
                                     <w:lang w:val="el-GR"/>
                                   </w:rPr>
                                 </w:pPr>
-                                <w:r>
-                                  <w:fldChar w:fldCharType="begin"/>
-                                </w:r>
-                                <w:r>
-                                  <w:instrText>HYPERLINK</w:instrText>
-                                </w:r>
-                                <w:r>
-                                  <w:rPr>
-                                    <w:lang w:val="el-GR"/>
-                                  </w:rPr>
-                                  <w:instrText xml:space="preserve"> "</w:instrText>
-                                </w:r>
-                                <w:r>
-                                  <w:instrText>mailto</w:instrText>
-                                </w:r>
-                                <w:r>
-                                  <w:rPr>
-                                    <w:lang w:val="el-GR"/>
-                                  </w:rPr>
-                                  <w:instrText>:</w:instrText>
-                                </w:r>
-                                <w:r>
-                                  <w:instrText>up</w:instrText>
-                                </w:r>
-                                <w:r>
-                                  <w:rPr>
-                                    <w:lang w:val="el-GR"/>
-                                  </w:rPr>
-                                  <w:instrText>1100754@</w:instrText>
-                                </w:r>
-                                <w:r>
-                                  <w:instrText>ac</w:instrText>
-                                </w:r>
-                                <w:r>
-                                  <w:rPr>
-                                    <w:lang w:val="el-GR"/>
-                                  </w:rPr>
-                                  <w:instrText>.</w:instrText>
-                                </w:r>
-                                <w:r>
-                                  <w:instrText>upatras</w:instrText>
-                                </w:r>
-                                <w:r>
-                                  <w:rPr>
-                                    <w:lang w:val="el-GR"/>
-                                  </w:rPr>
-                                  <w:instrText>.</w:instrText>
-                                </w:r>
-                                <w:r>
-                                  <w:instrText>gr</w:instrText>
-                                </w:r>
-                                <w:r>
-                                  <w:rPr>
-                                    <w:lang w:val="el-GR"/>
-                                  </w:rPr>
-                                  <w:instrText>"</w:instrText>
-                                </w:r>
-                                <w:r>
-                                  <w:fldChar w:fldCharType="separate"/>
-                                </w:r>
-                                <w:r>
-                                  <w:rPr>
-                                    <w:rStyle w:val="Hyperlink"/>
-                                    <w:rFonts w:cs="Times New Roman"/>
-                                    <w:lang w:val="el-GR"/>
-                                  </w:rPr>
-                                  <w:t>up1100754@ac.upatras.gr</w:t>
-                                </w:r>
-                                <w:r>
-                                  <w:fldChar w:fldCharType="end"/>
-                                </w:r>
+                                <w:hyperlink r:id="rId12" w:history="1">
+                                  <w:r>
+                                    <w:rPr>
+                                      <w:rStyle w:val="Hyperlink"/>
+                                      <w:rFonts w:cs="Times New Roman"/>
+                                      <w:lang w:val="el-GR"/>
+                                    </w:rPr>
+                                    <w:t>up1100754@ac.upatras.gr</w:t>
+                                  </w:r>
+                                </w:hyperlink>
                               </w:p>
                               <w:p>
                                 <w:pPr>
@@ -12505,6 +12387,7 @@
               <w:rPr>
                 <w:sz w:val="20"/>
                 <w:szCs w:val="20"/>
+                <w:lang w:val="el-GR"/>
               </w:rPr>
             </w:pPr>
             <w:r>
@@ -13601,31 +13484,7 @@
                 <w:szCs w:val="20"/>
                 <w:lang w:val="el-GR"/>
               </w:rPr>
-              <w:t xml:space="preserve">3.  </w:t>
-            </w:r>
-            <w:r>
-              <w:rPr>
-                <w:sz w:val="20"/>
-                <w:szCs w:val="20"/>
-                <w:lang w:val="el-GR"/>
-              </w:rPr>
-              <w:t>Δεν έ</w:t>
-            </w:r>
-            <w:r>
-              <w:rPr>
-                <w:sz w:val="20"/>
-                <w:szCs w:val="20"/>
-                <w:lang w:val="el-GR"/>
-              </w:rPr>
-              <w:t xml:space="preserve">χει δημιουργηθεί </w:t>
-            </w:r>
-            <w:r>
-              <w:rPr>
-                <w:sz w:val="20"/>
-                <w:szCs w:val="20"/>
-                <w:lang w:val="el-GR"/>
-              </w:rPr>
-              <w:t xml:space="preserve">κανένα </w:t>
+              <w:t xml:space="preserve">3.  Δεν έχει δημιουργηθεί κανένα </w:t>
             </w:r>
             <w:r>
               <w:rPr>
@@ -14520,6 +14379,7 @@
               <w:rPr>
                 <w:sz w:val="20"/>
                 <w:szCs w:val="20"/>
+                <w:lang w:val="el-GR"/>
               </w:rPr>
             </w:pPr>
             <w:r>
@@ -14659,6 +14519,7 @@
               <w:rPr>
                 <w:sz w:val="20"/>
                 <w:szCs w:val="20"/>
+                <w:lang w:val="el-GR"/>
               </w:rPr>
             </w:pPr>
             <w:r>
@@ -14684,6 +14545,7 @@
               <w:rPr>
                 <w:sz w:val="20"/>
                 <w:szCs w:val="20"/>
+                <w:lang w:val="el-GR"/>
               </w:rPr>
             </w:pPr>
           </w:p>
@@ -14816,15 +14678,7 @@
                 <w:szCs w:val="20"/>
                 <w:lang w:val="el-GR"/>
               </w:rPr>
-              <w:t xml:space="preserve"> </w:t>
-            </w:r>
-            <w:r>
-              <w:rPr>
-                <w:sz w:val="20"/>
-                <w:szCs w:val="20"/>
-                <w:lang w:val="el-GR"/>
-              </w:rPr>
-              <w:t>”</w:t>
+              <w:t xml:space="preserve"> ”</w:t>
             </w:r>
           </w:p>
           <w:p>
@@ -15381,15 +15235,7 @@
                 <w:szCs w:val="20"/>
                 <w:lang w:val="el-GR"/>
               </w:rPr>
-              <w:t>ταινία/σειρά</w:t>
-            </w:r>
-            <w:r>
-              <w:rPr>
-                <w:sz w:val="20"/>
-                <w:szCs w:val="20"/>
-                <w:lang w:val="el-GR"/>
-              </w:rPr>
-              <w:t xml:space="preserve"> που υπάρχει ήδη στο </w:t>
+              <w:t xml:space="preserve">ταινία/σειρά που υπάρχει ήδη στο </w:t>
             </w:r>
             <w:r>
               <w:rPr>
@@ -16022,6 +15868,2238 @@
         </w:tc>
       </w:tr>
     </w:tbl>
+    <w:p/>
+    <w:p/>
+    <w:p/>
+    <w:p/>
+    <w:p/>
+    <w:p>
+      <w:pPr>
+        <w:pStyle w:val="Heading1"/>
+        <w:rPr>
+          <w:sz w:val="52"/>
+          <w:szCs w:val="52"/>
+          <w:lang w:val="el-GR"/>
+        </w:rPr>
+      </w:pPr>
+      <w:r>
+        <w:rPr>
+          <w:sz w:val="52"/>
+          <w:szCs w:val="52"/>
+          <w:lang w:val="el-GR"/>
+        </w:rPr>
+        <w:lastRenderedPageBreak/>
+        <w:t>Προβολή Ειδοποιήσεων</w:t>
+      </w:r>
+    </w:p>
+    <w:tbl>
+      <w:tblPr>
+        <w:tblStyle w:val="GridTable4-Accent1"/>
+        <w:tblpPr w:leftFromText="180" w:rightFromText="180" w:vertAnchor="text" w:horzAnchor="margin" w:tblpXSpec="center" w:tblpY="4"/>
+        <w:tblW w:w="12186" w:type="dxa"/>
+        <w:tblLayout w:type="fixed"/>
+        <w:tblLook w:val="04A0" w:firstRow="1" w:lastRow="0" w:firstColumn="1" w:lastColumn="0" w:noHBand="0" w:noVBand="1"/>
+      </w:tblPr>
+      <w:tblGrid>
+        <w:gridCol w:w="2193"/>
+        <w:gridCol w:w="491"/>
+        <w:gridCol w:w="1065"/>
+        <w:gridCol w:w="612"/>
+        <w:gridCol w:w="1133"/>
+        <w:gridCol w:w="558"/>
+        <w:gridCol w:w="1113"/>
+        <w:gridCol w:w="611"/>
+        <w:gridCol w:w="1117"/>
+        <w:gridCol w:w="710"/>
+        <w:gridCol w:w="1122"/>
+        <w:gridCol w:w="1461"/>
+      </w:tblGrid>
+      <w:tr>
+        <w:trPr>
+          <w:cnfStyle w:val="100000000000" w:firstRow="1" w:lastRow="0" w:firstColumn="0" w:lastColumn="0" w:oddVBand="0" w:evenVBand="0" w:oddHBand="0" w:evenHBand="0" w:firstRowFirstColumn="0" w:firstRowLastColumn="0" w:lastRowFirstColumn="0" w:lastRowLastColumn="0"/>
+          <w:trHeight w:val="222"/>
+        </w:trPr>
+        <w:tc>
+          <w:tcPr>
+            <w:cnfStyle w:val="001000000000" w:firstRow="0" w:lastRow="0" w:firstColumn="1" w:lastColumn="0" w:oddVBand="0" w:evenVBand="0" w:oddHBand="0" w:evenHBand="0" w:firstRowFirstColumn="0" w:firstRowLastColumn="0" w:lastRowFirstColumn="0" w:lastRowLastColumn="0"/>
+            <w:tcW w:w="2193" w:type="dxa"/>
+          </w:tcPr>
+          <w:p>
+            <w:pPr>
+              <w:jc w:val="center"/>
+              <w:rPr>
+                <w:color w:val="auto"/>
+                <w:lang w:val="el-GR"/>
+              </w:rPr>
+            </w:pPr>
+            <w:r>
+              <w:t>Test</w:t>
+            </w:r>
+            <w:r>
+              <w:rPr>
+                <w:lang w:val="el-GR"/>
+              </w:rPr>
+              <w:t xml:space="preserve"> </w:t>
+            </w:r>
+            <w:r>
+              <w:t>Case</w:t>
+            </w:r>
+            <w:r>
+              <w:rPr>
+                <w:lang w:val="el-GR"/>
+              </w:rPr>
+              <w:t xml:space="preserve"> </w:t>
+            </w:r>
+            <w:r>
+              <w:t>ID</w:t>
+            </w:r>
+          </w:p>
+        </w:tc>
+        <w:tc>
+          <w:tcPr>
+            <w:tcW w:w="1556" w:type="dxa"/>
+            <w:gridSpan w:val="2"/>
+          </w:tcPr>
+          <w:p>
+            <w:pPr>
+              <w:cnfStyle w:val="100000000000" w:firstRow="1" w:lastRow="0" w:firstColumn="0" w:lastColumn="0" w:oddVBand="0" w:evenVBand="0" w:oddHBand="0" w:evenHBand="0" w:firstRowFirstColumn="0" w:firstRowLastColumn="0" w:lastRowFirstColumn="0" w:lastRowLastColumn="0"/>
+              <w:rPr>
+                <w:lang w:val="el-GR"/>
+              </w:rPr>
+            </w:pPr>
+            <w:r>
+              <w:rPr>
+                <w:lang w:val="el-GR"/>
+              </w:rPr>
+              <w:t>Περιγραφή</w:t>
+            </w:r>
+          </w:p>
+        </w:tc>
+        <w:tc>
+          <w:tcPr>
+            <w:tcW w:w="1745" w:type="dxa"/>
+            <w:gridSpan w:val="2"/>
+          </w:tcPr>
+          <w:p>
+            <w:pPr>
+              <w:cnfStyle w:val="100000000000" w:firstRow="1" w:lastRow="0" w:firstColumn="0" w:lastColumn="0" w:oddVBand="0" w:evenVBand="0" w:oddHBand="0" w:evenHBand="0" w:firstRowFirstColumn="0" w:firstRowLastColumn="0" w:lastRowFirstColumn="0" w:lastRowLastColumn="0"/>
+              <w:rPr>
+                <w:lang w:val="el-GR"/>
+              </w:rPr>
+            </w:pPr>
+            <w:r>
+              <w:rPr>
+                <w:lang w:val="el-GR"/>
+              </w:rPr>
+              <w:t>Προϋπόθεση</w:t>
+            </w:r>
+          </w:p>
+        </w:tc>
+        <w:tc>
+          <w:tcPr>
+            <w:tcW w:w="1671" w:type="dxa"/>
+            <w:gridSpan w:val="2"/>
+          </w:tcPr>
+          <w:p>
+            <w:pPr>
+              <w:cnfStyle w:val="100000000000" w:firstRow="1" w:lastRow="0" w:firstColumn="0" w:lastColumn="0" w:oddVBand="0" w:evenVBand="0" w:oddHBand="0" w:evenHBand="0" w:firstRowFirstColumn="0" w:firstRowLastColumn="0" w:lastRowFirstColumn="0" w:lastRowLastColumn="0"/>
+              <w:rPr>
+                <w:lang w:val="el-GR"/>
+              </w:rPr>
+            </w:pPr>
+            <w:r>
+              <w:rPr>
+                <w:lang w:val="el-GR"/>
+              </w:rPr>
+              <w:t>Βήματα Testing</w:t>
+            </w:r>
+          </w:p>
+        </w:tc>
+        <w:tc>
+          <w:tcPr>
+            <w:tcW w:w="1728" w:type="dxa"/>
+            <w:gridSpan w:val="2"/>
+          </w:tcPr>
+          <w:p>
+            <w:pPr>
+              <w:cnfStyle w:val="100000000000" w:firstRow="1" w:lastRow="0" w:firstColumn="0" w:lastColumn="0" w:oddVBand="0" w:evenVBand="0" w:oddHBand="0" w:evenHBand="0" w:firstRowFirstColumn="0" w:firstRowLastColumn="0" w:lastRowFirstColumn="0" w:lastRowLastColumn="0"/>
+              <w:rPr>
+                <w:lang w:val="el-GR"/>
+              </w:rPr>
+            </w:pPr>
+            <w:r>
+              <w:rPr>
+                <w:lang w:val="el-GR"/>
+              </w:rPr>
+              <w:t>Αναμενόμενο Αποτέλεσμα</w:t>
+            </w:r>
+          </w:p>
+        </w:tc>
+        <w:tc>
+          <w:tcPr>
+            <w:tcW w:w="1832" w:type="dxa"/>
+            <w:gridSpan w:val="2"/>
+          </w:tcPr>
+          <w:p>
+            <w:pPr>
+              <w:cnfStyle w:val="100000000000" w:firstRow="1" w:lastRow="0" w:firstColumn="0" w:lastColumn="0" w:oddVBand="0" w:evenVBand="0" w:oddHBand="0" w:evenHBand="0" w:firstRowFirstColumn="0" w:firstRowLastColumn="0" w:lastRowFirstColumn="0" w:lastRowLastColumn="0"/>
+              <w:rPr>
+                <w:lang w:val="el-GR"/>
+              </w:rPr>
+            </w:pPr>
+            <w:r>
+              <w:rPr>
+                <w:lang w:val="el-GR"/>
+              </w:rPr>
+              <w:t>Πραγματικά Αποτελέσματα</w:t>
+            </w:r>
+          </w:p>
+        </w:tc>
+        <w:tc>
+          <w:tcPr>
+            <w:tcW w:w="1461" w:type="dxa"/>
+          </w:tcPr>
+          <w:p>
+            <w:pPr>
+              <w:cnfStyle w:val="100000000000" w:firstRow="1" w:lastRow="0" w:firstColumn="0" w:lastColumn="0" w:oddVBand="0" w:evenVBand="0" w:oddHBand="0" w:evenHBand="0" w:firstRowFirstColumn="0" w:firstRowLastColumn="0" w:lastRowFirstColumn="0" w:lastRowLastColumn="0"/>
+              <w:rPr>
+                <w:lang w:val="el-GR"/>
+              </w:rPr>
+            </w:pPr>
+            <w:r>
+              <w:rPr>
+                <w:lang w:val="el-GR"/>
+              </w:rPr>
+              <w:t>Κατάσταση</w:t>
+            </w:r>
+          </w:p>
+        </w:tc>
+      </w:tr>
+      <w:tr>
+        <w:trPr>
+          <w:cnfStyle w:val="000000100000" w:firstRow="0" w:lastRow="0" w:firstColumn="0" w:lastColumn="0" w:oddVBand="0" w:evenVBand="0" w:oddHBand="1" w:evenHBand="0" w:firstRowFirstColumn="0" w:firstRowLastColumn="0" w:lastRowFirstColumn="0" w:lastRowLastColumn="0"/>
+          <w:trHeight w:val="3748"/>
+        </w:trPr>
+        <w:tc>
+          <w:tcPr>
+            <w:cnfStyle w:val="001000000000" w:firstRow="0" w:lastRow="0" w:firstColumn="1" w:lastColumn="0" w:oddVBand="0" w:evenVBand="0" w:oddHBand="0" w:evenHBand="0" w:firstRowFirstColumn="0" w:firstRowLastColumn="0" w:lastRowFirstColumn="0" w:lastRowLastColumn="0"/>
+            <w:tcW w:w="2193" w:type="dxa"/>
+            <w:tcBorders>
+              <w:bottom w:val="nil"/>
+            </w:tcBorders>
+          </w:tcPr>
+          <w:p>
+            <w:pPr>
+              <w:ind w:left="720" w:hanging="720"/>
+              <w:jc w:val="center"/>
+              <w:rPr>
+                <w:sz w:val="20"/>
+                <w:szCs w:val="20"/>
+              </w:rPr>
+            </w:pPr>
+            <w:r>
+              <w:rPr>
+                <w:sz w:val="20"/>
+                <w:szCs w:val="20"/>
+              </w:rPr>
+              <w:t>TC_</w:t>
+            </w:r>
+            <w:r>
+              <w:rPr>
+                <w:sz w:val="20"/>
+                <w:szCs w:val="20"/>
+              </w:rPr>
+              <w:t>ViewNotif</w:t>
+            </w:r>
+            <w:r>
+              <w:rPr>
+                <w:sz w:val="20"/>
+                <w:szCs w:val="20"/>
+              </w:rPr>
+              <w:t>_0</w:t>
+            </w:r>
+            <w:r>
+              <w:rPr>
+                <w:sz w:val="20"/>
+                <w:szCs w:val="20"/>
+                <w:lang w:val="el-GR"/>
+              </w:rPr>
+              <w:t>1</w:t>
+            </w:r>
+          </w:p>
+        </w:tc>
+        <w:tc>
+          <w:tcPr>
+            <w:tcW w:w="1556" w:type="dxa"/>
+            <w:gridSpan w:val="2"/>
+            <w:tcBorders>
+              <w:bottom w:val="nil"/>
+            </w:tcBorders>
+          </w:tcPr>
+          <w:p>
+            <w:pPr>
+              <w:cnfStyle w:val="000000100000" w:firstRow="0" w:lastRow="0" w:firstColumn="0" w:lastColumn="0" w:oddVBand="0" w:evenVBand="0" w:oddHBand="1" w:evenHBand="0" w:firstRowFirstColumn="0" w:firstRowLastColumn="0" w:lastRowFirstColumn="0" w:lastRowLastColumn="0"/>
+              <w:rPr>
+                <w:sz w:val="20"/>
+                <w:szCs w:val="20"/>
+                <w:lang w:val="el-GR"/>
+              </w:rPr>
+            </w:pPr>
+            <w:r>
+              <w:rPr>
+                <w:sz w:val="20"/>
+                <w:szCs w:val="20"/>
+                <w:lang w:val="el-GR"/>
+              </w:rPr>
+              <w:t>Προβολή των ειδοποιήσεων του χρήστη</w:t>
+            </w:r>
+          </w:p>
+        </w:tc>
+        <w:tc>
+          <w:tcPr>
+            <w:tcW w:w="1745" w:type="dxa"/>
+            <w:gridSpan w:val="2"/>
+            <w:tcBorders>
+              <w:bottom w:val="nil"/>
+            </w:tcBorders>
+          </w:tcPr>
+          <w:p>
+            <w:pPr>
+              <w:cnfStyle w:val="000000100000" w:firstRow="0" w:lastRow="0" w:firstColumn="0" w:lastColumn="0" w:oddVBand="0" w:evenVBand="0" w:oddHBand="1" w:evenHBand="0" w:firstRowFirstColumn="0" w:firstRowLastColumn="0" w:lastRowFirstColumn="0" w:lastRowLastColumn="0"/>
+              <w:rPr>
+                <w:sz w:val="20"/>
+                <w:szCs w:val="20"/>
+                <w:lang w:val="el-GR"/>
+              </w:rPr>
+            </w:pPr>
+            <w:r>
+              <w:rPr>
+                <w:sz w:val="20"/>
+                <w:szCs w:val="20"/>
+                <w:lang w:val="el-GR"/>
+              </w:rPr>
+              <w:t>1. Ο χρήστης είναι ήδη συνδεδεμένος στο σύστημα</w:t>
+            </w:r>
+          </w:p>
+          <w:p>
+            <w:pPr>
+              <w:cnfStyle w:val="000000100000" w:firstRow="0" w:lastRow="0" w:firstColumn="0" w:lastColumn="0" w:oddVBand="0" w:evenVBand="0" w:oddHBand="1" w:evenHBand="0" w:firstRowFirstColumn="0" w:firstRowLastColumn="0" w:lastRowFirstColumn="0" w:lastRowLastColumn="0"/>
+              <w:rPr>
+                <w:sz w:val="20"/>
+                <w:szCs w:val="20"/>
+                <w:lang w:val="el-GR"/>
+              </w:rPr>
+            </w:pPr>
+          </w:p>
+        </w:tc>
+        <w:tc>
+          <w:tcPr>
+            <w:tcW w:w="1671" w:type="dxa"/>
+            <w:gridSpan w:val="2"/>
+            <w:tcBorders>
+              <w:bottom w:val="nil"/>
+            </w:tcBorders>
+          </w:tcPr>
+          <w:p>
+            <w:pPr>
+              <w:cnfStyle w:val="000000100000" w:firstRow="0" w:lastRow="0" w:firstColumn="0" w:lastColumn="0" w:oddVBand="0" w:evenVBand="0" w:oddHBand="1" w:evenHBand="0" w:firstRowFirstColumn="0" w:firstRowLastColumn="0" w:lastRowFirstColumn="0" w:lastRowLastColumn="0"/>
+              <w:rPr>
+                <w:sz w:val="20"/>
+                <w:szCs w:val="20"/>
+                <w:lang w:val="el-GR"/>
+              </w:rPr>
+            </w:pPr>
+            <w:r>
+              <w:rPr>
+                <w:sz w:val="20"/>
+                <w:szCs w:val="20"/>
+                <w:lang w:val="el-GR"/>
+              </w:rPr>
+              <w:t>1. Ο χρήστης π</w:t>
+            </w:r>
+            <w:r>
+              <w:rPr>
+                <w:sz w:val="20"/>
+                <w:szCs w:val="20"/>
+                <w:lang w:val="el-GR"/>
+              </w:rPr>
+              <w:t>ατάει</w:t>
+            </w:r>
+            <w:r>
+              <w:rPr>
+                <w:sz w:val="20"/>
+                <w:szCs w:val="20"/>
+                <w:lang w:val="el-GR"/>
+              </w:rPr>
+              <w:t xml:space="preserve"> </w:t>
+            </w:r>
+            <w:r>
+              <w:rPr>
+                <w:sz w:val="20"/>
+                <w:szCs w:val="20"/>
+                <w:lang w:val="el-GR"/>
+              </w:rPr>
+              <w:t xml:space="preserve">το </w:t>
+            </w:r>
+            <w:r>
+              <w:rPr>
+                <w:sz w:val="20"/>
+                <w:szCs w:val="20"/>
+              </w:rPr>
+              <w:t>inbox</w:t>
+            </w:r>
+            <w:r>
+              <w:rPr>
+                <w:sz w:val="20"/>
+                <w:szCs w:val="20"/>
+                <w:lang w:val="el-GR"/>
+              </w:rPr>
+              <w:t xml:space="preserve"> </w:t>
+            </w:r>
+            <w:r>
+              <w:rPr>
+                <w:sz w:val="20"/>
+                <w:szCs w:val="20"/>
+                <w:lang w:val="el-GR"/>
+              </w:rPr>
+              <w:t xml:space="preserve">στο </w:t>
+            </w:r>
+            <w:r>
+              <w:rPr>
+                <w:sz w:val="20"/>
+                <w:szCs w:val="20"/>
+              </w:rPr>
+              <w:t>sidebar</w:t>
+            </w:r>
+          </w:p>
+          <w:p>
+            <w:pPr>
+              <w:cnfStyle w:val="000000100000" w:firstRow="0" w:lastRow="0" w:firstColumn="0" w:lastColumn="0" w:oddVBand="0" w:evenVBand="0" w:oddHBand="1" w:evenHBand="0" w:firstRowFirstColumn="0" w:firstRowLastColumn="0" w:lastRowFirstColumn="0" w:lastRowLastColumn="0"/>
+              <w:rPr>
+                <w:sz w:val="20"/>
+                <w:szCs w:val="20"/>
+                <w:lang w:val="el-GR"/>
+              </w:rPr>
+            </w:pPr>
+          </w:p>
+          <w:p>
+            <w:pPr>
+              <w:cnfStyle w:val="000000100000" w:firstRow="0" w:lastRow="0" w:firstColumn="0" w:lastColumn="0" w:oddVBand="0" w:evenVBand="0" w:oddHBand="1" w:evenHBand="0" w:firstRowFirstColumn="0" w:firstRowLastColumn="0" w:lastRowFirstColumn="0" w:lastRowLastColumn="0"/>
+              <w:rPr>
+                <w:sz w:val="20"/>
+                <w:szCs w:val="20"/>
+                <w:lang w:val="el-GR"/>
+              </w:rPr>
+            </w:pPr>
+            <w:r>
+              <w:rPr>
+                <w:sz w:val="20"/>
+                <w:szCs w:val="20"/>
+                <w:lang w:val="el-GR"/>
+              </w:rPr>
+              <w:t>2.</w:t>
+            </w:r>
+            <w:r>
+              <w:rPr>
+                <w:sz w:val="20"/>
+                <w:szCs w:val="20"/>
+                <w:lang w:val="el-GR"/>
+              </w:rPr>
+              <w:t xml:space="preserve"> Μεταφέρεται στην οθόνη </w:t>
+            </w:r>
+            <w:r>
+              <w:rPr>
+                <w:sz w:val="20"/>
+                <w:szCs w:val="20"/>
+              </w:rPr>
+              <w:t>inbox</w:t>
+            </w:r>
+            <w:r>
+              <w:rPr>
+                <w:sz w:val="20"/>
+                <w:szCs w:val="20"/>
+                <w:lang w:val="el-GR"/>
+              </w:rPr>
+              <w:t xml:space="preserve"> </w:t>
+            </w:r>
+            <w:r>
+              <w:rPr>
+                <w:sz w:val="20"/>
+                <w:szCs w:val="20"/>
+                <w:lang w:val="el-GR"/>
+              </w:rPr>
+              <w:t>ειδοποιήσεων</w:t>
+            </w:r>
+          </w:p>
+          <w:p>
+            <w:pPr>
+              <w:cnfStyle w:val="000000100000" w:firstRow="0" w:lastRow="0" w:firstColumn="0" w:lastColumn="0" w:oddVBand="0" w:evenVBand="0" w:oddHBand="1" w:evenHBand="0" w:firstRowFirstColumn="0" w:firstRowLastColumn="0" w:lastRowFirstColumn="0" w:lastRowLastColumn="0"/>
+              <w:rPr>
+                <w:sz w:val="20"/>
+                <w:szCs w:val="20"/>
+                <w:lang w:val="el-GR"/>
+              </w:rPr>
+            </w:pPr>
+          </w:p>
+          <w:p>
+            <w:pPr>
+              <w:cnfStyle w:val="000000100000" w:firstRow="0" w:lastRow="0" w:firstColumn="0" w:lastColumn="0" w:oddVBand="0" w:evenVBand="0" w:oddHBand="1" w:evenHBand="0" w:firstRowFirstColumn="0" w:firstRowLastColumn="0" w:lastRowFirstColumn="0" w:lastRowLastColumn="0"/>
+              <w:rPr>
+                <w:sz w:val="20"/>
+                <w:szCs w:val="20"/>
+                <w:lang w:val="el-GR"/>
+              </w:rPr>
+            </w:pPr>
+            <w:r>
+              <w:rPr>
+                <w:sz w:val="20"/>
+                <w:szCs w:val="20"/>
+                <w:lang w:val="el-GR"/>
+              </w:rPr>
+              <w:t>3. Προβάλει τις ειδοποιήσεις που του έχουν σταλλεί από το σύστημα</w:t>
+            </w:r>
+          </w:p>
+          <w:p>
+            <w:pPr>
+              <w:cnfStyle w:val="000000100000" w:firstRow="0" w:lastRow="0" w:firstColumn="0" w:lastColumn="0" w:oddVBand="0" w:evenVBand="0" w:oddHBand="1" w:evenHBand="0" w:firstRowFirstColumn="0" w:firstRowLastColumn="0" w:lastRowFirstColumn="0" w:lastRowLastColumn="0"/>
+              <w:rPr>
+                <w:sz w:val="20"/>
+                <w:szCs w:val="20"/>
+                <w:lang w:val="el-GR"/>
+              </w:rPr>
+            </w:pPr>
+          </w:p>
+        </w:tc>
+        <w:tc>
+          <w:tcPr>
+            <w:tcW w:w="1728" w:type="dxa"/>
+            <w:gridSpan w:val="2"/>
+            <w:tcBorders>
+              <w:bottom w:val="nil"/>
+            </w:tcBorders>
+          </w:tcPr>
+          <w:p>
+            <w:pPr>
+              <w:cnfStyle w:val="000000100000" w:firstRow="0" w:lastRow="0" w:firstColumn="0" w:lastColumn="0" w:oddVBand="0" w:evenVBand="0" w:oddHBand="1" w:evenHBand="0" w:firstRowFirstColumn="0" w:firstRowLastColumn="0" w:lastRowFirstColumn="0" w:lastRowLastColumn="0"/>
+              <w:rPr>
+                <w:sz w:val="20"/>
+                <w:szCs w:val="20"/>
+                <w:lang w:val="el-GR"/>
+              </w:rPr>
+            </w:pPr>
+            <w:r>
+              <w:rPr>
+                <w:sz w:val="20"/>
+                <w:szCs w:val="20"/>
+                <w:lang w:val="el-GR"/>
+              </w:rPr>
+              <w:t xml:space="preserve">Η οθόνη </w:t>
+            </w:r>
+            <w:r>
+              <w:rPr>
+                <w:sz w:val="20"/>
+                <w:szCs w:val="20"/>
+              </w:rPr>
+              <w:t>inbox</w:t>
+            </w:r>
+            <w:r>
+              <w:rPr>
+                <w:sz w:val="20"/>
+                <w:szCs w:val="20"/>
+                <w:lang w:val="el-GR"/>
+              </w:rPr>
+              <w:t xml:space="preserve"> </w:t>
+            </w:r>
+            <w:r>
+              <w:rPr>
+                <w:sz w:val="20"/>
+                <w:szCs w:val="20"/>
+                <w:lang w:val="el-GR"/>
+              </w:rPr>
+              <w:t>εμφανίζει τις αποσταλμένες ειδοποιησεις του χρήστη</w:t>
+            </w:r>
+          </w:p>
+          <w:p>
+            <w:pPr>
+              <w:cnfStyle w:val="000000100000" w:firstRow="0" w:lastRow="0" w:firstColumn="0" w:lastColumn="0" w:oddVBand="0" w:evenVBand="0" w:oddHBand="1" w:evenHBand="0" w:firstRowFirstColumn="0" w:firstRowLastColumn="0" w:lastRowFirstColumn="0" w:lastRowLastColumn="0"/>
+              <w:rPr>
+                <w:sz w:val="20"/>
+                <w:szCs w:val="20"/>
+                <w:lang w:val="el-GR"/>
+              </w:rPr>
+            </w:pPr>
+          </w:p>
+        </w:tc>
+        <w:tc>
+          <w:tcPr>
+            <w:tcW w:w="1832" w:type="dxa"/>
+            <w:gridSpan w:val="2"/>
+            <w:tcBorders>
+              <w:bottom w:val="nil"/>
+            </w:tcBorders>
+          </w:tcPr>
+          <w:p>
+            <w:pPr>
+              <w:cnfStyle w:val="000000100000" w:firstRow="0" w:lastRow="0" w:firstColumn="0" w:lastColumn="0" w:oddVBand="0" w:evenVBand="0" w:oddHBand="1" w:evenHBand="0" w:firstRowFirstColumn="0" w:firstRowLastColumn="0" w:lastRowFirstColumn="0" w:lastRowLastColumn="0"/>
+              <w:rPr>
+                <w:sz w:val="20"/>
+                <w:szCs w:val="20"/>
+                <w:lang w:val="el-GR"/>
+              </w:rPr>
+            </w:pPr>
+            <w:r>
+              <w:rPr>
+                <w:sz w:val="20"/>
+                <w:szCs w:val="20"/>
+                <w:lang w:val="el-GR"/>
+              </w:rPr>
+              <w:t xml:space="preserve">Η οθόνη </w:t>
+            </w:r>
+            <w:r>
+              <w:rPr>
+                <w:sz w:val="20"/>
+                <w:szCs w:val="20"/>
+              </w:rPr>
+              <w:t>inbox</w:t>
+            </w:r>
+            <w:r>
+              <w:rPr>
+                <w:sz w:val="20"/>
+                <w:szCs w:val="20"/>
+                <w:lang w:val="el-GR"/>
+              </w:rPr>
+              <w:t xml:space="preserve"> </w:t>
+            </w:r>
+            <w:r>
+              <w:rPr>
+                <w:sz w:val="20"/>
+                <w:szCs w:val="20"/>
+                <w:lang w:val="el-GR"/>
+              </w:rPr>
+              <w:t xml:space="preserve"> εμφανίζει  τις αποσταλμένες ειδοποιησεις του χρήστη</w:t>
+            </w:r>
+          </w:p>
+          <w:p>
+            <w:pPr>
+              <w:cnfStyle w:val="000000100000" w:firstRow="0" w:lastRow="0" w:firstColumn="0" w:lastColumn="0" w:oddVBand="0" w:evenVBand="0" w:oddHBand="1" w:evenHBand="0" w:firstRowFirstColumn="0" w:firstRowLastColumn="0" w:lastRowFirstColumn="0" w:lastRowLastColumn="0"/>
+              <w:rPr>
+                <w:sz w:val="20"/>
+                <w:szCs w:val="20"/>
+                <w:lang w:val="el-GR"/>
+              </w:rPr>
+            </w:pPr>
+          </w:p>
+        </w:tc>
+        <w:tc>
+          <w:tcPr>
+            <w:tcW w:w="1461" w:type="dxa"/>
+            <w:tcBorders>
+              <w:bottom w:val="nil"/>
+            </w:tcBorders>
+          </w:tcPr>
+          <w:p>
+            <w:pPr>
+              <w:cnfStyle w:val="000000100000" w:firstRow="0" w:lastRow="0" w:firstColumn="0" w:lastColumn="0" w:oddVBand="0" w:evenVBand="0" w:oddHBand="1" w:evenHBand="0" w:firstRowFirstColumn="0" w:firstRowLastColumn="0" w:lastRowFirstColumn="0" w:lastRowLastColumn="0"/>
+              <w:rPr>
+                <w:sz w:val="20"/>
+                <w:szCs w:val="20"/>
+              </w:rPr>
+            </w:pPr>
+            <w:r>
+              <w:rPr>
+                <w:sz w:val="20"/>
+                <w:szCs w:val="20"/>
+              </w:rPr>
+              <w:t>Pass</w:t>
+            </w:r>
+            <w:r>
+              <w:rPr>
+                <w:rFonts w:ascii="Segoe UI Emoji" w:hAnsi="Segoe UI Emoji" w:cs="Segoe UI Emoji"/>
+                <w:sz w:val="20"/>
+                <w:szCs w:val="20"/>
+              </w:rPr>
+              <w:t>✔️</w:t>
+            </w:r>
+          </w:p>
+        </w:tc>
+      </w:tr>
+      <w:tr>
+        <w:trPr>
+          <w:trHeight w:val="70"/>
+        </w:trPr>
+        <w:tc>
+          <w:tcPr>
+            <w:cnfStyle w:val="001000000000" w:firstRow="0" w:lastRow="0" w:firstColumn="1" w:lastColumn="0" w:oddVBand="0" w:evenVBand="0" w:oddHBand="0" w:evenHBand="0" w:firstRowFirstColumn="0" w:firstRowLastColumn="0" w:lastRowFirstColumn="0" w:lastRowLastColumn="0"/>
+            <w:tcW w:w="2193" w:type="dxa"/>
+            <w:tcBorders>
+              <w:top w:val="nil"/>
+              <w:left w:val="nil"/>
+              <w:bottom w:val="nil"/>
+              <w:right w:val="nil"/>
+            </w:tcBorders>
+            <w:shd w:val="clear" w:color="auto" w:fill="156082" w:themeFill="accent1"/>
+          </w:tcPr>
+          <w:p>
+            <w:pPr>
+              <w:ind w:left="720" w:hanging="720"/>
+              <w:jc w:val="center"/>
+              <w:rPr>
+                <w:sz w:val="20"/>
+                <w:szCs w:val="20"/>
+              </w:rPr>
+            </w:pPr>
+          </w:p>
+        </w:tc>
+        <w:tc>
+          <w:tcPr>
+            <w:tcW w:w="491" w:type="dxa"/>
+            <w:tcBorders>
+              <w:top w:val="nil"/>
+              <w:left w:val="nil"/>
+              <w:bottom w:val="nil"/>
+              <w:right w:val="nil"/>
+            </w:tcBorders>
+            <w:shd w:val="clear" w:color="auto" w:fill="156082" w:themeFill="accent1"/>
+          </w:tcPr>
+          <w:p>
+            <w:pPr>
+              <w:cnfStyle w:val="000000000000" w:firstRow="0" w:lastRow="0" w:firstColumn="0" w:lastColumn="0" w:oddVBand="0" w:evenVBand="0" w:oddHBand="0" w:evenHBand="0" w:firstRowFirstColumn="0" w:firstRowLastColumn="0" w:lastRowFirstColumn="0" w:lastRowLastColumn="0"/>
+              <w:rPr>
+                <w:sz w:val="20"/>
+                <w:szCs w:val="20"/>
+                <w:lang w:val="el-GR"/>
+              </w:rPr>
+            </w:pPr>
+          </w:p>
+        </w:tc>
+        <w:tc>
+          <w:tcPr>
+            <w:tcW w:w="1677" w:type="dxa"/>
+            <w:gridSpan w:val="2"/>
+            <w:tcBorders>
+              <w:top w:val="nil"/>
+              <w:left w:val="nil"/>
+              <w:bottom w:val="nil"/>
+              <w:right w:val="nil"/>
+            </w:tcBorders>
+            <w:shd w:val="clear" w:color="auto" w:fill="156082" w:themeFill="accent1"/>
+          </w:tcPr>
+          <w:p>
+            <w:pPr>
+              <w:cnfStyle w:val="000000000000" w:firstRow="0" w:lastRow="0" w:firstColumn="0" w:lastColumn="0" w:oddVBand="0" w:evenVBand="0" w:oddHBand="0" w:evenHBand="0" w:firstRowFirstColumn="0" w:firstRowLastColumn="0" w:lastRowFirstColumn="0" w:lastRowLastColumn="0"/>
+              <w:rPr>
+                <w:sz w:val="20"/>
+                <w:szCs w:val="20"/>
+                <w:lang w:val="el-GR"/>
+              </w:rPr>
+            </w:pPr>
+          </w:p>
+        </w:tc>
+        <w:tc>
+          <w:tcPr>
+            <w:tcW w:w="1691" w:type="dxa"/>
+            <w:gridSpan w:val="2"/>
+            <w:tcBorders>
+              <w:top w:val="nil"/>
+              <w:left w:val="nil"/>
+              <w:bottom w:val="nil"/>
+              <w:right w:val="nil"/>
+            </w:tcBorders>
+            <w:shd w:val="clear" w:color="auto" w:fill="156082" w:themeFill="accent1"/>
+          </w:tcPr>
+          <w:p>
+            <w:pPr>
+              <w:cnfStyle w:val="000000000000" w:firstRow="0" w:lastRow="0" w:firstColumn="0" w:lastColumn="0" w:oddVBand="0" w:evenVBand="0" w:oddHBand="0" w:evenHBand="0" w:firstRowFirstColumn="0" w:firstRowLastColumn="0" w:lastRowFirstColumn="0" w:lastRowLastColumn="0"/>
+              <w:rPr>
+                <w:sz w:val="20"/>
+                <w:szCs w:val="20"/>
+                <w:lang w:val="el-GR"/>
+              </w:rPr>
+            </w:pPr>
+          </w:p>
+        </w:tc>
+        <w:tc>
+          <w:tcPr>
+            <w:tcW w:w="1724" w:type="dxa"/>
+            <w:gridSpan w:val="2"/>
+            <w:tcBorders>
+              <w:top w:val="nil"/>
+              <w:left w:val="nil"/>
+              <w:bottom w:val="nil"/>
+              <w:right w:val="nil"/>
+            </w:tcBorders>
+            <w:shd w:val="clear" w:color="auto" w:fill="156082" w:themeFill="accent1"/>
+          </w:tcPr>
+          <w:p>
+            <w:pPr>
+              <w:cnfStyle w:val="000000000000" w:firstRow="0" w:lastRow="0" w:firstColumn="0" w:lastColumn="0" w:oddVBand="0" w:evenVBand="0" w:oddHBand="0" w:evenHBand="0" w:firstRowFirstColumn="0" w:firstRowLastColumn="0" w:lastRowFirstColumn="0" w:lastRowLastColumn="0"/>
+              <w:rPr>
+                <w:sz w:val="20"/>
+                <w:szCs w:val="20"/>
+                <w:lang w:val="el-GR"/>
+              </w:rPr>
+            </w:pPr>
+          </w:p>
+        </w:tc>
+        <w:tc>
+          <w:tcPr>
+            <w:tcW w:w="1827" w:type="dxa"/>
+            <w:gridSpan w:val="2"/>
+            <w:tcBorders>
+              <w:top w:val="nil"/>
+              <w:left w:val="nil"/>
+              <w:bottom w:val="nil"/>
+              <w:right w:val="nil"/>
+            </w:tcBorders>
+            <w:shd w:val="clear" w:color="auto" w:fill="156082" w:themeFill="accent1"/>
+          </w:tcPr>
+          <w:p>
+            <w:pPr>
+              <w:cnfStyle w:val="000000000000" w:firstRow="0" w:lastRow="0" w:firstColumn="0" w:lastColumn="0" w:oddVBand="0" w:evenVBand="0" w:oddHBand="0" w:evenHBand="0" w:firstRowFirstColumn="0" w:firstRowLastColumn="0" w:lastRowFirstColumn="0" w:lastRowLastColumn="0"/>
+              <w:rPr>
+                <w:sz w:val="20"/>
+                <w:szCs w:val="20"/>
+                <w:lang w:val="el-GR"/>
+              </w:rPr>
+            </w:pPr>
+          </w:p>
+        </w:tc>
+        <w:tc>
+          <w:tcPr>
+            <w:tcW w:w="2583" w:type="dxa"/>
+            <w:gridSpan w:val="2"/>
+            <w:tcBorders>
+              <w:top w:val="nil"/>
+              <w:left w:val="nil"/>
+              <w:bottom w:val="nil"/>
+              <w:right w:val="nil"/>
+            </w:tcBorders>
+            <w:shd w:val="clear" w:color="auto" w:fill="156082" w:themeFill="accent1"/>
+          </w:tcPr>
+          <w:p>
+            <w:pPr>
+              <w:cnfStyle w:val="000000000000" w:firstRow="0" w:lastRow="0" w:firstColumn="0" w:lastColumn="0" w:oddVBand="0" w:evenVBand="0" w:oddHBand="0" w:evenHBand="0" w:firstRowFirstColumn="0" w:firstRowLastColumn="0" w:lastRowFirstColumn="0" w:lastRowLastColumn="0"/>
+              <w:rPr>
+                <w:sz w:val="20"/>
+                <w:szCs w:val="20"/>
+              </w:rPr>
+            </w:pPr>
+          </w:p>
+        </w:tc>
+      </w:tr>
+      <w:tr>
+        <w:trPr>
+          <w:cnfStyle w:val="000000100000" w:firstRow="0" w:lastRow="0" w:firstColumn="0" w:lastColumn="0" w:oddVBand="0" w:evenVBand="0" w:oddHBand="1" w:evenHBand="0" w:firstRowFirstColumn="0" w:firstRowLastColumn="0" w:lastRowFirstColumn="0" w:lastRowLastColumn="0"/>
+          <w:trHeight w:val="3713"/>
+        </w:trPr>
+        <w:tc>
+          <w:tcPr>
+            <w:cnfStyle w:val="001000000000" w:firstRow="0" w:lastRow="0" w:firstColumn="1" w:lastColumn="0" w:oddVBand="0" w:evenVBand="0" w:oddHBand="0" w:evenHBand="0" w:firstRowFirstColumn="0" w:firstRowLastColumn="0" w:lastRowFirstColumn="0" w:lastRowLastColumn="0"/>
+            <w:tcW w:w="2193" w:type="dxa"/>
+            <w:tcBorders>
+              <w:top w:val="nil"/>
+              <w:bottom w:val="nil"/>
+            </w:tcBorders>
+          </w:tcPr>
+          <w:p>
+            <w:pPr>
+              <w:ind w:left="720" w:hanging="720"/>
+              <w:jc w:val="center"/>
+              <w:rPr>
+                <w:sz w:val="20"/>
+                <w:szCs w:val="20"/>
+              </w:rPr>
+            </w:pPr>
+            <w:r>
+              <w:rPr>
+                <w:sz w:val="20"/>
+                <w:szCs w:val="20"/>
+              </w:rPr>
+              <w:t>TC_</w:t>
+            </w:r>
+            <w:r>
+              <w:rPr>
+                <w:sz w:val="20"/>
+                <w:szCs w:val="20"/>
+              </w:rPr>
+              <w:t>ViewNotif</w:t>
+            </w:r>
+            <w:r>
+              <w:rPr>
+                <w:sz w:val="20"/>
+                <w:szCs w:val="20"/>
+              </w:rPr>
+              <w:t>_0</w:t>
+            </w:r>
+            <w:r>
+              <w:rPr>
+                <w:sz w:val="20"/>
+                <w:szCs w:val="20"/>
+                <w:lang w:val="el-GR"/>
+              </w:rPr>
+              <w:t>2</w:t>
+            </w:r>
+          </w:p>
+        </w:tc>
+        <w:tc>
+          <w:tcPr>
+            <w:tcW w:w="1556" w:type="dxa"/>
+            <w:gridSpan w:val="2"/>
+            <w:tcBorders>
+              <w:top w:val="nil"/>
+              <w:bottom w:val="nil"/>
+            </w:tcBorders>
+          </w:tcPr>
+          <w:p>
+            <w:pPr>
+              <w:cnfStyle w:val="000000100000" w:firstRow="0" w:lastRow="0" w:firstColumn="0" w:lastColumn="0" w:oddVBand="0" w:evenVBand="0" w:oddHBand="1" w:evenHBand="0" w:firstRowFirstColumn="0" w:firstRowLastColumn="0" w:lastRowFirstColumn="0" w:lastRowLastColumn="0"/>
+              <w:rPr>
+                <w:sz w:val="20"/>
+                <w:szCs w:val="20"/>
+                <w:lang w:val="el-GR"/>
+              </w:rPr>
+            </w:pPr>
+            <w:r>
+              <w:rPr>
+                <w:sz w:val="20"/>
+                <w:szCs w:val="20"/>
+                <w:lang w:val="el-GR"/>
+              </w:rPr>
+              <w:t>εκκαθάριση των ειδοποιήσεων του χρήστη</w:t>
+            </w:r>
+          </w:p>
+        </w:tc>
+        <w:tc>
+          <w:tcPr>
+            <w:tcW w:w="1745" w:type="dxa"/>
+            <w:gridSpan w:val="2"/>
+            <w:tcBorders>
+              <w:top w:val="nil"/>
+              <w:bottom w:val="nil"/>
+            </w:tcBorders>
+          </w:tcPr>
+          <w:p>
+            <w:pPr>
+              <w:cnfStyle w:val="000000100000" w:firstRow="0" w:lastRow="0" w:firstColumn="0" w:lastColumn="0" w:oddVBand="0" w:evenVBand="0" w:oddHBand="1" w:evenHBand="0" w:firstRowFirstColumn="0" w:firstRowLastColumn="0" w:lastRowFirstColumn="0" w:lastRowLastColumn="0"/>
+              <w:rPr>
+                <w:sz w:val="20"/>
+                <w:szCs w:val="20"/>
+                <w:lang w:val="el-GR"/>
+              </w:rPr>
+            </w:pPr>
+            <w:r>
+              <w:rPr>
+                <w:sz w:val="20"/>
+                <w:szCs w:val="20"/>
+                <w:lang w:val="el-GR"/>
+              </w:rPr>
+              <w:t>1.</w:t>
+            </w:r>
+            <w:r>
+              <w:rPr>
+                <w:sz w:val="20"/>
+                <w:szCs w:val="20"/>
+                <w:lang w:val="el-GR"/>
+              </w:rPr>
+              <w:t xml:space="preserve"> </w:t>
+            </w:r>
+            <w:r>
+              <w:rPr>
+                <w:sz w:val="20"/>
+                <w:szCs w:val="20"/>
+                <w:lang w:val="el-GR"/>
+              </w:rPr>
+              <w:t>Ο χρήστης είναι ήδη συνδεδεμένος στο σύστημα</w:t>
+            </w:r>
+          </w:p>
+          <w:p>
+            <w:pPr>
+              <w:cnfStyle w:val="000000100000" w:firstRow="0" w:lastRow="0" w:firstColumn="0" w:lastColumn="0" w:oddVBand="0" w:evenVBand="0" w:oddHBand="1" w:evenHBand="0" w:firstRowFirstColumn="0" w:firstRowLastColumn="0" w:lastRowFirstColumn="0" w:lastRowLastColumn="0"/>
+              <w:rPr>
+                <w:sz w:val="20"/>
+                <w:szCs w:val="20"/>
+                <w:lang w:val="el-GR"/>
+              </w:rPr>
+            </w:pPr>
+          </w:p>
+          <w:p>
+            <w:pPr>
+              <w:cnfStyle w:val="000000100000" w:firstRow="0" w:lastRow="0" w:firstColumn="0" w:lastColumn="0" w:oddVBand="0" w:evenVBand="0" w:oddHBand="1" w:evenHBand="0" w:firstRowFirstColumn="0" w:firstRowLastColumn="0" w:lastRowFirstColumn="0" w:lastRowLastColumn="0"/>
+              <w:rPr>
+                <w:sz w:val="20"/>
+                <w:szCs w:val="20"/>
+                <w:lang w:val="el-GR"/>
+              </w:rPr>
+            </w:pPr>
+            <w:r>
+              <w:rPr>
+                <w:sz w:val="20"/>
+                <w:szCs w:val="20"/>
+                <w:lang w:val="el-GR"/>
+              </w:rPr>
+              <w:t xml:space="preserve">2. </w:t>
+            </w:r>
+            <w:r>
+              <w:rPr>
+                <w:sz w:val="20"/>
+                <w:szCs w:val="20"/>
+                <w:lang w:val="el-GR"/>
+              </w:rPr>
+              <w:t>χρήστης πρέπει να έχει ειδοποιήσεις στην βάση</w:t>
+            </w:r>
+          </w:p>
+          <w:p>
+            <w:pPr>
+              <w:cnfStyle w:val="000000100000" w:firstRow="0" w:lastRow="0" w:firstColumn="0" w:lastColumn="0" w:oddVBand="0" w:evenVBand="0" w:oddHBand="1" w:evenHBand="0" w:firstRowFirstColumn="0" w:firstRowLastColumn="0" w:lastRowFirstColumn="0" w:lastRowLastColumn="0"/>
+              <w:rPr>
+                <w:lang w:val="el-GR"/>
+              </w:rPr>
+            </w:pPr>
+          </w:p>
+          <w:p>
+            <w:pPr>
+              <w:cnfStyle w:val="000000100000" w:firstRow="0" w:lastRow="0" w:firstColumn="0" w:lastColumn="0" w:oddVBand="0" w:evenVBand="0" w:oddHBand="1" w:evenHBand="0" w:firstRowFirstColumn="0" w:firstRowLastColumn="0" w:lastRowFirstColumn="0" w:lastRowLastColumn="0"/>
+              <w:rPr>
+                <w:sz w:val="20"/>
+                <w:szCs w:val="20"/>
+                <w:lang w:val="el-GR"/>
+              </w:rPr>
+            </w:pPr>
+          </w:p>
+        </w:tc>
+        <w:tc>
+          <w:tcPr>
+            <w:tcW w:w="1671" w:type="dxa"/>
+            <w:gridSpan w:val="2"/>
+            <w:tcBorders>
+              <w:top w:val="nil"/>
+              <w:bottom w:val="nil"/>
+            </w:tcBorders>
+          </w:tcPr>
+          <w:p>
+            <w:pPr>
+              <w:cnfStyle w:val="000000100000" w:firstRow="0" w:lastRow="0" w:firstColumn="0" w:lastColumn="0" w:oddVBand="0" w:evenVBand="0" w:oddHBand="1" w:evenHBand="0" w:firstRowFirstColumn="0" w:firstRowLastColumn="0" w:lastRowFirstColumn="0" w:lastRowLastColumn="0"/>
+              <w:rPr>
+                <w:sz w:val="20"/>
+                <w:szCs w:val="20"/>
+                <w:lang w:val="el-GR"/>
+              </w:rPr>
+            </w:pPr>
+            <w:r>
+              <w:rPr>
+                <w:sz w:val="20"/>
+                <w:szCs w:val="20"/>
+                <w:lang w:val="el-GR"/>
+              </w:rPr>
+              <w:t>1. Ο χρήστης π</w:t>
+            </w:r>
+            <w:r>
+              <w:rPr>
+                <w:sz w:val="20"/>
+                <w:szCs w:val="20"/>
+                <w:lang w:val="el-GR"/>
+              </w:rPr>
+              <w:t>ατάει</w:t>
+            </w:r>
+            <w:r>
+              <w:rPr>
+                <w:sz w:val="20"/>
+                <w:szCs w:val="20"/>
+                <w:lang w:val="el-GR"/>
+              </w:rPr>
+              <w:t xml:space="preserve"> </w:t>
+            </w:r>
+            <w:r>
+              <w:rPr>
+                <w:sz w:val="20"/>
+                <w:szCs w:val="20"/>
+                <w:lang w:val="el-GR"/>
+              </w:rPr>
+              <w:t xml:space="preserve">το </w:t>
+            </w:r>
+            <w:r>
+              <w:rPr>
+                <w:sz w:val="20"/>
+                <w:szCs w:val="20"/>
+              </w:rPr>
+              <w:t>inbox</w:t>
+            </w:r>
+            <w:r>
+              <w:rPr>
+                <w:sz w:val="20"/>
+                <w:szCs w:val="20"/>
+                <w:lang w:val="el-GR"/>
+              </w:rPr>
+              <w:t xml:space="preserve"> </w:t>
+            </w:r>
+            <w:r>
+              <w:rPr>
+                <w:sz w:val="20"/>
+                <w:szCs w:val="20"/>
+                <w:lang w:val="el-GR"/>
+              </w:rPr>
+              <w:t xml:space="preserve">στο </w:t>
+            </w:r>
+            <w:r>
+              <w:rPr>
+                <w:sz w:val="20"/>
+                <w:szCs w:val="20"/>
+              </w:rPr>
+              <w:t>sidebar</w:t>
+            </w:r>
+          </w:p>
+          <w:p>
+            <w:pPr>
+              <w:cnfStyle w:val="000000100000" w:firstRow="0" w:lastRow="0" w:firstColumn="0" w:lastColumn="0" w:oddVBand="0" w:evenVBand="0" w:oddHBand="1" w:evenHBand="0" w:firstRowFirstColumn="0" w:firstRowLastColumn="0" w:lastRowFirstColumn="0" w:lastRowLastColumn="0"/>
+              <w:rPr>
+                <w:sz w:val="20"/>
+                <w:szCs w:val="20"/>
+                <w:lang w:val="el-GR"/>
+              </w:rPr>
+            </w:pPr>
+          </w:p>
+          <w:p>
+            <w:pPr>
+              <w:cnfStyle w:val="000000100000" w:firstRow="0" w:lastRow="0" w:firstColumn="0" w:lastColumn="0" w:oddVBand="0" w:evenVBand="0" w:oddHBand="1" w:evenHBand="0" w:firstRowFirstColumn="0" w:firstRowLastColumn="0" w:lastRowFirstColumn="0" w:lastRowLastColumn="0"/>
+              <w:rPr>
+                <w:sz w:val="20"/>
+                <w:szCs w:val="20"/>
+                <w:lang w:val="el-GR"/>
+              </w:rPr>
+            </w:pPr>
+            <w:r>
+              <w:rPr>
+                <w:sz w:val="20"/>
+                <w:szCs w:val="20"/>
+                <w:lang w:val="el-GR"/>
+              </w:rPr>
+              <w:t>2.</w:t>
+            </w:r>
+            <w:r>
+              <w:rPr>
+                <w:sz w:val="20"/>
+                <w:szCs w:val="20"/>
+                <w:lang w:val="el-GR"/>
+              </w:rPr>
+              <w:t xml:space="preserve"> Μεταφέρεται στην οθόνη </w:t>
+            </w:r>
+            <w:r>
+              <w:rPr>
+                <w:sz w:val="20"/>
+                <w:szCs w:val="20"/>
+              </w:rPr>
+              <w:t>inbox</w:t>
+            </w:r>
+            <w:r>
+              <w:rPr>
+                <w:sz w:val="20"/>
+                <w:szCs w:val="20"/>
+                <w:lang w:val="el-GR"/>
+              </w:rPr>
+              <w:t xml:space="preserve"> </w:t>
+            </w:r>
+            <w:r>
+              <w:rPr>
+                <w:sz w:val="20"/>
+                <w:szCs w:val="20"/>
+                <w:lang w:val="el-GR"/>
+              </w:rPr>
+              <w:t>ειδοποιήσεων</w:t>
+            </w:r>
+          </w:p>
+          <w:p>
+            <w:pPr>
+              <w:cnfStyle w:val="000000100000" w:firstRow="0" w:lastRow="0" w:firstColumn="0" w:lastColumn="0" w:oddVBand="0" w:evenVBand="0" w:oddHBand="1" w:evenHBand="0" w:firstRowFirstColumn="0" w:firstRowLastColumn="0" w:lastRowFirstColumn="0" w:lastRowLastColumn="0"/>
+              <w:rPr>
+                <w:sz w:val="20"/>
+                <w:szCs w:val="20"/>
+                <w:lang w:val="el-GR"/>
+              </w:rPr>
+            </w:pPr>
+          </w:p>
+          <w:p>
+            <w:pPr>
+              <w:cnfStyle w:val="000000100000" w:firstRow="0" w:lastRow="0" w:firstColumn="0" w:lastColumn="0" w:oddVBand="0" w:evenVBand="0" w:oddHBand="1" w:evenHBand="0" w:firstRowFirstColumn="0" w:firstRowLastColumn="0" w:lastRowFirstColumn="0" w:lastRowLastColumn="0"/>
+              <w:rPr>
+                <w:sz w:val="20"/>
+                <w:szCs w:val="20"/>
+                <w:lang w:val="el-GR"/>
+              </w:rPr>
+            </w:pPr>
+            <w:r>
+              <w:rPr>
+                <w:sz w:val="20"/>
+                <w:szCs w:val="20"/>
+                <w:lang w:val="el-GR"/>
+              </w:rPr>
+              <w:t>3. Προβάλει τις ειδοποιήσεις που του έχουν σταλλεί από το σύστημα</w:t>
+            </w:r>
+          </w:p>
+          <w:p>
+            <w:pPr>
+              <w:cnfStyle w:val="000000100000" w:firstRow="0" w:lastRow="0" w:firstColumn="0" w:lastColumn="0" w:oddVBand="0" w:evenVBand="0" w:oddHBand="1" w:evenHBand="0" w:firstRowFirstColumn="0" w:firstRowLastColumn="0" w:lastRowFirstColumn="0" w:lastRowLastColumn="0"/>
+              <w:rPr>
+                <w:sz w:val="20"/>
+                <w:szCs w:val="20"/>
+                <w:lang w:val="el-GR"/>
+              </w:rPr>
+            </w:pPr>
+          </w:p>
+          <w:p>
+            <w:pPr>
+              <w:cnfStyle w:val="000000100000" w:firstRow="0" w:lastRow="0" w:firstColumn="0" w:lastColumn="0" w:oddVBand="0" w:evenVBand="0" w:oddHBand="1" w:evenHBand="0" w:firstRowFirstColumn="0" w:firstRowLastColumn="0" w:lastRowFirstColumn="0" w:lastRowLastColumn="0"/>
+              <w:rPr>
+                <w:sz w:val="20"/>
+                <w:szCs w:val="20"/>
+                <w:lang w:val="el-GR"/>
+              </w:rPr>
+            </w:pPr>
+            <w:r>
+              <w:rPr>
+                <w:sz w:val="20"/>
+                <w:szCs w:val="20"/>
+                <w:lang w:val="el-GR"/>
+              </w:rPr>
+              <w:t>4. Πατάει το κουμπί εκκαθάρισης</w:t>
+            </w:r>
+          </w:p>
+          <w:p>
+            <w:pPr>
+              <w:cnfStyle w:val="000000100000" w:firstRow="0" w:lastRow="0" w:firstColumn="0" w:lastColumn="0" w:oddVBand="0" w:evenVBand="0" w:oddHBand="1" w:evenHBand="0" w:firstRowFirstColumn="0" w:firstRowLastColumn="0" w:lastRowFirstColumn="0" w:lastRowLastColumn="0"/>
+              <w:rPr>
+                <w:sz w:val="20"/>
+                <w:szCs w:val="20"/>
+                <w:lang w:val="el-GR"/>
+              </w:rPr>
+            </w:pPr>
+          </w:p>
+          <w:p>
+            <w:pPr>
+              <w:cnfStyle w:val="000000100000" w:firstRow="0" w:lastRow="0" w:firstColumn="0" w:lastColumn="0" w:oddVBand="0" w:evenVBand="0" w:oddHBand="1" w:evenHBand="0" w:firstRowFirstColumn="0" w:firstRowLastColumn="0" w:lastRowFirstColumn="0" w:lastRowLastColumn="0"/>
+              <w:rPr>
+                <w:sz w:val="20"/>
+                <w:szCs w:val="20"/>
+                <w:lang w:val="el-GR"/>
+              </w:rPr>
+            </w:pPr>
+            <w:r>
+              <w:rPr>
+                <w:sz w:val="20"/>
+                <w:szCs w:val="20"/>
+                <w:lang w:val="el-GR"/>
+              </w:rPr>
+              <w:t xml:space="preserve">5.  Προβάλει μήνυμα </w:t>
+            </w:r>
+            <w:r>
+              <w:rPr>
+                <w:sz w:val="20"/>
+                <w:szCs w:val="20"/>
+                <w:lang w:val="el-GR"/>
+              </w:rPr>
+              <w:t>“</w:t>
+            </w:r>
+            <w:r>
+              <w:rPr>
+                <w:sz w:val="20"/>
+                <w:szCs w:val="20"/>
+                <w:lang w:val="el-GR"/>
+              </w:rPr>
+              <w:t xml:space="preserve">άδειο </w:t>
+            </w:r>
+            <w:r>
+              <w:rPr>
+                <w:sz w:val="20"/>
+                <w:szCs w:val="20"/>
+              </w:rPr>
+              <w:t>inbox</w:t>
+            </w:r>
+            <w:r>
+              <w:rPr>
+                <w:sz w:val="20"/>
+                <w:szCs w:val="20"/>
+                <w:lang w:val="el-GR"/>
+              </w:rPr>
+              <w:t>”</w:t>
+            </w:r>
+          </w:p>
+        </w:tc>
+        <w:tc>
+          <w:tcPr>
+            <w:tcW w:w="1728" w:type="dxa"/>
+            <w:gridSpan w:val="2"/>
+            <w:tcBorders>
+              <w:top w:val="nil"/>
+              <w:bottom w:val="nil"/>
+            </w:tcBorders>
+          </w:tcPr>
+          <w:p>
+            <w:pPr>
+              <w:cnfStyle w:val="000000100000" w:firstRow="0" w:lastRow="0" w:firstColumn="0" w:lastColumn="0" w:oddVBand="0" w:evenVBand="0" w:oddHBand="1" w:evenHBand="0" w:firstRowFirstColumn="0" w:firstRowLastColumn="0" w:lastRowFirstColumn="0" w:lastRowLastColumn="0"/>
+              <w:rPr>
+                <w:sz w:val="20"/>
+                <w:szCs w:val="20"/>
+                <w:lang w:val="el-GR"/>
+              </w:rPr>
+            </w:pPr>
+            <w:r>
+              <w:rPr>
+                <w:sz w:val="20"/>
+                <w:szCs w:val="20"/>
+                <w:lang w:val="el-GR"/>
+              </w:rPr>
+              <w:t xml:space="preserve">Διαγράφονται οι ειδοποιήσεις από την βάση και την οθόνη </w:t>
+            </w:r>
+            <w:r>
+              <w:rPr>
+                <w:sz w:val="20"/>
+                <w:szCs w:val="20"/>
+              </w:rPr>
+              <w:t>inbox</w:t>
+            </w:r>
+            <w:r>
+              <w:rPr>
+                <w:sz w:val="20"/>
+                <w:szCs w:val="20"/>
+                <w:lang w:val="el-GR"/>
+              </w:rPr>
+              <w:t xml:space="preserve"> και εμφανίζεται το μήνυμα</w:t>
+            </w:r>
+            <w:r>
+              <w:rPr>
+                <w:sz w:val="20"/>
+                <w:szCs w:val="20"/>
+                <w:lang w:val="el-GR"/>
+              </w:rPr>
+              <w:t xml:space="preserve"> “</w:t>
+            </w:r>
+            <w:r>
+              <w:rPr>
+                <w:sz w:val="20"/>
+                <w:szCs w:val="20"/>
+                <w:lang w:val="el-GR"/>
+              </w:rPr>
+              <w:t xml:space="preserve">άδειο </w:t>
+            </w:r>
+            <w:r>
+              <w:rPr>
+                <w:sz w:val="20"/>
+                <w:szCs w:val="20"/>
+              </w:rPr>
+              <w:t>inbox</w:t>
+            </w:r>
+            <w:r>
+              <w:rPr>
+                <w:sz w:val="20"/>
+                <w:szCs w:val="20"/>
+                <w:lang w:val="el-GR"/>
+              </w:rPr>
+              <w:t>”</w:t>
+            </w:r>
+          </w:p>
+        </w:tc>
+        <w:tc>
+          <w:tcPr>
+            <w:tcW w:w="1832" w:type="dxa"/>
+            <w:gridSpan w:val="2"/>
+            <w:tcBorders>
+              <w:top w:val="nil"/>
+              <w:bottom w:val="nil"/>
+            </w:tcBorders>
+          </w:tcPr>
+          <w:p>
+            <w:pPr>
+              <w:cnfStyle w:val="000000100000" w:firstRow="0" w:lastRow="0" w:firstColumn="0" w:lastColumn="0" w:oddVBand="0" w:evenVBand="0" w:oddHBand="1" w:evenHBand="0" w:firstRowFirstColumn="0" w:firstRowLastColumn="0" w:lastRowFirstColumn="0" w:lastRowLastColumn="0"/>
+              <w:rPr>
+                <w:sz w:val="20"/>
+                <w:szCs w:val="20"/>
+                <w:lang w:val="el-GR"/>
+              </w:rPr>
+            </w:pPr>
+            <w:r>
+              <w:rPr>
+                <w:sz w:val="20"/>
+                <w:szCs w:val="20"/>
+                <w:lang w:val="el-GR"/>
+              </w:rPr>
+              <w:t xml:space="preserve">Διαγράφονται οι ειδοποιήσεις από την βάση και την οθόνη </w:t>
+            </w:r>
+            <w:r>
+              <w:rPr>
+                <w:sz w:val="20"/>
+                <w:szCs w:val="20"/>
+              </w:rPr>
+              <w:t>inbox</w:t>
+            </w:r>
+            <w:r>
+              <w:rPr>
+                <w:sz w:val="20"/>
+                <w:szCs w:val="20"/>
+                <w:lang w:val="el-GR"/>
+              </w:rPr>
+              <w:t xml:space="preserve"> και εμφανίζεται το μήνυμα</w:t>
+            </w:r>
+            <w:r>
+              <w:rPr>
+                <w:sz w:val="20"/>
+                <w:szCs w:val="20"/>
+                <w:lang w:val="el-GR"/>
+              </w:rPr>
+              <w:t xml:space="preserve"> “</w:t>
+            </w:r>
+            <w:r>
+              <w:rPr>
+                <w:sz w:val="20"/>
+                <w:szCs w:val="20"/>
+                <w:lang w:val="el-GR"/>
+              </w:rPr>
+              <w:t xml:space="preserve">άδειο </w:t>
+            </w:r>
+            <w:r>
+              <w:rPr>
+                <w:sz w:val="20"/>
+                <w:szCs w:val="20"/>
+              </w:rPr>
+              <w:t>inbox</w:t>
+            </w:r>
+            <w:r>
+              <w:rPr>
+                <w:sz w:val="20"/>
+                <w:szCs w:val="20"/>
+                <w:lang w:val="el-GR"/>
+              </w:rPr>
+              <w:t>”</w:t>
+            </w:r>
+          </w:p>
+        </w:tc>
+        <w:tc>
+          <w:tcPr>
+            <w:tcW w:w="1461" w:type="dxa"/>
+            <w:tcBorders>
+              <w:top w:val="nil"/>
+              <w:bottom w:val="nil"/>
+            </w:tcBorders>
+          </w:tcPr>
+          <w:p>
+            <w:pPr>
+              <w:cnfStyle w:val="000000100000" w:firstRow="0" w:lastRow="0" w:firstColumn="0" w:lastColumn="0" w:oddVBand="0" w:evenVBand="0" w:oddHBand="1" w:evenHBand="0" w:firstRowFirstColumn="0" w:firstRowLastColumn="0" w:lastRowFirstColumn="0" w:lastRowLastColumn="0"/>
+              <w:rPr>
+                <w:sz w:val="20"/>
+                <w:szCs w:val="20"/>
+              </w:rPr>
+            </w:pPr>
+            <w:r>
+              <w:rPr>
+                <w:sz w:val="20"/>
+                <w:szCs w:val="20"/>
+              </w:rPr>
+              <w:t>Pass</w:t>
+            </w:r>
+            <w:r>
+              <w:rPr>
+                <w:rFonts w:ascii="Segoe UI Emoji" w:hAnsi="Segoe UI Emoji" w:cs="Segoe UI Emoji"/>
+                <w:sz w:val="20"/>
+                <w:szCs w:val="20"/>
+              </w:rPr>
+              <w:t>✔️</w:t>
+            </w:r>
+          </w:p>
+        </w:tc>
+      </w:tr>
+    </w:tbl>
+    <w:p>
+      <w:pPr>
+        <w:rPr>
+          <w:b/>
+          <w:bCs/>
+          <w:lang w:val="el-GR"/>
+        </w:rPr>
+      </w:pPr>
+    </w:p>
+    <w:p>
+      <w:pPr>
+        <w:rPr>
+          <w:b/>
+          <w:bCs/>
+        </w:rPr>
+      </w:pPr>
+    </w:p>
+    <w:p>
+      <w:pPr>
+        <w:rPr>
+          <w:b/>
+          <w:bCs/>
+        </w:rPr>
+      </w:pPr>
+    </w:p>
+    <w:tbl>
+      <w:tblPr>
+        <w:tblStyle w:val="GridTable4-Accent1"/>
+        <w:tblpPr w:leftFromText="180" w:rightFromText="180" w:vertAnchor="text" w:horzAnchor="margin" w:tblpXSpec="center" w:tblpY="4"/>
+        <w:tblW w:w="12186" w:type="dxa"/>
+        <w:tblLayout w:type="fixed"/>
+        <w:tblLook w:val="04A0" w:firstRow="1" w:lastRow="0" w:firstColumn="1" w:lastColumn="0" w:noHBand="0" w:noVBand="1"/>
+      </w:tblPr>
+      <w:tblGrid>
+        <w:gridCol w:w="2193"/>
+        <w:gridCol w:w="1556"/>
+        <w:gridCol w:w="1745"/>
+        <w:gridCol w:w="1671"/>
+        <w:gridCol w:w="1728"/>
+        <w:gridCol w:w="1832"/>
+        <w:gridCol w:w="1461"/>
+      </w:tblGrid>
+      <w:tr>
+        <w:trPr>
+          <w:cnfStyle w:val="100000000000" w:firstRow="1" w:lastRow="0" w:firstColumn="0" w:lastColumn="0" w:oddVBand="0" w:evenVBand="0" w:oddHBand="0" w:evenHBand="0" w:firstRowFirstColumn="0" w:firstRowLastColumn="0" w:lastRowFirstColumn="0" w:lastRowLastColumn="0"/>
+          <w:trHeight w:val="221"/>
+        </w:trPr>
+        <w:tc>
+          <w:tcPr>
+            <w:cnfStyle w:val="001000000000" w:firstRow="0" w:lastRow="0" w:firstColumn="1" w:lastColumn="0" w:oddVBand="0" w:evenVBand="0" w:oddHBand="0" w:evenHBand="0" w:firstRowFirstColumn="0" w:firstRowLastColumn="0" w:lastRowFirstColumn="0" w:lastRowLastColumn="0"/>
+            <w:tcW w:w="2193" w:type="dxa"/>
+          </w:tcPr>
+          <w:p>
+            <w:pPr>
+              <w:jc w:val="center"/>
+              <w:rPr>
+                <w:color w:val="auto"/>
+                <w:lang w:val="el-GR"/>
+              </w:rPr>
+            </w:pPr>
+            <w:r>
+              <w:lastRenderedPageBreak/>
+              <w:t>Test</w:t>
+            </w:r>
+            <w:r>
+              <w:rPr>
+                <w:lang w:val="el-GR"/>
+              </w:rPr>
+              <w:t xml:space="preserve"> </w:t>
+            </w:r>
+            <w:r>
+              <w:t>Case</w:t>
+            </w:r>
+            <w:r>
+              <w:rPr>
+                <w:lang w:val="el-GR"/>
+              </w:rPr>
+              <w:t xml:space="preserve"> </w:t>
+            </w:r>
+            <w:r>
+              <w:t>ID</w:t>
+            </w:r>
+          </w:p>
+        </w:tc>
+        <w:tc>
+          <w:tcPr>
+            <w:tcW w:w="1556" w:type="dxa"/>
+          </w:tcPr>
+          <w:p>
+            <w:pPr>
+              <w:cnfStyle w:val="100000000000" w:firstRow="1" w:lastRow="0" w:firstColumn="0" w:lastColumn="0" w:oddVBand="0" w:evenVBand="0" w:oddHBand="0" w:evenHBand="0" w:firstRowFirstColumn="0" w:firstRowLastColumn="0" w:lastRowFirstColumn="0" w:lastRowLastColumn="0"/>
+              <w:rPr>
+                <w:lang w:val="el-GR"/>
+              </w:rPr>
+            </w:pPr>
+            <w:r>
+              <w:rPr>
+                <w:lang w:val="el-GR"/>
+              </w:rPr>
+              <w:t>Περιγραφή</w:t>
+            </w:r>
+          </w:p>
+        </w:tc>
+        <w:tc>
+          <w:tcPr>
+            <w:tcW w:w="1745" w:type="dxa"/>
+          </w:tcPr>
+          <w:p>
+            <w:pPr>
+              <w:cnfStyle w:val="100000000000" w:firstRow="1" w:lastRow="0" w:firstColumn="0" w:lastColumn="0" w:oddVBand="0" w:evenVBand="0" w:oddHBand="0" w:evenHBand="0" w:firstRowFirstColumn="0" w:firstRowLastColumn="0" w:lastRowFirstColumn="0" w:lastRowLastColumn="0"/>
+              <w:rPr>
+                <w:lang w:val="el-GR"/>
+              </w:rPr>
+            </w:pPr>
+            <w:r>
+              <w:rPr>
+                <w:lang w:val="el-GR"/>
+              </w:rPr>
+              <w:t>Προϋπόθεση</w:t>
+            </w:r>
+          </w:p>
+        </w:tc>
+        <w:tc>
+          <w:tcPr>
+            <w:tcW w:w="1671" w:type="dxa"/>
+          </w:tcPr>
+          <w:p>
+            <w:pPr>
+              <w:cnfStyle w:val="100000000000" w:firstRow="1" w:lastRow="0" w:firstColumn="0" w:lastColumn="0" w:oddVBand="0" w:evenVBand="0" w:oddHBand="0" w:evenHBand="0" w:firstRowFirstColumn="0" w:firstRowLastColumn="0" w:lastRowFirstColumn="0" w:lastRowLastColumn="0"/>
+              <w:rPr>
+                <w:lang w:val="el-GR"/>
+              </w:rPr>
+            </w:pPr>
+            <w:r>
+              <w:rPr>
+                <w:lang w:val="el-GR"/>
+              </w:rPr>
+              <w:t>Βήματα Testing</w:t>
+            </w:r>
+          </w:p>
+        </w:tc>
+        <w:tc>
+          <w:tcPr>
+            <w:tcW w:w="1728" w:type="dxa"/>
+          </w:tcPr>
+          <w:p>
+            <w:pPr>
+              <w:cnfStyle w:val="100000000000" w:firstRow="1" w:lastRow="0" w:firstColumn="0" w:lastColumn="0" w:oddVBand="0" w:evenVBand="0" w:oddHBand="0" w:evenHBand="0" w:firstRowFirstColumn="0" w:firstRowLastColumn="0" w:lastRowFirstColumn="0" w:lastRowLastColumn="0"/>
+              <w:rPr>
+                <w:lang w:val="el-GR"/>
+              </w:rPr>
+            </w:pPr>
+            <w:r>
+              <w:rPr>
+                <w:lang w:val="el-GR"/>
+              </w:rPr>
+              <w:t>Αναμενόμενο Αποτέλεσμα</w:t>
+            </w:r>
+          </w:p>
+        </w:tc>
+        <w:tc>
+          <w:tcPr>
+            <w:tcW w:w="1832" w:type="dxa"/>
+          </w:tcPr>
+          <w:p>
+            <w:pPr>
+              <w:cnfStyle w:val="100000000000" w:firstRow="1" w:lastRow="0" w:firstColumn="0" w:lastColumn="0" w:oddVBand="0" w:evenVBand="0" w:oddHBand="0" w:evenHBand="0" w:firstRowFirstColumn="0" w:firstRowLastColumn="0" w:lastRowFirstColumn="0" w:lastRowLastColumn="0"/>
+              <w:rPr>
+                <w:lang w:val="el-GR"/>
+              </w:rPr>
+            </w:pPr>
+            <w:r>
+              <w:rPr>
+                <w:lang w:val="el-GR"/>
+              </w:rPr>
+              <w:t>Πραγματικά Αποτελέσματα</w:t>
+            </w:r>
+          </w:p>
+        </w:tc>
+        <w:tc>
+          <w:tcPr>
+            <w:tcW w:w="1461" w:type="dxa"/>
+          </w:tcPr>
+          <w:p>
+            <w:pPr>
+              <w:cnfStyle w:val="100000000000" w:firstRow="1" w:lastRow="0" w:firstColumn="0" w:lastColumn="0" w:oddVBand="0" w:evenVBand="0" w:oddHBand="0" w:evenHBand="0" w:firstRowFirstColumn="0" w:firstRowLastColumn="0" w:lastRowFirstColumn="0" w:lastRowLastColumn="0"/>
+              <w:rPr>
+                <w:lang w:val="el-GR"/>
+              </w:rPr>
+            </w:pPr>
+            <w:r>
+              <w:rPr>
+                <w:lang w:val="el-GR"/>
+              </w:rPr>
+              <w:t>Κατάσταση</w:t>
+            </w:r>
+          </w:p>
+        </w:tc>
+      </w:tr>
+      <w:tr>
+        <w:trPr>
+          <w:cnfStyle w:val="000000100000" w:firstRow="0" w:lastRow="0" w:firstColumn="0" w:lastColumn="0" w:oddVBand="0" w:evenVBand="0" w:oddHBand="1" w:evenHBand="0" w:firstRowFirstColumn="0" w:firstRowLastColumn="0" w:lastRowFirstColumn="0" w:lastRowLastColumn="0"/>
+          <w:trHeight w:val="3732"/>
+        </w:trPr>
+        <w:tc>
+          <w:tcPr>
+            <w:cnfStyle w:val="001000000000" w:firstRow="0" w:lastRow="0" w:firstColumn="1" w:lastColumn="0" w:oddVBand="0" w:evenVBand="0" w:oddHBand="0" w:evenHBand="0" w:firstRowFirstColumn="0" w:firstRowLastColumn="0" w:lastRowFirstColumn="0" w:lastRowLastColumn="0"/>
+            <w:tcW w:w="2193" w:type="dxa"/>
+            <w:tcBorders>
+              <w:bottom w:val="nil"/>
+            </w:tcBorders>
+          </w:tcPr>
+          <w:p>
+            <w:pPr>
+              <w:ind w:left="720" w:hanging="720"/>
+              <w:jc w:val="center"/>
+              <w:rPr>
+                <w:sz w:val="20"/>
+                <w:szCs w:val="20"/>
+              </w:rPr>
+            </w:pPr>
+            <w:r>
+              <w:rPr>
+                <w:sz w:val="20"/>
+                <w:szCs w:val="20"/>
+              </w:rPr>
+              <w:t>TC_</w:t>
+            </w:r>
+            <w:r>
+              <w:rPr>
+                <w:sz w:val="20"/>
+                <w:szCs w:val="20"/>
+              </w:rPr>
+              <w:t>ViewNotif</w:t>
+            </w:r>
+            <w:r>
+              <w:rPr>
+                <w:sz w:val="20"/>
+                <w:szCs w:val="20"/>
+              </w:rPr>
+              <w:t>_0</w:t>
+            </w:r>
+            <w:r>
+              <w:rPr>
+                <w:sz w:val="20"/>
+                <w:szCs w:val="20"/>
+              </w:rPr>
+              <w:t>3</w:t>
+            </w:r>
+          </w:p>
+        </w:tc>
+        <w:tc>
+          <w:tcPr>
+            <w:tcW w:w="1556" w:type="dxa"/>
+            <w:tcBorders>
+              <w:bottom w:val="nil"/>
+            </w:tcBorders>
+          </w:tcPr>
+          <w:p>
+            <w:pPr>
+              <w:cnfStyle w:val="000000100000" w:firstRow="0" w:lastRow="0" w:firstColumn="0" w:lastColumn="0" w:oddVBand="0" w:evenVBand="0" w:oddHBand="1" w:evenHBand="0" w:firstRowFirstColumn="0" w:firstRowLastColumn="0" w:lastRowFirstColumn="0" w:lastRowLastColumn="0"/>
+              <w:rPr>
+                <w:sz w:val="20"/>
+                <w:szCs w:val="20"/>
+                <w:lang w:val="el-GR"/>
+              </w:rPr>
+            </w:pPr>
+            <w:r>
+              <w:rPr>
+                <w:sz w:val="20"/>
+                <w:szCs w:val="20"/>
+                <w:lang w:val="el-GR"/>
+              </w:rPr>
+              <w:t>εκκαθάριση των ειδοποιήσεων του χρήστη</w:t>
+            </w:r>
+            <w:r>
+              <w:rPr>
+                <w:sz w:val="20"/>
+                <w:szCs w:val="20"/>
+                <w:lang w:val="el-GR"/>
+              </w:rPr>
+              <w:t xml:space="preserve"> </w:t>
+            </w:r>
+            <w:r>
+              <w:rPr>
+                <w:sz w:val="20"/>
+                <w:szCs w:val="20"/>
+                <w:lang w:val="el-GR"/>
+              </w:rPr>
+              <w:t>χωρίς ύπαρξη ειδοποιήσεων</w:t>
+            </w:r>
+          </w:p>
+        </w:tc>
+        <w:tc>
+          <w:tcPr>
+            <w:tcW w:w="1745" w:type="dxa"/>
+            <w:tcBorders>
+              <w:bottom w:val="nil"/>
+            </w:tcBorders>
+          </w:tcPr>
+          <w:p>
+            <w:pPr>
+              <w:cnfStyle w:val="000000100000" w:firstRow="0" w:lastRow="0" w:firstColumn="0" w:lastColumn="0" w:oddVBand="0" w:evenVBand="0" w:oddHBand="1" w:evenHBand="0" w:firstRowFirstColumn="0" w:firstRowLastColumn="0" w:lastRowFirstColumn="0" w:lastRowLastColumn="0"/>
+              <w:rPr>
+                <w:sz w:val="20"/>
+                <w:szCs w:val="20"/>
+                <w:lang w:val="el-GR"/>
+              </w:rPr>
+            </w:pPr>
+            <w:r>
+              <w:rPr>
+                <w:sz w:val="20"/>
+                <w:szCs w:val="20"/>
+                <w:lang w:val="el-GR"/>
+              </w:rPr>
+              <w:t>1.</w:t>
+            </w:r>
+            <w:r>
+              <w:rPr>
+                <w:sz w:val="20"/>
+                <w:szCs w:val="20"/>
+                <w:lang w:val="el-GR"/>
+              </w:rPr>
+              <w:t xml:space="preserve"> </w:t>
+            </w:r>
+            <w:r>
+              <w:rPr>
+                <w:sz w:val="20"/>
+                <w:szCs w:val="20"/>
+                <w:lang w:val="el-GR"/>
+              </w:rPr>
+              <w:t>Ο χρήστης είναι ήδη συνδεδεμένος στο σύστημα</w:t>
+            </w:r>
+          </w:p>
+          <w:p>
+            <w:pPr>
+              <w:cnfStyle w:val="000000100000" w:firstRow="0" w:lastRow="0" w:firstColumn="0" w:lastColumn="0" w:oddVBand="0" w:evenVBand="0" w:oddHBand="1" w:evenHBand="0" w:firstRowFirstColumn="0" w:firstRowLastColumn="0" w:lastRowFirstColumn="0" w:lastRowLastColumn="0"/>
+              <w:rPr>
+                <w:lang w:val="el-GR"/>
+              </w:rPr>
+            </w:pPr>
+          </w:p>
+          <w:p>
+            <w:pPr>
+              <w:cnfStyle w:val="000000100000" w:firstRow="0" w:lastRow="0" w:firstColumn="0" w:lastColumn="0" w:oddVBand="0" w:evenVBand="0" w:oddHBand="1" w:evenHBand="0" w:firstRowFirstColumn="0" w:firstRowLastColumn="0" w:lastRowFirstColumn="0" w:lastRowLastColumn="0"/>
+              <w:rPr>
+                <w:sz w:val="20"/>
+                <w:szCs w:val="20"/>
+                <w:lang w:val="el-GR"/>
+              </w:rPr>
+            </w:pPr>
+          </w:p>
+        </w:tc>
+        <w:tc>
+          <w:tcPr>
+            <w:tcW w:w="1671" w:type="dxa"/>
+            <w:tcBorders>
+              <w:bottom w:val="nil"/>
+            </w:tcBorders>
+          </w:tcPr>
+          <w:p>
+            <w:pPr>
+              <w:cnfStyle w:val="000000100000" w:firstRow="0" w:lastRow="0" w:firstColumn="0" w:lastColumn="0" w:oddVBand="0" w:evenVBand="0" w:oddHBand="1" w:evenHBand="0" w:firstRowFirstColumn="0" w:firstRowLastColumn="0" w:lastRowFirstColumn="0" w:lastRowLastColumn="0"/>
+              <w:rPr>
+                <w:sz w:val="20"/>
+                <w:szCs w:val="20"/>
+                <w:lang w:val="el-GR"/>
+              </w:rPr>
+            </w:pPr>
+            <w:r>
+              <w:rPr>
+                <w:sz w:val="20"/>
+                <w:szCs w:val="20"/>
+                <w:lang w:val="el-GR"/>
+              </w:rPr>
+              <w:t>1. Ο χρήστης π</w:t>
+            </w:r>
+            <w:r>
+              <w:rPr>
+                <w:sz w:val="20"/>
+                <w:szCs w:val="20"/>
+                <w:lang w:val="el-GR"/>
+              </w:rPr>
+              <w:t>ατάει</w:t>
+            </w:r>
+            <w:r>
+              <w:rPr>
+                <w:sz w:val="20"/>
+                <w:szCs w:val="20"/>
+                <w:lang w:val="el-GR"/>
+              </w:rPr>
+              <w:t xml:space="preserve"> </w:t>
+            </w:r>
+            <w:r>
+              <w:rPr>
+                <w:sz w:val="20"/>
+                <w:szCs w:val="20"/>
+                <w:lang w:val="el-GR"/>
+              </w:rPr>
+              <w:t xml:space="preserve">το </w:t>
+            </w:r>
+            <w:r>
+              <w:rPr>
+                <w:sz w:val="20"/>
+                <w:szCs w:val="20"/>
+              </w:rPr>
+              <w:t>inbox</w:t>
+            </w:r>
+            <w:r>
+              <w:rPr>
+                <w:sz w:val="20"/>
+                <w:szCs w:val="20"/>
+                <w:lang w:val="el-GR"/>
+              </w:rPr>
+              <w:t xml:space="preserve"> </w:t>
+            </w:r>
+            <w:r>
+              <w:rPr>
+                <w:sz w:val="20"/>
+                <w:szCs w:val="20"/>
+                <w:lang w:val="el-GR"/>
+              </w:rPr>
+              <w:t xml:space="preserve">στο </w:t>
+            </w:r>
+            <w:r>
+              <w:rPr>
+                <w:sz w:val="20"/>
+                <w:szCs w:val="20"/>
+              </w:rPr>
+              <w:t>sidebar</w:t>
+            </w:r>
+          </w:p>
+          <w:p>
+            <w:pPr>
+              <w:cnfStyle w:val="000000100000" w:firstRow="0" w:lastRow="0" w:firstColumn="0" w:lastColumn="0" w:oddVBand="0" w:evenVBand="0" w:oddHBand="1" w:evenHBand="0" w:firstRowFirstColumn="0" w:firstRowLastColumn="0" w:lastRowFirstColumn="0" w:lastRowLastColumn="0"/>
+              <w:rPr>
+                <w:sz w:val="20"/>
+                <w:szCs w:val="20"/>
+                <w:lang w:val="el-GR"/>
+              </w:rPr>
+            </w:pPr>
+          </w:p>
+          <w:p>
+            <w:pPr>
+              <w:cnfStyle w:val="000000100000" w:firstRow="0" w:lastRow="0" w:firstColumn="0" w:lastColumn="0" w:oddVBand="0" w:evenVBand="0" w:oddHBand="1" w:evenHBand="0" w:firstRowFirstColumn="0" w:firstRowLastColumn="0" w:lastRowFirstColumn="0" w:lastRowLastColumn="0"/>
+              <w:rPr>
+                <w:sz w:val="20"/>
+                <w:szCs w:val="20"/>
+                <w:lang w:val="el-GR"/>
+              </w:rPr>
+            </w:pPr>
+            <w:r>
+              <w:rPr>
+                <w:sz w:val="20"/>
+                <w:szCs w:val="20"/>
+                <w:lang w:val="el-GR"/>
+              </w:rPr>
+              <w:t>2.</w:t>
+            </w:r>
+            <w:r>
+              <w:rPr>
+                <w:sz w:val="20"/>
+                <w:szCs w:val="20"/>
+                <w:lang w:val="el-GR"/>
+              </w:rPr>
+              <w:t xml:space="preserve"> Μεταφέρεται στην οθόνη </w:t>
+            </w:r>
+            <w:r>
+              <w:rPr>
+                <w:sz w:val="20"/>
+                <w:szCs w:val="20"/>
+              </w:rPr>
+              <w:t>inbox</w:t>
+            </w:r>
+            <w:r>
+              <w:rPr>
+                <w:sz w:val="20"/>
+                <w:szCs w:val="20"/>
+                <w:lang w:val="el-GR"/>
+              </w:rPr>
+              <w:t xml:space="preserve"> </w:t>
+            </w:r>
+            <w:r>
+              <w:rPr>
+                <w:sz w:val="20"/>
+                <w:szCs w:val="20"/>
+                <w:lang w:val="el-GR"/>
+              </w:rPr>
+              <w:t>ειδοποιήσεων</w:t>
+            </w:r>
+          </w:p>
+          <w:p>
+            <w:pPr>
+              <w:cnfStyle w:val="000000100000" w:firstRow="0" w:lastRow="0" w:firstColumn="0" w:lastColumn="0" w:oddVBand="0" w:evenVBand="0" w:oddHBand="1" w:evenHBand="0" w:firstRowFirstColumn="0" w:firstRowLastColumn="0" w:lastRowFirstColumn="0" w:lastRowLastColumn="0"/>
+              <w:rPr>
+                <w:sz w:val="20"/>
+                <w:szCs w:val="20"/>
+                <w:lang w:val="el-GR"/>
+              </w:rPr>
+            </w:pPr>
+          </w:p>
+          <w:p>
+            <w:pPr>
+              <w:cnfStyle w:val="000000100000" w:firstRow="0" w:lastRow="0" w:firstColumn="0" w:lastColumn="0" w:oddVBand="0" w:evenVBand="0" w:oddHBand="1" w:evenHBand="0" w:firstRowFirstColumn="0" w:firstRowLastColumn="0" w:lastRowFirstColumn="0" w:lastRowLastColumn="0"/>
+              <w:rPr>
+                <w:sz w:val="20"/>
+                <w:szCs w:val="20"/>
+                <w:lang w:val="el-GR"/>
+              </w:rPr>
+            </w:pPr>
+            <w:r>
+              <w:rPr>
+                <w:sz w:val="20"/>
+                <w:szCs w:val="20"/>
+                <w:lang w:val="el-GR"/>
+              </w:rPr>
+              <w:t xml:space="preserve">4.  Προβάλει μήνυμα </w:t>
+            </w:r>
+            <w:r>
+              <w:rPr>
+                <w:sz w:val="20"/>
+                <w:szCs w:val="20"/>
+                <w:lang w:val="el-GR"/>
+              </w:rPr>
+              <w:t>“</w:t>
+            </w:r>
+            <w:r>
+              <w:rPr>
+                <w:sz w:val="20"/>
+                <w:szCs w:val="20"/>
+                <w:lang w:val="el-GR"/>
+              </w:rPr>
+              <w:t xml:space="preserve">άδειο </w:t>
+            </w:r>
+            <w:r>
+              <w:rPr>
+                <w:sz w:val="20"/>
+                <w:szCs w:val="20"/>
+              </w:rPr>
+              <w:t>inbox</w:t>
+            </w:r>
+            <w:r>
+              <w:rPr>
+                <w:sz w:val="20"/>
+                <w:szCs w:val="20"/>
+                <w:lang w:val="el-GR"/>
+              </w:rPr>
+              <w:t>”</w:t>
+            </w:r>
+          </w:p>
+          <w:p>
+            <w:pPr>
+              <w:cnfStyle w:val="000000100000" w:firstRow="0" w:lastRow="0" w:firstColumn="0" w:lastColumn="0" w:oddVBand="0" w:evenVBand="0" w:oddHBand="1" w:evenHBand="0" w:firstRowFirstColumn="0" w:firstRowLastColumn="0" w:lastRowFirstColumn="0" w:lastRowLastColumn="0"/>
+              <w:rPr>
+                <w:sz w:val="20"/>
+                <w:szCs w:val="20"/>
+                <w:lang w:val="el-GR"/>
+              </w:rPr>
+            </w:pPr>
+          </w:p>
+          <w:p>
+            <w:pPr>
+              <w:cnfStyle w:val="000000100000" w:firstRow="0" w:lastRow="0" w:firstColumn="0" w:lastColumn="0" w:oddVBand="0" w:evenVBand="0" w:oddHBand="1" w:evenHBand="0" w:firstRowFirstColumn="0" w:firstRowLastColumn="0" w:lastRowFirstColumn="0" w:lastRowLastColumn="0"/>
+              <w:rPr>
+                <w:sz w:val="20"/>
+                <w:szCs w:val="20"/>
+                <w:lang w:val="el-GR"/>
+              </w:rPr>
+            </w:pPr>
+            <w:r>
+              <w:rPr>
+                <w:sz w:val="20"/>
+                <w:szCs w:val="20"/>
+                <w:lang w:val="el-GR"/>
+              </w:rPr>
+              <w:t>5. Πατάει το κουμπί εκκαθάρισης</w:t>
+            </w:r>
+          </w:p>
+          <w:p>
+            <w:pPr>
+              <w:cnfStyle w:val="000000100000" w:firstRow="0" w:lastRow="0" w:firstColumn="0" w:lastColumn="0" w:oddVBand="0" w:evenVBand="0" w:oddHBand="1" w:evenHBand="0" w:firstRowFirstColumn="0" w:firstRowLastColumn="0" w:lastRowFirstColumn="0" w:lastRowLastColumn="0"/>
+              <w:rPr>
+                <w:sz w:val="20"/>
+                <w:szCs w:val="20"/>
+                <w:lang w:val="el-GR"/>
+              </w:rPr>
+            </w:pPr>
+          </w:p>
+          <w:p>
+            <w:pPr>
+              <w:cnfStyle w:val="000000100000" w:firstRow="0" w:lastRow="0" w:firstColumn="0" w:lastColumn="0" w:oddVBand="0" w:evenVBand="0" w:oddHBand="1" w:evenHBand="0" w:firstRowFirstColumn="0" w:firstRowLastColumn="0" w:lastRowFirstColumn="0" w:lastRowLastColumn="0"/>
+              <w:rPr>
+                <w:sz w:val="20"/>
+                <w:szCs w:val="20"/>
+                <w:lang w:val="el-GR"/>
+              </w:rPr>
+            </w:pPr>
+          </w:p>
+        </w:tc>
+        <w:tc>
+          <w:tcPr>
+            <w:tcW w:w="1728" w:type="dxa"/>
+            <w:tcBorders>
+              <w:bottom w:val="nil"/>
+            </w:tcBorders>
+          </w:tcPr>
+          <w:p>
+            <w:pPr>
+              <w:cnfStyle w:val="000000100000" w:firstRow="0" w:lastRow="0" w:firstColumn="0" w:lastColumn="0" w:oddVBand="0" w:evenVBand="0" w:oddHBand="1" w:evenHBand="0" w:firstRowFirstColumn="0" w:firstRowLastColumn="0" w:lastRowFirstColumn="0" w:lastRowLastColumn="0"/>
+              <w:rPr>
+                <w:sz w:val="20"/>
+                <w:szCs w:val="20"/>
+                <w:lang w:val="el-GR"/>
+              </w:rPr>
+            </w:pPr>
+            <w:r>
+              <w:rPr>
+                <w:sz w:val="20"/>
+                <w:szCs w:val="20"/>
+                <w:lang w:val="el-GR"/>
+              </w:rPr>
+              <w:t>Δεν γίνεται εκκαθάριση ειδοποιήσεων και το μήνυμα στην οθόνη παραμένει ίδιο .</w:t>
+            </w:r>
+          </w:p>
+        </w:tc>
+        <w:tc>
+          <w:tcPr>
+            <w:tcW w:w="1832" w:type="dxa"/>
+            <w:tcBorders>
+              <w:bottom w:val="nil"/>
+            </w:tcBorders>
+          </w:tcPr>
+          <w:p>
+            <w:pPr>
+              <w:cnfStyle w:val="000000100000" w:firstRow="0" w:lastRow="0" w:firstColumn="0" w:lastColumn="0" w:oddVBand="0" w:evenVBand="0" w:oddHBand="1" w:evenHBand="0" w:firstRowFirstColumn="0" w:firstRowLastColumn="0" w:lastRowFirstColumn="0" w:lastRowLastColumn="0"/>
+              <w:rPr>
+                <w:sz w:val="20"/>
+                <w:szCs w:val="20"/>
+                <w:lang w:val="el-GR"/>
+              </w:rPr>
+            </w:pPr>
+            <w:r>
+              <w:rPr>
+                <w:sz w:val="20"/>
+                <w:szCs w:val="20"/>
+                <w:lang w:val="el-GR"/>
+              </w:rPr>
+              <w:t>Δεν γίνεται εκκαθάριση ειδοποιήσεων και το μήνυμα στην οθόνη παραμένει ίδιο .</w:t>
+            </w:r>
+          </w:p>
+        </w:tc>
+        <w:tc>
+          <w:tcPr>
+            <w:tcW w:w="1461" w:type="dxa"/>
+            <w:tcBorders>
+              <w:bottom w:val="nil"/>
+            </w:tcBorders>
+          </w:tcPr>
+          <w:p>
+            <w:pPr>
+              <w:cnfStyle w:val="000000100000" w:firstRow="0" w:lastRow="0" w:firstColumn="0" w:lastColumn="0" w:oddVBand="0" w:evenVBand="0" w:oddHBand="1" w:evenHBand="0" w:firstRowFirstColumn="0" w:firstRowLastColumn="0" w:lastRowFirstColumn="0" w:lastRowLastColumn="0"/>
+              <w:rPr>
+                <w:sz w:val="20"/>
+                <w:szCs w:val="20"/>
+                <w:lang w:val="el-GR"/>
+              </w:rPr>
+            </w:pPr>
+            <w:r>
+              <w:rPr>
+                <w:sz w:val="20"/>
+                <w:szCs w:val="20"/>
+              </w:rPr>
+              <w:t>Pass</w:t>
+            </w:r>
+            <w:r>
+              <w:rPr>
+                <w:rFonts w:ascii="Segoe UI Emoji" w:hAnsi="Segoe UI Emoji" w:cs="Segoe UI Emoji"/>
+                <w:sz w:val="20"/>
+                <w:szCs w:val="20"/>
+              </w:rPr>
+              <w:t>✔️</w:t>
+            </w:r>
+          </w:p>
+        </w:tc>
+      </w:tr>
+    </w:tbl>
+    <w:p>
+      <w:pPr>
+        <w:rPr>
+          <w:b/>
+          <w:bCs/>
+          <w:lang w:val="el-GR"/>
+        </w:rPr>
+      </w:pPr>
+    </w:p>
+    <w:p>
+      <w:pPr>
+        <w:rPr>
+          <w:b/>
+          <w:bCs/>
+          <w:lang w:val="el-GR"/>
+        </w:rPr>
+      </w:pPr>
+    </w:p>
+    <w:p>
+      <w:pPr>
+        <w:rPr>
+          <w:b/>
+          <w:bCs/>
+          <w:lang w:val="el-GR"/>
+        </w:rPr>
+      </w:pPr>
+    </w:p>
+    <w:p>
+      <w:pPr>
+        <w:rPr>
+          <w:b/>
+          <w:bCs/>
+          <w:lang w:val="el-GR"/>
+        </w:rPr>
+      </w:pPr>
+    </w:p>
+    <w:p>
+      <w:pPr>
+        <w:rPr>
+          <w:b/>
+          <w:bCs/>
+          <w:lang w:val="el-GR"/>
+        </w:rPr>
+      </w:pPr>
+    </w:p>
+    <w:p>
+      <w:pPr>
+        <w:rPr>
+          <w:b/>
+          <w:bCs/>
+          <w:lang w:val="el-GR"/>
+        </w:rPr>
+      </w:pPr>
+    </w:p>
+    <w:p>
+      <w:pPr>
+        <w:rPr>
+          <w:b/>
+          <w:bCs/>
+          <w:lang w:val="el-GR"/>
+        </w:rPr>
+      </w:pPr>
+    </w:p>
+    <w:p>
+      <w:pPr>
+        <w:rPr>
+          <w:b/>
+          <w:bCs/>
+          <w:lang w:val="el-GR"/>
+        </w:rPr>
+      </w:pPr>
+    </w:p>
+    <w:p>
+      <w:pPr>
+        <w:rPr>
+          <w:b/>
+          <w:bCs/>
+          <w:lang w:val="el-GR"/>
+        </w:rPr>
+      </w:pPr>
+    </w:p>
+    <w:p>
+      <w:pPr>
+        <w:rPr>
+          <w:b/>
+          <w:bCs/>
+          <w:lang w:val="el-GR"/>
+        </w:rPr>
+      </w:pPr>
+    </w:p>
+    <w:p>
+      <w:pPr>
+        <w:rPr>
+          <w:b/>
+          <w:bCs/>
+          <w:lang w:val="el-GR"/>
+        </w:rPr>
+      </w:pPr>
+    </w:p>
+    <w:p>
+      <w:pPr>
+        <w:rPr>
+          <w:b/>
+          <w:bCs/>
+          <w:lang w:val="el-GR"/>
+        </w:rPr>
+      </w:pPr>
+    </w:p>
     <w:p>
       <w:pPr>
         <w:rPr>
@@ -16029,8 +18107,1394 @@
         </w:rPr>
       </w:pPr>
     </w:p>
+    <w:p>
+      <w:pPr>
+        <w:rPr>
+          <w:lang w:val="el-GR"/>
+        </w:rPr>
+      </w:pPr>
+    </w:p>
+    <w:p>
+      <w:pPr>
+        <w:pStyle w:val="Heading1"/>
+        <w:rPr>
+          <w:sz w:val="52"/>
+          <w:szCs w:val="52"/>
+          <w:lang w:val="el-GR"/>
+        </w:rPr>
+      </w:pPr>
+      <w:r>
+        <w:rPr>
+          <w:sz w:val="52"/>
+          <w:szCs w:val="52"/>
+          <w:lang w:val="el-GR"/>
+        </w:rPr>
+        <w:lastRenderedPageBreak/>
+        <w:t>Προβολή Προφίλ</w:t>
+      </w:r>
+    </w:p>
+    <w:p>
+      <w:pPr>
+        <w:rPr>
+          <w:b/>
+          <w:bCs/>
+          <w:lang w:val="el-GR"/>
+        </w:rPr>
+      </w:pPr>
+    </w:p>
+    <w:tbl>
+      <w:tblPr>
+        <w:tblStyle w:val="GridTable4-Accent1"/>
+        <w:tblpPr w:leftFromText="180" w:rightFromText="180" w:vertAnchor="text" w:horzAnchor="margin" w:tblpXSpec="center" w:tblpY="4"/>
+        <w:tblW w:w="12186" w:type="dxa"/>
+        <w:tblLayout w:type="fixed"/>
+        <w:tblLook w:val="04A0" w:firstRow="1" w:lastRow="0" w:firstColumn="1" w:lastColumn="0" w:noHBand="0" w:noVBand="1"/>
+      </w:tblPr>
+      <w:tblGrid>
+        <w:gridCol w:w="2193"/>
+        <w:gridCol w:w="491"/>
+        <w:gridCol w:w="1065"/>
+        <w:gridCol w:w="612"/>
+        <w:gridCol w:w="1133"/>
+        <w:gridCol w:w="558"/>
+        <w:gridCol w:w="1113"/>
+        <w:gridCol w:w="611"/>
+        <w:gridCol w:w="1117"/>
+        <w:gridCol w:w="710"/>
+        <w:gridCol w:w="1122"/>
+        <w:gridCol w:w="1461"/>
+      </w:tblGrid>
+      <w:tr>
+        <w:trPr>
+          <w:cnfStyle w:val="100000000000" w:firstRow="1" w:lastRow="0" w:firstColumn="0" w:lastColumn="0" w:oddVBand="0" w:evenVBand="0" w:oddHBand="0" w:evenHBand="0" w:firstRowFirstColumn="0" w:firstRowLastColumn="0" w:lastRowFirstColumn="0" w:lastRowLastColumn="0"/>
+          <w:trHeight w:val="222"/>
+        </w:trPr>
+        <w:tc>
+          <w:tcPr>
+            <w:cnfStyle w:val="001000000000" w:firstRow="0" w:lastRow="0" w:firstColumn="1" w:lastColumn="0" w:oddVBand="0" w:evenVBand="0" w:oddHBand="0" w:evenHBand="0" w:firstRowFirstColumn="0" w:firstRowLastColumn="0" w:lastRowFirstColumn="0" w:lastRowLastColumn="0"/>
+            <w:tcW w:w="2193" w:type="dxa"/>
+          </w:tcPr>
+          <w:p>
+            <w:pPr>
+              <w:jc w:val="center"/>
+              <w:rPr>
+                <w:color w:val="auto"/>
+                <w:lang w:val="el-GR"/>
+              </w:rPr>
+            </w:pPr>
+            <w:r>
+              <w:t>Test</w:t>
+            </w:r>
+            <w:r>
+              <w:rPr>
+                <w:lang w:val="el-GR"/>
+              </w:rPr>
+              <w:t xml:space="preserve"> </w:t>
+            </w:r>
+            <w:r>
+              <w:t>Case</w:t>
+            </w:r>
+            <w:r>
+              <w:rPr>
+                <w:lang w:val="el-GR"/>
+              </w:rPr>
+              <w:t xml:space="preserve"> </w:t>
+            </w:r>
+            <w:r>
+              <w:t>ID</w:t>
+            </w:r>
+          </w:p>
+        </w:tc>
+        <w:tc>
+          <w:tcPr>
+            <w:tcW w:w="1556" w:type="dxa"/>
+            <w:gridSpan w:val="2"/>
+          </w:tcPr>
+          <w:p>
+            <w:pPr>
+              <w:cnfStyle w:val="100000000000" w:firstRow="1" w:lastRow="0" w:firstColumn="0" w:lastColumn="0" w:oddVBand="0" w:evenVBand="0" w:oddHBand="0" w:evenHBand="0" w:firstRowFirstColumn="0" w:firstRowLastColumn="0" w:lastRowFirstColumn="0" w:lastRowLastColumn="0"/>
+              <w:rPr>
+                <w:lang w:val="el-GR"/>
+              </w:rPr>
+            </w:pPr>
+            <w:r>
+              <w:rPr>
+                <w:lang w:val="el-GR"/>
+              </w:rPr>
+              <w:t>Περιγραφή</w:t>
+            </w:r>
+          </w:p>
+        </w:tc>
+        <w:tc>
+          <w:tcPr>
+            <w:tcW w:w="1745" w:type="dxa"/>
+            <w:gridSpan w:val="2"/>
+          </w:tcPr>
+          <w:p>
+            <w:pPr>
+              <w:cnfStyle w:val="100000000000" w:firstRow="1" w:lastRow="0" w:firstColumn="0" w:lastColumn="0" w:oddVBand="0" w:evenVBand="0" w:oddHBand="0" w:evenHBand="0" w:firstRowFirstColumn="0" w:firstRowLastColumn="0" w:lastRowFirstColumn="0" w:lastRowLastColumn="0"/>
+              <w:rPr>
+                <w:lang w:val="el-GR"/>
+              </w:rPr>
+            </w:pPr>
+            <w:r>
+              <w:rPr>
+                <w:lang w:val="el-GR"/>
+              </w:rPr>
+              <w:t>Προϋπόθεση</w:t>
+            </w:r>
+          </w:p>
+        </w:tc>
+        <w:tc>
+          <w:tcPr>
+            <w:tcW w:w="1671" w:type="dxa"/>
+            <w:gridSpan w:val="2"/>
+          </w:tcPr>
+          <w:p>
+            <w:pPr>
+              <w:cnfStyle w:val="100000000000" w:firstRow="1" w:lastRow="0" w:firstColumn="0" w:lastColumn="0" w:oddVBand="0" w:evenVBand="0" w:oddHBand="0" w:evenHBand="0" w:firstRowFirstColumn="0" w:firstRowLastColumn="0" w:lastRowFirstColumn="0" w:lastRowLastColumn="0"/>
+              <w:rPr>
+                <w:lang w:val="el-GR"/>
+              </w:rPr>
+            </w:pPr>
+            <w:r>
+              <w:rPr>
+                <w:lang w:val="el-GR"/>
+              </w:rPr>
+              <w:t>Βήματα Testing</w:t>
+            </w:r>
+          </w:p>
+        </w:tc>
+        <w:tc>
+          <w:tcPr>
+            <w:tcW w:w="1728" w:type="dxa"/>
+            <w:gridSpan w:val="2"/>
+          </w:tcPr>
+          <w:p>
+            <w:pPr>
+              <w:cnfStyle w:val="100000000000" w:firstRow="1" w:lastRow="0" w:firstColumn="0" w:lastColumn="0" w:oddVBand="0" w:evenVBand="0" w:oddHBand="0" w:evenHBand="0" w:firstRowFirstColumn="0" w:firstRowLastColumn="0" w:lastRowFirstColumn="0" w:lastRowLastColumn="0"/>
+              <w:rPr>
+                <w:lang w:val="el-GR"/>
+              </w:rPr>
+            </w:pPr>
+            <w:r>
+              <w:rPr>
+                <w:lang w:val="el-GR"/>
+              </w:rPr>
+              <w:t>Αναμενόμενο Αποτέλεσμα</w:t>
+            </w:r>
+          </w:p>
+        </w:tc>
+        <w:tc>
+          <w:tcPr>
+            <w:tcW w:w="1832" w:type="dxa"/>
+            <w:gridSpan w:val="2"/>
+          </w:tcPr>
+          <w:p>
+            <w:pPr>
+              <w:cnfStyle w:val="100000000000" w:firstRow="1" w:lastRow="0" w:firstColumn="0" w:lastColumn="0" w:oddVBand="0" w:evenVBand="0" w:oddHBand="0" w:evenHBand="0" w:firstRowFirstColumn="0" w:firstRowLastColumn="0" w:lastRowFirstColumn="0" w:lastRowLastColumn="0"/>
+              <w:rPr>
+                <w:lang w:val="el-GR"/>
+              </w:rPr>
+            </w:pPr>
+            <w:r>
+              <w:rPr>
+                <w:lang w:val="el-GR"/>
+              </w:rPr>
+              <w:t>Πραγματικά Αποτελέσματα</w:t>
+            </w:r>
+          </w:p>
+        </w:tc>
+        <w:tc>
+          <w:tcPr>
+            <w:tcW w:w="1461" w:type="dxa"/>
+          </w:tcPr>
+          <w:p>
+            <w:pPr>
+              <w:cnfStyle w:val="100000000000" w:firstRow="1" w:lastRow="0" w:firstColumn="0" w:lastColumn="0" w:oddVBand="0" w:evenVBand="0" w:oddHBand="0" w:evenHBand="0" w:firstRowFirstColumn="0" w:firstRowLastColumn="0" w:lastRowFirstColumn="0" w:lastRowLastColumn="0"/>
+              <w:rPr>
+                <w:lang w:val="el-GR"/>
+              </w:rPr>
+            </w:pPr>
+            <w:r>
+              <w:rPr>
+                <w:lang w:val="el-GR"/>
+              </w:rPr>
+              <w:t>Κατάσταση</w:t>
+            </w:r>
+          </w:p>
+        </w:tc>
+      </w:tr>
+      <w:tr>
+        <w:trPr>
+          <w:cnfStyle w:val="000000100000" w:firstRow="0" w:lastRow="0" w:firstColumn="0" w:lastColumn="0" w:oddVBand="0" w:evenVBand="0" w:oddHBand="1" w:evenHBand="0" w:firstRowFirstColumn="0" w:firstRowLastColumn="0" w:lastRowFirstColumn="0" w:lastRowLastColumn="0"/>
+          <w:trHeight w:val="3748"/>
+        </w:trPr>
+        <w:tc>
+          <w:tcPr>
+            <w:cnfStyle w:val="001000000000" w:firstRow="0" w:lastRow="0" w:firstColumn="1" w:lastColumn="0" w:oddVBand="0" w:evenVBand="0" w:oddHBand="0" w:evenHBand="0" w:firstRowFirstColumn="0" w:firstRowLastColumn="0" w:lastRowFirstColumn="0" w:lastRowLastColumn="0"/>
+            <w:tcW w:w="2193" w:type="dxa"/>
+            <w:tcBorders>
+              <w:bottom w:val="nil"/>
+            </w:tcBorders>
+          </w:tcPr>
+          <w:p>
+            <w:pPr>
+              <w:ind w:left="720" w:hanging="720"/>
+              <w:jc w:val="center"/>
+              <w:rPr>
+                <w:sz w:val="20"/>
+                <w:szCs w:val="20"/>
+              </w:rPr>
+            </w:pPr>
+            <w:r>
+              <w:rPr>
+                <w:sz w:val="20"/>
+                <w:szCs w:val="20"/>
+              </w:rPr>
+              <w:t>TC_</w:t>
+            </w:r>
+            <w:r>
+              <w:rPr>
+                <w:sz w:val="20"/>
+                <w:szCs w:val="20"/>
+              </w:rPr>
+              <w:t>ViewNotif</w:t>
+            </w:r>
+            <w:r>
+              <w:rPr>
+                <w:sz w:val="20"/>
+                <w:szCs w:val="20"/>
+              </w:rPr>
+              <w:t>_0</w:t>
+            </w:r>
+            <w:r>
+              <w:rPr>
+                <w:sz w:val="20"/>
+                <w:szCs w:val="20"/>
+                <w:lang w:val="el-GR"/>
+              </w:rPr>
+              <w:t>1</w:t>
+            </w:r>
+          </w:p>
+        </w:tc>
+        <w:tc>
+          <w:tcPr>
+            <w:tcW w:w="1556" w:type="dxa"/>
+            <w:gridSpan w:val="2"/>
+            <w:tcBorders>
+              <w:bottom w:val="nil"/>
+            </w:tcBorders>
+          </w:tcPr>
+          <w:p>
+            <w:pPr>
+              <w:cnfStyle w:val="000000100000" w:firstRow="0" w:lastRow="0" w:firstColumn="0" w:lastColumn="0" w:oddVBand="0" w:evenVBand="0" w:oddHBand="1" w:evenHBand="0" w:firstRowFirstColumn="0" w:firstRowLastColumn="0" w:lastRowFirstColumn="0" w:lastRowLastColumn="0"/>
+              <w:rPr>
+                <w:sz w:val="20"/>
+                <w:szCs w:val="20"/>
+                <w:lang w:val="el-GR"/>
+              </w:rPr>
+            </w:pPr>
+            <w:r>
+              <w:rPr>
+                <w:sz w:val="20"/>
+                <w:szCs w:val="20"/>
+                <w:lang w:val="el-GR"/>
+              </w:rPr>
+              <w:t>Προβολή του προφίλ και των στοιχείων του χρήστη</w:t>
+            </w:r>
+          </w:p>
+        </w:tc>
+        <w:tc>
+          <w:tcPr>
+            <w:tcW w:w="1745" w:type="dxa"/>
+            <w:gridSpan w:val="2"/>
+            <w:tcBorders>
+              <w:bottom w:val="nil"/>
+            </w:tcBorders>
+          </w:tcPr>
+          <w:p>
+            <w:pPr>
+              <w:cnfStyle w:val="000000100000" w:firstRow="0" w:lastRow="0" w:firstColumn="0" w:lastColumn="0" w:oddVBand="0" w:evenVBand="0" w:oddHBand="1" w:evenHBand="0" w:firstRowFirstColumn="0" w:firstRowLastColumn="0" w:lastRowFirstColumn="0" w:lastRowLastColumn="0"/>
+              <w:rPr>
+                <w:sz w:val="20"/>
+                <w:szCs w:val="20"/>
+                <w:lang w:val="el-GR"/>
+              </w:rPr>
+            </w:pPr>
+            <w:r>
+              <w:rPr>
+                <w:sz w:val="20"/>
+                <w:szCs w:val="20"/>
+                <w:lang w:val="el-GR"/>
+              </w:rPr>
+              <w:t>1. Ο χρήστης είναι ήδη συνδεδεμένος στο σύστημα</w:t>
+            </w:r>
+          </w:p>
+          <w:p>
+            <w:pPr>
+              <w:cnfStyle w:val="000000100000" w:firstRow="0" w:lastRow="0" w:firstColumn="0" w:lastColumn="0" w:oddVBand="0" w:evenVBand="0" w:oddHBand="1" w:evenHBand="0" w:firstRowFirstColumn="0" w:firstRowLastColumn="0" w:lastRowFirstColumn="0" w:lastRowLastColumn="0"/>
+              <w:rPr>
+                <w:sz w:val="20"/>
+                <w:szCs w:val="20"/>
+                <w:lang w:val="el-GR"/>
+              </w:rPr>
+            </w:pPr>
+          </w:p>
+        </w:tc>
+        <w:tc>
+          <w:tcPr>
+            <w:tcW w:w="1671" w:type="dxa"/>
+            <w:gridSpan w:val="2"/>
+            <w:tcBorders>
+              <w:bottom w:val="nil"/>
+            </w:tcBorders>
+          </w:tcPr>
+          <w:p>
+            <w:pPr>
+              <w:cnfStyle w:val="000000100000" w:firstRow="0" w:lastRow="0" w:firstColumn="0" w:lastColumn="0" w:oddVBand="0" w:evenVBand="0" w:oddHBand="1" w:evenHBand="0" w:firstRowFirstColumn="0" w:firstRowLastColumn="0" w:lastRowFirstColumn="0" w:lastRowLastColumn="0"/>
+              <w:rPr>
+                <w:sz w:val="20"/>
+                <w:szCs w:val="20"/>
+                <w:lang w:val="el-GR"/>
+              </w:rPr>
+            </w:pPr>
+            <w:r>
+              <w:rPr>
+                <w:sz w:val="20"/>
+                <w:szCs w:val="20"/>
+                <w:lang w:val="el-GR"/>
+              </w:rPr>
+              <w:t>1. Ο χρήστης π</w:t>
+            </w:r>
+            <w:r>
+              <w:rPr>
+                <w:sz w:val="20"/>
+                <w:szCs w:val="20"/>
+                <w:lang w:val="el-GR"/>
+              </w:rPr>
+              <w:t>ατάει</w:t>
+            </w:r>
+            <w:r>
+              <w:rPr>
+                <w:sz w:val="20"/>
+                <w:szCs w:val="20"/>
+                <w:lang w:val="el-GR"/>
+              </w:rPr>
+              <w:t xml:space="preserve"> </w:t>
+            </w:r>
+            <w:r>
+              <w:rPr>
+                <w:sz w:val="20"/>
+                <w:szCs w:val="20"/>
+                <w:lang w:val="el-GR"/>
+              </w:rPr>
+              <w:t>το προφίλ του</w:t>
+            </w:r>
+            <w:r>
+              <w:rPr>
+                <w:sz w:val="20"/>
+                <w:szCs w:val="20"/>
+                <w:lang w:val="el-GR"/>
+              </w:rPr>
+              <w:t xml:space="preserve"> </w:t>
+            </w:r>
+            <w:r>
+              <w:rPr>
+                <w:sz w:val="20"/>
+                <w:szCs w:val="20"/>
+                <w:lang w:val="el-GR"/>
+              </w:rPr>
+              <w:t xml:space="preserve">στο </w:t>
+            </w:r>
+            <w:r>
+              <w:rPr>
+                <w:sz w:val="20"/>
+                <w:szCs w:val="20"/>
+              </w:rPr>
+              <w:t>sidebar</w:t>
+            </w:r>
+          </w:p>
+          <w:p>
+            <w:pPr>
+              <w:cnfStyle w:val="000000100000" w:firstRow="0" w:lastRow="0" w:firstColumn="0" w:lastColumn="0" w:oddVBand="0" w:evenVBand="0" w:oddHBand="1" w:evenHBand="0" w:firstRowFirstColumn="0" w:firstRowLastColumn="0" w:lastRowFirstColumn="0" w:lastRowLastColumn="0"/>
+              <w:rPr>
+                <w:sz w:val="20"/>
+                <w:szCs w:val="20"/>
+                <w:lang w:val="el-GR"/>
+              </w:rPr>
+            </w:pPr>
+          </w:p>
+          <w:p>
+            <w:pPr>
+              <w:cnfStyle w:val="000000100000" w:firstRow="0" w:lastRow="0" w:firstColumn="0" w:lastColumn="0" w:oddVBand="0" w:evenVBand="0" w:oddHBand="1" w:evenHBand="0" w:firstRowFirstColumn="0" w:firstRowLastColumn="0" w:lastRowFirstColumn="0" w:lastRowLastColumn="0"/>
+              <w:rPr>
+                <w:sz w:val="20"/>
+                <w:szCs w:val="20"/>
+                <w:lang w:val="el-GR"/>
+              </w:rPr>
+            </w:pPr>
+            <w:r>
+              <w:rPr>
+                <w:sz w:val="20"/>
+                <w:szCs w:val="20"/>
+                <w:lang w:val="el-GR"/>
+              </w:rPr>
+              <w:t>2.</w:t>
+            </w:r>
+            <w:r>
+              <w:rPr>
+                <w:sz w:val="20"/>
+                <w:szCs w:val="20"/>
+                <w:lang w:val="el-GR"/>
+              </w:rPr>
+              <w:t xml:space="preserve"> Μεταφέρεται στην οθόνη προφίλ </w:t>
+            </w:r>
+          </w:p>
+          <w:p>
+            <w:pPr>
+              <w:cnfStyle w:val="000000100000" w:firstRow="0" w:lastRow="0" w:firstColumn="0" w:lastColumn="0" w:oddVBand="0" w:evenVBand="0" w:oddHBand="1" w:evenHBand="0" w:firstRowFirstColumn="0" w:firstRowLastColumn="0" w:lastRowFirstColumn="0" w:lastRowLastColumn="0"/>
+              <w:rPr>
+                <w:sz w:val="20"/>
+                <w:szCs w:val="20"/>
+                <w:lang w:val="el-GR"/>
+              </w:rPr>
+            </w:pPr>
+          </w:p>
+          <w:p>
+            <w:pPr>
+              <w:cnfStyle w:val="000000100000" w:firstRow="0" w:lastRow="0" w:firstColumn="0" w:lastColumn="0" w:oddVBand="0" w:evenVBand="0" w:oddHBand="1" w:evenHBand="0" w:firstRowFirstColumn="0" w:firstRowLastColumn="0" w:lastRowFirstColumn="0" w:lastRowLastColumn="0"/>
+              <w:rPr>
+                <w:sz w:val="20"/>
+                <w:szCs w:val="20"/>
+                <w:lang w:val="el-GR"/>
+              </w:rPr>
+            </w:pPr>
+            <w:r>
+              <w:rPr>
+                <w:sz w:val="20"/>
+                <w:szCs w:val="20"/>
+                <w:lang w:val="el-GR"/>
+              </w:rPr>
+              <w:t>3. Προβάλει τα στοιχεία του λογαριασμού του</w:t>
+            </w:r>
+          </w:p>
+        </w:tc>
+        <w:tc>
+          <w:tcPr>
+            <w:tcW w:w="1728" w:type="dxa"/>
+            <w:gridSpan w:val="2"/>
+            <w:tcBorders>
+              <w:bottom w:val="nil"/>
+            </w:tcBorders>
+          </w:tcPr>
+          <w:p>
+            <w:pPr>
+              <w:cnfStyle w:val="000000100000" w:firstRow="0" w:lastRow="0" w:firstColumn="0" w:lastColumn="0" w:oddVBand="0" w:evenVBand="0" w:oddHBand="1" w:evenHBand="0" w:firstRowFirstColumn="0" w:firstRowLastColumn="0" w:lastRowFirstColumn="0" w:lastRowLastColumn="0"/>
+              <w:rPr>
+                <w:sz w:val="20"/>
+                <w:szCs w:val="20"/>
+                <w:lang w:val="el-GR"/>
+              </w:rPr>
+            </w:pPr>
+            <w:r>
+              <w:rPr>
+                <w:sz w:val="20"/>
+                <w:szCs w:val="20"/>
+                <w:lang w:val="el-GR"/>
+              </w:rPr>
+              <w:t xml:space="preserve">Η οθόνη </w:t>
+            </w:r>
+            <w:r>
+              <w:rPr>
+                <w:sz w:val="20"/>
+                <w:szCs w:val="20"/>
+                <w:lang w:val="el-GR"/>
+              </w:rPr>
+              <w:t>προφίλ εμφανίζει τα στοιχεία του λογαριασμού του συνδεδεμένου χρήστη</w:t>
+            </w:r>
+          </w:p>
+        </w:tc>
+        <w:tc>
+          <w:tcPr>
+            <w:tcW w:w="1832" w:type="dxa"/>
+            <w:gridSpan w:val="2"/>
+            <w:tcBorders>
+              <w:bottom w:val="nil"/>
+            </w:tcBorders>
+          </w:tcPr>
+          <w:p>
+            <w:pPr>
+              <w:cnfStyle w:val="000000100000" w:firstRow="0" w:lastRow="0" w:firstColumn="0" w:lastColumn="0" w:oddVBand="0" w:evenVBand="0" w:oddHBand="1" w:evenHBand="0" w:firstRowFirstColumn="0" w:firstRowLastColumn="0" w:lastRowFirstColumn="0" w:lastRowLastColumn="0"/>
+              <w:rPr>
+                <w:sz w:val="20"/>
+                <w:szCs w:val="20"/>
+                <w:lang w:val="el-GR"/>
+              </w:rPr>
+            </w:pPr>
+            <w:r>
+              <w:rPr>
+                <w:sz w:val="20"/>
+                <w:szCs w:val="20"/>
+                <w:lang w:val="el-GR"/>
+              </w:rPr>
+              <w:t xml:space="preserve">Η οθόνη </w:t>
+            </w:r>
+            <w:r>
+              <w:rPr>
+                <w:sz w:val="20"/>
+                <w:szCs w:val="20"/>
+                <w:lang w:val="el-GR"/>
+              </w:rPr>
+              <w:t>προφίλ εμφανίζει τα στοιχεία του λογαριασμού του συνδεδεμένου χρήστη</w:t>
+            </w:r>
+            <w:r>
+              <w:rPr>
+                <w:sz w:val="20"/>
+                <w:szCs w:val="20"/>
+                <w:lang w:val="el-GR"/>
+              </w:rPr>
+              <w:t xml:space="preserve"> </w:t>
+            </w:r>
+          </w:p>
+        </w:tc>
+        <w:tc>
+          <w:tcPr>
+            <w:tcW w:w="1461" w:type="dxa"/>
+            <w:tcBorders>
+              <w:bottom w:val="nil"/>
+            </w:tcBorders>
+          </w:tcPr>
+          <w:p>
+            <w:pPr>
+              <w:cnfStyle w:val="000000100000" w:firstRow="0" w:lastRow="0" w:firstColumn="0" w:lastColumn="0" w:oddVBand="0" w:evenVBand="0" w:oddHBand="1" w:evenHBand="0" w:firstRowFirstColumn="0" w:firstRowLastColumn="0" w:lastRowFirstColumn="0" w:lastRowLastColumn="0"/>
+              <w:rPr>
+                <w:sz w:val="20"/>
+                <w:szCs w:val="20"/>
+              </w:rPr>
+            </w:pPr>
+            <w:r>
+              <w:rPr>
+                <w:sz w:val="20"/>
+                <w:szCs w:val="20"/>
+              </w:rPr>
+              <w:t>Pass</w:t>
+            </w:r>
+            <w:r>
+              <w:rPr>
+                <w:rFonts w:ascii="Segoe UI Emoji" w:hAnsi="Segoe UI Emoji" w:cs="Segoe UI Emoji"/>
+                <w:sz w:val="20"/>
+                <w:szCs w:val="20"/>
+              </w:rPr>
+              <w:t>✔️</w:t>
+            </w:r>
+          </w:p>
+        </w:tc>
+      </w:tr>
+      <w:tr>
+        <w:trPr>
+          <w:trHeight w:val="70"/>
+        </w:trPr>
+        <w:tc>
+          <w:tcPr>
+            <w:cnfStyle w:val="001000000000" w:firstRow="0" w:lastRow="0" w:firstColumn="1" w:lastColumn="0" w:oddVBand="0" w:evenVBand="0" w:oddHBand="0" w:evenHBand="0" w:firstRowFirstColumn="0" w:firstRowLastColumn="0" w:lastRowFirstColumn="0" w:lastRowLastColumn="0"/>
+            <w:tcW w:w="2193" w:type="dxa"/>
+            <w:tcBorders>
+              <w:top w:val="nil"/>
+              <w:left w:val="nil"/>
+              <w:bottom w:val="nil"/>
+              <w:right w:val="nil"/>
+            </w:tcBorders>
+            <w:shd w:val="clear" w:color="auto" w:fill="156082" w:themeFill="accent1"/>
+          </w:tcPr>
+          <w:p>
+            <w:pPr>
+              <w:ind w:left="720" w:hanging="720"/>
+              <w:jc w:val="center"/>
+              <w:rPr>
+                <w:sz w:val="20"/>
+                <w:szCs w:val="20"/>
+              </w:rPr>
+            </w:pPr>
+          </w:p>
+        </w:tc>
+        <w:tc>
+          <w:tcPr>
+            <w:tcW w:w="491" w:type="dxa"/>
+            <w:tcBorders>
+              <w:top w:val="nil"/>
+              <w:left w:val="nil"/>
+              <w:bottom w:val="nil"/>
+              <w:right w:val="nil"/>
+            </w:tcBorders>
+            <w:shd w:val="clear" w:color="auto" w:fill="156082" w:themeFill="accent1"/>
+          </w:tcPr>
+          <w:p>
+            <w:pPr>
+              <w:cnfStyle w:val="000000000000" w:firstRow="0" w:lastRow="0" w:firstColumn="0" w:lastColumn="0" w:oddVBand="0" w:evenVBand="0" w:oddHBand="0" w:evenHBand="0" w:firstRowFirstColumn="0" w:firstRowLastColumn="0" w:lastRowFirstColumn="0" w:lastRowLastColumn="0"/>
+              <w:rPr>
+                <w:sz w:val="20"/>
+                <w:szCs w:val="20"/>
+                <w:lang w:val="el-GR"/>
+              </w:rPr>
+            </w:pPr>
+          </w:p>
+        </w:tc>
+        <w:tc>
+          <w:tcPr>
+            <w:tcW w:w="1677" w:type="dxa"/>
+            <w:gridSpan w:val="2"/>
+            <w:tcBorders>
+              <w:top w:val="nil"/>
+              <w:left w:val="nil"/>
+              <w:bottom w:val="nil"/>
+              <w:right w:val="nil"/>
+            </w:tcBorders>
+            <w:shd w:val="clear" w:color="auto" w:fill="156082" w:themeFill="accent1"/>
+          </w:tcPr>
+          <w:p>
+            <w:pPr>
+              <w:cnfStyle w:val="000000000000" w:firstRow="0" w:lastRow="0" w:firstColumn="0" w:lastColumn="0" w:oddVBand="0" w:evenVBand="0" w:oddHBand="0" w:evenHBand="0" w:firstRowFirstColumn="0" w:firstRowLastColumn="0" w:lastRowFirstColumn="0" w:lastRowLastColumn="0"/>
+              <w:rPr>
+                <w:sz w:val="20"/>
+                <w:szCs w:val="20"/>
+                <w:lang w:val="el-GR"/>
+              </w:rPr>
+            </w:pPr>
+          </w:p>
+        </w:tc>
+        <w:tc>
+          <w:tcPr>
+            <w:tcW w:w="1691" w:type="dxa"/>
+            <w:gridSpan w:val="2"/>
+            <w:tcBorders>
+              <w:top w:val="nil"/>
+              <w:left w:val="nil"/>
+              <w:bottom w:val="nil"/>
+              <w:right w:val="nil"/>
+            </w:tcBorders>
+            <w:shd w:val="clear" w:color="auto" w:fill="156082" w:themeFill="accent1"/>
+          </w:tcPr>
+          <w:p>
+            <w:pPr>
+              <w:cnfStyle w:val="000000000000" w:firstRow="0" w:lastRow="0" w:firstColumn="0" w:lastColumn="0" w:oddVBand="0" w:evenVBand="0" w:oddHBand="0" w:evenHBand="0" w:firstRowFirstColumn="0" w:firstRowLastColumn="0" w:lastRowFirstColumn="0" w:lastRowLastColumn="0"/>
+              <w:rPr>
+                <w:sz w:val="20"/>
+                <w:szCs w:val="20"/>
+                <w:lang w:val="el-GR"/>
+              </w:rPr>
+            </w:pPr>
+          </w:p>
+        </w:tc>
+        <w:tc>
+          <w:tcPr>
+            <w:tcW w:w="1724" w:type="dxa"/>
+            <w:gridSpan w:val="2"/>
+            <w:tcBorders>
+              <w:top w:val="nil"/>
+              <w:left w:val="nil"/>
+              <w:bottom w:val="nil"/>
+              <w:right w:val="nil"/>
+            </w:tcBorders>
+            <w:shd w:val="clear" w:color="auto" w:fill="156082" w:themeFill="accent1"/>
+          </w:tcPr>
+          <w:p>
+            <w:pPr>
+              <w:cnfStyle w:val="000000000000" w:firstRow="0" w:lastRow="0" w:firstColumn="0" w:lastColumn="0" w:oddVBand="0" w:evenVBand="0" w:oddHBand="0" w:evenHBand="0" w:firstRowFirstColumn="0" w:firstRowLastColumn="0" w:lastRowFirstColumn="0" w:lastRowLastColumn="0"/>
+              <w:rPr>
+                <w:sz w:val="20"/>
+                <w:szCs w:val="20"/>
+                <w:lang w:val="el-GR"/>
+              </w:rPr>
+            </w:pPr>
+          </w:p>
+        </w:tc>
+        <w:tc>
+          <w:tcPr>
+            <w:tcW w:w="1827" w:type="dxa"/>
+            <w:gridSpan w:val="2"/>
+            <w:tcBorders>
+              <w:top w:val="nil"/>
+              <w:left w:val="nil"/>
+              <w:bottom w:val="nil"/>
+              <w:right w:val="nil"/>
+            </w:tcBorders>
+            <w:shd w:val="clear" w:color="auto" w:fill="156082" w:themeFill="accent1"/>
+          </w:tcPr>
+          <w:p>
+            <w:pPr>
+              <w:cnfStyle w:val="000000000000" w:firstRow="0" w:lastRow="0" w:firstColumn="0" w:lastColumn="0" w:oddVBand="0" w:evenVBand="0" w:oddHBand="0" w:evenHBand="0" w:firstRowFirstColumn="0" w:firstRowLastColumn="0" w:lastRowFirstColumn="0" w:lastRowLastColumn="0"/>
+              <w:rPr>
+                <w:sz w:val="20"/>
+                <w:szCs w:val="20"/>
+                <w:lang w:val="el-GR"/>
+              </w:rPr>
+            </w:pPr>
+          </w:p>
+        </w:tc>
+        <w:tc>
+          <w:tcPr>
+            <w:tcW w:w="2583" w:type="dxa"/>
+            <w:gridSpan w:val="2"/>
+            <w:tcBorders>
+              <w:top w:val="nil"/>
+              <w:left w:val="nil"/>
+              <w:bottom w:val="nil"/>
+              <w:right w:val="nil"/>
+            </w:tcBorders>
+            <w:shd w:val="clear" w:color="auto" w:fill="156082" w:themeFill="accent1"/>
+          </w:tcPr>
+          <w:p>
+            <w:pPr>
+              <w:cnfStyle w:val="000000000000" w:firstRow="0" w:lastRow="0" w:firstColumn="0" w:lastColumn="0" w:oddVBand="0" w:evenVBand="0" w:oddHBand="0" w:evenHBand="0" w:firstRowFirstColumn="0" w:firstRowLastColumn="0" w:lastRowFirstColumn="0" w:lastRowLastColumn="0"/>
+              <w:rPr>
+                <w:sz w:val="20"/>
+                <w:szCs w:val="20"/>
+              </w:rPr>
+            </w:pPr>
+          </w:p>
+        </w:tc>
+      </w:tr>
+      <w:tr>
+        <w:trPr>
+          <w:cnfStyle w:val="000000100000" w:firstRow="0" w:lastRow="0" w:firstColumn="0" w:lastColumn="0" w:oddVBand="0" w:evenVBand="0" w:oddHBand="1" w:evenHBand="0" w:firstRowFirstColumn="0" w:firstRowLastColumn="0" w:lastRowFirstColumn="0" w:lastRowLastColumn="0"/>
+          <w:trHeight w:val="3713"/>
+        </w:trPr>
+        <w:tc>
+          <w:tcPr>
+            <w:cnfStyle w:val="001000000000" w:firstRow="0" w:lastRow="0" w:firstColumn="1" w:lastColumn="0" w:oddVBand="0" w:evenVBand="0" w:oddHBand="0" w:evenHBand="0" w:firstRowFirstColumn="0" w:firstRowLastColumn="0" w:lastRowFirstColumn="0" w:lastRowLastColumn="0"/>
+            <w:tcW w:w="2193" w:type="dxa"/>
+            <w:tcBorders>
+              <w:top w:val="nil"/>
+              <w:bottom w:val="nil"/>
+            </w:tcBorders>
+          </w:tcPr>
+          <w:p>
+            <w:pPr>
+              <w:ind w:left="720" w:hanging="720"/>
+              <w:jc w:val="center"/>
+              <w:rPr>
+                <w:sz w:val="20"/>
+                <w:szCs w:val="20"/>
+              </w:rPr>
+            </w:pPr>
+            <w:r>
+              <w:rPr>
+                <w:sz w:val="20"/>
+                <w:szCs w:val="20"/>
+              </w:rPr>
+              <w:t>TC_</w:t>
+            </w:r>
+            <w:r>
+              <w:rPr>
+                <w:sz w:val="20"/>
+                <w:szCs w:val="20"/>
+              </w:rPr>
+              <w:t>ViewNotif</w:t>
+            </w:r>
+            <w:r>
+              <w:rPr>
+                <w:sz w:val="20"/>
+                <w:szCs w:val="20"/>
+              </w:rPr>
+              <w:t>_0</w:t>
+            </w:r>
+            <w:r>
+              <w:rPr>
+                <w:sz w:val="20"/>
+                <w:szCs w:val="20"/>
+                <w:lang w:val="el-GR"/>
+              </w:rPr>
+              <w:t>2</w:t>
+            </w:r>
+          </w:p>
+        </w:tc>
+        <w:tc>
+          <w:tcPr>
+            <w:tcW w:w="1556" w:type="dxa"/>
+            <w:gridSpan w:val="2"/>
+            <w:tcBorders>
+              <w:top w:val="nil"/>
+              <w:bottom w:val="nil"/>
+            </w:tcBorders>
+          </w:tcPr>
+          <w:p>
+            <w:pPr>
+              <w:cnfStyle w:val="000000100000" w:firstRow="0" w:lastRow="0" w:firstColumn="0" w:lastColumn="0" w:oddVBand="0" w:evenVBand="0" w:oddHBand="1" w:evenHBand="0" w:firstRowFirstColumn="0" w:firstRowLastColumn="0" w:lastRowFirstColumn="0" w:lastRowLastColumn="0"/>
+              <w:rPr>
+                <w:sz w:val="20"/>
+                <w:szCs w:val="20"/>
+                <w:lang w:val="el-GR"/>
+              </w:rPr>
+            </w:pPr>
+            <w:r>
+              <w:rPr>
+                <w:sz w:val="20"/>
+                <w:szCs w:val="20"/>
+                <w:lang w:val="el-GR"/>
+              </w:rPr>
+              <w:t>εκκαθάριση των ειδοποιήσεων του χρήστη</w:t>
+            </w:r>
+          </w:p>
+        </w:tc>
+        <w:tc>
+          <w:tcPr>
+            <w:tcW w:w="1745" w:type="dxa"/>
+            <w:gridSpan w:val="2"/>
+            <w:tcBorders>
+              <w:top w:val="nil"/>
+              <w:bottom w:val="nil"/>
+            </w:tcBorders>
+          </w:tcPr>
+          <w:p>
+            <w:pPr>
+              <w:cnfStyle w:val="000000100000" w:firstRow="0" w:lastRow="0" w:firstColumn="0" w:lastColumn="0" w:oddVBand="0" w:evenVBand="0" w:oddHBand="1" w:evenHBand="0" w:firstRowFirstColumn="0" w:firstRowLastColumn="0" w:lastRowFirstColumn="0" w:lastRowLastColumn="0"/>
+              <w:rPr>
+                <w:sz w:val="20"/>
+                <w:szCs w:val="20"/>
+                <w:lang w:val="el-GR"/>
+              </w:rPr>
+            </w:pPr>
+            <w:r>
+              <w:rPr>
+                <w:sz w:val="20"/>
+                <w:szCs w:val="20"/>
+                <w:lang w:val="el-GR"/>
+              </w:rPr>
+              <w:t>1.</w:t>
+            </w:r>
+            <w:r>
+              <w:rPr>
+                <w:sz w:val="20"/>
+                <w:szCs w:val="20"/>
+                <w:lang w:val="el-GR"/>
+              </w:rPr>
+              <w:t xml:space="preserve"> </w:t>
+            </w:r>
+            <w:r>
+              <w:rPr>
+                <w:sz w:val="20"/>
+                <w:szCs w:val="20"/>
+                <w:lang w:val="el-GR"/>
+              </w:rPr>
+              <w:t>Ο χρήστης είναι ήδη συνδεδεμένος στο σύστημα</w:t>
+            </w:r>
+          </w:p>
+          <w:p>
+            <w:pPr>
+              <w:cnfStyle w:val="000000100000" w:firstRow="0" w:lastRow="0" w:firstColumn="0" w:lastColumn="0" w:oddVBand="0" w:evenVBand="0" w:oddHBand="1" w:evenHBand="0" w:firstRowFirstColumn="0" w:firstRowLastColumn="0" w:lastRowFirstColumn="0" w:lastRowLastColumn="0"/>
+              <w:rPr>
+                <w:sz w:val="20"/>
+                <w:szCs w:val="20"/>
+                <w:lang w:val="el-GR"/>
+              </w:rPr>
+            </w:pPr>
+          </w:p>
+          <w:p>
+            <w:pPr>
+              <w:cnfStyle w:val="000000100000" w:firstRow="0" w:lastRow="0" w:firstColumn="0" w:lastColumn="0" w:oddVBand="0" w:evenVBand="0" w:oddHBand="1" w:evenHBand="0" w:firstRowFirstColumn="0" w:firstRowLastColumn="0" w:lastRowFirstColumn="0" w:lastRowLastColumn="0"/>
+              <w:rPr>
+                <w:sz w:val="20"/>
+                <w:szCs w:val="20"/>
+                <w:lang w:val="el-GR"/>
+              </w:rPr>
+            </w:pPr>
+            <w:r>
+              <w:rPr>
+                <w:sz w:val="20"/>
+                <w:szCs w:val="20"/>
+                <w:lang w:val="el-GR"/>
+              </w:rPr>
+              <w:t xml:space="preserve">2. </w:t>
+            </w:r>
+            <w:r>
+              <w:rPr>
+                <w:sz w:val="20"/>
+                <w:szCs w:val="20"/>
+                <w:lang w:val="el-GR"/>
+              </w:rPr>
+              <w:t>χρήστης πρέπει να έχει ειδοποιήσεις στην βάση</w:t>
+            </w:r>
+          </w:p>
+          <w:p>
+            <w:pPr>
+              <w:cnfStyle w:val="000000100000" w:firstRow="0" w:lastRow="0" w:firstColumn="0" w:lastColumn="0" w:oddVBand="0" w:evenVBand="0" w:oddHBand="1" w:evenHBand="0" w:firstRowFirstColumn="0" w:firstRowLastColumn="0" w:lastRowFirstColumn="0" w:lastRowLastColumn="0"/>
+              <w:rPr>
+                <w:lang w:val="el-GR"/>
+              </w:rPr>
+            </w:pPr>
+          </w:p>
+          <w:p>
+            <w:pPr>
+              <w:cnfStyle w:val="000000100000" w:firstRow="0" w:lastRow="0" w:firstColumn="0" w:lastColumn="0" w:oddVBand="0" w:evenVBand="0" w:oddHBand="1" w:evenHBand="0" w:firstRowFirstColumn="0" w:firstRowLastColumn="0" w:lastRowFirstColumn="0" w:lastRowLastColumn="0"/>
+              <w:rPr>
+                <w:sz w:val="20"/>
+                <w:szCs w:val="20"/>
+                <w:lang w:val="el-GR"/>
+              </w:rPr>
+            </w:pPr>
+          </w:p>
+        </w:tc>
+        <w:tc>
+          <w:tcPr>
+            <w:tcW w:w="1671" w:type="dxa"/>
+            <w:gridSpan w:val="2"/>
+            <w:tcBorders>
+              <w:top w:val="nil"/>
+              <w:bottom w:val="nil"/>
+            </w:tcBorders>
+          </w:tcPr>
+          <w:p>
+            <w:pPr>
+              <w:cnfStyle w:val="000000100000" w:firstRow="0" w:lastRow="0" w:firstColumn="0" w:lastColumn="0" w:oddVBand="0" w:evenVBand="0" w:oddHBand="1" w:evenHBand="0" w:firstRowFirstColumn="0" w:firstRowLastColumn="0" w:lastRowFirstColumn="0" w:lastRowLastColumn="0"/>
+              <w:rPr>
+                <w:sz w:val="20"/>
+                <w:szCs w:val="20"/>
+                <w:lang w:val="el-GR"/>
+              </w:rPr>
+            </w:pPr>
+            <w:r>
+              <w:rPr>
+                <w:sz w:val="20"/>
+                <w:szCs w:val="20"/>
+                <w:lang w:val="el-GR"/>
+              </w:rPr>
+              <w:t>1. Ο χρήστης π</w:t>
+            </w:r>
+            <w:r>
+              <w:rPr>
+                <w:sz w:val="20"/>
+                <w:szCs w:val="20"/>
+                <w:lang w:val="el-GR"/>
+              </w:rPr>
+              <w:t>ατάει</w:t>
+            </w:r>
+            <w:r>
+              <w:rPr>
+                <w:sz w:val="20"/>
+                <w:szCs w:val="20"/>
+                <w:lang w:val="el-GR"/>
+              </w:rPr>
+              <w:t xml:space="preserve"> </w:t>
+            </w:r>
+            <w:r>
+              <w:rPr>
+                <w:sz w:val="20"/>
+                <w:szCs w:val="20"/>
+                <w:lang w:val="el-GR"/>
+              </w:rPr>
+              <w:t xml:space="preserve">το </w:t>
+            </w:r>
+            <w:r>
+              <w:rPr>
+                <w:sz w:val="20"/>
+                <w:szCs w:val="20"/>
+              </w:rPr>
+              <w:t>inbox</w:t>
+            </w:r>
+            <w:r>
+              <w:rPr>
+                <w:sz w:val="20"/>
+                <w:szCs w:val="20"/>
+                <w:lang w:val="el-GR"/>
+              </w:rPr>
+              <w:t xml:space="preserve"> </w:t>
+            </w:r>
+            <w:r>
+              <w:rPr>
+                <w:sz w:val="20"/>
+                <w:szCs w:val="20"/>
+                <w:lang w:val="el-GR"/>
+              </w:rPr>
+              <w:t xml:space="preserve">στο </w:t>
+            </w:r>
+            <w:r>
+              <w:rPr>
+                <w:sz w:val="20"/>
+                <w:szCs w:val="20"/>
+              </w:rPr>
+              <w:t>sidebar</w:t>
+            </w:r>
+          </w:p>
+          <w:p>
+            <w:pPr>
+              <w:cnfStyle w:val="000000100000" w:firstRow="0" w:lastRow="0" w:firstColumn="0" w:lastColumn="0" w:oddVBand="0" w:evenVBand="0" w:oddHBand="1" w:evenHBand="0" w:firstRowFirstColumn="0" w:firstRowLastColumn="0" w:lastRowFirstColumn="0" w:lastRowLastColumn="0"/>
+              <w:rPr>
+                <w:sz w:val="20"/>
+                <w:szCs w:val="20"/>
+                <w:lang w:val="el-GR"/>
+              </w:rPr>
+            </w:pPr>
+          </w:p>
+          <w:p>
+            <w:pPr>
+              <w:cnfStyle w:val="000000100000" w:firstRow="0" w:lastRow="0" w:firstColumn="0" w:lastColumn="0" w:oddVBand="0" w:evenVBand="0" w:oddHBand="1" w:evenHBand="0" w:firstRowFirstColumn="0" w:firstRowLastColumn="0" w:lastRowFirstColumn="0" w:lastRowLastColumn="0"/>
+              <w:rPr>
+                <w:sz w:val="20"/>
+                <w:szCs w:val="20"/>
+                <w:lang w:val="el-GR"/>
+              </w:rPr>
+            </w:pPr>
+            <w:r>
+              <w:rPr>
+                <w:sz w:val="20"/>
+                <w:szCs w:val="20"/>
+                <w:lang w:val="el-GR"/>
+              </w:rPr>
+              <w:t>2.</w:t>
+            </w:r>
+            <w:r>
+              <w:rPr>
+                <w:sz w:val="20"/>
+                <w:szCs w:val="20"/>
+                <w:lang w:val="el-GR"/>
+              </w:rPr>
+              <w:t xml:space="preserve"> Μεταφέρεται στην οθόνη </w:t>
+            </w:r>
+            <w:r>
+              <w:rPr>
+                <w:sz w:val="20"/>
+                <w:szCs w:val="20"/>
+              </w:rPr>
+              <w:t>inbox</w:t>
+            </w:r>
+            <w:r>
+              <w:rPr>
+                <w:sz w:val="20"/>
+                <w:szCs w:val="20"/>
+                <w:lang w:val="el-GR"/>
+              </w:rPr>
+              <w:t xml:space="preserve"> </w:t>
+            </w:r>
+            <w:r>
+              <w:rPr>
+                <w:sz w:val="20"/>
+                <w:szCs w:val="20"/>
+                <w:lang w:val="el-GR"/>
+              </w:rPr>
+              <w:t>ειδοποιήσεων</w:t>
+            </w:r>
+          </w:p>
+          <w:p>
+            <w:pPr>
+              <w:cnfStyle w:val="000000100000" w:firstRow="0" w:lastRow="0" w:firstColumn="0" w:lastColumn="0" w:oddVBand="0" w:evenVBand="0" w:oddHBand="1" w:evenHBand="0" w:firstRowFirstColumn="0" w:firstRowLastColumn="0" w:lastRowFirstColumn="0" w:lastRowLastColumn="0"/>
+              <w:rPr>
+                <w:sz w:val="20"/>
+                <w:szCs w:val="20"/>
+                <w:lang w:val="el-GR"/>
+              </w:rPr>
+            </w:pPr>
+          </w:p>
+          <w:p>
+            <w:pPr>
+              <w:cnfStyle w:val="000000100000" w:firstRow="0" w:lastRow="0" w:firstColumn="0" w:lastColumn="0" w:oddVBand="0" w:evenVBand="0" w:oddHBand="1" w:evenHBand="0" w:firstRowFirstColumn="0" w:firstRowLastColumn="0" w:lastRowFirstColumn="0" w:lastRowLastColumn="0"/>
+              <w:rPr>
+                <w:sz w:val="20"/>
+                <w:szCs w:val="20"/>
+                <w:lang w:val="el-GR"/>
+              </w:rPr>
+            </w:pPr>
+            <w:r>
+              <w:rPr>
+                <w:sz w:val="20"/>
+                <w:szCs w:val="20"/>
+                <w:lang w:val="el-GR"/>
+              </w:rPr>
+              <w:t>3. Προβάλει τις ειδοποιήσεις που του έχουν σταλλεί από το σύστημα</w:t>
+            </w:r>
+          </w:p>
+          <w:p>
+            <w:pPr>
+              <w:cnfStyle w:val="000000100000" w:firstRow="0" w:lastRow="0" w:firstColumn="0" w:lastColumn="0" w:oddVBand="0" w:evenVBand="0" w:oddHBand="1" w:evenHBand="0" w:firstRowFirstColumn="0" w:firstRowLastColumn="0" w:lastRowFirstColumn="0" w:lastRowLastColumn="0"/>
+              <w:rPr>
+                <w:sz w:val="20"/>
+                <w:szCs w:val="20"/>
+                <w:lang w:val="el-GR"/>
+              </w:rPr>
+            </w:pPr>
+          </w:p>
+          <w:p>
+            <w:pPr>
+              <w:cnfStyle w:val="000000100000" w:firstRow="0" w:lastRow="0" w:firstColumn="0" w:lastColumn="0" w:oddVBand="0" w:evenVBand="0" w:oddHBand="1" w:evenHBand="0" w:firstRowFirstColumn="0" w:firstRowLastColumn="0" w:lastRowFirstColumn="0" w:lastRowLastColumn="0"/>
+              <w:rPr>
+                <w:sz w:val="20"/>
+                <w:szCs w:val="20"/>
+                <w:lang w:val="el-GR"/>
+              </w:rPr>
+            </w:pPr>
+            <w:r>
+              <w:rPr>
+                <w:sz w:val="20"/>
+                <w:szCs w:val="20"/>
+                <w:lang w:val="el-GR"/>
+              </w:rPr>
+              <w:t>4. Πατάει το κουμπί εκκαθάρισης</w:t>
+            </w:r>
+          </w:p>
+          <w:p>
+            <w:pPr>
+              <w:cnfStyle w:val="000000100000" w:firstRow="0" w:lastRow="0" w:firstColumn="0" w:lastColumn="0" w:oddVBand="0" w:evenVBand="0" w:oddHBand="1" w:evenHBand="0" w:firstRowFirstColumn="0" w:firstRowLastColumn="0" w:lastRowFirstColumn="0" w:lastRowLastColumn="0"/>
+              <w:rPr>
+                <w:sz w:val="20"/>
+                <w:szCs w:val="20"/>
+                <w:lang w:val="el-GR"/>
+              </w:rPr>
+            </w:pPr>
+          </w:p>
+          <w:p>
+            <w:pPr>
+              <w:cnfStyle w:val="000000100000" w:firstRow="0" w:lastRow="0" w:firstColumn="0" w:lastColumn="0" w:oddVBand="0" w:evenVBand="0" w:oddHBand="1" w:evenHBand="0" w:firstRowFirstColumn="0" w:firstRowLastColumn="0" w:lastRowFirstColumn="0" w:lastRowLastColumn="0"/>
+              <w:rPr>
+                <w:sz w:val="20"/>
+                <w:szCs w:val="20"/>
+                <w:lang w:val="el-GR"/>
+              </w:rPr>
+            </w:pPr>
+            <w:r>
+              <w:rPr>
+                <w:sz w:val="20"/>
+                <w:szCs w:val="20"/>
+                <w:lang w:val="el-GR"/>
+              </w:rPr>
+              <w:t xml:space="preserve">5.  Προβάλει μήνυμα </w:t>
+            </w:r>
+            <w:r>
+              <w:rPr>
+                <w:sz w:val="20"/>
+                <w:szCs w:val="20"/>
+                <w:lang w:val="el-GR"/>
+              </w:rPr>
+              <w:t>“</w:t>
+            </w:r>
+            <w:r>
+              <w:rPr>
+                <w:sz w:val="20"/>
+                <w:szCs w:val="20"/>
+                <w:lang w:val="el-GR"/>
+              </w:rPr>
+              <w:t xml:space="preserve">άδειο </w:t>
+            </w:r>
+            <w:r>
+              <w:rPr>
+                <w:sz w:val="20"/>
+                <w:szCs w:val="20"/>
+              </w:rPr>
+              <w:t>inbox</w:t>
+            </w:r>
+            <w:r>
+              <w:rPr>
+                <w:sz w:val="20"/>
+                <w:szCs w:val="20"/>
+                <w:lang w:val="el-GR"/>
+              </w:rPr>
+              <w:t>”</w:t>
+            </w:r>
+          </w:p>
+        </w:tc>
+        <w:tc>
+          <w:tcPr>
+            <w:tcW w:w="1728" w:type="dxa"/>
+            <w:gridSpan w:val="2"/>
+            <w:tcBorders>
+              <w:top w:val="nil"/>
+              <w:bottom w:val="nil"/>
+            </w:tcBorders>
+          </w:tcPr>
+          <w:p>
+            <w:pPr>
+              <w:cnfStyle w:val="000000100000" w:firstRow="0" w:lastRow="0" w:firstColumn="0" w:lastColumn="0" w:oddVBand="0" w:evenVBand="0" w:oddHBand="1" w:evenHBand="0" w:firstRowFirstColumn="0" w:firstRowLastColumn="0" w:lastRowFirstColumn="0" w:lastRowLastColumn="0"/>
+              <w:rPr>
+                <w:sz w:val="20"/>
+                <w:szCs w:val="20"/>
+                <w:lang w:val="el-GR"/>
+              </w:rPr>
+            </w:pPr>
+            <w:r>
+              <w:rPr>
+                <w:sz w:val="20"/>
+                <w:szCs w:val="20"/>
+                <w:lang w:val="el-GR"/>
+              </w:rPr>
+              <w:t xml:space="preserve">Διαγράφονται οι ειδοποιήσεις από την βάση και την οθόνη </w:t>
+            </w:r>
+            <w:r>
+              <w:rPr>
+                <w:sz w:val="20"/>
+                <w:szCs w:val="20"/>
+              </w:rPr>
+              <w:t>inbox</w:t>
+            </w:r>
+            <w:r>
+              <w:rPr>
+                <w:sz w:val="20"/>
+                <w:szCs w:val="20"/>
+                <w:lang w:val="el-GR"/>
+              </w:rPr>
+              <w:t xml:space="preserve"> και εμφανίζεται το μήνυμα</w:t>
+            </w:r>
+            <w:r>
+              <w:rPr>
+                <w:sz w:val="20"/>
+                <w:szCs w:val="20"/>
+                <w:lang w:val="el-GR"/>
+              </w:rPr>
+              <w:t xml:space="preserve"> “</w:t>
+            </w:r>
+            <w:r>
+              <w:rPr>
+                <w:sz w:val="20"/>
+                <w:szCs w:val="20"/>
+                <w:lang w:val="el-GR"/>
+              </w:rPr>
+              <w:t xml:space="preserve">άδειο </w:t>
+            </w:r>
+            <w:r>
+              <w:rPr>
+                <w:sz w:val="20"/>
+                <w:szCs w:val="20"/>
+              </w:rPr>
+              <w:t>inbox</w:t>
+            </w:r>
+            <w:r>
+              <w:rPr>
+                <w:sz w:val="20"/>
+                <w:szCs w:val="20"/>
+                <w:lang w:val="el-GR"/>
+              </w:rPr>
+              <w:t>”</w:t>
+            </w:r>
+          </w:p>
+        </w:tc>
+        <w:tc>
+          <w:tcPr>
+            <w:tcW w:w="1832" w:type="dxa"/>
+            <w:gridSpan w:val="2"/>
+            <w:tcBorders>
+              <w:top w:val="nil"/>
+              <w:bottom w:val="nil"/>
+            </w:tcBorders>
+          </w:tcPr>
+          <w:p>
+            <w:pPr>
+              <w:cnfStyle w:val="000000100000" w:firstRow="0" w:lastRow="0" w:firstColumn="0" w:lastColumn="0" w:oddVBand="0" w:evenVBand="0" w:oddHBand="1" w:evenHBand="0" w:firstRowFirstColumn="0" w:firstRowLastColumn="0" w:lastRowFirstColumn="0" w:lastRowLastColumn="0"/>
+              <w:rPr>
+                <w:sz w:val="20"/>
+                <w:szCs w:val="20"/>
+                <w:lang w:val="el-GR"/>
+              </w:rPr>
+            </w:pPr>
+            <w:r>
+              <w:rPr>
+                <w:sz w:val="20"/>
+                <w:szCs w:val="20"/>
+                <w:lang w:val="el-GR"/>
+              </w:rPr>
+              <w:t xml:space="preserve">Διαγράφονται οι ειδοποιήσεις από την βάση και την οθόνη </w:t>
+            </w:r>
+            <w:r>
+              <w:rPr>
+                <w:sz w:val="20"/>
+                <w:szCs w:val="20"/>
+              </w:rPr>
+              <w:t>inbox</w:t>
+            </w:r>
+            <w:r>
+              <w:rPr>
+                <w:sz w:val="20"/>
+                <w:szCs w:val="20"/>
+                <w:lang w:val="el-GR"/>
+              </w:rPr>
+              <w:t xml:space="preserve"> και εμφανίζεται το μήνυμα</w:t>
+            </w:r>
+            <w:r>
+              <w:rPr>
+                <w:sz w:val="20"/>
+                <w:szCs w:val="20"/>
+                <w:lang w:val="el-GR"/>
+              </w:rPr>
+              <w:t xml:space="preserve"> “</w:t>
+            </w:r>
+            <w:r>
+              <w:rPr>
+                <w:sz w:val="20"/>
+                <w:szCs w:val="20"/>
+                <w:lang w:val="el-GR"/>
+              </w:rPr>
+              <w:t xml:space="preserve">άδειο </w:t>
+            </w:r>
+            <w:r>
+              <w:rPr>
+                <w:sz w:val="20"/>
+                <w:szCs w:val="20"/>
+              </w:rPr>
+              <w:t>inbox</w:t>
+            </w:r>
+            <w:r>
+              <w:rPr>
+                <w:sz w:val="20"/>
+                <w:szCs w:val="20"/>
+                <w:lang w:val="el-GR"/>
+              </w:rPr>
+              <w:t>”</w:t>
+            </w:r>
+          </w:p>
+        </w:tc>
+        <w:tc>
+          <w:tcPr>
+            <w:tcW w:w="1461" w:type="dxa"/>
+            <w:tcBorders>
+              <w:top w:val="nil"/>
+              <w:bottom w:val="nil"/>
+            </w:tcBorders>
+          </w:tcPr>
+          <w:p>
+            <w:pPr>
+              <w:cnfStyle w:val="000000100000" w:firstRow="0" w:lastRow="0" w:firstColumn="0" w:lastColumn="0" w:oddVBand="0" w:evenVBand="0" w:oddHBand="1" w:evenHBand="0" w:firstRowFirstColumn="0" w:firstRowLastColumn="0" w:lastRowFirstColumn="0" w:lastRowLastColumn="0"/>
+              <w:rPr>
+                <w:sz w:val="20"/>
+                <w:szCs w:val="20"/>
+              </w:rPr>
+            </w:pPr>
+            <w:r>
+              <w:rPr>
+                <w:sz w:val="20"/>
+                <w:szCs w:val="20"/>
+              </w:rPr>
+              <w:t>Pass</w:t>
+            </w:r>
+            <w:r>
+              <w:rPr>
+                <w:rFonts w:ascii="Segoe UI Emoji" w:hAnsi="Segoe UI Emoji" w:cs="Segoe UI Emoji"/>
+                <w:sz w:val="20"/>
+                <w:szCs w:val="20"/>
+              </w:rPr>
+              <w:t>✔️</w:t>
+            </w:r>
+          </w:p>
+        </w:tc>
+      </w:tr>
+    </w:tbl>
+    <w:p>
+      <w:pPr>
+        <w:rPr>
+          <w:b/>
+          <w:bCs/>
+          <w:lang w:val="el-GR"/>
+        </w:rPr>
+      </w:pPr>
+    </w:p>
+    <w:p>
+      <w:pPr>
+        <w:rPr>
+          <w:b/>
+          <w:bCs/>
+          <w:lang w:val="el-GR"/>
+        </w:rPr>
+      </w:pPr>
+    </w:p>
+    <w:p/>
     <w:sectPr>
-      <w:footerReference w:type="default" r:id="rId11"/>
+      <w:footerReference w:type="default" r:id="rId13"/>
       <w:pgSz w:w="12240" w:h="15840"/>
       <w:pgMar w:top="1440" w:right="1440" w:bottom="1440" w:left="1440" w:header="720" w:footer="720" w:gutter="0"/>
       <w:pgNumType w:start="0"/>

--- a/BingeSpice v1.0/Test-Cases-v1.0.docx
+++ b/BingeSpice v1.0/Test-Cases-v1.0.docx
@@ -241,7 +241,7 @@
                         <v:stroke joinstyle="miter"/>
                         <v:path gradientshapeok="t" o:connecttype="rect"/>
                       </v:shapetype>
-                      <v:shape id="Text Box 1" o:spid="_x0000_s1026" type="#_x0000_t202" style="position:absolute;margin-left:0;margin-top:540.35pt;width:438.1pt;height:208.7pt;z-index:251666432;visibility:visible;mso-wrap-style:square;mso-width-percent:0;mso-height-percent:0;mso-wrap-distance-left:9pt;mso-wrap-distance-top:0;mso-wrap-distance-right:9pt;mso-wrap-distance-bottom:0;mso-position-horizontal:center;mso-position-horizontal-relative:margin;mso-position-vertical:absolute;mso-position-vertical-relative:page;mso-width-percent:0;mso-height-percent:0;mso-width-relative:page;mso-height-relative:page;v-text-anchor:top" o:gfxdata="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" filled="f" stroked="f" strokeweight=".5pt">
+                      <v:shape id="Text Box 1" o:spid="_x0000_s1026" type="#_x0000_t202" style="position:absolute;margin-left:0;margin-top:540.35pt;width:438.1pt;height:208.7pt;z-index:251666432;visibility:visible;mso-wrap-style:square;mso-width-percent:0;mso-height-percent:0;mso-wrap-distance-left:9pt;mso-wrap-distance-top:0;mso-wrap-distance-right:9pt;mso-wrap-distance-bottom:0;mso-position-horizontal:center;mso-position-horizontal-relative:margin;mso-position-vertical:absolute;mso-position-vertical-relative:page;mso-width-percent:0;mso-height-percent:0;mso-width-relative:page;mso-height-relative:page;v-text-anchor:top" o:gfxdata="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" filled="f" stroked="f" strokeweight=".5pt">
                         <v:textbox>
                           <w:txbxContent>
                             <w:p>
@@ -1228,121 +1228,60 @@
                                     <w:lang w:val="el-GR"/>
                                   </w:rPr>
                                 </w:pPr>
-                                <w:r>
-                                  <w:fldChar w:fldCharType="begin"/>
-                                </w:r>
-                                <w:r>
-                                  <w:instrText>HYPERLINK</w:instrText>
-                                </w:r>
-                                <w:r>
-                                  <w:rPr>
-                                    <w:lang w:val="el-GR"/>
-                                  </w:rPr>
-                                  <w:instrText xml:space="preserve"> "</w:instrText>
-                                </w:r>
-                                <w:r>
-                                  <w:instrText>mailto</w:instrText>
-                                </w:r>
-                                <w:r>
-                                  <w:rPr>
-                                    <w:lang w:val="el-GR"/>
-                                  </w:rPr>
-                                  <w:instrText>:</w:instrText>
-                                </w:r>
-                                <w:r>
-                                  <w:instrText>up</w:instrText>
-                                </w:r>
-                                <w:r>
-                                  <w:rPr>
-                                    <w:lang w:val="el-GR"/>
-                                  </w:rPr>
-                                  <w:instrText>1100554@</w:instrText>
-                                </w:r>
-                                <w:r>
-                                  <w:instrText>ac</w:instrText>
-                                </w:r>
-                                <w:r>
-                                  <w:rPr>
-                                    <w:lang w:val="el-GR"/>
-                                  </w:rPr>
-                                  <w:instrText>.</w:instrText>
-                                </w:r>
-                                <w:r>
-                                  <w:instrText>upatras</w:instrText>
-                                </w:r>
-                                <w:r>
-                                  <w:rPr>
-                                    <w:lang w:val="el-GR"/>
-                                  </w:rPr>
-                                  <w:instrText>.</w:instrText>
-                                </w:r>
-                                <w:r>
-                                  <w:instrText>gr</w:instrText>
-                                </w:r>
-                                <w:r>
-                                  <w:rPr>
-                                    <w:lang w:val="el-GR"/>
-                                  </w:rPr>
-                                  <w:instrText>"</w:instrText>
-                                </w:r>
-                                <w:r>
-                                  <w:fldChar w:fldCharType="separate"/>
-                                </w:r>
-                                <w:r>
-                                  <w:rPr>
-                                    <w:rStyle w:val="Hyperlink"/>
-                                    <w:rFonts w:cs="Times New Roman"/>
-                                  </w:rPr>
-                                  <w:t>up</w:t>
-                                </w:r>
-                                <w:r>
-                                  <w:rPr>
-                                    <w:rStyle w:val="Hyperlink"/>
-                                    <w:rFonts w:cs="Times New Roman"/>
-                                    <w:lang w:val="el-GR"/>
-                                  </w:rPr>
-                                  <w:t>1100554@</w:t>
-                                </w:r>
-                                <w:r>
-                                  <w:rPr>
-                                    <w:rStyle w:val="Hyperlink"/>
-                                    <w:rFonts w:cs="Times New Roman"/>
-                                  </w:rPr>
-                                  <w:t>ac</w:t>
-                                </w:r>
-                                <w:r>
-                                  <w:rPr>
-                                    <w:rStyle w:val="Hyperlink"/>
-                                    <w:rFonts w:cs="Times New Roman"/>
-                                    <w:lang w:val="el-GR"/>
-                                  </w:rPr>
-                                  <w:t>.</w:t>
-                                </w:r>
-                                <w:r>
-                                  <w:rPr>
-                                    <w:rStyle w:val="Hyperlink"/>
-                                    <w:rFonts w:cs="Times New Roman"/>
-                                  </w:rPr>
-                                  <w:t>upatras</w:t>
-                                </w:r>
-                                <w:r>
-                                  <w:rPr>
-                                    <w:rStyle w:val="Hyperlink"/>
-                                    <w:rFonts w:cs="Times New Roman"/>
-                                    <w:lang w:val="el-GR"/>
-                                  </w:rPr>
-                                  <w:t>.</w:t>
-                                </w:r>
-                                <w:r>
-                                  <w:rPr>
-                                    <w:rStyle w:val="Hyperlink"/>
-                                    <w:rFonts w:cs="Times New Roman"/>
-                                  </w:rPr>
-                                  <w:t>gr</w:t>
-                                </w:r>
-                                <w:r>
-                                  <w:fldChar w:fldCharType="end"/>
-                                </w:r>
+                                <w:hyperlink r:id="rId9" w:history="1">
+                                  <w:r>
+                                    <w:rPr>
+                                      <w:rStyle w:val="Hyperlink"/>
+                                      <w:rFonts w:cs="Times New Roman"/>
+                                    </w:rPr>
+                                    <w:t>up</w:t>
+                                  </w:r>
+                                  <w:r>
+                                    <w:rPr>
+                                      <w:rStyle w:val="Hyperlink"/>
+                                      <w:rFonts w:cs="Times New Roman"/>
+                                      <w:lang w:val="el-GR"/>
+                                    </w:rPr>
+                                    <w:t>1100554@</w:t>
+                                  </w:r>
+                                  <w:r>
+                                    <w:rPr>
+                                      <w:rStyle w:val="Hyperlink"/>
+                                      <w:rFonts w:cs="Times New Roman"/>
+                                    </w:rPr>
+                                    <w:t>ac</w:t>
+                                  </w:r>
+                                  <w:r>
+                                    <w:rPr>
+                                      <w:rStyle w:val="Hyperlink"/>
+                                      <w:rFonts w:cs="Times New Roman"/>
+                                      <w:lang w:val="el-GR"/>
+                                    </w:rPr>
+                                    <w:t>.</w:t>
+                                  </w:r>
+                                  <w:r>
+                                    <w:rPr>
+                                      <w:rStyle w:val="Hyperlink"/>
+                                      <w:rFonts w:cs="Times New Roman"/>
+                                    </w:rPr>
+                                    <w:t>upatras</w:t>
+                                  </w:r>
+                                  <w:r>
+                                    <w:rPr>
+                                      <w:rStyle w:val="Hyperlink"/>
+                                      <w:rFonts w:cs="Times New Roman"/>
+                                      <w:lang w:val="el-GR"/>
+                                    </w:rPr>
+                                    <w:t>.</w:t>
+                                  </w:r>
+                                  <w:r>
+                                    <w:rPr>
+                                      <w:rStyle w:val="Hyperlink"/>
+                                      <w:rFonts w:cs="Times New Roman"/>
+                                    </w:rPr>
+                                    <w:t>gr</w:t>
+                                  </w:r>
+                                </w:hyperlink>
                               </w:p>
                               <w:p>
                                 <w:pPr>
@@ -1417,11 +1356,7 @@
               </mc:Choice>
               <mc:Fallback>
                 <w:pict>
-                  <v:shapetype w14:anchorId="7EBF4965" id="_x0000_t202" coordsize="21600,21600" o:spt="202" path="m,l,21600r21600,l21600,xe">
-                    <v:stroke joinstyle="miter"/>
-                    <v:path gradientshapeok="t" o:connecttype="rect"/>
-                  </v:shapetype>
-                  <v:shape id="Text Box 3" o:spid="_x0000_s1027" type="#_x0000_t202" style="position:absolute;left:0;text-align:left;margin-left:0;margin-top:6pt;width:118.2pt;height:174.35pt;z-index:251667456;visibility:visible;mso-wrap-style:square;mso-width-percent:0;mso-height-percent:0;mso-wrap-distance-left:9pt;mso-wrap-distance-top:0;mso-wrap-distance-right:9pt;mso-wrap-distance-bottom:0;mso-position-horizontal:left;mso-position-horizontal-relative:margin;mso-position-vertical:absolute;mso-position-vertical-relative:text;mso-width-percent:0;mso-height-percent:0;mso-width-relative:page;mso-height-relative:page;v-text-anchor:top" o:gfxdata="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">
+                  <v:shape w14:anchorId="7EBF4965" id="Text Box 3" o:spid="_x0000_s1027" type="#_x0000_t202" style="position:absolute;left:0;text-align:left;margin-left:0;margin-top:6pt;width:118.2pt;height:174.35pt;z-index:251667456;visibility:visible;mso-wrap-style:square;mso-width-percent:0;mso-height-percent:0;mso-wrap-distance-left:9pt;mso-wrap-distance-top:0;mso-wrap-distance-right:9pt;mso-wrap-distance-bottom:0;mso-position-horizontal:left;mso-position-horizontal-relative:margin;mso-position-vertical:absolute;mso-position-vertical-relative:text;mso-width-percent:0;mso-height-percent:0;mso-width-relative:page;mso-height-relative:page;v-text-anchor:top" o:gfxdata="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">
                     <v:shadow on="t" opacity=".5" offset="6pt,-6pt"/>
                     <v:textbox>
                       <w:txbxContent>
@@ -1452,121 +1387,60 @@
                               <w:lang w:val="el-GR"/>
                             </w:rPr>
                           </w:pPr>
-                          <w:r>
-                            <w:fldChar w:fldCharType="begin"/>
-                          </w:r>
-                          <w:r>
-                            <w:instrText>HYPERLINK</w:instrText>
-                          </w:r>
-                          <w:r>
-                            <w:rPr>
-                              <w:lang w:val="el-GR"/>
-                            </w:rPr>
-                            <w:instrText xml:space="preserve"> "</w:instrText>
-                          </w:r>
-                          <w:r>
-                            <w:instrText>mailto</w:instrText>
-                          </w:r>
-                          <w:r>
-                            <w:rPr>
-                              <w:lang w:val="el-GR"/>
-                            </w:rPr>
-                            <w:instrText>:</w:instrText>
-                          </w:r>
-                          <w:r>
-                            <w:instrText>up</w:instrText>
-                          </w:r>
-                          <w:r>
-                            <w:rPr>
-                              <w:lang w:val="el-GR"/>
-                            </w:rPr>
-                            <w:instrText>1100554@</w:instrText>
-                          </w:r>
-                          <w:r>
-                            <w:instrText>ac</w:instrText>
-                          </w:r>
-                          <w:r>
-                            <w:rPr>
-                              <w:lang w:val="el-GR"/>
-                            </w:rPr>
-                            <w:instrText>.</w:instrText>
-                          </w:r>
-                          <w:r>
-                            <w:instrText>upatras</w:instrText>
-                          </w:r>
-                          <w:r>
-                            <w:rPr>
-                              <w:lang w:val="el-GR"/>
-                            </w:rPr>
-                            <w:instrText>.</w:instrText>
-                          </w:r>
-                          <w:r>
-                            <w:instrText>gr</w:instrText>
-                          </w:r>
-                          <w:r>
-                            <w:rPr>
-                              <w:lang w:val="el-GR"/>
-                            </w:rPr>
-                            <w:instrText>"</w:instrText>
-                          </w:r>
-                          <w:r>
-                            <w:fldChar w:fldCharType="separate"/>
-                          </w:r>
-                          <w:r>
-                            <w:rPr>
-                              <w:rStyle w:val="Hyperlink"/>
-                              <w:rFonts w:cs="Times New Roman"/>
-                            </w:rPr>
-                            <w:t>up</w:t>
-                          </w:r>
-                          <w:r>
-                            <w:rPr>
-                              <w:rStyle w:val="Hyperlink"/>
-                              <w:rFonts w:cs="Times New Roman"/>
-                              <w:lang w:val="el-GR"/>
-                            </w:rPr>
-                            <w:t>1100554@</w:t>
-                          </w:r>
-                          <w:r>
-                            <w:rPr>
-                              <w:rStyle w:val="Hyperlink"/>
-                              <w:rFonts w:cs="Times New Roman"/>
-                            </w:rPr>
-                            <w:t>ac</w:t>
-                          </w:r>
-                          <w:r>
-                            <w:rPr>
-                              <w:rStyle w:val="Hyperlink"/>
-                              <w:rFonts w:cs="Times New Roman"/>
-                              <w:lang w:val="el-GR"/>
-                            </w:rPr>
-                            <w:t>.</w:t>
-                          </w:r>
-                          <w:r>
-                            <w:rPr>
-                              <w:rStyle w:val="Hyperlink"/>
-                              <w:rFonts w:cs="Times New Roman"/>
-                            </w:rPr>
-                            <w:t>upatras</w:t>
-                          </w:r>
-                          <w:r>
-                            <w:rPr>
-                              <w:rStyle w:val="Hyperlink"/>
-                              <w:rFonts w:cs="Times New Roman"/>
-                              <w:lang w:val="el-GR"/>
-                            </w:rPr>
-                            <w:t>.</w:t>
-                          </w:r>
-                          <w:r>
-                            <w:rPr>
-                              <w:rStyle w:val="Hyperlink"/>
-                              <w:rFonts w:cs="Times New Roman"/>
-                            </w:rPr>
-                            <w:t>gr</w:t>
-                          </w:r>
-                          <w:r>
-                            <w:fldChar w:fldCharType="end"/>
-                          </w:r>
+                          <w:hyperlink r:id="rId10" w:history="1">
+                            <w:r>
+                              <w:rPr>
+                                <w:rStyle w:val="Hyperlink"/>
+                                <w:rFonts w:cs="Times New Roman"/>
+                              </w:rPr>
+                              <w:t>up</w:t>
+                            </w:r>
+                            <w:r>
+                              <w:rPr>
+                                <w:rStyle w:val="Hyperlink"/>
+                                <w:rFonts w:cs="Times New Roman"/>
+                                <w:lang w:val="el-GR"/>
+                              </w:rPr>
+                              <w:t>1100554@</w:t>
+                            </w:r>
+                            <w:r>
+                              <w:rPr>
+                                <w:rStyle w:val="Hyperlink"/>
+                                <w:rFonts w:cs="Times New Roman"/>
+                              </w:rPr>
+                              <w:t>ac</w:t>
+                            </w:r>
+                            <w:r>
+                              <w:rPr>
+                                <w:rStyle w:val="Hyperlink"/>
+                                <w:rFonts w:cs="Times New Roman"/>
+                                <w:lang w:val="el-GR"/>
+                              </w:rPr>
+                              <w:t>.</w:t>
+                            </w:r>
+                            <w:r>
+                              <w:rPr>
+                                <w:rStyle w:val="Hyperlink"/>
+                                <w:rFonts w:cs="Times New Roman"/>
+                              </w:rPr>
+                              <w:t>upatras</w:t>
+                            </w:r>
+                            <w:r>
+                              <w:rPr>
+                                <w:rStyle w:val="Hyperlink"/>
+                                <w:rFonts w:cs="Times New Roman"/>
+                                <w:lang w:val="el-GR"/>
+                              </w:rPr>
+                              <w:t>.</w:t>
+                            </w:r>
+                            <w:r>
+                              <w:rPr>
+                                <w:rStyle w:val="Hyperlink"/>
+                                <w:rFonts w:cs="Times New Roman"/>
+                              </w:rPr>
+                              <w:t>gr</w:t>
+                            </w:r>
+                          </w:hyperlink>
                         </w:p>
                         <w:p>
                           <w:pPr>
@@ -1724,16 +1598,77 @@
                                     <w:lang w:val="el-GR"/>
                                   </w:rPr>
                                 </w:pPr>
-                                <w:hyperlink r:id="rId9" w:history="1">
-                                  <w:r>
-                                    <w:rPr>
-                                      <w:rStyle w:val="Hyperlink"/>
-                                      <w:rFonts w:cs="Times New Roman"/>
-                                      <w:lang w:val="el-GR"/>
-                                    </w:rPr>
-                                    <w:t>up1104804@ac.upatras.gr</w:t>
-                                  </w:r>
-                                </w:hyperlink>
+                                <w:r>
+                                  <w:fldChar w:fldCharType="begin"/>
+                                </w:r>
+                                <w:r>
+                                  <w:instrText>HYPERLINK</w:instrText>
+                                </w:r>
+                                <w:r>
+                                  <w:rPr>
+                                    <w:lang w:val="el-GR"/>
+                                  </w:rPr>
+                                  <w:instrText xml:space="preserve"> "</w:instrText>
+                                </w:r>
+                                <w:r>
+                                  <w:instrText>mailto</w:instrText>
+                                </w:r>
+                                <w:r>
+                                  <w:rPr>
+                                    <w:lang w:val="el-GR"/>
+                                  </w:rPr>
+                                  <w:instrText>:</w:instrText>
+                                </w:r>
+                                <w:r>
+                                  <w:instrText>up</w:instrText>
+                                </w:r>
+                                <w:r>
+                                  <w:rPr>
+                                    <w:lang w:val="el-GR"/>
+                                  </w:rPr>
+                                  <w:instrText>1104804@</w:instrText>
+                                </w:r>
+                                <w:r>
+                                  <w:instrText>ac</w:instrText>
+                                </w:r>
+                                <w:r>
+                                  <w:rPr>
+                                    <w:lang w:val="el-GR"/>
+                                  </w:rPr>
+                                  <w:instrText>.</w:instrText>
+                                </w:r>
+                                <w:r>
+                                  <w:instrText>upatras</w:instrText>
+                                </w:r>
+                                <w:r>
+                                  <w:rPr>
+                                    <w:lang w:val="el-GR"/>
+                                  </w:rPr>
+                                  <w:instrText>.</w:instrText>
+                                </w:r>
+                                <w:r>
+                                  <w:instrText>gr</w:instrText>
+                                </w:r>
+                                <w:r>
+                                  <w:rPr>
+                                    <w:lang w:val="el-GR"/>
+                                  </w:rPr>
+                                  <w:instrText>"</w:instrText>
+                                </w:r>
+                                <w:r>
+                                  <w:fldChar w:fldCharType="separate"/>
+                                </w:r>
+                                <w:r>
+                                  <w:rPr>
+                                    <w:rStyle w:val="Hyperlink"/>
+                                    <w:rFonts w:cs="Times New Roman"/>
+                                    <w:lang w:val="el-GR"/>
+                                  </w:rPr>
+                                  <w:t>up1104804@ac.upatras.gr</w:t>
+                                </w:r>
+                                <w:r>
+                                  <w:fldChar w:fldCharType="end"/>
+                                </w:r>
                               </w:p>
                               <w:p>
                                 <w:pPr>
@@ -1807,7 +1742,7 @@
               </mc:Choice>
               <mc:Fallback>
                 <w:pict>
-                  <v:shape w14:anchorId="5418DE7E" id="Text Box 5" o:spid="_x0000_s1028" type="#_x0000_t202" style="position:absolute;left:0;text-align:left;margin-left:57.25pt;margin-top:7.85pt;width:108.45pt;height:177.75pt;z-index:251669504;visibility:visible;mso-wrap-style:square;mso-width-percent:0;mso-height-percent:0;mso-wrap-distance-left:9pt;mso-wrap-distance-top:0;mso-wrap-distance-right:9pt;mso-wrap-distance-bottom:0;mso-position-horizontal:right;mso-position-horizontal-relative:margin;mso-position-vertical:absolute;mso-position-vertical-relative:text;mso-width-percent:0;mso-height-percent:0;mso-width-relative:page;mso-height-relative:page;v-text-anchor:top" o:gfxdata="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">
+                  <v:shape w14:anchorId="5418DE7E" id="Text Box 5" o:spid="_x0000_s1028" type="#_x0000_t202" style="position:absolute;left:0;text-align:left;margin-left:57.25pt;margin-top:7.85pt;width:108.45pt;height:177.75pt;z-index:251669504;visibility:visible;mso-wrap-style:square;mso-width-percent:0;mso-height-percent:0;mso-wrap-distance-left:9pt;mso-wrap-distance-top:0;mso-wrap-distance-right:9pt;mso-wrap-distance-bottom:0;mso-position-horizontal:right;mso-position-horizontal-relative:margin;mso-position-vertical:absolute;mso-position-vertical-relative:text;mso-width-percent:0;mso-height-percent:0;mso-width-relative:page;mso-height-relative:page;v-text-anchor:top" o:gfxdata="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">
                     <v:shadow on="t" opacity=".5" offset="6pt,-6pt"/>
                     <v:textbox>
                       <w:txbxContent>
@@ -2069,16 +2004,77 @@
                                     <w:lang w:val="el-GR"/>
                                   </w:rPr>
                                 </w:pPr>
-                                <w:hyperlink r:id="rId10" w:history="1">
-                                  <w:r>
-                                    <w:rPr>
-                                      <w:rStyle w:val="Hyperlink"/>
-                                      <w:rFonts w:cs="Times New Roman"/>
-                                      <w:lang w:val="el-GR"/>
-                                    </w:rPr>
-                                    <w:t>up1100613@ac.upatras.gr</w:t>
-                                  </w:r>
-                                </w:hyperlink>
+                                <w:r>
+                                  <w:fldChar w:fldCharType="begin"/>
+                                </w:r>
+                                <w:r>
+                                  <w:instrText>HYPERLINK</w:instrText>
+                                </w:r>
+                                <w:r>
+                                  <w:rPr>
+                                    <w:lang w:val="el-GR"/>
+                                  </w:rPr>
+                                  <w:instrText xml:space="preserve"> "</w:instrText>
+                                </w:r>
+                                <w:r>
+                                  <w:instrText>mailto</w:instrText>
+                                </w:r>
+                                <w:r>
+                                  <w:rPr>
+                                    <w:lang w:val="el-GR"/>
+                                  </w:rPr>
+                                  <w:instrText>:</w:instrText>
+                                </w:r>
+                                <w:r>
+                                  <w:instrText>up</w:instrText>
+                                </w:r>
+                                <w:r>
+                                  <w:rPr>
+                                    <w:lang w:val="el-GR"/>
+                                  </w:rPr>
+                                  <w:instrText>1100613@</w:instrText>
+                                </w:r>
+                                <w:r>
+                                  <w:instrText>ac</w:instrText>
+                                </w:r>
+                                <w:r>
+                                  <w:rPr>
+                                    <w:lang w:val="el-GR"/>
+                                  </w:rPr>
+                                  <w:instrText>.</w:instrText>
+                                </w:r>
+                                <w:r>
+                                  <w:instrText>upatras</w:instrText>
+                                </w:r>
+                                <w:r>
+                                  <w:rPr>
+                                    <w:lang w:val="el-GR"/>
+                                  </w:rPr>
+                                  <w:instrText>.</w:instrText>
+                                </w:r>
+                                <w:r>
+                                  <w:instrText>gr</w:instrText>
+                                </w:r>
+                                <w:r>
+                                  <w:rPr>
+                                    <w:lang w:val="el-GR"/>
+                                  </w:rPr>
+                                  <w:instrText>"</w:instrText>
+                                </w:r>
+                                <w:r>
+                                  <w:fldChar w:fldCharType="separate"/>
+                                </w:r>
+                                <w:r>
+                                  <w:rPr>
+                                    <w:rStyle w:val="Hyperlink"/>
+                                    <w:rFonts w:cs="Times New Roman"/>
+                                    <w:lang w:val="el-GR"/>
+                                  </w:rPr>
+                                  <w:t>up1100613@ac.upatras.gr</w:t>
+                                </w:r>
+                                <w:r>
+                                  <w:fldChar w:fldCharType="end"/>
+                                </w:r>
                               </w:p>
                               <w:p>
                                 <w:pPr>
@@ -2151,7 +2147,7 @@
               </mc:Choice>
               <mc:Fallback>
                 <w:pict>
-                  <v:shape w14:anchorId="3063BB03" id="Text Box 4" o:spid="_x0000_s1029" type="#_x0000_t202" style="position:absolute;left:0;text-align:left;margin-left:0;margin-top:6.9pt;width:108.45pt;height:174.35pt;z-index:251668480;visibility:visible;mso-wrap-style:square;mso-width-percent:0;mso-height-percent:0;mso-wrap-distance-left:9pt;mso-wrap-distance-top:0;mso-wrap-distance-right:9pt;mso-wrap-distance-bottom:0;mso-position-horizontal:center;mso-position-horizontal-relative:margin;mso-position-vertical:absolute;mso-position-vertical-relative:text;mso-width-percent:0;mso-height-percent:0;mso-width-relative:page;mso-height-relative:page;v-text-anchor:top" o:gfxdata="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">
+                  <v:shape w14:anchorId="3063BB03" id="Text Box 4" o:spid="_x0000_s1029" type="#_x0000_t202" style="position:absolute;left:0;text-align:left;margin-left:0;margin-top:6.9pt;width:108.45pt;height:174.35pt;z-index:251668480;visibility:visible;mso-wrap-style:square;mso-width-percent:0;mso-height-percent:0;mso-wrap-distance-left:9pt;mso-wrap-distance-top:0;mso-wrap-distance-right:9pt;mso-wrap-distance-bottom:0;mso-position-horizontal:center;mso-position-horizontal-relative:margin;mso-position-vertical:absolute;mso-position-vertical-relative:text;mso-width-percent:0;mso-height-percent:0;mso-width-relative:page;mso-height-relative:page;v-text-anchor:top" o:gfxdata="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">
                     <v:shadow on="t" opacity=".5" offset="6pt,-6pt"/>
                     <v:textbox>
                       <w:txbxContent>
@@ -2469,15 +2465,76 @@
                                     <w:lang w:val="el-GR"/>
                                   </w:rPr>
                                 </w:pPr>
-                                <w:hyperlink r:id="rId11" w:history="1">
-                                  <w:r>
-                                    <w:rPr>
-                                      <w:rStyle w:val="Hyperlink"/>
-                                      <w:lang w:val="el-GR"/>
-                                    </w:rPr>
-                                    <w:t>up1100562@ac.upatras.gr</w:t>
-                                  </w:r>
-                                </w:hyperlink>
+                                <w:r>
+                                  <w:fldChar w:fldCharType="begin"/>
+                                </w:r>
+                                <w:r>
+                                  <w:instrText>HYPERLINK</w:instrText>
+                                </w:r>
+                                <w:r>
+                                  <w:rPr>
+                                    <w:lang w:val="el-GR"/>
+                                  </w:rPr>
+                                  <w:instrText xml:space="preserve"> "</w:instrText>
+                                </w:r>
+                                <w:r>
+                                  <w:instrText>mailto</w:instrText>
+                                </w:r>
+                                <w:r>
+                                  <w:rPr>
+                                    <w:lang w:val="el-GR"/>
+                                  </w:rPr>
+                                  <w:instrText>:</w:instrText>
+                                </w:r>
+                                <w:r>
+                                  <w:instrText>up</w:instrText>
+                                </w:r>
+                                <w:r>
+                                  <w:rPr>
+                                    <w:lang w:val="el-GR"/>
+                                  </w:rPr>
+                                  <w:instrText>1100613@</w:instrText>
+                                </w:r>
+                                <w:r>
+                                  <w:instrText>ac</w:instrText>
+                                </w:r>
+                                <w:r>
+                                  <w:rPr>
+                                    <w:lang w:val="el-GR"/>
+                                  </w:rPr>
+                                  <w:instrText>.</w:instrText>
+                                </w:r>
+                                <w:r>
+                                  <w:instrText>upatras</w:instrText>
+                                </w:r>
+                                <w:r>
+                                  <w:rPr>
+                                    <w:lang w:val="el-GR"/>
+                                  </w:rPr>
+                                  <w:instrText>.</w:instrText>
+                                </w:r>
+                                <w:r>
+                                  <w:instrText>gr</w:instrText>
+                                </w:r>
+                                <w:r>
+                                  <w:rPr>
+                                    <w:lang w:val="el-GR"/>
+                                  </w:rPr>
+                                  <w:instrText>"</w:instrText>
+                                </w:r>
+                                <w:r>
+                                  <w:fldChar w:fldCharType="separate"/>
+                                </w:r>
+                                <w:r>
+                                  <w:rPr>
+                                    <w:rStyle w:val="Hyperlink"/>
+                                    <w:lang w:val="el-GR"/>
+                                  </w:rPr>
+                                  <w:t>up1100562@ac.upatras.gr</w:t>
+                                </w:r>
+                                <w:r>
+                                  <w:fldChar w:fldCharType="end"/>
+                                </w:r>
                               </w:p>
                               <w:p>
                                 <w:pPr>
@@ -2543,7 +2600,7 @@
               </mc:Choice>
               <mc:Fallback>
                 <w:pict>
-                  <v:shape w14:anchorId="092BF35B" id="Text Box 55" o:spid="_x0000_s1030" type="#_x0000_t202" style="position:absolute;margin-left:359.4pt;margin-top:9.95pt;width:119.4pt;height:186.35pt;z-index:251671552;visibility:visible;mso-wrap-style:square;mso-width-percent:0;mso-height-percent:0;mso-wrap-distance-left:9pt;mso-wrap-distance-top:0;mso-wrap-distance-right:9pt;mso-wrap-distance-bottom:0;mso-position-horizontal:absolute;mso-position-horizontal-relative:page;mso-position-vertical:absolute;mso-position-vertical-relative:text;mso-width-percent:0;mso-height-percent:0;mso-width-relative:page;mso-height-relative:page;v-text-anchor:top" o:gfxdata="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" strokecolor="black [3213]">
+                  <v:shape w14:anchorId="092BF35B" id="Text Box 55" o:spid="_x0000_s1030" type="#_x0000_t202" style="position:absolute;margin-left:359.4pt;margin-top:9.95pt;width:119.4pt;height:186.35pt;z-index:251671552;visibility:visible;mso-wrap-style:square;mso-width-percent:0;mso-height-percent:0;mso-wrap-distance-left:9pt;mso-wrap-distance-top:0;mso-wrap-distance-right:9pt;mso-wrap-distance-bottom:0;mso-position-horizontal:absolute;mso-position-horizontal-relative:page;mso-position-vertical:absolute;mso-position-vertical-relative:text;mso-width-percent:0;mso-height-percent:0;mso-width-relative:page;mso-height-relative:page;v-text-anchor:top" o:gfxdata="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" strokecolor="black [3213]">
                     <v:shadow on="t" opacity=".5" offset="6pt,-6pt"/>
                     <v:textbox>
                       <w:txbxContent>
@@ -2793,16 +2850,77 @@
                                     <w:lang w:val="el-GR"/>
                                   </w:rPr>
                                 </w:pPr>
-                                <w:hyperlink r:id="rId12" w:history="1">
-                                  <w:r>
-                                    <w:rPr>
-                                      <w:rStyle w:val="Hyperlink"/>
-                                      <w:rFonts w:cs="Times New Roman"/>
-                                      <w:lang w:val="el-GR"/>
-                                    </w:rPr>
-                                    <w:t>up1100754@ac.upatras.gr</w:t>
-                                  </w:r>
-                                </w:hyperlink>
+                                <w:r>
+                                  <w:fldChar w:fldCharType="begin"/>
+                                </w:r>
+                                <w:r>
+                                  <w:instrText>HYPERLINK</w:instrText>
+                                </w:r>
+                                <w:r>
+                                  <w:rPr>
+                                    <w:lang w:val="el-GR"/>
+                                  </w:rPr>
+                                  <w:instrText xml:space="preserve"> "</w:instrText>
+                                </w:r>
+                                <w:r>
+                                  <w:instrText>mailto</w:instrText>
+                                </w:r>
+                                <w:r>
+                                  <w:rPr>
+                                    <w:lang w:val="el-GR"/>
+                                  </w:rPr>
+                                  <w:instrText>:</w:instrText>
+                                </w:r>
+                                <w:r>
+                                  <w:instrText>up</w:instrText>
+                                </w:r>
+                                <w:r>
+                                  <w:rPr>
+                                    <w:lang w:val="el-GR"/>
+                                  </w:rPr>
+                                  <w:instrText>1100754@</w:instrText>
+                                </w:r>
+                                <w:r>
+                                  <w:instrText>ac</w:instrText>
+                                </w:r>
+                                <w:r>
+                                  <w:rPr>
+                                    <w:lang w:val="el-GR"/>
+                                  </w:rPr>
+                                  <w:instrText>.</w:instrText>
+                                </w:r>
+                                <w:r>
+                                  <w:instrText>upatras</w:instrText>
+                                </w:r>
+                                <w:r>
+                                  <w:rPr>
+                                    <w:lang w:val="el-GR"/>
+                                  </w:rPr>
+                                  <w:instrText>.</w:instrText>
+                                </w:r>
+                                <w:r>
+                                  <w:instrText>gr</w:instrText>
+                                </w:r>
+                                <w:r>
+                                  <w:rPr>
+                                    <w:lang w:val="el-GR"/>
+                                  </w:rPr>
+                                  <w:instrText>"</w:instrText>
+                                </w:r>
+                                <w:r>
+                                  <w:fldChar w:fldCharType="separate"/>
+                                </w:r>
+                                <w:r>
+                                  <w:rPr>
+                                    <w:rStyle w:val="Hyperlink"/>
+                                    <w:rFonts w:cs="Times New Roman"/>
+                                    <w:lang w:val="el-GR"/>
+                                  </w:rPr>
+                                  <w:t>up1100754@ac.upatras.gr</w:t>
+                                </w:r>
+                                <w:r>
+                                  <w:fldChar w:fldCharType="end"/>
+                                </w:r>
                               </w:p>
                               <w:p>
                                 <w:pPr>
@@ -2892,7 +3010,7 @@
               </mc:Choice>
               <mc:Fallback>
                 <w:pict>
-                  <v:shape w14:anchorId="51A9C80F" id="Text Box 6" o:spid="_x0000_s1031" type="#_x0000_t202" style="position:absolute;margin-left:60.75pt;margin-top:10.1pt;width:108.45pt;height:189pt;z-index:251670528;visibility:visible;mso-wrap-style:square;mso-width-percent:0;mso-height-percent:0;mso-wrap-distance-left:9pt;mso-wrap-distance-top:0;mso-wrap-distance-right:9pt;mso-wrap-distance-bottom:0;mso-position-horizontal:absolute;mso-position-horizontal-relative:text;mso-position-vertical:absolute;mso-position-vertical-relative:text;mso-width-percent:0;mso-height-percent:0;mso-width-relative:page;mso-height-relative:page;v-text-anchor:top" o:gfxdata="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">
+                  <v:shape w14:anchorId="51A9C80F" id="Text Box 6" o:spid="_x0000_s1031" type="#_x0000_t202" style="position:absolute;margin-left:60.75pt;margin-top:10.1pt;width:108.45pt;height:189pt;z-index:251670528;visibility:visible;mso-wrap-style:square;mso-width-percent:0;mso-height-percent:0;mso-wrap-distance-left:9pt;mso-wrap-distance-top:0;mso-wrap-distance-right:9pt;mso-wrap-distance-bottom:0;mso-position-horizontal:absolute;mso-position-horizontal-relative:text;mso-position-vertical:absolute;mso-position-vertical-relative:text;mso-width-percent:0;mso-height-percent:0;mso-width-relative:page;mso-height-relative:page;v-text-anchor:top" o:gfxdata="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">
                     <v:shadow on="t" opacity=".5" offset="6pt,-6pt"/>
                     <v:textbox>
                       <w:txbxContent>
@@ -3992,7 +4110,23 @@
           <w:sz w:val="32"/>
           <w:szCs w:val="32"/>
         </w:rPr>
-        <w:t xml:space="preserve">αμμένος </w:t>
+        <w:t>α</w:t>
+      </w:r>
+      <w:proofErr w:type="spellStart"/>
+      <w:r>
+        <w:rPr>
+          <w:sz w:val="32"/>
+          <w:szCs w:val="32"/>
+        </w:rPr>
+        <w:t>μμένος</w:t>
+      </w:r>
+      <w:proofErr w:type="spellEnd"/>
+      <w:r>
+        <w:rPr>
+          <w:sz w:val="32"/>
+          <w:szCs w:val="32"/>
+        </w:rPr>
+        <w:t xml:space="preserve"> </w:t>
       </w:r>
       <w:proofErr w:type="spellStart"/>
       <w:r>
@@ -16765,7 +16899,15 @@
                 <w:szCs w:val="20"/>
                 <w:lang w:val="el-GR"/>
               </w:rPr>
-              <w:t>εκκαθάριση των ειδοποιήσεων του χρήστη</w:t>
+              <w:t>Ε</w:t>
+            </w:r>
+            <w:r>
+              <w:rPr>
+                <w:sz w:val="20"/>
+                <w:szCs w:val="20"/>
+                <w:lang w:val="el-GR"/>
+              </w:rPr>
+              <w:t>κκαθάριση των ειδοποιήσεων του χρήστη</w:t>
             </w:r>
           </w:p>
         </w:tc>
@@ -16838,6 +16980,14 @@
                 <w:lang w:val="el-GR"/>
               </w:rPr>
               <w:t xml:space="preserve">2. </w:t>
+            </w:r>
+            <w:r>
+              <w:rPr>
+                <w:sz w:val="20"/>
+                <w:szCs w:val="20"/>
+                <w:lang w:val="el-GR"/>
+              </w:rPr>
+              <w:t xml:space="preserve">Ο </w:t>
             </w:r>
             <w:r>
               <w:rPr>
@@ -17579,7 +17729,15 @@
                 <w:szCs w:val="20"/>
                 <w:lang w:val="el-GR"/>
               </w:rPr>
-              <w:t>εκκαθάριση των ειδοποιήσεων του χρήστη</w:t>
+              <w:t>Ε</w:t>
+            </w:r>
+            <w:r>
+              <w:rPr>
+                <w:sz w:val="20"/>
+                <w:szCs w:val="20"/>
+                <w:lang w:val="el-GR"/>
+              </w:rPr>
+              <w:t>κκαθάριση των ειδοποιήσεων του χρήστη</w:t>
             </w:r>
             <w:r>
               <w:rPr>
@@ -17927,7 +18085,15 @@
                 <w:szCs w:val="20"/>
                 <w:lang w:val="el-GR"/>
               </w:rPr>
-              <w:t>Δεν γίνεται εκκαθάριση ειδοποιήσεων και το μήνυμα στην οθόνη παραμένει ίδιο .</w:t>
+              <w:t xml:space="preserve">Δεν </w:t>
+            </w:r>
+            <w:r>
+              <w:rPr>
+                <w:sz w:val="20"/>
+                <w:szCs w:val="20"/>
+                <w:lang w:val="el-GR"/>
+              </w:rPr>
+              <w:t>συμβαίνει τίποτα και η οθόνη παραμένει ίδια</w:t>
             </w:r>
           </w:p>
         </w:tc>
@@ -17953,7 +18119,7 @@
                 <w:szCs w:val="20"/>
                 <w:lang w:val="el-GR"/>
               </w:rPr>
-              <w:t>Δεν γίνεται εκκαθάριση ειδοποιήσεων και το μήνυμα στην οθόνη παραμένει ίδιο .</w:t>
+              <w:t>Δεν συμβαίνει τίποτα και η οθόνη παραμένει ίδια</w:t>
             </w:r>
           </w:p>
         </w:tc>
@@ -18359,7 +18525,14 @@
                 <w:sz w:val="20"/>
                 <w:szCs w:val="20"/>
               </w:rPr>
-              <w:t>ViewNotif</w:t>
+              <w:t>View</w:t>
+            </w:r>
+            <w:r>
+              <w:rPr>
+                <w:sz w:val="20"/>
+                <w:szCs w:val="20"/>
+              </w:rPr>
+              <w:t>Profile</w:t>
             </w:r>
             <w:r>
               <w:rPr>
@@ -18890,7 +19063,14 @@
                 <w:sz w:val="20"/>
                 <w:szCs w:val="20"/>
               </w:rPr>
-              <w:t>ViewNotif</w:t>
+              <w:t>View</w:t>
+            </w:r>
+            <w:r>
+              <w:rPr>
+                <w:sz w:val="20"/>
+                <w:szCs w:val="20"/>
+              </w:rPr>
+              <w:t>Profile</w:t>
             </w:r>
             <w:r>
               <w:rPr>
@@ -18933,7 +19113,15 @@
                 <w:szCs w:val="20"/>
                 <w:lang w:val="el-GR"/>
               </w:rPr>
-              <w:t>εκκαθάριση των ειδοποιήσεων του χρήστη</w:t>
+              <w:t>Προβολή του προφίλ και των στοιχείων του χρήστη</w:t>
+            </w:r>
+            <w:r>
+              <w:rPr>
+                <w:sz w:val="20"/>
+                <w:szCs w:val="20"/>
+                <w:lang w:val="el-GR"/>
+              </w:rPr>
+              <w:t xml:space="preserve"> για τον οποίο λείπουν στοιχεία</w:t>
             </w:r>
           </w:p>
         </w:tc>
@@ -19013,7 +19201,7 @@
                 <w:szCs w:val="20"/>
                 <w:lang w:val="el-GR"/>
               </w:rPr>
-              <w:t>χρήστης πρέπει να έχει ειδοποιήσεις στην βάση</w:t>
+              <w:t>Δεν είναι συμπληρωμένα όλα τα πεδία των στοιχείων του χρήστη</w:t>
             </w:r>
           </w:p>
           <w:p>
@@ -19083,14 +19271,7 @@
                 <w:szCs w:val="20"/>
                 <w:lang w:val="el-GR"/>
               </w:rPr>
-              <w:t xml:space="preserve">το </w:t>
-            </w:r>
-            <w:r>
-              <w:rPr>
-                <w:sz w:val="20"/>
-                <w:szCs w:val="20"/>
-              </w:rPr>
-              <w:t>inbox</w:t>
+              <w:t>το προφίλ του</w:t>
             </w:r>
             <w:r>
               <w:rPr>
@@ -19149,146 +19330,46 @@
                 <w:szCs w:val="20"/>
                 <w:lang w:val="el-GR"/>
               </w:rPr>
-              <w:t xml:space="preserve"> Μεταφέρεται στην οθόνη </w:t>
-            </w:r>
-            <w:r>
-              <w:rPr>
-                <w:sz w:val="20"/>
-                <w:szCs w:val="20"/>
-              </w:rPr>
-              <w:t>inbox</w:t>
-            </w:r>
-            <w:r>
-              <w:rPr>
-                <w:sz w:val="20"/>
-                <w:szCs w:val="20"/>
-                <w:lang w:val="el-GR"/>
-              </w:rPr>
-              <w:t xml:space="preserve"> </w:t>
-            </w:r>
-            <w:r>
-              <w:rPr>
-                <w:sz w:val="20"/>
-                <w:szCs w:val="20"/>
-                <w:lang w:val="el-GR"/>
-              </w:rPr>
-              <w:t>ειδοποιήσεων</w:t>
-            </w:r>
-          </w:p>
-          <w:p>
-            <w:pPr>
-              <w:cnfStyle w:val="000000100000" w:firstRow="0" w:lastRow="0" w:firstColumn="0" w:lastColumn="0" w:oddVBand="0" w:evenVBand="0" w:oddHBand="1" w:evenHBand="0" w:firstRowFirstColumn="0" w:firstRowLastColumn="0" w:lastRowFirstColumn="0" w:lastRowLastColumn="0"/>
-              <w:rPr>
-                <w:sz w:val="20"/>
-                <w:szCs w:val="20"/>
-                <w:lang w:val="el-GR"/>
-              </w:rPr>
-            </w:pPr>
-          </w:p>
-          <w:p>
-            <w:pPr>
-              <w:cnfStyle w:val="000000100000" w:firstRow="0" w:lastRow="0" w:firstColumn="0" w:lastColumn="0" w:oddVBand="0" w:evenVBand="0" w:oddHBand="1" w:evenHBand="0" w:firstRowFirstColumn="0" w:firstRowLastColumn="0" w:lastRowFirstColumn="0" w:lastRowLastColumn="0"/>
-              <w:rPr>
-                <w:sz w:val="20"/>
-                <w:szCs w:val="20"/>
-                <w:lang w:val="el-GR"/>
-              </w:rPr>
-            </w:pPr>
-            <w:r>
-              <w:rPr>
-                <w:sz w:val="20"/>
-                <w:szCs w:val="20"/>
-                <w:lang w:val="el-GR"/>
-              </w:rPr>
-              <w:t>3. Προβάλει τις ειδοποιήσεις που του έχουν σταλλεί από το σύστημα</w:t>
-            </w:r>
-          </w:p>
-          <w:p>
-            <w:pPr>
-              <w:cnfStyle w:val="000000100000" w:firstRow="0" w:lastRow="0" w:firstColumn="0" w:lastColumn="0" w:oddVBand="0" w:evenVBand="0" w:oddHBand="1" w:evenHBand="0" w:firstRowFirstColumn="0" w:firstRowLastColumn="0" w:lastRowFirstColumn="0" w:lastRowLastColumn="0"/>
-              <w:rPr>
-                <w:sz w:val="20"/>
-                <w:szCs w:val="20"/>
-                <w:lang w:val="el-GR"/>
-              </w:rPr>
-            </w:pPr>
-          </w:p>
-          <w:p>
-            <w:pPr>
-              <w:cnfStyle w:val="000000100000" w:firstRow="0" w:lastRow="0" w:firstColumn="0" w:lastColumn="0" w:oddVBand="0" w:evenVBand="0" w:oddHBand="1" w:evenHBand="0" w:firstRowFirstColumn="0" w:firstRowLastColumn="0" w:lastRowFirstColumn="0" w:lastRowLastColumn="0"/>
-              <w:rPr>
-                <w:sz w:val="20"/>
-                <w:szCs w:val="20"/>
-                <w:lang w:val="el-GR"/>
-              </w:rPr>
-            </w:pPr>
-            <w:r>
-              <w:rPr>
-                <w:sz w:val="20"/>
-                <w:szCs w:val="20"/>
-                <w:lang w:val="el-GR"/>
-              </w:rPr>
-              <w:t>4. Πατάει το κουμπί εκκαθάρισης</w:t>
-            </w:r>
-          </w:p>
-          <w:p>
-            <w:pPr>
-              <w:cnfStyle w:val="000000100000" w:firstRow="0" w:lastRow="0" w:firstColumn="0" w:lastColumn="0" w:oddVBand="0" w:evenVBand="0" w:oddHBand="1" w:evenHBand="0" w:firstRowFirstColumn="0" w:firstRowLastColumn="0" w:lastRowFirstColumn="0" w:lastRowLastColumn="0"/>
-              <w:rPr>
-                <w:sz w:val="20"/>
-                <w:szCs w:val="20"/>
-                <w:lang w:val="el-GR"/>
-              </w:rPr>
-            </w:pPr>
-          </w:p>
-          <w:p>
-            <w:pPr>
-              <w:cnfStyle w:val="000000100000" w:firstRow="0" w:lastRow="0" w:firstColumn="0" w:lastColumn="0" w:oddVBand="0" w:evenVBand="0" w:oddHBand="1" w:evenHBand="0" w:firstRowFirstColumn="0" w:firstRowLastColumn="0" w:lastRowFirstColumn="0" w:lastRowLastColumn="0"/>
-              <w:rPr>
-                <w:sz w:val="20"/>
-                <w:szCs w:val="20"/>
-                <w:lang w:val="el-GR"/>
-              </w:rPr>
-            </w:pPr>
-            <w:r>
-              <w:rPr>
-                <w:sz w:val="20"/>
-                <w:szCs w:val="20"/>
-                <w:lang w:val="el-GR"/>
-              </w:rPr>
-              <w:t xml:space="preserve">5.  Προβάλει μήνυμα </w:t>
-            </w:r>
-            <w:r>
-              <w:rPr>
-                <w:sz w:val="20"/>
-                <w:szCs w:val="20"/>
-                <w:lang w:val="el-GR"/>
-              </w:rPr>
-              <w:t>“</w:t>
-            </w:r>
-            <w:r>
-              <w:rPr>
-                <w:sz w:val="20"/>
-                <w:szCs w:val="20"/>
-                <w:lang w:val="el-GR"/>
-              </w:rPr>
-              <w:t xml:space="preserve">άδειο </w:t>
-            </w:r>
-            <w:r>
-              <w:rPr>
-                <w:sz w:val="20"/>
-                <w:szCs w:val="20"/>
-              </w:rPr>
-              <w:t>inbox</w:t>
-            </w:r>
-            <w:r>
-              <w:rPr>
-                <w:sz w:val="20"/>
-                <w:szCs w:val="20"/>
-                <w:lang w:val="el-GR"/>
-              </w:rPr>
-              <w:t>”</w:t>
-            </w:r>
+              <w:t xml:space="preserve"> Μεταφέρεται στην οθόνη προφίλ </w:t>
+            </w:r>
+          </w:p>
+          <w:p>
+            <w:pPr>
+              <w:cnfStyle w:val="000000100000" w:firstRow="0" w:lastRow="0" w:firstColumn="0" w:lastColumn="0" w:oddVBand="0" w:evenVBand="0" w:oddHBand="1" w:evenHBand="0" w:firstRowFirstColumn="0" w:firstRowLastColumn="0" w:lastRowFirstColumn="0" w:lastRowLastColumn="0"/>
+              <w:rPr>
+                <w:sz w:val="20"/>
+                <w:szCs w:val="20"/>
+                <w:lang w:val="el-GR"/>
+              </w:rPr>
+            </w:pPr>
+          </w:p>
+          <w:p>
+            <w:pPr>
+              <w:cnfStyle w:val="000000100000" w:firstRow="0" w:lastRow="0" w:firstColumn="0" w:lastColumn="0" w:oddVBand="0" w:evenVBand="0" w:oddHBand="1" w:evenHBand="0" w:firstRowFirstColumn="0" w:firstRowLastColumn="0" w:lastRowFirstColumn="0" w:lastRowLastColumn="0"/>
+              <w:rPr>
+                <w:sz w:val="20"/>
+                <w:szCs w:val="20"/>
+                <w:lang w:val="el-GR"/>
+              </w:rPr>
+            </w:pPr>
+            <w:r>
+              <w:rPr>
+                <w:sz w:val="20"/>
+                <w:szCs w:val="20"/>
+                <w:lang w:val="el-GR"/>
+              </w:rPr>
+              <w:t>3. Προβάλει τα στοιχεία του λογαριασμού του</w:t>
+            </w:r>
+          </w:p>
+          <w:p>
+            <w:pPr>
+              <w:cnfStyle w:val="000000100000" w:firstRow="0" w:lastRow="0" w:firstColumn="0" w:lastColumn="0" w:oddVBand="0" w:evenVBand="0" w:oddHBand="1" w:evenHBand="0" w:firstRowFirstColumn="0" w:firstRowLastColumn="0" w:lastRowFirstColumn="0" w:lastRowLastColumn="0"/>
+              <w:rPr>
+                <w:sz w:val="20"/>
+                <w:szCs w:val="20"/>
+                <w:lang w:val="el-GR"/>
+              </w:rPr>
+            </w:pPr>
           </w:p>
         </w:tc>
         <w:tc>
@@ -19315,53 +19396,23 @@
                 <w:szCs w:val="20"/>
                 <w:lang w:val="el-GR"/>
               </w:rPr>
-              <w:t xml:space="preserve">Διαγράφονται οι ειδοποιήσεις από την βάση και την οθόνη </w:t>
-            </w:r>
-            <w:r>
-              <w:rPr>
-                <w:sz w:val="20"/>
-                <w:szCs w:val="20"/>
-              </w:rPr>
-              <w:t>inbox</w:t>
-            </w:r>
-            <w:r>
-              <w:rPr>
-                <w:sz w:val="20"/>
-                <w:szCs w:val="20"/>
-                <w:lang w:val="el-GR"/>
-              </w:rPr>
-              <w:t xml:space="preserve"> και εμφανίζεται το μήνυμα</w:t>
-            </w:r>
-            <w:r>
-              <w:rPr>
-                <w:sz w:val="20"/>
-                <w:szCs w:val="20"/>
-                <w:lang w:val="el-GR"/>
-              </w:rPr>
-              <w:t xml:space="preserve"> “</w:t>
-            </w:r>
-            <w:r>
-              <w:rPr>
-                <w:sz w:val="20"/>
-                <w:szCs w:val="20"/>
-                <w:lang w:val="el-GR"/>
-              </w:rPr>
-              <w:t xml:space="preserve">άδειο </w:t>
-            </w:r>
-            <w:r>
-              <w:rPr>
-                <w:sz w:val="20"/>
-                <w:szCs w:val="20"/>
-              </w:rPr>
-              <w:t>inbox</w:t>
-            </w:r>
-            <w:r>
-              <w:rPr>
-                <w:sz w:val="20"/>
-                <w:szCs w:val="20"/>
-                <w:lang w:val="el-GR"/>
-              </w:rPr>
-              <w:t>”</w:t>
+              <w:t xml:space="preserve">Η οθόνη </w:t>
+            </w:r>
+            <w:r>
+              <w:rPr>
+                <w:sz w:val="20"/>
+                <w:szCs w:val="20"/>
+                <w:lang w:val="el-GR"/>
+              </w:rPr>
+              <w:t>προφίλ εμφανίζει τα στοιχεία του λογαριασμού του συνδεδεμένου χρήστη</w:t>
+            </w:r>
+            <w:r>
+              <w:rPr>
+                <w:sz w:val="20"/>
+                <w:szCs w:val="20"/>
+                <w:lang w:val="el-GR"/>
+              </w:rPr>
+              <w:t xml:space="preserve"> και τα ασυμπλήρωτα πεδία μένουν κενά</w:t>
             </w:r>
           </w:p>
         </w:tc>
@@ -19389,53 +19440,15 @@
                 <w:szCs w:val="20"/>
                 <w:lang w:val="el-GR"/>
               </w:rPr>
-              <w:t xml:space="preserve">Διαγράφονται οι ειδοποιήσεις από την βάση και την οθόνη </w:t>
-            </w:r>
-            <w:r>
-              <w:rPr>
-                <w:sz w:val="20"/>
-                <w:szCs w:val="20"/>
-              </w:rPr>
-              <w:t>inbox</w:t>
-            </w:r>
-            <w:r>
-              <w:rPr>
-                <w:sz w:val="20"/>
-                <w:szCs w:val="20"/>
-                <w:lang w:val="el-GR"/>
-              </w:rPr>
-              <w:t xml:space="preserve"> και εμφανίζεται το μήνυμα</w:t>
-            </w:r>
-            <w:r>
-              <w:rPr>
-                <w:sz w:val="20"/>
-                <w:szCs w:val="20"/>
-                <w:lang w:val="el-GR"/>
-              </w:rPr>
-              <w:t xml:space="preserve"> “</w:t>
-            </w:r>
-            <w:r>
-              <w:rPr>
-                <w:sz w:val="20"/>
-                <w:szCs w:val="20"/>
-                <w:lang w:val="el-GR"/>
-              </w:rPr>
-              <w:t xml:space="preserve">άδειο </w:t>
-            </w:r>
-            <w:r>
-              <w:rPr>
-                <w:sz w:val="20"/>
-                <w:szCs w:val="20"/>
-              </w:rPr>
-              <w:t>inbox</w:t>
-            </w:r>
-            <w:r>
-              <w:rPr>
-                <w:sz w:val="20"/>
-                <w:szCs w:val="20"/>
-                <w:lang w:val="el-GR"/>
-              </w:rPr>
-              <w:t>”</w:t>
+              <w:t xml:space="preserve">Η οθόνη </w:t>
+            </w:r>
+            <w:r>
+              <w:rPr>
+                <w:sz w:val="20"/>
+                <w:szCs w:val="20"/>
+                <w:lang w:val="el-GR"/>
+              </w:rPr>
+              <w:t>προφίλ εμφανίζει τα στοιχεία του λογαριασμού του συνδεδεμένου χρήστη και τα ασυμπλήρωτα πεδία μένουν κενά</w:t>
             </w:r>
           </w:p>
         </w:tc>
@@ -19491,10 +19504,2128 @@
           <w:lang w:val="el-GR"/>
         </w:rPr>
       </w:pPr>
+      <w:r>
+        <w:rPr>
+          <w:b/>
+          <w:bCs/>
+          <w:lang w:val="el-GR"/>
+        </w:rPr>
+        <w:br w:type="page"/>
+      </w:r>
     </w:p>
+    <w:tbl>
+      <w:tblPr>
+        <w:tblStyle w:val="GridTable4-Accent1"/>
+        <w:tblpPr w:leftFromText="180" w:rightFromText="180" w:vertAnchor="text" w:horzAnchor="margin" w:tblpXSpec="center" w:tblpY="4"/>
+        <w:tblW w:w="12186" w:type="dxa"/>
+        <w:tblLayout w:type="fixed"/>
+        <w:tblLook w:val="04A0" w:firstRow="1" w:lastRow="0" w:firstColumn="1" w:lastColumn="0" w:noHBand="0" w:noVBand="1"/>
+      </w:tblPr>
+      <w:tblGrid>
+        <w:gridCol w:w="2193"/>
+        <w:gridCol w:w="491"/>
+        <w:gridCol w:w="1065"/>
+        <w:gridCol w:w="612"/>
+        <w:gridCol w:w="1133"/>
+        <w:gridCol w:w="558"/>
+        <w:gridCol w:w="1113"/>
+        <w:gridCol w:w="611"/>
+        <w:gridCol w:w="1117"/>
+        <w:gridCol w:w="710"/>
+        <w:gridCol w:w="1122"/>
+        <w:gridCol w:w="1461"/>
+      </w:tblGrid>
+      <w:tr>
+        <w:trPr>
+          <w:cnfStyle w:val="100000000000" w:firstRow="1" w:lastRow="0" w:firstColumn="0" w:lastColumn="0" w:oddVBand="0" w:evenVBand="0" w:oddHBand="0" w:evenHBand="0" w:firstRowFirstColumn="0" w:firstRowLastColumn="0" w:lastRowFirstColumn="0" w:lastRowLastColumn="0"/>
+          <w:trHeight w:val="222"/>
+        </w:trPr>
+        <w:tc>
+          <w:tcPr>
+            <w:cnfStyle w:val="001000000000" w:firstRow="0" w:lastRow="0" w:firstColumn="1" w:lastColumn="0" w:oddVBand="0" w:evenVBand="0" w:oddHBand="0" w:evenHBand="0" w:firstRowFirstColumn="0" w:firstRowLastColumn="0" w:lastRowFirstColumn="0" w:lastRowLastColumn="0"/>
+            <w:tcW w:w="2193" w:type="dxa"/>
+          </w:tcPr>
+          <w:p>
+            <w:pPr>
+              <w:jc w:val="center"/>
+              <w:rPr>
+                <w:color w:val="auto"/>
+                <w:lang w:val="el-GR"/>
+              </w:rPr>
+            </w:pPr>
+            <w:r>
+              <w:lastRenderedPageBreak/>
+              <w:t>Test</w:t>
+            </w:r>
+            <w:r>
+              <w:rPr>
+                <w:lang w:val="el-GR"/>
+              </w:rPr>
+              <w:t xml:space="preserve"> </w:t>
+            </w:r>
+            <w:r>
+              <w:t>Case</w:t>
+            </w:r>
+            <w:r>
+              <w:rPr>
+                <w:lang w:val="el-GR"/>
+              </w:rPr>
+              <w:t xml:space="preserve"> </w:t>
+            </w:r>
+            <w:r>
+              <w:t>ID</w:t>
+            </w:r>
+          </w:p>
+        </w:tc>
+        <w:tc>
+          <w:tcPr>
+            <w:tcW w:w="1556" w:type="dxa"/>
+            <w:gridSpan w:val="2"/>
+          </w:tcPr>
+          <w:p>
+            <w:pPr>
+              <w:cnfStyle w:val="100000000000" w:firstRow="1" w:lastRow="0" w:firstColumn="0" w:lastColumn="0" w:oddVBand="0" w:evenVBand="0" w:oddHBand="0" w:evenHBand="0" w:firstRowFirstColumn="0" w:firstRowLastColumn="0" w:lastRowFirstColumn="0" w:lastRowLastColumn="0"/>
+              <w:rPr>
+                <w:lang w:val="el-GR"/>
+              </w:rPr>
+            </w:pPr>
+            <w:r>
+              <w:rPr>
+                <w:lang w:val="el-GR"/>
+              </w:rPr>
+              <w:t>Περιγραφή</w:t>
+            </w:r>
+          </w:p>
+        </w:tc>
+        <w:tc>
+          <w:tcPr>
+            <w:tcW w:w="1745" w:type="dxa"/>
+            <w:gridSpan w:val="2"/>
+          </w:tcPr>
+          <w:p>
+            <w:pPr>
+              <w:cnfStyle w:val="100000000000" w:firstRow="1" w:lastRow="0" w:firstColumn="0" w:lastColumn="0" w:oddVBand="0" w:evenVBand="0" w:oddHBand="0" w:evenHBand="0" w:firstRowFirstColumn="0" w:firstRowLastColumn="0" w:lastRowFirstColumn="0" w:lastRowLastColumn="0"/>
+              <w:rPr>
+                <w:lang w:val="el-GR"/>
+              </w:rPr>
+            </w:pPr>
+            <w:r>
+              <w:rPr>
+                <w:lang w:val="el-GR"/>
+              </w:rPr>
+              <w:t>Προϋπόθεση</w:t>
+            </w:r>
+          </w:p>
+        </w:tc>
+        <w:tc>
+          <w:tcPr>
+            <w:tcW w:w="1671" w:type="dxa"/>
+            <w:gridSpan w:val="2"/>
+          </w:tcPr>
+          <w:p>
+            <w:pPr>
+              <w:cnfStyle w:val="100000000000" w:firstRow="1" w:lastRow="0" w:firstColumn="0" w:lastColumn="0" w:oddVBand="0" w:evenVBand="0" w:oddHBand="0" w:evenHBand="0" w:firstRowFirstColumn="0" w:firstRowLastColumn="0" w:lastRowFirstColumn="0" w:lastRowLastColumn="0"/>
+              <w:rPr>
+                <w:lang w:val="el-GR"/>
+              </w:rPr>
+            </w:pPr>
+            <w:r>
+              <w:rPr>
+                <w:lang w:val="el-GR"/>
+              </w:rPr>
+              <w:t xml:space="preserve">Βήματα </w:t>
+            </w:r>
+            <w:proofErr w:type="spellStart"/>
+            <w:r>
+              <w:rPr>
+                <w:lang w:val="el-GR"/>
+              </w:rPr>
+              <w:t>Testing</w:t>
+            </w:r>
+            <w:proofErr w:type="spellEnd"/>
+          </w:p>
+        </w:tc>
+        <w:tc>
+          <w:tcPr>
+            <w:tcW w:w="1728" w:type="dxa"/>
+            <w:gridSpan w:val="2"/>
+          </w:tcPr>
+          <w:p>
+            <w:pPr>
+              <w:cnfStyle w:val="100000000000" w:firstRow="1" w:lastRow="0" w:firstColumn="0" w:lastColumn="0" w:oddVBand="0" w:evenVBand="0" w:oddHBand="0" w:evenHBand="0" w:firstRowFirstColumn="0" w:firstRowLastColumn="0" w:lastRowFirstColumn="0" w:lastRowLastColumn="0"/>
+              <w:rPr>
+                <w:lang w:val="el-GR"/>
+              </w:rPr>
+            </w:pPr>
+            <w:r>
+              <w:rPr>
+                <w:lang w:val="el-GR"/>
+              </w:rPr>
+              <w:t>Αναμενόμενο Αποτέλεσμα</w:t>
+            </w:r>
+          </w:p>
+        </w:tc>
+        <w:tc>
+          <w:tcPr>
+            <w:tcW w:w="1832" w:type="dxa"/>
+            <w:gridSpan w:val="2"/>
+          </w:tcPr>
+          <w:p>
+            <w:pPr>
+              <w:cnfStyle w:val="100000000000" w:firstRow="1" w:lastRow="0" w:firstColumn="0" w:lastColumn="0" w:oddVBand="0" w:evenVBand="0" w:oddHBand="0" w:evenHBand="0" w:firstRowFirstColumn="0" w:firstRowLastColumn="0" w:lastRowFirstColumn="0" w:lastRowLastColumn="0"/>
+              <w:rPr>
+                <w:lang w:val="el-GR"/>
+              </w:rPr>
+            </w:pPr>
+            <w:r>
+              <w:rPr>
+                <w:lang w:val="el-GR"/>
+              </w:rPr>
+              <w:t>Πραγματικά Αποτελέσματα</w:t>
+            </w:r>
+          </w:p>
+        </w:tc>
+        <w:tc>
+          <w:tcPr>
+            <w:tcW w:w="1461" w:type="dxa"/>
+          </w:tcPr>
+          <w:p>
+            <w:pPr>
+              <w:cnfStyle w:val="100000000000" w:firstRow="1" w:lastRow="0" w:firstColumn="0" w:lastColumn="0" w:oddVBand="0" w:evenVBand="0" w:oddHBand="0" w:evenHBand="0" w:firstRowFirstColumn="0" w:firstRowLastColumn="0" w:lastRowFirstColumn="0" w:lastRowLastColumn="0"/>
+              <w:rPr>
+                <w:lang w:val="el-GR"/>
+              </w:rPr>
+            </w:pPr>
+            <w:r>
+              <w:rPr>
+                <w:lang w:val="el-GR"/>
+              </w:rPr>
+              <w:t>Κατάσταση</w:t>
+            </w:r>
+          </w:p>
+        </w:tc>
+      </w:tr>
+      <w:tr>
+        <w:trPr>
+          <w:cnfStyle w:val="000000100000" w:firstRow="0" w:lastRow="0" w:firstColumn="0" w:lastColumn="0" w:oddVBand="0" w:evenVBand="0" w:oddHBand="1" w:evenHBand="0" w:firstRowFirstColumn="0" w:firstRowLastColumn="0" w:lastRowFirstColumn="0" w:lastRowLastColumn="0"/>
+          <w:trHeight w:val="3748"/>
+        </w:trPr>
+        <w:tc>
+          <w:tcPr>
+            <w:cnfStyle w:val="001000000000" w:firstRow="0" w:lastRow="0" w:firstColumn="1" w:lastColumn="0" w:oddVBand="0" w:evenVBand="0" w:oddHBand="0" w:evenHBand="0" w:firstRowFirstColumn="0" w:firstRowLastColumn="0" w:lastRowFirstColumn="0" w:lastRowLastColumn="0"/>
+            <w:tcW w:w="2193" w:type="dxa"/>
+            <w:tcBorders>
+              <w:bottom w:val="nil"/>
+            </w:tcBorders>
+          </w:tcPr>
+          <w:p>
+            <w:pPr>
+              <w:ind w:left="720" w:hanging="720"/>
+              <w:jc w:val="center"/>
+              <w:rPr>
+                <w:sz w:val="20"/>
+                <w:szCs w:val="20"/>
+              </w:rPr>
+            </w:pPr>
+            <w:r>
+              <w:rPr>
+                <w:sz w:val="20"/>
+                <w:szCs w:val="20"/>
+              </w:rPr>
+              <w:t>TC_</w:t>
+            </w:r>
+            <w:r>
+              <w:rPr>
+                <w:sz w:val="20"/>
+                <w:szCs w:val="20"/>
+              </w:rPr>
+              <w:t>ViewProfile</w:t>
+            </w:r>
+            <w:r>
+              <w:rPr>
+                <w:sz w:val="20"/>
+                <w:szCs w:val="20"/>
+              </w:rPr>
+              <w:t>_0</w:t>
+            </w:r>
+            <w:r>
+              <w:rPr>
+                <w:sz w:val="20"/>
+                <w:szCs w:val="20"/>
+                <w:lang w:val="el-GR"/>
+              </w:rPr>
+              <w:t>3</w:t>
+            </w:r>
+          </w:p>
+        </w:tc>
+        <w:tc>
+          <w:tcPr>
+            <w:tcW w:w="1556" w:type="dxa"/>
+            <w:gridSpan w:val="2"/>
+            <w:tcBorders>
+              <w:bottom w:val="nil"/>
+            </w:tcBorders>
+          </w:tcPr>
+          <w:p>
+            <w:pPr>
+              <w:cnfStyle w:val="000000100000" w:firstRow="0" w:lastRow="0" w:firstColumn="0" w:lastColumn="0" w:oddVBand="0" w:evenVBand="0" w:oddHBand="1" w:evenHBand="0" w:firstRowFirstColumn="0" w:firstRowLastColumn="0" w:lastRowFirstColumn="0" w:lastRowLastColumn="0"/>
+              <w:rPr>
+                <w:sz w:val="20"/>
+                <w:szCs w:val="20"/>
+                <w:lang w:val="el-GR"/>
+              </w:rPr>
+            </w:pPr>
+            <w:r>
+              <w:rPr>
+                <w:sz w:val="20"/>
+                <w:szCs w:val="20"/>
+                <w:lang w:val="el-GR"/>
+              </w:rPr>
+              <w:t>Επεξεργασία στοιχείων χρήστη</w:t>
+            </w:r>
+          </w:p>
+        </w:tc>
+        <w:tc>
+          <w:tcPr>
+            <w:tcW w:w="1745" w:type="dxa"/>
+            <w:gridSpan w:val="2"/>
+            <w:tcBorders>
+              <w:bottom w:val="nil"/>
+            </w:tcBorders>
+          </w:tcPr>
+          <w:p>
+            <w:pPr>
+              <w:cnfStyle w:val="000000100000" w:firstRow="0" w:lastRow="0" w:firstColumn="0" w:lastColumn="0" w:oddVBand="0" w:evenVBand="0" w:oddHBand="1" w:evenHBand="0" w:firstRowFirstColumn="0" w:firstRowLastColumn="0" w:lastRowFirstColumn="0" w:lastRowLastColumn="0"/>
+              <w:rPr>
+                <w:sz w:val="20"/>
+                <w:szCs w:val="20"/>
+                <w:lang w:val="el-GR"/>
+              </w:rPr>
+            </w:pPr>
+            <w:r>
+              <w:rPr>
+                <w:sz w:val="20"/>
+                <w:szCs w:val="20"/>
+                <w:lang w:val="el-GR"/>
+              </w:rPr>
+              <w:t>1. Ο χρήστης είναι ήδη συνδεδεμένος στο σύστημα</w:t>
+            </w:r>
+          </w:p>
+          <w:p>
+            <w:pPr>
+              <w:cnfStyle w:val="000000100000" w:firstRow="0" w:lastRow="0" w:firstColumn="0" w:lastColumn="0" w:oddVBand="0" w:evenVBand="0" w:oddHBand="1" w:evenHBand="0" w:firstRowFirstColumn="0" w:firstRowLastColumn="0" w:lastRowFirstColumn="0" w:lastRowLastColumn="0"/>
+              <w:rPr>
+                <w:sz w:val="20"/>
+                <w:szCs w:val="20"/>
+                <w:lang w:val="el-GR"/>
+              </w:rPr>
+            </w:pPr>
+          </w:p>
+          <w:p>
+            <w:pPr>
+              <w:cnfStyle w:val="000000100000" w:firstRow="0" w:lastRow="0" w:firstColumn="0" w:lastColumn="0" w:oddVBand="0" w:evenVBand="0" w:oddHBand="1" w:evenHBand="0" w:firstRowFirstColumn="0" w:firstRowLastColumn="0" w:lastRowFirstColumn="0" w:lastRowLastColumn="0"/>
+              <w:rPr>
+                <w:sz w:val="20"/>
+                <w:szCs w:val="20"/>
+                <w:lang w:val="el-GR"/>
+              </w:rPr>
+            </w:pPr>
+            <w:r>
+              <w:rPr>
+                <w:sz w:val="20"/>
+                <w:szCs w:val="20"/>
+                <w:lang w:val="el-GR"/>
+              </w:rPr>
+              <w:t>2. Ο χρήστης βρίσκεται στην οθόνη προφίλ του</w:t>
+            </w:r>
+          </w:p>
+          <w:p>
+            <w:pPr>
+              <w:cnfStyle w:val="000000100000" w:firstRow="0" w:lastRow="0" w:firstColumn="0" w:lastColumn="0" w:oddVBand="0" w:evenVBand="0" w:oddHBand="1" w:evenHBand="0" w:firstRowFirstColumn="0" w:firstRowLastColumn="0" w:lastRowFirstColumn="0" w:lastRowLastColumn="0"/>
+              <w:rPr>
+                <w:sz w:val="20"/>
+                <w:szCs w:val="20"/>
+                <w:lang w:val="el-GR"/>
+              </w:rPr>
+            </w:pPr>
+          </w:p>
+        </w:tc>
+        <w:tc>
+          <w:tcPr>
+            <w:tcW w:w="1671" w:type="dxa"/>
+            <w:gridSpan w:val="2"/>
+            <w:tcBorders>
+              <w:bottom w:val="nil"/>
+            </w:tcBorders>
+          </w:tcPr>
+          <w:p>
+            <w:pPr>
+              <w:cnfStyle w:val="000000100000" w:firstRow="0" w:lastRow="0" w:firstColumn="0" w:lastColumn="0" w:oddVBand="0" w:evenVBand="0" w:oddHBand="1" w:evenHBand="0" w:firstRowFirstColumn="0" w:firstRowLastColumn="0" w:lastRowFirstColumn="0" w:lastRowLastColumn="0"/>
+              <w:rPr>
+                <w:sz w:val="20"/>
+                <w:szCs w:val="20"/>
+                <w:lang w:val="el-GR"/>
+              </w:rPr>
+            </w:pPr>
+            <w:r>
+              <w:rPr>
+                <w:sz w:val="20"/>
+                <w:szCs w:val="20"/>
+                <w:lang w:val="el-GR"/>
+              </w:rPr>
+              <w:t>1. Ο χρήστης π</w:t>
+            </w:r>
+            <w:r>
+              <w:rPr>
+                <w:sz w:val="20"/>
+                <w:szCs w:val="20"/>
+                <w:lang w:val="el-GR"/>
+              </w:rPr>
+              <w:t>ατάει</w:t>
+            </w:r>
+            <w:r>
+              <w:rPr>
+                <w:sz w:val="20"/>
+                <w:szCs w:val="20"/>
+                <w:lang w:val="el-GR"/>
+              </w:rPr>
+              <w:t xml:space="preserve"> </w:t>
+            </w:r>
+            <w:r>
+              <w:rPr>
+                <w:sz w:val="20"/>
+                <w:szCs w:val="20"/>
+                <w:lang w:val="el-GR"/>
+              </w:rPr>
+              <w:t>“</w:t>
+            </w:r>
+            <w:r>
+              <w:rPr>
+                <w:sz w:val="20"/>
+                <w:szCs w:val="20"/>
+              </w:rPr>
+              <w:t>edit</w:t>
+            </w:r>
+            <w:r>
+              <w:rPr>
+                <w:sz w:val="20"/>
+                <w:szCs w:val="20"/>
+                <w:lang w:val="el-GR"/>
+              </w:rPr>
+              <w:t xml:space="preserve"> </w:t>
+            </w:r>
+            <w:r>
+              <w:rPr>
+                <w:sz w:val="20"/>
+                <w:szCs w:val="20"/>
+              </w:rPr>
+              <w:t>Profile</w:t>
+            </w:r>
+            <w:r>
+              <w:rPr>
+                <w:sz w:val="20"/>
+                <w:szCs w:val="20"/>
+                <w:lang w:val="el-GR"/>
+              </w:rPr>
+              <w:t>”</w:t>
+            </w:r>
+            <w:r>
+              <w:rPr>
+                <w:sz w:val="20"/>
+                <w:szCs w:val="20"/>
+                <w:lang w:val="el-GR"/>
+              </w:rPr>
+              <w:t xml:space="preserve"> στην οθόνη προφίλ</w:t>
+            </w:r>
+          </w:p>
+          <w:p>
+            <w:pPr>
+              <w:cnfStyle w:val="000000100000" w:firstRow="0" w:lastRow="0" w:firstColumn="0" w:lastColumn="0" w:oddVBand="0" w:evenVBand="0" w:oddHBand="1" w:evenHBand="0" w:firstRowFirstColumn="0" w:firstRowLastColumn="0" w:lastRowFirstColumn="0" w:lastRowLastColumn="0"/>
+              <w:rPr>
+                <w:sz w:val="20"/>
+                <w:szCs w:val="20"/>
+                <w:lang w:val="el-GR"/>
+              </w:rPr>
+            </w:pPr>
+          </w:p>
+          <w:p>
+            <w:pPr>
+              <w:cnfStyle w:val="000000100000" w:firstRow="0" w:lastRow="0" w:firstColumn="0" w:lastColumn="0" w:oddVBand="0" w:evenVBand="0" w:oddHBand="1" w:evenHBand="0" w:firstRowFirstColumn="0" w:firstRowLastColumn="0" w:lastRowFirstColumn="0" w:lastRowLastColumn="0"/>
+              <w:rPr>
+                <w:sz w:val="20"/>
+                <w:szCs w:val="20"/>
+                <w:lang w:val="el-GR"/>
+              </w:rPr>
+            </w:pPr>
+            <w:r>
+              <w:rPr>
+                <w:sz w:val="20"/>
+                <w:szCs w:val="20"/>
+                <w:lang w:val="el-GR"/>
+              </w:rPr>
+              <w:t>2. Ο χρήστης εισάγει τις αλλαγές που επιθυμεί</w:t>
+            </w:r>
+          </w:p>
+          <w:p>
+            <w:pPr>
+              <w:cnfStyle w:val="000000100000" w:firstRow="0" w:lastRow="0" w:firstColumn="0" w:lastColumn="0" w:oddVBand="0" w:evenVBand="0" w:oddHBand="1" w:evenHBand="0" w:firstRowFirstColumn="0" w:firstRowLastColumn="0" w:lastRowFirstColumn="0" w:lastRowLastColumn="0"/>
+              <w:rPr>
+                <w:sz w:val="20"/>
+                <w:szCs w:val="20"/>
+                <w:lang w:val="el-GR"/>
+              </w:rPr>
+            </w:pPr>
+          </w:p>
+          <w:p>
+            <w:pPr>
+              <w:cnfStyle w:val="000000100000" w:firstRow="0" w:lastRow="0" w:firstColumn="0" w:lastColumn="0" w:oddVBand="0" w:evenVBand="0" w:oddHBand="1" w:evenHBand="0" w:firstRowFirstColumn="0" w:firstRowLastColumn="0" w:lastRowFirstColumn="0" w:lastRowLastColumn="0"/>
+              <w:rPr>
+                <w:sz w:val="20"/>
+                <w:szCs w:val="20"/>
+                <w:lang w:val="el-GR"/>
+              </w:rPr>
+            </w:pPr>
+            <w:r>
+              <w:rPr>
+                <w:sz w:val="20"/>
+                <w:szCs w:val="20"/>
+                <w:lang w:val="el-GR"/>
+              </w:rPr>
+              <w:t xml:space="preserve">3. Ο χρήστης επιβεβαιώνει με το κουμπί </w:t>
+            </w:r>
+            <w:r>
+              <w:rPr>
+                <w:sz w:val="20"/>
+                <w:szCs w:val="20"/>
+                <w:lang w:val="el-GR"/>
+              </w:rPr>
+              <w:t>“</w:t>
+            </w:r>
+            <w:r>
+              <w:rPr>
+                <w:sz w:val="20"/>
+                <w:szCs w:val="20"/>
+              </w:rPr>
+              <w:t>Apply</w:t>
+            </w:r>
+            <w:r>
+              <w:rPr>
+                <w:sz w:val="20"/>
+                <w:szCs w:val="20"/>
+                <w:lang w:val="el-GR"/>
+              </w:rPr>
+              <w:t>”</w:t>
+            </w:r>
+          </w:p>
+        </w:tc>
+        <w:tc>
+          <w:tcPr>
+            <w:tcW w:w="1728" w:type="dxa"/>
+            <w:gridSpan w:val="2"/>
+            <w:tcBorders>
+              <w:bottom w:val="nil"/>
+            </w:tcBorders>
+          </w:tcPr>
+          <w:p>
+            <w:pPr>
+              <w:cnfStyle w:val="000000100000" w:firstRow="0" w:lastRow="0" w:firstColumn="0" w:lastColumn="0" w:oddVBand="0" w:evenVBand="0" w:oddHBand="1" w:evenHBand="0" w:firstRowFirstColumn="0" w:firstRowLastColumn="0" w:lastRowFirstColumn="0" w:lastRowLastColumn="0"/>
+              <w:rPr>
+                <w:sz w:val="20"/>
+                <w:szCs w:val="20"/>
+                <w:lang w:val="el-GR"/>
+              </w:rPr>
+            </w:pPr>
+            <w:r>
+              <w:rPr>
+                <w:sz w:val="20"/>
+                <w:szCs w:val="20"/>
+                <w:lang w:val="el-GR"/>
+              </w:rPr>
+              <w:t>Οι αλλαγές αποθηκεύονται και εμφανίζεται το ανανεωμένο προφίλ</w:t>
+            </w:r>
+          </w:p>
+        </w:tc>
+        <w:tc>
+          <w:tcPr>
+            <w:tcW w:w="1832" w:type="dxa"/>
+            <w:gridSpan w:val="2"/>
+            <w:tcBorders>
+              <w:bottom w:val="nil"/>
+            </w:tcBorders>
+          </w:tcPr>
+          <w:p>
+            <w:pPr>
+              <w:cnfStyle w:val="000000100000" w:firstRow="0" w:lastRow="0" w:firstColumn="0" w:lastColumn="0" w:oddVBand="0" w:evenVBand="0" w:oddHBand="1" w:evenHBand="0" w:firstRowFirstColumn="0" w:firstRowLastColumn="0" w:lastRowFirstColumn="0" w:lastRowLastColumn="0"/>
+              <w:rPr>
+                <w:sz w:val="20"/>
+                <w:szCs w:val="20"/>
+                <w:lang w:val="el-GR"/>
+              </w:rPr>
+            </w:pPr>
+            <w:r>
+              <w:rPr>
+                <w:sz w:val="20"/>
+                <w:szCs w:val="20"/>
+                <w:lang w:val="el-GR"/>
+              </w:rPr>
+              <w:t>Οι αλλαγές αποθηκεύονται και εμφανίζεται το ανανεωμένο προφίλ</w:t>
+            </w:r>
+          </w:p>
+        </w:tc>
+        <w:tc>
+          <w:tcPr>
+            <w:tcW w:w="1461" w:type="dxa"/>
+            <w:tcBorders>
+              <w:bottom w:val="nil"/>
+            </w:tcBorders>
+          </w:tcPr>
+          <w:p>
+            <w:pPr>
+              <w:cnfStyle w:val="000000100000" w:firstRow="0" w:lastRow="0" w:firstColumn="0" w:lastColumn="0" w:oddVBand="0" w:evenVBand="0" w:oddHBand="1" w:evenHBand="0" w:firstRowFirstColumn="0" w:firstRowLastColumn="0" w:lastRowFirstColumn="0" w:lastRowLastColumn="0"/>
+              <w:rPr>
+                <w:sz w:val="20"/>
+                <w:szCs w:val="20"/>
+              </w:rPr>
+            </w:pPr>
+            <w:r>
+              <w:rPr>
+                <w:sz w:val="20"/>
+                <w:szCs w:val="20"/>
+              </w:rPr>
+              <w:t>Pass</w:t>
+            </w:r>
+            <w:r>
+              <w:rPr>
+                <w:rFonts w:ascii="Segoe UI Emoji" w:hAnsi="Segoe UI Emoji" w:cs="Segoe UI Emoji"/>
+                <w:sz w:val="20"/>
+                <w:szCs w:val="20"/>
+              </w:rPr>
+              <w:t>✔️</w:t>
+            </w:r>
+          </w:p>
+        </w:tc>
+      </w:tr>
+      <w:tr>
+        <w:trPr>
+          <w:trHeight w:val="70"/>
+        </w:trPr>
+        <w:tc>
+          <w:tcPr>
+            <w:cnfStyle w:val="001000000000" w:firstRow="0" w:lastRow="0" w:firstColumn="1" w:lastColumn="0" w:oddVBand="0" w:evenVBand="0" w:oddHBand="0" w:evenHBand="0" w:firstRowFirstColumn="0" w:firstRowLastColumn="0" w:lastRowFirstColumn="0" w:lastRowLastColumn="0"/>
+            <w:tcW w:w="2193" w:type="dxa"/>
+            <w:tcBorders>
+              <w:top w:val="nil"/>
+              <w:left w:val="nil"/>
+              <w:bottom w:val="nil"/>
+              <w:right w:val="nil"/>
+            </w:tcBorders>
+            <w:shd w:val="clear" w:color="auto" w:fill="156082" w:themeFill="accent1"/>
+          </w:tcPr>
+          <w:p>
+            <w:pPr>
+              <w:ind w:left="720" w:hanging="720"/>
+              <w:jc w:val="center"/>
+              <w:rPr>
+                <w:sz w:val="20"/>
+                <w:szCs w:val="20"/>
+              </w:rPr>
+            </w:pPr>
+          </w:p>
+        </w:tc>
+        <w:tc>
+          <w:tcPr>
+            <w:tcW w:w="491" w:type="dxa"/>
+            <w:tcBorders>
+              <w:top w:val="nil"/>
+              <w:left w:val="nil"/>
+              <w:bottom w:val="nil"/>
+              <w:right w:val="nil"/>
+            </w:tcBorders>
+            <w:shd w:val="clear" w:color="auto" w:fill="156082" w:themeFill="accent1"/>
+          </w:tcPr>
+          <w:p>
+            <w:pPr>
+              <w:cnfStyle w:val="000000000000" w:firstRow="0" w:lastRow="0" w:firstColumn="0" w:lastColumn="0" w:oddVBand="0" w:evenVBand="0" w:oddHBand="0" w:evenHBand="0" w:firstRowFirstColumn="0" w:firstRowLastColumn="0" w:lastRowFirstColumn="0" w:lastRowLastColumn="0"/>
+              <w:rPr>
+                <w:sz w:val="20"/>
+                <w:szCs w:val="20"/>
+                <w:lang w:val="el-GR"/>
+              </w:rPr>
+            </w:pPr>
+          </w:p>
+        </w:tc>
+        <w:tc>
+          <w:tcPr>
+            <w:tcW w:w="1677" w:type="dxa"/>
+            <w:gridSpan w:val="2"/>
+            <w:tcBorders>
+              <w:top w:val="nil"/>
+              <w:left w:val="nil"/>
+              <w:bottom w:val="nil"/>
+              <w:right w:val="nil"/>
+            </w:tcBorders>
+            <w:shd w:val="clear" w:color="auto" w:fill="156082" w:themeFill="accent1"/>
+          </w:tcPr>
+          <w:p>
+            <w:pPr>
+              <w:cnfStyle w:val="000000000000" w:firstRow="0" w:lastRow="0" w:firstColumn="0" w:lastColumn="0" w:oddVBand="0" w:evenVBand="0" w:oddHBand="0" w:evenHBand="0" w:firstRowFirstColumn="0" w:firstRowLastColumn="0" w:lastRowFirstColumn="0" w:lastRowLastColumn="0"/>
+              <w:rPr>
+                <w:sz w:val="20"/>
+                <w:szCs w:val="20"/>
+                <w:lang w:val="el-GR"/>
+              </w:rPr>
+            </w:pPr>
+          </w:p>
+        </w:tc>
+        <w:tc>
+          <w:tcPr>
+            <w:tcW w:w="1691" w:type="dxa"/>
+            <w:gridSpan w:val="2"/>
+            <w:tcBorders>
+              <w:top w:val="nil"/>
+              <w:left w:val="nil"/>
+              <w:bottom w:val="nil"/>
+              <w:right w:val="nil"/>
+            </w:tcBorders>
+            <w:shd w:val="clear" w:color="auto" w:fill="156082" w:themeFill="accent1"/>
+          </w:tcPr>
+          <w:p>
+            <w:pPr>
+              <w:cnfStyle w:val="000000000000" w:firstRow="0" w:lastRow="0" w:firstColumn="0" w:lastColumn="0" w:oddVBand="0" w:evenVBand="0" w:oddHBand="0" w:evenHBand="0" w:firstRowFirstColumn="0" w:firstRowLastColumn="0" w:lastRowFirstColumn="0" w:lastRowLastColumn="0"/>
+              <w:rPr>
+                <w:sz w:val="20"/>
+                <w:szCs w:val="20"/>
+                <w:lang w:val="el-GR"/>
+              </w:rPr>
+            </w:pPr>
+          </w:p>
+        </w:tc>
+        <w:tc>
+          <w:tcPr>
+            <w:tcW w:w="1724" w:type="dxa"/>
+            <w:gridSpan w:val="2"/>
+            <w:tcBorders>
+              <w:top w:val="nil"/>
+              <w:left w:val="nil"/>
+              <w:bottom w:val="nil"/>
+              <w:right w:val="nil"/>
+            </w:tcBorders>
+            <w:shd w:val="clear" w:color="auto" w:fill="156082" w:themeFill="accent1"/>
+          </w:tcPr>
+          <w:p>
+            <w:pPr>
+              <w:cnfStyle w:val="000000000000" w:firstRow="0" w:lastRow="0" w:firstColumn="0" w:lastColumn="0" w:oddVBand="0" w:evenVBand="0" w:oddHBand="0" w:evenHBand="0" w:firstRowFirstColumn="0" w:firstRowLastColumn="0" w:lastRowFirstColumn="0" w:lastRowLastColumn="0"/>
+              <w:rPr>
+                <w:sz w:val="20"/>
+                <w:szCs w:val="20"/>
+                <w:lang w:val="el-GR"/>
+              </w:rPr>
+            </w:pPr>
+          </w:p>
+        </w:tc>
+        <w:tc>
+          <w:tcPr>
+            <w:tcW w:w="1827" w:type="dxa"/>
+            <w:gridSpan w:val="2"/>
+            <w:tcBorders>
+              <w:top w:val="nil"/>
+              <w:left w:val="nil"/>
+              <w:bottom w:val="nil"/>
+              <w:right w:val="nil"/>
+            </w:tcBorders>
+            <w:shd w:val="clear" w:color="auto" w:fill="156082" w:themeFill="accent1"/>
+          </w:tcPr>
+          <w:p>
+            <w:pPr>
+              <w:cnfStyle w:val="000000000000" w:firstRow="0" w:lastRow="0" w:firstColumn="0" w:lastColumn="0" w:oddVBand="0" w:evenVBand="0" w:oddHBand="0" w:evenHBand="0" w:firstRowFirstColumn="0" w:firstRowLastColumn="0" w:lastRowFirstColumn="0" w:lastRowLastColumn="0"/>
+              <w:rPr>
+                <w:sz w:val="20"/>
+                <w:szCs w:val="20"/>
+                <w:lang w:val="el-GR"/>
+              </w:rPr>
+            </w:pPr>
+          </w:p>
+        </w:tc>
+        <w:tc>
+          <w:tcPr>
+            <w:tcW w:w="2583" w:type="dxa"/>
+            <w:gridSpan w:val="2"/>
+            <w:tcBorders>
+              <w:top w:val="nil"/>
+              <w:left w:val="nil"/>
+              <w:bottom w:val="nil"/>
+              <w:right w:val="nil"/>
+            </w:tcBorders>
+            <w:shd w:val="clear" w:color="auto" w:fill="156082" w:themeFill="accent1"/>
+          </w:tcPr>
+          <w:p>
+            <w:pPr>
+              <w:cnfStyle w:val="000000000000" w:firstRow="0" w:lastRow="0" w:firstColumn="0" w:lastColumn="0" w:oddVBand="0" w:evenVBand="0" w:oddHBand="0" w:evenHBand="0" w:firstRowFirstColumn="0" w:firstRowLastColumn="0" w:lastRowFirstColumn="0" w:lastRowLastColumn="0"/>
+              <w:rPr>
+                <w:sz w:val="20"/>
+                <w:szCs w:val="20"/>
+              </w:rPr>
+            </w:pPr>
+          </w:p>
+        </w:tc>
+      </w:tr>
+      <w:tr>
+        <w:trPr>
+          <w:cnfStyle w:val="000000100000" w:firstRow="0" w:lastRow="0" w:firstColumn="0" w:lastColumn="0" w:oddVBand="0" w:evenVBand="0" w:oddHBand="1" w:evenHBand="0" w:firstRowFirstColumn="0" w:firstRowLastColumn="0" w:lastRowFirstColumn="0" w:lastRowLastColumn="0"/>
+          <w:trHeight w:val="3713"/>
+        </w:trPr>
+        <w:tc>
+          <w:tcPr>
+            <w:cnfStyle w:val="001000000000" w:firstRow="0" w:lastRow="0" w:firstColumn="1" w:lastColumn="0" w:oddVBand="0" w:evenVBand="0" w:oddHBand="0" w:evenHBand="0" w:firstRowFirstColumn="0" w:firstRowLastColumn="0" w:lastRowFirstColumn="0" w:lastRowLastColumn="0"/>
+            <w:tcW w:w="2193" w:type="dxa"/>
+            <w:tcBorders>
+              <w:top w:val="nil"/>
+              <w:bottom w:val="nil"/>
+            </w:tcBorders>
+          </w:tcPr>
+          <w:p>
+            <w:pPr>
+              <w:ind w:left="720" w:hanging="720"/>
+              <w:jc w:val="center"/>
+              <w:rPr>
+                <w:sz w:val="20"/>
+                <w:szCs w:val="20"/>
+              </w:rPr>
+            </w:pPr>
+            <w:r>
+              <w:rPr>
+                <w:sz w:val="20"/>
+                <w:szCs w:val="20"/>
+              </w:rPr>
+              <w:t>TC_</w:t>
+            </w:r>
+            <w:r>
+              <w:rPr>
+                <w:sz w:val="20"/>
+                <w:szCs w:val="20"/>
+              </w:rPr>
+              <w:t>ViewProfile</w:t>
+            </w:r>
+            <w:r>
+              <w:rPr>
+                <w:sz w:val="20"/>
+                <w:szCs w:val="20"/>
+              </w:rPr>
+              <w:t>_0</w:t>
+            </w:r>
+            <w:r>
+              <w:rPr>
+                <w:sz w:val="20"/>
+                <w:szCs w:val="20"/>
+                <w:lang w:val="el-GR"/>
+              </w:rPr>
+              <w:t>4</w:t>
+            </w:r>
+          </w:p>
+        </w:tc>
+        <w:tc>
+          <w:tcPr>
+            <w:tcW w:w="1556" w:type="dxa"/>
+            <w:gridSpan w:val="2"/>
+            <w:tcBorders>
+              <w:top w:val="nil"/>
+              <w:bottom w:val="nil"/>
+            </w:tcBorders>
+          </w:tcPr>
+          <w:p>
+            <w:pPr>
+              <w:cnfStyle w:val="000000100000" w:firstRow="0" w:lastRow="0" w:firstColumn="0" w:lastColumn="0" w:oddVBand="0" w:evenVBand="0" w:oddHBand="1" w:evenHBand="0" w:firstRowFirstColumn="0" w:firstRowLastColumn="0" w:lastRowFirstColumn="0" w:lastRowLastColumn="0"/>
+              <w:rPr>
+                <w:sz w:val="20"/>
+                <w:szCs w:val="20"/>
+                <w:lang w:val="el-GR"/>
+              </w:rPr>
+            </w:pPr>
+            <w:r>
+              <w:rPr>
+                <w:sz w:val="20"/>
+                <w:szCs w:val="20"/>
+                <w:lang w:val="el-GR"/>
+              </w:rPr>
+              <w:t>Επεξεργασία φύλου χρήστη σε δ</w:t>
+            </w:r>
+            <w:r>
+              <w:rPr>
+                <w:sz w:val="20"/>
+                <w:szCs w:val="20"/>
+                <w:lang w:val="el-GR"/>
+              </w:rPr>
+              <w:t>ι</w:t>
+            </w:r>
+            <w:r>
+              <w:rPr>
+                <w:sz w:val="20"/>
+                <w:szCs w:val="20"/>
+                <w:lang w:val="el-GR"/>
+              </w:rPr>
+              <w:t>αφ</w:t>
+            </w:r>
+            <w:r>
+              <w:rPr>
+                <w:sz w:val="20"/>
+                <w:szCs w:val="20"/>
+                <w:lang w:val="el-GR"/>
+              </w:rPr>
+              <w:t>ορετικό</w:t>
+            </w:r>
+            <w:r>
+              <w:rPr>
+                <w:sz w:val="20"/>
+                <w:szCs w:val="20"/>
+                <w:lang w:val="el-GR"/>
+              </w:rPr>
+              <w:t xml:space="preserve"> από </w:t>
+            </w:r>
+            <w:r>
+              <w:rPr>
+                <w:sz w:val="20"/>
+                <w:szCs w:val="20"/>
+                <w:lang w:val="el-GR"/>
+              </w:rPr>
+              <w:t>‘</w:t>
+            </w:r>
+            <w:r>
+              <w:rPr>
+                <w:sz w:val="20"/>
+                <w:szCs w:val="20"/>
+              </w:rPr>
+              <w:t>Male</w:t>
+            </w:r>
+            <w:r>
+              <w:rPr>
+                <w:sz w:val="20"/>
+                <w:szCs w:val="20"/>
+                <w:lang w:val="el-GR"/>
+              </w:rPr>
+              <w:t>’</w:t>
+            </w:r>
+            <w:r>
+              <w:rPr>
+                <w:sz w:val="20"/>
+                <w:szCs w:val="20"/>
+                <w:lang w:val="el-GR"/>
+              </w:rPr>
+              <w:t xml:space="preserve"> ή </w:t>
+            </w:r>
+            <w:r>
+              <w:rPr>
+                <w:sz w:val="20"/>
+                <w:szCs w:val="20"/>
+                <w:lang w:val="el-GR"/>
+              </w:rPr>
+              <w:t>‘</w:t>
+            </w:r>
+            <w:r>
+              <w:rPr>
+                <w:sz w:val="20"/>
+                <w:szCs w:val="20"/>
+              </w:rPr>
+              <w:t>Female</w:t>
+            </w:r>
+            <w:r>
+              <w:rPr>
+                <w:sz w:val="20"/>
+                <w:szCs w:val="20"/>
+                <w:lang w:val="el-GR"/>
+              </w:rPr>
+              <w:t>’</w:t>
+            </w:r>
+          </w:p>
+        </w:tc>
+        <w:tc>
+          <w:tcPr>
+            <w:tcW w:w="1745" w:type="dxa"/>
+            <w:gridSpan w:val="2"/>
+            <w:tcBorders>
+              <w:top w:val="nil"/>
+              <w:bottom w:val="nil"/>
+            </w:tcBorders>
+          </w:tcPr>
+          <w:p>
+            <w:pPr>
+              <w:cnfStyle w:val="000000100000" w:firstRow="0" w:lastRow="0" w:firstColumn="0" w:lastColumn="0" w:oddVBand="0" w:evenVBand="0" w:oddHBand="1" w:evenHBand="0" w:firstRowFirstColumn="0" w:firstRowLastColumn="0" w:lastRowFirstColumn="0" w:lastRowLastColumn="0"/>
+              <w:rPr>
+                <w:sz w:val="20"/>
+                <w:szCs w:val="20"/>
+                <w:lang w:val="el-GR"/>
+              </w:rPr>
+            </w:pPr>
+            <w:r>
+              <w:rPr>
+                <w:sz w:val="20"/>
+                <w:szCs w:val="20"/>
+                <w:lang w:val="el-GR"/>
+              </w:rPr>
+              <w:t>1.</w:t>
+            </w:r>
+            <w:r>
+              <w:rPr>
+                <w:sz w:val="20"/>
+                <w:szCs w:val="20"/>
+                <w:lang w:val="el-GR"/>
+              </w:rPr>
+              <w:t xml:space="preserve"> </w:t>
+            </w:r>
+            <w:r>
+              <w:rPr>
+                <w:sz w:val="20"/>
+                <w:szCs w:val="20"/>
+                <w:lang w:val="el-GR"/>
+              </w:rPr>
+              <w:t>Ο χρήστης είναι ήδη συνδεδεμένος στο σύστημα</w:t>
+            </w:r>
+          </w:p>
+          <w:p>
+            <w:pPr>
+              <w:cnfStyle w:val="000000100000" w:firstRow="0" w:lastRow="0" w:firstColumn="0" w:lastColumn="0" w:oddVBand="0" w:evenVBand="0" w:oddHBand="1" w:evenHBand="0" w:firstRowFirstColumn="0" w:firstRowLastColumn="0" w:lastRowFirstColumn="0" w:lastRowLastColumn="0"/>
+              <w:rPr>
+                <w:sz w:val="20"/>
+                <w:szCs w:val="20"/>
+                <w:lang w:val="el-GR"/>
+              </w:rPr>
+            </w:pPr>
+          </w:p>
+          <w:p>
+            <w:pPr>
+              <w:cnfStyle w:val="000000100000" w:firstRow="0" w:lastRow="0" w:firstColumn="0" w:lastColumn="0" w:oddVBand="0" w:evenVBand="0" w:oddHBand="1" w:evenHBand="0" w:firstRowFirstColumn="0" w:firstRowLastColumn="0" w:lastRowFirstColumn="0" w:lastRowLastColumn="0"/>
+              <w:rPr>
+                <w:sz w:val="20"/>
+                <w:szCs w:val="20"/>
+                <w:lang w:val="el-GR"/>
+              </w:rPr>
+            </w:pPr>
+            <w:r>
+              <w:rPr>
+                <w:sz w:val="20"/>
+                <w:szCs w:val="20"/>
+                <w:lang w:val="el-GR"/>
+              </w:rPr>
+              <w:t>2. Ο χρήστης βρίσκεται στην οθόνη προφίλ του</w:t>
+            </w:r>
+          </w:p>
+          <w:p>
+            <w:pPr>
+              <w:cnfStyle w:val="000000100000" w:firstRow="0" w:lastRow="0" w:firstColumn="0" w:lastColumn="0" w:oddVBand="0" w:evenVBand="0" w:oddHBand="1" w:evenHBand="0" w:firstRowFirstColumn="0" w:firstRowLastColumn="0" w:lastRowFirstColumn="0" w:lastRowLastColumn="0"/>
+              <w:rPr>
+                <w:sz w:val="20"/>
+                <w:szCs w:val="20"/>
+                <w:lang w:val="el-GR"/>
+              </w:rPr>
+            </w:pPr>
+          </w:p>
+        </w:tc>
+        <w:tc>
+          <w:tcPr>
+            <w:tcW w:w="1671" w:type="dxa"/>
+            <w:gridSpan w:val="2"/>
+            <w:tcBorders>
+              <w:top w:val="nil"/>
+              <w:bottom w:val="nil"/>
+            </w:tcBorders>
+          </w:tcPr>
+          <w:p>
+            <w:pPr>
+              <w:cnfStyle w:val="000000100000" w:firstRow="0" w:lastRow="0" w:firstColumn="0" w:lastColumn="0" w:oddVBand="0" w:evenVBand="0" w:oddHBand="1" w:evenHBand="0" w:firstRowFirstColumn="0" w:firstRowLastColumn="0" w:lastRowFirstColumn="0" w:lastRowLastColumn="0"/>
+              <w:rPr>
+                <w:sz w:val="20"/>
+                <w:szCs w:val="20"/>
+                <w:lang w:val="el-GR"/>
+              </w:rPr>
+            </w:pPr>
+            <w:r>
+              <w:rPr>
+                <w:sz w:val="20"/>
+                <w:szCs w:val="20"/>
+                <w:lang w:val="el-GR"/>
+              </w:rPr>
+              <w:t>1. Ο χρήστης π</w:t>
+            </w:r>
+            <w:r>
+              <w:rPr>
+                <w:sz w:val="20"/>
+                <w:szCs w:val="20"/>
+                <w:lang w:val="el-GR"/>
+              </w:rPr>
+              <w:t>ατάει</w:t>
+            </w:r>
+            <w:r>
+              <w:rPr>
+                <w:sz w:val="20"/>
+                <w:szCs w:val="20"/>
+                <w:lang w:val="el-GR"/>
+              </w:rPr>
+              <w:t xml:space="preserve"> </w:t>
+            </w:r>
+            <w:r>
+              <w:rPr>
+                <w:sz w:val="20"/>
+                <w:szCs w:val="20"/>
+                <w:lang w:val="el-GR"/>
+              </w:rPr>
+              <w:t>“</w:t>
+            </w:r>
+            <w:r>
+              <w:rPr>
+                <w:sz w:val="20"/>
+                <w:szCs w:val="20"/>
+              </w:rPr>
+              <w:t>edit</w:t>
+            </w:r>
+            <w:r>
+              <w:rPr>
+                <w:sz w:val="20"/>
+                <w:szCs w:val="20"/>
+                <w:lang w:val="el-GR"/>
+              </w:rPr>
+              <w:t xml:space="preserve"> </w:t>
+            </w:r>
+            <w:r>
+              <w:rPr>
+                <w:sz w:val="20"/>
+                <w:szCs w:val="20"/>
+              </w:rPr>
+              <w:t>Profile</w:t>
+            </w:r>
+            <w:r>
+              <w:rPr>
+                <w:sz w:val="20"/>
+                <w:szCs w:val="20"/>
+                <w:lang w:val="el-GR"/>
+              </w:rPr>
+              <w:t>”</w:t>
+            </w:r>
+            <w:r>
+              <w:rPr>
+                <w:sz w:val="20"/>
+                <w:szCs w:val="20"/>
+                <w:lang w:val="el-GR"/>
+              </w:rPr>
+              <w:t xml:space="preserve"> στην οθόνη προφίλ</w:t>
+            </w:r>
+          </w:p>
+          <w:p>
+            <w:pPr>
+              <w:cnfStyle w:val="000000100000" w:firstRow="0" w:lastRow="0" w:firstColumn="0" w:lastColumn="0" w:oddVBand="0" w:evenVBand="0" w:oddHBand="1" w:evenHBand="0" w:firstRowFirstColumn="0" w:firstRowLastColumn="0" w:lastRowFirstColumn="0" w:lastRowLastColumn="0"/>
+              <w:rPr>
+                <w:sz w:val="20"/>
+                <w:szCs w:val="20"/>
+                <w:lang w:val="el-GR"/>
+              </w:rPr>
+            </w:pPr>
+          </w:p>
+          <w:p>
+            <w:pPr>
+              <w:cnfStyle w:val="000000100000" w:firstRow="0" w:lastRow="0" w:firstColumn="0" w:lastColumn="0" w:oddVBand="0" w:evenVBand="0" w:oddHBand="1" w:evenHBand="0" w:firstRowFirstColumn="0" w:firstRowLastColumn="0" w:lastRowFirstColumn="0" w:lastRowLastColumn="0"/>
+              <w:rPr>
+                <w:sz w:val="20"/>
+                <w:szCs w:val="20"/>
+                <w:lang w:val="el-GR"/>
+              </w:rPr>
+            </w:pPr>
+            <w:r>
+              <w:rPr>
+                <w:sz w:val="20"/>
+                <w:szCs w:val="20"/>
+                <w:lang w:val="el-GR"/>
+              </w:rPr>
+              <w:t xml:space="preserve">2. Ο χρήστης </w:t>
+            </w:r>
+            <w:r>
+              <w:rPr>
+                <w:sz w:val="20"/>
+                <w:szCs w:val="20"/>
+                <w:lang w:val="el-GR"/>
+              </w:rPr>
+              <w:t xml:space="preserve">αλλάζει το φύλο σε διαφορετικό από </w:t>
+            </w:r>
+            <w:r>
+              <w:rPr>
+                <w:sz w:val="20"/>
+                <w:szCs w:val="20"/>
+                <w:lang w:val="el-GR"/>
+              </w:rPr>
+              <w:t>‘</w:t>
+            </w:r>
+            <w:r>
+              <w:rPr>
+                <w:sz w:val="20"/>
+                <w:szCs w:val="20"/>
+              </w:rPr>
+              <w:t>Male</w:t>
+            </w:r>
+            <w:r>
+              <w:rPr>
+                <w:sz w:val="20"/>
+                <w:szCs w:val="20"/>
+                <w:lang w:val="el-GR"/>
+              </w:rPr>
+              <w:t>’</w:t>
+            </w:r>
+            <w:r>
+              <w:rPr>
+                <w:sz w:val="20"/>
+                <w:szCs w:val="20"/>
+                <w:lang w:val="el-GR"/>
+              </w:rPr>
+              <w:t xml:space="preserve"> ή </w:t>
+            </w:r>
+            <w:r>
+              <w:rPr>
+                <w:sz w:val="20"/>
+                <w:szCs w:val="20"/>
+                <w:lang w:val="el-GR"/>
+              </w:rPr>
+              <w:t>‘</w:t>
+            </w:r>
+            <w:r>
+              <w:rPr>
+                <w:sz w:val="20"/>
+                <w:szCs w:val="20"/>
+              </w:rPr>
+              <w:t>Female</w:t>
+            </w:r>
+            <w:r>
+              <w:rPr>
+                <w:sz w:val="20"/>
+                <w:szCs w:val="20"/>
+                <w:lang w:val="el-GR"/>
+              </w:rPr>
+              <w:t>’</w:t>
+            </w:r>
+          </w:p>
+          <w:p>
+            <w:pPr>
+              <w:cnfStyle w:val="000000100000" w:firstRow="0" w:lastRow="0" w:firstColumn="0" w:lastColumn="0" w:oddVBand="0" w:evenVBand="0" w:oddHBand="1" w:evenHBand="0" w:firstRowFirstColumn="0" w:firstRowLastColumn="0" w:lastRowFirstColumn="0" w:lastRowLastColumn="0"/>
+              <w:rPr>
+                <w:sz w:val="20"/>
+                <w:szCs w:val="20"/>
+                <w:lang w:val="el-GR"/>
+              </w:rPr>
+            </w:pPr>
+          </w:p>
+          <w:p>
+            <w:pPr>
+              <w:cnfStyle w:val="000000100000" w:firstRow="0" w:lastRow="0" w:firstColumn="0" w:lastColumn="0" w:oddVBand="0" w:evenVBand="0" w:oddHBand="1" w:evenHBand="0" w:firstRowFirstColumn="0" w:firstRowLastColumn="0" w:lastRowFirstColumn="0" w:lastRowLastColumn="0"/>
+              <w:rPr>
+                <w:sz w:val="20"/>
+                <w:szCs w:val="20"/>
+                <w:lang w:val="el-GR"/>
+              </w:rPr>
+            </w:pPr>
+            <w:r>
+              <w:rPr>
+                <w:sz w:val="20"/>
+                <w:szCs w:val="20"/>
+                <w:lang w:val="el-GR"/>
+              </w:rPr>
+              <w:t xml:space="preserve">3. Ο χρήστης επιβεβαιώνει με το κουμπί </w:t>
+            </w:r>
+            <w:r>
+              <w:rPr>
+                <w:sz w:val="20"/>
+                <w:szCs w:val="20"/>
+                <w:lang w:val="el-GR"/>
+              </w:rPr>
+              <w:t>“</w:t>
+            </w:r>
+            <w:r>
+              <w:rPr>
+                <w:sz w:val="20"/>
+                <w:szCs w:val="20"/>
+              </w:rPr>
+              <w:t>Apply</w:t>
+            </w:r>
+            <w:r>
+              <w:rPr>
+                <w:sz w:val="20"/>
+                <w:szCs w:val="20"/>
+                <w:lang w:val="el-GR"/>
+              </w:rPr>
+              <w:t>”</w:t>
+            </w:r>
+          </w:p>
+        </w:tc>
+        <w:tc>
+          <w:tcPr>
+            <w:tcW w:w="1728" w:type="dxa"/>
+            <w:gridSpan w:val="2"/>
+            <w:tcBorders>
+              <w:top w:val="nil"/>
+              <w:bottom w:val="nil"/>
+            </w:tcBorders>
+          </w:tcPr>
+          <w:p>
+            <w:pPr>
+              <w:cnfStyle w:val="000000100000" w:firstRow="0" w:lastRow="0" w:firstColumn="0" w:lastColumn="0" w:oddVBand="0" w:evenVBand="0" w:oddHBand="1" w:evenHBand="0" w:firstRowFirstColumn="0" w:firstRowLastColumn="0" w:lastRowFirstColumn="0" w:lastRowLastColumn="0"/>
+              <w:rPr>
+                <w:sz w:val="20"/>
+                <w:szCs w:val="20"/>
+                <w:lang w:val="el-GR"/>
+              </w:rPr>
+            </w:pPr>
+            <w:r>
+              <w:rPr>
+                <w:sz w:val="20"/>
+                <w:szCs w:val="20"/>
+                <w:lang w:val="el-GR"/>
+              </w:rPr>
+              <w:t xml:space="preserve">Οι αλλαγές αποθηκεύονται και εμφανίζεται το </w:t>
+            </w:r>
+            <w:r>
+              <w:rPr>
+                <w:sz w:val="20"/>
+                <w:szCs w:val="20"/>
+                <w:lang w:val="el-GR"/>
+              </w:rPr>
+              <w:t>φύλο στην οθόνη προφίλ</w:t>
+            </w:r>
+          </w:p>
+        </w:tc>
+        <w:tc>
+          <w:tcPr>
+            <w:tcW w:w="1832" w:type="dxa"/>
+            <w:gridSpan w:val="2"/>
+            <w:tcBorders>
+              <w:top w:val="nil"/>
+              <w:bottom w:val="nil"/>
+            </w:tcBorders>
+          </w:tcPr>
+          <w:p>
+            <w:pPr>
+              <w:cnfStyle w:val="000000100000" w:firstRow="0" w:lastRow="0" w:firstColumn="0" w:lastColumn="0" w:oddVBand="0" w:evenVBand="0" w:oddHBand="1" w:evenHBand="0" w:firstRowFirstColumn="0" w:firstRowLastColumn="0" w:lastRowFirstColumn="0" w:lastRowLastColumn="0"/>
+              <w:rPr>
+                <w:sz w:val="20"/>
+                <w:szCs w:val="20"/>
+                <w:lang w:val="el-GR"/>
+              </w:rPr>
+            </w:pPr>
+            <w:r>
+              <w:rPr>
+                <w:sz w:val="20"/>
+                <w:szCs w:val="20"/>
+                <w:lang w:val="el-GR"/>
+              </w:rPr>
+              <w:t>Δεν συμβαίνει τίποτα και ο χρήστη παραμένει στην οθόνη επεξεργασίας</w:t>
+            </w:r>
+          </w:p>
+        </w:tc>
+        <w:tc>
+          <w:tcPr>
+            <w:tcW w:w="1461" w:type="dxa"/>
+            <w:tcBorders>
+              <w:top w:val="nil"/>
+              <w:bottom w:val="nil"/>
+            </w:tcBorders>
+          </w:tcPr>
+          <w:p>
+            <w:pPr>
+              <w:cnfStyle w:val="000000100000" w:firstRow="0" w:lastRow="0" w:firstColumn="0" w:lastColumn="0" w:oddVBand="0" w:evenVBand="0" w:oddHBand="1" w:evenHBand="0" w:firstRowFirstColumn="0" w:firstRowLastColumn="0" w:lastRowFirstColumn="0" w:lastRowLastColumn="0"/>
+              <w:rPr>
+                <w:sz w:val="20"/>
+                <w:szCs w:val="20"/>
+                <w:lang w:val="el-GR"/>
+              </w:rPr>
+            </w:pPr>
+            <w:r>
+              <w:rPr>
+                <w:sz w:val="20"/>
+                <w:szCs w:val="20"/>
+              </w:rPr>
+              <w:t>Fail</w:t>
+            </w:r>
+            <w:r>
+              <w:rPr>
+                <w:rFonts w:ascii="Apple Color Emoji" w:hAnsi="Apple Color Emoji"/>
+                <w:sz w:val="20"/>
+                <w:szCs w:val="20"/>
+              </w:rPr>
+              <w:t>❌</w:t>
+            </w:r>
+          </w:p>
+        </w:tc>
+      </w:tr>
+    </w:tbl>
+    <w:p>
+      <w:pPr>
+        <w:rPr>
+          <w:b/>
+          <w:bCs/>
+          <w:lang w:val="el-GR"/>
+        </w:rPr>
+      </w:pPr>
+    </w:p>
+    <w:p>
+      <w:r>
+        <w:br w:type="page"/>
+      </w:r>
+    </w:p>
+    <w:tbl>
+      <w:tblPr>
+        <w:tblStyle w:val="GridTable4-Accent1"/>
+        <w:tblpPr w:leftFromText="180" w:rightFromText="180" w:vertAnchor="text" w:horzAnchor="margin" w:tblpXSpec="center" w:tblpY="4"/>
+        <w:tblW w:w="12186" w:type="dxa"/>
+        <w:tblLayout w:type="fixed"/>
+        <w:tblLook w:val="04A0" w:firstRow="1" w:lastRow="0" w:firstColumn="1" w:lastColumn="0" w:noHBand="0" w:noVBand="1"/>
+      </w:tblPr>
+      <w:tblGrid>
+        <w:gridCol w:w="2193"/>
+        <w:gridCol w:w="491"/>
+        <w:gridCol w:w="1065"/>
+        <w:gridCol w:w="612"/>
+        <w:gridCol w:w="1133"/>
+        <w:gridCol w:w="558"/>
+        <w:gridCol w:w="1113"/>
+        <w:gridCol w:w="611"/>
+        <w:gridCol w:w="1117"/>
+        <w:gridCol w:w="710"/>
+        <w:gridCol w:w="1122"/>
+        <w:gridCol w:w="1461"/>
+      </w:tblGrid>
+      <w:tr>
+        <w:trPr>
+          <w:cnfStyle w:val="100000000000" w:firstRow="1" w:lastRow="0" w:firstColumn="0" w:lastColumn="0" w:oddVBand="0" w:evenVBand="0" w:oddHBand="0" w:evenHBand="0" w:firstRowFirstColumn="0" w:firstRowLastColumn="0" w:lastRowFirstColumn="0" w:lastRowLastColumn="0"/>
+          <w:trHeight w:val="222"/>
+        </w:trPr>
+        <w:tc>
+          <w:tcPr>
+            <w:cnfStyle w:val="001000000000" w:firstRow="0" w:lastRow="0" w:firstColumn="1" w:lastColumn="0" w:oddVBand="0" w:evenVBand="0" w:oddHBand="0" w:evenHBand="0" w:firstRowFirstColumn="0" w:firstRowLastColumn="0" w:lastRowFirstColumn="0" w:lastRowLastColumn="0"/>
+            <w:tcW w:w="2193" w:type="dxa"/>
+          </w:tcPr>
+          <w:p>
+            <w:pPr>
+              <w:jc w:val="center"/>
+              <w:rPr>
+                <w:color w:val="auto"/>
+                <w:lang w:val="el-GR"/>
+              </w:rPr>
+            </w:pPr>
+            <w:r>
+              <w:lastRenderedPageBreak/>
+              <w:t>Test</w:t>
+            </w:r>
+            <w:r>
+              <w:rPr>
+                <w:lang w:val="el-GR"/>
+              </w:rPr>
+              <w:t xml:space="preserve"> </w:t>
+            </w:r>
+            <w:r>
+              <w:t>Case</w:t>
+            </w:r>
+            <w:r>
+              <w:rPr>
+                <w:lang w:val="el-GR"/>
+              </w:rPr>
+              <w:t xml:space="preserve"> </w:t>
+            </w:r>
+            <w:r>
+              <w:t>ID</w:t>
+            </w:r>
+          </w:p>
+        </w:tc>
+        <w:tc>
+          <w:tcPr>
+            <w:tcW w:w="1556" w:type="dxa"/>
+            <w:gridSpan w:val="2"/>
+          </w:tcPr>
+          <w:p>
+            <w:pPr>
+              <w:cnfStyle w:val="100000000000" w:firstRow="1" w:lastRow="0" w:firstColumn="0" w:lastColumn="0" w:oddVBand="0" w:evenVBand="0" w:oddHBand="0" w:evenHBand="0" w:firstRowFirstColumn="0" w:firstRowLastColumn="0" w:lastRowFirstColumn="0" w:lastRowLastColumn="0"/>
+              <w:rPr>
+                <w:lang w:val="el-GR"/>
+              </w:rPr>
+            </w:pPr>
+            <w:r>
+              <w:rPr>
+                <w:lang w:val="el-GR"/>
+              </w:rPr>
+              <w:t>Περιγραφή</w:t>
+            </w:r>
+          </w:p>
+        </w:tc>
+        <w:tc>
+          <w:tcPr>
+            <w:tcW w:w="1745" w:type="dxa"/>
+            <w:gridSpan w:val="2"/>
+          </w:tcPr>
+          <w:p>
+            <w:pPr>
+              <w:cnfStyle w:val="100000000000" w:firstRow="1" w:lastRow="0" w:firstColumn="0" w:lastColumn="0" w:oddVBand="0" w:evenVBand="0" w:oddHBand="0" w:evenHBand="0" w:firstRowFirstColumn="0" w:firstRowLastColumn="0" w:lastRowFirstColumn="0" w:lastRowLastColumn="0"/>
+              <w:rPr>
+                <w:lang w:val="el-GR"/>
+              </w:rPr>
+            </w:pPr>
+            <w:r>
+              <w:rPr>
+                <w:lang w:val="el-GR"/>
+              </w:rPr>
+              <w:t>Προϋπόθεση</w:t>
+            </w:r>
+          </w:p>
+        </w:tc>
+        <w:tc>
+          <w:tcPr>
+            <w:tcW w:w="1671" w:type="dxa"/>
+            <w:gridSpan w:val="2"/>
+          </w:tcPr>
+          <w:p>
+            <w:pPr>
+              <w:cnfStyle w:val="100000000000" w:firstRow="1" w:lastRow="0" w:firstColumn="0" w:lastColumn="0" w:oddVBand="0" w:evenVBand="0" w:oddHBand="0" w:evenHBand="0" w:firstRowFirstColumn="0" w:firstRowLastColumn="0" w:lastRowFirstColumn="0" w:lastRowLastColumn="0"/>
+              <w:rPr>
+                <w:lang w:val="el-GR"/>
+              </w:rPr>
+            </w:pPr>
+            <w:r>
+              <w:rPr>
+                <w:lang w:val="el-GR"/>
+              </w:rPr>
+              <w:t xml:space="preserve">Βήματα </w:t>
+            </w:r>
+            <w:proofErr w:type="spellStart"/>
+            <w:r>
+              <w:rPr>
+                <w:lang w:val="el-GR"/>
+              </w:rPr>
+              <w:t>Testing</w:t>
+            </w:r>
+            <w:proofErr w:type="spellEnd"/>
+          </w:p>
+        </w:tc>
+        <w:tc>
+          <w:tcPr>
+            <w:tcW w:w="1728" w:type="dxa"/>
+            <w:gridSpan w:val="2"/>
+          </w:tcPr>
+          <w:p>
+            <w:pPr>
+              <w:cnfStyle w:val="100000000000" w:firstRow="1" w:lastRow="0" w:firstColumn="0" w:lastColumn="0" w:oddVBand="0" w:evenVBand="0" w:oddHBand="0" w:evenHBand="0" w:firstRowFirstColumn="0" w:firstRowLastColumn="0" w:lastRowFirstColumn="0" w:lastRowLastColumn="0"/>
+              <w:rPr>
+                <w:lang w:val="el-GR"/>
+              </w:rPr>
+            </w:pPr>
+            <w:r>
+              <w:rPr>
+                <w:lang w:val="el-GR"/>
+              </w:rPr>
+              <w:t>Αναμενόμενο Αποτέλεσμα</w:t>
+            </w:r>
+          </w:p>
+        </w:tc>
+        <w:tc>
+          <w:tcPr>
+            <w:tcW w:w="1832" w:type="dxa"/>
+            <w:gridSpan w:val="2"/>
+          </w:tcPr>
+          <w:p>
+            <w:pPr>
+              <w:cnfStyle w:val="100000000000" w:firstRow="1" w:lastRow="0" w:firstColumn="0" w:lastColumn="0" w:oddVBand="0" w:evenVBand="0" w:oddHBand="0" w:evenHBand="0" w:firstRowFirstColumn="0" w:firstRowLastColumn="0" w:lastRowFirstColumn="0" w:lastRowLastColumn="0"/>
+              <w:rPr>
+                <w:lang w:val="el-GR"/>
+              </w:rPr>
+            </w:pPr>
+            <w:r>
+              <w:rPr>
+                <w:lang w:val="el-GR"/>
+              </w:rPr>
+              <w:t>Πραγματικά Αποτελέσματα</w:t>
+            </w:r>
+          </w:p>
+        </w:tc>
+        <w:tc>
+          <w:tcPr>
+            <w:tcW w:w="1461" w:type="dxa"/>
+          </w:tcPr>
+          <w:p>
+            <w:pPr>
+              <w:cnfStyle w:val="100000000000" w:firstRow="1" w:lastRow="0" w:firstColumn="0" w:lastColumn="0" w:oddVBand="0" w:evenVBand="0" w:oddHBand="0" w:evenHBand="0" w:firstRowFirstColumn="0" w:firstRowLastColumn="0" w:lastRowFirstColumn="0" w:lastRowLastColumn="0"/>
+              <w:rPr>
+                <w:lang w:val="el-GR"/>
+              </w:rPr>
+            </w:pPr>
+            <w:r>
+              <w:rPr>
+                <w:lang w:val="el-GR"/>
+              </w:rPr>
+              <w:t>Κατάσταση</w:t>
+            </w:r>
+          </w:p>
+        </w:tc>
+      </w:tr>
+      <w:tr>
+        <w:trPr>
+          <w:cnfStyle w:val="000000100000" w:firstRow="0" w:lastRow="0" w:firstColumn="0" w:lastColumn="0" w:oddVBand="0" w:evenVBand="0" w:oddHBand="1" w:evenHBand="0" w:firstRowFirstColumn="0" w:firstRowLastColumn="0" w:lastRowFirstColumn="0" w:lastRowLastColumn="0"/>
+          <w:trHeight w:val="3748"/>
+        </w:trPr>
+        <w:tc>
+          <w:tcPr>
+            <w:cnfStyle w:val="001000000000" w:firstRow="0" w:lastRow="0" w:firstColumn="1" w:lastColumn="0" w:oddVBand="0" w:evenVBand="0" w:oddHBand="0" w:evenHBand="0" w:firstRowFirstColumn="0" w:firstRowLastColumn="0" w:lastRowFirstColumn="0" w:lastRowLastColumn="0"/>
+            <w:tcW w:w="2193" w:type="dxa"/>
+            <w:tcBorders>
+              <w:bottom w:val="nil"/>
+            </w:tcBorders>
+          </w:tcPr>
+          <w:p>
+            <w:pPr>
+              <w:ind w:left="720" w:hanging="720"/>
+              <w:jc w:val="center"/>
+              <w:rPr>
+                <w:sz w:val="20"/>
+                <w:szCs w:val="20"/>
+              </w:rPr>
+            </w:pPr>
+            <w:r>
+              <w:rPr>
+                <w:sz w:val="20"/>
+                <w:szCs w:val="20"/>
+              </w:rPr>
+              <w:t>TC_</w:t>
+            </w:r>
+            <w:r>
+              <w:rPr>
+                <w:sz w:val="20"/>
+                <w:szCs w:val="20"/>
+              </w:rPr>
+              <w:t>ViewProfile</w:t>
+            </w:r>
+            <w:r>
+              <w:rPr>
+                <w:sz w:val="20"/>
+                <w:szCs w:val="20"/>
+              </w:rPr>
+              <w:t>_0</w:t>
+            </w:r>
+            <w:r>
+              <w:rPr>
+                <w:sz w:val="20"/>
+                <w:szCs w:val="20"/>
+              </w:rPr>
+              <w:t>5</w:t>
+            </w:r>
+          </w:p>
+        </w:tc>
+        <w:tc>
+          <w:tcPr>
+            <w:tcW w:w="1556" w:type="dxa"/>
+            <w:gridSpan w:val="2"/>
+            <w:tcBorders>
+              <w:bottom w:val="nil"/>
+            </w:tcBorders>
+          </w:tcPr>
+          <w:p>
+            <w:pPr>
+              <w:cnfStyle w:val="000000100000" w:firstRow="0" w:lastRow="0" w:firstColumn="0" w:lastColumn="0" w:oddVBand="0" w:evenVBand="0" w:oddHBand="1" w:evenHBand="0" w:firstRowFirstColumn="0" w:firstRowLastColumn="0" w:lastRowFirstColumn="0" w:lastRowLastColumn="0"/>
+              <w:rPr>
+                <w:sz w:val="20"/>
+                <w:szCs w:val="20"/>
+                <w:lang w:val="el-GR"/>
+              </w:rPr>
+            </w:pPr>
+            <w:r>
+              <w:rPr>
+                <w:sz w:val="20"/>
+                <w:szCs w:val="20"/>
+                <w:lang w:val="el-GR"/>
+              </w:rPr>
+              <w:t>“</w:t>
+            </w:r>
+            <w:r>
+              <w:rPr>
+                <w:sz w:val="20"/>
+                <w:szCs w:val="20"/>
+              </w:rPr>
+              <w:t>Cancel</w:t>
+            </w:r>
+            <w:r>
+              <w:rPr>
+                <w:sz w:val="20"/>
+                <w:szCs w:val="20"/>
+                <w:lang w:val="el-GR"/>
+              </w:rPr>
+              <w:t>”</w:t>
+            </w:r>
+            <w:r>
+              <w:rPr>
+                <w:sz w:val="20"/>
+                <w:szCs w:val="20"/>
+                <w:lang w:val="el-GR"/>
+              </w:rPr>
+              <w:t xml:space="preserve"> ε</w:t>
+            </w:r>
+            <w:r>
+              <w:rPr>
+                <w:sz w:val="20"/>
+                <w:szCs w:val="20"/>
+                <w:lang w:val="el-GR"/>
+              </w:rPr>
+              <w:t>πεξεργασία</w:t>
+            </w:r>
+            <w:r>
+              <w:rPr>
+                <w:sz w:val="20"/>
+                <w:szCs w:val="20"/>
+                <w:lang w:val="el-GR"/>
+              </w:rPr>
+              <w:t>ς</w:t>
+            </w:r>
+            <w:r>
+              <w:rPr>
+                <w:sz w:val="20"/>
+                <w:szCs w:val="20"/>
+                <w:lang w:val="el-GR"/>
+              </w:rPr>
+              <w:t xml:space="preserve"> στοιχείων χρήστη</w:t>
+            </w:r>
+          </w:p>
+        </w:tc>
+        <w:tc>
+          <w:tcPr>
+            <w:tcW w:w="1745" w:type="dxa"/>
+            <w:gridSpan w:val="2"/>
+            <w:tcBorders>
+              <w:bottom w:val="nil"/>
+            </w:tcBorders>
+          </w:tcPr>
+          <w:p>
+            <w:pPr>
+              <w:cnfStyle w:val="000000100000" w:firstRow="0" w:lastRow="0" w:firstColumn="0" w:lastColumn="0" w:oddVBand="0" w:evenVBand="0" w:oddHBand="1" w:evenHBand="0" w:firstRowFirstColumn="0" w:firstRowLastColumn="0" w:lastRowFirstColumn="0" w:lastRowLastColumn="0"/>
+              <w:rPr>
+                <w:sz w:val="20"/>
+                <w:szCs w:val="20"/>
+                <w:lang w:val="el-GR"/>
+              </w:rPr>
+            </w:pPr>
+            <w:r>
+              <w:rPr>
+                <w:sz w:val="20"/>
+                <w:szCs w:val="20"/>
+                <w:lang w:val="el-GR"/>
+              </w:rPr>
+              <w:t>1. Ο χρήστης είναι ήδη συνδεδεμένος στο σύστημα</w:t>
+            </w:r>
+          </w:p>
+          <w:p>
+            <w:pPr>
+              <w:cnfStyle w:val="000000100000" w:firstRow="0" w:lastRow="0" w:firstColumn="0" w:lastColumn="0" w:oddVBand="0" w:evenVBand="0" w:oddHBand="1" w:evenHBand="0" w:firstRowFirstColumn="0" w:firstRowLastColumn="0" w:lastRowFirstColumn="0" w:lastRowLastColumn="0"/>
+              <w:rPr>
+                <w:sz w:val="20"/>
+                <w:szCs w:val="20"/>
+                <w:lang w:val="el-GR"/>
+              </w:rPr>
+            </w:pPr>
+          </w:p>
+          <w:p>
+            <w:pPr>
+              <w:cnfStyle w:val="000000100000" w:firstRow="0" w:lastRow="0" w:firstColumn="0" w:lastColumn="0" w:oddVBand="0" w:evenVBand="0" w:oddHBand="1" w:evenHBand="0" w:firstRowFirstColumn="0" w:firstRowLastColumn="0" w:lastRowFirstColumn="0" w:lastRowLastColumn="0"/>
+              <w:rPr>
+                <w:sz w:val="20"/>
+                <w:szCs w:val="20"/>
+                <w:lang w:val="el-GR"/>
+              </w:rPr>
+            </w:pPr>
+            <w:r>
+              <w:rPr>
+                <w:sz w:val="20"/>
+                <w:szCs w:val="20"/>
+                <w:lang w:val="el-GR"/>
+              </w:rPr>
+              <w:t xml:space="preserve">2. Ο χρήστης βρίσκεται στην οθόνη </w:t>
+            </w:r>
+            <w:r>
+              <w:rPr>
+                <w:sz w:val="20"/>
+                <w:szCs w:val="20"/>
+                <w:lang w:val="el-GR"/>
+              </w:rPr>
+              <w:t>επεξεργασίας του προφίλ</w:t>
+            </w:r>
+          </w:p>
+          <w:p>
+            <w:pPr>
+              <w:cnfStyle w:val="000000100000" w:firstRow="0" w:lastRow="0" w:firstColumn="0" w:lastColumn="0" w:oddVBand="0" w:evenVBand="0" w:oddHBand="1" w:evenHBand="0" w:firstRowFirstColumn="0" w:firstRowLastColumn="0" w:lastRowFirstColumn="0" w:lastRowLastColumn="0"/>
+              <w:rPr>
+                <w:sz w:val="20"/>
+                <w:szCs w:val="20"/>
+                <w:lang w:val="el-GR"/>
+              </w:rPr>
+            </w:pPr>
+          </w:p>
+        </w:tc>
+        <w:tc>
+          <w:tcPr>
+            <w:tcW w:w="1671" w:type="dxa"/>
+            <w:gridSpan w:val="2"/>
+            <w:tcBorders>
+              <w:bottom w:val="nil"/>
+            </w:tcBorders>
+          </w:tcPr>
+          <w:p>
+            <w:pPr>
+              <w:cnfStyle w:val="000000100000" w:firstRow="0" w:lastRow="0" w:firstColumn="0" w:lastColumn="0" w:oddVBand="0" w:evenVBand="0" w:oddHBand="1" w:evenHBand="0" w:firstRowFirstColumn="0" w:firstRowLastColumn="0" w:lastRowFirstColumn="0" w:lastRowLastColumn="0"/>
+              <w:rPr>
+                <w:sz w:val="20"/>
+                <w:szCs w:val="20"/>
+                <w:lang w:val="el-GR"/>
+              </w:rPr>
+            </w:pPr>
+            <w:r>
+              <w:rPr>
+                <w:sz w:val="20"/>
+                <w:szCs w:val="20"/>
+                <w:lang w:val="el-GR"/>
+              </w:rPr>
+              <w:t xml:space="preserve">1. Ο χρήστης </w:t>
+            </w:r>
+            <w:r>
+              <w:rPr>
+                <w:sz w:val="20"/>
+                <w:szCs w:val="20"/>
+                <w:lang w:val="el-GR"/>
+              </w:rPr>
+              <w:t>εισάγει αλλαγές σε κάποια από τα πεδία</w:t>
+            </w:r>
+          </w:p>
+          <w:p>
+            <w:pPr>
+              <w:cnfStyle w:val="000000100000" w:firstRow="0" w:lastRow="0" w:firstColumn="0" w:lastColumn="0" w:oddVBand="0" w:evenVBand="0" w:oddHBand="1" w:evenHBand="0" w:firstRowFirstColumn="0" w:firstRowLastColumn="0" w:lastRowFirstColumn="0" w:lastRowLastColumn="0"/>
+              <w:rPr>
+                <w:sz w:val="20"/>
+                <w:szCs w:val="20"/>
+                <w:lang w:val="el-GR"/>
+              </w:rPr>
+            </w:pPr>
+          </w:p>
+          <w:p>
+            <w:pPr>
+              <w:cnfStyle w:val="000000100000" w:firstRow="0" w:lastRow="0" w:firstColumn="0" w:lastColumn="0" w:oddVBand="0" w:evenVBand="0" w:oddHBand="1" w:evenHBand="0" w:firstRowFirstColumn="0" w:firstRowLastColumn="0" w:lastRowFirstColumn="0" w:lastRowLastColumn="0"/>
+              <w:rPr>
+                <w:sz w:val="20"/>
+                <w:szCs w:val="20"/>
+                <w:lang w:val="el-GR"/>
+              </w:rPr>
+            </w:pPr>
+            <w:r>
+              <w:rPr>
+                <w:sz w:val="20"/>
+                <w:szCs w:val="20"/>
+                <w:lang w:val="el-GR"/>
+              </w:rPr>
+              <w:t xml:space="preserve">2. Ο χρήστης </w:t>
+            </w:r>
+            <w:r>
+              <w:rPr>
+                <w:sz w:val="20"/>
+                <w:szCs w:val="20"/>
+                <w:lang w:val="el-GR"/>
+              </w:rPr>
+              <w:t>ακυρώνει τις αλλαγές με το κουμπί</w:t>
+            </w:r>
+            <w:r>
+              <w:rPr>
+                <w:sz w:val="20"/>
+                <w:szCs w:val="20"/>
+                <w:lang w:val="el-GR"/>
+              </w:rPr>
+              <w:t xml:space="preserve"> </w:t>
+            </w:r>
+            <w:r>
+              <w:rPr>
+                <w:sz w:val="20"/>
+                <w:szCs w:val="20"/>
+              </w:rPr>
+              <w:t>cancel</w:t>
+            </w:r>
+          </w:p>
+        </w:tc>
+        <w:tc>
+          <w:tcPr>
+            <w:tcW w:w="1728" w:type="dxa"/>
+            <w:gridSpan w:val="2"/>
+            <w:tcBorders>
+              <w:bottom w:val="nil"/>
+            </w:tcBorders>
+          </w:tcPr>
+          <w:p>
+            <w:pPr>
+              <w:cnfStyle w:val="000000100000" w:firstRow="0" w:lastRow="0" w:firstColumn="0" w:lastColumn="0" w:oddVBand="0" w:evenVBand="0" w:oddHBand="1" w:evenHBand="0" w:firstRowFirstColumn="0" w:firstRowLastColumn="0" w:lastRowFirstColumn="0" w:lastRowLastColumn="0"/>
+              <w:rPr>
+                <w:sz w:val="20"/>
+                <w:szCs w:val="20"/>
+              </w:rPr>
+            </w:pPr>
+            <w:r>
+              <w:rPr>
+                <w:sz w:val="20"/>
+                <w:szCs w:val="20"/>
+                <w:lang w:val="el-GR"/>
+              </w:rPr>
+              <w:t xml:space="preserve">Οι αλλαγές </w:t>
+            </w:r>
+            <w:r>
+              <w:rPr>
+                <w:sz w:val="20"/>
+                <w:szCs w:val="20"/>
+                <w:lang w:val="el-GR"/>
+              </w:rPr>
+              <w:t>δεν αποθηκεύονται και ο χρήστης επιστρέφει στην οθόνη προφίλ χωρίς να φαίνονται οι αλλαγές που έκανε</w:t>
+            </w:r>
+          </w:p>
+        </w:tc>
+        <w:tc>
+          <w:tcPr>
+            <w:tcW w:w="1832" w:type="dxa"/>
+            <w:gridSpan w:val="2"/>
+            <w:tcBorders>
+              <w:bottom w:val="nil"/>
+            </w:tcBorders>
+          </w:tcPr>
+          <w:p>
+            <w:pPr>
+              <w:cnfStyle w:val="000000100000" w:firstRow="0" w:lastRow="0" w:firstColumn="0" w:lastColumn="0" w:oddVBand="0" w:evenVBand="0" w:oddHBand="1" w:evenHBand="0" w:firstRowFirstColumn="0" w:firstRowLastColumn="0" w:lastRowFirstColumn="0" w:lastRowLastColumn="0"/>
+              <w:rPr>
+                <w:sz w:val="20"/>
+                <w:szCs w:val="20"/>
+                <w:lang w:val="el-GR"/>
+              </w:rPr>
+            </w:pPr>
+            <w:r>
+              <w:rPr>
+                <w:sz w:val="20"/>
+                <w:szCs w:val="20"/>
+                <w:lang w:val="el-GR"/>
+              </w:rPr>
+              <w:t>Οι αλλαγές δεν αποθηκεύονται και ο χρήστης επιστρέφει στην οθόνη προφίλ</w:t>
+            </w:r>
+            <w:r>
+              <w:rPr>
+                <w:sz w:val="20"/>
+                <w:szCs w:val="20"/>
+                <w:lang w:val="el-GR"/>
+              </w:rPr>
+              <w:t xml:space="preserve"> αλλά το </w:t>
+            </w:r>
+            <w:r>
+              <w:rPr>
+                <w:sz w:val="20"/>
+                <w:szCs w:val="20"/>
+              </w:rPr>
+              <w:t>username</w:t>
+            </w:r>
+            <w:r>
+              <w:rPr>
+                <w:sz w:val="20"/>
+                <w:szCs w:val="20"/>
+                <w:lang w:val="el-GR"/>
+              </w:rPr>
+              <w:t xml:space="preserve"> παραμένει αλλαγμένο</w:t>
+            </w:r>
+          </w:p>
+        </w:tc>
+        <w:tc>
+          <w:tcPr>
+            <w:tcW w:w="1461" w:type="dxa"/>
+            <w:tcBorders>
+              <w:bottom w:val="nil"/>
+            </w:tcBorders>
+          </w:tcPr>
+          <w:p>
+            <w:pPr>
+              <w:cnfStyle w:val="000000100000" w:firstRow="0" w:lastRow="0" w:firstColumn="0" w:lastColumn="0" w:oddVBand="0" w:evenVBand="0" w:oddHBand="1" w:evenHBand="0" w:firstRowFirstColumn="0" w:firstRowLastColumn="0" w:lastRowFirstColumn="0" w:lastRowLastColumn="0"/>
+              <w:rPr>
+                <w:sz w:val="20"/>
+                <w:szCs w:val="20"/>
+              </w:rPr>
+            </w:pPr>
+            <w:r>
+              <w:rPr>
+                <w:sz w:val="20"/>
+                <w:szCs w:val="20"/>
+              </w:rPr>
+              <w:t>Fail</w:t>
+            </w:r>
+            <w:r>
+              <w:rPr>
+                <w:rFonts w:ascii="Apple Color Emoji" w:hAnsi="Apple Color Emoji"/>
+                <w:sz w:val="20"/>
+                <w:szCs w:val="20"/>
+              </w:rPr>
+              <w:t>❌</w:t>
+            </w:r>
+          </w:p>
+        </w:tc>
+      </w:tr>
+      <w:tr>
+        <w:trPr>
+          <w:trHeight w:val="70"/>
+        </w:trPr>
+        <w:tc>
+          <w:tcPr>
+            <w:cnfStyle w:val="001000000000" w:firstRow="0" w:lastRow="0" w:firstColumn="1" w:lastColumn="0" w:oddVBand="0" w:evenVBand="0" w:oddHBand="0" w:evenHBand="0" w:firstRowFirstColumn="0" w:firstRowLastColumn="0" w:lastRowFirstColumn="0" w:lastRowLastColumn="0"/>
+            <w:tcW w:w="2193" w:type="dxa"/>
+            <w:tcBorders>
+              <w:top w:val="nil"/>
+              <w:left w:val="nil"/>
+              <w:bottom w:val="nil"/>
+              <w:right w:val="nil"/>
+            </w:tcBorders>
+            <w:shd w:val="clear" w:color="auto" w:fill="156082" w:themeFill="accent1"/>
+          </w:tcPr>
+          <w:p>
+            <w:pPr>
+              <w:ind w:left="720" w:hanging="720"/>
+              <w:jc w:val="center"/>
+              <w:rPr>
+                <w:sz w:val="20"/>
+                <w:szCs w:val="20"/>
+              </w:rPr>
+            </w:pPr>
+          </w:p>
+        </w:tc>
+        <w:tc>
+          <w:tcPr>
+            <w:tcW w:w="491" w:type="dxa"/>
+            <w:tcBorders>
+              <w:top w:val="nil"/>
+              <w:left w:val="nil"/>
+              <w:bottom w:val="nil"/>
+              <w:right w:val="nil"/>
+            </w:tcBorders>
+            <w:shd w:val="clear" w:color="auto" w:fill="156082" w:themeFill="accent1"/>
+          </w:tcPr>
+          <w:p>
+            <w:pPr>
+              <w:cnfStyle w:val="000000000000" w:firstRow="0" w:lastRow="0" w:firstColumn="0" w:lastColumn="0" w:oddVBand="0" w:evenVBand="0" w:oddHBand="0" w:evenHBand="0" w:firstRowFirstColumn="0" w:firstRowLastColumn="0" w:lastRowFirstColumn="0" w:lastRowLastColumn="0"/>
+              <w:rPr>
+                <w:sz w:val="20"/>
+                <w:szCs w:val="20"/>
+                <w:lang w:val="el-GR"/>
+              </w:rPr>
+            </w:pPr>
+          </w:p>
+        </w:tc>
+        <w:tc>
+          <w:tcPr>
+            <w:tcW w:w="1677" w:type="dxa"/>
+            <w:gridSpan w:val="2"/>
+            <w:tcBorders>
+              <w:top w:val="nil"/>
+              <w:left w:val="nil"/>
+              <w:bottom w:val="nil"/>
+              <w:right w:val="nil"/>
+            </w:tcBorders>
+            <w:shd w:val="clear" w:color="auto" w:fill="156082" w:themeFill="accent1"/>
+          </w:tcPr>
+          <w:p>
+            <w:pPr>
+              <w:cnfStyle w:val="000000000000" w:firstRow="0" w:lastRow="0" w:firstColumn="0" w:lastColumn="0" w:oddVBand="0" w:evenVBand="0" w:oddHBand="0" w:evenHBand="0" w:firstRowFirstColumn="0" w:firstRowLastColumn="0" w:lastRowFirstColumn="0" w:lastRowLastColumn="0"/>
+              <w:rPr>
+                <w:sz w:val="20"/>
+                <w:szCs w:val="20"/>
+                <w:lang w:val="el-GR"/>
+              </w:rPr>
+            </w:pPr>
+          </w:p>
+        </w:tc>
+        <w:tc>
+          <w:tcPr>
+            <w:tcW w:w="1691" w:type="dxa"/>
+            <w:gridSpan w:val="2"/>
+            <w:tcBorders>
+              <w:top w:val="nil"/>
+              <w:left w:val="nil"/>
+              <w:bottom w:val="nil"/>
+              <w:right w:val="nil"/>
+            </w:tcBorders>
+            <w:shd w:val="clear" w:color="auto" w:fill="156082" w:themeFill="accent1"/>
+          </w:tcPr>
+          <w:p>
+            <w:pPr>
+              <w:cnfStyle w:val="000000000000" w:firstRow="0" w:lastRow="0" w:firstColumn="0" w:lastColumn="0" w:oddVBand="0" w:evenVBand="0" w:oddHBand="0" w:evenHBand="0" w:firstRowFirstColumn="0" w:firstRowLastColumn="0" w:lastRowFirstColumn="0" w:lastRowLastColumn="0"/>
+              <w:rPr>
+                <w:sz w:val="20"/>
+                <w:szCs w:val="20"/>
+                <w:lang w:val="el-GR"/>
+              </w:rPr>
+            </w:pPr>
+          </w:p>
+        </w:tc>
+        <w:tc>
+          <w:tcPr>
+            <w:tcW w:w="1724" w:type="dxa"/>
+            <w:gridSpan w:val="2"/>
+            <w:tcBorders>
+              <w:top w:val="nil"/>
+              <w:left w:val="nil"/>
+              <w:bottom w:val="nil"/>
+              <w:right w:val="nil"/>
+            </w:tcBorders>
+            <w:shd w:val="clear" w:color="auto" w:fill="156082" w:themeFill="accent1"/>
+          </w:tcPr>
+          <w:p>
+            <w:pPr>
+              <w:cnfStyle w:val="000000000000" w:firstRow="0" w:lastRow="0" w:firstColumn="0" w:lastColumn="0" w:oddVBand="0" w:evenVBand="0" w:oddHBand="0" w:evenHBand="0" w:firstRowFirstColumn="0" w:firstRowLastColumn="0" w:lastRowFirstColumn="0" w:lastRowLastColumn="0"/>
+              <w:rPr>
+                <w:sz w:val="20"/>
+                <w:szCs w:val="20"/>
+                <w:lang w:val="el-GR"/>
+              </w:rPr>
+            </w:pPr>
+          </w:p>
+        </w:tc>
+        <w:tc>
+          <w:tcPr>
+            <w:tcW w:w="1827" w:type="dxa"/>
+            <w:gridSpan w:val="2"/>
+            <w:tcBorders>
+              <w:top w:val="nil"/>
+              <w:left w:val="nil"/>
+              <w:bottom w:val="nil"/>
+              <w:right w:val="nil"/>
+            </w:tcBorders>
+            <w:shd w:val="clear" w:color="auto" w:fill="156082" w:themeFill="accent1"/>
+          </w:tcPr>
+          <w:p>
+            <w:pPr>
+              <w:cnfStyle w:val="000000000000" w:firstRow="0" w:lastRow="0" w:firstColumn="0" w:lastColumn="0" w:oddVBand="0" w:evenVBand="0" w:oddHBand="0" w:evenHBand="0" w:firstRowFirstColumn="0" w:firstRowLastColumn="0" w:lastRowFirstColumn="0" w:lastRowLastColumn="0"/>
+              <w:rPr>
+                <w:sz w:val="20"/>
+                <w:szCs w:val="20"/>
+                <w:lang w:val="el-GR"/>
+              </w:rPr>
+            </w:pPr>
+          </w:p>
+        </w:tc>
+        <w:tc>
+          <w:tcPr>
+            <w:tcW w:w="2583" w:type="dxa"/>
+            <w:gridSpan w:val="2"/>
+            <w:tcBorders>
+              <w:top w:val="nil"/>
+              <w:left w:val="nil"/>
+              <w:bottom w:val="nil"/>
+              <w:right w:val="nil"/>
+            </w:tcBorders>
+            <w:shd w:val="clear" w:color="auto" w:fill="156082" w:themeFill="accent1"/>
+          </w:tcPr>
+          <w:p>
+            <w:pPr>
+              <w:cnfStyle w:val="000000000000" w:firstRow="0" w:lastRow="0" w:firstColumn="0" w:lastColumn="0" w:oddVBand="0" w:evenVBand="0" w:oddHBand="0" w:evenHBand="0" w:firstRowFirstColumn="0" w:firstRowLastColumn="0" w:lastRowFirstColumn="0" w:lastRowLastColumn="0"/>
+              <w:rPr>
+                <w:sz w:val="20"/>
+                <w:szCs w:val="20"/>
+              </w:rPr>
+            </w:pPr>
+          </w:p>
+        </w:tc>
+      </w:tr>
+    </w:tbl>
     <w:p/>
     <w:sectPr>
-      <w:footerReference w:type="default" r:id="rId13"/>
+      <w:footerReference w:type="default" r:id="rId11"/>
       <w:pgSz w:w="12240" w:h="15840"/>
       <w:pgMar w:top="1440" w:right="1440" w:bottom="1440" w:left="1440" w:header="720" w:footer="720" w:gutter="0"/>
       <w:pgNumType w:start="0"/>

--- a/BingeSpice v1.0/Test-Cases-v1.0.docx
+++ b/BingeSpice v1.0/Test-Cases-v1.0.docx
@@ -241,7 +241,7 @@
                         <v:stroke joinstyle="miter"/>
                         <v:path gradientshapeok="t" o:connecttype="rect"/>
                       </v:shapetype>
-                      <v:shape id="Text Box 1" o:spid="_x0000_s1026" type="#_x0000_t202" style="position:absolute;margin-left:0;margin-top:540.35pt;width:438.1pt;height:208.7pt;z-index:251666432;visibility:visible;mso-wrap-style:square;mso-width-percent:0;mso-height-percent:0;mso-wrap-distance-left:9pt;mso-wrap-distance-top:0;mso-wrap-distance-right:9pt;mso-wrap-distance-bottom:0;mso-position-horizontal:center;mso-position-horizontal-relative:margin;mso-position-vertical:absolute;mso-position-vertical-relative:page;mso-width-percent:0;mso-height-percent:0;mso-width-relative:page;mso-height-relative:page;v-text-anchor:top" o:gfxdata="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" filled="f" stroked="f" strokeweight=".5pt">
+                      <v:shape id="Text Box 1" o:spid="_x0000_s1026" type="#_x0000_t202" style="position:absolute;margin-left:0;margin-top:540.35pt;width:438.1pt;height:208.7pt;z-index:251666432;visibility:visible;mso-wrap-style:square;mso-width-percent:0;mso-height-percent:0;mso-wrap-distance-left:9pt;mso-wrap-distance-top:0;mso-wrap-distance-right:9pt;mso-wrap-distance-bottom:0;mso-position-horizontal:center;mso-position-horizontal-relative:margin;mso-position-vertical:absolute;mso-position-vertical-relative:page;mso-width-percent:0;mso-height-percent:0;mso-width-relative:page;mso-height-relative:page;v-text-anchor:top" o:gfxdata="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" filled="f" stroked="f" strokeweight=".5pt">
                         <v:textbox>
                           <w:txbxContent>
                             <w:p>
@@ -1228,60 +1228,121 @@
                                     <w:lang w:val="el-GR"/>
                                   </w:rPr>
                                 </w:pPr>
-                                <w:hyperlink r:id="rId9" w:history="1">
-                                  <w:r>
-                                    <w:rPr>
-                                      <w:rStyle w:val="Hyperlink"/>
-                                      <w:rFonts w:cs="Times New Roman"/>
-                                    </w:rPr>
-                                    <w:t>up</w:t>
-                                  </w:r>
-                                  <w:r>
-                                    <w:rPr>
-                                      <w:rStyle w:val="Hyperlink"/>
-                                      <w:rFonts w:cs="Times New Roman"/>
-                                      <w:lang w:val="el-GR"/>
-                                    </w:rPr>
-                                    <w:t>1100554@</w:t>
-                                  </w:r>
-                                  <w:r>
-                                    <w:rPr>
-                                      <w:rStyle w:val="Hyperlink"/>
-                                      <w:rFonts w:cs="Times New Roman"/>
-                                    </w:rPr>
-                                    <w:t>ac</w:t>
-                                  </w:r>
-                                  <w:r>
-                                    <w:rPr>
-                                      <w:rStyle w:val="Hyperlink"/>
-                                      <w:rFonts w:cs="Times New Roman"/>
-                                      <w:lang w:val="el-GR"/>
-                                    </w:rPr>
-                                    <w:t>.</w:t>
-                                  </w:r>
-                                  <w:r>
-                                    <w:rPr>
-                                      <w:rStyle w:val="Hyperlink"/>
-                                      <w:rFonts w:cs="Times New Roman"/>
-                                    </w:rPr>
-                                    <w:t>upatras</w:t>
-                                  </w:r>
-                                  <w:r>
-                                    <w:rPr>
-                                      <w:rStyle w:val="Hyperlink"/>
-                                      <w:rFonts w:cs="Times New Roman"/>
-                                      <w:lang w:val="el-GR"/>
-                                    </w:rPr>
-                                    <w:t>.</w:t>
-                                  </w:r>
-                                  <w:r>
-                                    <w:rPr>
-                                      <w:rStyle w:val="Hyperlink"/>
-                                      <w:rFonts w:cs="Times New Roman"/>
-                                    </w:rPr>
-                                    <w:t>gr</w:t>
-                                  </w:r>
-                                </w:hyperlink>
+                                <w:r>
+                                  <w:fldChar w:fldCharType="begin"/>
+                                </w:r>
+                                <w:r>
+                                  <w:instrText>HYPERLINK</w:instrText>
+                                </w:r>
+                                <w:r>
+                                  <w:rPr>
+                                    <w:lang w:val="el-GR"/>
+                                  </w:rPr>
+                                  <w:instrText xml:space="preserve"> "</w:instrText>
+                                </w:r>
+                                <w:r>
+                                  <w:instrText>mailto</w:instrText>
+                                </w:r>
+                                <w:r>
+                                  <w:rPr>
+                                    <w:lang w:val="el-GR"/>
+                                  </w:rPr>
+                                  <w:instrText>:</w:instrText>
+                                </w:r>
+                                <w:r>
+                                  <w:instrText>up</w:instrText>
+                                </w:r>
+                                <w:r>
+                                  <w:rPr>
+                                    <w:lang w:val="el-GR"/>
+                                  </w:rPr>
+                                  <w:instrText>1100554@</w:instrText>
+                                </w:r>
+                                <w:r>
+                                  <w:instrText>ac</w:instrText>
+                                </w:r>
+                                <w:r>
+                                  <w:rPr>
+                                    <w:lang w:val="el-GR"/>
+                                  </w:rPr>
+                                  <w:instrText>.</w:instrText>
+                                </w:r>
+                                <w:r>
+                                  <w:instrText>upatras</w:instrText>
+                                </w:r>
+                                <w:r>
+                                  <w:rPr>
+                                    <w:lang w:val="el-GR"/>
+                                  </w:rPr>
+                                  <w:instrText>.</w:instrText>
+                                </w:r>
+                                <w:r>
+                                  <w:instrText>gr</w:instrText>
+                                </w:r>
+                                <w:r>
+                                  <w:rPr>
+                                    <w:lang w:val="el-GR"/>
+                                  </w:rPr>
+                                  <w:instrText>"</w:instrText>
+                                </w:r>
+                                <w:r>
+                                  <w:fldChar w:fldCharType="separate"/>
+                                </w:r>
+                                <w:r>
+                                  <w:rPr>
+                                    <w:rStyle w:val="Hyperlink"/>
+                                    <w:rFonts w:cs="Times New Roman"/>
+                                  </w:rPr>
+                                  <w:t>up</w:t>
+                                </w:r>
+                                <w:r>
+                                  <w:rPr>
+                                    <w:rStyle w:val="Hyperlink"/>
+                                    <w:rFonts w:cs="Times New Roman"/>
+                                    <w:lang w:val="el-GR"/>
+                                  </w:rPr>
+                                  <w:t>1100554@</w:t>
+                                </w:r>
+                                <w:r>
+                                  <w:rPr>
+                                    <w:rStyle w:val="Hyperlink"/>
+                                    <w:rFonts w:cs="Times New Roman"/>
+                                  </w:rPr>
+                                  <w:t>ac</w:t>
+                                </w:r>
+                                <w:r>
+                                  <w:rPr>
+                                    <w:rStyle w:val="Hyperlink"/>
+                                    <w:rFonts w:cs="Times New Roman"/>
+                                    <w:lang w:val="el-GR"/>
+                                  </w:rPr>
+                                  <w:t>.</w:t>
+                                </w:r>
+                                <w:r>
+                                  <w:rPr>
+                                    <w:rStyle w:val="Hyperlink"/>
+                                    <w:rFonts w:cs="Times New Roman"/>
+                                  </w:rPr>
+                                  <w:t>upatras</w:t>
+                                </w:r>
+                                <w:r>
+                                  <w:rPr>
+                                    <w:rStyle w:val="Hyperlink"/>
+                                    <w:rFonts w:cs="Times New Roman"/>
+                                    <w:lang w:val="el-GR"/>
+                                  </w:rPr>
+                                  <w:t>.</w:t>
+                                </w:r>
+                                <w:r>
+                                  <w:rPr>
+                                    <w:rStyle w:val="Hyperlink"/>
+                                    <w:rFonts w:cs="Times New Roman"/>
+                                  </w:rPr>
+                                  <w:t>gr</w:t>
+                                </w:r>
+                                <w:r>
+                                  <w:fldChar w:fldCharType="end"/>
+                                </w:r>
                               </w:p>
                               <w:p>
                                 <w:pPr>
@@ -1356,7 +1417,7 @@
               </mc:Choice>
               <mc:Fallback>
                 <w:pict>
-                  <v:shape w14:anchorId="7EBF4965" id="Text Box 3" o:spid="_x0000_s1027" type="#_x0000_t202" style="position:absolute;left:0;text-align:left;margin-left:0;margin-top:6pt;width:118.2pt;height:174.35pt;z-index:251667456;visibility:visible;mso-wrap-style:square;mso-width-percent:0;mso-height-percent:0;mso-wrap-distance-left:9pt;mso-wrap-distance-top:0;mso-wrap-distance-right:9pt;mso-wrap-distance-bottom:0;mso-position-horizontal:left;mso-position-horizontal-relative:margin;mso-position-vertical:absolute;mso-position-vertical-relative:text;mso-width-percent:0;mso-height-percent:0;mso-width-relative:page;mso-height-relative:page;v-text-anchor:top" o:gfxdata="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">
+                  <v:shape w14:anchorId="7EBF4965" id="Text Box 3" o:spid="_x0000_s1027" type="#_x0000_t202" style="position:absolute;left:0;text-align:left;margin-left:0;margin-top:6pt;width:118.2pt;height:174.35pt;z-index:251667456;visibility:visible;mso-wrap-style:square;mso-width-percent:0;mso-height-percent:0;mso-wrap-distance-left:9pt;mso-wrap-distance-top:0;mso-wrap-distance-right:9pt;mso-wrap-distance-bottom:0;mso-position-horizontal:left;mso-position-horizontal-relative:margin;mso-position-vertical:absolute;mso-position-vertical-relative:text;mso-width-percent:0;mso-height-percent:0;mso-width-relative:page;mso-height-relative:page;v-text-anchor:top" o:gfxdata="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">
                     <v:shadow on="t" opacity=".5" offset="6pt,-6pt"/>
                     <v:textbox>
                       <w:txbxContent>
@@ -1387,60 +1448,121 @@
                               <w:lang w:val="el-GR"/>
                             </w:rPr>
                           </w:pPr>
-                          <w:hyperlink r:id="rId10" w:history="1">
-                            <w:r>
-                              <w:rPr>
-                                <w:rStyle w:val="Hyperlink"/>
-                                <w:rFonts w:cs="Times New Roman"/>
-                              </w:rPr>
-                              <w:t>up</w:t>
-                            </w:r>
-                            <w:r>
-                              <w:rPr>
-                                <w:rStyle w:val="Hyperlink"/>
-                                <w:rFonts w:cs="Times New Roman"/>
-                                <w:lang w:val="el-GR"/>
-                              </w:rPr>
-                              <w:t>1100554@</w:t>
-                            </w:r>
-                            <w:r>
-                              <w:rPr>
-                                <w:rStyle w:val="Hyperlink"/>
-                                <w:rFonts w:cs="Times New Roman"/>
-                              </w:rPr>
-                              <w:t>ac</w:t>
-                            </w:r>
-                            <w:r>
-                              <w:rPr>
-                                <w:rStyle w:val="Hyperlink"/>
-                                <w:rFonts w:cs="Times New Roman"/>
-                                <w:lang w:val="el-GR"/>
-                              </w:rPr>
-                              <w:t>.</w:t>
-                            </w:r>
-                            <w:r>
-                              <w:rPr>
-                                <w:rStyle w:val="Hyperlink"/>
-                                <w:rFonts w:cs="Times New Roman"/>
-                              </w:rPr>
-                              <w:t>upatras</w:t>
-                            </w:r>
-                            <w:r>
-                              <w:rPr>
-                                <w:rStyle w:val="Hyperlink"/>
-                                <w:rFonts w:cs="Times New Roman"/>
-                                <w:lang w:val="el-GR"/>
-                              </w:rPr>
-                              <w:t>.</w:t>
-                            </w:r>
-                            <w:r>
-                              <w:rPr>
-                                <w:rStyle w:val="Hyperlink"/>
-                                <w:rFonts w:cs="Times New Roman"/>
-                              </w:rPr>
-                              <w:t>gr</w:t>
-                            </w:r>
-                          </w:hyperlink>
+                          <w:r>
+                            <w:fldChar w:fldCharType="begin"/>
+                          </w:r>
+                          <w:r>
+                            <w:instrText>HYPERLINK</w:instrText>
+                          </w:r>
+                          <w:r>
+                            <w:rPr>
+                              <w:lang w:val="el-GR"/>
+                            </w:rPr>
+                            <w:instrText xml:space="preserve"> "</w:instrText>
+                          </w:r>
+                          <w:r>
+                            <w:instrText>mailto</w:instrText>
+                          </w:r>
+                          <w:r>
+                            <w:rPr>
+                              <w:lang w:val="el-GR"/>
+                            </w:rPr>
+                            <w:instrText>:</w:instrText>
+                          </w:r>
+                          <w:r>
+                            <w:instrText>up</w:instrText>
+                          </w:r>
+                          <w:r>
+                            <w:rPr>
+                              <w:lang w:val="el-GR"/>
+                            </w:rPr>
+                            <w:instrText>1100554@</w:instrText>
+                          </w:r>
+                          <w:r>
+                            <w:instrText>ac</w:instrText>
+                          </w:r>
+                          <w:r>
+                            <w:rPr>
+                              <w:lang w:val="el-GR"/>
+                            </w:rPr>
+                            <w:instrText>.</w:instrText>
+                          </w:r>
+                          <w:r>
+                            <w:instrText>upatras</w:instrText>
+                          </w:r>
+                          <w:r>
+                            <w:rPr>
+                              <w:lang w:val="el-GR"/>
+                            </w:rPr>
+                            <w:instrText>.</w:instrText>
+                          </w:r>
+                          <w:r>
+                            <w:instrText>gr</w:instrText>
+                          </w:r>
+                          <w:r>
+                            <w:rPr>
+                              <w:lang w:val="el-GR"/>
+                            </w:rPr>
+                            <w:instrText>"</w:instrText>
+                          </w:r>
+                          <w:r>
+                            <w:fldChar w:fldCharType="separate"/>
+                          </w:r>
+                          <w:r>
+                            <w:rPr>
+                              <w:rStyle w:val="Hyperlink"/>
+                              <w:rFonts w:cs="Times New Roman"/>
+                            </w:rPr>
+                            <w:t>up</w:t>
+                          </w:r>
+                          <w:r>
+                            <w:rPr>
+                              <w:rStyle w:val="Hyperlink"/>
+                              <w:rFonts w:cs="Times New Roman"/>
+                              <w:lang w:val="el-GR"/>
+                            </w:rPr>
+                            <w:t>1100554@</w:t>
+                          </w:r>
+                          <w:r>
+                            <w:rPr>
+                              <w:rStyle w:val="Hyperlink"/>
+                              <w:rFonts w:cs="Times New Roman"/>
+                            </w:rPr>
+                            <w:t>ac</w:t>
+                          </w:r>
+                          <w:r>
+                            <w:rPr>
+                              <w:rStyle w:val="Hyperlink"/>
+                              <w:rFonts w:cs="Times New Roman"/>
+                              <w:lang w:val="el-GR"/>
+                            </w:rPr>
+                            <w:t>.</w:t>
+                          </w:r>
+                          <w:r>
+                            <w:rPr>
+                              <w:rStyle w:val="Hyperlink"/>
+                              <w:rFonts w:cs="Times New Roman"/>
+                            </w:rPr>
+                            <w:t>upatras</w:t>
+                          </w:r>
+                          <w:r>
+                            <w:rPr>
+                              <w:rStyle w:val="Hyperlink"/>
+                              <w:rFonts w:cs="Times New Roman"/>
+                              <w:lang w:val="el-GR"/>
+                            </w:rPr>
+                            <w:t>.</w:t>
+                          </w:r>
+                          <w:r>
+                            <w:rPr>
+                              <w:rStyle w:val="Hyperlink"/>
+                              <w:rFonts w:cs="Times New Roman"/>
+                            </w:rPr>
+                            <w:t>gr</w:t>
+                          </w:r>
+                          <w:r>
+                            <w:fldChar w:fldCharType="end"/>
+                          </w:r>
                         </w:p>
                         <w:p>
                           <w:pPr>
@@ -1598,77 +1720,16 @@
                                     <w:lang w:val="el-GR"/>
                                   </w:rPr>
                                 </w:pPr>
-                                <w:r>
-                                  <w:fldChar w:fldCharType="begin"/>
-                                </w:r>
-                                <w:r>
-                                  <w:instrText>HYPERLINK</w:instrText>
-                                </w:r>
-                                <w:r>
-                                  <w:rPr>
-                                    <w:lang w:val="el-GR"/>
-                                  </w:rPr>
-                                  <w:instrText xml:space="preserve"> "</w:instrText>
-                                </w:r>
-                                <w:r>
-                                  <w:instrText>mailto</w:instrText>
-                                </w:r>
-                                <w:r>
-                                  <w:rPr>
-                                    <w:lang w:val="el-GR"/>
-                                  </w:rPr>
-                                  <w:instrText>:</w:instrText>
-                                </w:r>
-                                <w:r>
-                                  <w:instrText>up</w:instrText>
-                                </w:r>
-                                <w:r>
-                                  <w:rPr>
-                                    <w:lang w:val="el-GR"/>
-                                  </w:rPr>
-                                  <w:instrText>1104804@</w:instrText>
-                                </w:r>
-                                <w:r>
-                                  <w:instrText>ac</w:instrText>
-                                </w:r>
-                                <w:r>
-                                  <w:rPr>
-                                    <w:lang w:val="el-GR"/>
-                                  </w:rPr>
-                                  <w:instrText>.</w:instrText>
-                                </w:r>
-                                <w:r>
-                                  <w:instrText>upatras</w:instrText>
-                                </w:r>
-                                <w:r>
-                                  <w:rPr>
-                                    <w:lang w:val="el-GR"/>
-                                  </w:rPr>
-                                  <w:instrText>.</w:instrText>
-                                </w:r>
-                                <w:r>
-                                  <w:instrText>gr</w:instrText>
-                                </w:r>
-                                <w:r>
-                                  <w:rPr>
-                                    <w:lang w:val="el-GR"/>
-                                  </w:rPr>
-                                  <w:instrText>"</w:instrText>
-                                </w:r>
-                                <w:r>
-                                  <w:fldChar w:fldCharType="separate"/>
-                                </w:r>
-                                <w:r>
-                                  <w:rPr>
-                                    <w:rStyle w:val="Hyperlink"/>
-                                    <w:rFonts w:cs="Times New Roman"/>
-                                    <w:lang w:val="el-GR"/>
-                                  </w:rPr>
-                                  <w:t>up1104804@ac.upatras.gr</w:t>
-                                </w:r>
-                                <w:r>
-                                  <w:fldChar w:fldCharType="end"/>
-                                </w:r>
+                                <w:hyperlink r:id="rId9" w:history="1">
+                                  <w:r>
+                                    <w:rPr>
+                                      <w:rStyle w:val="Hyperlink"/>
+                                      <w:rFonts w:cs="Times New Roman"/>
+                                      <w:lang w:val="el-GR"/>
+                                    </w:rPr>
+                                    <w:t>up1104804@ac.upatras.gr</w:t>
+                                  </w:r>
+                                </w:hyperlink>
                               </w:p>
                               <w:p>
                                 <w:pPr>
@@ -1742,7 +1803,7 @@
               </mc:Choice>
               <mc:Fallback>
                 <w:pict>
-                  <v:shape w14:anchorId="5418DE7E" id="Text Box 5" o:spid="_x0000_s1028" type="#_x0000_t202" style="position:absolute;left:0;text-align:left;margin-left:57.25pt;margin-top:7.85pt;width:108.45pt;height:177.75pt;z-index:251669504;visibility:visible;mso-wrap-style:square;mso-width-percent:0;mso-height-percent:0;mso-wrap-distance-left:9pt;mso-wrap-distance-top:0;mso-wrap-distance-right:9pt;mso-wrap-distance-bottom:0;mso-position-horizontal:right;mso-position-horizontal-relative:margin;mso-position-vertical:absolute;mso-position-vertical-relative:text;mso-width-percent:0;mso-height-percent:0;mso-width-relative:page;mso-height-relative:page;v-text-anchor:top" o:gfxdata="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">
+                  <v:shape w14:anchorId="5418DE7E" id="Text Box 5" o:spid="_x0000_s1028" type="#_x0000_t202" style="position:absolute;left:0;text-align:left;margin-left:57.25pt;margin-top:7.85pt;width:108.45pt;height:177.75pt;z-index:251669504;visibility:visible;mso-wrap-style:square;mso-width-percent:0;mso-height-percent:0;mso-wrap-distance-left:9pt;mso-wrap-distance-top:0;mso-wrap-distance-right:9pt;mso-wrap-distance-bottom:0;mso-position-horizontal:right;mso-position-horizontal-relative:margin;mso-position-vertical:absolute;mso-position-vertical-relative:text;mso-width-percent:0;mso-height-percent:0;mso-width-relative:page;mso-height-relative:page;v-text-anchor:top" o:gfxdata="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">
                     <v:shadow on="t" opacity=".5" offset="6pt,-6pt"/>
                     <v:textbox>
                       <w:txbxContent>
@@ -1777,77 +1838,16 @@
                               <w:lang w:val="el-GR"/>
                             </w:rPr>
                           </w:pPr>
-                          <w:r>
-                            <w:fldChar w:fldCharType="begin"/>
-                          </w:r>
-                          <w:r>
-                            <w:instrText>HYPERLINK</w:instrText>
-                          </w:r>
-                          <w:r>
-                            <w:rPr>
-                              <w:lang w:val="el-GR"/>
-                            </w:rPr>
-                            <w:instrText xml:space="preserve"> "</w:instrText>
-                          </w:r>
-                          <w:r>
-                            <w:instrText>mailto</w:instrText>
-                          </w:r>
-                          <w:r>
-                            <w:rPr>
-                              <w:lang w:val="el-GR"/>
-                            </w:rPr>
-                            <w:instrText>:</w:instrText>
-                          </w:r>
-                          <w:r>
-                            <w:instrText>up</w:instrText>
-                          </w:r>
-                          <w:r>
-                            <w:rPr>
-                              <w:lang w:val="el-GR"/>
-                            </w:rPr>
-                            <w:instrText>1104804@</w:instrText>
-                          </w:r>
-                          <w:r>
-                            <w:instrText>ac</w:instrText>
-                          </w:r>
-                          <w:r>
-                            <w:rPr>
-                              <w:lang w:val="el-GR"/>
-                            </w:rPr>
-                            <w:instrText>.</w:instrText>
-                          </w:r>
-                          <w:r>
-                            <w:instrText>upatras</w:instrText>
-                          </w:r>
-                          <w:r>
-                            <w:rPr>
-                              <w:lang w:val="el-GR"/>
-                            </w:rPr>
-                            <w:instrText>.</w:instrText>
-                          </w:r>
-                          <w:r>
-                            <w:instrText>gr</w:instrText>
-                          </w:r>
-                          <w:r>
-                            <w:rPr>
-                              <w:lang w:val="el-GR"/>
-                            </w:rPr>
-                            <w:instrText>"</w:instrText>
-                          </w:r>
-                          <w:r>
-                            <w:fldChar w:fldCharType="separate"/>
-                          </w:r>
-                          <w:r>
-                            <w:rPr>
-                              <w:rStyle w:val="Hyperlink"/>
-                              <w:rFonts w:cs="Times New Roman"/>
-                              <w:lang w:val="el-GR"/>
-                            </w:rPr>
-                            <w:t>up1104804@ac.upatras.gr</w:t>
-                          </w:r>
-                          <w:r>
-                            <w:fldChar w:fldCharType="end"/>
-                          </w:r>
+                          <w:hyperlink r:id="rId10" w:history="1">
+                            <w:r>
+                              <w:rPr>
+                                <w:rStyle w:val="Hyperlink"/>
+                                <w:rFonts w:cs="Times New Roman"/>
+                                <w:lang w:val="el-GR"/>
+                              </w:rPr>
+                              <w:t>up1104804@ac.upatras.gr</w:t>
+                            </w:r>
+                          </w:hyperlink>
                         </w:p>
                         <w:p>
                           <w:pPr>
@@ -2004,77 +2004,16 @@
                                     <w:lang w:val="el-GR"/>
                                   </w:rPr>
                                 </w:pPr>
-                                <w:r>
-                                  <w:fldChar w:fldCharType="begin"/>
-                                </w:r>
-                                <w:r>
-                                  <w:instrText>HYPERLINK</w:instrText>
-                                </w:r>
-                                <w:r>
-                                  <w:rPr>
-                                    <w:lang w:val="el-GR"/>
-                                  </w:rPr>
-                                  <w:instrText xml:space="preserve"> "</w:instrText>
-                                </w:r>
-                                <w:r>
-                                  <w:instrText>mailto</w:instrText>
-                                </w:r>
-                                <w:r>
-                                  <w:rPr>
-                                    <w:lang w:val="el-GR"/>
-                                  </w:rPr>
-                                  <w:instrText>:</w:instrText>
-                                </w:r>
-                                <w:r>
-                                  <w:instrText>up</w:instrText>
-                                </w:r>
-                                <w:r>
-                                  <w:rPr>
-                                    <w:lang w:val="el-GR"/>
-                                  </w:rPr>
-                                  <w:instrText>1100613@</w:instrText>
-                                </w:r>
-                                <w:r>
-                                  <w:instrText>ac</w:instrText>
-                                </w:r>
-                                <w:r>
-                                  <w:rPr>
-                                    <w:lang w:val="el-GR"/>
-                                  </w:rPr>
-                                  <w:instrText>.</w:instrText>
-                                </w:r>
-                                <w:r>
-                                  <w:instrText>upatras</w:instrText>
-                                </w:r>
-                                <w:r>
-                                  <w:rPr>
-                                    <w:lang w:val="el-GR"/>
-                                  </w:rPr>
-                                  <w:instrText>.</w:instrText>
-                                </w:r>
-                                <w:r>
-                                  <w:instrText>gr</w:instrText>
-                                </w:r>
-                                <w:r>
-                                  <w:rPr>
-                                    <w:lang w:val="el-GR"/>
-                                  </w:rPr>
-                                  <w:instrText>"</w:instrText>
-                                </w:r>
-                                <w:r>
-                                  <w:fldChar w:fldCharType="separate"/>
-                                </w:r>
-                                <w:r>
-                                  <w:rPr>
-                                    <w:rStyle w:val="Hyperlink"/>
-                                    <w:rFonts w:cs="Times New Roman"/>
-                                    <w:lang w:val="el-GR"/>
-                                  </w:rPr>
-                                  <w:t>up1100613@ac.upatras.gr</w:t>
-                                </w:r>
-                                <w:r>
-                                  <w:fldChar w:fldCharType="end"/>
-                                </w:r>
+                                <w:hyperlink r:id="rId11" w:history="1">
+                                  <w:r>
+                                    <w:rPr>
+                                      <w:rStyle w:val="Hyperlink"/>
+                                      <w:rFonts w:cs="Times New Roman"/>
+                                      <w:lang w:val="el-GR"/>
+                                    </w:rPr>
+                                    <w:t>up1100613@ac.upatras.gr</w:t>
+                                  </w:r>
+                                </w:hyperlink>
                               </w:p>
                               <w:p>
                                 <w:pPr>
@@ -2147,7 +2086,7 @@
               </mc:Choice>
               <mc:Fallback>
                 <w:pict>
-                  <v:shape w14:anchorId="3063BB03" id="Text Box 4" o:spid="_x0000_s1029" type="#_x0000_t202" style="position:absolute;left:0;text-align:left;margin-left:0;margin-top:6.9pt;width:108.45pt;height:174.35pt;z-index:251668480;visibility:visible;mso-wrap-style:square;mso-width-percent:0;mso-height-percent:0;mso-wrap-distance-left:9pt;mso-wrap-distance-top:0;mso-wrap-distance-right:9pt;mso-wrap-distance-bottom:0;mso-position-horizontal:center;mso-position-horizontal-relative:margin;mso-position-vertical:absolute;mso-position-vertical-relative:text;mso-width-percent:0;mso-height-percent:0;mso-width-relative:page;mso-height-relative:page;v-text-anchor:top" o:gfxdata="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">
+                  <v:shape w14:anchorId="3063BB03" id="Text Box 4" o:spid="_x0000_s1029" type="#_x0000_t202" style="position:absolute;left:0;text-align:left;margin-left:0;margin-top:6.9pt;width:108.45pt;height:174.35pt;z-index:251668480;visibility:visible;mso-wrap-style:square;mso-width-percent:0;mso-height-percent:0;mso-wrap-distance-left:9pt;mso-wrap-distance-top:0;mso-wrap-distance-right:9pt;mso-wrap-distance-bottom:0;mso-position-horizontal:center;mso-position-horizontal-relative:margin;mso-position-vertical:absolute;mso-position-vertical-relative:text;mso-width-percent:0;mso-height-percent:0;mso-width-relative:page;mso-height-relative:page;v-text-anchor:top" o:gfxdata="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">
                     <v:shadow on="t" opacity=".5" offset="6pt,-6pt"/>
                     <v:textbox>
                       <w:txbxContent>
@@ -2182,77 +2121,16 @@
                               <w:lang w:val="el-GR"/>
                             </w:rPr>
                           </w:pPr>
-                          <w:r>
-                            <w:fldChar w:fldCharType="begin"/>
-                          </w:r>
-                          <w:r>
-                            <w:instrText>HYPERLINK</w:instrText>
-                          </w:r>
-                          <w:r>
-                            <w:rPr>
-                              <w:lang w:val="el-GR"/>
-                            </w:rPr>
-                            <w:instrText xml:space="preserve"> "</w:instrText>
-                          </w:r>
-                          <w:r>
-                            <w:instrText>mailto</w:instrText>
-                          </w:r>
-                          <w:r>
-                            <w:rPr>
-                              <w:lang w:val="el-GR"/>
-                            </w:rPr>
-                            <w:instrText>:</w:instrText>
-                          </w:r>
-                          <w:r>
-                            <w:instrText>up</w:instrText>
-                          </w:r>
-                          <w:r>
-                            <w:rPr>
-                              <w:lang w:val="el-GR"/>
-                            </w:rPr>
-                            <w:instrText>1100613@</w:instrText>
-                          </w:r>
-                          <w:r>
-                            <w:instrText>ac</w:instrText>
-                          </w:r>
-                          <w:r>
-                            <w:rPr>
-                              <w:lang w:val="el-GR"/>
-                            </w:rPr>
-                            <w:instrText>.</w:instrText>
-                          </w:r>
-                          <w:r>
-                            <w:instrText>upatras</w:instrText>
-                          </w:r>
-                          <w:r>
-                            <w:rPr>
-                              <w:lang w:val="el-GR"/>
-                            </w:rPr>
-                            <w:instrText>.</w:instrText>
-                          </w:r>
-                          <w:r>
-                            <w:instrText>gr</w:instrText>
-                          </w:r>
-                          <w:r>
-                            <w:rPr>
-                              <w:lang w:val="el-GR"/>
-                            </w:rPr>
-                            <w:instrText>"</w:instrText>
-                          </w:r>
-                          <w:r>
-                            <w:fldChar w:fldCharType="separate"/>
-                          </w:r>
-                          <w:r>
-                            <w:rPr>
-                              <w:rStyle w:val="Hyperlink"/>
-                              <w:rFonts w:cs="Times New Roman"/>
-                              <w:lang w:val="el-GR"/>
-                            </w:rPr>
-                            <w:t>up1100613@ac.upatras.gr</w:t>
-                          </w:r>
-                          <w:r>
-                            <w:fldChar w:fldCharType="end"/>
-                          </w:r>
+                          <w:hyperlink r:id="rId12" w:history="1">
+                            <w:r>
+                              <w:rPr>
+                                <w:rStyle w:val="Hyperlink"/>
+                                <w:rFonts w:cs="Times New Roman"/>
+                                <w:lang w:val="el-GR"/>
+                              </w:rPr>
+                              <w:t>up1100613@ac.upatras.gr</w:t>
+                            </w:r>
+                          </w:hyperlink>
                         </w:p>
                         <w:p>
                           <w:pPr>
@@ -2465,76 +2343,15 @@
                                     <w:lang w:val="el-GR"/>
                                   </w:rPr>
                                 </w:pPr>
-                                <w:r>
-                                  <w:fldChar w:fldCharType="begin"/>
-                                </w:r>
-                                <w:r>
-                                  <w:instrText>HYPERLINK</w:instrText>
-                                </w:r>
-                                <w:r>
-                                  <w:rPr>
-                                    <w:lang w:val="el-GR"/>
-                                  </w:rPr>
-                                  <w:instrText xml:space="preserve"> "</w:instrText>
-                                </w:r>
-                                <w:r>
-                                  <w:instrText>mailto</w:instrText>
-                                </w:r>
-                                <w:r>
-                                  <w:rPr>
-                                    <w:lang w:val="el-GR"/>
-                                  </w:rPr>
-                                  <w:instrText>:</w:instrText>
-                                </w:r>
-                                <w:r>
-                                  <w:instrText>up</w:instrText>
-                                </w:r>
-                                <w:r>
-                                  <w:rPr>
-                                    <w:lang w:val="el-GR"/>
-                                  </w:rPr>
-                                  <w:instrText>1100613@</w:instrText>
-                                </w:r>
-                                <w:r>
-                                  <w:instrText>ac</w:instrText>
-                                </w:r>
-                                <w:r>
-                                  <w:rPr>
-                                    <w:lang w:val="el-GR"/>
-                                  </w:rPr>
-                                  <w:instrText>.</w:instrText>
-                                </w:r>
-                                <w:r>
-                                  <w:instrText>upatras</w:instrText>
-                                </w:r>
-                                <w:r>
-                                  <w:rPr>
-                                    <w:lang w:val="el-GR"/>
-                                  </w:rPr>
-                                  <w:instrText>.</w:instrText>
-                                </w:r>
-                                <w:r>
-                                  <w:instrText>gr</w:instrText>
-                                </w:r>
-                                <w:r>
-                                  <w:rPr>
-                                    <w:lang w:val="el-GR"/>
-                                  </w:rPr>
-                                  <w:instrText>"</w:instrText>
-                                </w:r>
-                                <w:r>
-                                  <w:fldChar w:fldCharType="separate"/>
-                                </w:r>
-                                <w:r>
-                                  <w:rPr>
-                                    <w:rStyle w:val="Hyperlink"/>
-                                    <w:lang w:val="el-GR"/>
-                                  </w:rPr>
-                                  <w:t>up1100562@ac.upatras.gr</w:t>
-                                </w:r>
-                                <w:r>
-                                  <w:fldChar w:fldCharType="end"/>
-                                </w:r>
+                                <w:hyperlink r:id="rId13" w:history="1">
+                                  <w:r>
+                                    <w:rPr>
+                                      <w:rStyle w:val="Hyperlink"/>
+                                      <w:lang w:val="el-GR"/>
+                                    </w:rPr>
+                                    <w:t>up1100562@ac.upatras.gr</w:t>
+                                  </w:r>
+                                </w:hyperlink>
                               </w:p>
                               <w:p>
                                 <w:pPr>
@@ -2600,7 +2417,7 @@
               </mc:Choice>
               <mc:Fallback>
                 <w:pict>
-                  <v:shape w14:anchorId="092BF35B" id="Text Box 55" o:spid="_x0000_s1030" type="#_x0000_t202" style="position:absolute;margin-left:359.4pt;margin-top:9.95pt;width:119.4pt;height:186.35pt;z-index:251671552;visibility:visible;mso-wrap-style:square;mso-width-percent:0;mso-height-percent:0;mso-wrap-distance-left:9pt;mso-wrap-distance-top:0;mso-wrap-distance-right:9pt;mso-wrap-distance-bottom:0;mso-position-horizontal:absolute;mso-position-horizontal-relative:page;mso-position-vertical:absolute;mso-position-vertical-relative:text;mso-width-percent:0;mso-height-percent:0;mso-width-relative:page;mso-height-relative:page;v-text-anchor:top" o:gfxdata="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" strokecolor="black [3213]">
+                  <v:shape w14:anchorId="092BF35B" id="Text Box 55" o:spid="_x0000_s1030" type="#_x0000_t202" style="position:absolute;margin-left:359.4pt;margin-top:9.95pt;width:119.4pt;height:186.35pt;z-index:251671552;visibility:visible;mso-wrap-style:square;mso-width-percent:0;mso-height-percent:0;mso-wrap-distance-left:9pt;mso-wrap-distance-top:0;mso-wrap-distance-right:9pt;mso-wrap-distance-bottom:0;mso-position-horizontal:absolute;mso-position-horizontal-relative:page;mso-position-vertical:absolute;mso-position-vertical-relative:text;mso-width-percent:0;mso-height-percent:0;mso-width-relative:page;mso-height-relative:page;v-text-anchor:top" o:gfxdata="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" strokecolor="black [3213]">
                     <v:shadow on="t" opacity=".5" offset="6pt,-6pt"/>
                     <v:textbox>
                       <w:txbxContent>
@@ -2632,76 +2449,15 @@
                               <w:lang w:val="el-GR"/>
                             </w:rPr>
                           </w:pPr>
-                          <w:r>
-                            <w:fldChar w:fldCharType="begin"/>
-                          </w:r>
-                          <w:r>
-                            <w:instrText>HYPERLINK</w:instrText>
-                          </w:r>
-                          <w:r>
-                            <w:rPr>
-                              <w:lang w:val="el-GR"/>
-                            </w:rPr>
-                            <w:instrText xml:space="preserve"> "</w:instrText>
-                          </w:r>
-                          <w:r>
-                            <w:instrText>mailto</w:instrText>
-                          </w:r>
-                          <w:r>
-                            <w:rPr>
-                              <w:lang w:val="el-GR"/>
-                            </w:rPr>
-                            <w:instrText>:</w:instrText>
-                          </w:r>
-                          <w:r>
-                            <w:instrText>up</w:instrText>
-                          </w:r>
-                          <w:r>
-                            <w:rPr>
-                              <w:lang w:val="el-GR"/>
-                            </w:rPr>
-                            <w:instrText>1100613@</w:instrText>
-                          </w:r>
-                          <w:r>
-                            <w:instrText>ac</w:instrText>
-                          </w:r>
-                          <w:r>
-                            <w:rPr>
-                              <w:lang w:val="el-GR"/>
-                            </w:rPr>
-                            <w:instrText>.</w:instrText>
-                          </w:r>
-                          <w:r>
-                            <w:instrText>upatras</w:instrText>
-                          </w:r>
-                          <w:r>
-                            <w:rPr>
-                              <w:lang w:val="el-GR"/>
-                            </w:rPr>
-                            <w:instrText>.</w:instrText>
-                          </w:r>
-                          <w:r>
-                            <w:instrText>gr</w:instrText>
-                          </w:r>
-                          <w:r>
-                            <w:rPr>
-                              <w:lang w:val="el-GR"/>
-                            </w:rPr>
-                            <w:instrText>"</w:instrText>
-                          </w:r>
-                          <w:r>
-                            <w:fldChar w:fldCharType="separate"/>
-                          </w:r>
-                          <w:r>
-                            <w:rPr>
-                              <w:rStyle w:val="Hyperlink"/>
-                              <w:lang w:val="el-GR"/>
-                            </w:rPr>
-                            <w:t>up1100562@ac.upatras.gr</w:t>
-                          </w:r>
-                          <w:r>
-                            <w:fldChar w:fldCharType="end"/>
-                          </w:r>
+                          <w:hyperlink r:id="rId14" w:history="1">
+                            <w:r>
+                              <w:rPr>
+                                <w:rStyle w:val="Hyperlink"/>
+                                <w:lang w:val="el-GR"/>
+                              </w:rPr>
+                              <w:t>up1100562@ac.upatras.gr</w:t>
+                            </w:r>
+                          </w:hyperlink>
                         </w:p>
                         <w:p>
                           <w:pPr>
@@ -2850,77 +2606,16 @@
                                     <w:lang w:val="el-GR"/>
                                   </w:rPr>
                                 </w:pPr>
-                                <w:r>
-                                  <w:fldChar w:fldCharType="begin"/>
-                                </w:r>
-                                <w:r>
-                                  <w:instrText>HYPERLINK</w:instrText>
-                                </w:r>
-                                <w:r>
-                                  <w:rPr>
-                                    <w:lang w:val="el-GR"/>
-                                  </w:rPr>
-                                  <w:instrText xml:space="preserve"> "</w:instrText>
-                                </w:r>
-                                <w:r>
-                                  <w:instrText>mailto</w:instrText>
-                                </w:r>
-                                <w:r>
-                                  <w:rPr>
-                                    <w:lang w:val="el-GR"/>
-                                  </w:rPr>
-                                  <w:instrText>:</w:instrText>
-                                </w:r>
-                                <w:r>
-                                  <w:instrText>up</w:instrText>
-                                </w:r>
-                                <w:r>
-                                  <w:rPr>
-                                    <w:lang w:val="el-GR"/>
-                                  </w:rPr>
-                                  <w:instrText>1100754@</w:instrText>
-                                </w:r>
-                                <w:r>
-                                  <w:instrText>ac</w:instrText>
-                                </w:r>
-                                <w:r>
-                                  <w:rPr>
-                                    <w:lang w:val="el-GR"/>
-                                  </w:rPr>
-                                  <w:instrText>.</w:instrText>
-                                </w:r>
-                                <w:r>
-                                  <w:instrText>upatras</w:instrText>
-                                </w:r>
-                                <w:r>
-                                  <w:rPr>
-                                    <w:lang w:val="el-GR"/>
-                                  </w:rPr>
-                                  <w:instrText>.</w:instrText>
-                                </w:r>
-                                <w:r>
-                                  <w:instrText>gr</w:instrText>
-                                </w:r>
-                                <w:r>
-                                  <w:rPr>
-                                    <w:lang w:val="el-GR"/>
-                                  </w:rPr>
-                                  <w:instrText>"</w:instrText>
-                                </w:r>
-                                <w:r>
-                                  <w:fldChar w:fldCharType="separate"/>
-                                </w:r>
-                                <w:r>
-                                  <w:rPr>
-                                    <w:rStyle w:val="Hyperlink"/>
-                                    <w:rFonts w:cs="Times New Roman"/>
-                                    <w:lang w:val="el-GR"/>
-                                  </w:rPr>
-                                  <w:t>up1100754@ac.upatras.gr</w:t>
-                                </w:r>
-                                <w:r>
-                                  <w:fldChar w:fldCharType="end"/>
-                                </w:r>
+                                <w:hyperlink r:id="rId15" w:history="1">
+                                  <w:r>
+                                    <w:rPr>
+                                      <w:rStyle w:val="Hyperlink"/>
+                                      <w:rFonts w:cs="Times New Roman"/>
+                                      <w:lang w:val="el-GR"/>
+                                    </w:rPr>
+                                    <w:t>up1100754@ac.upatras.gr</w:t>
+                                  </w:r>
+                                </w:hyperlink>
                               </w:p>
                               <w:p>
                                 <w:pPr>
@@ -3010,7 +2705,7 @@
               </mc:Choice>
               <mc:Fallback>
                 <w:pict>
-                  <v:shape w14:anchorId="51A9C80F" id="Text Box 6" o:spid="_x0000_s1031" type="#_x0000_t202" style="position:absolute;margin-left:60.75pt;margin-top:10.1pt;width:108.45pt;height:189pt;z-index:251670528;visibility:visible;mso-wrap-style:square;mso-width-percent:0;mso-height-percent:0;mso-wrap-distance-left:9pt;mso-wrap-distance-top:0;mso-wrap-distance-right:9pt;mso-wrap-distance-bottom:0;mso-position-horizontal:absolute;mso-position-horizontal-relative:text;mso-position-vertical:absolute;mso-position-vertical-relative:text;mso-width-percent:0;mso-height-percent:0;mso-width-relative:page;mso-height-relative:page;v-text-anchor:top" o:gfxdata="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">
+                  <v:shape w14:anchorId="51A9C80F" id="Text Box 6" o:spid="_x0000_s1031" type="#_x0000_t202" style="position:absolute;margin-left:60.75pt;margin-top:10.1pt;width:108.45pt;height:189pt;z-index:251670528;visibility:visible;mso-wrap-style:square;mso-width-percent:0;mso-height-percent:0;mso-wrap-distance-left:9pt;mso-wrap-distance-top:0;mso-wrap-distance-right:9pt;mso-wrap-distance-bottom:0;mso-position-horizontal:absolute;mso-position-horizontal-relative:text;mso-position-vertical:absolute;mso-position-vertical-relative:text;mso-width-percent:0;mso-height-percent:0;mso-width-relative:page;mso-height-relative:page;v-text-anchor:top" o:gfxdata="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">
                     <v:shadow on="t" opacity=".5" offset="6pt,-6pt"/>
                     <v:textbox>
                       <w:txbxContent>
@@ -3045,77 +2740,16 @@
                               <w:lang w:val="el-GR"/>
                             </w:rPr>
                           </w:pPr>
-                          <w:r>
-                            <w:fldChar w:fldCharType="begin"/>
-                          </w:r>
-                          <w:r>
-                            <w:instrText>HYPERLINK</w:instrText>
-                          </w:r>
-                          <w:r>
-                            <w:rPr>
-                              <w:lang w:val="el-GR"/>
-                            </w:rPr>
-                            <w:instrText xml:space="preserve"> "</w:instrText>
-                          </w:r>
-                          <w:r>
-                            <w:instrText>mailto</w:instrText>
-                          </w:r>
-                          <w:r>
-                            <w:rPr>
-                              <w:lang w:val="el-GR"/>
-                            </w:rPr>
-                            <w:instrText>:</w:instrText>
-                          </w:r>
-                          <w:r>
-                            <w:instrText>up</w:instrText>
-                          </w:r>
-                          <w:r>
-                            <w:rPr>
-                              <w:lang w:val="el-GR"/>
-                            </w:rPr>
-                            <w:instrText>1100754@</w:instrText>
-                          </w:r>
-                          <w:r>
-                            <w:instrText>ac</w:instrText>
-                          </w:r>
-                          <w:r>
-                            <w:rPr>
-                              <w:lang w:val="el-GR"/>
-                            </w:rPr>
-                            <w:instrText>.</w:instrText>
-                          </w:r>
-                          <w:r>
-                            <w:instrText>upatras</w:instrText>
-                          </w:r>
-                          <w:r>
-                            <w:rPr>
-                              <w:lang w:val="el-GR"/>
-                            </w:rPr>
-                            <w:instrText>.</w:instrText>
-                          </w:r>
-                          <w:r>
-                            <w:instrText>gr</w:instrText>
-                          </w:r>
-                          <w:r>
-                            <w:rPr>
-                              <w:lang w:val="el-GR"/>
-                            </w:rPr>
-                            <w:instrText>"</w:instrText>
-                          </w:r>
-                          <w:r>
-                            <w:fldChar w:fldCharType="separate"/>
-                          </w:r>
-                          <w:r>
-                            <w:rPr>
-                              <w:rStyle w:val="Hyperlink"/>
-                              <w:rFonts w:cs="Times New Roman"/>
-                              <w:lang w:val="el-GR"/>
-                            </w:rPr>
-                            <w:t>up1100754@ac.upatras.gr</w:t>
-                          </w:r>
-                          <w:r>
-                            <w:fldChar w:fldCharType="end"/>
-                          </w:r>
+                          <w:hyperlink r:id="rId16" w:history="1">
+                            <w:r>
+                              <w:rPr>
+                                <w:rStyle w:val="Hyperlink"/>
+                                <w:rFonts w:cs="Times New Roman"/>
+                                <w:lang w:val="el-GR"/>
+                              </w:rPr>
+                              <w:t>up1100754@ac.upatras.gr</w:t>
+                            </w:r>
+                          </w:hyperlink>
                         </w:p>
                         <w:p>
                           <w:pPr>
@@ -4110,23 +3744,7 @@
           <w:sz w:val="32"/>
           <w:szCs w:val="32"/>
         </w:rPr>
-        <w:t>α</w:t>
-      </w:r>
-      <w:proofErr w:type="spellStart"/>
-      <w:r>
-        <w:rPr>
-          <w:sz w:val="32"/>
-          <w:szCs w:val="32"/>
-        </w:rPr>
-        <w:t>μμένος</w:t>
-      </w:r>
-      <w:proofErr w:type="spellEnd"/>
-      <w:r>
-        <w:rPr>
-          <w:sz w:val="32"/>
-          <w:szCs w:val="32"/>
-        </w:rPr>
-        <w:t xml:space="preserve"> </w:t>
+        <w:t xml:space="preserve">αμμένος </w:t>
       </w:r>
       <w:proofErr w:type="spellStart"/>
       <w:r>
@@ -19113,15 +18731,7 @@
                 <w:szCs w:val="20"/>
                 <w:lang w:val="el-GR"/>
               </w:rPr>
-              <w:t>Προβολή του προφίλ και των στοιχείων του χρήστη</w:t>
-            </w:r>
-            <w:r>
-              <w:rPr>
-                <w:sz w:val="20"/>
-                <w:szCs w:val="20"/>
-                <w:lang w:val="el-GR"/>
-              </w:rPr>
-              <w:t xml:space="preserve"> για τον οποίο λείπουν στοιχεία</w:t>
+              <w:t>Προβολή του προφίλ και των στοιχείων του χρήστη για τον οποίο λείπουν στοιχεία</w:t>
             </w:r>
           </w:p>
         </w:tc>
@@ -19633,16 +19243,8 @@
               <w:rPr>
                 <w:lang w:val="el-GR"/>
               </w:rPr>
-              <w:t xml:space="preserve">Βήματα </w:t>
-            </w:r>
-            <w:proofErr w:type="spellStart"/>
-            <w:r>
-              <w:rPr>
-                <w:lang w:val="el-GR"/>
-              </w:rPr>
-              <w:t>Testing</w:t>
-            </w:r>
-            <w:proofErr w:type="spellEnd"/>
+              <w:t>Βήματα Testing</w:t>
+            </w:r>
           </w:p>
         </w:tc>
         <w:tc>
@@ -20633,15 +20235,7 @@
                 <w:szCs w:val="20"/>
                 <w:lang w:val="el-GR"/>
               </w:rPr>
-              <w:t xml:space="preserve">2. Ο χρήστης </w:t>
-            </w:r>
-            <w:r>
-              <w:rPr>
-                <w:sz w:val="20"/>
-                <w:szCs w:val="20"/>
-                <w:lang w:val="el-GR"/>
-              </w:rPr>
-              <w:t xml:space="preserve">αλλάζει το φύλο σε διαφορετικό από </w:t>
+              <w:t xml:space="preserve">2. Ο χρήστης αλλάζει το φύλο σε διαφορετικό από </w:t>
             </w:r>
             <w:r>
               <w:rPr>
@@ -20774,15 +20368,7 @@
                 <w:szCs w:val="20"/>
                 <w:lang w:val="el-GR"/>
               </w:rPr>
-              <w:t xml:space="preserve">Οι αλλαγές αποθηκεύονται και εμφανίζεται το </w:t>
-            </w:r>
-            <w:r>
-              <w:rPr>
-                <w:sz w:val="20"/>
-                <w:szCs w:val="20"/>
-                <w:lang w:val="el-GR"/>
-              </w:rPr>
-              <w:t>φύλο στην οθόνη προφίλ</w:t>
+              <w:t>Οι αλλαγές αποθηκεύονται και εμφανίζεται το φύλο στην οθόνη προφίλ</w:t>
             </w:r>
           </w:p>
         </w:tc>
@@ -20984,16 +20570,8 @@
               <w:rPr>
                 <w:lang w:val="el-GR"/>
               </w:rPr>
-              <w:t xml:space="preserve">Βήματα </w:t>
-            </w:r>
-            <w:proofErr w:type="spellStart"/>
-            <w:r>
-              <w:rPr>
-                <w:lang w:val="el-GR"/>
-              </w:rPr>
-              <w:t>Testing</w:t>
-            </w:r>
-            <w:proofErr w:type="spellEnd"/>
+              <w:t>Βήματα Testing</w:t>
+            </w:r>
           </w:p>
         </w:tc>
         <w:tc>
@@ -21355,6 +20933,7 @@
               <w:rPr>
                 <w:sz w:val="20"/>
                 <w:szCs w:val="20"/>
+                <w:lang w:val="el-GR"/>
               </w:rPr>
             </w:pPr>
             <w:r>
@@ -21398,15 +20977,7 @@
                 <w:szCs w:val="20"/>
                 <w:lang w:val="el-GR"/>
               </w:rPr>
-              <w:t>Οι αλλαγές δεν αποθηκεύονται και ο χρήστης επιστρέφει στην οθόνη προφίλ</w:t>
-            </w:r>
-            <w:r>
-              <w:rPr>
-                <w:sz w:val="20"/>
-                <w:szCs w:val="20"/>
-                <w:lang w:val="el-GR"/>
-              </w:rPr>
-              <w:t xml:space="preserve"> αλλά το </w:t>
+              <w:t xml:space="preserve">Οι αλλαγές δεν αποθηκεύονται και ο χρήστης επιστρέφει στην οθόνη προφίλ αλλά το </w:t>
             </w:r>
             <w:r>
               <w:rPr>
@@ -21623,9 +21194,5560 @@
         </w:tc>
       </w:tr>
     </w:tbl>
+    <w:p>
+      <w:pPr>
+        <w:pStyle w:val="Heading1"/>
+        <w:rPr>
+          <w:sz w:val="52"/>
+          <w:szCs w:val="52"/>
+        </w:rPr>
+      </w:pPr>
+      <w:r>
+        <w:br/>
+      </w:r>
+      <w:r>
+        <w:br/>
+      </w:r>
+      <w:r>
+        <w:br/>
+      </w:r>
+      <w:r>
+        <w:br/>
+      </w:r>
+      <w:r>
+        <w:rPr>
+          <w:sz w:val="52"/>
+          <w:szCs w:val="52"/>
+          <w:lang w:val="el-GR"/>
+        </w:rPr>
+        <w:t xml:space="preserve"> </w:t>
+      </w:r>
+      <w:r>
+        <w:rPr>
+          <w:sz w:val="52"/>
+          <w:szCs w:val="52"/>
+          <w:lang w:val="el-GR"/>
+        </w:rPr>
+        <w:t xml:space="preserve">Προβολή </w:t>
+      </w:r>
+      <w:r>
+        <w:rPr>
+          <w:sz w:val="52"/>
+          <w:szCs w:val="52"/>
+        </w:rPr>
+        <w:t>Watchlist</w:t>
+      </w:r>
+    </w:p>
+    <w:tbl>
+      <w:tblPr>
+        <w:tblStyle w:val="GridTable4-Accent1"/>
+        <w:tblpPr w:leftFromText="180" w:rightFromText="180" w:vertAnchor="text" w:horzAnchor="margin" w:tblpXSpec="center" w:tblpY="4"/>
+        <w:tblW w:w="12186" w:type="dxa"/>
+        <w:tblLayout w:type="fixed"/>
+        <w:tblLook w:val="04A0" w:firstRow="1" w:lastRow="0" w:firstColumn="1" w:lastColumn="0" w:noHBand="0" w:noVBand="1"/>
+      </w:tblPr>
+      <w:tblGrid>
+        <w:gridCol w:w="2193"/>
+        <w:gridCol w:w="1556"/>
+        <w:gridCol w:w="1745"/>
+        <w:gridCol w:w="1671"/>
+        <w:gridCol w:w="1728"/>
+        <w:gridCol w:w="1832"/>
+        <w:gridCol w:w="1461"/>
+      </w:tblGrid>
+      <w:tr>
+        <w:trPr>
+          <w:cnfStyle w:val="100000000000" w:firstRow="1" w:lastRow="0" w:firstColumn="0" w:lastColumn="0" w:oddVBand="0" w:evenVBand="0" w:oddHBand="0" w:evenHBand="0" w:firstRowFirstColumn="0" w:firstRowLastColumn="0" w:lastRowFirstColumn="0" w:lastRowLastColumn="0"/>
+          <w:trHeight w:val="222"/>
+        </w:trPr>
+        <w:tc>
+          <w:tcPr>
+            <w:cnfStyle w:val="001000000000" w:firstRow="0" w:lastRow="0" w:firstColumn="1" w:lastColumn="0" w:oddVBand="0" w:evenVBand="0" w:oddHBand="0" w:evenHBand="0" w:firstRowFirstColumn="0" w:firstRowLastColumn="0" w:lastRowFirstColumn="0" w:lastRowLastColumn="0"/>
+            <w:tcW w:w="2193" w:type="dxa"/>
+          </w:tcPr>
+          <w:p>
+            <w:pPr>
+              <w:jc w:val="center"/>
+              <w:rPr>
+                <w:color w:val="auto"/>
+                <w:lang w:val="el-GR"/>
+              </w:rPr>
+            </w:pPr>
+            <w:r>
+              <w:t>Test</w:t>
+            </w:r>
+            <w:r>
+              <w:rPr>
+                <w:lang w:val="el-GR"/>
+              </w:rPr>
+              <w:t xml:space="preserve"> </w:t>
+            </w:r>
+            <w:r>
+              <w:t>Case</w:t>
+            </w:r>
+            <w:r>
+              <w:rPr>
+                <w:lang w:val="el-GR"/>
+              </w:rPr>
+              <w:t xml:space="preserve"> </w:t>
+            </w:r>
+            <w:r>
+              <w:t>ID</w:t>
+            </w:r>
+          </w:p>
+        </w:tc>
+        <w:tc>
+          <w:tcPr>
+            <w:tcW w:w="1556" w:type="dxa"/>
+          </w:tcPr>
+          <w:p>
+            <w:pPr>
+              <w:cnfStyle w:val="100000000000" w:firstRow="1" w:lastRow="0" w:firstColumn="0" w:lastColumn="0" w:oddVBand="0" w:evenVBand="0" w:oddHBand="0" w:evenHBand="0" w:firstRowFirstColumn="0" w:firstRowLastColumn="0" w:lastRowFirstColumn="0" w:lastRowLastColumn="0"/>
+              <w:rPr>
+                <w:lang w:val="el-GR"/>
+              </w:rPr>
+            </w:pPr>
+            <w:r>
+              <w:rPr>
+                <w:lang w:val="el-GR"/>
+              </w:rPr>
+              <w:t>Περιγραφή</w:t>
+            </w:r>
+          </w:p>
+        </w:tc>
+        <w:tc>
+          <w:tcPr>
+            <w:tcW w:w="1745" w:type="dxa"/>
+          </w:tcPr>
+          <w:p>
+            <w:pPr>
+              <w:cnfStyle w:val="100000000000" w:firstRow="1" w:lastRow="0" w:firstColumn="0" w:lastColumn="0" w:oddVBand="0" w:evenVBand="0" w:oddHBand="0" w:evenHBand="0" w:firstRowFirstColumn="0" w:firstRowLastColumn="0" w:lastRowFirstColumn="0" w:lastRowLastColumn="0"/>
+              <w:rPr>
+                <w:lang w:val="el-GR"/>
+              </w:rPr>
+            </w:pPr>
+            <w:r>
+              <w:rPr>
+                <w:lang w:val="el-GR"/>
+              </w:rPr>
+              <w:t>Προϋπόθεση</w:t>
+            </w:r>
+          </w:p>
+        </w:tc>
+        <w:tc>
+          <w:tcPr>
+            <w:tcW w:w="1671" w:type="dxa"/>
+          </w:tcPr>
+          <w:p>
+            <w:pPr>
+              <w:cnfStyle w:val="100000000000" w:firstRow="1" w:lastRow="0" w:firstColumn="0" w:lastColumn="0" w:oddVBand="0" w:evenVBand="0" w:oddHBand="0" w:evenHBand="0" w:firstRowFirstColumn="0" w:firstRowLastColumn="0" w:lastRowFirstColumn="0" w:lastRowLastColumn="0"/>
+              <w:rPr>
+                <w:lang w:val="el-GR"/>
+              </w:rPr>
+            </w:pPr>
+            <w:r>
+              <w:rPr>
+                <w:lang w:val="el-GR"/>
+              </w:rPr>
+              <w:t>Βήματα Testing</w:t>
+            </w:r>
+          </w:p>
+        </w:tc>
+        <w:tc>
+          <w:tcPr>
+            <w:tcW w:w="1728" w:type="dxa"/>
+          </w:tcPr>
+          <w:p>
+            <w:pPr>
+              <w:cnfStyle w:val="100000000000" w:firstRow="1" w:lastRow="0" w:firstColumn="0" w:lastColumn="0" w:oddVBand="0" w:evenVBand="0" w:oddHBand="0" w:evenHBand="0" w:firstRowFirstColumn="0" w:firstRowLastColumn="0" w:lastRowFirstColumn="0" w:lastRowLastColumn="0"/>
+              <w:rPr>
+                <w:lang w:val="el-GR"/>
+              </w:rPr>
+            </w:pPr>
+            <w:r>
+              <w:rPr>
+                <w:lang w:val="el-GR"/>
+              </w:rPr>
+              <w:t>Αναμενόμενο Αποτέλεσμα</w:t>
+            </w:r>
+          </w:p>
+        </w:tc>
+        <w:tc>
+          <w:tcPr>
+            <w:tcW w:w="1832" w:type="dxa"/>
+          </w:tcPr>
+          <w:p>
+            <w:pPr>
+              <w:cnfStyle w:val="100000000000" w:firstRow="1" w:lastRow="0" w:firstColumn="0" w:lastColumn="0" w:oddVBand="0" w:evenVBand="0" w:oddHBand="0" w:evenHBand="0" w:firstRowFirstColumn="0" w:firstRowLastColumn="0" w:lastRowFirstColumn="0" w:lastRowLastColumn="0"/>
+              <w:rPr>
+                <w:lang w:val="el-GR"/>
+              </w:rPr>
+            </w:pPr>
+            <w:r>
+              <w:rPr>
+                <w:lang w:val="el-GR"/>
+              </w:rPr>
+              <w:t>Πραγματικά Αποτελέσματα</w:t>
+            </w:r>
+          </w:p>
+        </w:tc>
+        <w:tc>
+          <w:tcPr>
+            <w:tcW w:w="1461" w:type="dxa"/>
+          </w:tcPr>
+          <w:p>
+            <w:pPr>
+              <w:cnfStyle w:val="100000000000" w:firstRow="1" w:lastRow="0" w:firstColumn="0" w:lastColumn="0" w:oddVBand="0" w:evenVBand="0" w:oddHBand="0" w:evenHBand="0" w:firstRowFirstColumn="0" w:firstRowLastColumn="0" w:lastRowFirstColumn="0" w:lastRowLastColumn="0"/>
+              <w:rPr>
+                <w:lang w:val="el-GR"/>
+              </w:rPr>
+            </w:pPr>
+            <w:r>
+              <w:rPr>
+                <w:lang w:val="el-GR"/>
+              </w:rPr>
+              <w:t>Κατάσταση</w:t>
+            </w:r>
+          </w:p>
+        </w:tc>
+      </w:tr>
+      <w:tr>
+        <w:trPr>
+          <w:cnfStyle w:val="000000100000" w:firstRow="0" w:lastRow="0" w:firstColumn="0" w:lastColumn="0" w:oddVBand="0" w:evenVBand="0" w:oddHBand="1" w:evenHBand="0" w:firstRowFirstColumn="0" w:firstRowLastColumn="0" w:lastRowFirstColumn="0" w:lastRowLastColumn="0"/>
+          <w:trHeight w:val="3748"/>
+        </w:trPr>
+        <w:tc>
+          <w:tcPr>
+            <w:cnfStyle w:val="001000000000" w:firstRow="0" w:lastRow="0" w:firstColumn="1" w:lastColumn="0" w:oddVBand="0" w:evenVBand="0" w:oddHBand="0" w:evenHBand="0" w:firstRowFirstColumn="0" w:firstRowLastColumn="0" w:lastRowFirstColumn="0" w:lastRowLastColumn="0"/>
+            <w:tcW w:w="2193" w:type="dxa"/>
+            <w:tcBorders>
+              <w:bottom w:val="nil"/>
+            </w:tcBorders>
+          </w:tcPr>
+          <w:p>
+            <w:pPr>
+              <w:ind w:left="720" w:hanging="720"/>
+              <w:jc w:val="center"/>
+              <w:rPr>
+                <w:sz w:val="20"/>
+                <w:szCs w:val="20"/>
+              </w:rPr>
+            </w:pPr>
+            <w:r>
+              <w:rPr>
+                <w:sz w:val="20"/>
+                <w:szCs w:val="20"/>
+              </w:rPr>
+              <w:t>TC_</w:t>
+            </w:r>
+            <w:r>
+              <w:rPr>
+                <w:sz w:val="20"/>
+                <w:szCs w:val="20"/>
+              </w:rPr>
+              <w:t>ViewWatchlist</w:t>
+            </w:r>
+            <w:r>
+              <w:rPr>
+                <w:sz w:val="20"/>
+                <w:szCs w:val="20"/>
+              </w:rPr>
+              <w:t>_0</w:t>
+            </w:r>
+            <w:r>
+              <w:rPr>
+                <w:sz w:val="20"/>
+                <w:szCs w:val="20"/>
+              </w:rPr>
+              <w:t>1</w:t>
+            </w:r>
+          </w:p>
+        </w:tc>
+        <w:tc>
+          <w:tcPr>
+            <w:tcW w:w="1556" w:type="dxa"/>
+            <w:tcBorders>
+              <w:bottom w:val="nil"/>
+            </w:tcBorders>
+          </w:tcPr>
+          <w:p>
+            <w:pPr>
+              <w:cnfStyle w:val="000000100000" w:firstRow="0" w:lastRow="0" w:firstColumn="0" w:lastColumn="0" w:oddVBand="0" w:evenVBand="0" w:oddHBand="1" w:evenHBand="0" w:firstRowFirstColumn="0" w:firstRowLastColumn="0" w:lastRowFirstColumn="0" w:lastRowLastColumn="0"/>
+              <w:rPr>
+                <w:sz w:val="20"/>
+                <w:szCs w:val="20"/>
+                <w:lang w:val="el-GR"/>
+              </w:rPr>
+            </w:pPr>
+            <w:r>
+              <w:rPr>
+                <w:sz w:val="20"/>
+                <w:szCs w:val="20"/>
+                <w:lang w:val="el-GR"/>
+              </w:rPr>
+              <w:t xml:space="preserve">Προβολή των </w:t>
+            </w:r>
+            <w:r>
+              <w:rPr>
+                <w:sz w:val="20"/>
+                <w:szCs w:val="20"/>
+              </w:rPr>
+              <w:t>Watchlist</w:t>
+            </w:r>
+            <w:r>
+              <w:rPr>
+                <w:sz w:val="20"/>
+                <w:szCs w:val="20"/>
+                <w:lang w:val="el-GR"/>
+              </w:rPr>
+              <w:t xml:space="preserve"> </w:t>
+            </w:r>
+            <w:r>
+              <w:rPr>
+                <w:sz w:val="20"/>
+                <w:szCs w:val="20"/>
+                <w:lang w:val="el-GR"/>
+              </w:rPr>
+              <w:t>του</w:t>
+            </w:r>
+            <w:r>
+              <w:rPr>
+                <w:sz w:val="20"/>
+                <w:szCs w:val="20"/>
+                <w:lang w:val="el-GR"/>
+              </w:rPr>
+              <w:t xml:space="preserve"> </w:t>
+            </w:r>
+            <w:r>
+              <w:rPr>
+                <w:sz w:val="20"/>
+                <w:szCs w:val="20"/>
+                <w:lang w:val="el-GR"/>
+              </w:rPr>
+              <w:t>χρήστη</w:t>
+            </w:r>
+          </w:p>
+        </w:tc>
+        <w:tc>
+          <w:tcPr>
+            <w:tcW w:w="1745" w:type="dxa"/>
+            <w:tcBorders>
+              <w:bottom w:val="nil"/>
+            </w:tcBorders>
+          </w:tcPr>
+          <w:p>
+            <w:pPr>
+              <w:cnfStyle w:val="000000100000" w:firstRow="0" w:lastRow="0" w:firstColumn="0" w:lastColumn="0" w:oddVBand="0" w:evenVBand="0" w:oddHBand="1" w:evenHBand="0" w:firstRowFirstColumn="0" w:firstRowLastColumn="0" w:lastRowFirstColumn="0" w:lastRowLastColumn="0"/>
+              <w:rPr>
+                <w:sz w:val="20"/>
+                <w:szCs w:val="20"/>
+                <w:lang w:val="el-GR"/>
+              </w:rPr>
+            </w:pPr>
+            <w:r>
+              <w:rPr>
+                <w:sz w:val="20"/>
+                <w:szCs w:val="20"/>
+                <w:lang w:val="el-GR"/>
+              </w:rPr>
+              <w:t>1. Ο χρήστης είναι ήδη συνδεδεμένος στο σύστημα</w:t>
+            </w:r>
+          </w:p>
+          <w:p>
+            <w:pPr>
+              <w:cnfStyle w:val="000000100000" w:firstRow="0" w:lastRow="0" w:firstColumn="0" w:lastColumn="0" w:oddVBand="0" w:evenVBand="0" w:oddHBand="1" w:evenHBand="0" w:firstRowFirstColumn="0" w:firstRowLastColumn="0" w:lastRowFirstColumn="0" w:lastRowLastColumn="0"/>
+              <w:rPr>
+                <w:sz w:val="20"/>
+                <w:szCs w:val="20"/>
+                <w:lang w:val="el-GR"/>
+              </w:rPr>
+            </w:pPr>
+          </w:p>
+          <w:p>
+            <w:pPr>
+              <w:cnfStyle w:val="000000100000" w:firstRow="0" w:lastRow="0" w:firstColumn="0" w:lastColumn="0" w:oddVBand="0" w:evenVBand="0" w:oddHBand="1" w:evenHBand="0" w:firstRowFirstColumn="0" w:firstRowLastColumn="0" w:lastRowFirstColumn="0" w:lastRowLastColumn="0"/>
+              <w:rPr>
+                <w:sz w:val="20"/>
+                <w:szCs w:val="20"/>
+                <w:lang w:val="el-GR"/>
+              </w:rPr>
+            </w:pPr>
+            <w:r>
+              <w:rPr>
+                <w:sz w:val="20"/>
+                <w:szCs w:val="20"/>
+                <w:lang w:val="el-GR"/>
+              </w:rPr>
+              <w:t xml:space="preserve">2. Ο χρήστης βρίσκεται στην οθόνη προβολής </w:t>
+            </w:r>
+            <w:r>
+              <w:rPr>
+                <w:sz w:val="20"/>
+                <w:szCs w:val="20"/>
+              </w:rPr>
+              <w:t>watchlist</w:t>
+            </w:r>
+          </w:p>
+        </w:tc>
+        <w:tc>
+          <w:tcPr>
+            <w:tcW w:w="1671" w:type="dxa"/>
+            <w:tcBorders>
+              <w:bottom w:val="nil"/>
+            </w:tcBorders>
+          </w:tcPr>
+          <w:p>
+            <w:pPr>
+              <w:cnfStyle w:val="000000100000" w:firstRow="0" w:lastRow="0" w:firstColumn="0" w:lastColumn="0" w:oddVBand="0" w:evenVBand="0" w:oddHBand="1" w:evenHBand="0" w:firstRowFirstColumn="0" w:firstRowLastColumn="0" w:lastRowFirstColumn="0" w:lastRowLastColumn="0"/>
+              <w:rPr>
+                <w:sz w:val="20"/>
+                <w:szCs w:val="20"/>
+                <w:lang w:val="el-GR"/>
+              </w:rPr>
+            </w:pPr>
+            <w:r>
+              <w:rPr>
+                <w:sz w:val="20"/>
+                <w:szCs w:val="20"/>
+                <w:lang w:val="el-GR"/>
+              </w:rPr>
+              <w:t xml:space="preserve">1. Ο χρήστης </w:t>
+            </w:r>
+            <w:r>
+              <w:rPr>
+                <w:sz w:val="20"/>
+                <w:szCs w:val="20"/>
+                <w:lang w:val="el-GR"/>
+              </w:rPr>
+              <w:t xml:space="preserve">επιλέγει ένα </w:t>
+            </w:r>
+            <w:r>
+              <w:rPr>
+                <w:sz w:val="20"/>
+                <w:szCs w:val="20"/>
+              </w:rPr>
+              <w:t>watchlist</w:t>
+            </w:r>
+            <w:r>
+              <w:rPr>
+                <w:sz w:val="20"/>
+                <w:szCs w:val="20"/>
+                <w:lang w:val="el-GR"/>
+              </w:rPr>
+              <w:t xml:space="preserve"> </w:t>
+            </w:r>
+            <w:r>
+              <w:rPr>
+                <w:sz w:val="20"/>
+                <w:szCs w:val="20"/>
+                <w:lang w:val="el-GR"/>
+              </w:rPr>
+              <w:t>από το κουμπί «</w:t>
+            </w:r>
+            <w:r>
+              <w:rPr>
+                <w:sz w:val="20"/>
+                <w:szCs w:val="20"/>
+              </w:rPr>
+              <w:t>choose</w:t>
+            </w:r>
+            <w:r>
+              <w:rPr>
+                <w:sz w:val="20"/>
+                <w:szCs w:val="20"/>
+                <w:lang w:val="el-GR"/>
+              </w:rPr>
+              <w:t xml:space="preserve"> </w:t>
+            </w:r>
+            <w:r>
+              <w:rPr>
+                <w:sz w:val="20"/>
+                <w:szCs w:val="20"/>
+              </w:rPr>
+              <w:t>watchlist</w:t>
+            </w:r>
+            <w:r>
+              <w:rPr>
+                <w:sz w:val="20"/>
+                <w:szCs w:val="20"/>
+                <w:lang w:val="el-GR"/>
+              </w:rPr>
+              <w:t>”</w:t>
+            </w:r>
+          </w:p>
+          <w:p>
+            <w:pPr>
+              <w:cnfStyle w:val="000000100000" w:firstRow="0" w:lastRow="0" w:firstColumn="0" w:lastColumn="0" w:oddVBand="0" w:evenVBand="0" w:oddHBand="1" w:evenHBand="0" w:firstRowFirstColumn="0" w:firstRowLastColumn="0" w:lastRowFirstColumn="0" w:lastRowLastColumn="0"/>
+              <w:rPr>
+                <w:sz w:val="20"/>
+                <w:szCs w:val="20"/>
+                <w:lang w:val="el-GR"/>
+              </w:rPr>
+            </w:pPr>
+          </w:p>
+          <w:p>
+            <w:pPr>
+              <w:cnfStyle w:val="000000100000" w:firstRow="0" w:lastRow="0" w:firstColumn="0" w:lastColumn="0" w:oddVBand="0" w:evenVBand="0" w:oddHBand="1" w:evenHBand="0" w:firstRowFirstColumn="0" w:firstRowLastColumn="0" w:lastRowFirstColumn="0" w:lastRowLastColumn="0"/>
+              <w:rPr>
+                <w:sz w:val="20"/>
+                <w:szCs w:val="20"/>
+                <w:lang w:val="el-GR"/>
+              </w:rPr>
+            </w:pPr>
+          </w:p>
+        </w:tc>
+        <w:tc>
+          <w:tcPr>
+            <w:tcW w:w="1728" w:type="dxa"/>
+            <w:tcBorders>
+              <w:bottom w:val="nil"/>
+            </w:tcBorders>
+          </w:tcPr>
+          <w:p>
+            <w:pPr>
+              <w:cnfStyle w:val="000000100000" w:firstRow="0" w:lastRow="0" w:firstColumn="0" w:lastColumn="0" w:oddVBand="0" w:evenVBand="0" w:oddHBand="1" w:evenHBand="0" w:firstRowFirstColumn="0" w:firstRowLastColumn="0" w:lastRowFirstColumn="0" w:lastRowLastColumn="0"/>
+              <w:rPr>
+                <w:sz w:val="20"/>
+                <w:szCs w:val="20"/>
+                <w:lang w:val="el-GR"/>
+              </w:rPr>
+            </w:pPr>
+            <w:r>
+              <w:rPr>
+                <w:sz w:val="20"/>
+                <w:szCs w:val="20"/>
+                <w:lang w:val="el-GR"/>
+              </w:rPr>
+              <w:t xml:space="preserve">Οι ταινίες και οι σειρές του χρήστη εμφανίζονται στην οθόνη προβολής </w:t>
+            </w:r>
+            <w:r>
+              <w:rPr>
+                <w:sz w:val="20"/>
+                <w:szCs w:val="20"/>
+              </w:rPr>
+              <w:t>watchlist</w:t>
+            </w:r>
+            <w:r>
+              <w:rPr>
+                <w:sz w:val="20"/>
+                <w:szCs w:val="20"/>
+                <w:lang w:val="el-GR"/>
+              </w:rPr>
+              <w:t>.</w:t>
+            </w:r>
+          </w:p>
+        </w:tc>
+        <w:tc>
+          <w:tcPr>
+            <w:tcW w:w="1832" w:type="dxa"/>
+            <w:tcBorders>
+              <w:bottom w:val="nil"/>
+            </w:tcBorders>
+          </w:tcPr>
+          <w:p>
+            <w:pPr>
+              <w:cnfStyle w:val="000000100000" w:firstRow="0" w:lastRow="0" w:firstColumn="0" w:lastColumn="0" w:oddVBand="0" w:evenVBand="0" w:oddHBand="1" w:evenHBand="0" w:firstRowFirstColumn="0" w:firstRowLastColumn="0" w:lastRowFirstColumn="0" w:lastRowLastColumn="0"/>
+              <w:rPr>
+                <w:sz w:val="20"/>
+                <w:szCs w:val="20"/>
+                <w:lang w:val="el-GR"/>
+              </w:rPr>
+            </w:pPr>
+            <w:r>
+              <w:rPr>
+                <w:sz w:val="20"/>
+                <w:szCs w:val="20"/>
+                <w:lang w:val="el-GR"/>
+              </w:rPr>
+              <w:t xml:space="preserve">Οι ταινίες και οι σειρές του χρήστη εμφανίζονται στην οθόνη προβολής </w:t>
+            </w:r>
+            <w:r>
+              <w:rPr>
+                <w:sz w:val="20"/>
+                <w:szCs w:val="20"/>
+              </w:rPr>
+              <w:t>watchlist</w:t>
+            </w:r>
+            <w:r>
+              <w:rPr>
+                <w:sz w:val="20"/>
+                <w:szCs w:val="20"/>
+                <w:lang w:val="el-GR"/>
+              </w:rPr>
+              <w:t>.</w:t>
+            </w:r>
+          </w:p>
+        </w:tc>
+        <w:tc>
+          <w:tcPr>
+            <w:tcW w:w="1461" w:type="dxa"/>
+            <w:tcBorders>
+              <w:bottom w:val="nil"/>
+            </w:tcBorders>
+          </w:tcPr>
+          <w:p>
+            <w:pPr>
+              <w:cnfStyle w:val="000000100000" w:firstRow="0" w:lastRow="0" w:firstColumn="0" w:lastColumn="0" w:oddVBand="0" w:evenVBand="0" w:oddHBand="1" w:evenHBand="0" w:firstRowFirstColumn="0" w:firstRowLastColumn="0" w:lastRowFirstColumn="0" w:lastRowLastColumn="0"/>
+              <w:rPr>
+                <w:sz w:val="20"/>
+                <w:szCs w:val="20"/>
+              </w:rPr>
+            </w:pPr>
+            <w:r>
+              <w:rPr>
+                <w:sz w:val="20"/>
+                <w:szCs w:val="20"/>
+              </w:rPr>
+              <w:t>Pass</w:t>
+            </w:r>
+            <w:r>
+              <w:rPr>
+                <w:rFonts w:ascii="Segoe UI Emoji" w:hAnsi="Segoe UI Emoji" w:cs="Segoe UI Emoji"/>
+                <w:sz w:val="20"/>
+                <w:szCs w:val="20"/>
+              </w:rPr>
+              <w:t>✔️</w:t>
+            </w:r>
+          </w:p>
+        </w:tc>
+      </w:tr>
+    </w:tbl>
+    <w:p>
+      <w:pPr>
+        <w:pStyle w:val="Heading1"/>
+        <w:rPr>
+          <w:sz w:val="52"/>
+          <w:szCs w:val="52"/>
+          <w:lang w:val="el-GR"/>
+        </w:rPr>
+      </w:pPr>
+      <w:r>
+        <w:rPr>
+          <w:sz w:val="52"/>
+          <w:szCs w:val="52"/>
+          <w:lang w:val="el-GR"/>
+        </w:rPr>
+        <w:lastRenderedPageBreak/>
+        <w:br/>
+      </w:r>
+    </w:p>
+    <w:tbl>
+      <w:tblPr>
+        <w:tblStyle w:val="GridTable4-Accent1"/>
+        <w:tblpPr w:leftFromText="180" w:rightFromText="180" w:vertAnchor="text" w:horzAnchor="margin" w:tblpXSpec="center" w:tblpY="4"/>
+        <w:tblW w:w="12186" w:type="dxa"/>
+        <w:tblLayout w:type="fixed"/>
+        <w:tblLook w:val="04A0" w:firstRow="1" w:lastRow="0" w:firstColumn="1" w:lastColumn="0" w:noHBand="0" w:noVBand="1"/>
+      </w:tblPr>
+      <w:tblGrid>
+        <w:gridCol w:w="2193"/>
+        <w:gridCol w:w="1556"/>
+        <w:gridCol w:w="1745"/>
+        <w:gridCol w:w="1671"/>
+        <w:gridCol w:w="1728"/>
+        <w:gridCol w:w="1832"/>
+        <w:gridCol w:w="1461"/>
+      </w:tblGrid>
+      <w:tr>
+        <w:trPr>
+          <w:cnfStyle w:val="100000000000" w:firstRow="1" w:lastRow="0" w:firstColumn="0" w:lastColumn="0" w:oddVBand="0" w:evenVBand="0" w:oddHBand="0" w:evenHBand="0" w:firstRowFirstColumn="0" w:firstRowLastColumn="0" w:lastRowFirstColumn="0" w:lastRowLastColumn="0"/>
+          <w:trHeight w:val="222"/>
+        </w:trPr>
+        <w:tc>
+          <w:tcPr>
+            <w:cnfStyle w:val="001000000000" w:firstRow="0" w:lastRow="0" w:firstColumn="1" w:lastColumn="0" w:oddVBand="0" w:evenVBand="0" w:oddHBand="0" w:evenHBand="0" w:firstRowFirstColumn="0" w:firstRowLastColumn="0" w:lastRowFirstColumn="0" w:lastRowLastColumn="0"/>
+            <w:tcW w:w="2193" w:type="dxa"/>
+          </w:tcPr>
+          <w:p>
+            <w:pPr>
+              <w:jc w:val="center"/>
+              <w:rPr>
+                <w:color w:val="auto"/>
+                <w:lang w:val="el-GR"/>
+              </w:rPr>
+            </w:pPr>
+            <w:r>
+              <w:t>Test</w:t>
+            </w:r>
+            <w:r>
+              <w:rPr>
+                <w:lang w:val="el-GR"/>
+              </w:rPr>
+              <w:t xml:space="preserve"> </w:t>
+            </w:r>
+            <w:r>
+              <w:t>Case</w:t>
+            </w:r>
+            <w:r>
+              <w:rPr>
+                <w:lang w:val="el-GR"/>
+              </w:rPr>
+              <w:t xml:space="preserve"> </w:t>
+            </w:r>
+            <w:r>
+              <w:t>ID</w:t>
+            </w:r>
+          </w:p>
+        </w:tc>
+        <w:tc>
+          <w:tcPr>
+            <w:tcW w:w="1556" w:type="dxa"/>
+          </w:tcPr>
+          <w:p>
+            <w:pPr>
+              <w:cnfStyle w:val="100000000000" w:firstRow="1" w:lastRow="0" w:firstColumn="0" w:lastColumn="0" w:oddVBand="0" w:evenVBand="0" w:oddHBand="0" w:evenHBand="0" w:firstRowFirstColumn="0" w:firstRowLastColumn="0" w:lastRowFirstColumn="0" w:lastRowLastColumn="0"/>
+              <w:rPr>
+                <w:lang w:val="el-GR"/>
+              </w:rPr>
+            </w:pPr>
+            <w:r>
+              <w:rPr>
+                <w:lang w:val="el-GR"/>
+              </w:rPr>
+              <w:t>Περιγραφή</w:t>
+            </w:r>
+          </w:p>
+        </w:tc>
+        <w:tc>
+          <w:tcPr>
+            <w:tcW w:w="1745" w:type="dxa"/>
+          </w:tcPr>
+          <w:p>
+            <w:pPr>
+              <w:cnfStyle w:val="100000000000" w:firstRow="1" w:lastRow="0" w:firstColumn="0" w:lastColumn="0" w:oddVBand="0" w:evenVBand="0" w:oddHBand="0" w:evenHBand="0" w:firstRowFirstColumn="0" w:firstRowLastColumn="0" w:lastRowFirstColumn="0" w:lastRowLastColumn="0"/>
+              <w:rPr>
+                <w:lang w:val="el-GR"/>
+              </w:rPr>
+            </w:pPr>
+            <w:r>
+              <w:rPr>
+                <w:lang w:val="el-GR"/>
+              </w:rPr>
+              <w:t>Προϋπόθεση</w:t>
+            </w:r>
+          </w:p>
+        </w:tc>
+        <w:tc>
+          <w:tcPr>
+            <w:tcW w:w="1671" w:type="dxa"/>
+          </w:tcPr>
+          <w:p>
+            <w:pPr>
+              <w:cnfStyle w:val="100000000000" w:firstRow="1" w:lastRow="0" w:firstColumn="0" w:lastColumn="0" w:oddVBand="0" w:evenVBand="0" w:oddHBand="0" w:evenHBand="0" w:firstRowFirstColumn="0" w:firstRowLastColumn="0" w:lastRowFirstColumn="0" w:lastRowLastColumn="0"/>
+              <w:rPr>
+                <w:lang w:val="el-GR"/>
+              </w:rPr>
+            </w:pPr>
+            <w:r>
+              <w:rPr>
+                <w:lang w:val="el-GR"/>
+              </w:rPr>
+              <w:t>Βήματα Testing</w:t>
+            </w:r>
+          </w:p>
+        </w:tc>
+        <w:tc>
+          <w:tcPr>
+            <w:tcW w:w="1728" w:type="dxa"/>
+          </w:tcPr>
+          <w:p>
+            <w:pPr>
+              <w:cnfStyle w:val="100000000000" w:firstRow="1" w:lastRow="0" w:firstColumn="0" w:lastColumn="0" w:oddVBand="0" w:evenVBand="0" w:oddHBand="0" w:evenHBand="0" w:firstRowFirstColumn="0" w:firstRowLastColumn="0" w:lastRowFirstColumn="0" w:lastRowLastColumn="0"/>
+              <w:rPr>
+                <w:lang w:val="el-GR"/>
+              </w:rPr>
+            </w:pPr>
+            <w:r>
+              <w:rPr>
+                <w:lang w:val="el-GR"/>
+              </w:rPr>
+              <w:t>Αναμενόμενο Αποτέλεσμα</w:t>
+            </w:r>
+          </w:p>
+        </w:tc>
+        <w:tc>
+          <w:tcPr>
+            <w:tcW w:w="1832" w:type="dxa"/>
+          </w:tcPr>
+          <w:p>
+            <w:pPr>
+              <w:cnfStyle w:val="100000000000" w:firstRow="1" w:lastRow="0" w:firstColumn="0" w:lastColumn="0" w:oddVBand="0" w:evenVBand="0" w:oddHBand="0" w:evenHBand="0" w:firstRowFirstColumn="0" w:firstRowLastColumn="0" w:lastRowFirstColumn="0" w:lastRowLastColumn="0"/>
+              <w:rPr>
+                <w:lang w:val="el-GR"/>
+              </w:rPr>
+            </w:pPr>
+            <w:r>
+              <w:rPr>
+                <w:lang w:val="el-GR"/>
+              </w:rPr>
+              <w:t>Πραγματικά Αποτελέσματα</w:t>
+            </w:r>
+          </w:p>
+        </w:tc>
+        <w:tc>
+          <w:tcPr>
+            <w:tcW w:w="1461" w:type="dxa"/>
+          </w:tcPr>
+          <w:p>
+            <w:pPr>
+              <w:cnfStyle w:val="100000000000" w:firstRow="1" w:lastRow="0" w:firstColumn="0" w:lastColumn="0" w:oddVBand="0" w:evenVBand="0" w:oddHBand="0" w:evenHBand="0" w:firstRowFirstColumn="0" w:firstRowLastColumn="0" w:lastRowFirstColumn="0" w:lastRowLastColumn="0"/>
+              <w:rPr>
+                <w:lang w:val="el-GR"/>
+              </w:rPr>
+            </w:pPr>
+            <w:r>
+              <w:rPr>
+                <w:lang w:val="el-GR"/>
+              </w:rPr>
+              <w:t>Κατάσταση</w:t>
+            </w:r>
+          </w:p>
+        </w:tc>
+      </w:tr>
+      <w:tr>
+        <w:trPr>
+          <w:cnfStyle w:val="000000100000" w:firstRow="0" w:lastRow="0" w:firstColumn="0" w:lastColumn="0" w:oddVBand="0" w:evenVBand="0" w:oddHBand="1" w:evenHBand="0" w:firstRowFirstColumn="0" w:firstRowLastColumn="0" w:lastRowFirstColumn="0" w:lastRowLastColumn="0"/>
+          <w:trHeight w:val="3748"/>
+        </w:trPr>
+        <w:tc>
+          <w:tcPr>
+            <w:cnfStyle w:val="001000000000" w:firstRow="0" w:lastRow="0" w:firstColumn="1" w:lastColumn="0" w:oddVBand="0" w:evenVBand="0" w:oddHBand="0" w:evenHBand="0" w:firstRowFirstColumn="0" w:firstRowLastColumn="0" w:lastRowFirstColumn="0" w:lastRowLastColumn="0"/>
+            <w:tcW w:w="2193" w:type="dxa"/>
+            <w:tcBorders>
+              <w:bottom w:val="nil"/>
+            </w:tcBorders>
+          </w:tcPr>
+          <w:p>
+            <w:pPr>
+              <w:ind w:left="720" w:hanging="720"/>
+              <w:jc w:val="center"/>
+              <w:rPr>
+                <w:sz w:val="20"/>
+                <w:szCs w:val="20"/>
+                <w:lang w:val="el-GR"/>
+              </w:rPr>
+            </w:pPr>
+            <w:r>
+              <w:rPr>
+                <w:sz w:val="20"/>
+                <w:szCs w:val="20"/>
+              </w:rPr>
+              <w:t>TC_</w:t>
+            </w:r>
+            <w:r>
+              <w:rPr>
+                <w:sz w:val="20"/>
+                <w:szCs w:val="20"/>
+              </w:rPr>
+              <w:t>ViewWatchlist</w:t>
+            </w:r>
+            <w:r>
+              <w:rPr>
+                <w:sz w:val="20"/>
+                <w:szCs w:val="20"/>
+              </w:rPr>
+              <w:t>_0</w:t>
+            </w:r>
+            <w:r>
+              <w:rPr>
+                <w:sz w:val="20"/>
+                <w:szCs w:val="20"/>
+                <w:lang w:val="el-GR"/>
+              </w:rPr>
+              <w:t>2</w:t>
+            </w:r>
+          </w:p>
+        </w:tc>
+        <w:tc>
+          <w:tcPr>
+            <w:tcW w:w="1556" w:type="dxa"/>
+            <w:tcBorders>
+              <w:bottom w:val="nil"/>
+            </w:tcBorders>
+          </w:tcPr>
+          <w:p>
+            <w:pPr>
+              <w:cnfStyle w:val="000000100000" w:firstRow="0" w:lastRow="0" w:firstColumn="0" w:lastColumn="0" w:oddVBand="0" w:evenVBand="0" w:oddHBand="1" w:evenHBand="0" w:firstRowFirstColumn="0" w:firstRowLastColumn="0" w:lastRowFirstColumn="0" w:lastRowLastColumn="0"/>
+              <w:rPr>
+                <w:sz w:val="20"/>
+                <w:szCs w:val="20"/>
+              </w:rPr>
+            </w:pPr>
+            <w:r>
+              <w:rPr>
+                <w:sz w:val="20"/>
+                <w:szCs w:val="20"/>
+                <w:lang w:val="el-GR"/>
+              </w:rPr>
+              <w:t>Προβολή</w:t>
+            </w:r>
+            <w:r>
+              <w:rPr>
+                <w:sz w:val="20"/>
+                <w:szCs w:val="20"/>
+                <w:lang w:val="el-GR"/>
+              </w:rPr>
+              <w:t xml:space="preserve"> </w:t>
+            </w:r>
+            <w:r>
+              <w:rPr>
+                <w:sz w:val="20"/>
+                <w:szCs w:val="20"/>
+              </w:rPr>
+              <w:t>Watchlist</w:t>
+            </w:r>
+            <w:r>
+              <w:rPr>
+                <w:sz w:val="20"/>
+                <w:szCs w:val="20"/>
+                <w:lang w:val="el-GR"/>
+              </w:rPr>
+              <w:t xml:space="preserve"> </w:t>
+            </w:r>
+            <w:r>
+              <w:rPr>
+                <w:sz w:val="20"/>
+                <w:szCs w:val="20"/>
+                <w:lang w:val="el-GR"/>
+              </w:rPr>
+              <w:t>του</w:t>
+            </w:r>
+            <w:r>
+              <w:rPr>
+                <w:sz w:val="20"/>
+                <w:szCs w:val="20"/>
+                <w:lang w:val="el-GR"/>
+              </w:rPr>
+              <w:t xml:space="preserve"> </w:t>
+            </w:r>
+            <w:r>
+              <w:rPr>
+                <w:sz w:val="20"/>
+                <w:szCs w:val="20"/>
+                <w:lang w:val="el-GR"/>
+              </w:rPr>
+              <w:t>χρήστη</w:t>
+            </w:r>
+            <w:r>
+              <w:rPr>
+                <w:sz w:val="20"/>
+                <w:szCs w:val="20"/>
+                <w:lang w:val="el-GR"/>
+              </w:rPr>
+              <w:t xml:space="preserve"> όταν δεν υπάρχει </w:t>
+            </w:r>
+            <w:r>
+              <w:rPr>
+                <w:sz w:val="20"/>
+                <w:szCs w:val="20"/>
+              </w:rPr>
+              <w:t>watchlist</w:t>
+            </w:r>
+          </w:p>
+        </w:tc>
+        <w:tc>
+          <w:tcPr>
+            <w:tcW w:w="1745" w:type="dxa"/>
+            <w:tcBorders>
+              <w:bottom w:val="nil"/>
+            </w:tcBorders>
+          </w:tcPr>
+          <w:p>
+            <w:pPr>
+              <w:cnfStyle w:val="000000100000" w:firstRow="0" w:lastRow="0" w:firstColumn="0" w:lastColumn="0" w:oddVBand="0" w:evenVBand="0" w:oddHBand="1" w:evenHBand="0" w:firstRowFirstColumn="0" w:firstRowLastColumn="0" w:lastRowFirstColumn="0" w:lastRowLastColumn="0"/>
+              <w:rPr>
+                <w:sz w:val="20"/>
+                <w:szCs w:val="20"/>
+                <w:lang w:val="el-GR"/>
+              </w:rPr>
+            </w:pPr>
+            <w:r>
+              <w:rPr>
+                <w:sz w:val="20"/>
+                <w:szCs w:val="20"/>
+                <w:lang w:val="el-GR"/>
+              </w:rPr>
+              <w:t>1. Ο χρήστης είναι ήδη συνδεδεμένος στο σύστημα</w:t>
+            </w:r>
+          </w:p>
+          <w:p>
+            <w:pPr>
+              <w:cnfStyle w:val="000000100000" w:firstRow="0" w:lastRow="0" w:firstColumn="0" w:lastColumn="0" w:oddVBand="0" w:evenVBand="0" w:oddHBand="1" w:evenHBand="0" w:firstRowFirstColumn="0" w:firstRowLastColumn="0" w:lastRowFirstColumn="0" w:lastRowLastColumn="0"/>
+              <w:rPr>
+                <w:sz w:val="20"/>
+                <w:szCs w:val="20"/>
+                <w:lang w:val="el-GR"/>
+              </w:rPr>
+            </w:pPr>
+          </w:p>
+          <w:p>
+            <w:pPr>
+              <w:cnfStyle w:val="000000100000" w:firstRow="0" w:lastRow="0" w:firstColumn="0" w:lastColumn="0" w:oddVBand="0" w:evenVBand="0" w:oddHBand="1" w:evenHBand="0" w:firstRowFirstColumn="0" w:firstRowLastColumn="0" w:lastRowFirstColumn="0" w:lastRowLastColumn="0"/>
+              <w:rPr>
+                <w:sz w:val="20"/>
+                <w:szCs w:val="20"/>
+                <w:lang w:val="el-GR"/>
+              </w:rPr>
+            </w:pPr>
+            <w:r>
+              <w:rPr>
+                <w:sz w:val="20"/>
+                <w:szCs w:val="20"/>
+                <w:lang w:val="el-GR"/>
+              </w:rPr>
+              <w:t xml:space="preserve">2. Ο χρήστης βρίσκεται στην οθόνη προβολής </w:t>
+            </w:r>
+            <w:r>
+              <w:rPr>
+                <w:sz w:val="20"/>
+                <w:szCs w:val="20"/>
+              </w:rPr>
+              <w:t>watchlist</w:t>
+            </w:r>
+          </w:p>
+        </w:tc>
+        <w:tc>
+          <w:tcPr>
+            <w:tcW w:w="1671" w:type="dxa"/>
+            <w:tcBorders>
+              <w:bottom w:val="nil"/>
+            </w:tcBorders>
+          </w:tcPr>
+          <w:p>
+            <w:pPr>
+              <w:cnfStyle w:val="000000100000" w:firstRow="0" w:lastRow="0" w:firstColumn="0" w:lastColumn="0" w:oddVBand="0" w:evenVBand="0" w:oddHBand="1" w:evenHBand="0" w:firstRowFirstColumn="0" w:firstRowLastColumn="0" w:lastRowFirstColumn="0" w:lastRowLastColumn="0"/>
+              <w:rPr>
+                <w:sz w:val="20"/>
+                <w:szCs w:val="20"/>
+                <w:lang w:val="el-GR"/>
+              </w:rPr>
+            </w:pPr>
+            <w:r>
+              <w:rPr>
+                <w:sz w:val="20"/>
+                <w:szCs w:val="20"/>
+                <w:lang w:val="el-GR"/>
+              </w:rPr>
+              <w:t xml:space="preserve">1. Ο χρήστης </w:t>
+            </w:r>
+            <w:r>
+              <w:rPr>
+                <w:sz w:val="20"/>
+                <w:szCs w:val="20"/>
+                <w:lang w:val="el-GR"/>
+              </w:rPr>
+              <w:t xml:space="preserve">επιλέγει ένα </w:t>
+            </w:r>
+            <w:r>
+              <w:rPr>
+                <w:sz w:val="20"/>
+                <w:szCs w:val="20"/>
+              </w:rPr>
+              <w:t>watchlist</w:t>
+            </w:r>
+            <w:r>
+              <w:rPr>
+                <w:sz w:val="20"/>
+                <w:szCs w:val="20"/>
+                <w:lang w:val="el-GR"/>
+              </w:rPr>
+              <w:t xml:space="preserve"> </w:t>
+            </w:r>
+            <w:r>
+              <w:rPr>
+                <w:sz w:val="20"/>
+                <w:szCs w:val="20"/>
+                <w:lang w:val="el-GR"/>
+              </w:rPr>
+              <w:t>από το κουμπί «</w:t>
+            </w:r>
+            <w:r>
+              <w:rPr>
+                <w:sz w:val="20"/>
+                <w:szCs w:val="20"/>
+              </w:rPr>
+              <w:t>choose</w:t>
+            </w:r>
+            <w:r>
+              <w:rPr>
+                <w:sz w:val="20"/>
+                <w:szCs w:val="20"/>
+                <w:lang w:val="el-GR"/>
+              </w:rPr>
+              <w:t xml:space="preserve"> </w:t>
+            </w:r>
+            <w:r>
+              <w:rPr>
+                <w:sz w:val="20"/>
+                <w:szCs w:val="20"/>
+              </w:rPr>
+              <w:t>watchlist</w:t>
+            </w:r>
+            <w:r>
+              <w:rPr>
+                <w:sz w:val="20"/>
+                <w:szCs w:val="20"/>
+                <w:lang w:val="el-GR"/>
+              </w:rPr>
+              <w:t>”</w:t>
+            </w:r>
+          </w:p>
+          <w:p>
+            <w:pPr>
+              <w:cnfStyle w:val="000000100000" w:firstRow="0" w:lastRow="0" w:firstColumn="0" w:lastColumn="0" w:oddVBand="0" w:evenVBand="0" w:oddHBand="1" w:evenHBand="0" w:firstRowFirstColumn="0" w:firstRowLastColumn="0" w:lastRowFirstColumn="0" w:lastRowLastColumn="0"/>
+              <w:rPr>
+                <w:sz w:val="20"/>
+                <w:szCs w:val="20"/>
+                <w:lang w:val="el-GR"/>
+              </w:rPr>
+            </w:pPr>
+          </w:p>
+          <w:p>
+            <w:pPr>
+              <w:cnfStyle w:val="000000100000" w:firstRow="0" w:lastRow="0" w:firstColumn="0" w:lastColumn="0" w:oddVBand="0" w:evenVBand="0" w:oddHBand="1" w:evenHBand="0" w:firstRowFirstColumn="0" w:firstRowLastColumn="0" w:lastRowFirstColumn="0" w:lastRowLastColumn="0"/>
+              <w:rPr>
+                <w:sz w:val="20"/>
+                <w:szCs w:val="20"/>
+                <w:lang w:val="el-GR"/>
+              </w:rPr>
+            </w:pPr>
+          </w:p>
+        </w:tc>
+        <w:tc>
+          <w:tcPr>
+            <w:tcW w:w="1728" w:type="dxa"/>
+            <w:tcBorders>
+              <w:bottom w:val="nil"/>
+            </w:tcBorders>
+          </w:tcPr>
+          <w:p>
+            <w:pPr>
+              <w:cnfStyle w:val="000000100000" w:firstRow="0" w:lastRow="0" w:firstColumn="0" w:lastColumn="0" w:oddVBand="0" w:evenVBand="0" w:oddHBand="1" w:evenHBand="0" w:firstRowFirstColumn="0" w:firstRowLastColumn="0" w:lastRowFirstColumn="0" w:lastRowLastColumn="0"/>
+              <w:rPr>
+                <w:sz w:val="20"/>
+                <w:szCs w:val="20"/>
+                <w:lang w:val="el-GR"/>
+              </w:rPr>
+            </w:pPr>
+            <w:r>
+              <w:rPr>
+                <w:sz w:val="20"/>
+                <w:szCs w:val="20"/>
+                <w:lang w:val="el-GR"/>
+              </w:rPr>
+              <w:t xml:space="preserve">Εμφανίζεται  </w:t>
+            </w:r>
+            <w:r>
+              <w:rPr>
+                <w:sz w:val="20"/>
+                <w:szCs w:val="20"/>
+                <w:lang w:val="el-GR"/>
+              </w:rPr>
+              <w:t xml:space="preserve">ενημερωτικό </w:t>
+            </w:r>
+            <w:r>
+              <w:rPr>
+                <w:sz w:val="20"/>
+                <w:szCs w:val="20"/>
+                <w:lang w:val="el-GR"/>
+              </w:rPr>
+              <w:t xml:space="preserve"> μήνυμα για την μη ύπαρξη </w:t>
+            </w:r>
+            <w:r>
+              <w:rPr>
+                <w:sz w:val="20"/>
+                <w:szCs w:val="20"/>
+              </w:rPr>
+              <w:t>watchlist</w:t>
+            </w:r>
+            <w:r>
+              <w:rPr>
+                <w:sz w:val="20"/>
+                <w:szCs w:val="20"/>
+                <w:lang w:val="el-GR"/>
+              </w:rPr>
+              <w:t>.</w:t>
+            </w:r>
+          </w:p>
+        </w:tc>
+        <w:tc>
+          <w:tcPr>
+            <w:tcW w:w="1832" w:type="dxa"/>
+            <w:tcBorders>
+              <w:bottom w:val="nil"/>
+            </w:tcBorders>
+          </w:tcPr>
+          <w:p>
+            <w:pPr>
+              <w:cnfStyle w:val="000000100000" w:firstRow="0" w:lastRow="0" w:firstColumn="0" w:lastColumn="0" w:oddVBand="0" w:evenVBand="0" w:oddHBand="1" w:evenHBand="0" w:firstRowFirstColumn="0" w:firstRowLastColumn="0" w:lastRowFirstColumn="0" w:lastRowLastColumn="0"/>
+              <w:rPr>
+                <w:sz w:val="20"/>
+                <w:szCs w:val="20"/>
+                <w:lang w:val="el-GR"/>
+              </w:rPr>
+            </w:pPr>
+            <w:r>
+              <w:rPr>
+                <w:sz w:val="20"/>
+                <w:szCs w:val="20"/>
+                <w:lang w:val="el-GR"/>
+              </w:rPr>
+              <w:t>Δεν ε</w:t>
+            </w:r>
+            <w:r>
+              <w:rPr>
+                <w:sz w:val="20"/>
+                <w:szCs w:val="20"/>
+                <w:lang w:val="el-GR"/>
+              </w:rPr>
+              <w:t xml:space="preserve">μφανίζεται </w:t>
+            </w:r>
+            <w:r>
+              <w:rPr>
+                <w:sz w:val="20"/>
+                <w:szCs w:val="20"/>
+                <w:lang w:val="el-GR"/>
+              </w:rPr>
+              <w:t xml:space="preserve"> </w:t>
+            </w:r>
+            <w:r>
+              <w:rPr>
+                <w:sz w:val="20"/>
+                <w:szCs w:val="20"/>
+                <w:lang w:val="el-GR"/>
+              </w:rPr>
+              <w:t xml:space="preserve">ενημερωτικό </w:t>
+            </w:r>
+            <w:r>
+              <w:rPr>
+                <w:sz w:val="20"/>
+                <w:szCs w:val="20"/>
+                <w:lang w:val="el-GR"/>
+              </w:rPr>
+              <w:t xml:space="preserve"> </w:t>
+            </w:r>
+            <w:r>
+              <w:rPr>
+                <w:sz w:val="20"/>
+                <w:szCs w:val="20"/>
+                <w:lang w:val="el-GR"/>
+              </w:rPr>
+              <w:t xml:space="preserve">μήνυμα για την μη ύπαρξη </w:t>
+            </w:r>
+            <w:r>
+              <w:rPr>
+                <w:sz w:val="20"/>
+                <w:szCs w:val="20"/>
+              </w:rPr>
+              <w:t>watchlist</w:t>
+            </w:r>
+            <w:r>
+              <w:rPr>
+                <w:sz w:val="20"/>
+                <w:szCs w:val="20"/>
+                <w:lang w:val="el-GR"/>
+              </w:rPr>
+              <w:t>.</w:t>
+            </w:r>
+          </w:p>
+        </w:tc>
+        <w:tc>
+          <w:tcPr>
+            <w:tcW w:w="1461" w:type="dxa"/>
+            <w:tcBorders>
+              <w:bottom w:val="nil"/>
+            </w:tcBorders>
+          </w:tcPr>
+          <w:p>
+            <w:pPr>
+              <w:cnfStyle w:val="000000100000" w:firstRow="0" w:lastRow="0" w:firstColumn="0" w:lastColumn="0" w:oddVBand="0" w:evenVBand="0" w:oddHBand="1" w:evenHBand="0" w:firstRowFirstColumn="0" w:firstRowLastColumn="0" w:lastRowFirstColumn="0" w:lastRowLastColumn="0"/>
+              <w:rPr>
+                <w:sz w:val="20"/>
+                <w:szCs w:val="20"/>
+              </w:rPr>
+            </w:pPr>
+            <w:r>
+              <w:rPr>
+                <w:sz w:val="20"/>
+                <w:szCs w:val="20"/>
+              </w:rPr>
+              <w:t>Fail</w:t>
+            </w:r>
+            <w:r>
+              <w:rPr>
+                <w:rFonts w:ascii="Apple Color Emoji" w:hAnsi="Apple Color Emoji"/>
+                <w:sz w:val="20"/>
+                <w:szCs w:val="20"/>
+              </w:rPr>
+              <w:t>❌</w:t>
+            </w:r>
+          </w:p>
+        </w:tc>
+      </w:tr>
+    </w:tbl>
+    <w:p>
+      <w:pPr>
+        <w:pStyle w:val="Heading1"/>
+        <w:rPr>
+          <w:sz w:val="52"/>
+          <w:szCs w:val="52"/>
+          <w:lang w:val="el-GR"/>
+        </w:rPr>
+      </w:pPr>
+      <w:r>
+        <w:rPr>
+          <w:sz w:val="52"/>
+          <w:szCs w:val="52"/>
+          <w:lang w:val="el-GR"/>
+        </w:rPr>
+        <w:lastRenderedPageBreak/>
+        <w:br/>
+      </w:r>
+      <w:r>
+        <w:rPr>
+          <w:sz w:val="52"/>
+          <w:szCs w:val="52"/>
+          <w:lang w:val="el-GR"/>
+        </w:rPr>
+        <w:br/>
+      </w:r>
+      <w:r>
+        <w:rPr>
+          <w:sz w:val="52"/>
+          <w:szCs w:val="52"/>
+          <w:lang w:val="el-GR"/>
+        </w:rPr>
+        <w:br/>
+      </w:r>
+      <w:r>
+        <w:rPr>
+          <w:sz w:val="52"/>
+          <w:szCs w:val="52"/>
+        </w:rPr>
+        <w:t>Create and edit</w:t>
+      </w:r>
+      <w:r>
+        <w:rPr>
+          <w:sz w:val="52"/>
+          <w:szCs w:val="52"/>
+          <w:lang w:val="el-GR"/>
+        </w:rPr>
+        <w:t xml:space="preserve"> </w:t>
+      </w:r>
+      <w:r>
+        <w:rPr>
+          <w:sz w:val="52"/>
+          <w:szCs w:val="52"/>
+        </w:rPr>
+        <w:t>Watchlist</w:t>
+      </w:r>
+      <w:r>
+        <w:rPr>
+          <w:sz w:val="52"/>
+          <w:szCs w:val="52"/>
+          <w:lang w:val="el-GR"/>
+        </w:rPr>
+        <w:br/>
+      </w:r>
+      <w:r>
+        <w:rPr>
+          <w:sz w:val="52"/>
+          <w:szCs w:val="52"/>
+          <w:lang w:val="el-GR"/>
+        </w:rPr>
+        <w:br/>
+      </w:r>
+      <w:r>
+        <w:rPr>
+          <w:sz w:val="52"/>
+          <w:szCs w:val="52"/>
+          <w:lang w:val="el-GR"/>
+        </w:rPr>
+        <w:br/>
+      </w:r>
+      <w:r>
+        <w:rPr>
+          <w:sz w:val="52"/>
+          <w:szCs w:val="52"/>
+          <w:lang w:val="el-GR"/>
+        </w:rPr>
+        <w:br/>
+      </w:r>
+    </w:p>
+    <w:tbl>
+      <w:tblPr>
+        <w:tblStyle w:val="GridTable4-Accent1"/>
+        <w:tblpPr w:leftFromText="180" w:rightFromText="180" w:vertAnchor="text" w:horzAnchor="margin" w:tblpXSpec="center" w:tblpY="4"/>
+        <w:tblW w:w="12186" w:type="dxa"/>
+        <w:tblLayout w:type="fixed"/>
+        <w:tblLook w:val="04A0" w:firstRow="1" w:lastRow="0" w:firstColumn="1" w:lastColumn="0" w:noHBand="0" w:noVBand="1"/>
+      </w:tblPr>
+      <w:tblGrid>
+        <w:gridCol w:w="2193"/>
+        <w:gridCol w:w="1556"/>
+        <w:gridCol w:w="1745"/>
+        <w:gridCol w:w="1671"/>
+        <w:gridCol w:w="1728"/>
+        <w:gridCol w:w="1832"/>
+        <w:gridCol w:w="1461"/>
+      </w:tblGrid>
+      <w:tr>
+        <w:trPr>
+          <w:cnfStyle w:val="100000000000" w:firstRow="1" w:lastRow="0" w:firstColumn="0" w:lastColumn="0" w:oddVBand="0" w:evenVBand="0" w:oddHBand="0" w:evenHBand="0" w:firstRowFirstColumn="0" w:firstRowLastColumn="0" w:lastRowFirstColumn="0" w:lastRowLastColumn="0"/>
+          <w:trHeight w:val="222"/>
+        </w:trPr>
+        <w:tc>
+          <w:tcPr>
+            <w:cnfStyle w:val="001000000000" w:firstRow="0" w:lastRow="0" w:firstColumn="1" w:lastColumn="0" w:oddVBand="0" w:evenVBand="0" w:oddHBand="0" w:evenHBand="0" w:firstRowFirstColumn="0" w:firstRowLastColumn="0" w:lastRowFirstColumn="0" w:lastRowLastColumn="0"/>
+            <w:tcW w:w="2193" w:type="dxa"/>
+          </w:tcPr>
+          <w:p>
+            <w:pPr>
+              <w:jc w:val="center"/>
+              <w:rPr>
+                <w:color w:val="auto"/>
+                <w:lang w:val="el-GR"/>
+              </w:rPr>
+            </w:pPr>
+            <w:r>
+              <w:t>Test</w:t>
+            </w:r>
+            <w:r>
+              <w:rPr>
+                <w:lang w:val="el-GR"/>
+              </w:rPr>
+              <w:t xml:space="preserve"> </w:t>
+            </w:r>
+            <w:r>
+              <w:t>Case</w:t>
+            </w:r>
+            <w:r>
+              <w:rPr>
+                <w:lang w:val="el-GR"/>
+              </w:rPr>
+              <w:t xml:space="preserve"> </w:t>
+            </w:r>
+            <w:r>
+              <w:t>ID</w:t>
+            </w:r>
+          </w:p>
+        </w:tc>
+        <w:tc>
+          <w:tcPr>
+            <w:tcW w:w="1556" w:type="dxa"/>
+          </w:tcPr>
+          <w:p>
+            <w:pPr>
+              <w:cnfStyle w:val="100000000000" w:firstRow="1" w:lastRow="0" w:firstColumn="0" w:lastColumn="0" w:oddVBand="0" w:evenVBand="0" w:oddHBand="0" w:evenHBand="0" w:firstRowFirstColumn="0" w:firstRowLastColumn="0" w:lastRowFirstColumn="0" w:lastRowLastColumn="0"/>
+              <w:rPr>
+                <w:lang w:val="el-GR"/>
+              </w:rPr>
+            </w:pPr>
+            <w:r>
+              <w:rPr>
+                <w:lang w:val="el-GR"/>
+              </w:rPr>
+              <w:t>Περιγραφή</w:t>
+            </w:r>
+          </w:p>
+        </w:tc>
+        <w:tc>
+          <w:tcPr>
+            <w:tcW w:w="1745" w:type="dxa"/>
+          </w:tcPr>
+          <w:p>
+            <w:pPr>
+              <w:cnfStyle w:val="100000000000" w:firstRow="1" w:lastRow="0" w:firstColumn="0" w:lastColumn="0" w:oddVBand="0" w:evenVBand="0" w:oddHBand="0" w:evenHBand="0" w:firstRowFirstColumn="0" w:firstRowLastColumn="0" w:lastRowFirstColumn="0" w:lastRowLastColumn="0"/>
+              <w:rPr>
+                <w:lang w:val="el-GR"/>
+              </w:rPr>
+            </w:pPr>
+            <w:r>
+              <w:rPr>
+                <w:lang w:val="el-GR"/>
+              </w:rPr>
+              <w:t>Προϋπόθεση</w:t>
+            </w:r>
+          </w:p>
+        </w:tc>
+        <w:tc>
+          <w:tcPr>
+            <w:tcW w:w="1671" w:type="dxa"/>
+          </w:tcPr>
+          <w:p>
+            <w:pPr>
+              <w:cnfStyle w:val="100000000000" w:firstRow="1" w:lastRow="0" w:firstColumn="0" w:lastColumn="0" w:oddVBand="0" w:evenVBand="0" w:oddHBand="0" w:evenHBand="0" w:firstRowFirstColumn="0" w:firstRowLastColumn="0" w:lastRowFirstColumn="0" w:lastRowLastColumn="0"/>
+              <w:rPr>
+                <w:lang w:val="el-GR"/>
+              </w:rPr>
+            </w:pPr>
+            <w:r>
+              <w:rPr>
+                <w:lang w:val="el-GR"/>
+              </w:rPr>
+              <w:t>Βήματα Testing</w:t>
+            </w:r>
+          </w:p>
+        </w:tc>
+        <w:tc>
+          <w:tcPr>
+            <w:tcW w:w="1728" w:type="dxa"/>
+          </w:tcPr>
+          <w:p>
+            <w:pPr>
+              <w:cnfStyle w:val="100000000000" w:firstRow="1" w:lastRow="0" w:firstColumn="0" w:lastColumn="0" w:oddVBand="0" w:evenVBand="0" w:oddHBand="0" w:evenHBand="0" w:firstRowFirstColumn="0" w:firstRowLastColumn="0" w:lastRowFirstColumn="0" w:lastRowLastColumn="0"/>
+              <w:rPr>
+                <w:lang w:val="el-GR"/>
+              </w:rPr>
+            </w:pPr>
+            <w:r>
+              <w:rPr>
+                <w:lang w:val="el-GR"/>
+              </w:rPr>
+              <w:t>Αναμενόμενο Αποτέλεσμα</w:t>
+            </w:r>
+          </w:p>
+        </w:tc>
+        <w:tc>
+          <w:tcPr>
+            <w:tcW w:w="1832" w:type="dxa"/>
+          </w:tcPr>
+          <w:p>
+            <w:pPr>
+              <w:cnfStyle w:val="100000000000" w:firstRow="1" w:lastRow="0" w:firstColumn="0" w:lastColumn="0" w:oddVBand="0" w:evenVBand="0" w:oddHBand="0" w:evenHBand="0" w:firstRowFirstColumn="0" w:firstRowLastColumn="0" w:lastRowFirstColumn="0" w:lastRowLastColumn="0"/>
+              <w:rPr>
+                <w:lang w:val="el-GR"/>
+              </w:rPr>
+            </w:pPr>
+            <w:r>
+              <w:rPr>
+                <w:lang w:val="el-GR"/>
+              </w:rPr>
+              <w:t>Πραγματικά Αποτελέσματα</w:t>
+            </w:r>
+          </w:p>
+        </w:tc>
+        <w:tc>
+          <w:tcPr>
+            <w:tcW w:w="1461" w:type="dxa"/>
+          </w:tcPr>
+          <w:p>
+            <w:pPr>
+              <w:cnfStyle w:val="100000000000" w:firstRow="1" w:lastRow="0" w:firstColumn="0" w:lastColumn="0" w:oddVBand="0" w:evenVBand="0" w:oddHBand="0" w:evenHBand="0" w:firstRowFirstColumn="0" w:firstRowLastColumn="0" w:lastRowFirstColumn="0" w:lastRowLastColumn="0"/>
+              <w:rPr>
+                <w:lang w:val="el-GR"/>
+              </w:rPr>
+            </w:pPr>
+            <w:r>
+              <w:rPr>
+                <w:lang w:val="el-GR"/>
+              </w:rPr>
+              <w:t>Κατάσταση</w:t>
+            </w:r>
+          </w:p>
+        </w:tc>
+      </w:tr>
+      <w:tr>
+        <w:trPr>
+          <w:cnfStyle w:val="000000100000" w:firstRow="0" w:lastRow="0" w:firstColumn="0" w:lastColumn="0" w:oddVBand="0" w:evenVBand="0" w:oddHBand="1" w:evenHBand="0" w:firstRowFirstColumn="0" w:firstRowLastColumn="0" w:lastRowFirstColumn="0" w:lastRowLastColumn="0"/>
+          <w:trHeight w:val="3748"/>
+        </w:trPr>
+        <w:tc>
+          <w:tcPr>
+            <w:cnfStyle w:val="001000000000" w:firstRow="0" w:lastRow="0" w:firstColumn="1" w:lastColumn="0" w:oddVBand="0" w:evenVBand="0" w:oddHBand="0" w:evenHBand="0" w:firstRowFirstColumn="0" w:firstRowLastColumn="0" w:lastRowFirstColumn="0" w:lastRowLastColumn="0"/>
+            <w:tcW w:w="2193" w:type="dxa"/>
+            <w:tcBorders>
+              <w:bottom w:val="nil"/>
+            </w:tcBorders>
+          </w:tcPr>
+          <w:p>
+            <w:pPr>
+              <w:ind w:left="720" w:hanging="720"/>
+              <w:jc w:val="center"/>
+              <w:rPr>
+                <w:sz w:val="20"/>
+                <w:szCs w:val="20"/>
+              </w:rPr>
+            </w:pPr>
+            <w:proofErr w:type="spellStart"/>
+            <w:r>
+              <w:rPr>
+                <w:sz w:val="20"/>
+                <w:szCs w:val="20"/>
+              </w:rPr>
+              <w:t>TC_</w:t>
+            </w:r>
+            <w:r>
+              <w:rPr>
+                <w:sz w:val="20"/>
+                <w:szCs w:val="20"/>
+              </w:rPr>
+              <w:t>CreateEditWatchlist</w:t>
+            </w:r>
+            <w:proofErr w:type="spellEnd"/>
+            <w:r>
+              <w:rPr>
+                <w:sz w:val="20"/>
+                <w:szCs w:val="20"/>
+              </w:rPr>
+              <w:t xml:space="preserve"> </w:t>
+            </w:r>
+            <w:r>
+              <w:rPr>
+                <w:sz w:val="20"/>
+                <w:szCs w:val="20"/>
+              </w:rPr>
+              <w:t>_0</w:t>
+            </w:r>
+            <w:r>
+              <w:rPr>
+                <w:sz w:val="20"/>
+                <w:szCs w:val="20"/>
+              </w:rPr>
+              <w:t>1</w:t>
+            </w:r>
+          </w:p>
+        </w:tc>
+        <w:tc>
+          <w:tcPr>
+            <w:tcW w:w="1556" w:type="dxa"/>
+            <w:tcBorders>
+              <w:bottom w:val="nil"/>
+            </w:tcBorders>
+          </w:tcPr>
+          <w:p>
+            <w:pPr>
+              <w:cnfStyle w:val="000000100000" w:firstRow="0" w:lastRow="0" w:firstColumn="0" w:lastColumn="0" w:oddVBand="0" w:evenVBand="0" w:oddHBand="1" w:evenHBand="0" w:firstRowFirstColumn="0" w:firstRowLastColumn="0" w:lastRowFirstColumn="0" w:lastRowLastColumn="0"/>
+              <w:rPr>
+                <w:sz w:val="20"/>
+                <w:szCs w:val="20"/>
+                <w:lang w:val="el-GR"/>
+              </w:rPr>
+            </w:pPr>
+            <w:r>
+              <w:rPr>
+                <w:sz w:val="20"/>
+                <w:szCs w:val="20"/>
+                <w:lang w:val="el-GR"/>
+              </w:rPr>
+              <w:t xml:space="preserve">Δημιουργία </w:t>
+            </w:r>
+            <w:r>
+              <w:rPr>
+                <w:sz w:val="20"/>
+                <w:szCs w:val="20"/>
+              </w:rPr>
+              <w:t xml:space="preserve">watchlist </w:t>
+            </w:r>
+            <w:r>
+              <w:rPr>
+                <w:sz w:val="20"/>
+                <w:szCs w:val="20"/>
+                <w:lang w:val="el-GR"/>
+              </w:rPr>
+              <w:t>του χρήστη</w:t>
+            </w:r>
+          </w:p>
+        </w:tc>
+        <w:tc>
+          <w:tcPr>
+            <w:tcW w:w="1745" w:type="dxa"/>
+            <w:tcBorders>
+              <w:bottom w:val="nil"/>
+            </w:tcBorders>
+          </w:tcPr>
+          <w:p>
+            <w:pPr>
+              <w:cnfStyle w:val="000000100000" w:firstRow="0" w:lastRow="0" w:firstColumn="0" w:lastColumn="0" w:oddVBand="0" w:evenVBand="0" w:oddHBand="1" w:evenHBand="0" w:firstRowFirstColumn="0" w:firstRowLastColumn="0" w:lastRowFirstColumn="0" w:lastRowLastColumn="0"/>
+              <w:rPr>
+                <w:sz w:val="20"/>
+                <w:szCs w:val="20"/>
+                <w:lang w:val="el-GR"/>
+              </w:rPr>
+            </w:pPr>
+            <w:r>
+              <w:rPr>
+                <w:sz w:val="20"/>
+                <w:szCs w:val="20"/>
+                <w:lang w:val="el-GR"/>
+              </w:rPr>
+              <w:t>1. Ο χρήστης είναι ήδη συνδεδεμένος στο σύστημα</w:t>
+            </w:r>
+          </w:p>
+          <w:p>
+            <w:pPr>
+              <w:cnfStyle w:val="000000100000" w:firstRow="0" w:lastRow="0" w:firstColumn="0" w:lastColumn="0" w:oddVBand="0" w:evenVBand="0" w:oddHBand="1" w:evenHBand="0" w:firstRowFirstColumn="0" w:firstRowLastColumn="0" w:lastRowFirstColumn="0" w:lastRowLastColumn="0"/>
+              <w:rPr>
+                <w:sz w:val="20"/>
+                <w:szCs w:val="20"/>
+                <w:lang w:val="el-GR"/>
+              </w:rPr>
+            </w:pPr>
+          </w:p>
+          <w:p>
+            <w:pPr>
+              <w:cnfStyle w:val="000000100000" w:firstRow="0" w:lastRow="0" w:firstColumn="0" w:lastColumn="0" w:oddVBand="0" w:evenVBand="0" w:oddHBand="1" w:evenHBand="0" w:firstRowFirstColumn="0" w:firstRowLastColumn="0" w:lastRowFirstColumn="0" w:lastRowLastColumn="0"/>
+              <w:rPr>
+                <w:sz w:val="20"/>
+                <w:szCs w:val="20"/>
+                <w:lang w:val="el-GR"/>
+              </w:rPr>
+            </w:pPr>
+            <w:r>
+              <w:rPr>
+                <w:sz w:val="20"/>
+                <w:szCs w:val="20"/>
+                <w:lang w:val="el-GR"/>
+              </w:rPr>
+              <w:t xml:space="preserve">2. Ο χρήστης βρίσκεται στην οθόνη προβολής </w:t>
+            </w:r>
+            <w:r>
+              <w:rPr>
+                <w:sz w:val="20"/>
+                <w:szCs w:val="20"/>
+              </w:rPr>
+              <w:t>watchlist</w:t>
+            </w:r>
+          </w:p>
+        </w:tc>
+        <w:tc>
+          <w:tcPr>
+            <w:tcW w:w="1671" w:type="dxa"/>
+            <w:tcBorders>
+              <w:bottom w:val="nil"/>
+            </w:tcBorders>
+          </w:tcPr>
+          <w:p>
+            <w:pPr>
+              <w:cnfStyle w:val="000000100000" w:firstRow="0" w:lastRow="0" w:firstColumn="0" w:lastColumn="0" w:oddVBand="0" w:evenVBand="0" w:oddHBand="1" w:evenHBand="0" w:firstRowFirstColumn="0" w:firstRowLastColumn="0" w:lastRowFirstColumn="0" w:lastRowLastColumn="0"/>
+              <w:rPr>
+                <w:sz w:val="20"/>
+                <w:szCs w:val="20"/>
+                <w:lang w:val="el-GR"/>
+              </w:rPr>
+            </w:pPr>
+            <w:r>
+              <w:rPr>
+                <w:sz w:val="20"/>
+                <w:szCs w:val="20"/>
+                <w:lang w:val="el-GR"/>
+              </w:rPr>
+              <w:t xml:space="preserve">1. Ο χρήστης </w:t>
+            </w:r>
+            <w:r>
+              <w:rPr>
+                <w:sz w:val="20"/>
+                <w:szCs w:val="20"/>
+                <w:lang w:val="el-GR"/>
+              </w:rPr>
+              <w:t xml:space="preserve">επιλέγει </w:t>
+            </w:r>
+            <w:r>
+              <w:rPr>
+                <w:sz w:val="20"/>
+                <w:szCs w:val="20"/>
+                <w:lang w:val="el-GR"/>
+              </w:rPr>
+              <w:t xml:space="preserve">να φτιάξει </w:t>
+            </w:r>
+            <w:r>
+              <w:rPr>
+                <w:sz w:val="20"/>
+                <w:szCs w:val="20"/>
+              </w:rPr>
+              <w:t>watchlist</w:t>
+            </w:r>
+            <w:r>
+              <w:rPr>
+                <w:sz w:val="20"/>
+                <w:szCs w:val="20"/>
+                <w:lang w:val="el-GR"/>
+              </w:rPr>
+              <w:t xml:space="preserve"> </w:t>
+            </w:r>
+            <w:r>
+              <w:rPr>
+                <w:sz w:val="20"/>
+                <w:szCs w:val="20"/>
+                <w:lang w:val="el-GR"/>
+              </w:rPr>
+              <w:t xml:space="preserve">με το </w:t>
+            </w:r>
+            <w:r>
+              <w:rPr>
+                <w:sz w:val="20"/>
+                <w:szCs w:val="20"/>
+                <w:lang w:val="el-GR"/>
+              </w:rPr>
+              <w:t>“</w:t>
+            </w:r>
+            <w:r>
+              <w:rPr>
+                <w:sz w:val="20"/>
+                <w:szCs w:val="20"/>
+              </w:rPr>
+              <w:t>Create</w:t>
+            </w:r>
+            <w:r>
+              <w:rPr>
+                <w:sz w:val="20"/>
+                <w:szCs w:val="20"/>
+                <w:lang w:val="el-GR"/>
+              </w:rPr>
+              <w:t xml:space="preserve"> </w:t>
+            </w:r>
+            <w:r>
+              <w:rPr>
+                <w:sz w:val="20"/>
+                <w:szCs w:val="20"/>
+              </w:rPr>
+              <w:t>Watchlist</w:t>
+            </w:r>
+            <w:r>
+              <w:rPr>
+                <w:sz w:val="20"/>
+                <w:szCs w:val="20"/>
+                <w:lang w:val="el-GR"/>
+              </w:rPr>
+              <w:t>”</w:t>
+            </w:r>
+            <w:r>
+              <w:rPr>
+                <w:sz w:val="20"/>
+                <w:szCs w:val="20"/>
+                <w:lang w:val="el-GR"/>
+              </w:rPr>
+              <w:br/>
+            </w:r>
+            <w:r>
+              <w:rPr>
+                <w:sz w:val="20"/>
+                <w:szCs w:val="20"/>
+                <w:lang w:val="el-GR"/>
+              </w:rPr>
+              <w:br/>
+              <w:t>2.</w:t>
+            </w:r>
+            <w:r>
+              <w:rPr>
+                <w:sz w:val="20"/>
+                <w:szCs w:val="20"/>
+                <w:lang w:val="el-GR"/>
+              </w:rPr>
+              <w:t xml:space="preserve">Ο χρήστης εισάγει το όνομα του </w:t>
+            </w:r>
+            <w:r>
+              <w:rPr>
+                <w:sz w:val="20"/>
+                <w:szCs w:val="20"/>
+              </w:rPr>
+              <w:t>watchlist</w:t>
+            </w:r>
+            <w:r>
+              <w:rPr>
+                <w:sz w:val="20"/>
+                <w:szCs w:val="20"/>
+                <w:lang w:val="el-GR"/>
+              </w:rPr>
+              <w:t xml:space="preserve"> </w:t>
+            </w:r>
+            <w:r>
+              <w:rPr>
+                <w:sz w:val="20"/>
+                <w:szCs w:val="20"/>
+                <w:lang w:val="el-GR"/>
+              </w:rPr>
+              <w:t>στο πεδίο</w:t>
+            </w:r>
+          </w:p>
+          <w:p>
+            <w:pPr>
+              <w:cnfStyle w:val="000000100000" w:firstRow="0" w:lastRow="0" w:firstColumn="0" w:lastColumn="0" w:oddVBand="0" w:evenVBand="0" w:oddHBand="1" w:evenHBand="0" w:firstRowFirstColumn="0" w:firstRowLastColumn="0" w:lastRowFirstColumn="0" w:lastRowLastColumn="0"/>
+              <w:rPr>
+                <w:sz w:val="20"/>
+                <w:szCs w:val="20"/>
+                <w:lang w:val="el-GR"/>
+              </w:rPr>
+            </w:pPr>
+          </w:p>
+          <w:p>
+            <w:pPr>
+              <w:cnfStyle w:val="000000100000" w:firstRow="0" w:lastRow="0" w:firstColumn="0" w:lastColumn="0" w:oddVBand="0" w:evenVBand="0" w:oddHBand="1" w:evenHBand="0" w:firstRowFirstColumn="0" w:firstRowLastColumn="0" w:lastRowFirstColumn="0" w:lastRowLastColumn="0"/>
+              <w:rPr>
+                <w:sz w:val="20"/>
+                <w:szCs w:val="20"/>
+                <w:lang w:val="el-GR"/>
+              </w:rPr>
+            </w:pPr>
+          </w:p>
+        </w:tc>
+        <w:tc>
+          <w:tcPr>
+            <w:tcW w:w="1728" w:type="dxa"/>
+            <w:tcBorders>
+              <w:bottom w:val="nil"/>
+            </w:tcBorders>
+          </w:tcPr>
+          <w:p>
+            <w:pPr>
+              <w:cnfStyle w:val="000000100000" w:firstRow="0" w:lastRow="0" w:firstColumn="0" w:lastColumn="0" w:oddVBand="0" w:evenVBand="0" w:oddHBand="1" w:evenHBand="0" w:firstRowFirstColumn="0" w:firstRowLastColumn="0" w:lastRowFirstColumn="0" w:lastRowLastColumn="0"/>
+              <w:rPr>
+                <w:sz w:val="20"/>
+                <w:szCs w:val="20"/>
+                <w:lang w:val="el-GR"/>
+              </w:rPr>
+            </w:pPr>
+            <w:r>
+              <w:rPr>
+                <w:sz w:val="20"/>
+                <w:szCs w:val="20"/>
+                <w:lang w:val="el-GR"/>
+              </w:rPr>
+              <w:t xml:space="preserve">Το </w:t>
+            </w:r>
+            <w:r>
+              <w:rPr>
+                <w:sz w:val="20"/>
+                <w:szCs w:val="20"/>
+              </w:rPr>
+              <w:t>watchlist</w:t>
+            </w:r>
+            <w:r>
+              <w:rPr>
+                <w:sz w:val="20"/>
+                <w:szCs w:val="20"/>
+                <w:lang w:val="el-GR"/>
+              </w:rPr>
+              <w:t xml:space="preserve"> </w:t>
+            </w:r>
+            <w:r>
+              <w:rPr>
+                <w:sz w:val="20"/>
+                <w:szCs w:val="20"/>
+                <w:lang w:val="el-GR"/>
+              </w:rPr>
+              <w:t xml:space="preserve">δημιουργείτε και μπορεί να </w:t>
+            </w:r>
+            <w:r>
+              <w:rPr>
+                <w:sz w:val="20"/>
+                <w:szCs w:val="20"/>
+                <w:lang w:val="el-GR"/>
+              </w:rPr>
+              <w:t xml:space="preserve">προβληθεί </w:t>
+            </w:r>
+            <w:r>
+              <w:rPr>
+                <w:sz w:val="20"/>
+                <w:szCs w:val="20"/>
+                <w:lang w:val="el-GR"/>
+              </w:rPr>
+              <w:t>από τον χρήστη.</w:t>
+            </w:r>
+          </w:p>
+        </w:tc>
+        <w:tc>
+          <w:tcPr>
+            <w:tcW w:w="1832" w:type="dxa"/>
+            <w:tcBorders>
+              <w:bottom w:val="nil"/>
+            </w:tcBorders>
+          </w:tcPr>
+          <w:p>
+            <w:pPr>
+              <w:cnfStyle w:val="000000100000" w:firstRow="0" w:lastRow="0" w:firstColumn="0" w:lastColumn="0" w:oddVBand="0" w:evenVBand="0" w:oddHBand="1" w:evenHBand="0" w:firstRowFirstColumn="0" w:firstRowLastColumn="0" w:lastRowFirstColumn="0" w:lastRowLastColumn="0"/>
+              <w:rPr>
+                <w:sz w:val="20"/>
+                <w:szCs w:val="20"/>
+                <w:lang w:val="el-GR"/>
+              </w:rPr>
+            </w:pPr>
+            <w:r>
+              <w:rPr>
+                <w:sz w:val="20"/>
+                <w:szCs w:val="20"/>
+                <w:lang w:val="el-GR"/>
+              </w:rPr>
+              <w:t xml:space="preserve">Το </w:t>
+            </w:r>
+            <w:r>
+              <w:rPr>
+                <w:sz w:val="20"/>
+                <w:szCs w:val="20"/>
+              </w:rPr>
+              <w:t>watchlist</w:t>
+            </w:r>
+            <w:r>
+              <w:rPr>
+                <w:sz w:val="20"/>
+                <w:szCs w:val="20"/>
+                <w:lang w:val="el-GR"/>
+              </w:rPr>
+              <w:t xml:space="preserve"> </w:t>
+            </w:r>
+            <w:r>
+              <w:rPr>
+                <w:sz w:val="20"/>
+                <w:szCs w:val="20"/>
+                <w:lang w:val="el-GR"/>
+              </w:rPr>
+              <w:t xml:space="preserve">δημιουργείτε και μπορεί να </w:t>
+            </w:r>
+            <w:r>
+              <w:rPr>
+                <w:sz w:val="20"/>
+                <w:szCs w:val="20"/>
+                <w:lang w:val="el-GR"/>
+              </w:rPr>
+              <w:t xml:space="preserve"> </w:t>
+            </w:r>
+            <w:r>
+              <w:rPr>
+                <w:sz w:val="20"/>
+                <w:szCs w:val="20"/>
+                <w:lang w:val="el-GR"/>
+              </w:rPr>
+              <w:t xml:space="preserve">προβληθεί </w:t>
+            </w:r>
+            <w:r>
+              <w:rPr>
+                <w:sz w:val="20"/>
+                <w:szCs w:val="20"/>
+                <w:lang w:val="el-GR"/>
+              </w:rPr>
+              <w:t>από τον χρήστη.</w:t>
+            </w:r>
+          </w:p>
+        </w:tc>
+        <w:tc>
+          <w:tcPr>
+            <w:tcW w:w="1461" w:type="dxa"/>
+            <w:tcBorders>
+              <w:bottom w:val="nil"/>
+            </w:tcBorders>
+          </w:tcPr>
+          <w:p>
+            <w:pPr>
+              <w:cnfStyle w:val="000000100000" w:firstRow="0" w:lastRow="0" w:firstColumn="0" w:lastColumn="0" w:oddVBand="0" w:evenVBand="0" w:oddHBand="1" w:evenHBand="0" w:firstRowFirstColumn="0" w:firstRowLastColumn="0" w:lastRowFirstColumn="0" w:lastRowLastColumn="0"/>
+              <w:rPr>
+                <w:sz w:val="20"/>
+                <w:szCs w:val="20"/>
+              </w:rPr>
+            </w:pPr>
+            <w:r>
+              <w:rPr>
+                <w:sz w:val="20"/>
+                <w:szCs w:val="20"/>
+              </w:rPr>
+              <w:t>Pass</w:t>
+            </w:r>
+            <w:r>
+              <w:rPr>
+                <w:rFonts w:ascii="Segoe UI Emoji" w:hAnsi="Segoe UI Emoji" w:cs="Segoe UI Emoji"/>
+                <w:sz w:val="20"/>
+                <w:szCs w:val="20"/>
+              </w:rPr>
+              <w:t>✔️</w:t>
+            </w:r>
+          </w:p>
+        </w:tc>
+      </w:tr>
+    </w:tbl>
+    <w:p>
+      <w:pPr>
+        <w:pStyle w:val="Heading1"/>
+        <w:rPr>
+          <w:sz w:val="52"/>
+          <w:szCs w:val="52"/>
+          <w:lang w:val="el-GR"/>
+        </w:rPr>
+      </w:pPr>
+      <w:r>
+        <w:lastRenderedPageBreak/>
+        <w:br/>
+      </w:r>
+      <w:r>
+        <w:rPr>
+          <w:sz w:val="52"/>
+          <w:szCs w:val="52"/>
+          <w:lang w:val="el-GR"/>
+        </w:rPr>
+        <w:br/>
+      </w:r>
+    </w:p>
+    <w:tbl>
+      <w:tblPr>
+        <w:tblStyle w:val="GridTable4-Accent1"/>
+        <w:tblpPr w:leftFromText="180" w:rightFromText="180" w:vertAnchor="text" w:horzAnchor="margin" w:tblpXSpec="center" w:tblpY="4"/>
+        <w:tblW w:w="12186" w:type="dxa"/>
+        <w:tblLayout w:type="fixed"/>
+        <w:tblLook w:val="04A0" w:firstRow="1" w:lastRow="0" w:firstColumn="1" w:lastColumn="0" w:noHBand="0" w:noVBand="1"/>
+      </w:tblPr>
+      <w:tblGrid>
+        <w:gridCol w:w="2193"/>
+        <w:gridCol w:w="1556"/>
+        <w:gridCol w:w="1745"/>
+        <w:gridCol w:w="1671"/>
+        <w:gridCol w:w="1728"/>
+        <w:gridCol w:w="1832"/>
+        <w:gridCol w:w="1461"/>
+      </w:tblGrid>
+      <w:tr>
+        <w:trPr>
+          <w:cnfStyle w:val="100000000000" w:firstRow="1" w:lastRow="0" w:firstColumn="0" w:lastColumn="0" w:oddVBand="0" w:evenVBand="0" w:oddHBand="0" w:evenHBand="0" w:firstRowFirstColumn="0" w:firstRowLastColumn="0" w:lastRowFirstColumn="0" w:lastRowLastColumn="0"/>
+          <w:trHeight w:val="222"/>
+        </w:trPr>
+        <w:tc>
+          <w:tcPr>
+            <w:cnfStyle w:val="001000000000" w:firstRow="0" w:lastRow="0" w:firstColumn="1" w:lastColumn="0" w:oddVBand="0" w:evenVBand="0" w:oddHBand="0" w:evenHBand="0" w:firstRowFirstColumn="0" w:firstRowLastColumn="0" w:lastRowFirstColumn="0" w:lastRowLastColumn="0"/>
+            <w:tcW w:w="2193" w:type="dxa"/>
+          </w:tcPr>
+          <w:p>
+            <w:pPr>
+              <w:jc w:val="center"/>
+              <w:rPr>
+                <w:color w:val="auto"/>
+                <w:lang w:val="el-GR"/>
+              </w:rPr>
+            </w:pPr>
+            <w:r>
+              <w:t>Test</w:t>
+            </w:r>
+            <w:r>
+              <w:rPr>
+                <w:lang w:val="el-GR"/>
+              </w:rPr>
+              <w:t xml:space="preserve"> </w:t>
+            </w:r>
+            <w:r>
+              <w:t>Case</w:t>
+            </w:r>
+            <w:r>
+              <w:rPr>
+                <w:lang w:val="el-GR"/>
+              </w:rPr>
+              <w:t xml:space="preserve"> </w:t>
+            </w:r>
+            <w:r>
+              <w:t>ID</w:t>
+            </w:r>
+          </w:p>
+        </w:tc>
+        <w:tc>
+          <w:tcPr>
+            <w:tcW w:w="1556" w:type="dxa"/>
+          </w:tcPr>
+          <w:p>
+            <w:pPr>
+              <w:cnfStyle w:val="100000000000" w:firstRow="1" w:lastRow="0" w:firstColumn="0" w:lastColumn="0" w:oddVBand="0" w:evenVBand="0" w:oddHBand="0" w:evenHBand="0" w:firstRowFirstColumn="0" w:firstRowLastColumn="0" w:lastRowFirstColumn="0" w:lastRowLastColumn="0"/>
+              <w:rPr>
+                <w:lang w:val="el-GR"/>
+              </w:rPr>
+            </w:pPr>
+            <w:r>
+              <w:rPr>
+                <w:lang w:val="el-GR"/>
+              </w:rPr>
+              <w:t>Περιγραφή</w:t>
+            </w:r>
+          </w:p>
+        </w:tc>
+        <w:tc>
+          <w:tcPr>
+            <w:tcW w:w="1745" w:type="dxa"/>
+          </w:tcPr>
+          <w:p>
+            <w:pPr>
+              <w:cnfStyle w:val="100000000000" w:firstRow="1" w:lastRow="0" w:firstColumn="0" w:lastColumn="0" w:oddVBand="0" w:evenVBand="0" w:oddHBand="0" w:evenHBand="0" w:firstRowFirstColumn="0" w:firstRowLastColumn="0" w:lastRowFirstColumn="0" w:lastRowLastColumn="0"/>
+              <w:rPr>
+                <w:lang w:val="el-GR"/>
+              </w:rPr>
+            </w:pPr>
+            <w:r>
+              <w:rPr>
+                <w:lang w:val="el-GR"/>
+              </w:rPr>
+              <w:t>Προϋπόθεση</w:t>
+            </w:r>
+          </w:p>
+        </w:tc>
+        <w:tc>
+          <w:tcPr>
+            <w:tcW w:w="1671" w:type="dxa"/>
+          </w:tcPr>
+          <w:p>
+            <w:pPr>
+              <w:cnfStyle w:val="100000000000" w:firstRow="1" w:lastRow="0" w:firstColumn="0" w:lastColumn="0" w:oddVBand="0" w:evenVBand="0" w:oddHBand="0" w:evenHBand="0" w:firstRowFirstColumn="0" w:firstRowLastColumn="0" w:lastRowFirstColumn="0" w:lastRowLastColumn="0"/>
+              <w:rPr>
+                <w:lang w:val="el-GR"/>
+              </w:rPr>
+            </w:pPr>
+            <w:r>
+              <w:rPr>
+                <w:lang w:val="el-GR"/>
+              </w:rPr>
+              <w:t>Βήματα Testing</w:t>
+            </w:r>
+          </w:p>
+        </w:tc>
+        <w:tc>
+          <w:tcPr>
+            <w:tcW w:w="1728" w:type="dxa"/>
+          </w:tcPr>
+          <w:p>
+            <w:pPr>
+              <w:cnfStyle w:val="100000000000" w:firstRow="1" w:lastRow="0" w:firstColumn="0" w:lastColumn="0" w:oddVBand="0" w:evenVBand="0" w:oddHBand="0" w:evenHBand="0" w:firstRowFirstColumn="0" w:firstRowLastColumn="0" w:lastRowFirstColumn="0" w:lastRowLastColumn="0"/>
+              <w:rPr>
+                <w:lang w:val="el-GR"/>
+              </w:rPr>
+            </w:pPr>
+            <w:r>
+              <w:rPr>
+                <w:lang w:val="el-GR"/>
+              </w:rPr>
+              <w:t>Αναμενόμενο Αποτέλεσμα</w:t>
+            </w:r>
+          </w:p>
+        </w:tc>
+        <w:tc>
+          <w:tcPr>
+            <w:tcW w:w="1832" w:type="dxa"/>
+          </w:tcPr>
+          <w:p>
+            <w:pPr>
+              <w:cnfStyle w:val="100000000000" w:firstRow="1" w:lastRow="0" w:firstColumn="0" w:lastColumn="0" w:oddVBand="0" w:evenVBand="0" w:oddHBand="0" w:evenHBand="0" w:firstRowFirstColumn="0" w:firstRowLastColumn="0" w:lastRowFirstColumn="0" w:lastRowLastColumn="0"/>
+              <w:rPr>
+                <w:lang w:val="el-GR"/>
+              </w:rPr>
+            </w:pPr>
+            <w:r>
+              <w:rPr>
+                <w:lang w:val="el-GR"/>
+              </w:rPr>
+              <w:t>Πραγματικά Αποτελέσματα</w:t>
+            </w:r>
+          </w:p>
+        </w:tc>
+        <w:tc>
+          <w:tcPr>
+            <w:tcW w:w="1461" w:type="dxa"/>
+          </w:tcPr>
+          <w:p>
+            <w:pPr>
+              <w:cnfStyle w:val="100000000000" w:firstRow="1" w:lastRow="0" w:firstColumn="0" w:lastColumn="0" w:oddVBand="0" w:evenVBand="0" w:oddHBand="0" w:evenHBand="0" w:firstRowFirstColumn="0" w:firstRowLastColumn="0" w:lastRowFirstColumn="0" w:lastRowLastColumn="0"/>
+              <w:rPr>
+                <w:lang w:val="el-GR"/>
+              </w:rPr>
+            </w:pPr>
+            <w:r>
+              <w:rPr>
+                <w:lang w:val="el-GR"/>
+              </w:rPr>
+              <w:t>Κατάσταση</w:t>
+            </w:r>
+          </w:p>
+        </w:tc>
+      </w:tr>
+      <w:tr>
+        <w:trPr>
+          <w:cnfStyle w:val="000000100000" w:firstRow="0" w:lastRow="0" w:firstColumn="0" w:lastColumn="0" w:oddVBand="0" w:evenVBand="0" w:oddHBand="1" w:evenHBand="0" w:firstRowFirstColumn="0" w:firstRowLastColumn="0" w:lastRowFirstColumn="0" w:lastRowLastColumn="0"/>
+          <w:trHeight w:val="3748"/>
+        </w:trPr>
+        <w:tc>
+          <w:tcPr>
+            <w:cnfStyle w:val="001000000000" w:firstRow="0" w:lastRow="0" w:firstColumn="1" w:lastColumn="0" w:oddVBand="0" w:evenVBand="0" w:oddHBand="0" w:evenHBand="0" w:firstRowFirstColumn="0" w:firstRowLastColumn="0" w:lastRowFirstColumn="0" w:lastRowLastColumn="0"/>
+            <w:tcW w:w="2193" w:type="dxa"/>
+            <w:tcBorders>
+              <w:bottom w:val="nil"/>
+            </w:tcBorders>
+          </w:tcPr>
+          <w:p>
+            <w:pPr>
+              <w:ind w:left="720" w:hanging="720"/>
+              <w:jc w:val="center"/>
+              <w:rPr>
+                <w:sz w:val="20"/>
+                <w:szCs w:val="20"/>
+                <w:lang w:val="el-GR"/>
+              </w:rPr>
+            </w:pPr>
+            <w:proofErr w:type="spellStart"/>
+            <w:r>
+              <w:rPr>
+                <w:sz w:val="20"/>
+                <w:szCs w:val="20"/>
+              </w:rPr>
+              <w:t>TC_</w:t>
+            </w:r>
+            <w:r>
+              <w:rPr>
+                <w:sz w:val="20"/>
+                <w:szCs w:val="20"/>
+              </w:rPr>
+              <w:t>CreateEditWatchlist</w:t>
+            </w:r>
+            <w:proofErr w:type="spellEnd"/>
+            <w:r>
+              <w:rPr>
+                <w:sz w:val="20"/>
+                <w:szCs w:val="20"/>
+              </w:rPr>
+              <w:t xml:space="preserve"> _0</w:t>
+            </w:r>
+            <w:r>
+              <w:rPr>
+                <w:sz w:val="20"/>
+                <w:szCs w:val="20"/>
+                <w:lang w:val="el-GR"/>
+              </w:rPr>
+              <w:t>2</w:t>
+            </w:r>
+          </w:p>
+        </w:tc>
+        <w:tc>
+          <w:tcPr>
+            <w:tcW w:w="1556" w:type="dxa"/>
+            <w:tcBorders>
+              <w:bottom w:val="nil"/>
+            </w:tcBorders>
+          </w:tcPr>
+          <w:p>
+            <w:pPr>
+              <w:cnfStyle w:val="000000100000" w:firstRow="0" w:lastRow="0" w:firstColumn="0" w:lastColumn="0" w:oddVBand="0" w:evenVBand="0" w:oddHBand="1" w:evenHBand="0" w:firstRowFirstColumn="0" w:firstRowLastColumn="0" w:lastRowFirstColumn="0" w:lastRowLastColumn="0"/>
+              <w:rPr>
+                <w:sz w:val="20"/>
+                <w:szCs w:val="20"/>
+                <w:lang w:val="el-GR"/>
+              </w:rPr>
+            </w:pPr>
+            <w:r>
+              <w:rPr>
+                <w:sz w:val="20"/>
+                <w:szCs w:val="20"/>
+                <w:lang w:val="el-GR"/>
+              </w:rPr>
+              <w:t>Επεξεργασία</w:t>
+            </w:r>
+            <w:r>
+              <w:rPr>
+                <w:sz w:val="20"/>
+                <w:szCs w:val="20"/>
+                <w:lang w:val="el-GR"/>
+              </w:rPr>
+              <w:t xml:space="preserve"> </w:t>
+            </w:r>
+            <w:r>
+              <w:rPr>
+                <w:sz w:val="20"/>
+                <w:szCs w:val="20"/>
+                <w:lang w:val="el-GR"/>
+              </w:rPr>
+              <w:t xml:space="preserve">του ονόματος του </w:t>
+            </w:r>
+            <w:r>
+              <w:rPr>
+                <w:sz w:val="20"/>
+                <w:szCs w:val="20"/>
+              </w:rPr>
+              <w:t>watchlist</w:t>
+            </w:r>
+            <w:r>
+              <w:rPr>
+                <w:sz w:val="20"/>
+                <w:szCs w:val="20"/>
+                <w:lang w:val="el-GR"/>
+              </w:rPr>
+              <w:t xml:space="preserve"> </w:t>
+            </w:r>
+            <w:r>
+              <w:rPr>
+                <w:sz w:val="20"/>
+                <w:szCs w:val="20"/>
+                <w:lang w:val="el-GR"/>
+              </w:rPr>
+              <w:t>του χρήστη</w:t>
+            </w:r>
+          </w:p>
+        </w:tc>
+        <w:tc>
+          <w:tcPr>
+            <w:tcW w:w="1745" w:type="dxa"/>
+            <w:tcBorders>
+              <w:bottom w:val="nil"/>
+            </w:tcBorders>
+          </w:tcPr>
+          <w:p>
+            <w:pPr>
+              <w:cnfStyle w:val="000000100000" w:firstRow="0" w:lastRow="0" w:firstColumn="0" w:lastColumn="0" w:oddVBand="0" w:evenVBand="0" w:oddHBand="1" w:evenHBand="0" w:firstRowFirstColumn="0" w:firstRowLastColumn="0" w:lastRowFirstColumn="0" w:lastRowLastColumn="0"/>
+              <w:rPr>
+                <w:sz w:val="20"/>
+                <w:szCs w:val="20"/>
+                <w:lang w:val="el-GR"/>
+              </w:rPr>
+            </w:pPr>
+            <w:r>
+              <w:rPr>
+                <w:sz w:val="20"/>
+                <w:szCs w:val="20"/>
+                <w:lang w:val="el-GR"/>
+              </w:rPr>
+              <w:t>1. Ο χρήστης είναι ήδη συνδεδεμένος στο σύστημα</w:t>
+            </w:r>
+          </w:p>
+          <w:p>
+            <w:pPr>
+              <w:cnfStyle w:val="000000100000" w:firstRow="0" w:lastRow="0" w:firstColumn="0" w:lastColumn="0" w:oddVBand="0" w:evenVBand="0" w:oddHBand="1" w:evenHBand="0" w:firstRowFirstColumn="0" w:firstRowLastColumn="0" w:lastRowFirstColumn="0" w:lastRowLastColumn="0"/>
+              <w:rPr>
+                <w:sz w:val="20"/>
+                <w:szCs w:val="20"/>
+                <w:lang w:val="el-GR"/>
+              </w:rPr>
+            </w:pPr>
+          </w:p>
+          <w:p>
+            <w:pPr>
+              <w:cnfStyle w:val="000000100000" w:firstRow="0" w:lastRow="0" w:firstColumn="0" w:lastColumn="0" w:oddVBand="0" w:evenVBand="0" w:oddHBand="1" w:evenHBand="0" w:firstRowFirstColumn="0" w:firstRowLastColumn="0" w:lastRowFirstColumn="0" w:lastRowLastColumn="0"/>
+              <w:rPr>
+                <w:rFonts w:eastAsiaTheme="minorEastAsia"/>
+                <w:sz w:val="20"/>
+                <w:szCs w:val="20"/>
+                <w:lang w:val="el-GR" w:eastAsia="ja-JP"/>
+              </w:rPr>
+            </w:pPr>
+            <w:r>
+              <w:rPr>
+                <w:sz w:val="20"/>
+                <w:szCs w:val="20"/>
+                <w:lang w:val="el-GR"/>
+              </w:rPr>
+              <w:t xml:space="preserve">2. Ο χρήστης βρίσκεται στην οθόνη προβολής </w:t>
+            </w:r>
+            <w:r>
+              <w:rPr>
+                <w:sz w:val="20"/>
+                <w:szCs w:val="20"/>
+              </w:rPr>
+              <w:t>watchlist</w:t>
+            </w:r>
+            <w:r>
+              <w:rPr>
+                <w:sz w:val="20"/>
+                <w:szCs w:val="20"/>
+                <w:lang w:val="el-GR"/>
+              </w:rPr>
+              <w:br/>
+            </w:r>
+            <w:r>
+              <w:rPr>
+                <w:sz w:val="20"/>
+                <w:szCs w:val="20"/>
+                <w:lang w:val="el-GR"/>
+              </w:rPr>
+              <w:br/>
+              <w:t>3.</w:t>
+            </w:r>
+            <w:r>
+              <w:rPr>
+                <w:sz w:val="20"/>
+                <w:szCs w:val="20"/>
+                <w:lang w:val="el-GR"/>
+              </w:rPr>
+              <w:t xml:space="preserve"> </w:t>
+            </w:r>
+            <w:r>
+              <w:rPr>
+                <w:sz w:val="20"/>
+                <w:szCs w:val="20"/>
+                <w:lang w:val="el-GR"/>
+              </w:rPr>
+              <w:t>Ο χρήστης έχει επιλέξει ένα από τα υπάρχ</w:t>
+            </w:r>
+            <w:r>
+              <w:rPr>
+                <w:sz w:val="20"/>
+                <w:szCs w:val="20"/>
+                <w:lang w:val="el-GR"/>
+              </w:rPr>
+              <w:t>ο</w:t>
+            </w:r>
+            <w:r>
+              <w:rPr>
+                <w:sz w:val="20"/>
+                <w:szCs w:val="20"/>
+                <w:lang w:val="el-GR"/>
+              </w:rPr>
+              <w:t xml:space="preserve">ντα </w:t>
+            </w:r>
+            <w:r>
+              <w:rPr>
+                <w:sz w:val="20"/>
+                <w:szCs w:val="20"/>
+              </w:rPr>
+              <w:t>watchlist</w:t>
+            </w:r>
+          </w:p>
+        </w:tc>
+        <w:tc>
+          <w:tcPr>
+            <w:tcW w:w="1671" w:type="dxa"/>
+            <w:tcBorders>
+              <w:bottom w:val="nil"/>
+            </w:tcBorders>
+          </w:tcPr>
+          <w:p>
+            <w:pPr>
+              <w:cnfStyle w:val="000000100000" w:firstRow="0" w:lastRow="0" w:firstColumn="0" w:lastColumn="0" w:oddVBand="0" w:evenVBand="0" w:oddHBand="1" w:evenHBand="0" w:firstRowFirstColumn="0" w:firstRowLastColumn="0" w:lastRowFirstColumn="0" w:lastRowLastColumn="0"/>
+              <w:rPr>
+                <w:sz w:val="20"/>
+                <w:szCs w:val="20"/>
+                <w:lang w:val="el-GR"/>
+              </w:rPr>
+            </w:pPr>
+            <w:r>
+              <w:rPr>
+                <w:sz w:val="20"/>
+                <w:szCs w:val="20"/>
+                <w:lang w:val="el-GR"/>
+              </w:rPr>
+              <w:t xml:space="preserve">1. Ο χρήστης </w:t>
+            </w:r>
+            <w:r>
+              <w:rPr>
+                <w:sz w:val="20"/>
+                <w:szCs w:val="20"/>
+                <w:lang w:val="el-GR"/>
+              </w:rPr>
+              <w:t xml:space="preserve">επιλέγει να </w:t>
+            </w:r>
+            <w:r>
+              <w:rPr>
+                <w:sz w:val="20"/>
+                <w:szCs w:val="20"/>
+                <w:lang w:val="el-GR"/>
+              </w:rPr>
+              <w:t>επεξεργαστεί το επ</w:t>
+            </w:r>
+            <w:r>
+              <w:rPr>
+                <w:sz w:val="20"/>
+                <w:szCs w:val="20"/>
+                <w:lang w:val="el-GR"/>
+              </w:rPr>
+              <w:t>ι</w:t>
+            </w:r>
+            <w:r>
+              <w:rPr>
+                <w:sz w:val="20"/>
+                <w:szCs w:val="20"/>
+                <w:lang w:val="el-GR"/>
+              </w:rPr>
+              <w:t xml:space="preserve">λεγμένο </w:t>
+            </w:r>
+            <w:r>
+              <w:rPr>
+                <w:sz w:val="20"/>
+                <w:szCs w:val="20"/>
+              </w:rPr>
+              <w:t>watchlist</w:t>
+            </w:r>
+            <w:r>
+              <w:rPr>
+                <w:sz w:val="20"/>
+                <w:szCs w:val="20"/>
+                <w:lang w:val="el-GR"/>
+              </w:rPr>
+              <w:t xml:space="preserve"> </w:t>
+            </w:r>
+            <w:r>
+              <w:rPr>
+                <w:sz w:val="20"/>
+                <w:szCs w:val="20"/>
+                <w:lang w:val="el-GR"/>
+              </w:rPr>
+              <w:t xml:space="preserve">με το </w:t>
+            </w:r>
+            <w:r>
+              <w:rPr>
+                <w:sz w:val="20"/>
+                <w:szCs w:val="20"/>
+                <w:lang w:val="el-GR"/>
+              </w:rPr>
+              <w:t>“</w:t>
+            </w:r>
+            <w:r>
+              <w:rPr>
+                <w:sz w:val="20"/>
+                <w:szCs w:val="20"/>
+              </w:rPr>
+              <w:t>Edit</w:t>
+            </w:r>
+            <w:r>
+              <w:rPr>
+                <w:sz w:val="20"/>
+                <w:szCs w:val="20"/>
+                <w:lang w:val="el-GR"/>
+              </w:rPr>
+              <w:t xml:space="preserve"> </w:t>
+            </w:r>
+            <w:r>
+              <w:rPr>
+                <w:sz w:val="20"/>
+                <w:szCs w:val="20"/>
+              </w:rPr>
+              <w:t>Watchlist</w:t>
+            </w:r>
+            <w:r>
+              <w:rPr>
+                <w:sz w:val="20"/>
+                <w:szCs w:val="20"/>
+                <w:lang w:val="el-GR"/>
+              </w:rPr>
+              <w:t>”</w:t>
+            </w:r>
+            <w:r>
+              <w:rPr>
+                <w:sz w:val="20"/>
+                <w:szCs w:val="20"/>
+                <w:lang w:val="el-GR"/>
+              </w:rPr>
+              <w:br/>
+            </w:r>
+            <w:r>
+              <w:rPr>
+                <w:sz w:val="20"/>
+                <w:szCs w:val="20"/>
+                <w:lang w:val="el-GR"/>
+              </w:rPr>
+              <w:br/>
+              <w:t>2.</w:t>
+            </w:r>
+            <w:r>
+              <w:rPr>
+                <w:sz w:val="20"/>
+                <w:szCs w:val="20"/>
+                <w:lang w:val="el-GR"/>
+              </w:rPr>
+              <w:t xml:space="preserve">Ο χρήστης εισάγει </w:t>
+            </w:r>
+            <w:r>
+              <w:rPr>
+                <w:sz w:val="20"/>
+                <w:szCs w:val="20"/>
+                <w:lang w:val="el-GR"/>
+              </w:rPr>
+              <w:t>νέο</w:t>
+            </w:r>
+            <w:r>
+              <w:rPr>
+                <w:sz w:val="20"/>
+                <w:szCs w:val="20"/>
+                <w:lang w:val="el-GR"/>
+              </w:rPr>
+              <w:t xml:space="preserve"> όνομα του </w:t>
+            </w:r>
+            <w:r>
+              <w:rPr>
+                <w:sz w:val="20"/>
+                <w:szCs w:val="20"/>
+              </w:rPr>
+              <w:t>watchlist</w:t>
+            </w:r>
+            <w:r>
+              <w:rPr>
+                <w:sz w:val="20"/>
+                <w:szCs w:val="20"/>
+                <w:lang w:val="el-GR"/>
+              </w:rPr>
+              <w:t xml:space="preserve"> </w:t>
+            </w:r>
+            <w:r>
+              <w:rPr>
+                <w:sz w:val="20"/>
+                <w:szCs w:val="20"/>
+                <w:lang w:val="el-GR"/>
+              </w:rPr>
+              <w:t>στο πεδίο</w:t>
+            </w:r>
+          </w:p>
+          <w:p>
+            <w:pPr>
+              <w:cnfStyle w:val="000000100000" w:firstRow="0" w:lastRow="0" w:firstColumn="0" w:lastColumn="0" w:oddVBand="0" w:evenVBand="0" w:oddHBand="1" w:evenHBand="0" w:firstRowFirstColumn="0" w:firstRowLastColumn="0" w:lastRowFirstColumn="0" w:lastRowLastColumn="0"/>
+              <w:rPr>
+                <w:sz w:val="20"/>
+                <w:szCs w:val="20"/>
+                <w:lang w:val="el-GR"/>
+              </w:rPr>
+            </w:pPr>
+          </w:p>
+          <w:p>
+            <w:pPr>
+              <w:cnfStyle w:val="000000100000" w:firstRow="0" w:lastRow="0" w:firstColumn="0" w:lastColumn="0" w:oddVBand="0" w:evenVBand="0" w:oddHBand="1" w:evenHBand="0" w:firstRowFirstColumn="0" w:firstRowLastColumn="0" w:lastRowFirstColumn="0" w:lastRowLastColumn="0"/>
+              <w:rPr>
+                <w:sz w:val="20"/>
+                <w:szCs w:val="20"/>
+                <w:lang w:val="el-GR"/>
+              </w:rPr>
+            </w:pPr>
+          </w:p>
+        </w:tc>
+        <w:tc>
+          <w:tcPr>
+            <w:tcW w:w="1728" w:type="dxa"/>
+            <w:tcBorders>
+              <w:bottom w:val="nil"/>
+            </w:tcBorders>
+          </w:tcPr>
+          <w:p>
+            <w:pPr>
+              <w:cnfStyle w:val="000000100000" w:firstRow="0" w:lastRow="0" w:firstColumn="0" w:lastColumn="0" w:oddVBand="0" w:evenVBand="0" w:oddHBand="1" w:evenHBand="0" w:firstRowFirstColumn="0" w:firstRowLastColumn="0" w:lastRowFirstColumn="0" w:lastRowLastColumn="0"/>
+              <w:rPr>
+                <w:sz w:val="20"/>
+                <w:szCs w:val="20"/>
+                <w:lang w:val="el-GR"/>
+              </w:rPr>
+            </w:pPr>
+            <w:r>
+              <w:rPr>
+                <w:sz w:val="20"/>
+                <w:szCs w:val="20"/>
+                <w:lang w:val="el-GR"/>
+              </w:rPr>
+              <w:t>Οι αλλαγές αποθηκεύονται και τ</w:t>
+            </w:r>
+            <w:r>
+              <w:rPr>
+                <w:sz w:val="20"/>
+                <w:szCs w:val="20"/>
+                <w:lang w:val="el-GR"/>
+              </w:rPr>
+              <w:t xml:space="preserve">ο </w:t>
+            </w:r>
+            <w:r>
+              <w:rPr>
+                <w:sz w:val="20"/>
+                <w:szCs w:val="20"/>
+              </w:rPr>
+              <w:t>watchlist</w:t>
+            </w:r>
+            <w:r>
+              <w:rPr>
+                <w:sz w:val="20"/>
+                <w:szCs w:val="20"/>
+                <w:lang w:val="el-GR"/>
+              </w:rPr>
+              <w:t xml:space="preserve"> </w:t>
+            </w:r>
+            <w:r>
+              <w:rPr>
+                <w:sz w:val="20"/>
+                <w:szCs w:val="20"/>
+                <w:lang w:val="el-GR"/>
+              </w:rPr>
+              <w:t>μετονομάζεται.</w:t>
+            </w:r>
+          </w:p>
+        </w:tc>
+        <w:tc>
+          <w:tcPr>
+            <w:tcW w:w="1832" w:type="dxa"/>
+            <w:tcBorders>
+              <w:bottom w:val="nil"/>
+            </w:tcBorders>
+          </w:tcPr>
+          <w:p>
+            <w:pPr>
+              <w:cnfStyle w:val="000000100000" w:firstRow="0" w:lastRow="0" w:firstColumn="0" w:lastColumn="0" w:oddVBand="0" w:evenVBand="0" w:oddHBand="1" w:evenHBand="0" w:firstRowFirstColumn="0" w:firstRowLastColumn="0" w:lastRowFirstColumn="0" w:lastRowLastColumn="0"/>
+              <w:rPr>
+                <w:sz w:val="20"/>
+                <w:szCs w:val="20"/>
+                <w:lang w:val="el-GR"/>
+              </w:rPr>
+            </w:pPr>
+            <w:r>
+              <w:rPr>
+                <w:sz w:val="20"/>
+                <w:szCs w:val="20"/>
+                <w:lang w:val="el-GR"/>
+              </w:rPr>
+              <w:t xml:space="preserve">Οι αλλαγές αποθηκεύονται και το </w:t>
+            </w:r>
+            <w:r>
+              <w:rPr>
+                <w:sz w:val="20"/>
+                <w:szCs w:val="20"/>
+              </w:rPr>
+              <w:t>watchlist</w:t>
+            </w:r>
+            <w:r>
+              <w:rPr>
+                <w:sz w:val="20"/>
+                <w:szCs w:val="20"/>
+                <w:lang w:val="el-GR"/>
+              </w:rPr>
+              <w:t xml:space="preserve"> </w:t>
+            </w:r>
+            <w:r>
+              <w:rPr>
+                <w:sz w:val="20"/>
+                <w:szCs w:val="20"/>
+                <w:lang w:val="el-GR"/>
+              </w:rPr>
+              <w:t>μετονομάζεται</w:t>
+            </w:r>
+          </w:p>
+        </w:tc>
+        <w:tc>
+          <w:tcPr>
+            <w:tcW w:w="1461" w:type="dxa"/>
+            <w:tcBorders>
+              <w:bottom w:val="nil"/>
+            </w:tcBorders>
+          </w:tcPr>
+          <w:p>
+            <w:pPr>
+              <w:cnfStyle w:val="000000100000" w:firstRow="0" w:lastRow="0" w:firstColumn="0" w:lastColumn="0" w:oddVBand="0" w:evenVBand="0" w:oddHBand="1" w:evenHBand="0" w:firstRowFirstColumn="0" w:firstRowLastColumn="0" w:lastRowFirstColumn="0" w:lastRowLastColumn="0"/>
+              <w:rPr>
+                <w:sz w:val="20"/>
+                <w:szCs w:val="20"/>
+              </w:rPr>
+            </w:pPr>
+            <w:r>
+              <w:rPr>
+                <w:sz w:val="20"/>
+                <w:szCs w:val="20"/>
+              </w:rPr>
+              <w:t>Pass</w:t>
+            </w:r>
+            <w:r>
+              <w:rPr>
+                <w:rFonts w:ascii="Segoe UI Emoji" w:hAnsi="Segoe UI Emoji" w:cs="Segoe UI Emoji"/>
+                <w:sz w:val="20"/>
+                <w:szCs w:val="20"/>
+              </w:rPr>
+              <w:t>✔️</w:t>
+            </w:r>
+          </w:p>
+        </w:tc>
+      </w:tr>
+    </w:tbl>
+    <w:p>
+      <w:pPr>
+        <w:pStyle w:val="Heading1"/>
+        <w:rPr>
+          <w:sz w:val="52"/>
+          <w:szCs w:val="52"/>
+          <w:lang w:val="el-GR"/>
+        </w:rPr>
+      </w:pPr>
+      <w:r>
+        <w:rPr>
+          <w:sz w:val="52"/>
+          <w:szCs w:val="52"/>
+          <w:lang w:val="el-GR"/>
+        </w:rPr>
+        <w:br/>
+      </w:r>
+    </w:p>
+    <w:tbl>
+      <w:tblPr>
+        <w:tblStyle w:val="GridTable4-Accent1"/>
+        <w:tblpPr w:leftFromText="180" w:rightFromText="180" w:vertAnchor="text" w:horzAnchor="margin" w:tblpXSpec="center" w:tblpY="4"/>
+        <w:tblW w:w="12186" w:type="dxa"/>
+        <w:tblLayout w:type="fixed"/>
+        <w:tblLook w:val="04A0" w:firstRow="1" w:lastRow="0" w:firstColumn="1" w:lastColumn="0" w:noHBand="0" w:noVBand="1"/>
+      </w:tblPr>
+      <w:tblGrid>
+        <w:gridCol w:w="2193"/>
+        <w:gridCol w:w="1556"/>
+        <w:gridCol w:w="1745"/>
+        <w:gridCol w:w="1671"/>
+        <w:gridCol w:w="1728"/>
+        <w:gridCol w:w="1832"/>
+        <w:gridCol w:w="1461"/>
+      </w:tblGrid>
+      <w:tr>
+        <w:trPr>
+          <w:cnfStyle w:val="100000000000" w:firstRow="1" w:lastRow="0" w:firstColumn="0" w:lastColumn="0" w:oddVBand="0" w:evenVBand="0" w:oddHBand="0" w:evenHBand="0" w:firstRowFirstColumn="0" w:firstRowLastColumn="0" w:lastRowFirstColumn="0" w:lastRowLastColumn="0"/>
+          <w:trHeight w:val="222"/>
+        </w:trPr>
+        <w:tc>
+          <w:tcPr>
+            <w:cnfStyle w:val="001000000000" w:firstRow="0" w:lastRow="0" w:firstColumn="1" w:lastColumn="0" w:oddVBand="0" w:evenVBand="0" w:oddHBand="0" w:evenHBand="0" w:firstRowFirstColumn="0" w:firstRowLastColumn="0" w:lastRowFirstColumn="0" w:lastRowLastColumn="0"/>
+            <w:tcW w:w="2193" w:type="dxa"/>
+          </w:tcPr>
+          <w:p>
+            <w:pPr>
+              <w:jc w:val="center"/>
+              <w:rPr>
+                <w:color w:val="auto"/>
+                <w:lang w:val="el-GR"/>
+              </w:rPr>
+            </w:pPr>
+            <w:r>
+              <w:t>Test</w:t>
+            </w:r>
+            <w:r>
+              <w:rPr>
+                <w:lang w:val="el-GR"/>
+              </w:rPr>
+              <w:t xml:space="preserve"> </w:t>
+            </w:r>
+            <w:r>
+              <w:t>Case</w:t>
+            </w:r>
+            <w:r>
+              <w:rPr>
+                <w:lang w:val="el-GR"/>
+              </w:rPr>
+              <w:t xml:space="preserve"> </w:t>
+            </w:r>
+            <w:r>
+              <w:t>ID</w:t>
+            </w:r>
+          </w:p>
+        </w:tc>
+        <w:tc>
+          <w:tcPr>
+            <w:tcW w:w="1556" w:type="dxa"/>
+          </w:tcPr>
+          <w:p>
+            <w:pPr>
+              <w:cnfStyle w:val="100000000000" w:firstRow="1" w:lastRow="0" w:firstColumn="0" w:lastColumn="0" w:oddVBand="0" w:evenVBand="0" w:oddHBand="0" w:evenHBand="0" w:firstRowFirstColumn="0" w:firstRowLastColumn="0" w:lastRowFirstColumn="0" w:lastRowLastColumn="0"/>
+              <w:rPr>
+                <w:lang w:val="el-GR"/>
+              </w:rPr>
+            </w:pPr>
+            <w:r>
+              <w:rPr>
+                <w:lang w:val="el-GR"/>
+              </w:rPr>
+              <w:t>Περιγραφή</w:t>
+            </w:r>
+          </w:p>
+        </w:tc>
+        <w:tc>
+          <w:tcPr>
+            <w:tcW w:w="1745" w:type="dxa"/>
+          </w:tcPr>
+          <w:p>
+            <w:pPr>
+              <w:cnfStyle w:val="100000000000" w:firstRow="1" w:lastRow="0" w:firstColumn="0" w:lastColumn="0" w:oddVBand="0" w:evenVBand="0" w:oddHBand="0" w:evenHBand="0" w:firstRowFirstColumn="0" w:firstRowLastColumn="0" w:lastRowFirstColumn="0" w:lastRowLastColumn="0"/>
+              <w:rPr>
+                <w:lang w:val="el-GR"/>
+              </w:rPr>
+            </w:pPr>
+            <w:r>
+              <w:rPr>
+                <w:lang w:val="el-GR"/>
+              </w:rPr>
+              <w:t>Προϋπόθεση</w:t>
+            </w:r>
+          </w:p>
+        </w:tc>
+        <w:tc>
+          <w:tcPr>
+            <w:tcW w:w="1671" w:type="dxa"/>
+          </w:tcPr>
+          <w:p>
+            <w:pPr>
+              <w:cnfStyle w:val="100000000000" w:firstRow="1" w:lastRow="0" w:firstColumn="0" w:lastColumn="0" w:oddVBand="0" w:evenVBand="0" w:oddHBand="0" w:evenHBand="0" w:firstRowFirstColumn="0" w:firstRowLastColumn="0" w:lastRowFirstColumn="0" w:lastRowLastColumn="0"/>
+              <w:rPr>
+                <w:lang w:val="el-GR"/>
+              </w:rPr>
+            </w:pPr>
+            <w:r>
+              <w:rPr>
+                <w:lang w:val="el-GR"/>
+              </w:rPr>
+              <w:t>Βήματα Testing</w:t>
+            </w:r>
+          </w:p>
+        </w:tc>
+        <w:tc>
+          <w:tcPr>
+            <w:tcW w:w="1728" w:type="dxa"/>
+          </w:tcPr>
+          <w:p>
+            <w:pPr>
+              <w:cnfStyle w:val="100000000000" w:firstRow="1" w:lastRow="0" w:firstColumn="0" w:lastColumn="0" w:oddVBand="0" w:evenVBand="0" w:oddHBand="0" w:evenHBand="0" w:firstRowFirstColumn="0" w:firstRowLastColumn="0" w:lastRowFirstColumn="0" w:lastRowLastColumn="0"/>
+              <w:rPr>
+                <w:lang w:val="el-GR"/>
+              </w:rPr>
+            </w:pPr>
+            <w:r>
+              <w:rPr>
+                <w:lang w:val="el-GR"/>
+              </w:rPr>
+              <w:t>Αναμενόμενο Αποτέλεσμα</w:t>
+            </w:r>
+          </w:p>
+        </w:tc>
+        <w:tc>
+          <w:tcPr>
+            <w:tcW w:w="1832" w:type="dxa"/>
+          </w:tcPr>
+          <w:p>
+            <w:pPr>
+              <w:cnfStyle w:val="100000000000" w:firstRow="1" w:lastRow="0" w:firstColumn="0" w:lastColumn="0" w:oddVBand="0" w:evenVBand="0" w:oddHBand="0" w:evenHBand="0" w:firstRowFirstColumn="0" w:firstRowLastColumn="0" w:lastRowFirstColumn="0" w:lastRowLastColumn="0"/>
+              <w:rPr>
+                <w:lang w:val="el-GR"/>
+              </w:rPr>
+            </w:pPr>
+            <w:r>
+              <w:rPr>
+                <w:lang w:val="el-GR"/>
+              </w:rPr>
+              <w:t>Πραγματικά Αποτελέσματα</w:t>
+            </w:r>
+          </w:p>
+        </w:tc>
+        <w:tc>
+          <w:tcPr>
+            <w:tcW w:w="1461" w:type="dxa"/>
+          </w:tcPr>
+          <w:p>
+            <w:pPr>
+              <w:cnfStyle w:val="100000000000" w:firstRow="1" w:lastRow="0" w:firstColumn="0" w:lastColumn="0" w:oddVBand="0" w:evenVBand="0" w:oddHBand="0" w:evenHBand="0" w:firstRowFirstColumn="0" w:firstRowLastColumn="0" w:lastRowFirstColumn="0" w:lastRowLastColumn="0"/>
+              <w:rPr>
+                <w:lang w:val="el-GR"/>
+              </w:rPr>
+            </w:pPr>
+            <w:r>
+              <w:rPr>
+                <w:lang w:val="el-GR"/>
+              </w:rPr>
+              <w:t>Κατάσταση</w:t>
+            </w:r>
+          </w:p>
+        </w:tc>
+      </w:tr>
+      <w:tr>
+        <w:trPr>
+          <w:cnfStyle w:val="000000100000" w:firstRow="0" w:lastRow="0" w:firstColumn="0" w:lastColumn="0" w:oddVBand="0" w:evenVBand="0" w:oddHBand="1" w:evenHBand="0" w:firstRowFirstColumn="0" w:firstRowLastColumn="0" w:lastRowFirstColumn="0" w:lastRowLastColumn="0"/>
+          <w:trHeight w:val="3748"/>
+        </w:trPr>
+        <w:tc>
+          <w:tcPr>
+            <w:cnfStyle w:val="001000000000" w:firstRow="0" w:lastRow="0" w:firstColumn="1" w:lastColumn="0" w:oddVBand="0" w:evenVBand="0" w:oddHBand="0" w:evenHBand="0" w:firstRowFirstColumn="0" w:firstRowLastColumn="0" w:lastRowFirstColumn="0" w:lastRowLastColumn="0"/>
+            <w:tcW w:w="2193" w:type="dxa"/>
+            <w:tcBorders>
+              <w:bottom w:val="nil"/>
+            </w:tcBorders>
+          </w:tcPr>
+          <w:p>
+            <w:pPr>
+              <w:ind w:left="720" w:hanging="720"/>
+              <w:jc w:val="center"/>
+              <w:rPr>
+                <w:sz w:val="20"/>
+                <w:szCs w:val="20"/>
+                <w:lang w:val="el-GR"/>
+              </w:rPr>
+            </w:pPr>
+            <w:proofErr w:type="spellStart"/>
+            <w:r>
+              <w:rPr>
+                <w:sz w:val="20"/>
+                <w:szCs w:val="20"/>
+              </w:rPr>
+              <w:t>TC_</w:t>
+            </w:r>
+            <w:r>
+              <w:rPr>
+                <w:sz w:val="20"/>
+                <w:szCs w:val="20"/>
+              </w:rPr>
+              <w:t>CreateEditWatchlist</w:t>
+            </w:r>
+            <w:proofErr w:type="spellEnd"/>
+            <w:r>
+              <w:rPr>
+                <w:sz w:val="20"/>
+                <w:szCs w:val="20"/>
+              </w:rPr>
+              <w:t xml:space="preserve"> _0</w:t>
+            </w:r>
+            <w:r>
+              <w:rPr>
+                <w:sz w:val="20"/>
+                <w:szCs w:val="20"/>
+                <w:lang w:val="el-GR"/>
+              </w:rPr>
+              <w:t>3</w:t>
+            </w:r>
+          </w:p>
+        </w:tc>
+        <w:tc>
+          <w:tcPr>
+            <w:tcW w:w="1556" w:type="dxa"/>
+            <w:tcBorders>
+              <w:bottom w:val="nil"/>
+            </w:tcBorders>
+          </w:tcPr>
+          <w:p>
+            <w:pPr>
+              <w:cnfStyle w:val="000000100000" w:firstRow="0" w:lastRow="0" w:firstColumn="0" w:lastColumn="0" w:oddVBand="0" w:evenVBand="0" w:oddHBand="1" w:evenHBand="0" w:firstRowFirstColumn="0" w:firstRowLastColumn="0" w:lastRowFirstColumn="0" w:lastRowLastColumn="0"/>
+              <w:rPr>
+                <w:sz w:val="20"/>
+                <w:szCs w:val="20"/>
+                <w:lang w:val="el-GR"/>
+              </w:rPr>
+            </w:pPr>
+            <w:r>
+              <w:rPr>
+                <w:sz w:val="20"/>
+                <w:szCs w:val="20"/>
+                <w:lang w:val="el-GR"/>
+              </w:rPr>
+              <w:t xml:space="preserve">Διαγραφή ενός </w:t>
+            </w:r>
+            <w:r>
+              <w:rPr>
+                <w:sz w:val="20"/>
+                <w:szCs w:val="20"/>
+              </w:rPr>
+              <w:t>watchlist</w:t>
+            </w:r>
+            <w:r>
+              <w:rPr>
+                <w:sz w:val="20"/>
+                <w:szCs w:val="20"/>
+                <w:lang w:val="el-GR"/>
+              </w:rPr>
+              <w:t xml:space="preserve"> </w:t>
+            </w:r>
+            <w:r>
+              <w:rPr>
+                <w:sz w:val="20"/>
+                <w:szCs w:val="20"/>
+                <w:lang w:val="el-GR"/>
+              </w:rPr>
+              <w:t>του χρήστη</w:t>
+            </w:r>
+          </w:p>
+        </w:tc>
+        <w:tc>
+          <w:tcPr>
+            <w:tcW w:w="1745" w:type="dxa"/>
+            <w:tcBorders>
+              <w:bottom w:val="nil"/>
+            </w:tcBorders>
+          </w:tcPr>
+          <w:p>
+            <w:pPr>
+              <w:cnfStyle w:val="000000100000" w:firstRow="0" w:lastRow="0" w:firstColumn="0" w:lastColumn="0" w:oddVBand="0" w:evenVBand="0" w:oddHBand="1" w:evenHBand="0" w:firstRowFirstColumn="0" w:firstRowLastColumn="0" w:lastRowFirstColumn="0" w:lastRowLastColumn="0"/>
+              <w:rPr>
+                <w:sz w:val="20"/>
+                <w:szCs w:val="20"/>
+                <w:lang w:val="el-GR"/>
+              </w:rPr>
+            </w:pPr>
+            <w:r>
+              <w:rPr>
+                <w:sz w:val="20"/>
+                <w:szCs w:val="20"/>
+                <w:lang w:val="el-GR"/>
+              </w:rPr>
+              <w:t>1. Ο χρήστης είναι ήδη συνδεδεμένος στο σύστημα</w:t>
+            </w:r>
+          </w:p>
+          <w:p>
+            <w:pPr>
+              <w:cnfStyle w:val="000000100000" w:firstRow="0" w:lastRow="0" w:firstColumn="0" w:lastColumn="0" w:oddVBand="0" w:evenVBand="0" w:oddHBand="1" w:evenHBand="0" w:firstRowFirstColumn="0" w:firstRowLastColumn="0" w:lastRowFirstColumn="0" w:lastRowLastColumn="0"/>
+              <w:rPr>
+                <w:sz w:val="20"/>
+                <w:szCs w:val="20"/>
+                <w:lang w:val="el-GR"/>
+              </w:rPr>
+            </w:pPr>
+          </w:p>
+          <w:p>
+            <w:pPr>
+              <w:cnfStyle w:val="000000100000" w:firstRow="0" w:lastRow="0" w:firstColumn="0" w:lastColumn="0" w:oddVBand="0" w:evenVBand="0" w:oddHBand="1" w:evenHBand="0" w:firstRowFirstColumn="0" w:firstRowLastColumn="0" w:lastRowFirstColumn="0" w:lastRowLastColumn="0"/>
+              <w:rPr>
+                <w:rFonts w:eastAsiaTheme="minorEastAsia"/>
+                <w:sz w:val="20"/>
+                <w:szCs w:val="20"/>
+                <w:lang w:val="el-GR" w:eastAsia="ja-JP"/>
+              </w:rPr>
+            </w:pPr>
+            <w:r>
+              <w:rPr>
+                <w:sz w:val="20"/>
+                <w:szCs w:val="20"/>
+                <w:lang w:val="el-GR"/>
+              </w:rPr>
+              <w:t xml:space="preserve">2. Ο χρήστης βρίσκεται στην οθόνη προβολής </w:t>
+            </w:r>
+            <w:r>
+              <w:rPr>
+                <w:sz w:val="20"/>
+                <w:szCs w:val="20"/>
+              </w:rPr>
+              <w:t>watchlist</w:t>
+            </w:r>
+            <w:r>
+              <w:rPr>
+                <w:sz w:val="20"/>
+                <w:szCs w:val="20"/>
+                <w:lang w:val="el-GR"/>
+              </w:rPr>
+              <w:br/>
+            </w:r>
+            <w:r>
+              <w:rPr>
+                <w:sz w:val="20"/>
+                <w:szCs w:val="20"/>
+                <w:lang w:val="el-GR"/>
+              </w:rPr>
+              <w:br/>
+              <w:t xml:space="preserve">3.Ο χρήστης έχει επιλέξει </w:t>
+            </w:r>
+            <w:r>
+              <w:rPr>
+                <w:sz w:val="20"/>
+                <w:szCs w:val="20"/>
+                <w:lang w:val="el-GR"/>
+              </w:rPr>
+              <w:t xml:space="preserve">ένα από τα </w:t>
+            </w:r>
+            <w:r>
+              <w:rPr>
+                <w:sz w:val="20"/>
+                <w:szCs w:val="20"/>
+                <w:lang w:val="el-GR"/>
+              </w:rPr>
+              <w:t>υπάρχ</w:t>
+            </w:r>
+            <w:r>
+              <w:rPr>
+                <w:sz w:val="20"/>
+                <w:szCs w:val="20"/>
+                <w:lang w:val="el-GR"/>
+              </w:rPr>
+              <w:t xml:space="preserve">οντα </w:t>
+            </w:r>
+            <w:r>
+              <w:rPr>
+                <w:sz w:val="20"/>
+                <w:szCs w:val="20"/>
+              </w:rPr>
+              <w:t>watchlist</w:t>
+            </w:r>
+          </w:p>
+        </w:tc>
+        <w:tc>
+          <w:tcPr>
+            <w:tcW w:w="1671" w:type="dxa"/>
+            <w:tcBorders>
+              <w:bottom w:val="nil"/>
+            </w:tcBorders>
+          </w:tcPr>
+          <w:p>
+            <w:pPr>
+              <w:cnfStyle w:val="000000100000" w:firstRow="0" w:lastRow="0" w:firstColumn="0" w:lastColumn="0" w:oddVBand="0" w:evenVBand="0" w:oddHBand="1" w:evenHBand="0" w:firstRowFirstColumn="0" w:firstRowLastColumn="0" w:lastRowFirstColumn="0" w:lastRowLastColumn="0"/>
+              <w:rPr>
+                <w:sz w:val="20"/>
+                <w:szCs w:val="20"/>
+                <w:lang w:val="el-GR"/>
+              </w:rPr>
+            </w:pPr>
+            <w:r>
+              <w:rPr>
+                <w:sz w:val="20"/>
+                <w:szCs w:val="20"/>
+                <w:lang w:val="el-GR"/>
+              </w:rPr>
+              <w:t xml:space="preserve">1. Ο χρήστης </w:t>
+            </w:r>
+            <w:r>
+              <w:rPr>
+                <w:sz w:val="20"/>
+                <w:szCs w:val="20"/>
+                <w:lang w:val="el-GR"/>
+              </w:rPr>
+              <w:t xml:space="preserve">επιλέγει να επεξεργαστεί το επιλεγμένο </w:t>
+            </w:r>
+            <w:r>
+              <w:rPr>
+                <w:sz w:val="20"/>
+                <w:szCs w:val="20"/>
+              </w:rPr>
+              <w:t>watchlist</w:t>
+            </w:r>
+            <w:r>
+              <w:rPr>
+                <w:sz w:val="20"/>
+                <w:szCs w:val="20"/>
+                <w:lang w:val="el-GR"/>
+              </w:rPr>
+              <w:t xml:space="preserve"> </w:t>
+            </w:r>
+            <w:r>
+              <w:rPr>
+                <w:sz w:val="20"/>
+                <w:szCs w:val="20"/>
+                <w:lang w:val="el-GR"/>
+              </w:rPr>
+              <w:t xml:space="preserve">με το </w:t>
+            </w:r>
+            <w:r>
+              <w:rPr>
+                <w:sz w:val="20"/>
+                <w:szCs w:val="20"/>
+                <w:lang w:val="el-GR"/>
+              </w:rPr>
+              <w:t>“</w:t>
+            </w:r>
+            <w:r>
+              <w:rPr>
+                <w:sz w:val="20"/>
+                <w:szCs w:val="20"/>
+              </w:rPr>
+              <w:t>Edit</w:t>
+            </w:r>
+            <w:r>
+              <w:rPr>
+                <w:sz w:val="20"/>
+                <w:szCs w:val="20"/>
+                <w:lang w:val="el-GR"/>
+              </w:rPr>
+              <w:t xml:space="preserve"> </w:t>
+            </w:r>
+            <w:r>
+              <w:rPr>
+                <w:sz w:val="20"/>
+                <w:szCs w:val="20"/>
+              </w:rPr>
+              <w:t>Watchlist</w:t>
+            </w:r>
+            <w:r>
+              <w:rPr>
+                <w:sz w:val="20"/>
+                <w:szCs w:val="20"/>
+                <w:lang w:val="el-GR"/>
+              </w:rPr>
+              <w:t>”</w:t>
+            </w:r>
+            <w:r>
+              <w:rPr>
+                <w:sz w:val="20"/>
+                <w:szCs w:val="20"/>
+                <w:lang w:val="el-GR"/>
+              </w:rPr>
+              <w:br/>
+            </w:r>
+            <w:r>
+              <w:rPr>
+                <w:sz w:val="20"/>
+                <w:szCs w:val="20"/>
+                <w:lang w:val="el-GR"/>
+              </w:rPr>
+              <w:br/>
+              <w:t>2.</w:t>
+            </w:r>
+            <w:r>
+              <w:rPr>
+                <w:sz w:val="20"/>
+                <w:szCs w:val="20"/>
+                <w:lang w:val="el-GR"/>
+              </w:rPr>
+              <w:t xml:space="preserve">Ο χρήστης </w:t>
+            </w:r>
+            <w:r>
+              <w:rPr>
+                <w:sz w:val="20"/>
+                <w:szCs w:val="20"/>
+                <w:lang w:val="el-GR"/>
+              </w:rPr>
+              <w:t xml:space="preserve">διαγράφει το επιλεγμένο </w:t>
+            </w:r>
+            <w:r>
+              <w:rPr>
+                <w:sz w:val="20"/>
+                <w:szCs w:val="20"/>
+              </w:rPr>
+              <w:t>watchlist</w:t>
+            </w:r>
+          </w:p>
+          <w:p>
+            <w:pPr>
+              <w:cnfStyle w:val="000000100000" w:firstRow="0" w:lastRow="0" w:firstColumn="0" w:lastColumn="0" w:oddVBand="0" w:evenVBand="0" w:oddHBand="1" w:evenHBand="0" w:firstRowFirstColumn="0" w:firstRowLastColumn="0" w:lastRowFirstColumn="0" w:lastRowLastColumn="0"/>
+              <w:rPr>
+                <w:sz w:val="20"/>
+                <w:szCs w:val="20"/>
+                <w:lang w:val="el-GR"/>
+              </w:rPr>
+            </w:pPr>
+          </w:p>
+          <w:p>
+            <w:pPr>
+              <w:cnfStyle w:val="000000100000" w:firstRow="0" w:lastRow="0" w:firstColumn="0" w:lastColumn="0" w:oddVBand="0" w:evenVBand="0" w:oddHBand="1" w:evenHBand="0" w:firstRowFirstColumn="0" w:firstRowLastColumn="0" w:lastRowFirstColumn="0" w:lastRowLastColumn="0"/>
+              <w:rPr>
+                <w:sz w:val="20"/>
+                <w:szCs w:val="20"/>
+                <w:lang w:val="el-GR"/>
+              </w:rPr>
+            </w:pPr>
+          </w:p>
+        </w:tc>
+        <w:tc>
+          <w:tcPr>
+            <w:tcW w:w="1728" w:type="dxa"/>
+            <w:tcBorders>
+              <w:bottom w:val="nil"/>
+            </w:tcBorders>
+          </w:tcPr>
+          <w:p>
+            <w:pPr>
+              <w:cnfStyle w:val="000000100000" w:firstRow="0" w:lastRow="0" w:firstColumn="0" w:lastColumn="0" w:oddVBand="0" w:evenVBand="0" w:oddHBand="1" w:evenHBand="0" w:firstRowFirstColumn="0" w:firstRowLastColumn="0" w:lastRowFirstColumn="0" w:lastRowLastColumn="0"/>
+              <w:rPr>
+                <w:sz w:val="20"/>
+                <w:szCs w:val="20"/>
+                <w:lang w:val="el-GR"/>
+              </w:rPr>
+            </w:pPr>
+            <w:r>
+              <w:rPr>
+                <w:sz w:val="20"/>
+                <w:szCs w:val="20"/>
+                <w:lang w:val="el-GR"/>
+              </w:rPr>
+              <w:t xml:space="preserve">Οι αλλαγές αποθηκεύονται και το </w:t>
+            </w:r>
+            <w:r>
+              <w:rPr>
+                <w:sz w:val="20"/>
+                <w:szCs w:val="20"/>
+              </w:rPr>
+              <w:t>watchlist</w:t>
+            </w:r>
+            <w:r>
+              <w:rPr>
+                <w:sz w:val="20"/>
+                <w:szCs w:val="20"/>
+                <w:lang w:val="el-GR"/>
+              </w:rPr>
+              <w:t xml:space="preserve"> </w:t>
+            </w:r>
+            <w:r>
+              <w:rPr>
+                <w:sz w:val="20"/>
+                <w:szCs w:val="20"/>
+                <w:lang w:val="el-GR"/>
+              </w:rPr>
+              <w:t>διαγράφεται.</w:t>
+            </w:r>
+          </w:p>
+        </w:tc>
+        <w:tc>
+          <w:tcPr>
+            <w:tcW w:w="1832" w:type="dxa"/>
+            <w:tcBorders>
+              <w:bottom w:val="nil"/>
+            </w:tcBorders>
+          </w:tcPr>
+          <w:p>
+            <w:pPr>
+              <w:cnfStyle w:val="000000100000" w:firstRow="0" w:lastRow="0" w:firstColumn="0" w:lastColumn="0" w:oddVBand="0" w:evenVBand="0" w:oddHBand="1" w:evenHBand="0" w:firstRowFirstColumn="0" w:firstRowLastColumn="0" w:lastRowFirstColumn="0" w:lastRowLastColumn="0"/>
+              <w:rPr>
+                <w:sz w:val="20"/>
+                <w:szCs w:val="20"/>
+                <w:lang w:val="el-GR"/>
+              </w:rPr>
+            </w:pPr>
+            <w:r>
+              <w:rPr>
+                <w:sz w:val="20"/>
+                <w:szCs w:val="20"/>
+                <w:lang w:val="el-GR"/>
+              </w:rPr>
+              <w:t xml:space="preserve">Οι αλλαγές αποθηκεύονται και το </w:t>
+            </w:r>
+            <w:r>
+              <w:rPr>
+                <w:sz w:val="20"/>
+                <w:szCs w:val="20"/>
+              </w:rPr>
+              <w:t>watchlist</w:t>
+            </w:r>
+            <w:r>
+              <w:rPr>
+                <w:sz w:val="20"/>
+                <w:szCs w:val="20"/>
+                <w:lang w:val="el-GR"/>
+              </w:rPr>
+              <w:t xml:space="preserve"> </w:t>
+            </w:r>
+            <w:r>
+              <w:rPr>
+                <w:sz w:val="20"/>
+                <w:szCs w:val="20"/>
+                <w:lang w:val="el-GR"/>
+              </w:rPr>
+              <w:t>διαγράφεται.</w:t>
+            </w:r>
+          </w:p>
+        </w:tc>
+        <w:tc>
+          <w:tcPr>
+            <w:tcW w:w="1461" w:type="dxa"/>
+            <w:tcBorders>
+              <w:bottom w:val="nil"/>
+            </w:tcBorders>
+          </w:tcPr>
+          <w:p>
+            <w:pPr>
+              <w:cnfStyle w:val="000000100000" w:firstRow="0" w:lastRow="0" w:firstColumn="0" w:lastColumn="0" w:oddVBand="0" w:evenVBand="0" w:oddHBand="1" w:evenHBand="0" w:firstRowFirstColumn="0" w:firstRowLastColumn="0" w:lastRowFirstColumn="0" w:lastRowLastColumn="0"/>
+              <w:rPr>
+                <w:sz w:val="20"/>
+                <w:szCs w:val="20"/>
+              </w:rPr>
+            </w:pPr>
+            <w:r>
+              <w:rPr>
+                <w:sz w:val="20"/>
+                <w:szCs w:val="20"/>
+              </w:rPr>
+              <w:t>Pass</w:t>
+            </w:r>
+            <w:r>
+              <w:rPr>
+                <w:rFonts w:ascii="Segoe UI Emoji" w:hAnsi="Segoe UI Emoji" w:cs="Segoe UI Emoji"/>
+                <w:sz w:val="20"/>
+                <w:szCs w:val="20"/>
+              </w:rPr>
+              <w:t>✔️</w:t>
+            </w:r>
+          </w:p>
+        </w:tc>
+      </w:tr>
+    </w:tbl>
+    <w:p>
+      <w:pPr>
+        <w:pStyle w:val="Heading1"/>
+        <w:rPr>
+          <w:sz w:val="52"/>
+          <w:szCs w:val="52"/>
+          <w:lang w:val="el-GR"/>
+        </w:rPr>
+      </w:pPr>
+    </w:p>
+    <w:tbl>
+      <w:tblPr>
+        <w:tblStyle w:val="GridTable4-Accent1"/>
+        <w:tblpPr w:leftFromText="180" w:rightFromText="180" w:vertAnchor="text" w:horzAnchor="margin" w:tblpXSpec="center" w:tblpY="4"/>
+        <w:tblW w:w="12186" w:type="dxa"/>
+        <w:tblLayout w:type="fixed"/>
+        <w:tblLook w:val="04A0" w:firstRow="1" w:lastRow="0" w:firstColumn="1" w:lastColumn="0" w:noHBand="0" w:noVBand="1"/>
+      </w:tblPr>
+      <w:tblGrid>
+        <w:gridCol w:w="2193"/>
+        <w:gridCol w:w="1556"/>
+        <w:gridCol w:w="1745"/>
+        <w:gridCol w:w="1671"/>
+        <w:gridCol w:w="1728"/>
+        <w:gridCol w:w="1832"/>
+        <w:gridCol w:w="1461"/>
+      </w:tblGrid>
+      <w:tr>
+        <w:trPr>
+          <w:cnfStyle w:val="100000000000" w:firstRow="1" w:lastRow="0" w:firstColumn="0" w:lastColumn="0" w:oddVBand="0" w:evenVBand="0" w:oddHBand="0" w:evenHBand="0" w:firstRowFirstColumn="0" w:firstRowLastColumn="0" w:lastRowFirstColumn="0" w:lastRowLastColumn="0"/>
+          <w:trHeight w:val="222"/>
+        </w:trPr>
+        <w:tc>
+          <w:tcPr>
+            <w:cnfStyle w:val="001000000000" w:firstRow="0" w:lastRow="0" w:firstColumn="1" w:lastColumn="0" w:oddVBand="0" w:evenVBand="0" w:oddHBand="0" w:evenHBand="0" w:firstRowFirstColumn="0" w:firstRowLastColumn="0" w:lastRowFirstColumn="0" w:lastRowLastColumn="0"/>
+            <w:tcW w:w="2193" w:type="dxa"/>
+          </w:tcPr>
+          <w:p>
+            <w:pPr>
+              <w:jc w:val="center"/>
+              <w:rPr>
+                <w:color w:val="auto"/>
+                <w:lang w:val="el-GR"/>
+              </w:rPr>
+            </w:pPr>
+            <w:r>
+              <w:t>Test</w:t>
+            </w:r>
+            <w:r>
+              <w:rPr>
+                <w:lang w:val="el-GR"/>
+              </w:rPr>
+              <w:t xml:space="preserve"> </w:t>
+            </w:r>
+            <w:r>
+              <w:t>Case</w:t>
+            </w:r>
+            <w:r>
+              <w:rPr>
+                <w:lang w:val="el-GR"/>
+              </w:rPr>
+              <w:t xml:space="preserve"> </w:t>
+            </w:r>
+            <w:r>
+              <w:t>ID</w:t>
+            </w:r>
+          </w:p>
+        </w:tc>
+        <w:tc>
+          <w:tcPr>
+            <w:tcW w:w="1556" w:type="dxa"/>
+          </w:tcPr>
+          <w:p>
+            <w:pPr>
+              <w:cnfStyle w:val="100000000000" w:firstRow="1" w:lastRow="0" w:firstColumn="0" w:lastColumn="0" w:oddVBand="0" w:evenVBand="0" w:oddHBand="0" w:evenHBand="0" w:firstRowFirstColumn="0" w:firstRowLastColumn="0" w:lastRowFirstColumn="0" w:lastRowLastColumn="0"/>
+              <w:rPr>
+                <w:lang w:val="el-GR"/>
+              </w:rPr>
+            </w:pPr>
+            <w:r>
+              <w:rPr>
+                <w:lang w:val="el-GR"/>
+              </w:rPr>
+              <w:t>Περιγραφή</w:t>
+            </w:r>
+          </w:p>
+        </w:tc>
+        <w:tc>
+          <w:tcPr>
+            <w:tcW w:w="1745" w:type="dxa"/>
+          </w:tcPr>
+          <w:p>
+            <w:pPr>
+              <w:cnfStyle w:val="100000000000" w:firstRow="1" w:lastRow="0" w:firstColumn="0" w:lastColumn="0" w:oddVBand="0" w:evenVBand="0" w:oddHBand="0" w:evenHBand="0" w:firstRowFirstColumn="0" w:firstRowLastColumn="0" w:lastRowFirstColumn="0" w:lastRowLastColumn="0"/>
+              <w:rPr>
+                <w:lang w:val="el-GR"/>
+              </w:rPr>
+            </w:pPr>
+            <w:r>
+              <w:rPr>
+                <w:lang w:val="el-GR"/>
+              </w:rPr>
+              <w:t>Προϋπόθεση</w:t>
+            </w:r>
+          </w:p>
+        </w:tc>
+        <w:tc>
+          <w:tcPr>
+            <w:tcW w:w="1671" w:type="dxa"/>
+          </w:tcPr>
+          <w:p>
+            <w:pPr>
+              <w:cnfStyle w:val="100000000000" w:firstRow="1" w:lastRow="0" w:firstColumn="0" w:lastColumn="0" w:oddVBand="0" w:evenVBand="0" w:oddHBand="0" w:evenHBand="0" w:firstRowFirstColumn="0" w:firstRowLastColumn="0" w:lastRowFirstColumn="0" w:lastRowLastColumn="0"/>
+              <w:rPr>
+                <w:lang w:val="el-GR"/>
+              </w:rPr>
+            </w:pPr>
+            <w:r>
+              <w:rPr>
+                <w:lang w:val="el-GR"/>
+              </w:rPr>
+              <w:t>Βήματα Testing</w:t>
+            </w:r>
+          </w:p>
+        </w:tc>
+        <w:tc>
+          <w:tcPr>
+            <w:tcW w:w="1728" w:type="dxa"/>
+          </w:tcPr>
+          <w:p>
+            <w:pPr>
+              <w:cnfStyle w:val="100000000000" w:firstRow="1" w:lastRow="0" w:firstColumn="0" w:lastColumn="0" w:oddVBand="0" w:evenVBand="0" w:oddHBand="0" w:evenHBand="0" w:firstRowFirstColumn="0" w:firstRowLastColumn="0" w:lastRowFirstColumn="0" w:lastRowLastColumn="0"/>
+              <w:rPr>
+                <w:lang w:val="el-GR"/>
+              </w:rPr>
+            </w:pPr>
+            <w:r>
+              <w:rPr>
+                <w:lang w:val="el-GR"/>
+              </w:rPr>
+              <w:t>Αναμενόμενο Αποτέλεσμα</w:t>
+            </w:r>
+          </w:p>
+        </w:tc>
+        <w:tc>
+          <w:tcPr>
+            <w:tcW w:w="1832" w:type="dxa"/>
+          </w:tcPr>
+          <w:p>
+            <w:pPr>
+              <w:cnfStyle w:val="100000000000" w:firstRow="1" w:lastRow="0" w:firstColumn="0" w:lastColumn="0" w:oddVBand="0" w:evenVBand="0" w:oddHBand="0" w:evenHBand="0" w:firstRowFirstColumn="0" w:firstRowLastColumn="0" w:lastRowFirstColumn="0" w:lastRowLastColumn="0"/>
+              <w:rPr>
+                <w:lang w:val="el-GR"/>
+              </w:rPr>
+            </w:pPr>
+            <w:r>
+              <w:rPr>
+                <w:lang w:val="el-GR"/>
+              </w:rPr>
+              <w:t>Πραγματικά Αποτελέσματα</w:t>
+            </w:r>
+          </w:p>
+        </w:tc>
+        <w:tc>
+          <w:tcPr>
+            <w:tcW w:w="1461" w:type="dxa"/>
+          </w:tcPr>
+          <w:p>
+            <w:pPr>
+              <w:cnfStyle w:val="100000000000" w:firstRow="1" w:lastRow="0" w:firstColumn="0" w:lastColumn="0" w:oddVBand="0" w:evenVBand="0" w:oddHBand="0" w:evenHBand="0" w:firstRowFirstColumn="0" w:firstRowLastColumn="0" w:lastRowFirstColumn="0" w:lastRowLastColumn="0"/>
+              <w:rPr>
+                <w:lang w:val="el-GR"/>
+              </w:rPr>
+            </w:pPr>
+            <w:r>
+              <w:rPr>
+                <w:lang w:val="el-GR"/>
+              </w:rPr>
+              <w:t>Κατάσταση</w:t>
+            </w:r>
+          </w:p>
+        </w:tc>
+      </w:tr>
+      <w:tr>
+        <w:trPr>
+          <w:cnfStyle w:val="000000100000" w:firstRow="0" w:lastRow="0" w:firstColumn="0" w:lastColumn="0" w:oddVBand="0" w:evenVBand="0" w:oddHBand="1" w:evenHBand="0" w:firstRowFirstColumn="0" w:firstRowLastColumn="0" w:lastRowFirstColumn="0" w:lastRowLastColumn="0"/>
+          <w:trHeight w:val="3748"/>
+        </w:trPr>
+        <w:tc>
+          <w:tcPr>
+            <w:cnfStyle w:val="001000000000" w:firstRow="0" w:lastRow="0" w:firstColumn="1" w:lastColumn="0" w:oddVBand="0" w:evenVBand="0" w:oddHBand="0" w:evenHBand="0" w:firstRowFirstColumn="0" w:firstRowLastColumn="0" w:lastRowFirstColumn="0" w:lastRowLastColumn="0"/>
+            <w:tcW w:w="2193" w:type="dxa"/>
+            <w:tcBorders>
+              <w:bottom w:val="nil"/>
+            </w:tcBorders>
+          </w:tcPr>
+          <w:p>
+            <w:pPr>
+              <w:ind w:left="720" w:hanging="720"/>
+              <w:jc w:val="center"/>
+              <w:rPr>
+                <w:sz w:val="20"/>
+                <w:szCs w:val="20"/>
+                <w:lang w:val="el-GR"/>
+              </w:rPr>
+            </w:pPr>
+            <w:proofErr w:type="spellStart"/>
+            <w:r>
+              <w:rPr>
+                <w:sz w:val="20"/>
+                <w:szCs w:val="20"/>
+              </w:rPr>
+              <w:t>TC_</w:t>
+            </w:r>
+            <w:r>
+              <w:rPr>
+                <w:sz w:val="20"/>
+                <w:szCs w:val="20"/>
+              </w:rPr>
+              <w:t>CreateEditWatchlist</w:t>
+            </w:r>
+            <w:proofErr w:type="spellEnd"/>
+            <w:r>
+              <w:rPr>
+                <w:sz w:val="20"/>
+                <w:szCs w:val="20"/>
+              </w:rPr>
+              <w:t xml:space="preserve"> _0</w:t>
+            </w:r>
+            <w:r>
+              <w:rPr>
+                <w:sz w:val="20"/>
+                <w:szCs w:val="20"/>
+                <w:lang w:val="el-GR"/>
+              </w:rPr>
+              <w:t>4</w:t>
+            </w:r>
+          </w:p>
+        </w:tc>
+        <w:tc>
+          <w:tcPr>
+            <w:tcW w:w="1556" w:type="dxa"/>
+            <w:tcBorders>
+              <w:bottom w:val="nil"/>
+            </w:tcBorders>
+          </w:tcPr>
+          <w:p>
+            <w:pPr>
+              <w:cnfStyle w:val="000000100000" w:firstRow="0" w:lastRow="0" w:firstColumn="0" w:lastColumn="0" w:oddVBand="0" w:evenVBand="0" w:oddHBand="1" w:evenHBand="0" w:firstRowFirstColumn="0" w:firstRowLastColumn="0" w:lastRowFirstColumn="0" w:lastRowLastColumn="0"/>
+              <w:rPr>
+                <w:sz w:val="20"/>
+                <w:szCs w:val="20"/>
+                <w:lang w:val="el-GR"/>
+              </w:rPr>
+            </w:pPr>
+            <w:r>
+              <w:rPr>
+                <w:sz w:val="20"/>
+                <w:szCs w:val="20"/>
+                <w:lang w:val="el-GR"/>
+              </w:rPr>
+              <w:t>Επεξεργασία</w:t>
+            </w:r>
+            <w:r>
+              <w:rPr>
+                <w:sz w:val="20"/>
+                <w:szCs w:val="20"/>
+                <w:lang w:val="el-GR"/>
+              </w:rPr>
+              <w:t xml:space="preserve"> </w:t>
+            </w:r>
+            <w:r>
+              <w:rPr>
+                <w:sz w:val="20"/>
+                <w:szCs w:val="20"/>
+              </w:rPr>
+              <w:t>watchlist</w:t>
+            </w:r>
+            <w:r>
+              <w:rPr>
+                <w:sz w:val="20"/>
+                <w:szCs w:val="20"/>
+                <w:lang w:val="el-GR"/>
+              </w:rPr>
+              <w:t xml:space="preserve"> </w:t>
+            </w:r>
+            <w:r>
+              <w:rPr>
+                <w:sz w:val="20"/>
+                <w:szCs w:val="20"/>
+                <w:lang w:val="el-GR"/>
+              </w:rPr>
+              <w:t xml:space="preserve">αν δεν υπάρχουν </w:t>
+            </w:r>
+            <w:r>
+              <w:rPr>
+                <w:sz w:val="20"/>
+                <w:szCs w:val="20"/>
+              </w:rPr>
+              <w:t>watchlist</w:t>
+            </w:r>
+          </w:p>
+        </w:tc>
+        <w:tc>
+          <w:tcPr>
+            <w:tcW w:w="1745" w:type="dxa"/>
+            <w:tcBorders>
+              <w:bottom w:val="nil"/>
+            </w:tcBorders>
+          </w:tcPr>
+          <w:p>
+            <w:pPr>
+              <w:cnfStyle w:val="000000100000" w:firstRow="0" w:lastRow="0" w:firstColumn="0" w:lastColumn="0" w:oddVBand="0" w:evenVBand="0" w:oddHBand="1" w:evenHBand="0" w:firstRowFirstColumn="0" w:firstRowLastColumn="0" w:lastRowFirstColumn="0" w:lastRowLastColumn="0"/>
+              <w:rPr>
+                <w:sz w:val="20"/>
+                <w:szCs w:val="20"/>
+                <w:lang w:val="el-GR"/>
+              </w:rPr>
+            </w:pPr>
+            <w:r>
+              <w:rPr>
+                <w:sz w:val="20"/>
+                <w:szCs w:val="20"/>
+                <w:lang w:val="el-GR"/>
+              </w:rPr>
+              <w:t>1. Ο χρήστης είναι ήδη συνδεδεμένος στο σύστημα</w:t>
+            </w:r>
+          </w:p>
+          <w:p>
+            <w:pPr>
+              <w:cnfStyle w:val="000000100000" w:firstRow="0" w:lastRow="0" w:firstColumn="0" w:lastColumn="0" w:oddVBand="0" w:evenVBand="0" w:oddHBand="1" w:evenHBand="0" w:firstRowFirstColumn="0" w:firstRowLastColumn="0" w:lastRowFirstColumn="0" w:lastRowLastColumn="0"/>
+              <w:rPr>
+                <w:sz w:val="20"/>
+                <w:szCs w:val="20"/>
+                <w:lang w:val="el-GR"/>
+              </w:rPr>
+            </w:pPr>
+          </w:p>
+          <w:p>
+            <w:pPr>
+              <w:cnfStyle w:val="000000100000" w:firstRow="0" w:lastRow="0" w:firstColumn="0" w:lastColumn="0" w:oddVBand="0" w:evenVBand="0" w:oddHBand="1" w:evenHBand="0" w:firstRowFirstColumn="0" w:firstRowLastColumn="0" w:lastRowFirstColumn="0" w:lastRowLastColumn="0"/>
+              <w:rPr>
+                <w:rFonts w:eastAsiaTheme="minorEastAsia"/>
+                <w:sz w:val="20"/>
+                <w:szCs w:val="20"/>
+                <w:lang w:eastAsia="ja-JP"/>
+              </w:rPr>
+            </w:pPr>
+            <w:r>
+              <w:rPr>
+                <w:sz w:val="20"/>
+                <w:szCs w:val="20"/>
+                <w:lang w:val="el-GR"/>
+              </w:rPr>
+              <w:t xml:space="preserve">2. Ο χρήστης βρίσκεται στην οθόνη προβολής </w:t>
+            </w:r>
+            <w:r>
+              <w:rPr>
+                <w:sz w:val="20"/>
+                <w:szCs w:val="20"/>
+              </w:rPr>
+              <w:t>watchlist</w:t>
+            </w:r>
+          </w:p>
+        </w:tc>
+        <w:tc>
+          <w:tcPr>
+            <w:tcW w:w="1671" w:type="dxa"/>
+            <w:tcBorders>
+              <w:bottom w:val="nil"/>
+            </w:tcBorders>
+          </w:tcPr>
+          <w:p>
+            <w:pPr>
+              <w:cnfStyle w:val="000000100000" w:firstRow="0" w:lastRow="0" w:firstColumn="0" w:lastColumn="0" w:oddVBand="0" w:evenVBand="0" w:oddHBand="1" w:evenHBand="0" w:firstRowFirstColumn="0" w:firstRowLastColumn="0" w:lastRowFirstColumn="0" w:lastRowLastColumn="0"/>
+              <w:rPr>
+                <w:sz w:val="20"/>
+                <w:szCs w:val="20"/>
+              </w:rPr>
+            </w:pPr>
+            <w:r>
+              <w:rPr>
+                <w:sz w:val="20"/>
+                <w:szCs w:val="20"/>
+                <w:lang w:val="el-GR"/>
+              </w:rPr>
+              <w:t xml:space="preserve">1. Ο χρήστης </w:t>
+            </w:r>
+            <w:r>
+              <w:rPr>
+                <w:sz w:val="20"/>
+                <w:szCs w:val="20"/>
+                <w:lang w:val="el-GR"/>
+              </w:rPr>
+              <w:t xml:space="preserve">επιλέγει να επεξεργαστεί το επιλεγμένο </w:t>
+            </w:r>
+            <w:r>
+              <w:rPr>
+                <w:sz w:val="20"/>
+                <w:szCs w:val="20"/>
+              </w:rPr>
+              <w:t>watchlist</w:t>
+            </w:r>
+            <w:r>
+              <w:rPr>
+                <w:sz w:val="20"/>
+                <w:szCs w:val="20"/>
+                <w:lang w:val="el-GR"/>
+              </w:rPr>
+              <w:t xml:space="preserve"> </w:t>
+            </w:r>
+            <w:r>
+              <w:rPr>
+                <w:sz w:val="20"/>
+                <w:szCs w:val="20"/>
+                <w:lang w:val="el-GR"/>
+              </w:rPr>
+              <w:t xml:space="preserve">με το </w:t>
+            </w:r>
+            <w:r>
+              <w:rPr>
+                <w:sz w:val="20"/>
+                <w:szCs w:val="20"/>
+                <w:lang w:val="el-GR"/>
+              </w:rPr>
+              <w:t>“</w:t>
+            </w:r>
+            <w:r>
+              <w:rPr>
+                <w:sz w:val="20"/>
+                <w:szCs w:val="20"/>
+              </w:rPr>
+              <w:t>Edit</w:t>
+            </w:r>
+            <w:r>
+              <w:rPr>
+                <w:sz w:val="20"/>
+                <w:szCs w:val="20"/>
+                <w:lang w:val="el-GR"/>
+              </w:rPr>
+              <w:t xml:space="preserve"> </w:t>
+            </w:r>
+            <w:r>
+              <w:rPr>
+                <w:sz w:val="20"/>
+                <w:szCs w:val="20"/>
+              </w:rPr>
+              <w:t>Watchlist</w:t>
+            </w:r>
+            <w:r>
+              <w:rPr>
+                <w:sz w:val="20"/>
+                <w:szCs w:val="20"/>
+                <w:lang w:val="el-GR"/>
+              </w:rPr>
+              <w:t>”</w:t>
+            </w:r>
+            <w:r>
+              <w:rPr>
+                <w:sz w:val="20"/>
+                <w:szCs w:val="20"/>
+                <w:lang w:val="el-GR"/>
+              </w:rPr>
+              <w:br/>
+            </w:r>
+          </w:p>
+          <w:p>
+            <w:pPr>
+              <w:cnfStyle w:val="000000100000" w:firstRow="0" w:lastRow="0" w:firstColumn="0" w:lastColumn="0" w:oddVBand="0" w:evenVBand="0" w:oddHBand="1" w:evenHBand="0" w:firstRowFirstColumn="0" w:firstRowLastColumn="0" w:lastRowFirstColumn="0" w:lastRowLastColumn="0"/>
+              <w:rPr>
+                <w:sz w:val="20"/>
+                <w:szCs w:val="20"/>
+                <w:lang w:val="el-GR"/>
+              </w:rPr>
+            </w:pPr>
+          </w:p>
+          <w:p>
+            <w:pPr>
+              <w:cnfStyle w:val="000000100000" w:firstRow="0" w:lastRow="0" w:firstColumn="0" w:lastColumn="0" w:oddVBand="0" w:evenVBand="0" w:oddHBand="1" w:evenHBand="0" w:firstRowFirstColumn="0" w:firstRowLastColumn="0" w:lastRowFirstColumn="0" w:lastRowLastColumn="0"/>
+              <w:rPr>
+                <w:sz w:val="20"/>
+                <w:szCs w:val="20"/>
+                <w:lang w:val="el-GR"/>
+              </w:rPr>
+            </w:pPr>
+          </w:p>
+        </w:tc>
+        <w:tc>
+          <w:tcPr>
+            <w:tcW w:w="1728" w:type="dxa"/>
+            <w:tcBorders>
+              <w:bottom w:val="nil"/>
+            </w:tcBorders>
+          </w:tcPr>
+          <w:p>
+            <w:pPr>
+              <w:cnfStyle w:val="000000100000" w:firstRow="0" w:lastRow="0" w:firstColumn="0" w:lastColumn="0" w:oddVBand="0" w:evenVBand="0" w:oddHBand="1" w:evenHBand="0" w:firstRowFirstColumn="0" w:firstRowLastColumn="0" w:lastRowFirstColumn="0" w:lastRowLastColumn="0"/>
+              <w:rPr>
+                <w:sz w:val="20"/>
+                <w:szCs w:val="20"/>
+                <w:lang w:val="el-GR"/>
+              </w:rPr>
+            </w:pPr>
+            <w:r>
+              <w:rPr>
+                <w:sz w:val="20"/>
+                <w:szCs w:val="20"/>
+                <w:lang w:val="el-GR"/>
+              </w:rPr>
+              <w:t xml:space="preserve">Δεν υπάρχει δυνατότητα επεξεργασίας </w:t>
+            </w:r>
+            <w:r>
+              <w:rPr>
+                <w:sz w:val="20"/>
+                <w:szCs w:val="20"/>
+              </w:rPr>
+              <w:t>watchlist</w:t>
+            </w:r>
+            <w:r>
+              <w:rPr>
+                <w:sz w:val="20"/>
+                <w:szCs w:val="20"/>
+                <w:lang w:val="el-GR"/>
+              </w:rPr>
+              <w:t>.</w:t>
+            </w:r>
+          </w:p>
+        </w:tc>
+        <w:tc>
+          <w:tcPr>
+            <w:tcW w:w="1832" w:type="dxa"/>
+            <w:tcBorders>
+              <w:bottom w:val="nil"/>
+            </w:tcBorders>
+          </w:tcPr>
+          <w:p>
+            <w:pPr>
+              <w:cnfStyle w:val="000000100000" w:firstRow="0" w:lastRow="0" w:firstColumn="0" w:lastColumn="0" w:oddVBand="0" w:evenVBand="0" w:oddHBand="1" w:evenHBand="0" w:firstRowFirstColumn="0" w:firstRowLastColumn="0" w:lastRowFirstColumn="0" w:lastRowLastColumn="0"/>
+              <w:rPr>
+                <w:sz w:val="20"/>
+                <w:szCs w:val="20"/>
+                <w:lang w:val="el-GR"/>
+              </w:rPr>
+            </w:pPr>
+            <w:r>
+              <w:rPr>
+                <w:sz w:val="20"/>
+                <w:szCs w:val="20"/>
+                <w:lang w:val="el-GR"/>
+              </w:rPr>
+              <w:t xml:space="preserve">Δεν υπάρχει δυνατότητα επεξεργασίας </w:t>
+            </w:r>
+            <w:r>
+              <w:rPr>
+                <w:sz w:val="20"/>
+                <w:szCs w:val="20"/>
+              </w:rPr>
+              <w:t>watchlist</w:t>
+            </w:r>
+            <w:r>
+              <w:rPr>
+                <w:sz w:val="20"/>
+                <w:szCs w:val="20"/>
+                <w:lang w:val="el-GR"/>
+              </w:rPr>
+              <w:t>.</w:t>
+            </w:r>
+          </w:p>
+        </w:tc>
+        <w:tc>
+          <w:tcPr>
+            <w:tcW w:w="1461" w:type="dxa"/>
+            <w:tcBorders>
+              <w:bottom w:val="nil"/>
+            </w:tcBorders>
+          </w:tcPr>
+          <w:p>
+            <w:pPr>
+              <w:cnfStyle w:val="000000100000" w:firstRow="0" w:lastRow="0" w:firstColumn="0" w:lastColumn="0" w:oddVBand="0" w:evenVBand="0" w:oddHBand="1" w:evenHBand="0" w:firstRowFirstColumn="0" w:firstRowLastColumn="0" w:lastRowFirstColumn="0" w:lastRowLastColumn="0"/>
+              <w:rPr>
+                <w:sz w:val="20"/>
+                <w:szCs w:val="20"/>
+              </w:rPr>
+            </w:pPr>
+            <w:r>
+              <w:rPr>
+                <w:sz w:val="20"/>
+                <w:szCs w:val="20"/>
+              </w:rPr>
+              <w:t>Pass</w:t>
+            </w:r>
+            <w:r>
+              <w:rPr>
+                <w:rFonts w:ascii="Segoe UI Emoji" w:hAnsi="Segoe UI Emoji" w:cs="Segoe UI Emoji"/>
+                <w:sz w:val="20"/>
+                <w:szCs w:val="20"/>
+              </w:rPr>
+              <w:t>✔️</w:t>
+            </w:r>
+          </w:p>
+        </w:tc>
+      </w:tr>
+    </w:tbl>
+    <w:p>
+      <w:r>
+        <w:br/>
+      </w:r>
+      <w:r>
+        <w:br/>
+      </w:r>
+      <w:r>
+        <w:br/>
+      </w:r>
+    </w:p>
+    <w:tbl>
+      <w:tblPr>
+        <w:tblStyle w:val="GridTable4-Accent1"/>
+        <w:tblpPr w:leftFromText="180" w:rightFromText="180" w:vertAnchor="text" w:horzAnchor="margin" w:tblpXSpec="center" w:tblpY="4"/>
+        <w:tblW w:w="12186" w:type="dxa"/>
+        <w:tblLayout w:type="fixed"/>
+        <w:tblLook w:val="04A0" w:firstRow="1" w:lastRow="0" w:firstColumn="1" w:lastColumn="0" w:noHBand="0" w:noVBand="1"/>
+      </w:tblPr>
+      <w:tblGrid>
+        <w:gridCol w:w="2193"/>
+        <w:gridCol w:w="1556"/>
+        <w:gridCol w:w="1745"/>
+        <w:gridCol w:w="1671"/>
+        <w:gridCol w:w="1728"/>
+        <w:gridCol w:w="1832"/>
+        <w:gridCol w:w="1461"/>
+      </w:tblGrid>
+      <w:tr>
+        <w:trPr>
+          <w:cnfStyle w:val="100000000000" w:firstRow="1" w:lastRow="0" w:firstColumn="0" w:lastColumn="0" w:oddVBand="0" w:evenVBand="0" w:oddHBand="0" w:evenHBand="0" w:firstRowFirstColumn="0" w:firstRowLastColumn="0" w:lastRowFirstColumn="0" w:lastRowLastColumn="0"/>
+          <w:trHeight w:val="222"/>
+        </w:trPr>
+        <w:tc>
+          <w:tcPr>
+            <w:cnfStyle w:val="001000000000" w:firstRow="0" w:lastRow="0" w:firstColumn="1" w:lastColumn="0" w:oddVBand="0" w:evenVBand="0" w:oddHBand="0" w:evenHBand="0" w:firstRowFirstColumn="0" w:firstRowLastColumn="0" w:lastRowFirstColumn="0" w:lastRowLastColumn="0"/>
+            <w:tcW w:w="2193" w:type="dxa"/>
+          </w:tcPr>
+          <w:p>
+            <w:pPr>
+              <w:jc w:val="center"/>
+              <w:rPr>
+                <w:color w:val="auto"/>
+                <w:lang w:val="el-GR"/>
+              </w:rPr>
+            </w:pPr>
+            <w:r>
+              <w:t>Test</w:t>
+            </w:r>
+            <w:r>
+              <w:rPr>
+                <w:lang w:val="el-GR"/>
+              </w:rPr>
+              <w:t xml:space="preserve"> </w:t>
+            </w:r>
+            <w:r>
+              <w:t>Case</w:t>
+            </w:r>
+            <w:r>
+              <w:rPr>
+                <w:lang w:val="el-GR"/>
+              </w:rPr>
+              <w:t xml:space="preserve"> </w:t>
+            </w:r>
+            <w:r>
+              <w:t>ID</w:t>
+            </w:r>
+          </w:p>
+        </w:tc>
+        <w:tc>
+          <w:tcPr>
+            <w:tcW w:w="1556" w:type="dxa"/>
+          </w:tcPr>
+          <w:p>
+            <w:pPr>
+              <w:cnfStyle w:val="100000000000" w:firstRow="1" w:lastRow="0" w:firstColumn="0" w:lastColumn="0" w:oddVBand="0" w:evenVBand="0" w:oddHBand="0" w:evenHBand="0" w:firstRowFirstColumn="0" w:firstRowLastColumn="0" w:lastRowFirstColumn="0" w:lastRowLastColumn="0"/>
+              <w:rPr>
+                <w:lang w:val="el-GR"/>
+              </w:rPr>
+            </w:pPr>
+            <w:r>
+              <w:rPr>
+                <w:lang w:val="el-GR"/>
+              </w:rPr>
+              <w:t>Περιγραφή</w:t>
+            </w:r>
+          </w:p>
+        </w:tc>
+        <w:tc>
+          <w:tcPr>
+            <w:tcW w:w="1745" w:type="dxa"/>
+          </w:tcPr>
+          <w:p>
+            <w:pPr>
+              <w:cnfStyle w:val="100000000000" w:firstRow="1" w:lastRow="0" w:firstColumn="0" w:lastColumn="0" w:oddVBand="0" w:evenVBand="0" w:oddHBand="0" w:evenHBand="0" w:firstRowFirstColumn="0" w:firstRowLastColumn="0" w:lastRowFirstColumn="0" w:lastRowLastColumn="0"/>
+              <w:rPr>
+                <w:lang w:val="el-GR"/>
+              </w:rPr>
+            </w:pPr>
+            <w:r>
+              <w:rPr>
+                <w:lang w:val="el-GR"/>
+              </w:rPr>
+              <w:t>Προϋπόθεση</w:t>
+            </w:r>
+          </w:p>
+        </w:tc>
+        <w:tc>
+          <w:tcPr>
+            <w:tcW w:w="1671" w:type="dxa"/>
+          </w:tcPr>
+          <w:p>
+            <w:pPr>
+              <w:cnfStyle w:val="100000000000" w:firstRow="1" w:lastRow="0" w:firstColumn="0" w:lastColumn="0" w:oddVBand="0" w:evenVBand="0" w:oddHBand="0" w:evenHBand="0" w:firstRowFirstColumn="0" w:firstRowLastColumn="0" w:lastRowFirstColumn="0" w:lastRowLastColumn="0"/>
+              <w:rPr>
+                <w:lang w:val="el-GR"/>
+              </w:rPr>
+            </w:pPr>
+            <w:r>
+              <w:rPr>
+                <w:lang w:val="el-GR"/>
+              </w:rPr>
+              <w:t>Βήματα Testing</w:t>
+            </w:r>
+          </w:p>
+        </w:tc>
+        <w:tc>
+          <w:tcPr>
+            <w:tcW w:w="1728" w:type="dxa"/>
+          </w:tcPr>
+          <w:p>
+            <w:pPr>
+              <w:cnfStyle w:val="100000000000" w:firstRow="1" w:lastRow="0" w:firstColumn="0" w:lastColumn="0" w:oddVBand="0" w:evenVBand="0" w:oddHBand="0" w:evenHBand="0" w:firstRowFirstColumn="0" w:firstRowLastColumn="0" w:lastRowFirstColumn="0" w:lastRowLastColumn="0"/>
+              <w:rPr>
+                <w:lang w:val="el-GR"/>
+              </w:rPr>
+            </w:pPr>
+            <w:r>
+              <w:rPr>
+                <w:lang w:val="el-GR"/>
+              </w:rPr>
+              <w:t>Αναμενόμενο Αποτέλεσμα</w:t>
+            </w:r>
+          </w:p>
+        </w:tc>
+        <w:tc>
+          <w:tcPr>
+            <w:tcW w:w="1832" w:type="dxa"/>
+          </w:tcPr>
+          <w:p>
+            <w:pPr>
+              <w:cnfStyle w:val="100000000000" w:firstRow="1" w:lastRow="0" w:firstColumn="0" w:lastColumn="0" w:oddVBand="0" w:evenVBand="0" w:oddHBand="0" w:evenHBand="0" w:firstRowFirstColumn="0" w:firstRowLastColumn="0" w:lastRowFirstColumn="0" w:lastRowLastColumn="0"/>
+              <w:rPr>
+                <w:lang w:val="el-GR"/>
+              </w:rPr>
+            </w:pPr>
+            <w:r>
+              <w:rPr>
+                <w:lang w:val="el-GR"/>
+              </w:rPr>
+              <w:t>Πραγματικά Αποτελέσματα</w:t>
+            </w:r>
+          </w:p>
+        </w:tc>
+        <w:tc>
+          <w:tcPr>
+            <w:tcW w:w="1461" w:type="dxa"/>
+          </w:tcPr>
+          <w:p>
+            <w:pPr>
+              <w:cnfStyle w:val="100000000000" w:firstRow="1" w:lastRow="0" w:firstColumn="0" w:lastColumn="0" w:oddVBand="0" w:evenVBand="0" w:oddHBand="0" w:evenHBand="0" w:firstRowFirstColumn="0" w:firstRowLastColumn="0" w:lastRowFirstColumn="0" w:lastRowLastColumn="0"/>
+              <w:rPr>
+                <w:lang w:val="el-GR"/>
+              </w:rPr>
+            </w:pPr>
+            <w:r>
+              <w:rPr>
+                <w:lang w:val="el-GR"/>
+              </w:rPr>
+              <w:t>Κατάσταση</w:t>
+            </w:r>
+          </w:p>
+        </w:tc>
+      </w:tr>
+      <w:tr>
+        <w:trPr>
+          <w:cnfStyle w:val="000000100000" w:firstRow="0" w:lastRow="0" w:firstColumn="0" w:lastColumn="0" w:oddVBand="0" w:evenVBand="0" w:oddHBand="1" w:evenHBand="0" w:firstRowFirstColumn="0" w:firstRowLastColumn="0" w:lastRowFirstColumn="0" w:lastRowLastColumn="0"/>
+          <w:trHeight w:val="3748"/>
+        </w:trPr>
+        <w:tc>
+          <w:tcPr>
+            <w:cnfStyle w:val="001000000000" w:firstRow="0" w:lastRow="0" w:firstColumn="1" w:lastColumn="0" w:oddVBand="0" w:evenVBand="0" w:oddHBand="0" w:evenHBand="0" w:firstRowFirstColumn="0" w:firstRowLastColumn="0" w:lastRowFirstColumn="0" w:lastRowLastColumn="0"/>
+            <w:tcW w:w="2193" w:type="dxa"/>
+            <w:tcBorders>
+              <w:bottom w:val="nil"/>
+            </w:tcBorders>
+          </w:tcPr>
+          <w:p>
+            <w:pPr>
+              <w:ind w:left="720" w:hanging="720"/>
+              <w:jc w:val="center"/>
+              <w:rPr>
+                <w:sz w:val="20"/>
+                <w:szCs w:val="20"/>
+                <w:lang w:val="el-GR"/>
+              </w:rPr>
+            </w:pPr>
+            <w:proofErr w:type="spellStart"/>
+            <w:r>
+              <w:rPr>
+                <w:sz w:val="20"/>
+                <w:szCs w:val="20"/>
+              </w:rPr>
+              <w:t>TC_</w:t>
+            </w:r>
+            <w:r>
+              <w:rPr>
+                <w:sz w:val="20"/>
+                <w:szCs w:val="20"/>
+              </w:rPr>
+              <w:t>CreateEditWatchlist</w:t>
+            </w:r>
+            <w:proofErr w:type="spellEnd"/>
+            <w:r>
+              <w:rPr>
+                <w:sz w:val="20"/>
+                <w:szCs w:val="20"/>
+              </w:rPr>
+              <w:t xml:space="preserve"> _0</w:t>
+            </w:r>
+            <w:r>
+              <w:rPr>
+                <w:sz w:val="20"/>
+                <w:szCs w:val="20"/>
+                <w:lang w:val="el-GR"/>
+              </w:rPr>
+              <w:t>5</w:t>
+            </w:r>
+          </w:p>
+        </w:tc>
+        <w:tc>
+          <w:tcPr>
+            <w:tcW w:w="1556" w:type="dxa"/>
+            <w:tcBorders>
+              <w:bottom w:val="nil"/>
+            </w:tcBorders>
+          </w:tcPr>
+          <w:p>
+            <w:pPr>
+              <w:cnfStyle w:val="000000100000" w:firstRow="0" w:lastRow="0" w:firstColumn="0" w:lastColumn="0" w:oddVBand="0" w:evenVBand="0" w:oddHBand="1" w:evenHBand="0" w:firstRowFirstColumn="0" w:firstRowLastColumn="0" w:lastRowFirstColumn="0" w:lastRowLastColumn="0"/>
+              <w:rPr>
+                <w:sz w:val="20"/>
+                <w:szCs w:val="20"/>
+                <w:lang w:val="el-GR"/>
+              </w:rPr>
+            </w:pPr>
+            <w:r>
+              <w:rPr>
+                <w:sz w:val="20"/>
+                <w:szCs w:val="20"/>
+                <w:lang w:val="el-GR"/>
+              </w:rPr>
+              <w:t xml:space="preserve">Επεξεργασία του ονόματος του </w:t>
+            </w:r>
+            <w:r>
+              <w:rPr>
+                <w:sz w:val="20"/>
+                <w:szCs w:val="20"/>
+              </w:rPr>
+              <w:t>watchlist</w:t>
+            </w:r>
+            <w:r>
+              <w:rPr>
+                <w:sz w:val="20"/>
+                <w:szCs w:val="20"/>
+                <w:lang w:val="el-GR"/>
+              </w:rPr>
+              <w:t xml:space="preserve"> </w:t>
+            </w:r>
+            <w:r>
+              <w:rPr>
+                <w:sz w:val="20"/>
+                <w:szCs w:val="20"/>
+                <w:lang w:val="el-GR"/>
+              </w:rPr>
+              <w:t>του χρήστη</w:t>
+            </w:r>
+            <w:r>
+              <w:rPr>
+                <w:sz w:val="20"/>
+                <w:szCs w:val="20"/>
+                <w:lang w:val="el-GR"/>
+              </w:rPr>
+              <w:t xml:space="preserve"> με ίδιο όνομα</w:t>
+            </w:r>
+          </w:p>
+        </w:tc>
+        <w:tc>
+          <w:tcPr>
+            <w:tcW w:w="1745" w:type="dxa"/>
+            <w:tcBorders>
+              <w:bottom w:val="nil"/>
+            </w:tcBorders>
+          </w:tcPr>
+          <w:p>
+            <w:pPr>
+              <w:cnfStyle w:val="000000100000" w:firstRow="0" w:lastRow="0" w:firstColumn="0" w:lastColumn="0" w:oddVBand="0" w:evenVBand="0" w:oddHBand="1" w:evenHBand="0" w:firstRowFirstColumn="0" w:firstRowLastColumn="0" w:lastRowFirstColumn="0" w:lastRowLastColumn="0"/>
+              <w:rPr>
+                <w:sz w:val="20"/>
+                <w:szCs w:val="20"/>
+                <w:lang w:val="el-GR"/>
+              </w:rPr>
+            </w:pPr>
+            <w:r>
+              <w:rPr>
+                <w:sz w:val="20"/>
+                <w:szCs w:val="20"/>
+                <w:lang w:val="el-GR"/>
+              </w:rPr>
+              <w:t>1. Ο χρήστης είναι ήδη συνδεδεμένος στο σύστημα</w:t>
+            </w:r>
+          </w:p>
+          <w:p>
+            <w:pPr>
+              <w:cnfStyle w:val="000000100000" w:firstRow="0" w:lastRow="0" w:firstColumn="0" w:lastColumn="0" w:oddVBand="0" w:evenVBand="0" w:oddHBand="1" w:evenHBand="0" w:firstRowFirstColumn="0" w:firstRowLastColumn="0" w:lastRowFirstColumn="0" w:lastRowLastColumn="0"/>
+              <w:rPr>
+                <w:sz w:val="20"/>
+                <w:szCs w:val="20"/>
+                <w:lang w:val="el-GR"/>
+              </w:rPr>
+            </w:pPr>
+          </w:p>
+          <w:p>
+            <w:pPr>
+              <w:cnfStyle w:val="000000100000" w:firstRow="0" w:lastRow="0" w:firstColumn="0" w:lastColumn="0" w:oddVBand="0" w:evenVBand="0" w:oddHBand="1" w:evenHBand="0" w:firstRowFirstColumn="0" w:firstRowLastColumn="0" w:lastRowFirstColumn="0" w:lastRowLastColumn="0"/>
+              <w:rPr>
+                <w:rFonts w:eastAsiaTheme="minorEastAsia"/>
+                <w:sz w:val="20"/>
+                <w:szCs w:val="20"/>
+                <w:lang w:val="el-GR" w:eastAsia="ja-JP"/>
+              </w:rPr>
+            </w:pPr>
+            <w:r>
+              <w:rPr>
+                <w:sz w:val="20"/>
+                <w:szCs w:val="20"/>
+                <w:lang w:val="el-GR"/>
+              </w:rPr>
+              <w:t xml:space="preserve">2. Ο χρήστης βρίσκεται στην οθόνη προβολής </w:t>
+            </w:r>
+            <w:r>
+              <w:rPr>
+                <w:sz w:val="20"/>
+                <w:szCs w:val="20"/>
+              </w:rPr>
+              <w:t>watchlist</w:t>
+            </w:r>
+            <w:r>
+              <w:rPr>
+                <w:sz w:val="20"/>
+                <w:szCs w:val="20"/>
+                <w:lang w:val="el-GR"/>
+              </w:rPr>
+              <w:br/>
+            </w:r>
+            <w:r>
+              <w:rPr>
+                <w:sz w:val="20"/>
+                <w:szCs w:val="20"/>
+                <w:lang w:val="el-GR"/>
+              </w:rPr>
+              <w:br/>
+              <w:t xml:space="preserve">3. Ο χρήστης έχει επιλέξει ένα από τα υπάρχοντα </w:t>
+            </w:r>
+            <w:r>
+              <w:rPr>
+                <w:sz w:val="20"/>
+                <w:szCs w:val="20"/>
+              </w:rPr>
+              <w:t>watchlist</w:t>
+            </w:r>
+          </w:p>
+        </w:tc>
+        <w:tc>
+          <w:tcPr>
+            <w:tcW w:w="1671" w:type="dxa"/>
+            <w:tcBorders>
+              <w:bottom w:val="nil"/>
+            </w:tcBorders>
+          </w:tcPr>
+          <w:p>
+            <w:pPr>
+              <w:cnfStyle w:val="000000100000" w:firstRow="0" w:lastRow="0" w:firstColumn="0" w:lastColumn="0" w:oddVBand="0" w:evenVBand="0" w:oddHBand="1" w:evenHBand="0" w:firstRowFirstColumn="0" w:firstRowLastColumn="0" w:lastRowFirstColumn="0" w:lastRowLastColumn="0"/>
+              <w:rPr>
+                <w:sz w:val="20"/>
+                <w:szCs w:val="20"/>
+                <w:lang w:val="el-GR"/>
+              </w:rPr>
+            </w:pPr>
+            <w:r>
+              <w:rPr>
+                <w:sz w:val="20"/>
+                <w:szCs w:val="20"/>
+                <w:lang w:val="el-GR"/>
+              </w:rPr>
+              <w:t xml:space="preserve">1. Ο χρήστης </w:t>
+            </w:r>
+            <w:r>
+              <w:rPr>
+                <w:sz w:val="20"/>
+                <w:szCs w:val="20"/>
+                <w:lang w:val="el-GR"/>
+              </w:rPr>
+              <w:t xml:space="preserve">επιλέγει να επεξεργαστεί το επιλεγμένο </w:t>
+            </w:r>
+            <w:r>
+              <w:rPr>
+                <w:sz w:val="20"/>
+                <w:szCs w:val="20"/>
+              </w:rPr>
+              <w:t>watchlist</w:t>
+            </w:r>
+            <w:r>
+              <w:rPr>
+                <w:sz w:val="20"/>
+                <w:szCs w:val="20"/>
+                <w:lang w:val="el-GR"/>
+              </w:rPr>
+              <w:t xml:space="preserve"> </w:t>
+            </w:r>
+            <w:r>
+              <w:rPr>
+                <w:sz w:val="20"/>
+                <w:szCs w:val="20"/>
+                <w:lang w:val="el-GR"/>
+              </w:rPr>
+              <w:t xml:space="preserve">με το </w:t>
+            </w:r>
+            <w:r>
+              <w:rPr>
+                <w:sz w:val="20"/>
+                <w:szCs w:val="20"/>
+                <w:lang w:val="el-GR"/>
+              </w:rPr>
+              <w:t>“</w:t>
+            </w:r>
+            <w:r>
+              <w:rPr>
+                <w:sz w:val="20"/>
+                <w:szCs w:val="20"/>
+              </w:rPr>
+              <w:t>Edit</w:t>
+            </w:r>
+            <w:r>
+              <w:rPr>
+                <w:sz w:val="20"/>
+                <w:szCs w:val="20"/>
+                <w:lang w:val="el-GR"/>
+              </w:rPr>
+              <w:t xml:space="preserve"> </w:t>
+            </w:r>
+            <w:r>
+              <w:rPr>
+                <w:sz w:val="20"/>
+                <w:szCs w:val="20"/>
+              </w:rPr>
+              <w:t>Watchlist</w:t>
+            </w:r>
+            <w:r>
+              <w:rPr>
+                <w:sz w:val="20"/>
+                <w:szCs w:val="20"/>
+                <w:lang w:val="el-GR"/>
+              </w:rPr>
+              <w:t>”</w:t>
+            </w:r>
+            <w:r>
+              <w:rPr>
+                <w:sz w:val="20"/>
+                <w:szCs w:val="20"/>
+                <w:lang w:val="el-GR"/>
+              </w:rPr>
+              <w:br/>
+            </w:r>
+            <w:r>
+              <w:rPr>
+                <w:sz w:val="20"/>
+                <w:szCs w:val="20"/>
+                <w:lang w:val="el-GR"/>
+              </w:rPr>
+              <w:br/>
+              <w:t>2.</w:t>
+            </w:r>
+            <w:r>
+              <w:rPr>
+                <w:sz w:val="20"/>
+                <w:szCs w:val="20"/>
+                <w:lang w:val="el-GR"/>
+              </w:rPr>
+              <w:t xml:space="preserve">Ο χρήστης εισάγει </w:t>
+            </w:r>
+            <w:r>
+              <w:rPr>
+                <w:sz w:val="20"/>
+                <w:szCs w:val="20"/>
+                <w:lang w:val="el-GR"/>
+              </w:rPr>
+              <w:t xml:space="preserve">το ίδιο </w:t>
+            </w:r>
+            <w:r>
+              <w:rPr>
+                <w:sz w:val="20"/>
+                <w:szCs w:val="20"/>
+                <w:lang w:val="el-GR"/>
+              </w:rPr>
+              <w:t xml:space="preserve">όνομα του </w:t>
+            </w:r>
+            <w:r>
+              <w:rPr>
+                <w:sz w:val="20"/>
+                <w:szCs w:val="20"/>
+              </w:rPr>
+              <w:t>watchlist</w:t>
+            </w:r>
+            <w:r>
+              <w:rPr>
+                <w:sz w:val="20"/>
+                <w:szCs w:val="20"/>
+                <w:lang w:val="el-GR"/>
+              </w:rPr>
+              <w:t xml:space="preserve"> </w:t>
+            </w:r>
+            <w:r>
+              <w:rPr>
+                <w:sz w:val="20"/>
+                <w:szCs w:val="20"/>
+                <w:lang w:val="el-GR"/>
+              </w:rPr>
+              <w:t>στο πεδίο</w:t>
+            </w:r>
+          </w:p>
+          <w:p>
+            <w:pPr>
+              <w:cnfStyle w:val="000000100000" w:firstRow="0" w:lastRow="0" w:firstColumn="0" w:lastColumn="0" w:oddVBand="0" w:evenVBand="0" w:oddHBand="1" w:evenHBand="0" w:firstRowFirstColumn="0" w:firstRowLastColumn="0" w:lastRowFirstColumn="0" w:lastRowLastColumn="0"/>
+              <w:rPr>
+                <w:sz w:val="20"/>
+                <w:szCs w:val="20"/>
+                <w:lang w:val="el-GR"/>
+              </w:rPr>
+            </w:pPr>
+          </w:p>
+          <w:p>
+            <w:pPr>
+              <w:cnfStyle w:val="000000100000" w:firstRow="0" w:lastRow="0" w:firstColumn="0" w:lastColumn="0" w:oddVBand="0" w:evenVBand="0" w:oddHBand="1" w:evenHBand="0" w:firstRowFirstColumn="0" w:firstRowLastColumn="0" w:lastRowFirstColumn="0" w:lastRowLastColumn="0"/>
+              <w:rPr>
+                <w:sz w:val="20"/>
+                <w:szCs w:val="20"/>
+                <w:lang w:val="el-GR"/>
+              </w:rPr>
+            </w:pPr>
+          </w:p>
+        </w:tc>
+        <w:tc>
+          <w:tcPr>
+            <w:tcW w:w="1728" w:type="dxa"/>
+            <w:tcBorders>
+              <w:bottom w:val="nil"/>
+            </w:tcBorders>
+          </w:tcPr>
+          <w:p>
+            <w:pPr>
+              <w:cnfStyle w:val="000000100000" w:firstRow="0" w:lastRow="0" w:firstColumn="0" w:lastColumn="0" w:oddVBand="0" w:evenVBand="0" w:oddHBand="1" w:evenHBand="0" w:firstRowFirstColumn="0" w:firstRowLastColumn="0" w:lastRowFirstColumn="0" w:lastRowLastColumn="0"/>
+              <w:rPr>
+                <w:sz w:val="20"/>
+                <w:szCs w:val="20"/>
+                <w:lang w:val="el-GR"/>
+              </w:rPr>
+            </w:pPr>
+            <w:r>
+              <w:rPr>
+                <w:sz w:val="20"/>
+                <w:szCs w:val="20"/>
+                <w:lang w:val="el-GR"/>
+              </w:rPr>
+              <w:t xml:space="preserve">Οι αλλαγές </w:t>
+            </w:r>
+            <w:r>
+              <w:rPr>
+                <w:sz w:val="20"/>
+                <w:szCs w:val="20"/>
+                <w:lang w:val="el-GR"/>
+              </w:rPr>
+              <w:t xml:space="preserve">δεν </w:t>
+            </w:r>
+            <w:r>
+              <w:rPr>
+                <w:sz w:val="20"/>
+                <w:szCs w:val="20"/>
+                <w:lang w:val="el-GR"/>
+              </w:rPr>
+              <w:t xml:space="preserve">πραγαμτοποιούνται </w:t>
+            </w:r>
+            <w:r>
+              <w:rPr>
+                <w:sz w:val="20"/>
+                <w:szCs w:val="20"/>
+                <w:lang w:val="el-GR"/>
+              </w:rPr>
+              <w:t>και</w:t>
+            </w:r>
+            <w:r>
+              <w:rPr>
+                <w:sz w:val="20"/>
+                <w:szCs w:val="20"/>
+                <w:lang w:val="el-GR"/>
+              </w:rPr>
+              <w:t xml:space="preserve"> εμφανίζεται μήνυμα λάθους</w:t>
+            </w:r>
+            <w:r>
+              <w:rPr>
+                <w:sz w:val="20"/>
+                <w:szCs w:val="20"/>
+                <w:lang w:val="el-GR"/>
+              </w:rPr>
+              <w:t>.</w:t>
+            </w:r>
+          </w:p>
+        </w:tc>
+        <w:tc>
+          <w:tcPr>
+            <w:tcW w:w="1832" w:type="dxa"/>
+            <w:tcBorders>
+              <w:bottom w:val="nil"/>
+            </w:tcBorders>
+          </w:tcPr>
+          <w:p>
+            <w:pPr>
+              <w:cnfStyle w:val="000000100000" w:firstRow="0" w:lastRow="0" w:firstColumn="0" w:lastColumn="0" w:oddVBand="0" w:evenVBand="0" w:oddHBand="1" w:evenHBand="0" w:firstRowFirstColumn="0" w:firstRowLastColumn="0" w:lastRowFirstColumn="0" w:lastRowLastColumn="0"/>
+              <w:rPr>
+                <w:sz w:val="20"/>
+                <w:szCs w:val="20"/>
+                <w:lang w:val="el-GR"/>
+              </w:rPr>
+            </w:pPr>
+            <w:r>
+              <w:rPr>
+                <w:sz w:val="20"/>
+                <w:szCs w:val="20"/>
+                <w:lang w:val="el-GR"/>
+              </w:rPr>
+              <w:t>Οι αλλαγές</w:t>
+            </w:r>
+            <w:r>
+              <w:rPr>
+                <w:sz w:val="20"/>
+                <w:szCs w:val="20"/>
+                <w:lang w:val="el-GR"/>
+              </w:rPr>
+              <w:t xml:space="preserve"> επιτρέπονται από το σύστημα και δεν εμφανίζεται μήνυμα</w:t>
+            </w:r>
+            <w:r>
+              <w:rPr>
+                <w:sz w:val="20"/>
+                <w:szCs w:val="20"/>
+                <w:lang w:val="el-GR"/>
+              </w:rPr>
+              <w:t>.</w:t>
+            </w:r>
+          </w:p>
+        </w:tc>
+        <w:tc>
+          <w:tcPr>
+            <w:tcW w:w="1461" w:type="dxa"/>
+            <w:tcBorders>
+              <w:bottom w:val="nil"/>
+            </w:tcBorders>
+          </w:tcPr>
+          <w:p>
+            <w:pPr>
+              <w:cnfStyle w:val="000000100000" w:firstRow="0" w:lastRow="0" w:firstColumn="0" w:lastColumn="0" w:oddVBand="0" w:evenVBand="0" w:oddHBand="1" w:evenHBand="0" w:firstRowFirstColumn="0" w:firstRowLastColumn="0" w:lastRowFirstColumn="0" w:lastRowLastColumn="0"/>
+              <w:rPr>
+                <w:sz w:val="20"/>
+                <w:szCs w:val="20"/>
+              </w:rPr>
+            </w:pPr>
+            <w:r>
+              <w:rPr>
+                <w:sz w:val="20"/>
+                <w:szCs w:val="20"/>
+              </w:rPr>
+              <w:t>Fail</w:t>
+            </w:r>
+            <w:r>
+              <w:rPr>
+                <w:rFonts w:ascii="Apple Color Emoji" w:hAnsi="Apple Color Emoji"/>
+                <w:sz w:val="20"/>
+                <w:szCs w:val="20"/>
+              </w:rPr>
+              <w:t>❌</w:t>
+            </w:r>
+          </w:p>
+        </w:tc>
+      </w:tr>
+    </w:tbl>
+    <w:p>
+      <w:pPr>
+        <w:rPr>
+          <w:lang w:val="el-GR"/>
+        </w:rPr>
+      </w:pPr>
+      <w:r>
+        <w:br/>
+      </w:r>
+      <w:r>
+        <w:rPr>
+          <w:lang w:val="el-GR"/>
+        </w:rPr>
+        <w:br/>
+      </w:r>
+    </w:p>
+    <w:tbl>
+      <w:tblPr>
+        <w:tblStyle w:val="GridTable4-Accent1"/>
+        <w:tblpPr w:leftFromText="180" w:rightFromText="180" w:vertAnchor="text" w:horzAnchor="margin" w:tblpXSpec="center" w:tblpY="4"/>
+        <w:tblW w:w="12186" w:type="dxa"/>
+        <w:tblLayout w:type="fixed"/>
+        <w:tblLook w:val="04A0" w:firstRow="1" w:lastRow="0" w:firstColumn="1" w:lastColumn="0" w:noHBand="0" w:noVBand="1"/>
+      </w:tblPr>
+      <w:tblGrid>
+        <w:gridCol w:w="2193"/>
+        <w:gridCol w:w="1556"/>
+        <w:gridCol w:w="1745"/>
+        <w:gridCol w:w="1671"/>
+        <w:gridCol w:w="1728"/>
+        <w:gridCol w:w="1832"/>
+        <w:gridCol w:w="1461"/>
+      </w:tblGrid>
+      <w:tr>
+        <w:trPr>
+          <w:cnfStyle w:val="100000000000" w:firstRow="1" w:lastRow="0" w:firstColumn="0" w:lastColumn="0" w:oddVBand="0" w:evenVBand="0" w:oddHBand="0" w:evenHBand="0" w:firstRowFirstColumn="0" w:firstRowLastColumn="0" w:lastRowFirstColumn="0" w:lastRowLastColumn="0"/>
+          <w:trHeight w:val="222"/>
+        </w:trPr>
+        <w:tc>
+          <w:tcPr>
+            <w:cnfStyle w:val="001000000000" w:firstRow="0" w:lastRow="0" w:firstColumn="1" w:lastColumn="0" w:oddVBand="0" w:evenVBand="0" w:oddHBand="0" w:evenHBand="0" w:firstRowFirstColumn="0" w:firstRowLastColumn="0" w:lastRowFirstColumn="0" w:lastRowLastColumn="0"/>
+            <w:tcW w:w="2193" w:type="dxa"/>
+          </w:tcPr>
+          <w:p>
+            <w:pPr>
+              <w:jc w:val="center"/>
+              <w:rPr>
+                <w:color w:val="auto"/>
+                <w:lang w:val="el-GR"/>
+              </w:rPr>
+            </w:pPr>
+            <w:r>
+              <w:lastRenderedPageBreak/>
+              <w:t>Test</w:t>
+            </w:r>
+            <w:r>
+              <w:rPr>
+                <w:lang w:val="el-GR"/>
+              </w:rPr>
+              <w:t xml:space="preserve"> </w:t>
+            </w:r>
+            <w:r>
+              <w:t>Case</w:t>
+            </w:r>
+            <w:r>
+              <w:rPr>
+                <w:lang w:val="el-GR"/>
+              </w:rPr>
+              <w:t xml:space="preserve"> </w:t>
+            </w:r>
+            <w:r>
+              <w:t>ID</w:t>
+            </w:r>
+          </w:p>
+        </w:tc>
+        <w:tc>
+          <w:tcPr>
+            <w:tcW w:w="1556" w:type="dxa"/>
+          </w:tcPr>
+          <w:p>
+            <w:pPr>
+              <w:cnfStyle w:val="100000000000" w:firstRow="1" w:lastRow="0" w:firstColumn="0" w:lastColumn="0" w:oddVBand="0" w:evenVBand="0" w:oddHBand="0" w:evenHBand="0" w:firstRowFirstColumn="0" w:firstRowLastColumn="0" w:lastRowFirstColumn="0" w:lastRowLastColumn="0"/>
+              <w:rPr>
+                <w:lang w:val="el-GR"/>
+              </w:rPr>
+            </w:pPr>
+            <w:r>
+              <w:rPr>
+                <w:lang w:val="el-GR"/>
+              </w:rPr>
+              <w:t>Περιγραφή</w:t>
+            </w:r>
+          </w:p>
+        </w:tc>
+        <w:tc>
+          <w:tcPr>
+            <w:tcW w:w="1745" w:type="dxa"/>
+          </w:tcPr>
+          <w:p>
+            <w:pPr>
+              <w:cnfStyle w:val="100000000000" w:firstRow="1" w:lastRow="0" w:firstColumn="0" w:lastColumn="0" w:oddVBand="0" w:evenVBand="0" w:oddHBand="0" w:evenHBand="0" w:firstRowFirstColumn="0" w:firstRowLastColumn="0" w:lastRowFirstColumn="0" w:lastRowLastColumn="0"/>
+              <w:rPr>
+                <w:lang w:val="el-GR"/>
+              </w:rPr>
+            </w:pPr>
+            <w:r>
+              <w:rPr>
+                <w:lang w:val="el-GR"/>
+              </w:rPr>
+              <w:t>Προϋπόθεση</w:t>
+            </w:r>
+          </w:p>
+        </w:tc>
+        <w:tc>
+          <w:tcPr>
+            <w:tcW w:w="1671" w:type="dxa"/>
+          </w:tcPr>
+          <w:p>
+            <w:pPr>
+              <w:cnfStyle w:val="100000000000" w:firstRow="1" w:lastRow="0" w:firstColumn="0" w:lastColumn="0" w:oddVBand="0" w:evenVBand="0" w:oddHBand="0" w:evenHBand="0" w:firstRowFirstColumn="0" w:firstRowLastColumn="0" w:lastRowFirstColumn="0" w:lastRowLastColumn="0"/>
+              <w:rPr>
+                <w:lang w:val="el-GR"/>
+              </w:rPr>
+            </w:pPr>
+            <w:r>
+              <w:rPr>
+                <w:lang w:val="el-GR"/>
+              </w:rPr>
+              <w:t>Βήματα Testing</w:t>
+            </w:r>
+          </w:p>
+        </w:tc>
+        <w:tc>
+          <w:tcPr>
+            <w:tcW w:w="1728" w:type="dxa"/>
+          </w:tcPr>
+          <w:p>
+            <w:pPr>
+              <w:cnfStyle w:val="100000000000" w:firstRow="1" w:lastRow="0" w:firstColumn="0" w:lastColumn="0" w:oddVBand="0" w:evenVBand="0" w:oddHBand="0" w:evenHBand="0" w:firstRowFirstColumn="0" w:firstRowLastColumn="0" w:lastRowFirstColumn="0" w:lastRowLastColumn="0"/>
+              <w:rPr>
+                <w:lang w:val="el-GR"/>
+              </w:rPr>
+            </w:pPr>
+            <w:r>
+              <w:rPr>
+                <w:lang w:val="el-GR"/>
+              </w:rPr>
+              <w:t>Αναμενόμενο Αποτέλεσμα</w:t>
+            </w:r>
+          </w:p>
+        </w:tc>
+        <w:tc>
+          <w:tcPr>
+            <w:tcW w:w="1832" w:type="dxa"/>
+          </w:tcPr>
+          <w:p>
+            <w:pPr>
+              <w:cnfStyle w:val="100000000000" w:firstRow="1" w:lastRow="0" w:firstColumn="0" w:lastColumn="0" w:oddVBand="0" w:evenVBand="0" w:oddHBand="0" w:evenHBand="0" w:firstRowFirstColumn="0" w:firstRowLastColumn="0" w:lastRowFirstColumn="0" w:lastRowLastColumn="0"/>
+              <w:rPr>
+                <w:lang w:val="el-GR"/>
+              </w:rPr>
+            </w:pPr>
+            <w:r>
+              <w:rPr>
+                <w:lang w:val="el-GR"/>
+              </w:rPr>
+              <w:t>Πραγματικά Αποτελέσματα</w:t>
+            </w:r>
+          </w:p>
+        </w:tc>
+        <w:tc>
+          <w:tcPr>
+            <w:tcW w:w="1461" w:type="dxa"/>
+          </w:tcPr>
+          <w:p>
+            <w:pPr>
+              <w:cnfStyle w:val="100000000000" w:firstRow="1" w:lastRow="0" w:firstColumn="0" w:lastColumn="0" w:oddVBand="0" w:evenVBand="0" w:oddHBand="0" w:evenHBand="0" w:firstRowFirstColumn="0" w:firstRowLastColumn="0" w:lastRowFirstColumn="0" w:lastRowLastColumn="0"/>
+              <w:rPr>
+                <w:lang w:val="el-GR"/>
+              </w:rPr>
+            </w:pPr>
+            <w:r>
+              <w:rPr>
+                <w:lang w:val="el-GR"/>
+              </w:rPr>
+              <w:t>Κατάσταση</w:t>
+            </w:r>
+          </w:p>
+        </w:tc>
+      </w:tr>
+      <w:tr>
+        <w:trPr>
+          <w:cnfStyle w:val="000000100000" w:firstRow="0" w:lastRow="0" w:firstColumn="0" w:lastColumn="0" w:oddVBand="0" w:evenVBand="0" w:oddHBand="1" w:evenHBand="0" w:firstRowFirstColumn="0" w:firstRowLastColumn="0" w:lastRowFirstColumn="0" w:lastRowLastColumn="0"/>
+          <w:trHeight w:val="3748"/>
+        </w:trPr>
+        <w:tc>
+          <w:tcPr>
+            <w:cnfStyle w:val="001000000000" w:firstRow="0" w:lastRow="0" w:firstColumn="1" w:lastColumn="0" w:oddVBand="0" w:evenVBand="0" w:oddHBand="0" w:evenHBand="0" w:firstRowFirstColumn="0" w:firstRowLastColumn="0" w:lastRowFirstColumn="0" w:lastRowLastColumn="0"/>
+            <w:tcW w:w="2193" w:type="dxa"/>
+            <w:tcBorders>
+              <w:bottom w:val="nil"/>
+            </w:tcBorders>
+          </w:tcPr>
+          <w:p>
+            <w:pPr>
+              <w:ind w:left="720" w:hanging="720"/>
+              <w:jc w:val="center"/>
+              <w:rPr>
+                <w:sz w:val="20"/>
+                <w:szCs w:val="20"/>
+                <w:lang w:val="el-GR"/>
+              </w:rPr>
+            </w:pPr>
+            <w:proofErr w:type="spellStart"/>
+            <w:r>
+              <w:rPr>
+                <w:sz w:val="20"/>
+                <w:szCs w:val="20"/>
+              </w:rPr>
+              <w:t>TC_</w:t>
+            </w:r>
+            <w:r>
+              <w:rPr>
+                <w:sz w:val="20"/>
+                <w:szCs w:val="20"/>
+              </w:rPr>
+              <w:t>CreateEditWatchlist</w:t>
+            </w:r>
+            <w:proofErr w:type="spellEnd"/>
+            <w:r>
+              <w:rPr>
+                <w:sz w:val="20"/>
+                <w:szCs w:val="20"/>
+              </w:rPr>
+              <w:t xml:space="preserve"> _0</w:t>
+            </w:r>
+            <w:r>
+              <w:rPr>
+                <w:sz w:val="20"/>
+                <w:szCs w:val="20"/>
+                <w:lang w:val="el-GR"/>
+              </w:rPr>
+              <w:t>6</w:t>
+            </w:r>
+          </w:p>
+        </w:tc>
+        <w:tc>
+          <w:tcPr>
+            <w:tcW w:w="1556" w:type="dxa"/>
+            <w:tcBorders>
+              <w:bottom w:val="nil"/>
+            </w:tcBorders>
+          </w:tcPr>
+          <w:p>
+            <w:pPr>
+              <w:cnfStyle w:val="000000100000" w:firstRow="0" w:lastRow="0" w:firstColumn="0" w:lastColumn="0" w:oddVBand="0" w:evenVBand="0" w:oddHBand="1" w:evenHBand="0" w:firstRowFirstColumn="0" w:firstRowLastColumn="0" w:lastRowFirstColumn="0" w:lastRowLastColumn="0"/>
+              <w:rPr>
+                <w:sz w:val="20"/>
+                <w:szCs w:val="20"/>
+                <w:lang w:val="el-GR"/>
+              </w:rPr>
+            </w:pPr>
+            <w:r>
+              <w:rPr>
+                <w:sz w:val="20"/>
+                <w:szCs w:val="20"/>
+                <w:lang w:val="el-GR"/>
+              </w:rPr>
+              <w:t xml:space="preserve">Δημιουργία </w:t>
+            </w:r>
+            <w:r>
+              <w:rPr>
+                <w:sz w:val="20"/>
+                <w:szCs w:val="20"/>
+              </w:rPr>
+              <w:t>watchlist</w:t>
+            </w:r>
+            <w:r>
+              <w:rPr>
+                <w:sz w:val="20"/>
+                <w:szCs w:val="20"/>
+                <w:lang w:val="el-GR"/>
+              </w:rPr>
+              <w:t xml:space="preserve"> </w:t>
+            </w:r>
+            <w:r>
+              <w:rPr>
+                <w:sz w:val="20"/>
+                <w:szCs w:val="20"/>
+                <w:lang w:val="el-GR"/>
+              </w:rPr>
+              <w:t>του χρήστη</w:t>
+            </w:r>
+            <w:r>
+              <w:rPr>
+                <w:sz w:val="20"/>
+                <w:szCs w:val="20"/>
+                <w:lang w:val="el-GR"/>
+              </w:rPr>
+              <w:t xml:space="preserve"> με υπάρχων όνομα</w:t>
+            </w:r>
+          </w:p>
+        </w:tc>
+        <w:tc>
+          <w:tcPr>
+            <w:tcW w:w="1745" w:type="dxa"/>
+            <w:tcBorders>
+              <w:bottom w:val="nil"/>
+            </w:tcBorders>
+          </w:tcPr>
+          <w:p>
+            <w:pPr>
+              <w:cnfStyle w:val="000000100000" w:firstRow="0" w:lastRow="0" w:firstColumn="0" w:lastColumn="0" w:oddVBand="0" w:evenVBand="0" w:oddHBand="1" w:evenHBand="0" w:firstRowFirstColumn="0" w:firstRowLastColumn="0" w:lastRowFirstColumn="0" w:lastRowLastColumn="0"/>
+              <w:rPr>
+                <w:sz w:val="20"/>
+                <w:szCs w:val="20"/>
+                <w:lang w:val="el-GR"/>
+              </w:rPr>
+            </w:pPr>
+            <w:r>
+              <w:rPr>
+                <w:sz w:val="20"/>
+                <w:szCs w:val="20"/>
+                <w:lang w:val="el-GR"/>
+              </w:rPr>
+              <w:t>1. Ο χρήστης είναι ήδη συνδεδεμένος στο σύστημα</w:t>
+            </w:r>
+          </w:p>
+          <w:p>
+            <w:pPr>
+              <w:cnfStyle w:val="000000100000" w:firstRow="0" w:lastRow="0" w:firstColumn="0" w:lastColumn="0" w:oddVBand="0" w:evenVBand="0" w:oddHBand="1" w:evenHBand="0" w:firstRowFirstColumn="0" w:firstRowLastColumn="0" w:lastRowFirstColumn="0" w:lastRowLastColumn="0"/>
+              <w:rPr>
+                <w:sz w:val="20"/>
+                <w:szCs w:val="20"/>
+                <w:lang w:val="el-GR"/>
+              </w:rPr>
+            </w:pPr>
+          </w:p>
+          <w:p>
+            <w:pPr>
+              <w:cnfStyle w:val="000000100000" w:firstRow="0" w:lastRow="0" w:firstColumn="0" w:lastColumn="0" w:oddVBand="0" w:evenVBand="0" w:oddHBand="1" w:evenHBand="0" w:firstRowFirstColumn="0" w:firstRowLastColumn="0" w:lastRowFirstColumn="0" w:lastRowLastColumn="0"/>
+              <w:rPr>
+                <w:sz w:val="20"/>
+                <w:szCs w:val="20"/>
+                <w:lang w:val="el-GR"/>
+              </w:rPr>
+            </w:pPr>
+            <w:r>
+              <w:rPr>
+                <w:sz w:val="20"/>
+                <w:szCs w:val="20"/>
+                <w:lang w:val="el-GR"/>
+              </w:rPr>
+              <w:t xml:space="preserve">2. Ο χρήστης βρίσκεται στην οθόνη προβολής </w:t>
+            </w:r>
+            <w:r>
+              <w:rPr>
+                <w:sz w:val="20"/>
+                <w:szCs w:val="20"/>
+              </w:rPr>
+              <w:t>watchlist</w:t>
+            </w:r>
+          </w:p>
+        </w:tc>
+        <w:tc>
+          <w:tcPr>
+            <w:tcW w:w="1671" w:type="dxa"/>
+            <w:tcBorders>
+              <w:bottom w:val="nil"/>
+            </w:tcBorders>
+          </w:tcPr>
+          <w:p>
+            <w:pPr>
+              <w:cnfStyle w:val="000000100000" w:firstRow="0" w:lastRow="0" w:firstColumn="0" w:lastColumn="0" w:oddVBand="0" w:evenVBand="0" w:oddHBand="1" w:evenHBand="0" w:firstRowFirstColumn="0" w:firstRowLastColumn="0" w:lastRowFirstColumn="0" w:lastRowLastColumn="0"/>
+              <w:rPr>
+                <w:rFonts w:eastAsiaTheme="minorEastAsia"/>
+                <w:sz w:val="20"/>
+                <w:szCs w:val="20"/>
+                <w:lang w:val="el-GR" w:eastAsia="ja-JP"/>
+              </w:rPr>
+            </w:pPr>
+            <w:r>
+              <w:rPr>
+                <w:sz w:val="20"/>
+                <w:szCs w:val="20"/>
+                <w:lang w:val="el-GR"/>
+              </w:rPr>
+              <w:t xml:space="preserve">1. Ο χρήστης </w:t>
+            </w:r>
+            <w:r>
+              <w:rPr>
+                <w:sz w:val="20"/>
+                <w:szCs w:val="20"/>
+                <w:lang w:val="el-GR"/>
+              </w:rPr>
+              <w:t xml:space="preserve">επιλέγει να φτιάξει </w:t>
+            </w:r>
+            <w:r>
+              <w:rPr>
+                <w:sz w:val="20"/>
+                <w:szCs w:val="20"/>
+              </w:rPr>
+              <w:t>watchlist</w:t>
+            </w:r>
+            <w:r>
+              <w:rPr>
+                <w:sz w:val="20"/>
+                <w:szCs w:val="20"/>
+                <w:lang w:val="el-GR"/>
+              </w:rPr>
+              <w:t xml:space="preserve"> </w:t>
+            </w:r>
+            <w:r>
+              <w:rPr>
+                <w:sz w:val="20"/>
+                <w:szCs w:val="20"/>
+                <w:lang w:val="el-GR"/>
+              </w:rPr>
+              <w:t xml:space="preserve">με το </w:t>
+            </w:r>
+            <w:r>
+              <w:rPr>
+                <w:sz w:val="20"/>
+                <w:szCs w:val="20"/>
+                <w:lang w:val="el-GR"/>
+              </w:rPr>
+              <w:t>“</w:t>
+            </w:r>
+            <w:r>
+              <w:rPr>
+                <w:sz w:val="20"/>
+                <w:szCs w:val="20"/>
+              </w:rPr>
+              <w:t>Create</w:t>
+            </w:r>
+            <w:r>
+              <w:rPr>
+                <w:sz w:val="20"/>
+                <w:szCs w:val="20"/>
+                <w:lang w:val="el-GR"/>
+              </w:rPr>
+              <w:t xml:space="preserve"> </w:t>
+            </w:r>
+            <w:r>
+              <w:rPr>
+                <w:sz w:val="20"/>
+                <w:szCs w:val="20"/>
+              </w:rPr>
+              <w:t>Watchlist</w:t>
+            </w:r>
+            <w:r>
+              <w:rPr>
+                <w:sz w:val="20"/>
+                <w:szCs w:val="20"/>
+                <w:lang w:val="el-GR"/>
+              </w:rPr>
+              <w:t>”</w:t>
+            </w:r>
+            <w:r>
+              <w:rPr>
+                <w:sz w:val="20"/>
+                <w:szCs w:val="20"/>
+                <w:lang w:val="el-GR"/>
+              </w:rPr>
+              <w:br/>
+            </w:r>
+            <w:r>
+              <w:rPr>
+                <w:sz w:val="20"/>
+                <w:szCs w:val="20"/>
+                <w:lang w:val="el-GR"/>
+              </w:rPr>
+              <w:br/>
+              <w:t>2.</w:t>
+            </w:r>
+            <w:r>
+              <w:rPr>
+                <w:sz w:val="20"/>
+                <w:szCs w:val="20"/>
+                <w:lang w:val="el-GR"/>
+              </w:rPr>
+              <w:t xml:space="preserve">Ο χρήστης εισάγει </w:t>
+            </w:r>
+            <w:r>
+              <w:rPr>
+                <w:sz w:val="20"/>
+                <w:szCs w:val="20"/>
+                <w:lang w:val="el-GR"/>
+              </w:rPr>
+              <w:t>ένα</w:t>
+            </w:r>
+            <w:r>
+              <w:rPr>
+                <w:sz w:val="20"/>
+                <w:szCs w:val="20"/>
+                <w:lang w:val="el-GR"/>
+              </w:rPr>
+              <w:t xml:space="preserve"> όνομα </w:t>
+            </w:r>
+            <w:r>
+              <w:rPr>
+                <w:sz w:val="20"/>
+                <w:szCs w:val="20"/>
+              </w:rPr>
+              <w:t>watchlist</w:t>
+            </w:r>
+            <w:r>
+              <w:rPr>
+                <w:sz w:val="20"/>
+                <w:szCs w:val="20"/>
+                <w:lang w:val="el-GR"/>
+              </w:rPr>
+              <w:t xml:space="preserve"> </w:t>
+            </w:r>
+            <w:r>
+              <w:rPr>
+                <w:sz w:val="20"/>
+                <w:szCs w:val="20"/>
+                <w:lang w:val="el-GR"/>
+              </w:rPr>
+              <w:t>στο πεδίο</w:t>
+            </w:r>
+            <w:r>
+              <w:rPr>
+                <w:sz w:val="20"/>
+                <w:szCs w:val="20"/>
+                <w:lang w:val="el-GR"/>
+              </w:rPr>
+              <w:t xml:space="preserve"> που υπάρχει ήδη σε άλλο </w:t>
+            </w:r>
+            <w:r>
+              <w:rPr>
+                <w:sz w:val="20"/>
+                <w:szCs w:val="20"/>
+              </w:rPr>
+              <w:t>watchlist</w:t>
+            </w:r>
+          </w:p>
+          <w:p>
+            <w:pPr>
+              <w:cnfStyle w:val="000000100000" w:firstRow="0" w:lastRow="0" w:firstColumn="0" w:lastColumn="0" w:oddVBand="0" w:evenVBand="0" w:oddHBand="1" w:evenHBand="0" w:firstRowFirstColumn="0" w:firstRowLastColumn="0" w:lastRowFirstColumn="0" w:lastRowLastColumn="0"/>
+              <w:rPr>
+                <w:sz w:val="20"/>
+                <w:szCs w:val="20"/>
+                <w:lang w:val="el-GR"/>
+              </w:rPr>
+            </w:pPr>
+          </w:p>
+          <w:p>
+            <w:pPr>
+              <w:cnfStyle w:val="000000100000" w:firstRow="0" w:lastRow="0" w:firstColumn="0" w:lastColumn="0" w:oddVBand="0" w:evenVBand="0" w:oddHBand="1" w:evenHBand="0" w:firstRowFirstColumn="0" w:firstRowLastColumn="0" w:lastRowFirstColumn="0" w:lastRowLastColumn="0"/>
+              <w:rPr>
+                <w:sz w:val="20"/>
+                <w:szCs w:val="20"/>
+                <w:lang w:val="el-GR"/>
+              </w:rPr>
+            </w:pPr>
+          </w:p>
+        </w:tc>
+        <w:tc>
+          <w:tcPr>
+            <w:tcW w:w="1728" w:type="dxa"/>
+            <w:tcBorders>
+              <w:bottom w:val="nil"/>
+            </w:tcBorders>
+          </w:tcPr>
+          <w:p>
+            <w:pPr>
+              <w:cnfStyle w:val="000000100000" w:firstRow="0" w:lastRow="0" w:firstColumn="0" w:lastColumn="0" w:oddVBand="0" w:evenVBand="0" w:oddHBand="1" w:evenHBand="0" w:firstRowFirstColumn="0" w:firstRowLastColumn="0" w:lastRowFirstColumn="0" w:lastRowLastColumn="0"/>
+              <w:rPr>
+                <w:sz w:val="20"/>
+                <w:szCs w:val="20"/>
+                <w:lang w:val="el-GR"/>
+              </w:rPr>
+            </w:pPr>
+            <w:r>
+              <w:rPr>
+                <w:sz w:val="20"/>
+                <w:szCs w:val="20"/>
+                <w:lang w:val="el-GR"/>
+              </w:rPr>
+              <w:t xml:space="preserve">Το </w:t>
+            </w:r>
+            <w:r>
+              <w:rPr>
+                <w:sz w:val="20"/>
+                <w:szCs w:val="20"/>
+              </w:rPr>
+              <w:t>watchlist</w:t>
+            </w:r>
+            <w:r>
+              <w:rPr>
+                <w:sz w:val="20"/>
+                <w:szCs w:val="20"/>
+                <w:lang w:val="el-GR"/>
+              </w:rPr>
+              <w:t xml:space="preserve"> </w:t>
+            </w:r>
+            <w:r>
+              <w:rPr>
+                <w:sz w:val="20"/>
+                <w:szCs w:val="20"/>
+                <w:lang w:val="el-GR"/>
+              </w:rPr>
+              <w:t xml:space="preserve">δεν </w:t>
+            </w:r>
+            <w:r>
+              <w:rPr>
+                <w:sz w:val="20"/>
+                <w:szCs w:val="20"/>
+                <w:lang w:val="el-GR"/>
+              </w:rPr>
+              <w:t xml:space="preserve">δημιουργείτε και </w:t>
+            </w:r>
+            <w:r>
+              <w:rPr>
+                <w:sz w:val="20"/>
+                <w:szCs w:val="20"/>
+                <w:lang w:val="el-GR"/>
+              </w:rPr>
+              <w:t xml:space="preserve">δεν </w:t>
+            </w:r>
+            <w:r>
+              <w:rPr>
+                <w:sz w:val="20"/>
+                <w:szCs w:val="20"/>
+                <w:lang w:val="el-GR"/>
+              </w:rPr>
+              <w:t>μπορεί να προβληθεί από τον χρήστη.</w:t>
+            </w:r>
+          </w:p>
+        </w:tc>
+        <w:tc>
+          <w:tcPr>
+            <w:tcW w:w="1832" w:type="dxa"/>
+            <w:tcBorders>
+              <w:bottom w:val="nil"/>
+            </w:tcBorders>
+          </w:tcPr>
+          <w:p>
+            <w:pPr>
+              <w:cnfStyle w:val="000000100000" w:firstRow="0" w:lastRow="0" w:firstColumn="0" w:lastColumn="0" w:oddVBand="0" w:evenVBand="0" w:oddHBand="1" w:evenHBand="0" w:firstRowFirstColumn="0" w:firstRowLastColumn="0" w:lastRowFirstColumn="0" w:lastRowLastColumn="0"/>
+              <w:rPr>
+                <w:sz w:val="20"/>
+                <w:szCs w:val="20"/>
+                <w:lang w:val="el-GR"/>
+              </w:rPr>
+            </w:pPr>
+            <w:r>
+              <w:rPr>
+                <w:sz w:val="20"/>
+                <w:szCs w:val="20"/>
+                <w:lang w:val="el-GR"/>
+              </w:rPr>
+              <w:t xml:space="preserve">Το </w:t>
+            </w:r>
+            <w:r>
+              <w:rPr>
+                <w:sz w:val="20"/>
+                <w:szCs w:val="20"/>
+              </w:rPr>
+              <w:t>watchlist</w:t>
+            </w:r>
+            <w:r>
+              <w:rPr>
+                <w:sz w:val="20"/>
+                <w:szCs w:val="20"/>
+                <w:lang w:val="el-GR"/>
+              </w:rPr>
+              <w:t xml:space="preserve"> </w:t>
+            </w:r>
+            <w:r>
+              <w:rPr>
+                <w:sz w:val="20"/>
+                <w:szCs w:val="20"/>
+                <w:lang w:val="el-GR"/>
+              </w:rPr>
+              <w:t>δημιουργείτε και μπορεί να  προβληθεί από τον χρήστη.</w:t>
+            </w:r>
+          </w:p>
+        </w:tc>
+        <w:tc>
+          <w:tcPr>
+            <w:tcW w:w="1461" w:type="dxa"/>
+            <w:tcBorders>
+              <w:bottom w:val="nil"/>
+            </w:tcBorders>
+          </w:tcPr>
+          <w:p>
+            <w:pPr>
+              <w:cnfStyle w:val="000000100000" w:firstRow="0" w:lastRow="0" w:firstColumn="0" w:lastColumn="0" w:oddVBand="0" w:evenVBand="0" w:oddHBand="1" w:evenHBand="0" w:firstRowFirstColumn="0" w:firstRowLastColumn="0" w:lastRowFirstColumn="0" w:lastRowLastColumn="0"/>
+              <w:rPr>
+                <w:sz w:val="20"/>
+                <w:szCs w:val="20"/>
+              </w:rPr>
+            </w:pPr>
+            <w:r>
+              <w:rPr>
+                <w:sz w:val="20"/>
+                <w:szCs w:val="20"/>
+              </w:rPr>
+              <w:t>Fail</w:t>
+            </w:r>
+            <w:r>
+              <w:rPr>
+                <w:rFonts w:ascii="Apple Color Emoji" w:hAnsi="Apple Color Emoji"/>
+                <w:sz w:val="20"/>
+                <w:szCs w:val="20"/>
+              </w:rPr>
+              <w:t>❌</w:t>
+            </w:r>
+          </w:p>
+        </w:tc>
+      </w:tr>
+    </w:tbl>
     <w:p/>
     <w:sectPr>
-      <w:footerReference w:type="default" r:id="rId11"/>
+      <w:footerReference w:type="default" r:id="rId17"/>
       <w:pgSz w:w="12240" w:h="15840"/>
       <w:pgMar w:top="1440" w:right="1440" w:bottom="1440" w:left="1440" w:header="720" w:footer="720" w:gutter="0"/>
       <w:pgNumType w:start="0"/>
@@ -22845,6 +27967,7 @@
   <w:style w:type="paragraph" w:default="1" w:styleId="Normal">
     <w:name w:val="Normal"/>
     <w:qFormat/>
+    <w:rsid w:val="00ED288B"/>
   </w:style>
   <w:style w:type="paragraph" w:styleId="Heading1">
     <w:name w:val="heading 1"/>

--- a/BingeSpice v1.0/Test-Cases-v1.0.docx
+++ b/BingeSpice v1.0/Test-Cases-v1.0.docx
@@ -538,7 +538,7 @@
                 </w:rPr>
                 <w:fldChar w:fldCharType="separate"/>
               </w:r>
-              <w:hyperlink w:anchor="_Toc199424918" w:history="1">
+              <w:hyperlink w:anchor="_Toc199513696" w:history="1">
                 <w:r>
                   <w:rPr>
                     <w:rStyle w:val="Hyperlink"/>
@@ -566,7 +566,7 @@
                     <w:noProof/>
                     <w:webHidden/>
                   </w:rPr>
-                  <w:instrText xml:space="preserve"> PAGEREF _Toc199424918 \h </w:instrText>
+                  <w:instrText xml:space="preserve"> PAGEREF _Toc199513696 \h </w:instrText>
                 </w:r>
                 <w:r>
                   <w:rPr>
@@ -608,7 +608,7 @@
                   <w:noProof/>
                 </w:rPr>
               </w:pPr>
-              <w:hyperlink w:anchor="_Toc199424919" w:history="1">
+              <w:hyperlink w:anchor="_Toc199513697" w:history="1">
                 <w:r>
                   <w:rPr>
                     <w:rStyle w:val="Hyperlink"/>
@@ -636,7 +636,7 @@
                     <w:noProof/>
                     <w:webHidden/>
                   </w:rPr>
-                  <w:instrText xml:space="preserve"> PAGEREF _Toc199424919 \h </w:instrText>
+                  <w:instrText xml:space="preserve"> PAGEREF _Toc199513697 \h </w:instrText>
                 </w:r>
                 <w:r>
                   <w:rPr>
@@ -678,7 +678,7 @@
                   <w:noProof/>
                 </w:rPr>
               </w:pPr>
-              <w:hyperlink w:anchor="_Toc199424920" w:history="1">
+              <w:hyperlink w:anchor="_Toc199513698" w:history="1">
                 <w:r>
                   <w:rPr>
                     <w:rStyle w:val="Hyperlink"/>
@@ -728,7 +728,7 @@
                     <w:noProof/>
                     <w:webHidden/>
                   </w:rPr>
-                  <w:instrText xml:space="preserve"> PAGEREF _Toc199424920 \h </w:instrText>
+                  <w:instrText xml:space="preserve"> PAGEREF _Toc199513698 \h </w:instrText>
                 </w:r>
                 <w:r>
                   <w:rPr>
@@ -770,7 +770,7 @@
                   <w:noProof/>
                 </w:rPr>
               </w:pPr>
-              <w:hyperlink w:anchor="_Toc199424921" w:history="1">
+              <w:hyperlink w:anchor="_Toc199513699" w:history="1">
                 <w:r>
                   <w:rPr>
                     <w:rStyle w:val="Hyperlink"/>
@@ -798,7 +798,7 @@
                     <w:noProof/>
                     <w:webHidden/>
                   </w:rPr>
-                  <w:instrText xml:space="preserve"> PAGEREF _Toc199424921 \h </w:instrText>
+                  <w:instrText xml:space="preserve"> PAGEREF _Toc199513699 \h </w:instrText>
                 </w:r>
                 <w:r>
                   <w:rPr>
@@ -819,6 +819,445 @@
                     <w:webHidden/>
                   </w:rPr>
                   <w:t>5</w:t>
+                </w:r>
+                <w:r>
+                  <w:rPr>
+                    <w:noProof/>
+                    <w:webHidden/>
+                  </w:rPr>
+                  <w:fldChar w:fldCharType="end"/>
+                </w:r>
+              </w:hyperlink>
+            </w:p>
+            <w:p>
+              <w:pPr>
+                <w:pStyle w:val="TOC1"/>
+                <w:tabs>
+                  <w:tab w:val="right" w:leader="dot" w:pos="9350"/>
+                </w:tabs>
+                <w:rPr>
+                  <w:rFonts w:eastAsiaTheme="minorEastAsia"/>
+                  <w:noProof/>
+                </w:rPr>
+              </w:pPr>
+              <w:hyperlink w:anchor="_Toc199513700" w:history="1">
+                <w:r>
+                  <w:rPr>
+                    <w:rStyle w:val="Hyperlink"/>
+                    <w:noProof/>
+                  </w:rPr>
+                  <w:t>Add to Watchlist</w:t>
+                </w:r>
+                <w:r>
+                  <w:rPr>
+                    <w:noProof/>
+                    <w:webHidden/>
+                  </w:rPr>
+                  <w:tab/>
+                </w:r>
+                <w:r>
+                  <w:rPr>
+                    <w:noProof/>
+                    <w:webHidden/>
+                  </w:rPr>
+                  <w:fldChar w:fldCharType="begin"/>
+                </w:r>
+                <w:r>
+                  <w:rPr>
+                    <w:noProof/>
+                    <w:webHidden/>
+                  </w:rPr>
+                  <w:instrText xml:space="preserve"> PAGEREF _Toc199513700 \h </w:instrText>
+                </w:r>
+                <w:r>
+                  <w:rPr>
+                    <w:noProof/>
+                    <w:webHidden/>
+                  </w:rPr>
+                </w:r>
+                <w:r>
+                  <w:rPr>
+                    <w:noProof/>
+                    <w:webHidden/>
+                  </w:rPr>
+                  <w:fldChar w:fldCharType="separate"/>
+                </w:r>
+                <w:r>
+                  <w:rPr>
+                    <w:noProof/>
+                    <w:webHidden/>
+                  </w:rPr>
+                  <w:t>9</w:t>
+                </w:r>
+                <w:r>
+                  <w:rPr>
+                    <w:noProof/>
+                    <w:webHidden/>
+                  </w:rPr>
+                  <w:fldChar w:fldCharType="end"/>
+                </w:r>
+              </w:hyperlink>
+            </w:p>
+            <w:p>
+              <w:pPr>
+                <w:pStyle w:val="TOC1"/>
+                <w:tabs>
+                  <w:tab w:val="right" w:leader="dot" w:pos="9350"/>
+                </w:tabs>
+                <w:rPr>
+                  <w:rFonts w:eastAsiaTheme="minorEastAsia"/>
+                  <w:noProof/>
+                </w:rPr>
+              </w:pPr>
+              <w:hyperlink w:anchor="_Toc199513701" w:history="1">
+                <w:r>
+                  <w:rPr>
+                    <w:rStyle w:val="Hyperlink"/>
+                    <w:noProof/>
+                  </w:rPr>
+                  <w:t>Mark as Watched</w:t>
+                </w:r>
+                <w:r>
+                  <w:rPr>
+                    <w:noProof/>
+                    <w:webHidden/>
+                  </w:rPr>
+                  <w:tab/>
+                </w:r>
+                <w:r>
+                  <w:rPr>
+                    <w:noProof/>
+                    <w:webHidden/>
+                  </w:rPr>
+                  <w:fldChar w:fldCharType="begin"/>
+                </w:r>
+                <w:r>
+                  <w:rPr>
+                    <w:noProof/>
+                    <w:webHidden/>
+                  </w:rPr>
+                  <w:instrText xml:space="preserve"> PAGEREF _Toc199513701 \h </w:instrText>
+                </w:r>
+                <w:r>
+                  <w:rPr>
+                    <w:noProof/>
+                    <w:webHidden/>
+                  </w:rPr>
+                </w:r>
+                <w:r>
+                  <w:rPr>
+                    <w:noProof/>
+                    <w:webHidden/>
+                  </w:rPr>
+                  <w:fldChar w:fldCharType="separate"/>
+                </w:r>
+                <w:r>
+                  <w:rPr>
+                    <w:noProof/>
+                    <w:webHidden/>
+                  </w:rPr>
+                  <w:t>11</w:t>
+                </w:r>
+                <w:r>
+                  <w:rPr>
+                    <w:noProof/>
+                    <w:webHidden/>
+                  </w:rPr>
+                  <w:fldChar w:fldCharType="end"/>
+                </w:r>
+              </w:hyperlink>
+            </w:p>
+            <w:p>
+              <w:pPr>
+                <w:pStyle w:val="TOC1"/>
+                <w:tabs>
+                  <w:tab w:val="right" w:leader="dot" w:pos="9350"/>
+                </w:tabs>
+                <w:rPr>
+                  <w:rFonts w:eastAsiaTheme="minorEastAsia"/>
+                  <w:noProof/>
+                </w:rPr>
+              </w:pPr>
+              <w:hyperlink w:anchor="_Toc199513702" w:history="1">
+                <w:r>
+                  <w:rPr>
+                    <w:rStyle w:val="Hyperlink"/>
+                    <w:noProof/>
+                    <w:lang w:val="el-GR"/>
+                  </w:rPr>
+                  <w:t>Προβολή Ειδοποιήσεων</w:t>
+                </w:r>
+                <w:r>
+                  <w:rPr>
+                    <w:noProof/>
+                    <w:webHidden/>
+                  </w:rPr>
+                  <w:tab/>
+                </w:r>
+                <w:r>
+                  <w:rPr>
+                    <w:noProof/>
+                    <w:webHidden/>
+                  </w:rPr>
+                  <w:fldChar w:fldCharType="begin"/>
+                </w:r>
+                <w:r>
+                  <w:rPr>
+                    <w:noProof/>
+                    <w:webHidden/>
+                  </w:rPr>
+                  <w:instrText xml:space="preserve"> PAGEREF _Toc199513702 \h </w:instrText>
+                </w:r>
+                <w:r>
+                  <w:rPr>
+                    <w:noProof/>
+                    <w:webHidden/>
+                  </w:rPr>
+                </w:r>
+                <w:r>
+                  <w:rPr>
+                    <w:noProof/>
+                    <w:webHidden/>
+                  </w:rPr>
+                  <w:fldChar w:fldCharType="separate"/>
+                </w:r>
+                <w:r>
+                  <w:rPr>
+                    <w:noProof/>
+                    <w:webHidden/>
+                  </w:rPr>
+                  <w:t>12</w:t>
+                </w:r>
+                <w:r>
+                  <w:rPr>
+                    <w:noProof/>
+                    <w:webHidden/>
+                  </w:rPr>
+                  <w:fldChar w:fldCharType="end"/>
+                </w:r>
+              </w:hyperlink>
+            </w:p>
+            <w:p>
+              <w:pPr>
+                <w:pStyle w:val="TOC1"/>
+                <w:tabs>
+                  <w:tab w:val="right" w:leader="dot" w:pos="9350"/>
+                </w:tabs>
+                <w:rPr>
+                  <w:rFonts w:eastAsiaTheme="minorEastAsia"/>
+                  <w:noProof/>
+                </w:rPr>
+              </w:pPr>
+              <w:hyperlink w:anchor="_Toc199513703" w:history="1">
+                <w:r>
+                  <w:rPr>
+                    <w:rStyle w:val="Hyperlink"/>
+                    <w:noProof/>
+                    <w:lang w:val="el-GR"/>
+                  </w:rPr>
+                  <w:t>Προβολή Προφίλ</w:t>
+                </w:r>
+                <w:r>
+                  <w:rPr>
+                    <w:noProof/>
+                    <w:webHidden/>
+                  </w:rPr>
+                  <w:tab/>
+                </w:r>
+                <w:r>
+                  <w:rPr>
+                    <w:noProof/>
+                    <w:webHidden/>
+                  </w:rPr>
+                  <w:fldChar w:fldCharType="begin"/>
+                </w:r>
+                <w:r>
+                  <w:rPr>
+                    <w:noProof/>
+                    <w:webHidden/>
+                  </w:rPr>
+                  <w:instrText xml:space="preserve"> PAGEREF _Toc199513703 \h </w:instrText>
+                </w:r>
+                <w:r>
+                  <w:rPr>
+                    <w:noProof/>
+                    <w:webHidden/>
+                  </w:rPr>
+                </w:r>
+                <w:r>
+                  <w:rPr>
+                    <w:noProof/>
+                    <w:webHidden/>
+                  </w:rPr>
+                  <w:fldChar w:fldCharType="separate"/>
+                </w:r>
+                <w:r>
+                  <w:rPr>
+                    <w:noProof/>
+                    <w:webHidden/>
+                  </w:rPr>
+                  <w:t>14</w:t>
+                </w:r>
+                <w:r>
+                  <w:rPr>
+                    <w:noProof/>
+                    <w:webHidden/>
+                  </w:rPr>
+                  <w:fldChar w:fldCharType="end"/>
+                </w:r>
+              </w:hyperlink>
+            </w:p>
+            <w:p>
+              <w:pPr>
+                <w:pStyle w:val="TOC1"/>
+                <w:tabs>
+                  <w:tab w:val="right" w:leader="dot" w:pos="9350"/>
+                </w:tabs>
+                <w:rPr>
+                  <w:rFonts w:eastAsiaTheme="minorEastAsia"/>
+                  <w:noProof/>
+                </w:rPr>
+              </w:pPr>
+              <w:hyperlink w:anchor="_Toc199513704" w:history="1">
+                <w:r>
+                  <w:rPr>
+                    <w:rStyle w:val="Hyperlink"/>
+                    <w:noProof/>
+                    <w:lang w:val="el-GR"/>
+                  </w:rPr>
+                  <w:t xml:space="preserve">Προβολή </w:t>
+                </w:r>
+                <w:r>
+                  <w:rPr>
+                    <w:rStyle w:val="Hyperlink"/>
+                    <w:noProof/>
+                  </w:rPr>
+                  <w:t>Watchlist</w:t>
+                </w:r>
+                <w:r>
+                  <w:rPr>
+                    <w:noProof/>
+                    <w:webHidden/>
+                  </w:rPr>
+                  <w:tab/>
+                </w:r>
+                <w:r>
+                  <w:rPr>
+                    <w:noProof/>
+                    <w:webHidden/>
+                  </w:rPr>
+                  <w:fldChar w:fldCharType="begin"/>
+                </w:r>
+                <w:r>
+                  <w:rPr>
+                    <w:noProof/>
+                    <w:webHidden/>
+                  </w:rPr>
+                  <w:instrText xml:space="preserve"> PAGEREF _Toc199513704 \h </w:instrText>
+                </w:r>
+                <w:r>
+                  <w:rPr>
+                    <w:noProof/>
+                    <w:webHidden/>
+                  </w:rPr>
+                </w:r>
+                <w:r>
+                  <w:rPr>
+                    <w:noProof/>
+                    <w:webHidden/>
+                  </w:rPr>
+                  <w:fldChar w:fldCharType="separate"/>
+                </w:r>
+                <w:r>
+                  <w:rPr>
+                    <w:noProof/>
+                    <w:webHidden/>
+                  </w:rPr>
+                  <w:t>16</w:t>
+                </w:r>
+                <w:r>
+                  <w:rPr>
+                    <w:noProof/>
+                    <w:webHidden/>
+                  </w:rPr>
+                  <w:fldChar w:fldCharType="end"/>
+                </w:r>
+              </w:hyperlink>
+            </w:p>
+            <w:p>
+              <w:pPr>
+                <w:pStyle w:val="TOC1"/>
+                <w:tabs>
+                  <w:tab w:val="right" w:leader="dot" w:pos="9350"/>
+                </w:tabs>
+                <w:rPr>
+                  <w:rFonts w:eastAsiaTheme="minorEastAsia"/>
+                  <w:noProof/>
+                </w:rPr>
+              </w:pPr>
+              <w:hyperlink w:anchor="_Toc199513705" w:history="1">
+                <w:r>
+                  <w:rPr>
+                    <w:rStyle w:val="Hyperlink"/>
+                    <w:noProof/>
+                  </w:rPr>
+                  <w:t>Create and edit</w:t>
+                </w:r>
+                <w:r>
+                  <w:rPr>
+                    <w:rStyle w:val="Hyperlink"/>
+                    <w:noProof/>
+                    <w:lang w:val="el-GR"/>
+                  </w:rPr>
+                  <w:t xml:space="preserve"> </w:t>
+                </w:r>
+                <w:r>
+                  <w:rPr>
+                    <w:rStyle w:val="Hyperlink"/>
+                    <w:noProof/>
+                  </w:rPr>
+                  <w:t>Watchlist</w:t>
+                </w:r>
+                <w:r>
+                  <w:rPr>
+                    <w:noProof/>
+                    <w:webHidden/>
+                  </w:rPr>
+                  <w:tab/>
+                </w:r>
+                <w:r>
+                  <w:rPr>
+                    <w:noProof/>
+                    <w:webHidden/>
+                  </w:rPr>
+                  <w:fldChar w:fldCharType="begin"/>
+                </w:r>
+                <w:r>
+                  <w:rPr>
+                    <w:noProof/>
+                    <w:webHidden/>
+                  </w:rPr>
+                  <w:instrText xml:space="preserve"> PAGEREF _Toc199513705 \h </w:instrText>
+                </w:r>
+                <w:r>
+                  <w:rPr>
+                    <w:noProof/>
+                    <w:webHidden/>
+                  </w:rPr>
+                </w:r>
+                <w:r>
+                  <w:rPr>
+                    <w:noProof/>
+                    <w:webHidden/>
+                  </w:rPr>
+                  <w:fldChar w:fldCharType="separate"/>
+                </w:r>
+                <w:r>
+                  <w:rPr>
+                    <w:noProof/>
+                    <w:webHidden/>
+                  </w:rPr>
+                  <w:t>17</w:t>
                 </w:r>
                 <w:r>
                   <w:rPr>
@@ -883,7 +1322,7 @@
             </w:rPr>
           </w:pPr>
           <w:bookmarkStart w:id="0" w:name="_Toc196483866"/>
-          <w:bookmarkStart w:id="1" w:name="_Toc199424918"/>
+          <w:bookmarkStart w:id="1" w:name="_Toc199513696"/>
           <w:r>
             <w:rPr>
               <w:sz w:val="48"/>
@@ -1228,121 +1667,62 @@
                                     <w:lang w:val="el-GR"/>
                                   </w:rPr>
                                 </w:pPr>
-                                <w:r>
-                                  <w:fldChar w:fldCharType="begin"/>
-                                </w:r>
-                                <w:r>
-                                  <w:instrText>HYPERLINK</w:instrText>
-                                </w:r>
-                                <w:r>
-                                  <w:rPr>
-                                    <w:lang w:val="el-GR"/>
-                                  </w:rPr>
-                                  <w:instrText xml:space="preserve"> "</w:instrText>
-                                </w:r>
-                                <w:r>
-                                  <w:instrText>mailto</w:instrText>
-                                </w:r>
-                                <w:r>
-                                  <w:rPr>
-                                    <w:lang w:val="el-GR"/>
-                                  </w:rPr>
-                                  <w:instrText>:</w:instrText>
-                                </w:r>
-                                <w:r>
-                                  <w:instrText>up</w:instrText>
-                                </w:r>
-                                <w:r>
-                                  <w:rPr>
-                                    <w:lang w:val="el-GR"/>
-                                  </w:rPr>
-                                  <w:instrText>1100554@</w:instrText>
-                                </w:r>
-                                <w:r>
-                                  <w:instrText>ac</w:instrText>
-                                </w:r>
-                                <w:r>
-                                  <w:rPr>
-                                    <w:lang w:val="el-GR"/>
-                                  </w:rPr>
-                                  <w:instrText>.</w:instrText>
-                                </w:r>
-                                <w:r>
-                                  <w:instrText>upatras</w:instrText>
-                                </w:r>
-                                <w:r>
-                                  <w:rPr>
-                                    <w:lang w:val="el-GR"/>
-                                  </w:rPr>
-                                  <w:instrText>.</w:instrText>
-                                </w:r>
-                                <w:r>
-                                  <w:instrText>gr</w:instrText>
-                                </w:r>
-                                <w:r>
-                                  <w:rPr>
-                                    <w:lang w:val="el-GR"/>
-                                  </w:rPr>
-                                  <w:instrText>"</w:instrText>
-                                </w:r>
-                                <w:r>
-                                  <w:fldChar w:fldCharType="separate"/>
-                                </w:r>
-                                <w:r>
-                                  <w:rPr>
-                                    <w:rStyle w:val="Hyperlink"/>
-                                    <w:rFonts w:cs="Times New Roman"/>
-                                  </w:rPr>
-                                  <w:t>up</w:t>
-                                </w:r>
-                                <w:r>
-                                  <w:rPr>
-                                    <w:rStyle w:val="Hyperlink"/>
-                                    <w:rFonts w:cs="Times New Roman"/>
-                                    <w:lang w:val="el-GR"/>
-                                  </w:rPr>
-                                  <w:t>1100554@</w:t>
-                                </w:r>
-                                <w:r>
-                                  <w:rPr>
-                                    <w:rStyle w:val="Hyperlink"/>
-                                    <w:rFonts w:cs="Times New Roman"/>
-                                  </w:rPr>
-                                  <w:t>ac</w:t>
-                                </w:r>
-                                <w:r>
-                                  <w:rPr>
-                                    <w:rStyle w:val="Hyperlink"/>
-                                    <w:rFonts w:cs="Times New Roman"/>
-                                    <w:lang w:val="el-GR"/>
-                                  </w:rPr>
-                                  <w:t>.</w:t>
-                                </w:r>
-                                <w:r>
-                                  <w:rPr>
-                                    <w:rStyle w:val="Hyperlink"/>
-                                    <w:rFonts w:cs="Times New Roman"/>
-                                  </w:rPr>
-                                  <w:t>upatras</w:t>
-                                </w:r>
-                                <w:r>
-                                  <w:rPr>
-                                    <w:rStyle w:val="Hyperlink"/>
-                                    <w:rFonts w:cs="Times New Roman"/>
-                                    <w:lang w:val="el-GR"/>
-                                  </w:rPr>
-                                  <w:t>.</w:t>
-                                </w:r>
-                                <w:r>
-                                  <w:rPr>
-                                    <w:rStyle w:val="Hyperlink"/>
-                                    <w:rFonts w:cs="Times New Roman"/>
-                                  </w:rPr>
-                                  <w:t>gr</w:t>
-                                </w:r>
-                                <w:r>
-                                  <w:fldChar w:fldCharType="end"/>
-                                </w:r>
+                                <w:hyperlink r:id="rId9" w:history="1">
+                                  <w:r>
+                                    <w:rPr>
+                                      <w:rStyle w:val="Hyperlink"/>
+                                      <w:rFonts w:cs="Times New Roman"/>
+                                    </w:rPr>
+                                    <w:t>up</w:t>
+                                  </w:r>
+                                  <w:r>
+                                    <w:rPr>
+                                      <w:rStyle w:val="Hyperlink"/>
+                                      <w:rFonts w:cs="Times New Roman"/>
+                                      <w:lang w:val="el-GR"/>
+                                    </w:rPr>
+                                    <w:t>1100554@</w:t>
+                                  </w:r>
+                                  <w:r>
+                                    <w:rPr>
+                                      <w:rStyle w:val="Hyperlink"/>
+                                      <w:rFonts w:cs="Times New Roman"/>
+                                    </w:rPr>
+                                    <w:t>ac</w:t>
+                                  </w:r>
+                                  <w:r>
+                                    <w:rPr>
+                                      <w:rStyle w:val="Hyperlink"/>
+                                      <w:rFonts w:cs="Times New Roman"/>
+                                      <w:lang w:val="el-GR"/>
+                                    </w:rPr>
+                                    <w:t>.</w:t>
+                                  </w:r>
+                                  <w:proofErr w:type="spellStart"/>
+                                  <w:r>
+                                    <w:rPr>
+                                      <w:rStyle w:val="Hyperlink"/>
+                                      <w:rFonts w:cs="Times New Roman"/>
+                                    </w:rPr>
+                                    <w:t>upatras</w:t>
+                                  </w:r>
+                                  <w:proofErr w:type="spellEnd"/>
+                                  <w:r>
+                                    <w:rPr>
+                                      <w:rStyle w:val="Hyperlink"/>
+                                      <w:rFonts w:cs="Times New Roman"/>
+                                      <w:lang w:val="el-GR"/>
+                                    </w:rPr>
+                                    <w:t>.</w:t>
+                                  </w:r>
+                                  <w:r>
+                                    <w:rPr>
+                                      <w:rStyle w:val="Hyperlink"/>
+                                      <w:rFonts w:cs="Times New Roman"/>
+                                    </w:rPr>
+                                    <w:t>gr</w:t>
+                                  </w:r>
+                                </w:hyperlink>
                               </w:p>
                               <w:p>
                                 <w:pPr>
@@ -1448,121 +1828,62 @@
                               <w:lang w:val="el-GR"/>
                             </w:rPr>
                           </w:pPr>
-                          <w:r>
-                            <w:fldChar w:fldCharType="begin"/>
-                          </w:r>
-                          <w:r>
-                            <w:instrText>HYPERLINK</w:instrText>
-                          </w:r>
-                          <w:r>
-                            <w:rPr>
-                              <w:lang w:val="el-GR"/>
-                            </w:rPr>
-                            <w:instrText xml:space="preserve"> "</w:instrText>
-                          </w:r>
-                          <w:r>
-                            <w:instrText>mailto</w:instrText>
-                          </w:r>
-                          <w:r>
-                            <w:rPr>
-                              <w:lang w:val="el-GR"/>
-                            </w:rPr>
-                            <w:instrText>:</w:instrText>
-                          </w:r>
-                          <w:r>
-                            <w:instrText>up</w:instrText>
-                          </w:r>
-                          <w:r>
-                            <w:rPr>
-                              <w:lang w:val="el-GR"/>
-                            </w:rPr>
-                            <w:instrText>1100554@</w:instrText>
-                          </w:r>
-                          <w:r>
-                            <w:instrText>ac</w:instrText>
-                          </w:r>
-                          <w:r>
-                            <w:rPr>
-                              <w:lang w:val="el-GR"/>
-                            </w:rPr>
-                            <w:instrText>.</w:instrText>
-                          </w:r>
-                          <w:r>
-                            <w:instrText>upatras</w:instrText>
-                          </w:r>
-                          <w:r>
-                            <w:rPr>
-                              <w:lang w:val="el-GR"/>
-                            </w:rPr>
-                            <w:instrText>.</w:instrText>
-                          </w:r>
-                          <w:r>
-                            <w:instrText>gr</w:instrText>
-                          </w:r>
-                          <w:r>
-                            <w:rPr>
-                              <w:lang w:val="el-GR"/>
-                            </w:rPr>
-                            <w:instrText>"</w:instrText>
-                          </w:r>
-                          <w:r>
-                            <w:fldChar w:fldCharType="separate"/>
-                          </w:r>
-                          <w:r>
-                            <w:rPr>
-                              <w:rStyle w:val="Hyperlink"/>
-                              <w:rFonts w:cs="Times New Roman"/>
-                            </w:rPr>
-                            <w:t>up</w:t>
-                          </w:r>
-                          <w:r>
-                            <w:rPr>
-                              <w:rStyle w:val="Hyperlink"/>
-                              <w:rFonts w:cs="Times New Roman"/>
-                              <w:lang w:val="el-GR"/>
-                            </w:rPr>
-                            <w:t>1100554@</w:t>
-                          </w:r>
-                          <w:r>
-                            <w:rPr>
-                              <w:rStyle w:val="Hyperlink"/>
-                              <w:rFonts w:cs="Times New Roman"/>
-                            </w:rPr>
-                            <w:t>ac</w:t>
-                          </w:r>
-                          <w:r>
-                            <w:rPr>
-                              <w:rStyle w:val="Hyperlink"/>
-                              <w:rFonts w:cs="Times New Roman"/>
-                              <w:lang w:val="el-GR"/>
-                            </w:rPr>
-                            <w:t>.</w:t>
-                          </w:r>
-                          <w:r>
-                            <w:rPr>
-                              <w:rStyle w:val="Hyperlink"/>
-                              <w:rFonts w:cs="Times New Roman"/>
-                            </w:rPr>
-                            <w:t>upatras</w:t>
-                          </w:r>
-                          <w:r>
-                            <w:rPr>
-                              <w:rStyle w:val="Hyperlink"/>
-                              <w:rFonts w:cs="Times New Roman"/>
-                              <w:lang w:val="el-GR"/>
-                            </w:rPr>
-                            <w:t>.</w:t>
-                          </w:r>
-                          <w:r>
-                            <w:rPr>
-                              <w:rStyle w:val="Hyperlink"/>
-                              <w:rFonts w:cs="Times New Roman"/>
-                            </w:rPr>
-                            <w:t>gr</w:t>
-                          </w:r>
-                          <w:r>
-                            <w:fldChar w:fldCharType="end"/>
-                          </w:r>
+                          <w:hyperlink r:id="rId10" w:history="1">
+                            <w:r>
+                              <w:rPr>
+                                <w:rStyle w:val="Hyperlink"/>
+                                <w:rFonts w:cs="Times New Roman"/>
+                              </w:rPr>
+                              <w:t>up</w:t>
+                            </w:r>
+                            <w:r>
+                              <w:rPr>
+                                <w:rStyle w:val="Hyperlink"/>
+                                <w:rFonts w:cs="Times New Roman"/>
+                                <w:lang w:val="el-GR"/>
+                              </w:rPr>
+                              <w:t>1100554@</w:t>
+                            </w:r>
+                            <w:r>
+                              <w:rPr>
+                                <w:rStyle w:val="Hyperlink"/>
+                                <w:rFonts w:cs="Times New Roman"/>
+                              </w:rPr>
+                              <w:t>ac</w:t>
+                            </w:r>
+                            <w:r>
+                              <w:rPr>
+                                <w:rStyle w:val="Hyperlink"/>
+                                <w:rFonts w:cs="Times New Roman"/>
+                                <w:lang w:val="el-GR"/>
+                              </w:rPr>
+                              <w:t>.</w:t>
+                            </w:r>
+                            <w:proofErr w:type="spellStart"/>
+                            <w:r>
+                              <w:rPr>
+                                <w:rStyle w:val="Hyperlink"/>
+                                <w:rFonts w:cs="Times New Roman"/>
+                              </w:rPr>
+                              <w:t>upatras</w:t>
+                            </w:r>
+                            <w:proofErr w:type="spellEnd"/>
+                            <w:r>
+                              <w:rPr>
+                                <w:rStyle w:val="Hyperlink"/>
+                                <w:rFonts w:cs="Times New Roman"/>
+                                <w:lang w:val="el-GR"/>
+                              </w:rPr>
+                              <w:t>.</w:t>
+                            </w:r>
+                            <w:r>
+                              <w:rPr>
+                                <w:rStyle w:val="Hyperlink"/>
+                                <w:rFonts w:cs="Times New Roman"/>
+                              </w:rPr>
+                              <w:t>gr</w:t>
+                            </w:r>
+                          </w:hyperlink>
                         </w:p>
                         <w:p>
                           <w:pPr>
@@ -1720,7 +2041,7 @@
                                     <w:lang w:val="el-GR"/>
                                   </w:rPr>
                                 </w:pPr>
-                                <w:hyperlink r:id="rId9" w:history="1">
+                                <w:hyperlink r:id="rId11" w:history="1">
                                   <w:r>
                                     <w:rPr>
                                       <w:rStyle w:val="Hyperlink"/>
@@ -1838,7 +2159,7 @@
                               <w:lang w:val="el-GR"/>
                             </w:rPr>
                           </w:pPr>
-                          <w:hyperlink r:id="rId10" w:history="1">
+                          <w:hyperlink r:id="rId12" w:history="1">
                             <w:r>
                               <w:rPr>
                                 <w:rStyle w:val="Hyperlink"/>
@@ -2004,7 +2325,7 @@
                                     <w:lang w:val="el-GR"/>
                                   </w:rPr>
                                 </w:pPr>
-                                <w:hyperlink r:id="rId11" w:history="1">
+                                <w:hyperlink r:id="rId13" w:history="1">
                                   <w:r>
                                     <w:rPr>
                                       <w:rStyle w:val="Hyperlink"/>
@@ -2121,7 +2442,7 @@
                               <w:lang w:val="el-GR"/>
                             </w:rPr>
                           </w:pPr>
-                          <w:hyperlink r:id="rId12" w:history="1">
+                          <w:hyperlink r:id="rId14" w:history="1">
                             <w:r>
                               <w:rPr>
                                 <w:rStyle w:val="Hyperlink"/>
@@ -2343,7 +2664,7 @@
                                     <w:lang w:val="el-GR"/>
                                   </w:rPr>
                                 </w:pPr>
-                                <w:hyperlink r:id="rId13" w:history="1">
+                                <w:hyperlink r:id="rId15" w:history="1">
                                   <w:r>
                                     <w:rPr>
                                       <w:rStyle w:val="Hyperlink"/>
@@ -2449,7 +2770,7 @@
                               <w:lang w:val="el-GR"/>
                             </w:rPr>
                           </w:pPr>
-                          <w:hyperlink r:id="rId14" w:history="1">
+                          <w:hyperlink r:id="rId16" w:history="1">
                             <w:r>
                               <w:rPr>
                                 <w:rStyle w:val="Hyperlink"/>
@@ -2606,7 +2927,7 @@
                                     <w:lang w:val="el-GR"/>
                                   </w:rPr>
                                 </w:pPr>
-                                <w:hyperlink r:id="rId15" w:history="1">
+                                <w:hyperlink r:id="rId17" w:history="1">
                                   <w:r>
                                     <w:rPr>
                                       <w:rStyle w:val="Hyperlink"/>
@@ -2740,7 +3061,7 @@
                               <w:lang w:val="el-GR"/>
                             </w:rPr>
                           </w:pPr>
-                          <w:hyperlink r:id="rId16" w:history="1">
+                          <w:hyperlink r:id="rId18" w:history="1">
                             <w:r>
                               <w:rPr>
                                 <w:rStyle w:val="Hyperlink"/>
@@ -2902,7 +3223,7 @@
               <w:lang w:val="el-GR"/>
             </w:rPr>
           </w:pPr>
-          <w:bookmarkStart w:id="5" w:name="_Toc199424919"/>
+          <w:bookmarkStart w:id="5" w:name="_Toc199513697"/>
           <w:r>
             <w:rPr>
               <w:sz w:val="52"/>
@@ -3271,7 +3592,7 @@
           <w:lang w:val="el-GR"/>
         </w:rPr>
       </w:pPr>
-      <w:bookmarkStart w:id="6" w:name="_Toc199424920"/>
+      <w:bookmarkStart w:id="6" w:name="_Toc199513698"/>
       <w:r>
         <w:rPr>
           <w:sz w:val="40"/>
@@ -3972,7 +4293,7 @@
           <w:lang w:val="el-GR"/>
         </w:rPr>
       </w:pPr>
-      <w:bookmarkStart w:id="7" w:name="_Toc199424921"/>
+      <w:bookmarkStart w:id="7" w:name="_Toc199513699"/>
       <w:r>
         <w:rPr>
           <w:sz w:val="52"/>
@@ -10954,6 +11275,7 @@
           <w:szCs w:val="52"/>
         </w:rPr>
       </w:pPr>
+      <w:bookmarkStart w:id="8" w:name="_Toc199513700"/>
       <w:r>
         <w:rPr>
           <w:sz w:val="52"/>
@@ -10962,6 +11284,7 @@
         <w:lastRenderedPageBreak/>
         <w:t>Add to Watchlist</w:t>
       </w:r>
+      <w:bookmarkEnd w:id="8"/>
     </w:p>
     <w:tbl>
       <w:tblPr>
@@ -13841,6 +14164,7 @@
           <w:szCs w:val="52"/>
         </w:rPr>
       </w:pPr>
+      <w:bookmarkStart w:id="9" w:name="_Toc199513701"/>
       <w:r>
         <w:rPr>
           <w:sz w:val="52"/>
@@ -13849,6 +14173,7 @@
         <w:lastRenderedPageBreak/>
         <w:t>Mark as Watched</w:t>
       </w:r>
+      <w:bookmarkEnd w:id="9"/>
     </w:p>
     <w:tbl>
       <w:tblPr>
@@ -15634,6 +15959,7 @@
           <w:lang w:val="el-GR"/>
         </w:rPr>
       </w:pPr>
+      <w:bookmarkStart w:id="10" w:name="_Toc199513702"/>
       <w:r>
         <w:rPr>
           <w:sz w:val="52"/>
@@ -15643,6 +15969,7 @@
         <w:lastRenderedPageBreak/>
         <w:t>Προβολή Ειδοποιήσεων</w:t>
       </w:r>
+      <w:bookmarkEnd w:id="10"/>
     </w:p>
     <w:tbl>
       <w:tblPr>
@@ -17907,6 +18234,7 @@
           <w:lang w:val="el-GR"/>
         </w:rPr>
       </w:pPr>
+      <w:bookmarkStart w:id="11" w:name="_Toc199513703"/>
       <w:r>
         <w:rPr>
           <w:sz w:val="52"/>
@@ -17916,6 +18244,7 @@
         <w:lastRenderedPageBreak/>
         <w:t>Προβολή Προφίλ</w:t>
       </w:r>
+      <w:bookmarkEnd w:id="11"/>
     </w:p>
     <w:p>
       <w:pPr>
@@ -21209,12 +21538,6 @@
         <w:br/>
       </w:r>
       <w:r>
-        <w:br/>
-      </w:r>
-      <w:r>
-        <w:br/>
-      </w:r>
-      <w:r>
         <w:rPr>
           <w:sz w:val="52"/>
           <w:szCs w:val="52"/>
@@ -21222,6 +21545,7 @@
         </w:rPr>
         <w:t xml:space="preserve"> </w:t>
       </w:r>
+      <w:bookmarkStart w:id="12" w:name="_Toc199513704"/>
       <w:r>
         <w:rPr>
           <w:sz w:val="52"/>
@@ -21237,6 +21561,7 @@
         </w:rPr>
         <w:t>Watchlist</w:t>
       </w:r>
+      <w:bookmarkEnd w:id="12"/>
     </w:p>
     <w:tbl>
       <w:tblPr>
@@ -21812,13 +22137,596 @@
         </w:tc>
       </w:tr>
     </w:tbl>
+    <w:tbl>
+      <w:tblPr>
+        <w:tblStyle w:val="GridTable4-Accent1"/>
+        <w:tblpPr w:leftFromText="180" w:rightFromText="180" w:vertAnchor="text" w:horzAnchor="margin" w:tblpXSpec="center" w:tblpY="-719"/>
+        <w:tblW w:w="12186" w:type="dxa"/>
+        <w:tblLayout w:type="fixed"/>
+        <w:tblLook w:val="04A0" w:firstRow="1" w:lastRow="0" w:firstColumn="1" w:lastColumn="0" w:noHBand="0" w:noVBand="1"/>
+      </w:tblPr>
+      <w:tblGrid>
+        <w:gridCol w:w="2193"/>
+        <w:gridCol w:w="1556"/>
+        <w:gridCol w:w="1745"/>
+        <w:gridCol w:w="1671"/>
+        <w:gridCol w:w="1728"/>
+        <w:gridCol w:w="1832"/>
+        <w:gridCol w:w="1461"/>
+      </w:tblGrid>
+      <w:tr>
+        <w:trPr>
+          <w:cnfStyle w:val="100000000000" w:firstRow="1" w:lastRow="0" w:firstColumn="0" w:lastColumn="0" w:oddVBand="0" w:evenVBand="0" w:oddHBand="0" w:evenHBand="0" w:firstRowFirstColumn="0" w:firstRowLastColumn="0" w:lastRowFirstColumn="0" w:lastRowLastColumn="0"/>
+          <w:trHeight w:val="222"/>
+        </w:trPr>
+        <w:tc>
+          <w:tcPr>
+            <w:cnfStyle w:val="001000000000" w:firstRow="0" w:lastRow="0" w:firstColumn="1" w:lastColumn="0" w:oddVBand="0" w:evenVBand="0" w:oddHBand="0" w:evenHBand="0" w:firstRowFirstColumn="0" w:firstRowLastColumn="0" w:lastRowFirstColumn="0" w:lastRowLastColumn="0"/>
+            <w:tcW w:w="2193" w:type="dxa"/>
+          </w:tcPr>
+          <w:p>
+            <w:pPr>
+              <w:jc w:val="center"/>
+              <w:rPr>
+                <w:color w:val="auto"/>
+                <w:lang w:val="el-GR"/>
+              </w:rPr>
+            </w:pPr>
+            <w:r>
+              <w:lastRenderedPageBreak/>
+              <w:t>Test</w:t>
+            </w:r>
+            <w:r>
+              <w:rPr>
+                <w:lang w:val="el-GR"/>
+              </w:rPr>
+              <w:t xml:space="preserve"> </w:t>
+            </w:r>
+            <w:r>
+              <w:t>Case</w:t>
+            </w:r>
+            <w:r>
+              <w:rPr>
+                <w:lang w:val="el-GR"/>
+              </w:rPr>
+              <w:t xml:space="preserve"> </w:t>
+            </w:r>
+            <w:r>
+              <w:t>ID</w:t>
+            </w:r>
+          </w:p>
+        </w:tc>
+        <w:tc>
+          <w:tcPr>
+            <w:tcW w:w="1556" w:type="dxa"/>
+          </w:tcPr>
+          <w:p>
+            <w:pPr>
+              <w:cnfStyle w:val="100000000000" w:firstRow="1" w:lastRow="0" w:firstColumn="0" w:lastColumn="0" w:oddVBand="0" w:evenVBand="0" w:oddHBand="0" w:evenHBand="0" w:firstRowFirstColumn="0" w:firstRowLastColumn="0" w:lastRowFirstColumn="0" w:lastRowLastColumn="0"/>
+              <w:rPr>
+                <w:lang w:val="el-GR"/>
+              </w:rPr>
+            </w:pPr>
+            <w:r>
+              <w:rPr>
+                <w:lang w:val="el-GR"/>
+              </w:rPr>
+              <w:t>Περιγραφή</w:t>
+            </w:r>
+          </w:p>
+        </w:tc>
+        <w:tc>
+          <w:tcPr>
+            <w:tcW w:w="1745" w:type="dxa"/>
+          </w:tcPr>
+          <w:p>
+            <w:pPr>
+              <w:cnfStyle w:val="100000000000" w:firstRow="1" w:lastRow="0" w:firstColumn="0" w:lastColumn="0" w:oddVBand="0" w:evenVBand="0" w:oddHBand="0" w:evenHBand="0" w:firstRowFirstColumn="0" w:firstRowLastColumn="0" w:lastRowFirstColumn="0" w:lastRowLastColumn="0"/>
+              <w:rPr>
+                <w:lang w:val="el-GR"/>
+              </w:rPr>
+            </w:pPr>
+            <w:r>
+              <w:rPr>
+                <w:lang w:val="el-GR"/>
+              </w:rPr>
+              <w:t>Προϋπόθεση</w:t>
+            </w:r>
+          </w:p>
+        </w:tc>
+        <w:tc>
+          <w:tcPr>
+            <w:tcW w:w="1671" w:type="dxa"/>
+          </w:tcPr>
+          <w:p>
+            <w:pPr>
+              <w:cnfStyle w:val="100000000000" w:firstRow="1" w:lastRow="0" w:firstColumn="0" w:lastColumn="0" w:oddVBand="0" w:evenVBand="0" w:oddHBand="0" w:evenHBand="0" w:firstRowFirstColumn="0" w:firstRowLastColumn="0" w:lastRowFirstColumn="0" w:lastRowLastColumn="0"/>
+              <w:rPr>
+                <w:lang w:val="el-GR"/>
+              </w:rPr>
+            </w:pPr>
+            <w:r>
+              <w:rPr>
+                <w:lang w:val="el-GR"/>
+              </w:rPr>
+              <w:t>Βήματα Testing</w:t>
+            </w:r>
+          </w:p>
+        </w:tc>
+        <w:tc>
+          <w:tcPr>
+            <w:tcW w:w="1728" w:type="dxa"/>
+          </w:tcPr>
+          <w:p>
+            <w:pPr>
+              <w:cnfStyle w:val="100000000000" w:firstRow="1" w:lastRow="0" w:firstColumn="0" w:lastColumn="0" w:oddVBand="0" w:evenVBand="0" w:oddHBand="0" w:evenHBand="0" w:firstRowFirstColumn="0" w:firstRowLastColumn="0" w:lastRowFirstColumn="0" w:lastRowLastColumn="0"/>
+              <w:rPr>
+                <w:lang w:val="el-GR"/>
+              </w:rPr>
+            </w:pPr>
+            <w:r>
+              <w:rPr>
+                <w:lang w:val="el-GR"/>
+              </w:rPr>
+              <w:t>Αναμενόμενο Αποτέλεσμα</w:t>
+            </w:r>
+          </w:p>
+        </w:tc>
+        <w:tc>
+          <w:tcPr>
+            <w:tcW w:w="1832" w:type="dxa"/>
+          </w:tcPr>
+          <w:p>
+            <w:pPr>
+              <w:cnfStyle w:val="100000000000" w:firstRow="1" w:lastRow="0" w:firstColumn="0" w:lastColumn="0" w:oddVBand="0" w:evenVBand="0" w:oddHBand="0" w:evenHBand="0" w:firstRowFirstColumn="0" w:firstRowLastColumn="0" w:lastRowFirstColumn="0" w:lastRowLastColumn="0"/>
+              <w:rPr>
+                <w:lang w:val="el-GR"/>
+              </w:rPr>
+            </w:pPr>
+            <w:r>
+              <w:rPr>
+                <w:lang w:val="el-GR"/>
+              </w:rPr>
+              <w:t>Πραγματικά Αποτελέσματα</w:t>
+            </w:r>
+          </w:p>
+        </w:tc>
+        <w:tc>
+          <w:tcPr>
+            <w:tcW w:w="1461" w:type="dxa"/>
+          </w:tcPr>
+          <w:p>
+            <w:pPr>
+              <w:cnfStyle w:val="100000000000" w:firstRow="1" w:lastRow="0" w:firstColumn="0" w:lastColumn="0" w:oddVBand="0" w:evenVBand="0" w:oddHBand="0" w:evenHBand="0" w:firstRowFirstColumn="0" w:firstRowLastColumn="0" w:lastRowFirstColumn="0" w:lastRowLastColumn="0"/>
+              <w:rPr>
+                <w:lang w:val="el-GR"/>
+              </w:rPr>
+            </w:pPr>
+            <w:r>
+              <w:rPr>
+                <w:lang w:val="el-GR"/>
+              </w:rPr>
+              <w:t>Κατάσταση</w:t>
+            </w:r>
+          </w:p>
+        </w:tc>
+      </w:tr>
+      <w:tr>
+        <w:trPr>
+          <w:cnfStyle w:val="000000100000" w:firstRow="0" w:lastRow="0" w:firstColumn="0" w:lastColumn="0" w:oddVBand="0" w:evenVBand="0" w:oddHBand="1" w:evenHBand="0" w:firstRowFirstColumn="0" w:firstRowLastColumn="0" w:lastRowFirstColumn="0" w:lastRowLastColumn="0"/>
+          <w:trHeight w:val="3748"/>
+        </w:trPr>
+        <w:tc>
+          <w:tcPr>
+            <w:cnfStyle w:val="001000000000" w:firstRow="0" w:lastRow="0" w:firstColumn="1" w:lastColumn="0" w:oddVBand="0" w:evenVBand="0" w:oddHBand="0" w:evenHBand="0" w:firstRowFirstColumn="0" w:firstRowLastColumn="0" w:lastRowFirstColumn="0" w:lastRowLastColumn="0"/>
+            <w:tcW w:w="2193" w:type="dxa"/>
+            <w:tcBorders>
+              <w:bottom w:val="nil"/>
+            </w:tcBorders>
+          </w:tcPr>
+          <w:p>
+            <w:pPr>
+              <w:ind w:left="720" w:hanging="720"/>
+              <w:jc w:val="center"/>
+              <w:rPr>
+                <w:sz w:val="20"/>
+                <w:szCs w:val="20"/>
+                <w:lang w:val="el-GR"/>
+              </w:rPr>
+            </w:pPr>
+            <w:r>
+              <w:rPr>
+                <w:sz w:val="20"/>
+                <w:szCs w:val="20"/>
+              </w:rPr>
+              <w:t>TC_</w:t>
+            </w:r>
+            <w:r>
+              <w:rPr>
+                <w:sz w:val="20"/>
+                <w:szCs w:val="20"/>
+              </w:rPr>
+              <w:t>ViewWatchlist</w:t>
+            </w:r>
+            <w:r>
+              <w:rPr>
+                <w:sz w:val="20"/>
+                <w:szCs w:val="20"/>
+              </w:rPr>
+              <w:t>_0</w:t>
+            </w:r>
+            <w:r>
+              <w:rPr>
+                <w:sz w:val="20"/>
+                <w:szCs w:val="20"/>
+                <w:lang w:val="el-GR"/>
+              </w:rPr>
+              <w:t>2</w:t>
+            </w:r>
+          </w:p>
+        </w:tc>
+        <w:tc>
+          <w:tcPr>
+            <w:tcW w:w="1556" w:type="dxa"/>
+            <w:tcBorders>
+              <w:bottom w:val="nil"/>
+            </w:tcBorders>
+          </w:tcPr>
+          <w:p>
+            <w:pPr>
+              <w:cnfStyle w:val="000000100000" w:firstRow="0" w:lastRow="0" w:firstColumn="0" w:lastColumn="0" w:oddVBand="0" w:evenVBand="0" w:oddHBand="1" w:evenHBand="0" w:firstRowFirstColumn="0" w:firstRowLastColumn="0" w:lastRowFirstColumn="0" w:lastRowLastColumn="0"/>
+              <w:rPr>
+                <w:sz w:val="20"/>
+                <w:szCs w:val="20"/>
+                <w:lang w:val="el-GR"/>
+              </w:rPr>
+            </w:pPr>
+            <w:r>
+              <w:rPr>
+                <w:sz w:val="20"/>
+                <w:szCs w:val="20"/>
+                <w:lang w:val="el-GR"/>
+              </w:rPr>
+              <w:t xml:space="preserve">Προβολή </w:t>
+            </w:r>
+            <w:r>
+              <w:rPr>
+                <w:sz w:val="20"/>
+                <w:szCs w:val="20"/>
+              </w:rPr>
+              <w:t>Watchlist</w:t>
+            </w:r>
+            <w:r>
+              <w:rPr>
+                <w:sz w:val="20"/>
+                <w:szCs w:val="20"/>
+                <w:lang w:val="el-GR"/>
+              </w:rPr>
+              <w:t xml:space="preserve"> </w:t>
+            </w:r>
+            <w:r>
+              <w:rPr>
+                <w:sz w:val="20"/>
+                <w:szCs w:val="20"/>
+                <w:lang w:val="el-GR"/>
+              </w:rPr>
+              <w:t>του</w:t>
+            </w:r>
+            <w:r>
+              <w:rPr>
+                <w:sz w:val="20"/>
+                <w:szCs w:val="20"/>
+                <w:lang w:val="el-GR"/>
+              </w:rPr>
+              <w:t xml:space="preserve"> </w:t>
+            </w:r>
+            <w:r>
+              <w:rPr>
+                <w:sz w:val="20"/>
+                <w:szCs w:val="20"/>
+                <w:lang w:val="el-GR"/>
+              </w:rPr>
+              <w:t xml:space="preserve">χρήστη όταν δεν υπάρχει </w:t>
+            </w:r>
+            <w:r>
+              <w:rPr>
+                <w:sz w:val="20"/>
+                <w:szCs w:val="20"/>
+              </w:rPr>
+              <w:t>watchlist</w:t>
+            </w:r>
+          </w:p>
+        </w:tc>
+        <w:tc>
+          <w:tcPr>
+            <w:tcW w:w="1745" w:type="dxa"/>
+            <w:tcBorders>
+              <w:bottom w:val="nil"/>
+            </w:tcBorders>
+          </w:tcPr>
+          <w:p>
+            <w:pPr>
+              <w:cnfStyle w:val="000000100000" w:firstRow="0" w:lastRow="0" w:firstColumn="0" w:lastColumn="0" w:oddVBand="0" w:evenVBand="0" w:oddHBand="1" w:evenHBand="0" w:firstRowFirstColumn="0" w:firstRowLastColumn="0" w:lastRowFirstColumn="0" w:lastRowLastColumn="0"/>
+              <w:rPr>
+                <w:sz w:val="20"/>
+                <w:szCs w:val="20"/>
+                <w:lang w:val="el-GR"/>
+              </w:rPr>
+            </w:pPr>
+            <w:r>
+              <w:rPr>
+                <w:sz w:val="20"/>
+                <w:szCs w:val="20"/>
+                <w:lang w:val="el-GR"/>
+              </w:rPr>
+              <w:t>1. Ο χρήστης είναι ήδη συνδεδεμένος στο σύστημα</w:t>
+            </w:r>
+          </w:p>
+          <w:p>
+            <w:pPr>
+              <w:cnfStyle w:val="000000100000" w:firstRow="0" w:lastRow="0" w:firstColumn="0" w:lastColumn="0" w:oddVBand="0" w:evenVBand="0" w:oddHBand="1" w:evenHBand="0" w:firstRowFirstColumn="0" w:firstRowLastColumn="0" w:lastRowFirstColumn="0" w:lastRowLastColumn="0"/>
+              <w:rPr>
+                <w:sz w:val="20"/>
+                <w:szCs w:val="20"/>
+                <w:lang w:val="el-GR"/>
+              </w:rPr>
+            </w:pPr>
+          </w:p>
+          <w:p>
+            <w:pPr>
+              <w:cnfStyle w:val="000000100000" w:firstRow="0" w:lastRow="0" w:firstColumn="0" w:lastColumn="0" w:oddVBand="0" w:evenVBand="0" w:oddHBand="1" w:evenHBand="0" w:firstRowFirstColumn="0" w:firstRowLastColumn="0" w:lastRowFirstColumn="0" w:lastRowLastColumn="0"/>
+              <w:rPr>
+                <w:sz w:val="20"/>
+                <w:szCs w:val="20"/>
+                <w:lang w:val="el-GR"/>
+              </w:rPr>
+            </w:pPr>
+            <w:r>
+              <w:rPr>
+                <w:sz w:val="20"/>
+                <w:szCs w:val="20"/>
+                <w:lang w:val="el-GR"/>
+              </w:rPr>
+              <w:t xml:space="preserve">2. Ο χρήστης βρίσκεται στην οθόνη προβολής </w:t>
+            </w:r>
+            <w:r>
+              <w:rPr>
+                <w:sz w:val="20"/>
+                <w:szCs w:val="20"/>
+              </w:rPr>
+              <w:t>watchlist</w:t>
+            </w:r>
+          </w:p>
+        </w:tc>
+        <w:tc>
+          <w:tcPr>
+            <w:tcW w:w="1671" w:type="dxa"/>
+            <w:tcBorders>
+              <w:bottom w:val="nil"/>
+            </w:tcBorders>
+          </w:tcPr>
+          <w:p>
+            <w:pPr>
+              <w:cnfStyle w:val="000000100000" w:firstRow="0" w:lastRow="0" w:firstColumn="0" w:lastColumn="0" w:oddVBand="0" w:evenVBand="0" w:oddHBand="1" w:evenHBand="0" w:firstRowFirstColumn="0" w:firstRowLastColumn="0" w:lastRowFirstColumn="0" w:lastRowLastColumn="0"/>
+              <w:rPr>
+                <w:sz w:val="20"/>
+                <w:szCs w:val="20"/>
+                <w:lang w:val="el-GR"/>
+              </w:rPr>
+            </w:pPr>
+            <w:r>
+              <w:rPr>
+                <w:sz w:val="20"/>
+                <w:szCs w:val="20"/>
+                <w:lang w:val="el-GR"/>
+              </w:rPr>
+              <w:t xml:space="preserve">1. Ο χρήστης </w:t>
+            </w:r>
+            <w:r>
+              <w:rPr>
+                <w:sz w:val="20"/>
+                <w:szCs w:val="20"/>
+                <w:lang w:val="el-GR"/>
+              </w:rPr>
+              <w:t xml:space="preserve">επιλέγει ένα </w:t>
+            </w:r>
+            <w:r>
+              <w:rPr>
+                <w:sz w:val="20"/>
+                <w:szCs w:val="20"/>
+              </w:rPr>
+              <w:t>watchlist</w:t>
+            </w:r>
+            <w:r>
+              <w:rPr>
+                <w:sz w:val="20"/>
+                <w:szCs w:val="20"/>
+                <w:lang w:val="el-GR"/>
+              </w:rPr>
+              <w:t xml:space="preserve"> </w:t>
+            </w:r>
+            <w:r>
+              <w:rPr>
+                <w:sz w:val="20"/>
+                <w:szCs w:val="20"/>
+                <w:lang w:val="el-GR"/>
+              </w:rPr>
+              <w:t>από το κουμπί «</w:t>
+            </w:r>
+            <w:r>
+              <w:rPr>
+                <w:sz w:val="20"/>
+                <w:szCs w:val="20"/>
+              </w:rPr>
+              <w:t>choose</w:t>
+            </w:r>
+            <w:r>
+              <w:rPr>
+                <w:sz w:val="20"/>
+                <w:szCs w:val="20"/>
+                <w:lang w:val="el-GR"/>
+              </w:rPr>
+              <w:t xml:space="preserve"> </w:t>
+            </w:r>
+            <w:r>
+              <w:rPr>
+                <w:sz w:val="20"/>
+                <w:szCs w:val="20"/>
+              </w:rPr>
+              <w:t>watchlist</w:t>
+            </w:r>
+            <w:r>
+              <w:rPr>
+                <w:sz w:val="20"/>
+                <w:szCs w:val="20"/>
+                <w:lang w:val="el-GR"/>
+              </w:rPr>
+              <w:t>”</w:t>
+            </w:r>
+          </w:p>
+          <w:p>
+            <w:pPr>
+              <w:cnfStyle w:val="000000100000" w:firstRow="0" w:lastRow="0" w:firstColumn="0" w:lastColumn="0" w:oddVBand="0" w:evenVBand="0" w:oddHBand="1" w:evenHBand="0" w:firstRowFirstColumn="0" w:firstRowLastColumn="0" w:lastRowFirstColumn="0" w:lastRowLastColumn="0"/>
+              <w:rPr>
+                <w:sz w:val="20"/>
+                <w:szCs w:val="20"/>
+                <w:lang w:val="el-GR"/>
+              </w:rPr>
+            </w:pPr>
+          </w:p>
+          <w:p>
+            <w:pPr>
+              <w:cnfStyle w:val="000000100000" w:firstRow="0" w:lastRow="0" w:firstColumn="0" w:lastColumn="0" w:oddVBand="0" w:evenVBand="0" w:oddHBand="1" w:evenHBand="0" w:firstRowFirstColumn="0" w:firstRowLastColumn="0" w:lastRowFirstColumn="0" w:lastRowLastColumn="0"/>
+              <w:rPr>
+                <w:sz w:val="20"/>
+                <w:szCs w:val="20"/>
+                <w:lang w:val="el-GR"/>
+              </w:rPr>
+            </w:pPr>
+          </w:p>
+        </w:tc>
+        <w:tc>
+          <w:tcPr>
+            <w:tcW w:w="1728" w:type="dxa"/>
+            <w:tcBorders>
+              <w:bottom w:val="nil"/>
+            </w:tcBorders>
+          </w:tcPr>
+          <w:p>
+            <w:pPr>
+              <w:cnfStyle w:val="000000100000" w:firstRow="0" w:lastRow="0" w:firstColumn="0" w:lastColumn="0" w:oddVBand="0" w:evenVBand="0" w:oddHBand="1" w:evenHBand="0" w:firstRowFirstColumn="0" w:firstRowLastColumn="0" w:lastRowFirstColumn="0" w:lastRowLastColumn="0"/>
+              <w:rPr>
+                <w:sz w:val="20"/>
+                <w:szCs w:val="20"/>
+                <w:lang w:val="el-GR"/>
+              </w:rPr>
+            </w:pPr>
+            <w:r>
+              <w:rPr>
+                <w:sz w:val="20"/>
+                <w:szCs w:val="20"/>
+                <w:lang w:val="el-GR"/>
+              </w:rPr>
+              <w:t xml:space="preserve">Εμφανίζεται  ενημερωτικό  μήνυμα για την μη ύπαρξη </w:t>
+            </w:r>
+            <w:r>
+              <w:rPr>
+                <w:sz w:val="20"/>
+                <w:szCs w:val="20"/>
+              </w:rPr>
+              <w:t>watchlist</w:t>
+            </w:r>
+            <w:r>
+              <w:rPr>
+                <w:sz w:val="20"/>
+                <w:szCs w:val="20"/>
+                <w:lang w:val="el-GR"/>
+              </w:rPr>
+              <w:t>.</w:t>
+            </w:r>
+          </w:p>
+        </w:tc>
+        <w:tc>
+          <w:tcPr>
+            <w:tcW w:w="1832" w:type="dxa"/>
+            <w:tcBorders>
+              <w:bottom w:val="nil"/>
+            </w:tcBorders>
+          </w:tcPr>
+          <w:p>
+            <w:pPr>
+              <w:cnfStyle w:val="000000100000" w:firstRow="0" w:lastRow="0" w:firstColumn="0" w:lastColumn="0" w:oddVBand="0" w:evenVBand="0" w:oddHBand="1" w:evenHBand="0" w:firstRowFirstColumn="0" w:firstRowLastColumn="0" w:lastRowFirstColumn="0" w:lastRowLastColumn="0"/>
+              <w:rPr>
+                <w:sz w:val="20"/>
+                <w:szCs w:val="20"/>
+                <w:lang w:val="el-GR"/>
+              </w:rPr>
+            </w:pPr>
+            <w:r>
+              <w:rPr>
+                <w:sz w:val="20"/>
+                <w:szCs w:val="20"/>
+                <w:lang w:val="el-GR"/>
+              </w:rPr>
+              <w:t xml:space="preserve">Δεν εμφανίζεται  ενημερωτικό  μήνυμα για την μη ύπαρξη </w:t>
+            </w:r>
+            <w:r>
+              <w:rPr>
+                <w:sz w:val="20"/>
+                <w:szCs w:val="20"/>
+              </w:rPr>
+              <w:t>watchlist</w:t>
+            </w:r>
+            <w:r>
+              <w:rPr>
+                <w:sz w:val="20"/>
+                <w:szCs w:val="20"/>
+                <w:lang w:val="el-GR"/>
+              </w:rPr>
+              <w:t>.</w:t>
+            </w:r>
+          </w:p>
+        </w:tc>
+        <w:tc>
+          <w:tcPr>
+            <w:tcW w:w="1461" w:type="dxa"/>
+            <w:tcBorders>
+              <w:bottom w:val="nil"/>
+            </w:tcBorders>
+          </w:tcPr>
+          <w:p>
+            <w:pPr>
+              <w:cnfStyle w:val="000000100000" w:firstRow="0" w:lastRow="0" w:firstColumn="0" w:lastColumn="0" w:oddVBand="0" w:evenVBand="0" w:oddHBand="1" w:evenHBand="0" w:firstRowFirstColumn="0" w:firstRowLastColumn="0" w:lastRowFirstColumn="0" w:lastRowLastColumn="0"/>
+              <w:rPr>
+                <w:sz w:val="20"/>
+                <w:szCs w:val="20"/>
+              </w:rPr>
+            </w:pPr>
+            <w:r>
+              <w:rPr>
+                <w:sz w:val="20"/>
+                <w:szCs w:val="20"/>
+              </w:rPr>
+              <w:t>Fail</w:t>
+            </w:r>
+            <w:r>
+              <w:rPr>
+                <w:rFonts w:ascii="Apple Color Emoji" w:hAnsi="Apple Color Emoji"/>
+                <w:sz w:val="20"/>
+                <w:szCs w:val="20"/>
+              </w:rPr>
+              <w:t>❌</w:t>
+            </w:r>
+          </w:p>
+        </w:tc>
+      </w:tr>
+    </w:tbl>
     <w:p>
       <w:pPr>
         <w:pStyle w:val="Heading1"/>
         <w:rPr>
           <w:sz w:val="52"/>
           <w:szCs w:val="52"/>
-          <w:lang w:val="el-GR"/>
         </w:rPr>
       </w:pPr>
       <w:r>
@@ -21827,9 +22735,32 @@
           <w:szCs w:val="52"/>
           <w:lang w:val="el-GR"/>
         </w:rPr>
-        <w:lastRenderedPageBreak/>
         <w:br/>
       </w:r>
+      <w:bookmarkStart w:id="13" w:name="_Toc199513705"/>
+      <w:r>
+        <w:rPr>
+          <w:sz w:val="52"/>
+          <w:szCs w:val="52"/>
+        </w:rPr>
+        <w:t>Create and edit</w:t>
+      </w:r>
+      <w:r>
+        <w:rPr>
+          <w:sz w:val="52"/>
+          <w:szCs w:val="52"/>
+          <w:lang w:val="el-GR"/>
+        </w:rPr>
+        <w:t xml:space="preserve"> </w:t>
+      </w:r>
+      <w:r>
+        <w:rPr>
+          <w:sz w:val="52"/>
+          <w:szCs w:val="52"/>
+        </w:rPr>
+        <w:t>Watchlist</w:t>
+      </w:r>
+      <w:bookmarkEnd w:id="13"/>
     </w:p>
     <w:tbl>
       <w:tblPr>
@@ -22007,7 +22938,7 @@
       <w:tr>
         <w:trPr>
           <w:cnfStyle w:val="000000100000" w:firstRow="0" w:lastRow="0" w:firstColumn="0" w:lastColumn="0" w:oddVBand="0" w:evenVBand="0" w:oddHBand="1" w:evenHBand="0" w:firstRowFirstColumn="0" w:firstRowLastColumn="0" w:lastRowFirstColumn="0" w:lastRowLastColumn="0"/>
-          <w:trHeight w:val="3748"/>
+          <w:trHeight w:val="3590"/>
         </w:trPr>
         <w:tc>
           <w:tcPr>
@@ -22024,9 +22955,9 @@
               <w:rPr>
                 <w:sz w:val="20"/>
                 <w:szCs w:val="20"/>
-                <w:lang w:val="el-GR"/>
-              </w:rPr>
-            </w:pPr>
+              </w:rPr>
+            </w:pPr>
+            <w:proofErr w:type="spellStart"/>
             <w:r>
               <w:rPr>
                 <w:sz w:val="20"/>
@@ -22039,7 +22970,15 @@
                 <w:sz w:val="20"/>
                 <w:szCs w:val="20"/>
               </w:rPr>
-              <w:t>ViewWatchlist</w:t>
+              <w:t>CreateEditWatchlist</w:t>
+            </w:r>
+            <w:proofErr w:type="spellEnd"/>
+            <w:r>
+              <w:rPr>
+                <w:sz w:val="20"/>
+                <w:szCs w:val="20"/>
+              </w:rPr>
+              <w:t xml:space="preserve"> </w:t>
             </w:r>
             <w:r>
               <w:rPr>
@@ -22052,9 +22991,8 @@
               <w:rPr>
                 <w:sz w:val="20"/>
                 <w:szCs w:val="20"/>
-                <w:lang w:val="el-GR"/>
-              </w:rPr>
-              <w:t>2</w:t>
+              </w:rPr>
+              <w:t>1</w:t>
             </w:r>
           </w:p>
         </w:tc>
@@ -22071,15 +23009,141 @@
               <w:rPr>
                 <w:sz w:val="20"/>
                 <w:szCs w:val="20"/>
-              </w:rPr>
-            </w:pPr>
-            <w:r>
-              <w:rPr>
-                <w:sz w:val="20"/>
-                <w:szCs w:val="20"/>
-                <w:lang w:val="el-GR"/>
-              </w:rPr>
-              <w:t>Προβολή</w:t>
+                <w:lang w:val="el-GR"/>
+              </w:rPr>
+            </w:pPr>
+            <w:r>
+              <w:rPr>
+                <w:sz w:val="20"/>
+                <w:szCs w:val="20"/>
+                <w:lang w:val="el-GR"/>
+              </w:rPr>
+              <w:t xml:space="preserve">Δημιουργία </w:t>
+            </w:r>
+            <w:r>
+              <w:rPr>
+                <w:sz w:val="20"/>
+                <w:szCs w:val="20"/>
+              </w:rPr>
+              <w:t xml:space="preserve">watchlist </w:t>
+            </w:r>
+            <w:r>
+              <w:rPr>
+                <w:sz w:val="20"/>
+                <w:szCs w:val="20"/>
+                <w:lang w:val="el-GR"/>
+              </w:rPr>
+              <w:t>του χρήστη</w:t>
+            </w:r>
+          </w:p>
+        </w:tc>
+        <w:tc>
+          <w:tcPr>
+            <w:tcW w:w="1745" w:type="dxa"/>
+            <w:tcBorders>
+              <w:bottom w:val="nil"/>
+            </w:tcBorders>
+          </w:tcPr>
+          <w:p>
+            <w:pPr>
+              <w:cnfStyle w:val="000000100000" w:firstRow="0" w:lastRow="0" w:firstColumn="0" w:lastColumn="0" w:oddVBand="0" w:evenVBand="0" w:oddHBand="1" w:evenHBand="0" w:firstRowFirstColumn="0" w:firstRowLastColumn="0" w:lastRowFirstColumn="0" w:lastRowLastColumn="0"/>
+              <w:rPr>
+                <w:sz w:val="20"/>
+                <w:szCs w:val="20"/>
+                <w:lang w:val="el-GR"/>
+              </w:rPr>
+            </w:pPr>
+            <w:r>
+              <w:rPr>
+                <w:sz w:val="20"/>
+                <w:szCs w:val="20"/>
+                <w:lang w:val="el-GR"/>
+              </w:rPr>
+              <w:t>1. Ο χρήστης είναι ήδη συνδεδεμένος στο σύστημα</w:t>
+            </w:r>
+          </w:p>
+          <w:p>
+            <w:pPr>
+              <w:cnfStyle w:val="000000100000" w:firstRow="0" w:lastRow="0" w:firstColumn="0" w:lastColumn="0" w:oddVBand="0" w:evenVBand="0" w:oddHBand="1" w:evenHBand="0" w:firstRowFirstColumn="0" w:firstRowLastColumn="0" w:lastRowFirstColumn="0" w:lastRowLastColumn="0"/>
+              <w:rPr>
+                <w:sz w:val="20"/>
+                <w:szCs w:val="20"/>
+                <w:lang w:val="el-GR"/>
+              </w:rPr>
+            </w:pPr>
+          </w:p>
+          <w:p>
+            <w:pPr>
+              <w:cnfStyle w:val="000000100000" w:firstRow="0" w:lastRow="0" w:firstColumn="0" w:lastColumn="0" w:oddVBand="0" w:evenVBand="0" w:oddHBand="1" w:evenHBand="0" w:firstRowFirstColumn="0" w:firstRowLastColumn="0" w:lastRowFirstColumn="0" w:lastRowLastColumn="0"/>
+              <w:rPr>
+                <w:sz w:val="20"/>
+                <w:szCs w:val="20"/>
+                <w:lang w:val="el-GR"/>
+              </w:rPr>
+            </w:pPr>
+            <w:r>
+              <w:rPr>
+                <w:sz w:val="20"/>
+                <w:szCs w:val="20"/>
+                <w:lang w:val="el-GR"/>
+              </w:rPr>
+              <w:t xml:space="preserve">2. Ο χρήστης βρίσκεται στην οθόνη προβολής </w:t>
+            </w:r>
+            <w:r>
+              <w:rPr>
+                <w:sz w:val="20"/>
+                <w:szCs w:val="20"/>
+              </w:rPr>
+              <w:t>watchlist</w:t>
+            </w:r>
+          </w:p>
+        </w:tc>
+        <w:tc>
+          <w:tcPr>
+            <w:tcW w:w="1671" w:type="dxa"/>
+            <w:tcBorders>
+              <w:bottom w:val="nil"/>
+            </w:tcBorders>
+          </w:tcPr>
+          <w:p>
+            <w:pPr>
+              <w:cnfStyle w:val="000000100000" w:firstRow="0" w:lastRow="0" w:firstColumn="0" w:lastColumn="0" w:oddVBand="0" w:evenVBand="0" w:oddHBand="1" w:evenHBand="0" w:firstRowFirstColumn="0" w:firstRowLastColumn="0" w:lastRowFirstColumn="0" w:lastRowLastColumn="0"/>
+              <w:rPr>
+                <w:sz w:val="20"/>
+                <w:szCs w:val="20"/>
+                <w:lang w:val="el-GR"/>
+              </w:rPr>
+            </w:pPr>
+            <w:r>
+              <w:rPr>
+                <w:sz w:val="20"/>
+                <w:szCs w:val="20"/>
+                <w:lang w:val="el-GR"/>
+              </w:rPr>
+              <w:t xml:space="preserve">1. Ο χρήστης </w:t>
+            </w:r>
+            <w:r>
+              <w:rPr>
+                <w:sz w:val="20"/>
+                <w:szCs w:val="20"/>
+                <w:lang w:val="el-GR"/>
+              </w:rPr>
+              <w:t xml:space="preserve">επιλέγει </w:t>
+            </w:r>
+            <w:r>
+              <w:rPr>
+                <w:sz w:val="20"/>
+                <w:szCs w:val="20"/>
+                <w:lang w:val="el-GR"/>
+              </w:rPr>
+              <w:t xml:space="preserve">να φτιάξει </w:t>
+            </w:r>
+            <w:r>
+              <w:rPr>
+                <w:sz w:val="20"/>
+                <w:szCs w:val="20"/>
+              </w:rPr>
+              <w:t>watchlist</w:t>
             </w:r>
             <w:r>
               <w:rPr>
@@ -22093,6 +23157,37 @@
               <w:rPr>
                 <w:sz w:val="20"/>
                 <w:szCs w:val="20"/>
+                <w:lang w:val="el-GR"/>
+              </w:rPr>
+              <w:t xml:space="preserve">με το </w:t>
+            </w:r>
+            <w:r>
+              <w:rPr>
+                <w:sz w:val="20"/>
+                <w:szCs w:val="20"/>
+                <w:lang w:val="el-GR"/>
+              </w:rPr>
+              <w:t>“</w:t>
+            </w:r>
+            <w:r>
+              <w:rPr>
+                <w:sz w:val="20"/>
+                <w:szCs w:val="20"/>
+              </w:rPr>
+              <w:t>Create</w:t>
+            </w:r>
+            <w:r>
+              <w:rPr>
+                <w:sz w:val="20"/>
+                <w:szCs w:val="20"/>
+                <w:lang w:val="el-GR"/>
+              </w:rPr>
+              <w:t xml:space="preserve"> </w:t>
+            </w:r>
+            <w:r>
+              <w:rPr>
+                <w:sz w:val="20"/>
+                <w:szCs w:val="20"/>
               </w:rPr>
               <w:t>Watchlist</w:t>
             </w:r>
@@ -22102,6 +23197,46 @@
                 <w:szCs w:val="20"/>
                 <w:lang w:val="el-GR"/>
               </w:rPr>
+              <w:t>”</w:t>
+            </w:r>
+            <w:r>
+              <w:rPr>
+                <w:sz w:val="20"/>
+                <w:szCs w:val="20"/>
+                <w:lang w:val="el-GR"/>
+              </w:rPr>
+              <w:br/>
+            </w:r>
+            <w:r>
+              <w:rPr>
+                <w:sz w:val="20"/>
+                <w:szCs w:val="20"/>
+                <w:lang w:val="el-GR"/>
+              </w:rPr>
+              <w:br/>
+              <w:t>2.</w:t>
+            </w:r>
+            <w:r>
+              <w:rPr>
+                <w:sz w:val="20"/>
+                <w:szCs w:val="20"/>
+                <w:lang w:val="el-GR"/>
+              </w:rPr>
+              <w:t xml:space="preserve">Ο χρήστης εισάγει το όνομα του </w:t>
+            </w:r>
+            <w:r>
+              <w:rPr>
+                <w:sz w:val="20"/>
+                <w:szCs w:val="20"/>
+              </w:rPr>
+              <w:t>watchlist</w:t>
+            </w:r>
+            <w:r>
+              <w:rPr>
+                <w:sz w:val="20"/>
+                <w:szCs w:val="20"/>
+                <w:lang w:val="el-GR"/>
+              </w:rPr>
               <w:t xml:space="preserve"> </w:t>
             </w:r>
             <w:r>
@@ -22110,7 +23245,60 @@
                 <w:szCs w:val="20"/>
                 <w:lang w:val="el-GR"/>
               </w:rPr>
-              <w:t>του</w:t>
+              <w:t>στο πεδίο</w:t>
+            </w:r>
+          </w:p>
+          <w:p>
+            <w:pPr>
+              <w:cnfStyle w:val="000000100000" w:firstRow="0" w:lastRow="0" w:firstColumn="0" w:lastColumn="0" w:oddVBand="0" w:evenVBand="0" w:oddHBand="1" w:evenHBand="0" w:firstRowFirstColumn="0" w:firstRowLastColumn="0" w:lastRowFirstColumn="0" w:lastRowLastColumn="0"/>
+              <w:rPr>
+                <w:sz w:val="20"/>
+                <w:szCs w:val="20"/>
+                <w:lang w:val="el-GR"/>
+              </w:rPr>
+            </w:pPr>
+          </w:p>
+          <w:p>
+            <w:pPr>
+              <w:cnfStyle w:val="000000100000" w:firstRow="0" w:lastRow="0" w:firstColumn="0" w:lastColumn="0" w:oddVBand="0" w:evenVBand="0" w:oddHBand="1" w:evenHBand="0" w:firstRowFirstColumn="0" w:firstRowLastColumn="0" w:lastRowFirstColumn="0" w:lastRowLastColumn="0"/>
+              <w:rPr>
+                <w:sz w:val="20"/>
+                <w:szCs w:val="20"/>
+                <w:lang w:val="el-GR"/>
+              </w:rPr>
+            </w:pPr>
+          </w:p>
+        </w:tc>
+        <w:tc>
+          <w:tcPr>
+            <w:tcW w:w="1728" w:type="dxa"/>
+            <w:tcBorders>
+              <w:bottom w:val="nil"/>
+            </w:tcBorders>
+          </w:tcPr>
+          <w:p>
+            <w:pPr>
+              <w:cnfStyle w:val="000000100000" w:firstRow="0" w:lastRow="0" w:firstColumn="0" w:lastColumn="0" w:oddVBand="0" w:evenVBand="0" w:oddHBand="1" w:evenHBand="0" w:firstRowFirstColumn="0" w:firstRowLastColumn="0" w:lastRowFirstColumn="0" w:lastRowLastColumn="0"/>
+              <w:rPr>
+                <w:sz w:val="20"/>
+                <w:szCs w:val="20"/>
+                <w:lang w:val="el-GR"/>
+              </w:rPr>
+            </w:pPr>
+            <w:r>
+              <w:rPr>
+                <w:sz w:val="20"/>
+                <w:szCs w:val="20"/>
+                <w:lang w:val="el-GR"/>
+              </w:rPr>
+              <w:t xml:space="preserve">Το </w:t>
+            </w:r>
+            <w:r>
+              <w:rPr>
+                <w:sz w:val="20"/>
+                <w:szCs w:val="20"/>
+              </w:rPr>
+              <w:t>watchlist</w:t>
             </w:r>
             <w:r>
               <w:rPr>
@@ -22126,15 +23314,49 @@
                 <w:szCs w:val="20"/>
                 <w:lang w:val="el-GR"/>
               </w:rPr>
-              <w:t>χρήστη</w:t>
-            </w:r>
-            <w:r>
-              <w:rPr>
-                <w:sz w:val="20"/>
-                <w:szCs w:val="20"/>
-                <w:lang w:val="el-GR"/>
-              </w:rPr>
-              <w:t xml:space="preserve"> όταν δεν υπάρχει </w:t>
+              <w:t xml:space="preserve">δημιουργείτε και μπορεί να </w:t>
+            </w:r>
+            <w:r>
+              <w:rPr>
+                <w:sz w:val="20"/>
+                <w:szCs w:val="20"/>
+                <w:lang w:val="el-GR"/>
+              </w:rPr>
+              <w:t xml:space="preserve">προβληθεί </w:t>
+            </w:r>
+            <w:r>
+              <w:rPr>
+                <w:sz w:val="20"/>
+                <w:szCs w:val="20"/>
+                <w:lang w:val="el-GR"/>
+              </w:rPr>
+              <w:t>από τον χρήστη.</w:t>
+            </w:r>
+          </w:p>
+        </w:tc>
+        <w:tc>
+          <w:tcPr>
+            <w:tcW w:w="1832" w:type="dxa"/>
+            <w:tcBorders>
+              <w:bottom w:val="nil"/>
+            </w:tcBorders>
+          </w:tcPr>
+          <w:p>
+            <w:pPr>
+              <w:cnfStyle w:val="000000100000" w:firstRow="0" w:lastRow="0" w:firstColumn="0" w:lastColumn="0" w:oddVBand="0" w:evenVBand="0" w:oddHBand="1" w:evenHBand="0" w:firstRowFirstColumn="0" w:firstRowLastColumn="0" w:lastRowFirstColumn="0" w:lastRowLastColumn="0"/>
+              <w:rPr>
+                <w:sz w:val="20"/>
+                <w:szCs w:val="20"/>
+                <w:lang w:val="el-GR"/>
+              </w:rPr>
+            </w:pPr>
+            <w:r>
+              <w:rPr>
+                <w:sz w:val="20"/>
+                <w:szCs w:val="20"/>
+                <w:lang w:val="el-GR"/>
+              </w:rPr>
+              <w:t xml:space="preserve">Το </w:t>
             </w:r>
             <w:r>
               <w:rPr>
@@ -22143,108 +23365,6 @@
               </w:rPr>
               <w:t>watchlist</w:t>
             </w:r>
-          </w:p>
-        </w:tc>
-        <w:tc>
-          <w:tcPr>
-            <w:tcW w:w="1745" w:type="dxa"/>
-            <w:tcBorders>
-              <w:bottom w:val="nil"/>
-            </w:tcBorders>
-          </w:tcPr>
-          <w:p>
-            <w:pPr>
-              <w:cnfStyle w:val="000000100000" w:firstRow="0" w:lastRow="0" w:firstColumn="0" w:lastColumn="0" w:oddVBand="0" w:evenVBand="0" w:oddHBand="1" w:evenHBand="0" w:firstRowFirstColumn="0" w:firstRowLastColumn="0" w:lastRowFirstColumn="0" w:lastRowLastColumn="0"/>
-              <w:rPr>
-                <w:sz w:val="20"/>
-                <w:szCs w:val="20"/>
-                <w:lang w:val="el-GR"/>
-              </w:rPr>
-            </w:pPr>
-            <w:r>
-              <w:rPr>
-                <w:sz w:val="20"/>
-                <w:szCs w:val="20"/>
-                <w:lang w:val="el-GR"/>
-              </w:rPr>
-              <w:t>1. Ο χρήστης είναι ήδη συνδεδεμένος στο σύστημα</w:t>
-            </w:r>
-          </w:p>
-          <w:p>
-            <w:pPr>
-              <w:cnfStyle w:val="000000100000" w:firstRow="0" w:lastRow="0" w:firstColumn="0" w:lastColumn="0" w:oddVBand="0" w:evenVBand="0" w:oddHBand="1" w:evenHBand="0" w:firstRowFirstColumn="0" w:firstRowLastColumn="0" w:lastRowFirstColumn="0" w:lastRowLastColumn="0"/>
-              <w:rPr>
-                <w:sz w:val="20"/>
-                <w:szCs w:val="20"/>
-                <w:lang w:val="el-GR"/>
-              </w:rPr>
-            </w:pPr>
-          </w:p>
-          <w:p>
-            <w:pPr>
-              <w:cnfStyle w:val="000000100000" w:firstRow="0" w:lastRow="0" w:firstColumn="0" w:lastColumn="0" w:oddVBand="0" w:evenVBand="0" w:oddHBand="1" w:evenHBand="0" w:firstRowFirstColumn="0" w:firstRowLastColumn="0" w:lastRowFirstColumn="0" w:lastRowLastColumn="0"/>
-              <w:rPr>
-                <w:sz w:val="20"/>
-                <w:szCs w:val="20"/>
-                <w:lang w:val="el-GR"/>
-              </w:rPr>
-            </w:pPr>
-            <w:r>
-              <w:rPr>
-                <w:sz w:val="20"/>
-                <w:szCs w:val="20"/>
-                <w:lang w:val="el-GR"/>
-              </w:rPr>
-              <w:t xml:space="preserve">2. Ο χρήστης βρίσκεται στην οθόνη προβολής </w:t>
-            </w:r>
-            <w:r>
-              <w:rPr>
-                <w:sz w:val="20"/>
-                <w:szCs w:val="20"/>
-              </w:rPr>
-              <w:t>watchlist</w:t>
-            </w:r>
-          </w:p>
-        </w:tc>
-        <w:tc>
-          <w:tcPr>
-            <w:tcW w:w="1671" w:type="dxa"/>
-            <w:tcBorders>
-              <w:bottom w:val="nil"/>
-            </w:tcBorders>
-          </w:tcPr>
-          <w:p>
-            <w:pPr>
-              <w:cnfStyle w:val="000000100000" w:firstRow="0" w:lastRow="0" w:firstColumn="0" w:lastColumn="0" w:oddVBand="0" w:evenVBand="0" w:oddHBand="1" w:evenHBand="0" w:firstRowFirstColumn="0" w:firstRowLastColumn="0" w:lastRowFirstColumn="0" w:lastRowLastColumn="0"/>
-              <w:rPr>
-                <w:sz w:val="20"/>
-                <w:szCs w:val="20"/>
-                <w:lang w:val="el-GR"/>
-              </w:rPr>
-            </w:pPr>
-            <w:r>
-              <w:rPr>
-                <w:sz w:val="20"/>
-                <w:szCs w:val="20"/>
-                <w:lang w:val="el-GR"/>
-              </w:rPr>
-              <w:t xml:space="preserve">1. Ο χρήστης </w:t>
-            </w:r>
-            <w:r>
-              <w:rPr>
-                <w:sz w:val="20"/>
-                <w:szCs w:val="20"/>
-                <w:lang w:val="el-GR"/>
-              </w:rPr>
-              <w:t xml:space="preserve">επιλέγει ένα </w:t>
-            </w:r>
-            <w:r>
-              <w:rPr>
-                <w:sz w:val="20"/>
-                <w:szCs w:val="20"/>
-              </w:rPr>
-              <w:t>watchlist</w:t>
-            </w:r>
             <w:r>
               <w:rPr>
                 <w:sz w:val="20"/>
@@ -22259,195 +23379,23 @@
                 <w:szCs w:val="20"/>
                 <w:lang w:val="el-GR"/>
               </w:rPr>
-              <w:t>από το κουμπί «</w:t>
-            </w:r>
-            <w:r>
-              <w:rPr>
-                <w:sz w:val="20"/>
-                <w:szCs w:val="20"/>
-              </w:rPr>
-              <w:t>choose</w:t>
-            </w:r>
-            <w:r>
-              <w:rPr>
-                <w:sz w:val="20"/>
-                <w:szCs w:val="20"/>
-                <w:lang w:val="el-GR"/>
-              </w:rPr>
-              <w:t xml:space="preserve"> </w:t>
-            </w:r>
-            <w:r>
-              <w:rPr>
-                <w:sz w:val="20"/>
-                <w:szCs w:val="20"/>
-              </w:rPr>
-              <w:t>watchlist</w:t>
-            </w:r>
-            <w:r>
-              <w:rPr>
-                <w:sz w:val="20"/>
-                <w:szCs w:val="20"/>
-                <w:lang w:val="el-GR"/>
-              </w:rPr>
-              <w:t>”</w:t>
-            </w:r>
-          </w:p>
-          <w:p>
-            <w:pPr>
-              <w:cnfStyle w:val="000000100000" w:firstRow="0" w:lastRow="0" w:firstColumn="0" w:lastColumn="0" w:oddVBand="0" w:evenVBand="0" w:oddHBand="1" w:evenHBand="0" w:firstRowFirstColumn="0" w:firstRowLastColumn="0" w:lastRowFirstColumn="0" w:lastRowLastColumn="0"/>
-              <w:rPr>
-                <w:sz w:val="20"/>
-                <w:szCs w:val="20"/>
-                <w:lang w:val="el-GR"/>
-              </w:rPr>
-            </w:pPr>
-          </w:p>
-          <w:p>
-            <w:pPr>
-              <w:cnfStyle w:val="000000100000" w:firstRow="0" w:lastRow="0" w:firstColumn="0" w:lastColumn="0" w:oddVBand="0" w:evenVBand="0" w:oddHBand="1" w:evenHBand="0" w:firstRowFirstColumn="0" w:firstRowLastColumn="0" w:lastRowFirstColumn="0" w:lastRowLastColumn="0"/>
-              <w:rPr>
-                <w:sz w:val="20"/>
-                <w:szCs w:val="20"/>
-                <w:lang w:val="el-GR"/>
-              </w:rPr>
-            </w:pPr>
-          </w:p>
-        </w:tc>
-        <w:tc>
-          <w:tcPr>
-            <w:tcW w:w="1728" w:type="dxa"/>
-            <w:tcBorders>
-              <w:bottom w:val="nil"/>
-            </w:tcBorders>
-          </w:tcPr>
-          <w:p>
-            <w:pPr>
-              <w:cnfStyle w:val="000000100000" w:firstRow="0" w:lastRow="0" w:firstColumn="0" w:lastColumn="0" w:oddVBand="0" w:evenVBand="0" w:oddHBand="1" w:evenHBand="0" w:firstRowFirstColumn="0" w:firstRowLastColumn="0" w:lastRowFirstColumn="0" w:lastRowLastColumn="0"/>
-              <w:rPr>
-                <w:sz w:val="20"/>
-                <w:szCs w:val="20"/>
-                <w:lang w:val="el-GR"/>
-              </w:rPr>
-            </w:pPr>
-            <w:r>
-              <w:rPr>
-                <w:sz w:val="20"/>
-                <w:szCs w:val="20"/>
-                <w:lang w:val="el-GR"/>
-              </w:rPr>
-              <w:t xml:space="preserve">Εμφανίζεται  </w:t>
-            </w:r>
-            <w:r>
-              <w:rPr>
-                <w:sz w:val="20"/>
-                <w:szCs w:val="20"/>
-                <w:lang w:val="el-GR"/>
-              </w:rPr>
-              <w:t xml:space="preserve">ενημερωτικό </w:t>
-            </w:r>
-            <w:r>
-              <w:rPr>
-                <w:sz w:val="20"/>
-                <w:szCs w:val="20"/>
-                <w:lang w:val="el-GR"/>
-              </w:rPr>
-              <w:t xml:space="preserve"> μήνυμα για την μη ύπαρξη </w:t>
-            </w:r>
-            <w:r>
-              <w:rPr>
-                <w:sz w:val="20"/>
-                <w:szCs w:val="20"/>
-              </w:rPr>
-              <w:t>watchlist</w:t>
-            </w:r>
-            <w:r>
-              <w:rPr>
-                <w:sz w:val="20"/>
-                <w:szCs w:val="20"/>
-                <w:lang w:val="el-GR"/>
-              </w:rPr>
-              <w:t>.</w:t>
-            </w:r>
-          </w:p>
-        </w:tc>
-        <w:tc>
-          <w:tcPr>
-            <w:tcW w:w="1832" w:type="dxa"/>
-            <w:tcBorders>
-              <w:bottom w:val="nil"/>
-            </w:tcBorders>
-          </w:tcPr>
-          <w:p>
-            <w:pPr>
-              <w:cnfStyle w:val="000000100000" w:firstRow="0" w:lastRow="0" w:firstColumn="0" w:lastColumn="0" w:oddVBand="0" w:evenVBand="0" w:oddHBand="1" w:evenHBand="0" w:firstRowFirstColumn="0" w:firstRowLastColumn="0" w:lastRowFirstColumn="0" w:lastRowLastColumn="0"/>
-              <w:rPr>
-                <w:sz w:val="20"/>
-                <w:szCs w:val="20"/>
-                <w:lang w:val="el-GR"/>
-              </w:rPr>
-            </w:pPr>
-            <w:r>
-              <w:rPr>
-                <w:sz w:val="20"/>
-                <w:szCs w:val="20"/>
-                <w:lang w:val="el-GR"/>
-              </w:rPr>
-              <w:t>Δεν ε</w:t>
-            </w:r>
-            <w:r>
-              <w:rPr>
-                <w:sz w:val="20"/>
-                <w:szCs w:val="20"/>
-                <w:lang w:val="el-GR"/>
-              </w:rPr>
-              <w:t xml:space="preserve">μφανίζεται </w:t>
-            </w:r>
-            <w:r>
-              <w:rPr>
-                <w:sz w:val="20"/>
-                <w:szCs w:val="20"/>
-                <w:lang w:val="el-GR"/>
-              </w:rPr>
-              <w:t xml:space="preserve"> </w:t>
-            </w:r>
-            <w:r>
-              <w:rPr>
-                <w:sz w:val="20"/>
-                <w:szCs w:val="20"/>
-                <w:lang w:val="el-GR"/>
-              </w:rPr>
-              <w:t xml:space="preserve">ενημερωτικό </w:t>
-            </w:r>
-            <w:r>
-              <w:rPr>
-                <w:sz w:val="20"/>
-                <w:szCs w:val="20"/>
-                <w:lang w:val="el-GR"/>
-              </w:rPr>
-              <w:t xml:space="preserve"> </w:t>
-            </w:r>
-            <w:r>
-              <w:rPr>
-                <w:sz w:val="20"/>
-                <w:szCs w:val="20"/>
-                <w:lang w:val="el-GR"/>
-              </w:rPr>
-              <w:t xml:space="preserve">μήνυμα για την μη ύπαρξη </w:t>
-            </w:r>
-            <w:r>
-              <w:rPr>
-                <w:sz w:val="20"/>
-                <w:szCs w:val="20"/>
-              </w:rPr>
-              <w:t>watchlist</w:t>
-            </w:r>
-            <w:r>
-              <w:rPr>
-                <w:sz w:val="20"/>
-                <w:szCs w:val="20"/>
-                <w:lang w:val="el-GR"/>
-              </w:rPr>
-              <w:t>.</w:t>
+              <w:t xml:space="preserve">δημιουργείτε και μπορεί να </w:t>
+            </w:r>
+            <w:r>
+              <w:rPr>
+                <w:sz w:val="20"/>
+                <w:szCs w:val="20"/>
+                <w:lang w:val="el-GR"/>
+              </w:rPr>
+              <w:t xml:space="preserve"> προβληθεί </w:t>
+            </w:r>
+            <w:r>
+              <w:rPr>
+                <w:sz w:val="20"/>
+                <w:szCs w:val="20"/>
+                <w:lang w:val="el-GR"/>
+              </w:rPr>
+              <w:t>από τον χρήστη.</w:t>
             </w:r>
           </w:p>
         </w:tc>
@@ -22471,15 +23419,15 @@
                 <w:sz w:val="20"/>
                 <w:szCs w:val="20"/>
               </w:rPr>
-              <w:t>Fail</w:t>
-            </w:r>
-            <w:r>
-              <w:rPr>
-                <w:rFonts w:ascii="Apple Color Emoji" w:hAnsi="Apple Color Emoji"/>
-                <w:sz w:val="20"/>
-                <w:szCs w:val="20"/>
-              </w:rPr>
-              <w:t>❌</w:t>
+              <w:t>Pass</w:t>
+            </w:r>
+            <w:r>
+              <w:rPr>
+                <w:rFonts w:ascii="Segoe UI Emoji" w:hAnsi="Segoe UI Emoji" w:cs="Segoe UI Emoji"/>
+                <w:sz w:val="20"/>
+                <w:szCs w:val="20"/>
+              </w:rPr>
+              <w:t>✔️</w:t>
             </w:r>
           </w:p>
         </w:tc>
@@ -22491,93 +23439,13 @@
         <w:rPr>
           <w:sz w:val="52"/>
           <w:szCs w:val="52"/>
-          <w:lang w:val="el-GR"/>
         </w:rPr>
       </w:pPr>
-      <w:r>
-        <w:rPr>
-          <w:sz w:val="52"/>
-          <w:szCs w:val="52"/>
-          <w:lang w:val="el-GR"/>
-        </w:rPr>
-        <w:lastRenderedPageBreak/>
-        <w:br/>
-      </w:r>
-      <w:r>
-        <w:rPr>
-          <w:sz w:val="52"/>
-          <w:szCs w:val="52"/>
-          <w:lang w:val="el-GR"/>
-        </w:rPr>
-        <w:br/>
-      </w:r>
-      <w:r>
-        <w:rPr>
-          <w:sz w:val="52"/>
-          <w:szCs w:val="52"/>
-          <w:lang w:val="el-GR"/>
-        </w:rPr>
-        <w:br/>
-      </w:r>
-      <w:r>
-        <w:rPr>
-          <w:sz w:val="52"/>
-          <w:szCs w:val="52"/>
-        </w:rPr>
-        <w:t>Create and edit</w:t>
-      </w:r>
-      <w:r>
-        <w:rPr>
-          <w:sz w:val="52"/>
-          <w:szCs w:val="52"/>
-          <w:lang w:val="el-GR"/>
-        </w:rPr>
-        <w:t xml:space="preserve"> </w:t>
-      </w:r>
-      <w:r>
-        <w:rPr>
-          <w:sz w:val="52"/>
-          <w:szCs w:val="52"/>
-        </w:rPr>
-        <w:t>Watchlist</w:t>
-      </w:r>
-      <w:r>
-        <w:rPr>
-          <w:sz w:val="52"/>
-          <w:szCs w:val="52"/>
-          <w:lang w:val="el-GR"/>
-        </w:rPr>
-        <w:br/>
-      </w:r>
-      <w:r>
-        <w:rPr>
-          <w:sz w:val="52"/>
-          <w:szCs w:val="52"/>
-          <w:lang w:val="el-GR"/>
-        </w:rPr>
-        <w:br/>
-      </w:r>
-      <w:r>
-        <w:rPr>
-          <w:sz w:val="52"/>
-          <w:szCs w:val="52"/>
-          <w:lang w:val="el-GR"/>
-        </w:rPr>
-        <w:br/>
-      </w:r>
-      <w:r>
-        <w:rPr>
-          <w:sz w:val="52"/>
-          <w:szCs w:val="52"/>
-          <w:lang w:val="el-GR"/>
-        </w:rPr>
-        <w:br/>
-      </w:r>
     </w:p>
     <w:tbl>
       <w:tblPr>
         <w:tblStyle w:val="GridTable4-Accent1"/>
-        <w:tblpPr w:leftFromText="180" w:rightFromText="180" w:vertAnchor="text" w:horzAnchor="margin" w:tblpXSpec="center" w:tblpY="4"/>
+        <w:tblpPr w:leftFromText="180" w:rightFromText="180" w:vertAnchor="text" w:horzAnchor="margin" w:tblpXSpec="center" w:tblpY="-5040"/>
         <w:tblW w:w="12186" w:type="dxa"/>
         <w:tblLayout w:type="fixed"/>
         <w:tblLook w:val="04A0" w:firstRow="1" w:lastRow="0" w:firstColumn="1" w:lastColumn="0" w:noHBand="0" w:noVBand="1"/>
@@ -22767,6 +23635,7 @@
               <w:rPr>
                 <w:sz w:val="20"/>
                 <w:szCs w:val="20"/>
+                <w:lang w:val="el-GR"/>
               </w:rPr>
             </w:pPr>
             <w:proofErr w:type="spellStart"/>
@@ -22790,59 +23659,61 @@
                 <w:sz w:val="20"/>
                 <w:szCs w:val="20"/>
               </w:rPr>
+              <w:t xml:space="preserve"> _0</w:t>
+            </w:r>
+            <w:r>
+              <w:rPr>
+                <w:sz w:val="20"/>
+                <w:szCs w:val="20"/>
+                <w:lang w:val="el-GR"/>
+              </w:rPr>
+              <w:t>2</w:t>
+            </w:r>
+          </w:p>
+        </w:tc>
+        <w:tc>
+          <w:tcPr>
+            <w:tcW w:w="1556" w:type="dxa"/>
+            <w:tcBorders>
+              <w:bottom w:val="nil"/>
+            </w:tcBorders>
+          </w:tcPr>
+          <w:p>
+            <w:pPr>
+              <w:cnfStyle w:val="000000100000" w:firstRow="0" w:lastRow="0" w:firstColumn="0" w:lastColumn="0" w:oddVBand="0" w:evenVBand="0" w:oddHBand="1" w:evenHBand="0" w:firstRowFirstColumn="0" w:firstRowLastColumn="0" w:lastRowFirstColumn="0" w:lastRowLastColumn="0"/>
+              <w:rPr>
+                <w:sz w:val="20"/>
+                <w:szCs w:val="20"/>
+                <w:lang w:val="el-GR"/>
+              </w:rPr>
+            </w:pPr>
+            <w:r>
+              <w:rPr>
+                <w:sz w:val="20"/>
+                <w:szCs w:val="20"/>
+                <w:lang w:val="el-GR"/>
+              </w:rPr>
+              <w:t xml:space="preserve">Επεξεργασία του ονόματος του </w:t>
+            </w:r>
+            <w:r>
+              <w:rPr>
+                <w:sz w:val="20"/>
+                <w:szCs w:val="20"/>
+              </w:rPr>
+              <w:t>watchlist</w:t>
+            </w:r>
+            <w:r>
+              <w:rPr>
+                <w:sz w:val="20"/>
+                <w:szCs w:val="20"/>
+                <w:lang w:val="el-GR"/>
+              </w:rPr>
               <w:t xml:space="preserve"> </w:t>
             </w:r>
             <w:r>
               <w:rPr>
                 <w:sz w:val="20"/>
                 <w:szCs w:val="20"/>
-              </w:rPr>
-              <w:t>_0</w:t>
-            </w:r>
-            <w:r>
-              <w:rPr>
-                <w:sz w:val="20"/>
-                <w:szCs w:val="20"/>
-              </w:rPr>
-              <w:t>1</w:t>
-            </w:r>
-          </w:p>
-        </w:tc>
-        <w:tc>
-          <w:tcPr>
-            <w:tcW w:w="1556" w:type="dxa"/>
-            <w:tcBorders>
-              <w:bottom w:val="nil"/>
-            </w:tcBorders>
-          </w:tcPr>
-          <w:p>
-            <w:pPr>
-              <w:cnfStyle w:val="000000100000" w:firstRow="0" w:lastRow="0" w:firstColumn="0" w:lastColumn="0" w:oddVBand="0" w:evenVBand="0" w:oddHBand="1" w:evenHBand="0" w:firstRowFirstColumn="0" w:firstRowLastColumn="0" w:lastRowFirstColumn="0" w:lastRowLastColumn="0"/>
-              <w:rPr>
-                <w:sz w:val="20"/>
-                <w:szCs w:val="20"/>
-                <w:lang w:val="el-GR"/>
-              </w:rPr>
-            </w:pPr>
-            <w:r>
-              <w:rPr>
-                <w:sz w:val="20"/>
-                <w:szCs w:val="20"/>
-                <w:lang w:val="el-GR"/>
-              </w:rPr>
-              <w:t xml:space="preserve">Δημιουργία </w:t>
-            </w:r>
-            <w:r>
-              <w:rPr>
-                <w:sz w:val="20"/>
-                <w:szCs w:val="20"/>
-              </w:rPr>
-              <w:t xml:space="preserve">watchlist </w:t>
-            </w:r>
-            <w:r>
-              <w:rPr>
-                <w:sz w:val="20"/>
-                <w:szCs w:val="20"/>
                 <w:lang w:val="el-GR"/>
               </w:rPr>
               <w:t>του χρήστη</w:t>
@@ -22888,9 +23759,10 @@
             <w:pPr>
               <w:cnfStyle w:val="000000100000" w:firstRow="0" w:lastRow="0" w:firstColumn="0" w:lastColumn="0" w:oddVBand="0" w:evenVBand="0" w:oddHBand="1" w:evenHBand="0" w:firstRowFirstColumn="0" w:firstRowLastColumn="0" w:lastRowFirstColumn="0" w:lastRowLastColumn="0"/>
               <w:rPr>
-                <w:sz w:val="20"/>
-                <w:szCs w:val="20"/>
-                <w:lang w:val="el-GR"/>
+                <w:rFonts w:eastAsiaTheme="minorEastAsia"/>
+                <w:sz w:val="20"/>
+                <w:szCs w:val="20"/>
+                <w:lang w:val="el-GR" w:eastAsia="ja-JP"/>
               </w:rPr>
             </w:pPr>
             <w:r>
@@ -22908,6 +23780,30 @@
               </w:rPr>
               <w:t>watchlist</w:t>
             </w:r>
+            <w:r>
+              <w:rPr>
+                <w:sz w:val="20"/>
+                <w:szCs w:val="20"/>
+                <w:lang w:val="el-GR"/>
+              </w:rPr>
+              <w:br/>
+            </w:r>
+            <w:r>
+              <w:rPr>
+                <w:sz w:val="20"/>
+                <w:szCs w:val="20"/>
+                <w:lang w:val="el-GR"/>
+              </w:rPr>
+              <w:br/>
+              <w:t xml:space="preserve">3. Ο χρήστης έχει επιλέξει ένα από τα υπάρχοντα </w:t>
+            </w:r>
+            <w:r>
+              <w:rPr>
+                <w:sz w:val="20"/>
+                <w:szCs w:val="20"/>
+              </w:rPr>
+              <w:t>watchlist</w:t>
+            </w:r>
           </w:p>
         </w:tc>
         <w:tc>
@@ -22940,15 +23836,7 @@
                 <w:szCs w:val="20"/>
                 <w:lang w:val="el-GR"/>
               </w:rPr>
-              <w:t xml:space="preserve">επιλέγει </w:t>
-            </w:r>
-            <w:r>
-              <w:rPr>
-                <w:sz w:val="20"/>
-                <w:szCs w:val="20"/>
-                <w:lang w:val="el-GR"/>
-              </w:rPr>
-              <w:t xml:space="preserve">να φτιάξει </w:t>
+              <w:t xml:space="preserve">επιλέγει να επεξεργαστεί το επιλεγμένο </w:t>
             </w:r>
             <w:r>
               <w:rPr>
@@ -22986,7 +23874,7 @@
                 <w:sz w:val="20"/>
                 <w:szCs w:val="20"/>
               </w:rPr>
-              <w:t>Create</w:t>
+              <w:t>Edit</w:t>
             </w:r>
             <w:r>
               <w:rPr>
@@ -23034,7 +23922,7 @@
                 <w:szCs w:val="20"/>
                 <w:lang w:val="el-GR"/>
               </w:rPr>
-              <w:t xml:space="preserve">Ο χρήστης εισάγει το όνομα του </w:t>
+              <w:t xml:space="preserve">Ο χρήστης εισάγει νέο όνομα του </w:t>
             </w:r>
             <w:r>
               <w:rPr>
@@ -23103,7 +23991,7 @@
                 <w:szCs w:val="20"/>
                 <w:lang w:val="el-GR"/>
               </w:rPr>
-              <w:t xml:space="preserve">Το </w:t>
+              <w:t xml:space="preserve">Οι αλλαγές αποθηκεύονται και το </w:t>
             </w:r>
             <w:r>
               <w:rPr>
@@ -23126,23 +24014,7 @@
                 <w:szCs w:val="20"/>
                 <w:lang w:val="el-GR"/>
               </w:rPr>
-              <w:t xml:space="preserve">δημιουργείτε και μπορεί να </w:t>
-            </w:r>
-            <w:r>
-              <w:rPr>
-                <w:sz w:val="20"/>
-                <w:szCs w:val="20"/>
-                <w:lang w:val="el-GR"/>
-              </w:rPr>
-              <w:t xml:space="preserve">προβληθεί </w:t>
-            </w:r>
-            <w:r>
-              <w:rPr>
-                <w:sz w:val="20"/>
-                <w:szCs w:val="20"/>
-                <w:lang w:val="el-GR"/>
-              </w:rPr>
-              <w:t>από τον χρήστη.</w:t>
+              <w:t>μετονομάζεται.</w:t>
             </w:r>
           </w:p>
         </w:tc>
@@ -23168,7 +24040,7 @@
                 <w:szCs w:val="20"/>
                 <w:lang w:val="el-GR"/>
               </w:rPr>
-              <w:t xml:space="preserve">Το </w:t>
+              <w:t xml:space="preserve">Οι αλλαγές αποθηκεύονται και το </w:t>
             </w:r>
             <w:r>
               <w:rPr>
@@ -23191,7 +24063,289 @@
                 <w:szCs w:val="20"/>
                 <w:lang w:val="el-GR"/>
               </w:rPr>
-              <w:t xml:space="preserve">δημιουργείτε και μπορεί να </w:t>
+              <w:t>μετονομάζεται</w:t>
+            </w:r>
+          </w:p>
+        </w:tc>
+        <w:tc>
+          <w:tcPr>
+            <w:tcW w:w="1461" w:type="dxa"/>
+            <w:tcBorders>
+              <w:bottom w:val="nil"/>
+            </w:tcBorders>
+          </w:tcPr>
+          <w:p>
+            <w:pPr>
+              <w:cnfStyle w:val="000000100000" w:firstRow="0" w:lastRow="0" w:firstColumn="0" w:lastColumn="0" w:oddVBand="0" w:evenVBand="0" w:oddHBand="1" w:evenHBand="0" w:firstRowFirstColumn="0" w:firstRowLastColumn="0" w:lastRowFirstColumn="0" w:lastRowLastColumn="0"/>
+              <w:rPr>
+                <w:sz w:val="20"/>
+                <w:szCs w:val="20"/>
+              </w:rPr>
+            </w:pPr>
+            <w:r>
+              <w:rPr>
+                <w:sz w:val="20"/>
+                <w:szCs w:val="20"/>
+              </w:rPr>
+              <w:t>Pass</w:t>
+            </w:r>
+            <w:r>
+              <w:rPr>
+                <w:rFonts w:ascii="Segoe UI Emoji" w:hAnsi="Segoe UI Emoji" w:cs="Segoe UI Emoji"/>
+                <w:sz w:val="20"/>
+                <w:szCs w:val="20"/>
+              </w:rPr>
+              <w:t>✔️</w:t>
+            </w:r>
+          </w:p>
+        </w:tc>
+      </w:tr>
+      <w:tr>
+        <w:trPr>
+          <w:trHeight w:val="58"/>
+        </w:trPr>
+        <w:tc>
+          <w:tcPr>
+            <w:cnfStyle w:val="001000000000" w:firstRow="0" w:lastRow="0" w:firstColumn="1" w:lastColumn="0" w:oddVBand="0" w:evenVBand="0" w:oddHBand="0" w:evenHBand="0" w:firstRowFirstColumn="0" w:firstRowLastColumn="0" w:lastRowFirstColumn="0" w:lastRowLastColumn="0"/>
+            <w:tcW w:w="2193" w:type="dxa"/>
+            <w:tcBorders>
+              <w:top w:val="nil"/>
+              <w:left w:val="nil"/>
+              <w:bottom w:val="nil"/>
+              <w:right w:val="nil"/>
+            </w:tcBorders>
+            <w:shd w:val="clear" w:color="auto" w:fill="156082" w:themeFill="accent1"/>
+          </w:tcPr>
+          <w:p>
+            <w:pPr>
+              <w:ind w:left="720" w:hanging="720"/>
+              <w:jc w:val="center"/>
+              <w:rPr>
+                <w:sz w:val="20"/>
+                <w:szCs w:val="20"/>
+              </w:rPr>
+            </w:pPr>
+          </w:p>
+        </w:tc>
+        <w:tc>
+          <w:tcPr>
+            <w:tcW w:w="1556" w:type="dxa"/>
+            <w:tcBorders>
+              <w:top w:val="nil"/>
+              <w:left w:val="nil"/>
+              <w:bottom w:val="nil"/>
+              <w:right w:val="nil"/>
+            </w:tcBorders>
+            <w:shd w:val="clear" w:color="auto" w:fill="156082" w:themeFill="accent1"/>
+          </w:tcPr>
+          <w:p>
+            <w:pPr>
+              <w:cnfStyle w:val="000000000000" w:firstRow="0" w:lastRow="0" w:firstColumn="0" w:lastColumn="0" w:oddVBand="0" w:evenVBand="0" w:oddHBand="0" w:evenHBand="0" w:firstRowFirstColumn="0" w:firstRowLastColumn="0" w:lastRowFirstColumn="0" w:lastRowLastColumn="0"/>
+              <w:rPr>
+                <w:sz w:val="20"/>
+                <w:szCs w:val="20"/>
+                <w:lang w:val="el-GR"/>
+              </w:rPr>
+            </w:pPr>
+          </w:p>
+        </w:tc>
+        <w:tc>
+          <w:tcPr>
+            <w:tcW w:w="1745" w:type="dxa"/>
+            <w:tcBorders>
+              <w:top w:val="nil"/>
+              <w:left w:val="nil"/>
+              <w:bottom w:val="nil"/>
+              <w:right w:val="nil"/>
+            </w:tcBorders>
+            <w:shd w:val="clear" w:color="auto" w:fill="156082" w:themeFill="accent1"/>
+          </w:tcPr>
+          <w:p>
+            <w:pPr>
+              <w:cnfStyle w:val="000000000000" w:firstRow="0" w:lastRow="0" w:firstColumn="0" w:lastColumn="0" w:oddVBand="0" w:evenVBand="0" w:oddHBand="0" w:evenHBand="0" w:firstRowFirstColumn="0" w:firstRowLastColumn="0" w:lastRowFirstColumn="0" w:lastRowLastColumn="0"/>
+              <w:rPr>
+                <w:sz w:val="20"/>
+                <w:szCs w:val="20"/>
+                <w:lang w:val="el-GR"/>
+              </w:rPr>
+            </w:pPr>
+          </w:p>
+        </w:tc>
+        <w:tc>
+          <w:tcPr>
+            <w:tcW w:w="1671" w:type="dxa"/>
+            <w:tcBorders>
+              <w:top w:val="nil"/>
+              <w:left w:val="nil"/>
+              <w:bottom w:val="nil"/>
+              <w:right w:val="nil"/>
+            </w:tcBorders>
+            <w:shd w:val="clear" w:color="auto" w:fill="156082" w:themeFill="accent1"/>
+          </w:tcPr>
+          <w:p>
+            <w:pPr>
+              <w:cnfStyle w:val="000000000000" w:firstRow="0" w:lastRow="0" w:firstColumn="0" w:lastColumn="0" w:oddVBand="0" w:evenVBand="0" w:oddHBand="0" w:evenHBand="0" w:firstRowFirstColumn="0" w:firstRowLastColumn="0" w:lastRowFirstColumn="0" w:lastRowLastColumn="0"/>
+              <w:rPr>
+                <w:sz w:val="20"/>
+                <w:szCs w:val="20"/>
+                <w:lang w:val="el-GR"/>
+              </w:rPr>
+            </w:pPr>
+          </w:p>
+        </w:tc>
+        <w:tc>
+          <w:tcPr>
+            <w:tcW w:w="1728" w:type="dxa"/>
+            <w:tcBorders>
+              <w:top w:val="nil"/>
+              <w:left w:val="nil"/>
+              <w:bottom w:val="nil"/>
+              <w:right w:val="nil"/>
+            </w:tcBorders>
+            <w:shd w:val="clear" w:color="auto" w:fill="156082" w:themeFill="accent1"/>
+          </w:tcPr>
+          <w:p>
+            <w:pPr>
+              <w:cnfStyle w:val="000000000000" w:firstRow="0" w:lastRow="0" w:firstColumn="0" w:lastColumn="0" w:oddVBand="0" w:evenVBand="0" w:oddHBand="0" w:evenHBand="0" w:firstRowFirstColumn="0" w:firstRowLastColumn="0" w:lastRowFirstColumn="0" w:lastRowLastColumn="0"/>
+              <w:rPr>
+                <w:sz w:val="20"/>
+                <w:szCs w:val="20"/>
+                <w:lang w:val="el-GR"/>
+              </w:rPr>
+            </w:pPr>
+          </w:p>
+        </w:tc>
+        <w:tc>
+          <w:tcPr>
+            <w:tcW w:w="1832" w:type="dxa"/>
+            <w:tcBorders>
+              <w:top w:val="nil"/>
+              <w:left w:val="nil"/>
+              <w:bottom w:val="nil"/>
+              <w:right w:val="nil"/>
+            </w:tcBorders>
+            <w:shd w:val="clear" w:color="auto" w:fill="156082" w:themeFill="accent1"/>
+          </w:tcPr>
+          <w:p>
+            <w:pPr>
+              <w:cnfStyle w:val="000000000000" w:firstRow="0" w:lastRow="0" w:firstColumn="0" w:lastColumn="0" w:oddVBand="0" w:evenVBand="0" w:oddHBand="0" w:evenHBand="0" w:firstRowFirstColumn="0" w:firstRowLastColumn="0" w:lastRowFirstColumn="0" w:lastRowLastColumn="0"/>
+              <w:rPr>
+                <w:sz w:val="20"/>
+                <w:szCs w:val="20"/>
+                <w:lang w:val="el-GR"/>
+              </w:rPr>
+            </w:pPr>
+          </w:p>
+        </w:tc>
+        <w:tc>
+          <w:tcPr>
+            <w:tcW w:w="1461" w:type="dxa"/>
+            <w:tcBorders>
+              <w:top w:val="nil"/>
+              <w:left w:val="nil"/>
+              <w:bottom w:val="nil"/>
+              <w:right w:val="nil"/>
+            </w:tcBorders>
+            <w:shd w:val="clear" w:color="auto" w:fill="156082" w:themeFill="accent1"/>
+          </w:tcPr>
+          <w:p>
+            <w:pPr>
+              <w:cnfStyle w:val="000000000000" w:firstRow="0" w:lastRow="0" w:firstColumn="0" w:lastColumn="0" w:oddVBand="0" w:evenVBand="0" w:oddHBand="0" w:evenHBand="0" w:firstRowFirstColumn="0" w:firstRowLastColumn="0" w:lastRowFirstColumn="0" w:lastRowLastColumn="0"/>
+              <w:rPr>
+                <w:sz w:val="20"/>
+                <w:szCs w:val="20"/>
+              </w:rPr>
+            </w:pPr>
+          </w:p>
+        </w:tc>
+      </w:tr>
+      <w:tr>
+        <w:trPr>
+          <w:cnfStyle w:val="000000100000" w:firstRow="0" w:lastRow="0" w:firstColumn="0" w:lastColumn="0" w:oddVBand="0" w:evenVBand="0" w:oddHBand="1" w:evenHBand="0" w:firstRowFirstColumn="0" w:firstRowLastColumn="0" w:lastRowFirstColumn="0" w:lastRowLastColumn="0"/>
+          <w:trHeight w:val="3411"/>
+        </w:trPr>
+        <w:tc>
+          <w:tcPr>
+            <w:cnfStyle w:val="001000000000" w:firstRow="0" w:lastRow="0" w:firstColumn="1" w:lastColumn="0" w:oddVBand="0" w:evenVBand="0" w:oddHBand="0" w:evenHBand="0" w:firstRowFirstColumn="0" w:firstRowLastColumn="0" w:lastRowFirstColumn="0" w:lastRowLastColumn="0"/>
+            <w:tcW w:w="2193" w:type="dxa"/>
+            <w:tcBorders>
+              <w:top w:val="nil"/>
+              <w:bottom w:val="nil"/>
+            </w:tcBorders>
+          </w:tcPr>
+          <w:p>
+            <w:pPr>
+              <w:ind w:left="720" w:hanging="720"/>
+              <w:jc w:val="center"/>
+              <w:rPr>
+                <w:sz w:val="20"/>
+                <w:szCs w:val="20"/>
+              </w:rPr>
+            </w:pPr>
+            <w:proofErr w:type="spellStart"/>
+            <w:r>
+              <w:rPr>
+                <w:sz w:val="20"/>
+                <w:szCs w:val="20"/>
+              </w:rPr>
+              <w:t>TC_</w:t>
+            </w:r>
+            <w:r>
+              <w:rPr>
+                <w:sz w:val="20"/>
+                <w:szCs w:val="20"/>
+              </w:rPr>
+              <w:t>CreateEditWatchlist</w:t>
+            </w:r>
+            <w:proofErr w:type="spellEnd"/>
+            <w:r>
+              <w:rPr>
+                <w:sz w:val="20"/>
+                <w:szCs w:val="20"/>
+              </w:rPr>
+              <w:t xml:space="preserve"> _0</w:t>
+            </w:r>
+            <w:r>
+              <w:rPr>
+                <w:sz w:val="20"/>
+                <w:szCs w:val="20"/>
+                <w:lang w:val="el-GR"/>
+              </w:rPr>
+              <w:t>3</w:t>
+            </w:r>
+          </w:p>
+        </w:tc>
+        <w:tc>
+          <w:tcPr>
+            <w:tcW w:w="1556" w:type="dxa"/>
+            <w:tcBorders>
+              <w:top w:val="nil"/>
+              <w:bottom w:val="nil"/>
+            </w:tcBorders>
+          </w:tcPr>
+          <w:p>
+            <w:pPr>
+              <w:cnfStyle w:val="000000100000" w:firstRow="0" w:lastRow="0" w:firstColumn="0" w:lastColumn="0" w:oddVBand="0" w:evenVBand="0" w:oddHBand="1" w:evenHBand="0" w:firstRowFirstColumn="0" w:firstRowLastColumn="0" w:lastRowFirstColumn="0" w:lastRowLastColumn="0"/>
+              <w:rPr>
+                <w:sz w:val="20"/>
+                <w:szCs w:val="20"/>
+                <w:lang w:val="el-GR"/>
+              </w:rPr>
+            </w:pPr>
+            <w:r>
+              <w:rPr>
+                <w:sz w:val="20"/>
+                <w:szCs w:val="20"/>
+                <w:lang w:val="el-GR"/>
+              </w:rPr>
+              <w:t xml:space="preserve">Διαγραφή ενός </w:t>
+            </w:r>
+            <w:r>
+              <w:rPr>
+                <w:sz w:val="20"/>
+                <w:szCs w:val="20"/>
+              </w:rPr>
+              <w:t>watchlist</w:t>
             </w:r>
             <w:r>
               <w:rPr>
@@ -23207,15 +24361,341 @@
                 <w:szCs w:val="20"/>
                 <w:lang w:val="el-GR"/>
               </w:rPr>
-              <w:t xml:space="preserve">προβληθεί </w:t>
-            </w:r>
-            <w:r>
-              <w:rPr>
-                <w:sz w:val="20"/>
-                <w:szCs w:val="20"/>
-                <w:lang w:val="el-GR"/>
-              </w:rPr>
-              <w:t>από τον χρήστη.</w:t>
+              <w:t>του χρήστη</w:t>
+            </w:r>
+          </w:p>
+        </w:tc>
+        <w:tc>
+          <w:tcPr>
+            <w:tcW w:w="1745" w:type="dxa"/>
+            <w:tcBorders>
+              <w:top w:val="nil"/>
+              <w:bottom w:val="nil"/>
+            </w:tcBorders>
+          </w:tcPr>
+          <w:p>
+            <w:pPr>
+              <w:cnfStyle w:val="000000100000" w:firstRow="0" w:lastRow="0" w:firstColumn="0" w:lastColumn="0" w:oddVBand="0" w:evenVBand="0" w:oddHBand="1" w:evenHBand="0" w:firstRowFirstColumn="0" w:firstRowLastColumn="0" w:lastRowFirstColumn="0" w:lastRowLastColumn="0"/>
+              <w:rPr>
+                <w:sz w:val="20"/>
+                <w:szCs w:val="20"/>
+                <w:lang w:val="el-GR"/>
+              </w:rPr>
+            </w:pPr>
+            <w:r>
+              <w:rPr>
+                <w:sz w:val="20"/>
+                <w:szCs w:val="20"/>
+                <w:lang w:val="el-GR"/>
+              </w:rPr>
+              <w:t>1. Ο χρήστης είναι ήδη συνδεδεμένος στο σύστημα</w:t>
+            </w:r>
+          </w:p>
+          <w:p>
+            <w:pPr>
+              <w:cnfStyle w:val="000000100000" w:firstRow="0" w:lastRow="0" w:firstColumn="0" w:lastColumn="0" w:oddVBand="0" w:evenVBand="0" w:oddHBand="1" w:evenHBand="0" w:firstRowFirstColumn="0" w:firstRowLastColumn="0" w:lastRowFirstColumn="0" w:lastRowLastColumn="0"/>
+              <w:rPr>
+                <w:sz w:val="20"/>
+                <w:szCs w:val="20"/>
+                <w:lang w:val="el-GR"/>
+              </w:rPr>
+            </w:pPr>
+          </w:p>
+          <w:p>
+            <w:pPr>
+              <w:cnfStyle w:val="000000100000" w:firstRow="0" w:lastRow="0" w:firstColumn="0" w:lastColumn="0" w:oddVBand="0" w:evenVBand="0" w:oddHBand="1" w:evenHBand="0" w:firstRowFirstColumn="0" w:firstRowLastColumn="0" w:lastRowFirstColumn="0" w:lastRowLastColumn="0"/>
+              <w:rPr>
+                <w:sz w:val="20"/>
+                <w:szCs w:val="20"/>
+                <w:lang w:val="el-GR"/>
+              </w:rPr>
+            </w:pPr>
+            <w:r>
+              <w:rPr>
+                <w:sz w:val="20"/>
+                <w:szCs w:val="20"/>
+                <w:lang w:val="el-GR"/>
+              </w:rPr>
+              <w:t xml:space="preserve">2. Ο χρήστης βρίσκεται στην οθόνη προβολής </w:t>
+            </w:r>
+            <w:r>
+              <w:rPr>
+                <w:sz w:val="20"/>
+                <w:szCs w:val="20"/>
+              </w:rPr>
+              <w:t>watchlist</w:t>
+            </w:r>
+            <w:r>
+              <w:rPr>
+                <w:sz w:val="20"/>
+                <w:szCs w:val="20"/>
+                <w:lang w:val="el-GR"/>
+              </w:rPr>
+              <w:br/>
+            </w:r>
+            <w:r>
+              <w:rPr>
+                <w:sz w:val="20"/>
+                <w:szCs w:val="20"/>
+                <w:lang w:val="el-GR"/>
+              </w:rPr>
+              <w:br/>
+              <w:t xml:space="preserve">3.Ο χρήστης έχει επιλέξει ένα από τα υπάρχοντα </w:t>
+            </w:r>
+            <w:r>
+              <w:rPr>
+                <w:sz w:val="20"/>
+                <w:szCs w:val="20"/>
+              </w:rPr>
+              <w:t>watchlist</w:t>
+            </w:r>
+          </w:p>
+        </w:tc>
+        <w:tc>
+          <w:tcPr>
+            <w:tcW w:w="1671" w:type="dxa"/>
+            <w:tcBorders>
+              <w:top w:val="nil"/>
+              <w:bottom w:val="nil"/>
+            </w:tcBorders>
+          </w:tcPr>
+          <w:p>
+            <w:pPr>
+              <w:cnfStyle w:val="000000100000" w:firstRow="0" w:lastRow="0" w:firstColumn="0" w:lastColumn="0" w:oddVBand="0" w:evenVBand="0" w:oddHBand="1" w:evenHBand="0" w:firstRowFirstColumn="0" w:firstRowLastColumn="0" w:lastRowFirstColumn="0" w:lastRowLastColumn="0"/>
+              <w:rPr>
+                <w:sz w:val="20"/>
+                <w:szCs w:val="20"/>
+                <w:lang w:val="el-GR"/>
+              </w:rPr>
+            </w:pPr>
+            <w:r>
+              <w:rPr>
+                <w:sz w:val="20"/>
+                <w:szCs w:val="20"/>
+                <w:lang w:val="el-GR"/>
+              </w:rPr>
+              <w:t xml:space="preserve">1. Ο χρήστης </w:t>
+            </w:r>
+            <w:r>
+              <w:rPr>
+                <w:sz w:val="20"/>
+                <w:szCs w:val="20"/>
+                <w:lang w:val="el-GR"/>
+              </w:rPr>
+              <w:t xml:space="preserve">επιλέγει να επεξεργαστεί το επιλεγμένο </w:t>
+            </w:r>
+            <w:r>
+              <w:rPr>
+                <w:sz w:val="20"/>
+                <w:szCs w:val="20"/>
+              </w:rPr>
+              <w:t>watchlist</w:t>
+            </w:r>
+            <w:r>
+              <w:rPr>
+                <w:sz w:val="20"/>
+                <w:szCs w:val="20"/>
+                <w:lang w:val="el-GR"/>
+              </w:rPr>
+              <w:t xml:space="preserve"> </w:t>
+            </w:r>
+            <w:r>
+              <w:rPr>
+                <w:sz w:val="20"/>
+                <w:szCs w:val="20"/>
+                <w:lang w:val="el-GR"/>
+              </w:rPr>
+              <w:t xml:space="preserve">με το </w:t>
+            </w:r>
+            <w:r>
+              <w:rPr>
+                <w:sz w:val="20"/>
+                <w:szCs w:val="20"/>
+                <w:lang w:val="el-GR"/>
+              </w:rPr>
+              <w:t>“</w:t>
+            </w:r>
+            <w:r>
+              <w:rPr>
+                <w:sz w:val="20"/>
+                <w:szCs w:val="20"/>
+              </w:rPr>
+              <w:t>Edit</w:t>
+            </w:r>
+            <w:r>
+              <w:rPr>
+                <w:sz w:val="20"/>
+                <w:szCs w:val="20"/>
+                <w:lang w:val="el-GR"/>
+              </w:rPr>
+              <w:t xml:space="preserve"> </w:t>
+            </w:r>
+            <w:r>
+              <w:rPr>
+                <w:sz w:val="20"/>
+                <w:szCs w:val="20"/>
+              </w:rPr>
+              <w:t>Watchlist</w:t>
+            </w:r>
+            <w:r>
+              <w:rPr>
+                <w:sz w:val="20"/>
+                <w:szCs w:val="20"/>
+                <w:lang w:val="el-GR"/>
+              </w:rPr>
+              <w:t>”</w:t>
+            </w:r>
+            <w:r>
+              <w:rPr>
+                <w:sz w:val="20"/>
+                <w:szCs w:val="20"/>
+                <w:lang w:val="el-GR"/>
+              </w:rPr>
+              <w:br/>
+            </w:r>
+            <w:r>
+              <w:rPr>
+                <w:sz w:val="20"/>
+                <w:szCs w:val="20"/>
+                <w:lang w:val="el-GR"/>
+              </w:rPr>
+              <w:br/>
+              <w:t>2.</w:t>
+            </w:r>
+            <w:r>
+              <w:rPr>
+                <w:sz w:val="20"/>
+                <w:szCs w:val="20"/>
+                <w:lang w:val="el-GR"/>
+              </w:rPr>
+              <w:t xml:space="preserve">Ο χρήστης διαγράφει το επιλεγμένο </w:t>
+            </w:r>
+            <w:r>
+              <w:rPr>
+                <w:sz w:val="20"/>
+                <w:szCs w:val="20"/>
+              </w:rPr>
+              <w:t>watchlist</w:t>
+            </w:r>
+          </w:p>
+          <w:p>
+            <w:pPr>
+              <w:cnfStyle w:val="000000100000" w:firstRow="0" w:lastRow="0" w:firstColumn="0" w:lastColumn="0" w:oddVBand="0" w:evenVBand="0" w:oddHBand="1" w:evenHBand="0" w:firstRowFirstColumn="0" w:firstRowLastColumn="0" w:lastRowFirstColumn="0" w:lastRowLastColumn="0"/>
+              <w:rPr>
+                <w:sz w:val="20"/>
+                <w:szCs w:val="20"/>
+                <w:lang w:val="el-GR"/>
+              </w:rPr>
+            </w:pPr>
+          </w:p>
+          <w:p>
+            <w:pPr>
+              <w:cnfStyle w:val="000000100000" w:firstRow="0" w:lastRow="0" w:firstColumn="0" w:lastColumn="0" w:oddVBand="0" w:evenVBand="0" w:oddHBand="1" w:evenHBand="0" w:firstRowFirstColumn="0" w:firstRowLastColumn="0" w:lastRowFirstColumn="0" w:lastRowLastColumn="0"/>
+              <w:rPr>
+                <w:sz w:val="20"/>
+                <w:szCs w:val="20"/>
+                <w:lang w:val="el-GR"/>
+              </w:rPr>
+            </w:pPr>
+          </w:p>
+        </w:tc>
+        <w:tc>
+          <w:tcPr>
+            <w:tcW w:w="1728" w:type="dxa"/>
+            <w:tcBorders>
+              <w:top w:val="nil"/>
+              <w:bottom w:val="nil"/>
+            </w:tcBorders>
+          </w:tcPr>
+          <w:p>
+            <w:pPr>
+              <w:cnfStyle w:val="000000100000" w:firstRow="0" w:lastRow="0" w:firstColumn="0" w:lastColumn="0" w:oddVBand="0" w:evenVBand="0" w:oddHBand="1" w:evenHBand="0" w:firstRowFirstColumn="0" w:firstRowLastColumn="0" w:lastRowFirstColumn="0" w:lastRowLastColumn="0"/>
+              <w:rPr>
+                <w:sz w:val="20"/>
+                <w:szCs w:val="20"/>
+                <w:lang w:val="el-GR"/>
+              </w:rPr>
+            </w:pPr>
+            <w:r>
+              <w:rPr>
+                <w:sz w:val="20"/>
+                <w:szCs w:val="20"/>
+                <w:lang w:val="el-GR"/>
+              </w:rPr>
+              <w:t xml:space="preserve">Οι αλλαγές αποθηκεύονται και το </w:t>
+            </w:r>
+            <w:r>
+              <w:rPr>
+                <w:sz w:val="20"/>
+                <w:szCs w:val="20"/>
+              </w:rPr>
+              <w:t>watchlist</w:t>
+            </w:r>
+            <w:r>
+              <w:rPr>
+                <w:sz w:val="20"/>
+                <w:szCs w:val="20"/>
+                <w:lang w:val="el-GR"/>
+              </w:rPr>
+              <w:t xml:space="preserve"> </w:t>
+            </w:r>
+            <w:r>
+              <w:rPr>
+                <w:sz w:val="20"/>
+                <w:szCs w:val="20"/>
+                <w:lang w:val="el-GR"/>
+              </w:rPr>
+              <w:t>διαγράφεται.</w:t>
+            </w:r>
+          </w:p>
+        </w:tc>
+        <w:tc>
+          <w:tcPr>
+            <w:tcW w:w="1832" w:type="dxa"/>
+            <w:tcBorders>
+              <w:top w:val="nil"/>
+              <w:bottom w:val="nil"/>
+            </w:tcBorders>
+          </w:tcPr>
+          <w:p>
+            <w:pPr>
+              <w:cnfStyle w:val="000000100000" w:firstRow="0" w:lastRow="0" w:firstColumn="0" w:lastColumn="0" w:oddVBand="0" w:evenVBand="0" w:oddHBand="1" w:evenHBand="0" w:firstRowFirstColumn="0" w:firstRowLastColumn="0" w:lastRowFirstColumn="0" w:lastRowLastColumn="0"/>
+              <w:rPr>
+                <w:sz w:val="20"/>
+                <w:szCs w:val="20"/>
+                <w:lang w:val="el-GR"/>
+              </w:rPr>
+            </w:pPr>
+            <w:r>
+              <w:rPr>
+                <w:sz w:val="20"/>
+                <w:szCs w:val="20"/>
+                <w:lang w:val="el-GR"/>
+              </w:rPr>
+              <w:t xml:space="preserve">Οι αλλαγές αποθηκεύονται και το </w:t>
+            </w:r>
+            <w:r>
+              <w:rPr>
+                <w:sz w:val="20"/>
+                <w:szCs w:val="20"/>
+              </w:rPr>
+              <w:t>watchlist</w:t>
+            </w:r>
+            <w:r>
+              <w:rPr>
+                <w:sz w:val="20"/>
+                <w:szCs w:val="20"/>
+                <w:lang w:val="el-GR"/>
+              </w:rPr>
+              <w:t xml:space="preserve"> </w:t>
+            </w:r>
+            <w:r>
+              <w:rPr>
+                <w:sz w:val="20"/>
+                <w:szCs w:val="20"/>
+                <w:lang w:val="el-GR"/>
+              </w:rPr>
+              <w:t>διαγράφεται.</w:t>
             </w:r>
           </w:p>
         </w:tc>
@@ -23223,6 +24703,583 @@
           <w:tcPr>
             <w:tcW w:w="1461" w:type="dxa"/>
             <w:tcBorders>
+              <w:top w:val="nil"/>
+              <w:bottom w:val="nil"/>
+            </w:tcBorders>
+          </w:tcPr>
+          <w:p>
+            <w:pPr>
+              <w:cnfStyle w:val="000000100000" w:firstRow="0" w:lastRow="0" w:firstColumn="0" w:lastColumn="0" w:oddVBand="0" w:evenVBand="0" w:oddHBand="1" w:evenHBand="0" w:firstRowFirstColumn="0" w:firstRowLastColumn="0" w:lastRowFirstColumn="0" w:lastRowLastColumn="0"/>
+              <w:rPr>
+                <w:sz w:val="20"/>
+                <w:szCs w:val="20"/>
+              </w:rPr>
+            </w:pPr>
+            <w:r>
+              <w:rPr>
+                <w:sz w:val="20"/>
+                <w:szCs w:val="20"/>
+              </w:rPr>
+              <w:t>Pass</w:t>
+            </w:r>
+            <w:r>
+              <w:rPr>
+                <w:rFonts w:ascii="Segoe UI Emoji" w:hAnsi="Segoe UI Emoji" w:cs="Segoe UI Emoji"/>
+                <w:sz w:val="20"/>
+                <w:szCs w:val="20"/>
+              </w:rPr>
+              <w:t>✔️</w:t>
+            </w:r>
+          </w:p>
+        </w:tc>
+      </w:tr>
+      <w:tr>
+        <w:trPr>
+          <w:trHeight w:val="80"/>
+        </w:trPr>
+        <w:tc>
+          <w:tcPr>
+            <w:cnfStyle w:val="001000000000" w:firstRow="0" w:lastRow="0" w:firstColumn="1" w:lastColumn="0" w:oddVBand="0" w:evenVBand="0" w:oddHBand="0" w:evenHBand="0" w:firstRowFirstColumn="0" w:firstRowLastColumn="0" w:lastRowFirstColumn="0" w:lastRowLastColumn="0"/>
+            <w:tcW w:w="2193" w:type="dxa"/>
+            <w:tcBorders>
+              <w:top w:val="nil"/>
+              <w:left w:val="nil"/>
+              <w:bottom w:val="nil"/>
+              <w:right w:val="nil"/>
+            </w:tcBorders>
+            <w:shd w:val="clear" w:color="auto" w:fill="156082" w:themeFill="accent1"/>
+          </w:tcPr>
+          <w:p>
+            <w:pPr>
+              <w:ind w:left="720" w:hanging="720"/>
+              <w:jc w:val="center"/>
+              <w:rPr>
+                <w:sz w:val="20"/>
+                <w:szCs w:val="20"/>
+              </w:rPr>
+            </w:pPr>
+          </w:p>
+        </w:tc>
+        <w:tc>
+          <w:tcPr>
+            <w:tcW w:w="1556" w:type="dxa"/>
+            <w:tcBorders>
+              <w:top w:val="nil"/>
+              <w:left w:val="nil"/>
+              <w:bottom w:val="nil"/>
+              <w:right w:val="nil"/>
+            </w:tcBorders>
+            <w:shd w:val="clear" w:color="auto" w:fill="156082" w:themeFill="accent1"/>
+          </w:tcPr>
+          <w:p>
+            <w:pPr>
+              <w:cnfStyle w:val="000000000000" w:firstRow="0" w:lastRow="0" w:firstColumn="0" w:lastColumn="0" w:oddVBand="0" w:evenVBand="0" w:oddHBand="0" w:evenHBand="0" w:firstRowFirstColumn="0" w:firstRowLastColumn="0" w:lastRowFirstColumn="0" w:lastRowLastColumn="0"/>
+              <w:rPr>
+                <w:sz w:val="20"/>
+                <w:szCs w:val="20"/>
+                <w:lang w:val="el-GR"/>
+              </w:rPr>
+            </w:pPr>
+          </w:p>
+        </w:tc>
+        <w:tc>
+          <w:tcPr>
+            <w:tcW w:w="1745" w:type="dxa"/>
+            <w:tcBorders>
+              <w:top w:val="nil"/>
+              <w:left w:val="nil"/>
+              <w:bottom w:val="nil"/>
+              <w:right w:val="nil"/>
+            </w:tcBorders>
+            <w:shd w:val="clear" w:color="auto" w:fill="156082" w:themeFill="accent1"/>
+          </w:tcPr>
+          <w:p>
+            <w:pPr>
+              <w:cnfStyle w:val="000000000000" w:firstRow="0" w:lastRow="0" w:firstColumn="0" w:lastColumn="0" w:oddVBand="0" w:evenVBand="0" w:oddHBand="0" w:evenHBand="0" w:firstRowFirstColumn="0" w:firstRowLastColumn="0" w:lastRowFirstColumn="0" w:lastRowLastColumn="0"/>
+              <w:rPr>
+                <w:sz w:val="20"/>
+                <w:szCs w:val="20"/>
+                <w:lang w:val="el-GR"/>
+              </w:rPr>
+            </w:pPr>
+          </w:p>
+        </w:tc>
+        <w:tc>
+          <w:tcPr>
+            <w:tcW w:w="1671" w:type="dxa"/>
+            <w:tcBorders>
+              <w:top w:val="nil"/>
+              <w:left w:val="nil"/>
+              <w:bottom w:val="nil"/>
+              <w:right w:val="nil"/>
+            </w:tcBorders>
+            <w:shd w:val="clear" w:color="auto" w:fill="156082" w:themeFill="accent1"/>
+          </w:tcPr>
+          <w:p>
+            <w:pPr>
+              <w:cnfStyle w:val="000000000000" w:firstRow="0" w:lastRow="0" w:firstColumn="0" w:lastColumn="0" w:oddVBand="0" w:evenVBand="0" w:oddHBand="0" w:evenHBand="0" w:firstRowFirstColumn="0" w:firstRowLastColumn="0" w:lastRowFirstColumn="0" w:lastRowLastColumn="0"/>
+              <w:rPr>
+                <w:sz w:val="20"/>
+                <w:szCs w:val="20"/>
+                <w:lang w:val="el-GR"/>
+              </w:rPr>
+            </w:pPr>
+          </w:p>
+        </w:tc>
+        <w:tc>
+          <w:tcPr>
+            <w:tcW w:w="1728" w:type="dxa"/>
+            <w:tcBorders>
+              <w:top w:val="nil"/>
+              <w:left w:val="nil"/>
+              <w:bottom w:val="nil"/>
+              <w:right w:val="nil"/>
+            </w:tcBorders>
+            <w:shd w:val="clear" w:color="auto" w:fill="156082" w:themeFill="accent1"/>
+          </w:tcPr>
+          <w:p>
+            <w:pPr>
+              <w:cnfStyle w:val="000000000000" w:firstRow="0" w:lastRow="0" w:firstColumn="0" w:lastColumn="0" w:oddVBand="0" w:evenVBand="0" w:oddHBand="0" w:evenHBand="0" w:firstRowFirstColumn="0" w:firstRowLastColumn="0" w:lastRowFirstColumn="0" w:lastRowLastColumn="0"/>
+              <w:rPr>
+                <w:sz w:val="20"/>
+                <w:szCs w:val="20"/>
+                <w:lang w:val="el-GR"/>
+              </w:rPr>
+            </w:pPr>
+          </w:p>
+        </w:tc>
+        <w:tc>
+          <w:tcPr>
+            <w:tcW w:w="1832" w:type="dxa"/>
+            <w:tcBorders>
+              <w:top w:val="nil"/>
+              <w:left w:val="nil"/>
+              <w:bottom w:val="nil"/>
+              <w:right w:val="nil"/>
+            </w:tcBorders>
+            <w:shd w:val="clear" w:color="auto" w:fill="156082" w:themeFill="accent1"/>
+          </w:tcPr>
+          <w:p>
+            <w:pPr>
+              <w:cnfStyle w:val="000000000000" w:firstRow="0" w:lastRow="0" w:firstColumn="0" w:lastColumn="0" w:oddVBand="0" w:evenVBand="0" w:oddHBand="0" w:evenHBand="0" w:firstRowFirstColumn="0" w:firstRowLastColumn="0" w:lastRowFirstColumn="0" w:lastRowLastColumn="0"/>
+              <w:rPr>
+                <w:sz w:val="20"/>
+                <w:szCs w:val="20"/>
+                <w:lang w:val="el-GR"/>
+              </w:rPr>
+            </w:pPr>
+          </w:p>
+        </w:tc>
+        <w:tc>
+          <w:tcPr>
+            <w:tcW w:w="1461" w:type="dxa"/>
+            <w:tcBorders>
+              <w:top w:val="nil"/>
+              <w:left w:val="nil"/>
+              <w:bottom w:val="nil"/>
+              <w:right w:val="nil"/>
+            </w:tcBorders>
+            <w:shd w:val="clear" w:color="auto" w:fill="156082" w:themeFill="accent1"/>
+          </w:tcPr>
+          <w:p>
+            <w:pPr>
+              <w:cnfStyle w:val="000000000000" w:firstRow="0" w:lastRow="0" w:firstColumn="0" w:lastColumn="0" w:oddVBand="0" w:evenVBand="0" w:oddHBand="0" w:evenHBand="0" w:firstRowFirstColumn="0" w:firstRowLastColumn="0" w:lastRowFirstColumn="0" w:lastRowLastColumn="0"/>
+              <w:rPr>
+                <w:sz w:val="20"/>
+                <w:szCs w:val="20"/>
+              </w:rPr>
+            </w:pPr>
+          </w:p>
+        </w:tc>
+      </w:tr>
+      <w:tr>
+        <w:trPr>
+          <w:cnfStyle w:val="000000100000" w:firstRow="0" w:lastRow="0" w:firstColumn="0" w:lastColumn="0" w:oddVBand="0" w:evenVBand="0" w:oddHBand="1" w:evenHBand="0" w:firstRowFirstColumn="0" w:firstRowLastColumn="0" w:lastRowFirstColumn="0" w:lastRowLastColumn="0"/>
+          <w:trHeight w:val="2250"/>
+        </w:trPr>
+        <w:tc>
+          <w:tcPr>
+            <w:cnfStyle w:val="001000000000" w:firstRow="0" w:lastRow="0" w:firstColumn="1" w:lastColumn="0" w:oddVBand="0" w:evenVBand="0" w:oddHBand="0" w:evenHBand="0" w:firstRowFirstColumn="0" w:firstRowLastColumn="0" w:lastRowFirstColumn="0" w:lastRowLastColumn="0"/>
+            <w:tcW w:w="2193" w:type="dxa"/>
+            <w:tcBorders>
+              <w:top w:val="nil"/>
+              <w:bottom w:val="nil"/>
+            </w:tcBorders>
+          </w:tcPr>
+          <w:p>
+            <w:pPr>
+              <w:ind w:left="720" w:hanging="720"/>
+              <w:jc w:val="center"/>
+              <w:rPr>
+                <w:sz w:val="20"/>
+                <w:szCs w:val="20"/>
+              </w:rPr>
+            </w:pPr>
+            <w:proofErr w:type="spellStart"/>
+            <w:r>
+              <w:rPr>
+                <w:sz w:val="20"/>
+                <w:szCs w:val="20"/>
+              </w:rPr>
+              <w:t>TC_</w:t>
+            </w:r>
+            <w:r>
+              <w:rPr>
+                <w:sz w:val="20"/>
+                <w:szCs w:val="20"/>
+              </w:rPr>
+              <w:t>CreateEditWatchlist</w:t>
+            </w:r>
+            <w:proofErr w:type="spellEnd"/>
+            <w:r>
+              <w:rPr>
+                <w:sz w:val="20"/>
+                <w:szCs w:val="20"/>
+              </w:rPr>
+              <w:t xml:space="preserve"> _0</w:t>
+            </w:r>
+            <w:r>
+              <w:rPr>
+                <w:sz w:val="20"/>
+                <w:szCs w:val="20"/>
+                <w:lang w:val="el-GR"/>
+              </w:rPr>
+              <w:t>4</w:t>
+            </w:r>
+          </w:p>
+        </w:tc>
+        <w:tc>
+          <w:tcPr>
+            <w:tcW w:w="1556" w:type="dxa"/>
+            <w:tcBorders>
+              <w:top w:val="nil"/>
+              <w:bottom w:val="nil"/>
+            </w:tcBorders>
+          </w:tcPr>
+          <w:p>
+            <w:pPr>
+              <w:cnfStyle w:val="000000100000" w:firstRow="0" w:lastRow="0" w:firstColumn="0" w:lastColumn="0" w:oddVBand="0" w:evenVBand="0" w:oddHBand="1" w:evenHBand="0" w:firstRowFirstColumn="0" w:firstRowLastColumn="0" w:lastRowFirstColumn="0" w:lastRowLastColumn="0"/>
+              <w:rPr>
+                <w:sz w:val="20"/>
+                <w:szCs w:val="20"/>
+                <w:lang w:val="el-GR"/>
+              </w:rPr>
+            </w:pPr>
+            <w:r>
+              <w:rPr>
+                <w:sz w:val="20"/>
+                <w:szCs w:val="20"/>
+                <w:lang w:val="el-GR"/>
+              </w:rPr>
+              <w:t xml:space="preserve">Επεξεργασία </w:t>
+            </w:r>
+            <w:r>
+              <w:rPr>
+                <w:sz w:val="20"/>
+                <w:szCs w:val="20"/>
+              </w:rPr>
+              <w:t>watchlist</w:t>
+            </w:r>
+            <w:r>
+              <w:rPr>
+                <w:sz w:val="20"/>
+                <w:szCs w:val="20"/>
+                <w:lang w:val="el-GR"/>
+              </w:rPr>
+              <w:t xml:space="preserve"> </w:t>
+            </w:r>
+            <w:r>
+              <w:rPr>
+                <w:sz w:val="20"/>
+                <w:szCs w:val="20"/>
+                <w:lang w:val="el-GR"/>
+              </w:rPr>
+              <w:t xml:space="preserve">αν δεν υπάρχουν </w:t>
+            </w:r>
+            <w:r>
+              <w:rPr>
+                <w:sz w:val="20"/>
+                <w:szCs w:val="20"/>
+              </w:rPr>
+              <w:t>watchlist</w:t>
+            </w:r>
+          </w:p>
+        </w:tc>
+        <w:tc>
+          <w:tcPr>
+            <w:tcW w:w="1745" w:type="dxa"/>
+            <w:tcBorders>
+              <w:top w:val="nil"/>
+              <w:bottom w:val="nil"/>
+            </w:tcBorders>
+          </w:tcPr>
+          <w:p>
+            <w:pPr>
+              <w:cnfStyle w:val="000000100000" w:firstRow="0" w:lastRow="0" w:firstColumn="0" w:lastColumn="0" w:oddVBand="0" w:evenVBand="0" w:oddHBand="1" w:evenHBand="0" w:firstRowFirstColumn="0" w:firstRowLastColumn="0" w:lastRowFirstColumn="0" w:lastRowLastColumn="0"/>
+              <w:rPr>
+                <w:sz w:val="20"/>
+                <w:szCs w:val="20"/>
+                <w:lang w:val="el-GR"/>
+              </w:rPr>
+            </w:pPr>
+            <w:r>
+              <w:rPr>
+                <w:sz w:val="20"/>
+                <w:szCs w:val="20"/>
+                <w:lang w:val="el-GR"/>
+              </w:rPr>
+              <w:t>1. Ο χρήστης είναι ήδη συνδεδεμένος στο σύστημα</w:t>
+            </w:r>
+          </w:p>
+          <w:p>
+            <w:pPr>
+              <w:cnfStyle w:val="000000100000" w:firstRow="0" w:lastRow="0" w:firstColumn="0" w:lastColumn="0" w:oddVBand="0" w:evenVBand="0" w:oddHBand="1" w:evenHBand="0" w:firstRowFirstColumn="0" w:firstRowLastColumn="0" w:lastRowFirstColumn="0" w:lastRowLastColumn="0"/>
+              <w:rPr>
+                <w:sz w:val="20"/>
+                <w:szCs w:val="20"/>
+                <w:lang w:val="el-GR"/>
+              </w:rPr>
+            </w:pPr>
+          </w:p>
+          <w:p>
+            <w:pPr>
+              <w:cnfStyle w:val="000000100000" w:firstRow="0" w:lastRow="0" w:firstColumn="0" w:lastColumn="0" w:oddVBand="0" w:evenVBand="0" w:oddHBand="1" w:evenHBand="0" w:firstRowFirstColumn="0" w:firstRowLastColumn="0" w:lastRowFirstColumn="0" w:lastRowLastColumn="0"/>
+              <w:rPr>
+                <w:sz w:val="20"/>
+                <w:szCs w:val="20"/>
+                <w:lang w:val="el-GR"/>
+              </w:rPr>
+            </w:pPr>
+            <w:r>
+              <w:rPr>
+                <w:sz w:val="20"/>
+                <w:szCs w:val="20"/>
+                <w:lang w:val="el-GR"/>
+              </w:rPr>
+              <w:t xml:space="preserve">2. Ο χρήστης βρίσκεται στην οθόνη προβολής </w:t>
+            </w:r>
+            <w:r>
+              <w:rPr>
+                <w:sz w:val="20"/>
+                <w:szCs w:val="20"/>
+              </w:rPr>
+              <w:t>watchlist</w:t>
+            </w:r>
+          </w:p>
+        </w:tc>
+        <w:tc>
+          <w:tcPr>
+            <w:tcW w:w="1671" w:type="dxa"/>
+            <w:tcBorders>
+              <w:top w:val="nil"/>
+              <w:bottom w:val="nil"/>
+            </w:tcBorders>
+          </w:tcPr>
+          <w:p>
+            <w:pPr>
+              <w:cnfStyle w:val="000000100000" w:firstRow="0" w:lastRow="0" w:firstColumn="0" w:lastColumn="0" w:oddVBand="0" w:evenVBand="0" w:oddHBand="1" w:evenHBand="0" w:firstRowFirstColumn="0" w:firstRowLastColumn="0" w:lastRowFirstColumn="0" w:lastRowLastColumn="0"/>
+              <w:rPr>
+                <w:sz w:val="20"/>
+                <w:szCs w:val="20"/>
+                <w:lang w:val="el-GR"/>
+              </w:rPr>
+            </w:pPr>
+            <w:r>
+              <w:rPr>
+                <w:sz w:val="20"/>
+                <w:szCs w:val="20"/>
+                <w:lang w:val="el-GR"/>
+              </w:rPr>
+              <w:t xml:space="preserve">1. Ο χρήστης </w:t>
+            </w:r>
+            <w:r>
+              <w:rPr>
+                <w:sz w:val="20"/>
+                <w:szCs w:val="20"/>
+                <w:lang w:val="el-GR"/>
+              </w:rPr>
+              <w:t xml:space="preserve">επιλέγει να επεξεργαστεί το επιλεγμένο </w:t>
+            </w:r>
+            <w:r>
+              <w:rPr>
+                <w:sz w:val="20"/>
+                <w:szCs w:val="20"/>
+              </w:rPr>
+              <w:t>watchlist</w:t>
+            </w:r>
+            <w:r>
+              <w:rPr>
+                <w:sz w:val="20"/>
+                <w:szCs w:val="20"/>
+                <w:lang w:val="el-GR"/>
+              </w:rPr>
+              <w:t xml:space="preserve"> </w:t>
+            </w:r>
+            <w:r>
+              <w:rPr>
+                <w:sz w:val="20"/>
+                <w:szCs w:val="20"/>
+                <w:lang w:val="el-GR"/>
+              </w:rPr>
+              <w:t xml:space="preserve">με το </w:t>
+            </w:r>
+            <w:r>
+              <w:rPr>
+                <w:sz w:val="20"/>
+                <w:szCs w:val="20"/>
+                <w:lang w:val="el-GR"/>
+              </w:rPr>
+              <w:t>“</w:t>
+            </w:r>
+            <w:r>
+              <w:rPr>
+                <w:sz w:val="20"/>
+                <w:szCs w:val="20"/>
+              </w:rPr>
+              <w:t>Edit</w:t>
+            </w:r>
+            <w:r>
+              <w:rPr>
+                <w:sz w:val="20"/>
+                <w:szCs w:val="20"/>
+                <w:lang w:val="el-GR"/>
+              </w:rPr>
+              <w:t xml:space="preserve"> </w:t>
+            </w:r>
+            <w:r>
+              <w:rPr>
+                <w:sz w:val="20"/>
+                <w:szCs w:val="20"/>
+              </w:rPr>
+              <w:t>Watchlist</w:t>
+            </w:r>
+            <w:r>
+              <w:rPr>
+                <w:sz w:val="20"/>
+                <w:szCs w:val="20"/>
+                <w:lang w:val="el-GR"/>
+              </w:rPr>
+              <w:t>”</w:t>
+            </w:r>
+            <w:r>
+              <w:rPr>
+                <w:sz w:val="20"/>
+                <w:szCs w:val="20"/>
+                <w:lang w:val="el-GR"/>
+              </w:rPr>
+              <w:br/>
+            </w:r>
+          </w:p>
+          <w:p>
+            <w:pPr>
+              <w:cnfStyle w:val="000000100000" w:firstRow="0" w:lastRow="0" w:firstColumn="0" w:lastColumn="0" w:oddVBand="0" w:evenVBand="0" w:oddHBand="1" w:evenHBand="0" w:firstRowFirstColumn="0" w:firstRowLastColumn="0" w:lastRowFirstColumn="0" w:lastRowLastColumn="0"/>
+              <w:rPr>
+                <w:sz w:val="20"/>
+                <w:szCs w:val="20"/>
+                <w:lang w:val="el-GR"/>
+              </w:rPr>
+            </w:pPr>
+          </w:p>
+          <w:p>
+            <w:pPr>
+              <w:cnfStyle w:val="000000100000" w:firstRow="0" w:lastRow="0" w:firstColumn="0" w:lastColumn="0" w:oddVBand="0" w:evenVBand="0" w:oddHBand="1" w:evenHBand="0" w:firstRowFirstColumn="0" w:firstRowLastColumn="0" w:lastRowFirstColumn="0" w:lastRowLastColumn="0"/>
+              <w:rPr>
+                <w:sz w:val="20"/>
+                <w:szCs w:val="20"/>
+                <w:lang w:val="el-GR"/>
+              </w:rPr>
+            </w:pPr>
+          </w:p>
+        </w:tc>
+        <w:tc>
+          <w:tcPr>
+            <w:tcW w:w="1728" w:type="dxa"/>
+            <w:tcBorders>
+              <w:top w:val="nil"/>
+              <w:bottom w:val="nil"/>
+            </w:tcBorders>
+          </w:tcPr>
+          <w:p>
+            <w:pPr>
+              <w:cnfStyle w:val="000000100000" w:firstRow="0" w:lastRow="0" w:firstColumn="0" w:lastColumn="0" w:oddVBand="0" w:evenVBand="0" w:oddHBand="1" w:evenHBand="0" w:firstRowFirstColumn="0" w:firstRowLastColumn="0" w:lastRowFirstColumn="0" w:lastRowLastColumn="0"/>
+              <w:rPr>
+                <w:sz w:val="20"/>
+                <w:szCs w:val="20"/>
+                <w:lang w:val="el-GR"/>
+              </w:rPr>
+            </w:pPr>
+            <w:r>
+              <w:rPr>
+                <w:sz w:val="20"/>
+                <w:szCs w:val="20"/>
+                <w:lang w:val="el-GR"/>
+              </w:rPr>
+              <w:t xml:space="preserve">Δεν υπάρχει δυνατότητα επεξεργασίας </w:t>
+            </w:r>
+            <w:r>
+              <w:rPr>
+                <w:sz w:val="20"/>
+                <w:szCs w:val="20"/>
+              </w:rPr>
+              <w:t>watchlist</w:t>
+            </w:r>
+            <w:r>
+              <w:rPr>
+                <w:sz w:val="20"/>
+                <w:szCs w:val="20"/>
+                <w:lang w:val="el-GR"/>
+              </w:rPr>
+              <w:t>.</w:t>
+            </w:r>
+          </w:p>
+        </w:tc>
+        <w:tc>
+          <w:tcPr>
+            <w:tcW w:w="1832" w:type="dxa"/>
+            <w:tcBorders>
+              <w:top w:val="nil"/>
+              <w:bottom w:val="nil"/>
+            </w:tcBorders>
+          </w:tcPr>
+          <w:p>
+            <w:pPr>
+              <w:cnfStyle w:val="000000100000" w:firstRow="0" w:lastRow="0" w:firstColumn="0" w:lastColumn="0" w:oddVBand="0" w:evenVBand="0" w:oddHBand="1" w:evenHBand="0" w:firstRowFirstColumn="0" w:firstRowLastColumn="0" w:lastRowFirstColumn="0" w:lastRowLastColumn="0"/>
+              <w:rPr>
+                <w:sz w:val="20"/>
+                <w:szCs w:val="20"/>
+                <w:lang w:val="el-GR"/>
+              </w:rPr>
+            </w:pPr>
+            <w:r>
+              <w:rPr>
+                <w:sz w:val="20"/>
+                <w:szCs w:val="20"/>
+                <w:lang w:val="el-GR"/>
+              </w:rPr>
+              <w:t xml:space="preserve">Δεν υπάρχει δυνατότητα επεξεργασίας </w:t>
+            </w:r>
+            <w:r>
+              <w:rPr>
+                <w:sz w:val="20"/>
+                <w:szCs w:val="20"/>
+              </w:rPr>
+              <w:t>watchlist</w:t>
+            </w:r>
+            <w:r>
+              <w:rPr>
+                <w:sz w:val="20"/>
+                <w:szCs w:val="20"/>
+                <w:lang w:val="el-GR"/>
+              </w:rPr>
+              <w:t>.</w:t>
+            </w:r>
+          </w:p>
+        </w:tc>
+        <w:tc>
+          <w:tcPr>
+            <w:tcW w:w="1461" w:type="dxa"/>
+            <w:tcBorders>
+              <w:top w:val="nil"/>
               <w:bottom w:val="nil"/>
             </w:tcBorders>
           </w:tcPr>
@@ -23254,31 +25311,20 @@
       </w:tr>
     </w:tbl>
     <w:p>
-      <w:pPr>
-        <w:pStyle w:val="Heading1"/>
-        <w:rPr>
-          <w:sz w:val="52"/>
-          <w:szCs w:val="52"/>
-          <w:lang w:val="el-GR"/>
-        </w:rPr>
-      </w:pPr>
       <w:r>
-        <w:lastRenderedPageBreak/>
         <w:br/>
       </w:r>
       <w:r>
-        <w:rPr>
-          <w:sz w:val="52"/>
-          <w:szCs w:val="52"/>
-          <w:lang w:val="el-GR"/>
-        </w:rPr>
+        <w:br/>
+      </w:r>
+      <w:r>
         <w:br/>
       </w:r>
     </w:p>
     <w:tbl>
       <w:tblPr>
         <w:tblStyle w:val="GridTable4-Accent1"/>
-        <w:tblpPr w:leftFromText="180" w:rightFromText="180" w:vertAnchor="text" w:horzAnchor="margin" w:tblpXSpec="center" w:tblpY="4"/>
+        <w:tblpPr w:leftFromText="180" w:rightFromText="180" w:vertAnchor="text" w:horzAnchor="margin" w:tblpXSpec="center" w:tblpY="-5088"/>
         <w:tblW w:w="12186" w:type="dxa"/>
         <w:tblLayout w:type="fixed"/>
         <w:tblLook w:val="04A0" w:firstRow="1" w:lastRow="0" w:firstColumn="1" w:lastColumn="0" w:noHBand="0" w:noVBand="1"/>
@@ -23311,6 +25357,7 @@
               </w:rPr>
             </w:pPr>
             <w:r>
+              <w:lastRenderedPageBreak/>
               <w:t>Test</w:t>
             </w:r>
             <w:r>
@@ -23500,7 +25547,7 @@
                 <w:szCs w:val="20"/>
                 <w:lang w:val="el-GR"/>
               </w:rPr>
-              <w:t>2</w:t>
+              <w:t>5</w:t>
             </w:r>
           </w:p>
         </w:tc>
@@ -23526,7 +25573,14 @@
                 <w:szCs w:val="20"/>
                 <w:lang w:val="el-GR"/>
               </w:rPr>
-              <w:t>Επεξεργασία</w:t>
+              <w:t xml:space="preserve">Επεξεργασία του ονόματος του </w:t>
+            </w:r>
+            <w:r>
+              <w:rPr>
+                <w:sz w:val="20"/>
+                <w:szCs w:val="20"/>
+              </w:rPr>
+              <w:t>watchlist</w:t>
             </w:r>
             <w:r>
               <w:rPr>
@@ -23542,7 +25596,62 @@
                 <w:szCs w:val="20"/>
                 <w:lang w:val="el-GR"/>
               </w:rPr>
-              <w:t xml:space="preserve">του ονόματος του </w:t>
+              <w:t>του χρήστη με ίδιο όνομα</w:t>
+            </w:r>
+          </w:p>
+        </w:tc>
+        <w:tc>
+          <w:tcPr>
+            <w:tcW w:w="1745" w:type="dxa"/>
+            <w:tcBorders>
+              <w:bottom w:val="nil"/>
+            </w:tcBorders>
+          </w:tcPr>
+          <w:p>
+            <w:pPr>
+              <w:cnfStyle w:val="000000100000" w:firstRow="0" w:lastRow="0" w:firstColumn="0" w:lastColumn="0" w:oddVBand="0" w:evenVBand="0" w:oddHBand="1" w:evenHBand="0" w:firstRowFirstColumn="0" w:firstRowLastColumn="0" w:lastRowFirstColumn="0" w:lastRowLastColumn="0"/>
+              <w:rPr>
+                <w:sz w:val="20"/>
+                <w:szCs w:val="20"/>
+                <w:lang w:val="el-GR"/>
+              </w:rPr>
+            </w:pPr>
+            <w:r>
+              <w:rPr>
+                <w:sz w:val="20"/>
+                <w:szCs w:val="20"/>
+                <w:lang w:val="el-GR"/>
+              </w:rPr>
+              <w:t>1. Ο χρήστης είναι ήδη συνδεδεμένος στο σύστημα</w:t>
+            </w:r>
+          </w:p>
+          <w:p>
+            <w:pPr>
+              <w:cnfStyle w:val="000000100000" w:firstRow="0" w:lastRow="0" w:firstColumn="0" w:lastColumn="0" w:oddVBand="0" w:evenVBand="0" w:oddHBand="1" w:evenHBand="0" w:firstRowFirstColumn="0" w:firstRowLastColumn="0" w:lastRowFirstColumn="0" w:lastRowLastColumn="0"/>
+              <w:rPr>
+                <w:sz w:val="20"/>
+                <w:szCs w:val="20"/>
+                <w:lang w:val="el-GR"/>
+              </w:rPr>
+            </w:pPr>
+          </w:p>
+          <w:p>
+            <w:pPr>
+              <w:cnfStyle w:val="000000100000" w:firstRow="0" w:lastRow="0" w:firstColumn="0" w:lastColumn="0" w:oddVBand="0" w:evenVBand="0" w:oddHBand="1" w:evenHBand="0" w:firstRowFirstColumn="0" w:firstRowLastColumn="0" w:lastRowFirstColumn="0" w:lastRowLastColumn="0"/>
+              <w:rPr>
+                <w:rFonts w:eastAsiaTheme="minorEastAsia"/>
+                <w:sz w:val="20"/>
+                <w:szCs w:val="20"/>
+                <w:lang w:val="el-GR" w:eastAsia="ja-JP"/>
+              </w:rPr>
+            </w:pPr>
+            <w:r>
+              <w:rPr>
+                <w:sz w:val="20"/>
+                <w:szCs w:val="20"/>
+                <w:lang w:val="el-GR"/>
+              </w:rPr>
+              <w:t xml:space="preserve">2. Ο χρήστης βρίσκεται στην οθόνη προβολής </w:t>
             </w:r>
             <w:r>
               <w:rPr>
@@ -23557,70 +25666,16 @@
                 <w:szCs w:val="20"/>
                 <w:lang w:val="el-GR"/>
               </w:rPr>
-              <w:t xml:space="preserve"> </w:t>
-            </w:r>
-            <w:r>
-              <w:rPr>
-                <w:sz w:val="20"/>
-                <w:szCs w:val="20"/>
-                <w:lang w:val="el-GR"/>
-              </w:rPr>
-              <w:t>του χρήστη</w:t>
-            </w:r>
-          </w:p>
-        </w:tc>
-        <w:tc>
-          <w:tcPr>
-            <w:tcW w:w="1745" w:type="dxa"/>
-            <w:tcBorders>
-              <w:bottom w:val="nil"/>
-            </w:tcBorders>
-          </w:tcPr>
-          <w:p>
-            <w:pPr>
-              <w:cnfStyle w:val="000000100000" w:firstRow="0" w:lastRow="0" w:firstColumn="0" w:lastColumn="0" w:oddVBand="0" w:evenVBand="0" w:oddHBand="1" w:evenHBand="0" w:firstRowFirstColumn="0" w:firstRowLastColumn="0" w:lastRowFirstColumn="0" w:lastRowLastColumn="0"/>
-              <w:rPr>
-                <w:sz w:val="20"/>
-                <w:szCs w:val="20"/>
-                <w:lang w:val="el-GR"/>
-              </w:rPr>
-            </w:pPr>
-            <w:r>
-              <w:rPr>
-                <w:sz w:val="20"/>
-                <w:szCs w:val="20"/>
-                <w:lang w:val="el-GR"/>
-              </w:rPr>
-              <w:t>1. Ο χρήστης είναι ήδη συνδεδεμένος στο σύστημα</w:t>
-            </w:r>
-          </w:p>
-          <w:p>
-            <w:pPr>
-              <w:cnfStyle w:val="000000100000" w:firstRow="0" w:lastRow="0" w:firstColumn="0" w:lastColumn="0" w:oddVBand="0" w:evenVBand="0" w:oddHBand="1" w:evenHBand="0" w:firstRowFirstColumn="0" w:firstRowLastColumn="0" w:lastRowFirstColumn="0" w:lastRowLastColumn="0"/>
-              <w:rPr>
-                <w:sz w:val="20"/>
-                <w:szCs w:val="20"/>
-                <w:lang w:val="el-GR"/>
-              </w:rPr>
-            </w:pPr>
-          </w:p>
-          <w:p>
-            <w:pPr>
-              <w:cnfStyle w:val="000000100000" w:firstRow="0" w:lastRow="0" w:firstColumn="0" w:lastColumn="0" w:oddVBand="0" w:evenVBand="0" w:oddHBand="1" w:evenHBand="0" w:firstRowFirstColumn="0" w:firstRowLastColumn="0" w:lastRowFirstColumn="0" w:lastRowLastColumn="0"/>
-              <w:rPr>
-                <w:rFonts w:eastAsiaTheme="minorEastAsia"/>
-                <w:sz w:val="20"/>
-                <w:szCs w:val="20"/>
-                <w:lang w:val="el-GR" w:eastAsia="ja-JP"/>
-              </w:rPr>
-            </w:pPr>
-            <w:r>
-              <w:rPr>
-                <w:sz w:val="20"/>
-                <w:szCs w:val="20"/>
-                <w:lang w:val="el-GR"/>
-              </w:rPr>
-              <w:t xml:space="preserve">2. Ο χρήστης βρίσκεται στην οθόνη προβολής </w:t>
+              <w:br/>
+            </w:r>
+            <w:r>
+              <w:rPr>
+                <w:sz w:val="20"/>
+                <w:szCs w:val="20"/>
+                <w:lang w:val="el-GR"/>
+              </w:rPr>
+              <w:br/>
+              <w:t xml:space="preserve">3. Ο χρήστης έχει επιλέξει ένα από τα υπάρχοντα </w:t>
             </w:r>
             <w:r>
               <w:rPr>
@@ -23629,62 +25684,6 @@
               </w:rPr>
               <w:t>watchlist</w:t>
             </w:r>
-            <w:r>
-              <w:rPr>
-                <w:sz w:val="20"/>
-                <w:szCs w:val="20"/>
-                <w:lang w:val="el-GR"/>
-              </w:rPr>
-              <w:br/>
-            </w:r>
-            <w:r>
-              <w:rPr>
-                <w:sz w:val="20"/>
-                <w:szCs w:val="20"/>
-                <w:lang w:val="el-GR"/>
-              </w:rPr>
-              <w:br/>
-              <w:t>3.</w:t>
-            </w:r>
-            <w:r>
-              <w:rPr>
-                <w:sz w:val="20"/>
-                <w:szCs w:val="20"/>
-                <w:lang w:val="el-GR"/>
-              </w:rPr>
-              <w:t xml:space="preserve"> </w:t>
-            </w:r>
-            <w:r>
-              <w:rPr>
-                <w:sz w:val="20"/>
-                <w:szCs w:val="20"/>
-                <w:lang w:val="el-GR"/>
-              </w:rPr>
-              <w:t>Ο χρήστης έχει επιλέξει ένα από τα υπάρχ</w:t>
-            </w:r>
-            <w:r>
-              <w:rPr>
-                <w:sz w:val="20"/>
-                <w:szCs w:val="20"/>
-                <w:lang w:val="el-GR"/>
-              </w:rPr>
-              <w:t>ο</w:t>
-            </w:r>
-            <w:r>
-              <w:rPr>
-                <w:sz w:val="20"/>
-                <w:szCs w:val="20"/>
-                <w:lang w:val="el-GR"/>
-              </w:rPr>
-              <w:t xml:space="preserve">ντα </w:t>
-            </w:r>
-            <w:r>
-              <w:rPr>
-                <w:sz w:val="20"/>
-                <w:szCs w:val="20"/>
-              </w:rPr>
-              <w:t>watchlist</w:t>
-            </w:r>
           </w:p>
         </w:tc>
         <w:tc>
@@ -23717,31 +25716,7 @@
                 <w:szCs w:val="20"/>
                 <w:lang w:val="el-GR"/>
               </w:rPr>
-              <w:t xml:space="preserve">επιλέγει να </w:t>
-            </w:r>
-            <w:r>
-              <w:rPr>
-                <w:sz w:val="20"/>
-                <w:szCs w:val="20"/>
-                <w:lang w:val="el-GR"/>
-              </w:rPr>
-              <w:t>επεξεργαστεί το επ</w:t>
-            </w:r>
-            <w:r>
-              <w:rPr>
-                <w:sz w:val="20"/>
-                <w:szCs w:val="20"/>
-                <w:lang w:val="el-GR"/>
-              </w:rPr>
-              <w:t>ι</w:t>
-            </w:r>
-            <w:r>
-              <w:rPr>
-                <w:sz w:val="20"/>
-                <w:szCs w:val="20"/>
-                <w:lang w:val="el-GR"/>
-              </w:rPr>
-              <w:t xml:space="preserve">λεγμένο </w:t>
+              <w:t xml:space="preserve">επιλέγει να επεξεργαστεί το επιλεγμένο </w:t>
             </w:r>
             <w:r>
               <w:rPr>
@@ -23827,23 +25802,7 @@
                 <w:szCs w:val="20"/>
                 <w:lang w:val="el-GR"/>
               </w:rPr>
-              <w:t xml:space="preserve">Ο χρήστης εισάγει </w:t>
-            </w:r>
-            <w:r>
-              <w:rPr>
-                <w:sz w:val="20"/>
-                <w:szCs w:val="20"/>
-                <w:lang w:val="el-GR"/>
-              </w:rPr>
-              <w:t>νέο</w:t>
-            </w:r>
-            <w:r>
-              <w:rPr>
-                <w:sz w:val="20"/>
-                <w:szCs w:val="20"/>
-                <w:lang w:val="el-GR"/>
-              </w:rPr>
-              <w:t xml:space="preserve"> όνομα του </w:t>
+              <w:t xml:space="preserve">Ο χρήστης εισάγει το ίδιο όνομα του </w:t>
             </w:r>
             <w:r>
               <w:rPr>
@@ -23912,38 +25871,7 @@
                 <w:szCs w:val="20"/>
                 <w:lang w:val="el-GR"/>
               </w:rPr>
-              <w:t>Οι αλλαγές αποθηκεύονται και τ</w:t>
-            </w:r>
-            <w:r>
-              <w:rPr>
-                <w:sz w:val="20"/>
-                <w:szCs w:val="20"/>
-                <w:lang w:val="el-GR"/>
-              </w:rPr>
-              <w:t xml:space="preserve">ο </w:t>
-            </w:r>
-            <w:r>
-              <w:rPr>
-                <w:sz w:val="20"/>
-                <w:szCs w:val="20"/>
-              </w:rPr>
-              <w:t>watchlist</w:t>
-            </w:r>
-            <w:r>
-              <w:rPr>
-                <w:sz w:val="20"/>
-                <w:szCs w:val="20"/>
-                <w:lang w:val="el-GR"/>
-              </w:rPr>
-              <w:t xml:space="preserve"> </w:t>
-            </w:r>
-            <w:r>
-              <w:rPr>
-                <w:sz w:val="20"/>
-                <w:szCs w:val="20"/>
-                <w:lang w:val="el-GR"/>
-              </w:rPr>
-              <w:t>μετονομάζεται.</w:t>
+              <w:t>Οι αλλαγές δεν πραγαμτοποιούνται και εμφανίζεται μήνυμα λάθους.</w:t>
             </w:r>
           </w:p>
         </w:tc>
@@ -23969,30 +25897,7 @@
                 <w:szCs w:val="20"/>
                 <w:lang w:val="el-GR"/>
               </w:rPr>
-              <w:t xml:space="preserve">Οι αλλαγές αποθηκεύονται και το </w:t>
-            </w:r>
-            <w:r>
-              <w:rPr>
-                <w:sz w:val="20"/>
-                <w:szCs w:val="20"/>
-              </w:rPr>
-              <w:t>watchlist</w:t>
-            </w:r>
-            <w:r>
-              <w:rPr>
-                <w:sz w:val="20"/>
-                <w:szCs w:val="20"/>
-                <w:lang w:val="el-GR"/>
-              </w:rPr>
-              <w:t xml:space="preserve"> </w:t>
-            </w:r>
-            <w:r>
-              <w:rPr>
-                <w:sz w:val="20"/>
-                <w:szCs w:val="20"/>
-                <w:lang w:val="el-GR"/>
-              </w:rPr>
-              <w:t>μετονομάζεται</w:t>
+              <w:t>Οι αλλαγές επιτρέπονται από το σύστημα και δεν εμφανίζεται μήνυμα.</w:t>
             </w:r>
           </w:p>
         </w:tc>
@@ -24016,208 +25921,175 @@
                 <w:sz w:val="20"/>
                 <w:szCs w:val="20"/>
               </w:rPr>
-              <w:t>Pass</w:t>
-            </w:r>
-            <w:r>
-              <w:rPr>
-                <w:rFonts w:ascii="Segoe UI Emoji" w:hAnsi="Segoe UI Emoji" w:cs="Segoe UI Emoji"/>
-                <w:sz w:val="20"/>
-                <w:szCs w:val="20"/>
-              </w:rPr>
-              <w:t>✔️</w:t>
+              <w:t>Fail</w:t>
+            </w:r>
+            <w:r>
+              <w:rPr>
+                <w:rFonts w:ascii="Apple Color Emoji" w:hAnsi="Apple Color Emoji"/>
+                <w:sz w:val="20"/>
+                <w:szCs w:val="20"/>
+              </w:rPr>
+              <w:t>❌</w:t>
             </w:r>
           </w:p>
         </w:tc>
       </w:tr>
-    </w:tbl>
-    <w:p>
-      <w:pPr>
-        <w:pStyle w:val="Heading1"/>
-        <w:rPr>
-          <w:sz w:val="52"/>
-          <w:szCs w:val="52"/>
-          <w:lang w:val="el-GR"/>
-        </w:rPr>
-      </w:pPr>
-      <w:r>
-        <w:rPr>
-          <w:sz w:val="52"/>
-          <w:szCs w:val="52"/>
-          <w:lang w:val="el-GR"/>
-        </w:rPr>
-        <w:br/>
-      </w:r>
-    </w:p>
-    <w:tbl>
-      <w:tblPr>
-        <w:tblStyle w:val="GridTable4-Accent1"/>
-        <w:tblpPr w:leftFromText="180" w:rightFromText="180" w:vertAnchor="text" w:horzAnchor="margin" w:tblpXSpec="center" w:tblpY="4"/>
-        <w:tblW w:w="12186" w:type="dxa"/>
-        <w:tblLayout w:type="fixed"/>
-        <w:tblLook w:val="04A0" w:firstRow="1" w:lastRow="0" w:firstColumn="1" w:lastColumn="0" w:noHBand="0" w:noVBand="1"/>
-      </w:tblPr>
-      <w:tblGrid>
-        <w:gridCol w:w="2193"/>
-        <w:gridCol w:w="1556"/>
-        <w:gridCol w:w="1745"/>
-        <w:gridCol w:w="1671"/>
-        <w:gridCol w:w="1728"/>
-        <w:gridCol w:w="1832"/>
-        <w:gridCol w:w="1461"/>
-      </w:tblGrid>
       <w:tr>
         <w:trPr>
-          <w:cnfStyle w:val="100000000000" w:firstRow="1" w:lastRow="0" w:firstColumn="0" w:lastColumn="0" w:oddVBand="0" w:evenVBand="0" w:oddHBand="0" w:evenHBand="0" w:firstRowFirstColumn="0" w:firstRowLastColumn="0" w:lastRowFirstColumn="0" w:lastRowLastColumn="0"/>
-          <w:trHeight w:val="222"/>
+          <w:trHeight w:val="70"/>
         </w:trPr>
         <w:tc>
           <w:tcPr>
             <w:cnfStyle w:val="001000000000" w:firstRow="0" w:lastRow="0" w:firstColumn="1" w:lastColumn="0" w:oddVBand="0" w:evenVBand="0" w:oddHBand="0" w:evenHBand="0" w:firstRowFirstColumn="0" w:firstRowLastColumn="0" w:lastRowFirstColumn="0" w:lastRowLastColumn="0"/>
             <w:tcW w:w="2193" w:type="dxa"/>
-          </w:tcPr>
-          <w:p>
-            <w:pPr>
+            <w:tcBorders>
+              <w:top w:val="nil"/>
+              <w:left w:val="nil"/>
+              <w:bottom w:val="nil"/>
+              <w:right w:val="nil"/>
+            </w:tcBorders>
+            <w:shd w:val="clear" w:color="auto" w:fill="156082" w:themeFill="accent1"/>
+          </w:tcPr>
+          <w:p>
+            <w:pPr>
+              <w:ind w:left="720" w:hanging="720"/>
               <w:jc w:val="center"/>
               <w:rPr>
-                <w:color w:val="auto"/>
-                <w:lang w:val="el-GR"/>
-              </w:rPr>
-            </w:pPr>
-            <w:r>
-              <w:t>Test</w:t>
-            </w:r>
-            <w:r>
-              <w:rPr>
-                <w:lang w:val="el-GR"/>
-              </w:rPr>
-              <w:t xml:space="preserve"> </w:t>
-            </w:r>
-            <w:r>
-              <w:t>Case</w:t>
-            </w:r>
-            <w:r>
-              <w:rPr>
-                <w:lang w:val="el-GR"/>
-              </w:rPr>
-              <w:t xml:space="preserve"> </w:t>
-            </w:r>
-            <w:r>
-              <w:t>ID</w:t>
-            </w:r>
+                <w:sz w:val="20"/>
+                <w:szCs w:val="20"/>
+              </w:rPr>
+            </w:pPr>
           </w:p>
         </w:tc>
         <w:tc>
           <w:tcPr>
             <w:tcW w:w="1556" w:type="dxa"/>
-          </w:tcPr>
-          <w:p>
-            <w:pPr>
-              <w:cnfStyle w:val="100000000000" w:firstRow="1" w:lastRow="0" w:firstColumn="0" w:lastColumn="0" w:oddVBand="0" w:evenVBand="0" w:oddHBand="0" w:evenHBand="0" w:firstRowFirstColumn="0" w:firstRowLastColumn="0" w:lastRowFirstColumn="0" w:lastRowLastColumn="0"/>
-              <w:rPr>
-                <w:lang w:val="el-GR"/>
-              </w:rPr>
-            </w:pPr>
-            <w:r>
-              <w:rPr>
-                <w:lang w:val="el-GR"/>
-              </w:rPr>
-              <w:t>Περιγραφή</w:t>
-            </w:r>
+            <w:tcBorders>
+              <w:top w:val="nil"/>
+              <w:left w:val="nil"/>
+              <w:bottom w:val="nil"/>
+              <w:right w:val="nil"/>
+            </w:tcBorders>
+            <w:shd w:val="clear" w:color="auto" w:fill="156082" w:themeFill="accent1"/>
+          </w:tcPr>
+          <w:p>
+            <w:pPr>
+              <w:cnfStyle w:val="000000000000" w:firstRow="0" w:lastRow="0" w:firstColumn="0" w:lastColumn="0" w:oddVBand="0" w:evenVBand="0" w:oddHBand="0" w:evenHBand="0" w:firstRowFirstColumn="0" w:firstRowLastColumn="0" w:lastRowFirstColumn="0" w:lastRowLastColumn="0"/>
+              <w:rPr>
+                <w:sz w:val="20"/>
+                <w:szCs w:val="20"/>
+                <w:lang w:val="el-GR"/>
+              </w:rPr>
+            </w:pPr>
           </w:p>
         </w:tc>
         <w:tc>
           <w:tcPr>
             <w:tcW w:w="1745" w:type="dxa"/>
-          </w:tcPr>
-          <w:p>
-            <w:pPr>
-              <w:cnfStyle w:val="100000000000" w:firstRow="1" w:lastRow="0" w:firstColumn="0" w:lastColumn="0" w:oddVBand="0" w:evenVBand="0" w:oddHBand="0" w:evenHBand="0" w:firstRowFirstColumn="0" w:firstRowLastColumn="0" w:lastRowFirstColumn="0" w:lastRowLastColumn="0"/>
-              <w:rPr>
-                <w:lang w:val="el-GR"/>
-              </w:rPr>
-            </w:pPr>
-            <w:r>
-              <w:rPr>
-                <w:lang w:val="el-GR"/>
-              </w:rPr>
-              <w:t>Προϋπόθεση</w:t>
-            </w:r>
+            <w:tcBorders>
+              <w:top w:val="nil"/>
+              <w:left w:val="nil"/>
+              <w:bottom w:val="nil"/>
+              <w:right w:val="nil"/>
+            </w:tcBorders>
+            <w:shd w:val="clear" w:color="auto" w:fill="156082" w:themeFill="accent1"/>
+          </w:tcPr>
+          <w:p>
+            <w:pPr>
+              <w:cnfStyle w:val="000000000000" w:firstRow="0" w:lastRow="0" w:firstColumn="0" w:lastColumn="0" w:oddVBand="0" w:evenVBand="0" w:oddHBand="0" w:evenHBand="0" w:firstRowFirstColumn="0" w:firstRowLastColumn="0" w:lastRowFirstColumn="0" w:lastRowLastColumn="0"/>
+              <w:rPr>
+                <w:sz w:val="20"/>
+                <w:szCs w:val="20"/>
+                <w:lang w:val="el-GR"/>
+              </w:rPr>
+            </w:pPr>
           </w:p>
         </w:tc>
         <w:tc>
           <w:tcPr>
             <w:tcW w:w="1671" w:type="dxa"/>
-          </w:tcPr>
-          <w:p>
-            <w:pPr>
-              <w:cnfStyle w:val="100000000000" w:firstRow="1" w:lastRow="0" w:firstColumn="0" w:lastColumn="0" w:oddVBand="0" w:evenVBand="0" w:oddHBand="0" w:evenHBand="0" w:firstRowFirstColumn="0" w:firstRowLastColumn="0" w:lastRowFirstColumn="0" w:lastRowLastColumn="0"/>
-              <w:rPr>
-                <w:lang w:val="el-GR"/>
-              </w:rPr>
-            </w:pPr>
-            <w:r>
-              <w:rPr>
-                <w:lang w:val="el-GR"/>
-              </w:rPr>
-              <w:t>Βήματα Testing</w:t>
-            </w:r>
+            <w:tcBorders>
+              <w:top w:val="nil"/>
+              <w:left w:val="nil"/>
+              <w:bottom w:val="nil"/>
+              <w:right w:val="nil"/>
+            </w:tcBorders>
+            <w:shd w:val="clear" w:color="auto" w:fill="156082" w:themeFill="accent1"/>
+          </w:tcPr>
+          <w:p>
+            <w:pPr>
+              <w:cnfStyle w:val="000000000000" w:firstRow="0" w:lastRow="0" w:firstColumn="0" w:lastColumn="0" w:oddVBand="0" w:evenVBand="0" w:oddHBand="0" w:evenHBand="0" w:firstRowFirstColumn="0" w:firstRowLastColumn="0" w:lastRowFirstColumn="0" w:lastRowLastColumn="0"/>
+              <w:rPr>
+                <w:sz w:val="20"/>
+                <w:szCs w:val="20"/>
+                <w:lang w:val="el-GR"/>
+              </w:rPr>
+            </w:pPr>
           </w:p>
         </w:tc>
         <w:tc>
           <w:tcPr>
             <w:tcW w:w="1728" w:type="dxa"/>
-          </w:tcPr>
-          <w:p>
-            <w:pPr>
-              <w:cnfStyle w:val="100000000000" w:firstRow="1" w:lastRow="0" w:firstColumn="0" w:lastColumn="0" w:oddVBand="0" w:evenVBand="0" w:oddHBand="0" w:evenHBand="0" w:firstRowFirstColumn="0" w:firstRowLastColumn="0" w:lastRowFirstColumn="0" w:lastRowLastColumn="0"/>
-              <w:rPr>
-                <w:lang w:val="el-GR"/>
-              </w:rPr>
-            </w:pPr>
-            <w:r>
-              <w:rPr>
-                <w:lang w:val="el-GR"/>
-              </w:rPr>
-              <w:t>Αναμενόμενο Αποτέλεσμα</w:t>
-            </w:r>
+            <w:tcBorders>
+              <w:top w:val="nil"/>
+              <w:left w:val="nil"/>
+              <w:bottom w:val="nil"/>
+              <w:right w:val="nil"/>
+            </w:tcBorders>
+            <w:shd w:val="clear" w:color="auto" w:fill="156082" w:themeFill="accent1"/>
+          </w:tcPr>
+          <w:p>
+            <w:pPr>
+              <w:cnfStyle w:val="000000000000" w:firstRow="0" w:lastRow="0" w:firstColumn="0" w:lastColumn="0" w:oddVBand="0" w:evenVBand="0" w:oddHBand="0" w:evenHBand="0" w:firstRowFirstColumn="0" w:firstRowLastColumn="0" w:lastRowFirstColumn="0" w:lastRowLastColumn="0"/>
+              <w:rPr>
+                <w:sz w:val="20"/>
+                <w:szCs w:val="20"/>
+                <w:lang w:val="el-GR"/>
+              </w:rPr>
+            </w:pPr>
           </w:p>
         </w:tc>
         <w:tc>
           <w:tcPr>
             <w:tcW w:w="1832" w:type="dxa"/>
-          </w:tcPr>
-          <w:p>
-            <w:pPr>
-              <w:cnfStyle w:val="100000000000" w:firstRow="1" w:lastRow="0" w:firstColumn="0" w:lastColumn="0" w:oddVBand="0" w:evenVBand="0" w:oddHBand="0" w:evenHBand="0" w:firstRowFirstColumn="0" w:firstRowLastColumn="0" w:lastRowFirstColumn="0" w:lastRowLastColumn="0"/>
-              <w:rPr>
-                <w:lang w:val="el-GR"/>
-              </w:rPr>
-            </w:pPr>
-            <w:r>
-              <w:rPr>
-                <w:lang w:val="el-GR"/>
-              </w:rPr>
-              <w:t>Πραγματικά Αποτελέσματα</w:t>
-            </w:r>
+            <w:tcBorders>
+              <w:top w:val="nil"/>
+              <w:left w:val="nil"/>
+              <w:bottom w:val="nil"/>
+              <w:right w:val="nil"/>
+            </w:tcBorders>
+            <w:shd w:val="clear" w:color="auto" w:fill="156082" w:themeFill="accent1"/>
+          </w:tcPr>
+          <w:p>
+            <w:pPr>
+              <w:cnfStyle w:val="000000000000" w:firstRow="0" w:lastRow="0" w:firstColumn="0" w:lastColumn="0" w:oddVBand="0" w:evenVBand="0" w:oddHBand="0" w:evenHBand="0" w:firstRowFirstColumn="0" w:firstRowLastColumn="0" w:lastRowFirstColumn="0" w:lastRowLastColumn="0"/>
+              <w:rPr>
+                <w:sz w:val="20"/>
+                <w:szCs w:val="20"/>
+                <w:lang w:val="el-GR"/>
+              </w:rPr>
+            </w:pPr>
           </w:p>
         </w:tc>
         <w:tc>
           <w:tcPr>
             <w:tcW w:w="1461" w:type="dxa"/>
-          </w:tcPr>
-          <w:p>
-            <w:pPr>
-              <w:cnfStyle w:val="100000000000" w:firstRow="1" w:lastRow="0" w:firstColumn="0" w:lastColumn="0" w:oddVBand="0" w:evenVBand="0" w:oddHBand="0" w:evenHBand="0" w:firstRowFirstColumn="0" w:firstRowLastColumn="0" w:lastRowFirstColumn="0" w:lastRowLastColumn="0"/>
-              <w:rPr>
-                <w:lang w:val="el-GR"/>
-              </w:rPr>
-            </w:pPr>
-            <w:r>
-              <w:rPr>
-                <w:lang w:val="el-GR"/>
-              </w:rPr>
-              <w:t>Κατάσταση</w:t>
-            </w:r>
+            <w:tcBorders>
+              <w:top w:val="nil"/>
+              <w:left w:val="nil"/>
+              <w:bottom w:val="nil"/>
+              <w:right w:val="nil"/>
+            </w:tcBorders>
+            <w:shd w:val="clear" w:color="auto" w:fill="156082" w:themeFill="accent1"/>
+          </w:tcPr>
+          <w:p>
+            <w:pPr>
+              <w:cnfStyle w:val="000000000000" w:firstRow="0" w:lastRow="0" w:firstColumn="0" w:lastColumn="0" w:oddVBand="0" w:evenVBand="0" w:oddHBand="0" w:evenHBand="0" w:firstRowFirstColumn="0" w:firstRowLastColumn="0" w:lastRowFirstColumn="0" w:lastRowLastColumn="0"/>
+              <w:rPr>
+                <w:sz w:val="20"/>
+                <w:szCs w:val="20"/>
+              </w:rPr>
+            </w:pPr>
           </w:p>
         </w:tc>
       </w:tr>
@@ -24231,6 +26103,7 @@
             <w:cnfStyle w:val="001000000000" w:firstRow="0" w:lastRow="0" w:firstColumn="1" w:lastColumn="0" w:oddVBand="0" w:evenVBand="0" w:oddHBand="0" w:evenHBand="0" w:firstRowFirstColumn="0" w:firstRowLastColumn="0" w:lastRowFirstColumn="0" w:lastRowLastColumn="0"/>
             <w:tcW w:w="2193" w:type="dxa"/>
             <w:tcBorders>
+              <w:top w:val="nil"/>
               <w:bottom w:val="nil"/>
             </w:tcBorders>
           </w:tcPr>
@@ -24241,7 +26114,6 @@
               <w:rPr>
                 <w:sz w:val="20"/>
                 <w:szCs w:val="20"/>
-                <w:lang w:val="el-GR"/>
               </w:rPr>
             </w:pPr>
             <w:proofErr w:type="spellStart"/>
@@ -24273,7 +26145,7 @@
                 <w:szCs w:val="20"/>
                 <w:lang w:val="el-GR"/>
               </w:rPr>
-              <w:t>3</w:t>
+              <w:t>6</w:t>
             </w:r>
           </w:p>
         </w:tc>
@@ -24281,25 +26153,26 @@
           <w:tcPr>
             <w:tcW w:w="1556" w:type="dxa"/>
             <w:tcBorders>
-              <w:bottom w:val="nil"/>
-            </w:tcBorders>
-          </w:tcPr>
-          <w:p>
-            <w:pPr>
-              <w:cnfStyle w:val="000000100000" w:firstRow="0" w:lastRow="0" w:firstColumn="0" w:lastColumn="0" w:oddVBand="0" w:evenVBand="0" w:oddHBand="1" w:evenHBand="0" w:firstRowFirstColumn="0" w:firstRowLastColumn="0" w:lastRowFirstColumn="0" w:lastRowLastColumn="0"/>
-              <w:rPr>
-                <w:sz w:val="20"/>
-                <w:szCs w:val="20"/>
-                <w:lang w:val="el-GR"/>
-              </w:rPr>
-            </w:pPr>
-            <w:r>
-              <w:rPr>
-                <w:sz w:val="20"/>
-                <w:szCs w:val="20"/>
-                <w:lang w:val="el-GR"/>
-              </w:rPr>
-              <w:t xml:space="preserve">Διαγραφή ενός </w:t>
+              <w:top w:val="nil"/>
+              <w:bottom w:val="nil"/>
+            </w:tcBorders>
+          </w:tcPr>
+          <w:p>
+            <w:pPr>
+              <w:cnfStyle w:val="000000100000" w:firstRow="0" w:lastRow="0" w:firstColumn="0" w:lastColumn="0" w:oddVBand="0" w:evenVBand="0" w:oddHBand="1" w:evenHBand="0" w:firstRowFirstColumn="0" w:firstRowLastColumn="0" w:lastRowFirstColumn="0" w:lastRowLastColumn="0"/>
+              <w:rPr>
+                <w:sz w:val="20"/>
+                <w:szCs w:val="20"/>
+                <w:lang w:val="el-GR"/>
+              </w:rPr>
+            </w:pPr>
+            <w:r>
+              <w:rPr>
+                <w:sz w:val="20"/>
+                <w:szCs w:val="20"/>
+                <w:lang w:val="el-GR"/>
+              </w:rPr>
+              <w:t xml:space="preserve">Δημιουργία </w:t>
             </w:r>
             <w:r>
               <w:rPr>
@@ -24322,7 +26195,7 @@
                 <w:szCs w:val="20"/>
                 <w:lang w:val="el-GR"/>
               </w:rPr>
-              <w:t>του χρήστη</w:t>
+              <w:t>του χρήστη με υπάρχων όνομα</w:t>
             </w:r>
           </w:p>
         </w:tc>
@@ -24330,6 +26203,7 @@
           <w:tcPr>
             <w:tcW w:w="1745" w:type="dxa"/>
             <w:tcBorders>
+              <w:top w:val="nil"/>
               <w:bottom w:val="nil"/>
             </w:tcBorders>
           </w:tcPr>
@@ -24365,6 +26239,40 @@
             <w:pPr>
               <w:cnfStyle w:val="000000100000" w:firstRow="0" w:lastRow="0" w:firstColumn="0" w:lastColumn="0" w:oddVBand="0" w:evenVBand="0" w:oddHBand="1" w:evenHBand="0" w:firstRowFirstColumn="0" w:firstRowLastColumn="0" w:lastRowFirstColumn="0" w:lastRowLastColumn="0"/>
               <w:rPr>
+                <w:sz w:val="20"/>
+                <w:szCs w:val="20"/>
+                <w:lang w:val="el-GR"/>
+              </w:rPr>
+            </w:pPr>
+            <w:r>
+              <w:rPr>
+                <w:sz w:val="20"/>
+                <w:szCs w:val="20"/>
+                <w:lang w:val="el-GR"/>
+              </w:rPr>
+              <w:t xml:space="preserve">2. Ο χρήστης βρίσκεται στην οθόνη προβολής </w:t>
+            </w:r>
+            <w:r>
+              <w:rPr>
+                <w:sz w:val="20"/>
+                <w:szCs w:val="20"/>
+              </w:rPr>
+              <w:t>watchlist</w:t>
+            </w:r>
+          </w:p>
+        </w:tc>
+        <w:tc>
+          <w:tcPr>
+            <w:tcW w:w="1671" w:type="dxa"/>
+            <w:tcBorders>
+              <w:top w:val="nil"/>
+              <w:bottom w:val="nil"/>
+            </w:tcBorders>
+          </w:tcPr>
+          <w:p>
+            <w:pPr>
+              <w:cnfStyle w:val="000000100000" w:firstRow="0" w:lastRow="0" w:firstColumn="0" w:lastColumn="0" w:oddVBand="0" w:evenVBand="0" w:oddHBand="1" w:evenHBand="0" w:firstRowFirstColumn="0" w:firstRowLastColumn="0" w:lastRowFirstColumn="0" w:lastRowLastColumn="0"/>
+              <w:rPr>
                 <w:rFonts w:eastAsiaTheme="minorEastAsia"/>
                 <w:sz w:val="20"/>
                 <w:szCs w:val="20"/>
@@ -24377,7 +26285,15 @@
                 <w:szCs w:val="20"/>
                 <w:lang w:val="el-GR"/>
               </w:rPr>
-              <w:t xml:space="preserve">2. Ο χρήστης βρίσκεται στην οθόνη προβολής </w:t>
+              <w:t xml:space="preserve">1. Ο χρήστης </w:t>
+            </w:r>
+            <w:r>
+              <w:rPr>
+                <w:sz w:val="20"/>
+                <w:szCs w:val="20"/>
+                <w:lang w:val="el-GR"/>
+              </w:rPr>
+              <w:t xml:space="preserve">επιλέγει να φτιάξει </w:t>
             </w:r>
             <w:r>
               <w:rPr>
@@ -24392,95 +26308,6 @@
                 <w:szCs w:val="20"/>
                 <w:lang w:val="el-GR"/>
               </w:rPr>
-              <w:br/>
-            </w:r>
-            <w:r>
-              <w:rPr>
-                <w:sz w:val="20"/>
-                <w:szCs w:val="20"/>
-                <w:lang w:val="el-GR"/>
-              </w:rPr>
-              <w:br/>
-              <w:t xml:space="preserve">3.Ο χρήστης έχει επιλέξει </w:t>
-            </w:r>
-            <w:r>
-              <w:rPr>
-                <w:sz w:val="20"/>
-                <w:szCs w:val="20"/>
-                <w:lang w:val="el-GR"/>
-              </w:rPr>
-              <w:t xml:space="preserve">ένα από τα </w:t>
-            </w:r>
-            <w:r>
-              <w:rPr>
-                <w:sz w:val="20"/>
-                <w:szCs w:val="20"/>
-                <w:lang w:val="el-GR"/>
-              </w:rPr>
-              <w:t>υπάρχ</w:t>
-            </w:r>
-            <w:r>
-              <w:rPr>
-                <w:sz w:val="20"/>
-                <w:szCs w:val="20"/>
-                <w:lang w:val="el-GR"/>
-              </w:rPr>
-              <w:t xml:space="preserve">οντα </w:t>
-            </w:r>
-            <w:r>
-              <w:rPr>
-                <w:sz w:val="20"/>
-                <w:szCs w:val="20"/>
-              </w:rPr>
-              <w:t>watchlist</w:t>
-            </w:r>
-          </w:p>
-        </w:tc>
-        <w:tc>
-          <w:tcPr>
-            <w:tcW w:w="1671" w:type="dxa"/>
-            <w:tcBorders>
-              <w:bottom w:val="nil"/>
-            </w:tcBorders>
-          </w:tcPr>
-          <w:p>
-            <w:pPr>
-              <w:cnfStyle w:val="000000100000" w:firstRow="0" w:lastRow="0" w:firstColumn="0" w:lastColumn="0" w:oddVBand="0" w:evenVBand="0" w:oddHBand="1" w:evenHBand="0" w:firstRowFirstColumn="0" w:firstRowLastColumn="0" w:lastRowFirstColumn="0" w:lastRowLastColumn="0"/>
-              <w:rPr>
-                <w:sz w:val="20"/>
-                <w:szCs w:val="20"/>
-                <w:lang w:val="el-GR"/>
-              </w:rPr>
-            </w:pPr>
-            <w:r>
-              <w:rPr>
-                <w:sz w:val="20"/>
-                <w:szCs w:val="20"/>
-                <w:lang w:val="el-GR"/>
-              </w:rPr>
-              <w:t xml:space="preserve">1. Ο χρήστης </w:t>
-            </w:r>
-            <w:r>
-              <w:rPr>
-                <w:sz w:val="20"/>
-                <w:szCs w:val="20"/>
-                <w:lang w:val="el-GR"/>
-              </w:rPr>
-              <w:t xml:space="preserve">επιλέγει να επεξεργαστεί το επιλεγμένο </w:t>
-            </w:r>
-            <w:r>
-              <w:rPr>
-                <w:sz w:val="20"/>
-                <w:szCs w:val="20"/>
-              </w:rPr>
-              <w:t>watchlist</w:t>
-            </w:r>
-            <w:r>
-              <w:rPr>
-                <w:sz w:val="20"/>
-                <w:szCs w:val="20"/>
-                <w:lang w:val="el-GR"/>
-              </w:rPr>
               <w:t xml:space="preserve"> </w:t>
             </w:r>
             <w:r>
@@ -24504,7 +26331,7 @@
                 <w:sz w:val="20"/>
                 <w:szCs w:val="20"/>
               </w:rPr>
-              <w:t>Edit</w:t>
+              <w:t>Create</w:t>
             </w:r>
             <w:r>
               <w:rPr>
@@ -24552,15 +26379,7 @@
                 <w:szCs w:val="20"/>
                 <w:lang w:val="el-GR"/>
               </w:rPr>
-              <w:t xml:space="preserve">Ο χρήστης </w:t>
-            </w:r>
-            <w:r>
-              <w:rPr>
-                <w:sz w:val="20"/>
-                <w:szCs w:val="20"/>
-                <w:lang w:val="el-GR"/>
-              </w:rPr>
-              <w:t xml:space="preserve">διαγράφει το επιλεγμένο </w:t>
+              <w:t xml:space="preserve">Ο χρήστης εισάγει ένα όνομα </w:t>
             </w:r>
             <w:r>
               <w:rPr>
@@ -24569,6 +26388,29 @@
               </w:rPr>
               <w:t>watchlist</w:t>
             </w:r>
+            <w:r>
+              <w:rPr>
+                <w:sz w:val="20"/>
+                <w:szCs w:val="20"/>
+                <w:lang w:val="el-GR"/>
+              </w:rPr>
+              <w:t xml:space="preserve"> </w:t>
+            </w:r>
+            <w:r>
+              <w:rPr>
+                <w:sz w:val="20"/>
+                <w:szCs w:val="20"/>
+                <w:lang w:val="el-GR"/>
+              </w:rPr>
+              <w:t xml:space="preserve">στο πεδίο που υπάρχει ήδη σε άλλο </w:t>
+            </w:r>
+            <w:r>
+              <w:rPr>
+                <w:sz w:val="20"/>
+                <w:szCs w:val="20"/>
+              </w:rPr>
+              <w:t>watchlist</w:t>
+            </w:r>
           </w:p>
           <w:p>
             <w:pPr>
@@ -24595,25 +26437,26 @@
           <w:tcPr>
             <w:tcW w:w="1728" w:type="dxa"/>
             <w:tcBorders>
-              <w:bottom w:val="nil"/>
-            </w:tcBorders>
-          </w:tcPr>
-          <w:p>
-            <w:pPr>
-              <w:cnfStyle w:val="000000100000" w:firstRow="0" w:lastRow="0" w:firstColumn="0" w:lastColumn="0" w:oddVBand="0" w:evenVBand="0" w:oddHBand="1" w:evenHBand="0" w:firstRowFirstColumn="0" w:firstRowLastColumn="0" w:lastRowFirstColumn="0" w:lastRowLastColumn="0"/>
-              <w:rPr>
-                <w:sz w:val="20"/>
-                <w:szCs w:val="20"/>
-                <w:lang w:val="el-GR"/>
-              </w:rPr>
-            </w:pPr>
-            <w:r>
-              <w:rPr>
-                <w:sz w:val="20"/>
-                <w:szCs w:val="20"/>
-                <w:lang w:val="el-GR"/>
-              </w:rPr>
-              <w:t xml:space="preserve">Οι αλλαγές αποθηκεύονται και το </w:t>
+              <w:top w:val="nil"/>
+              <w:bottom w:val="nil"/>
+            </w:tcBorders>
+          </w:tcPr>
+          <w:p>
+            <w:pPr>
+              <w:cnfStyle w:val="000000100000" w:firstRow="0" w:lastRow="0" w:firstColumn="0" w:lastColumn="0" w:oddVBand="0" w:evenVBand="0" w:oddHBand="1" w:evenHBand="0" w:firstRowFirstColumn="0" w:firstRowLastColumn="0" w:lastRowFirstColumn="0" w:lastRowLastColumn="0"/>
+              <w:rPr>
+                <w:sz w:val="20"/>
+                <w:szCs w:val="20"/>
+                <w:lang w:val="el-GR"/>
+              </w:rPr>
+            </w:pPr>
+            <w:r>
+              <w:rPr>
+                <w:sz w:val="20"/>
+                <w:szCs w:val="20"/>
+                <w:lang w:val="el-GR"/>
+              </w:rPr>
+              <w:t xml:space="preserve">Το </w:t>
             </w:r>
             <w:r>
               <w:rPr>
@@ -24636,7 +26479,7 @@
                 <w:szCs w:val="20"/>
                 <w:lang w:val="el-GR"/>
               </w:rPr>
-              <w:t>διαγράφεται.</w:t>
+              <w:t>δεν δημιουργείτε και δεν μπορεί να προβληθεί από τον χρήστη.</w:t>
             </w:r>
           </w:p>
         </w:tc>
@@ -24644,25 +26487,26 @@
           <w:tcPr>
             <w:tcW w:w="1832" w:type="dxa"/>
             <w:tcBorders>
-              <w:bottom w:val="nil"/>
-            </w:tcBorders>
-          </w:tcPr>
-          <w:p>
-            <w:pPr>
-              <w:cnfStyle w:val="000000100000" w:firstRow="0" w:lastRow="0" w:firstColumn="0" w:lastColumn="0" w:oddVBand="0" w:evenVBand="0" w:oddHBand="1" w:evenHBand="0" w:firstRowFirstColumn="0" w:firstRowLastColumn="0" w:lastRowFirstColumn="0" w:lastRowLastColumn="0"/>
-              <w:rPr>
-                <w:sz w:val="20"/>
-                <w:szCs w:val="20"/>
-                <w:lang w:val="el-GR"/>
-              </w:rPr>
-            </w:pPr>
-            <w:r>
-              <w:rPr>
-                <w:sz w:val="20"/>
-                <w:szCs w:val="20"/>
-                <w:lang w:val="el-GR"/>
-              </w:rPr>
-              <w:t xml:space="preserve">Οι αλλαγές αποθηκεύονται και το </w:t>
+              <w:top w:val="nil"/>
+              <w:bottom w:val="nil"/>
+            </w:tcBorders>
+          </w:tcPr>
+          <w:p>
+            <w:pPr>
+              <w:cnfStyle w:val="000000100000" w:firstRow="0" w:lastRow="0" w:firstColumn="0" w:lastColumn="0" w:oddVBand="0" w:evenVBand="0" w:oddHBand="1" w:evenHBand="0" w:firstRowFirstColumn="0" w:firstRowLastColumn="0" w:lastRowFirstColumn="0" w:lastRowLastColumn="0"/>
+              <w:rPr>
+                <w:sz w:val="20"/>
+                <w:szCs w:val="20"/>
+                <w:lang w:val="el-GR"/>
+              </w:rPr>
+            </w:pPr>
+            <w:r>
+              <w:rPr>
+                <w:sz w:val="20"/>
+                <w:szCs w:val="20"/>
+                <w:lang w:val="el-GR"/>
+              </w:rPr>
+              <w:t xml:space="preserve">Το </w:t>
             </w:r>
             <w:r>
               <w:rPr>
@@ -24685,7 +26529,7 @@
                 <w:szCs w:val="20"/>
                 <w:lang w:val="el-GR"/>
               </w:rPr>
-              <w:t>διαγράφεται.</w:t>
+              <w:t>δημιουργείτε και μπορεί να  προβληθεί από τον χρήστη.</w:t>
             </w:r>
           </w:p>
         </w:tc>
@@ -24693,2028 +26537,7 @@
           <w:tcPr>
             <w:tcW w:w="1461" w:type="dxa"/>
             <w:tcBorders>
-              <w:bottom w:val="nil"/>
-            </w:tcBorders>
-          </w:tcPr>
-          <w:p>
-            <w:pPr>
-              <w:cnfStyle w:val="000000100000" w:firstRow="0" w:lastRow="0" w:firstColumn="0" w:lastColumn="0" w:oddVBand="0" w:evenVBand="0" w:oddHBand="1" w:evenHBand="0" w:firstRowFirstColumn="0" w:firstRowLastColumn="0" w:lastRowFirstColumn="0" w:lastRowLastColumn="0"/>
-              <w:rPr>
-                <w:sz w:val="20"/>
-                <w:szCs w:val="20"/>
-              </w:rPr>
-            </w:pPr>
-            <w:r>
-              <w:rPr>
-                <w:sz w:val="20"/>
-                <w:szCs w:val="20"/>
-              </w:rPr>
-              <w:t>Pass</w:t>
-            </w:r>
-            <w:r>
-              <w:rPr>
-                <w:rFonts w:ascii="Segoe UI Emoji" w:hAnsi="Segoe UI Emoji" w:cs="Segoe UI Emoji"/>
-                <w:sz w:val="20"/>
-                <w:szCs w:val="20"/>
-              </w:rPr>
-              <w:t>✔️</w:t>
-            </w:r>
-          </w:p>
-        </w:tc>
-      </w:tr>
-    </w:tbl>
-    <w:p>
-      <w:pPr>
-        <w:pStyle w:val="Heading1"/>
-        <w:rPr>
-          <w:sz w:val="52"/>
-          <w:szCs w:val="52"/>
-          <w:lang w:val="el-GR"/>
-        </w:rPr>
-      </w:pPr>
-    </w:p>
-    <w:tbl>
-      <w:tblPr>
-        <w:tblStyle w:val="GridTable4-Accent1"/>
-        <w:tblpPr w:leftFromText="180" w:rightFromText="180" w:vertAnchor="text" w:horzAnchor="margin" w:tblpXSpec="center" w:tblpY="4"/>
-        <w:tblW w:w="12186" w:type="dxa"/>
-        <w:tblLayout w:type="fixed"/>
-        <w:tblLook w:val="04A0" w:firstRow="1" w:lastRow="0" w:firstColumn="1" w:lastColumn="0" w:noHBand="0" w:noVBand="1"/>
-      </w:tblPr>
-      <w:tblGrid>
-        <w:gridCol w:w="2193"/>
-        <w:gridCol w:w="1556"/>
-        <w:gridCol w:w="1745"/>
-        <w:gridCol w:w="1671"/>
-        <w:gridCol w:w="1728"/>
-        <w:gridCol w:w="1832"/>
-        <w:gridCol w:w="1461"/>
-      </w:tblGrid>
-      <w:tr>
-        <w:trPr>
-          <w:cnfStyle w:val="100000000000" w:firstRow="1" w:lastRow="0" w:firstColumn="0" w:lastColumn="0" w:oddVBand="0" w:evenVBand="0" w:oddHBand="0" w:evenHBand="0" w:firstRowFirstColumn="0" w:firstRowLastColumn="0" w:lastRowFirstColumn="0" w:lastRowLastColumn="0"/>
-          <w:trHeight w:val="222"/>
-        </w:trPr>
-        <w:tc>
-          <w:tcPr>
-            <w:cnfStyle w:val="001000000000" w:firstRow="0" w:lastRow="0" w:firstColumn="1" w:lastColumn="0" w:oddVBand="0" w:evenVBand="0" w:oddHBand="0" w:evenHBand="0" w:firstRowFirstColumn="0" w:firstRowLastColumn="0" w:lastRowFirstColumn="0" w:lastRowLastColumn="0"/>
-            <w:tcW w:w="2193" w:type="dxa"/>
-          </w:tcPr>
-          <w:p>
-            <w:pPr>
-              <w:jc w:val="center"/>
-              <w:rPr>
-                <w:color w:val="auto"/>
-                <w:lang w:val="el-GR"/>
-              </w:rPr>
-            </w:pPr>
-            <w:r>
-              <w:t>Test</w:t>
-            </w:r>
-            <w:r>
-              <w:rPr>
-                <w:lang w:val="el-GR"/>
-              </w:rPr>
-              <w:t xml:space="preserve"> </w:t>
-            </w:r>
-            <w:r>
-              <w:t>Case</w:t>
-            </w:r>
-            <w:r>
-              <w:rPr>
-                <w:lang w:val="el-GR"/>
-              </w:rPr>
-              <w:t xml:space="preserve"> </w:t>
-            </w:r>
-            <w:r>
-              <w:t>ID</w:t>
-            </w:r>
-          </w:p>
-        </w:tc>
-        <w:tc>
-          <w:tcPr>
-            <w:tcW w:w="1556" w:type="dxa"/>
-          </w:tcPr>
-          <w:p>
-            <w:pPr>
-              <w:cnfStyle w:val="100000000000" w:firstRow="1" w:lastRow="0" w:firstColumn="0" w:lastColumn="0" w:oddVBand="0" w:evenVBand="0" w:oddHBand="0" w:evenHBand="0" w:firstRowFirstColumn="0" w:firstRowLastColumn="0" w:lastRowFirstColumn="0" w:lastRowLastColumn="0"/>
-              <w:rPr>
-                <w:lang w:val="el-GR"/>
-              </w:rPr>
-            </w:pPr>
-            <w:r>
-              <w:rPr>
-                <w:lang w:val="el-GR"/>
-              </w:rPr>
-              <w:t>Περιγραφή</w:t>
-            </w:r>
-          </w:p>
-        </w:tc>
-        <w:tc>
-          <w:tcPr>
-            <w:tcW w:w="1745" w:type="dxa"/>
-          </w:tcPr>
-          <w:p>
-            <w:pPr>
-              <w:cnfStyle w:val="100000000000" w:firstRow="1" w:lastRow="0" w:firstColumn="0" w:lastColumn="0" w:oddVBand="0" w:evenVBand="0" w:oddHBand="0" w:evenHBand="0" w:firstRowFirstColumn="0" w:firstRowLastColumn="0" w:lastRowFirstColumn="0" w:lastRowLastColumn="0"/>
-              <w:rPr>
-                <w:lang w:val="el-GR"/>
-              </w:rPr>
-            </w:pPr>
-            <w:r>
-              <w:rPr>
-                <w:lang w:val="el-GR"/>
-              </w:rPr>
-              <w:t>Προϋπόθεση</w:t>
-            </w:r>
-          </w:p>
-        </w:tc>
-        <w:tc>
-          <w:tcPr>
-            <w:tcW w:w="1671" w:type="dxa"/>
-          </w:tcPr>
-          <w:p>
-            <w:pPr>
-              <w:cnfStyle w:val="100000000000" w:firstRow="1" w:lastRow="0" w:firstColumn="0" w:lastColumn="0" w:oddVBand="0" w:evenVBand="0" w:oddHBand="0" w:evenHBand="0" w:firstRowFirstColumn="0" w:firstRowLastColumn="0" w:lastRowFirstColumn="0" w:lastRowLastColumn="0"/>
-              <w:rPr>
-                <w:lang w:val="el-GR"/>
-              </w:rPr>
-            </w:pPr>
-            <w:r>
-              <w:rPr>
-                <w:lang w:val="el-GR"/>
-              </w:rPr>
-              <w:t>Βήματα Testing</w:t>
-            </w:r>
-          </w:p>
-        </w:tc>
-        <w:tc>
-          <w:tcPr>
-            <w:tcW w:w="1728" w:type="dxa"/>
-          </w:tcPr>
-          <w:p>
-            <w:pPr>
-              <w:cnfStyle w:val="100000000000" w:firstRow="1" w:lastRow="0" w:firstColumn="0" w:lastColumn="0" w:oddVBand="0" w:evenVBand="0" w:oddHBand="0" w:evenHBand="0" w:firstRowFirstColumn="0" w:firstRowLastColumn="0" w:lastRowFirstColumn="0" w:lastRowLastColumn="0"/>
-              <w:rPr>
-                <w:lang w:val="el-GR"/>
-              </w:rPr>
-            </w:pPr>
-            <w:r>
-              <w:rPr>
-                <w:lang w:val="el-GR"/>
-              </w:rPr>
-              <w:t>Αναμενόμενο Αποτέλεσμα</w:t>
-            </w:r>
-          </w:p>
-        </w:tc>
-        <w:tc>
-          <w:tcPr>
-            <w:tcW w:w="1832" w:type="dxa"/>
-          </w:tcPr>
-          <w:p>
-            <w:pPr>
-              <w:cnfStyle w:val="100000000000" w:firstRow="1" w:lastRow="0" w:firstColumn="0" w:lastColumn="0" w:oddVBand="0" w:evenVBand="0" w:oddHBand="0" w:evenHBand="0" w:firstRowFirstColumn="0" w:firstRowLastColumn="0" w:lastRowFirstColumn="0" w:lastRowLastColumn="0"/>
-              <w:rPr>
-                <w:lang w:val="el-GR"/>
-              </w:rPr>
-            </w:pPr>
-            <w:r>
-              <w:rPr>
-                <w:lang w:val="el-GR"/>
-              </w:rPr>
-              <w:t>Πραγματικά Αποτελέσματα</w:t>
-            </w:r>
-          </w:p>
-        </w:tc>
-        <w:tc>
-          <w:tcPr>
-            <w:tcW w:w="1461" w:type="dxa"/>
-          </w:tcPr>
-          <w:p>
-            <w:pPr>
-              <w:cnfStyle w:val="100000000000" w:firstRow="1" w:lastRow="0" w:firstColumn="0" w:lastColumn="0" w:oddVBand="0" w:evenVBand="0" w:oddHBand="0" w:evenHBand="0" w:firstRowFirstColumn="0" w:firstRowLastColumn="0" w:lastRowFirstColumn="0" w:lastRowLastColumn="0"/>
-              <w:rPr>
-                <w:lang w:val="el-GR"/>
-              </w:rPr>
-            </w:pPr>
-            <w:r>
-              <w:rPr>
-                <w:lang w:val="el-GR"/>
-              </w:rPr>
-              <w:t>Κατάσταση</w:t>
-            </w:r>
-          </w:p>
-        </w:tc>
-      </w:tr>
-      <w:tr>
-        <w:trPr>
-          <w:cnfStyle w:val="000000100000" w:firstRow="0" w:lastRow="0" w:firstColumn="0" w:lastColumn="0" w:oddVBand="0" w:evenVBand="0" w:oddHBand="1" w:evenHBand="0" w:firstRowFirstColumn="0" w:firstRowLastColumn="0" w:lastRowFirstColumn="0" w:lastRowLastColumn="0"/>
-          <w:trHeight w:val="3748"/>
-        </w:trPr>
-        <w:tc>
-          <w:tcPr>
-            <w:cnfStyle w:val="001000000000" w:firstRow="0" w:lastRow="0" w:firstColumn="1" w:lastColumn="0" w:oddVBand="0" w:evenVBand="0" w:oddHBand="0" w:evenHBand="0" w:firstRowFirstColumn="0" w:firstRowLastColumn="0" w:lastRowFirstColumn="0" w:lastRowLastColumn="0"/>
-            <w:tcW w:w="2193" w:type="dxa"/>
-            <w:tcBorders>
-              <w:bottom w:val="nil"/>
-            </w:tcBorders>
-          </w:tcPr>
-          <w:p>
-            <w:pPr>
-              <w:ind w:left="720" w:hanging="720"/>
-              <w:jc w:val="center"/>
-              <w:rPr>
-                <w:sz w:val="20"/>
-                <w:szCs w:val="20"/>
-                <w:lang w:val="el-GR"/>
-              </w:rPr>
-            </w:pPr>
-            <w:proofErr w:type="spellStart"/>
-            <w:r>
-              <w:rPr>
-                <w:sz w:val="20"/>
-                <w:szCs w:val="20"/>
-              </w:rPr>
-              <w:t>TC_</w:t>
-            </w:r>
-            <w:r>
-              <w:rPr>
-                <w:sz w:val="20"/>
-                <w:szCs w:val="20"/>
-              </w:rPr>
-              <w:t>CreateEditWatchlist</w:t>
-            </w:r>
-            <w:proofErr w:type="spellEnd"/>
-            <w:r>
-              <w:rPr>
-                <w:sz w:val="20"/>
-                <w:szCs w:val="20"/>
-              </w:rPr>
-              <w:t xml:space="preserve"> _0</w:t>
-            </w:r>
-            <w:r>
-              <w:rPr>
-                <w:sz w:val="20"/>
-                <w:szCs w:val="20"/>
-                <w:lang w:val="el-GR"/>
-              </w:rPr>
-              <w:t>4</w:t>
-            </w:r>
-          </w:p>
-        </w:tc>
-        <w:tc>
-          <w:tcPr>
-            <w:tcW w:w="1556" w:type="dxa"/>
-            <w:tcBorders>
-              <w:bottom w:val="nil"/>
-            </w:tcBorders>
-          </w:tcPr>
-          <w:p>
-            <w:pPr>
-              <w:cnfStyle w:val="000000100000" w:firstRow="0" w:lastRow="0" w:firstColumn="0" w:lastColumn="0" w:oddVBand="0" w:evenVBand="0" w:oddHBand="1" w:evenHBand="0" w:firstRowFirstColumn="0" w:firstRowLastColumn="0" w:lastRowFirstColumn="0" w:lastRowLastColumn="0"/>
-              <w:rPr>
-                <w:sz w:val="20"/>
-                <w:szCs w:val="20"/>
-                <w:lang w:val="el-GR"/>
-              </w:rPr>
-            </w:pPr>
-            <w:r>
-              <w:rPr>
-                <w:sz w:val="20"/>
-                <w:szCs w:val="20"/>
-                <w:lang w:val="el-GR"/>
-              </w:rPr>
-              <w:t>Επεξεργασία</w:t>
-            </w:r>
-            <w:r>
-              <w:rPr>
-                <w:sz w:val="20"/>
-                <w:szCs w:val="20"/>
-                <w:lang w:val="el-GR"/>
-              </w:rPr>
-              <w:t xml:space="preserve"> </w:t>
-            </w:r>
-            <w:r>
-              <w:rPr>
-                <w:sz w:val="20"/>
-                <w:szCs w:val="20"/>
-              </w:rPr>
-              <w:t>watchlist</w:t>
-            </w:r>
-            <w:r>
-              <w:rPr>
-                <w:sz w:val="20"/>
-                <w:szCs w:val="20"/>
-                <w:lang w:val="el-GR"/>
-              </w:rPr>
-              <w:t xml:space="preserve"> </w:t>
-            </w:r>
-            <w:r>
-              <w:rPr>
-                <w:sz w:val="20"/>
-                <w:szCs w:val="20"/>
-                <w:lang w:val="el-GR"/>
-              </w:rPr>
-              <w:t xml:space="preserve">αν δεν υπάρχουν </w:t>
-            </w:r>
-            <w:r>
-              <w:rPr>
-                <w:sz w:val="20"/>
-                <w:szCs w:val="20"/>
-              </w:rPr>
-              <w:t>watchlist</w:t>
-            </w:r>
-          </w:p>
-        </w:tc>
-        <w:tc>
-          <w:tcPr>
-            <w:tcW w:w="1745" w:type="dxa"/>
-            <w:tcBorders>
-              <w:bottom w:val="nil"/>
-            </w:tcBorders>
-          </w:tcPr>
-          <w:p>
-            <w:pPr>
-              <w:cnfStyle w:val="000000100000" w:firstRow="0" w:lastRow="0" w:firstColumn="0" w:lastColumn="0" w:oddVBand="0" w:evenVBand="0" w:oddHBand="1" w:evenHBand="0" w:firstRowFirstColumn="0" w:firstRowLastColumn="0" w:lastRowFirstColumn="0" w:lastRowLastColumn="0"/>
-              <w:rPr>
-                <w:sz w:val="20"/>
-                <w:szCs w:val="20"/>
-                <w:lang w:val="el-GR"/>
-              </w:rPr>
-            </w:pPr>
-            <w:r>
-              <w:rPr>
-                <w:sz w:val="20"/>
-                <w:szCs w:val="20"/>
-                <w:lang w:val="el-GR"/>
-              </w:rPr>
-              <w:t>1. Ο χρήστης είναι ήδη συνδεδεμένος στο σύστημα</w:t>
-            </w:r>
-          </w:p>
-          <w:p>
-            <w:pPr>
-              <w:cnfStyle w:val="000000100000" w:firstRow="0" w:lastRow="0" w:firstColumn="0" w:lastColumn="0" w:oddVBand="0" w:evenVBand="0" w:oddHBand="1" w:evenHBand="0" w:firstRowFirstColumn="0" w:firstRowLastColumn="0" w:lastRowFirstColumn="0" w:lastRowLastColumn="0"/>
-              <w:rPr>
-                <w:sz w:val="20"/>
-                <w:szCs w:val="20"/>
-                <w:lang w:val="el-GR"/>
-              </w:rPr>
-            </w:pPr>
-          </w:p>
-          <w:p>
-            <w:pPr>
-              <w:cnfStyle w:val="000000100000" w:firstRow="0" w:lastRow="0" w:firstColumn="0" w:lastColumn="0" w:oddVBand="0" w:evenVBand="0" w:oddHBand="1" w:evenHBand="0" w:firstRowFirstColumn="0" w:firstRowLastColumn="0" w:lastRowFirstColumn="0" w:lastRowLastColumn="0"/>
-              <w:rPr>
-                <w:rFonts w:eastAsiaTheme="minorEastAsia"/>
-                <w:sz w:val="20"/>
-                <w:szCs w:val="20"/>
-                <w:lang w:eastAsia="ja-JP"/>
-              </w:rPr>
-            </w:pPr>
-            <w:r>
-              <w:rPr>
-                <w:sz w:val="20"/>
-                <w:szCs w:val="20"/>
-                <w:lang w:val="el-GR"/>
-              </w:rPr>
-              <w:t xml:space="preserve">2. Ο χρήστης βρίσκεται στην οθόνη προβολής </w:t>
-            </w:r>
-            <w:r>
-              <w:rPr>
-                <w:sz w:val="20"/>
-                <w:szCs w:val="20"/>
-              </w:rPr>
-              <w:t>watchlist</w:t>
-            </w:r>
-          </w:p>
-        </w:tc>
-        <w:tc>
-          <w:tcPr>
-            <w:tcW w:w="1671" w:type="dxa"/>
-            <w:tcBorders>
-              <w:bottom w:val="nil"/>
-            </w:tcBorders>
-          </w:tcPr>
-          <w:p>
-            <w:pPr>
-              <w:cnfStyle w:val="000000100000" w:firstRow="0" w:lastRow="0" w:firstColumn="0" w:lastColumn="0" w:oddVBand="0" w:evenVBand="0" w:oddHBand="1" w:evenHBand="0" w:firstRowFirstColumn="0" w:firstRowLastColumn="0" w:lastRowFirstColumn="0" w:lastRowLastColumn="0"/>
-              <w:rPr>
-                <w:sz w:val="20"/>
-                <w:szCs w:val="20"/>
-              </w:rPr>
-            </w:pPr>
-            <w:r>
-              <w:rPr>
-                <w:sz w:val="20"/>
-                <w:szCs w:val="20"/>
-                <w:lang w:val="el-GR"/>
-              </w:rPr>
-              <w:t xml:space="preserve">1. Ο χρήστης </w:t>
-            </w:r>
-            <w:r>
-              <w:rPr>
-                <w:sz w:val="20"/>
-                <w:szCs w:val="20"/>
-                <w:lang w:val="el-GR"/>
-              </w:rPr>
-              <w:t xml:space="preserve">επιλέγει να επεξεργαστεί το επιλεγμένο </w:t>
-            </w:r>
-            <w:r>
-              <w:rPr>
-                <w:sz w:val="20"/>
-                <w:szCs w:val="20"/>
-              </w:rPr>
-              <w:t>watchlist</w:t>
-            </w:r>
-            <w:r>
-              <w:rPr>
-                <w:sz w:val="20"/>
-                <w:szCs w:val="20"/>
-                <w:lang w:val="el-GR"/>
-              </w:rPr>
-              <w:t xml:space="preserve"> </w:t>
-            </w:r>
-            <w:r>
-              <w:rPr>
-                <w:sz w:val="20"/>
-                <w:szCs w:val="20"/>
-                <w:lang w:val="el-GR"/>
-              </w:rPr>
-              <w:t xml:space="preserve">με το </w:t>
-            </w:r>
-            <w:r>
-              <w:rPr>
-                <w:sz w:val="20"/>
-                <w:szCs w:val="20"/>
-                <w:lang w:val="el-GR"/>
-              </w:rPr>
-              <w:t>“</w:t>
-            </w:r>
-            <w:r>
-              <w:rPr>
-                <w:sz w:val="20"/>
-                <w:szCs w:val="20"/>
-              </w:rPr>
-              <w:t>Edit</w:t>
-            </w:r>
-            <w:r>
-              <w:rPr>
-                <w:sz w:val="20"/>
-                <w:szCs w:val="20"/>
-                <w:lang w:val="el-GR"/>
-              </w:rPr>
-              <w:t xml:space="preserve"> </w:t>
-            </w:r>
-            <w:r>
-              <w:rPr>
-                <w:sz w:val="20"/>
-                <w:szCs w:val="20"/>
-              </w:rPr>
-              <w:t>Watchlist</w:t>
-            </w:r>
-            <w:r>
-              <w:rPr>
-                <w:sz w:val="20"/>
-                <w:szCs w:val="20"/>
-                <w:lang w:val="el-GR"/>
-              </w:rPr>
-              <w:t>”</w:t>
-            </w:r>
-            <w:r>
-              <w:rPr>
-                <w:sz w:val="20"/>
-                <w:szCs w:val="20"/>
-                <w:lang w:val="el-GR"/>
-              </w:rPr>
-              <w:br/>
-            </w:r>
-          </w:p>
-          <w:p>
-            <w:pPr>
-              <w:cnfStyle w:val="000000100000" w:firstRow="0" w:lastRow="0" w:firstColumn="0" w:lastColumn="0" w:oddVBand="0" w:evenVBand="0" w:oddHBand="1" w:evenHBand="0" w:firstRowFirstColumn="0" w:firstRowLastColumn="0" w:lastRowFirstColumn="0" w:lastRowLastColumn="0"/>
-              <w:rPr>
-                <w:sz w:val="20"/>
-                <w:szCs w:val="20"/>
-                <w:lang w:val="el-GR"/>
-              </w:rPr>
-            </w:pPr>
-          </w:p>
-          <w:p>
-            <w:pPr>
-              <w:cnfStyle w:val="000000100000" w:firstRow="0" w:lastRow="0" w:firstColumn="0" w:lastColumn="0" w:oddVBand="0" w:evenVBand="0" w:oddHBand="1" w:evenHBand="0" w:firstRowFirstColumn="0" w:firstRowLastColumn="0" w:lastRowFirstColumn="0" w:lastRowLastColumn="0"/>
-              <w:rPr>
-                <w:sz w:val="20"/>
-                <w:szCs w:val="20"/>
-                <w:lang w:val="el-GR"/>
-              </w:rPr>
-            </w:pPr>
-          </w:p>
-        </w:tc>
-        <w:tc>
-          <w:tcPr>
-            <w:tcW w:w="1728" w:type="dxa"/>
-            <w:tcBorders>
-              <w:bottom w:val="nil"/>
-            </w:tcBorders>
-          </w:tcPr>
-          <w:p>
-            <w:pPr>
-              <w:cnfStyle w:val="000000100000" w:firstRow="0" w:lastRow="0" w:firstColumn="0" w:lastColumn="0" w:oddVBand="0" w:evenVBand="0" w:oddHBand="1" w:evenHBand="0" w:firstRowFirstColumn="0" w:firstRowLastColumn="0" w:lastRowFirstColumn="0" w:lastRowLastColumn="0"/>
-              <w:rPr>
-                <w:sz w:val="20"/>
-                <w:szCs w:val="20"/>
-                <w:lang w:val="el-GR"/>
-              </w:rPr>
-            </w:pPr>
-            <w:r>
-              <w:rPr>
-                <w:sz w:val="20"/>
-                <w:szCs w:val="20"/>
-                <w:lang w:val="el-GR"/>
-              </w:rPr>
-              <w:t xml:space="preserve">Δεν υπάρχει δυνατότητα επεξεργασίας </w:t>
-            </w:r>
-            <w:r>
-              <w:rPr>
-                <w:sz w:val="20"/>
-                <w:szCs w:val="20"/>
-              </w:rPr>
-              <w:t>watchlist</w:t>
-            </w:r>
-            <w:r>
-              <w:rPr>
-                <w:sz w:val="20"/>
-                <w:szCs w:val="20"/>
-                <w:lang w:val="el-GR"/>
-              </w:rPr>
-              <w:t>.</w:t>
-            </w:r>
-          </w:p>
-        </w:tc>
-        <w:tc>
-          <w:tcPr>
-            <w:tcW w:w="1832" w:type="dxa"/>
-            <w:tcBorders>
-              <w:bottom w:val="nil"/>
-            </w:tcBorders>
-          </w:tcPr>
-          <w:p>
-            <w:pPr>
-              <w:cnfStyle w:val="000000100000" w:firstRow="0" w:lastRow="0" w:firstColumn="0" w:lastColumn="0" w:oddVBand="0" w:evenVBand="0" w:oddHBand="1" w:evenHBand="0" w:firstRowFirstColumn="0" w:firstRowLastColumn="0" w:lastRowFirstColumn="0" w:lastRowLastColumn="0"/>
-              <w:rPr>
-                <w:sz w:val="20"/>
-                <w:szCs w:val="20"/>
-                <w:lang w:val="el-GR"/>
-              </w:rPr>
-            </w:pPr>
-            <w:r>
-              <w:rPr>
-                <w:sz w:val="20"/>
-                <w:szCs w:val="20"/>
-                <w:lang w:val="el-GR"/>
-              </w:rPr>
-              <w:t xml:space="preserve">Δεν υπάρχει δυνατότητα επεξεργασίας </w:t>
-            </w:r>
-            <w:r>
-              <w:rPr>
-                <w:sz w:val="20"/>
-                <w:szCs w:val="20"/>
-              </w:rPr>
-              <w:t>watchlist</w:t>
-            </w:r>
-            <w:r>
-              <w:rPr>
-                <w:sz w:val="20"/>
-                <w:szCs w:val="20"/>
-                <w:lang w:val="el-GR"/>
-              </w:rPr>
-              <w:t>.</w:t>
-            </w:r>
-          </w:p>
-        </w:tc>
-        <w:tc>
-          <w:tcPr>
-            <w:tcW w:w="1461" w:type="dxa"/>
-            <w:tcBorders>
-              <w:bottom w:val="nil"/>
-            </w:tcBorders>
-          </w:tcPr>
-          <w:p>
-            <w:pPr>
-              <w:cnfStyle w:val="000000100000" w:firstRow="0" w:lastRow="0" w:firstColumn="0" w:lastColumn="0" w:oddVBand="0" w:evenVBand="0" w:oddHBand="1" w:evenHBand="0" w:firstRowFirstColumn="0" w:firstRowLastColumn="0" w:lastRowFirstColumn="0" w:lastRowLastColumn="0"/>
-              <w:rPr>
-                <w:sz w:val="20"/>
-                <w:szCs w:val="20"/>
-              </w:rPr>
-            </w:pPr>
-            <w:r>
-              <w:rPr>
-                <w:sz w:val="20"/>
-                <w:szCs w:val="20"/>
-              </w:rPr>
-              <w:t>Pass</w:t>
-            </w:r>
-            <w:r>
-              <w:rPr>
-                <w:rFonts w:ascii="Segoe UI Emoji" w:hAnsi="Segoe UI Emoji" w:cs="Segoe UI Emoji"/>
-                <w:sz w:val="20"/>
-                <w:szCs w:val="20"/>
-              </w:rPr>
-              <w:t>✔️</w:t>
-            </w:r>
-          </w:p>
-        </w:tc>
-      </w:tr>
-    </w:tbl>
-    <w:p>
-      <w:r>
-        <w:br/>
-      </w:r>
-      <w:r>
-        <w:br/>
-      </w:r>
-      <w:r>
-        <w:br/>
-      </w:r>
-    </w:p>
-    <w:tbl>
-      <w:tblPr>
-        <w:tblStyle w:val="GridTable4-Accent1"/>
-        <w:tblpPr w:leftFromText="180" w:rightFromText="180" w:vertAnchor="text" w:horzAnchor="margin" w:tblpXSpec="center" w:tblpY="4"/>
-        <w:tblW w:w="12186" w:type="dxa"/>
-        <w:tblLayout w:type="fixed"/>
-        <w:tblLook w:val="04A0" w:firstRow="1" w:lastRow="0" w:firstColumn="1" w:lastColumn="0" w:noHBand="0" w:noVBand="1"/>
-      </w:tblPr>
-      <w:tblGrid>
-        <w:gridCol w:w="2193"/>
-        <w:gridCol w:w="1556"/>
-        <w:gridCol w:w="1745"/>
-        <w:gridCol w:w="1671"/>
-        <w:gridCol w:w="1728"/>
-        <w:gridCol w:w="1832"/>
-        <w:gridCol w:w="1461"/>
-      </w:tblGrid>
-      <w:tr>
-        <w:trPr>
-          <w:cnfStyle w:val="100000000000" w:firstRow="1" w:lastRow="0" w:firstColumn="0" w:lastColumn="0" w:oddVBand="0" w:evenVBand="0" w:oddHBand="0" w:evenHBand="0" w:firstRowFirstColumn="0" w:firstRowLastColumn="0" w:lastRowFirstColumn="0" w:lastRowLastColumn="0"/>
-          <w:trHeight w:val="222"/>
-        </w:trPr>
-        <w:tc>
-          <w:tcPr>
-            <w:cnfStyle w:val="001000000000" w:firstRow="0" w:lastRow="0" w:firstColumn="1" w:lastColumn="0" w:oddVBand="0" w:evenVBand="0" w:oddHBand="0" w:evenHBand="0" w:firstRowFirstColumn="0" w:firstRowLastColumn="0" w:lastRowFirstColumn="0" w:lastRowLastColumn="0"/>
-            <w:tcW w:w="2193" w:type="dxa"/>
-          </w:tcPr>
-          <w:p>
-            <w:pPr>
-              <w:jc w:val="center"/>
-              <w:rPr>
-                <w:color w:val="auto"/>
-                <w:lang w:val="el-GR"/>
-              </w:rPr>
-            </w:pPr>
-            <w:r>
-              <w:t>Test</w:t>
-            </w:r>
-            <w:r>
-              <w:rPr>
-                <w:lang w:val="el-GR"/>
-              </w:rPr>
-              <w:t xml:space="preserve"> </w:t>
-            </w:r>
-            <w:r>
-              <w:t>Case</w:t>
-            </w:r>
-            <w:r>
-              <w:rPr>
-                <w:lang w:val="el-GR"/>
-              </w:rPr>
-              <w:t xml:space="preserve"> </w:t>
-            </w:r>
-            <w:r>
-              <w:t>ID</w:t>
-            </w:r>
-          </w:p>
-        </w:tc>
-        <w:tc>
-          <w:tcPr>
-            <w:tcW w:w="1556" w:type="dxa"/>
-          </w:tcPr>
-          <w:p>
-            <w:pPr>
-              <w:cnfStyle w:val="100000000000" w:firstRow="1" w:lastRow="0" w:firstColumn="0" w:lastColumn="0" w:oddVBand="0" w:evenVBand="0" w:oddHBand="0" w:evenHBand="0" w:firstRowFirstColumn="0" w:firstRowLastColumn="0" w:lastRowFirstColumn="0" w:lastRowLastColumn="0"/>
-              <w:rPr>
-                <w:lang w:val="el-GR"/>
-              </w:rPr>
-            </w:pPr>
-            <w:r>
-              <w:rPr>
-                <w:lang w:val="el-GR"/>
-              </w:rPr>
-              <w:t>Περιγραφή</w:t>
-            </w:r>
-          </w:p>
-        </w:tc>
-        <w:tc>
-          <w:tcPr>
-            <w:tcW w:w="1745" w:type="dxa"/>
-          </w:tcPr>
-          <w:p>
-            <w:pPr>
-              <w:cnfStyle w:val="100000000000" w:firstRow="1" w:lastRow="0" w:firstColumn="0" w:lastColumn="0" w:oddVBand="0" w:evenVBand="0" w:oddHBand="0" w:evenHBand="0" w:firstRowFirstColumn="0" w:firstRowLastColumn="0" w:lastRowFirstColumn="0" w:lastRowLastColumn="0"/>
-              <w:rPr>
-                <w:lang w:val="el-GR"/>
-              </w:rPr>
-            </w:pPr>
-            <w:r>
-              <w:rPr>
-                <w:lang w:val="el-GR"/>
-              </w:rPr>
-              <w:t>Προϋπόθεση</w:t>
-            </w:r>
-          </w:p>
-        </w:tc>
-        <w:tc>
-          <w:tcPr>
-            <w:tcW w:w="1671" w:type="dxa"/>
-          </w:tcPr>
-          <w:p>
-            <w:pPr>
-              <w:cnfStyle w:val="100000000000" w:firstRow="1" w:lastRow="0" w:firstColumn="0" w:lastColumn="0" w:oddVBand="0" w:evenVBand="0" w:oddHBand="0" w:evenHBand="0" w:firstRowFirstColumn="0" w:firstRowLastColumn="0" w:lastRowFirstColumn="0" w:lastRowLastColumn="0"/>
-              <w:rPr>
-                <w:lang w:val="el-GR"/>
-              </w:rPr>
-            </w:pPr>
-            <w:r>
-              <w:rPr>
-                <w:lang w:val="el-GR"/>
-              </w:rPr>
-              <w:t>Βήματα Testing</w:t>
-            </w:r>
-          </w:p>
-        </w:tc>
-        <w:tc>
-          <w:tcPr>
-            <w:tcW w:w="1728" w:type="dxa"/>
-          </w:tcPr>
-          <w:p>
-            <w:pPr>
-              <w:cnfStyle w:val="100000000000" w:firstRow="1" w:lastRow="0" w:firstColumn="0" w:lastColumn="0" w:oddVBand="0" w:evenVBand="0" w:oddHBand="0" w:evenHBand="0" w:firstRowFirstColumn="0" w:firstRowLastColumn="0" w:lastRowFirstColumn="0" w:lastRowLastColumn="0"/>
-              <w:rPr>
-                <w:lang w:val="el-GR"/>
-              </w:rPr>
-            </w:pPr>
-            <w:r>
-              <w:rPr>
-                <w:lang w:val="el-GR"/>
-              </w:rPr>
-              <w:t>Αναμενόμενο Αποτέλεσμα</w:t>
-            </w:r>
-          </w:p>
-        </w:tc>
-        <w:tc>
-          <w:tcPr>
-            <w:tcW w:w="1832" w:type="dxa"/>
-          </w:tcPr>
-          <w:p>
-            <w:pPr>
-              <w:cnfStyle w:val="100000000000" w:firstRow="1" w:lastRow="0" w:firstColumn="0" w:lastColumn="0" w:oddVBand="0" w:evenVBand="0" w:oddHBand="0" w:evenHBand="0" w:firstRowFirstColumn="0" w:firstRowLastColumn="0" w:lastRowFirstColumn="0" w:lastRowLastColumn="0"/>
-              <w:rPr>
-                <w:lang w:val="el-GR"/>
-              </w:rPr>
-            </w:pPr>
-            <w:r>
-              <w:rPr>
-                <w:lang w:val="el-GR"/>
-              </w:rPr>
-              <w:t>Πραγματικά Αποτελέσματα</w:t>
-            </w:r>
-          </w:p>
-        </w:tc>
-        <w:tc>
-          <w:tcPr>
-            <w:tcW w:w="1461" w:type="dxa"/>
-          </w:tcPr>
-          <w:p>
-            <w:pPr>
-              <w:cnfStyle w:val="100000000000" w:firstRow="1" w:lastRow="0" w:firstColumn="0" w:lastColumn="0" w:oddVBand="0" w:evenVBand="0" w:oddHBand="0" w:evenHBand="0" w:firstRowFirstColumn="0" w:firstRowLastColumn="0" w:lastRowFirstColumn="0" w:lastRowLastColumn="0"/>
-              <w:rPr>
-                <w:lang w:val="el-GR"/>
-              </w:rPr>
-            </w:pPr>
-            <w:r>
-              <w:rPr>
-                <w:lang w:val="el-GR"/>
-              </w:rPr>
-              <w:t>Κατάσταση</w:t>
-            </w:r>
-          </w:p>
-        </w:tc>
-      </w:tr>
-      <w:tr>
-        <w:trPr>
-          <w:cnfStyle w:val="000000100000" w:firstRow="0" w:lastRow="0" w:firstColumn="0" w:lastColumn="0" w:oddVBand="0" w:evenVBand="0" w:oddHBand="1" w:evenHBand="0" w:firstRowFirstColumn="0" w:firstRowLastColumn="0" w:lastRowFirstColumn="0" w:lastRowLastColumn="0"/>
-          <w:trHeight w:val="3748"/>
-        </w:trPr>
-        <w:tc>
-          <w:tcPr>
-            <w:cnfStyle w:val="001000000000" w:firstRow="0" w:lastRow="0" w:firstColumn="1" w:lastColumn="0" w:oddVBand="0" w:evenVBand="0" w:oddHBand="0" w:evenHBand="0" w:firstRowFirstColumn="0" w:firstRowLastColumn="0" w:lastRowFirstColumn="0" w:lastRowLastColumn="0"/>
-            <w:tcW w:w="2193" w:type="dxa"/>
-            <w:tcBorders>
-              <w:bottom w:val="nil"/>
-            </w:tcBorders>
-          </w:tcPr>
-          <w:p>
-            <w:pPr>
-              <w:ind w:left="720" w:hanging="720"/>
-              <w:jc w:val="center"/>
-              <w:rPr>
-                <w:sz w:val="20"/>
-                <w:szCs w:val="20"/>
-                <w:lang w:val="el-GR"/>
-              </w:rPr>
-            </w:pPr>
-            <w:proofErr w:type="spellStart"/>
-            <w:r>
-              <w:rPr>
-                <w:sz w:val="20"/>
-                <w:szCs w:val="20"/>
-              </w:rPr>
-              <w:t>TC_</w:t>
-            </w:r>
-            <w:r>
-              <w:rPr>
-                <w:sz w:val="20"/>
-                <w:szCs w:val="20"/>
-              </w:rPr>
-              <w:t>CreateEditWatchlist</w:t>
-            </w:r>
-            <w:proofErr w:type="spellEnd"/>
-            <w:r>
-              <w:rPr>
-                <w:sz w:val="20"/>
-                <w:szCs w:val="20"/>
-              </w:rPr>
-              <w:t xml:space="preserve"> _0</w:t>
-            </w:r>
-            <w:r>
-              <w:rPr>
-                <w:sz w:val="20"/>
-                <w:szCs w:val="20"/>
-                <w:lang w:val="el-GR"/>
-              </w:rPr>
-              <w:t>5</w:t>
-            </w:r>
-          </w:p>
-        </w:tc>
-        <w:tc>
-          <w:tcPr>
-            <w:tcW w:w="1556" w:type="dxa"/>
-            <w:tcBorders>
-              <w:bottom w:val="nil"/>
-            </w:tcBorders>
-          </w:tcPr>
-          <w:p>
-            <w:pPr>
-              <w:cnfStyle w:val="000000100000" w:firstRow="0" w:lastRow="0" w:firstColumn="0" w:lastColumn="0" w:oddVBand="0" w:evenVBand="0" w:oddHBand="1" w:evenHBand="0" w:firstRowFirstColumn="0" w:firstRowLastColumn="0" w:lastRowFirstColumn="0" w:lastRowLastColumn="0"/>
-              <w:rPr>
-                <w:sz w:val="20"/>
-                <w:szCs w:val="20"/>
-                <w:lang w:val="el-GR"/>
-              </w:rPr>
-            </w:pPr>
-            <w:r>
-              <w:rPr>
-                <w:sz w:val="20"/>
-                <w:szCs w:val="20"/>
-                <w:lang w:val="el-GR"/>
-              </w:rPr>
-              <w:t xml:space="preserve">Επεξεργασία του ονόματος του </w:t>
-            </w:r>
-            <w:r>
-              <w:rPr>
-                <w:sz w:val="20"/>
-                <w:szCs w:val="20"/>
-              </w:rPr>
-              <w:t>watchlist</w:t>
-            </w:r>
-            <w:r>
-              <w:rPr>
-                <w:sz w:val="20"/>
-                <w:szCs w:val="20"/>
-                <w:lang w:val="el-GR"/>
-              </w:rPr>
-              <w:t xml:space="preserve"> </w:t>
-            </w:r>
-            <w:r>
-              <w:rPr>
-                <w:sz w:val="20"/>
-                <w:szCs w:val="20"/>
-                <w:lang w:val="el-GR"/>
-              </w:rPr>
-              <w:t>του χρήστη</w:t>
-            </w:r>
-            <w:r>
-              <w:rPr>
-                <w:sz w:val="20"/>
-                <w:szCs w:val="20"/>
-                <w:lang w:val="el-GR"/>
-              </w:rPr>
-              <w:t xml:space="preserve"> με ίδιο όνομα</w:t>
-            </w:r>
-          </w:p>
-        </w:tc>
-        <w:tc>
-          <w:tcPr>
-            <w:tcW w:w="1745" w:type="dxa"/>
-            <w:tcBorders>
-              <w:bottom w:val="nil"/>
-            </w:tcBorders>
-          </w:tcPr>
-          <w:p>
-            <w:pPr>
-              <w:cnfStyle w:val="000000100000" w:firstRow="0" w:lastRow="0" w:firstColumn="0" w:lastColumn="0" w:oddVBand="0" w:evenVBand="0" w:oddHBand="1" w:evenHBand="0" w:firstRowFirstColumn="0" w:firstRowLastColumn="0" w:lastRowFirstColumn="0" w:lastRowLastColumn="0"/>
-              <w:rPr>
-                <w:sz w:val="20"/>
-                <w:szCs w:val="20"/>
-                <w:lang w:val="el-GR"/>
-              </w:rPr>
-            </w:pPr>
-            <w:r>
-              <w:rPr>
-                <w:sz w:val="20"/>
-                <w:szCs w:val="20"/>
-                <w:lang w:val="el-GR"/>
-              </w:rPr>
-              <w:t>1. Ο χρήστης είναι ήδη συνδεδεμένος στο σύστημα</w:t>
-            </w:r>
-          </w:p>
-          <w:p>
-            <w:pPr>
-              <w:cnfStyle w:val="000000100000" w:firstRow="0" w:lastRow="0" w:firstColumn="0" w:lastColumn="0" w:oddVBand="0" w:evenVBand="0" w:oddHBand="1" w:evenHBand="0" w:firstRowFirstColumn="0" w:firstRowLastColumn="0" w:lastRowFirstColumn="0" w:lastRowLastColumn="0"/>
-              <w:rPr>
-                <w:sz w:val="20"/>
-                <w:szCs w:val="20"/>
-                <w:lang w:val="el-GR"/>
-              </w:rPr>
-            </w:pPr>
-          </w:p>
-          <w:p>
-            <w:pPr>
-              <w:cnfStyle w:val="000000100000" w:firstRow="0" w:lastRow="0" w:firstColumn="0" w:lastColumn="0" w:oddVBand="0" w:evenVBand="0" w:oddHBand="1" w:evenHBand="0" w:firstRowFirstColumn="0" w:firstRowLastColumn="0" w:lastRowFirstColumn="0" w:lastRowLastColumn="0"/>
-              <w:rPr>
-                <w:rFonts w:eastAsiaTheme="minorEastAsia"/>
-                <w:sz w:val="20"/>
-                <w:szCs w:val="20"/>
-                <w:lang w:val="el-GR" w:eastAsia="ja-JP"/>
-              </w:rPr>
-            </w:pPr>
-            <w:r>
-              <w:rPr>
-                <w:sz w:val="20"/>
-                <w:szCs w:val="20"/>
-                <w:lang w:val="el-GR"/>
-              </w:rPr>
-              <w:t xml:space="preserve">2. Ο χρήστης βρίσκεται στην οθόνη προβολής </w:t>
-            </w:r>
-            <w:r>
-              <w:rPr>
-                <w:sz w:val="20"/>
-                <w:szCs w:val="20"/>
-              </w:rPr>
-              <w:t>watchlist</w:t>
-            </w:r>
-            <w:r>
-              <w:rPr>
-                <w:sz w:val="20"/>
-                <w:szCs w:val="20"/>
-                <w:lang w:val="el-GR"/>
-              </w:rPr>
-              <w:br/>
-            </w:r>
-            <w:r>
-              <w:rPr>
-                <w:sz w:val="20"/>
-                <w:szCs w:val="20"/>
-                <w:lang w:val="el-GR"/>
-              </w:rPr>
-              <w:br/>
-              <w:t xml:space="preserve">3. Ο χρήστης έχει επιλέξει ένα από τα υπάρχοντα </w:t>
-            </w:r>
-            <w:r>
-              <w:rPr>
-                <w:sz w:val="20"/>
-                <w:szCs w:val="20"/>
-              </w:rPr>
-              <w:t>watchlist</w:t>
-            </w:r>
-          </w:p>
-        </w:tc>
-        <w:tc>
-          <w:tcPr>
-            <w:tcW w:w="1671" w:type="dxa"/>
-            <w:tcBorders>
-              <w:bottom w:val="nil"/>
-            </w:tcBorders>
-          </w:tcPr>
-          <w:p>
-            <w:pPr>
-              <w:cnfStyle w:val="000000100000" w:firstRow="0" w:lastRow="0" w:firstColumn="0" w:lastColumn="0" w:oddVBand="0" w:evenVBand="0" w:oddHBand="1" w:evenHBand="0" w:firstRowFirstColumn="0" w:firstRowLastColumn="0" w:lastRowFirstColumn="0" w:lastRowLastColumn="0"/>
-              <w:rPr>
-                <w:sz w:val="20"/>
-                <w:szCs w:val="20"/>
-                <w:lang w:val="el-GR"/>
-              </w:rPr>
-            </w:pPr>
-            <w:r>
-              <w:rPr>
-                <w:sz w:val="20"/>
-                <w:szCs w:val="20"/>
-                <w:lang w:val="el-GR"/>
-              </w:rPr>
-              <w:t xml:space="preserve">1. Ο χρήστης </w:t>
-            </w:r>
-            <w:r>
-              <w:rPr>
-                <w:sz w:val="20"/>
-                <w:szCs w:val="20"/>
-                <w:lang w:val="el-GR"/>
-              </w:rPr>
-              <w:t xml:space="preserve">επιλέγει να επεξεργαστεί το επιλεγμένο </w:t>
-            </w:r>
-            <w:r>
-              <w:rPr>
-                <w:sz w:val="20"/>
-                <w:szCs w:val="20"/>
-              </w:rPr>
-              <w:t>watchlist</w:t>
-            </w:r>
-            <w:r>
-              <w:rPr>
-                <w:sz w:val="20"/>
-                <w:szCs w:val="20"/>
-                <w:lang w:val="el-GR"/>
-              </w:rPr>
-              <w:t xml:space="preserve"> </w:t>
-            </w:r>
-            <w:r>
-              <w:rPr>
-                <w:sz w:val="20"/>
-                <w:szCs w:val="20"/>
-                <w:lang w:val="el-GR"/>
-              </w:rPr>
-              <w:t xml:space="preserve">με το </w:t>
-            </w:r>
-            <w:r>
-              <w:rPr>
-                <w:sz w:val="20"/>
-                <w:szCs w:val="20"/>
-                <w:lang w:val="el-GR"/>
-              </w:rPr>
-              <w:t>“</w:t>
-            </w:r>
-            <w:r>
-              <w:rPr>
-                <w:sz w:val="20"/>
-                <w:szCs w:val="20"/>
-              </w:rPr>
-              <w:t>Edit</w:t>
-            </w:r>
-            <w:r>
-              <w:rPr>
-                <w:sz w:val="20"/>
-                <w:szCs w:val="20"/>
-                <w:lang w:val="el-GR"/>
-              </w:rPr>
-              <w:t xml:space="preserve"> </w:t>
-            </w:r>
-            <w:r>
-              <w:rPr>
-                <w:sz w:val="20"/>
-                <w:szCs w:val="20"/>
-              </w:rPr>
-              <w:t>Watchlist</w:t>
-            </w:r>
-            <w:r>
-              <w:rPr>
-                <w:sz w:val="20"/>
-                <w:szCs w:val="20"/>
-                <w:lang w:val="el-GR"/>
-              </w:rPr>
-              <w:t>”</w:t>
-            </w:r>
-            <w:r>
-              <w:rPr>
-                <w:sz w:val="20"/>
-                <w:szCs w:val="20"/>
-                <w:lang w:val="el-GR"/>
-              </w:rPr>
-              <w:br/>
-            </w:r>
-            <w:r>
-              <w:rPr>
-                <w:sz w:val="20"/>
-                <w:szCs w:val="20"/>
-                <w:lang w:val="el-GR"/>
-              </w:rPr>
-              <w:br/>
-              <w:t>2.</w:t>
-            </w:r>
-            <w:r>
-              <w:rPr>
-                <w:sz w:val="20"/>
-                <w:szCs w:val="20"/>
-                <w:lang w:val="el-GR"/>
-              </w:rPr>
-              <w:t xml:space="preserve">Ο χρήστης εισάγει </w:t>
-            </w:r>
-            <w:r>
-              <w:rPr>
-                <w:sz w:val="20"/>
-                <w:szCs w:val="20"/>
-                <w:lang w:val="el-GR"/>
-              </w:rPr>
-              <w:t xml:space="preserve">το ίδιο </w:t>
-            </w:r>
-            <w:r>
-              <w:rPr>
-                <w:sz w:val="20"/>
-                <w:szCs w:val="20"/>
-                <w:lang w:val="el-GR"/>
-              </w:rPr>
-              <w:t xml:space="preserve">όνομα του </w:t>
-            </w:r>
-            <w:r>
-              <w:rPr>
-                <w:sz w:val="20"/>
-                <w:szCs w:val="20"/>
-              </w:rPr>
-              <w:t>watchlist</w:t>
-            </w:r>
-            <w:r>
-              <w:rPr>
-                <w:sz w:val="20"/>
-                <w:szCs w:val="20"/>
-                <w:lang w:val="el-GR"/>
-              </w:rPr>
-              <w:t xml:space="preserve"> </w:t>
-            </w:r>
-            <w:r>
-              <w:rPr>
-                <w:sz w:val="20"/>
-                <w:szCs w:val="20"/>
-                <w:lang w:val="el-GR"/>
-              </w:rPr>
-              <w:t>στο πεδίο</w:t>
-            </w:r>
-          </w:p>
-          <w:p>
-            <w:pPr>
-              <w:cnfStyle w:val="000000100000" w:firstRow="0" w:lastRow="0" w:firstColumn="0" w:lastColumn="0" w:oddVBand="0" w:evenVBand="0" w:oddHBand="1" w:evenHBand="0" w:firstRowFirstColumn="0" w:firstRowLastColumn="0" w:lastRowFirstColumn="0" w:lastRowLastColumn="0"/>
-              <w:rPr>
-                <w:sz w:val="20"/>
-                <w:szCs w:val="20"/>
-                <w:lang w:val="el-GR"/>
-              </w:rPr>
-            </w:pPr>
-          </w:p>
-          <w:p>
-            <w:pPr>
-              <w:cnfStyle w:val="000000100000" w:firstRow="0" w:lastRow="0" w:firstColumn="0" w:lastColumn="0" w:oddVBand="0" w:evenVBand="0" w:oddHBand="1" w:evenHBand="0" w:firstRowFirstColumn="0" w:firstRowLastColumn="0" w:lastRowFirstColumn="0" w:lastRowLastColumn="0"/>
-              <w:rPr>
-                <w:sz w:val="20"/>
-                <w:szCs w:val="20"/>
-                <w:lang w:val="el-GR"/>
-              </w:rPr>
-            </w:pPr>
-          </w:p>
-        </w:tc>
-        <w:tc>
-          <w:tcPr>
-            <w:tcW w:w="1728" w:type="dxa"/>
-            <w:tcBorders>
-              <w:bottom w:val="nil"/>
-            </w:tcBorders>
-          </w:tcPr>
-          <w:p>
-            <w:pPr>
-              <w:cnfStyle w:val="000000100000" w:firstRow="0" w:lastRow="0" w:firstColumn="0" w:lastColumn="0" w:oddVBand="0" w:evenVBand="0" w:oddHBand="1" w:evenHBand="0" w:firstRowFirstColumn="0" w:firstRowLastColumn="0" w:lastRowFirstColumn="0" w:lastRowLastColumn="0"/>
-              <w:rPr>
-                <w:sz w:val="20"/>
-                <w:szCs w:val="20"/>
-                <w:lang w:val="el-GR"/>
-              </w:rPr>
-            </w:pPr>
-            <w:r>
-              <w:rPr>
-                <w:sz w:val="20"/>
-                <w:szCs w:val="20"/>
-                <w:lang w:val="el-GR"/>
-              </w:rPr>
-              <w:t xml:space="preserve">Οι αλλαγές </w:t>
-            </w:r>
-            <w:r>
-              <w:rPr>
-                <w:sz w:val="20"/>
-                <w:szCs w:val="20"/>
-                <w:lang w:val="el-GR"/>
-              </w:rPr>
-              <w:t xml:space="preserve">δεν </w:t>
-            </w:r>
-            <w:r>
-              <w:rPr>
-                <w:sz w:val="20"/>
-                <w:szCs w:val="20"/>
-                <w:lang w:val="el-GR"/>
-              </w:rPr>
-              <w:t xml:space="preserve">πραγαμτοποιούνται </w:t>
-            </w:r>
-            <w:r>
-              <w:rPr>
-                <w:sz w:val="20"/>
-                <w:szCs w:val="20"/>
-                <w:lang w:val="el-GR"/>
-              </w:rPr>
-              <w:t>και</w:t>
-            </w:r>
-            <w:r>
-              <w:rPr>
-                <w:sz w:val="20"/>
-                <w:szCs w:val="20"/>
-                <w:lang w:val="el-GR"/>
-              </w:rPr>
-              <w:t xml:space="preserve"> εμφανίζεται μήνυμα λάθους</w:t>
-            </w:r>
-            <w:r>
-              <w:rPr>
-                <w:sz w:val="20"/>
-                <w:szCs w:val="20"/>
-                <w:lang w:val="el-GR"/>
-              </w:rPr>
-              <w:t>.</w:t>
-            </w:r>
-          </w:p>
-        </w:tc>
-        <w:tc>
-          <w:tcPr>
-            <w:tcW w:w="1832" w:type="dxa"/>
-            <w:tcBorders>
-              <w:bottom w:val="nil"/>
-            </w:tcBorders>
-          </w:tcPr>
-          <w:p>
-            <w:pPr>
-              <w:cnfStyle w:val="000000100000" w:firstRow="0" w:lastRow="0" w:firstColumn="0" w:lastColumn="0" w:oddVBand="0" w:evenVBand="0" w:oddHBand="1" w:evenHBand="0" w:firstRowFirstColumn="0" w:firstRowLastColumn="0" w:lastRowFirstColumn="0" w:lastRowLastColumn="0"/>
-              <w:rPr>
-                <w:sz w:val="20"/>
-                <w:szCs w:val="20"/>
-                <w:lang w:val="el-GR"/>
-              </w:rPr>
-            </w:pPr>
-            <w:r>
-              <w:rPr>
-                <w:sz w:val="20"/>
-                <w:szCs w:val="20"/>
-                <w:lang w:val="el-GR"/>
-              </w:rPr>
-              <w:t>Οι αλλαγές</w:t>
-            </w:r>
-            <w:r>
-              <w:rPr>
-                <w:sz w:val="20"/>
-                <w:szCs w:val="20"/>
-                <w:lang w:val="el-GR"/>
-              </w:rPr>
-              <w:t xml:space="preserve"> επιτρέπονται από το σύστημα και δεν εμφανίζεται μήνυμα</w:t>
-            </w:r>
-            <w:r>
-              <w:rPr>
-                <w:sz w:val="20"/>
-                <w:szCs w:val="20"/>
-                <w:lang w:val="el-GR"/>
-              </w:rPr>
-              <w:t>.</w:t>
-            </w:r>
-          </w:p>
-        </w:tc>
-        <w:tc>
-          <w:tcPr>
-            <w:tcW w:w="1461" w:type="dxa"/>
-            <w:tcBorders>
-              <w:bottom w:val="nil"/>
-            </w:tcBorders>
-          </w:tcPr>
-          <w:p>
-            <w:pPr>
-              <w:cnfStyle w:val="000000100000" w:firstRow="0" w:lastRow="0" w:firstColumn="0" w:lastColumn="0" w:oddVBand="0" w:evenVBand="0" w:oddHBand="1" w:evenHBand="0" w:firstRowFirstColumn="0" w:firstRowLastColumn="0" w:lastRowFirstColumn="0" w:lastRowLastColumn="0"/>
-              <w:rPr>
-                <w:sz w:val="20"/>
-                <w:szCs w:val="20"/>
-              </w:rPr>
-            </w:pPr>
-            <w:r>
-              <w:rPr>
-                <w:sz w:val="20"/>
-                <w:szCs w:val="20"/>
-              </w:rPr>
-              <w:t>Fail</w:t>
-            </w:r>
-            <w:r>
-              <w:rPr>
-                <w:rFonts w:ascii="Apple Color Emoji" w:hAnsi="Apple Color Emoji"/>
-                <w:sz w:val="20"/>
-                <w:szCs w:val="20"/>
-              </w:rPr>
-              <w:t>❌</w:t>
-            </w:r>
-          </w:p>
-        </w:tc>
-      </w:tr>
-    </w:tbl>
-    <w:p>
-      <w:pPr>
-        <w:rPr>
-          <w:lang w:val="el-GR"/>
-        </w:rPr>
-      </w:pPr>
-      <w:r>
-        <w:br/>
-      </w:r>
-      <w:r>
-        <w:rPr>
-          <w:lang w:val="el-GR"/>
-        </w:rPr>
-        <w:br/>
-      </w:r>
-    </w:p>
-    <w:tbl>
-      <w:tblPr>
-        <w:tblStyle w:val="GridTable4-Accent1"/>
-        <w:tblpPr w:leftFromText="180" w:rightFromText="180" w:vertAnchor="text" w:horzAnchor="margin" w:tblpXSpec="center" w:tblpY="4"/>
-        <w:tblW w:w="12186" w:type="dxa"/>
-        <w:tblLayout w:type="fixed"/>
-        <w:tblLook w:val="04A0" w:firstRow="1" w:lastRow="0" w:firstColumn="1" w:lastColumn="0" w:noHBand="0" w:noVBand="1"/>
-      </w:tblPr>
-      <w:tblGrid>
-        <w:gridCol w:w="2193"/>
-        <w:gridCol w:w="1556"/>
-        <w:gridCol w:w="1745"/>
-        <w:gridCol w:w="1671"/>
-        <w:gridCol w:w="1728"/>
-        <w:gridCol w:w="1832"/>
-        <w:gridCol w:w="1461"/>
-      </w:tblGrid>
-      <w:tr>
-        <w:trPr>
-          <w:cnfStyle w:val="100000000000" w:firstRow="1" w:lastRow="0" w:firstColumn="0" w:lastColumn="0" w:oddVBand="0" w:evenVBand="0" w:oddHBand="0" w:evenHBand="0" w:firstRowFirstColumn="0" w:firstRowLastColumn="0" w:lastRowFirstColumn="0" w:lastRowLastColumn="0"/>
-          <w:trHeight w:val="222"/>
-        </w:trPr>
-        <w:tc>
-          <w:tcPr>
-            <w:cnfStyle w:val="001000000000" w:firstRow="0" w:lastRow="0" w:firstColumn="1" w:lastColumn="0" w:oddVBand="0" w:evenVBand="0" w:oddHBand="0" w:evenHBand="0" w:firstRowFirstColumn="0" w:firstRowLastColumn="0" w:lastRowFirstColumn="0" w:lastRowLastColumn="0"/>
-            <w:tcW w:w="2193" w:type="dxa"/>
-          </w:tcPr>
-          <w:p>
-            <w:pPr>
-              <w:jc w:val="center"/>
-              <w:rPr>
-                <w:color w:val="auto"/>
-                <w:lang w:val="el-GR"/>
-              </w:rPr>
-            </w:pPr>
-            <w:r>
-              <w:lastRenderedPageBreak/>
-              <w:t>Test</w:t>
-            </w:r>
-            <w:r>
-              <w:rPr>
-                <w:lang w:val="el-GR"/>
-              </w:rPr>
-              <w:t xml:space="preserve"> </w:t>
-            </w:r>
-            <w:r>
-              <w:t>Case</w:t>
-            </w:r>
-            <w:r>
-              <w:rPr>
-                <w:lang w:val="el-GR"/>
-              </w:rPr>
-              <w:t xml:space="preserve"> </w:t>
-            </w:r>
-            <w:r>
-              <w:t>ID</w:t>
-            </w:r>
-          </w:p>
-        </w:tc>
-        <w:tc>
-          <w:tcPr>
-            <w:tcW w:w="1556" w:type="dxa"/>
-          </w:tcPr>
-          <w:p>
-            <w:pPr>
-              <w:cnfStyle w:val="100000000000" w:firstRow="1" w:lastRow="0" w:firstColumn="0" w:lastColumn="0" w:oddVBand="0" w:evenVBand="0" w:oddHBand="0" w:evenHBand="0" w:firstRowFirstColumn="0" w:firstRowLastColumn="0" w:lastRowFirstColumn="0" w:lastRowLastColumn="0"/>
-              <w:rPr>
-                <w:lang w:val="el-GR"/>
-              </w:rPr>
-            </w:pPr>
-            <w:r>
-              <w:rPr>
-                <w:lang w:val="el-GR"/>
-              </w:rPr>
-              <w:t>Περιγραφή</w:t>
-            </w:r>
-          </w:p>
-        </w:tc>
-        <w:tc>
-          <w:tcPr>
-            <w:tcW w:w="1745" w:type="dxa"/>
-          </w:tcPr>
-          <w:p>
-            <w:pPr>
-              <w:cnfStyle w:val="100000000000" w:firstRow="1" w:lastRow="0" w:firstColumn="0" w:lastColumn="0" w:oddVBand="0" w:evenVBand="0" w:oddHBand="0" w:evenHBand="0" w:firstRowFirstColumn="0" w:firstRowLastColumn="0" w:lastRowFirstColumn="0" w:lastRowLastColumn="0"/>
-              <w:rPr>
-                <w:lang w:val="el-GR"/>
-              </w:rPr>
-            </w:pPr>
-            <w:r>
-              <w:rPr>
-                <w:lang w:val="el-GR"/>
-              </w:rPr>
-              <w:t>Προϋπόθεση</w:t>
-            </w:r>
-          </w:p>
-        </w:tc>
-        <w:tc>
-          <w:tcPr>
-            <w:tcW w:w="1671" w:type="dxa"/>
-          </w:tcPr>
-          <w:p>
-            <w:pPr>
-              <w:cnfStyle w:val="100000000000" w:firstRow="1" w:lastRow="0" w:firstColumn="0" w:lastColumn="0" w:oddVBand="0" w:evenVBand="0" w:oddHBand="0" w:evenHBand="0" w:firstRowFirstColumn="0" w:firstRowLastColumn="0" w:lastRowFirstColumn="0" w:lastRowLastColumn="0"/>
-              <w:rPr>
-                <w:lang w:val="el-GR"/>
-              </w:rPr>
-            </w:pPr>
-            <w:r>
-              <w:rPr>
-                <w:lang w:val="el-GR"/>
-              </w:rPr>
-              <w:t>Βήματα Testing</w:t>
-            </w:r>
-          </w:p>
-        </w:tc>
-        <w:tc>
-          <w:tcPr>
-            <w:tcW w:w="1728" w:type="dxa"/>
-          </w:tcPr>
-          <w:p>
-            <w:pPr>
-              <w:cnfStyle w:val="100000000000" w:firstRow="1" w:lastRow="0" w:firstColumn="0" w:lastColumn="0" w:oddVBand="0" w:evenVBand="0" w:oddHBand="0" w:evenHBand="0" w:firstRowFirstColumn="0" w:firstRowLastColumn="0" w:lastRowFirstColumn="0" w:lastRowLastColumn="0"/>
-              <w:rPr>
-                <w:lang w:val="el-GR"/>
-              </w:rPr>
-            </w:pPr>
-            <w:r>
-              <w:rPr>
-                <w:lang w:val="el-GR"/>
-              </w:rPr>
-              <w:t>Αναμενόμενο Αποτέλεσμα</w:t>
-            </w:r>
-          </w:p>
-        </w:tc>
-        <w:tc>
-          <w:tcPr>
-            <w:tcW w:w="1832" w:type="dxa"/>
-          </w:tcPr>
-          <w:p>
-            <w:pPr>
-              <w:cnfStyle w:val="100000000000" w:firstRow="1" w:lastRow="0" w:firstColumn="0" w:lastColumn="0" w:oddVBand="0" w:evenVBand="0" w:oddHBand="0" w:evenHBand="0" w:firstRowFirstColumn="0" w:firstRowLastColumn="0" w:lastRowFirstColumn="0" w:lastRowLastColumn="0"/>
-              <w:rPr>
-                <w:lang w:val="el-GR"/>
-              </w:rPr>
-            </w:pPr>
-            <w:r>
-              <w:rPr>
-                <w:lang w:val="el-GR"/>
-              </w:rPr>
-              <w:t>Πραγματικά Αποτελέσματα</w:t>
-            </w:r>
-          </w:p>
-        </w:tc>
-        <w:tc>
-          <w:tcPr>
-            <w:tcW w:w="1461" w:type="dxa"/>
-          </w:tcPr>
-          <w:p>
-            <w:pPr>
-              <w:cnfStyle w:val="100000000000" w:firstRow="1" w:lastRow="0" w:firstColumn="0" w:lastColumn="0" w:oddVBand="0" w:evenVBand="0" w:oddHBand="0" w:evenHBand="0" w:firstRowFirstColumn="0" w:firstRowLastColumn="0" w:lastRowFirstColumn="0" w:lastRowLastColumn="0"/>
-              <w:rPr>
-                <w:lang w:val="el-GR"/>
-              </w:rPr>
-            </w:pPr>
-            <w:r>
-              <w:rPr>
-                <w:lang w:val="el-GR"/>
-              </w:rPr>
-              <w:t>Κατάσταση</w:t>
-            </w:r>
-          </w:p>
-        </w:tc>
-      </w:tr>
-      <w:tr>
-        <w:trPr>
-          <w:cnfStyle w:val="000000100000" w:firstRow="0" w:lastRow="0" w:firstColumn="0" w:lastColumn="0" w:oddVBand="0" w:evenVBand="0" w:oddHBand="1" w:evenHBand="0" w:firstRowFirstColumn="0" w:firstRowLastColumn="0" w:lastRowFirstColumn="0" w:lastRowLastColumn="0"/>
-          <w:trHeight w:val="3748"/>
-        </w:trPr>
-        <w:tc>
-          <w:tcPr>
-            <w:cnfStyle w:val="001000000000" w:firstRow="0" w:lastRow="0" w:firstColumn="1" w:lastColumn="0" w:oddVBand="0" w:evenVBand="0" w:oddHBand="0" w:evenHBand="0" w:firstRowFirstColumn="0" w:firstRowLastColumn="0" w:lastRowFirstColumn="0" w:lastRowLastColumn="0"/>
-            <w:tcW w:w="2193" w:type="dxa"/>
-            <w:tcBorders>
-              <w:bottom w:val="nil"/>
-            </w:tcBorders>
-          </w:tcPr>
-          <w:p>
-            <w:pPr>
-              <w:ind w:left="720" w:hanging="720"/>
-              <w:jc w:val="center"/>
-              <w:rPr>
-                <w:sz w:val="20"/>
-                <w:szCs w:val="20"/>
-                <w:lang w:val="el-GR"/>
-              </w:rPr>
-            </w:pPr>
-            <w:proofErr w:type="spellStart"/>
-            <w:r>
-              <w:rPr>
-                <w:sz w:val="20"/>
-                <w:szCs w:val="20"/>
-              </w:rPr>
-              <w:t>TC_</w:t>
-            </w:r>
-            <w:r>
-              <w:rPr>
-                <w:sz w:val="20"/>
-                <w:szCs w:val="20"/>
-              </w:rPr>
-              <w:t>CreateEditWatchlist</w:t>
-            </w:r>
-            <w:proofErr w:type="spellEnd"/>
-            <w:r>
-              <w:rPr>
-                <w:sz w:val="20"/>
-                <w:szCs w:val="20"/>
-              </w:rPr>
-              <w:t xml:space="preserve"> _0</w:t>
-            </w:r>
-            <w:r>
-              <w:rPr>
-                <w:sz w:val="20"/>
-                <w:szCs w:val="20"/>
-                <w:lang w:val="el-GR"/>
-              </w:rPr>
-              <w:t>6</w:t>
-            </w:r>
-          </w:p>
-        </w:tc>
-        <w:tc>
-          <w:tcPr>
-            <w:tcW w:w="1556" w:type="dxa"/>
-            <w:tcBorders>
-              <w:bottom w:val="nil"/>
-            </w:tcBorders>
-          </w:tcPr>
-          <w:p>
-            <w:pPr>
-              <w:cnfStyle w:val="000000100000" w:firstRow="0" w:lastRow="0" w:firstColumn="0" w:lastColumn="0" w:oddVBand="0" w:evenVBand="0" w:oddHBand="1" w:evenHBand="0" w:firstRowFirstColumn="0" w:firstRowLastColumn="0" w:lastRowFirstColumn="0" w:lastRowLastColumn="0"/>
-              <w:rPr>
-                <w:sz w:val="20"/>
-                <w:szCs w:val="20"/>
-                <w:lang w:val="el-GR"/>
-              </w:rPr>
-            </w:pPr>
-            <w:r>
-              <w:rPr>
-                <w:sz w:val="20"/>
-                <w:szCs w:val="20"/>
-                <w:lang w:val="el-GR"/>
-              </w:rPr>
-              <w:t xml:space="preserve">Δημιουργία </w:t>
-            </w:r>
-            <w:r>
-              <w:rPr>
-                <w:sz w:val="20"/>
-                <w:szCs w:val="20"/>
-              </w:rPr>
-              <w:t>watchlist</w:t>
-            </w:r>
-            <w:r>
-              <w:rPr>
-                <w:sz w:val="20"/>
-                <w:szCs w:val="20"/>
-                <w:lang w:val="el-GR"/>
-              </w:rPr>
-              <w:t xml:space="preserve"> </w:t>
-            </w:r>
-            <w:r>
-              <w:rPr>
-                <w:sz w:val="20"/>
-                <w:szCs w:val="20"/>
-                <w:lang w:val="el-GR"/>
-              </w:rPr>
-              <w:t>του χρήστη</w:t>
-            </w:r>
-            <w:r>
-              <w:rPr>
-                <w:sz w:val="20"/>
-                <w:szCs w:val="20"/>
-                <w:lang w:val="el-GR"/>
-              </w:rPr>
-              <w:t xml:space="preserve"> με υπάρχων όνομα</w:t>
-            </w:r>
-          </w:p>
-        </w:tc>
-        <w:tc>
-          <w:tcPr>
-            <w:tcW w:w="1745" w:type="dxa"/>
-            <w:tcBorders>
-              <w:bottom w:val="nil"/>
-            </w:tcBorders>
-          </w:tcPr>
-          <w:p>
-            <w:pPr>
-              <w:cnfStyle w:val="000000100000" w:firstRow="0" w:lastRow="0" w:firstColumn="0" w:lastColumn="0" w:oddVBand="0" w:evenVBand="0" w:oddHBand="1" w:evenHBand="0" w:firstRowFirstColumn="0" w:firstRowLastColumn="0" w:lastRowFirstColumn="0" w:lastRowLastColumn="0"/>
-              <w:rPr>
-                <w:sz w:val="20"/>
-                <w:szCs w:val="20"/>
-                <w:lang w:val="el-GR"/>
-              </w:rPr>
-            </w:pPr>
-            <w:r>
-              <w:rPr>
-                <w:sz w:val="20"/>
-                <w:szCs w:val="20"/>
-                <w:lang w:val="el-GR"/>
-              </w:rPr>
-              <w:t>1. Ο χρήστης είναι ήδη συνδεδεμένος στο σύστημα</w:t>
-            </w:r>
-          </w:p>
-          <w:p>
-            <w:pPr>
-              <w:cnfStyle w:val="000000100000" w:firstRow="0" w:lastRow="0" w:firstColumn="0" w:lastColumn="0" w:oddVBand="0" w:evenVBand="0" w:oddHBand="1" w:evenHBand="0" w:firstRowFirstColumn="0" w:firstRowLastColumn="0" w:lastRowFirstColumn="0" w:lastRowLastColumn="0"/>
-              <w:rPr>
-                <w:sz w:val="20"/>
-                <w:szCs w:val="20"/>
-                <w:lang w:val="el-GR"/>
-              </w:rPr>
-            </w:pPr>
-          </w:p>
-          <w:p>
-            <w:pPr>
-              <w:cnfStyle w:val="000000100000" w:firstRow="0" w:lastRow="0" w:firstColumn="0" w:lastColumn="0" w:oddVBand="0" w:evenVBand="0" w:oddHBand="1" w:evenHBand="0" w:firstRowFirstColumn="0" w:firstRowLastColumn="0" w:lastRowFirstColumn="0" w:lastRowLastColumn="0"/>
-              <w:rPr>
-                <w:sz w:val="20"/>
-                <w:szCs w:val="20"/>
-                <w:lang w:val="el-GR"/>
-              </w:rPr>
-            </w:pPr>
-            <w:r>
-              <w:rPr>
-                <w:sz w:val="20"/>
-                <w:szCs w:val="20"/>
-                <w:lang w:val="el-GR"/>
-              </w:rPr>
-              <w:t xml:space="preserve">2. Ο χρήστης βρίσκεται στην οθόνη προβολής </w:t>
-            </w:r>
-            <w:r>
-              <w:rPr>
-                <w:sz w:val="20"/>
-                <w:szCs w:val="20"/>
-              </w:rPr>
-              <w:t>watchlist</w:t>
-            </w:r>
-          </w:p>
-        </w:tc>
-        <w:tc>
-          <w:tcPr>
-            <w:tcW w:w="1671" w:type="dxa"/>
-            <w:tcBorders>
-              <w:bottom w:val="nil"/>
-            </w:tcBorders>
-          </w:tcPr>
-          <w:p>
-            <w:pPr>
-              <w:cnfStyle w:val="000000100000" w:firstRow="0" w:lastRow="0" w:firstColumn="0" w:lastColumn="0" w:oddVBand="0" w:evenVBand="0" w:oddHBand="1" w:evenHBand="0" w:firstRowFirstColumn="0" w:firstRowLastColumn="0" w:lastRowFirstColumn="0" w:lastRowLastColumn="0"/>
-              <w:rPr>
-                <w:rFonts w:eastAsiaTheme="minorEastAsia"/>
-                <w:sz w:val="20"/>
-                <w:szCs w:val="20"/>
-                <w:lang w:val="el-GR" w:eastAsia="ja-JP"/>
-              </w:rPr>
-            </w:pPr>
-            <w:r>
-              <w:rPr>
-                <w:sz w:val="20"/>
-                <w:szCs w:val="20"/>
-                <w:lang w:val="el-GR"/>
-              </w:rPr>
-              <w:t xml:space="preserve">1. Ο χρήστης </w:t>
-            </w:r>
-            <w:r>
-              <w:rPr>
-                <w:sz w:val="20"/>
-                <w:szCs w:val="20"/>
-                <w:lang w:val="el-GR"/>
-              </w:rPr>
-              <w:t xml:space="preserve">επιλέγει να φτιάξει </w:t>
-            </w:r>
-            <w:r>
-              <w:rPr>
-                <w:sz w:val="20"/>
-                <w:szCs w:val="20"/>
-              </w:rPr>
-              <w:t>watchlist</w:t>
-            </w:r>
-            <w:r>
-              <w:rPr>
-                <w:sz w:val="20"/>
-                <w:szCs w:val="20"/>
-                <w:lang w:val="el-GR"/>
-              </w:rPr>
-              <w:t xml:space="preserve"> </w:t>
-            </w:r>
-            <w:r>
-              <w:rPr>
-                <w:sz w:val="20"/>
-                <w:szCs w:val="20"/>
-                <w:lang w:val="el-GR"/>
-              </w:rPr>
-              <w:t xml:space="preserve">με το </w:t>
-            </w:r>
-            <w:r>
-              <w:rPr>
-                <w:sz w:val="20"/>
-                <w:szCs w:val="20"/>
-                <w:lang w:val="el-GR"/>
-              </w:rPr>
-              <w:t>“</w:t>
-            </w:r>
-            <w:r>
-              <w:rPr>
-                <w:sz w:val="20"/>
-                <w:szCs w:val="20"/>
-              </w:rPr>
-              <w:t>Create</w:t>
-            </w:r>
-            <w:r>
-              <w:rPr>
-                <w:sz w:val="20"/>
-                <w:szCs w:val="20"/>
-                <w:lang w:val="el-GR"/>
-              </w:rPr>
-              <w:t xml:space="preserve"> </w:t>
-            </w:r>
-            <w:r>
-              <w:rPr>
-                <w:sz w:val="20"/>
-                <w:szCs w:val="20"/>
-              </w:rPr>
-              <w:t>Watchlist</w:t>
-            </w:r>
-            <w:r>
-              <w:rPr>
-                <w:sz w:val="20"/>
-                <w:szCs w:val="20"/>
-                <w:lang w:val="el-GR"/>
-              </w:rPr>
-              <w:t>”</w:t>
-            </w:r>
-            <w:r>
-              <w:rPr>
-                <w:sz w:val="20"/>
-                <w:szCs w:val="20"/>
-                <w:lang w:val="el-GR"/>
-              </w:rPr>
-              <w:br/>
-            </w:r>
-            <w:r>
-              <w:rPr>
-                <w:sz w:val="20"/>
-                <w:szCs w:val="20"/>
-                <w:lang w:val="el-GR"/>
-              </w:rPr>
-              <w:br/>
-              <w:t>2.</w:t>
-            </w:r>
-            <w:r>
-              <w:rPr>
-                <w:sz w:val="20"/>
-                <w:szCs w:val="20"/>
-                <w:lang w:val="el-GR"/>
-              </w:rPr>
-              <w:t xml:space="preserve">Ο χρήστης εισάγει </w:t>
-            </w:r>
-            <w:r>
-              <w:rPr>
-                <w:sz w:val="20"/>
-                <w:szCs w:val="20"/>
-                <w:lang w:val="el-GR"/>
-              </w:rPr>
-              <w:t>ένα</w:t>
-            </w:r>
-            <w:r>
-              <w:rPr>
-                <w:sz w:val="20"/>
-                <w:szCs w:val="20"/>
-                <w:lang w:val="el-GR"/>
-              </w:rPr>
-              <w:t xml:space="preserve"> όνομα </w:t>
-            </w:r>
-            <w:r>
-              <w:rPr>
-                <w:sz w:val="20"/>
-                <w:szCs w:val="20"/>
-              </w:rPr>
-              <w:t>watchlist</w:t>
-            </w:r>
-            <w:r>
-              <w:rPr>
-                <w:sz w:val="20"/>
-                <w:szCs w:val="20"/>
-                <w:lang w:val="el-GR"/>
-              </w:rPr>
-              <w:t xml:space="preserve"> </w:t>
-            </w:r>
-            <w:r>
-              <w:rPr>
-                <w:sz w:val="20"/>
-                <w:szCs w:val="20"/>
-                <w:lang w:val="el-GR"/>
-              </w:rPr>
-              <w:t>στο πεδίο</w:t>
-            </w:r>
-            <w:r>
-              <w:rPr>
-                <w:sz w:val="20"/>
-                <w:szCs w:val="20"/>
-                <w:lang w:val="el-GR"/>
-              </w:rPr>
-              <w:t xml:space="preserve"> που υπάρχει ήδη σε άλλο </w:t>
-            </w:r>
-            <w:r>
-              <w:rPr>
-                <w:sz w:val="20"/>
-                <w:szCs w:val="20"/>
-              </w:rPr>
-              <w:t>watchlist</w:t>
-            </w:r>
-          </w:p>
-          <w:p>
-            <w:pPr>
-              <w:cnfStyle w:val="000000100000" w:firstRow="0" w:lastRow="0" w:firstColumn="0" w:lastColumn="0" w:oddVBand="0" w:evenVBand="0" w:oddHBand="1" w:evenHBand="0" w:firstRowFirstColumn="0" w:firstRowLastColumn="0" w:lastRowFirstColumn="0" w:lastRowLastColumn="0"/>
-              <w:rPr>
-                <w:sz w:val="20"/>
-                <w:szCs w:val="20"/>
-                <w:lang w:val="el-GR"/>
-              </w:rPr>
-            </w:pPr>
-          </w:p>
-          <w:p>
-            <w:pPr>
-              <w:cnfStyle w:val="000000100000" w:firstRow="0" w:lastRow="0" w:firstColumn="0" w:lastColumn="0" w:oddVBand="0" w:evenVBand="0" w:oddHBand="1" w:evenHBand="0" w:firstRowFirstColumn="0" w:firstRowLastColumn="0" w:lastRowFirstColumn="0" w:lastRowLastColumn="0"/>
-              <w:rPr>
-                <w:sz w:val="20"/>
-                <w:szCs w:val="20"/>
-                <w:lang w:val="el-GR"/>
-              </w:rPr>
-            </w:pPr>
-          </w:p>
-        </w:tc>
-        <w:tc>
-          <w:tcPr>
-            <w:tcW w:w="1728" w:type="dxa"/>
-            <w:tcBorders>
-              <w:bottom w:val="nil"/>
-            </w:tcBorders>
-          </w:tcPr>
-          <w:p>
-            <w:pPr>
-              <w:cnfStyle w:val="000000100000" w:firstRow="0" w:lastRow="0" w:firstColumn="0" w:lastColumn="0" w:oddVBand="0" w:evenVBand="0" w:oddHBand="1" w:evenHBand="0" w:firstRowFirstColumn="0" w:firstRowLastColumn="0" w:lastRowFirstColumn="0" w:lastRowLastColumn="0"/>
-              <w:rPr>
-                <w:sz w:val="20"/>
-                <w:szCs w:val="20"/>
-                <w:lang w:val="el-GR"/>
-              </w:rPr>
-            </w:pPr>
-            <w:r>
-              <w:rPr>
-                <w:sz w:val="20"/>
-                <w:szCs w:val="20"/>
-                <w:lang w:val="el-GR"/>
-              </w:rPr>
-              <w:t xml:space="preserve">Το </w:t>
-            </w:r>
-            <w:r>
-              <w:rPr>
-                <w:sz w:val="20"/>
-                <w:szCs w:val="20"/>
-              </w:rPr>
-              <w:t>watchlist</w:t>
-            </w:r>
-            <w:r>
-              <w:rPr>
-                <w:sz w:val="20"/>
-                <w:szCs w:val="20"/>
-                <w:lang w:val="el-GR"/>
-              </w:rPr>
-              <w:t xml:space="preserve"> </w:t>
-            </w:r>
-            <w:r>
-              <w:rPr>
-                <w:sz w:val="20"/>
-                <w:szCs w:val="20"/>
-                <w:lang w:val="el-GR"/>
-              </w:rPr>
-              <w:t xml:space="preserve">δεν </w:t>
-            </w:r>
-            <w:r>
-              <w:rPr>
-                <w:sz w:val="20"/>
-                <w:szCs w:val="20"/>
-                <w:lang w:val="el-GR"/>
-              </w:rPr>
-              <w:t xml:space="preserve">δημιουργείτε και </w:t>
-            </w:r>
-            <w:r>
-              <w:rPr>
-                <w:sz w:val="20"/>
-                <w:szCs w:val="20"/>
-                <w:lang w:val="el-GR"/>
-              </w:rPr>
-              <w:t xml:space="preserve">δεν </w:t>
-            </w:r>
-            <w:r>
-              <w:rPr>
-                <w:sz w:val="20"/>
-                <w:szCs w:val="20"/>
-                <w:lang w:val="el-GR"/>
-              </w:rPr>
-              <w:t>μπορεί να προβληθεί από τον χρήστη.</w:t>
-            </w:r>
-          </w:p>
-        </w:tc>
-        <w:tc>
-          <w:tcPr>
-            <w:tcW w:w="1832" w:type="dxa"/>
-            <w:tcBorders>
-              <w:bottom w:val="nil"/>
-            </w:tcBorders>
-          </w:tcPr>
-          <w:p>
-            <w:pPr>
-              <w:cnfStyle w:val="000000100000" w:firstRow="0" w:lastRow="0" w:firstColumn="0" w:lastColumn="0" w:oddVBand="0" w:evenVBand="0" w:oddHBand="1" w:evenHBand="0" w:firstRowFirstColumn="0" w:firstRowLastColumn="0" w:lastRowFirstColumn="0" w:lastRowLastColumn="0"/>
-              <w:rPr>
-                <w:sz w:val="20"/>
-                <w:szCs w:val="20"/>
-                <w:lang w:val="el-GR"/>
-              </w:rPr>
-            </w:pPr>
-            <w:r>
-              <w:rPr>
-                <w:sz w:val="20"/>
-                <w:szCs w:val="20"/>
-                <w:lang w:val="el-GR"/>
-              </w:rPr>
-              <w:t xml:space="preserve">Το </w:t>
-            </w:r>
-            <w:r>
-              <w:rPr>
-                <w:sz w:val="20"/>
-                <w:szCs w:val="20"/>
-              </w:rPr>
-              <w:t>watchlist</w:t>
-            </w:r>
-            <w:r>
-              <w:rPr>
-                <w:sz w:val="20"/>
-                <w:szCs w:val="20"/>
-                <w:lang w:val="el-GR"/>
-              </w:rPr>
-              <w:t xml:space="preserve"> </w:t>
-            </w:r>
-            <w:r>
-              <w:rPr>
-                <w:sz w:val="20"/>
-                <w:szCs w:val="20"/>
-                <w:lang w:val="el-GR"/>
-              </w:rPr>
-              <w:t>δημιουργείτε και μπορεί να  προβληθεί από τον χρήστη.</w:t>
-            </w:r>
-          </w:p>
-        </w:tc>
-        <w:tc>
-          <w:tcPr>
-            <w:tcW w:w="1461" w:type="dxa"/>
-            <w:tcBorders>
+              <w:top w:val="nil"/>
               <w:bottom w:val="nil"/>
             </w:tcBorders>
           </w:tcPr>
@@ -26747,7 +26570,7 @@
     </w:tbl>
     <w:p/>
     <w:sectPr>
-      <w:footerReference w:type="default" r:id="rId17"/>
+      <w:footerReference w:type="default" r:id="rId19"/>
       <w:pgSz w:w="12240" w:h="15840"/>
       <w:pgMar w:top="1440" w:right="1440" w:bottom="1440" w:left="1440" w:header="720" w:footer="720" w:gutter="0"/>
       <w:pgNumType w:start="0"/>
